--- a/Trabajo_Final/Trabajo Final R1-BORQUEZ-RAYES.docx
+++ b/Trabajo_Final/Trabajo Final R1-BORQUEZ-RAYES.docx
@@ -1,40 +1,14 @@
 
 <file path=word/document.xml><?xml version="1.0" encoding="utf-8"?>
-<w:document xmlns:wpc="http://schemas.microsoft.com/office/word/2010/wordprocessingCanvas" xmlns:cx="http://schemas.microsoft.com/office/drawing/2014/chartex" xmlns:mc="http://schemas.openxmlformats.org/markup-compatibility/2006" xmlns:o="urn:schemas-microsoft-com:office:office" xmlns:r="http://schemas.openxmlformats.org/officeDocument/2006/relationships" xmlns:m="http://schemas.openxmlformats.org/officeDocument/2006/math" xmlns:v="urn:schemas-microsoft-com:vml" xmlns:wp14="http://schemas.microsoft.com/office/word/2010/wordprocessingDrawing" xmlns:wp="http://schemas.openxmlformats.org/drawingml/2006/wordprocessingDrawing" xmlns:w10="urn:schemas-microsoft-com:office:word" xmlns:w="http://schemas.openxmlformats.org/wordprocessingml/2006/main" xmlns:w14="http://schemas.microsoft.com/office/word/2010/wordml" xmlns:w15="http://schemas.microsoft.com/office/word/2012/wordml" xmlns:w16se="http://schemas.microsoft.com/office/word/2015/wordml/symex" xmlns:wpg="http://schemas.microsoft.com/office/word/2010/wordprocessingGroup" xmlns:wpi="http://schemas.microsoft.com/office/word/2010/wordprocessingInk" xmlns:wne="http://schemas.microsoft.com/office/word/2006/wordml" xmlns:wps="http://schemas.microsoft.com/office/word/2010/wordprocessingShape" mc:Ignorable="w14 w15 w16se wp14">
+<w:document xmlns:wpc="http://schemas.microsoft.com/office/word/2010/wordprocessingCanvas" xmlns:mc="http://schemas.openxmlformats.org/markup-compatibility/2006" xmlns:o="urn:schemas-microsoft-com:office:office" xmlns:r="http://schemas.openxmlformats.org/officeDocument/2006/relationships" xmlns:m="http://schemas.openxmlformats.org/officeDocument/2006/math" xmlns:v="urn:schemas-microsoft-com:vml" xmlns:wp14="http://schemas.microsoft.com/office/word/2010/wordprocessingDrawing" xmlns:wp="http://schemas.openxmlformats.org/drawingml/2006/wordprocessingDrawing" xmlns:w10="urn:schemas-microsoft-com:office:word" xmlns:w="http://schemas.openxmlformats.org/wordprocessingml/2006/main" xmlns:w14="http://schemas.microsoft.com/office/word/2010/wordml" xmlns:w15="http://schemas.microsoft.com/office/word/2012/wordml" xmlns:wpg="http://schemas.microsoft.com/office/word/2010/wordprocessingGroup" xmlns:wpi="http://schemas.microsoft.com/office/word/2010/wordprocessingInk" xmlns:wne="http://schemas.microsoft.com/office/word/2006/wordml" xmlns:wps="http://schemas.microsoft.com/office/word/2010/wordprocessingShape" mc:Ignorable="w14 w15 wp14">
   <w:body>
-    <w:p>
-      <w:pPr>
-        <w:jc w:val="center"/>
-        <w:rPr>
-          <w:b/>
-          <w:lang w:val="es-ES"/>
-        </w:rPr>
-      </w:pPr>
-    </w:p>
-    <w:p>
-      <w:pPr>
-        <w:jc w:val="center"/>
-        <w:rPr>
-          <w:b/>
-          <w:sz w:val="96"/>
-          <w:lang w:val="es-ES"/>
-        </w:rPr>
-      </w:pPr>
-      <w:r>
-        <w:rPr>
-          <w:b/>
-          <w:sz w:val="96"/>
-          <w:lang w:val="es-ES"/>
-        </w:rPr>
-        <w:t>ROBÓTICA I</w:t>
-      </w:r>
-    </w:p>
     <w:p>
       <w:pPr>
         <w:jc w:val="center"/>
         <w:rPr>
           <w:b/>
           <w:sz w:val="72"/>
+          <w:szCs w:val="72"/>
           <w:lang w:val="es-ES"/>
         </w:rPr>
       </w:pPr>
@@ -42,17 +16,10 @@
         <w:rPr>
           <w:b/>
           <w:sz w:val="72"/>
-          <w:lang w:val="es-ES"/>
-        </w:rPr>
-        <w:t>Trabajo</w:t>
-      </w:r>
-      <w:r>
-        <w:rPr>
-          <w:b/>
-          <w:sz w:val="72"/>
-          <w:lang w:val="es-ES"/>
-        </w:rPr>
-        <w:t xml:space="preserve"> Final</w:t>
+          <w:szCs w:val="72"/>
+          <w:lang w:val="es-ES"/>
+        </w:rPr>
+        <w:t>ROBÓTICA I</w:t>
       </w:r>
     </w:p>
     <w:p>
@@ -66,18 +33,19 @@
       <w:r>
         <w:rPr>
           <w:noProof/>
+          <w:lang w:val="es-AR" w:eastAsia="es-AR"/>
         </w:rPr>
         <w:drawing>
           <wp:anchor distT="0" distB="0" distL="114300" distR="114300" simplePos="0" relativeHeight="251661312" behindDoc="0" locked="0" layoutInCell="1" allowOverlap="1" wp14:anchorId="2AFF95CA" wp14:editId="2A222865">
             <wp:simplePos x="0" y="0"/>
             <wp:positionH relativeFrom="margin">
-              <wp:align>center</wp:align>
+              <wp:posOffset>2002155</wp:posOffset>
             </wp:positionH>
             <wp:positionV relativeFrom="paragraph">
-              <wp:posOffset>325755</wp:posOffset>
+              <wp:posOffset>35560</wp:posOffset>
             </wp:positionV>
-            <wp:extent cx="2518172" cy="2984500"/>
-            <wp:effectExtent l="0" t="0" r="0" b="6350"/>
+            <wp:extent cx="1890584" cy="2240692"/>
+            <wp:effectExtent l="0" t="0" r="0" b="7620"/>
             <wp:wrapNone/>
             <wp:docPr id="3" name="Imagen 3" descr="https://blogger.googleusercontent.com/img/b/R29vZ2xl/AVvXsEhhXHvCiqIqwKZwi4AgOW3msoR69XaU5F-4A3oQ-hK5enOO0nsEKDmB-jcthCyXwKQXop9cfahsIpNv55eTYLdaBY6XrUTYkKWGRFaKeB5Fzbi6zu1VnVQR2zmzUSTDXzJuP4CWWzGJ8Ro/w338-h400/Escudo_uncuyo.jpg"/>
             <wp:cNvGraphicFramePr>
@@ -108,7 +76,7 @@
                   <pic:spPr bwMode="auto">
                     <a:xfrm>
                       <a:off x="0" y="0"/>
-                      <a:ext cx="2518172" cy="2984500"/>
+                      <a:ext cx="1890584" cy="2240692"/>
                     </a:xfrm>
                     <a:prstGeom prst="rect">
                       <a:avLst/>
@@ -193,6 +161,95 @@
     </w:p>
     <w:p>
       <w:pPr>
+        <w:jc w:val="center"/>
+        <w:rPr>
+          <w:sz w:val="36"/>
+          <w:szCs w:val="36"/>
+          <w:lang w:val="es-ES"/>
+        </w:rPr>
+      </w:pPr>
+      <w:r>
+        <w:rPr>
+          <w:sz w:val="36"/>
+          <w:szCs w:val="36"/>
+          <w:lang w:val="es-ES"/>
+        </w:rPr>
+        <w:t>Trabajo Final</w:t>
+      </w:r>
+    </w:p>
+    <w:p>
+      <w:pPr>
+        <w:jc w:val="center"/>
+        <w:rPr>
+          <w:sz w:val="36"/>
+          <w:szCs w:val="36"/>
+          <w:lang w:val="es-ES"/>
+        </w:rPr>
+      </w:pPr>
+      <w:r>
+        <w:rPr>
+          <w:sz w:val="36"/>
+          <w:szCs w:val="36"/>
+          <w:lang w:val="es-ES"/>
+        </w:rPr>
+        <w:t>An</w:t>
+      </w:r>
+      <w:r>
+        <w:rPr>
+          <w:sz w:val="36"/>
+          <w:szCs w:val="36"/>
+          <w:lang w:val="es-ES"/>
+        </w:rPr>
+        <w:t>álisis C</w:t>
+      </w:r>
+      <w:r>
+        <w:rPr>
+          <w:sz w:val="36"/>
+          <w:szCs w:val="36"/>
+          <w:lang w:val="es-ES"/>
+        </w:rPr>
+        <w:t>inem</w:t>
+      </w:r>
+      <w:r>
+        <w:rPr>
+          <w:sz w:val="36"/>
+          <w:szCs w:val="36"/>
+          <w:lang w:val="es-ES"/>
+        </w:rPr>
+        <w:t xml:space="preserve">ático de robot UR10e para </w:t>
+      </w:r>
+      <w:r>
+        <w:rPr>
+          <w:sz w:val="36"/>
+          <w:szCs w:val="36"/>
+          <w:lang w:val="es-ES"/>
+        </w:rPr>
+        <w:t>manipulación de Pastillas Radioactivas</w:t>
+      </w:r>
+    </w:p>
+    <w:p>
+      <w:pPr>
+        <w:ind w:left="426" w:right="1019" w:firstLine="851"/>
+        <w:jc w:val="center"/>
+        <w:rPr>
+          <w:sz w:val="36"/>
+          <w:szCs w:val="36"/>
+          <w:lang w:val="es-ES"/>
+        </w:rPr>
+      </w:pPr>
+    </w:p>
+    <w:p>
+      <w:pPr>
+        <w:ind w:right="1019"/>
+        <w:rPr>
+          <w:sz w:val="36"/>
+          <w:szCs w:val="36"/>
+          <w:lang w:val="es-ES"/>
+        </w:rPr>
+      </w:pPr>
+    </w:p>
+    <w:p>
+      <w:pPr>
         <w:rPr>
           <w:b/>
           <w:sz w:val="32"/>
@@ -200,25 +257,125 @@
           <w:lang w:val="es-ES"/>
         </w:rPr>
       </w:pPr>
-    </w:p>
-    <w:p>
-      <w:pPr>
+      <w:r>
         <w:rPr>
           <w:b/>
           <w:sz w:val="32"/>
           <w:szCs w:val="48"/>
           <w:lang w:val="es-ES"/>
         </w:rPr>
-      </w:pPr>
-    </w:p>
-    <w:p>
-      <w:pPr>
+        <w:t>Profesores</w:t>
+      </w:r>
+      <w:r>
         <w:rPr>
           <w:b/>
           <w:sz w:val="32"/>
           <w:szCs w:val="48"/>
           <w:lang w:val="es-ES"/>
         </w:rPr>
+        <w:t>:</w:t>
+      </w:r>
+    </w:p>
+    <w:p>
+      <w:pPr>
+        <w:tabs>
+          <w:tab w:val="left" w:pos="709"/>
+        </w:tabs>
+        <w:rPr>
+          <w:sz w:val="32"/>
+          <w:szCs w:val="48"/>
+          <w:lang w:val="es-ES"/>
+        </w:rPr>
+      </w:pPr>
+      <w:r>
+        <w:rPr>
+          <w:sz w:val="32"/>
+          <w:szCs w:val="48"/>
+          <w:u w:val="single"/>
+          <w:lang w:val="es-ES"/>
+        </w:rPr>
+        <w:t>Profesora responsable de la cátedra</w:t>
+      </w:r>
+      <w:r>
+        <w:rPr>
+          <w:sz w:val="32"/>
+          <w:szCs w:val="48"/>
+          <w:lang w:val="es-ES"/>
+        </w:rPr>
+        <w:t xml:space="preserve">: </w:t>
+      </w:r>
+      <w:r>
+        <w:rPr>
+          <w:sz w:val="32"/>
+          <w:szCs w:val="48"/>
+          <w:lang w:val="es-ES"/>
+        </w:rPr>
+        <w:t>DÍAZ BACA, Carolina</w:t>
+      </w:r>
+    </w:p>
+    <w:p>
+      <w:pPr>
+        <w:tabs>
+          <w:tab w:val="left" w:pos="709"/>
+        </w:tabs>
+        <w:rPr>
+          <w:sz w:val="32"/>
+          <w:szCs w:val="48"/>
+          <w:lang w:val="es-ES"/>
+        </w:rPr>
+      </w:pPr>
+      <w:r>
+        <w:rPr>
+          <w:sz w:val="32"/>
+          <w:szCs w:val="48"/>
+          <w:u w:val="single"/>
+          <w:lang w:val="es-ES"/>
+        </w:rPr>
+        <w:t>Jefe de trabajos Prácticos</w:t>
+      </w:r>
+      <w:r>
+        <w:rPr>
+          <w:sz w:val="32"/>
+          <w:szCs w:val="48"/>
+          <w:lang w:val="es-ES"/>
+        </w:rPr>
+        <w:t xml:space="preserve">: </w:t>
+      </w:r>
+      <w:r>
+        <w:rPr>
+          <w:sz w:val="32"/>
+          <w:szCs w:val="48"/>
+          <w:lang w:val="es-ES"/>
+        </w:rPr>
+        <w:t>SANCHEZ</w:t>
+      </w:r>
+      <w:r>
+        <w:rPr>
+          <w:sz w:val="32"/>
+          <w:szCs w:val="48"/>
+          <w:lang w:val="es-ES"/>
+        </w:rPr>
+        <w:t xml:space="preserve"> FERREYRA</w:t>
+      </w:r>
+      <w:r>
+        <w:rPr>
+          <w:sz w:val="32"/>
+          <w:szCs w:val="48"/>
+          <w:lang w:val="es-ES"/>
+        </w:rPr>
+        <w:t>, Eric</w:t>
+      </w:r>
+    </w:p>
+    <w:p>
+      <w:pPr>
+        <w:tabs>
+          <w:tab w:val="left" w:pos="709"/>
+        </w:tabs>
+        <w:rPr>
+          <w:sz w:val="32"/>
+          <w:szCs w:val="48"/>
+          <w:lang w:val="es-ES"/>
+        </w:rPr>
       </w:pPr>
     </w:p>
     <w:p>
@@ -230,106 +387,154 @@
           <w:lang w:val="es-ES"/>
         </w:rPr>
       </w:pPr>
-    </w:p>
-    <w:p>
-      <w:pPr>
+      <w:r>
         <w:rPr>
           <w:b/>
           <w:sz w:val="32"/>
           <w:szCs w:val="48"/>
           <w:lang w:val="es-ES"/>
         </w:rPr>
-      </w:pPr>
-    </w:p>
-    <w:p>
-      <w:pPr>
+        <w:t>Alumnos</w:t>
+      </w:r>
+      <w:r>
         <w:rPr>
           <w:b/>
           <w:sz w:val="32"/>
           <w:szCs w:val="48"/>
           <w:lang w:val="es-ES"/>
         </w:rPr>
-      </w:pPr>
-      <w:r>
-        <w:rPr>
-          <w:b/>
+        <w:t>:</w:t>
+      </w:r>
+    </w:p>
+    <w:p>
+      <w:pPr>
+        <w:pStyle w:val="Prrafodelista"/>
+        <w:numPr>
+          <w:ilvl w:val="0"/>
+          <w:numId w:val="5"/>
+        </w:numPr>
+        <w:tabs>
+          <w:tab w:val="left" w:pos="5529"/>
+        </w:tabs>
+        <w:rPr>
           <w:sz w:val="32"/>
           <w:szCs w:val="48"/>
           <w:lang w:val="es-ES"/>
         </w:rPr>
-        <w:t>Profesores</w:t>
-      </w:r>
-    </w:p>
-    <w:p>
-      <w:pPr>
+      </w:pPr>
+      <w:r>
         <w:rPr>
           <w:sz w:val="32"/>
           <w:szCs w:val="48"/>
           <w:lang w:val="es-ES"/>
         </w:rPr>
-      </w:pPr>
+        <w:t>BORQUEZ PEREZ, Juan Manuel</w:t>
+      </w:r>
       <w:r>
         <w:rPr>
           <w:sz w:val="32"/>
           <w:szCs w:val="48"/>
           <w:lang w:val="es-ES"/>
         </w:rPr>
-        <w:t>DÍAZ</w:t>
-      </w:r>
-      <w:r>
+        <w:tab/>
+        <w:t>13567</w:t>
+      </w:r>
+    </w:p>
+    <w:p>
+      <w:pPr>
+        <w:pStyle w:val="Prrafodelista"/>
+        <w:numPr>
+          <w:ilvl w:val="0"/>
+          <w:numId w:val="5"/>
+        </w:numPr>
+        <w:tabs>
+          <w:tab w:val="left" w:pos="5529"/>
+        </w:tabs>
         <w:rPr>
           <w:sz w:val="32"/>
           <w:szCs w:val="48"/>
           <w:lang w:val="es-ES"/>
         </w:rPr>
-        <w:t xml:space="preserve"> BACA</w:t>
-      </w:r>
+      </w:pPr>
       <w:r>
         <w:rPr>
           <w:sz w:val="32"/>
           <w:szCs w:val="48"/>
           <w:lang w:val="es-ES"/>
         </w:rPr>
-        <w:t>, Carolina</w:t>
-      </w:r>
-    </w:p>
-    <w:p>
-      <w:pPr>
+        <w:t>RAYES CANO, Julián Andrés</w:t>
+      </w:r>
+      <w:r>
         <w:rPr>
           <w:sz w:val="32"/>
           <w:szCs w:val="48"/>
           <w:lang w:val="es-ES"/>
         </w:rPr>
-      </w:pPr>
+        <w:tab/>
+      </w:r>
       <w:r>
         <w:rPr>
           <w:sz w:val="32"/>
           <w:szCs w:val="48"/>
           <w:lang w:val="es-ES"/>
         </w:rPr>
-        <w:t>SANCHEZ</w:t>
-      </w:r>
-      <w:r>
+        <w:t>13256</w:t>
+      </w:r>
+    </w:p>
+    <w:p>
+      <w:pPr>
+        <w:pStyle w:val="Prrafodelista"/>
+        <w:tabs>
+          <w:tab w:val="left" w:pos="5529"/>
+        </w:tabs>
         <w:rPr>
           <w:sz w:val="32"/>
           <w:szCs w:val="48"/>
           <w:lang w:val="es-ES"/>
         </w:rPr>
-        <w:t xml:space="preserve"> FERREYRA</w:t>
-      </w:r>
-      <w:r>
+      </w:pPr>
+    </w:p>
+    <w:p>
+      <w:pPr>
+        <w:pStyle w:val="Prrafodelista"/>
+        <w:tabs>
+          <w:tab w:val="left" w:pos="5529"/>
+        </w:tabs>
         <w:rPr>
           <w:sz w:val="32"/>
           <w:szCs w:val="48"/>
           <w:lang w:val="es-ES"/>
         </w:rPr>
-        <w:t>, Eric</w:t>
-      </w:r>
-    </w:p>
-    <w:p>
-      <w:pPr>
-        <w:rPr>
-          <w:b/>
+      </w:pPr>
+    </w:p>
+    <w:p>
+      <w:pPr>
+        <w:tabs>
+          <w:tab w:val="left" w:pos="5529"/>
+        </w:tabs>
+        <w:jc w:val="center"/>
+        <w:rPr>
+          <w:sz w:val="32"/>
+          <w:szCs w:val="32"/>
+          <w:lang w:val="es-ES"/>
+        </w:rPr>
+      </w:pPr>
+      <w:r>
+        <w:rPr>
+          <w:sz w:val="32"/>
+          <w:szCs w:val="32"/>
+          <w:lang w:val="es-ES"/>
+        </w:rPr>
+        <w:t>Ingeniería en Mecatrónica – Facultad de Ingeniería</w:t>
+      </w:r>
+    </w:p>
+    <w:p>
+      <w:pPr>
+        <w:tabs>
+          <w:tab w:val="left" w:pos="5529"/>
+        </w:tabs>
+        <w:jc w:val="center"/>
+        <w:rPr>
           <w:sz w:val="32"/>
           <w:szCs w:val="48"/>
           <w:lang w:val="es-ES"/>
@@ -337,99 +542,36 @@
       </w:pPr>
       <w:r>
         <w:rPr>
-          <w:b/>
           <w:sz w:val="32"/>
           <w:szCs w:val="48"/>
           <w:lang w:val="es-ES"/>
         </w:rPr>
-        <w:t>Alumnos</w:t>
-      </w:r>
-    </w:p>
-    <w:p>
-      <w:pPr>
+        <w:t xml:space="preserve">Año </w:t>
+      </w:r>
+      <w:r>
         <w:rPr>
           <w:sz w:val="32"/>
           <w:szCs w:val="48"/>
           <w:lang w:val="es-ES"/>
         </w:rPr>
-      </w:pPr>
+        <w:t>2024</w:t>
+      </w:r>
       <w:r>
         <w:rPr>
           <w:sz w:val="32"/>
           <w:szCs w:val="48"/>
           <w:lang w:val="es-ES"/>
         </w:rPr>
-        <w:t>BORQUEZ PEREZ, Juan Manuel</w:t>
-      </w:r>
-    </w:p>
-    <w:p>
-      <w:pPr>
-        <w:rPr>
-          <w:sz w:val="32"/>
-          <w:szCs w:val="48"/>
-          <w:lang w:val="es-ES"/>
-        </w:rPr>
-      </w:pPr>
-      <w:r>
-        <w:rPr>
-          <w:sz w:val="32"/>
-          <w:szCs w:val="48"/>
-          <w:lang w:val="es-ES"/>
-        </w:rPr>
-        <w:t>RAYES CANO, Julián Andrés</w:t>
-      </w:r>
-    </w:p>
-    <w:p>
-      <w:pPr>
-        <w:rPr>
-          <w:b/>
-          <w:sz w:val="32"/>
-          <w:szCs w:val="48"/>
-          <w:lang w:val="es-ES"/>
-        </w:rPr>
-      </w:pPr>
-      <w:r>
-        <w:rPr>
-          <w:b/>
-          <w:sz w:val="32"/>
-          <w:szCs w:val="48"/>
-          <w:lang w:val="es-ES"/>
-        </w:rPr>
-        <w:t xml:space="preserve">Ingeniería en Mecatrónica </w:t>
-      </w:r>
-      <w:r>
-        <w:rPr>
-          <w:b/>
-          <w:sz w:val="32"/>
-          <w:szCs w:val="48"/>
-          <w:lang w:val="es-ES"/>
-        </w:rPr>
-        <w:t>–</w:t>
-      </w:r>
-      <w:r>
-        <w:rPr>
-          <w:b/>
-          <w:sz w:val="32"/>
-          <w:szCs w:val="48"/>
-          <w:lang w:val="es-ES"/>
-        </w:rPr>
-        <w:t xml:space="preserve"> </w:t>
-      </w:r>
-      <w:proofErr w:type="spellStart"/>
-      <w:r>
-        <w:rPr>
-          <w:b/>
-          <w:sz w:val="32"/>
-          <w:szCs w:val="48"/>
-          <w:lang w:val="es-ES"/>
-        </w:rPr>
-        <w:t>UNCuyo</w:t>
-      </w:r>
-      <w:proofErr w:type="spellEnd"/>
+        <w:br w:type="page"/>
+      </w:r>
     </w:p>
     <w:sdt>
       <w:sdtPr>
         <w:rPr>
+          <w:rFonts w:ascii="Cambria Math" w:eastAsiaTheme="minorHAnsi" w:hAnsi="Cambria Math" w:cstheme="minorBidi"/>
+          <w:color w:val="auto"/>
+          <w:sz w:val="24"/>
+          <w:szCs w:val="22"/>
           <w:lang w:val="es-ES"/>
         </w:rPr>
         <w:id w:val="-315501416"/>
@@ -440,22 +582,19 @@
       </w:sdtPr>
       <w:sdtEndPr>
         <w:rPr>
-          <w:rFonts w:ascii="Cambria Math" w:eastAsiaTheme="minorHAnsi" w:hAnsi="Cambria Math" w:cstheme="minorBidi"/>
           <w:b/>
           <w:bCs/>
-          <w:color w:val="auto"/>
-          <w:sz w:val="24"/>
-          <w:szCs w:val="22"/>
         </w:rPr>
       </w:sdtEndPr>
       <w:sdtContent>
         <w:p>
           <w:pPr>
-            <w:pStyle w:val="TtuloTDC"/>
+            <w:pStyle w:val="TtulodeTDC"/>
             <w:rPr>
               <w:rFonts w:ascii="Cambria Math" w:hAnsi="Cambria Math"/>
               <w:b/>
               <w:color w:val="auto"/>
+              <w:lang w:val="es-AR"/>
             </w:rPr>
           </w:pPr>
           <w:r>
@@ -2344,6 +2483,7 @@
         <w:rPr>
           <w:lang w:val="es-ES"/>
         </w:rPr>
+        <w:lastRenderedPageBreak/>
         <w:br w:type="page"/>
       </w:r>
     </w:p>
@@ -2360,12 +2500,40 @@
           <w:lang w:val="es-ES"/>
         </w:rPr>
         <w:lastRenderedPageBreak/>
+        <w:t>1.</w:t>
+      </w:r>
+      <w:r>
+        <w:rPr>
+          <w:lang w:val="es-ES"/>
+        </w:rPr>
+        <w:tab/>
+      </w:r>
+      <w:r>
+        <w:rPr>
+          <w:lang w:val="es-ES"/>
+        </w:rPr>
         <w:t>Resumen</w:t>
       </w:r>
       <w:bookmarkEnd w:id="0"/>
     </w:p>
     <w:p>
       <w:pPr>
+        <w:rPr>
+          <w:rFonts w:eastAsiaTheme="majorEastAsia" w:cstheme="majorBidi"/>
+          <w:sz w:val="32"/>
+          <w:szCs w:val="32"/>
+          <w:lang w:val="es-ES"/>
+        </w:rPr>
+      </w:pPr>
+      <w:r>
+        <w:rPr>
+          <w:lang w:val="es-ES"/>
+        </w:rPr>
+        <w:br w:type="page"/>
+      </w:r>
+    </w:p>
+    <w:p>
+      <w:pPr>
         <w:pStyle w:val="Ttulo1"/>
         <w:rPr>
           <w:lang w:val="es-ES"/>
@@ -2376,57 +2544,1122 @@
         <w:rPr>
           <w:lang w:val="es-ES"/>
         </w:rPr>
+        <w:lastRenderedPageBreak/>
+        <w:t xml:space="preserve">2. </w:t>
+      </w:r>
+      <w:r>
+        <w:rPr>
+          <w:lang w:val="es-ES"/>
+        </w:rPr>
+        <w:tab/>
+      </w:r>
+      <w:r>
+        <w:rPr>
+          <w:lang w:val="es-ES"/>
+        </w:rPr>
         <w:t>Introducción</w:t>
       </w:r>
       <w:bookmarkEnd w:id="1"/>
     </w:p>
     <w:p>
       <w:pPr>
+        <w:spacing w:before="240"/>
+        <w:ind w:firstLine="284"/>
+        <w:rPr>
+          <w:lang w:val="es-ES"/>
+        </w:rPr>
+      </w:pPr>
+      <w:r>
+        <w:rPr>
+          <w:lang w:val="es-ES"/>
+        </w:rPr>
+        <w:t>En este trabajo se presenta un análi</w:t>
+      </w:r>
+      <w:r>
+        <w:rPr>
+          <w:lang w:val="es-ES"/>
+        </w:rPr>
+        <w:t>sis de la cinemática del robot UR10e</w:t>
+      </w:r>
+      <w:r>
+        <w:rPr>
+          <w:lang w:val="es-ES"/>
+        </w:rPr>
+        <w:t xml:space="preserve"> de Universal Robots®, utilizado para la manipulación de pastillas radiactivas desde un contenedor hasta una máquina de gammagrafía</w:t>
+      </w:r>
+      <w:r>
+        <w:rPr>
+          <w:lang w:val="es-ES"/>
+        </w:rPr>
+        <w:t xml:space="preserve"> </w:t>
+      </w:r>
+      <w:r>
+        <w:rPr>
+          <w:lang w:val="es-ES"/>
+        </w:rPr>
+        <w:t>portátil</w:t>
+      </w:r>
+      <w:r>
+        <w:rPr>
+          <w:lang w:val="es-ES"/>
+        </w:rPr>
+        <w:t xml:space="preserve"> utilizada en radiografía industrial</w:t>
+      </w:r>
+      <w:r>
+        <w:rPr>
+          <w:lang w:val="es-ES"/>
+        </w:rPr>
+        <w:t>, con el objetivo de preparar esta última para su operación. La implementación de un robot en esta tarea es ideal, ya que minimiza los riesgos de exposición a la radiación asociados a la manipulación manual, incrementando la precisión y reduciendo t</w:t>
+      </w:r>
+      <w:r>
+        <w:rPr>
+          <w:lang w:val="es-ES"/>
+        </w:rPr>
+        <w:t>iempos de exposición. El UR10e</w:t>
+      </w:r>
+      <w:r>
+        <w:rPr>
+          <w:lang w:val="es-ES"/>
+        </w:rPr>
+        <w:t xml:space="preserve"> fue seleccionado por su versatilidad, simplicidad de mont</w:t>
+      </w:r>
+      <w:r>
+        <w:rPr>
+          <w:lang w:val="es-ES"/>
+        </w:rPr>
+        <w:t>aje y facilidad de programación, considerando además su alcance y capacidades de carga</w:t>
+      </w:r>
+      <w:r>
+        <w:rPr>
+          <w:lang w:val="es-ES"/>
+        </w:rPr>
+        <w:t>.</w:t>
+      </w:r>
+    </w:p>
+    <w:p>
+      <w:pPr>
+        <w:spacing w:before="240"/>
+        <w:ind w:firstLine="284"/>
+        <w:rPr>
+          <w:lang w:val="es-ES"/>
+        </w:rPr>
+      </w:pPr>
+      <w:r>
+        <w:rPr>
+          <w:lang w:val="es-ES"/>
+        </w:rPr>
+        <w:t xml:space="preserve">El estudio se enfoca inicialmente en definir la aplicación y el diseño de la celda robótica. Se utiliza la convención de </w:t>
+      </w:r>
+      <w:proofErr w:type="spellStart"/>
+      <w:r>
+        <w:rPr>
+          <w:lang w:val="es-ES"/>
+        </w:rPr>
+        <w:t>Denavit-Hartenberg</w:t>
+      </w:r>
+      <w:proofErr w:type="spellEnd"/>
+      <w:r>
+        <w:rPr>
+          <w:lang w:val="es-ES"/>
+        </w:rPr>
+        <w:t xml:space="preserve"> para modelar el rob</w:t>
+      </w:r>
+      <w:r>
+        <w:rPr>
+          <w:lang w:val="es-ES"/>
+        </w:rPr>
+        <w:t>ot a partir de los datos de su de las hojas técnicas</w:t>
+      </w:r>
+      <w:r>
+        <w:rPr>
+          <w:lang w:val="es-ES"/>
+        </w:rPr>
+        <w:t xml:space="preserve">. A continuación, se examina la cinemática directa y se desarrollan las ecuaciones de cinemática inversa considerando las especificidades de este modelo. Posteriormente, se analizan las relaciones de velocidad entre los espacios articular y cartesiano, poniendo especial atención en las condiciones de singularidad. Finalmente, se aborda la planificación y generación de trayectorias, explorando métodos de interpolación y aproximación aplicables a cada tramo de </w:t>
+      </w:r>
+      <w:r>
+        <w:rPr>
+          <w:lang w:val="es-ES"/>
+        </w:rPr>
+        <w:t>movimiento.</w:t>
+      </w:r>
+    </w:p>
+    <w:p>
+      <w:pPr>
         <w:pStyle w:val="Ttulo1"/>
         <w:rPr>
           <w:lang w:val="es-ES"/>
         </w:rPr>
       </w:pPr>
-      <w:bookmarkStart w:id="2" w:name="_Toc181286742"/>
-      <w:r>
-        <w:rPr>
-          <w:lang w:val="es-ES"/>
-        </w:rPr>
-        <w:t>Presentación Técnica</w:t>
+      <w:r>
+        <w:rPr>
+          <w:lang w:val="es-ES"/>
+        </w:rPr>
+        <w:t>3.</w:t>
+      </w:r>
+      <w:r>
+        <w:rPr>
+          <w:lang w:val="es-ES"/>
+        </w:rPr>
+        <w:tab/>
+        <w:t>Descripción de la Aplicación</w:t>
+      </w:r>
+    </w:p>
+    <w:p>
+      <w:pPr>
+        <w:spacing w:before="240"/>
+        <w:ind w:firstLine="284"/>
+        <w:rPr>
+          <w:lang w:val="es-ES"/>
+        </w:rPr>
+      </w:pPr>
+      <w:r>
+        <w:rPr>
+          <w:lang w:val="es-ES"/>
+        </w:rPr>
+        <w:t>E</w:t>
+      </w:r>
+      <w:r>
+        <w:rPr>
+          <w:lang w:val="es-ES"/>
+        </w:rPr>
+        <w:t>l objetivo</w:t>
+      </w:r>
+      <w:r>
+        <w:rPr>
+          <w:lang w:val="es-ES"/>
+        </w:rPr>
+        <w:t xml:space="preserve"> de la aplicación es el armado de una máquina de gammagrafía portátil con una pastilla cilíndrica de material radiactivo.</w:t>
+      </w:r>
+    </w:p>
+    <w:p>
+      <w:pPr>
+        <w:pStyle w:val="Ttulo2"/>
+        <w:rPr>
+          <w:lang w:val="es-ES"/>
+        </w:rPr>
+      </w:pPr>
+      <w:r>
+        <w:rPr>
+          <w:lang w:val="es-ES"/>
+        </w:rPr>
+        <w:t>3.1.</w:t>
+      </w:r>
+      <w:r>
+        <w:rPr>
+          <w:lang w:val="es-ES"/>
+        </w:rPr>
+        <w:tab/>
+      </w:r>
+      <w:r>
+        <w:rPr>
+          <w:lang w:val="es-ES"/>
+        </w:rPr>
+        <w:t>Descripci</w:t>
+      </w:r>
+      <w:r>
+        <w:rPr>
+          <w:lang w:val="es-ES"/>
+        </w:rPr>
+        <w:t xml:space="preserve">ón del </w:t>
+      </w:r>
+      <w:proofErr w:type="spellStart"/>
+      <w:r>
+        <w:rPr>
+          <w:lang w:val="es-ES"/>
+        </w:rPr>
+        <w:t>L</w:t>
+      </w:r>
+      <w:r>
+        <w:rPr>
+          <w:lang w:val="es-ES"/>
+        </w:rPr>
+        <w:t>ayout</w:t>
+      </w:r>
+      <w:proofErr w:type="spellEnd"/>
+      <w:r>
+        <w:rPr>
+          <w:lang w:val="es-ES"/>
+        </w:rPr>
+        <w:t xml:space="preserve"> de la celda</w:t>
+      </w:r>
+    </w:p>
+    <w:p>
+      <w:pPr>
+        <w:spacing w:before="160"/>
+        <w:ind w:firstLine="284"/>
+        <w:rPr>
+          <w:lang w:val="es-ES"/>
+        </w:rPr>
+      </w:pPr>
+      <w:r>
+        <w:rPr>
+          <w:lang w:val="es-ES"/>
+        </w:rPr>
+        <w:t>Las pastillas de material radiactivo se encuentran dentro de un contenedor con tapa roscada, ubicado en un alojamiento sobre una mesa. La máquina de gammagrafía, situada en una base en el suelo, también cuenta con un alojamiento con tapa roscada para la pastilla. El robot está estratégicamente posicionado en el centro de la celda para garantizar el alcance adecuado a ambos elementos, permitiendo la manipulación segura y eficiente del material radiactivo.</w:t>
+      </w:r>
+    </w:p>
+    <w:p>
+      <w:pPr>
+        <w:ind w:firstLine="284"/>
+        <w:rPr>
+          <w:lang w:val="es-ES"/>
+        </w:rPr>
+      </w:pPr>
+      <w:r>
+        <w:rPr>
+          <w:lang w:val="es-ES"/>
+        </w:rPr>
+        <w:t xml:space="preserve">En </w:t>
+      </w:r>
+      <w:r>
+        <w:rPr>
+          <w:lang w:val="es-ES"/>
+        </w:rPr>
+        <w:t>la Fig.</w:t>
+      </w:r>
+      <w:r>
+        <w:rPr>
+          <w:lang w:val="es-ES"/>
+        </w:rPr>
+        <w:t xml:space="preserve"> 1 se muestra </w:t>
+      </w:r>
+      <w:r>
+        <w:rPr>
+          <w:lang w:val="es-ES"/>
+        </w:rPr>
+        <w:t>el modelo 3D de la celda de trabajo con los distintos elementos.</w:t>
+      </w:r>
+    </w:p>
+    <w:p>
+      <w:pPr>
+        <w:ind w:firstLine="284"/>
+        <w:jc w:val="center"/>
+        <w:rPr>
+          <w:lang w:val="es-ES"/>
+        </w:rPr>
+      </w:pPr>
+      <w:r>
+        <w:rPr>
+          <w:lang w:val="es-ES"/>
+        </w:rPr>
+        <w:t>Fig. 1</w:t>
+      </w:r>
+    </w:p>
+    <w:p>
+      <w:pPr>
+        <w:ind w:firstLine="284"/>
+        <w:rPr>
+          <w:lang w:val="es-ES"/>
+        </w:rPr>
+      </w:pPr>
+      <w:r>
+        <w:rPr>
+          <w:lang w:val="es-ES"/>
+        </w:rPr>
+        <w:t xml:space="preserve">En </w:t>
+      </w:r>
+      <w:proofErr w:type="spellStart"/>
+      <w:r>
+        <w:rPr>
+          <w:lang w:val="es-ES"/>
+        </w:rPr>
+        <w:t>el</w:t>
+      </w:r>
+      <w:proofErr w:type="spellEnd"/>
+      <w:r>
+        <w:rPr>
+          <w:lang w:val="es-ES"/>
+        </w:rPr>
+        <w:t xml:space="preserve"> [Anexo] se muestran los</w:t>
+      </w:r>
+      <w:r>
+        <w:rPr>
+          <w:lang w:val="es-ES"/>
+        </w:rPr>
+        <w:t xml:space="preserve"> planos con el detalle del </w:t>
+      </w:r>
+      <w:proofErr w:type="spellStart"/>
+      <w:r>
+        <w:rPr>
+          <w:lang w:val="es-ES"/>
+        </w:rPr>
+        <w:t>layout</w:t>
+      </w:r>
+      <w:proofErr w:type="spellEnd"/>
+      <w:r>
+        <w:rPr>
+          <w:lang w:val="es-ES"/>
+        </w:rPr>
+        <w:t xml:space="preserve"> de la planta.</w:t>
+      </w:r>
+    </w:p>
+    <w:p>
+      <w:pPr>
+        <w:pStyle w:val="Ttulo3"/>
+        <w:ind w:firstLine="284"/>
+        <w:rPr>
+          <w:lang w:val="es-ES"/>
+        </w:rPr>
+      </w:pPr>
+      <w:r>
+        <w:rPr>
+          <w:u w:val="none"/>
+          <w:lang w:val="es-ES"/>
+        </w:rPr>
+        <w:t>3.1.1</w:t>
+      </w:r>
+      <w:r>
+        <w:rPr>
+          <w:u w:val="none"/>
+          <w:lang w:val="es-ES"/>
+        </w:rPr>
+        <w:tab/>
+        <w:t xml:space="preserve"> </w:t>
+      </w:r>
+      <w:r>
+        <w:rPr>
+          <w:lang w:val="es-ES"/>
+        </w:rPr>
+        <w:t>Máquina de gammagrafía</w:t>
+      </w:r>
+    </w:p>
+    <w:p>
+      <w:pPr>
+        <w:spacing w:before="160"/>
+        <w:ind w:firstLine="284"/>
+        <w:rPr>
+          <w:lang w:val="es-ES"/>
+        </w:rPr>
+      </w:pPr>
+      <w:r>
+        <w:rPr>
+          <w:lang w:val="es-ES"/>
+        </w:rPr>
+        <w:t>En la Fig. 2 se muestra un tipo de modelo de este tipo de cámaras de gammagrafía port</w:t>
+      </w:r>
+      <w:r>
+        <w:rPr>
+          <w:lang w:val="es-ES"/>
+        </w:rPr>
+        <w:t>átiles y en la Fig. 3 el modelo 3D simplificado que se elaboró para representarla. Se considera en este caso que la cámara tiene un alojamiento con tapa a rosca</w:t>
+      </w:r>
+      <w:r>
+        <w:rPr>
+          <w:lang w:val="es-ES"/>
+        </w:rPr>
+        <w:t xml:space="preserve"> con un giro de 360° horario para cerrar y horario para cerrar. En </w:t>
+      </w:r>
+      <w:proofErr w:type="spellStart"/>
+      <w:r>
+        <w:rPr>
+          <w:lang w:val="es-ES"/>
+        </w:rPr>
+        <w:t>el</w:t>
+      </w:r>
+      <w:proofErr w:type="spellEnd"/>
+      <w:r>
+        <w:rPr>
+          <w:lang w:val="es-ES"/>
+        </w:rPr>
+        <w:t xml:space="preserve"> [Anexo] se muestra el plano con el detalle.</w:t>
+      </w:r>
+    </w:p>
+    <w:p>
+      <w:pPr>
+        <w:pStyle w:val="Ttulo3"/>
+        <w:ind w:firstLine="284"/>
+        <w:rPr>
+          <w:lang w:val="es-ES"/>
+        </w:rPr>
+      </w:pPr>
+      <w:r>
+        <w:rPr>
+          <w:u w:val="none"/>
+          <w:lang w:val="es-ES"/>
+        </w:rPr>
+        <w:lastRenderedPageBreak/>
+        <w:t>3.1.2</w:t>
+      </w:r>
+      <w:r>
+        <w:rPr>
+          <w:u w:val="none"/>
+          <w:lang w:val="es-ES"/>
+        </w:rPr>
+        <w:t xml:space="preserve"> </w:t>
+      </w:r>
+      <w:r>
+        <w:rPr>
+          <w:u w:val="none"/>
+          <w:lang w:val="es-ES"/>
+        </w:rPr>
+        <w:tab/>
+      </w:r>
+      <w:r>
+        <w:rPr>
+          <w:lang w:val="es-ES"/>
+        </w:rPr>
+        <w:t>Pastillas de material radiactivo</w:t>
+      </w:r>
+    </w:p>
+    <w:p>
+      <w:pPr>
+        <w:spacing w:before="160"/>
+        <w:ind w:firstLine="284"/>
+        <w:rPr>
+          <w:lang w:val="es-ES"/>
+        </w:rPr>
+      </w:pPr>
+      <w:r>
+        <w:rPr>
+          <w:lang w:val="es-ES"/>
+        </w:rPr>
+        <w:t>Se considera un modelo 3D simplificado de las pastillas que es un cilindro recto. No se considera un material en particular de las mismas y se considera que las mismas son rígidas</w:t>
+      </w:r>
+      <w:r>
+        <w:rPr>
+          <w:lang w:val="es-ES"/>
+        </w:rPr>
+        <w:t xml:space="preserve"> Fig.4</w:t>
+      </w:r>
+      <w:r>
+        <w:rPr>
+          <w:lang w:val="es-ES"/>
+        </w:rPr>
+        <w:t xml:space="preserve"> [Anexo]</w:t>
+      </w:r>
+      <w:r>
+        <w:rPr>
+          <w:lang w:val="es-ES"/>
+        </w:rPr>
+        <w:t>.</w:t>
+      </w:r>
+    </w:p>
+    <w:p>
+      <w:pPr>
+        <w:pStyle w:val="Ttulo3"/>
+        <w:ind w:firstLine="284"/>
+        <w:rPr>
+          <w:lang w:val="es-ES"/>
+        </w:rPr>
+      </w:pPr>
+      <w:r>
+        <w:rPr>
+          <w:u w:val="none"/>
+          <w:lang w:val="es-ES"/>
+        </w:rPr>
+        <w:t>3.1</w:t>
+      </w:r>
+      <w:r>
+        <w:rPr>
+          <w:u w:val="none"/>
+          <w:lang w:val="es-ES"/>
+        </w:rPr>
+        <w:t>.</w:t>
+      </w:r>
+      <w:r>
+        <w:rPr>
+          <w:u w:val="none"/>
+          <w:lang w:val="es-ES"/>
+        </w:rPr>
+        <w:t>3</w:t>
+      </w:r>
+      <w:r>
+        <w:rPr>
+          <w:u w:val="none"/>
+          <w:lang w:val="es-ES"/>
+        </w:rPr>
+        <w:t xml:space="preserve"> </w:t>
+      </w:r>
+      <w:r>
+        <w:rPr>
+          <w:u w:val="none"/>
+          <w:lang w:val="es-ES"/>
+        </w:rPr>
+        <w:tab/>
+      </w:r>
+      <w:r>
+        <w:rPr>
+          <w:lang w:val="es-ES"/>
+        </w:rPr>
+        <w:t>Contenedor</w:t>
+      </w:r>
+    </w:p>
+    <w:p>
+      <w:pPr>
+        <w:spacing w:before="160"/>
+        <w:ind w:firstLine="284"/>
+        <w:rPr>
+          <w:lang w:val="es-ES"/>
+        </w:rPr>
+      </w:pPr>
+      <w:r>
+        <w:rPr>
+          <w:lang w:val="es-ES"/>
+        </w:rPr>
+        <w:t>Se consideran contenedores cil</w:t>
+      </w:r>
+      <w:r>
+        <w:rPr>
+          <w:lang w:val="es-ES"/>
+        </w:rPr>
+        <w:t xml:space="preserve">índricos con tapa roscada que requieren un giro de 360° anti-horario para abrir y horario para cerrar. Se considera un modelo simplificado elaborado en base al modelo de la Fig. </w:t>
+      </w:r>
+      <w:r>
+        <w:rPr>
+          <w:lang w:val="es-ES"/>
+        </w:rPr>
+        <w:t>5</w:t>
+      </w:r>
+      <w:r>
+        <w:rPr>
+          <w:lang w:val="es-ES"/>
+        </w:rPr>
+        <w:t xml:space="preserve"> y en [Anexo] los detalles.</w:t>
+      </w:r>
+    </w:p>
+    <w:p>
+      <w:pPr>
+        <w:pStyle w:val="Ttulo3"/>
+        <w:ind w:firstLine="284"/>
+        <w:rPr>
+          <w:lang w:val="es-ES"/>
+        </w:rPr>
+      </w:pPr>
+      <w:r>
+        <w:rPr>
+          <w:u w:val="none"/>
+          <w:lang w:val="es-ES"/>
+        </w:rPr>
+        <w:t>3.1.4</w:t>
+      </w:r>
+      <w:r>
+        <w:rPr>
+          <w:u w:val="none"/>
+          <w:lang w:val="es-ES"/>
+        </w:rPr>
+        <w:tab/>
+      </w:r>
+      <w:r>
+        <w:rPr>
+          <w:lang w:val="es-ES"/>
+        </w:rPr>
+        <w:t>Mesa</w:t>
+      </w:r>
+    </w:p>
+    <w:p>
+      <w:pPr>
+        <w:spacing w:before="160"/>
+        <w:ind w:firstLine="284"/>
+        <w:rPr>
+          <w:lang w:val="es-ES"/>
+        </w:rPr>
+      </w:pPr>
+      <w:r>
+        <w:rPr>
+          <w:lang w:val="es-ES"/>
+        </w:rPr>
+        <w:t xml:space="preserve">Se considera que los contenedores con las </w:t>
+      </w:r>
+      <w:r>
+        <w:rPr>
+          <w:lang w:val="es-ES"/>
+        </w:rPr>
+        <w:t>pastillas</w:t>
+      </w:r>
+      <w:r>
+        <w:rPr>
+          <w:lang w:val="es-ES"/>
+        </w:rPr>
+        <w:t xml:space="preserve"> se encuentran en los alojamientos </w:t>
+      </w:r>
+      <w:r>
+        <w:rPr>
+          <w:lang w:val="es-ES"/>
+        </w:rPr>
+        <w:t>de una mesa que además dispone de una repisa para colocar las tapas de los contenedores</w:t>
+      </w:r>
+      <w:r>
+        <w:rPr>
+          <w:lang w:val="es-ES"/>
+        </w:rPr>
+        <w:t xml:space="preserve"> Fig.</w:t>
+      </w:r>
+      <w:r>
+        <w:rPr>
+          <w:lang w:val="es-ES"/>
+        </w:rPr>
+        <w:t xml:space="preserve"> 6</w:t>
+      </w:r>
+      <w:r>
+        <w:rPr>
+          <w:lang w:val="es-ES"/>
+        </w:rPr>
+        <w:t xml:space="preserve"> y en </w:t>
+      </w:r>
+      <w:proofErr w:type="spellStart"/>
+      <w:r>
+        <w:rPr>
+          <w:lang w:val="es-ES"/>
+        </w:rPr>
+        <w:t>el</w:t>
+      </w:r>
+      <w:proofErr w:type="spellEnd"/>
+      <w:r>
+        <w:rPr>
+          <w:lang w:val="es-ES"/>
+        </w:rPr>
+        <w:t xml:space="preserve"> </w:t>
+      </w:r>
+      <w:r>
+        <w:rPr>
+          <w:lang w:val="es-ES"/>
+        </w:rPr>
+        <w:t>[Anexo]</w:t>
+      </w:r>
+      <w:r>
+        <w:rPr>
+          <w:lang w:val="es-ES"/>
+        </w:rPr>
+        <w:t xml:space="preserve"> los detalles.</w:t>
+      </w:r>
+      <w:r>
+        <w:rPr>
+          <w:lang w:val="es-ES"/>
+        </w:rPr>
+        <w:t xml:space="preserve"> </w:t>
+      </w:r>
+    </w:p>
+    <w:p>
+      <w:pPr>
+        <w:pStyle w:val="Ttulo2"/>
+        <w:rPr>
+          <w:lang w:val="es-ES"/>
+        </w:rPr>
+      </w:pPr>
+      <w:r>
+        <w:rPr>
+          <w:lang w:val="es-ES"/>
+        </w:rPr>
+        <w:t>3.2</w:t>
+      </w:r>
+      <w:r>
+        <w:rPr>
+          <w:lang w:val="es-ES"/>
+        </w:rPr>
+        <w:tab/>
+      </w:r>
+      <w:r>
+        <w:rPr>
+          <w:lang w:val="es-ES"/>
+        </w:rPr>
+        <w:t>Secuencia de operaciones</w:t>
+      </w:r>
+    </w:p>
+    <w:p>
+      <w:pPr>
+        <w:spacing w:before="160"/>
+        <w:ind w:firstLine="284"/>
+        <w:rPr>
+          <w:lang w:val="es-ES"/>
+        </w:rPr>
+      </w:pPr>
+      <w:r>
+        <w:rPr>
+          <w:lang w:val="es-ES"/>
+        </w:rPr>
+        <w:t>La secuencia general de operac</w:t>
+      </w:r>
+      <w:r>
+        <w:rPr>
+          <w:lang w:val="es-ES"/>
+        </w:rPr>
+        <w:t>iones que se deben realizar son:</w:t>
+      </w:r>
+    </w:p>
+    <w:p>
+      <w:pPr>
+        <w:pStyle w:val="Prrafodelista"/>
+        <w:numPr>
+          <w:ilvl w:val="0"/>
+          <w:numId w:val="5"/>
+        </w:numPr>
+        <w:rPr>
+          <w:lang w:val="es-ES"/>
+        </w:rPr>
+      </w:pPr>
+      <w:r>
+        <w:rPr>
+          <w:lang w:val="es-ES"/>
+        </w:rPr>
+        <w:t>Abrir la tapa de la cámara de gammagrafía (giro anti-horario de 360°) y colocarla en un punto sobre el suelo.</w:t>
+      </w:r>
+    </w:p>
+    <w:p>
+      <w:pPr>
+        <w:pStyle w:val="Prrafodelista"/>
+        <w:numPr>
+          <w:ilvl w:val="0"/>
+          <w:numId w:val="5"/>
+        </w:numPr>
+        <w:rPr>
+          <w:lang w:val="es-ES"/>
+        </w:rPr>
+      </w:pPr>
+      <w:r>
+        <w:rPr>
+          <w:lang w:val="es-ES"/>
+        </w:rPr>
+        <w:t xml:space="preserve">Abrir la tapa del contenedor de la pastilla (giro anti-horario de 360°) y colocarla </w:t>
+      </w:r>
+      <w:r>
+        <w:rPr>
+          <w:lang w:val="es-ES"/>
+        </w:rPr>
+        <w:t>en punto en la bandeja de la mesa.</w:t>
+      </w:r>
+    </w:p>
+    <w:p>
+      <w:pPr>
+        <w:pStyle w:val="Prrafodelista"/>
+        <w:numPr>
+          <w:ilvl w:val="0"/>
+          <w:numId w:val="5"/>
+        </w:numPr>
+        <w:rPr>
+          <w:lang w:val="es-ES"/>
+        </w:rPr>
+      </w:pPr>
+      <w:r>
+        <w:rPr>
+          <w:lang w:val="es-ES"/>
+        </w:rPr>
+        <w:t>Tomar la pastilla del contenedor y colocarla en el alojamiento en la cámara.</w:t>
+      </w:r>
+    </w:p>
+    <w:p>
+      <w:pPr>
+        <w:pStyle w:val="Prrafodelista"/>
+        <w:numPr>
+          <w:ilvl w:val="0"/>
+          <w:numId w:val="5"/>
+        </w:numPr>
+        <w:rPr>
+          <w:lang w:val="es-ES"/>
+        </w:rPr>
+      </w:pPr>
+      <w:r>
+        <w:rPr>
+          <w:lang w:val="es-ES"/>
+        </w:rPr>
+        <w:t>Tomar la tapa de la cámara y cerrar el alojamiento (giro horario 360°)</w:t>
+      </w:r>
+    </w:p>
+    <w:p>
+      <w:pPr>
+        <w:pStyle w:val="Prrafodelista"/>
+        <w:numPr>
+          <w:ilvl w:val="0"/>
+          <w:numId w:val="5"/>
+        </w:numPr>
+        <w:rPr>
+          <w:lang w:val="es-ES"/>
+        </w:rPr>
+      </w:pPr>
+      <w:r>
+        <w:rPr>
+          <w:lang w:val="es-ES"/>
+        </w:rPr>
+        <w:t>Tomar la tapa del contenedor y cerrarlo (giro horario de 360°)</w:t>
+      </w:r>
+    </w:p>
+    <w:p>
+      <w:pPr>
+        <w:pStyle w:val="Ttulo2"/>
+        <w:rPr>
+          <w:lang w:val="es-ES"/>
+        </w:rPr>
+      </w:pPr>
+      <w:r>
+        <w:rPr>
+          <w:lang w:val="es-ES"/>
+        </w:rPr>
+        <w:t>3.3</w:t>
+      </w:r>
+      <w:r>
+        <w:rPr>
+          <w:lang w:val="es-ES"/>
+        </w:rPr>
+        <w:tab/>
+      </w:r>
+      <w:r>
+        <w:rPr>
+          <w:lang w:val="es-ES"/>
+        </w:rPr>
+        <w:t>Características del robot</w:t>
+      </w:r>
+    </w:p>
+    <w:p>
+      <w:pPr>
+        <w:spacing w:before="160"/>
+        <w:ind w:firstLine="284"/>
+        <w:rPr>
+          <w:lang w:val="es-ES"/>
+        </w:rPr>
+      </w:pPr>
+      <w:r>
+        <w:rPr>
+          <w:lang w:val="es-ES"/>
+        </w:rPr>
+        <w:t>El UR10e es un robot colaborativo versátil, diseñado para tareas de automatización y con capacidad de carga media. Es ideal para aplicaciones de manipulación, ensamblaje, carga y descarga, en entornos que requieren precisión y seguridad. Destaca por su facilidad de programación y montaje, lo que facilita su inte</w:t>
+      </w:r>
+      <w:r>
+        <w:rPr>
+          <w:lang w:val="es-ES"/>
+        </w:rPr>
+        <w:t>gración en diversas industrias.</w:t>
+      </w:r>
+    </w:p>
+    <w:p>
+      <w:pPr>
+        <w:spacing w:before="160"/>
+        <w:ind w:firstLine="284"/>
+        <w:rPr>
+          <w:lang w:val="es-ES"/>
+        </w:rPr>
+      </w:pPr>
+      <w:r>
+        <w:rPr>
+          <w:lang w:val="es-ES"/>
+        </w:rPr>
+        <w:t>En este informe se destacan las características más relevantes para el análisis de la cinemática, determinadas a partir de la hoja de datos [referencia]. Es un robot tipo serie con 6 grados de libertad rotacionales y límites articulares de ±360° en todas sus articulaciones. En la Fig. 7 se muestra el robot, y en la Fig. 8,</w:t>
+      </w:r>
+      <w:r>
+        <w:rPr>
+          <w:lang w:val="es-ES"/>
+        </w:rPr>
+        <w:t xml:space="preserve"> el despiece con los eslabones.</w:t>
+      </w:r>
+    </w:p>
+    <w:p>
+      <w:pPr>
+        <w:spacing w:before="160"/>
+        <w:ind w:firstLine="284"/>
+        <w:rPr>
+          <w:lang w:val="es-ES"/>
+        </w:rPr>
+      </w:pPr>
+      <w:r>
+        <w:rPr>
+          <w:lang w:val="es-ES"/>
+        </w:rPr>
+        <w:t xml:space="preserve">Con un alcance máximo de 1300 mm y carga máxima de 12.5 kg, el UR10e es adecuado para esta aplicación. Su capacidad de torque en el extremo final es de alrededor de 10 </w:t>
+      </w:r>
+      <w:proofErr w:type="spellStart"/>
+      <w:r>
+        <w:rPr>
+          <w:lang w:val="es-ES"/>
+        </w:rPr>
+        <w:t>Nm</w:t>
+      </w:r>
+      <w:proofErr w:type="spellEnd"/>
+      <w:r>
+        <w:rPr>
+          <w:lang w:val="es-ES"/>
+        </w:rPr>
+        <w:t>, suficiente para la operación, considerando que el torque promedio para abrir roscas ronda dicho valor.</w:t>
+      </w:r>
+    </w:p>
+    <w:p>
+      <w:pPr>
+        <w:pStyle w:val="Ttulo3"/>
+        <w:ind w:firstLine="284"/>
+        <w:rPr>
+          <w:lang w:val="es-ES"/>
+        </w:rPr>
+      </w:pPr>
+      <w:r>
+        <w:rPr>
+          <w:u w:val="none"/>
+          <w:lang w:val="es-ES"/>
+        </w:rPr>
+        <w:lastRenderedPageBreak/>
+        <w:t xml:space="preserve">3.3.1 </w:t>
+      </w:r>
+      <w:r>
+        <w:rPr>
+          <w:u w:val="none"/>
+          <w:lang w:val="es-ES"/>
+        </w:rPr>
+        <w:tab/>
+      </w:r>
+      <w:r>
+        <w:rPr>
+          <w:lang w:val="es-ES"/>
+        </w:rPr>
+        <w:t>Espacio de trabajo del robot</w:t>
+      </w:r>
+    </w:p>
+    <w:p>
+      <w:pPr>
+        <w:spacing w:before="160"/>
+        <w:ind w:firstLine="284"/>
+        <w:rPr>
+          <w:lang w:val="es-ES"/>
+        </w:rPr>
+      </w:pPr>
+      <w:r>
+        <w:rPr>
+          <w:lang w:val="es-ES"/>
+        </w:rPr>
+        <w:t xml:space="preserve">El espacio de trabajo del robot es esencialmente una esfera con limitación de alcance en un cilindro central recto que tiene su eje en el eje de la primera articulación. La Fig. 9, obtenida del manual del robot,  muestra el mismo de forma esquemática. </w:t>
+      </w:r>
+      <w:r>
+        <w:rPr>
+          <w:lang w:val="es-ES"/>
+        </w:rPr>
+        <w:t>Por otro lado, se realizó un esquema propio indicando de forma general el límite del espacio del trabajo del robot como se muestra en la Fig. 10.</w:t>
+      </w:r>
+    </w:p>
+    <w:p>
+      <w:pPr>
+        <w:pStyle w:val="Ttulo1"/>
+        <w:rPr>
+          <w:lang w:val="es-ES"/>
+        </w:rPr>
+      </w:pPr>
+      <w:r>
+        <w:rPr>
+          <w:lang w:val="es-ES"/>
+        </w:rPr>
+        <w:t xml:space="preserve">4. </w:t>
+      </w:r>
+      <w:proofErr w:type="spellStart"/>
+      <w:r>
+        <w:rPr>
+          <w:lang w:val="es-ES"/>
+        </w:rPr>
+        <w:t>Denavit-Hartenberg</w:t>
+      </w:r>
+      <w:proofErr w:type="spellEnd"/>
+    </w:p>
+    <w:p>
+      <w:pPr>
+        <w:rPr>
+          <w:lang w:val="es-ES"/>
+        </w:rPr>
+      </w:pPr>
+    </w:p>
+    <w:p>
+      <w:pPr>
+        <w:spacing w:before="160"/>
+        <w:ind w:firstLine="284"/>
+        <w:rPr>
+          <w:lang w:val="es-ES"/>
+        </w:rPr>
+      </w:pPr>
+      <w:r>
+        <w:rPr>
+          <w:lang w:val="es-ES"/>
+        </w:rPr>
+        <w:br w:type="page"/>
+      </w:r>
+    </w:p>
+    <w:p>
+      <w:pPr>
+        <w:pStyle w:val="Ttulo2"/>
+        <w:rPr>
+          <w:lang w:val="es-AR"/>
+        </w:rPr>
+      </w:pPr>
+      <w:bookmarkStart w:id="2" w:name="_Toc181286751"/>
+      <w:proofErr w:type="spellStart"/>
+      <w:r>
+        <w:rPr>
+          <w:lang w:val="es-AR"/>
+        </w:rPr>
+        <w:lastRenderedPageBreak/>
+        <w:t>Convencion</w:t>
+      </w:r>
+      <w:proofErr w:type="spellEnd"/>
+      <w:r>
+        <w:rPr>
+          <w:lang w:val="es-AR"/>
+        </w:rPr>
+        <w:t xml:space="preserve"> de </w:t>
+      </w:r>
+      <w:proofErr w:type="spellStart"/>
+      <w:r>
+        <w:rPr>
+          <w:lang w:val="es-AR"/>
+        </w:rPr>
+        <w:t>Denavit-Hartenberg</w:t>
       </w:r>
       <w:bookmarkEnd w:id="2"/>
+      <w:proofErr w:type="spellEnd"/>
     </w:p>
     <w:p>
       <w:pPr>
         <w:pStyle w:val="Ttulo2"/>
         <w:rPr>
-          <w:lang w:val="es-ES"/>
-        </w:rPr>
-      </w:pPr>
-      <w:bookmarkStart w:id="3" w:name="_Toc181286743"/>
-      <w:r>
-        <w:rPr>
-          <w:lang w:val="es-ES"/>
-        </w:rPr>
-        <w:t>Aplicación</w:t>
+          <w:lang w:val="es-AR"/>
+        </w:rPr>
+      </w:pPr>
+      <w:bookmarkStart w:id="3" w:name="_Toc181286752"/>
+      <w:r>
+        <w:rPr>
+          <w:lang w:val="es-AR"/>
+        </w:rPr>
+        <w:t>Matrices de “base” y “</w:t>
+      </w:r>
+      <w:proofErr w:type="spellStart"/>
+      <w:r>
+        <w:rPr>
+          <w:lang w:val="es-AR"/>
+        </w:rPr>
+        <w:t>tool</w:t>
+      </w:r>
+      <w:proofErr w:type="spellEnd"/>
+      <w:r>
+        <w:rPr>
+          <w:lang w:val="es-AR"/>
+        </w:rPr>
+        <w:t>”</w:t>
       </w:r>
       <w:bookmarkEnd w:id="3"/>
     </w:p>
     <w:p>
       <w:pPr>
+        <w:pStyle w:val="Ttulo1"/>
+        <w:rPr>
+          <w:lang w:val="es-ES"/>
+        </w:rPr>
+      </w:pPr>
+      <w:bookmarkStart w:id="4" w:name="_Toc181286753"/>
+      <w:r>
+        <w:rPr>
+          <w:lang w:val="es-ES"/>
+        </w:rPr>
+        <w:t>Cinemática del Robot</w:t>
+      </w:r>
+      <w:bookmarkStart w:id="5" w:name="_GoBack"/>
+      <w:bookmarkEnd w:id="4"/>
+      <w:bookmarkEnd w:id="5"/>
+    </w:p>
+    <w:p>
+      <w:pPr>
         <w:pStyle w:val="Ttulo2"/>
         <w:rPr>
           <w:lang w:val="es-ES"/>
         </w:rPr>
       </w:pPr>
-      <w:bookmarkStart w:id="4" w:name="_Toc181286744"/>
-      <w:r>
-        <w:rPr>
-          <w:lang w:val="es-ES"/>
-        </w:rPr>
-        <w:t>Características del robot</w:t>
-      </w:r>
-      <w:bookmarkEnd w:id="4"/>
+      <w:bookmarkStart w:id="6" w:name="_Toc181286754"/>
+      <w:r>
+        <w:rPr>
+          <w:lang w:val="es-ES"/>
+        </w:rPr>
+        <w:t>Cinemática Directa</w:t>
+      </w:r>
+      <w:bookmarkEnd w:id="6"/>
     </w:p>
     <w:p>
       <w:pPr>
@@ -2435,14 +3668,30 @@
           <w:lang w:val="es-ES"/>
         </w:rPr>
       </w:pPr>
-      <w:bookmarkStart w:id="5" w:name="_Toc181286745"/>
-      <w:r>
-        <w:rPr>
-          <w:lang w:val="es-ES"/>
-        </w:rPr>
-        <w:t>Actuadores</w:t>
-      </w:r>
-      <w:bookmarkEnd w:id="5"/>
+      <w:bookmarkStart w:id="7" w:name="_Toc181286755"/>
+      <w:r>
+        <w:rPr>
+          <w:lang w:val="es-ES"/>
+        </w:rPr>
+        <w:t>Cinemática Inversa</w:t>
+      </w:r>
+      <w:bookmarkEnd w:id="7"/>
+    </w:p>
+    <w:p>
+      <w:pPr>
+        <w:pStyle w:val="Ttulo1"/>
+        <w:rPr>
+          <w:lang w:val="es-ES"/>
+        </w:rPr>
+      </w:pPr>
+      <w:bookmarkStart w:id="8" w:name="_Toc181286756"/>
+      <w:r>
+        <w:rPr>
+          <w:lang w:val="es-ES"/>
+        </w:rPr>
+        <w:t>Relación de Velocidades y Puntos Singulares</w:t>
+      </w:r>
+      <w:bookmarkEnd w:id="8"/>
     </w:p>
     <w:p>
       <w:pPr>
@@ -2451,14 +3700,30 @@
           <w:lang w:val="es-ES"/>
         </w:rPr>
       </w:pPr>
-      <w:bookmarkStart w:id="6" w:name="_Toc181286746"/>
-      <w:r>
-        <w:rPr>
-          <w:lang w:val="es-ES"/>
-        </w:rPr>
-        <w:t>Sensores</w:t>
-      </w:r>
-      <w:bookmarkEnd w:id="6"/>
+      <w:bookmarkStart w:id="9" w:name="_Toc181286757"/>
+      <w:proofErr w:type="spellStart"/>
+      <w:r>
+        <w:rPr>
+          <w:lang w:val="es-ES"/>
+        </w:rPr>
+        <w:t>Jacobiano</w:t>
+      </w:r>
+      <w:proofErr w:type="spellEnd"/>
+      <w:r>
+        <w:rPr>
+          <w:lang w:val="es-ES"/>
+        </w:rPr>
+        <w:t xml:space="preserve"> y determinante </w:t>
+      </w:r>
+      <w:proofErr w:type="spellStart"/>
+      <w:r>
+        <w:rPr>
+          <w:lang w:val="es-ES"/>
+        </w:rPr>
+        <w:t>jacobiano</w:t>
+      </w:r>
+      <w:bookmarkEnd w:id="9"/>
+      <w:proofErr w:type="spellEnd"/>
     </w:p>
     <w:p>
       <w:pPr>
@@ -2467,14 +3732,30 @@
           <w:lang w:val="es-ES"/>
         </w:rPr>
       </w:pPr>
-      <w:bookmarkStart w:id="7" w:name="_Toc181286747"/>
-      <w:r>
-        <w:rPr>
-          <w:lang w:val="es-ES"/>
-        </w:rPr>
-        <w:t>Consideraciones de seguridad</w:t>
-      </w:r>
-      <w:bookmarkEnd w:id="7"/>
+      <w:bookmarkStart w:id="10" w:name="_Toc181286758"/>
+      <w:r>
+        <w:rPr>
+          <w:lang w:val="es-ES"/>
+        </w:rPr>
+        <w:t>Puntos singulares</w:t>
+      </w:r>
+      <w:bookmarkEnd w:id="10"/>
+    </w:p>
+    <w:p>
+      <w:pPr>
+        <w:pStyle w:val="Ttulo1"/>
+        <w:rPr>
+          <w:lang w:val="es-ES"/>
+        </w:rPr>
+      </w:pPr>
+      <w:bookmarkStart w:id="11" w:name="_Toc181286759"/>
+      <w:r>
+        <w:rPr>
+          <w:lang w:val="es-ES"/>
+        </w:rPr>
+        <w:t>Planificación y Generación de Trayectorias</w:t>
+      </w:r>
+      <w:bookmarkEnd w:id="11"/>
     </w:p>
     <w:p>
       <w:pPr>
@@ -2483,16 +3764,14 @@
           <w:lang w:val="es-ES"/>
         </w:rPr>
       </w:pPr>
-      <w:bookmarkStart w:id="8" w:name="_Toc181286748"/>
-      <w:proofErr w:type="spellStart"/>
-      <w:r>
-        <w:rPr>
-          <w:lang w:val="es-ES"/>
-        </w:rPr>
-        <w:t>Gripper</w:t>
-      </w:r>
-      <w:bookmarkEnd w:id="8"/>
-      <w:proofErr w:type="spellEnd"/>
+      <w:bookmarkStart w:id="12" w:name="_Toc181286760"/>
+      <w:r>
+        <w:rPr>
+          <w:lang w:val="es-ES"/>
+        </w:rPr>
+        <w:t>Planificación</w:t>
+      </w:r>
+      <w:bookmarkEnd w:id="12"/>
     </w:p>
     <w:p>
       <w:pPr>
@@ -2501,14 +3780,14 @@
           <w:lang w:val="es-ES"/>
         </w:rPr>
       </w:pPr>
-      <w:bookmarkStart w:id="9" w:name="_Toc181286749"/>
-      <w:r>
-        <w:rPr>
-          <w:lang w:val="es-ES"/>
-        </w:rPr>
-        <w:t>Espacio de trabajo</w:t>
-      </w:r>
-      <w:bookmarkEnd w:id="9"/>
+      <w:bookmarkStart w:id="13" w:name="_Toc181286761"/>
+      <w:r>
+        <w:rPr>
+          <w:lang w:val="es-ES"/>
+        </w:rPr>
+        <w:t>Generación de trayectorias</w:t>
+      </w:r>
+      <w:bookmarkEnd w:id="13"/>
     </w:p>
     <w:p>
       <w:pPr>
@@ -2517,60 +3796,78 @@
           <w:lang w:val="es-ES"/>
         </w:rPr>
       </w:pPr>
-      <w:bookmarkStart w:id="10" w:name="_Toc181286750"/>
-      <w:r>
-        <w:rPr>
-          <w:lang w:val="es-ES"/>
-        </w:rPr>
-        <w:t>Modelado</w:t>
-      </w:r>
-      <w:bookmarkEnd w:id="10"/>
+      <w:bookmarkStart w:id="14" w:name="_Toc181286762"/>
+      <w:r>
+        <w:rPr>
+          <w:lang w:val="es-ES"/>
+        </w:rPr>
+        <w:t>Conclusión</w:t>
+      </w:r>
+      <w:bookmarkEnd w:id="14"/>
+    </w:p>
+    <w:p>
+      <w:pPr>
+        <w:pStyle w:val="Ttulo1"/>
+        <w:rPr>
+          <w:lang w:val="es-ES"/>
+        </w:rPr>
+      </w:pPr>
+      <w:bookmarkStart w:id="15" w:name="_Toc181286763"/>
+      <w:r>
+        <w:rPr>
+          <w:lang w:val="es-ES"/>
+        </w:rPr>
+        <w:t>Referencias</w:t>
+      </w:r>
+      <w:bookmarkEnd w:id="15"/>
+    </w:p>
+    <w:p>
+      <w:pPr>
+        <w:pStyle w:val="Ttulo1"/>
+        <w:rPr>
+          <w:lang w:val="es-ES"/>
+        </w:rPr>
+      </w:pPr>
+      <w:bookmarkStart w:id="16" w:name="_Toc181286764"/>
+      <w:r>
+        <w:rPr>
+          <w:lang w:val="es-ES"/>
+        </w:rPr>
+        <w:t>Anexos</w:t>
+      </w:r>
+      <w:bookmarkEnd w:id="16"/>
     </w:p>
     <w:p>
       <w:pPr>
         <w:pStyle w:val="Ttulo2"/>
-      </w:pPr>
-      <w:bookmarkStart w:id="11" w:name="_Toc181286751"/>
-      <w:proofErr w:type="spellStart"/>
-      <w:r>
-        <w:t>Convencion</w:t>
-      </w:r>
-      <w:proofErr w:type="spellEnd"/>
-      <w:r>
-        <w:t xml:space="preserve"> de </w:t>
-      </w:r>
-      <w:proofErr w:type="spellStart"/>
-      <w:r>
-        <w:t>Denavit-Hartenberg</w:t>
-      </w:r>
-      <w:bookmarkEnd w:id="11"/>
-      <w:proofErr w:type="spellEnd"/>
+        <w:rPr>
+          <w:lang w:val="es-ES"/>
+        </w:rPr>
+      </w:pPr>
+      <w:bookmarkStart w:id="17" w:name="_Toc181286765"/>
+      <w:r>
+        <w:rPr>
+          <w:lang w:val="es-ES"/>
+        </w:rPr>
+        <w:t>Definición del Robot</w:t>
+      </w:r>
+      <w:bookmarkEnd w:id="17"/>
     </w:p>
     <w:p>
       <w:pPr>
         <w:pStyle w:val="Ttulo2"/>
-      </w:pPr>
-      <w:bookmarkStart w:id="12" w:name="_Toc181286752"/>
-      <w:r>
-        <w:t>Matrices de “base” y “tool”</w:t>
-      </w:r>
-      <w:bookmarkEnd w:id="12"/>
-    </w:p>
-    <w:p>
-      <w:pPr>
-        <w:pStyle w:val="Ttulo1"/>
-        <w:rPr>
-          <w:lang w:val="es-ES"/>
-        </w:rPr>
-      </w:pPr>
-      <w:bookmarkStart w:id="13" w:name="_Toc181286753"/>
-      <w:r>
-        <w:rPr>
-          <w:lang w:val="es-ES"/>
-        </w:rPr>
-        <w:t>Cinemática del Robot</w:t>
-      </w:r>
-      <w:bookmarkEnd w:id="13"/>
+        <w:rPr>
+          <w:lang w:val="es-ES"/>
+        </w:rPr>
+      </w:pPr>
+      <w:bookmarkStart w:id="18" w:name="_Toc181286766"/>
+      <w:r>
+        <w:rPr>
+          <w:lang w:val="es-ES"/>
+        </w:rPr>
+        <w:t>Función de Cinemática Inversa</w:t>
+      </w:r>
+      <w:bookmarkEnd w:id="18"/>
     </w:p>
     <w:p>
       <w:pPr>
@@ -2579,14 +3876,14 @@
           <w:lang w:val="es-ES"/>
         </w:rPr>
       </w:pPr>
-      <w:bookmarkStart w:id="14" w:name="_Toc181286754"/>
-      <w:r>
-        <w:rPr>
-          <w:lang w:val="es-ES"/>
-        </w:rPr>
-        <w:t>Cinemática Directa</w:t>
-      </w:r>
-      <w:bookmarkEnd w:id="14"/>
+      <w:bookmarkStart w:id="19" w:name="_Toc181286767"/>
+      <w:r>
+        <w:rPr>
+          <w:lang w:val="es-ES"/>
+        </w:rPr>
+        <w:t>Funciones de Generación de Trayectorias</w:t>
+      </w:r>
+      <w:bookmarkEnd w:id="19"/>
     </w:p>
     <w:p>
       <w:pPr>
@@ -2595,239 +3892,13 @@
           <w:lang w:val="es-ES"/>
         </w:rPr>
       </w:pPr>
-      <w:bookmarkStart w:id="15" w:name="_Toc181286755"/>
-      <w:r>
-        <w:rPr>
-          <w:lang w:val="es-ES"/>
-        </w:rPr>
-        <w:t>Cinemática Inversa</w:t>
-      </w:r>
-      <w:bookmarkEnd w:id="15"/>
-    </w:p>
-    <w:p>
-      <w:pPr>
-        <w:pStyle w:val="Ttulo1"/>
-        <w:rPr>
-          <w:lang w:val="es-ES"/>
-        </w:rPr>
-      </w:pPr>
-      <w:bookmarkStart w:id="16" w:name="_Toc181286756"/>
-      <w:r>
-        <w:rPr>
-          <w:lang w:val="es-ES"/>
-        </w:rPr>
-        <w:t>Relación de Velocidades y Puntos Singulares</w:t>
-      </w:r>
-      <w:bookmarkEnd w:id="16"/>
-    </w:p>
-    <w:p>
-      <w:pPr>
-        <w:pStyle w:val="Ttulo2"/>
-        <w:rPr>
-          <w:lang w:val="es-ES"/>
-        </w:rPr>
-      </w:pPr>
-      <w:bookmarkStart w:id="17" w:name="_Toc181286757"/>
-      <w:proofErr w:type="spellStart"/>
-      <w:r>
-        <w:rPr>
-          <w:lang w:val="es-ES"/>
-        </w:rPr>
-        <w:t>Jacobiano</w:t>
-      </w:r>
-      <w:proofErr w:type="spellEnd"/>
-      <w:r>
-        <w:rPr>
-          <w:lang w:val="es-ES"/>
-        </w:rPr>
-        <w:t xml:space="preserve"> y determinante </w:t>
-      </w:r>
-      <w:proofErr w:type="spellStart"/>
-      <w:r>
-        <w:rPr>
-          <w:lang w:val="es-ES"/>
-        </w:rPr>
-        <w:t>jacobiano</w:t>
-      </w:r>
-      <w:bookmarkEnd w:id="17"/>
-      <w:proofErr w:type="spellEnd"/>
-    </w:p>
-    <w:p>
-      <w:pPr>
-        <w:pStyle w:val="Ttulo2"/>
-        <w:rPr>
-          <w:lang w:val="es-ES"/>
-        </w:rPr>
-      </w:pPr>
-      <w:bookmarkStart w:id="18" w:name="_Toc181286758"/>
-      <w:r>
-        <w:rPr>
-          <w:lang w:val="es-ES"/>
-        </w:rPr>
-        <w:t>Puntos singulares</w:t>
-      </w:r>
-      <w:bookmarkEnd w:id="18"/>
-    </w:p>
-    <w:p>
-      <w:pPr>
-        <w:pStyle w:val="Ttulo1"/>
-        <w:rPr>
-          <w:lang w:val="es-ES"/>
-        </w:rPr>
-      </w:pPr>
-      <w:bookmarkStart w:id="19" w:name="_Toc181286759"/>
-      <w:r>
-        <w:rPr>
-          <w:lang w:val="es-ES"/>
-        </w:rPr>
-        <w:t>Planificación y Generación de Trayectorias</w:t>
-      </w:r>
-      <w:bookmarkEnd w:id="19"/>
-    </w:p>
-    <w:p>
-      <w:pPr>
-        <w:pStyle w:val="Ttulo2"/>
-        <w:rPr>
-          <w:lang w:val="es-ES"/>
-        </w:rPr>
-      </w:pPr>
-      <w:bookmarkStart w:id="20" w:name="_Toc181286760"/>
-      <w:r>
-        <w:rPr>
-          <w:lang w:val="es-ES"/>
-        </w:rPr>
-        <w:t>Planificación</w:t>
-      </w:r>
-      <w:bookmarkEnd w:id="20"/>
-    </w:p>
-    <w:p>
-      <w:pPr>
-        <w:pStyle w:val="Ttulo2"/>
-        <w:rPr>
-          <w:lang w:val="es-ES"/>
-        </w:rPr>
-      </w:pPr>
-      <w:bookmarkStart w:id="21" w:name="_Toc181286761"/>
-      <w:r>
-        <w:rPr>
-          <w:lang w:val="es-ES"/>
-        </w:rPr>
-        <w:t>Generación de trayectorias</w:t>
-      </w:r>
-      <w:bookmarkEnd w:id="21"/>
-    </w:p>
-    <w:p>
-      <w:pPr>
-        <w:pStyle w:val="Ttulo1"/>
-        <w:rPr>
-          <w:lang w:val="es-ES"/>
-        </w:rPr>
-      </w:pPr>
-      <w:bookmarkStart w:id="22" w:name="_Toc181286762"/>
-      <w:r>
-        <w:rPr>
-          <w:lang w:val="es-ES"/>
-        </w:rPr>
-        <w:t>Conclusión</w:t>
-      </w:r>
-      <w:bookmarkEnd w:id="22"/>
-    </w:p>
-    <w:p>
-      <w:pPr>
-        <w:pStyle w:val="Ttulo1"/>
-        <w:rPr>
-          <w:lang w:val="es-ES"/>
-        </w:rPr>
-      </w:pPr>
-      <w:bookmarkStart w:id="23" w:name="_Toc181286763"/>
-      <w:r>
-        <w:rPr>
-          <w:lang w:val="es-ES"/>
-        </w:rPr>
-        <w:t>Referencias</w:t>
-      </w:r>
-      <w:bookmarkEnd w:id="23"/>
-    </w:p>
-    <w:p>
-      <w:pPr>
-        <w:pStyle w:val="Ttulo1"/>
-        <w:rPr>
-          <w:lang w:val="es-ES"/>
-        </w:rPr>
-      </w:pPr>
-      <w:bookmarkStart w:id="24" w:name="_Toc181286764"/>
-      <w:r>
-        <w:rPr>
-          <w:lang w:val="es-ES"/>
-        </w:rPr>
-        <w:t>Anexos</w:t>
-      </w:r>
-      <w:bookmarkEnd w:id="24"/>
-    </w:p>
-    <w:p>
-      <w:pPr>
-        <w:pStyle w:val="Ttulo2"/>
-        <w:rPr>
-          <w:lang w:val="es-ES"/>
-        </w:rPr>
-      </w:pPr>
-      <w:bookmarkStart w:id="25" w:name="_Toc181286765"/>
-      <w:r>
-        <w:rPr>
-          <w:lang w:val="es-ES"/>
-        </w:rPr>
-        <w:t>Definición del Robot</w:t>
-      </w:r>
-      <w:bookmarkEnd w:id="25"/>
-    </w:p>
-    <w:p>
-      <w:pPr>
-        <w:pStyle w:val="Ttulo2"/>
-        <w:rPr>
-          <w:lang w:val="es-ES"/>
-        </w:rPr>
-      </w:pPr>
-      <w:bookmarkStart w:id="26" w:name="_Toc181286766"/>
-      <w:r>
-        <w:rPr>
-          <w:lang w:val="es-ES"/>
-        </w:rPr>
-        <w:t>Función de Cinemática Inversa</w:t>
-      </w:r>
-      <w:bookmarkEnd w:id="26"/>
-    </w:p>
-    <w:p>
-      <w:pPr>
-        <w:pStyle w:val="Ttulo2"/>
-        <w:rPr>
-          <w:lang w:val="es-ES"/>
-        </w:rPr>
-      </w:pPr>
-      <w:bookmarkStart w:id="27" w:name="_Toc181286767"/>
-      <w:r>
-        <w:rPr>
-          <w:lang w:val="es-ES"/>
-        </w:rPr>
-        <w:t>Funciones de Generación de Trayectorias</w:t>
-      </w:r>
-      <w:bookmarkEnd w:id="27"/>
-    </w:p>
-    <w:p>
-      <w:pPr>
-        <w:pStyle w:val="Ttulo2"/>
-        <w:rPr>
-          <w:lang w:val="es-ES"/>
-        </w:rPr>
-      </w:pPr>
-      <w:bookmarkStart w:id="28" w:name="_GoBack"/>
-      <w:bookmarkEnd w:id="28"/>
     </w:p>
     <w:sectPr>
       <w:headerReference w:type="default" r:id="rId9"/>
       <w:footerReference w:type="default" r:id="rId10"/>
       <w:footerReference w:type="first" r:id="rId11"/>
       <w:pgSz w:w="12240" w:h="15840" w:code="1"/>
-      <w:pgMar w:top="1843" w:right="720" w:bottom="720" w:left="720" w:header="709" w:footer="709" w:gutter="0"/>
+      <w:pgMar w:top="1134" w:right="1418" w:bottom="1134" w:left="1418" w:header="709" w:footer="709" w:gutter="0"/>
       <w:cols w:space="708"/>
       <w:titlePg/>
       <w:docGrid w:linePitch="360"/>
@@ -2837,7 +3908,7 @@
 </file>
 
 <file path=word/endnotes.xml><?xml version="1.0" encoding="utf-8"?>
-<w:endnotes xmlns:wpc="http://schemas.microsoft.com/office/word/2010/wordprocessingCanvas" xmlns:cx="http://schemas.microsoft.com/office/drawing/2014/chartex" xmlns:mc="http://schemas.openxmlformats.org/markup-compatibility/2006" xmlns:o="urn:schemas-microsoft-com:office:office" xmlns:r="http://schemas.openxmlformats.org/officeDocument/2006/relationships" xmlns:m="http://schemas.openxmlformats.org/officeDocument/2006/math" xmlns:v="urn:schemas-microsoft-com:vml" xmlns:wp14="http://schemas.microsoft.com/office/word/2010/wordprocessingDrawing" xmlns:wp="http://schemas.openxmlformats.org/drawingml/2006/wordprocessingDrawing" xmlns:w10="urn:schemas-microsoft-com:office:word" xmlns:w="http://schemas.openxmlformats.org/wordprocessingml/2006/main" xmlns:w14="http://schemas.microsoft.com/office/word/2010/wordml" xmlns:w15="http://schemas.microsoft.com/office/word/2012/wordml" xmlns:w16se="http://schemas.microsoft.com/office/word/2015/wordml/symex" xmlns:wpg="http://schemas.microsoft.com/office/word/2010/wordprocessingGroup" xmlns:wpi="http://schemas.microsoft.com/office/word/2010/wordprocessingInk" xmlns:wne="http://schemas.microsoft.com/office/word/2006/wordml" xmlns:wps="http://schemas.microsoft.com/office/word/2010/wordprocessingShape" mc:Ignorable="w14 w15 w16se wp14">
+<w:endnotes xmlns:wpc="http://schemas.microsoft.com/office/word/2010/wordprocessingCanvas" xmlns:mc="http://schemas.openxmlformats.org/markup-compatibility/2006" xmlns:o="urn:schemas-microsoft-com:office:office" xmlns:r="http://schemas.openxmlformats.org/officeDocument/2006/relationships" xmlns:m="http://schemas.openxmlformats.org/officeDocument/2006/math" xmlns:v="urn:schemas-microsoft-com:vml" xmlns:wp14="http://schemas.microsoft.com/office/word/2010/wordprocessingDrawing" xmlns:wp="http://schemas.openxmlformats.org/drawingml/2006/wordprocessingDrawing" xmlns:w10="urn:schemas-microsoft-com:office:word" xmlns:w="http://schemas.openxmlformats.org/wordprocessingml/2006/main" xmlns:w14="http://schemas.microsoft.com/office/word/2010/wordml" xmlns:w15="http://schemas.microsoft.com/office/word/2012/wordml" xmlns:wpg="http://schemas.microsoft.com/office/word/2010/wordprocessingGroup" xmlns:wpi="http://schemas.microsoft.com/office/word/2010/wordprocessingInk" xmlns:wne="http://schemas.microsoft.com/office/word/2006/wordml" xmlns:wps="http://schemas.microsoft.com/office/word/2010/wordprocessingShape" mc:Ignorable="w14 w15 wp14">
   <w:endnote w:type="separator" w:id="-1">
     <w:p>
       <w:pPr>
@@ -2862,13 +3933,21 @@
 </file>
 
 <file path=word/footer1.xml><?xml version="1.0" encoding="utf-8"?>
-<w:ftr xmlns:wpc="http://schemas.microsoft.com/office/word/2010/wordprocessingCanvas" xmlns:cx="http://schemas.microsoft.com/office/drawing/2014/chartex" xmlns:mc="http://schemas.openxmlformats.org/markup-compatibility/2006" xmlns:o="urn:schemas-microsoft-com:office:office" xmlns:r="http://schemas.openxmlformats.org/officeDocument/2006/relationships" xmlns:m="http://schemas.openxmlformats.org/officeDocument/2006/math" xmlns:v="urn:schemas-microsoft-com:vml" xmlns:wp14="http://schemas.microsoft.com/office/word/2010/wordprocessingDrawing" xmlns:wp="http://schemas.openxmlformats.org/drawingml/2006/wordprocessingDrawing" xmlns:w10="urn:schemas-microsoft-com:office:word" xmlns:w="http://schemas.openxmlformats.org/wordprocessingml/2006/main" xmlns:w14="http://schemas.microsoft.com/office/word/2010/wordml" xmlns:w15="http://schemas.microsoft.com/office/word/2012/wordml" xmlns:w16se="http://schemas.microsoft.com/office/word/2015/wordml/symex" xmlns:wpg="http://schemas.microsoft.com/office/word/2010/wordprocessingGroup" xmlns:wpi="http://schemas.microsoft.com/office/word/2010/wordprocessingInk" xmlns:wne="http://schemas.microsoft.com/office/word/2006/wordml" xmlns:wps="http://schemas.microsoft.com/office/word/2010/wordprocessingShape" mc:Ignorable="w14 w15 w16se wp14">
+<w:ftr xmlns:wpc="http://schemas.microsoft.com/office/word/2010/wordprocessingCanvas" xmlns:mc="http://schemas.openxmlformats.org/markup-compatibility/2006" xmlns:o="urn:schemas-microsoft-com:office:office" xmlns:r="http://schemas.openxmlformats.org/officeDocument/2006/relationships" xmlns:m="http://schemas.openxmlformats.org/officeDocument/2006/math" xmlns:v="urn:schemas-microsoft-com:vml" xmlns:wp14="http://schemas.microsoft.com/office/word/2010/wordprocessingDrawing" xmlns:wp="http://schemas.openxmlformats.org/drawingml/2006/wordprocessingDrawing" xmlns:w10="urn:schemas-microsoft-com:office:word" xmlns:w="http://schemas.openxmlformats.org/wordprocessingml/2006/main" xmlns:w14="http://schemas.microsoft.com/office/word/2010/wordml" xmlns:w15="http://schemas.microsoft.com/office/word/2012/wordml" xmlns:wpg="http://schemas.microsoft.com/office/word/2010/wordprocessingGroup" xmlns:wpi="http://schemas.microsoft.com/office/word/2010/wordprocessingInk" xmlns:wne="http://schemas.microsoft.com/office/word/2006/wordml" xmlns:wps="http://schemas.microsoft.com/office/word/2010/wordprocessingShape" mc:Ignorable="w14 w15 wp14">
   <w:p>
     <w:pPr>
-      <w:pStyle w:val="Piedepgina"/>
+      <w:pStyle w:val="Encabezado"/>
       <w:rPr>
         <w:b/>
-        <w:i/>
+        <w:lang w:val="es-ES"/>
+      </w:rPr>
+    </w:pPr>
+  </w:p>
+  <w:p>
+    <w:pPr>
+      <w:pStyle w:val="Encabezado"/>
+      <w:rPr>
+        <w:b/>
         <w:lang w:val="es-ES"/>
       </w:rPr>
     </w:pPr>
@@ -2877,6 +3956,7 @@
         <w:b/>
         <w:i/>
         <w:noProof/>
+        <w:lang w:val="es-AR" w:eastAsia="es-AR"/>
       </w:rPr>
       <mc:AlternateContent>
         <mc:Choice Requires="wps">
@@ -2951,7 +4031,7 @@
         </mc:Choice>
         <mc:Fallback>
           <w:pict>
-            <v:rect w14:anchorId="5EE52BD6" id="Rectángulo 452" o:spid="_x0000_s1026" style="position:absolute;margin-left:0;margin-top:0;width:579.9pt;height:750.3pt;z-index:251660288;visibility:visible;mso-wrap-style:square;mso-width-percent:950;mso-height-percent:950;mso-wrap-distance-left:9pt;mso-wrap-distance-top:0;mso-wrap-distance-right:9pt;mso-wrap-distance-bottom:0;mso-position-horizontal:center;mso-position-horizontal-relative:page;mso-position-vertical:center;mso-position-vertical-relative:page;mso-width-percent:950;mso-height-percent:950;mso-width-relative:page;mso-height-relative:page;v-text-anchor:middle" o:gfxdata="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" filled="f" strokecolor="#747070 [1614]" strokeweight="1.25pt">
+            <v:rect w14:anchorId="6219B82C" id="Rectángulo 452" o:spid="_x0000_s1026" style="position:absolute;margin-left:0;margin-top:0;width:579.9pt;height:750.3pt;z-index:251660288;visibility:visible;mso-wrap-style:square;mso-width-percent:950;mso-height-percent:950;mso-wrap-distance-left:9pt;mso-wrap-distance-top:0;mso-wrap-distance-right:9pt;mso-wrap-distance-bottom:0;mso-position-horizontal:center;mso-position-horizontal-relative:page;mso-position-vertical:center;mso-position-vertical-relative:page;mso-width-percent:950;mso-height-percent:950;mso-width-relative:page;mso-height-relative:page;v-text-anchor:middle" o:gfxdata="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" filled="f" strokecolor="#747070 [1614]" strokeweight="1.25pt">
               <w10:wrap anchorx="page" anchory="page"/>
             </v:rect>
           </w:pict>
@@ -2961,10 +4041,25 @@
     <w:r>
       <w:rPr>
         <w:b/>
-        <w:i/>
         <w:lang w:val="es-ES"/>
       </w:rPr>
-      <w:t>Ingeniería en Mecatrónica</w:t>
+      <w:t>BORQUEZ PEREZ, Juan Manuel</w:t>
+    </w:r>
+  </w:p>
+  <w:p>
+    <w:pPr>
+      <w:pStyle w:val="Encabezado"/>
+      <w:rPr>
+        <w:b/>
+        <w:lang w:val="es-ES"/>
+      </w:rPr>
+    </w:pPr>
+    <w:r>
+      <w:rPr>
+        <w:b/>
+        <w:lang w:val="es-ES"/>
+      </w:rPr>
+      <w:t>RAYES CANO, Julián Andrés</w:t>
     </w:r>
     <w:r>
       <w:rPr>
@@ -2981,17 +4076,6 @@
         <w:lang w:val="es-ES"/>
       </w:rPr>
       <w:tab/>
-    </w:r>
-    <w:r>
-      <w:rPr>
-        <w:rFonts w:asciiTheme="majorHAnsi" w:eastAsiaTheme="majorEastAsia" w:hAnsiTheme="majorHAnsi" w:cstheme="majorBidi"/>
-        <w:b/>
-        <w:i/>
-        <w:sz w:val="20"/>
-        <w:szCs w:val="20"/>
-        <w:lang w:val="es-ES"/>
-      </w:rPr>
-      <w:t xml:space="preserve">pág. </w:t>
     </w:r>
     <w:r>
       <w:rPr>
@@ -3035,7 +4119,7 @@
         <w:szCs w:val="20"/>
         <w:lang w:val="es-ES"/>
       </w:rPr>
-      <w:t>3</w:t>
+      <w:t>8</w:t>
     </w:r>
     <w:r>
       <w:rPr>
@@ -3053,7 +4137,7 @@
 </file>
 
 <file path=word/footer2.xml><?xml version="1.0" encoding="utf-8"?>
-<w:ftr xmlns:wpc="http://schemas.microsoft.com/office/word/2010/wordprocessingCanvas" xmlns:cx="http://schemas.microsoft.com/office/drawing/2014/chartex" xmlns:mc="http://schemas.openxmlformats.org/markup-compatibility/2006" xmlns:o="urn:schemas-microsoft-com:office:office" xmlns:r="http://schemas.openxmlformats.org/officeDocument/2006/relationships" xmlns:m="http://schemas.openxmlformats.org/officeDocument/2006/math" xmlns:v="urn:schemas-microsoft-com:vml" xmlns:wp14="http://schemas.microsoft.com/office/word/2010/wordprocessingDrawing" xmlns:wp="http://schemas.openxmlformats.org/drawingml/2006/wordprocessingDrawing" xmlns:w10="urn:schemas-microsoft-com:office:word" xmlns:w="http://schemas.openxmlformats.org/wordprocessingml/2006/main" xmlns:w14="http://schemas.microsoft.com/office/word/2010/wordml" xmlns:w15="http://schemas.microsoft.com/office/word/2012/wordml" xmlns:w16se="http://schemas.microsoft.com/office/word/2015/wordml/symex" xmlns:wpg="http://schemas.microsoft.com/office/word/2010/wordprocessingGroup" xmlns:wpi="http://schemas.microsoft.com/office/word/2010/wordprocessingInk" xmlns:wne="http://schemas.microsoft.com/office/word/2006/wordml" xmlns:wps="http://schemas.microsoft.com/office/word/2010/wordprocessingShape" mc:Ignorable="w14 w15 w16se wp14">
+<w:ftr xmlns:wpc="http://schemas.microsoft.com/office/word/2010/wordprocessingCanvas" xmlns:mc="http://schemas.openxmlformats.org/markup-compatibility/2006" xmlns:o="urn:schemas-microsoft-com:office:office" xmlns:r="http://schemas.openxmlformats.org/officeDocument/2006/relationships" xmlns:m="http://schemas.openxmlformats.org/officeDocument/2006/math" xmlns:v="urn:schemas-microsoft-com:vml" xmlns:wp14="http://schemas.microsoft.com/office/word/2010/wordprocessingDrawing" xmlns:wp="http://schemas.openxmlformats.org/drawingml/2006/wordprocessingDrawing" xmlns:w10="urn:schemas-microsoft-com:office:word" xmlns:w="http://schemas.openxmlformats.org/wordprocessingml/2006/main" xmlns:w14="http://schemas.microsoft.com/office/word/2010/wordml" xmlns:w15="http://schemas.microsoft.com/office/word/2012/wordml" xmlns:wpg="http://schemas.microsoft.com/office/word/2010/wordprocessingGroup" xmlns:wpi="http://schemas.microsoft.com/office/word/2010/wordprocessingInk" xmlns:wne="http://schemas.microsoft.com/office/word/2006/wordml" xmlns:wps="http://schemas.microsoft.com/office/word/2010/wordprocessingShape" mc:Ignorable="w14 w15 wp14">
   <w:p>
     <w:pPr>
       <w:pStyle w:val="Piedepgina"/>
@@ -3063,6 +4147,7 @@
       <w:rPr>
         <w:noProof/>
         <w:color w:val="5B9BD5" w:themeColor="accent1"/>
+        <w:lang w:val="es-AR" w:eastAsia="es-AR"/>
       </w:rPr>
       <mc:AlternateContent>
         <mc:Choice Requires="wps">
@@ -3137,7 +4222,7 @@
         </mc:Choice>
         <mc:Fallback>
           <w:pict>
-            <v:rect w14:anchorId="773AA9D3" id="Rectángulo 6" o:spid="_x0000_s1026" style="position:absolute;margin-left:0;margin-top:0;width:579.9pt;height:750.3pt;z-index:251662336;visibility:visible;mso-wrap-style:square;mso-width-percent:950;mso-height-percent:950;mso-wrap-distance-left:9pt;mso-wrap-distance-top:0;mso-wrap-distance-right:9pt;mso-wrap-distance-bottom:0;mso-position-horizontal:center;mso-position-horizontal-relative:page;mso-position-vertical:center;mso-position-vertical-relative:page;mso-width-percent:950;mso-height-percent:950;mso-width-relative:page;mso-height-relative:page;v-text-anchor:middle" o:gfxdata="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" filled="f" strokecolor="#747070 [1614]" strokeweight="1.25pt">
+            <v:rect w14:anchorId="2B718029" id="Rectángulo 6" o:spid="_x0000_s1026" style="position:absolute;margin-left:0;margin-top:0;width:579.9pt;height:750.3pt;z-index:251662336;visibility:visible;mso-wrap-style:square;mso-width-percent:950;mso-height-percent:950;mso-wrap-distance-left:9pt;mso-wrap-distance-top:0;mso-wrap-distance-right:9pt;mso-wrap-distance-bottom:0;mso-position-horizontal:center;mso-position-horizontal-relative:page;mso-position-vertical:center;mso-position-vertical-relative:page;mso-width-percent:950;mso-height-percent:950;mso-width-relative:page;mso-height-relative:page;v-text-anchor:middle" o:gfxdata="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" filled="f" strokecolor="#747070 [1614]" strokeweight="1.25pt">
               <w10:wrap anchorx="page" anchory="page"/>
             </v:rect>
           </w:pict>
@@ -3206,7 +4291,7 @@
 </file>
 
 <file path=word/footnotes.xml><?xml version="1.0" encoding="utf-8"?>
-<w:footnotes xmlns:wpc="http://schemas.microsoft.com/office/word/2010/wordprocessingCanvas" xmlns:cx="http://schemas.microsoft.com/office/drawing/2014/chartex" xmlns:mc="http://schemas.openxmlformats.org/markup-compatibility/2006" xmlns:o="urn:schemas-microsoft-com:office:office" xmlns:r="http://schemas.openxmlformats.org/officeDocument/2006/relationships" xmlns:m="http://schemas.openxmlformats.org/officeDocument/2006/math" xmlns:v="urn:schemas-microsoft-com:vml" xmlns:wp14="http://schemas.microsoft.com/office/word/2010/wordprocessingDrawing" xmlns:wp="http://schemas.openxmlformats.org/drawingml/2006/wordprocessingDrawing" xmlns:w10="urn:schemas-microsoft-com:office:word" xmlns:w="http://schemas.openxmlformats.org/wordprocessingml/2006/main" xmlns:w14="http://schemas.microsoft.com/office/word/2010/wordml" xmlns:w15="http://schemas.microsoft.com/office/word/2012/wordml" xmlns:w16se="http://schemas.microsoft.com/office/word/2015/wordml/symex" xmlns:wpg="http://schemas.microsoft.com/office/word/2010/wordprocessingGroup" xmlns:wpi="http://schemas.microsoft.com/office/word/2010/wordprocessingInk" xmlns:wne="http://schemas.microsoft.com/office/word/2006/wordml" xmlns:wps="http://schemas.microsoft.com/office/word/2010/wordprocessingShape" mc:Ignorable="w14 w15 w16se wp14">
+<w:footnotes xmlns:wpc="http://schemas.microsoft.com/office/word/2010/wordprocessingCanvas" xmlns:mc="http://schemas.openxmlformats.org/markup-compatibility/2006" xmlns:o="urn:schemas-microsoft-com:office:office" xmlns:r="http://schemas.openxmlformats.org/officeDocument/2006/relationships" xmlns:m="http://schemas.openxmlformats.org/officeDocument/2006/math" xmlns:v="urn:schemas-microsoft-com:vml" xmlns:wp14="http://schemas.microsoft.com/office/word/2010/wordprocessingDrawing" xmlns:wp="http://schemas.openxmlformats.org/drawingml/2006/wordprocessingDrawing" xmlns:w10="urn:schemas-microsoft-com:office:word" xmlns:w="http://schemas.openxmlformats.org/wordprocessingml/2006/main" xmlns:w14="http://schemas.microsoft.com/office/word/2010/wordml" xmlns:w15="http://schemas.microsoft.com/office/word/2012/wordml" xmlns:wpg="http://schemas.microsoft.com/office/word/2010/wordprocessingGroup" xmlns:wpi="http://schemas.microsoft.com/office/word/2010/wordprocessingInk" xmlns:wne="http://schemas.microsoft.com/office/word/2006/wordml" xmlns:wps="http://schemas.microsoft.com/office/word/2010/wordprocessingShape" mc:Ignorable="w14 w15 wp14">
   <w:footnote w:type="separator" w:id="-1">
     <w:p>
       <w:pPr>
@@ -3231,23 +4316,7 @@
 </file>
 
 <file path=word/header1.xml><?xml version="1.0" encoding="utf-8"?>
-<w:hdr xmlns:wpc="http://schemas.microsoft.com/office/word/2010/wordprocessingCanvas" xmlns:cx="http://schemas.microsoft.com/office/drawing/2014/chartex" xmlns:mc="http://schemas.openxmlformats.org/markup-compatibility/2006" xmlns:o="urn:schemas-microsoft-com:office:office" xmlns:r="http://schemas.openxmlformats.org/officeDocument/2006/relationships" xmlns:m="http://schemas.openxmlformats.org/officeDocument/2006/math" xmlns:v="urn:schemas-microsoft-com:vml" xmlns:wp14="http://schemas.microsoft.com/office/word/2010/wordprocessingDrawing" xmlns:wp="http://schemas.openxmlformats.org/drawingml/2006/wordprocessingDrawing" xmlns:w10="urn:schemas-microsoft-com:office:word" xmlns:w="http://schemas.openxmlformats.org/wordprocessingml/2006/main" xmlns:w14="http://schemas.microsoft.com/office/word/2010/wordml" xmlns:w15="http://schemas.microsoft.com/office/word/2012/wordml" xmlns:w16se="http://schemas.microsoft.com/office/word/2015/wordml/symex" xmlns:wpg="http://schemas.microsoft.com/office/word/2010/wordprocessingGroup" xmlns:wpi="http://schemas.microsoft.com/office/word/2010/wordprocessingInk" xmlns:wne="http://schemas.microsoft.com/office/word/2006/wordml" xmlns:wps="http://schemas.microsoft.com/office/word/2010/wordprocessingShape" mc:Ignorable="w14 w15 w16se wp14">
-  <w:p>
-    <w:pPr>
-      <w:pStyle w:val="Encabezado"/>
-      <w:rPr>
-        <w:b/>
-        <w:lang w:val="es-ES"/>
-      </w:rPr>
-    </w:pPr>
-    <w:r>
-      <w:rPr>
-        <w:b/>
-        <w:lang w:val="es-ES"/>
-      </w:rPr>
-      <w:t>BORQUEZ PEREZ, Juan Manuel</w:t>
-    </w:r>
-  </w:p>
+<w:hdr xmlns:wpc="http://schemas.microsoft.com/office/word/2010/wordprocessingCanvas" xmlns:mc="http://schemas.openxmlformats.org/markup-compatibility/2006" xmlns:o="urn:schemas-microsoft-com:office:office" xmlns:r="http://schemas.openxmlformats.org/officeDocument/2006/relationships" xmlns:m="http://schemas.openxmlformats.org/officeDocument/2006/math" xmlns:v="urn:schemas-microsoft-com:vml" xmlns:wp14="http://schemas.microsoft.com/office/word/2010/wordprocessingDrawing" xmlns:wp="http://schemas.openxmlformats.org/drawingml/2006/wordprocessingDrawing" xmlns:w10="urn:schemas-microsoft-com:office:word" xmlns:w="http://schemas.openxmlformats.org/wordprocessingml/2006/main" xmlns:w14="http://schemas.microsoft.com/office/word/2010/wordml" xmlns:w15="http://schemas.microsoft.com/office/word/2012/wordml" xmlns:wpg="http://schemas.microsoft.com/office/word/2010/wordprocessingGroup" xmlns:wpi="http://schemas.microsoft.com/office/word/2010/wordprocessingInk" xmlns:wne="http://schemas.microsoft.com/office/word/2006/wordml" xmlns:wps="http://schemas.microsoft.com/office/word/2010/wordprocessingShape" mc:Ignorable="w14 w15 wp14">
   <w:p>
     <w:pPr>
       <w:pStyle w:val="Encabezado"/>
@@ -3259,15 +4328,16 @@
     <w:r>
       <w:rPr>
         <w:noProof/>
+        <w:lang w:val="es-AR" w:eastAsia="es-AR"/>
       </w:rPr>
       <w:drawing>
         <wp:anchor distT="0" distB="0" distL="114300" distR="114300" simplePos="0" relativeHeight="251658240" behindDoc="0" locked="0" layoutInCell="1" allowOverlap="1" wp14:anchorId="7845613B" wp14:editId="18B01889">
           <wp:simplePos x="0" y="0"/>
           <wp:positionH relativeFrom="margin">
-            <wp:align>right</wp:align>
+            <wp:posOffset>2881279</wp:posOffset>
           </wp:positionH>
           <wp:positionV relativeFrom="paragraph">
-            <wp:posOffset>-57112</wp:posOffset>
+            <wp:posOffset>-56515</wp:posOffset>
           </wp:positionV>
           <wp:extent cx="3308350" cy="496531"/>
           <wp:effectExtent l="0" t="0" r="0" b="0"/>
@@ -3328,12 +4398,42 @@
         <w:b/>
         <w:lang w:val="es-ES"/>
       </w:rPr>
-      <w:t>RAYES CANO, Julián Andrés</w:t>
+      <w:t xml:space="preserve">ROBÓTICA I – </w:t>
+    </w:r>
+    <w:r>
+      <w:rPr>
+        <w:b/>
+        <w:lang w:val="es-ES"/>
+      </w:rPr>
+      <w:t>Año 2024</w:t>
     </w:r>
   </w:p>
   <w:p>
     <w:pPr>
       <w:pStyle w:val="Encabezado"/>
+      <w:tabs>
+        <w:tab w:val="left" w:pos="567"/>
+      </w:tabs>
+      <w:rPr>
+        <w:b/>
+        <w:lang w:val="es-ES"/>
+      </w:rPr>
+    </w:pPr>
+    <w:r>
+      <w:rPr>
+        <w:b/>
+        <w:lang w:val="es-ES"/>
+      </w:rPr>
+      <w:tab/>
+      <w:t>Trabajo Final</w:t>
+    </w:r>
+  </w:p>
+  <w:p>
+    <w:pPr>
+      <w:pStyle w:val="Encabezado"/>
+      <w:tabs>
+        <w:tab w:val="left" w:pos="567"/>
+      </w:tabs>
       <w:rPr>
         <w:b/>
         <w:u w:val="single"/>
@@ -3343,24 +4443,303 @@
     <w:r>
       <w:rPr>
         <w:b/>
-        <w:lang w:val="es-ES"/>
+        <w:noProof/>
+        <w:u w:val="single"/>
+        <w:lang w:val="es-AR" w:eastAsia="es-AR"/>
       </w:rPr>
-      <w:t xml:space="preserve">ROBÓTICA I – </w:t>
-    </w:r>
-    <w:r>
-      <w:rPr>
-        <w:b/>
-        <w:lang w:val="es-ES"/>
-      </w:rPr>
-      <w:t>Trabajo Final</w:t>
+      <mc:AlternateContent>
+        <mc:Choice Requires="wps">
+          <w:drawing>
+            <wp:anchor distT="0" distB="0" distL="114300" distR="114300" simplePos="0" relativeHeight="251663360" behindDoc="0" locked="0" layoutInCell="1" allowOverlap="1">
+              <wp:simplePos x="0" y="0"/>
+              <wp:positionH relativeFrom="column">
+                <wp:posOffset>-54268</wp:posOffset>
+              </wp:positionH>
+              <wp:positionV relativeFrom="paragraph">
+                <wp:posOffset>93032</wp:posOffset>
+              </wp:positionV>
+              <wp:extent cx="6168362" cy="0"/>
+              <wp:effectExtent l="0" t="0" r="23495" b="19050"/>
+              <wp:wrapNone/>
+              <wp:docPr id="1" name="Conector recto 1"/>
+              <wp:cNvGraphicFramePr/>
+              <a:graphic xmlns:a="http://schemas.openxmlformats.org/drawingml/2006/main">
+                <a:graphicData uri="http://schemas.microsoft.com/office/word/2010/wordprocessingShape">
+                  <wps:wsp>
+                    <wps:cNvCnPr/>
+                    <wps:spPr>
+                      <a:xfrm>
+                        <a:off x="0" y="0"/>
+                        <a:ext cx="6168362" cy="0"/>
+                      </a:xfrm>
+                      <a:prstGeom prst="line">
+                        <a:avLst/>
+                      </a:prstGeom>
+                    </wps:spPr>
+                    <wps:style>
+                      <a:lnRef idx="1">
+                        <a:schemeClr val="dk1"/>
+                      </a:lnRef>
+                      <a:fillRef idx="0">
+                        <a:schemeClr val="dk1"/>
+                      </a:fillRef>
+                      <a:effectRef idx="0">
+                        <a:schemeClr val="dk1"/>
+                      </a:effectRef>
+                      <a:fontRef idx="minor">
+                        <a:schemeClr val="tx1"/>
+                      </a:fontRef>
+                    </wps:style>
+                    <wps:bodyPr/>
+                  </wps:wsp>
+                </a:graphicData>
+              </a:graphic>
+              <wp14:sizeRelH relativeFrom="margin">
+                <wp14:pctWidth>0</wp14:pctWidth>
+              </wp14:sizeRelH>
+            </wp:anchor>
+          </w:drawing>
+        </mc:Choice>
+        <mc:Fallback>
+          <w:pict>
+            <v:line w14:anchorId="19F4DE7B" id="Conector recto 1" o:spid="_x0000_s1026" style="position:absolute;z-index:251663360;visibility:visible;mso-wrap-style:square;mso-width-percent:0;mso-wrap-distance-left:9pt;mso-wrap-distance-top:0;mso-wrap-distance-right:9pt;mso-wrap-distance-bottom:0;mso-position-horizontal:absolute;mso-position-horizontal-relative:text;mso-position-vertical:absolute;mso-position-vertical-relative:text;mso-width-percent:0;mso-width-relative:margin" from="-4.25pt,7.35pt" to="481.45pt,7.35pt" o:gfxdata="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" strokecolor="black [3200]" strokeweight=".5pt">
+              <v:stroke joinstyle="miter"/>
+            </v:line>
+          </w:pict>
+        </mc:Fallback>
+      </mc:AlternateContent>
     </w:r>
   </w:p>
 </w:hdr>
 </file>
 
 <file path=word/numbering.xml><?xml version="1.0" encoding="utf-8"?>
-<w:numbering xmlns:wpc="http://schemas.microsoft.com/office/word/2010/wordprocessingCanvas" xmlns:cx="http://schemas.microsoft.com/office/drawing/2014/chartex" xmlns:mc="http://schemas.openxmlformats.org/markup-compatibility/2006" xmlns:o="urn:schemas-microsoft-com:office:office" xmlns:r="http://schemas.openxmlformats.org/officeDocument/2006/relationships" xmlns:m="http://schemas.openxmlformats.org/officeDocument/2006/math" xmlns:v="urn:schemas-microsoft-com:vml" xmlns:wp14="http://schemas.microsoft.com/office/word/2010/wordprocessingDrawing" xmlns:wp="http://schemas.openxmlformats.org/drawingml/2006/wordprocessingDrawing" xmlns:w10="urn:schemas-microsoft-com:office:word" xmlns:w="http://schemas.openxmlformats.org/wordprocessingml/2006/main" xmlns:w14="http://schemas.microsoft.com/office/word/2010/wordml" xmlns:w15="http://schemas.microsoft.com/office/word/2012/wordml" xmlns:w16se="http://schemas.microsoft.com/office/word/2015/wordml/symex" xmlns:wpg="http://schemas.microsoft.com/office/word/2010/wordprocessingGroup" xmlns:wpi="http://schemas.microsoft.com/office/word/2010/wordprocessingInk" xmlns:wne="http://schemas.microsoft.com/office/word/2006/wordml" xmlns:wps="http://schemas.microsoft.com/office/word/2010/wordprocessingShape" mc:Ignorable="w14 w15 w16se wp14">
+<w:numbering xmlns:wpc="http://schemas.microsoft.com/office/word/2010/wordprocessingCanvas" xmlns:mc="http://schemas.openxmlformats.org/markup-compatibility/2006" xmlns:o="urn:schemas-microsoft-com:office:office" xmlns:r="http://schemas.openxmlformats.org/officeDocument/2006/relationships" xmlns:m="http://schemas.openxmlformats.org/officeDocument/2006/math" xmlns:v="urn:schemas-microsoft-com:vml" xmlns:wp14="http://schemas.microsoft.com/office/word/2010/wordprocessingDrawing" xmlns:wp="http://schemas.openxmlformats.org/drawingml/2006/wordprocessingDrawing" xmlns:w10="urn:schemas-microsoft-com:office:word" xmlns:w="http://schemas.openxmlformats.org/wordprocessingml/2006/main" xmlns:w14="http://schemas.microsoft.com/office/word/2010/wordml" xmlns:w15="http://schemas.microsoft.com/office/word/2012/wordml" xmlns:wpg="http://schemas.microsoft.com/office/word/2010/wordprocessingGroup" xmlns:wpi="http://schemas.microsoft.com/office/word/2010/wordprocessingInk" xmlns:wne="http://schemas.microsoft.com/office/word/2006/wordml" xmlns:wps="http://schemas.microsoft.com/office/word/2010/wordprocessingShape" mc:Ignorable="w14 w15 wp14">
   <w:abstractNum w:abstractNumId="0" w15:restartNumberingAfterBreak="0">
+    <w:nsid w:val="03EA4D80"/>
+    <w:multiLevelType w:val="hybridMultilevel"/>
+    <w:tmpl w:val="1D54832C"/>
+    <w:lvl w:ilvl="0" w:tplc="D62AB7F0">
+      <w:numFmt w:val="bullet"/>
+      <w:lvlText w:val="-"/>
+      <w:lvlJc w:val="left"/>
+      <w:pPr>
+        <w:ind w:left="720" w:hanging="360"/>
+      </w:pPr>
+      <w:rPr>
+        <w:rFonts w:ascii="Cambria Math" w:eastAsiaTheme="minorHAnsi" w:hAnsi="Cambria Math" w:cstheme="minorBidi" w:hint="default"/>
+      </w:rPr>
+    </w:lvl>
+    <w:lvl w:ilvl="1" w:tplc="2C0A0003" w:tentative="1">
+      <w:start w:val="1"/>
+      <w:numFmt w:val="bullet"/>
+      <w:lvlText w:val="o"/>
+      <w:lvlJc w:val="left"/>
+      <w:pPr>
+        <w:ind w:left="1440" w:hanging="360"/>
+      </w:pPr>
+      <w:rPr>
+        <w:rFonts w:ascii="Courier New" w:hAnsi="Courier New" w:cs="Courier New" w:hint="default"/>
+      </w:rPr>
+    </w:lvl>
+    <w:lvl w:ilvl="2" w:tplc="2C0A0005" w:tentative="1">
+      <w:start w:val="1"/>
+      <w:numFmt w:val="bullet"/>
+      <w:lvlText w:val=""/>
+      <w:lvlJc w:val="left"/>
+      <w:pPr>
+        <w:ind w:left="2160" w:hanging="360"/>
+      </w:pPr>
+      <w:rPr>
+        <w:rFonts w:ascii="Wingdings" w:hAnsi="Wingdings" w:hint="default"/>
+      </w:rPr>
+    </w:lvl>
+    <w:lvl w:ilvl="3" w:tplc="2C0A0001" w:tentative="1">
+      <w:start w:val="1"/>
+      <w:numFmt w:val="bullet"/>
+      <w:lvlText w:val=""/>
+      <w:lvlJc w:val="left"/>
+      <w:pPr>
+        <w:ind w:left="2880" w:hanging="360"/>
+      </w:pPr>
+      <w:rPr>
+        <w:rFonts w:ascii="Symbol" w:hAnsi="Symbol" w:hint="default"/>
+      </w:rPr>
+    </w:lvl>
+    <w:lvl w:ilvl="4" w:tplc="2C0A0003" w:tentative="1">
+      <w:start w:val="1"/>
+      <w:numFmt w:val="bullet"/>
+      <w:lvlText w:val="o"/>
+      <w:lvlJc w:val="left"/>
+      <w:pPr>
+        <w:ind w:left="3600" w:hanging="360"/>
+      </w:pPr>
+      <w:rPr>
+        <w:rFonts w:ascii="Courier New" w:hAnsi="Courier New" w:cs="Courier New" w:hint="default"/>
+      </w:rPr>
+    </w:lvl>
+    <w:lvl w:ilvl="5" w:tplc="2C0A0005" w:tentative="1">
+      <w:start w:val="1"/>
+      <w:numFmt w:val="bullet"/>
+      <w:lvlText w:val=""/>
+      <w:lvlJc w:val="left"/>
+      <w:pPr>
+        <w:ind w:left="4320" w:hanging="360"/>
+      </w:pPr>
+      <w:rPr>
+        <w:rFonts w:ascii="Wingdings" w:hAnsi="Wingdings" w:hint="default"/>
+      </w:rPr>
+    </w:lvl>
+    <w:lvl w:ilvl="6" w:tplc="2C0A0001" w:tentative="1">
+      <w:start w:val="1"/>
+      <w:numFmt w:val="bullet"/>
+      <w:lvlText w:val=""/>
+      <w:lvlJc w:val="left"/>
+      <w:pPr>
+        <w:ind w:left="5040" w:hanging="360"/>
+      </w:pPr>
+      <w:rPr>
+        <w:rFonts w:ascii="Symbol" w:hAnsi="Symbol" w:hint="default"/>
+      </w:rPr>
+    </w:lvl>
+    <w:lvl w:ilvl="7" w:tplc="2C0A0003" w:tentative="1">
+      <w:start w:val="1"/>
+      <w:numFmt w:val="bullet"/>
+      <w:lvlText w:val="o"/>
+      <w:lvlJc w:val="left"/>
+      <w:pPr>
+        <w:ind w:left="5760" w:hanging="360"/>
+      </w:pPr>
+      <w:rPr>
+        <w:rFonts w:ascii="Courier New" w:hAnsi="Courier New" w:cs="Courier New" w:hint="default"/>
+      </w:rPr>
+    </w:lvl>
+    <w:lvl w:ilvl="8" w:tplc="2C0A0005" w:tentative="1">
+      <w:start w:val="1"/>
+      <w:numFmt w:val="bullet"/>
+      <w:lvlText w:val=""/>
+      <w:lvlJc w:val="left"/>
+      <w:pPr>
+        <w:ind w:left="6480" w:hanging="360"/>
+      </w:pPr>
+      <w:rPr>
+        <w:rFonts w:ascii="Wingdings" w:hAnsi="Wingdings" w:hint="default"/>
+      </w:rPr>
+    </w:lvl>
+  </w:abstractNum>
+  <w:abstractNum w:abstractNumId="1" w15:restartNumberingAfterBreak="0">
+    <w:nsid w:val="1AB30855"/>
+    <w:multiLevelType w:val="hybridMultilevel"/>
+    <w:tmpl w:val="ACE0BA64"/>
+    <w:lvl w:ilvl="0" w:tplc="10F4A84A">
+      <w:numFmt w:val="bullet"/>
+      <w:lvlText w:val="-"/>
+      <w:lvlJc w:val="left"/>
+      <w:pPr>
+        <w:ind w:left="720" w:hanging="360"/>
+      </w:pPr>
+      <w:rPr>
+        <w:rFonts w:ascii="Cambria Math" w:eastAsiaTheme="minorHAnsi" w:hAnsi="Cambria Math" w:cstheme="minorBidi" w:hint="default"/>
+      </w:rPr>
+    </w:lvl>
+    <w:lvl w:ilvl="1" w:tplc="2C0A0003" w:tentative="1">
+      <w:start w:val="1"/>
+      <w:numFmt w:val="bullet"/>
+      <w:lvlText w:val="o"/>
+      <w:lvlJc w:val="left"/>
+      <w:pPr>
+        <w:ind w:left="1440" w:hanging="360"/>
+      </w:pPr>
+      <w:rPr>
+        <w:rFonts w:ascii="Courier New" w:hAnsi="Courier New" w:cs="Courier New" w:hint="default"/>
+      </w:rPr>
+    </w:lvl>
+    <w:lvl w:ilvl="2" w:tplc="2C0A0005" w:tentative="1">
+      <w:start w:val="1"/>
+      <w:numFmt w:val="bullet"/>
+      <w:lvlText w:val=""/>
+      <w:lvlJc w:val="left"/>
+      <w:pPr>
+        <w:ind w:left="2160" w:hanging="360"/>
+      </w:pPr>
+      <w:rPr>
+        <w:rFonts w:ascii="Wingdings" w:hAnsi="Wingdings" w:hint="default"/>
+      </w:rPr>
+    </w:lvl>
+    <w:lvl w:ilvl="3" w:tplc="2C0A0001" w:tentative="1">
+      <w:start w:val="1"/>
+      <w:numFmt w:val="bullet"/>
+      <w:lvlText w:val=""/>
+      <w:lvlJc w:val="left"/>
+      <w:pPr>
+        <w:ind w:left="2880" w:hanging="360"/>
+      </w:pPr>
+      <w:rPr>
+        <w:rFonts w:ascii="Symbol" w:hAnsi="Symbol" w:hint="default"/>
+      </w:rPr>
+    </w:lvl>
+    <w:lvl w:ilvl="4" w:tplc="2C0A0003" w:tentative="1">
+      <w:start w:val="1"/>
+      <w:numFmt w:val="bullet"/>
+      <w:lvlText w:val="o"/>
+      <w:lvlJc w:val="left"/>
+      <w:pPr>
+        <w:ind w:left="3600" w:hanging="360"/>
+      </w:pPr>
+      <w:rPr>
+        <w:rFonts w:ascii="Courier New" w:hAnsi="Courier New" w:cs="Courier New" w:hint="default"/>
+      </w:rPr>
+    </w:lvl>
+    <w:lvl w:ilvl="5" w:tplc="2C0A0005" w:tentative="1">
+      <w:start w:val="1"/>
+      <w:numFmt w:val="bullet"/>
+      <w:lvlText w:val=""/>
+      <w:lvlJc w:val="left"/>
+      <w:pPr>
+        <w:ind w:left="4320" w:hanging="360"/>
+      </w:pPr>
+      <w:rPr>
+        <w:rFonts w:ascii="Wingdings" w:hAnsi="Wingdings" w:hint="default"/>
+      </w:rPr>
+    </w:lvl>
+    <w:lvl w:ilvl="6" w:tplc="2C0A0001" w:tentative="1">
+      <w:start w:val="1"/>
+      <w:numFmt w:val="bullet"/>
+      <w:lvlText w:val=""/>
+      <w:lvlJc w:val="left"/>
+      <w:pPr>
+        <w:ind w:left="5040" w:hanging="360"/>
+      </w:pPr>
+      <w:rPr>
+        <w:rFonts w:ascii="Symbol" w:hAnsi="Symbol" w:hint="default"/>
+      </w:rPr>
+    </w:lvl>
+    <w:lvl w:ilvl="7" w:tplc="2C0A0003" w:tentative="1">
+      <w:start w:val="1"/>
+      <w:numFmt w:val="bullet"/>
+      <w:lvlText w:val="o"/>
+      <w:lvlJc w:val="left"/>
+      <w:pPr>
+        <w:ind w:left="5760" w:hanging="360"/>
+      </w:pPr>
+      <w:rPr>
+        <w:rFonts w:ascii="Courier New" w:hAnsi="Courier New" w:cs="Courier New" w:hint="default"/>
+      </w:rPr>
+    </w:lvl>
+    <w:lvl w:ilvl="8" w:tplc="2C0A0005" w:tentative="1">
+      <w:start w:val="1"/>
+      <w:numFmt w:val="bullet"/>
+      <w:lvlText w:val=""/>
+      <w:lvlJc w:val="left"/>
+      <w:pPr>
+        <w:ind w:left="6480" w:hanging="360"/>
+      </w:pPr>
+      <w:rPr>
+        <w:rFonts w:ascii="Wingdings" w:hAnsi="Wingdings" w:hint="default"/>
+      </w:rPr>
+    </w:lvl>
+  </w:abstractNum>
+  <w:abstractNum w:abstractNumId="2" w15:restartNumberingAfterBreak="0">
     <w:nsid w:val="2B701A65"/>
     <w:multiLevelType w:val="hybridMultilevel"/>
     <w:tmpl w:val="198EB73A"/>
@@ -3450,7 +4829,7 @@
       </w:pPr>
     </w:lvl>
   </w:abstractNum>
-  <w:abstractNum w:abstractNumId="1" w15:restartNumberingAfterBreak="0">
+  <w:abstractNum w:abstractNumId="3" w15:restartNumberingAfterBreak="0">
     <w:nsid w:val="4757146B"/>
     <w:multiLevelType w:val="hybridMultilevel"/>
     <w:tmpl w:val="7AB60706"/>
@@ -3540,7 +4919,7 @@
       </w:pPr>
     </w:lvl>
   </w:abstractNum>
-  <w:abstractNum w:abstractNumId="2" w15:restartNumberingAfterBreak="0">
+  <w:abstractNum w:abstractNumId="4" w15:restartNumberingAfterBreak="0">
     <w:nsid w:val="73BF2911"/>
     <w:multiLevelType w:val="hybridMultilevel"/>
     <w:tmpl w:val="6A5A881A"/>
@@ -3654,19 +5033,25 @@
     </w:lvl>
   </w:abstractNum>
   <w:num w:numId="1">
+    <w:abstractNumId w:val="3"/>
+  </w:num>
+  <w:num w:numId="2">
+    <w:abstractNumId w:val="2"/>
+  </w:num>
+  <w:num w:numId="3">
+    <w:abstractNumId w:val="4"/>
+  </w:num>
+  <w:num w:numId="4">
     <w:abstractNumId w:val="1"/>
   </w:num>
-  <w:num w:numId="2">
+  <w:num w:numId="5">
     <w:abstractNumId w:val="0"/>
-  </w:num>
-  <w:num w:numId="3">
-    <w:abstractNumId w:val="2"/>
   </w:num>
 </w:numbering>
 </file>
 
 <file path=word/styles.xml><?xml version="1.0" encoding="utf-8"?>
-<w:styles xmlns:mc="http://schemas.openxmlformats.org/markup-compatibility/2006" xmlns:r="http://schemas.openxmlformats.org/officeDocument/2006/relationships" xmlns:w="http://schemas.openxmlformats.org/wordprocessingml/2006/main" xmlns:w14="http://schemas.microsoft.com/office/word/2010/wordml" xmlns:w15="http://schemas.microsoft.com/office/word/2012/wordml" xmlns:w16se="http://schemas.microsoft.com/office/word/2015/wordml/symex" mc:Ignorable="w14 w15 w16se">
+<w:styles xmlns:mc="http://schemas.openxmlformats.org/markup-compatibility/2006" xmlns:r="http://schemas.openxmlformats.org/officeDocument/2006/relationships" xmlns:w="http://schemas.openxmlformats.org/wordprocessingml/2006/main" xmlns:w14="http://schemas.microsoft.com/office/word/2010/wordml" xmlns:w15="http://schemas.microsoft.com/office/word/2012/wordml" mc:Ignorable="w14 w15">
   <w:docDefaults>
     <w:rPrDefault>
       <w:rPr>
@@ -4113,6 +5498,27 @@
       <w:szCs w:val="26"/>
     </w:rPr>
   </w:style>
+  <w:style w:type="paragraph" w:styleId="Ttulo3">
+    <w:name w:val="heading 3"/>
+    <w:basedOn w:val="Normal"/>
+    <w:next w:val="Normal"/>
+    <w:link w:val="Ttulo3Car"/>
+    <w:uiPriority w:val="9"/>
+    <w:unhideWhenUsed/>
+    <w:qFormat/>
+    <w:rsid w:val="009B09AF"/>
+    <w:pPr>
+      <w:keepNext/>
+      <w:keepLines/>
+      <w:spacing w:before="40" w:after="0"/>
+      <w:outlineLvl w:val="2"/>
+    </w:pPr>
+    <w:rPr>
+      <w:rFonts w:eastAsiaTheme="majorEastAsia" w:cstheme="majorBidi"/>
+      <w:szCs w:val="24"/>
+      <w:u w:val="single"/>
+    </w:rPr>
+  </w:style>
   <w:style w:type="character" w:default="1" w:styleId="Fuentedeprrafopredeter">
     <w:name w:val="Default Paragraph Font"/>
     <w:uiPriority w:val="1"/>
@@ -4261,11 +5667,11 @@
       <w:szCs w:val="32"/>
     </w:rPr>
   </w:style>
-  <w:style w:type="paragraph" w:styleId="Ttulo">
+  <w:style w:type="paragraph" w:styleId="Puesto">
     <w:name w:val="Title"/>
     <w:basedOn w:val="Normal"/>
     <w:next w:val="Normal"/>
-    <w:link w:val="TtuloCar"/>
+    <w:link w:val="PuestoCar"/>
     <w:uiPriority w:val="10"/>
     <w:qFormat/>
     <w:rsid w:val="00900E1C"/>
@@ -4281,10 +5687,10 @@
       <w:szCs w:val="56"/>
     </w:rPr>
   </w:style>
-  <w:style w:type="character" w:customStyle="1" w:styleId="TtuloCar">
-    <w:name w:val="Título Car"/>
+  <w:style w:type="character" w:customStyle="1" w:styleId="PuestoCar">
+    <w:name w:val="Puesto Car"/>
     <w:basedOn w:val="Fuentedeprrafopredeter"/>
-    <w:link w:val="Ttulo"/>
+    <w:link w:val="Puesto"/>
     <w:uiPriority w:val="10"/>
     <w:rsid w:val="00900E1C"/>
     <w:rPr>
@@ -4295,7 +5701,7 @@
       <w:szCs w:val="56"/>
     </w:rPr>
   </w:style>
-  <w:style w:type="paragraph" w:styleId="TtuloTDC">
+  <w:style w:type="paragraph" w:styleId="TtulodeTDC">
     <w:name w:val="TOC Heading"/>
     <w:basedOn w:val="Ttulo1"/>
     <w:next w:val="Normal"/>
@@ -4354,6 +5760,19 @@
     <w:rsid w:val="002906B2"/>
     <w:rPr>
       <w:color w:val="0563C1" w:themeColor="hyperlink"/>
+      <w:u w:val="single"/>
+    </w:rPr>
+  </w:style>
+  <w:style w:type="character" w:customStyle="1" w:styleId="Ttulo3Car">
+    <w:name w:val="Título 3 Car"/>
+    <w:basedOn w:val="Fuentedeprrafopredeter"/>
+    <w:link w:val="Ttulo3"/>
+    <w:uiPriority w:val="9"/>
+    <w:rsid w:val="009B09AF"/>
+    <w:rPr>
+      <w:rFonts w:ascii="Cambria Math" w:eastAsiaTheme="majorEastAsia" w:hAnsi="Cambria Math" w:cstheme="majorBidi"/>
+      <w:sz w:val="24"/>
+      <w:szCs w:val="24"/>
       <w:u w:val="single"/>
     </w:rPr>
   </w:style>
@@ -4626,7 +6045,7 @@
 </file>
 
 <file path=customXml/itemProps1.xml><?xml version="1.0" encoding="utf-8"?>
-<ds:datastoreItem xmlns:ds="http://schemas.openxmlformats.org/officeDocument/2006/customXml" ds:itemID="{EB51ABC6-FEE0-4D8E-A992-9A7311D22010}">
+<ds:datastoreItem xmlns:ds="http://schemas.openxmlformats.org/officeDocument/2006/customXml" ds:itemID="{81E2717A-3408-4C1A-A27B-2A1CFFA054BB}">
   <ds:schemaRefs>
     <ds:schemaRef ds:uri="http://schemas.openxmlformats.org/officeDocument/2006/bibliography"/>
   </ds:schemaRefs>

--- a/Trabajo_Final/Trabajo Final R1-BORQUEZ-RAYES.docx
+++ b/Trabajo_Final/Trabajo Final R1-BORQUEZ-RAYES.docx
@@ -2483,7 +2483,6 @@
         <w:rPr>
           <w:lang w:val="es-ES"/>
         </w:rPr>
-        <w:lastRenderedPageBreak/>
         <w:br w:type="page"/>
       </w:r>
     </w:p>
@@ -2564,7 +2563,6 @@
     <w:p>
       <w:pPr>
         <w:spacing w:before="240"/>
-        <w:ind w:firstLine="284"/>
         <w:rPr>
           <w:lang w:val="es-ES"/>
         </w:rPr>
@@ -2639,7 +2637,6 @@
     <w:p>
       <w:pPr>
         <w:spacing w:before="240"/>
-        <w:ind w:firstLine="284"/>
         <w:rPr>
           <w:lang w:val="es-ES"/>
         </w:rPr>
@@ -2707,7 +2704,6 @@
     <w:p>
       <w:pPr>
         <w:spacing w:before="240"/>
-        <w:ind w:firstLine="284"/>
         <w:rPr>
           <w:lang w:val="es-ES"/>
         </w:rPr>
@@ -2785,8 +2781,6 @@
     </w:p>
     <w:p>
       <w:pPr>
-        <w:spacing w:before="160"/>
-        <w:ind w:firstLine="284"/>
         <w:rPr>
           <w:lang w:val="es-ES"/>
         </w:rPr>
@@ -2800,7 +2794,6 @@
     </w:p>
     <w:p>
       <w:pPr>
-        <w:ind w:firstLine="284"/>
         <w:rPr>
           <w:lang w:val="es-ES"/>
         </w:rPr>
@@ -2832,7 +2825,6 @@
     </w:p>
     <w:p>
       <w:pPr>
-        <w:ind w:firstLine="284"/>
         <w:jc w:val="center"/>
         <w:rPr>
           <w:lang w:val="es-ES"/>
@@ -2847,7 +2839,6 @@
     </w:p>
     <w:p>
       <w:pPr>
-        <w:ind w:firstLine="284"/>
         <w:rPr>
           <w:lang w:val="es-ES"/>
         </w:rPr>
@@ -2896,7 +2887,6 @@
     <w:p>
       <w:pPr>
         <w:pStyle w:val="Ttulo3"/>
-        <w:ind w:firstLine="284"/>
         <w:rPr>
           <w:lang w:val="es-ES"/>
         </w:rPr>
@@ -2925,8 +2915,6 @@
     </w:p>
     <w:p>
       <w:pPr>
-        <w:spacing w:before="160"/>
-        <w:ind w:firstLine="284"/>
         <w:rPr>
           <w:lang w:val="es-ES"/>
         </w:rPr>
@@ -2941,13 +2929,285 @@
         <w:rPr>
           <w:lang w:val="es-ES"/>
         </w:rPr>
-        <w:t>átiles y en la Fig. 3 el modelo 3D simplificado que se elaboró para representarla. Se considera en este caso que la cámara tiene un alojamiento con tapa a rosca</w:t>
-      </w:r>
-      <w:r>
-        <w:rPr>
-          <w:lang w:val="es-ES"/>
-        </w:rPr>
-        <w:t xml:space="preserve"> con un giro de 360° horario para cerrar y horario para cerrar. En </w:t>
+        <w:t xml:space="preserve">átiles y en la Fig. 3 el modelo 3D simplificado que se elaboró para representarla. Se </w:t>
+      </w:r>
+      <w:r>
+        <w:rPr>
+          <w:lang w:val="es-ES"/>
+        </w:rPr>
+        <w:lastRenderedPageBreak/>
+        <w:t>considera en este caso que la cámara tiene un alojamiento con tapa a rosca</w:t>
+      </w:r>
+      <w:r>
+        <w:rPr>
+          <w:lang w:val="es-ES"/>
+        </w:rPr>
+        <w:t xml:space="preserve"> con un giro de 360° horario para cerrar y horario para cerrar. En el [Anexo] se muestra el plano con el detalle.</w:t>
+      </w:r>
+    </w:p>
+    <w:p>
+      <w:pPr>
+        <w:jc w:val="center"/>
+        <w:rPr>
+          <w:lang w:val="es-ES"/>
+        </w:rPr>
+      </w:pPr>
+      <w:r>
+        <w:rPr>
+          <w:lang w:val="es-ES"/>
+        </w:rPr>
+        <w:t>Fig.2 - Fig.3</w:t>
+      </w:r>
+    </w:p>
+    <w:p>
+      <w:pPr>
+        <w:pStyle w:val="Ttulo3"/>
+        <w:rPr>
+          <w:lang w:val="es-ES"/>
+        </w:rPr>
+      </w:pPr>
+      <w:r>
+        <w:rPr>
+          <w:u w:val="none"/>
+          <w:lang w:val="es-ES"/>
+        </w:rPr>
+        <w:t>3.1.2</w:t>
+      </w:r>
+      <w:r>
+        <w:rPr>
+          <w:u w:val="none"/>
+          <w:lang w:val="es-ES"/>
+        </w:rPr>
+        <w:t xml:space="preserve"> </w:t>
+      </w:r>
+      <w:r>
+        <w:rPr>
+          <w:u w:val="none"/>
+          <w:lang w:val="es-ES"/>
+        </w:rPr>
+        <w:tab/>
+      </w:r>
+      <w:r>
+        <w:rPr>
+          <w:lang w:val="es-ES"/>
+        </w:rPr>
+        <w:t>Pastillas de material radiactivo</w:t>
+      </w:r>
+    </w:p>
+    <w:p>
+      <w:pPr>
+        <w:rPr>
+          <w:lang w:val="es-ES"/>
+        </w:rPr>
+      </w:pPr>
+      <w:r>
+        <w:rPr>
+          <w:lang w:val="es-ES"/>
+        </w:rPr>
+        <w:t>Se considera un modelo 3D simplificado de las pastillas que es un cilindro recto. No se considera un material en particular de las mismas y se considera que las mismas son rígidas</w:t>
+      </w:r>
+      <w:r>
+        <w:rPr>
+          <w:lang w:val="es-ES"/>
+        </w:rPr>
+        <w:t xml:space="preserve"> Fig.4</w:t>
+      </w:r>
+      <w:r>
+        <w:rPr>
+          <w:lang w:val="es-ES"/>
+        </w:rPr>
+        <w:t xml:space="preserve"> [Anexo]</w:t>
+      </w:r>
+      <w:r>
+        <w:rPr>
+          <w:lang w:val="es-ES"/>
+        </w:rPr>
+        <w:t>.</w:t>
+      </w:r>
+    </w:p>
+    <w:p>
+      <w:pPr>
+        <w:jc w:val="center"/>
+        <w:rPr>
+          <w:lang w:val="es-ES"/>
+        </w:rPr>
+      </w:pPr>
+      <w:r>
+        <w:rPr>
+          <w:lang w:val="es-ES"/>
+        </w:rPr>
+        <w:t>Fig. 4</w:t>
+      </w:r>
+    </w:p>
+    <w:p>
+      <w:pPr>
+        <w:pStyle w:val="Ttulo3"/>
+        <w:rPr>
+          <w:lang w:val="es-ES"/>
+        </w:rPr>
+      </w:pPr>
+      <w:r>
+        <w:rPr>
+          <w:u w:val="none"/>
+          <w:lang w:val="es-ES"/>
+        </w:rPr>
+        <w:t>3.1</w:t>
+      </w:r>
+      <w:r>
+        <w:rPr>
+          <w:u w:val="none"/>
+          <w:lang w:val="es-ES"/>
+        </w:rPr>
+        <w:t>.</w:t>
+      </w:r>
+      <w:r>
+        <w:rPr>
+          <w:u w:val="none"/>
+          <w:lang w:val="es-ES"/>
+        </w:rPr>
+        <w:t>3</w:t>
+      </w:r>
+      <w:r>
+        <w:rPr>
+          <w:u w:val="none"/>
+          <w:lang w:val="es-ES"/>
+        </w:rPr>
+        <w:t xml:space="preserve"> </w:t>
+      </w:r>
+      <w:r>
+        <w:rPr>
+          <w:u w:val="none"/>
+          <w:lang w:val="es-ES"/>
+        </w:rPr>
+        <w:tab/>
+      </w:r>
+      <w:r>
+        <w:rPr>
+          <w:lang w:val="es-ES"/>
+        </w:rPr>
+        <w:t>Contenedor</w:t>
+      </w:r>
+    </w:p>
+    <w:p>
+      <w:pPr>
+        <w:rPr>
+          <w:lang w:val="es-ES"/>
+        </w:rPr>
+      </w:pPr>
+      <w:r>
+        <w:rPr>
+          <w:lang w:val="es-ES"/>
+        </w:rPr>
+        <w:t>Se consideran contenedores cil</w:t>
+      </w:r>
+      <w:r>
+        <w:rPr>
+          <w:lang w:val="es-ES"/>
+        </w:rPr>
+        <w:t xml:space="preserve">índricos con tapa roscada que requieren un giro de 360° anti-horario para abrir y horario para cerrar. Se considera un modelo simplificado elaborado en base al modelo de la Fig. </w:t>
+      </w:r>
+      <w:r>
+        <w:rPr>
+          <w:lang w:val="es-ES"/>
+        </w:rPr>
+        <w:t>5</w:t>
+      </w:r>
+      <w:r>
+        <w:rPr>
+          <w:lang w:val="es-ES"/>
+        </w:rPr>
+        <w:t xml:space="preserve"> y en [Anexo] los detalles.</w:t>
+      </w:r>
+    </w:p>
+    <w:p>
+      <w:pPr>
+        <w:jc w:val="center"/>
+        <w:rPr>
+          <w:lang w:val="es-ES"/>
+        </w:rPr>
+      </w:pPr>
+      <w:r>
+        <w:rPr>
+          <w:lang w:val="es-ES"/>
+        </w:rPr>
+        <w:t>Fig. 5</w:t>
+      </w:r>
+    </w:p>
+    <w:p>
+      <w:pPr>
+        <w:pStyle w:val="Ttulo3"/>
+        <w:rPr>
+          <w:lang w:val="es-ES"/>
+        </w:rPr>
+      </w:pPr>
+      <w:r>
+        <w:rPr>
+          <w:u w:val="none"/>
+          <w:lang w:val="es-ES"/>
+        </w:rPr>
+        <w:t>3.1.4</w:t>
+      </w:r>
+      <w:r>
+        <w:rPr>
+          <w:u w:val="none"/>
+          <w:lang w:val="es-ES"/>
+        </w:rPr>
+        <w:tab/>
+      </w:r>
+      <w:r>
+        <w:rPr>
+          <w:lang w:val="es-ES"/>
+        </w:rPr>
+        <w:t>Mesa</w:t>
+      </w:r>
+    </w:p>
+    <w:p>
+      <w:pPr>
+        <w:rPr>
+          <w:lang w:val="es-ES"/>
+        </w:rPr>
+      </w:pPr>
+      <w:r>
+        <w:rPr>
+          <w:lang w:val="es-ES"/>
+        </w:rPr>
+        <w:t xml:space="preserve">Se considera que los contenedores con las </w:t>
+      </w:r>
+      <w:r>
+        <w:rPr>
+          <w:lang w:val="es-ES"/>
+        </w:rPr>
+        <w:t>pastillas</w:t>
+      </w:r>
+      <w:r>
+        <w:rPr>
+          <w:lang w:val="es-ES"/>
+        </w:rPr>
+        <w:t xml:space="preserve"> se encuentran en los alojamientos </w:t>
+      </w:r>
+      <w:r>
+        <w:rPr>
+          <w:lang w:val="es-ES"/>
+        </w:rPr>
+        <w:t>de una mesa que además dispone de una repisa para colocar las tapas de los contenedores</w:t>
+      </w:r>
+      <w:r>
+        <w:rPr>
+          <w:lang w:val="es-ES"/>
+        </w:rPr>
+        <w:t xml:space="preserve"> Fig.</w:t>
+      </w:r>
+      <w:r>
+        <w:rPr>
+          <w:lang w:val="es-ES"/>
+        </w:rPr>
+        <w:t xml:space="preserve"> 6</w:t>
+      </w:r>
+      <w:r>
+        <w:rPr>
+          <w:lang w:val="es-ES"/>
+        </w:rPr>
+        <w:t xml:space="preserve"> y en </w:t>
       </w:r>
       <w:proofErr w:type="spellStart"/>
       <w:r>
@@ -2961,35 +3221,56 @@
         <w:rPr>
           <w:lang w:val="es-ES"/>
         </w:rPr>
-        <w:t xml:space="preserve"> [Anexo] se muestra el plano con el detalle.</w:t>
-      </w:r>
-    </w:p>
-    <w:p>
-      <w:pPr>
-        <w:pStyle w:val="Ttulo3"/>
-        <w:ind w:firstLine="284"/>
-        <w:rPr>
-          <w:lang w:val="es-ES"/>
-        </w:rPr>
-      </w:pPr>
-      <w:r>
-        <w:rPr>
-          <w:u w:val="none"/>
-          <w:lang w:val="es-ES"/>
-        </w:rPr>
-        <w:lastRenderedPageBreak/>
-        <w:t>3.1.2</w:t>
-      </w:r>
-      <w:r>
-        <w:rPr>
-          <w:u w:val="none"/>
-          <w:lang w:val="es-ES"/>
-        </w:rPr>
         <w:t xml:space="preserve"> </w:t>
       </w:r>
       <w:r>
         <w:rPr>
-          <w:u w:val="none"/>
+          <w:lang w:val="es-ES"/>
+        </w:rPr>
+        <w:t>[Anexo]</w:t>
+      </w:r>
+      <w:r>
+        <w:rPr>
+          <w:lang w:val="es-ES"/>
+        </w:rPr>
+        <w:t xml:space="preserve"> los detalles.</w:t>
+      </w:r>
+      <w:r>
+        <w:rPr>
+          <w:lang w:val="es-ES"/>
+        </w:rPr>
+        <w:t xml:space="preserve"> </w:t>
+      </w:r>
+    </w:p>
+    <w:p>
+      <w:pPr>
+        <w:jc w:val="center"/>
+        <w:rPr>
+          <w:lang w:val="es-ES"/>
+        </w:rPr>
+      </w:pPr>
+      <w:r>
+        <w:rPr>
+          <w:lang w:val="es-ES"/>
+        </w:rPr>
+        <w:t>Fig. 6</w:t>
+      </w:r>
+    </w:p>
+    <w:p>
+      <w:pPr>
+        <w:pStyle w:val="Ttulo2"/>
+        <w:rPr>
+          <w:lang w:val="es-ES"/>
+        </w:rPr>
+      </w:pPr>
+      <w:r>
+        <w:rPr>
+          <w:lang w:val="es-ES"/>
+        </w:rPr>
+        <w:t>3.2</w:t>
+      </w:r>
+      <w:r>
+        <w:rPr>
           <w:lang w:val="es-ES"/>
         </w:rPr>
         <w:tab/>
@@ -2998,267 +3279,11 @@
         <w:rPr>
           <w:lang w:val="es-ES"/>
         </w:rPr>
-        <w:t>Pastillas de material radiactivo</w:t>
-      </w:r>
-    </w:p>
-    <w:p>
-      <w:pPr>
-        <w:spacing w:before="160"/>
-        <w:ind w:firstLine="284"/>
-        <w:rPr>
-          <w:lang w:val="es-ES"/>
-        </w:rPr>
-      </w:pPr>
-      <w:r>
-        <w:rPr>
-          <w:lang w:val="es-ES"/>
-        </w:rPr>
-        <w:t>Se considera un modelo 3D simplificado de las pastillas que es un cilindro recto. No se considera un material en particular de las mismas y se considera que las mismas son rígidas</w:t>
-      </w:r>
-      <w:r>
-        <w:rPr>
-          <w:lang w:val="es-ES"/>
-        </w:rPr>
-        <w:t xml:space="preserve"> Fig.4</w:t>
-      </w:r>
-      <w:r>
-        <w:rPr>
-          <w:lang w:val="es-ES"/>
-        </w:rPr>
-        <w:t xml:space="preserve"> [Anexo]</w:t>
-      </w:r>
-      <w:r>
-        <w:rPr>
-          <w:lang w:val="es-ES"/>
-        </w:rPr>
-        <w:t>.</w:t>
-      </w:r>
-    </w:p>
-    <w:p>
-      <w:pPr>
-        <w:pStyle w:val="Ttulo3"/>
-        <w:ind w:firstLine="284"/>
-        <w:rPr>
-          <w:lang w:val="es-ES"/>
-        </w:rPr>
-      </w:pPr>
-      <w:r>
-        <w:rPr>
-          <w:u w:val="none"/>
-          <w:lang w:val="es-ES"/>
-        </w:rPr>
-        <w:t>3.1</w:t>
-      </w:r>
-      <w:r>
-        <w:rPr>
-          <w:u w:val="none"/>
-          <w:lang w:val="es-ES"/>
-        </w:rPr>
-        <w:t>.</w:t>
-      </w:r>
-      <w:r>
-        <w:rPr>
-          <w:u w:val="none"/>
-          <w:lang w:val="es-ES"/>
-        </w:rPr>
-        <w:t>3</w:t>
-      </w:r>
-      <w:r>
-        <w:rPr>
-          <w:u w:val="none"/>
-          <w:lang w:val="es-ES"/>
-        </w:rPr>
-        <w:t xml:space="preserve"> </w:t>
-      </w:r>
-      <w:r>
-        <w:rPr>
-          <w:u w:val="none"/>
-          <w:lang w:val="es-ES"/>
-        </w:rPr>
-        <w:tab/>
-      </w:r>
-      <w:r>
-        <w:rPr>
-          <w:lang w:val="es-ES"/>
-        </w:rPr>
-        <w:t>Contenedor</w:t>
-      </w:r>
-    </w:p>
-    <w:p>
-      <w:pPr>
-        <w:spacing w:before="160"/>
-        <w:ind w:firstLine="284"/>
-        <w:rPr>
-          <w:lang w:val="es-ES"/>
-        </w:rPr>
-      </w:pPr>
-      <w:r>
-        <w:rPr>
-          <w:lang w:val="es-ES"/>
-        </w:rPr>
-        <w:t>Se consideran contenedores cil</w:t>
-      </w:r>
-      <w:r>
-        <w:rPr>
-          <w:lang w:val="es-ES"/>
-        </w:rPr>
-        <w:t xml:space="preserve">índricos con tapa roscada que requieren un giro de 360° anti-horario para abrir y horario para cerrar. Se considera un modelo simplificado elaborado en base al modelo de la Fig. </w:t>
-      </w:r>
-      <w:r>
-        <w:rPr>
-          <w:lang w:val="es-ES"/>
-        </w:rPr>
-        <w:t>5</w:t>
-      </w:r>
-      <w:r>
-        <w:rPr>
-          <w:lang w:val="es-ES"/>
-        </w:rPr>
-        <w:t xml:space="preserve"> y en [Anexo] los detalles.</w:t>
-      </w:r>
-    </w:p>
-    <w:p>
-      <w:pPr>
-        <w:pStyle w:val="Ttulo3"/>
-        <w:ind w:firstLine="284"/>
-        <w:rPr>
-          <w:lang w:val="es-ES"/>
-        </w:rPr>
-      </w:pPr>
-      <w:r>
-        <w:rPr>
-          <w:u w:val="none"/>
-          <w:lang w:val="es-ES"/>
-        </w:rPr>
-        <w:t>3.1.4</w:t>
-      </w:r>
-      <w:r>
-        <w:rPr>
-          <w:u w:val="none"/>
-          <w:lang w:val="es-ES"/>
-        </w:rPr>
-        <w:tab/>
-      </w:r>
-      <w:r>
-        <w:rPr>
-          <w:lang w:val="es-ES"/>
-        </w:rPr>
-        <w:t>Mesa</w:t>
-      </w:r>
-    </w:p>
-    <w:p>
-      <w:pPr>
-        <w:spacing w:before="160"/>
-        <w:ind w:firstLine="284"/>
-        <w:rPr>
-          <w:lang w:val="es-ES"/>
-        </w:rPr>
-      </w:pPr>
-      <w:r>
-        <w:rPr>
-          <w:lang w:val="es-ES"/>
-        </w:rPr>
-        <w:t xml:space="preserve">Se considera que los contenedores con las </w:t>
-      </w:r>
-      <w:r>
-        <w:rPr>
-          <w:lang w:val="es-ES"/>
-        </w:rPr>
-        <w:t>pastillas</w:t>
-      </w:r>
-      <w:r>
-        <w:rPr>
-          <w:lang w:val="es-ES"/>
-        </w:rPr>
-        <w:t xml:space="preserve"> se encuentran en los alojamientos </w:t>
-      </w:r>
-      <w:r>
-        <w:rPr>
-          <w:lang w:val="es-ES"/>
-        </w:rPr>
-        <w:t>de una mesa que además dispone de una repisa para colocar las tapas de los contenedores</w:t>
-      </w:r>
-      <w:r>
-        <w:rPr>
-          <w:lang w:val="es-ES"/>
-        </w:rPr>
-        <w:t xml:space="preserve"> Fig.</w:t>
-      </w:r>
-      <w:r>
-        <w:rPr>
-          <w:lang w:val="es-ES"/>
-        </w:rPr>
-        <w:t xml:space="preserve"> 6</w:t>
-      </w:r>
-      <w:r>
-        <w:rPr>
-          <w:lang w:val="es-ES"/>
-        </w:rPr>
-        <w:t xml:space="preserve"> y en </w:t>
-      </w:r>
-      <w:proofErr w:type="spellStart"/>
-      <w:r>
-        <w:rPr>
-          <w:lang w:val="es-ES"/>
-        </w:rPr>
-        <w:t>el</w:t>
-      </w:r>
-      <w:proofErr w:type="spellEnd"/>
-      <w:r>
-        <w:rPr>
-          <w:lang w:val="es-ES"/>
-        </w:rPr>
-        <w:t xml:space="preserve"> </w:t>
-      </w:r>
-      <w:r>
-        <w:rPr>
-          <w:lang w:val="es-ES"/>
-        </w:rPr>
-        <w:t>[Anexo]</w:t>
-      </w:r>
-      <w:r>
-        <w:rPr>
-          <w:lang w:val="es-ES"/>
-        </w:rPr>
-        <w:t xml:space="preserve"> los detalles.</w:t>
-      </w:r>
-      <w:r>
-        <w:rPr>
-          <w:lang w:val="es-ES"/>
-        </w:rPr>
-        <w:t xml:space="preserve"> </w:t>
-      </w:r>
-    </w:p>
-    <w:p>
-      <w:pPr>
-        <w:pStyle w:val="Ttulo2"/>
-        <w:rPr>
-          <w:lang w:val="es-ES"/>
-        </w:rPr>
-      </w:pPr>
-      <w:r>
-        <w:rPr>
-          <w:lang w:val="es-ES"/>
-        </w:rPr>
-        <w:t>3.2</w:t>
-      </w:r>
-      <w:r>
-        <w:rPr>
-          <w:lang w:val="es-ES"/>
-        </w:rPr>
-        <w:tab/>
-      </w:r>
-      <w:r>
-        <w:rPr>
-          <w:lang w:val="es-ES"/>
-        </w:rPr>
         <w:t>Secuencia de operaciones</w:t>
       </w:r>
     </w:p>
     <w:p>
       <w:pPr>
-        <w:spacing w:before="160"/>
-        <w:ind w:firstLine="284"/>
         <w:rPr>
           <w:lang w:val="es-ES"/>
         </w:rPr>
@@ -3400,17 +3425,22 @@
     </w:p>
     <w:p>
       <w:pPr>
-        <w:spacing w:before="160"/>
-        <w:ind w:firstLine="284"/>
-        <w:rPr>
-          <w:lang w:val="es-ES"/>
-        </w:rPr>
-      </w:pPr>
-      <w:r>
-        <w:rPr>
-          <w:lang w:val="es-ES"/>
-        </w:rPr>
-        <w:t>El UR10e es un robot colaborativo versátil, diseñado para tareas de automatización y con capacidad de carga media. Es ideal para aplicaciones de manipulación, ensamblaje, carga y descarga, en entornos que requieren precisión y seguridad. Destaca por su facilidad de programación y montaje, lo que facilita su inte</w:t>
+        <w:rPr>
+          <w:lang w:val="es-ES"/>
+        </w:rPr>
+      </w:pPr>
+      <w:r>
+        <w:rPr>
+          <w:lang w:val="es-ES"/>
+        </w:rPr>
+        <w:t xml:space="preserve">El UR10e es un robot colaborativo versátil, diseñado para tareas de automatización y con capacidad de carga media. Es ideal para aplicaciones de manipulación, ensamblaje, carga y </w:t>
+      </w:r>
+      <w:r>
+        <w:rPr>
+          <w:lang w:val="es-ES"/>
+        </w:rPr>
+        <w:lastRenderedPageBreak/>
+        <w:t>descarga, en entornos que requieren precisión y seguridad. Destaca por su facilidad de programación y montaje, lo que facilita su inte</w:t>
       </w:r>
       <w:r>
         <w:rPr>
@@ -3421,8 +3451,6 @@
     </w:p>
     <w:p>
       <w:pPr>
-        <w:spacing w:before="160"/>
-        <w:ind w:firstLine="284"/>
         <w:rPr>
           <w:lang w:val="es-ES"/>
         </w:rPr>
@@ -3442,8 +3470,20 @@
     </w:p>
     <w:p>
       <w:pPr>
-        <w:spacing w:before="160"/>
-        <w:ind w:firstLine="284"/>
+        <w:jc w:val="center"/>
+        <w:rPr>
+          <w:lang w:val="es-ES"/>
+        </w:rPr>
+      </w:pPr>
+      <w:r>
+        <w:rPr>
+          <w:lang w:val="es-ES"/>
+        </w:rPr>
+        <w:t>Fig. 7 – Fig. 8</w:t>
+      </w:r>
+    </w:p>
+    <w:p>
+      <w:pPr>
         <w:rPr>
           <w:lang w:val="es-ES"/>
         </w:rPr>
@@ -3472,9 +3512,8 @@
     <w:p>
       <w:pPr>
         <w:pStyle w:val="Ttulo3"/>
-        <w:ind w:firstLine="284"/>
-        <w:rPr>
-          <w:lang w:val="es-ES"/>
+        <w:rPr>
+          <w:lang w:val="es-AR"/>
         </w:rPr>
       </w:pPr>
       <w:r>
@@ -3482,150 +3521,4667 @@
           <w:u w:val="none"/>
           <w:lang w:val="es-ES"/>
         </w:rPr>
+        <w:t>3.3.1</w:t>
+      </w:r>
+      <w:r>
+        <w:rPr>
+          <w:u w:val="none"/>
+          <w:lang w:val="es-ES"/>
+        </w:rPr>
+        <w:tab/>
+      </w:r>
+      <w:r>
+        <w:rPr>
+          <w:lang w:val="es-AR"/>
+        </w:rPr>
+        <w:t>Efector final</w:t>
+      </w:r>
+    </w:p>
+    <w:p>
+      <w:pPr>
+        <w:pStyle w:val="Ttulo3"/>
+        <w:rPr>
+          <w:lang w:val="es-AR"/>
+        </w:rPr>
+      </w:pPr>
+      <w:r>
+        <w:rPr>
+          <w:rFonts w:eastAsiaTheme="minorHAnsi" w:cstheme="minorBidi"/>
+          <w:szCs w:val="22"/>
+          <w:u w:val="none"/>
+          <w:lang w:val="es-AR"/>
+        </w:rPr>
+        <w:t>Se requerirá una herramienta final especializada para:</w:t>
+      </w:r>
+    </w:p>
+    <w:p>
+      <w:pPr>
+        <w:pStyle w:val="Ttulo3"/>
+        <w:numPr>
+          <w:ilvl w:val="0"/>
+          <w:numId w:val="5"/>
+        </w:numPr>
+        <w:rPr>
+          <w:rFonts w:eastAsiaTheme="minorHAnsi" w:cstheme="minorBidi"/>
+          <w:szCs w:val="22"/>
+          <w:u w:val="none"/>
+          <w:lang w:val="es-AR"/>
+        </w:rPr>
+      </w:pPr>
+      <w:r>
+        <w:rPr>
+          <w:rFonts w:eastAsiaTheme="minorHAnsi" w:cstheme="minorBidi"/>
+          <w:szCs w:val="22"/>
+          <w:u w:val="none"/>
+          <w:lang w:val="es-AR"/>
+        </w:rPr>
+        <w:t>Agarrar: Un</w:t>
+      </w:r>
+      <w:r>
+        <w:rPr>
+          <w:rFonts w:eastAsiaTheme="minorHAnsi" w:cstheme="minorBidi"/>
+          <w:szCs w:val="22"/>
+          <w:u w:val="none"/>
+          <w:lang w:val="es-AR"/>
+        </w:rPr>
+        <w:t xml:space="preserve"> </w:t>
+      </w:r>
+      <w:proofErr w:type="spellStart"/>
+      <w:r>
+        <w:rPr>
+          <w:rFonts w:eastAsiaTheme="minorHAnsi" w:cstheme="minorBidi"/>
+          <w:szCs w:val="22"/>
+          <w:u w:val="none"/>
+          <w:lang w:val="es-AR"/>
+        </w:rPr>
+        <w:t>gripper</w:t>
+      </w:r>
+      <w:proofErr w:type="spellEnd"/>
+      <w:r>
+        <w:rPr>
+          <w:rFonts w:eastAsiaTheme="minorHAnsi" w:cstheme="minorBidi"/>
+          <w:szCs w:val="22"/>
+          <w:u w:val="none"/>
+          <w:lang w:val="es-AR"/>
+        </w:rPr>
+        <w:t xml:space="preserve"> para</w:t>
+      </w:r>
+      <w:r>
+        <w:rPr>
+          <w:rFonts w:eastAsiaTheme="minorHAnsi" w:cstheme="minorBidi"/>
+          <w:szCs w:val="22"/>
+          <w:u w:val="none"/>
+          <w:lang w:val="es-AR"/>
+        </w:rPr>
+        <w:t xml:space="preserve"> </w:t>
+      </w:r>
+      <w:r>
+        <w:rPr>
+          <w:rFonts w:eastAsiaTheme="minorHAnsi" w:cstheme="minorBidi"/>
+          <w:szCs w:val="22"/>
+          <w:u w:val="none"/>
+          <w:lang w:val="es-AR"/>
+        </w:rPr>
+        <w:t>manipular la pa</w:t>
+      </w:r>
+      <w:r>
+        <w:rPr>
+          <w:rFonts w:eastAsiaTheme="minorHAnsi" w:cstheme="minorBidi"/>
+          <w:szCs w:val="22"/>
+          <w:u w:val="none"/>
+          <w:lang w:val="es-AR"/>
+        </w:rPr>
+        <w:t>stilla sin dañarla.</w:t>
+      </w:r>
+    </w:p>
+    <w:p>
+      <w:pPr>
+        <w:pStyle w:val="Ttulo3"/>
+        <w:numPr>
+          <w:ilvl w:val="0"/>
+          <w:numId w:val="5"/>
+        </w:numPr>
+        <w:rPr>
+          <w:rFonts w:eastAsiaTheme="minorHAnsi" w:cstheme="minorBidi"/>
+          <w:szCs w:val="22"/>
+          <w:u w:val="none"/>
+          <w:lang w:val="es-AR"/>
+        </w:rPr>
+      </w:pPr>
+      <w:r>
+        <w:rPr>
+          <w:rFonts w:eastAsiaTheme="minorHAnsi" w:cstheme="minorBidi"/>
+          <w:szCs w:val="22"/>
+          <w:u w:val="none"/>
+          <w:lang w:val="es-AR"/>
+        </w:rPr>
+        <w:t>Abrir y cerrar contenedores: Un mecanismo simple para abrir y cerrar las tapas de los</w:t>
+      </w:r>
+      <w:r>
+        <w:rPr>
+          <w:rFonts w:eastAsiaTheme="minorHAnsi" w:cstheme="minorBidi"/>
+          <w:szCs w:val="22"/>
+          <w:u w:val="none"/>
+          <w:lang w:val="es-AR"/>
+        </w:rPr>
+        <w:t xml:space="preserve"> c</w:t>
+      </w:r>
+      <w:r>
+        <w:rPr>
+          <w:rFonts w:eastAsiaTheme="minorHAnsi" w:cstheme="minorBidi"/>
+          <w:szCs w:val="22"/>
+          <w:u w:val="none"/>
+          <w:lang w:val="es-AR"/>
+        </w:rPr>
+        <w:t>ontenedores</w:t>
+      </w:r>
+      <w:r>
+        <w:rPr>
+          <w:rFonts w:eastAsiaTheme="minorHAnsi" w:cstheme="minorBidi"/>
+          <w:szCs w:val="22"/>
+          <w:u w:val="none"/>
+          <w:lang w:val="es-AR"/>
+        </w:rPr>
+        <w:t>.</w:t>
+      </w:r>
+    </w:p>
+    <w:p>
+      <w:pPr>
+        <w:rPr>
+          <w:lang w:val="es-AR"/>
+        </w:rPr>
+      </w:pPr>
+      <w:r>
+        <w:rPr>
+          <w:lang w:val="es-AR"/>
+        </w:rPr>
+        <w:t xml:space="preserve">En concreto se considera la utilización del </w:t>
+      </w:r>
+      <w:proofErr w:type="spellStart"/>
+      <w:r>
+        <w:rPr>
+          <w:lang w:val="es-AR"/>
+        </w:rPr>
+        <w:t>gripper</w:t>
+      </w:r>
+      <w:proofErr w:type="spellEnd"/>
+      <w:r>
+        <w:rPr>
+          <w:lang w:val="es-AR"/>
+        </w:rPr>
+        <w:t xml:space="preserve"> de 3 dedos de </w:t>
+      </w:r>
+      <w:proofErr w:type="spellStart"/>
+      <w:r>
+        <w:rPr>
+          <w:lang w:val="es-AR"/>
+        </w:rPr>
+        <w:t>RobotiQ</w:t>
+      </w:r>
+      <w:proofErr w:type="spellEnd"/>
+      <w:r>
+        <w:rPr>
+          <w:lang w:val="es-AR"/>
+        </w:rPr>
+        <w:t xml:space="preserve"> que se muestra en la Fig. 9 [Anexo].</w:t>
+      </w:r>
+    </w:p>
+    <w:p>
+      <w:pPr>
+        <w:jc w:val="center"/>
+        <w:rPr>
+          <w:lang w:val="es-AR"/>
+        </w:rPr>
+      </w:pPr>
+      <w:r>
+        <w:rPr>
+          <w:lang w:val="es-AR"/>
+        </w:rPr>
+        <w:t>Fig. 9</w:t>
+      </w:r>
+    </w:p>
+    <w:p>
+      <w:pPr>
+        <w:pStyle w:val="Ttulo3"/>
+        <w:ind w:left="360" w:firstLine="0"/>
+        <w:rPr>
+          <w:rFonts w:eastAsiaTheme="minorHAnsi" w:cstheme="minorBidi"/>
+          <w:szCs w:val="22"/>
+          <w:u w:val="none"/>
+          <w:lang w:val="es-AR"/>
+        </w:rPr>
+      </w:pPr>
+      <w:r>
+        <w:rPr>
+          <w:u w:val="none"/>
+          <w:lang w:val="es-ES"/>
+        </w:rPr>
+        <w:t>3.3.2</w:t>
+      </w:r>
+      <w:r>
+        <w:rPr>
+          <w:u w:val="none"/>
+          <w:lang w:val="es-ES"/>
+        </w:rPr>
+        <w:t xml:space="preserve"> </w:t>
+      </w:r>
+      <w:r>
+        <w:rPr>
+          <w:u w:val="none"/>
+          <w:lang w:val="es-ES"/>
+        </w:rPr>
+        <w:tab/>
+      </w:r>
+      <w:r>
+        <w:rPr>
+          <w:lang w:val="es-ES"/>
+        </w:rPr>
+        <w:t>Espacio de trabajo del robot</w:t>
+      </w:r>
+    </w:p>
+    <w:p>
+      <w:pPr>
+        <w:rPr>
+          <w:lang w:val="es-ES"/>
+        </w:rPr>
+      </w:pPr>
+      <w:r>
+        <w:rPr>
+          <w:lang w:val="es-ES"/>
+        </w:rPr>
+        <w:t>El espacio de trabajo del robot es esencialmente una esfera con limitación de alcance en un cilindro central recto que tiene su eje en el eje de la</w:t>
+      </w:r>
+      <w:r>
+        <w:rPr>
+          <w:lang w:val="es-ES"/>
+        </w:rPr>
+        <w:t xml:space="preserve"> primera articulación. La Fig. 10</w:t>
+      </w:r>
+      <w:r>
+        <w:rPr>
+          <w:lang w:val="es-ES"/>
+        </w:rPr>
+        <w:t xml:space="preserve">, obtenida del manual del robot,  muestra el mismo de forma esquemática. </w:t>
+      </w:r>
+      <w:r>
+        <w:rPr>
+          <w:lang w:val="es-ES"/>
+        </w:rPr>
+        <w:t>Por otro lado, se realizó un esquema propio indicando de forma general el límite del espacio del trabajo del rob</w:t>
+      </w:r>
+      <w:r>
+        <w:rPr>
+          <w:lang w:val="es-ES"/>
+        </w:rPr>
+        <w:t>ot como se muestra en la Fig. 11</w:t>
+      </w:r>
+      <w:r>
+        <w:rPr>
+          <w:lang w:val="es-ES"/>
+        </w:rPr>
+        <w:t>.</w:t>
+      </w:r>
+    </w:p>
+    <w:p>
+      <w:pPr>
+        <w:jc w:val="center"/>
+        <w:rPr>
+          <w:lang w:val="es-ES"/>
+        </w:rPr>
+      </w:pPr>
+      <w:r>
+        <w:rPr>
+          <w:lang w:val="es-ES"/>
+        </w:rPr>
+        <w:t>Fig. 10</w:t>
+      </w:r>
+      <w:r>
+        <w:rPr>
+          <w:lang w:val="es-ES"/>
+        </w:rPr>
+        <w:t xml:space="preserve"> – Fig.</w:t>
+      </w:r>
+      <w:r>
+        <w:rPr>
+          <w:lang w:val="es-ES"/>
+        </w:rPr>
+        <w:t xml:space="preserve"> 11</w:t>
+      </w:r>
+    </w:p>
+    <w:p>
+      <w:pPr>
+        <w:pStyle w:val="Ttulo1"/>
+        <w:rPr>
+          <w:lang w:val="es-ES"/>
+        </w:rPr>
+      </w:pPr>
+      <w:r>
+        <w:rPr>
+          <w:lang w:val="es-ES"/>
+        </w:rPr>
         <w:lastRenderedPageBreak/>
-        <w:t xml:space="preserve">3.3.1 </w:t>
-      </w:r>
-      <w:r>
-        <w:rPr>
-          <w:u w:val="none"/>
+        <w:t>4.</w:t>
+      </w:r>
+      <w:r>
+        <w:rPr>
           <w:lang w:val="es-ES"/>
         </w:rPr>
         <w:tab/>
       </w:r>
-      <w:r>
-        <w:rPr>
-          <w:lang w:val="es-ES"/>
-        </w:rPr>
-        <w:t>Espacio de trabajo del robot</w:t>
-      </w:r>
-    </w:p>
-    <w:p>
-      <w:pPr>
-        <w:spacing w:before="160"/>
-        <w:ind w:firstLine="284"/>
-        <w:rPr>
-          <w:lang w:val="es-ES"/>
-        </w:rPr>
-      </w:pPr>
-      <w:r>
-        <w:rPr>
-          <w:lang w:val="es-ES"/>
-        </w:rPr>
-        <w:t xml:space="preserve">El espacio de trabajo del robot es esencialmente una esfera con limitación de alcance en un cilindro central recto que tiene su eje en el eje de la primera articulación. La Fig. 9, obtenida del manual del robot,  muestra el mismo de forma esquemática. </w:t>
-      </w:r>
-      <w:r>
-        <w:rPr>
-          <w:lang w:val="es-ES"/>
-        </w:rPr>
-        <w:t>Por otro lado, se realizó un esquema propio indicando de forma general el límite del espacio del trabajo del robot como se muestra en la Fig. 10.</w:t>
-      </w:r>
+      <w:proofErr w:type="spellStart"/>
+      <w:r>
+        <w:rPr>
+          <w:lang w:val="es-ES"/>
+        </w:rPr>
+        <w:t>Denavit-Hartenberg</w:t>
+      </w:r>
+      <w:proofErr w:type="spellEnd"/>
+    </w:p>
+    <w:p>
+      <w:pPr>
+        <w:pStyle w:val="Ttulo2"/>
+        <w:jc w:val="both"/>
+        <w:rPr>
+          <w:rFonts w:eastAsiaTheme="minorHAnsi" w:cstheme="minorBidi"/>
+          <w:b w:val="0"/>
+          <w:sz w:val="24"/>
+          <w:szCs w:val="22"/>
+          <w:lang w:val="es-ES"/>
+        </w:rPr>
+      </w:pPr>
+      <w:r>
+        <w:rPr>
+          <w:rFonts w:eastAsiaTheme="minorHAnsi" w:cstheme="minorBidi"/>
+          <w:b w:val="0"/>
+          <w:sz w:val="24"/>
+          <w:szCs w:val="22"/>
+          <w:lang w:val="es-ES"/>
+        </w:rPr>
+        <w:t xml:space="preserve">Uno de los primeros pasos en el estudio de la cinemática del robot es la definición de los parámetros que representan su cadena cinemática. Esto permitirá luego establecer las transformaciones entre los marcos de referencia de las articulaciones, la base y el efector final para distintas configuraciones articulares. Aunque existen diversas maneras de definir estas transformaciones, es común adoptar una convención específica que determine los parámetros considerados y su significado. En este trabajo, se adopta la convención de </w:t>
+      </w:r>
+      <w:proofErr w:type="spellStart"/>
+      <w:r>
+        <w:rPr>
+          <w:rFonts w:eastAsiaTheme="minorHAnsi" w:cstheme="minorBidi"/>
+          <w:b w:val="0"/>
+          <w:sz w:val="24"/>
+          <w:szCs w:val="22"/>
+          <w:lang w:val="es-ES"/>
+        </w:rPr>
+        <w:t>Denavit-Hartenberg</w:t>
+      </w:r>
+      <w:proofErr w:type="spellEnd"/>
+      <w:r>
+        <w:rPr>
+          <w:rFonts w:eastAsiaTheme="minorHAnsi" w:cstheme="minorBidi"/>
+          <w:b w:val="0"/>
+          <w:sz w:val="24"/>
+          <w:szCs w:val="22"/>
+          <w:lang w:val="es-ES"/>
+        </w:rPr>
+        <w:t>, cuya aplicación se detalla a continuación.</w:t>
+      </w:r>
+    </w:p>
+    <w:p>
+      <w:pPr>
+        <w:pStyle w:val="Ttulo2"/>
+        <w:rPr>
+          <w:lang w:val="es-ES"/>
+        </w:rPr>
+      </w:pPr>
+      <w:r>
+        <w:rPr>
+          <w:lang w:val="es-ES"/>
+        </w:rPr>
+        <w:t>4.1</w:t>
+      </w:r>
+      <w:r>
+        <w:rPr>
+          <w:lang w:val="es-ES"/>
+        </w:rPr>
+        <w:tab/>
+        <w:t>Marcos de referencia</w:t>
+      </w:r>
+    </w:p>
+    <w:p>
+      <w:pPr>
+        <w:rPr>
+          <w:lang w:val="es-ES"/>
+        </w:rPr>
+      </w:pPr>
+      <w:r>
+        <w:rPr>
+          <w:lang w:val="es-ES"/>
+        </w:rPr>
+        <w:t xml:space="preserve">En la Fig. </w:t>
+      </w:r>
+      <w:r>
+        <w:rPr>
+          <w:lang w:val="es-ES"/>
+        </w:rPr>
+        <w:t>12</w:t>
+      </w:r>
+      <w:r>
+        <w:rPr>
+          <w:lang w:val="es-ES"/>
+        </w:rPr>
+        <w:t xml:space="preserve"> se muestra la definición de los sistemas de coordenadas articulares.</w:t>
+      </w:r>
+    </w:p>
+    <w:p>
+      <w:pPr>
+        <w:jc w:val="center"/>
+        <w:rPr>
+          <w:lang w:val="es-ES"/>
+        </w:rPr>
+      </w:pPr>
+      <w:r>
+        <w:rPr>
+          <w:lang w:val="es-ES"/>
+        </w:rPr>
+        <w:t>Fig. 12</w:t>
+      </w:r>
+    </w:p>
+    <w:p>
+      <w:pPr>
+        <w:pStyle w:val="Ttulo2"/>
+        <w:rPr>
+          <w:lang w:val="es-ES"/>
+        </w:rPr>
+      </w:pPr>
+      <w:r>
+        <w:rPr>
+          <w:lang w:val="es-ES"/>
+        </w:rPr>
+        <w:t>4.2</w:t>
+      </w:r>
+      <w:r>
+        <w:rPr>
+          <w:lang w:val="es-ES"/>
+        </w:rPr>
+        <w:tab/>
+        <w:t>Aplicación de la convención</w:t>
+      </w:r>
+    </w:p>
+    <w:p>
+      <w:pPr>
+        <w:rPr>
+          <w:lang w:val="es-ES"/>
+        </w:rPr>
+      </w:pPr>
+      <w:r>
+        <w:rPr>
+          <w:lang w:val="es-ES"/>
+        </w:rPr>
+        <w:t xml:space="preserve">En la Fig. </w:t>
+      </w:r>
+      <w:r>
+        <w:rPr>
+          <w:lang w:val="es-ES"/>
+        </w:rPr>
+        <w:t>13</w:t>
+      </w:r>
+      <w:r>
+        <w:rPr>
+          <w:lang w:val="es-ES"/>
+        </w:rPr>
+        <w:t xml:space="preserve"> se resaltan los parámetros considerados </w:t>
+      </w:r>
+      <w:r>
+        <w:rPr>
+          <w:lang w:val="es-ES"/>
+        </w:rPr>
+        <w:t>por la</w:t>
+      </w:r>
+      <w:r>
+        <w:rPr>
+          <w:lang w:val="es-ES"/>
+        </w:rPr>
+        <w:t xml:space="preserve"> convención</w:t>
+      </w:r>
+      <w:r>
+        <w:rPr>
+          <w:lang w:val="es-ES"/>
+        </w:rPr>
+        <w:t>.</w:t>
+      </w:r>
+    </w:p>
+    <w:p>
+      <w:pPr>
+        <w:jc w:val="center"/>
+        <w:rPr>
+          <w:lang w:val="es-ES"/>
+        </w:rPr>
+      </w:pPr>
+      <w:r>
+        <w:rPr>
+          <w:lang w:val="es-ES"/>
+        </w:rPr>
+        <w:t>Fig. 13</w:t>
+      </w:r>
+    </w:p>
+    <w:p>
+      <w:pPr>
+        <w:pStyle w:val="Ttulo2"/>
+        <w:rPr>
+          <w:lang w:val="es-ES"/>
+        </w:rPr>
+      </w:pPr>
+      <w:r>
+        <w:rPr>
+          <w:lang w:val="es-ES"/>
+        </w:rPr>
+        <w:t>4.3</w:t>
+      </w:r>
+      <w:r>
+        <w:rPr>
+          <w:lang w:val="es-ES"/>
+        </w:rPr>
+        <w:tab/>
+        <w:t xml:space="preserve">Matriz de </w:t>
+      </w:r>
+      <w:proofErr w:type="spellStart"/>
+      <w:r>
+        <w:rPr>
+          <w:lang w:val="es-ES"/>
+        </w:rPr>
+        <w:t>Denavit-Hartenberg</w:t>
+      </w:r>
+      <w:proofErr w:type="spellEnd"/>
+    </w:p>
+    <w:p>
+      <w:pPr>
+        <w:rPr>
+          <w:lang w:val="es-ES"/>
+        </w:rPr>
+      </w:pPr>
+      <w:r>
+        <w:rPr>
+          <w:lang w:val="es-ES"/>
+        </w:rPr>
+        <w:t>En la Tabla 1 se sintetizan los resultados obtenidos al aplicar la convención.</w:t>
+      </w:r>
+    </w:p>
+    <w:tbl>
+      <w:tblPr>
+        <w:tblStyle w:val="Tablaconcuadrcula"/>
+        <w:tblW w:w="7815" w:type="dxa"/>
+        <w:tblInd w:w="969" w:type="dxa"/>
+        <w:tblLook w:val="04A0" w:firstRow="1" w:lastRow="0" w:firstColumn="1" w:lastColumn="0" w:noHBand="0" w:noVBand="1"/>
+      </w:tblPr>
+      <w:tblGrid>
+        <w:gridCol w:w="1035"/>
+        <w:gridCol w:w="1393"/>
+        <w:gridCol w:w="1560"/>
+        <w:gridCol w:w="1559"/>
+        <w:gridCol w:w="1417"/>
+        <w:gridCol w:w="851"/>
+      </w:tblGrid>
+      <w:tr>
+        <w:trPr>
+          <w:trHeight w:val="567"/>
+        </w:trPr>
+        <w:tc>
+          <w:tcPr>
+            <w:tcW w:w="1035" w:type="dxa"/>
+            <w:tcBorders>
+              <w:top w:val="single" w:sz="18" w:space="0" w:color="000000"/>
+              <w:left w:val="single" w:sz="18" w:space="0" w:color="000000"/>
+              <w:bottom w:val="single" w:sz="18" w:space="0" w:color="000000"/>
+              <w:right w:val="single" w:sz="18" w:space="0" w:color="000000"/>
+            </w:tcBorders>
+            <w:shd w:val="clear" w:color="auto" w:fill="E7E6E6" w:themeFill="background2"/>
+          </w:tcPr>
+          <w:p>
+            <w:pPr>
+              <w:ind w:firstLine="0"/>
+              <w:jc w:val="center"/>
+              <w:rPr>
+                <w:b/>
+                <w:lang w:val="es-ES"/>
+              </w:rPr>
+            </w:pPr>
+            <w:r>
+              <w:rPr>
+                <w:b/>
+                <w:lang w:val="es-ES"/>
+              </w:rPr>
+              <w:t>Eslabón</w:t>
+            </w:r>
+          </w:p>
+        </w:tc>
+        <w:tc>
+          <w:tcPr>
+            <w:tcW w:w="1393" w:type="dxa"/>
+            <w:tcBorders>
+              <w:top w:val="single" w:sz="18" w:space="0" w:color="000000"/>
+              <w:left w:val="single" w:sz="18" w:space="0" w:color="000000"/>
+              <w:bottom w:val="single" w:sz="18" w:space="0" w:color="000000"/>
+            </w:tcBorders>
+            <w:shd w:val="clear" w:color="auto" w:fill="E7E6E6" w:themeFill="background2"/>
+          </w:tcPr>
+          <w:p>
+            <w:pPr>
+              <w:ind w:firstLine="0"/>
+              <w:jc w:val="center"/>
+              <w:rPr>
+                <w:b/>
+                <w:lang w:val="es-ES"/>
+              </w:rPr>
+            </w:pPr>
+            <m:oMathPara>
+              <m:oMath>
+                <m:r>
+                  <m:rPr>
+                    <m:sty m:val="bi"/>
+                  </m:rPr>
+                  <w:rPr>
+                    <w:lang w:val="es-ES"/>
+                  </w:rPr>
+                  <m:t>θ</m:t>
+                </m:r>
+                <m:r>
+                  <m:rPr>
+                    <m:sty m:val="bi"/>
+                  </m:rPr>
+                  <w:rPr>
+                    <w:rFonts w:eastAsiaTheme="minorEastAsia"/>
+                    <w:lang w:val="es-ES"/>
+                  </w:rPr>
+                  <m:t>(rad)</m:t>
+                </m:r>
+              </m:oMath>
+            </m:oMathPara>
+          </w:p>
+        </w:tc>
+        <w:tc>
+          <w:tcPr>
+            <w:tcW w:w="1560" w:type="dxa"/>
+            <w:tcBorders>
+              <w:top w:val="single" w:sz="18" w:space="0" w:color="auto"/>
+              <w:bottom w:val="single" w:sz="18" w:space="0" w:color="000000"/>
+            </w:tcBorders>
+            <w:shd w:val="clear" w:color="auto" w:fill="E7E6E6" w:themeFill="background2"/>
+          </w:tcPr>
+          <w:p>
+            <w:pPr>
+              <w:ind w:firstLine="0"/>
+              <w:jc w:val="center"/>
+              <w:rPr>
+                <w:b/>
+                <w:lang w:val="es-ES"/>
+              </w:rPr>
+            </w:pPr>
+            <m:oMathPara>
+              <m:oMath>
+                <m:r>
+                  <m:rPr>
+                    <m:sty m:val="bi"/>
+                  </m:rPr>
+                  <w:rPr>
+                    <w:lang w:val="es-ES"/>
+                  </w:rPr>
+                  <m:t>d</m:t>
+                </m:r>
+                <m:r>
+                  <m:rPr>
+                    <m:sty m:val="bi"/>
+                  </m:rPr>
+                  <w:rPr>
+                    <w:rFonts w:eastAsiaTheme="minorEastAsia"/>
+                    <w:lang w:val="es-ES"/>
+                  </w:rPr>
+                  <m:t>(m)</m:t>
+                </m:r>
+              </m:oMath>
+            </m:oMathPara>
+          </w:p>
+        </w:tc>
+        <w:tc>
+          <w:tcPr>
+            <w:tcW w:w="1559" w:type="dxa"/>
+            <w:tcBorders>
+              <w:top w:val="single" w:sz="18" w:space="0" w:color="auto"/>
+              <w:bottom w:val="single" w:sz="18" w:space="0" w:color="000000"/>
+            </w:tcBorders>
+            <w:shd w:val="clear" w:color="auto" w:fill="E7E6E6" w:themeFill="background2"/>
+          </w:tcPr>
+          <w:p>
+            <w:pPr>
+              <w:ind w:firstLine="0"/>
+              <w:jc w:val="center"/>
+              <w:rPr>
+                <w:b/>
+                <w:lang w:val="es-ES"/>
+              </w:rPr>
+            </w:pPr>
+            <m:oMathPara>
+              <m:oMath>
+                <m:r>
+                  <m:rPr>
+                    <m:sty m:val="bi"/>
+                  </m:rPr>
+                  <w:rPr>
+                    <w:lang w:val="es-ES"/>
+                  </w:rPr>
+                  <m:t>a</m:t>
+                </m:r>
+                <m:r>
+                  <m:rPr>
+                    <m:sty m:val="bi"/>
+                  </m:rPr>
+                  <w:rPr>
+                    <w:rFonts w:eastAsiaTheme="minorEastAsia"/>
+                    <w:lang w:val="es-ES"/>
+                  </w:rPr>
+                  <m:t>(m)</m:t>
+                </m:r>
+              </m:oMath>
+            </m:oMathPara>
+          </w:p>
+        </w:tc>
+        <w:tc>
+          <w:tcPr>
+            <w:tcW w:w="1417" w:type="dxa"/>
+            <w:tcBorders>
+              <w:top w:val="single" w:sz="18" w:space="0" w:color="auto"/>
+              <w:bottom w:val="single" w:sz="18" w:space="0" w:color="000000"/>
+            </w:tcBorders>
+            <w:shd w:val="clear" w:color="auto" w:fill="E7E6E6" w:themeFill="background2"/>
+          </w:tcPr>
+          <w:p>
+            <w:pPr>
+              <w:ind w:firstLine="0"/>
+              <w:jc w:val="center"/>
+              <w:rPr>
+                <w:b/>
+                <w:lang w:val="es-ES"/>
+              </w:rPr>
+            </w:pPr>
+            <m:oMathPara>
+              <m:oMath>
+                <m:r>
+                  <m:rPr>
+                    <m:sty m:val="bi"/>
+                  </m:rPr>
+                  <w:rPr>
+                    <w:lang w:val="es-ES"/>
+                  </w:rPr>
+                  <m:t>α</m:t>
+                </m:r>
+                <m:r>
+                  <m:rPr>
+                    <m:sty m:val="bi"/>
+                  </m:rPr>
+                  <w:rPr>
+                    <w:rFonts w:eastAsiaTheme="minorEastAsia"/>
+                    <w:lang w:val="es-ES"/>
+                  </w:rPr>
+                  <m:t>(rad)</m:t>
+                </m:r>
+              </m:oMath>
+            </m:oMathPara>
+          </w:p>
+        </w:tc>
+        <w:tc>
+          <w:tcPr>
+            <w:tcW w:w="851" w:type="dxa"/>
+            <w:tcBorders>
+              <w:top w:val="single" w:sz="18" w:space="0" w:color="auto"/>
+              <w:bottom w:val="single" w:sz="18" w:space="0" w:color="000000"/>
+              <w:right w:val="single" w:sz="18" w:space="0" w:color="000000"/>
+            </w:tcBorders>
+            <w:shd w:val="clear" w:color="auto" w:fill="E7E6E6" w:themeFill="background2"/>
+          </w:tcPr>
+          <w:p>
+            <w:pPr>
+              <w:ind w:firstLine="0"/>
+              <w:jc w:val="center"/>
+              <w:rPr>
+                <w:b/>
+                <w:lang w:val="es-ES"/>
+              </w:rPr>
+            </w:pPr>
+            <m:oMathPara>
+              <m:oMath>
+                <m:r>
+                  <m:rPr>
+                    <m:sty m:val="bi"/>
+                  </m:rPr>
+                  <w:rPr>
+                    <w:lang w:val="es-ES"/>
+                  </w:rPr>
+                  <m:t>σ</m:t>
+                </m:r>
+              </m:oMath>
+            </m:oMathPara>
+          </w:p>
+        </w:tc>
+      </w:tr>
+      <w:tr>
+        <w:trPr>
+          <w:trHeight w:val="703"/>
+        </w:trPr>
+        <w:tc>
+          <w:tcPr>
+            <w:tcW w:w="1035" w:type="dxa"/>
+            <w:tcBorders>
+              <w:top w:val="single" w:sz="18" w:space="0" w:color="000000"/>
+              <w:left w:val="single" w:sz="18" w:space="0" w:color="000000"/>
+              <w:right w:val="single" w:sz="18" w:space="0" w:color="000000"/>
+            </w:tcBorders>
+            <w:shd w:val="clear" w:color="auto" w:fill="E7E6E6" w:themeFill="background2"/>
+          </w:tcPr>
+          <w:p>
+            <w:pPr>
+              <w:ind w:firstLine="0"/>
+              <w:jc w:val="center"/>
+              <w:rPr>
+                <w:lang w:val="es-ES"/>
+              </w:rPr>
+            </w:pPr>
+            <w:r>
+              <w:rPr>
+                <w:lang w:val="es-ES"/>
+              </w:rPr>
+              <w:t>1</w:t>
+            </w:r>
+          </w:p>
+        </w:tc>
+        <w:tc>
+          <w:tcPr>
+            <w:tcW w:w="1393" w:type="dxa"/>
+            <w:tcBorders>
+              <w:top w:val="single" w:sz="18" w:space="0" w:color="000000"/>
+              <w:left w:val="single" w:sz="18" w:space="0" w:color="000000"/>
+            </w:tcBorders>
+          </w:tcPr>
+          <w:p>
+            <w:pPr>
+              <w:ind w:firstLine="0"/>
+              <w:jc w:val="center"/>
+              <w:rPr>
+                <w:lang w:val="es-ES"/>
+              </w:rPr>
+            </w:pPr>
+            <m:oMathPara>
+              <m:oMath>
+                <m:sSub>
+                  <m:sSubPr>
+                    <m:ctrlPr>
+                      <w:rPr>
+                        <w:i/>
+                        <w:lang w:val="es-ES"/>
+                      </w:rPr>
+                    </m:ctrlPr>
+                  </m:sSubPr>
+                  <m:e>
+                    <m:r>
+                      <w:rPr>
+                        <w:lang w:val="es-ES"/>
+                      </w:rPr>
+                      <m:t>θ</m:t>
+                    </m:r>
+                  </m:e>
+                  <m:sub>
+                    <m:r>
+                      <w:rPr>
+                        <w:lang w:val="es-ES"/>
+                      </w:rPr>
+                      <m:t>1</m:t>
+                    </m:r>
+                  </m:sub>
+                </m:sSub>
+              </m:oMath>
+            </m:oMathPara>
+          </w:p>
+        </w:tc>
+        <w:tc>
+          <w:tcPr>
+            <w:tcW w:w="1560" w:type="dxa"/>
+            <w:tcBorders>
+              <w:top w:val="single" w:sz="18" w:space="0" w:color="000000"/>
+            </w:tcBorders>
+          </w:tcPr>
+          <w:p>
+            <w:pPr>
+              <w:ind w:firstLine="0"/>
+              <w:jc w:val="center"/>
+              <w:rPr>
+                <w:lang w:val="es-ES"/>
+              </w:rPr>
+            </w:pPr>
+            <w:r>
+              <w:rPr>
+                <w:lang w:val="es-ES"/>
+              </w:rPr>
+              <w:t>0.18070</w:t>
+            </w:r>
+          </w:p>
+        </w:tc>
+        <w:tc>
+          <w:tcPr>
+            <w:tcW w:w="1559" w:type="dxa"/>
+            <w:tcBorders>
+              <w:top w:val="single" w:sz="18" w:space="0" w:color="000000"/>
+            </w:tcBorders>
+          </w:tcPr>
+          <w:p>
+            <w:pPr>
+              <w:ind w:firstLine="0"/>
+              <w:jc w:val="center"/>
+              <w:rPr>
+                <w:lang w:val="es-ES"/>
+              </w:rPr>
+            </w:pPr>
+            <w:r>
+              <w:rPr>
+                <w:lang w:val="es-ES"/>
+              </w:rPr>
+              <w:t>0.00000</w:t>
+            </w:r>
+          </w:p>
+        </w:tc>
+        <w:tc>
+          <w:tcPr>
+            <w:tcW w:w="1417" w:type="dxa"/>
+            <w:tcBorders>
+              <w:top w:val="single" w:sz="18" w:space="0" w:color="000000"/>
+            </w:tcBorders>
+          </w:tcPr>
+          <w:p>
+            <w:pPr>
+              <w:ind w:firstLine="0"/>
+              <w:jc w:val="center"/>
+              <w:rPr>
+                <w:lang w:val="es-ES"/>
+              </w:rPr>
+            </w:pPr>
+            <m:oMathPara>
+              <m:oMath>
+                <m:f>
+                  <m:fPr>
+                    <m:ctrlPr>
+                      <w:rPr>
+                        <w:i/>
+                        <w:lang w:val="es-ES"/>
+                      </w:rPr>
+                    </m:ctrlPr>
+                  </m:fPr>
+                  <m:num>
+                    <m:r>
+                      <w:rPr>
+                        <w:lang w:val="es-ES"/>
+                      </w:rPr>
+                      <m:t>π</m:t>
+                    </m:r>
+                  </m:num>
+                  <m:den>
+                    <m:r>
+                      <w:rPr>
+                        <w:lang w:val="es-ES"/>
+                      </w:rPr>
+                      <m:t>2</m:t>
+                    </m:r>
+                  </m:den>
+                </m:f>
+              </m:oMath>
+            </m:oMathPara>
+          </w:p>
+        </w:tc>
+        <w:tc>
+          <w:tcPr>
+            <w:tcW w:w="851" w:type="dxa"/>
+            <w:tcBorders>
+              <w:top w:val="single" w:sz="18" w:space="0" w:color="000000"/>
+              <w:right w:val="single" w:sz="18" w:space="0" w:color="000000"/>
+            </w:tcBorders>
+          </w:tcPr>
+          <w:p>
+            <w:pPr>
+              <w:ind w:firstLine="0"/>
+              <w:jc w:val="center"/>
+              <w:rPr>
+                <w:lang w:val="es-ES"/>
+              </w:rPr>
+            </w:pPr>
+            <w:r>
+              <w:rPr>
+                <w:lang w:val="es-ES"/>
+              </w:rPr>
+              <w:t>0</w:t>
+            </w:r>
+          </w:p>
+        </w:tc>
+      </w:tr>
+      <w:tr>
+        <w:trPr>
+          <w:trHeight w:val="629"/>
+        </w:trPr>
+        <w:tc>
+          <w:tcPr>
+            <w:tcW w:w="1035" w:type="dxa"/>
+            <w:tcBorders>
+              <w:left w:val="single" w:sz="18" w:space="0" w:color="000000"/>
+              <w:right w:val="single" w:sz="18" w:space="0" w:color="000000"/>
+            </w:tcBorders>
+            <w:shd w:val="clear" w:color="auto" w:fill="E7E6E6" w:themeFill="background2"/>
+          </w:tcPr>
+          <w:p>
+            <w:pPr>
+              <w:ind w:firstLine="0"/>
+              <w:jc w:val="center"/>
+              <w:rPr>
+                <w:lang w:val="es-ES"/>
+              </w:rPr>
+            </w:pPr>
+            <w:r>
+              <w:rPr>
+                <w:lang w:val="es-ES"/>
+              </w:rPr>
+              <w:t>2</w:t>
+            </w:r>
+          </w:p>
+        </w:tc>
+        <w:tc>
+          <w:tcPr>
+            <w:tcW w:w="1393" w:type="dxa"/>
+            <w:tcBorders>
+              <w:left w:val="single" w:sz="18" w:space="0" w:color="000000"/>
+            </w:tcBorders>
+          </w:tcPr>
+          <w:p>
+            <w:pPr>
+              <w:ind w:firstLine="0"/>
+              <w:jc w:val="center"/>
+              <w:rPr>
+                <w:lang w:val="es-ES"/>
+              </w:rPr>
+            </w:pPr>
+            <m:oMathPara>
+              <m:oMath>
+                <m:sSub>
+                  <m:sSubPr>
+                    <m:ctrlPr>
+                      <w:rPr>
+                        <w:i/>
+                        <w:lang w:val="es-ES"/>
+                      </w:rPr>
+                    </m:ctrlPr>
+                  </m:sSubPr>
+                  <m:e>
+                    <m:r>
+                      <w:rPr>
+                        <w:lang w:val="es-ES"/>
+                      </w:rPr>
+                      <m:t>θ</m:t>
+                    </m:r>
+                  </m:e>
+                  <m:sub>
+                    <m:r>
+                      <w:rPr>
+                        <w:lang w:val="es-ES"/>
+                      </w:rPr>
+                      <m:t>2</m:t>
+                    </m:r>
+                  </m:sub>
+                </m:sSub>
+              </m:oMath>
+            </m:oMathPara>
+          </w:p>
+        </w:tc>
+        <w:tc>
+          <w:tcPr>
+            <w:tcW w:w="1560" w:type="dxa"/>
+          </w:tcPr>
+          <w:p>
+            <w:pPr>
+              <w:ind w:firstLine="0"/>
+              <w:jc w:val="center"/>
+              <w:rPr>
+                <w:lang w:val="es-ES"/>
+              </w:rPr>
+            </w:pPr>
+            <w:r>
+              <w:rPr>
+                <w:lang w:val="es-ES"/>
+              </w:rPr>
+              <w:t>0.00000</w:t>
+            </w:r>
+          </w:p>
+        </w:tc>
+        <w:tc>
+          <w:tcPr>
+            <w:tcW w:w="1559" w:type="dxa"/>
+          </w:tcPr>
+          <w:p>
+            <w:pPr>
+              <w:ind w:firstLine="0"/>
+              <w:jc w:val="center"/>
+              <w:rPr>
+                <w:lang w:val="es-ES"/>
+              </w:rPr>
+            </w:pPr>
+            <w:r>
+              <w:rPr>
+                <w:lang w:val="es-AR"/>
+              </w:rPr>
+              <w:t>0.61270</w:t>
+            </w:r>
+          </w:p>
+        </w:tc>
+        <w:tc>
+          <w:tcPr>
+            <w:tcW w:w="1417" w:type="dxa"/>
+          </w:tcPr>
+          <w:p>
+            <w:pPr>
+              <w:ind w:firstLine="0"/>
+              <w:jc w:val="center"/>
+              <w:rPr>
+                <w:lang w:val="es-ES"/>
+              </w:rPr>
+            </w:pPr>
+            <w:r>
+              <w:rPr>
+                <w:lang w:val="es-ES"/>
+              </w:rPr>
+              <w:t>0</w:t>
+            </w:r>
+          </w:p>
+        </w:tc>
+        <w:tc>
+          <w:tcPr>
+            <w:tcW w:w="851" w:type="dxa"/>
+            <w:tcBorders>
+              <w:right w:val="single" w:sz="18" w:space="0" w:color="000000"/>
+            </w:tcBorders>
+          </w:tcPr>
+          <w:p>
+            <w:pPr>
+              <w:ind w:firstLine="0"/>
+              <w:jc w:val="center"/>
+              <w:rPr>
+                <w:lang w:val="es-ES"/>
+              </w:rPr>
+            </w:pPr>
+            <w:r>
+              <w:rPr>
+                <w:lang w:val="es-ES"/>
+              </w:rPr>
+              <w:t>0</w:t>
+            </w:r>
+          </w:p>
+        </w:tc>
+      </w:tr>
+      <w:tr>
+        <w:trPr>
+          <w:trHeight w:val="625"/>
+        </w:trPr>
+        <w:tc>
+          <w:tcPr>
+            <w:tcW w:w="1035" w:type="dxa"/>
+            <w:tcBorders>
+              <w:left w:val="single" w:sz="18" w:space="0" w:color="000000"/>
+              <w:right w:val="single" w:sz="18" w:space="0" w:color="000000"/>
+            </w:tcBorders>
+            <w:shd w:val="clear" w:color="auto" w:fill="E7E6E6" w:themeFill="background2"/>
+          </w:tcPr>
+          <w:p>
+            <w:pPr>
+              <w:ind w:firstLine="0"/>
+              <w:jc w:val="center"/>
+              <w:rPr>
+                <w:lang w:val="es-ES"/>
+              </w:rPr>
+            </w:pPr>
+            <w:r>
+              <w:rPr>
+                <w:lang w:val="es-ES"/>
+              </w:rPr>
+              <w:t>3</w:t>
+            </w:r>
+          </w:p>
+        </w:tc>
+        <w:tc>
+          <w:tcPr>
+            <w:tcW w:w="1393" w:type="dxa"/>
+            <w:tcBorders>
+              <w:left w:val="single" w:sz="18" w:space="0" w:color="000000"/>
+            </w:tcBorders>
+          </w:tcPr>
+          <w:p>
+            <w:pPr>
+              <w:ind w:firstLine="0"/>
+              <w:jc w:val="center"/>
+              <w:rPr>
+                <w:lang w:val="es-ES"/>
+              </w:rPr>
+            </w:pPr>
+            <m:oMathPara>
+              <m:oMath>
+                <m:sSub>
+                  <m:sSubPr>
+                    <m:ctrlPr>
+                      <w:rPr>
+                        <w:i/>
+                        <w:lang w:val="es-ES"/>
+                      </w:rPr>
+                    </m:ctrlPr>
+                  </m:sSubPr>
+                  <m:e>
+                    <m:r>
+                      <w:rPr>
+                        <w:lang w:val="es-ES"/>
+                      </w:rPr>
+                      <m:t>θ</m:t>
+                    </m:r>
+                  </m:e>
+                  <m:sub>
+                    <m:r>
+                      <w:rPr>
+                        <w:lang w:val="es-ES"/>
+                      </w:rPr>
+                      <m:t>3</m:t>
+                    </m:r>
+                  </m:sub>
+                </m:sSub>
+              </m:oMath>
+            </m:oMathPara>
+          </w:p>
+        </w:tc>
+        <w:tc>
+          <w:tcPr>
+            <w:tcW w:w="1560" w:type="dxa"/>
+          </w:tcPr>
+          <w:p>
+            <w:pPr>
+              <w:ind w:firstLine="0"/>
+              <w:jc w:val="center"/>
+              <w:rPr>
+                <w:lang w:val="es-ES"/>
+              </w:rPr>
+            </w:pPr>
+            <w:r>
+              <w:rPr>
+                <w:lang w:val="es-ES"/>
+              </w:rPr>
+              <w:t>0.00000</w:t>
+            </w:r>
+          </w:p>
+        </w:tc>
+        <w:tc>
+          <w:tcPr>
+            <w:tcW w:w="1559" w:type="dxa"/>
+          </w:tcPr>
+          <w:p>
+            <w:pPr>
+              <w:ind w:firstLine="0"/>
+              <w:jc w:val="center"/>
+              <w:rPr>
+                <w:lang w:val="es-ES"/>
+              </w:rPr>
+            </w:pPr>
+            <w:r>
+              <w:rPr>
+                <w:lang w:val="es-AR"/>
+              </w:rPr>
+              <w:t>0.57155</w:t>
+            </w:r>
+          </w:p>
+        </w:tc>
+        <w:tc>
+          <w:tcPr>
+            <w:tcW w:w="1417" w:type="dxa"/>
+          </w:tcPr>
+          <w:p>
+            <w:pPr>
+              <w:ind w:firstLine="0"/>
+              <w:jc w:val="center"/>
+              <w:rPr>
+                <w:lang w:val="es-ES"/>
+              </w:rPr>
+            </w:pPr>
+            <w:r>
+              <w:rPr>
+                <w:lang w:val="es-ES"/>
+              </w:rPr>
+              <w:t>0</w:t>
+            </w:r>
+          </w:p>
+        </w:tc>
+        <w:tc>
+          <w:tcPr>
+            <w:tcW w:w="851" w:type="dxa"/>
+            <w:tcBorders>
+              <w:right w:val="single" w:sz="18" w:space="0" w:color="000000"/>
+            </w:tcBorders>
+          </w:tcPr>
+          <w:p>
+            <w:pPr>
+              <w:ind w:firstLine="0"/>
+              <w:jc w:val="center"/>
+              <w:rPr>
+                <w:lang w:val="es-ES"/>
+              </w:rPr>
+            </w:pPr>
+            <w:r>
+              <w:rPr>
+                <w:lang w:val="es-ES"/>
+              </w:rPr>
+              <w:t>0</w:t>
+            </w:r>
+          </w:p>
+        </w:tc>
+      </w:tr>
+      <w:tr>
+        <w:trPr>
+          <w:trHeight w:val="633"/>
+        </w:trPr>
+        <w:tc>
+          <w:tcPr>
+            <w:tcW w:w="1035" w:type="dxa"/>
+            <w:tcBorders>
+              <w:left w:val="single" w:sz="18" w:space="0" w:color="000000"/>
+              <w:right w:val="single" w:sz="18" w:space="0" w:color="000000"/>
+            </w:tcBorders>
+            <w:shd w:val="clear" w:color="auto" w:fill="E7E6E6" w:themeFill="background2"/>
+          </w:tcPr>
+          <w:p>
+            <w:pPr>
+              <w:ind w:firstLine="0"/>
+              <w:jc w:val="center"/>
+              <w:rPr>
+                <w:lang w:val="es-ES"/>
+              </w:rPr>
+            </w:pPr>
+            <w:r>
+              <w:rPr>
+                <w:lang w:val="es-ES"/>
+              </w:rPr>
+              <w:t>4</w:t>
+            </w:r>
+          </w:p>
+        </w:tc>
+        <w:tc>
+          <w:tcPr>
+            <w:tcW w:w="1393" w:type="dxa"/>
+            <w:tcBorders>
+              <w:left w:val="single" w:sz="18" w:space="0" w:color="000000"/>
+            </w:tcBorders>
+          </w:tcPr>
+          <w:p>
+            <w:pPr>
+              <w:ind w:firstLine="0"/>
+              <w:jc w:val="center"/>
+              <w:rPr>
+                <w:lang w:val="es-ES"/>
+              </w:rPr>
+            </w:pPr>
+            <m:oMathPara>
+              <m:oMath>
+                <m:sSub>
+                  <m:sSubPr>
+                    <m:ctrlPr>
+                      <w:rPr>
+                        <w:i/>
+                        <w:lang w:val="es-ES"/>
+                      </w:rPr>
+                    </m:ctrlPr>
+                  </m:sSubPr>
+                  <m:e>
+                    <m:r>
+                      <w:rPr>
+                        <w:lang w:val="es-ES"/>
+                      </w:rPr>
+                      <m:t>θ</m:t>
+                    </m:r>
+                  </m:e>
+                  <m:sub>
+                    <m:r>
+                      <w:rPr>
+                        <w:lang w:val="es-ES"/>
+                      </w:rPr>
+                      <m:t>4</m:t>
+                    </m:r>
+                  </m:sub>
+                </m:sSub>
+              </m:oMath>
+            </m:oMathPara>
+          </w:p>
+        </w:tc>
+        <w:tc>
+          <w:tcPr>
+            <w:tcW w:w="1560" w:type="dxa"/>
+          </w:tcPr>
+          <w:p>
+            <w:pPr>
+              <w:ind w:firstLine="0"/>
+              <w:jc w:val="center"/>
+              <w:rPr>
+                <w:lang w:val="es-ES"/>
+              </w:rPr>
+            </w:pPr>
+            <w:r>
+              <w:rPr>
+                <w:lang w:val="es-AR"/>
+              </w:rPr>
+              <w:t>0.17415</w:t>
+            </w:r>
+          </w:p>
+        </w:tc>
+        <w:tc>
+          <w:tcPr>
+            <w:tcW w:w="1559" w:type="dxa"/>
+          </w:tcPr>
+          <w:p>
+            <w:pPr>
+              <w:ind w:firstLine="0"/>
+              <w:jc w:val="center"/>
+              <w:rPr>
+                <w:lang w:val="es-ES"/>
+              </w:rPr>
+            </w:pPr>
+            <w:r>
+              <w:rPr>
+                <w:lang w:val="es-ES"/>
+              </w:rPr>
+              <w:t>0.00000</w:t>
+            </w:r>
+          </w:p>
+        </w:tc>
+        <w:tc>
+          <w:tcPr>
+            <w:tcW w:w="1417" w:type="dxa"/>
+          </w:tcPr>
+          <w:p>
+            <w:pPr>
+              <w:ind w:firstLine="0"/>
+              <w:jc w:val="center"/>
+              <w:rPr>
+                <w:lang w:val="es-ES"/>
+              </w:rPr>
+            </w:pPr>
+            <m:oMathPara>
+              <m:oMath>
+                <m:f>
+                  <m:fPr>
+                    <m:ctrlPr>
+                      <w:rPr>
+                        <w:i/>
+                        <w:lang w:val="es-ES"/>
+                      </w:rPr>
+                    </m:ctrlPr>
+                  </m:fPr>
+                  <m:num>
+                    <m:r>
+                      <w:rPr>
+                        <w:lang w:val="es-ES"/>
+                      </w:rPr>
+                      <m:t>π</m:t>
+                    </m:r>
+                  </m:num>
+                  <m:den>
+                    <m:r>
+                      <w:rPr>
+                        <w:lang w:val="es-ES"/>
+                      </w:rPr>
+                      <m:t>2</m:t>
+                    </m:r>
+                  </m:den>
+                </m:f>
+              </m:oMath>
+            </m:oMathPara>
+          </w:p>
+        </w:tc>
+        <w:tc>
+          <w:tcPr>
+            <w:tcW w:w="851" w:type="dxa"/>
+            <w:tcBorders>
+              <w:right w:val="single" w:sz="18" w:space="0" w:color="000000"/>
+            </w:tcBorders>
+          </w:tcPr>
+          <w:p>
+            <w:pPr>
+              <w:ind w:firstLine="0"/>
+              <w:jc w:val="center"/>
+              <w:rPr>
+                <w:lang w:val="es-ES"/>
+              </w:rPr>
+            </w:pPr>
+            <w:r>
+              <w:rPr>
+                <w:lang w:val="es-ES"/>
+              </w:rPr>
+              <w:t>0</w:t>
+            </w:r>
+          </w:p>
+        </w:tc>
+      </w:tr>
+      <w:tr>
+        <w:trPr>
+          <w:trHeight w:val="631"/>
+        </w:trPr>
+        <w:tc>
+          <w:tcPr>
+            <w:tcW w:w="1035" w:type="dxa"/>
+            <w:tcBorders>
+              <w:left w:val="single" w:sz="18" w:space="0" w:color="000000"/>
+              <w:right w:val="single" w:sz="18" w:space="0" w:color="000000"/>
+            </w:tcBorders>
+            <w:shd w:val="clear" w:color="auto" w:fill="E7E6E6" w:themeFill="background2"/>
+          </w:tcPr>
+          <w:p>
+            <w:pPr>
+              <w:ind w:firstLine="0"/>
+              <w:jc w:val="center"/>
+              <w:rPr>
+                <w:lang w:val="es-ES"/>
+              </w:rPr>
+            </w:pPr>
+            <w:r>
+              <w:rPr>
+                <w:lang w:val="es-ES"/>
+              </w:rPr>
+              <w:t>5</w:t>
+            </w:r>
+          </w:p>
+        </w:tc>
+        <w:tc>
+          <w:tcPr>
+            <w:tcW w:w="1393" w:type="dxa"/>
+            <w:tcBorders>
+              <w:left w:val="single" w:sz="18" w:space="0" w:color="000000"/>
+            </w:tcBorders>
+          </w:tcPr>
+          <w:p>
+            <w:pPr>
+              <w:ind w:firstLine="0"/>
+              <w:jc w:val="center"/>
+              <w:rPr>
+                <w:lang w:val="es-ES"/>
+              </w:rPr>
+            </w:pPr>
+            <m:oMathPara>
+              <m:oMath>
+                <m:sSub>
+                  <m:sSubPr>
+                    <m:ctrlPr>
+                      <w:rPr>
+                        <w:i/>
+                        <w:lang w:val="es-ES"/>
+                      </w:rPr>
+                    </m:ctrlPr>
+                  </m:sSubPr>
+                  <m:e>
+                    <m:r>
+                      <w:rPr>
+                        <w:lang w:val="es-ES"/>
+                      </w:rPr>
+                      <m:t>θ</m:t>
+                    </m:r>
+                  </m:e>
+                  <m:sub>
+                    <m:r>
+                      <w:rPr>
+                        <w:lang w:val="es-ES"/>
+                      </w:rPr>
+                      <m:t>5</m:t>
+                    </m:r>
+                  </m:sub>
+                </m:sSub>
+              </m:oMath>
+            </m:oMathPara>
+          </w:p>
+        </w:tc>
+        <w:tc>
+          <w:tcPr>
+            <w:tcW w:w="1560" w:type="dxa"/>
+          </w:tcPr>
+          <w:p>
+            <w:pPr>
+              <w:ind w:firstLine="0"/>
+              <w:jc w:val="center"/>
+              <w:rPr>
+                <w:lang w:val="es-ES"/>
+              </w:rPr>
+            </w:pPr>
+            <w:r>
+              <w:rPr>
+                <w:lang w:val="es-AR"/>
+              </w:rPr>
+              <w:t>0.11985</w:t>
+            </w:r>
+          </w:p>
+        </w:tc>
+        <w:tc>
+          <w:tcPr>
+            <w:tcW w:w="1559" w:type="dxa"/>
+          </w:tcPr>
+          <w:p>
+            <w:pPr>
+              <w:ind w:firstLine="0"/>
+              <w:jc w:val="center"/>
+              <w:rPr>
+                <w:lang w:val="es-ES"/>
+              </w:rPr>
+            </w:pPr>
+            <w:r>
+              <w:rPr>
+                <w:lang w:val="es-ES"/>
+              </w:rPr>
+              <w:t>0.00000</w:t>
+            </w:r>
+          </w:p>
+        </w:tc>
+        <w:tc>
+          <w:tcPr>
+            <w:tcW w:w="1417" w:type="dxa"/>
+          </w:tcPr>
+          <w:p>
+            <w:pPr>
+              <w:ind w:firstLine="0"/>
+              <w:jc w:val="center"/>
+              <w:rPr>
+                <w:lang w:val="es-ES"/>
+              </w:rPr>
+            </w:pPr>
+            <m:oMathPara>
+              <m:oMath>
+                <m:f>
+                  <m:fPr>
+                    <m:ctrlPr>
+                      <w:rPr>
+                        <w:i/>
+                        <w:lang w:val="es-ES"/>
+                      </w:rPr>
+                    </m:ctrlPr>
+                  </m:fPr>
+                  <m:num>
+                    <m:r>
+                      <w:rPr>
+                        <w:lang w:val="es-ES"/>
+                      </w:rPr>
+                      <m:t>π</m:t>
+                    </m:r>
+                  </m:num>
+                  <m:den>
+                    <m:r>
+                      <w:rPr>
+                        <w:lang w:val="es-ES"/>
+                      </w:rPr>
+                      <m:t>2</m:t>
+                    </m:r>
+                  </m:den>
+                </m:f>
+              </m:oMath>
+            </m:oMathPara>
+          </w:p>
+        </w:tc>
+        <w:tc>
+          <w:tcPr>
+            <w:tcW w:w="851" w:type="dxa"/>
+            <w:tcBorders>
+              <w:right w:val="single" w:sz="18" w:space="0" w:color="000000"/>
+            </w:tcBorders>
+          </w:tcPr>
+          <w:p>
+            <w:pPr>
+              <w:ind w:firstLine="0"/>
+              <w:jc w:val="center"/>
+              <w:rPr>
+                <w:lang w:val="es-ES"/>
+              </w:rPr>
+            </w:pPr>
+            <w:r>
+              <w:rPr>
+                <w:lang w:val="es-ES"/>
+              </w:rPr>
+              <w:t>0</w:t>
+            </w:r>
+          </w:p>
+        </w:tc>
+      </w:tr>
+      <w:tr>
+        <w:trPr>
+          <w:trHeight w:val="581"/>
+        </w:trPr>
+        <w:tc>
+          <w:tcPr>
+            <w:tcW w:w="1035" w:type="dxa"/>
+            <w:tcBorders>
+              <w:left w:val="single" w:sz="18" w:space="0" w:color="000000"/>
+              <w:bottom w:val="single" w:sz="18" w:space="0" w:color="000000"/>
+              <w:right w:val="single" w:sz="18" w:space="0" w:color="000000"/>
+            </w:tcBorders>
+            <w:shd w:val="clear" w:color="auto" w:fill="E7E6E6" w:themeFill="background2"/>
+          </w:tcPr>
+          <w:p>
+            <w:pPr>
+              <w:ind w:firstLine="0"/>
+              <w:jc w:val="center"/>
+              <w:rPr>
+                <w:lang w:val="es-ES"/>
+              </w:rPr>
+            </w:pPr>
+            <w:r>
+              <w:rPr>
+                <w:lang w:val="es-ES"/>
+              </w:rPr>
+              <w:t>6</w:t>
+            </w:r>
+          </w:p>
+        </w:tc>
+        <w:tc>
+          <w:tcPr>
+            <w:tcW w:w="1393" w:type="dxa"/>
+            <w:tcBorders>
+              <w:left w:val="single" w:sz="18" w:space="0" w:color="000000"/>
+              <w:bottom w:val="single" w:sz="18" w:space="0" w:color="000000"/>
+            </w:tcBorders>
+          </w:tcPr>
+          <w:p>
+            <w:pPr>
+              <w:ind w:firstLine="0"/>
+              <w:jc w:val="center"/>
+              <w:rPr>
+                <w:lang w:val="es-ES"/>
+              </w:rPr>
+            </w:pPr>
+            <m:oMathPara>
+              <m:oMath>
+                <m:sSub>
+                  <m:sSubPr>
+                    <m:ctrlPr>
+                      <w:rPr>
+                        <w:i/>
+                        <w:lang w:val="es-ES"/>
+                      </w:rPr>
+                    </m:ctrlPr>
+                  </m:sSubPr>
+                  <m:e>
+                    <m:r>
+                      <w:rPr>
+                        <w:lang w:val="es-ES"/>
+                      </w:rPr>
+                      <m:t>θ</m:t>
+                    </m:r>
+                  </m:e>
+                  <m:sub>
+                    <m:r>
+                      <w:rPr>
+                        <w:lang w:val="es-ES"/>
+                      </w:rPr>
+                      <m:t>6</m:t>
+                    </m:r>
+                  </m:sub>
+                </m:sSub>
+              </m:oMath>
+            </m:oMathPara>
+          </w:p>
+        </w:tc>
+        <w:tc>
+          <w:tcPr>
+            <w:tcW w:w="1560" w:type="dxa"/>
+            <w:tcBorders>
+              <w:bottom w:val="single" w:sz="18" w:space="0" w:color="000000"/>
+            </w:tcBorders>
+          </w:tcPr>
+          <w:p>
+            <w:pPr>
+              <w:ind w:firstLine="0"/>
+              <w:jc w:val="center"/>
+              <w:rPr>
+                <w:lang w:val="es-ES"/>
+              </w:rPr>
+            </w:pPr>
+            <w:r>
+              <w:rPr>
+                <w:lang w:val="es-AR"/>
+              </w:rPr>
+              <w:t>0.11655</w:t>
+            </w:r>
+          </w:p>
+        </w:tc>
+        <w:tc>
+          <w:tcPr>
+            <w:tcW w:w="1559" w:type="dxa"/>
+            <w:tcBorders>
+              <w:bottom w:val="single" w:sz="18" w:space="0" w:color="000000"/>
+            </w:tcBorders>
+          </w:tcPr>
+          <w:p>
+            <w:pPr>
+              <w:ind w:firstLine="0"/>
+              <w:jc w:val="center"/>
+              <w:rPr>
+                <w:lang w:val="es-ES"/>
+              </w:rPr>
+            </w:pPr>
+            <w:r>
+              <w:rPr>
+                <w:lang w:val="es-ES"/>
+              </w:rPr>
+              <w:t>0.00000</w:t>
+            </w:r>
+          </w:p>
+        </w:tc>
+        <w:tc>
+          <w:tcPr>
+            <w:tcW w:w="1417" w:type="dxa"/>
+            <w:tcBorders>
+              <w:bottom w:val="single" w:sz="18" w:space="0" w:color="000000"/>
+            </w:tcBorders>
+          </w:tcPr>
+          <w:p>
+            <w:pPr>
+              <w:ind w:firstLine="0"/>
+              <w:jc w:val="center"/>
+              <w:rPr>
+                <w:lang w:val="es-ES"/>
+              </w:rPr>
+            </w:pPr>
+            <w:r>
+              <w:rPr>
+                <w:lang w:val="es-ES"/>
+              </w:rPr>
+              <w:t>0</w:t>
+            </w:r>
+          </w:p>
+        </w:tc>
+        <w:tc>
+          <w:tcPr>
+            <w:tcW w:w="851" w:type="dxa"/>
+            <w:tcBorders>
+              <w:bottom w:val="single" w:sz="18" w:space="0" w:color="000000"/>
+              <w:right w:val="single" w:sz="18" w:space="0" w:color="000000"/>
+            </w:tcBorders>
+          </w:tcPr>
+          <w:p>
+            <w:pPr>
+              <w:ind w:firstLine="0"/>
+              <w:jc w:val="center"/>
+              <w:rPr>
+                <w:lang w:val="es-ES"/>
+              </w:rPr>
+            </w:pPr>
+            <w:r>
+              <w:rPr>
+                <w:lang w:val="es-ES"/>
+              </w:rPr>
+              <w:t>0</w:t>
+            </w:r>
+          </w:p>
+        </w:tc>
+      </w:tr>
+    </w:tbl>
+    <w:p>
+      <w:pPr>
+        <w:tabs>
+          <w:tab w:val="center" w:pos="4820"/>
+        </w:tabs>
+        <w:ind w:firstLine="0"/>
+        <w:rPr>
+          <w:lang w:val="es-ES"/>
+        </w:rPr>
+      </w:pPr>
+      <w:r>
+        <w:rPr>
+          <w:lang w:val="es-ES"/>
+        </w:rPr>
+        <w:tab/>
+        <w:t xml:space="preserve">Tabla 1: Parámetros de </w:t>
+      </w:r>
+      <w:proofErr w:type="spellStart"/>
+      <w:r>
+        <w:rPr>
+          <w:lang w:val="es-ES"/>
+        </w:rPr>
+        <w:t>Denavit-Hartenberg</w:t>
+      </w:r>
+      <w:proofErr w:type="spellEnd"/>
+      <w:r>
+        <w:rPr>
+          <w:lang w:val="es-ES"/>
+        </w:rPr>
+        <w:t xml:space="preserve"> del Robot,</w:t>
+      </w:r>
+    </w:p>
+    <w:p>
+      <w:pPr>
+        <w:pStyle w:val="Ttulo2"/>
+        <w:rPr>
+          <w:lang w:val="es-ES"/>
+        </w:rPr>
+      </w:pPr>
+      <w:r>
+        <w:rPr>
+          <w:lang w:val="es-ES"/>
+        </w:rPr>
+        <w:lastRenderedPageBreak/>
+        <w:t>4.4</w:t>
+      </w:r>
+      <w:r>
+        <w:rPr>
+          <w:lang w:val="es-ES"/>
+        </w:rPr>
+        <w:tab/>
+      </w:r>
+      <w:r>
+        <w:rPr>
+          <w:lang w:val="es-ES"/>
+        </w:rPr>
+        <w:t>Offset Articulares</w:t>
+      </w:r>
+    </w:p>
+    <w:p>
+      <w:pPr>
+        <w:rPr>
+          <w:lang w:val="es-ES"/>
+        </w:rPr>
+      </w:pPr>
+      <w:r>
+        <w:rPr>
+          <w:lang w:val="es-ES"/>
+        </w:rPr>
+        <w:t xml:space="preserve">La posición cero (aquella en la que las variables articulares se consideran nulas) se toma cuando el robot está en la posición indicada en la Fig. </w:t>
+      </w:r>
+      <w:r>
+        <w:rPr>
+          <w:lang w:val="es-ES"/>
+        </w:rPr>
+        <w:t>12</w:t>
+      </w:r>
+      <w:r>
+        <w:rPr>
+          <w:lang w:val="es-ES"/>
+        </w:rPr>
+        <w:t>. Entonces, el vector de offset del robot (desplazamiento del espacio articular del robot) es el siguiente:</w:t>
+      </w:r>
+    </w:p>
+    <w:p>
+      <w:pPr>
+        <w:tabs>
+          <w:tab w:val="left" w:pos="3402"/>
+          <w:tab w:val="left" w:pos="8647"/>
+        </w:tabs>
+        <w:rPr>
+          <w:lang w:val="en-GB"/>
+        </w:rPr>
+      </w:pPr>
+      <w:r>
+        <w:rPr>
+          <w:rFonts w:eastAsiaTheme="minorEastAsia"/>
+          <w:lang w:val="en-GB"/>
+        </w:rPr>
+        <w:tab/>
+      </w:r>
+      <m:oMath>
+        <m:r>
+          <w:rPr>
+            <w:lang w:val="en-GB"/>
+          </w:rPr>
+          <m:t xml:space="preserve">offset = </m:t>
+        </m:r>
+        <m:d>
+          <m:dPr>
+            <m:begChr m:val="["/>
+            <m:endChr m:val="]"/>
+            <m:ctrlPr>
+              <w:rPr>
+                <w:i/>
+                <w:lang w:val="en-GB"/>
+              </w:rPr>
+            </m:ctrlPr>
+          </m:dPr>
+          <m:e>
+            <m:f>
+              <m:fPr>
+                <m:ctrlPr>
+                  <w:rPr>
+                    <w:i/>
+                    <w:lang w:val="en-GB"/>
+                  </w:rPr>
+                </m:ctrlPr>
+              </m:fPr>
+              <m:num>
+                <m:r>
+                  <w:rPr>
+                    <w:lang w:val="en-GB"/>
+                  </w:rPr>
+                  <m:t>π</m:t>
+                </m:r>
+              </m:num>
+              <m:den>
+                <m:r>
+                  <w:rPr>
+                    <w:lang w:val="en-GB"/>
+                  </w:rPr>
+                  <m:t>2</m:t>
+                </m:r>
+              </m:den>
+            </m:f>
+            <m:r>
+              <w:rPr>
+                <w:lang w:val="en-GB"/>
+              </w:rPr>
+              <m:t xml:space="preserve">  </m:t>
+            </m:r>
+            <m:f>
+              <m:fPr>
+                <m:ctrlPr>
+                  <w:rPr>
+                    <w:i/>
+                    <w:lang w:val="en-GB"/>
+                  </w:rPr>
+                </m:ctrlPr>
+              </m:fPr>
+              <m:num>
+                <m:r>
+                  <w:rPr>
+                    <w:lang w:val="en-GB"/>
+                  </w:rPr>
+                  <m:t>π</m:t>
+                </m:r>
+              </m:num>
+              <m:den>
+                <m:r>
+                  <w:rPr>
+                    <w:lang w:val="en-GB"/>
+                  </w:rPr>
+                  <m:t>2</m:t>
+                </m:r>
+              </m:den>
+            </m:f>
+            <m:r>
+              <w:rPr>
+                <w:lang w:val="en-GB"/>
+              </w:rPr>
+              <m:t xml:space="preserve">  </m:t>
+            </m:r>
+            <m:r>
+              <w:rPr>
+                <w:lang w:val="en-GB"/>
+              </w:rPr>
+              <m:t xml:space="preserve">0 </m:t>
+            </m:r>
+            <m:r>
+              <w:rPr>
+                <w:lang w:val="en-GB"/>
+              </w:rPr>
+              <m:t xml:space="preserve"> </m:t>
+            </m:r>
+            <m:f>
+              <m:fPr>
+                <m:ctrlPr>
+                  <w:rPr>
+                    <w:i/>
+                    <w:lang w:val="en-GB"/>
+                  </w:rPr>
+                </m:ctrlPr>
+              </m:fPr>
+              <m:num>
+                <m:r>
+                  <w:rPr>
+                    <w:lang w:val="en-GB"/>
+                  </w:rPr>
+                  <m:t>π</m:t>
+                </m:r>
+              </m:num>
+              <m:den>
+                <m:r>
+                  <w:rPr>
+                    <w:lang w:val="en-GB"/>
+                  </w:rPr>
+                  <m:t>2</m:t>
+                </m:r>
+              </m:den>
+            </m:f>
+            <m:r>
+              <w:rPr>
+                <w:lang w:val="en-GB"/>
+              </w:rPr>
+              <m:t xml:space="preserve"> </m:t>
+            </m:r>
+            <m:r>
+              <w:rPr>
+                <w:lang w:val="en-GB"/>
+              </w:rPr>
+              <m:t xml:space="preserve"> </m:t>
+            </m:r>
+            <m:r>
+              <w:rPr>
+                <w:lang w:val="en-GB"/>
+              </w:rPr>
+              <m:t>-</m:t>
+            </m:r>
+            <m:r>
+              <w:rPr>
+                <w:lang w:val="en-GB"/>
+              </w:rPr>
+              <m:t>π  0</m:t>
+            </m:r>
+          </m:e>
+        </m:d>
+      </m:oMath>
+      <w:r>
+        <w:rPr>
+          <w:rFonts w:eastAsiaTheme="minorEastAsia"/>
+          <w:lang w:val="en-GB"/>
+        </w:rPr>
+        <w:tab/>
+        <w:t>(1)</w:t>
+      </w:r>
+    </w:p>
+    <w:p>
+      <w:pPr>
+        <w:rPr>
+          <w:lang w:val="es-ES"/>
+        </w:rPr>
+      </w:pPr>
+      <w:r>
+        <w:rPr>
+          <w:lang w:val="es-ES"/>
+        </w:rPr>
+        <w:t>Y la postura del robot del robot en este caso para el vector articular nulo es la que se muestra en la Fig.</w:t>
+      </w:r>
+      <w:r>
+        <w:rPr>
+          <w:lang w:val="es-ES"/>
+        </w:rPr>
+        <w:t xml:space="preserve"> 14</w:t>
+      </w:r>
+    </w:p>
+    <w:p>
+      <w:pPr>
+        <w:jc w:val="center"/>
+        <w:rPr>
+          <w:lang w:val="es-ES"/>
+        </w:rPr>
+      </w:pPr>
+      <w:r>
+        <w:rPr>
+          <w:lang w:val="es-ES"/>
+        </w:rPr>
+        <w:t xml:space="preserve">Fig. </w:t>
+      </w:r>
+      <w:r>
+        <w:rPr>
+          <w:lang w:val="es-ES"/>
+        </w:rPr>
+        <w:t>14</w:t>
+      </w:r>
+    </w:p>
+    <w:p>
+      <w:pPr>
+        <w:rPr>
+          <w:lang w:val="es-ES"/>
+        </w:rPr>
+      </w:pPr>
+      <w:r>
+        <w:rPr>
+          <w:lang w:val="es-ES"/>
+        </w:rPr>
+        <w:t>Mientras que la posición del robot cua</w:t>
+      </w:r>
+      <w:r>
+        <w:rPr>
+          <w:lang w:val="es-ES"/>
+        </w:rPr>
+        <w:t xml:space="preserve">ndo el vector articular es nulo, </w:t>
+      </w:r>
+      <w:r>
+        <w:rPr>
+          <w:lang w:val="es-ES"/>
+        </w:rPr>
+        <w:t xml:space="preserve">con offset </w:t>
+      </w:r>
+      <w:r>
+        <w:rPr>
+          <w:lang w:val="es-ES"/>
+        </w:rPr>
+        <w:t xml:space="preserve">nulo, </w:t>
+      </w:r>
+      <w:r>
+        <w:rPr>
+          <w:lang w:val="es-ES"/>
+        </w:rPr>
+        <w:t>es la que se indica en la Fig.</w:t>
+      </w:r>
+      <w:r>
+        <w:rPr>
+          <w:lang w:val="es-ES"/>
+        </w:rPr>
+        <w:t>15</w:t>
+      </w:r>
+    </w:p>
+    <w:p>
+      <w:pPr>
+        <w:jc w:val="center"/>
+        <w:rPr>
+          <w:lang w:val="en-GB"/>
+        </w:rPr>
+      </w:pPr>
+      <w:r>
+        <w:rPr>
+          <w:lang w:val="en-GB"/>
+        </w:rPr>
+        <w:t>Fig.15</w:t>
+      </w:r>
+    </w:p>
+    <w:p>
+      <w:pPr>
+        <w:rPr>
+          <w:rFonts w:eastAsiaTheme="minorEastAsia"/>
+          <w:lang w:val="es-AR"/>
+        </w:rPr>
+      </w:pPr>
+      <w:r>
+        <w:rPr>
+          <w:lang w:val="es-AR"/>
+        </w:rPr>
+        <w:t xml:space="preserve">Los límites de </w:t>
+      </w:r>
+      <m:oMath>
+        <m:sSub>
+          <m:sSubPr>
+            <m:ctrlPr>
+              <w:rPr>
+                <w:i/>
+                <w:lang w:val="en-GB"/>
+              </w:rPr>
+            </m:ctrlPr>
+          </m:sSubPr>
+          <m:e>
+            <m:r>
+              <w:rPr>
+                <w:lang w:val="en-GB"/>
+              </w:rPr>
+              <m:t>θ</m:t>
+            </m:r>
+          </m:e>
+          <m:sub>
+            <m:r>
+              <w:rPr>
+                <w:lang w:val="en-GB"/>
+              </w:rPr>
+              <m:t>i</m:t>
+            </m:r>
+          </m:sub>
+        </m:sSub>
+        <m:r>
+          <w:rPr>
+            <w:lang w:val="es-AR"/>
+          </w:rPr>
+          <m:t xml:space="preserve"> =</m:t>
+        </m:r>
+        <m:sSub>
+          <m:sSubPr>
+            <m:ctrlPr>
+              <w:rPr>
+                <w:i/>
+                <w:lang w:val="en-GB"/>
+              </w:rPr>
+            </m:ctrlPr>
+          </m:sSubPr>
+          <m:e>
+            <m:r>
+              <w:rPr>
+                <w:lang w:val="en-GB"/>
+              </w:rPr>
+              <m:t>q</m:t>
+            </m:r>
+          </m:e>
+          <m:sub>
+            <m:r>
+              <w:rPr>
+                <w:lang w:val="en-GB"/>
+              </w:rPr>
+              <m:t>i</m:t>
+            </m:r>
+          </m:sub>
+        </m:sSub>
+        <m:r>
+          <w:rPr>
+            <w:lang w:val="es-AR"/>
+          </w:rPr>
+          <m:t>+</m:t>
+        </m:r>
+        <m:r>
+          <w:rPr>
+            <w:lang w:val="en-GB"/>
+          </w:rPr>
+          <m:t>offse</m:t>
+        </m:r>
+        <m:sSub>
+          <m:sSubPr>
+            <m:ctrlPr>
+              <w:rPr>
+                <w:i/>
+                <w:lang w:val="en-GB"/>
+              </w:rPr>
+            </m:ctrlPr>
+          </m:sSubPr>
+          <m:e>
+            <m:r>
+              <w:rPr>
+                <w:lang w:val="en-GB"/>
+              </w:rPr>
+              <m:t>t</m:t>
+            </m:r>
+          </m:e>
+          <m:sub>
+            <m:r>
+              <w:rPr>
+                <w:lang w:val="en-GB"/>
+              </w:rPr>
+              <m:t>i</m:t>
+            </m:r>
+          </m:sub>
+        </m:sSub>
+      </m:oMath>
+      <w:r>
+        <w:rPr>
+          <w:rFonts w:eastAsiaTheme="minorEastAsia"/>
+          <w:lang w:val="es-AR"/>
+        </w:rPr>
+        <w:t xml:space="preserve"> son de </w:t>
+      </w:r>
+      <m:oMath>
+        <m:r>
+          <w:rPr>
+            <w:rFonts w:eastAsiaTheme="minorEastAsia"/>
+            <w:lang w:val="es-AR"/>
+          </w:rPr>
+          <m:t>-2π a 2π</m:t>
+        </m:r>
+      </m:oMath>
+      <w:r>
+        <w:rPr>
+          <w:rFonts w:eastAsiaTheme="minorEastAsia"/>
+          <w:lang w:val="es-AR"/>
+        </w:rPr>
+        <w:t xml:space="preserve"> teniendo en cuenta los límites articulares del robot.</w:t>
+      </w:r>
+    </w:p>
+    <w:p>
+      <w:pPr>
+        <w:pStyle w:val="Ttulo2"/>
+        <w:rPr>
+          <w:rFonts w:eastAsiaTheme="minorEastAsia"/>
+          <w:lang w:val="es-AR"/>
+        </w:rPr>
+      </w:pPr>
+      <w:r>
+        <w:rPr>
+          <w:rFonts w:eastAsiaTheme="minorEastAsia"/>
+          <w:lang w:val="es-AR"/>
+        </w:rPr>
+        <w:t xml:space="preserve">4.5 Matriz de Base y </w:t>
+      </w:r>
+      <w:proofErr w:type="spellStart"/>
+      <w:r>
+        <w:rPr>
+          <w:rFonts w:eastAsiaTheme="minorEastAsia"/>
+          <w:lang w:val="es-AR"/>
+        </w:rPr>
+        <w:t>Tool</w:t>
+      </w:r>
+      <w:proofErr w:type="spellEnd"/>
     </w:p>
     <w:p>
       <w:pPr>
         <w:pStyle w:val="Ttulo1"/>
-        <w:rPr>
-          <w:lang w:val="es-ES"/>
-        </w:rPr>
-      </w:pPr>
-      <w:r>
-        <w:rPr>
-          <w:lang w:val="es-ES"/>
-        </w:rPr>
-        <w:t xml:space="preserve">4. </w:t>
+        <w:jc w:val="both"/>
+        <w:rPr>
+          <w:rFonts w:eastAsiaTheme="minorHAnsi" w:cstheme="minorBidi"/>
+          <w:b w:val="0"/>
+          <w:sz w:val="24"/>
+          <w:szCs w:val="22"/>
+          <w:lang w:val="es-AR"/>
+        </w:rPr>
+      </w:pPr>
+      <w:r>
+        <w:rPr>
+          <w:rFonts w:eastAsiaTheme="minorHAnsi" w:cstheme="minorBidi"/>
+          <w:b w:val="0"/>
+          <w:sz w:val="24"/>
+          <w:szCs w:val="22"/>
+          <w:lang w:val="es-AR"/>
+        </w:rPr>
+        <w:t xml:space="preserve">No se considera una transformación </w:t>
+      </w:r>
+      <w:r>
+        <w:rPr>
+          <w:rFonts w:eastAsiaTheme="minorHAnsi" w:cstheme="minorBidi"/>
+          <w:b w:val="0"/>
+          <w:sz w:val="24"/>
+          <w:szCs w:val="22"/>
+          <w:lang w:val="es-AR"/>
+        </w:rPr>
+        <w:t>para el</w:t>
+      </w:r>
+      <w:r>
+        <w:rPr>
+          <w:rFonts w:eastAsiaTheme="minorHAnsi" w:cstheme="minorBidi"/>
+          <w:b w:val="0"/>
+          <w:sz w:val="24"/>
+          <w:szCs w:val="22"/>
+          <w:lang w:val="es-AR"/>
+        </w:rPr>
+        <w:t xml:space="preserve"> </w:t>
+      </w:r>
+      <w:r>
+        <w:rPr>
+          <w:rFonts w:eastAsiaTheme="minorHAnsi" w:cstheme="minorBidi"/>
+          <w:b w:val="0"/>
+          <w:sz w:val="24"/>
+          <w:szCs w:val="22"/>
+          <w:lang w:val="es-AR"/>
+        </w:rPr>
+        <w:t>marco de referencia de la base. Luego:</w:t>
+      </w:r>
+    </w:p>
+    <w:p>
+      <w:pPr>
+        <w:tabs>
+          <w:tab w:val="left" w:pos="3402"/>
+          <w:tab w:val="left" w:pos="8647"/>
+        </w:tabs>
+        <w:rPr>
+          <w:lang w:val="es-AR"/>
+        </w:rPr>
+      </w:pPr>
+      <w:r>
+        <w:rPr>
+          <w:rFonts w:eastAsiaTheme="minorEastAsia"/>
+          <w:lang w:val="es-AR"/>
+        </w:rPr>
+        <w:tab/>
+      </w:r>
+      <m:oMath>
+        <m:r>
+          <w:rPr>
+            <w:lang w:val="es-AR"/>
+          </w:rPr>
+          <m:t>R.base=</m:t>
+        </m:r>
+        <m:d>
+          <m:dPr>
+            <m:ctrlPr>
+              <w:rPr>
+                <w:i/>
+                <w:lang w:val="es-AR"/>
+              </w:rPr>
+            </m:ctrlPr>
+          </m:dPr>
+          <m:e>
+            <m:m>
+              <m:mPr>
+                <m:mcs>
+                  <m:mc>
+                    <m:mcPr>
+                      <m:count m:val="3"/>
+                      <m:mcJc m:val="center"/>
+                    </m:mcPr>
+                  </m:mc>
+                </m:mcs>
+                <m:ctrlPr>
+                  <w:rPr>
+                    <w:i/>
+                    <w:lang w:val="es-AR"/>
+                  </w:rPr>
+                </m:ctrlPr>
+              </m:mPr>
+              <m:mr>
+                <m:e>
+                  <m:r>
+                    <w:rPr>
+                      <w:lang w:val="es-AR"/>
+                    </w:rPr>
+                    <m:t>1</m:t>
+                  </m:r>
+                </m:e>
+                <m:e>
+                  <m:r>
+                    <w:rPr>
+                      <w:lang w:val="es-AR"/>
+                    </w:rPr>
+                    <m:t>0</m:t>
+                  </m:r>
+                </m:e>
+                <m:e>
+                  <m:m>
+                    <m:mPr>
+                      <m:mcs>
+                        <m:mc>
+                          <m:mcPr>
+                            <m:count m:val="2"/>
+                            <m:mcJc m:val="center"/>
+                          </m:mcPr>
+                        </m:mc>
+                      </m:mcs>
+                      <m:ctrlPr>
+                        <w:rPr>
+                          <w:i/>
+                          <w:lang w:val="es-AR"/>
+                        </w:rPr>
+                      </m:ctrlPr>
+                    </m:mPr>
+                    <m:mr>
+                      <m:e>
+                        <m:r>
+                          <w:rPr>
+                            <w:lang w:val="es-AR"/>
+                          </w:rPr>
+                          <m:t>0</m:t>
+                        </m:r>
+                      </m:e>
+                      <m:e>
+                        <m:r>
+                          <w:rPr>
+                            <w:lang w:val="es-AR"/>
+                          </w:rPr>
+                          <m:t>0</m:t>
+                        </m:r>
+                      </m:e>
+                    </m:mr>
+                  </m:m>
+                </m:e>
+              </m:mr>
+              <m:mr>
+                <m:e>
+                  <m:r>
+                    <w:rPr>
+                      <w:lang w:val="es-AR"/>
+                    </w:rPr>
+                    <m:t>0</m:t>
+                  </m:r>
+                </m:e>
+                <m:e>
+                  <m:r>
+                    <w:rPr>
+                      <w:lang w:val="es-AR"/>
+                    </w:rPr>
+                    <m:t>1</m:t>
+                  </m:r>
+                </m:e>
+                <m:e>
+                  <m:m>
+                    <m:mPr>
+                      <m:mcs>
+                        <m:mc>
+                          <m:mcPr>
+                            <m:count m:val="2"/>
+                            <m:mcJc m:val="center"/>
+                          </m:mcPr>
+                        </m:mc>
+                      </m:mcs>
+                      <m:ctrlPr>
+                        <w:rPr>
+                          <w:i/>
+                          <w:lang w:val="es-AR"/>
+                        </w:rPr>
+                      </m:ctrlPr>
+                    </m:mPr>
+                    <m:mr>
+                      <m:e>
+                        <m:r>
+                          <w:rPr>
+                            <w:lang w:val="es-AR"/>
+                          </w:rPr>
+                          <m:t>0</m:t>
+                        </m:r>
+                      </m:e>
+                      <m:e>
+                        <m:r>
+                          <w:rPr>
+                            <w:lang w:val="es-AR"/>
+                          </w:rPr>
+                          <m:t>0</m:t>
+                        </m:r>
+                      </m:e>
+                    </m:mr>
+                  </m:m>
+                </m:e>
+              </m:mr>
+              <m:mr>
+                <m:e>
+                  <m:m>
+                    <m:mPr>
+                      <m:mcs>
+                        <m:mc>
+                          <m:mcPr>
+                            <m:count m:val="1"/>
+                            <m:mcJc m:val="center"/>
+                          </m:mcPr>
+                        </m:mc>
+                      </m:mcs>
+                      <m:ctrlPr>
+                        <w:rPr>
+                          <w:i/>
+                          <w:lang w:val="es-AR"/>
+                        </w:rPr>
+                      </m:ctrlPr>
+                    </m:mPr>
+                    <m:mr>
+                      <m:e>
+                        <m:r>
+                          <w:rPr>
+                            <w:lang w:val="es-AR"/>
+                          </w:rPr>
+                          <m:t>0</m:t>
+                        </m:r>
+                      </m:e>
+                    </m:mr>
+                    <m:mr>
+                      <m:e>
+                        <m:r>
+                          <w:rPr>
+                            <w:lang w:val="es-AR"/>
+                          </w:rPr>
+                          <m:t>0</m:t>
+                        </m:r>
+                      </m:e>
+                    </m:mr>
+                  </m:m>
+                </m:e>
+                <m:e>
+                  <m:m>
+                    <m:mPr>
+                      <m:mcs>
+                        <m:mc>
+                          <m:mcPr>
+                            <m:count m:val="1"/>
+                            <m:mcJc m:val="center"/>
+                          </m:mcPr>
+                        </m:mc>
+                      </m:mcs>
+                      <m:ctrlPr>
+                        <w:rPr>
+                          <w:i/>
+                          <w:lang w:val="es-AR"/>
+                        </w:rPr>
+                      </m:ctrlPr>
+                    </m:mPr>
+                    <m:mr>
+                      <m:e>
+                        <m:r>
+                          <w:rPr>
+                            <w:lang w:val="es-AR"/>
+                          </w:rPr>
+                          <m:t>0</m:t>
+                        </m:r>
+                      </m:e>
+                    </m:mr>
+                    <m:mr>
+                      <m:e>
+                        <m:r>
+                          <w:rPr>
+                            <w:lang w:val="es-AR"/>
+                          </w:rPr>
+                          <m:t>0</m:t>
+                        </m:r>
+                      </m:e>
+                    </m:mr>
+                  </m:m>
+                </m:e>
+                <m:e>
+                  <m:m>
+                    <m:mPr>
+                      <m:mcs>
+                        <m:mc>
+                          <m:mcPr>
+                            <m:count m:val="2"/>
+                            <m:mcJc m:val="center"/>
+                          </m:mcPr>
+                        </m:mc>
+                      </m:mcs>
+                      <m:ctrlPr>
+                        <w:rPr>
+                          <w:i/>
+                          <w:lang w:val="es-AR"/>
+                        </w:rPr>
+                      </m:ctrlPr>
+                    </m:mPr>
+                    <m:mr>
+                      <m:e>
+                        <m:m>
+                          <m:mPr>
+                            <m:mcs>
+                              <m:mc>
+                                <m:mcPr>
+                                  <m:count m:val="1"/>
+                                  <m:mcJc m:val="center"/>
+                                </m:mcPr>
+                              </m:mc>
+                            </m:mcs>
+                            <m:ctrlPr>
+                              <w:rPr>
+                                <w:i/>
+                                <w:lang w:val="es-AR"/>
+                              </w:rPr>
+                            </m:ctrlPr>
+                          </m:mPr>
+                          <m:mr>
+                            <m:e>
+                              <m:r>
+                                <w:rPr>
+                                  <w:lang w:val="es-AR"/>
+                                </w:rPr>
+                                <m:t>1</m:t>
+                              </m:r>
+                            </m:e>
+                          </m:mr>
+                          <m:mr>
+                            <m:e>
+                              <m:r>
+                                <w:rPr>
+                                  <w:lang w:val="es-AR"/>
+                                </w:rPr>
+                                <m:t>0</m:t>
+                              </m:r>
+                            </m:e>
+                          </m:mr>
+                        </m:m>
+                      </m:e>
+                      <m:e>
+                        <m:m>
+                          <m:mPr>
+                            <m:mcs>
+                              <m:mc>
+                                <m:mcPr>
+                                  <m:count m:val="1"/>
+                                  <m:mcJc m:val="center"/>
+                                </m:mcPr>
+                              </m:mc>
+                            </m:mcs>
+                            <m:ctrlPr>
+                              <w:rPr>
+                                <w:i/>
+                                <w:lang w:val="es-AR"/>
+                              </w:rPr>
+                            </m:ctrlPr>
+                          </m:mPr>
+                          <m:mr>
+                            <m:e>
+                              <m:r>
+                                <w:rPr>
+                                  <w:lang w:val="es-AR"/>
+                                </w:rPr>
+                                <m:t>0</m:t>
+                              </m:r>
+                            </m:e>
+                          </m:mr>
+                          <m:mr>
+                            <m:e>
+                              <m:r>
+                                <w:rPr>
+                                  <w:lang w:val="es-AR"/>
+                                </w:rPr>
+                                <m:t>1</m:t>
+                              </m:r>
+                            </m:e>
+                          </m:mr>
+                        </m:m>
+                      </m:e>
+                    </m:mr>
+                  </m:m>
+                </m:e>
+              </m:mr>
+            </m:m>
+            <m:ctrlPr>
+              <w:rPr>
+                <w:rFonts w:eastAsiaTheme="minorEastAsia"/>
+                <w:i/>
+                <w:lang w:val="es-AR"/>
+              </w:rPr>
+            </m:ctrlPr>
+          </m:e>
+        </m:d>
+      </m:oMath>
+      <w:r>
+        <w:rPr>
+          <w:rFonts w:eastAsiaTheme="minorEastAsia"/>
+          <w:lang w:val="es-AR"/>
+        </w:rPr>
+        <w:tab/>
+        <w:t>(2)</w:t>
+      </w:r>
+    </w:p>
+    <w:p>
+      <w:pPr>
+        <w:pStyle w:val="Ttulo1"/>
+        <w:jc w:val="both"/>
+        <w:rPr>
+          <w:rFonts w:eastAsiaTheme="minorHAnsi" w:cstheme="minorBidi"/>
+          <w:b w:val="0"/>
+          <w:sz w:val="24"/>
+          <w:szCs w:val="22"/>
+          <w:lang w:val="es-AR"/>
+        </w:rPr>
+      </w:pPr>
+      <w:r>
+        <w:rPr>
+          <w:rFonts w:eastAsiaTheme="minorHAnsi" w:cstheme="minorBidi"/>
+          <w:b w:val="0"/>
+          <w:sz w:val="24"/>
+          <w:szCs w:val="22"/>
+          <w:lang w:val="es-AR"/>
+        </w:rPr>
+        <w:t xml:space="preserve">Por otro lado, la </w:t>
+      </w:r>
+      <w:r>
+        <w:rPr>
+          <w:rFonts w:eastAsiaTheme="minorHAnsi" w:cstheme="minorBidi"/>
+          <w:b w:val="0"/>
+          <w:sz w:val="24"/>
+          <w:szCs w:val="22"/>
+          <w:lang w:val="es-AR"/>
+        </w:rPr>
+        <w:t xml:space="preserve">herramienta tiene una cadena cinemática adicional </w:t>
+      </w:r>
+      <w:r>
+        <w:rPr>
+          <w:rFonts w:eastAsiaTheme="minorHAnsi" w:cstheme="minorBidi"/>
+          <w:b w:val="0"/>
+          <w:sz w:val="24"/>
+          <w:szCs w:val="22"/>
+          <w:lang w:val="es-AR"/>
+        </w:rPr>
+        <w:t>al</w:t>
+      </w:r>
+      <w:r>
+        <w:rPr>
+          <w:rFonts w:eastAsiaTheme="minorHAnsi" w:cstheme="minorBidi"/>
+          <w:b w:val="0"/>
+          <w:sz w:val="24"/>
+          <w:szCs w:val="22"/>
+          <w:lang w:val="es-AR"/>
+        </w:rPr>
+        <w:t xml:space="preserve"> </w:t>
+      </w:r>
+      <w:r>
+        <w:rPr>
+          <w:rFonts w:eastAsiaTheme="minorHAnsi" w:cstheme="minorBidi"/>
+          <w:b w:val="0"/>
+          <w:sz w:val="24"/>
+          <w:szCs w:val="22"/>
+          <w:lang w:val="es-AR"/>
+        </w:rPr>
+        <w:t>ser</w:t>
+      </w:r>
+      <w:r>
+        <w:rPr>
+          <w:rFonts w:eastAsiaTheme="minorHAnsi" w:cstheme="minorBidi"/>
+          <w:b w:val="0"/>
+          <w:sz w:val="24"/>
+          <w:szCs w:val="22"/>
+          <w:lang w:val="es-AR"/>
+        </w:rPr>
+        <w:t xml:space="preserve"> actuada, </w:t>
+      </w:r>
+      <w:r>
+        <w:rPr>
+          <w:rFonts w:eastAsiaTheme="minorHAnsi" w:cstheme="minorBidi"/>
+          <w:b w:val="0"/>
+          <w:sz w:val="24"/>
+          <w:szCs w:val="22"/>
+          <w:lang w:val="es-AR"/>
+        </w:rPr>
+        <w:t xml:space="preserve">sin embargo </w:t>
+      </w:r>
+      <w:r>
+        <w:rPr>
+          <w:rFonts w:eastAsiaTheme="minorHAnsi" w:cstheme="minorBidi"/>
+          <w:b w:val="0"/>
+          <w:sz w:val="24"/>
+          <w:szCs w:val="22"/>
+          <w:lang w:val="es-AR"/>
+        </w:rPr>
+        <w:t>esta no se analiza en el presente trabajo. Por lo tanto, se considera</w:t>
+      </w:r>
+      <w:r>
+        <w:rPr>
+          <w:rFonts w:eastAsiaTheme="minorHAnsi" w:cstheme="minorBidi"/>
+          <w:b w:val="0"/>
+          <w:sz w:val="24"/>
+          <w:szCs w:val="22"/>
+          <w:lang w:val="es-AR"/>
+        </w:rPr>
+        <w:t xml:space="preserve"> solamente</w:t>
+      </w:r>
+      <w:r>
+        <w:rPr>
+          <w:rFonts w:eastAsiaTheme="minorHAnsi" w:cstheme="minorBidi"/>
+          <w:b w:val="0"/>
+          <w:sz w:val="24"/>
+          <w:szCs w:val="22"/>
+          <w:lang w:val="es-AR"/>
+        </w:rPr>
+        <w:t xml:space="preserve"> una </w:t>
+      </w:r>
+      <w:r>
+        <w:rPr>
+          <w:rFonts w:eastAsiaTheme="minorHAnsi" w:cstheme="minorBidi"/>
+          <w:b w:val="0"/>
+          <w:sz w:val="24"/>
+          <w:szCs w:val="22"/>
+          <w:lang w:val="es-AR"/>
+        </w:rPr>
+        <w:t>traslación positiva</w:t>
+      </w:r>
+      <w:r>
+        <w:rPr>
+          <w:rFonts w:eastAsiaTheme="minorHAnsi" w:cstheme="minorBidi"/>
+          <w:b w:val="0"/>
+          <w:sz w:val="24"/>
+          <w:szCs w:val="22"/>
+          <w:lang w:val="es-AR"/>
+        </w:rPr>
+        <w:t xml:space="preserve"> </w:t>
+      </w:r>
+      <w:r>
+        <w:rPr>
+          <w:rFonts w:eastAsiaTheme="minorHAnsi" w:cstheme="minorBidi"/>
+          <w:b w:val="0"/>
+          <w:sz w:val="24"/>
+          <w:szCs w:val="22"/>
+          <w:lang w:val="es-AR"/>
+        </w:rPr>
+        <w:t xml:space="preserve">constante </w:t>
+      </w:r>
+      <w:r>
+        <w:rPr>
+          <w:rFonts w:eastAsiaTheme="minorHAnsi" w:cstheme="minorBidi"/>
+          <w:b w:val="0"/>
+          <w:sz w:val="24"/>
+          <w:szCs w:val="22"/>
+          <w:lang w:val="es-AR"/>
+        </w:rPr>
+        <w:t>del</w:t>
+      </w:r>
+      <w:r>
+        <w:rPr>
+          <w:rFonts w:eastAsiaTheme="minorHAnsi" w:cstheme="minorBidi"/>
+          <w:b w:val="0"/>
+          <w:sz w:val="24"/>
+          <w:szCs w:val="22"/>
+          <w:lang w:val="es-AR"/>
+        </w:rPr>
+        <w:t xml:space="preserve"> “</w:t>
       </w:r>
       <w:proofErr w:type="spellStart"/>
       <w:r>
         <w:rPr>
+          <w:rFonts w:eastAsiaTheme="minorHAnsi" w:cstheme="minorBidi"/>
+          <w:b w:val="0"/>
+          <w:sz w:val="24"/>
+          <w:szCs w:val="22"/>
+          <w:lang w:val="es-AR"/>
+        </w:rPr>
+        <w:t>Tool</w:t>
+      </w:r>
+      <w:proofErr w:type="spellEnd"/>
+      <w:r>
+        <w:rPr>
+          <w:rFonts w:eastAsiaTheme="minorHAnsi" w:cstheme="minorBidi"/>
+          <w:b w:val="0"/>
+          <w:sz w:val="24"/>
+          <w:szCs w:val="22"/>
+          <w:lang w:val="es-AR"/>
+        </w:rPr>
+        <w:t xml:space="preserve"> Center Point”</w:t>
+      </w:r>
+      <w:r>
+        <w:rPr>
+          <w:rFonts w:eastAsiaTheme="minorHAnsi" w:cstheme="minorBidi"/>
+          <w:b w:val="0"/>
+          <w:sz w:val="24"/>
+          <w:szCs w:val="22"/>
+          <w:lang w:val="es-AR"/>
+        </w:rPr>
+        <w:t xml:space="preserve"> a lo largo del eje Z de la brida</w:t>
+      </w:r>
+      <w:r>
+        <w:rPr>
+          <w:rFonts w:eastAsiaTheme="minorHAnsi" w:cstheme="minorBidi"/>
+          <w:b w:val="0"/>
+          <w:sz w:val="24"/>
+          <w:szCs w:val="22"/>
+          <w:lang w:val="es-AR"/>
+        </w:rPr>
+        <w:t xml:space="preserve"> hasta ¾ de la extensión máxima del </w:t>
+      </w:r>
+      <w:proofErr w:type="spellStart"/>
+      <w:r>
+        <w:rPr>
+          <w:rFonts w:eastAsiaTheme="minorHAnsi" w:cstheme="minorBidi"/>
+          <w:b w:val="0"/>
+          <w:sz w:val="24"/>
+          <w:szCs w:val="22"/>
+          <w:lang w:val="es-AR"/>
+        </w:rPr>
+        <w:t>gripper</w:t>
+      </w:r>
+      <w:proofErr w:type="spellEnd"/>
+      <w:r>
+        <w:rPr>
+          <w:rFonts w:eastAsiaTheme="minorHAnsi" w:cstheme="minorBidi"/>
+          <w:b w:val="0"/>
+          <w:sz w:val="24"/>
+          <w:szCs w:val="22"/>
+          <w:lang w:val="es-AR"/>
+        </w:rPr>
+        <w:t>.</w:t>
+      </w:r>
+    </w:p>
+    <w:p>
+      <w:pPr>
+        <w:tabs>
+          <w:tab w:val="left" w:pos="3402"/>
+          <w:tab w:val="left" w:pos="8647"/>
+        </w:tabs>
+        <w:rPr>
+          <w:lang w:val="es-AR"/>
+        </w:rPr>
+      </w:pPr>
+      <w:r>
+        <w:rPr>
+          <w:rFonts w:eastAsiaTheme="minorEastAsia"/>
+          <w:lang w:val="es-AR"/>
+        </w:rPr>
+        <w:tab/>
+      </w:r>
+      <m:oMath>
+        <m:r>
+          <w:rPr>
+            <w:lang w:val="es-AR"/>
+          </w:rPr>
+          <m:t>R.tool=</m:t>
+        </m:r>
+        <m:d>
+          <m:dPr>
+            <m:ctrlPr>
+              <w:rPr>
+                <w:i/>
+                <w:lang w:val="es-AR"/>
+              </w:rPr>
+            </m:ctrlPr>
+          </m:dPr>
+          <m:e>
+            <m:m>
+              <m:mPr>
+                <m:mcs>
+                  <m:mc>
+                    <m:mcPr>
+                      <m:count m:val="3"/>
+                      <m:mcJc m:val="center"/>
+                    </m:mcPr>
+                  </m:mc>
+                </m:mcs>
+                <m:ctrlPr>
+                  <w:rPr>
+                    <w:i/>
+                    <w:lang w:val="es-AR"/>
+                  </w:rPr>
+                </m:ctrlPr>
+              </m:mPr>
+              <m:mr>
+                <m:e>
+                  <m:r>
+                    <w:rPr>
+                      <w:lang w:val="es-AR"/>
+                    </w:rPr>
+                    <m:t>1</m:t>
+                  </m:r>
+                </m:e>
+                <m:e>
+                  <m:r>
+                    <w:rPr>
+                      <w:lang w:val="es-AR"/>
+                    </w:rPr>
+                    <m:t>0</m:t>
+                  </m:r>
+                </m:e>
+                <m:e>
+                  <m:m>
+                    <m:mPr>
+                      <m:mcs>
+                        <m:mc>
+                          <m:mcPr>
+                            <m:count m:val="2"/>
+                            <m:mcJc m:val="center"/>
+                          </m:mcPr>
+                        </m:mc>
+                      </m:mcs>
+                      <m:ctrlPr>
+                        <w:rPr>
+                          <w:i/>
+                          <w:lang w:val="es-AR"/>
+                        </w:rPr>
+                      </m:ctrlPr>
+                    </m:mPr>
+                    <m:mr>
+                      <m:e>
+                        <m:r>
+                          <w:rPr>
+                            <w:lang w:val="es-AR"/>
+                          </w:rPr>
+                          <m:t>0</m:t>
+                        </m:r>
+                      </m:e>
+                      <m:e>
+                        <m:r>
+                          <w:rPr>
+                            <w:lang w:val="es-AR"/>
+                          </w:rPr>
+                          <m:t>0.000</m:t>
+                        </m:r>
+                      </m:e>
+                    </m:mr>
+                  </m:m>
+                </m:e>
+              </m:mr>
+              <m:mr>
+                <m:e>
+                  <m:r>
+                    <w:rPr>
+                      <w:lang w:val="es-AR"/>
+                    </w:rPr>
+                    <m:t>0</m:t>
+                  </m:r>
+                </m:e>
+                <m:e>
+                  <m:r>
+                    <w:rPr>
+                      <w:lang w:val="es-AR"/>
+                    </w:rPr>
+                    <m:t>1</m:t>
+                  </m:r>
+                </m:e>
+                <m:e>
+                  <m:m>
+                    <m:mPr>
+                      <m:mcs>
+                        <m:mc>
+                          <m:mcPr>
+                            <m:count m:val="2"/>
+                            <m:mcJc m:val="center"/>
+                          </m:mcPr>
+                        </m:mc>
+                      </m:mcs>
+                      <m:ctrlPr>
+                        <w:rPr>
+                          <w:i/>
+                          <w:lang w:val="es-AR"/>
+                        </w:rPr>
+                      </m:ctrlPr>
+                    </m:mPr>
+                    <m:mr>
+                      <m:e>
+                        <m:r>
+                          <w:rPr>
+                            <w:lang w:val="es-AR"/>
+                          </w:rPr>
+                          <m:t>0</m:t>
+                        </m:r>
+                      </m:e>
+                      <m:e>
+                        <m:r>
+                          <w:rPr>
+                            <w:lang w:val="es-AR"/>
+                          </w:rPr>
+                          <m:t>0.000</m:t>
+                        </m:r>
+                      </m:e>
+                    </m:mr>
+                  </m:m>
+                </m:e>
+              </m:mr>
+              <m:mr>
+                <m:e>
+                  <m:m>
+                    <m:mPr>
+                      <m:mcs>
+                        <m:mc>
+                          <m:mcPr>
+                            <m:count m:val="1"/>
+                            <m:mcJc m:val="center"/>
+                          </m:mcPr>
+                        </m:mc>
+                      </m:mcs>
+                      <m:ctrlPr>
+                        <w:rPr>
+                          <w:i/>
+                          <w:lang w:val="es-AR"/>
+                        </w:rPr>
+                      </m:ctrlPr>
+                    </m:mPr>
+                    <m:mr>
+                      <m:e>
+                        <m:r>
+                          <w:rPr>
+                            <w:lang w:val="es-AR"/>
+                          </w:rPr>
+                          <m:t>0</m:t>
+                        </m:r>
+                      </m:e>
+                    </m:mr>
+                    <m:mr>
+                      <m:e>
+                        <m:r>
+                          <w:rPr>
+                            <w:lang w:val="es-AR"/>
+                          </w:rPr>
+                          <m:t>0</m:t>
+                        </m:r>
+                      </m:e>
+                    </m:mr>
+                  </m:m>
+                </m:e>
+                <m:e>
+                  <m:m>
+                    <m:mPr>
+                      <m:mcs>
+                        <m:mc>
+                          <m:mcPr>
+                            <m:count m:val="1"/>
+                            <m:mcJc m:val="center"/>
+                          </m:mcPr>
+                        </m:mc>
+                      </m:mcs>
+                      <m:ctrlPr>
+                        <w:rPr>
+                          <w:i/>
+                          <w:lang w:val="es-AR"/>
+                        </w:rPr>
+                      </m:ctrlPr>
+                    </m:mPr>
+                    <m:mr>
+                      <m:e>
+                        <m:r>
+                          <w:rPr>
+                            <w:lang w:val="es-AR"/>
+                          </w:rPr>
+                          <m:t>0</m:t>
+                        </m:r>
+                      </m:e>
+                    </m:mr>
+                    <m:mr>
+                      <m:e>
+                        <m:r>
+                          <w:rPr>
+                            <w:lang w:val="es-AR"/>
+                          </w:rPr>
+                          <m:t>0</m:t>
+                        </m:r>
+                      </m:e>
+                    </m:mr>
+                  </m:m>
+                </m:e>
+                <m:e>
+                  <m:m>
+                    <m:mPr>
+                      <m:mcs>
+                        <m:mc>
+                          <m:mcPr>
+                            <m:count m:val="2"/>
+                            <m:mcJc m:val="center"/>
+                          </m:mcPr>
+                        </m:mc>
+                      </m:mcs>
+                      <m:ctrlPr>
+                        <w:rPr>
+                          <w:i/>
+                          <w:lang w:val="es-AR"/>
+                        </w:rPr>
+                      </m:ctrlPr>
+                    </m:mPr>
+                    <m:mr>
+                      <m:e>
+                        <m:m>
+                          <m:mPr>
+                            <m:mcs>
+                              <m:mc>
+                                <m:mcPr>
+                                  <m:count m:val="1"/>
+                                  <m:mcJc m:val="center"/>
+                                </m:mcPr>
+                              </m:mc>
+                            </m:mcs>
+                            <m:ctrlPr>
+                              <w:rPr>
+                                <w:i/>
+                                <w:lang w:val="es-AR"/>
+                              </w:rPr>
+                            </m:ctrlPr>
+                          </m:mPr>
+                          <m:mr>
+                            <m:e>
+                              <m:r>
+                                <w:rPr>
+                                  <w:lang w:val="es-AR"/>
+                                </w:rPr>
+                                <m:t>1</m:t>
+                              </m:r>
+                            </m:e>
+                          </m:mr>
+                          <m:mr>
+                            <m:e>
+                              <m:r>
+                                <w:rPr>
+                                  <w:lang w:val="es-AR"/>
+                                </w:rPr>
+                                <m:t>0</m:t>
+                              </m:r>
+                            </m:e>
+                          </m:mr>
+                        </m:m>
+                      </m:e>
+                      <m:e>
+                        <m:m>
+                          <m:mPr>
+                            <m:mcs>
+                              <m:mc>
+                                <m:mcPr>
+                                  <m:count m:val="1"/>
+                                  <m:mcJc m:val="center"/>
+                                </m:mcPr>
+                              </m:mc>
+                            </m:mcs>
+                            <m:ctrlPr>
+                              <w:rPr>
+                                <w:i/>
+                                <w:lang w:val="es-AR"/>
+                              </w:rPr>
+                            </m:ctrlPr>
+                          </m:mPr>
+                          <m:mr>
+                            <m:e>
+                              <m:r>
+                                <w:rPr>
+                                  <w:lang w:val="es-AR"/>
+                                </w:rPr>
+                                <m:t>0.135</m:t>
+                              </m:r>
+                            </m:e>
+                          </m:mr>
+                          <m:mr>
+                            <m:e>
+                              <m:r>
+                                <w:rPr>
+                                  <w:lang w:val="es-AR"/>
+                                </w:rPr>
+                                <m:t>1</m:t>
+                              </m:r>
+                            </m:e>
+                          </m:mr>
+                        </m:m>
+                      </m:e>
+                    </m:mr>
+                  </m:m>
+                </m:e>
+              </m:mr>
+            </m:m>
+          </m:e>
+        </m:d>
+      </m:oMath>
+      <w:r>
+        <w:rPr>
+          <w:rFonts w:eastAsiaTheme="minorEastAsia"/>
+          <w:lang w:val="es-AR"/>
+        </w:rPr>
+        <w:tab/>
+        <w:t>(3)</w:t>
+      </w:r>
+    </w:p>
+    <w:p>
+      <w:pPr>
+        <w:pStyle w:val="Ttulo1"/>
+        <w:rPr>
+          <w:lang w:val="es-ES"/>
+        </w:rPr>
+      </w:pPr>
+      <w:r>
+        <w:rPr>
+          <w:lang w:val="es-ES"/>
+        </w:rPr>
+        <w:t>5. Cinemática Directa</w:t>
+      </w:r>
+    </w:p>
+    <w:p>
+      <w:pPr>
+        <w:rPr>
+          <w:lang w:val="es-ES"/>
+        </w:rPr>
+      </w:pPr>
+      <w:r>
+        <w:rPr>
+          <w:lang w:val="es-ES"/>
+        </w:rPr>
+        <w:t xml:space="preserve">El problema de la cinemática directa </w:t>
+      </w:r>
+      <w:r>
+        <w:rPr>
+          <w:lang w:val="es-ES"/>
+        </w:rPr>
+        <w:t xml:space="preserve">consiste en determinar la posición y orientación del efector final </w:t>
+      </w:r>
+      <w:r>
+        <w:rPr>
+          <w:lang w:val="es-ES"/>
+        </w:rPr>
+        <w:t xml:space="preserve">del robot </w:t>
+      </w:r>
+      <w:r>
+        <w:rPr>
+          <w:lang w:val="es-ES"/>
+        </w:rPr>
+        <w:t xml:space="preserve">a partir del vector de coordenadas articulares y se puede formular </w:t>
+      </w:r>
+      <w:r>
+        <w:rPr>
+          <w:lang w:val="es-ES"/>
+        </w:rPr>
+        <w:t>como</w:t>
+      </w:r>
+      <w:r>
+        <w:rPr>
+          <w:lang w:val="es-ES"/>
+        </w:rPr>
+        <w:t>:</w:t>
+      </w:r>
+    </w:p>
+    <w:p>
+      <w:pPr>
+        <w:tabs>
+          <w:tab w:val="left" w:pos="2552"/>
+          <w:tab w:val="left" w:pos="8647"/>
+          <w:tab w:val="left" w:pos="8789"/>
+        </w:tabs>
+        <w:rPr>
+          <w:rFonts w:eastAsiaTheme="minorEastAsia"/>
+          <w:lang w:val="es-ES"/>
+        </w:rPr>
+      </w:pPr>
+      <w:r>
+        <w:rPr>
+          <w:rFonts w:eastAsiaTheme="minorEastAsia"/>
+          <w:lang w:val="es-ES"/>
+        </w:rPr>
+        <w:tab/>
+      </w:r>
+      <m:oMath>
+        <m:r>
+          <w:rPr>
+            <w:lang w:val="es-ES"/>
+          </w:rPr>
+          <w:tab/>
+        </m:r>
+        <m:d>
+          <m:dPr>
+            <m:ctrlPr>
+              <w:rPr>
+                <w:i/>
+                <w:lang w:val="es-ES"/>
+              </w:rPr>
+            </m:ctrlPr>
+          </m:dPr>
+          <m:e>
+            <m:r>
+              <w:rPr>
+                <w:lang w:val="es-ES"/>
+              </w:rPr>
+              <m:t>x, y z, α, β,γ</m:t>
+            </m:r>
+          </m:e>
+        </m:d>
+        <m:r>
+          <w:rPr>
+            <w:lang w:val="es-ES"/>
+          </w:rPr>
+          <m:t>= f</m:t>
+        </m:r>
+        <m:d>
+          <m:dPr>
+            <m:ctrlPr>
+              <w:rPr>
+                <w:i/>
+                <w:lang w:val="es-ES"/>
+              </w:rPr>
+            </m:ctrlPr>
+          </m:dPr>
+          <m:e>
+            <m:bar>
+              <m:barPr>
+                <m:pos m:val="top"/>
+                <m:ctrlPr>
+                  <w:rPr>
+                    <w:i/>
+                    <w:lang w:val="es-ES"/>
+                  </w:rPr>
+                </m:ctrlPr>
+              </m:barPr>
+              <m:e>
+                <m:r>
+                  <w:rPr>
+                    <w:lang w:val="es-ES"/>
+                  </w:rPr>
+                  <m:t>q</m:t>
+                </m:r>
+              </m:e>
+            </m:bar>
+          </m:e>
+        </m:d>
+        <m:r>
+          <w:rPr>
+            <w:rFonts w:eastAsiaTheme="minorEastAsia"/>
+            <w:lang w:val="es-ES"/>
+          </w:rPr>
+          <m:t xml:space="preserve">       ó      T = f(</m:t>
+        </m:r>
+        <m:bar>
+          <m:barPr>
+            <m:pos m:val="top"/>
+            <m:ctrlPr>
+              <w:rPr>
+                <w:rFonts w:eastAsiaTheme="minorEastAsia"/>
+                <w:i/>
+                <w:lang w:val="es-ES"/>
+              </w:rPr>
+            </m:ctrlPr>
+          </m:barPr>
+          <m:e>
+            <m:r>
+              <w:rPr>
+                <w:rFonts w:eastAsiaTheme="minorEastAsia"/>
+                <w:lang w:val="es-ES"/>
+              </w:rPr>
+              <m:t>q</m:t>
+            </m:r>
+          </m:e>
+        </m:bar>
+        <m:r>
+          <w:rPr>
+            <w:rFonts w:eastAsiaTheme="minorEastAsia"/>
+            <w:lang w:val="es-ES"/>
+          </w:rPr>
+          <m:t>)</m:t>
+        </m:r>
+      </m:oMath>
+      <w:r>
+        <w:rPr>
+          <w:rFonts w:eastAsiaTheme="minorEastAsia"/>
+          <w:lang w:val="es-ES"/>
+        </w:rPr>
+        <w:tab/>
+        <w:t>(4)</w:t>
+      </w:r>
+    </w:p>
+    <w:p>
+      <w:pPr>
+        <w:rPr>
+          <w:lang w:val="es-ES"/>
+        </w:rPr>
+      </w:pPr>
+      <w:r>
+        <w:rPr>
+          <w:lang w:val="es-ES"/>
+        </w:rPr>
+        <w:lastRenderedPageBreak/>
+        <w:t xml:space="preserve">La solución del problema consiste en aplicar la serie de transformaciones entre los sistemas de coordenadas definidos al aplicar la convención de </w:t>
+      </w:r>
+      <w:proofErr w:type="spellStart"/>
+      <w:r>
+        <w:rPr>
           <w:lang w:val="es-ES"/>
         </w:rPr>
         <w:t>Denavit-Hartenberg</w:t>
       </w:r>
       <w:proofErr w:type="spellEnd"/>
-    </w:p>
-    <w:p>
-      <w:pPr>
-        <w:rPr>
-          <w:lang w:val="es-ES"/>
-        </w:rPr>
-      </w:pPr>
-    </w:p>
-    <w:p>
-      <w:pPr>
-        <w:spacing w:before="160"/>
-        <w:ind w:firstLine="284"/>
-        <w:rPr>
-          <w:lang w:val="es-ES"/>
-        </w:rPr>
-      </w:pPr>
-      <w:r>
-        <w:rPr>
-          <w:lang w:val="es-ES"/>
-        </w:rPr>
-        <w:br w:type="page"/>
-      </w:r>
+      <w:r>
+        <w:rPr>
+          <w:lang w:val="es-ES"/>
+        </w:rPr>
+        <w:t>. En la práctica de este trabajo final, dicho problema se resuelve mediante el método “</w:t>
+      </w:r>
+      <w:proofErr w:type="spellStart"/>
+      <w:r>
+        <w:rPr>
+          <w:lang w:val="es-ES"/>
+        </w:rPr>
+        <w:t>fkine</w:t>
+      </w:r>
+      <w:proofErr w:type="spellEnd"/>
+      <w:r>
+        <w:rPr>
+          <w:lang w:val="es-ES"/>
+        </w:rPr>
+        <w:t>” de la clase “</w:t>
+      </w:r>
+      <w:proofErr w:type="spellStart"/>
+      <w:r>
+        <w:rPr>
+          <w:lang w:val="es-ES"/>
+        </w:rPr>
+        <w:t>SerialLink</w:t>
+      </w:r>
+      <w:proofErr w:type="spellEnd"/>
+      <w:r>
+        <w:rPr>
+          <w:lang w:val="es-ES"/>
+        </w:rPr>
+        <w:t xml:space="preserve">” del </w:t>
+      </w:r>
+      <w:proofErr w:type="spellStart"/>
+      <w:r>
+        <w:rPr>
+          <w:lang w:val="es-ES"/>
+        </w:rPr>
+        <w:t>robotics</w:t>
+      </w:r>
+      <w:proofErr w:type="spellEnd"/>
+      <w:r>
+        <w:rPr>
+          <w:lang w:val="es-ES"/>
+        </w:rPr>
+        <w:t xml:space="preserve"> </w:t>
+      </w:r>
+      <w:proofErr w:type="spellStart"/>
+      <w:r>
+        <w:rPr>
+          <w:lang w:val="es-ES"/>
+        </w:rPr>
+        <w:t>Toolbox</w:t>
+      </w:r>
+      <w:proofErr w:type="spellEnd"/>
+      <w:r>
+        <w:rPr>
+          <w:lang w:val="es-ES"/>
+        </w:rPr>
+        <w:t xml:space="preserve"> de Peter </w:t>
+      </w:r>
+      <w:proofErr w:type="spellStart"/>
+      <w:r>
+        <w:rPr>
+          <w:lang w:val="es-ES"/>
+        </w:rPr>
+        <w:t>Corke</w:t>
+      </w:r>
+      <w:proofErr w:type="spellEnd"/>
+      <w:r>
+        <w:rPr>
+          <w:lang w:val="es-ES"/>
+        </w:rPr>
+        <w:t>.</w:t>
+      </w:r>
+      <w:bookmarkStart w:id="2" w:name="_Toc181286756"/>
+    </w:p>
+    <w:p>
+      <w:pPr>
+        <w:pStyle w:val="Ttulo1"/>
+        <w:rPr>
+          <w:lang w:val="es-ES"/>
+        </w:rPr>
+      </w:pPr>
+      <w:r>
+        <w:rPr>
+          <w:lang w:val="es-ES"/>
+        </w:rPr>
+        <w:t>6. Cinemática Inversa</w:t>
+      </w:r>
+    </w:p>
+    <w:p>
+      <w:pPr>
+        <w:rPr>
+          <w:lang w:val="es-ES"/>
+        </w:rPr>
+      </w:pPr>
+      <w:r>
+        <w:rPr>
+          <w:lang w:val="es-ES"/>
+        </w:rPr>
+        <w:t xml:space="preserve">El problema de la cinemática inversa consiste en la determinación de las coordenadas articulares del robot a partir de una posición y orientación dadas. El mismo se puede formular </w:t>
+      </w:r>
+      <w:r>
+        <w:rPr>
+          <w:lang w:val="es-ES"/>
+        </w:rPr>
+        <w:t>como</w:t>
+      </w:r>
+      <w:r>
+        <w:rPr>
+          <w:lang w:val="es-ES"/>
+        </w:rPr>
+        <w:t>:</w:t>
+      </w:r>
+    </w:p>
+    <w:p>
+      <w:pPr>
+        <w:tabs>
+          <w:tab w:val="center" w:pos="4536"/>
+          <w:tab w:val="left" w:pos="8647"/>
+        </w:tabs>
+        <w:rPr>
+          <w:lang w:val="es-ES"/>
+        </w:rPr>
+      </w:pPr>
+      <w:r>
+        <w:rPr>
+          <w:lang w:val="es-ES"/>
+        </w:rPr>
+        <w:tab/>
+      </w:r>
+      <m:oMath>
+        <m:r>
+          <w:rPr>
+            <w:lang w:val="es-ES"/>
+          </w:rPr>
+          <w:tab/>
+        </m:r>
+        <m:bar>
+          <m:barPr>
+            <m:pos m:val="top"/>
+            <m:ctrlPr>
+              <w:rPr>
+                <w:i/>
+                <w:lang w:val="es-ES"/>
+              </w:rPr>
+            </m:ctrlPr>
+          </m:barPr>
+          <m:e>
+            <m:r>
+              <w:rPr>
+                <w:lang w:val="es-ES"/>
+              </w:rPr>
+              <m:t>q</m:t>
+            </m:r>
+          </m:e>
+        </m:bar>
+        <m:r>
+          <w:rPr>
+            <w:lang w:val="es-ES"/>
+          </w:rPr>
+          <m:t>= f</m:t>
+        </m:r>
+        <m:d>
+          <m:dPr>
+            <m:ctrlPr>
+              <w:rPr>
+                <w:i/>
+                <w:lang w:val="es-ES"/>
+              </w:rPr>
+            </m:ctrlPr>
+          </m:dPr>
+          <m:e>
+            <m:r>
+              <w:rPr>
+                <w:lang w:val="es-ES"/>
+              </w:rPr>
+              <m:t>T</m:t>
+            </m:r>
+          </m:e>
+        </m:d>
+        <m:r>
+          <w:rPr>
+            <w:rFonts w:eastAsiaTheme="minorEastAsia"/>
+            <w:lang w:val="es-ES"/>
+          </w:rPr>
+          <m:t xml:space="preserve">       ó      </m:t>
+        </m:r>
+        <m:bar>
+          <m:barPr>
+            <m:pos m:val="top"/>
+            <m:ctrlPr>
+              <w:rPr>
+                <w:rFonts w:eastAsiaTheme="minorEastAsia"/>
+                <w:i/>
+                <w:lang w:val="es-ES"/>
+              </w:rPr>
+            </m:ctrlPr>
+          </m:barPr>
+          <m:e>
+            <m:r>
+              <w:rPr>
+                <w:rFonts w:eastAsiaTheme="minorEastAsia"/>
+                <w:lang w:val="es-ES"/>
+              </w:rPr>
+              <m:t>q</m:t>
+            </m:r>
+          </m:e>
+        </m:bar>
+        <m:r>
+          <w:rPr>
+            <w:rFonts w:eastAsiaTheme="minorEastAsia"/>
+            <w:lang w:val="es-ES"/>
+          </w:rPr>
+          <m:t xml:space="preserve"> = f(</m:t>
+        </m:r>
+        <m:r>
+          <w:rPr>
+            <w:rFonts w:eastAsiaTheme="minorEastAsia"/>
+            <w:lang w:val="es-ES"/>
+          </w:rPr>
+          <m:t>x, y, z, α, β, γ</m:t>
+        </m:r>
+        <m:r>
+          <w:rPr>
+            <w:rFonts w:eastAsiaTheme="minorEastAsia"/>
+            <w:lang w:val="es-ES"/>
+          </w:rPr>
+          <m:t>)</m:t>
+        </m:r>
+      </m:oMath>
+      <w:r>
+        <w:rPr>
+          <w:rFonts w:eastAsiaTheme="minorEastAsia"/>
+          <w:lang w:val="es-ES"/>
+        </w:rPr>
+        <w:tab/>
+        <w:t>(5)</w:t>
+      </w:r>
+    </w:p>
+    <w:p>
+      <w:pPr>
+        <w:rPr>
+          <w:rFonts w:eastAsiaTheme="minorEastAsia"/>
+          <w:lang w:val="es-ES"/>
+        </w:rPr>
+      </w:pPr>
+      <w:r>
+        <w:rPr>
+          <w:rFonts w:eastAsiaTheme="minorEastAsia"/>
+          <w:lang w:val="es-ES"/>
+        </w:rPr>
+        <w:t>Tomando como guía un trabajo realizado al respecto de la cinemática inversa de este tipo de robots [referencia], el problema se resuelve utilizando el método algebraico. Este método consiste en resolver el sistema de ecuaciones que se obtiene al igualar la matriz de transformación de la cinemática directa dada en forma paramétrica a partir de las variables articulares, con la matriz constante del problema:</w:t>
+      </w:r>
+    </w:p>
+    <w:p>
+      <w:pPr>
+        <w:tabs>
+          <w:tab w:val="center" w:pos="4536"/>
+          <w:tab w:val="left" w:pos="8647"/>
+        </w:tabs>
+        <w:ind w:firstLine="0"/>
+        <w:rPr>
+          <w:rFonts w:eastAsiaTheme="minorEastAsia"/>
+          <w:lang w:val="es-ES"/>
+        </w:rPr>
+      </w:pPr>
+      <w:r>
+        <w:rPr>
+          <w:rFonts w:eastAsiaTheme="minorEastAsia"/>
+          <w:lang w:val="es-ES"/>
+        </w:rPr>
+        <w:tab/>
+      </w:r>
+      <m:oMath>
+        <m:r>
+          <w:rPr>
+            <w:rFonts w:eastAsiaTheme="minorEastAsia"/>
+            <w:lang w:val="es-ES"/>
+          </w:rPr>
+          <m:t>T</m:t>
+        </m:r>
+        <m:d>
+          <m:dPr>
+            <m:ctrlPr>
+              <w:rPr>
+                <w:rFonts w:eastAsiaTheme="minorEastAsia"/>
+                <w:i/>
+                <w:lang w:val="es-ES"/>
+              </w:rPr>
+            </m:ctrlPr>
+          </m:dPr>
+          <m:e>
+            <m:r>
+              <w:rPr>
+                <w:rFonts w:eastAsiaTheme="minorEastAsia"/>
+                <w:lang w:val="es-ES"/>
+              </w:rPr>
+              <m:t>q</m:t>
+            </m:r>
+          </m:e>
+        </m:d>
+        <m:r>
+          <w:rPr>
+            <w:rFonts w:eastAsiaTheme="minorEastAsia"/>
+            <w:lang w:val="es-ES"/>
+          </w:rPr>
+          <m:t>=</m:t>
+        </m:r>
+        <m:sSub>
+          <m:sSubPr>
+            <m:ctrlPr>
+              <w:rPr>
+                <w:rFonts w:eastAsiaTheme="minorEastAsia"/>
+                <w:i/>
+                <w:lang w:val="es-ES"/>
+              </w:rPr>
+            </m:ctrlPr>
+          </m:sSubPr>
+          <m:e>
+            <m:r>
+              <w:rPr>
+                <w:rFonts w:eastAsiaTheme="minorEastAsia"/>
+                <w:lang w:val="es-ES"/>
+              </w:rPr>
+              <m:t>T</m:t>
+            </m:r>
+          </m:e>
+          <m:sub>
+            <m:r>
+              <w:rPr>
+                <w:rFonts w:eastAsiaTheme="minorEastAsia"/>
+                <w:lang w:val="es-ES"/>
+              </w:rPr>
+              <m:t>problema</m:t>
+            </m:r>
+          </m:sub>
+        </m:sSub>
+      </m:oMath>
+      <w:r>
+        <w:rPr>
+          <w:rFonts w:eastAsiaTheme="minorEastAsia"/>
+          <w:lang w:val="es-ES"/>
+        </w:rPr>
+        <w:tab/>
+        <w:t>(6)</w:t>
+      </w:r>
+    </w:p>
+    <w:p>
+      <w:pPr>
+        <w:rPr>
+          <w:lang w:val="es-ES"/>
+        </w:rPr>
+      </w:pPr>
+      <w:r>
+        <w:rPr>
+          <w:lang w:val="es-ES"/>
+        </w:rPr>
+        <w:t>El resultado de este análisis es la función de cinemática inversa, cuyo prototipo es el siguiente:</w:t>
+      </w:r>
+    </w:p>
+    <w:p>
+      <w:pPr>
+        <w:tabs>
+          <w:tab w:val="center" w:pos="4536"/>
+          <w:tab w:val="left" w:pos="8647"/>
+        </w:tabs>
+        <w:ind w:firstLine="0"/>
+        <w:rPr>
+          <w:rFonts w:eastAsiaTheme="minorEastAsia"/>
+          <w:lang w:val="es-ES"/>
+        </w:rPr>
+      </w:pPr>
+      <w:r>
+        <w:rPr>
+          <w:rFonts w:eastAsiaTheme="minorEastAsia"/>
+          <w:lang w:val="es-ES"/>
+        </w:rPr>
+        <w:tab/>
+      </w:r>
+      <m:oMath>
+        <m:r>
+          <w:rPr>
+            <w:lang w:val="es-ES"/>
+          </w:rPr>
+          <m:t xml:space="preserve">Q=UR10e_ikine(R, T, </m:t>
+        </m:r>
+        <m:sSub>
+          <m:sSubPr>
+            <m:ctrlPr>
+              <w:rPr>
+                <w:i/>
+                <w:lang w:val="es-ES"/>
+              </w:rPr>
+            </m:ctrlPr>
+          </m:sSubPr>
+          <m:e>
+            <m:r>
+              <w:rPr>
+                <w:lang w:val="es-ES"/>
+              </w:rPr>
+              <m:t>q</m:t>
+            </m:r>
+          </m:e>
+          <m:sub>
+            <m:r>
+              <w:rPr>
+                <w:lang w:val="es-ES"/>
+              </w:rPr>
+              <m:t>0</m:t>
+            </m:r>
+          </m:sub>
+        </m:sSub>
+        <m:r>
+          <w:rPr>
+            <w:lang w:val="es-ES"/>
+          </w:rPr>
+          <m:t xml:space="preserve">, </m:t>
+        </m:r>
+        <m:sSub>
+          <m:sSubPr>
+            <m:ctrlPr>
+              <w:rPr>
+                <w:i/>
+                <w:lang w:val="es-ES"/>
+              </w:rPr>
+            </m:ctrlPr>
+          </m:sSubPr>
+          <m:e>
+            <m:r>
+              <w:rPr>
+                <w:lang w:val="es-ES"/>
+              </w:rPr>
+              <m:t>q</m:t>
+            </m:r>
+          </m:e>
+          <m:sub>
+            <m:r>
+              <w:rPr>
+                <w:lang w:val="es-ES"/>
+              </w:rPr>
+              <m:t>mejor</m:t>
+            </m:r>
+          </m:sub>
+        </m:sSub>
+        <m:r>
+          <w:rPr>
+            <w:lang w:val="es-ES"/>
+          </w:rPr>
+          <m:t>)</m:t>
+        </m:r>
+      </m:oMath>
+      <w:r>
+        <w:rPr>
+          <w:rFonts w:eastAsiaTheme="minorEastAsia"/>
+          <w:lang w:val="es-ES"/>
+        </w:rPr>
+        <w:tab/>
+        <w:t>(7)</w:t>
+      </w:r>
+    </w:p>
+    <w:p>
+      <w:pPr>
+        <w:rPr>
+          <w:rFonts w:eastAsiaTheme="minorEastAsia"/>
+          <w:lang w:val="es-ES"/>
+        </w:rPr>
+      </w:pPr>
+      <w:r>
+        <w:rPr>
+          <w:rFonts w:eastAsiaTheme="minorEastAsia"/>
+          <w:lang w:val="es-ES"/>
+        </w:rPr>
+        <w:t>En donde:</w:t>
+      </w:r>
+    </w:p>
+    <w:p>
+      <w:pPr>
+        <w:pStyle w:val="Prrafodelista"/>
+        <w:numPr>
+          <w:ilvl w:val="0"/>
+          <w:numId w:val="5"/>
+        </w:numPr>
+        <w:tabs>
+          <w:tab w:val="left" w:pos="1418"/>
+        </w:tabs>
+        <w:rPr>
+          <w:lang w:val="es-ES"/>
+        </w:rPr>
+      </w:pPr>
+      <m:oMath>
+        <m:r>
+          <w:rPr>
+            <w:lang w:val="es-ES"/>
+          </w:rPr>
+          <m:t>R</m:t>
+        </m:r>
+      </m:oMath>
+      <w:r>
+        <w:rPr>
+          <w:rFonts w:eastAsiaTheme="minorEastAsia"/>
+          <w:lang w:val="es-ES"/>
+        </w:rPr>
+        <w:t xml:space="preserve"> </w:t>
+      </w:r>
+      <w:r>
+        <w:rPr>
+          <w:rFonts w:eastAsiaTheme="minorEastAsia"/>
+          <w:lang w:val="es-ES"/>
+        </w:rPr>
+        <w:tab/>
+        <w:t>: es el objeto robot de la clase “</w:t>
+      </w:r>
+      <w:proofErr w:type="spellStart"/>
+      <w:r>
+        <w:rPr>
+          <w:rFonts w:eastAsiaTheme="minorEastAsia"/>
+          <w:lang w:val="es-ES"/>
+        </w:rPr>
+        <w:t>SerialLink</w:t>
+      </w:r>
+      <w:proofErr w:type="spellEnd"/>
+      <w:r>
+        <w:rPr>
+          <w:rFonts w:eastAsiaTheme="minorEastAsia"/>
+          <w:lang w:val="es-ES"/>
+        </w:rPr>
+        <w:t>”</w:t>
+      </w:r>
+    </w:p>
+    <w:p>
+      <w:pPr>
+        <w:pStyle w:val="Prrafodelista"/>
+        <w:numPr>
+          <w:ilvl w:val="0"/>
+          <w:numId w:val="5"/>
+        </w:numPr>
+        <w:tabs>
+          <w:tab w:val="left" w:pos="1418"/>
+        </w:tabs>
+        <w:rPr>
+          <w:lang w:val="es-ES"/>
+        </w:rPr>
+      </w:pPr>
+      <m:oMath>
+        <m:r>
+          <w:rPr>
+            <w:lang w:val="es-ES"/>
+          </w:rPr>
+          <m:t>T</m:t>
+        </m:r>
+      </m:oMath>
+      <w:r>
+        <w:rPr>
+          <w:rFonts w:eastAsiaTheme="minorEastAsia"/>
+          <w:lang w:val="es-ES"/>
+        </w:rPr>
+        <w:t xml:space="preserve"> </w:t>
+      </w:r>
+      <w:r>
+        <w:rPr>
+          <w:rFonts w:eastAsiaTheme="minorEastAsia"/>
+          <w:lang w:val="es-ES"/>
+        </w:rPr>
+        <w:tab/>
+      </w:r>
+      <w:r>
+        <w:rPr>
+          <w:rFonts w:eastAsiaTheme="minorEastAsia"/>
+          <w:lang w:val="es-ES"/>
+        </w:rPr>
+        <w:t>:</w:t>
+      </w:r>
+      <w:r>
+        <w:rPr>
+          <w:rFonts w:eastAsiaTheme="minorEastAsia"/>
+          <w:lang w:val="es-ES"/>
+        </w:rPr>
+        <w:t xml:space="preserve"> </w:t>
+      </w:r>
+      <w:r>
+        <w:rPr>
+          <w:rFonts w:eastAsiaTheme="minorEastAsia"/>
+          <w:lang w:val="es-ES"/>
+        </w:rPr>
+        <w:t>es la matriz de transformación que indica la postura problema</w:t>
+      </w:r>
+    </w:p>
+    <w:p>
+      <w:pPr>
+        <w:pStyle w:val="Prrafodelista"/>
+        <w:numPr>
+          <w:ilvl w:val="0"/>
+          <w:numId w:val="5"/>
+        </w:numPr>
+        <w:tabs>
+          <w:tab w:val="left" w:pos="1418"/>
+        </w:tabs>
+        <w:rPr>
+          <w:lang w:val="es-ES"/>
+        </w:rPr>
+      </w:pPr>
+      <m:oMath>
+        <m:sSub>
+          <m:sSubPr>
+            <m:ctrlPr>
+              <w:rPr>
+                <w:i/>
+                <w:lang w:val="es-ES"/>
+              </w:rPr>
+            </m:ctrlPr>
+          </m:sSubPr>
+          <m:e>
+            <m:r>
+              <w:rPr>
+                <w:lang w:val="es-ES"/>
+              </w:rPr>
+              <m:t>q</m:t>
+            </m:r>
+          </m:e>
+          <m:sub>
+            <m:r>
+              <w:rPr>
+                <w:lang w:val="es-ES"/>
+              </w:rPr>
+              <m:t>0</m:t>
+            </m:r>
+          </m:sub>
+        </m:sSub>
+      </m:oMath>
+      <w:r>
+        <w:rPr>
+          <w:rFonts w:eastAsiaTheme="minorEastAsia"/>
+          <w:lang w:val="es-ES"/>
+        </w:rPr>
+        <w:t xml:space="preserve"> </w:t>
+      </w:r>
+      <w:r>
+        <w:rPr>
+          <w:rFonts w:eastAsiaTheme="minorEastAsia"/>
+          <w:lang w:val="es-ES"/>
+        </w:rPr>
+        <w:tab/>
+      </w:r>
+      <w:r>
+        <w:rPr>
+          <w:rFonts w:eastAsiaTheme="minorEastAsia"/>
+          <w:lang w:val="es-ES"/>
+        </w:rPr>
+        <w:t>:</w:t>
+      </w:r>
+      <w:r>
+        <w:rPr>
+          <w:rFonts w:eastAsiaTheme="minorEastAsia"/>
+          <w:lang w:val="es-ES"/>
+        </w:rPr>
+        <w:t xml:space="preserve"> </w:t>
+      </w:r>
+      <w:r>
+        <w:rPr>
+          <w:rFonts w:eastAsiaTheme="minorEastAsia"/>
+          <w:lang w:val="es-ES"/>
+        </w:rPr>
+        <w:t xml:space="preserve">es una </w:t>
+      </w:r>
+      <w:r>
+        <w:rPr>
+          <w:rFonts w:eastAsiaTheme="minorEastAsia"/>
+          <w:lang w:val="es-ES"/>
+        </w:rPr>
+        <w:t>posición articular tomada como semilla</w:t>
+      </w:r>
+    </w:p>
+    <w:p>
+      <w:pPr>
+        <w:pStyle w:val="Prrafodelista"/>
+        <w:numPr>
+          <w:ilvl w:val="0"/>
+          <w:numId w:val="5"/>
+        </w:numPr>
+        <w:tabs>
+          <w:tab w:val="left" w:pos="1418"/>
+        </w:tabs>
+        <w:rPr>
+          <w:lang w:val="es-ES"/>
+        </w:rPr>
+      </w:pPr>
+      <m:oMath>
+        <m:sSub>
+          <m:sSubPr>
+            <m:ctrlPr>
+              <w:rPr>
+                <w:i/>
+                <w:lang w:val="es-ES"/>
+              </w:rPr>
+            </m:ctrlPr>
+          </m:sSubPr>
+          <m:e>
+            <m:r>
+              <w:rPr>
+                <w:lang w:val="es-ES"/>
+              </w:rPr>
+              <m:t>q</m:t>
+            </m:r>
+          </m:e>
+          <m:sub>
+            <m:r>
+              <w:rPr>
+                <w:lang w:val="es-ES"/>
+              </w:rPr>
+              <m:t>mejor</m:t>
+            </m:r>
+          </m:sub>
+        </m:sSub>
+      </m:oMath>
+      <w:r>
+        <w:rPr>
+          <w:rFonts w:eastAsiaTheme="minorEastAsia"/>
+          <w:lang w:val="es-ES"/>
+        </w:rPr>
+        <w:tab/>
+        <w:t>: es un booleano.</w:t>
+      </w:r>
+    </w:p>
+    <w:p>
+      <w:pPr>
+        <w:pStyle w:val="Prrafodelista"/>
+        <w:numPr>
+          <w:ilvl w:val="0"/>
+          <w:numId w:val="5"/>
+        </w:numPr>
+        <w:tabs>
+          <w:tab w:val="left" w:pos="1418"/>
+        </w:tabs>
+        <w:rPr>
+          <w:lang w:val="es-ES"/>
+        </w:rPr>
+      </w:pPr>
+      <m:oMath>
+        <m:r>
+          <w:rPr>
+            <w:lang w:val="es-ES"/>
+          </w:rPr>
+          <m:t>Q</m:t>
+        </m:r>
+      </m:oMath>
+      <w:r>
+        <w:rPr>
+          <w:rFonts w:eastAsiaTheme="minorEastAsia"/>
+          <w:lang w:val="es-ES"/>
+        </w:rPr>
+        <w:tab/>
+      </w:r>
+      <w:r>
+        <w:rPr>
+          <w:lang w:val="es-ES"/>
+        </w:rPr>
+        <w:t>:</w:t>
+      </w:r>
+      <w:r>
+        <w:rPr>
+          <w:lang w:val="es-ES"/>
+        </w:rPr>
+        <w:t xml:space="preserve"> es la solución.</w:t>
+      </w:r>
+    </w:p>
+    <w:p>
+      <w:pPr>
+        <w:tabs>
+          <w:tab w:val="left" w:pos="1418"/>
+        </w:tabs>
+        <w:rPr>
+          <w:rFonts w:eastAsiaTheme="minorEastAsia"/>
+          <w:lang w:val="es-ES"/>
+        </w:rPr>
+      </w:pPr>
+      <w:r>
+        <w:rPr>
+          <w:lang w:val="es-ES"/>
+        </w:rPr>
+        <w:t xml:space="preserve">Cuando </w:t>
+      </w:r>
+      <m:oMath>
+        <m:sSub>
+          <m:sSubPr>
+            <m:ctrlPr>
+              <w:rPr>
+                <w:i/>
+                <w:lang w:val="es-ES"/>
+              </w:rPr>
+            </m:ctrlPr>
+          </m:sSubPr>
+          <m:e>
+            <m:r>
+              <w:rPr>
+                <w:lang w:val="es-ES"/>
+              </w:rPr>
+              <m:t>q</m:t>
+            </m:r>
+          </m:e>
+          <m:sub>
+            <m:r>
+              <w:rPr>
+                <w:lang w:val="es-ES"/>
+              </w:rPr>
+              <m:t>mejor</m:t>
+            </m:r>
+          </m:sub>
+        </m:sSub>
+      </m:oMath>
+      <w:r>
+        <w:rPr>
+          <w:rFonts w:eastAsiaTheme="minorEastAsia"/>
+          <w:lang w:val="es-ES"/>
+        </w:rPr>
+        <w:t xml:space="preserve"> es “true”, </w:t>
+      </w:r>
+      <m:oMath>
+        <m:r>
+          <w:rPr>
+            <w:rFonts w:eastAsiaTheme="minorEastAsia"/>
+            <w:lang w:val="es-ES"/>
+          </w:rPr>
+          <m:t>Q</m:t>
+        </m:r>
+      </m:oMath>
+      <w:r>
+        <w:rPr>
+          <w:rFonts w:eastAsiaTheme="minorEastAsia"/>
+          <w:lang w:val="es-ES"/>
+        </w:rPr>
+        <w:t xml:space="preserve"> es la solución más próxima a </w:t>
+      </w:r>
+      <m:oMath>
+        <m:sSub>
+          <m:sSubPr>
+            <m:ctrlPr>
+              <w:rPr>
+                <w:rFonts w:eastAsiaTheme="minorEastAsia"/>
+                <w:i/>
+                <w:lang w:val="es-ES"/>
+              </w:rPr>
+            </m:ctrlPr>
+          </m:sSubPr>
+          <m:e>
+            <m:r>
+              <w:rPr>
+                <w:rFonts w:eastAsiaTheme="minorEastAsia"/>
+                <w:lang w:val="es-ES"/>
+              </w:rPr>
+              <m:t>q</m:t>
+            </m:r>
+          </m:e>
+          <m:sub>
+            <m:r>
+              <w:rPr>
+                <w:rFonts w:eastAsiaTheme="minorEastAsia"/>
+                <w:lang w:val="es-ES"/>
+              </w:rPr>
+              <m:t>0</m:t>
+            </m:r>
+          </m:sub>
+        </m:sSub>
+      </m:oMath>
+      <w:r>
+        <w:rPr>
+          <w:rFonts w:eastAsiaTheme="minorEastAsia"/>
+          <w:lang w:val="es-ES"/>
+        </w:rPr>
+        <w:t xml:space="preserve">. Cuando es “false”, </w:t>
+      </w:r>
+      <m:oMath>
+        <m:r>
+          <w:rPr>
+            <w:rFonts w:eastAsiaTheme="minorEastAsia"/>
+            <w:lang w:val="es-ES"/>
+          </w:rPr>
+          <m:t>Q</m:t>
+        </m:r>
+      </m:oMath>
+      <w:r>
+        <w:rPr>
+          <w:rFonts w:eastAsiaTheme="minorEastAsia"/>
+          <w:lang w:val="es-ES"/>
+        </w:rPr>
+        <w:t>son todas las soluciones posibles ordenadas por fila.</w:t>
+      </w:r>
+    </w:p>
+    <w:p>
+      <w:pPr>
+        <w:tabs>
+          <w:tab w:val="left" w:pos="1418"/>
+        </w:tabs>
+        <w:rPr>
+          <w:rFonts w:eastAsiaTheme="minorEastAsia"/>
+          <w:lang w:val="es-ES"/>
+        </w:rPr>
+      </w:pPr>
+      <w:r>
+        <w:rPr>
+          <w:rFonts w:eastAsiaTheme="minorEastAsia"/>
+          <w:lang w:val="es-ES"/>
+        </w:rPr>
+        <w:t xml:space="preserve">La solución del problema algebraico, arroja en sí 8 posibles soluciones para cada posición alcanzable. Sin embargo. </w:t>
+      </w:r>
+    </w:p>
+    <w:p>
+      <w:pPr>
+        <w:rPr>
+          <w:lang w:val="es-ES"/>
+        </w:rPr>
+      </w:pPr>
+      <w:r>
+        <w:rPr>
+          <w:lang w:val="es-ES"/>
+        </w:rPr>
+        <w:t xml:space="preserve">En </w:t>
+      </w:r>
+      <w:proofErr w:type="spellStart"/>
+      <w:r>
+        <w:rPr>
+          <w:lang w:val="es-ES"/>
+        </w:rPr>
+        <w:t>el</w:t>
+      </w:r>
+      <w:proofErr w:type="spellEnd"/>
+      <w:r>
+        <w:rPr>
+          <w:lang w:val="es-ES"/>
+        </w:rPr>
+        <w:t xml:space="preserve"> [anexo] se muestra la formulación extendida del problema por el método </w:t>
+      </w:r>
+      <w:bookmarkStart w:id="3" w:name="_GoBack"/>
+      <w:bookmarkEnd w:id="3"/>
+      <w:r>
+        <w:rPr>
+          <w:lang w:val="es-ES"/>
+        </w:rPr>
+        <w:t xml:space="preserve">algebraico junto con la síntesis de ecuaciones que permiten obtener los valores de las variables articulares y en </w:t>
+      </w:r>
+      <w:proofErr w:type="spellStart"/>
+      <w:r>
+        <w:rPr>
+          <w:lang w:val="es-ES"/>
+        </w:rPr>
+        <w:t>el</w:t>
+      </w:r>
+      <w:proofErr w:type="spellEnd"/>
+      <w:r>
+        <w:rPr>
+          <w:lang w:val="es-ES"/>
+        </w:rPr>
+        <w:t xml:space="preserve"> [anexo] la implementación en código.</w:t>
+      </w:r>
+    </w:p>
+    <w:p>
+      <w:pPr>
+        <w:tabs>
+          <w:tab w:val="left" w:pos="1418"/>
+        </w:tabs>
+        <w:rPr>
+          <w:lang w:val="es-ES"/>
+        </w:rPr>
+      </w:pPr>
+    </w:p>
+    <w:p>
+      <w:pPr>
+        <w:rPr>
+          <w:lang w:val="es-ES"/>
+        </w:rPr>
+      </w:pPr>
+      <w:r>
+        <w:rPr>
+          <w:lang w:val="es-ES"/>
+        </w:rPr>
+        <w:lastRenderedPageBreak/>
+        <w:t xml:space="preserve">Cuando la posición es alcanzable </w:t>
+      </w:r>
+    </w:p>
+    <w:p>
+      <w:pPr>
+        <w:rPr>
+          <w:lang w:val="es-ES"/>
+        </w:rPr>
+      </w:pPr>
+      <w:r>
+        <w:rPr>
+          <w:lang w:val="es-ES"/>
+        </w:rPr>
+        <w:t>Relación de Velocidades y Puntos Singulares</w:t>
+      </w:r>
+      <w:bookmarkEnd w:id="2"/>
     </w:p>
     <w:p>
       <w:pPr>
         <w:pStyle w:val="Ttulo2"/>
         <w:rPr>
-          <w:lang w:val="es-AR"/>
-        </w:rPr>
-      </w:pPr>
-      <w:bookmarkStart w:id="2" w:name="_Toc181286751"/>
+          <w:lang w:val="es-ES"/>
+        </w:rPr>
+      </w:pPr>
+      <w:bookmarkStart w:id="4" w:name="_Toc181286757"/>
       <w:proofErr w:type="spellStart"/>
       <w:r>
         <w:rPr>
-          <w:lang w:val="es-AR"/>
-        </w:rPr>
-        <w:lastRenderedPageBreak/>
-        <w:t>Convencion</w:t>
+          <w:lang w:val="es-ES"/>
+        </w:rPr>
+        <w:t>Jacobiano</w:t>
       </w:r>
       <w:proofErr w:type="spellEnd"/>
       <w:r>
         <w:rPr>
-          <w:lang w:val="es-AR"/>
-        </w:rPr>
-        <w:t xml:space="preserve"> de </w:t>
+          <w:lang w:val="es-ES"/>
+        </w:rPr>
+        <w:t xml:space="preserve"> y determinante </w:t>
       </w:r>
       <w:proofErr w:type="spellStart"/>
       <w:r>
         <w:rPr>
-          <w:lang w:val="es-AR"/>
-        </w:rPr>
-        <w:t>Denavit-Hartenberg</w:t>
-      </w:r>
-      <w:bookmarkEnd w:id="2"/>
+          <w:lang w:val="es-ES"/>
+        </w:rPr>
+        <w:t>jacobiano</w:t>
+      </w:r>
+      <w:bookmarkEnd w:id="4"/>
       <w:proofErr w:type="spellEnd"/>
     </w:p>
     <w:p>
       <w:pPr>
         <w:pStyle w:val="Ttulo2"/>
         <w:rPr>
-          <w:lang w:val="es-AR"/>
-        </w:rPr>
-      </w:pPr>
-      <w:bookmarkStart w:id="3" w:name="_Toc181286752"/>
-      <w:r>
-        <w:rPr>
-          <w:lang w:val="es-AR"/>
-        </w:rPr>
-        <w:t>Matrices de “base” y “</w:t>
-      </w:r>
-      <w:proofErr w:type="spellStart"/>
-      <w:r>
-        <w:rPr>
-          <w:lang w:val="es-AR"/>
-        </w:rPr>
-        <w:t>tool</w:t>
-      </w:r>
-      <w:proofErr w:type="spellEnd"/>
-      <w:r>
-        <w:rPr>
-          <w:lang w:val="es-AR"/>
-        </w:rPr>
-        <w:t>”</w:t>
-      </w:r>
-      <w:bookmarkEnd w:id="3"/>
+          <w:lang w:val="es-ES"/>
+        </w:rPr>
+      </w:pPr>
+      <w:bookmarkStart w:id="5" w:name="_Toc181286758"/>
+      <w:r>
+        <w:rPr>
+          <w:lang w:val="es-ES"/>
+        </w:rPr>
+        <w:t>Puntos singulares</w:t>
+      </w:r>
+      <w:bookmarkEnd w:id="5"/>
     </w:p>
     <w:p>
       <w:pPr>
@@ -3634,16 +8190,14 @@
           <w:lang w:val="es-ES"/>
         </w:rPr>
       </w:pPr>
-      <w:bookmarkStart w:id="4" w:name="_Toc181286753"/>
-      <w:r>
-        <w:rPr>
-          <w:lang w:val="es-ES"/>
-        </w:rPr>
-        <w:t>Cinemática del Robot</w:t>
-      </w:r>
-      <w:bookmarkStart w:id="5" w:name="_GoBack"/>
-      <w:bookmarkEnd w:id="4"/>
-      <w:bookmarkEnd w:id="5"/>
+      <w:bookmarkStart w:id="6" w:name="_Toc181286759"/>
+      <w:r>
+        <w:rPr>
+          <w:lang w:val="es-ES"/>
+        </w:rPr>
+        <w:t>Planificación y Generación de Trayectorias</w:t>
+      </w:r>
+      <w:bookmarkEnd w:id="6"/>
     </w:p>
     <w:p>
       <w:pPr>
@@ -3652,14 +8206,14 @@
           <w:lang w:val="es-ES"/>
         </w:rPr>
       </w:pPr>
-      <w:bookmarkStart w:id="6" w:name="_Toc181286754"/>
-      <w:r>
-        <w:rPr>
-          <w:lang w:val="es-ES"/>
-        </w:rPr>
-        <w:t>Cinemática Directa</w:t>
-      </w:r>
-      <w:bookmarkEnd w:id="6"/>
+      <w:bookmarkStart w:id="7" w:name="_Toc181286760"/>
+      <w:r>
+        <w:rPr>
+          <w:lang w:val="es-ES"/>
+        </w:rPr>
+        <w:t>Planificación</w:t>
+      </w:r>
+      <w:bookmarkEnd w:id="7"/>
     </w:p>
     <w:p>
       <w:pPr>
@@ -3668,14 +8222,14 @@
           <w:lang w:val="es-ES"/>
         </w:rPr>
       </w:pPr>
-      <w:bookmarkStart w:id="7" w:name="_Toc181286755"/>
-      <w:r>
-        <w:rPr>
-          <w:lang w:val="es-ES"/>
-        </w:rPr>
-        <w:t>Cinemática Inversa</w:t>
-      </w:r>
-      <w:bookmarkEnd w:id="7"/>
+      <w:bookmarkStart w:id="8" w:name="_Toc181286761"/>
+      <w:r>
+        <w:rPr>
+          <w:lang w:val="es-ES"/>
+        </w:rPr>
+        <w:t>Generación de trayectorias</w:t>
+      </w:r>
+      <w:bookmarkEnd w:id="8"/>
     </w:p>
     <w:p>
       <w:pPr>
@@ -3684,14 +8238,46 @@
           <w:lang w:val="es-ES"/>
         </w:rPr>
       </w:pPr>
-      <w:bookmarkStart w:id="8" w:name="_Toc181286756"/>
-      <w:r>
-        <w:rPr>
-          <w:lang w:val="es-ES"/>
-        </w:rPr>
-        <w:t>Relación de Velocidades y Puntos Singulares</w:t>
-      </w:r>
-      <w:bookmarkEnd w:id="8"/>
+      <w:bookmarkStart w:id="9" w:name="_Toc181286762"/>
+      <w:r>
+        <w:rPr>
+          <w:lang w:val="es-ES"/>
+        </w:rPr>
+        <w:t>Conclusión</w:t>
+      </w:r>
+      <w:bookmarkEnd w:id="9"/>
+    </w:p>
+    <w:p>
+      <w:pPr>
+        <w:pStyle w:val="Ttulo1"/>
+        <w:rPr>
+          <w:lang w:val="es-ES"/>
+        </w:rPr>
+      </w:pPr>
+      <w:bookmarkStart w:id="10" w:name="_Toc181286763"/>
+      <w:r>
+        <w:rPr>
+          <w:lang w:val="es-ES"/>
+        </w:rPr>
+        <w:t>Referencias</w:t>
+      </w:r>
+      <w:bookmarkEnd w:id="10"/>
+    </w:p>
+    <w:p>
+      <w:pPr>
+        <w:pStyle w:val="Ttulo1"/>
+        <w:rPr>
+          <w:lang w:val="es-ES"/>
+        </w:rPr>
+      </w:pPr>
+      <w:bookmarkStart w:id="11" w:name="_Toc181286764"/>
+      <w:r>
+        <w:rPr>
+          <w:lang w:val="es-ES"/>
+        </w:rPr>
+        <w:t>Anexos</w:t>
+      </w:r>
+      <w:bookmarkEnd w:id="11"/>
     </w:p>
     <w:p>
       <w:pPr>
@@ -3700,30 +8286,14 @@
           <w:lang w:val="es-ES"/>
         </w:rPr>
       </w:pPr>
-      <w:bookmarkStart w:id="9" w:name="_Toc181286757"/>
-      <w:proofErr w:type="spellStart"/>
-      <w:r>
-        <w:rPr>
-          <w:lang w:val="es-ES"/>
-        </w:rPr>
-        <w:t>Jacobiano</w:t>
-      </w:r>
-      <w:proofErr w:type="spellEnd"/>
-      <w:r>
-        <w:rPr>
-          <w:lang w:val="es-ES"/>
-        </w:rPr>
-        <w:t xml:space="preserve"> y determinante </w:t>
-      </w:r>
-      <w:proofErr w:type="spellStart"/>
-      <w:r>
-        <w:rPr>
-          <w:lang w:val="es-ES"/>
-        </w:rPr>
-        <w:t>jacobiano</w:t>
-      </w:r>
-      <w:bookmarkEnd w:id="9"/>
-      <w:proofErr w:type="spellEnd"/>
+      <w:bookmarkStart w:id="12" w:name="_Toc181286765"/>
+      <w:r>
+        <w:rPr>
+          <w:lang w:val="es-ES"/>
+        </w:rPr>
+        <w:t>Definición del Robot</w:t>
+      </w:r>
+      <w:bookmarkEnd w:id="12"/>
     </w:p>
     <w:p>
       <w:pPr>
@@ -3732,30 +8302,14 @@
           <w:lang w:val="es-ES"/>
         </w:rPr>
       </w:pPr>
-      <w:bookmarkStart w:id="10" w:name="_Toc181286758"/>
-      <w:r>
-        <w:rPr>
-          <w:lang w:val="es-ES"/>
-        </w:rPr>
-        <w:t>Puntos singulares</w:t>
-      </w:r>
-      <w:bookmarkEnd w:id="10"/>
-    </w:p>
-    <w:p>
-      <w:pPr>
-        <w:pStyle w:val="Ttulo1"/>
-        <w:rPr>
-          <w:lang w:val="es-ES"/>
-        </w:rPr>
-      </w:pPr>
-      <w:bookmarkStart w:id="11" w:name="_Toc181286759"/>
-      <w:r>
-        <w:rPr>
-          <w:lang w:val="es-ES"/>
-        </w:rPr>
-        <w:t>Planificación y Generación de Trayectorias</w:t>
-      </w:r>
-      <w:bookmarkEnd w:id="11"/>
+      <w:bookmarkStart w:id="13" w:name="_Toc181286766"/>
+      <w:r>
+        <w:rPr>
+          <w:lang w:val="es-ES"/>
+        </w:rPr>
+        <w:t>Función de Cinemática Inversa</w:t>
+      </w:r>
+      <w:bookmarkEnd w:id="13"/>
     </w:p>
     <w:p>
       <w:pPr>
@@ -3764,126 +8318,14 @@
           <w:lang w:val="es-ES"/>
         </w:rPr>
       </w:pPr>
-      <w:bookmarkStart w:id="12" w:name="_Toc181286760"/>
-      <w:r>
-        <w:rPr>
-          <w:lang w:val="es-ES"/>
-        </w:rPr>
-        <w:t>Planificación</w:t>
-      </w:r>
-      <w:bookmarkEnd w:id="12"/>
-    </w:p>
-    <w:p>
-      <w:pPr>
-        <w:pStyle w:val="Ttulo2"/>
-        <w:rPr>
-          <w:lang w:val="es-ES"/>
-        </w:rPr>
-      </w:pPr>
-      <w:bookmarkStart w:id="13" w:name="_Toc181286761"/>
-      <w:r>
-        <w:rPr>
-          <w:lang w:val="es-ES"/>
-        </w:rPr>
-        <w:t>Generación de trayectorias</w:t>
-      </w:r>
-      <w:bookmarkEnd w:id="13"/>
-    </w:p>
-    <w:p>
-      <w:pPr>
-        <w:pStyle w:val="Ttulo1"/>
-        <w:rPr>
-          <w:lang w:val="es-ES"/>
-        </w:rPr>
-      </w:pPr>
-      <w:bookmarkStart w:id="14" w:name="_Toc181286762"/>
-      <w:r>
-        <w:rPr>
-          <w:lang w:val="es-ES"/>
-        </w:rPr>
-        <w:t>Conclusión</w:t>
+      <w:bookmarkStart w:id="14" w:name="_Toc181286767"/>
+      <w:r>
+        <w:rPr>
+          <w:lang w:val="es-ES"/>
+        </w:rPr>
+        <w:t>Funciones de Generación de Trayectorias</w:t>
       </w:r>
       <w:bookmarkEnd w:id="14"/>
-    </w:p>
-    <w:p>
-      <w:pPr>
-        <w:pStyle w:val="Ttulo1"/>
-        <w:rPr>
-          <w:lang w:val="es-ES"/>
-        </w:rPr>
-      </w:pPr>
-      <w:bookmarkStart w:id="15" w:name="_Toc181286763"/>
-      <w:r>
-        <w:rPr>
-          <w:lang w:val="es-ES"/>
-        </w:rPr>
-        <w:t>Referencias</w:t>
-      </w:r>
-      <w:bookmarkEnd w:id="15"/>
-    </w:p>
-    <w:p>
-      <w:pPr>
-        <w:pStyle w:val="Ttulo1"/>
-        <w:rPr>
-          <w:lang w:val="es-ES"/>
-        </w:rPr>
-      </w:pPr>
-      <w:bookmarkStart w:id="16" w:name="_Toc181286764"/>
-      <w:r>
-        <w:rPr>
-          <w:lang w:val="es-ES"/>
-        </w:rPr>
-        <w:t>Anexos</w:t>
-      </w:r>
-      <w:bookmarkEnd w:id="16"/>
-    </w:p>
-    <w:p>
-      <w:pPr>
-        <w:pStyle w:val="Ttulo2"/>
-        <w:rPr>
-          <w:lang w:val="es-ES"/>
-        </w:rPr>
-      </w:pPr>
-      <w:bookmarkStart w:id="17" w:name="_Toc181286765"/>
-      <w:r>
-        <w:rPr>
-          <w:lang w:val="es-ES"/>
-        </w:rPr>
-        <w:t>Definición del Robot</w:t>
-      </w:r>
-      <w:bookmarkEnd w:id="17"/>
-    </w:p>
-    <w:p>
-      <w:pPr>
-        <w:pStyle w:val="Ttulo2"/>
-        <w:rPr>
-          <w:lang w:val="es-ES"/>
-        </w:rPr>
-      </w:pPr>
-      <w:bookmarkStart w:id="18" w:name="_Toc181286766"/>
-      <w:r>
-        <w:rPr>
-          <w:lang w:val="es-ES"/>
-        </w:rPr>
-        <w:t>Función de Cinemática Inversa</w:t>
-      </w:r>
-      <w:bookmarkEnd w:id="18"/>
-    </w:p>
-    <w:p>
-      <w:pPr>
-        <w:pStyle w:val="Ttulo2"/>
-        <w:rPr>
-          <w:lang w:val="es-ES"/>
-        </w:rPr>
-      </w:pPr>
-      <w:bookmarkStart w:id="19" w:name="_Toc181286767"/>
-      <w:r>
-        <w:rPr>
-          <w:lang w:val="es-ES"/>
-        </w:rPr>
-        <w:t>Funciones de Generación de Trayectorias</w:t>
-      </w:r>
-      <w:bookmarkEnd w:id="19"/>
     </w:p>
     <w:p>
       <w:pPr>
@@ -4119,7 +8561,7 @@
         <w:szCs w:val="20"/>
         <w:lang w:val="es-ES"/>
       </w:rPr>
-      <w:t>8</w:t>
+      <w:t>11</w:t>
     </w:r>
     <w:r>
       <w:rPr>
@@ -4398,14 +8840,7 @@
         <w:b/>
         <w:lang w:val="es-ES"/>
       </w:rPr>
-      <w:t xml:space="preserve">ROBÓTICA I – </w:t>
-    </w:r>
-    <w:r>
-      <w:rPr>
-        <w:b/>
-        <w:lang w:val="es-ES"/>
-      </w:rPr>
-      <w:t>Año 2024</w:t>
+      <w:t>ROBÓTICA I – Año 2024</w:t>
     </w:r>
   </w:p>
   <w:p>
@@ -5443,9 +9878,10 @@
   <w:style w:type="paragraph" w:default="1" w:styleId="Normal">
     <w:name w:val="Normal"/>
     <w:qFormat/>
-    <w:rsid w:val="00900E1C"/>
+    <w:rsid w:val="002B1AF1"/>
     <w:pPr>
-      <w:spacing w:line="240" w:lineRule="auto"/>
+      <w:spacing w:before="160" w:line="240" w:lineRule="auto"/>
+      <w:ind w:firstLine="284"/>
       <w:jc w:val="both"/>
     </w:pPr>
     <w:rPr>
@@ -5483,11 +9919,10 @@
     <w:uiPriority w:val="9"/>
     <w:unhideWhenUsed/>
     <w:qFormat/>
-    <w:rsid w:val="00900E1C"/>
+    <w:rsid w:val="002B1AF1"/>
     <w:pPr>
       <w:keepNext/>
       <w:keepLines/>
-      <w:spacing w:before="40" w:after="0"/>
       <w:jc w:val="left"/>
       <w:outlineLvl w:val="1"/>
     </w:pPr>
@@ -5522,7 +9957,6 @@
   <w:style w:type="character" w:default="1" w:styleId="Fuentedeprrafopredeter">
     <w:name w:val="Default Paragraph Font"/>
     <w:uiPriority w:val="1"/>
-    <w:semiHidden/>
     <w:unhideWhenUsed/>
   </w:style>
   <w:style w:type="table" w:default="1" w:styleId="Tablanormal">
@@ -5605,7 +10039,7 @@
     <w:basedOn w:val="Fuentedeprrafopredeter"/>
     <w:link w:val="Ttulo2"/>
     <w:uiPriority w:val="9"/>
-    <w:rsid w:val="00900E1C"/>
+    <w:rsid w:val="002B1AF1"/>
     <w:rPr>
       <w:rFonts w:ascii="Cambria Math" w:eastAsiaTheme="majorEastAsia" w:hAnsi="Cambria Math" w:cstheme="majorBidi"/>
       <w:b/>
@@ -5776,7 +10210,571 @@
       <w:u w:val="single"/>
     </w:rPr>
   </w:style>
+  <w:style w:type="table" w:styleId="Tablaconcuadrcula">
+    <w:name w:val="Table Grid"/>
+    <w:basedOn w:val="Tablanormal"/>
+    <w:uiPriority w:val="39"/>
+    <w:rsid w:val="000D7B1F"/>
+    <w:pPr>
+      <w:spacing w:after="0" w:line="240" w:lineRule="auto"/>
+    </w:pPr>
+    <w:tblPr>
+      <w:tblBorders>
+        <w:top w:val="single" w:sz="4" w:space="0" w:color="auto"/>
+        <w:left w:val="single" w:sz="4" w:space="0" w:color="auto"/>
+        <w:bottom w:val="single" w:sz="4" w:space="0" w:color="auto"/>
+        <w:right w:val="single" w:sz="4" w:space="0" w:color="auto"/>
+        <w:insideH w:val="single" w:sz="4" w:space="0" w:color="auto"/>
+        <w:insideV w:val="single" w:sz="4" w:space="0" w:color="auto"/>
+      </w:tblBorders>
+    </w:tblPr>
+  </w:style>
 </w:styles>
+</file>
+
+<file path=word/glossary/document.xml><?xml version="1.0" encoding="utf-8"?>
+<w:glossaryDocument xmlns:wpc="http://schemas.microsoft.com/office/word/2010/wordprocessingCanvas" xmlns:mc="http://schemas.openxmlformats.org/markup-compatibility/2006" xmlns:o="urn:schemas-microsoft-com:office:office" xmlns:r="http://schemas.openxmlformats.org/officeDocument/2006/relationships" xmlns:m="http://schemas.openxmlformats.org/officeDocument/2006/math" xmlns:v="urn:schemas-microsoft-com:vml" xmlns:wp14="http://schemas.microsoft.com/office/word/2010/wordprocessingDrawing" xmlns:wp="http://schemas.openxmlformats.org/drawingml/2006/wordprocessingDrawing" xmlns:w10="urn:schemas-microsoft-com:office:word" xmlns:w="http://schemas.openxmlformats.org/wordprocessingml/2006/main" xmlns:w14="http://schemas.microsoft.com/office/word/2010/wordml" xmlns:w15="http://schemas.microsoft.com/office/word/2012/wordml" xmlns:wpg="http://schemas.microsoft.com/office/word/2010/wordprocessingGroup" xmlns:wpi="http://schemas.microsoft.com/office/word/2010/wordprocessingInk" xmlns:wne="http://schemas.microsoft.com/office/word/2006/wordml" xmlns:wps="http://schemas.microsoft.com/office/word/2010/wordprocessingShape" mc:Ignorable="w14 w15 wp14"/>
+</file>
+
+<file path=word/glossary/fontTable.xml><?xml version="1.0" encoding="utf-8"?>
+<w:fonts xmlns:mc="http://schemas.openxmlformats.org/markup-compatibility/2006" xmlns:r="http://schemas.openxmlformats.org/officeDocument/2006/relationships" xmlns:w="http://schemas.openxmlformats.org/wordprocessingml/2006/main" xmlns:w14="http://schemas.microsoft.com/office/word/2010/wordml" xmlns:w15="http://schemas.microsoft.com/office/word/2012/wordml" mc:Ignorable="w14 w15">
+  <w:font w:name="Cambria Math">
+    <w:panose1 w:val="02040503050406030204"/>
+    <w:charset w:val="00"/>
+    <w:family w:val="roman"/>
+    <w:pitch w:val="variable"/>
+    <w:sig w:usb0="E00002FF" w:usb1="420024FF" w:usb2="00000000" w:usb3="00000000" w:csb0="0000019F" w:csb1="00000000"/>
+  </w:font>
+  <w:font w:name="Calibri">
+    <w:panose1 w:val="020F0502020204030204"/>
+    <w:charset w:val="00"/>
+    <w:family w:val="swiss"/>
+    <w:pitch w:val="variable"/>
+    <w:sig w:usb0="E00002FF" w:usb1="4000ACFF" w:usb2="00000001" w:usb3="00000000" w:csb0="0000019F" w:csb1="00000000"/>
+  </w:font>
+  <w:font w:name="Times New Roman">
+    <w:panose1 w:val="02020603050405020304"/>
+    <w:charset w:val="00"/>
+    <w:family w:val="roman"/>
+    <w:pitch w:val="variable"/>
+    <w:sig w:usb0="E0002EFF" w:usb1="C0007843" w:usb2="00000009" w:usb3="00000000" w:csb0="000001FF" w:csb1="00000000"/>
+  </w:font>
+  <w:font w:name="Courier New">
+    <w:panose1 w:val="02070309020205020404"/>
+    <w:charset w:val="00"/>
+    <w:family w:val="modern"/>
+    <w:pitch w:val="fixed"/>
+    <w:sig w:usb0="E0002AFF" w:usb1="C0007843" w:usb2="00000009" w:usb3="00000000" w:csb0="000001FF" w:csb1="00000000"/>
+  </w:font>
+  <w:font w:name="Wingdings">
+    <w:panose1 w:val="05000000000000000000"/>
+    <w:charset w:val="02"/>
+    <w:family w:val="auto"/>
+    <w:pitch w:val="variable"/>
+    <w:sig w:usb0="00000000" w:usb1="10000000" w:usb2="00000000" w:usb3="00000000" w:csb0="80000000" w:csb1="00000000"/>
+  </w:font>
+  <w:font w:name="Symbol">
+    <w:panose1 w:val="05050102010706020507"/>
+    <w:charset w:val="02"/>
+    <w:family w:val="roman"/>
+    <w:pitch w:val="variable"/>
+    <w:sig w:usb0="00000000" w:usb1="10000000" w:usb2="00000000" w:usb3="00000000" w:csb0="80000000" w:csb1="00000000"/>
+  </w:font>
+  <w:font w:name="Segoe UI">
+    <w:panose1 w:val="020B0502040204020203"/>
+    <w:charset w:val="00"/>
+    <w:family w:val="swiss"/>
+    <w:pitch w:val="variable"/>
+    <w:sig w:usb0="E4002EFF" w:usb1="C000E47F" w:usb2="00000009" w:usb3="00000000" w:csb0="000001FF" w:csb1="00000000"/>
+  </w:font>
+  <w:font w:name="Calibri Light">
+    <w:panose1 w:val="020F0302020204030204"/>
+    <w:charset w:val="00"/>
+    <w:family w:val="swiss"/>
+    <w:pitch w:val="variable"/>
+    <w:sig w:usb0="A00002EF" w:usb1="4000207B" w:usb2="00000000" w:usb3="00000000" w:csb0="0000019F" w:csb1="00000000"/>
+  </w:font>
+</w:fonts>
+</file>
+
+<file path=word/glossary/settings.xml><?xml version="1.0" encoding="utf-8"?>
+<w:settings xmlns:mc="http://schemas.openxmlformats.org/markup-compatibility/2006" xmlns:o="urn:schemas-microsoft-com:office:office" xmlns:r="http://schemas.openxmlformats.org/officeDocument/2006/relationships" xmlns:m="http://schemas.openxmlformats.org/officeDocument/2006/math" xmlns:v="urn:schemas-microsoft-com:vml" xmlns:w10="urn:schemas-microsoft-com:office:word" xmlns:w="http://schemas.openxmlformats.org/wordprocessingml/2006/main" xmlns:w14="http://schemas.microsoft.com/office/word/2010/wordml" xmlns:w15="http://schemas.microsoft.com/office/word/2012/wordml" xmlns:sl="http://schemas.openxmlformats.org/schemaLibrary/2006/main" mc:Ignorable="w14 w15">
+  <w:view w:val="normal"/>
+  <w:defaultTabStop w:val="708"/>
+  <w:hyphenationZone w:val="425"/>
+  <w:characterSpacingControl w:val="doNotCompress"/>
+  <w:compat>
+    <w:useFELayout/>
+    <w:compatSetting w:name="compatibilityMode" w:uri="http://schemas.microsoft.com/office/word" w:val="15"/>
+    <w:compatSetting w:name="overrideTableStyleFontSizeAndJustification" w:uri="http://schemas.microsoft.com/office/word" w:val="1"/>
+    <w:compatSetting w:name="enableOpenTypeFeatures" w:uri="http://schemas.microsoft.com/office/word" w:val="1"/>
+    <w:compatSetting w:name="doNotFlipMirrorIndents" w:uri="http://schemas.microsoft.com/office/word" w:val="1"/>
+    <w:compatSetting w:name="differentiateMultirowTableHeaders" w:uri="http://schemas.microsoft.com/office/word" w:val="1"/>
+  </w:compat>
+  <w:rsids>
+    <w:rsidRoot w:val="00903B28"/>
+    <w:rsid w:val="00903B28"/>
+  </w:rsids>
+  <m:mathPr>
+    <m:mathFont m:val="Cambria Math"/>
+    <m:brkBin m:val="before"/>
+    <m:brkBinSub m:val="--"/>
+    <m:smallFrac m:val="0"/>
+    <m:dispDef/>
+    <m:lMargin m:val="0"/>
+    <m:rMargin m:val="0"/>
+    <m:defJc m:val="centerGroup"/>
+    <m:wrapIndent m:val="1440"/>
+    <m:intLim m:val="subSup"/>
+    <m:naryLim m:val="undOvr"/>
+  </m:mathPr>
+  <w:themeFontLang w:val="es-AR"/>
+  <w:clrSchemeMapping w:bg1="light1" w:t1="dark1" w:bg2="light2" w:t2="dark2" w:accent1="accent1" w:accent2="accent2" w:accent3="accent3" w:accent4="accent4" w:accent5="accent5" w:accent6="accent6" w:hyperlink="hyperlink" w:followedHyperlink="followedHyperlink"/>
+  <w:decimalSymbol w:val=","/>
+  <w:listSeparator w:val=","/>
+  <w15:chartTrackingRefBased/>
+</w:settings>
+</file>
+
+<file path=word/glossary/styles.xml><?xml version="1.0" encoding="utf-8"?>
+<w:styles xmlns:mc="http://schemas.openxmlformats.org/markup-compatibility/2006" xmlns:r="http://schemas.openxmlformats.org/officeDocument/2006/relationships" xmlns:w="http://schemas.openxmlformats.org/wordprocessingml/2006/main" xmlns:w14="http://schemas.microsoft.com/office/word/2010/wordml" xmlns:w15="http://schemas.microsoft.com/office/word/2012/wordml" mc:Ignorable="w14 w15">
+  <w:docDefaults>
+    <w:rPrDefault>
+      <w:rPr>
+        <w:rFonts w:asciiTheme="minorHAnsi" w:eastAsiaTheme="minorEastAsia" w:hAnsiTheme="minorHAnsi" w:cstheme="minorBidi"/>
+        <w:sz w:val="22"/>
+        <w:szCs w:val="22"/>
+        <w:lang w:val="es-AR" w:eastAsia="es-AR" w:bidi="ar-SA"/>
+      </w:rPr>
+    </w:rPrDefault>
+    <w:pPrDefault>
+      <w:pPr>
+        <w:spacing w:after="160" w:line="259" w:lineRule="auto"/>
+      </w:pPr>
+    </w:pPrDefault>
+  </w:docDefaults>
+  <w:latentStyles w:defLockedState="0" w:defUIPriority="99" w:defSemiHidden="0" w:defUnhideWhenUsed="0" w:defQFormat="0" w:count="371">
+    <w:lsdException w:name="Normal" w:uiPriority="0" w:qFormat="1"/>
+    <w:lsdException w:name="heading 1" w:uiPriority="9" w:qFormat="1"/>
+    <w:lsdException w:name="heading 2" w:semiHidden="1" w:uiPriority="9" w:unhideWhenUsed="1" w:qFormat="1"/>
+    <w:lsdException w:name="heading 3" w:semiHidden="1" w:uiPriority="9" w:unhideWhenUsed="1" w:qFormat="1"/>
+    <w:lsdException w:name="heading 4" w:semiHidden="1" w:uiPriority="9" w:unhideWhenUsed="1" w:qFormat="1"/>
+    <w:lsdException w:name="heading 5" w:semiHidden="1" w:uiPriority="9" w:unhideWhenUsed="1" w:qFormat="1"/>
+    <w:lsdException w:name="heading 6" w:semiHidden="1" w:uiPriority="9" w:unhideWhenUsed="1" w:qFormat="1"/>
+    <w:lsdException w:name="heading 7" w:semiHidden="1" w:uiPriority="9" w:unhideWhenUsed="1" w:qFormat="1"/>
+    <w:lsdException w:name="heading 8" w:semiHidden="1" w:uiPriority="9" w:unhideWhenUsed="1" w:qFormat="1"/>
+    <w:lsdException w:name="heading 9" w:semiHidden="1" w:uiPriority="9" w:unhideWhenUsed="1" w:qFormat="1"/>
+    <w:lsdException w:name="index 1" w:semiHidden="1" w:unhideWhenUsed="1"/>
+    <w:lsdException w:name="index 2" w:semiHidden="1" w:unhideWhenUsed="1"/>
+    <w:lsdException w:name="index 3" w:semiHidden="1" w:unhideWhenUsed="1"/>
+    <w:lsdException w:name="index 4" w:semiHidden="1" w:unhideWhenUsed="1"/>
+    <w:lsdException w:name="index 5" w:semiHidden="1" w:unhideWhenUsed="1"/>
+    <w:lsdException w:name="index 6" w:semiHidden="1" w:unhideWhenUsed="1"/>
+    <w:lsdException w:name="index 7" w:semiHidden="1" w:unhideWhenUsed="1"/>
+    <w:lsdException w:name="index 8" w:semiHidden="1" w:unhideWhenUsed="1"/>
+    <w:lsdException w:name="index 9" w:semiHidden="1" w:unhideWhenUsed="1"/>
+    <w:lsdException w:name="toc 1" w:semiHidden="1" w:uiPriority="39" w:unhideWhenUsed="1"/>
+    <w:lsdException w:name="toc 2" w:semiHidden="1" w:uiPriority="39" w:unhideWhenUsed="1"/>
+    <w:lsdException w:name="toc 3" w:semiHidden="1" w:uiPriority="39" w:unhideWhenUsed="1"/>
+    <w:lsdException w:name="toc 4" w:semiHidden="1" w:uiPriority="39" w:unhideWhenUsed="1"/>
+    <w:lsdException w:name="toc 5" w:semiHidden="1" w:uiPriority="39" w:unhideWhenUsed="1"/>
+    <w:lsdException w:name="toc 6" w:semiHidden="1" w:uiPriority="39" w:unhideWhenUsed="1"/>
+    <w:lsdException w:name="toc 7" w:semiHidden="1" w:uiPriority="39" w:unhideWhenUsed="1"/>
+    <w:lsdException w:name="toc 8" w:semiHidden="1" w:uiPriority="39" w:unhideWhenUsed="1"/>
+    <w:lsdException w:name="toc 9" w:semiHidden="1" w:uiPriority="39" w:unhideWhenUsed="1"/>
+    <w:lsdException w:name="Normal Indent" w:semiHidden="1" w:unhideWhenUsed="1"/>
+    <w:lsdException w:name="footnote text" w:semiHidden="1" w:unhideWhenUsed="1"/>
+    <w:lsdException w:name="annotation text" w:semiHidden="1" w:unhideWhenUsed="1"/>
+    <w:lsdException w:name="header" w:semiHidden="1" w:unhideWhenUsed="1"/>
+    <w:lsdException w:name="footer" w:semiHidden="1" w:unhideWhenUsed="1"/>
+    <w:lsdException w:name="index heading" w:semiHidden="1" w:unhideWhenUsed="1"/>
+    <w:lsdException w:name="caption" w:semiHidden="1" w:uiPriority="35" w:unhideWhenUsed="1" w:qFormat="1"/>
+    <w:lsdException w:name="table of figures" w:semiHidden="1" w:unhideWhenUsed="1"/>
+    <w:lsdException w:name="envelope address" w:semiHidden="1" w:unhideWhenUsed="1"/>
+    <w:lsdException w:name="envelope return" w:semiHidden="1" w:unhideWhenUsed="1"/>
+    <w:lsdException w:name="footnote reference" w:semiHidden="1" w:unhideWhenUsed="1"/>
+    <w:lsdException w:name="annotation reference" w:semiHidden="1" w:unhideWhenUsed="1"/>
+    <w:lsdException w:name="line number" w:semiHidden="1" w:unhideWhenUsed="1"/>
+    <w:lsdException w:name="page number" w:semiHidden="1" w:unhideWhenUsed="1"/>
+    <w:lsdException w:name="endnote reference" w:semiHidden="1" w:unhideWhenUsed="1"/>
+    <w:lsdException w:name="endnote text" w:semiHidden="1" w:unhideWhenUsed="1"/>
+    <w:lsdException w:name="table of authorities" w:semiHidden="1" w:unhideWhenUsed="1"/>
+    <w:lsdException w:name="macro" w:semiHidden="1" w:unhideWhenUsed="1"/>
+    <w:lsdException w:name="toa heading" w:semiHidden="1" w:unhideWhenUsed="1"/>
+    <w:lsdException w:name="List" w:semiHidden="1" w:unhideWhenUsed="1"/>
+    <w:lsdException w:name="List Bullet" w:semiHidden="1" w:unhideWhenUsed="1"/>
+    <w:lsdException w:name="List Number" w:semiHidden="1" w:unhideWhenUsed="1"/>
+    <w:lsdException w:name="List 2" w:semiHidden="1" w:unhideWhenUsed="1"/>
+    <w:lsdException w:name="List 3" w:semiHidden="1" w:unhideWhenUsed="1"/>
+    <w:lsdException w:name="List 4" w:semiHidden="1" w:unhideWhenUsed="1"/>
+    <w:lsdException w:name="List 5" w:semiHidden="1" w:unhideWhenUsed="1"/>
+    <w:lsdException w:name="List Bullet 2" w:semiHidden="1" w:unhideWhenUsed="1"/>
+    <w:lsdException w:name="List Bullet 3" w:semiHidden="1" w:unhideWhenUsed="1"/>
+    <w:lsdException w:name="List Bullet 4" w:semiHidden="1" w:unhideWhenUsed="1"/>
+    <w:lsdException w:name="List Bullet 5" w:semiHidden="1" w:unhideWhenUsed="1"/>
+    <w:lsdException w:name="List Number 2" w:semiHidden="1" w:unhideWhenUsed="1"/>
+    <w:lsdException w:name="List Number 3" w:semiHidden="1" w:unhideWhenUsed="1"/>
+    <w:lsdException w:name="List Number 4" w:semiHidden="1" w:unhideWhenUsed="1"/>
+    <w:lsdException w:name="List Number 5" w:semiHidden="1" w:unhideWhenUsed="1"/>
+    <w:lsdException w:name="Title" w:uiPriority="10" w:qFormat="1"/>
+    <w:lsdException w:name="Closing" w:semiHidden="1" w:unhideWhenUsed="1"/>
+    <w:lsdException w:name="Signature" w:semiHidden="1" w:unhideWhenUsed="1"/>
+    <w:lsdException w:name="Default Paragraph Font" w:semiHidden="1" w:uiPriority="1" w:unhideWhenUsed="1"/>
+    <w:lsdException w:name="Body Text" w:semiHidden="1" w:unhideWhenUsed="1"/>
+    <w:lsdException w:name="Body Text Indent" w:semiHidden="1" w:unhideWhenUsed="1"/>
+    <w:lsdException w:name="List Continue" w:semiHidden="1" w:unhideWhenUsed="1"/>
+    <w:lsdException w:name="List Continue 2" w:semiHidden="1" w:unhideWhenUsed="1"/>
+    <w:lsdException w:name="List Continue 3" w:semiHidden="1" w:unhideWhenUsed="1"/>
+    <w:lsdException w:name="List Continue 4" w:semiHidden="1" w:unhideWhenUsed="1"/>
+    <w:lsdException w:name="List Continue 5" w:semiHidden="1" w:unhideWhenUsed="1"/>
+    <w:lsdException w:name="Message Header" w:semiHidden="1" w:unhideWhenUsed="1"/>
+    <w:lsdException w:name="Subtitle" w:uiPriority="11" w:qFormat="1"/>
+    <w:lsdException w:name="Salutation" w:semiHidden="1" w:unhideWhenUsed="1"/>
+    <w:lsdException w:name="Date" w:semiHidden="1" w:unhideWhenUsed="1"/>
+    <w:lsdException w:name="Body Text First Indent" w:semiHidden="1" w:unhideWhenUsed="1"/>
+    <w:lsdException w:name="Body Text First Indent 2" w:semiHidden="1" w:unhideWhenUsed="1"/>
+    <w:lsdException w:name="Note Heading" w:semiHidden="1" w:unhideWhenUsed="1"/>
+    <w:lsdException w:name="Body Text 2" w:semiHidden="1" w:unhideWhenUsed="1"/>
+    <w:lsdException w:name="Body Text 3" w:semiHidden="1" w:unhideWhenUsed="1"/>
+    <w:lsdException w:name="Body Text Indent 2" w:semiHidden="1" w:unhideWhenUsed="1"/>
+    <w:lsdException w:name="Body Text Indent 3" w:semiHidden="1" w:unhideWhenUsed="1"/>
+    <w:lsdException w:name="Block Text" w:semiHidden="1" w:unhideWhenUsed="1"/>
+    <w:lsdException w:name="Hyperlink" w:semiHidden="1" w:unhideWhenUsed="1"/>
+    <w:lsdException w:name="FollowedHyperlink" w:semiHidden="1" w:unhideWhenUsed="1"/>
+    <w:lsdException w:name="Strong" w:uiPriority="22" w:qFormat="1"/>
+    <w:lsdException w:name="Emphasis" w:uiPriority="20" w:qFormat="1"/>
+    <w:lsdException w:name="Document Map" w:semiHidden="1" w:unhideWhenUsed="1"/>
+    <w:lsdException w:name="Plain Text" w:semiHidden="1" w:unhideWhenUsed="1"/>
+    <w:lsdException w:name="E-mail Signature" w:semiHidden="1" w:unhideWhenUsed="1"/>
+    <w:lsdException w:name="HTML Top of Form" w:semiHidden="1" w:unhideWhenUsed="1"/>
+    <w:lsdException w:name="HTML Bottom of Form" w:semiHidden="1" w:unhideWhenUsed="1"/>
+    <w:lsdException w:name="Normal (Web)" w:semiHidden="1" w:unhideWhenUsed="1"/>
+    <w:lsdException w:name="HTML Acronym" w:semiHidden="1" w:unhideWhenUsed="1"/>
+    <w:lsdException w:name="HTML Address" w:semiHidden="1" w:unhideWhenUsed="1"/>
+    <w:lsdException w:name="HTML Cite" w:semiHidden="1" w:unhideWhenUsed="1"/>
+    <w:lsdException w:name="HTML Code" w:semiHidden="1" w:unhideWhenUsed="1"/>
+    <w:lsdException w:name="HTML Definition" w:semiHidden="1" w:unhideWhenUsed="1"/>
+    <w:lsdException w:name="HTML Keyboard" w:semiHidden="1" w:unhideWhenUsed="1"/>
+    <w:lsdException w:name="HTML Preformatted" w:semiHidden="1" w:unhideWhenUsed="1"/>
+    <w:lsdException w:name="HTML Sample" w:semiHidden="1" w:unhideWhenUsed="1"/>
+    <w:lsdException w:name="HTML Typewriter" w:semiHidden="1" w:unhideWhenUsed="1"/>
+    <w:lsdException w:name="HTML Variable" w:semiHidden="1" w:unhideWhenUsed="1"/>
+    <w:lsdException w:name="Normal Table" w:semiHidden="1" w:unhideWhenUsed="1"/>
+    <w:lsdException w:name="annotation subject" w:semiHidden="1" w:unhideWhenUsed="1"/>
+    <w:lsdException w:name="No List" w:semiHidden="1" w:unhideWhenUsed="1"/>
+    <w:lsdException w:name="Outline List 1" w:semiHidden="1" w:unhideWhenUsed="1"/>
+    <w:lsdException w:name="Outline List 2" w:semiHidden="1" w:unhideWhenUsed="1"/>
+    <w:lsdException w:name="Outline List 3" w:semiHidden="1" w:unhideWhenUsed="1"/>
+    <w:lsdException w:name="Table Simple 1" w:semiHidden="1" w:unhideWhenUsed="1"/>
+    <w:lsdException w:name="Table Simple 2" w:semiHidden="1" w:unhideWhenUsed="1"/>
+    <w:lsdException w:name="Table Simple 3" w:semiHidden="1" w:unhideWhenUsed="1"/>
+    <w:lsdException w:name="Table Classic 1" w:semiHidden="1" w:unhideWhenUsed="1"/>
+    <w:lsdException w:name="Table Classic 2" w:semiHidden="1" w:unhideWhenUsed="1"/>
+    <w:lsdException w:name="Table Classic 3" w:semiHidden="1" w:unhideWhenUsed="1"/>
+    <w:lsdException w:name="Table Classic 4" w:semiHidden="1" w:unhideWhenUsed="1"/>
+    <w:lsdException w:name="Table Colorful 1" w:semiHidden="1" w:unhideWhenUsed="1"/>
+    <w:lsdException w:name="Table Colorful 2" w:semiHidden="1" w:unhideWhenUsed="1"/>
+    <w:lsdException w:name="Table Colorful 3" w:semiHidden="1" w:unhideWhenUsed="1"/>
+    <w:lsdException w:name="Table Columns 1" w:semiHidden="1" w:unhideWhenUsed="1"/>
+    <w:lsdException w:name="Table Columns 2" w:semiHidden="1" w:unhideWhenUsed="1"/>
+    <w:lsdException w:name="Table Columns 3" w:semiHidden="1" w:unhideWhenUsed="1"/>
+    <w:lsdException w:name="Table Columns 4" w:semiHidden="1" w:unhideWhenUsed="1"/>
+    <w:lsdException w:name="Table Columns 5" w:semiHidden="1" w:unhideWhenUsed="1"/>
+    <w:lsdException w:name="Table Grid 1" w:semiHidden="1" w:unhideWhenUsed="1"/>
+    <w:lsdException w:name="Table Grid 2" w:semiHidden="1" w:unhideWhenUsed="1"/>
+    <w:lsdException w:name="Table Grid 3" w:semiHidden="1" w:unhideWhenUsed="1"/>
+    <w:lsdException w:name="Table Grid 4" w:semiHidden="1" w:unhideWhenUsed="1"/>
+    <w:lsdException w:name="Table Grid 5" w:semiHidden="1" w:unhideWhenUsed="1"/>
+    <w:lsdException w:name="Table Grid 6" w:semiHidden="1" w:unhideWhenUsed="1"/>
+    <w:lsdException w:name="Table Grid 7" w:semiHidden="1" w:unhideWhenUsed="1"/>
+    <w:lsdException w:name="Table Grid 8" w:semiHidden="1" w:unhideWhenUsed="1"/>
+    <w:lsdException w:name="Table List 1" w:semiHidden="1" w:unhideWhenUsed="1"/>
+    <w:lsdException w:name="Table List 2" w:semiHidden="1" w:unhideWhenUsed="1"/>
+    <w:lsdException w:name="Table List 3" w:semiHidden="1" w:unhideWhenUsed="1"/>
+    <w:lsdException w:name="Table List 4" w:semiHidden="1" w:unhideWhenUsed="1"/>
+    <w:lsdException w:name="Table List 5" w:semiHidden="1" w:unhideWhenUsed="1"/>
+    <w:lsdException w:name="Table List 6" w:semiHidden="1" w:unhideWhenUsed="1"/>
+    <w:lsdException w:name="Table List 7" w:semiHidden="1" w:unhideWhenUsed="1"/>
+    <w:lsdException w:name="Table List 8" w:semiHidden="1" w:unhideWhenUsed="1"/>
+    <w:lsdException w:name="Table 3D effects 1" w:semiHidden="1" w:unhideWhenUsed="1"/>
+    <w:lsdException w:name="Table 3D effects 2" w:semiHidden="1" w:unhideWhenUsed="1"/>
+    <w:lsdException w:name="Table 3D effects 3" w:semiHidden="1" w:unhideWhenUsed="1"/>
+    <w:lsdException w:name="Table Contemporary" w:semiHidden="1" w:unhideWhenUsed="1"/>
+    <w:lsdException w:name="Table Elegant" w:semiHidden="1" w:unhideWhenUsed="1"/>
+    <w:lsdException w:name="Table Professional" w:semiHidden="1" w:unhideWhenUsed="1"/>
+    <w:lsdException w:name="Table Subtle 1" w:semiHidden="1" w:unhideWhenUsed="1"/>
+    <w:lsdException w:name="Table Subtle 2" w:semiHidden="1" w:unhideWhenUsed="1"/>
+    <w:lsdException w:name="Table Web 1" w:semiHidden="1" w:unhideWhenUsed="1"/>
+    <w:lsdException w:name="Table Web 2" w:semiHidden="1" w:unhideWhenUsed="1"/>
+    <w:lsdException w:name="Table Web 3" w:semiHidden="1" w:unhideWhenUsed="1"/>
+    <w:lsdException w:name="Balloon Text" w:semiHidden="1" w:unhideWhenUsed="1"/>
+    <w:lsdException w:name="Table Grid" w:uiPriority="39"/>
+    <w:lsdException w:name="Table Theme" w:semiHidden="1" w:unhideWhenUsed="1"/>
+    <w:lsdException w:name="Placeholder Text" w:semiHidden="1"/>
+    <w:lsdException w:name="No Spacing" w:uiPriority="1" w:qFormat="1"/>
+    <w:lsdException w:name="Light Shading" w:uiPriority="60"/>
+    <w:lsdException w:name="Light List" w:uiPriority="61"/>
+    <w:lsdException w:name="Light Grid" w:uiPriority="62"/>
+    <w:lsdException w:name="Medium Shading 1" w:uiPriority="63"/>
+    <w:lsdException w:name="Medium Shading 2" w:uiPriority="64"/>
+    <w:lsdException w:name="Medium List 1" w:uiPriority="65"/>
+    <w:lsdException w:name="Medium List 2" w:uiPriority="66"/>
+    <w:lsdException w:name="Medium Grid 1" w:uiPriority="67"/>
+    <w:lsdException w:name="Medium Grid 2" w:uiPriority="68"/>
+    <w:lsdException w:name="Medium Grid 3" w:uiPriority="69"/>
+    <w:lsdException w:name="Dark List" w:uiPriority="70"/>
+    <w:lsdException w:name="Colorful Shading" w:uiPriority="71"/>
+    <w:lsdException w:name="Colorful List" w:uiPriority="72"/>
+    <w:lsdException w:name="Colorful Grid" w:uiPriority="73"/>
+    <w:lsdException w:name="Light Shading Accent 1" w:uiPriority="60"/>
+    <w:lsdException w:name="Light List Accent 1" w:uiPriority="61"/>
+    <w:lsdException w:name="Light Grid Accent 1" w:uiPriority="62"/>
+    <w:lsdException w:name="Medium Shading 1 Accent 1" w:uiPriority="63"/>
+    <w:lsdException w:name="Medium Shading 2 Accent 1" w:uiPriority="64"/>
+    <w:lsdException w:name="Medium List 1 Accent 1" w:uiPriority="65"/>
+    <w:lsdException w:name="Revision" w:semiHidden="1"/>
+    <w:lsdException w:name="List Paragraph" w:uiPriority="34" w:qFormat="1"/>
+    <w:lsdException w:name="Quote" w:uiPriority="29" w:qFormat="1"/>
+    <w:lsdException w:name="Intense Quote" w:uiPriority="30" w:qFormat="1"/>
+    <w:lsdException w:name="Medium List 2 Accent 1" w:uiPriority="66"/>
+    <w:lsdException w:name="Medium Grid 1 Accent 1" w:uiPriority="67"/>
+    <w:lsdException w:name="Medium Grid 2 Accent 1" w:uiPriority="68"/>
+    <w:lsdException w:name="Medium Grid 3 Accent 1" w:uiPriority="69"/>
+    <w:lsdException w:name="Dark List Accent 1" w:uiPriority="70"/>
+    <w:lsdException w:name="Colorful Shading Accent 1" w:uiPriority="71"/>
+    <w:lsdException w:name="Colorful List Accent 1" w:uiPriority="72"/>
+    <w:lsdException w:name="Colorful Grid Accent 1" w:uiPriority="73"/>
+    <w:lsdException w:name="Light Shading Accent 2" w:uiPriority="60"/>
+    <w:lsdException w:name="Light List Accent 2" w:uiPriority="61"/>
+    <w:lsdException w:name="Light Grid Accent 2" w:uiPriority="62"/>
+    <w:lsdException w:name="Medium Shading 1 Accent 2" w:uiPriority="63"/>
+    <w:lsdException w:name="Medium Shading 2 Accent 2" w:uiPriority="64"/>
+    <w:lsdException w:name="Medium List 1 Accent 2" w:uiPriority="65"/>
+    <w:lsdException w:name="Medium List 2 Accent 2" w:uiPriority="66"/>
+    <w:lsdException w:name="Medium Grid 1 Accent 2" w:uiPriority="67"/>
+    <w:lsdException w:name="Medium Grid 2 Accent 2" w:uiPriority="68"/>
+    <w:lsdException w:name="Medium Grid 3 Accent 2" w:uiPriority="69"/>
+    <w:lsdException w:name="Dark List Accent 2" w:uiPriority="70"/>
+    <w:lsdException w:name="Colorful Shading Accent 2" w:uiPriority="71"/>
+    <w:lsdException w:name="Colorful List Accent 2" w:uiPriority="72"/>
+    <w:lsdException w:name="Colorful Grid Accent 2" w:uiPriority="73"/>
+    <w:lsdException w:name="Light Shading Accent 3" w:uiPriority="60"/>
+    <w:lsdException w:name="Light List Accent 3" w:uiPriority="61"/>
+    <w:lsdException w:name="Light Grid Accent 3" w:uiPriority="62"/>
+    <w:lsdException w:name="Medium Shading 1 Accent 3" w:uiPriority="63"/>
+    <w:lsdException w:name="Medium Shading 2 Accent 3" w:uiPriority="64"/>
+    <w:lsdException w:name="Medium List 1 Accent 3" w:uiPriority="65"/>
+    <w:lsdException w:name="Medium List 2 Accent 3" w:uiPriority="66"/>
+    <w:lsdException w:name="Medium Grid 1 Accent 3" w:uiPriority="67"/>
+    <w:lsdException w:name="Medium Grid 2 Accent 3" w:uiPriority="68"/>
+    <w:lsdException w:name="Medium Grid 3 Accent 3" w:uiPriority="69"/>
+    <w:lsdException w:name="Dark List Accent 3" w:uiPriority="70"/>
+    <w:lsdException w:name="Colorful Shading Accent 3" w:uiPriority="71"/>
+    <w:lsdException w:name="Colorful List Accent 3" w:uiPriority="72"/>
+    <w:lsdException w:name="Colorful Grid Accent 3" w:uiPriority="73"/>
+    <w:lsdException w:name="Light Shading Accent 4" w:uiPriority="60"/>
+    <w:lsdException w:name="Light List Accent 4" w:uiPriority="61"/>
+    <w:lsdException w:name="Light Grid Accent 4" w:uiPriority="62"/>
+    <w:lsdException w:name="Medium Shading 1 Accent 4" w:uiPriority="63"/>
+    <w:lsdException w:name="Medium Shading 2 Accent 4" w:uiPriority="64"/>
+    <w:lsdException w:name="Medium List 1 Accent 4" w:uiPriority="65"/>
+    <w:lsdException w:name="Medium List 2 Accent 4" w:uiPriority="66"/>
+    <w:lsdException w:name="Medium Grid 1 Accent 4" w:uiPriority="67"/>
+    <w:lsdException w:name="Medium Grid 2 Accent 4" w:uiPriority="68"/>
+    <w:lsdException w:name="Medium Grid 3 Accent 4" w:uiPriority="69"/>
+    <w:lsdException w:name="Dark List Accent 4" w:uiPriority="70"/>
+    <w:lsdException w:name="Colorful Shading Accent 4" w:uiPriority="71"/>
+    <w:lsdException w:name="Colorful List Accent 4" w:uiPriority="72"/>
+    <w:lsdException w:name="Colorful Grid Accent 4" w:uiPriority="73"/>
+    <w:lsdException w:name="Light Shading Accent 5" w:uiPriority="60"/>
+    <w:lsdException w:name="Light List Accent 5" w:uiPriority="61"/>
+    <w:lsdException w:name="Light Grid Accent 5" w:uiPriority="62"/>
+    <w:lsdException w:name="Medium Shading 1 Accent 5" w:uiPriority="63"/>
+    <w:lsdException w:name="Medium Shading 2 Accent 5" w:uiPriority="64"/>
+    <w:lsdException w:name="Medium List 1 Accent 5" w:uiPriority="65"/>
+    <w:lsdException w:name="Medium List 2 Accent 5" w:uiPriority="66"/>
+    <w:lsdException w:name="Medium Grid 1 Accent 5" w:uiPriority="67"/>
+    <w:lsdException w:name="Medium Grid 2 Accent 5" w:uiPriority="68"/>
+    <w:lsdException w:name="Medium Grid 3 Accent 5" w:uiPriority="69"/>
+    <w:lsdException w:name="Dark List Accent 5" w:uiPriority="70"/>
+    <w:lsdException w:name="Colorful Shading Accent 5" w:uiPriority="71"/>
+    <w:lsdException w:name="Colorful List Accent 5" w:uiPriority="72"/>
+    <w:lsdException w:name="Colorful Grid Accent 5" w:uiPriority="73"/>
+    <w:lsdException w:name="Light Shading Accent 6" w:uiPriority="60"/>
+    <w:lsdException w:name="Light List Accent 6" w:uiPriority="61"/>
+    <w:lsdException w:name="Light Grid Accent 6" w:uiPriority="62"/>
+    <w:lsdException w:name="Medium Shading 1 Accent 6" w:uiPriority="63"/>
+    <w:lsdException w:name="Medium Shading 2 Accent 6" w:uiPriority="64"/>
+    <w:lsdException w:name="Medium List 1 Accent 6" w:uiPriority="65"/>
+    <w:lsdException w:name="Medium List 2 Accent 6" w:uiPriority="66"/>
+    <w:lsdException w:name="Medium Grid 1 Accent 6" w:uiPriority="67"/>
+    <w:lsdException w:name="Medium Grid 2 Accent 6" w:uiPriority="68"/>
+    <w:lsdException w:name="Medium Grid 3 Accent 6" w:uiPriority="69"/>
+    <w:lsdException w:name="Dark List Accent 6" w:uiPriority="70"/>
+    <w:lsdException w:name="Colorful Shading Accent 6" w:uiPriority="71"/>
+    <w:lsdException w:name="Colorful List Accent 6" w:uiPriority="72"/>
+    <w:lsdException w:name="Colorful Grid Accent 6" w:uiPriority="73"/>
+    <w:lsdException w:name="Subtle Emphasis" w:uiPriority="19" w:qFormat="1"/>
+    <w:lsdException w:name="Intense Emphasis" w:uiPriority="21" w:qFormat="1"/>
+    <w:lsdException w:name="Subtle Reference" w:uiPriority="31" w:qFormat="1"/>
+    <w:lsdException w:name="Intense Reference" w:uiPriority="32" w:qFormat="1"/>
+    <w:lsdException w:name="Book Title" w:uiPriority="33" w:qFormat="1"/>
+    <w:lsdException w:name="Bibliography" w:semiHidden="1" w:uiPriority="37" w:unhideWhenUsed="1"/>
+    <w:lsdException w:name="TOC Heading" w:semiHidden="1" w:uiPriority="39" w:unhideWhenUsed="1" w:qFormat="1"/>
+    <w:lsdException w:name="Plain Table 1" w:uiPriority="41"/>
+    <w:lsdException w:name="Plain Table 2" w:uiPriority="42"/>
+    <w:lsdException w:name="Plain Table 3" w:uiPriority="43"/>
+    <w:lsdException w:name="Plain Table 4" w:uiPriority="44"/>
+    <w:lsdException w:name="Plain Table 5" w:uiPriority="45"/>
+    <w:lsdException w:name="Grid Table Light" w:uiPriority="40"/>
+    <w:lsdException w:name="Grid Table 1 Light" w:uiPriority="46"/>
+    <w:lsdException w:name="Grid Table 2" w:uiPriority="47"/>
+    <w:lsdException w:name="Grid Table 3" w:uiPriority="48"/>
+    <w:lsdException w:name="Grid Table 4" w:uiPriority="49"/>
+    <w:lsdException w:name="Grid Table 5 Dark" w:uiPriority="50"/>
+    <w:lsdException w:name="Grid Table 6 Colorful" w:uiPriority="51"/>
+    <w:lsdException w:name="Grid Table 7 Colorful" w:uiPriority="52"/>
+    <w:lsdException w:name="Grid Table 1 Light Accent 1" w:uiPriority="46"/>
+    <w:lsdException w:name="Grid Table 2 Accent 1" w:uiPriority="47"/>
+    <w:lsdException w:name="Grid Table 3 Accent 1" w:uiPriority="48"/>
+    <w:lsdException w:name="Grid Table 4 Accent 1" w:uiPriority="49"/>
+    <w:lsdException w:name="Grid Table 5 Dark Accent 1" w:uiPriority="50"/>
+    <w:lsdException w:name="Grid Table 6 Colorful Accent 1" w:uiPriority="51"/>
+    <w:lsdException w:name="Grid Table 7 Colorful Accent 1" w:uiPriority="52"/>
+    <w:lsdException w:name="Grid Table 1 Light Accent 2" w:uiPriority="46"/>
+    <w:lsdException w:name="Grid Table 2 Accent 2" w:uiPriority="47"/>
+    <w:lsdException w:name="Grid Table 3 Accent 2" w:uiPriority="48"/>
+    <w:lsdException w:name="Grid Table 4 Accent 2" w:uiPriority="49"/>
+    <w:lsdException w:name="Grid Table 5 Dark Accent 2" w:uiPriority="50"/>
+    <w:lsdException w:name="Grid Table 6 Colorful Accent 2" w:uiPriority="51"/>
+    <w:lsdException w:name="Grid Table 7 Colorful Accent 2" w:uiPriority="52"/>
+    <w:lsdException w:name="Grid Table 1 Light Accent 3" w:uiPriority="46"/>
+    <w:lsdException w:name="Grid Table 2 Accent 3" w:uiPriority="47"/>
+    <w:lsdException w:name="Grid Table 3 Accent 3" w:uiPriority="48"/>
+    <w:lsdException w:name="Grid Table 4 Accent 3" w:uiPriority="49"/>
+    <w:lsdException w:name="Grid Table 5 Dark Accent 3" w:uiPriority="50"/>
+    <w:lsdException w:name="Grid Table 6 Colorful Accent 3" w:uiPriority="51"/>
+    <w:lsdException w:name="Grid Table 7 Colorful Accent 3" w:uiPriority="52"/>
+    <w:lsdException w:name="Grid Table 1 Light Accent 4" w:uiPriority="46"/>
+    <w:lsdException w:name="Grid Table 2 Accent 4" w:uiPriority="47"/>
+    <w:lsdException w:name="Grid Table 3 Accent 4" w:uiPriority="48"/>
+    <w:lsdException w:name="Grid Table 4 Accent 4" w:uiPriority="49"/>
+    <w:lsdException w:name="Grid Table 5 Dark Accent 4" w:uiPriority="50"/>
+    <w:lsdException w:name="Grid Table 6 Colorful Accent 4" w:uiPriority="51"/>
+    <w:lsdException w:name="Grid Table 7 Colorful Accent 4" w:uiPriority="52"/>
+    <w:lsdException w:name="Grid Table 1 Light Accent 5" w:uiPriority="46"/>
+    <w:lsdException w:name="Grid Table 2 Accent 5" w:uiPriority="47"/>
+    <w:lsdException w:name="Grid Table 3 Accent 5" w:uiPriority="48"/>
+    <w:lsdException w:name="Grid Table 4 Accent 5" w:uiPriority="49"/>
+    <w:lsdException w:name="Grid Table 5 Dark Accent 5" w:uiPriority="50"/>
+    <w:lsdException w:name="Grid Table 6 Colorful Accent 5" w:uiPriority="51"/>
+    <w:lsdException w:name="Grid Table 7 Colorful Accent 5" w:uiPriority="52"/>
+    <w:lsdException w:name="Grid Table 1 Light Accent 6" w:uiPriority="46"/>
+    <w:lsdException w:name="Grid Table 2 Accent 6" w:uiPriority="47"/>
+    <w:lsdException w:name="Grid Table 3 Accent 6" w:uiPriority="48"/>
+    <w:lsdException w:name="Grid Table 4 Accent 6" w:uiPriority="49"/>
+    <w:lsdException w:name="Grid Table 5 Dark Accent 6" w:uiPriority="50"/>
+    <w:lsdException w:name="Grid Table 6 Colorful Accent 6" w:uiPriority="51"/>
+    <w:lsdException w:name="Grid Table 7 Colorful Accent 6" w:uiPriority="52"/>
+    <w:lsdException w:name="List Table 1 Light" w:uiPriority="46"/>
+    <w:lsdException w:name="List Table 2" w:uiPriority="47"/>
+    <w:lsdException w:name="List Table 3" w:uiPriority="48"/>
+    <w:lsdException w:name="List Table 4" w:uiPriority="49"/>
+    <w:lsdException w:name="List Table 5 Dark" w:uiPriority="50"/>
+    <w:lsdException w:name="List Table 6 Colorful" w:uiPriority="51"/>
+    <w:lsdException w:name="List Table 7 Colorful" w:uiPriority="52"/>
+    <w:lsdException w:name="List Table 1 Light Accent 1" w:uiPriority="46"/>
+    <w:lsdException w:name="List Table 2 Accent 1" w:uiPriority="47"/>
+    <w:lsdException w:name="List Table 3 Accent 1" w:uiPriority="48"/>
+    <w:lsdException w:name="List Table 4 Accent 1" w:uiPriority="49"/>
+    <w:lsdException w:name="List Table 5 Dark Accent 1" w:uiPriority="50"/>
+    <w:lsdException w:name="List Table 6 Colorful Accent 1" w:uiPriority="51"/>
+    <w:lsdException w:name="List Table 7 Colorful Accent 1" w:uiPriority="52"/>
+    <w:lsdException w:name="List Table 1 Light Accent 2" w:uiPriority="46"/>
+    <w:lsdException w:name="List Table 2 Accent 2" w:uiPriority="47"/>
+    <w:lsdException w:name="List Table 3 Accent 2" w:uiPriority="48"/>
+    <w:lsdException w:name="List Table 4 Accent 2" w:uiPriority="49"/>
+    <w:lsdException w:name="List Table 5 Dark Accent 2" w:uiPriority="50"/>
+    <w:lsdException w:name="List Table 6 Colorful Accent 2" w:uiPriority="51"/>
+    <w:lsdException w:name="List Table 7 Colorful Accent 2" w:uiPriority="52"/>
+    <w:lsdException w:name="List Table 1 Light Accent 3" w:uiPriority="46"/>
+    <w:lsdException w:name="List Table 2 Accent 3" w:uiPriority="47"/>
+    <w:lsdException w:name="List Table 3 Accent 3" w:uiPriority="48"/>
+    <w:lsdException w:name="List Table 4 Accent 3" w:uiPriority="49"/>
+    <w:lsdException w:name="List Table 5 Dark Accent 3" w:uiPriority="50"/>
+    <w:lsdException w:name="List Table 6 Colorful Accent 3" w:uiPriority="51"/>
+    <w:lsdException w:name="List Table 7 Colorful Accent 3" w:uiPriority="52"/>
+    <w:lsdException w:name="List Table 1 Light Accent 4" w:uiPriority="46"/>
+    <w:lsdException w:name="List Table 2 Accent 4" w:uiPriority="47"/>
+    <w:lsdException w:name="List Table 3 Accent 4" w:uiPriority="48"/>
+    <w:lsdException w:name="List Table 4 Accent 4" w:uiPriority="49"/>
+    <w:lsdException w:name="List Table 5 Dark Accent 4" w:uiPriority="50"/>
+    <w:lsdException w:name="List Table 6 Colorful Accent 4" w:uiPriority="51"/>
+    <w:lsdException w:name="List Table 7 Colorful Accent 4" w:uiPriority="52"/>
+    <w:lsdException w:name="List Table 1 Light Accent 5" w:uiPriority="46"/>
+    <w:lsdException w:name="List Table 2 Accent 5" w:uiPriority="47"/>
+    <w:lsdException w:name="List Table 3 Accent 5" w:uiPriority="48"/>
+    <w:lsdException w:name="List Table 4 Accent 5" w:uiPriority="49"/>
+    <w:lsdException w:name="List Table 5 Dark Accent 5" w:uiPriority="50"/>
+    <w:lsdException w:name="List Table 6 Colorful Accent 5" w:uiPriority="51"/>
+    <w:lsdException w:name="List Table 7 Colorful Accent 5" w:uiPriority="52"/>
+    <w:lsdException w:name="List Table 1 Light Accent 6" w:uiPriority="46"/>
+    <w:lsdException w:name="List Table 2 Accent 6" w:uiPriority="47"/>
+    <w:lsdException w:name="List Table 3 Accent 6" w:uiPriority="48"/>
+    <w:lsdException w:name="List Table 4 Accent 6" w:uiPriority="49"/>
+    <w:lsdException w:name="List Table 5 Dark Accent 6" w:uiPriority="50"/>
+    <w:lsdException w:name="List Table 6 Colorful Accent 6" w:uiPriority="51"/>
+    <w:lsdException w:name="List Table 7 Colorful Accent 6" w:uiPriority="52"/>
+  </w:latentStyles>
+  <w:style w:type="paragraph" w:default="1" w:styleId="Normal">
+    <w:name w:val="Normal"/>
+    <w:qFormat/>
+  </w:style>
+  <w:style w:type="character" w:default="1" w:styleId="Fuentedeprrafopredeter">
+    <w:name w:val="Default Paragraph Font"/>
+    <w:uiPriority w:val="1"/>
+    <w:semiHidden/>
+    <w:unhideWhenUsed/>
+  </w:style>
+  <w:style w:type="table" w:default="1" w:styleId="Tablanormal">
+    <w:name w:val="Normal Table"/>
+    <w:uiPriority w:val="99"/>
+    <w:semiHidden/>
+    <w:unhideWhenUsed/>
+    <w:tblPr>
+      <w:tblInd w:w="0" w:type="dxa"/>
+      <w:tblCellMar>
+        <w:top w:w="0" w:type="dxa"/>
+        <w:left w:w="108" w:type="dxa"/>
+        <w:bottom w:w="0" w:type="dxa"/>
+        <w:right w:w="108" w:type="dxa"/>
+      </w:tblCellMar>
+    </w:tblPr>
+  </w:style>
+  <w:style w:type="numbering" w:default="1" w:styleId="Sinlista">
+    <w:name w:val="No List"/>
+    <w:uiPriority w:val="99"/>
+    <w:semiHidden/>
+    <w:unhideWhenUsed/>
+  </w:style>
+  <w:style w:type="character" w:styleId="Textodelmarcadordeposicin">
+    <w:name w:val="Placeholder Text"/>
+    <w:basedOn w:val="Fuentedeprrafopredeter"/>
+    <w:uiPriority w:val="99"/>
+    <w:semiHidden/>
+    <w:rsid w:val="00903B28"/>
+    <w:rPr>
+      <w:color w:val="808080"/>
+    </w:rPr>
+  </w:style>
+</w:styles>
+</file>
+
+<file path=word/glossary/webSettings.xml><?xml version="1.0" encoding="utf-8"?>
+<w:webSettings xmlns:mc="http://schemas.openxmlformats.org/markup-compatibility/2006" xmlns:r="http://schemas.openxmlformats.org/officeDocument/2006/relationships" xmlns:w="http://schemas.openxmlformats.org/wordprocessingml/2006/main" xmlns:w14="http://schemas.microsoft.com/office/word/2010/wordml" xmlns:w15="http://schemas.microsoft.com/office/word/2012/wordml" mc:Ignorable="w14 w15">
+  <w:optimizeForBrowser/>
+  <w:allowPNG/>
+</w:webSettings>
 </file>
 
 <file path=word/theme/theme1.xml><?xml version="1.0" encoding="utf-8"?>
@@ -6045,7 +11043,7 @@
 </file>
 
 <file path=customXml/itemProps1.xml><?xml version="1.0" encoding="utf-8"?>
-<ds:datastoreItem xmlns:ds="http://schemas.openxmlformats.org/officeDocument/2006/customXml" ds:itemID="{81E2717A-3408-4C1A-A27B-2A1CFFA054BB}">
+<ds:datastoreItem xmlns:ds="http://schemas.openxmlformats.org/officeDocument/2006/customXml" ds:itemID="{C5CF2757-E4DE-4C24-9893-BB5963E2F982}">
   <ds:schemaRefs>
     <ds:schemaRef ds:uri="http://schemas.openxmlformats.org/officeDocument/2006/bibliography"/>
   </ds:schemaRefs>

--- a/Trabajo_Final/Trabajo Final R1-BORQUEZ-RAYES.docx
+++ b/Trabajo_Final/Trabajo Final R1-BORQUEZ-RAYES.docx
@@ -224,6 +224,14 @@
           <w:szCs w:val="36"/>
           <w:lang w:val="es-ES"/>
         </w:rPr>
+        <w:t xml:space="preserve">la </w:t>
+      </w:r>
+      <w:r>
+        <w:rPr>
+          <w:sz w:val="36"/>
+          <w:szCs w:val="36"/>
+          <w:lang w:val="es-ES"/>
+        </w:rPr>
         <w:t>manipulación de Pastillas Radioactivas</w:t>
       </w:r>
     </w:p>
@@ -2645,21 +2653,7 @@
         <w:rPr>
           <w:lang w:val="es-ES"/>
         </w:rPr>
-        <w:t xml:space="preserve">El estudio se enfoca inicialmente en definir la aplicación y el diseño de la celda robótica. Se utiliza la convención de </w:t>
-      </w:r>
-      <w:proofErr w:type="spellStart"/>
-      <w:r>
-        <w:rPr>
-          <w:lang w:val="es-ES"/>
-        </w:rPr>
-        <w:t>Denavit-Hartenberg</w:t>
-      </w:r>
-      <w:proofErr w:type="spellEnd"/>
-      <w:r>
-        <w:rPr>
-          <w:lang w:val="es-ES"/>
-        </w:rPr>
-        <w:t xml:space="preserve"> para modelar el rob</w:t>
+        <w:t>El estudio se enfoca inicialmente en definir la aplicación y el diseño de la celda robótica. Se utiliza la convención de Denavit-Hartenberg para modelar el rob</w:t>
       </w:r>
       <w:r>
         <w:rPr>
@@ -2756,27 +2750,13 @@
         <w:rPr>
           <w:lang w:val="es-ES"/>
         </w:rPr>
-        <w:t xml:space="preserve">ón del </w:t>
-      </w:r>
-      <w:proofErr w:type="spellStart"/>
-      <w:r>
-        <w:rPr>
-          <w:lang w:val="es-ES"/>
-        </w:rPr>
-        <w:t>L</w:t>
-      </w:r>
-      <w:r>
-        <w:rPr>
-          <w:lang w:val="es-ES"/>
-        </w:rPr>
-        <w:t>ayout</w:t>
-      </w:r>
-      <w:proofErr w:type="spellEnd"/>
-      <w:r>
-        <w:rPr>
-          <w:lang w:val="es-ES"/>
-        </w:rPr>
-        <w:t xml:space="preserve"> de la celda</w:t>
+        <w:t>ón del L</w:t>
+      </w:r>
+      <w:r>
+        <w:rPr>
+          <w:lang w:val="es-ES"/>
+        </w:rPr>
+        <w:t>ayout de la celda</w:t>
       </w:r>
     </w:p>
     <w:p>
@@ -2847,41 +2827,13 @@
         <w:rPr>
           <w:lang w:val="es-ES"/>
         </w:rPr>
-        <w:t xml:space="preserve">En </w:t>
-      </w:r>
-      <w:proofErr w:type="spellStart"/>
-      <w:r>
-        <w:rPr>
-          <w:lang w:val="es-ES"/>
-        </w:rPr>
-        <w:t>el</w:t>
-      </w:r>
-      <w:proofErr w:type="spellEnd"/>
-      <w:r>
-        <w:rPr>
-          <w:lang w:val="es-ES"/>
-        </w:rPr>
-        <w:t xml:space="preserve"> [Anexo] se muestran los</w:t>
-      </w:r>
-      <w:r>
-        <w:rPr>
-          <w:lang w:val="es-ES"/>
-        </w:rPr>
-        <w:t xml:space="preserve"> planos con el detalle del </w:t>
-      </w:r>
-      <w:proofErr w:type="spellStart"/>
-      <w:r>
-        <w:rPr>
-          <w:lang w:val="es-ES"/>
-        </w:rPr>
-        <w:t>layout</w:t>
-      </w:r>
-      <w:proofErr w:type="spellEnd"/>
-      <w:r>
-        <w:rPr>
-          <w:lang w:val="es-ES"/>
-        </w:rPr>
-        <w:t xml:space="preserve"> de la planta.</w:t>
+        <w:t>En el [Anexo] se muestran los</w:t>
+      </w:r>
+      <w:r>
+        <w:rPr>
+          <w:lang w:val="es-ES"/>
+        </w:rPr>
+        <w:t xml:space="preserve"> planos con el detalle del layout de la planta.</w:t>
       </w:r>
     </w:p>
     <w:p>
@@ -2929,20 +2881,20 @@
         <w:rPr>
           <w:lang w:val="es-ES"/>
         </w:rPr>
-        <w:t xml:space="preserve">átiles y en la Fig. 3 el modelo 3D simplificado que se elaboró para representarla. Se </w:t>
+        <w:t>átiles y en la Fig. 3 el modelo 3D simplificado que se elaboró para representarla. Se considera en este caso que la cámara tiene un alojamiento con tapa a rosca</w:t>
+      </w:r>
+      <w:r>
+        <w:rPr>
+          <w:lang w:val="es-ES"/>
+        </w:rPr>
+        <w:t xml:space="preserve"> con un giro de </w:t>
       </w:r>
       <w:r>
         <w:rPr>
           <w:lang w:val="es-ES"/>
         </w:rPr>
         <w:lastRenderedPageBreak/>
-        <w:t>considera en este caso que la cámara tiene un alojamiento con tapa a rosca</w:t>
-      </w:r>
-      <w:r>
-        <w:rPr>
-          <w:lang w:val="es-ES"/>
-        </w:rPr>
-        <w:t xml:space="preserve"> con un giro de 360° horario para cerrar y horario para cerrar. En el [Anexo] se muestra el plano con el detalle.</w:t>
+        <w:t>360° horario para cerrar y horario para cerrar. En el [Anexo] se muestra el plano con el detalle.</w:t>
       </w:r>
     </w:p>
     <w:p>
@@ -3207,21 +3159,7 @@
         <w:rPr>
           <w:lang w:val="es-ES"/>
         </w:rPr>
-        <w:t xml:space="preserve"> y en </w:t>
-      </w:r>
-      <w:proofErr w:type="spellStart"/>
-      <w:r>
-        <w:rPr>
-          <w:lang w:val="es-ES"/>
-        </w:rPr>
-        <w:t>el</w:t>
-      </w:r>
-      <w:proofErr w:type="spellEnd"/>
-      <w:r>
-        <w:rPr>
-          <w:lang w:val="es-ES"/>
-        </w:rPr>
-        <w:t xml:space="preserve"> </w:t>
+        <w:t xml:space="preserve"> y en el </w:t>
       </w:r>
       <w:r>
         <w:rPr>
@@ -3433,32 +3371,26 @@
         <w:rPr>
           <w:lang w:val="es-ES"/>
         </w:rPr>
-        <w:t xml:space="preserve">El UR10e es un robot colaborativo versátil, diseñado para tareas de automatización y con capacidad de carga media. Es ideal para aplicaciones de manipulación, ensamblaje, carga y </w:t>
-      </w:r>
+        <w:t>El UR10e es un robot colaborativo versátil, diseñado para tareas de automatización y con capacidad de carga media. Es ideal para aplicaciones de manipulación, ensamblaje, carga y descarga, en entornos que requieren precisión y seguridad. Destaca por su facilidad de programación y montaje, lo que facilita su inte</w:t>
+      </w:r>
+      <w:r>
+        <w:rPr>
+          <w:lang w:val="es-ES"/>
+        </w:rPr>
+        <w:t>gración en diversas industrias.</w:t>
+      </w:r>
+    </w:p>
+    <w:p>
+      <w:pPr>
+        <w:rPr>
+          <w:lang w:val="es-ES"/>
+        </w:rPr>
+      </w:pPr>
       <w:r>
         <w:rPr>
           <w:lang w:val="es-ES"/>
         </w:rPr>
         <w:lastRenderedPageBreak/>
-        <w:t>descarga, en entornos que requieren precisión y seguridad. Destaca por su facilidad de programación y montaje, lo que facilita su inte</w:t>
-      </w:r>
-      <w:r>
-        <w:rPr>
-          <w:lang w:val="es-ES"/>
-        </w:rPr>
-        <w:t>gración en diversas industrias.</w:t>
-      </w:r>
-    </w:p>
-    <w:p>
-      <w:pPr>
-        <w:rPr>
-          <w:lang w:val="es-ES"/>
-        </w:rPr>
-      </w:pPr>
-      <w:r>
-        <w:rPr>
-          <w:lang w:val="es-ES"/>
-        </w:rPr>
         <w:t>En este informe se destacan las características más relevantes para el análisis de la cinemática, determinadas a partir de la hoja de datos [referencia]. Es un robot tipo serie con 6 grados de libertad rotacionales y límites articulares de ±360° en todas sus articulaciones. En la Fig. 7 se muestra el robot, y en la Fig. 8,</w:t>
       </w:r>
       <w:r>
@@ -3492,21 +3424,7 @@
         <w:rPr>
           <w:lang w:val="es-ES"/>
         </w:rPr>
-        <w:t xml:space="preserve">Con un alcance máximo de 1300 mm y carga máxima de 12.5 kg, el UR10e es adecuado para esta aplicación. Su capacidad de torque en el extremo final es de alrededor de 10 </w:t>
-      </w:r>
-      <w:proofErr w:type="spellStart"/>
-      <w:r>
-        <w:rPr>
-          <w:lang w:val="es-ES"/>
-        </w:rPr>
-        <w:t>Nm</w:t>
-      </w:r>
-      <w:proofErr w:type="spellEnd"/>
-      <w:r>
-        <w:rPr>
-          <w:lang w:val="es-ES"/>
-        </w:rPr>
-        <w:t>, suficiente para la operación, considerando que el torque promedio para abrir roscas ronda dicho valor.</w:t>
+        <w:t>Con un alcance máximo de 1300 mm y carga máxima de 12.5 kg, el UR10e es adecuado para esta aplicación. Su capacidad de torque en el extremo final es de alrededor de 10 Nm, suficiente para la operación, considerando que el torque promedio para abrir roscas ronda dicho valor.</w:t>
       </w:r>
     </w:p>
     <w:p>
@@ -3584,19 +3502,8 @@
           <w:u w:val="none"/>
           <w:lang w:val="es-AR"/>
         </w:rPr>
-        <w:t xml:space="preserve"> </w:t>
-      </w:r>
-      <w:proofErr w:type="spellStart"/>
-      <w:r>
-        <w:rPr>
-          <w:rFonts w:eastAsiaTheme="minorHAnsi" w:cstheme="minorBidi"/>
-          <w:szCs w:val="22"/>
-          <w:u w:val="none"/>
-          <w:lang w:val="es-AR"/>
-        </w:rPr>
-        <w:t>gripper</w:t>
-      </w:r>
-      <w:proofErr w:type="spellEnd"/>
+        <w:t xml:space="preserve"> gripper</w:t>
+      </w:r>
       <w:r>
         <w:rPr>
           <w:rFonts w:eastAsiaTheme="minorHAnsi" w:cstheme="minorBidi"/>
@@ -3695,35 +3602,7 @@
         <w:rPr>
           <w:lang w:val="es-AR"/>
         </w:rPr>
-        <w:t xml:space="preserve">En concreto se considera la utilización del </w:t>
-      </w:r>
-      <w:proofErr w:type="spellStart"/>
-      <w:r>
-        <w:rPr>
-          <w:lang w:val="es-AR"/>
-        </w:rPr>
-        <w:t>gripper</w:t>
-      </w:r>
-      <w:proofErr w:type="spellEnd"/>
-      <w:r>
-        <w:rPr>
-          <w:lang w:val="es-AR"/>
-        </w:rPr>
-        <w:t xml:space="preserve"> de 3 dedos de </w:t>
-      </w:r>
-      <w:proofErr w:type="spellStart"/>
-      <w:r>
-        <w:rPr>
-          <w:lang w:val="es-AR"/>
-        </w:rPr>
-        <w:t>RobotiQ</w:t>
-      </w:r>
-      <w:proofErr w:type="spellEnd"/>
-      <w:r>
-        <w:rPr>
-          <w:lang w:val="es-AR"/>
-        </w:rPr>
-        <w:t xml:space="preserve"> que se muestra en la Fig. 9 [Anexo].</w:t>
+        <w:t>En concreto se considera la utilización del gripper de 3 dedos de RobotiQ que se muestra en la Fig. 9 [Anexo].</w:t>
       </w:r>
     </w:p>
     <w:p>
@@ -3859,7 +3738,6 @@
         <w:rPr>
           <w:lang w:val="es-ES"/>
         </w:rPr>
-        <w:lastRenderedPageBreak/>
         <w:t>4.</w:t>
       </w:r>
       <w:r>
@@ -3868,14 +3746,12 @@
         </w:rPr>
         <w:tab/>
       </w:r>
-      <w:proofErr w:type="spellStart"/>
       <w:r>
         <w:rPr>
           <w:lang w:val="es-ES"/>
         </w:rPr>
         <w:t>Denavit-Hartenberg</w:t>
       </w:r>
-      <w:proofErr w:type="spellEnd"/>
     </w:p>
     <w:p>
       <w:pPr>
@@ -3897,29 +3773,7 @@
           <w:szCs w:val="22"/>
           <w:lang w:val="es-ES"/>
         </w:rPr>
-        <w:t xml:space="preserve">Uno de los primeros pasos en el estudio de la cinemática del robot es la definición de los parámetros que representan su cadena cinemática. Esto permitirá luego establecer las transformaciones entre los marcos de referencia de las articulaciones, la base y el efector final para distintas configuraciones articulares. Aunque existen diversas maneras de definir estas transformaciones, es común adoptar una convención específica que determine los parámetros considerados y su significado. En este trabajo, se adopta la convención de </w:t>
-      </w:r>
-      <w:proofErr w:type="spellStart"/>
-      <w:r>
-        <w:rPr>
-          <w:rFonts w:eastAsiaTheme="minorHAnsi" w:cstheme="minorBidi"/>
-          <w:b w:val="0"/>
-          <w:sz w:val="24"/>
-          <w:szCs w:val="22"/>
-          <w:lang w:val="es-ES"/>
-        </w:rPr>
-        <w:t>Denavit-Hartenberg</w:t>
-      </w:r>
-      <w:proofErr w:type="spellEnd"/>
-      <w:r>
-        <w:rPr>
-          <w:rFonts w:eastAsiaTheme="minorHAnsi" w:cstheme="minorBidi"/>
-          <w:b w:val="0"/>
-          <w:sz w:val="24"/>
-          <w:szCs w:val="22"/>
-          <w:lang w:val="es-ES"/>
-        </w:rPr>
-        <w:t>, cuya aplicación se detalla a continuación.</w:t>
+        <w:t>Uno de los primeros pasos en el estudio de la cinemática del robot es la definición de los parámetros que representan su cadena cinemática. Esto permitirá luego establecer las transformaciones entre los marcos de referencia de las articulaciones, la base y el efector final para distintas configuraciones articulares. Aunque existen diversas maneras de definir estas transformaciones, es común adoptar una convención específica que determine los parámetros considerados y su significado. En este trabajo, se adopta la convención de Denavit-Hartenberg, cuya aplicación se detalla a continuación.</w:t>
       </w:r>
     </w:p>
     <w:p>
@@ -3979,6 +3833,7 @@
         <w:rPr>
           <w:lang w:val="es-ES"/>
         </w:rPr>
+        <w:lastRenderedPageBreak/>
         <w:t>Fig. 12</w:t>
       </w:r>
     </w:p>
@@ -4078,16 +3933,8 @@
           <w:lang w:val="es-ES"/>
         </w:rPr>
         <w:tab/>
-        <w:t xml:space="preserve">Matriz de </w:t>
-      </w:r>
-      <w:proofErr w:type="spellStart"/>
-      <w:r>
-        <w:rPr>
-          <w:lang w:val="es-ES"/>
-        </w:rPr>
-        <w:t>Denavit-Hartenberg</w:t>
-      </w:r>
-      <w:proofErr w:type="spellEnd"/>
+        <w:t>Matriz de Denavit-Hartenberg</w:t>
+      </w:r>
     </w:p>
     <w:p>
       <w:pPr>
@@ -5430,21 +5277,7 @@
           <w:lang w:val="es-ES"/>
         </w:rPr>
         <w:tab/>
-        <w:t xml:space="preserve">Tabla 1: Parámetros de </w:t>
-      </w:r>
-      <w:proofErr w:type="spellStart"/>
-      <w:r>
-        <w:rPr>
-          <w:lang w:val="es-ES"/>
-        </w:rPr>
-        <w:t>Denavit-Hartenberg</w:t>
-      </w:r>
-      <w:proofErr w:type="spellEnd"/>
-      <w:r>
-        <w:rPr>
-          <w:lang w:val="es-ES"/>
-        </w:rPr>
-        <w:t xml:space="preserve"> del Robot,</w:t>
+        <w:t>Tabla 1: Parámetros de Denavit-Hartenberg del Robot,</w:t>
       </w:r>
     </w:p>
     <w:p>
@@ -5458,7 +5291,6 @@
         <w:rPr>
           <w:lang w:val="es-ES"/>
         </w:rPr>
-        <w:lastRenderedPageBreak/>
         <w:t>4.4</w:t>
       </w:r>
       <w:r>
@@ -5506,13 +5338,13 @@
           <w:tab w:val="left" w:pos="8647"/>
         </w:tabs>
         <w:rPr>
-          <w:lang w:val="en-GB"/>
+          <w:lang w:val="es-AR"/>
         </w:rPr>
       </w:pPr>
       <w:r>
         <w:rPr>
           <w:rFonts w:eastAsiaTheme="minorEastAsia"/>
-          <w:lang w:val="en-GB"/>
+          <w:lang w:val="es-AR"/>
         </w:rPr>
         <w:tab/>
       </w:r>
@@ -5521,7 +5353,13 @@
           <w:rPr>
             <w:lang w:val="en-GB"/>
           </w:rPr>
-          <m:t xml:space="preserve">offset = </m:t>
+          <m:t>offset</m:t>
+        </m:r>
+        <m:r>
+          <w:rPr>
+            <w:lang w:val="es-AR"/>
+          </w:rPr>
+          <m:t xml:space="preserve"> = </m:t>
         </m:r>
         <m:d>
           <m:dPr>
@@ -5555,7 +5393,7 @@
               <m:den>
                 <m:r>
                   <w:rPr>
-                    <w:lang w:val="en-GB"/>
+                    <w:lang w:val="es-AR"/>
                   </w:rPr>
                   <m:t>2</m:t>
                 </m:r>
@@ -5563,7 +5401,7 @@
             </m:f>
             <m:r>
               <w:rPr>
-                <w:lang w:val="en-GB"/>
+                <w:lang w:val="es-AR"/>
               </w:rPr>
               <m:t xml:space="preserve">  </m:t>
             </m:r>
@@ -5587,7 +5425,7 @@
               <m:den>
                 <m:r>
                   <w:rPr>
-                    <w:lang w:val="en-GB"/>
+                    <w:lang w:val="es-AR"/>
                   </w:rPr>
                   <m:t>2</m:t>
                 </m:r>
@@ -5595,21 +5433,9 @@
             </m:f>
             <m:r>
               <w:rPr>
-                <w:lang w:val="en-GB"/>
-              </w:rPr>
-              <m:t xml:space="preserve">  </m:t>
-            </m:r>
-            <m:r>
-              <w:rPr>
-                <w:lang w:val="en-GB"/>
-              </w:rPr>
-              <m:t xml:space="preserve">0 </m:t>
-            </m:r>
-            <m:r>
-              <w:rPr>
-                <w:lang w:val="en-GB"/>
-              </w:rPr>
-              <m:t xml:space="preserve"> </m:t>
+                <w:lang w:val="es-AR"/>
+              </w:rPr>
+              <m:t xml:space="preserve">  0  </m:t>
             </m:r>
             <m:f>
               <m:fPr>
@@ -5631,7 +5457,7 @@
               <m:den>
                 <m:r>
                   <w:rPr>
-                    <w:lang w:val="en-GB"/>
+                    <w:lang w:val="es-AR"/>
                   </w:rPr>
                   <m:t>2</m:t>
                 </m:r>
@@ -5639,27 +5465,21 @@
             </m:f>
             <m:r>
               <w:rPr>
-                <w:lang w:val="en-GB"/>
-              </w:rPr>
-              <m:t xml:space="preserve"> </m:t>
+                <w:lang w:val="es-AR"/>
+              </w:rPr>
+              <m:t xml:space="preserve">  -</m:t>
             </m:r>
             <m:r>
               <w:rPr>
                 <w:lang w:val="en-GB"/>
               </w:rPr>
-              <m:t xml:space="preserve"> </m:t>
+              <m:t>π</m:t>
             </m:r>
             <m:r>
               <w:rPr>
-                <w:lang w:val="en-GB"/>
-              </w:rPr>
-              <m:t>-</m:t>
-            </m:r>
-            <m:r>
-              <w:rPr>
-                <w:lang w:val="en-GB"/>
-              </w:rPr>
-              <m:t>π  0</m:t>
+                <w:lang w:val="es-AR"/>
+              </w:rPr>
+              <m:t xml:space="preserve">  0</m:t>
             </m:r>
           </m:e>
         </m:d>
@@ -5667,7 +5487,7 @@
       <w:r>
         <w:rPr>
           <w:rFonts w:eastAsiaTheme="minorEastAsia"/>
-          <w:lang w:val="en-GB"/>
+          <w:lang w:val="es-AR"/>
         </w:rPr>
         <w:tab/>
         <w:t>(1)</w:t>
@@ -5759,28 +5579,47 @@
       <w:pPr>
         <w:jc w:val="center"/>
         <w:rPr>
+          <w:lang w:val="es-AR"/>
+        </w:rPr>
+      </w:pPr>
+      <w:r>
+        <w:rPr>
+          <w:lang w:val="es-AR"/>
+        </w:rPr>
+        <w:t>Fig.15</w:t>
+      </w:r>
+    </w:p>
+    <w:p>
+      <w:pPr>
+        <w:rPr>
+          <w:lang w:val="es-AR"/>
+        </w:rPr>
+      </w:pPr>
+      <w:r>
+        <w:rPr>
+          <w:lang w:val="es-AR"/>
+        </w:rPr>
+        <w:lastRenderedPageBreak/>
+        <w:t>Los límites de</w:t>
+      </w:r>
+    </w:p>
+    <w:p>
+      <w:pPr>
+        <w:tabs>
+          <w:tab w:val="center" w:pos="4678"/>
+          <w:tab w:val="left" w:pos="8505"/>
+        </w:tabs>
+        <w:rPr>
+          <w:rFonts w:eastAsiaTheme="minorEastAsia"/>
           <w:lang w:val="en-GB"/>
         </w:rPr>
       </w:pPr>
       <w:r>
         <w:rPr>
+          <w:rFonts w:eastAsiaTheme="minorEastAsia"/>
           <w:lang w:val="en-GB"/>
         </w:rPr>
-        <w:t>Fig.15</w:t>
-      </w:r>
-    </w:p>
-    <w:p>
-      <w:pPr>
-        <w:rPr>
-          <w:rFonts w:eastAsiaTheme="minorEastAsia"/>
-          <w:lang w:val="es-AR"/>
-        </w:rPr>
-      </w:pPr>
-      <w:r>
-        <w:rPr>
-          <w:lang w:val="es-AR"/>
-        </w:rPr>
-        <w:t xml:space="preserve">Los límites de </w:t>
+        <w:tab/>
       </w:r>
       <m:oMath>
         <m:sSub>
@@ -5811,7 +5650,7 @@
         </m:sSub>
         <m:r>
           <w:rPr>
-            <w:lang w:val="es-AR"/>
+            <w:lang w:val="en-GB"/>
           </w:rPr>
           <m:t xml:space="preserve"> =</m:t>
         </m:r>
@@ -5843,7 +5682,7 @@
         </m:sSub>
         <m:r>
           <w:rPr>
-            <w:lang w:val="es-AR"/>
+            <w:lang w:val="en-GB"/>
           </w:rPr>
           <m:t>+</m:t>
         </m:r>
@@ -5883,9 +5722,38 @@
       <w:r>
         <w:rPr>
           <w:rFonts w:eastAsiaTheme="minorEastAsia"/>
+          <w:lang w:val="en-GB"/>
+        </w:rPr>
+        <w:tab/>
+      </w:r>
+      <w:r>
+        <w:rPr>
+          <w:rFonts w:eastAsiaTheme="minorEastAsia"/>
+          <w:lang w:val="en-GB"/>
+        </w:rPr>
+        <w:t>(2)</w:t>
+      </w:r>
+    </w:p>
+    <w:p>
+      <w:pPr>
+        <w:rPr>
+          <w:rFonts w:eastAsiaTheme="minorEastAsia"/>
           <w:lang w:val="es-AR"/>
         </w:rPr>
-        <w:t xml:space="preserve"> son de </w:t>
+      </w:pPr>
+      <w:r>
+        <w:rPr>
+          <w:rFonts w:eastAsiaTheme="minorEastAsia"/>
+          <w:lang w:val="es-AR"/>
+        </w:rPr>
+        <w:t>S</w:t>
+      </w:r>
+      <w:r>
+        <w:rPr>
+          <w:rFonts w:eastAsiaTheme="minorEastAsia"/>
+          <w:lang w:val="es-AR"/>
+        </w:rPr>
+        <w:t xml:space="preserve">on de </w:t>
       </w:r>
       <m:oMath>
         <m:r>
@@ -5917,17 +5785,8 @@
           <w:rFonts w:eastAsiaTheme="minorEastAsia"/>
           <w:lang w:val="es-AR"/>
         </w:rPr>
-        <w:t xml:space="preserve">4.5 Matriz de Base y </w:t>
-      </w:r>
-      <w:proofErr w:type="spellStart"/>
-      <w:r>
-        <w:rPr>
-          <w:rFonts w:eastAsiaTheme="minorEastAsia"/>
-          <w:lang w:val="es-AR"/>
-        </w:rPr>
-        <w:t>Tool</w:t>
-      </w:r>
-      <w:proofErr w:type="spellEnd"/>
+        <w:t>4.5 Matriz de Base y Tool</w:t>
+      </w:r>
     </w:p>
     <w:p>
       <w:pPr>
@@ -6346,7 +6205,14 @@
           <w:lang w:val="es-AR"/>
         </w:rPr>
         <w:tab/>
-        <w:t>(2)</w:t>
+        <w:t>(3</w:t>
+      </w:r>
+      <w:r>
+        <w:rPr>
+          <w:rFonts w:eastAsiaTheme="minorEastAsia"/>
+          <w:lang w:val="es-AR"/>
+        </w:rPr>
+        <w:t>)</w:t>
       </w:r>
     </w:p>
     <w:p>
@@ -6509,9 +6375,8 @@
           <w:szCs w:val="22"/>
           <w:lang w:val="es-AR"/>
         </w:rPr>
-        <w:t xml:space="preserve"> “</w:t>
-      </w:r>
-      <w:proofErr w:type="spellStart"/>
+        <w:t xml:space="preserve"> “Tool Center Point”</w:t>
+      </w:r>
       <w:r>
         <w:rPr>
           <w:rFonts w:eastAsiaTheme="minorHAnsi" w:cstheme="minorBidi"/>
@@ -6520,9 +6385,8 @@
           <w:szCs w:val="22"/>
           <w:lang w:val="es-AR"/>
         </w:rPr>
-        <w:t>Tool</w:t>
-      </w:r>
-      <w:proofErr w:type="spellEnd"/>
+        <w:t xml:space="preserve"> a lo largo del eje Z de la brida</w:t>
+      </w:r>
       <w:r>
         <w:rPr>
           <w:rFonts w:eastAsiaTheme="minorHAnsi" w:cstheme="minorBidi"/>
@@ -6531,40 +6395,8 @@
           <w:szCs w:val="22"/>
           <w:lang w:val="es-AR"/>
         </w:rPr>
-        <w:t xml:space="preserve"> Center Point”</w:t>
-      </w:r>
-      <w:r>
-        <w:rPr>
-          <w:rFonts w:eastAsiaTheme="minorHAnsi" w:cstheme="minorBidi"/>
-          <w:b w:val="0"/>
-          <w:sz w:val="24"/>
-          <w:szCs w:val="22"/>
-          <w:lang w:val="es-AR"/>
-        </w:rPr>
-        <w:t xml:space="preserve"> a lo largo del eje Z de la brida</w:t>
-      </w:r>
-      <w:r>
-        <w:rPr>
-          <w:rFonts w:eastAsiaTheme="minorHAnsi" w:cstheme="minorBidi"/>
-          <w:b w:val="0"/>
-          <w:sz w:val="24"/>
-          <w:szCs w:val="22"/>
-          <w:lang w:val="es-AR"/>
-        </w:rPr>
-        <w:t xml:space="preserve"> hasta ¾ de la extensión máxima del </w:t>
-      </w:r>
-      <w:proofErr w:type="spellStart"/>
-      <w:r>
-        <w:rPr>
-          <w:rFonts w:eastAsiaTheme="minorHAnsi" w:cstheme="minorBidi"/>
-          <w:b w:val="0"/>
-          <w:sz w:val="24"/>
-          <w:szCs w:val="22"/>
-          <w:lang w:val="es-AR"/>
-        </w:rPr>
-        <w:t>gripper</w:t>
-      </w:r>
-      <w:proofErr w:type="spellEnd"/>
+        <w:t xml:space="preserve"> hasta ¾ de la extensión máxima del gripper</w:t>
+      </w:r>
       <w:r>
         <w:rPr>
           <w:rFonts w:eastAsiaTheme="minorHAnsi" w:cstheme="minorBidi"/>
@@ -6933,7 +6765,14 @@
           <w:lang w:val="es-AR"/>
         </w:rPr>
         <w:tab/>
-        <w:t>(3)</w:t>
+        <w:t>(4</w:t>
+      </w:r>
+      <w:r>
+        <w:rPr>
+          <w:rFonts w:eastAsiaTheme="minorEastAsia"/>
+          <w:lang w:val="es-AR"/>
+        </w:rPr>
+        <w:t>)</w:t>
       </w:r>
     </w:p>
     <w:p>
@@ -7013,12 +6852,6 @@
         <w:tab/>
       </w:r>
       <m:oMath>
-        <m:r>
-          <w:rPr>
-            <w:lang w:val="es-ES"/>
-          </w:rPr>
-          <w:tab/>
-        </m:r>
         <m:d>
           <m:dPr>
             <m:ctrlPr>
@@ -7116,105 +6949,27 @@
           <w:lang w:val="es-ES"/>
         </w:rPr>
         <w:tab/>
-        <w:t>(4)</w:t>
-      </w:r>
-    </w:p>
-    <w:p>
-      <w:pPr>
-        <w:rPr>
-          <w:lang w:val="es-ES"/>
-        </w:rPr>
-      </w:pPr>
-      <w:r>
-        <w:rPr>
-          <w:lang w:val="es-ES"/>
-        </w:rPr>
-        <w:lastRenderedPageBreak/>
-        <w:t xml:space="preserve">La solución del problema consiste en aplicar la serie de transformaciones entre los sistemas de coordenadas definidos al aplicar la convención de </w:t>
-      </w:r>
-      <w:proofErr w:type="spellStart"/>
-      <w:r>
-        <w:rPr>
-          <w:lang w:val="es-ES"/>
-        </w:rPr>
-        <w:t>Denavit-Hartenberg</w:t>
-      </w:r>
-      <w:proofErr w:type="spellEnd"/>
-      <w:r>
-        <w:rPr>
-          <w:lang w:val="es-ES"/>
-        </w:rPr>
-        <w:t>. En la práctica de este trabajo final, dicho problema se resuelve mediante el método “</w:t>
-      </w:r>
-      <w:proofErr w:type="spellStart"/>
-      <w:r>
-        <w:rPr>
-          <w:lang w:val="es-ES"/>
-        </w:rPr>
-        <w:t>fkine</w:t>
-      </w:r>
-      <w:proofErr w:type="spellEnd"/>
-      <w:r>
-        <w:rPr>
-          <w:lang w:val="es-ES"/>
-        </w:rPr>
-        <w:t>” de la clase “</w:t>
-      </w:r>
-      <w:proofErr w:type="spellStart"/>
-      <w:r>
-        <w:rPr>
-          <w:lang w:val="es-ES"/>
-        </w:rPr>
-        <w:t>SerialLink</w:t>
-      </w:r>
-      <w:proofErr w:type="spellEnd"/>
-      <w:r>
-        <w:rPr>
-          <w:lang w:val="es-ES"/>
-        </w:rPr>
-        <w:t xml:space="preserve">” del </w:t>
-      </w:r>
-      <w:proofErr w:type="spellStart"/>
-      <w:r>
-        <w:rPr>
-          <w:lang w:val="es-ES"/>
-        </w:rPr>
-        <w:t>robotics</w:t>
-      </w:r>
-      <w:proofErr w:type="spellEnd"/>
-      <w:r>
-        <w:rPr>
-          <w:lang w:val="es-ES"/>
-        </w:rPr>
-        <w:t xml:space="preserve"> </w:t>
-      </w:r>
-      <w:proofErr w:type="spellStart"/>
-      <w:r>
-        <w:rPr>
-          <w:lang w:val="es-ES"/>
-        </w:rPr>
-        <w:t>Toolbox</w:t>
-      </w:r>
-      <w:proofErr w:type="spellEnd"/>
-      <w:r>
-        <w:rPr>
-          <w:lang w:val="es-ES"/>
-        </w:rPr>
-        <w:t xml:space="preserve"> de Peter </w:t>
-      </w:r>
-      <w:proofErr w:type="spellStart"/>
-      <w:r>
-        <w:rPr>
-          <w:lang w:val="es-ES"/>
-        </w:rPr>
-        <w:t>Corke</w:t>
-      </w:r>
-      <w:proofErr w:type="spellEnd"/>
-      <w:r>
-        <w:rPr>
-          <w:lang w:val="es-ES"/>
-        </w:rPr>
-        <w:t>.</w:t>
+        <w:t>(5</w:t>
+      </w:r>
+      <w:r>
+        <w:rPr>
+          <w:rFonts w:eastAsiaTheme="minorEastAsia"/>
+          <w:lang w:val="es-ES"/>
+        </w:rPr>
+        <w:t>)</w:t>
+      </w:r>
+    </w:p>
+    <w:p>
+      <w:pPr>
+        <w:rPr>
+          <w:lang w:val="es-ES"/>
+        </w:rPr>
+      </w:pPr>
+      <w:r>
+        <w:rPr>
+          <w:lang w:val="es-ES"/>
+        </w:rPr>
+        <w:t>La solución del problema consiste en aplicar la serie de transformaciones entre los sistemas de coordenadas definidos al aplicar la convención de Denavit-Hartenberg. En la práctica de este trabajo final, dicho problema se resuelve mediante el método “fkine” de la clase “SerialLink” del robotics Toolbox de Peter Corke.</w:t>
       </w:r>
       <w:bookmarkStart w:id="2" w:name="_Toc181286756"/>
     </w:p>
@@ -7274,12 +7029,6 @@
         <w:tab/>
       </w:r>
       <m:oMath>
-        <m:r>
-          <w:rPr>
-            <w:lang w:val="es-ES"/>
-          </w:rPr>
-          <w:tab/>
-        </m:r>
         <m:bar>
           <m:barPr>
             <m:pos m:val="top"/>
@@ -7356,21 +7105,7 @@
             <w:rFonts w:eastAsiaTheme="minorEastAsia"/>
             <w:lang w:val="es-ES"/>
           </w:rPr>
-          <m:t xml:space="preserve"> = f(</m:t>
-        </m:r>
-        <m:r>
-          <w:rPr>
-            <w:rFonts w:eastAsiaTheme="minorEastAsia"/>
-            <w:lang w:val="es-ES"/>
-          </w:rPr>
-          <m:t>x, y, z, α, β, γ</m:t>
-        </m:r>
-        <m:r>
-          <w:rPr>
-            <w:rFonts w:eastAsiaTheme="minorEastAsia"/>
-            <w:lang w:val="es-ES"/>
-          </w:rPr>
-          <m:t>)</m:t>
+          <m:t xml:space="preserve"> = f(x, y, z, α, β, γ)</m:t>
         </m:r>
       </m:oMath>
       <w:r>
@@ -7379,22 +7114,37 @@
           <w:lang w:val="es-ES"/>
         </w:rPr>
         <w:tab/>
-        <w:t>(5)</w:t>
-      </w:r>
-    </w:p>
-    <w:p>
-      <w:pPr>
+        <w:t>(6</w:t>
+      </w:r>
+      <w:r>
         <w:rPr>
           <w:rFonts w:eastAsiaTheme="minorEastAsia"/>
           <w:lang w:val="es-ES"/>
         </w:rPr>
-      </w:pPr>
-      <w:r>
+        <w:t>)</w:t>
+      </w:r>
+    </w:p>
+    <w:p>
+      <w:pPr>
         <w:rPr>
           <w:rFonts w:eastAsiaTheme="minorEastAsia"/>
           <w:lang w:val="es-ES"/>
         </w:rPr>
-        <w:t>Tomando como guía un trabajo realizado al respecto de la cinemática inversa de este tipo de robots [referencia], el problema se resuelve utilizando el método algebraico. Este método consiste en resolver el sistema de ecuaciones que se obtiene al igualar la matriz de transformación de la cinemática directa dada en forma paramétrica a partir de las variables articulares, con la matriz constante del problema:</w:t>
+      </w:pPr>
+      <w:r>
+        <w:rPr>
+          <w:rFonts w:eastAsiaTheme="minorEastAsia"/>
+          <w:lang w:val="es-ES"/>
+        </w:rPr>
+        <w:t xml:space="preserve">Tomando como guía un trabajo realizado al respecto de la cinemática inversa de este tipo de robots [referencia], el problema se resuelve utilizando el método algebraico. Este método </w:t>
+      </w:r>
+      <w:r>
+        <w:rPr>
+          <w:rFonts w:eastAsiaTheme="minorEastAsia"/>
+          <w:lang w:val="es-ES"/>
+        </w:rPr>
+        <w:lastRenderedPageBreak/>
+        <w:t>consiste en resolver el sistema de ecuaciones que se obtiene al igualar la matriz de transformación de la cinemática directa dada en forma paramétrica a partir de las variables articulares, con la matriz constante del problema:</w:t>
       </w:r>
     </w:p>
     <w:p>
@@ -7487,7 +7237,14 @@
           <w:lang w:val="es-ES"/>
         </w:rPr>
         <w:tab/>
-        <w:t>(6)</w:t>
+        <w:t>(7</w:t>
+      </w:r>
+      <w:r>
+        <w:rPr>
+          <w:rFonts w:eastAsiaTheme="minorEastAsia"/>
+          <w:lang w:val="es-ES"/>
+        </w:rPr>
+        <w:t>)</w:t>
       </w:r>
     </w:p>
     <w:p>
@@ -7600,7 +7357,14 @@
           <w:lang w:val="es-ES"/>
         </w:rPr>
         <w:tab/>
-        <w:t>(7)</w:t>
+        <w:t>(8</w:t>
+      </w:r>
+      <w:r>
+        <w:rPr>
+          <w:rFonts w:eastAsiaTheme="minorEastAsia"/>
+          <w:lang w:val="es-ES"/>
+        </w:rPr>
+        <w:t>)</w:t>
       </w:r>
     </w:p>
     <w:p>
@@ -7653,23 +7417,7 @@
           <w:lang w:val="es-ES"/>
         </w:rPr>
         <w:tab/>
-        <w:t>: es el objeto robot de la clase “</w:t>
-      </w:r>
-      <w:proofErr w:type="spellStart"/>
-      <w:r>
-        <w:rPr>
-          <w:rFonts w:eastAsiaTheme="minorEastAsia"/>
-          <w:lang w:val="es-ES"/>
-        </w:rPr>
-        <w:t>SerialLink</w:t>
-      </w:r>
-      <w:proofErr w:type="spellEnd"/>
-      <w:r>
-        <w:rPr>
-          <w:rFonts w:eastAsiaTheme="minorEastAsia"/>
-          <w:lang w:val="es-ES"/>
-        </w:rPr>
-        <w:t>”</w:t>
+        <w:t>: es el objeto robot de la clase “SerialLink”</w:t>
       </w:r>
     </w:p>
     <w:p>
@@ -8027,7 +7775,21 @@
           <w:rFonts w:eastAsiaTheme="minorEastAsia"/>
           <w:lang w:val="es-ES"/>
         </w:rPr>
-        <w:t>son todas las soluciones posibles ordenadas por fila.</w:t>
+        <w:t>son todas las soluciones posibles ordenadas por fila</w:t>
+      </w:r>
+      <w:r>
+        <w:rPr>
+          <w:rFonts w:eastAsiaTheme="minorEastAsia"/>
+          <w:lang w:val="es-ES"/>
+        </w:rPr>
+        <w:t>s</w:t>
+      </w:r>
+      <w:r>
+        <w:rPr>
+          <w:rFonts w:eastAsiaTheme="minorEastAsia"/>
+          <w:lang w:val="es-ES"/>
+        </w:rPr>
+        <w:t>.</w:t>
       </w:r>
     </w:p>
     <w:p>
@@ -8045,56 +7807,534 @@
           <w:rFonts w:eastAsiaTheme="minorEastAsia"/>
           <w:lang w:val="es-ES"/>
         </w:rPr>
-        <w:t xml:space="preserve">La solución del problema algebraico, arroja en sí 8 posibles soluciones para cada posición alcanzable. Sin embargo. </w:t>
-      </w:r>
-    </w:p>
-    <w:p>
-      <w:pPr>
-        <w:rPr>
-          <w:lang w:val="es-ES"/>
-        </w:rPr>
-      </w:pPr>
-      <w:r>
-        <w:rPr>
-          <w:lang w:val="es-ES"/>
-        </w:rPr>
-        <w:t xml:space="preserve">En </w:t>
-      </w:r>
-      <w:proofErr w:type="spellStart"/>
-      <w:r>
-        <w:rPr>
-          <w:lang w:val="es-ES"/>
-        </w:rPr>
-        <w:t>el</w:t>
-      </w:r>
-      <w:proofErr w:type="spellEnd"/>
-      <w:r>
-        <w:rPr>
-          <w:lang w:val="es-ES"/>
-        </w:rPr>
-        <w:t xml:space="preserve"> [anexo] se muestra la formulación extendida del problema por el método </w:t>
-      </w:r>
-      <w:bookmarkStart w:id="3" w:name="_GoBack"/>
-      <w:bookmarkEnd w:id="3"/>
-      <w:r>
-        <w:rPr>
-          <w:lang w:val="es-ES"/>
-        </w:rPr>
-        <w:t xml:space="preserve">algebraico junto con la síntesis de ecuaciones que permiten obtener los valores de las variables articulares y en </w:t>
-      </w:r>
-      <w:proofErr w:type="spellStart"/>
-      <w:r>
-        <w:rPr>
-          <w:lang w:val="es-ES"/>
-        </w:rPr>
-        <w:t>el</w:t>
-      </w:r>
-      <w:proofErr w:type="spellEnd"/>
-      <w:r>
-        <w:rPr>
-          <w:lang w:val="es-ES"/>
-        </w:rPr>
-        <w:t xml:space="preserve"> [anexo] la implementación en código.</w:t>
+        <w:t xml:space="preserve">El </w:t>
+      </w:r>
+      <w:r>
+        <w:rPr>
+          <w:rFonts w:eastAsiaTheme="minorEastAsia"/>
+          <w:lang w:val="es-ES"/>
+        </w:rPr>
+        <w:t>proble</w:t>
+      </w:r>
+      <w:r>
+        <w:rPr>
+          <w:rFonts w:eastAsiaTheme="minorEastAsia"/>
+          <w:lang w:val="es-ES"/>
+        </w:rPr>
+        <w:t>ma algebraico</w:t>
+      </w:r>
+      <w:r>
+        <w:rPr>
+          <w:rFonts w:eastAsiaTheme="minorEastAsia"/>
+          <w:lang w:val="es-ES"/>
+        </w:rPr>
+        <w:t xml:space="preserve"> arroja en sí 8 soluciones para cada </w:t>
+      </w:r>
+      <w:r>
+        <w:rPr>
+          <w:rFonts w:eastAsiaTheme="minorEastAsia"/>
+          <w:lang w:val="es-ES"/>
+        </w:rPr>
+        <w:t xml:space="preserve">postura alcanzable, en las que todas las variables </w:t>
+      </w:r>
+      <m:oMath>
+        <m:sSub>
+          <m:sSubPr>
+            <m:ctrlPr>
+              <w:rPr>
+                <w:rFonts w:eastAsiaTheme="minorEastAsia"/>
+                <w:i/>
+                <w:lang w:val="es-ES"/>
+              </w:rPr>
+            </m:ctrlPr>
+          </m:sSubPr>
+          <m:e>
+            <m:r>
+              <w:rPr>
+                <w:rFonts w:eastAsiaTheme="minorEastAsia"/>
+                <w:lang w:val="es-ES"/>
+              </w:rPr>
+              <m:t>θ</m:t>
+            </m:r>
+          </m:e>
+          <m:sub>
+            <m:r>
+              <w:rPr>
+                <w:rFonts w:eastAsiaTheme="minorEastAsia"/>
+                <w:lang w:val="es-ES"/>
+              </w:rPr>
+              <m:t>i</m:t>
+            </m:r>
+          </m:sub>
+        </m:sSub>
+      </m:oMath>
+      <w:r>
+        <w:rPr>
+          <w:rFonts w:eastAsiaTheme="minorEastAsia"/>
+          <w:lang w:val="es-ES"/>
+        </w:rPr>
+        <w:t xml:space="preserve"> toman valores en el intervalo </w:t>
+      </w:r>
+      <m:oMath>
+        <m:r>
+          <w:rPr>
+            <w:rFonts w:eastAsiaTheme="minorEastAsia"/>
+            <w:lang w:val="es-ES"/>
+          </w:rPr>
+          <m:t>[-2π, 2π]</m:t>
+        </m:r>
+      </m:oMath>
+      <w:r>
+        <w:rPr>
+          <w:rFonts w:eastAsiaTheme="minorEastAsia"/>
+          <w:lang w:val="es-ES"/>
+        </w:rPr>
+        <w:t xml:space="preserve">. </w:t>
+      </w:r>
+      <w:r>
+        <w:rPr>
+          <w:rFonts w:eastAsiaTheme="minorEastAsia"/>
+          <w:lang w:val="es-ES"/>
+        </w:rPr>
+        <w:t xml:space="preserve">Por cada una de estas </w:t>
+      </w:r>
+      <w:r>
+        <w:rPr>
+          <w:rFonts w:eastAsiaTheme="minorEastAsia"/>
+          <w:lang w:val="es-ES"/>
+        </w:rPr>
+        <w:t>soluciones</w:t>
+      </w:r>
+      <w:r>
+        <w:rPr>
+          <w:rFonts w:eastAsiaTheme="minorEastAsia"/>
+          <w:lang w:val="es-ES"/>
+        </w:rPr>
+        <w:t xml:space="preserve"> </w:t>
+      </w:r>
+      <m:oMath>
+        <m:bar>
+          <m:barPr>
+            <m:pos m:val="top"/>
+            <m:ctrlPr>
+              <w:rPr>
+                <w:rFonts w:eastAsiaTheme="minorEastAsia"/>
+                <w:i/>
+                <w:lang w:val="es-ES"/>
+              </w:rPr>
+            </m:ctrlPr>
+          </m:barPr>
+          <m:e>
+            <m:r>
+              <w:rPr>
+                <w:rFonts w:eastAsiaTheme="minorEastAsia"/>
+                <w:lang w:val="es-ES"/>
+              </w:rPr>
+              <m:t>θ</m:t>
+            </m:r>
+          </m:e>
+        </m:bar>
+      </m:oMath>
+      <w:r>
+        <w:rPr>
+          <w:rFonts w:eastAsiaTheme="minorEastAsia"/>
+          <w:lang w:val="es-ES"/>
+        </w:rPr>
+        <w:t xml:space="preserve">, supóngase que </w:t>
+      </w:r>
+      <w:r>
+        <w:rPr>
+          <w:rFonts w:eastAsiaTheme="minorEastAsia"/>
+          <w:lang w:val="es-ES"/>
+        </w:rPr>
+        <w:t>se genera</w:t>
+      </w:r>
+      <w:r>
+        <w:rPr>
+          <w:rFonts w:eastAsiaTheme="minorEastAsia"/>
+          <w:lang w:val="es-ES"/>
+        </w:rPr>
+        <w:t xml:space="preserve"> otra</w:t>
+      </w:r>
+      <w:r>
+        <w:rPr>
+          <w:rFonts w:eastAsiaTheme="minorEastAsia"/>
+          <w:lang w:val="es-ES"/>
+        </w:rPr>
+        <w:t xml:space="preserve"> </w:t>
+      </w:r>
+      <m:oMath>
+        <m:bar>
+          <m:barPr>
+            <m:pos m:val="top"/>
+            <m:ctrlPr>
+              <w:rPr>
+                <w:rFonts w:eastAsiaTheme="minorEastAsia"/>
+                <w:i/>
+                <w:lang w:val="es-ES"/>
+              </w:rPr>
+            </m:ctrlPr>
+          </m:barPr>
+          <m:e>
+            <m:r>
+              <w:rPr>
+                <w:rFonts w:eastAsiaTheme="minorEastAsia"/>
+                <w:lang w:val="es-ES"/>
+              </w:rPr>
+              <m:t>θ</m:t>
+            </m:r>
+          </m:e>
+        </m:bar>
+        <m:r>
+          <w:rPr>
+            <w:rFonts w:eastAsiaTheme="minorEastAsia"/>
+            <w:lang w:val="es-ES"/>
+          </w:rPr>
+          <m:t>'</m:t>
+        </m:r>
+      </m:oMath>
+      <w:r>
+        <w:rPr>
+          <w:rFonts w:eastAsiaTheme="minorEastAsia"/>
+          <w:lang w:val="es-ES"/>
+        </w:rPr>
+        <w:t xml:space="preserve"> en la que </w:t>
+      </w:r>
+      <m:oMath>
+        <m:sSub>
+          <m:sSubPr>
+            <m:ctrlPr>
+              <w:rPr>
+                <w:rFonts w:eastAsiaTheme="minorEastAsia"/>
+                <w:i/>
+                <w:lang w:val="es-ES"/>
+              </w:rPr>
+            </m:ctrlPr>
+          </m:sSubPr>
+          <m:e>
+            <m:r>
+              <w:rPr>
+                <w:rFonts w:eastAsiaTheme="minorEastAsia"/>
+                <w:lang w:val="es-ES"/>
+              </w:rPr>
+              <m:t>θ</m:t>
+            </m:r>
+          </m:e>
+          <m:sub>
+            <m:r>
+              <w:rPr>
+                <w:rFonts w:eastAsiaTheme="minorEastAsia"/>
+                <w:lang w:val="es-ES"/>
+              </w:rPr>
+              <m:t>1</m:t>
+            </m:r>
+          </m:sub>
+        </m:sSub>
+      </m:oMath>
+      <w:r>
+        <w:rPr>
+          <w:rFonts w:eastAsiaTheme="minorEastAsia"/>
+          <w:lang w:val="es-ES"/>
+        </w:rPr>
+        <w:t xml:space="preserve"> se cambia por </w:t>
+      </w:r>
+      <m:oMath>
+        <m:sSub>
+          <m:sSubPr>
+            <m:ctrlPr>
+              <w:rPr>
+                <w:rFonts w:eastAsiaTheme="minorEastAsia"/>
+                <w:i/>
+                <w:lang w:val="es-ES"/>
+              </w:rPr>
+            </m:ctrlPr>
+          </m:sSubPr>
+          <m:e>
+            <m:r>
+              <w:rPr>
+                <w:rFonts w:eastAsiaTheme="minorEastAsia"/>
+                <w:lang w:val="es-ES"/>
+              </w:rPr>
+              <m:t>θ</m:t>
+            </m:r>
+          </m:e>
+          <m:sub>
+            <m:r>
+              <w:rPr>
+                <w:rFonts w:eastAsiaTheme="minorEastAsia"/>
+                <w:lang w:val="es-ES"/>
+              </w:rPr>
+              <m:t>1</m:t>
+            </m:r>
+          </m:sub>
+        </m:sSub>
+        <m:r>
+          <w:rPr>
+            <w:rFonts w:eastAsiaTheme="minorEastAsia"/>
+            <w:lang w:val="es-ES"/>
+          </w:rPr>
+          <m:t>-</m:t>
+        </m:r>
+        <m:r>
+          <w:rPr>
+            <w:rFonts w:eastAsiaTheme="minorEastAsia"/>
+            <w:lang w:val="es-ES"/>
+          </w:rPr>
+          <m:t>2π</m:t>
+        </m:r>
+      </m:oMath>
+      <w:r>
+        <w:rPr>
+          <w:rFonts w:eastAsiaTheme="minorEastAsia"/>
+          <w:lang w:val="es-ES"/>
+        </w:rPr>
+        <w:t xml:space="preserve"> si </w:t>
+      </w:r>
+      <m:oMath>
+        <m:sSub>
+          <m:sSubPr>
+            <m:ctrlPr>
+              <w:rPr>
+                <w:rFonts w:eastAsiaTheme="minorEastAsia"/>
+                <w:i/>
+                <w:lang w:val="es-ES"/>
+              </w:rPr>
+            </m:ctrlPr>
+          </m:sSubPr>
+          <m:e>
+            <m:r>
+              <w:rPr>
+                <w:rFonts w:eastAsiaTheme="minorEastAsia"/>
+                <w:lang w:val="es-ES"/>
+              </w:rPr>
+              <m:t>θ</m:t>
+            </m:r>
+          </m:e>
+          <m:sub>
+            <m:r>
+              <w:rPr>
+                <w:rFonts w:eastAsiaTheme="minorEastAsia"/>
+                <w:lang w:val="es-ES"/>
+              </w:rPr>
+              <m:t>1</m:t>
+            </m:r>
+          </m:sub>
+        </m:sSub>
+        <m:r>
+          <w:rPr>
+            <w:rFonts w:eastAsiaTheme="minorEastAsia"/>
+            <w:lang w:val="es-ES"/>
+          </w:rPr>
+          <m:t>&gt;0</m:t>
+        </m:r>
+      </m:oMath>
+      <w:r>
+        <w:rPr>
+          <w:rFonts w:eastAsiaTheme="minorEastAsia"/>
+          <w:lang w:val="es-ES"/>
+        </w:rPr>
+        <w:t xml:space="preserve"> o por </w:t>
+      </w:r>
+      <m:oMath>
+        <m:sSub>
+          <m:sSubPr>
+            <m:ctrlPr>
+              <w:rPr>
+                <w:rFonts w:eastAsiaTheme="minorEastAsia"/>
+                <w:i/>
+                <w:lang w:val="es-ES"/>
+              </w:rPr>
+            </m:ctrlPr>
+          </m:sSubPr>
+          <m:e>
+            <m:r>
+              <w:rPr>
+                <w:rFonts w:eastAsiaTheme="minorEastAsia"/>
+                <w:lang w:val="es-ES"/>
+              </w:rPr>
+              <m:t>θ</m:t>
+            </m:r>
+          </m:e>
+          <m:sub>
+            <m:r>
+              <w:rPr>
+                <w:rFonts w:eastAsiaTheme="minorEastAsia"/>
+                <w:lang w:val="es-ES"/>
+              </w:rPr>
+              <m:t>1</m:t>
+            </m:r>
+          </m:sub>
+        </m:sSub>
+        <m:r>
+          <w:rPr>
+            <w:rFonts w:eastAsiaTheme="minorEastAsia"/>
+            <w:lang w:val="es-ES"/>
+          </w:rPr>
+          <m:t>+2π</m:t>
+        </m:r>
+      </m:oMath>
+      <w:r>
+        <w:rPr>
+          <w:rFonts w:eastAsiaTheme="minorEastAsia"/>
+          <w:lang w:val="es-ES"/>
+        </w:rPr>
+        <w:t xml:space="preserve"> si </w:t>
+      </w:r>
+      <m:oMath>
+        <m:sSub>
+          <m:sSubPr>
+            <m:ctrlPr>
+              <w:rPr>
+                <w:rFonts w:eastAsiaTheme="minorEastAsia"/>
+                <w:i/>
+                <w:lang w:val="es-ES"/>
+              </w:rPr>
+            </m:ctrlPr>
+          </m:sSubPr>
+          <m:e>
+            <m:r>
+              <w:rPr>
+                <w:rFonts w:eastAsiaTheme="minorEastAsia"/>
+                <w:lang w:val="es-ES"/>
+              </w:rPr>
+              <m:t>θ</m:t>
+            </m:r>
+          </m:e>
+          <m:sub>
+            <m:r>
+              <w:rPr>
+                <w:rFonts w:eastAsiaTheme="minorEastAsia"/>
+                <w:lang w:val="es-ES"/>
+              </w:rPr>
+              <m:t>1</m:t>
+            </m:r>
+          </m:sub>
+        </m:sSub>
+        <m:r>
+          <w:rPr>
+            <w:rFonts w:eastAsiaTheme="minorEastAsia"/>
+            <w:lang w:val="es-ES"/>
+          </w:rPr>
+          <m:t>&lt;0</m:t>
+        </m:r>
+      </m:oMath>
+      <w:r>
+        <w:rPr>
+          <w:rFonts w:eastAsiaTheme="minorEastAsia"/>
+          <w:lang w:val="es-ES"/>
+        </w:rPr>
+        <w:t xml:space="preserve">. Esa será también una solución válida porque da la misma postura en el extremo y está comprendida dentro del límite de la primera articulación. </w:t>
+      </w:r>
+      <w:r>
+        <w:rPr>
+          <w:rFonts w:eastAsiaTheme="minorEastAsia"/>
+          <w:lang w:val="es-ES"/>
+        </w:rPr>
+        <w:t xml:space="preserve">De esta manera, por cada componente del espacio articular, </w:t>
+      </w:r>
+      <w:r>
+        <w:rPr>
+          <w:rFonts w:eastAsiaTheme="minorEastAsia"/>
+          <w:lang w:val="es-ES"/>
+        </w:rPr>
+        <w:t>se pueden duplicar el número de soluciones</w:t>
+      </w:r>
+      <w:r>
+        <w:rPr>
+          <w:rFonts w:eastAsiaTheme="minorEastAsia"/>
+          <w:lang w:val="es-ES"/>
+        </w:rPr>
+        <w:t xml:space="preserve">, es decir, </w:t>
+      </w:r>
+      <w:r>
+        <w:rPr>
+          <w:rFonts w:eastAsiaTheme="minorEastAsia"/>
+          <w:lang w:val="es-ES"/>
+        </w:rPr>
+        <w:t xml:space="preserve">por </w:t>
+      </w:r>
+      <m:oMath>
+        <m:sSup>
+          <m:sSupPr>
+            <m:ctrlPr>
+              <w:rPr>
+                <w:rFonts w:eastAsiaTheme="minorEastAsia"/>
+                <w:i/>
+                <w:lang w:val="es-ES"/>
+              </w:rPr>
+            </m:ctrlPr>
+          </m:sSupPr>
+          <m:e>
+            <m:r>
+              <w:rPr>
+                <w:rFonts w:eastAsiaTheme="minorEastAsia"/>
+                <w:lang w:val="es-ES"/>
+              </w:rPr>
+              <m:t>2</m:t>
+            </m:r>
+          </m:e>
+          <m:sup>
+            <m:r>
+              <w:rPr>
+                <w:rFonts w:eastAsiaTheme="minorEastAsia"/>
+                <w:lang w:val="es-ES"/>
+              </w:rPr>
+              <m:t>6</m:t>
+            </m:r>
+          </m:sup>
+        </m:sSup>
+      </m:oMath>
+      <w:r>
+        <w:rPr>
+          <w:rFonts w:eastAsiaTheme="minorEastAsia"/>
+          <w:lang w:val="es-ES"/>
+        </w:rPr>
+        <w:t xml:space="preserve">, obteniéndose un total de </w:t>
+      </w:r>
+      <w:r>
+        <w:rPr>
+          <w:rFonts w:eastAsiaTheme="minorEastAsia"/>
+          <w:u w:val="single"/>
+          <w:lang w:val="es-ES"/>
+        </w:rPr>
+        <w:t>512 soluciones</w:t>
+      </w:r>
+      <w:r>
+        <w:rPr>
+          <w:rFonts w:eastAsiaTheme="minorEastAsia"/>
+          <w:lang w:val="es-ES"/>
+        </w:rPr>
+        <w:t xml:space="preserve">. Las soluciones </w:t>
+      </w:r>
+      <m:oMath>
+        <m:bar>
+          <m:barPr>
+            <m:pos m:val="top"/>
+            <m:ctrlPr>
+              <w:rPr>
+                <w:rFonts w:eastAsiaTheme="minorEastAsia"/>
+                <w:i/>
+                <w:lang w:val="es-ES"/>
+              </w:rPr>
+            </m:ctrlPr>
+          </m:barPr>
+          <m:e>
+            <m:r>
+              <w:rPr>
+                <w:rFonts w:eastAsiaTheme="minorEastAsia"/>
+                <w:lang w:val="es-ES"/>
+              </w:rPr>
+              <m:t>q</m:t>
+            </m:r>
+          </m:e>
+        </m:bar>
+      </m:oMath>
+      <w:r>
+        <w:rPr>
+          <w:rFonts w:eastAsiaTheme="minorEastAsia"/>
+          <w:lang w:val="es-ES"/>
+        </w:rPr>
+        <w:t xml:space="preserve"> se obtienen al aplicar los offset según (2).</w:t>
       </w:r>
     </w:p>
     <w:p>
@@ -8103,37 +8343,298 @@
           <w:tab w:val="left" w:pos="1418"/>
         </w:tabs>
         <w:rPr>
-          <w:lang w:val="es-ES"/>
-        </w:rPr>
-      </w:pPr>
-    </w:p>
-    <w:p>
-      <w:pPr>
-        <w:rPr>
-          <w:lang w:val="es-ES"/>
-        </w:rPr>
-      </w:pPr>
+          <w:rFonts w:eastAsiaTheme="minorEastAsia"/>
+          <w:lang w:val="es-ES"/>
+        </w:rPr>
+      </w:pPr>
+      <w:r>
+        <w:rPr>
+          <w:rFonts w:eastAsiaTheme="minorEastAsia"/>
+          <w:lang w:val="es-ES"/>
+        </w:rPr>
+        <w:t xml:space="preserve">Para </w:t>
+      </w:r>
+      <w:r>
+        <w:rPr>
+          <w:rFonts w:eastAsiaTheme="minorEastAsia"/>
+          <w:u w:val="single"/>
+          <w:lang w:val="es-ES"/>
+        </w:rPr>
+        <w:t>validar</w:t>
+      </w:r>
+      <w:r>
+        <w:rPr>
+          <w:rFonts w:eastAsiaTheme="minorEastAsia"/>
+          <w:lang w:val="es-ES"/>
+        </w:rPr>
+        <w:t xml:space="preserve"> la función de cinemática inversa, se realiza el siguiente procedimiento.</w:t>
+      </w:r>
+    </w:p>
+    <w:p>
+      <w:pPr>
+        <w:pStyle w:val="Prrafodelista"/>
+        <w:numPr>
+          <w:ilvl w:val="0"/>
+          <w:numId w:val="5"/>
+        </w:numPr>
+        <w:tabs>
+          <w:tab w:val="left" w:pos="1418"/>
+        </w:tabs>
+        <w:rPr>
+          <w:rFonts w:eastAsiaTheme="minorEastAsia"/>
+          <w:lang w:val="es-ES"/>
+        </w:rPr>
+      </w:pPr>
+      <w:r>
+        <w:rPr>
+          <w:rFonts w:eastAsiaTheme="minorEastAsia"/>
+          <w:lang w:val="es-ES"/>
+        </w:rPr>
+        <w:t xml:space="preserve">Para </w:t>
+      </w:r>
+      <m:oMath>
+        <m:r>
+          <w:rPr>
+            <w:rFonts w:eastAsiaTheme="minorEastAsia"/>
+            <w:lang w:val="es-ES"/>
+          </w:rPr>
+          <m:t>q=[0 0 0 0 0 0]</m:t>
+        </m:r>
+      </m:oMath>
+      <w:r>
+        <w:rPr>
+          <w:rFonts w:eastAsiaTheme="minorEastAsia"/>
+          <w:lang w:val="es-ES"/>
+        </w:rPr>
+        <w:t xml:space="preserve">, se calcula T con </w:t>
+      </w:r>
+      <m:oMath>
+        <m:r>
+          <w:rPr>
+            <w:rFonts w:eastAsiaTheme="minorEastAsia"/>
+            <w:lang w:val="es-ES"/>
+          </w:rPr>
+          <m:t>R.fkine</m:t>
+        </m:r>
+        <m:r>
+          <w:rPr>
+            <w:rFonts w:eastAsiaTheme="minorEastAsia"/>
+            <w:lang w:val="es-ES"/>
+          </w:rPr>
+          <m:t>(q)</m:t>
+        </m:r>
+        <m:r>
+          <w:rPr>
+            <w:rFonts w:eastAsiaTheme="minorEastAsia"/>
+            <w:lang w:val="es-ES"/>
+          </w:rPr>
+          <m:t>.</m:t>
+        </m:r>
+      </m:oMath>
+    </w:p>
+    <w:p>
+      <w:pPr>
+        <w:pStyle w:val="Prrafodelista"/>
+        <w:numPr>
+          <w:ilvl w:val="0"/>
+          <w:numId w:val="5"/>
+        </w:numPr>
+        <w:tabs>
+          <w:tab w:val="left" w:pos="1418"/>
+        </w:tabs>
+        <w:rPr>
+          <w:rFonts w:eastAsiaTheme="minorEastAsia"/>
+          <w:lang w:val="es-ES"/>
+        </w:rPr>
+      </w:pPr>
+      <w:r>
+        <w:rPr>
+          <w:rFonts w:eastAsiaTheme="minorEastAsia"/>
+          <w:lang w:val="es-ES"/>
+        </w:rPr>
+        <w:t xml:space="preserve">Se obtiene </w:t>
+      </w:r>
+      <m:oMath>
+        <m:r>
+          <w:rPr>
+            <w:rFonts w:eastAsiaTheme="minorEastAsia"/>
+            <w:lang w:val="es-ES"/>
+          </w:rPr>
+          <m:t>Q</m:t>
+        </m:r>
+      </m:oMath>
+      <w:r>
+        <w:rPr>
+          <w:rFonts w:eastAsiaTheme="minorEastAsia"/>
+          <w:lang w:val="es-ES"/>
+        </w:rPr>
+        <w:t xml:space="preserve"> según (8) para la T obtenida con </w:t>
+      </w:r>
+      <m:oMath>
+        <m:sSub>
+          <m:sSubPr>
+            <m:ctrlPr>
+              <w:rPr>
+                <w:rFonts w:eastAsiaTheme="minorEastAsia"/>
+                <w:i/>
+                <w:lang w:val="es-ES"/>
+              </w:rPr>
+            </m:ctrlPr>
+          </m:sSubPr>
+          <m:e>
+            <m:r>
+              <w:rPr>
+                <w:rFonts w:eastAsiaTheme="minorEastAsia"/>
+                <w:lang w:val="es-ES"/>
+              </w:rPr>
+              <m:t>q</m:t>
+            </m:r>
+          </m:e>
+          <m:sub>
+            <m:r>
+              <w:rPr>
+                <w:rFonts w:eastAsiaTheme="minorEastAsia"/>
+                <w:lang w:val="es-ES"/>
+              </w:rPr>
+              <m:t>mejor</m:t>
+            </m:r>
+          </m:sub>
+        </m:sSub>
+        <m:r>
+          <w:rPr>
+            <w:rFonts w:eastAsiaTheme="minorEastAsia"/>
+            <w:lang w:val="es-ES"/>
+          </w:rPr>
+          <m:t>=false</m:t>
+        </m:r>
+      </m:oMath>
+      <w:r>
+        <w:rPr>
+          <w:rFonts w:eastAsiaTheme="minorEastAsia"/>
+          <w:lang w:val="es-ES"/>
+        </w:rPr>
+        <w:t>.</w:t>
+      </w:r>
+    </w:p>
+    <w:p>
+      <w:pPr>
+        <w:pStyle w:val="Prrafodelista"/>
+        <w:numPr>
+          <w:ilvl w:val="0"/>
+          <w:numId w:val="5"/>
+        </w:numPr>
+        <w:tabs>
+          <w:tab w:val="left" w:pos="1418"/>
+        </w:tabs>
+        <w:rPr>
+          <w:rFonts w:eastAsiaTheme="minorEastAsia"/>
+          <w:lang w:val="es-ES"/>
+        </w:rPr>
+      </w:pPr>
+      <w:r>
+        <w:rPr>
+          <w:rFonts w:eastAsiaTheme="minorEastAsia"/>
+          <w:lang w:val="es-ES"/>
+        </w:rPr>
+        <w:t xml:space="preserve">Se hace </w:t>
+      </w:r>
+      <m:oMath>
+        <m:r>
+          <w:rPr>
+            <w:rFonts w:eastAsiaTheme="minorEastAsia"/>
+            <w:lang w:val="es-ES"/>
+          </w:rPr>
+          <m:t>R.fkine(Q)</m:t>
+        </m:r>
+      </m:oMath>
+      <w:r>
+        <w:rPr>
+          <w:rFonts w:eastAsiaTheme="minorEastAsia"/>
+          <w:lang w:val="es-ES"/>
+        </w:rPr>
+        <w:t>.</w:t>
+      </w:r>
+    </w:p>
+    <w:p>
+      <w:pPr>
+        <w:tabs>
+          <w:tab w:val="left" w:pos="1418"/>
+        </w:tabs>
+        <w:ind w:left="360" w:firstLine="0"/>
+        <w:rPr>
+          <w:rFonts w:eastAsiaTheme="minorEastAsia"/>
+          <w:lang w:val="es-ES"/>
+        </w:rPr>
+      </w:pPr>
+      <w:r>
+        <w:rPr>
+          <w:rFonts w:eastAsiaTheme="minorEastAsia"/>
+          <w:lang w:val="es-ES"/>
+        </w:rPr>
+        <w:t>Para todas las soluciones debería obtenerse la misma matriz T como solución.</w:t>
+      </w:r>
+    </w:p>
+    <w:p>
+      <w:pPr>
+        <w:rPr>
+          <w:lang w:val="es-ES"/>
+        </w:rPr>
+      </w:pPr>
+      <w:r>
+        <w:rPr>
+          <w:lang w:val="es-ES"/>
+        </w:rPr>
+        <w:t>En el [anexo] se muestra la formulación extendida del problema por el método algebraico junto con la síntesis de ecuaciones y en el [anexo] la implementación en código.</w:t>
+      </w:r>
+    </w:p>
+    <w:p>
+      <w:pPr>
+        <w:pStyle w:val="Ttulo1"/>
+        <w:rPr>
+          <w:lang w:val="es-ES"/>
+        </w:rPr>
+      </w:pPr>
+      <w:r>
+        <w:rPr>
+          <w:lang w:val="es-ES"/>
+        </w:rPr>
+        <w:t>7.</w:t>
+      </w:r>
+      <w:r>
+        <w:rPr>
+          <w:lang w:val="es-ES"/>
+        </w:rPr>
+        <w:tab/>
+        <w:t>Relación de Velocidades</w:t>
+      </w:r>
+    </w:p>
+    <w:p>
+      <w:pPr>
+        <w:rPr>
+          <w:lang w:val="es-ES"/>
+        </w:rPr>
+      </w:pPr>
+      <w:bookmarkStart w:id="3" w:name="_GoBack"/>
+      <w:bookmarkEnd w:id="3"/>
+    </w:p>
+    <w:p>
+      <w:pPr>
+        <w:pStyle w:val="Ttulo1"/>
+        <w:ind w:firstLine="0"/>
+        <w:rPr>
+          <w:lang w:val="es-ES"/>
+        </w:rPr>
+      </w:pPr>
+      <w:bookmarkStart w:id="4" w:name="_Toc181286759"/>
+      <w:bookmarkEnd w:id="2"/>
       <w:r>
         <w:rPr>
           <w:lang w:val="es-ES"/>
         </w:rPr>
         <w:lastRenderedPageBreak/>
-        <w:t xml:space="preserve">Cuando la posición es alcanzable </w:t>
-      </w:r>
-    </w:p>
-    <w:p>
-      <w:pPr>
-        <w:rPr>
-          <w:lang w:val="es-ES"/>
-        </w:rPr>
-      </w:pPr>
-      <w:r>
-        <w:rPr>
-          <w:lang w:val="es-ES"/>
-        </w:rPr>
-        <w:t>Relación de Velocidades y Puntos Singulares</w:t>
-      </w:r>
-      <w:bookmarkEnd w:id="2"/>
+        <w:t>Planificación y Generación de Trayectorias</w:t>
+      </w:r>
+      <w:bookmarkEnd w:id="4"/>
     </w:p>
     <w:p>
       <w:pPr>
@@ -8142,30 +8643,14 @@
           <w:lang w:val="es-ES"/>
         </w:rPr>
       </w:pPr>
-      <w:bookmarkStart w:id="4" w:name="_Toc181286757"/>
-      <w:proofErr w:type="spellStart"/>
-      <w:r>
-        <w:rPr>
-          <w:lang w:val="es-ES"/>
-        </w:rPr>
-        <w:t>Jacobiano</w:t>
-      </w:r>
-      <w:proofErr w:type="spellEnd"/>
-      <w:r>
-        <w:rPr>
-          <w:lang w:val="es-ES"/>
-        </w:rPr>
-        <w:t xml:space="preserve"> y determinante </w:t>
-      </w:r>
-      <w:proofErr w:type="spellStart"/>
-      <w:r>
-        <w:rPr>
-          <w:lang w:val="es-ES"/>
-        </w:rPr>
-        <w:t>jacobiano</w:t>
-      </w:r>
-      <w:bookmarkEnd w:id="4"/>
-      <w:proofErr w:type="spellEnd"/>
+      <w:bookmarkStart w:id="5" w:name="_Toc181286760"/>
+      <w:r>
+        <w:rPr>
+          <w:lang w:val="es-ES"/>
+        </w:rPr>
+        <w:t>Planificación</w:t>
+      </w:r>
+      <w:bookmarkEnd w:id="5"/>
     </w:p>
     <w:p>
       <w:pPr>
@@ -8174,14 +8659,14 @@
           <w:lang w:val="es-ES"/>
         </w:rPr>
       </w:pPr>
-      <w:bookmarkStart w:id="5" w:name="_Toc181286758"/>
-      <w:r>
-        <w:rPr>
-          <w:lang w:val="es-ES"/>
-        </w:rPr>
-        <w:t>Puntos singulares</w:t>
-      </w:r>
-      <w:bookmarkEnd w:id="5"/>
+      <w:bookmarkStart w:id="6" w:name="_Toc181286761"/>
+      <w:r>
+        <w:rPr>
+          <w:lang w:val="es-ES"/>
+        </w:rPr>
+        <w:t>Generación de trayectorias</w:t>
+      </w:r>
+      <w:bookmarkEnd w:id="6"/>
     </w:p>
     <w:p>
       <w:pPr>
@@ -8190,14 +8675,46 @@
           <w:lang w:val="es-ES"/>
         </w:rPr>
       </w:pPr>
-      <w:bookmarkStart w:id="6" w:name="_Toc181286759"/>
-      <w:r>
-        <w:rPr>
-          <w:lang w:val="es-ES"/>
-        </w:rPr>
-        <w:t>Planificación y Generación de Trayectorias</w:t>
-      </w:r>
-      <w:bookmarkEnd w:id="6"/>
+      <w:bookmarkStart w:id="7" w:name="_Toc181286762"/>
+      <w:r>
+        <w:rPr>
+          <w:lang w:val="es-ES"/>
+        </w:rPr>
+        <w:t>Conclusión</w:t>
+      </w:r>
+      <w:bookmarkEnd w:id="7"/>
+    </w:p>
+    <w:p>
+      <w:pPr>
+        <w:pStyle w:val="Ttulo1"/>
+        <w:rPr>
+          <w:lang w:val="es-ES"/>
+        </w:rPr>
+      </w:pPr>
+      <w:bookmarkStart w:id="8" w:name="_Toc181286763"/>
+      <w:r>
+        <w:rPr>
+          <w:lang w:val="es-ES"/>
+        </w:rPr>
+        <w:t>Referencias</w:t>
+      </w:r>
+      <w:bookmarkEnd w:id="8"/>
+    </w:p>
+    <w:p>
+      <w:pPr>
+        <w:pStyle w:val="Ttulo1"/>
+        <w:rPr>
+          <w:lang w:val="es-ES"/>
+        </w:rPr>
+      </w:pPr>
+      <w:bookmarkStart w:id="9" w:name="_Toc181286764"/>
+      <w:r>
+        <w:rPr>
+          <w:lang w:val="es-ES"/>
+        </w:rPr>
+        <w:t>Anexos</w:t>
+      </w:r>
+      <w:bookmarkEnd w:id="9"/>
     </w:p>
     <w:p>
       <w:pPr>
@@ -8206,14 +8723,14 @@
           <w:lang w:val="es-ES"/>
         </w:rPr>
       </w:pPr>
-      <w:bookmarkStart w:id="7" w:name="_Toc181286760"/>
-      <w:r>
-        <w:rPr>
-          <w:lang w:val="es-ES"/>
-        </w:rPr>
-        <w:t>Planificación</w:t>
-      </w:r>
-      <w:bookmarkEnd w:id="7"/>
+      <w:bookmarkStart w:id="10" w:name="_Toc181286765"/>
+      <w:r>
+        <w:rPr>
+          <w:lang w:val="es-ES"/>
+        </w:rPr>
+        <w:t>Definición del Robot</w:t>
+      </w:r>
+      <w:bookmarkEnd w:id="10"/>
     </w:p>
     <w:p>
       <w:pPr>
@@ -8222,60 +8739,12 @@
           <w:lang w:val="es-ES"/>
         </w:rPr>
       </w:pPr>
-      <w:bookmarkStart w:id="8" w:name="_Toc181286761"/>
-      <w:r>
-        <w:rPr>
-          <w:lang w:val="es-ES"/>
-        </w:rPr>
-        <w:t>Generación de trayectorias</w:t>
-      </w:r>
-      <w:bookmarkEnd w:id="8"/>
-    </w:p>
-    <w:p>
-      <w:pPr>
-        <w:pStyle w:val="Ttulo1"/>
-        <w:rPr>
-          <w:lang w:val="es-ES"/>
-        </w:rPr>
-      </w:pPr>
-      <w:bookmarkStart w:id="9" w:name="_Toc181286762"/>
-      <w:r>
-        <w:rPr>
-          <w:lang w:val="es-ES"/>
-        </w:rPr>
-        <w:t>Conclusión</w:t>
-      </w:r>
-      <w:bookmarkEnd w:id="9"/>
-    </w:p>
-    <w:p>
-      <w:pPr>
-        <w:pStyle w:val="Ttulo1"/>
-        <w:rPr>
-          <w:lang w:val="es-ES"/>
-        </w:rPr>
-      </w:pPr>
-      <w:bookmarkStart w:id="10" w:name="_Toc181286763"/>
-      <w:r>
-        <w:rPr>
-          <w:lang w:val="es-ES"/>
-        </w:rPr>
-        <w:t>Referencias</w:t>
-      </w:r>
-      <w:bookmarkEnd w:id="10"/>
-    </w:p>
-    <w:p>
-      <w:pPr>
-        <w:pStyle w:val="Ttulo1"/>
-        <w:rPr>
-          <w:lang w:val="es-ES"/>
-        </w:rPr>
-      </w:pPr>
-      <w:bookmarkStart w:id="11" w:name="_Toc181286764"/>
-      <w:r>
-        <w:rPr>
-          <w:lang w:val="es-ES"/>
-        </w:rPr>
-        <w:t>Anexos</w:t>
+      <w:bookmarkStart w:id="11" w:name="_Toc181286766"/>
+      <w:r>
+        <w:rPr>
+          <w:lang w:val="es-ES"/>
+        </w:rPr>
+        <w:t>Función de Cinemática Inversa</w:t>
       </w:r>
       <w:bookmarkEnd w:id="11"/>
     </w:p>
@@ -8286,46 +8755,14 @@
           <w:lang w:val="es-ES"/>
         </w:rPr>
       </w:pPr>
-      <w:bookmarkStart w:id="12" w:name="_Toc181286765"/>
-      <w:r>
-        <w:rPr>
-          <w:lang w:val="es-ES"/>
-        </w:rPr>
-        <w:t>Definición del Robot</w:t>
+      <w:bookmarkStart w:id="12" w:name="_Toc181286767"/>
+      <w:r>
+        <w:rPr>
+          <w:lang w:val="es-ES"/>
+        </w:rPr>
+        <w:t>Funciones de Generación de Trayectorias</w:t>
       </w:r>
       <w:bookmarkEnd w:id="12"/>
-    </w:p>
-    <w:p>
-      <w:pPr>
-        <w:pStyle w:val="Ttulo2"/>
-        <w:rPr>
-          <w:lang w:val="es-ES"/>
-        </w:rPr>
-      </w:pPr>
-      <w:bookmarkStart w:id="13" w:name="_Toc181286766"/>
-      <w:r>
-        <w:rPr>
-          <w:lang w:val="es-ES"/>
-        </w:rPr>
-        <w:t>Función de Cinemática Inversa</w:t>
-      </w:r>
-      <w:bookmarkEnd w:id="13"/>
-    </w:p>
-    <w:p>
-      <w:pPr>
-        <w:pStyle w:val="Ttulo2"/>
-        <w:rPr>
-          <w:lang w:val="es-ES"/>
-        </w:rPr>
-      </w:pPr>
-      <w:bookmarkStart w:id="14" w:name="_Toc181286767"/>
-      <w:r>
-        <w:rPr>
-          <w:lang w:val="es-ES"/>
-        </w:rPr>
-        <w:t>Funciones de Generación de Trayectorias</w:t>
-      </w:r>
-      <w:bookmarkEnd w:id="14"/>
     </w:p>
     <w:p>
       <w:pPr>
@@ -8376,15 +8813,6 @@
 
 <file path=word/footer1.xml><?xml version="1.0" encoding="utf-8"?>
 <w:ftr xmlns:wpc="http://schemas.microsoft.com/office/word/2010/wordprocessingCanvas" xmlns:mc="http://schemas.openxmlformats.org/markup-compatibility/2006" xmlns:o="urn:schemas-microsoft-com:office:office" xmlns:r="http://schemas.openxmlformats.org/officeDocument/2006/relationships" xmlns:m="http://schemas.openxmlformats.org/officeDocument/2006/math" xmlns:v="urn:schemas-microsoft-com:vml" xmlns:wp14="http://schemas.microsoft.com/office/word/2010/wordprocessingDrawing" xmlns:wp="http://schemas.openxmlformats.org/drawingml/2006/wordprocessingDrawing" xmlns:w10="urn:schemas-microsoft-com:office:word" xmlns:w="http://schemas.openxmlformats.org/wordprocessingml/2006/main" xmlns:w14="http://schemas.microsoft.com/office/word/2010/wordml" xmlns:w15="http://schemas.microsoft.com/office/word/2012/wordml" xmlns:wpg="http://schemas.microsoft.com/office/word/2010/wordprocessingGroup" xmlns:wpi="http://schemas.microsoft.com/office/word/2010/wordprocessingInk" xmlns:wne="http://schemas.microsoft.com/office/word/2006/wordml" xmlns:wps="http://schemas.microsoft.com/office/word/2010/wordprocessingShape" mc:Ignorable="w14 w15 wp14">
-  <w:p>
-    <w:pPr>
-      <w:pStyle w:val="Encabezado"/>
-      <w:rPr>
-        <w:b/>
-        <w:lang w:val="es-ES"/>
-      </w:rPr>
-    </w:pPr>
-  </w:p>
   <w:p>
     <w:pPr>
       <w:pStyle w:val="Encabezado"/>
@@ -9957,6 +10385,7 @@
   <w:style w:type="character" w:default="1" w:styleId="Fuentedeprrafopredeter">
     <w:name w:val="Default Paragraph Font"/>
     <w:uiPriority w:val="1"/>
+    <w:semiHidden/>
     <w:unhideWhenUsed/>
   </w:style>
   <w:style w:type="table" w:default="1" w:styleId="Tablanormal">
@@ -10314,6 +10743,7 @@
   <w:rsids>
     <w:rsidRoot w:val="00903B28"/>
     <w:rsid w:val="00903B28"/>
+    <w:rsid w:val="00D702A4"/>
   </w:rsids>
   <m:mathPr>
     <m:mathFont m:val="Cambria Math"/>
@@ -10762,7 +11192,7 @@
     <w:basedOn w:val="Fuentedeprrafopredeter"/>
     <w:uiPriority w:val="99"/>
     <w:semiHidden/>
-    <w:rsid w:val="00903B28"/>
+    <w:rsid w:val="00D702A4"/>
     <w:rPr>
       <w:color w:val="808080"/>
     </w:rPr>
@@ -11043,7 +11473,7 @@
 </file>
 
 <file path=customXml/itemProps1.xml><?xml version="1.0" encoding="utf-8"?>
-<ds:datastoreItem xmlns:ds="http://schemas.openxmlformats.org/officeDocument/2006/customXml" ds:itemID="{C5CF2757-E4DE-4C24-9893-BB5963E2F982}">
+<ds:datastoreItem xmlns:ds="http://schemas.openxmlformats.org/officeDocument/2006/customXml" ds:itemID="{B2097D8C-B909-4D07-9E1A-A3836E1E8255}">
   <ds:schemaRefs>
     <ds:schemaRef ds:uri="http://schemas.openxmlformats.org/officeDocument/2006/bibliography"/>
   </ds:schemaRefs>

--- a/Trabajo_Final/Trabajo Final R1-BORQUEZ-RAYES.docx
+++ b/Trabajo_Final/Trabajo Final R1-BORQUEZ-RAYES.docx
@@ -3824,7 +3824,13 @@
         <w:rPr>
           <w:lang w:val="es-ES"/>
         </w:rPr>
-        <w:t>Las pastillas de material radiactivo se encuentran dentro de un contenedor con tapa roscada, ubicado en un alojamiento sobre una mesa. La máquina de gammagrafía, situada en una base en el suelo, también cuenta con un alojamiento con tapa roscada para la pastilla. El robot está estratégicamente posicionado en el centro de la celda para garantizar el alcance adecuado a ambos elementos, permitiendo la manipulación segura y eficiente del material radiactivo.</w:t>
+        <w:t>Las pastillas de material radiactivo se encuentran dentro de un contenedor con tapa roscada, ubicado en un alojamiento sobre una mesa. La máquina de gammagrafía, situada en una base en el suelo, también cuenta con un alojamiento con tapa roscada para la pastilla. El robot está estratégicamente posicionado en el centro de la celda para garantizar el alca</w:t>
+      </w:r>
+      <w:r>
+        <w:rPr>
+          <w:lang w:val="es-ES"/>
+        </w:rPr>
+        <w:t>nce adecuado a ambos elementos.</w:t>
       </w:r>
     </w:p>
     <w:p>
@@ -3843,19 +3849,49 @@
         <w:rPr>
           <w:lang w:val="es-ES"/>
         </w:rPr>
-        <w:t>la Fig.</w:t>
-      </w:r>
-      <w:r>
-        <w:rPr>
-          <w:lang w:val="es-ES"/>
-        </w:rPr>
-        <w:t xml:space="preserve"> 1 se muestra </w:t>
-      </w:r>
-      <w:r>
-        <w:rPr>
-          <w:lang w:val="es-ES"/>
-        </w:rPr>
-        <w:t>el modelo 3D de la celda de trabajo con los distintos elementos.</w:t>
+        <w:t>la</w:t>
+      </w:r>
+      <w:r>
+        <w:rPr>
+          <w:lang w:val="es-ES"/>
+        </w:rPr>
+        <w:t>s</w:t>
+      </w:r>
+      <w:r>
+        <w:rPr>
+          <w:lang w:val="es-ES"/>
+        </w:rPr>
+        <w:t xml:space="preserve"> Fig.</w:t>
+      </w:r>
+      <w:r>
+        <w:rPr>
+          <w:lang w:val="es-ES"/>
+        </w:rPr>
+        <w:t xml:space="preserve"> 1</w:t>
+      </w:r>
+      <w:r>
+        <w:rPr>
+          <w:lang w:val="es-ES"/>
+        </w:rPr>
+        <w:t xml:space="preserve"> </w:t>
+      </w:r>
+      <w:r>
+        <w:rPr>
+          <w:lang w:val="es-ES"/>
+        </w:rPr>
+        <w:t xml:space="preserve">se muestra </w:t>
+      </w:r>
+      <w:r>
+        <w:rPr>
+          <w:lang w:val="es-ES"/>
+        </w:rPr>
+        <w:t>el modelo 3D de la celda de trab</w:t>
+      </w:r>
+      <w:r>
+        <w:rPr>
+          <w:lang w:val="es-ES"/>
+        </w:rPr>
+        <w:t>ajo con los distintos elementos del espacio de trabajo.</w:t>
       </w:r>
     </w:p>
     <w:p>
@@ -3867,9 +3903,82 @@
       </w:pPr>
       <w:r>
         <w:rPr>
-          <w:lang w:val="es-ES"/>
-        </w:rPr>
-        <w:t>Fig. 1</w:t>
+          <w:noProof/>
+          <w:lang w:val="es-AR" w:eastAsia="es-AR"/>
+        </w:rPr>
+        <w:lastRenderedPageBreak/>
+        <w:drawing>
+          <wp:inline distT="0" distB="0" distL="0" distR="0">
+            <wp:extent cx="4529469" cy="2936642"/>
+            <wp:effectExtent l="19050" t="19050" r="23495" b="16510"/>
+            <wp:docPr id="21" name="Imagen 21"/>
+            <wp:cNvGraphicFramePr>
+              <a:graphicFrameLocks xmlns:a="http://schemas.openxmlformats.org/drawingml/2006/main" noChangeAspect="1"/>
+            </wp:cNvGraphicFramePr>
+            <a:graphic xmlns:a="http://schemas.openxmlformats.org/drawingml/2006/main">
+              <a:graphicData uri="http://schemas.openxmlformats.org/drawingml/2006/picture">
+                <pic:pic xmlns:pic="http://schemas.openxmlformats.org/drawingml/2006/picture">
+                  <pic:nvPicPr>
+                    <pic:cNvPr id="21" name="Layout_1.JPG"/>
+                    <pic:cNvPicPr/>
+                  </pic:nvPicPr>
+                  <pic:blipFill>
+                    <a:blip r:embed="rId9">
+                      <a:extLst>
+                        <a:ext uri="{28A0092B-C50C-407E-A947-70E740481C1C}">
+                          <a14:useLocalDpi xmlns:a14="http://schemas.microsoft.com/office/drawing/2010/main" val="0"/>
+                        </a:ext>
+                      </a:extLst>
+                    </a:blip>
+                    <a:stretch>
+                      <a:fillRect/>
+                    </a:stretch>
+                  </pic:blipFill>
+                  <pic:spPr>
+                    <a:xfrm>
+                      <a:off x="0" y="0"/>
+                      <a:ext cx="4540533" cy="2943815"/>
+                    </a:xfrm>
+                    <a:prstGeom prst="rect">
+                      <a:avLst/>
+                    </a:prstGeom>
+                    <a:ln w="19050">
+                      <a:solidFill>
+                        <a:schemeClr val="tx1"/>
+                      </a:solidFill>
+                    </a:ln>
+                  </pic:spPr>
+                </pic:pic>
+              </a:graphicData>
+            </a:graphic>
+          </wp:inline>
+        </w:drawing>
+      </w:r>
+    </w:p>
+    <w:p>
+      <w:pPr>
+        <w:jc w:val="center"/>
+        <w:rPr>
+          <w:lang w:val="es-ES"/>
+        </w:rPr>
+      </w:pPr>
+      <w:r>
+        <w:rPr>
+          <w:lang w:val="es-ES"/>
+        </w:rPr>
+        <w:t xml:space="preserve">Figura </w:t>
+      </w:r>
+      <w:r>
+        <w:rPr>
+          <w:lang w:val="es-ES"/>
+        </w:rPr>
+        <w:t xml:space="preserve"> 1</w:t>
+      </w:r>
+      <w:r>
+        <w:rPr>
+          <w:lang w:val="es-ES"/>
+        </w:rPr>
+        <w:t xml:space="preserve"> – Modelo 3D de la celda de trabajo</w:t>
       </w:r>
     </w:p>
     <w:p>
@@ -3960,26 +4069,290 @@
         <w:rPr>
           <w:lang w:val="es-ES"/>
         </w:rPr>
-        <w:t>En la Fig. 2 se muestra un tipo de modelo de este tipo de cámaras de gammagrafía port</w:t>
-      </w:r>
-      <w:r>
-        <w:rPr>
-          <w:lang w:val="es-ES"/>
-        </w:rPr>
-        <w:t>átiles y en la Fig. 3 el modelo 3D simplificado que se elaboró para representarla. Se considera en este caso que la cámara tiene un alojamiento con tapa a rosca</w:t>
-      </w:r>
-      <w:r>
-        <w:rPr>
-          <w:lang w:val="es-ES"/>
-        </w:rPr>
-        <w:t xml:space="preserve"> con un giro de </w:t>
-      </w:r>
-      <w:r>
-        <w:rPr>
+        <w:t>En la Fig. 2 se muestra un modelo de este tipo de cámaras de gammagrafía port</w:t>
+      </w:r>
+      <w:r>
+        <w:rPr>
+          <w:lang w:val="es-ES"/>
+        </w:rPr>
+        <w:t>átiles</w:t>
+      </w:r>
+      <w:r>
+        <w:rPr>
+          <w:lang w:val="es-ES"/>
+        </w:rPr>
+        <w:t>, que corresponde a la serie 880 de las máquinas de QSA Global [referencia]</w:t>
+      </w:r>
+      <w:r>
+        <w:rPr>
+          <w:lang w:val="es-ES"/>
+        </w:rPr>
+        <w:t xml:space="preserve"> y en la Fig. 3 el </w:t>
+      </w:r>
+      <w:r>
+        <w:rPr>
+          <w:lang w:val="es-ES"/>
+        </w:rPr>
+        <w:t>diseño</w:t>
+      </w:r>
+      <w:r>
+        <w:rPr>
+          <w:lang w:val="es-ES"/>
+        </w:rPr>
+        <w:t xml:space="preserve"> 3D simplificado que se elaboró para representarla. Se considera en este caso que la cámara tiene un alojamiento con tapa a rosca</w:t>
+      </w:r>
+      <w:r>
+        <w:rPr>
+          <w:lang w:val="es-ES"/>
+        </w:rPr>
+        <w:t xml:space="preserve"> con un giro de 360° horario para cerrar y </w:t>
+      </w:r>
+      <w:r>
+        <w:rPr>
+          <w:lang w:val="es-ES"/>
+        </w:rPr>
+        <w:t>anti-</w:t>
+      </w:r>
+      <w:r>
+        <w:rPr>
+          <w:lang w:val="es-ES"/>
+        </w:rPr>
+        <w:t xml:space="preserve">horario para </w:t>
+      </w:r>
+      <w:r>
+        <w:rPr>
+          <w:lang w:val="es-ES"/>
+        </w:rPr>
+        <w:t>abrir</w:t>
+      </w:r>
+      <w:r>
+        <w:rPr>
+          <w:lang w:val="es-ES"/>
+        </w:rPr>
+        <w:t>. En el [Anexo] se muestra el plano con el detalle.</w:t>
+      </w:r>
+    </w:p>
+    <w:p>
+      <w:pPr>
+        <w:rPr>
+          <w:lang w:val="es-ES"/>
+        </w:rPr>
+      </w:pPr>
+      <w:r>
+        <w:rPr>
+          <w:noProof/>
+          <w:lang w:val="es-AR" w:eastAsia="es-AR"/>
+        </w:rPr>
+        <w:drawing>
+          <wp:inline distT="0" distB="0" distL="0" distR="0">
+            <wp:extent cx="2881423" cy="1772075"/>
+            <wp:effectExtent l="19050" t="19050" r="14605" b="19050"/>
+            <wp:docPr id="23" name="Imagen 23"/>
+            <wp:cNvGraphicFramePr>
+              <a:graphicFrameLocks xmlns:a="http://schemas.openxmlformats.org/drawingml/2006/main" noChangeAspect="1"/>
+            </wp:cNvGraphicFramePr>
+            <a:graphic xmlns:a="http://schemas.openxmlformats.org/drawingml/2006/main">
+              <a:graphicData uri="http://schemas.openxmlformats.org/drawingml/2006/picture">
+                <pic:pic xmlns:pic="http://schemas.openxmlformats.org/drawingml/2006/picture">
+                  <pic:nvPicPr>
+                    <pic:cNvPr id="23" name="Maquina_ejemplo.JPG"/>
+                    <pic:cNvPicPr/>
+                  </pic:nvPicPr>
+                  <pic:blipFill>
+                    <a:blip r:embed="rId10">
+                      <a:extLst>
+                        <a:ext uri="{28A0092B-C50C-407E-A947-70E740481C1C}">
+                          <a14:useLocalDpi xmlns:a14="http://schemas.microsoft.com/office/drawing/2010/main" val="0"/>
+                        </a:ext>
+                      </a:extLst>
+                    </a:blip>
+                    <a:stretch>
+                      <a:fillRect/>
+                    </a:stretch>
+                  </pic:blipFill>
+                  <pic:spPr>
+                    <a:xfrm>
+                      <a:off x="0" y="0"/>
+                      <a:ext cx="2881423" cy="1772075"/>
+                    </a:xfrm>
+                    <a:prstGeom prst="rect">
+                      <a:avLst/>
+                    </a:prstGeom>
+                    <a:ln w="19050">
+                      <a:solidFill>
+                        <a:schemeClr val="tx1"/>
+                      </a:solidFill>
+                    </a:ln>
+                  </pic:spPr>
+                </pic:pic>
+              </a:graphicData>
+            </a:graphic>
+          </wp:inline>
+        </w:drawing>
+      </w:r>
+      <w:r>
+        <w:rPr>
+          <w:lang w:val="es-ES"/>
+        </w:rPr>
+        <w:t xml:space="preserve"> </w:t>
+      </w:r>
+      <w:r>
+        <w:rPr>
+          <w:noProof/>
+          <w:lang w:val="es-AR" w:eastAsia="es-AR"/>
+        </w:rPr>
+        <w:drawing>
+          <wp:inline distT="0" distB="0" distL="0" distR="0">
+            <wp:extent cx="2604109" cy="1771650"/>
+            <wp:effectExtent l="19050" t="19050" r="25400" b="19050"/>
+            <wp:docPr id="24" name="Imagen 24"/>
+            <wp:cNvGraphicFramePr>
+              <a:graphicFrameLocks xmlns:a="http://schemas.openxmlformats.org/drawingml/2006/main" noChangeAspect="1"/>
+            </wp:cNvGraphicFramePr>
+            <a:graphic xmlns:a="http://schemas.openxmlformats.org/drawingml/2006/main">
+              <a:graphicData uri="http://schemas.openxmlformats.org/drawingml/2006/picture">
+                <pic:pic xmlns:pic="http://schemas.openxmlformats.org/drawingml/2006/picture">
+                  <pic:nvPicPr>
+                    <pic:cNvPr id="24" name="3-Diseño_Camara.JPG"/>
+                    <pic:cNvPicPr/>
+                  </pic:nvPicPr>
+                  <pic:blipFill>
+                    <a:blip r:embed="rId11">
+                      <a:extLst>
+                        <a:ext uri="{28A0092B-C50C-407E-A947-70E740481C1C}">
+                          <a14:useLocalDpi xmlns:a14="http://schemas.microsoft.com/office/drawing/2010/main" val="0"/>
+                        </a:ext>
+                      </a:extLst>
+                    </a:blip>
+                    <a:stretch>
+                      <a:fillRect/>
+                    </a:stretch>
+                  </pic:blipFill>
+                  <pic:spPr>
+                    <a:xfrm>
+                      <a:off x="0" y="0"/>
+                      <a:ext cx="2623108" cy="1784576"/>
+                    </a:xfrm>
+                    <a:prstGeom prst="rect">
+                      <a:avLst/>
+                    </a:prstGeom>
+                    <a:ln w="19050">
+                      <a:solidFill>
+                        <a:schemeClr val="tx1"/>
+                      </a:solidFill>
+                    </a:ln>
+                  </pic:spPr>
+                </pic:pic>
+              </a:graphicData>
+            </a:graphic>
+          </wp:inline>
+        </w:drawing>
+      </w:r>
+    </w:p>
+    <w:p>
+      <w:pPr>
+        <w:tabs>
+          <w:tab w:val="center" w:pos="2694"/>
+          <w:tab w:val="center" w:pos="6946"/>
+        </w:tabs>
+        <w:rPr>
+          <w:lang w:val="es-ES"/>
+        </w:rPr>
+      </w:pPr>
+      <w:r>
+        <w:rPr>
+          <w:lang w:val="es-ES"/>
+        </w:rPr>
+        <w:tab/>
+        <w:t xml:space="preserve">Figura </w:t>
+      </w:r>
+      <w:r>
+        <w:rPr>
+          <w:lang w:val="es-ES"/>
+        </w:rPr>
+        <w:t>2</w:t>
+      </w:r>
+      <w:r>
+        <w:rPr>
+          <w:lang w:val="es-ES"/>
+        </w:rPr>
+        <w:t xml:space="preserve"> – Modelo de Cámara</w:t>
+      </w:r>
+      <w:r>
+        <w:rPr>
+          <w:lang w:val="es-ES"/>
+        </w:rPr>
+        <w:tab/>
+        <w:t xml:space="preserve"> Figura 3 – Diseño Simplificado</w:t>
+      </w:r>
+    </w:p>
+    <w:p>
+      <w:pPr>
+        <w:pStyle w:val="Ttulo3"/>
+        <w:rPr>
+          <w:lang w:val="es-ES"/>
+        </w:rPr>
+      </w:pPr>
+      <w:bookmarkStart w:id="5" w:name="_Toc181398829"/>
+      <w:r>
+        <w:rPr>
+          <w:u w:val="none"/>
           <w:lang w:val="es-ES"/>
         </w:rPr>
         <w:lastRenderedPageBreak/>
-        <w:t>360° horario para cerrar y horario para cerrar. En el [Anexo] se muestra el plano con el detalle.</w:t>
+        <w:t>3.1.2</w:t>
+      </w:r>
+      <w:r>
+        <w:rPr>
+          <w:u w:val="none"/>
+          <w:lang w:val="es-ES"/>
+        </w:rPr>
+        <w:t xml:space="preserve"> </w:t>
+      </w:r>
+      <w:r>
+        <w:rPr>
+          <w:u w:val="none"/>
+          <w:lang w:val="es-ES"/>
+        </w:rPr>
+        <w:tab/>
+      </w:r>
+      <w:r>
+        <w:rPr>
+          <w:lang w:val="es-ES"/>
+        </w:rPr>
+        <w:t>Pastillas de material radiactivo</w:t>
+      </w:r>
+      <w:bookmarkEnd w:id="5"/>
+    </w:p>
+    <w:p>
+      <w:pPr>
+        <w:rPr>
+          <w:lang w:val="es-ES"/>
+        </w:rPr>
+      </w:pPr>
+      <w:r>
+        <w:rPr>
+          <w:lang w:val="es-ES"/>
+        </w:rPr>
+        <w:t>Se considera un modelo 3D simplificado de las pastillas que es un cilindro recto. No se considera un material en particular de las mismas y se considera que las mismas son rígidas</w:t>
+      </w:r>
+      <w:r>
+        <w:rPr>
+          <w:lang w:val="es-ES"/>
+        </w:rPr>
+        <w:t xml:space="preserve"> Fig.4</w:t>
+      </w:r>
+      <w:r>
+        <w:rPr>
+          <w:lang w:val="es-ES"/>
+        </w:rPr>
+        <w:t xml:space="preserve"> [Anexo]</w:t>
+      </w:r>
+      <w:r>
+        <w:rPr>
+          <w:lang w:val="es-ES"/>
+        </w:rPr>
+        <w:t>.</w:t>
       </w:r>
     </w:p>
     <w:p>
@@ -3991,9 +4364,81 @@
       </w:pPr>
       <w:r>
         <w:rPr>
-          <w:lang w:val="es-ES"/>
-        </w:rPr>
-        <w:t>Fig.2 - Fig.3</w:t>
+          <w:noProof/>
+          <w:lang w:val="es-AR" w:eastAsia="es-AR"/>
+        </w:rPr>
+        <w:drawing>
+          <wp:inline distT="0" distB="0" distL="0" distR="0">
+            <wp:extent cx="2913321" cy="1673610"/>
+            <wp:effectExtent l="19050" t="19050" r="20955" b="22225"/>
+            <wp:docPr id="25" name="Imagen 25"/>
+            <wp:cNvGraphicFramePr>
+              <a:graphicFrameLocks xmlns:a="http://schemas.openxmlformats.org/drawingml/2006/main" noChangeAspect="1"/>
+            </wp:cNvGraphicFramePr>
+            <a:graphic xmlns:a="http://schemas.openxmlformats.org/drawingml/2006/main">
+              <a:graphicData uri="http://schemas.openxmlformats.org/drawingml/2006/picture">
+                <pic:pic xmlns:pic="http://schemas.openxmlformats.org/drawingml/2006/picture">
+                  <pic:nvPicPr>
+                    <pic:cNvPr id="25" name="4-Pastilla.JPG"/>
+                    <pic:cNvPicPr/>
+                  </pic:nvPicPr>
+                  <pic:blipFill>
+                    <a:blip r:embed="rId12">
+                      <a:extLst>
+                        <a:ext uri="{28A0092B-C50C-407E-A947-70E740481C1C}">
+                          <a14:useLocalDpi xmlns:a14="http://schemas.microsoft.com/office/drawing/2010/main" val="0"/>
+                        </a:ext>
+                      </a:extLst>
+                    </a:blip>
+                    <a:stretch>
+                      <a:fillRect/>
+                    </a:stretch>
+                  </pic:blipFill>
+                  <pic:spPr>
+                    <a:xfrm>
+                      <a:off x="0" y="0"/>
+                      <a:ext cx="2922591" cy="1678935"/>
+                    </a:xfrm>
+                    <a:prstGeom prst="rect">
+                      <a:avLst/>
+                    </a:prstGeom>
+                    <a:ln w="19050">
+                      <a:solidFill>
+                        <a:schemeClr val="tx1"/>
+                      </a:solidFill>
+                    </a:ln>
+                  </pic:spPr>
+                </pic:pic>
+              </a:graphicData>
+            </a:graphic>
+          </wp:inline>
+        </w:drawing>
+      </w:r>
+    </w:p>
+    <w:p>
+      <w:pPr>
+        <w:jc w:val="center"/>
+        <w:rPr>
+          <w:lang w:val="es-ES"/>
+        </w:rPr>
+      </w:pPr>
+      <w:r>
+        <w:rPr>
+          <w:lang w:val="es-ES"/>
+        </w:rPr>
+        <w:t>Figura</w:t>
+      </w:r>
+      <w:r>
+        <w:rPr>
+          <w:lang w:val="es-ES"/>
+        </w:rPr>
+        <w:t xml:space="preserve"> 4</w:t>
+      </w:r>
+      <w:r>
+        <w:rPr>
+          <w:lang w:val="es-ES"/>
+        </w:rPr>
+        <w:t xml:space="preserve"> – Modelo 3D simplificado de Pastilla Radiactiva</w:t>
       </w:r>
     </w:p>
     <w:p>
@@ -4003,19 +4448,33 @@
           <w:lang w:val="es-ES"/>
         </w:rPr>
       </w:pPr>
-      <w:bookmarkStart w:id="5" w:name="_Toc181398829"/>
+      <w:bookmarkStart w:id="6" w:name="_Toc181398830"/>
       <w:r>
         <w:rPr>
           <w:u w:val="none"/>
           <w:lang w:val="es-ES"/>
         </w:rPr>
-        <w:t>3.1.2</w:t>
+        <w:t>3.1</w:t>
       </w:r>
       <w:r>
         <w:rPr>
           <w:u w:val="none"/>
           <w:lang w:val="es-ES"/>
         </w:rPr>
+        <w:t>.</w:t>
+      </w:r>
+      <w:r>
+        <w:rPr>
+          <w:u w:val="none"/>
+          <w:lang w:val="es-ES"/>
+        </w:rPr>
+        <w:t>3</w:t>
+      </w:r>
+      <w:r>
+        <w:rPr>
+          <w:u w:val="none"/>
+          <w:lang w:val="es-ES"/>
+        </w:rPr>
         <w:t xml:space="preserve"> </w:t>
       </w:r>
       <w:r>
@@ -4029,33 +4488,103 @@
         <w:rPr>
           <w:lang w:val="es-ES"/>
         </w:rPr>
-        <w:t>Pastillas de material radiactivo</w:t>
-      </w:r>
-      <w:bookmarkEnd w:id="5"/>
-    </w:p>
-    <w:p>
-      <w:pPr>
-        <w:rPr>
-          <w:lang w:val="es-ES"/>
-        </w:rPr>
-      </w:pPr>
-      <w:r>
-        <w:rPr>
-          <w:lang w:val="es-ES"/>
-        </w:rPr>
-        <w:t>Se considera un modelo 3D simplificado de las pastillas que es un cilindro recto. No se considera un material en particular de las mismas y se considera que las mismas son rígidas</w:t>
-      </w:r>
-      <w:r>
-        <w:rPr>
-          <w:lang w:val="es-ES"/>
-        </w:rPr>
-        <w:t xml:space="preserve"> Fig.4</w:t>
-      </w:r>
-      <w:r>
-        <w:rPr>
-          <w:lang w:val="es-ES"/>
-        </w:rPr>
-        <w:t xml:space="preserve"> [Anexo]</w:t>
+        <w:t>Contenedor</w:t>
+      </w:r>
+      <w:bookmarkEnd w:id="6"/>
+    </w:p>
+    <w:p>
+      <w:pPr>
+        <w:rPr>
+          <w:lang w:val="es-ES"/>
+        </w:rPr>
+      </w:pPr>
+      <w:r>
+        <w:rPr>
+          <w:lang w:val="es-ES"/>
+        </w:rPr>
+        <w:t>Se consideran contenedores cil</w:t>
+      </w:r>
+      <w:r>
+        <w:rPr>
+          <w:lang w:val="es-ES"/>
+        </w:rPr>
+        <w:t xml:space="preserve">índricos con tapa roscada que requieren un giro de 360° anti-horario para abrir y horario para cerrar. Se </w:t>
+      </w:r>
+      <w:r>
+        <w:rPr>
+          <w:lang w:val="es-ES"/>
+        </w:rPr>
+        <w:t>utiliza</w:t>
+      </w:r>
+      <w:r>
+        <w:rPr>
+          <w:lang w:val="es-ES"/>
+        </w:rPr>
+        <w:t xml:space="preserve"> un </w:t>
+      </w:r>
+      <w:r>
+        <w:rPr>
+          <w:lang w:val="es-ES"/>
+        </w:rPr>
+        <w:t>diseño</w:t>
+      </w:r>
+      <w:r>
+        <w:rPr>
+          <w:lang w:val="es-ES"/>
+        </w:rPr>
+        <w:t xml:space="preserve"> simplificado elaborado en base al modelo de la Fig. </w:t>
+      </w:r>
+      <w:r>
+        <w:rPr>
+          <w:lang w:val="es-ES"/>
+        </w:rPr>
+        <w:t>5</w:t>
+      </w:r>
+      <w:r>
+        <w:rPr>
+          <w:lang w:val="es-ES"/>
+        </w:rPr>
+        <w:t xml:space="preserve"> y </w:t>
+      </w:r>
+      <w:proofErr w:type="spellStart"/>
+      <w:r>
+        <w:rPr>
+          <w:lang w:val="es-ES"/>
+        </w:rPr>
+        <w:t>Fig</w:t>
+      </w:r>
+      <w:proofErr w:type="spellEnd"/>
+      <w:r>
+        <w:rPr>
+          <w:lang w:val="es-ES"/>
+        </w:rPr>
+        <w:t xml:space="preserve"> 6, que es un contenedor de plomo para material radiactivo de la marca </w:t>
+      </w:r>
+      <w:proofErr w:type="spellStart"/>
+      <w:r>
+        <w:rPr>
+          <w:lang w:val="es-ES"/>
+        </w:rPr>
+        <w:t>Ventus</w:t>
+      </w:r>
+      <w:proofErr w:type="spellEnd"/>
+      <w:r>
+        <w:rPr>
+          <w:lang w:val="es-ES"/>
+        </w:rPr>
+        <w:t xml:space="preserve"> [referencia] </w:t>
+      </w:r>
+      <w:r>
+        <w:rPr>
+          <w:lang w:val="es-ES"/>
+        </w:rPr>
+        <w:t>y en [Anexo] los detalles</w:t>
+      </w:r>
+      <w:r>
+        <w:rPr>
+          <w:lang w:val="es-ES"/>
+        </w:rPr>
+        <w:t xml:space="preserve"> del diseño</w:t>
       </w:r>
       <w:r>
         <w:rPr>
@@ -4066,6 +4595,272 @@
     </w:p>
     <w:p>
       <w:pPr>
+        <w:rPr>
+          <w:lang w:val="es-ES"/>
+        </w:rPr>
+      </w:pPr>
+      <w:r>
+        <w:rPr>
+          <w:noProof/>
+          <w:lang w:val="es-AR" w:eastAsia="es-AR"/>
+        </w:rPr>
+        <w:drawing>
+          <wp:inline distT="0" distB="0" distL="0" distR="0">
+            <wp:extent cx="2775098" cy="1629895"/>
+            <wp:effectExtent l="19050" t="19050" r="25400" b="27940"/>
+            <wp:docPr id="26" name="Imagen 26"/>
+            <wp:cNvGraphicFramePr>
+              <a:graphicFrameLocks xmlns:a="http://schemas.openxmlformats.org/drawingml/2006/main" noChangeAspect="1"/>
+            </wp:cNvGraphicFramePr>
+            <a:graphic xmlns:a="http://schemas.openxmlformats.org/drawingml/2006/main">
+              <a:graphicData uri="http://schemas.openxmlformats.org/drawingml/2006/picture">
+                <pic:pic xmlns:pic="http://schemas.openxmlformats.org/drawingml/2006/picture">
+                  <pic:nvPicPr>
+                    <pic:cNvPr id="26" name="5-Contenedor.JPG"/>
+                    <pic:cNvPicPr/>
+                  </pic:nvPicPr>
+                  <pic:blipFill>
+                    <a:blip r:embed="rId13">
+                      <a:extLst>
+                        <a:ext uri="{28A0092B-C50C-407E-A947-70E740481C1C}">
+                          <a14:useLocalDpi xmlns:a14="http://schemas.microsoft.com/office/drawing/2010/main" val="0"/>
+                        </a:ext>
+                      </a:extLst>
+                    </a:blip>
+                    <a:stretch>
+                      <a:fillRect/>
+                    </a:stretch>
+                  </pic:blipFill>
+                  <pic:spPr>
+                    <a:xfrm>
+                      <a:off x="0" y="0"/>
+                      <a:ext cx="2804865" cy="1647378"/>
+                    </a:xfrm>
+                    <a:prstGeom prst="rect">
+                      <a:avLst/>
+                    </a:prstGeom>
+                    <a:ln w="19050">
+                      <a:solidFill>
+                        <a:schemeClr val="tx1"/>
+                      </a:solidFill>
+                    </a:ln>
+                  </pic:spPr>
+                </pic:pic>
+              </a:graphicData>
+            </a:graphic>
+          </wp:inline>
+        </w:drawing>
+      </w:r>
+      <w:r>
+        <w:rPr>
+          <w:lang w:val="es-ES"/>
+        </w:rPr>
+        <w:t xml:space="preserve">  </w:t>
+      </w:r>
+      <w:r>
+        <w:rPr>
+          <w:noProof/>
+          <w:lang w:val="es-AR" w:eastAsia="es-AR"/>
+        </w:rPr>
+        <w:drawing>
+          <wp:inline distT="0" distB="0" distL="0" distR="0">
+            <wp:extent cx="2902688" cy="1641094"/>
+            <wp:effectExtent l="19050" t="19050" r="12065" b="16510"/>
+            <wp:docPr id="27" name="Imagen 27"/>
+            <wp:cNvGraphicFramePr>
+              <a:graphicFrameLocks xmlns:a="http://schemas.openxmlformats.org/drawingml/2006/main" noChangeAspect="1"/>
+            </wp:cNvGraphicFramePr>
+            <a:graphic xmlns:a="http://schemas.openxmlformats.org/drawingml/2006/main">
+              <a:graphicData uri="http://schemas.openxmlformats.org/drawingml/2006/picture">
+                <pic:pic xmlns:pic="http://schemas.openxmlformats.org/drawingml/2006/picture">
+                  <pic:nvPicPr>
+                    <pic:cNvPr id="27" name="6-Contenedor_Diseño.JPG"/>
+                    <pic:cNvPicPr/>
+                  </pic:nvPicPr>
+                  <pic:blipFill>
+                    <a:blip r:embed="rId14">
+                      <a:extLst>
+                        <a:ext uri="{28A0092B-C50C-407E-A947-70E740481C1C}">
+                          <a14:useLocalDpi xmlns:a14="http://schemas.microsoft.com/office/drawing/2010/main" val="0"/>
+                        </a:ext>
+                      </a:extLst>
+                    </a:blip>
+                    <a:stretch>
+                      <a:fillRect/>
+                    </a:stretch>
+                  </pic:blipFill>
+                  <pic:spPr>
+                    <a:xfrm>
+                      <a:off x="0" y="0"/>
+                      <a:ext cx="2932176" cy="1657766"/>
+                    </a:xfrm>
+                    <a:prstGeom prst="rect">
+                      <a:avLst/>
+                    </a:prstGeom>
+                    <a:ln w="19050">
+                      <a:solidFill>
+                        <a:schemeClr val="tx1"/>
+                      </a:solidFill>
+                    </a:ln>
+                  </pic:spPr>
+                </pic:pic>
+              </a:graphicData>
+            </a:graphic>
+          </wp:inline>
+        </w:drawing>
+      </w:r>
+    </w:p>
+    <w:p>
+      <w:pPr>
+        <w:tabs>
+          <w:tab w:val="center" w:pos="2410"/>
+          <w:tab w:val="center" w:pos="7088"/>
+        </w:tabs>
+        <w:ind w:firstLine="0"/>
+        <w:rPr>
+          <w:lang w:val="es-ES"/>
+        </w:rPr>
+      </w:pPr>
+      <w:r>
+        <w:rPr>
+          <w:lang w:val="es-ES"/>
+        </w:rPr>
+        <w:tab/>
+        <w:t>Figura</w:t>
+      </w:r>
+      <w:r>
+        <w:rPr>
+          <w:lang w:val="es-ES"/>
+        </w:rPr>
+        <w:t xml:space="preserve"> 5</w:t>
+      </w:r>
+      <w:r>
+        <w:rPr>
+          <w:lang w:val="es-ES"/>
+        </w:rPr>
+        <w:t xml:space="preserve"> – Modelo de Contenedor</w:t>
+      </w:r>
+      <w:r>
+        <w:rPr>
+          <w:lang w:val="es-ES"/>
+        </w:rPr>
+        <w:tab/>
+        <w:t>Figura 6 – Diseño de Contenedor Simplificado</w:t>
+      </w:r>
+    </w:p>
+    <w:p>
+      <w:pPr>
+        <w:pStyle w:val="Ttulo3"/>
+        <w:rPr>
+          <w:lang w:val="es-ES"/>
+        </w:rPr>
+      </w:pPr>
+      <w:bookmarkStart w:id="7" w:name="_Toc181398831"/>
+      <w:r>
+        <w:rPr>
+          <w:u w:val="none"/>
+          <w:lang w:val="es-ES"/>
+        </w:rPr>
+        <w:t>3.1.4</w:t>
+      </w:r>
+      <w:r>
+        <w:rPr>
+          <w:u w:val="none"/>
+          <w:lang w:val="es-ES"/>
+        </w:rPr>
+        <w:tab/>
+      </w:r>
+      <w:r>
+        <w:rPr>
+          <w:lang w:val="es-ES"/>
+        </w:rPr>
+        <w:t>Mesa</w:t>
+      </w:r>
+      <w:bookmarkEnd w:id="7"/>
+    </w:p>
+    <w:p>
+      <w:pPr>
+        <w:rPr>
+          <w:lang w:val="es-ES"/>
+        </w:rPr>
+      </w:pPr>
+      <w:r>
+        <w:rPr>
+          <w:lang w:val="es-ES"/>
+        </w:rPr>
+        <w:t xml:space="preserve">Se considera que los contenedores con las </w:t>
+      </w:r>
+      <w:r>
+        <w:rPr>
+          <w:lang w:val="es-ES"/>
+        </w:rPr>
+        <w:t>pastillas</w:t>
+      </w:r>
+      <w:r>
+        <w:rPr>
+          <w:lang w:val="es-ES"/>
+        </w:rPr>
+        <w:t xml:space="preserve"> se encuentran en los alojamientos </w:t>
+      </w:r>
+      <w:r>
+        <w:rPr>
+          <w:lang w:val="es-ES"/>
+        </w:rPr>
+        <w:t>de una mesa que además dispone de una repisa para colocar las tapas de los contenedores</w:t>
+      </w:r>
+      <w:r>
+        <w:rPr>
+          <w:lang w:val="es-ES"/>
+        </w:rPr>
+        <w:t xml:space="preserve"> Fig.</w:t>
+      </w:r>
+      <w:r>
+        <w:rPr>
+          <w:lang w:val="es-ES"/>
+        </w:rPr>
+        <w:t xml:space="preserve"> 7</w:t>
+      </w:r>
+      <w:r>
+        <w:rPr>
+          <w:lang w:val="es-ES"/>
+        </w:rPr>
+        <w:t xml:space="preserve"> y en </w:t>
+      </w:r>
+      <w:proofErr w:type="spellStart"/>
+      <w:r>
+        <w:rPr>
+          <w:lang w:val="es-ES"/>
+        </w:rPr>
+        <w:t>el</w:t>
+      </w:r>
+      <w:proofErr w:type="spellEnd"/>
+      <w:r>
+        <w:rPr>
+          <w:lang w:val="es-ES"/>
+        </w:rPr>
+        <w:t xml:space="preserve"> </w:t>
+      </w:r>
+      <w:r>
+        <w:rPr>
+          <w:lang w:val="es-ES"/>
+        </w:rPr>
+        <w:t>[Anexo]</w:t>
+      </w:r>
+      <w:r>
+        <w:rPr>
+          <w:lang w:val="es-ES"/>
+        </w:rPr>
+        <w:t xml:space="preserve"> los detalles.</w:t>
+      </w:r>
+      <w:r>
+        <w:rPr>
+          <w:lang w:val="es-ES"/>
+        </w:rPr>
+        <w:t xml:space="preserve"> </w:t>
+      </w:r>
+    </w:p>
+    <w:p>
+      <w:pPr>
         <w:jc w:val="center"/>
         <w:rPr>
           <w:lang w:val="es-ES"/>
@@ -4073,91 +4868,56 @@
       </w:pPr>
       <w:r>
         <w:rPr>
-          <w:lang w:val="es-ES"/>
-        </w:rPr>
-        <w:t>Fig. 4</w:t>
-      </w:r>
-    </w:p>
-    <w:p>
-      <w:pPr>
-        <w:pStyle w:val="Ttulo3"/>
-        <w:rPr>
-          <w:lang w:val="es-ES"/>
-        </w:rPr>
-      </w:pPr>
-      <w:bookmarkStart w:id="6" w:name="_Toc181398830"/>
-      <w:r>
-        <w:rPr>
-          <w:u w:val="none"/>
-          <w:lang w:val="es-ES"/>
-        </w:rPr>
-        <w:t>3.1</w:t>
-      </w:r>
-      <w:r>
-        <w:rPr>
-          <w:u w:val="none"/>
-          <w:lang w:val="es-ES"/>
-        </w:rPr>
-        <w:t>.</w:t>
-      </w:r>
-      <w:r>
-        <w:rPr>
-          <w:u w:val="none"/>
-          <w:lang w:val="es-ES"/>
-        </w:rPr>
-        <w:t>3</w:t>
-      </w:r>
-      <w:r>
-        <w:rPr>
-          <w:u w:val="none"/>
-          <w:lang w:val="es-ES"/>
-        </w:rPr>
-        <w:t xml:space="preserve"> </w:t>
-      </w:r>
-      <w:r>
-        <w:rPr>
-          <w:u w:val="none"/>
-          <w:lang w:val="es-ES"/>
-        </w:rPr>
-        <w:tab/>
-      </w:r>
-      <w:r>
-        <w:rPr>
-          <w:lang w:val="es-ES"/>
-        </w:rPr>
-        <w:t>Contenedor</w:t>
-      </w:r>
-      <w:bookmarkEnd w:id="6"/>
-    </w:p>
-    <w:p>
-      <w:pPr>
-        <w:rPr>
-          <w:lang w:val="es-ES"/>
-        </w:rPr>
-      </w:pPr>
-      <w:r>
-        <w:rPr>
-          <w:lang w:val="es-ES"/>
-        </w:rPr>
-        <w:t>Se consideran contenedores cil</w:t>
-      </w:r>
-      <w:r>
-        <w:rPr>
-          <w:lang w:val="es-ES"/>
-        </w:rPr>
-        <w:t xml:space="preserve">índricos con tapa roscada que requieren un giro de 360° anti-horario para abrir y horario para cerrar. Se considera un modelo simplificado elaborado en base al modelo de la Fig. </w:t>
-      </w:r>
-      <w:r>
-        <w:rPr>
-          <w:lang w:val="es-ES"/>
-        </w:rPr>
-        <w:t>5</w:t>
-      </w:r>
-      <w:r>
-        <w:rPr>
-          <w:lang w:val="es-ES"/>
-        </w:rPr>
-        <w:t xml:space="preserve"> y en [Anexo] los detalles.</w:t>
+          <w:noProof/>
+          <w:lang w:val="es-AR" w:eastAsia="es-AR"/>
+        </w:rPr>
+        <w:lastRenderedPageBreak/>
+        <w:drawing>
+          <wp:inline distT="0" distB="0" distL="0" distR="0">
+            <wp:extent cx="2647507" cy="2463074"/>
+            <wp:effectExtent l="19050" t="19050" r="19685" b="13970"/>
+            <wp:docPr id="28" name="Imagen 28"/>
+            <wp:cNvGraphicFramePr>
+              <a:graphicFrameLocks xmlns:a="http://schemas.openxmlformats.org/drawingml/2006/main" noChangeAspect="1"/>
+            </wp:cNvGraphicFramePr>
+            <a:graphic xmlns:a="http://schemas.openxmlformats.org/drawingml/2006/main">
+              <a:graphicData uri="http://schemas.openxmlformats.org/drawingml/2006/picture">
+                <pic:pic xmlns:pic="http://schemas.openxmlformats.org/drawingml/2006/picture">
+                  <pic:nvPicPr>
+                    <pic:cNvPr id="28" name="7-Mesa.JPG"/>
+                    <pic:cNvPicPr/>
+                  </pic:nvPicPr>
+                  <pic:blipFill>
+                    <a:blip r:embed="rId15">
+                      <a:extLst>
+                        <a:ext uri="{28A0092B-C50C-407E-A947-70E740481C1C}">
+                          <a14:useLocalDpi xmlns:a14="http://schemas.microsoft.com/office/drawing/2010/main" val="0"/>
+                        </a:ext>
+                      </a:extLst>
+                    </a:blip>
+                    <a:stretch>
+                      <a:fillRect/>
+                    </a:stretch>
+                  </pic:blipFill>
+                  <pic:spPr>
+                    <a:xfrm>
+                      <a:off x="0" y="0"/>
+                      <a:ext cx="2655859" cy="2470844"/>
+                    </a:xfrm>
+                    <a:prstGeom prst="rect">
+                      <a:avLst/>
+                    </a:prstGeom>
+                    <a:ln w="19050">
+                      <a:solidFill>
+                        <a:schemeClr val="tx1"/>
+                      </a:solidFill>
+                    </a:ln>
+                  </pic:spPr>
+                </pic:pic>
+              </a:graphicData>
+            </a:graphic>
+          </wp:inline>
+        </w:drawing>
       </w:r>
     </w:p>
     <w:p>
@@ -4171,132 +4931,7 @@
         <w:rPr>
           <w:lang w:val="es-ES"/>
         </w:rPr>
-        <w:t>Fig. 5</w:t>
-      </w:r>
-    </w:p>
-    <w:p>
-      <w:pPr>
-        <w:pStyle w:val="Ttulo3"/>
-        <w:rPr>
-          <w:lang w:val="es-ES"/>
-        </w:rPr>
-      </w:pPr>
-      <w:bookmarkStart w:id="7" w:name="_Toc181398831"/>
-      <w:r>
-        <w:rPr>
-          <w:u w:val="none"/>
-          <w:lang w:val="es-ES"/>
-        </w:rPr>
-        <w:t>3.1.4</w:t>
-      </w:r>
-      <w:r>
-        <w:rPr>
-          <w:u w:val="none"/>
-          <w:lang w:val="es-ES"/>
-        </w:rPr>
-        <w:tab/>
-      </w:r>
-      <w:r>
-        <w:rPr>
-          <w:lang w:val="es-ES"/>
-        </w:rPr>
-        <w:t>Mesa</w:t>
-      </w:r>
-      <w:bookmarkEnd w:id="7"/>
-    </w:p>
-    <w:p>
-      <w:pPr>
-        <w:rPr>
-          <w:lang w:val="es-ES"/>
-        </w:rPr>
-      </w:pPr>
-      <w:r>
-        <w:rPr>
-          <w:lang w:val="es-ES"/>
-        </w:rPr>
-        <w:t xml:space="preserve">Se considera que los contenedores con las </w:t>
-      </w:r>
-      <w:r>
-        <w:rPr>
-          <w:lang w:val="es-ES"/>
-        </w:rPr>
-        <w:t>pastillas</w:t>
-      </w:r>
-      <w:r>
-        <w:rPr>
-          <w:lang w:val="es-ES"/>
-        </w:rPr>
-        <w:t xml:space="preserve"> se encuentran en los alojamientos </w:t>
-      </w:r>
-      <w:r>
-        <w:rPr>
-          <w:lang w:val="es-ES"/>
-        </w:rPr>
-        <w:t>de una mesa que además dispone de una repisa para colocar las tapas de los contenedores</w:t>
-      </w:r>
-      <w:r>
-        <w:rPr>
-          <w:lang w:val="es-ES"/>
-        </w:rPr>
-        <w:t xml:space="preserve"> Fig.</w:t>
-      </w:r>
-      <w:r>
-        <w:rPr>
-          <w:lang w:val="es-ES"/>
-        </w:rPr>
-        <w:t xml:space="preserve"> 6</w:t>
-      </w:r>
-      <w:r>
-        <w:rPr>
-          <w:lang w:val="es-ES"/>
-        </w:rPr>
-        <w:t xml:space="preserve"> y en </w:t>
-      </w:r>
-      <w:proofErr w:type="spellStart"/>
-      <w:r>
-        <w:rPr>
-          <w:lang w:val="es-ES"/>
-        </w:rPr>
-        <w:t>el</w:t>
-      </w:r>
-      <w:proofErr w:type="spellEnd"/>
-      <w:r>
-        <w:rPr>
-          <w:lang w:val="es-ES"/>
-        </w:rPr>
-        <w:t xml:space="preserve"> </w:t>
-      </w:r>
-      <w:r>
-        <w:rPr>
-          <w:lang w:val="es-ES"/>
-        </w:rPr>
-        <w:t>[Anexo]</w:t>
-      </w:r>
-      <w:r>
-        <w:rPr>
-          <w:lang w:val="es-ES"/>
-        </w:rPr>
-        <w:t xml:space="preserve"> los detalles.</w:t>
-      </w:r>
-      <w:r>
-        <w:rPr>
-          <w:lang w:val="es-ES"/>
-        </w:rPr>
-        <w:t xml:space="preserve"> </w:t>
-      </w:r>
-    </w:p>
-    <w:p>
-      <w:pPr>
-        <w:jc w:val="center"/>
-        <w:rPr>
-          <w:lang w:val="es-ES"/>
-        </w:rPr>
-      </w:pPr>
-      <w:r>
-        <w:rPr>
-          <w:lang w:val="es-ES"/>
-        </w:rPr>
-        <w:t>Fig. 6</w:t>
+        <w:t>Figura 7 – Modelo 3D de la mesa</w:t>
       </w:r>
     </w:p>
     <w:p>
@@ -4499,14 +5134,98 @@
         <w:rPr>
           <w:lang w:val="es-ES"/>
         </w:rPr>
+        <w:t xml:space="preserve">En este informe se destacan las características más relevantes para el análisis de la cinemática, determinadas a partir de la hoja de datos [referencia]. Es un robot tipo serie con 6 grados de libertad rotacionales y límites articulares de ±360° en todas </w:t>
+      </w:r>
+      <w:r>
+        <w:rPr>
+          <w:lang w:val="es-ES"/>
+        </w:rPr>
+        <w:t>sus articulaciones. En la Fig. 8</w:t>
+      </w:r>
+      <w:r>
+        <w:rPr>
+          <w:lang w:val="es-ES"/>
+        </w:rPr>
+        <w:t xml:space="preserve"> se </w:t>
+      </w:r>
+      <w:r>
+        <w:rPr>
+          <w:lang w:val="es-ES"/>
+        </w:rPr>
+        <w:t>muestra el robot, y en la Fig. 9</w:t>
+      </w:r>
+      <w:r>
+        <w:rPr>
+          <w:lang w:val="es-ES"/>
+        </w:rPr>
+        <w:t>,</w:t>
+      </w:r>
+      <w:r>
+        <w:rPr>
+          <w:lang w:val="es-ES"/>
+        </w:rPr>
+        <w:t xml:space="preserve"> el despiece con los eslabones.</w:t>
+      </w:r>
+    </w:p>
+    <w:p>
+      <w:pPr>
+        <w:jc w:val="center"/>
+        <w:rPr>
+          <w:lang w:val="es-ES"/>
+        </w:rPr>
+      </w:pPr>
+      <w:r>
+        <w:rPr>
+          <w:noProof/>
+          <w:lang w:val="es-AR" w:eastAsia="es-AR"/>
+        </w:rPr>
         <w:lastRenderedPageBreak/>
-        <w:t>En este informe se destacan las características más relevantes para el análisis de la cinemática, determinadas a partir de la hoja de datos [referencia]. Es un robot tipo serie con 6 grados de libertad rotacionales y límites articulares de ±360° en todas sus articulaciones. En la Fig. 7 se muestra el robot, y en la Fig. 8,</w:t>
-      </w:r>
-      <w:r>
-        <w:rPr>
-          <w:lang w:val="es-ES"/>
-        </w:rPr>
-        <w:t xml:space="preserve"> el despiece con los eslabones.</w:t>
+        <w:drawing>
+          <wp:inline distT="0" distB="0" distL="0" distR="0">
+            <wp:extent cx="2530549" cy="2470890"/>
+            <wp:effectExtent l="19050" t="19050" r="22225" b="24765"/>
+            <wp:docPr id="29" name="Imagen 29"/>
+            <wp:cNvGraphicFramePr>
+              <a:graphicFrameLocks xmlns:a="http://schemas.openxmlformats.org/drawingml/2006/main" noChangeAspect="1"/>
+            </wp:cNvGraphicFramePr>
+            <a:graphic xmlns:a="http://schemas.openxmlformats.org/drawingml/2006/main">
+              <a:graphicData uri="http://schemas.openxmlformats.org/drawingml/2006/picture">
+                <pic:pic xmlns:pic="http://schemas.openxmlformats.org/drawingml/2006/picture">
+                  <pic:nvPicPr>
+                    <pic:cNvPr id="29" name="8-Robot.JPG"/>
+                    <pic:cNvPicPr/>
+                  </pic:nvPicPr>
+                  <pic:blipFill>
+                    <a:blip r:embed="rId16">
+                      <a:extLst>
+                        <a:ext uri="{28A0092B-C50C-407E-A947-70E740481C1C}">
+                          <a14:useLocalDpi xmlns:a14="http://schemas.microsoft.com/office/drawing/2010/main" val="0"/>
+                        </a:ext>
+                      </a:extLst>
+                    </a:blip>
+                    <a:stretch>
+                      <a:fillRect/>
+                    </a:stretch>
+                  </pic:blipFill>
+                  <pic:spPr>
+                    <a:xfrm>
+                      <a:off x="0" y="0"/>
+                      <a:ext cx="2530549" cy="2470890"/>
+                    </a:xfrm>
+                    <a:prstGeom prst="rect">
+                      <a:avLst/>
+                    </a:prstGeom>
+                    <a:ln w="19050">
+                      <a:solidFill>
+                        <a:schemeClr val="tx1"/>
+                      </a:solidFill>
+                    </a:ln>
+                  </pic:spPr>
+                </pic:pic>
+              </a:graphicData>
+            </a:graphic>
+          </wp:inline>
+        </w:drawing>
       </w:r>
     </w:p>
     <w:p>
@@ -4520,7 +5239,81 @@
         <w:rPr>
           <w:lang w:val="es-ES"/>
         </w:rPr>
-        <w:t>Fig. 7 – Fig. 8</w:t>
+        <w:t>Figura 8 - Robot</w:t>
+      </w:r>
+    </w:p>
+    <w:p>
+      <w:pPr>
+        <w:jc w:val="center"/>
+        <w:rPr>
+          <w:lang w:val="es-ES"/>
+        </w:rPr>
+      </w:pPr>
+      <w:r>
+        <w:rPr>
+          <w:noProof/>
+          <w:lang w:val="es-AR" w:eastAsia="es-AR"/>
+        </w:rPr>
+        <w:drawing>
+          <wp:inline distT="0" distB="0" distL="0" distR="0">
+            <wp:extent cx="4944140" cy="3169190"/>
+            <wp:effectExtent l="19050" t="19050" r="8890" b="12700"/>
+            <wp:docPr id="30" name="Imagen 30"/>
+            <wp:cNvGraphicFramePr>
+              <a:graphicFrameLocks xmlns:a="http://schemas.openxmlformats.org/drawingml/2006/main" noChangeAspect="1"/>
+            </wp:cNvGraphicFramePr>
+            <a:graphic xmlns:a="http://schemas.openxmlformats.org/drawingml/2006/main">
+              <a:graphicData uri="http://schemas.openxmlformats.org/drawingml/2006/picture">
+                <pic:pic xmlns:pic="http://schemas.openxmlformats.org/drawingml/2006/picture">
+                  <pic:nvPicPr>
+                    <pic:cNvPr id="30" name="9-Robot_Despiece.JPG"/>
+                    <pic:cNvPicPr/>
+                  </pic:nvPicPr>
+                  <pic:blipFill>
+                    <a:blip r:embed="rId17">
+                      <a:extLst>
+                        <a:ext uri="{28A0092B-C50C-407E-A947-70E740481C1C}">
+                          <a14:useLocalDpi xmlns:a14="http://schemas.microsoft.com/office/drawing/2010/main" val="0"/>
+                        </a:ext>
+                      </a:extLst>
+                    </a:blip>
+                    <a:stretch>
+                      <a:fillRect/>
+                    </a:stretch>
+                  </pic:blipFill>
+                  <pic:spPr>
+                    <a:xfrm>
+                      <a:off x="0" y="0"/>
+                      <a:ext cx="4952563" cy="3174589"/>
+                    </a:xfrm>
+                    <a:prstGeom prst="rect">
+                      <a:avLst/>
+                    </a:prstGeom>
+                    <a:ln w="19050">
+                      <a:solidFill>
+                        <a:schemeClr val="tx1"/>
+                      </a:solidFill>
+                    </a:ln>
+                  </pic:spPr>
+                </pic:pic>
+              </a:graphicData>
+            </a:graphic>
+          </wp:inline>
+        </w:drawing>
+      </w:r>
+    </w:p>
+    <w:p>
+      <w:pPr>
+        <w:jc w:val="center"/>
+        <w:rPr>
+          <w:lang w:val="es-ES"/>
+        </w:rPr>
+      </w:pPr>
+      <w:r>
+        <w:rPr>
+          <w:lang w:val="es-ES"/>
+        </w:rPr>
+        <w:t>Figura 9 – Despiece del robot</w:t>
       </w:r>
     </w:p>
     <w:p>
@@ -4608,6 +5401,7 @@
         <w:rPr>
           <w:lang w:val="es-AR"/>
         </w:rPr>
+        <w:lastRenderedPageBreak/>
         <w:t xml:space="preserve">Agarrar: Un </w:t>
       </w:r>
       <w:proofErr w:type="spellStart"/>
@@ -4681,7 +5475,25 @@
         <w:rPr>
           <w:lang w:val="es-AR"/>
         </w:rPr>
-        <w:t xml:space="preserve"> que se muestra en la Fig. 9 [Anexo].</w:t>
+        <w:t xml:space="preserve"> [referencia]</w:t>
+      </w:r>
+      <w:r>
+        <w:rPr>
+          <w:lang w:val="es-AR"/>
+        </w:rPr>
+        <w:t xml:space="preserve"> que se m</w:t>
+      </w:r>
+      <w:r>
+        <w:rPr>
+          <w:lang w:val="es-AR"/>
+        </w:rPr>
+        <w:t>uestra en la Fig. 10</w:t>
+      </w:r>
+      <w:r>
+        <w:rPr>
+          <w:lang w:val="es-AR"/>
+        </w:rPr>
+        <w:t xml:space="preserve"> [Anexo].</w:t>
       </w:r>
     </w:p>
     <w:p>
@@ -4693,9 +5505,69 @@
       </w:pPr>
       <w:r>
         <w:rPr>
+          <w:noProof/>
+          <w:lang w:val="es-AR" w:eastAsia="es-AR"/>
+        </w:rPr>
+        <w:drawing>
+          <wp:inline distT="0" distB="0" distL="0" distR="0">
+            <wp:extent cx="2998381" cy="1920722"/>
+            <wp:effectExtent l="19050" t="19050" r="12065" b="22860"/>
+            <wp:docPr id="31" name="Imagen 31"/>
+            <wp:cNvGraphicFramePr>
+              <a:graphicFrameLocks xmlns:a="http://schemas.openxmlformats.org/drawingml/2006/main" noChangeAspect="1"/>
+            </wp:cNvGraphicFramePr>
+            <a:graphic xmlns:a="http://schemas.openxmlformats.org/drawingml/2006/main">
+              <a:graphicData uri="http://schemas.openxmlformats.org/drawingml/2006/picture">
+                <pic:pic xmlns:pic="http://schemas.openxmlformats.org/drawingml/2006/picture">
+                  <pic:nvPicPr>
+                    <pic:cNvPr id="31" name="10-Finger_gripper.jpg"/>
+                    <pic:cNvPicPr/>
+                  </pic:nvPicPr>
+                  <pic:blipFill>
+                    <a:blip r:embed="rId18" cstate="print">
+                      <a:extLst>
+                        <a:ext uri="{28A0092B-C50C-407E-A947-70E740481C1C}">
+                          <a14:useLocalDpi xmlns:a14="http://schemas.microsoft.com/office/drawing/2010/main" val="0"/>
+                        </a:ext>
+                      </a:extLst>
+                    </a:blip>
+                    <a:stretch>
+                      <a:fillRect/>
+                    </a:stretch>
+                  </pic:blipFill>
+                  <pic:spPr>
+                    <a:xfrm>
+                      <a:off x="0" y="0"/>
+                      <a:ext cx="3005183" cy="1925079"/>
+                    </a:xfrm>
+                    <a:prstGeom prst="rect">
+                      <a:avLst/>
+                    </a:prstGeom>
+                    <a:ln w="19050">
+                      <a:solidFill>
+                        <a:schemeClr val="tx1"/>
+                      </a:solidFill>
+                    </a:ln>
+                  </pic:spPr>
+                </pic:pic>
+              </a:graphicData>
+            </a:graphic>
+          </wp:inline>
+        </w:drawing>
+      </w:r>
+    </w:p>
+    <w:p>
+      <w:pPr>
+        <w:jc w:val="center"/>
+        <w:rPr>
           <w:lang w:val="es-AR"/>
         </w:rPr>
-        <w:t>Fig. 9</w:t>
+      </w:pPr>
+      <w:r>
+        <w:rPr>
+          <w:lang w:val="es-AR"/>
+        </w:rPr>
+        <w:t>Fig. 10</w:t>
       </w:r>
     </w:p>
     <w:p>
@@ -4807,6 +5679,8 @@
         </w:rPr>
         <w:t xml:space="preserve"> 11</w:t>
       </w:r>
+      <w:bookmarkStart w:id="12" w:name="_GoBack"/>
+      <w:bookmarkEnd w:id="12"/>
     </w:p>
     <w:p>
       <w:pPr>
@@ -4815,7 +5689,7 @@
           <w:lang w:val="es-ES"/>
         </w:rPr>
       </w:pPr>
-      <w:bookmarkStart w:id="12" w:name="_Toc181398836"/>
+      <w:bookmarkStart w:id="13" w:name="_Toc181398836"/>
       <w:r>
         <w:rPr>
           <w:lang w:val="es-ES"/>
@@ -4835,7 +5709,7 @@
         </w:rPr>
         <w:t>Denavit-Hartenberg</w:t>
       </w:r>
-      <w:bookmarkEnd w:id="12"/>
+      <w:bookmarkEnd w:id="13"/>
       <w:proofErr w:type="spellEnd"/>
     </w:p>
     <w:p>
@@ -4872,7 +5746,7 @@
           <w:lang w:val="es-ES"/>
         </w:rPr>
       </w:pPr>
-      <w:bookmarkStart w:id="13" w:name="_Toc181398837"/>
+      <w:bookmarkStart w:id="14" w:name="_Toc181398837"/>
       <w:r>
         <w:rPr>
           <w:lang w:val="es-ES"/>
@@ -4886,7 +5760,7 @@
         <w:tab/>
         <w:t>Marcos de referencia</w:t>
       </w:r>
-      <w:bookmarkEnd w:id="13"/>
+      <w:bookmarkEnd w:id="14"/>
     </w:p>
     <w:p>
       <w:pPr>
@@ -4924,22 +5798,22 @@
         <w:rPr>
           <w:lang w:val="es-ES"/>
         </w:rPr>
+        <w:t>Fig. 12</w:t>
+      </w:r>
+    </w:p>
+    <w:p>
+      <w:pPr>
+        <w:pStyle w:val="Ttulo2"/>
+        <w:rPr>
+          <w:lang w:val="es-ES"/>
+        </w:rPr>
+      </w:pPr>
+      <w:bookmarkStart w:id="15" w:name="_Toc181398838"/>
+      <w:r>
+        <w:rPr>
+          <w:lang w:val="es-ES"/>
+        </w:rPr>
         <w:lastRenderedPageBreak/>
-        <w:t>Fig. 12</w:t>
-      </w:r>
-    </w:p>
-    <w:p>
-      <w:pPr>
-        <w:pStyle w:val="Ttulo2"/>
-        <w:rPr>
-          <w:lang w:val="es-ES"/>
-        </w:rPr>
-      </w:pPr>
-      <w:bookmarkStart w:id="14" w:name="_Toc181398838"/>
-      <w:r>
-        <w:rPr>
-          <w:lang w:val="es-ES"/>
-        </w:rPr>
         <w:t>4.2</w:t>
       </w:r>
       <w:r>
@@ -4949,7 +5823,7 @@
         <w:tab/>
         <w:t>Aplicación de la convención</w:t>
       </w:r>
-      <w:bookmarkEnd w:id="14"/>
+      <w:bookmarkEnd w:id="15"/>
     </w:p>
     <w:p>
       <w:pPr>
@@ -5015,7 +5889,7 @@
           <w:lang w:val="es-ES"/>
         </w:rPr>
       </w:pPr>
-      <w:bookmarkStart w:id="15" w:name="_Toc181398839"/>
+      <w:bookmarkStart w:id="16" w:name="_Toc181398839"/>
       <w:r>
         <w:rPr>
           <w:lang w:val="es-ES"/>
@@ -5036,7 +5910,7 @@
         </w:rPr>
         <w:t>Denavit-Hartenberg</w:t>
       </w:r>
-      <w:bookmarkEnd w:id="15"/>
+      <w:bookmarkEnd w:id="16"/>
       <w:proofErr w:type="spellEnd"/>
     </w:p>
     <w:p>
@@ -6404,7 +7278,7 @@
           <w:lang w:val="es-ES"/>
         </w:rPr>
       </w:pPr>
-      <w:bookmarkStart w:id="16" w:name="_Toc181398840"/>
+      <w:bookmarkStart w:id="17" w:name="_Toc181398840"/>
       <w:r>
         <w:rPr>
           <w:lang w:val="es-ES"/>
@@ -6423,7 +7297,7 @@
         </w:rPr>
         <w:t>Offset Articulares</w:t>
       </w:r>
-      <w:bookmarkEnd w:id="16"/>
+      <w:bookmarkEnd w:id="17"/>
     </w:p>
     <w:p>
       <w:pPr>
@@ -6718,7 +7592,6 @@
         <w:rPr>
           <w:lang w:val="es-AR"/>
         </w:rPr>
-        <w:lastRenderedPageBreak/>
         <w:t>Los límites de</w:t>
       </w:r>
     </w:p>
@@ -6730,14 +7603,15 @@
         </w:tabs>
         <w:rPr>
           <w:rFonts w:eastAsiaTheme="minorEastAsia"/>
-          <w:lang w:val="en-GB"/>
-        </w:rPr>
-      </w:pPr>
-      <w:r>
-        <w:rPr>
-          <w:rFonts w:eastAsiaTheme="minorEastAsia"/>
-          <w:lang w:val="en-GB"/>
-        </w:rPr>
+          <w:lang w:val="es-AR"/>
+        </w:rPr>
+      </w:pPr>
+      <w:r>
+        <w:rPr>
+          <w:rFonts w:eastAsiaTheme="minorEastAsia"/>
+          <w:lang w:val="es-AR"/>
+        </w:rPr>
+        <w:lastRenderedPageBreak/>
         <w:tab/>
       </w:r>
       <m:oMath>
@@ -6769,7 +7643,7 @@
         </m:sSub>
         <m:r>
           <w:rPr>
-            <w:lang w:val="en-GB"/>
+            <w:lang w:val="es-AR"/>
           </w:rPr>
           <m:t xml:space="preserve"> =</m:t>
         </m:r>
@@ -6801,7 +7675,7 @@
         </m:sSub>
         <m:r>
           <w:rPr>
-            <w:lang w:val="en-GB"/>
+            <w:lang w:val="es-AR"/>
           </w:rPr>
           <m:t>+</m:t>
         </m:r>
@@ -6841,15 +7715,9 @@
       <w:r>
         <w:rPr>
           <w:rFonts w:eastAsiaTheme="minorEastAsia"/>
-          <w:lang w:val="en-GB"/>
+          <w:lang w:val="es-AR"/>
         </w:rPr>
         <w:tab/>
-      </w:r>
-      <w:r>
-        <w:rPr>
-          <w:rFonts w:eastAsiaTheme="minorEastAsia"/>
-          <w:lang w:val="en-GB"/>
-        </w:rPr>
         <w:t>(2)</w:t>
       </w:r>
     </w:p>
@@ -6899,7 +7767,7 @@
           <w:lang w:val="es-AR"/>
         </w:rPr>
       </w:pPr>
-      <w:bookmarkStart w:id="17" w:name="_Toc181398841"/>
+      <w:bookmarkStart w:id="18" w:name="_Toc181398841"/>
       <w:r>
         <w:rPr>
           <w:rFonts w:eastAsiaTheme="minorEastAsia"/>
@@ -6915,7 +7783,7 @@
         </w:rPr>
         <w:t>Tool</w:t>
       </w:r>
-      <w:bookmarkEnd w:id="17"/>
+      <w:bookmarkEnd w:id="18"/>
       <w:proofErr w:type="spellEnd"/>
     </w:p>
     <w:p>
@@ -7834,14 +8702,14 @@
           <w:lang w:val="es-ES"/>
         </w:rPr>
       </w:pPr>
-      <w:bookmarkStart w:id="18" w:name="_Toc181398842"/>
+      <w:bookmarkStart w:id="19" w:name="_Toc181398842"/>
       <w:r>
         <w:rPr>
           <w:lang w:val="es-ES"/>
         </w:rPr>
         <w:t>5. Cinemática Directa</w:t>
       </w:r>
-      <w:bookmarkEnd w:id="18"/>
+      <w:bookmarkEnd w:id="19"/>
     </w:p>
     <w:p>
       <w:pPr>
@@ -8117,14 +8985,14 @@
           <w:lang w:val="es-ES"/>
         </w:rPr>
       </w:pPr>
-      <w:bookmarkStart w:id="19" w:name="_Toc181398843"/>
+      <w:bookmarkStart w:id="20" w:name="_Toc181398843"/>
       <w:r>
         <w:rPr>
           <w:lang w:val="es-ES"/>
         </w:rPr>
         <w:t>6. Cinemática Inversa</w:t>
       </w:r>
-      <w:bookmarkEnd w:id="19"/>
+      <w:bookmarkEnd w:id="20"/>
     </w:p>
     <w:p>
       <w:pPr>
@@ -8275,15 +9143,7 @@
           <w:rFonts w:eastAsiaTheme="minorEastAsia"/>
           <w:lang w:val="es-ES"/>
         </w:rPr>
-        <w:t xml:space="preserve">Tomando como guía un trabajo realizado al respecto de la cinemática inversa de este tipo de robots [referencia], el problema se resuelve utilizando el método algebraico. Este método consiste en resolver el sistema de ecuaciones que se obtiene al igualar la matriz de </w:t>
-      </w:r>
-      <w:r>
-        <w:rPr>
-          <w:rFonts w:eastAsiaTheme="minorEastAsia"/>
-          <w:lang w:val="es-ES"/>
-        </w:rPr>
-        <w:lastRenderedPageBreak/>
-        <w:t>transformación de la cinemática directa dada en forma paramétrica a partir de las variables articulares, con la matriz constante del problema:</w:t>
+        <w:t>Tomando como guía un trabajo realizado al respecto de la cinemática inversa de este tipo de robots [referencia], el problema se resuelve utilizando el método algebraico. Este método consiste en resolver el sistema de ecuaciones que se obtiene al igualar la matriz de transformación de la cinemática directa dada en forma paramétrica a partir de las variables articulares, con la matriz constante del problema:</w:t>
       </w:r>
     </w:p>
     <w:p>
@@ -8303,6 +9163,7 @@
           <w:rFonts w:eastAsiaTheme="minorEastAsia"/>
           <w:lang w:val="es-ES"/>
         </w:rPr>
+        <w:lastRenderedPageBreak/>
         <w:tab/>
       </w:r>
       <m:oMath>
@@ -9228,14 +10089,7 @@
             <w:rFonts w:eastAsiaTheme="minorEastAsia"/>
             <w:lang w:val="es-ES"/>
           </w:rPr>
-          <m:t>-</m:t>
-        </m:r>
-        <m:r>
-          <w:rPr>
-            <w:rFonts w:eastAsiaTheme="minorEastAsia"/>
-            <w:lang w:val="es-ES"/>
-          </w:rPr>
-          <m:t>2π</m:t>
+          <m:t>-2π</m:t>
         </m:r>
       </m:oMath>
       <w:r>
@@ -9569,21 +10423,7 @@
             <w:rFonts w:eastAsiaTheme="minorEastAsia"/>
             <w:lang w:val="es-ES"/>
           </w:rPr>
-          <m:t>R.fkine</m:t>
-        </m:r>
-        <m:r>
-          <w:rPr>
-            <w:rFonts w:eastAsiaTheme="minorEastAsia"/>
-            <w:lang w:val="es-ES"/>
-          </w:rPr>
-          <m:t>(q)</m:t>
-        </m:r>
-        <m:r>
-          <w:rPr>
-            <w:rFonts w:eastAsiaTheme="minorEastAsia"/>
-            <w:lang w:val="es-ES"/>
-          </w:rPr>
-          <m:t>.</m:t>
+          <m:t>R.fkine(q).</m:t>
         </m:r>
       </m:oMath>
     </w:p>
@@ -9777,7 +10617,7 @@
           <w:lang w:val="es-ES"/>
         </w:rPr>
       </w:pPr>
-      <w:bookmarkStart w:id="20" w:name="_Toc181398844"/>
+      <w:bookmarkStart w:id="21" w:name="_Toc181398844"/>
       <w:r>
         <w:rPr>
           <w:lang w:val="es-ES"/>
@@ -9791,7 +10631,7 @@
         <w:tab/>
         <w:t>Relación de Velocidades</w:t>
       </w:r>
-      <w:bookmarkEnd w:id="20"/>
+      <w:bookmarkEnd w:id="21"/>
     </w:p>
     <w:p>
       <w:pPr>
@@ -10076,7 +10916,6 @@
           <w:rFonts w:eastAsiaTheme="minorEastAsia"/>
           <w:lang w:val="es-ES"/>
         </w:rPr>
-        <w:lastRenderedPageBreak/>
         <w:t xml:space="preserve">Que se puede dar con el </w:t>
       </w:r>
       <w:proofErr w:type="spellStart"/>
@@ -10381,6 +11220,7 @@
         <w:rPr>
           <w:lang w:val="es-ES"/>
         </w:rPr>
+        <w:lastRenderedPageBreak/>
         <w:t xml:space="preserve">Para este robot el </w:t>
       </w:r>
       <w:proofErr w:type="spellStart"/>
@@ -10575,7 +11415,7 @@
           <w:lang w:val="es-ES"/>
         </w:rPr>
       </w:pPr>
-      <w:bookmarkStart w:id="21" w:name="_Toc181398845"/>
+      <w:bookmarkStart w:id="22" w:name="_Toc181398845"/>
       <w:r>
         <w:rPr>
           <w:rFonts w:eastAsiaTheme="minorEastAsia"/>
@@ -10591,7 +11431,7 @@
         <w:tab/>
         <w:t>Puntos singulares</w:t>
       </w:r>
-      <w:bookmarkEnd w:id="21"/>
+      <w:bookmarkEnd w:id="22"/>
     </w:p>
     <w:p>
       <w:pPr>
@@ -11628,7 +12468,7 @@
           <w:lang w:val="es-ES"/>
         </w:rPr>
       </w:pPr>
-      <w:bookmarkStart w:id="22" w:name="_Toc181398846"/>
+      <w:bookmarkStart w:id="23" w:name="_Toc181398846"/>
       <w:r>
         <w:rPr>
           <w:rFonts w:eastAsiaTheme="minorEastAsia"/>
@@ -11688,7 +12528,7 @@
         </w:rPr>
         <w:t>)</w:t>
       </w:r>
-      <w:bookmarkEnd w:id="22"/>
+      <w:bookmarkEnd w:id="23"/>
     </w:p>
     <w:p>
       <w:pPr>
@@ -11797,7 +12637,7 @@
           <w:lang w:val="es-ES"/>
         </w:rPr>
       </w:pPr>
-      <w:bookmarkStart w:id="23" w:name="_Toc181398847"/>
+      <w:bookmarkStart w:id="24" w:name="_Toc181398847"/>
       <w:r>
         <w:rPr>
           <w:rFonts w:eastAsiaTheme="minorEastAsia"/>
@@ -11864,7 +12704,7 @@
         </w:rPr>
         <w:t>)</w:t>
       </w:r>
-      <w:bookmarkEnd w:id="23"/>
+      <w:bookmarkEnd w:id="24"/>
     </w:p>
     <w:p>
       <w:pPr>
@@ -12704,17 +13544,7 @@
             <w:rFonts w:eastAsiaTheme="minorEastAsia"/>
             <w:lang w:val="es-ES"/>
           </w:rPr>
-          <m:t>3 = n</m:t>
-        </m:r>
-        <m:r>
-          <m:rPr>
-            <m:sty m:val="bi"/>
-          </m:rPr>
-          <w:rPr>
-            <w:rFonts w:eastAsiaTheme="minorEastAsia"/>
-            <w:lang w:val="es-ES"/>
-          </w:rPr>
-          <m:t>π</m:t>
+          <m:t>3 = nπ</m:t>
         </m:r>
       </m:oMath>
       <w:r>
@@ -13448,7 +14278,7 @@
           <w:lang w:val="es-ES"/>
         </w:rPr>
       </w:pPr>
-      <w:bookmarkStart w:id="24" w:name="_Toc181398848"/>
+      <w:bookmarkStart w:id="25" w:name="_Toc181398848"/>
       <w:r>
         <w:rPr>
           <w:lang w:val="es-ES"/>
@@ -13585,7 +14415,7 @@
           <m:t>=0</m:t>
         </m:r>
       </m:oMath>
-      <w:bookmarkEnd w:id="24"/>
+      <w:bookmarkEnd w:id="25"/>
     </w:p>
     <w:p>
       <w:pPr>
@@ -13750,7 +14580,6 @@
           <w:rFonts w:eastAsiaTheme="minorEastAsia"/>
           <w:lang w:val="es-ES"/>
         </w:rPr>
-        <w:lastRenderedPageBreak/>
         <w:tab/>
       </w:r>
       <m:oMath>
@@ -13917,7 +14746,7 @@
                     <pic:cNvPicPr/>
                   </pic:nvPicPr>
                   <pic:blipFill>
-                    <a:blip r:embed="rId9">
+                    <a:blip r:embed="rId19">
                       <a:extLst>
                         <a:ext uri="{28A0092B-C50C-407E-A947-70E740481C1C}">
                           <a14:useLocalDpi xmlns:a14="http://schemas.microsoft.com/office/drawing/2010/main" val="0"/>
@@ -13964,6 +14793,7 @@
           <w:noProof/>
           <w:lang w:val="es-AR" w:eastAsia="es-AR"/>
         </w:rPr>
+        <w:lastRenderedPageBreak/>
         <w:drawing>
           <wp:anchor distT="0" distB="0" distL="114300" distR="114300" simplePos="0" relativeHeight="251666432" behindDoc="0" locked="0" layoutInCell="1" allowOverlap="1">
             <wp:simplePos x="0" y="0"/>
@@ -13988,7 +14818,7 @@
                     <pic:cNvPicPr/>
                   </pic:nvPicPr>
                   <pic:blipFill>
-                    <a:blip r:embed="rId10">
+                    <a:blip r:embed="rId20">
                       <a:extLst>
                         <a:ext uri="{28A0092B-C50C-407E-A947-70E740481C1C}">
                           <a14:useLocalDpi xmlns:a14="http://schemas.microsoft.com/office/drawing/2010/main" val="0"/>
@@ -14447,7 +15277,7 @@
                     <pic:cNvPicPr/>
                   </pic:nvPicPr>
                   <pic:blipFill>
-                    <a:blip r:embed="rId11">
+                    <a:blip r:embed="rId21">
                       <a:extLst>
                         <a:ext uri="{28A0092B-C50C-407E-A947-70E740481C1C}">
                           <a14:useLocalDpi xmlns:a14="http://schemas.microsoft.com/office/drawing/2010/main" val="0"/>
@@ -14520,7 +15350,7 @@
                     <pic:cNvPicPr/>
                   </pic:nvPicPr>
                   <pic:blipFill>
-                    <a:blip r:embed="rId12">
+                    <a:blip r:embed="rId22">
                       <a:extLst>
                         <a:ext uri="{28A0092B-C50C-407E-A947-70E740481C1C}">
                           <a14:useLocalDpi xmlns:a14="http://schemas.microsoft.com/office/drawing/2010/main" val="0"/>
@@ -15509,7 +16339,7 @@
           <w:lang w:val="es-ES"/>
         </w:rPr>
       </w:pPr>
-      <w:bookmarkStart w:id="25" w:name="_Toc181398849"/>
+      <w:bookmarkStart w:id="26" w:name="_Toc181398849"/>
       <w:r>
         <w:rPr>
           <w:rFonts w:eastAsiaTheme="minorEastAsia"/>
@@ -15598,7 +16428,7 @@
           <m:t>)</m:t>
         </m:r>
       </m:oMath>
-      <w:bookmarkEnd w:id="25"/>
+      <w:bookmarkEnd w:id="26"/>
       <w:r>
         <w:rPr>
           <w:rFonts w:eastAsiaTheme="minorEastAsia"/>
@@ -15696,7 +16526,7 @@
                     <pic:cNvPicPr/>
                   </pic:nvPicPr>
                   <pic:blipFill>
-                    <a:blip r:embed="rId13" cstate="print">
+                    <a:blip r:embed="rId23" cstate="print">
                       <a:extLst>
                         <a:ext uri="{28A0092B-C50C-407E-A947-70E740481C1C}">
                           <a14:useLocalDpi xmlns:a14="http://schemas.microsoft.com/office/drawing/2010/main" val="0"/>
@@ -15797,7 +16627,7 @@
                     <pic:cNvPicPr/>
                   </pic:nvPicPr>
                   <pic:blipFill>
-                    <a:blip r:embed="rId14">
+                    <a:blip r:embed="rId24">
                       <a:extLst>
                         <a:ext uri="{28A0092B-C50C-407E-A947-70E740481C1C}">
                           <a14:useLocalDpi xmlns:a14="http://schemas.microsoft.com/office/drawing/2010/main" val="0"/>
@@ -15886,7 +16716,7 @@
                     <pic:cNvPicPr/>
                   </pic:nvPicPr>
                   <pic:blipFill>
-                    <a:blip r:embed="rId15" cstate="print">
+                    <a:blip r:embed="rId25" cstate="print">
                       <a:extLst>
                         <a:ext uri="{28A0092B-C50C-407E-A947-70E740481C1C}">
                           <a14:useLocalDpi xmlns:a14="http://schemas.microsoft.com/office/drawing/2010/main" val="0"/>
@@ -15932,7 +16762,6 @@
         <w:rPr>
           <w:lang w:val="es-ES"/>
         </w:rPr>
-        <w:lastRenderedPageBreak/>
         <w:tab/>
         <w:t>(25)</w:t>
       </w:r>
@@ -15981,7 +16810,7 @@
                     <pic:cNvPicPr/>
                   </pic:nvPicPr>
                   <pic:blipFill>
-                    <a:blip r:embed="rId16">
+                    <a:blip r:embed="rId26">
                       <a:extLst>
                         <a:ext uri="{28A0092B-C50C-407E-A947-70E740481C1C}">
                           <a14:useLocalDpi xmlns:a14="http://schemas.microsoft.com/office/drawing/2010/main" val="0"/>
@@ -16094,6 +16923,7 @@
         <w:rPr>
           <w:lang w:val="es-ES"/>
         </w:rPr>
+        <w:lastRenderedPageBreak/>
         <w:tab/>
         <w:t>(26</w:t>
       </w:r>
@@ -16140,7 +16970,7 @@
                     <pic:cNvPicPr/>
                   </pic:nvPicPr>
                   <pic:blipFill>
-                    <a:blip r:embed="rId17">
+                    <a:blip r:embed="rId27">
                       <a:extLst>
                         <a:ext uri="{28A0092B-C50C-407E-A947-70E740481C1C}">
                           <a14:useLocalDpi xmlns:a14="http://schemas.microsoft.com/office/drawing/2010/main" val="0"/>
@@ -16226,7 +17056,7 @@
                     <pic:cNvPicPr/>
                   </pic:nvPicPr>
                   <pic:blipFill>
-                    <a:blip r:embed="rId18">
+                    <a:blip r:embed="rId28">
                       <a:extLst>
                         <a:ext uri="{28A0092B-C50C-407E-A947-70E740481C1C}">
                           <a14:useLocalDpi xmlns:a14="http://schemas.microsoft.com/office/drawing/2010/main" val="0"/>
@@ -16271,23 +17101,7 @@
           <w:rFonts w:eastAsiaTheme="minorEastAsia"/>
           <w:lang w:val="es-ES"/>
         </w:rPr>
-        <w:t xml:space="preserve"> es la matriz del sistema, y la expresión del determi</w:t>
-      </w:r>
-      <w:proofErr w:type="spellStart"/>
-      <w:r>
-        <w:rPr>
-          <w:rFonts w:eastAsiaTheme="minorEastAsia"/>
-          <w:lang w:val="es-ES"/>
-        </w:rPr>
-        <w:t>nante</w:t>
-      </w:r>
-      <w:proofErr w:type="spellEnd"/>
-      <w:r>
-        <w:rPr>
-          <w:rFonts w:eastAsiaTheme="minorEastAsia"/>
-          <w:lang w:val="es-ES"/>
-        </w:rPr>
-        <w:t xml:space="preserve"> es:</w:t>
+        <w:t xml:space="preserve"> es la matriz del sistema, y la expresión del determinante es:</w:t>
       </w:r>
     </w:p>
     <w:p>
@@ -16344,7 +17158,7 @@
                     <pic:cNvPicPr/>
                   </pic:nvPicPr>
                   <pic:blipFill>
-                    <a:blip r:embed="rId19">
+                    <a:blip r:embed="rId29">
                       <a:extLst>
                         <a:ext uri="{28A0092B-C50C-407E-A947-70E740481C1C}">
                           <a14:useLocalDpi xmlns:a14="http://schemas.microsoft.com/office/drawing/2010/main" val="0"/>
@@ -16436,7 +17250,7 @@
                     <pic:cNvPicPr/>
                   </pic:nvPicPr>
                   <pic:blipFill>
-                    <a:blip r:embed="rId20">
+                    <a:blip r:embed="rId30">
                       <a:extLst>
                         <a:ext uri="{28A0092B-C50C-407E-A947-70E740481C1C}">
                           <a14:useLocalDpi xmlns:a14="http://schemas.microsoft.com/office/drawing/2010/main" val="0"/>
@@ -16631,7 +17445,7 @@
                     <pic:cNvPicPr/>
                   </pic:nvPicPr>
                   <pic:blipFill>
-                    <a:blip r:embed="rId21">
+                    <a:blip r:embed="rId31">
                       <a:extLst>
                         <a:ext uri="{28A0092B-C50C-407E-A947-70E740481C1C}">
                           <a14:useLocalDpi xmlns:a14="http://schemas.microsoft.com/office/drawing/2010/main" val="0"/>
@@ -16705,6 +17519,9 @@
           <w:tab w:val="center" w:pos="4536"/>
           <w:tab w:val="left" w:pos="8505"/>
         </w:tabs>
+        <w:rPr>
+          <w:lang w:val="es-AR"/>
+        </w:rPr>
       </w:pPr>
       <w:r>
         <w:rPr>
@@ -16834,6 +17651,9 @@
         <w:t>(32</w:t>
       </w:r>
       <w:r>
+        <w:rPr>
+          <w:lang w:val="es-AR"/>
+        </w:rPr>
         <w:t>)</w:t>
       </w:r>
     </w:p>
@@ -16873,7 +17693,7 @@
                     <pic:cNvPicPr/>
                   </pic:nvPicPr>
                   <pic:blipFill>
-                    <a:blip r:embed="rId22">
+                    <a:blip r:embed="rId32">
                       <a:extLst>
                         <a:ext uri="{28A0092B-C50C-407E-A947-70E740481C1C}">
                           <a14:useLocalDpi xmlns:a14="http://schemas.microsoft.com/office/drawing/2010/main" val="0"/>
@@ -16987,7 +17807,7 @@
                     </pic:cNvPicPr>
                   </pic:nvPicPr>
                   <pic:blipFill>
-                    <a:blip r:embed="rId23">
+                    <a:blip r:embed="rId33">
                       <a:extLst>
                         <a:ext uri="{28A0092B-C50C-407E-A947-70E740481C1C}">
                           <a14:useLocalDpi xmlns:a14="http://schemas.microsoft.com/office/drawing/2010/main" val="0"/>
@@ -17055,7 +17875,7 @@
                     </pic:cNvPicPr>
                   </pic:nvPicPr>
                   <pic:blipFill>
-                    <a:blip r:embed="rId24">
+                    <a:blip r:embed="rId34">
                       <a:extLst>
                         <a:ext uri="{28A0092B-C50C-407E-A947-70E740481C1C}">
                           <a14:useLocalDpi xmlns:a14="http://schemas.microsoft.com/office/drawing/2010/main" val="0"/>
@@ -17501,7 +18321,6 @@
           <w:rFonts w:eastAsiaTheme="minorEastAsia"/>
           <w:lang w:val="es-ES"/>
         </w:rPr>
-        <w:lastRenderedPageBreak/>
         <w:t>Los cuales per</w:t>
       </w:r>
       <w:r>
@@ -17656,14 +18475,7 @@
             <w:rFonts w:eastAsiaTheme="minorEastAsia"/>
             <w:lang w:val="es-ES"/>
           </w:rPr>
-          <m:t>=2.9511</m:t>
-        </m:r>
-        <m:r>
-          <w:rPr>
-            <w:rFonts w:eastAsiaTheme="minorEastAsia"/>
-            <w:lang w:val="es-ES"/>
-          </w:rPr>
-          <m:t xml:space="preserve"> rad</m:t>
+          <m:t>=2.9511 rad</m:t>
         </m:r>
       </m:oMath>
       <w:r>
@@ -17692,6 +18504,7 @@
           <w:rFonts w:eastAsiaTheme="minorEastAsia"/>
           <w:lang w:val="es-ES"/>
         </w:rPr>
+        <w:lastRenderedPageBreak/>
         <w:tab/>
       </w:r>
       <m:oMath>
@@ -17729,14 +18542,7 @@
             <w:rFonts w:eastAsiaTheme="minorEastAsia"/>
             <w:lang w:val="es-ES"/>
           </w:rPr>
-          <m:t>= -2.9511</m:t>
-        </m:r>
-        <m:r>
-          <w:rPr>
-            <w:rFonts w:eastAsiaTheme="minorEastAsia"/>
-            <w:lang w:val="es-ES"/>
-          </w:rPr>
-          <m:t xml:space="preserve"> rad</m:t>
+          <m:t>= -2.9511 rad</m:t>
         </m:r>
       </m:oMath>
       <w:r>
@@ -17992,14 +18798,7 @@
                         <w:rFonts w:eastAsiaTheme="minorEastAsia"/>
                         <w:lang w:val="es-ES"/>
                       </w:rPr>
-                      <m:t>2.9511</m:t>
-                    </m:r>
-                    <m:r>
-                      <w:rPr>
-                        <w:rFonts w:eastAsiaTheme="minorEastAsia"/>
-                        <w:lang w:val="es-ES"/>
-                      </w:rPr>
-                      <m:t>, 1.3172</m:t>
+                      <m:t>2.9511, 1.3172</m:t>
                     </m:r>
                     <m:ctrlPr>
                       <w:rPr>
@@ -18136,14 +18935,7 @@
                         <w:rFonts w:eastAsiaTheme="minorEastAsia"/>
                         <w:lang w:val="es-ES"/>
                       </w:rPr>
-                      <m:t>2.9511</m:t>
-                    </m:r>
-                    <m:r>
-                      <w:rPr>
-                        <w:rFonts w:eastAsiaTheme="minorEastAsia"/>
-                        <w:lang w:val="es-ES"/>
-                      </w:rPr>
-                      <m:t>, -1.3172</m:t>
+                      <m:t>2.9511, -1.3172</m:t>
                     </m:r>
                   </m:e>
                 </m:d>
@@ -18175,14 +18967,14 @@
           <w:lang w:val="es-ES"/>
         </w:rPr>
       </w:pPr>
-      <w:bookmarkStart w:id="26" w:name="_Toc181398850"/>
+      <w:bookmarkStart w:id="27" w:name="_Toc181398850"/>
       <w:r>
         <w:rPr>
           <w:lang w:val="es-ES"/>
         </w:rPr>
         <w:t>Planificación y Generación de Trayectorias</w:t>
       </w:r>
-      <w:bookmarkEnd w:id="26"/>
+      <w:bookmarkEnd w:id="27"/>
     </w:p>
     <w:p>
       <w:pPr>
@@ -18191,14 +18983,14 @@
           <w:lang w:val="es-ES"/>
         </w:rPr>
       </w:pPr>
-      <w:bookmarkStart w:id="27" w:name="_Toc181398851"/>
+      <w:bookmarkStart w:id="28" w:name="_Toc181398851"/>
       <w:r>
         <w:rPr>
           <w:lang w:val="es-ES"/>
         </w:rPr>
         <w:t>Planificación</w:t>
       </w:r>
-      <w:bookmarkEnd w:id="27"/>
+      <w:bookmarkEnd w:id="28"/>
     </w:p>
     <w:p>
       <w:pPr>
@@ -18207,14 +18999,14 @@
           <w:lang w:val="es-ES"/>
         </w:rPr>
       </w:pPr>
-      <w:bookmarkStart w:id="28" w:name="_Toc181398852"/>
+      <w:bookmarkStart w:id="29" w:name="_Toc181398852"/>
       <w:r>
         <w:rPr>
           <w:lang w:val="es-ES"/>
         </w:rPr>
         <w:t>Generación de trayectorias</w:t>
       </w:r>
-      <w:bookmarkEnd w:id="28"/>
+      <w:bookmarkEnd w:id="29"/>
     </w:p>
     <w:p>
       <w:pPr>
@@ -18223,14 +19015,14 @@
           <w:lang w:val="es-ES"/>
         </w:rPr>
       </w:pPr>
-      <w:bookmarkStart w:id="29" w:name="_Toc181398853"/>
+      <w:bookmarkStart w:id="30" w:name="_Toc181398853"/>
       <w:r>
         <w:rPr>
           <w:lang w:val="es-ES"/>
         </w:rPr>
         <w:t>Conclusión</w:t>
       </w:r>
-      <w:bookmarkEnd w:id="29"/>
+      <w:bookmarkEnd w:id="30"/>
     </w:p>
     <w:p>
       <w:pPr>
@@ -18239,14 +19031,14 @@
           <w:lang w:val="es-ES"/>
         </w:rPr>
       </w:pPr>
-      <w:bookmarkStart w:id="30" w:name="_Toc181398854"/>
+      <w:bookmarkStart w:id="31" w:name="_Toc181398854"/>
       <w:r>
         <w:rPr>
           <w:lang w:val="es-ES"/>
         </w:rPr>
         <w:t>Referencias</w:t>
       </w:r>
-      <w:bookmarkEnd w:id="30"/>
+      <w:bookmarkEnd w:id="31"/>
     </w:p>
     <w:p>
       <w:pPr>
@@ -18255,14 +19047,14 @@
           <w:lang w:val="es-ES"/>
         </w:rPr>
       </w:pPr>
-      <w:bookmarkStart w:id="31" w:name="_Toc181398855"/>
+      <w:bookmarkStart w:id="32" w:name="_Toc181398855"/>
       <w:r>
         <w:rPr>
           <w:lang w:val="es-ES"/>
         </w:rPr>
         <w:t>Anexos</w:t>
       </w:r>
-      <w:bookmarkEnd w:id="31"/>
+      <w:bookmarkEnd w:id="32"/>
     </w:p>
     <w:p>
       <w:pPr>
@@ -18271,14 +19063,14 @@
           <w:lang w:val="es-ES"/>
         </w:rPr>
       </w:pPr>
-      <w:bookmarkStart w:id="32" w:name="_Toc181398856"/>
+      <w:bookmarkStart w:id="33" w:name="_Toc181398856"/>
       <w:r>
         <w:rPr>
           <w:lang w:val="es-ES"/>
         </w:rPr>
         <w:t>Definición del Robot</w:t>
       </w:r>
-      <w:bookmarkEnd w:id="32"/>
+      <w:bookmarkEnd w:id="33"/>
     </w:p>
     <w:p>
       <w:pPr>
@@ -18287,14 +19079,14 @@
           <w:lang w:val="es-ES"/>
         </w:rPr>
       </w:pPr>
-      <w:bookmarkStart w:id="33" w:name="_Toc181398857"/>
+      <w:bookmarkStart w:id="34" w:name="_Toc181398857"/>
       <w:r>
         <w:rPr>
           <w:lang w:val="es-ES"/>
         </w:rPr>
         <w:t>Función de Cinemática Inversa</w:t>
       </w:r>
-      <w:bookmarkEnd w:id="33"/>
+      <w:bookmarkEnd w:id="34"/>
     </w:p>
     <w:p>
       <w:pPr>
@@ -18303,14 +19095,14 @@
           <w:lang w:val="es-ES"/>
         </w:rPr>
       </w:pPr>
-      <w:bookmarkStart w:id="34" w:name="_Toc181398858"/>
+      <w:bookmarkStart w:id="35" w:name="_Toc181398858"/>
       <w:r>
         <w:rPr>
           <w:lang w:val="es-ES"/>
         </w:rPr>
         <w:t>Funciones de Generación de Trayectorias</w:t>
       </w:r>
-      <w:bookmarkEnd w:id="34"/>
+      <w:bookmarkEnd w:id="35"/>
     </w:p>
     <w:p>
       <w:pPr>
@@ -18319,15 +19111,13 @@
           <w:lang w:val="es-ES"/>
         </w:rPr>
       </w:pPr>
-      <w:bookmarkStart w:id="35" w:name="_GoBack"/>
-      <w:bookmarkEnd w:id="35"/>
     </w:p>
     <w:sectPr>
-      <w:headerReference w:type="default" r:id="rId25"/>
-      <w:footerReference w:type="default" r:id="rId26"/>
-      <w:footerReference w:type="first" r:id="rId27"/>
+      <w:headerReference w:type="default" r:id="rId35"/>
+      <w:footerReference w:type="default" r:id="rId36"/>
+      <w:footerReference w:type="first" r:id="rId37"/>
       <w:pgSz w:w="12240" w:h="15840" w:code="1"/>
-      <w:pgMar w:top="1134" w:right="1418" w:bottom="1134" w:left="1418" w:header="709" w:footer="709" w:gutter="0"/>
+      <w:pgMar w:top="1134" w:right="1134" w:bottom="1134" w:left="1418" w:header="709" w:footer="709" w:gutter="0"/>
       <w:cols w:space="708"/>
       <w:titlePg/>
       <w:docGrid w:linePitch="360"/>
@@ -18539,7 +19329,7 @@
         <w:szCs w:val="20"/>
         <w:lang w:val="es-ES"/>
       </w:rPr>
-      <w:t>13</w:t>
+      <w:t>17</w:t>
     </w:r>
     <w:r>
       <w:rPr>
@@ -20166,6 +20956,7 @@
   <w:style w:type="character" w:default="1" w:styleId="Fuentedeprrafopredeter">
     <w:name w:val="Default Paragraph Font"/>
     <w:uiPriority w:val="1"/>
+    <w:semiHidden/>
     <w:unhideWhenUsed/>
   </w:style>
   <w:style w:type="table" w:default="1" w:styleId="Tablanormal">
@@ -20454,552 +21245,6 @@
 </w:styles>
 </file>
 
-<file path=word/glossary/document.xml><?xml version="1.0" encoding="utf-8"?>
-<w:glossaryDocument xmlns:wpc="http://schemas.microsoft.com/office/word/2010/wordprocessingCanvas" xmlns:mc="http://schemas.openxmlformats.org/markup-compatibility/2006" xmlns:o="urn:schemas-microsoft-com:office:office" xmlns:r="http://schemas.openxmlformats.org/officeDocument/2006/relationships" xmlns:m="http://schemas.openxmlformats.org/officeDocument/2006/math" xmlns:v="urn:schemas-microsoft-com:vml" xmlns:wp14="http://schemas.microsoft.com/office/word/2010/wordprocessingDrawing" xmlns:wp="http://schemas.openxmlformats.org/drawingml/2006/wordprocessingDrawing" xmlns:w10="urn:schemas-microsoft-com:office:word" xmlns:w="http://schemas.openxmlformats.org/wordprocessingml/2006/main" xmlns:w14="http://schemas.microsoft.com/office/word/2010/wordml" xmlns:w15="http://schemas.microsoft.com/office/word/2012/wordml" xmlns:wpg="http://schemas.microsoft.com/office/word/2010/wordprocessingGroup" xmlns:wpi="http://schemas.microsoft.com/office/word/2010/wordprocessingInk" xmlns:wne="http://schemas.microsoft.com/office/word/2006/wordml" xmlns:wps="http://schemas.microsoft.com/office/word/2010/wordprocessingShape" mc:Ignorable="w14 w15 wp14"/>
-</file>
-
-<file path=word/glossary/fontTable.xml><?xml version="1.0" encoding="utf-8"?>
-<w:fonts xmlns:mc="http://schemas.openxmlformats.org/markup-compatibility/2006" xmlns:r="http://schemas.openxmlformats.org/officeDocument/2006/relationships" xmlns:w="http://schemas.openxmlformats.org/wordprocessingml/2006/main" xmlns:w14="http://schemas.microsoft.com/office/word/2010/wordml" xmlns:w15="http://schemas.microsoft.com/office/word/2012/wordml" mc:Ignorable="w14 w15">
-  <w:font w:name="Cambria Math">
-    <w:panose1 w:val="02040503050406030204"/>
-    <w:charset w:val="00"/>
-    <w:family w:val="roman"/>
-    <w:pitch w:val="variable"/>
-    <w:sig w:usb0="E00002FF" w:usb1="420024FF" w:usb2="00000000" w:usb3="00000000" w:csb0="0000019F" w:csb1="00000000"/>
-  </w:font>
-  <w:font w:name="Calibri">
-    <w:panose1 w:val="020F0502020204030204"/>
-    <w:charset w:val="00"/>
-    <w:family w:val="swiss"/>
-    <w:pitch w:val="variable"/>
-    <w:sig w:usb0="E00002FF" w:usb1="4000ACFF" w:usb2="00000001" w:usb3="00000000" w:csb0="0000019F" w:csb1="00000000"/>
-  </w:font>
-  <w:font w:name="Times New Roman">
-    <w:panose1 w:val="02020603050405020304"/>
-    <w:charset w:val="00"/>
-    <w:family w:val="roman"/>
-    <w:pitch w:val="variable"/>
-    <w:sig w:usb0="E0002EFF" w:usb1="C0007843" w:usb2="00000009" w:usb3="00000000" w:csb0="000001FF" w:csb1="00000000"/>
-  </w:font>
-  <w:font w:name="Courier New">
-    <w:panose1 w:val="02070309020205020404"/>
-    <w:charset w:val="00"/>
-    <w:family w:val="modern"/>
-    <w:pitch w:val="fixed"/>
-    <w:sig w:usb0="E0002AFF" w:usb1="C0007843" w:usb2="00000009" w:usb3="00000000" w:csb0="000001FF" w:csb1="00000000"/>
-  </w:font>
-  <w:font w:name="Wingdings">
-    <w:panose1 w:val="05000000000000000000"/>
-    <w:charset w:val="02"/>
-    <w:family w:val="auto"/>
-    <w:pitch w:val="variable"/>
-    <w:sig w:usb0="00000000" w:usb1="10000000" w:usb2="00000000" w:usb3="00000000" w:csb0="80000000" w:csb1="00000000"/>
-  </w:font>
-  <w:font w:name="Symbol">
-    <w:panose1 w:val="05050102010706020507"/>
-    <w:charset w:val="02"/>
-    <w:family w:val="roman"/>
-    <w:pitch w:val="variable"/>
-    <w:sig w:usb0="00000000" w:usb1="10000000" w:usb2="00000000" w:usb3="00000000" w:csb0="80000000" w:csb1="00000000"/>
-  </w:font>
-  <w:font w:name="Segoe UI">
-    <w:panose1 w:val="020B0502040204020203"/>
-    <w:charset w:val="00"/>
-    <w:family w:val="swiss"/>
-    <w:pitch w:val="variable"/>
-    <w:sig w:usb0="E4002EFF" w:usb1="C000E47F" w:usb2="00000009" w:usb3="00000000" w:csb0="000001FF" w:csb1="00000000"/>
-  </w:font>
-  <w:font w:name="Calibri Light">
-    <w:panose1 w:val="020F0302020204030204"/>
-    <w:charset w:val="00"/>
-    <w:family w:val="swiss"/>
-    <w:pitch w:val="variable"/>
-    <w:sig w:usb0="A00002EF" w:usb1="4000207B" w:usb2="00000000" w:usb3="00000000" w:csb0="0000019F" w:csb1="00000000"/>
-  </w:font>
-</w:fonts>
-</file>
-
-<file path=word/glossary/settings.xml><?xml version="1.0" encoding="utf-8"?>
-<w:settings xmlns:mc="http://schemas.openxmlformats.org/markup-compatibility/2006" xmlns:o="urn:schemas-microsoft-com:office:office" xmlns:r="http://schemas.openxmlformats.org/officeDocument/2006/relationships" xmlns:m="http://schemas.openxmlformats.org/officeDocument/2006/math" xmlns:v="urn:schemas-microsoft-com:vml" xmlns:w10="urn:schemas-microsoft-com:office:word" xmlns:w="http://schemas.openxmlformats.org/wordprocessingml/2006/main" xmlns:w14="http://schemas.microsoft.com/office/word/2010/wordml" xmlns:w15="http://schemas.microsoft.com/office/word/2012/wordml" xmlns:sl="http://schemas.openxmlformats.org/schemaLibrary/2006/main" mc:Ignorable="w14 w15">
-  <w:view w:val="normal"/>
-  <w:defaultTabStop w:val="708"/>
-  <w:hyphenationZone w:val="425"/>
-  <w:characterSpacingControl w:val="doNotCompress"/>
-  <w:compat>
-    <w:useFELayout/>
-    <w:compatSetting w:name="compatibilityMode" w:uri="http://schemas.microsoft.com/office/word" w:val="15"/>
-    <w:compatSetting w:name="overrideTableStyleFontSizeAndJustification" w:uri="http://schemas.microsoft.com/office/word" w:val="1"/>
-    <w:compatSetting w:name="enableOpenTypeFeatures" w:uri="http://schemas.microsoft.com/office/word" w:val="1"/>
-    <w:compatSetting w:name="doNotFlipMirrorIndents" w:uri="http://schemas.microsoft.com/office/word" w:val="1"/>
-    <w:compatSetting w:name="differentiateMultirowTableHeaders" w:uri="http://schemas.microsoft.com/office/word" w:val="1"/>
-  </w:compat>
-  <w:rsids>
-    <w:rsidRoot w:val="00903B28"/>
-    <w:rsid w:val="00903B28"/>
-    <w:rsid w:val="00D702A4"/>
-  </w:rsids>
-  <m:mathPr>
-    <m:mathFont m:val="Cambria Math"/>
-    <m:brkBin m:val="before"/>
-    <m:brkBinSub m:val="--"/>
-    <m:smallFrac m:val="0"/>
-    <m:dispDef/>
-    <m:lMargin m:val="0"/>
-    <m:rMargin m:val="0"/>
-    <m:defJc m:val="centerGroup"/>
-    <m:wrapIndent m:val="1440"/>
-    <m:intLim m:val="subSup"/>
-    <m:naryLim m:val="undOvr"/>
-  </m:mathPr>
-  <w:themeFontLang w:val="es-AR"/>
-  <w:clrSchemeMapping w:bg1="light1" w:t1="dark1" w:bg2="light2" w:t2="dark2" w:accent1="accent1" w:accent2="accent2" w:accent3="accent3" w:accent4="accent4" w:accent5="accent5" w:accent6="accent6" w:hyperlink="hyperlink" w:followedHyperlink="followedHyperlink"/>
-  <w:decimalSymbol w:val=","/>
-  <w:listSeparator w:val=","/>
-  <w15:chartTrackingRefBased/>
-</w:settings>
-</file>
-
-<file path=word/glossary/styles.xml><?xml version="1.0" encoding="utf-8"?>
-<w:styles xmlns:mc="http://schemas.openxmlformats.org/markup-compatibility/2006" xmlns:r="http://schemas.openxmlformats.org/officeDocument/2006/relationships" xmlns:w="http://schemas.openxmlformats.org/wordprocessingml/2006/main" xmlns:w14="http://schemas.microsoft.com/office/word/2010/wordml" xmlns:w15="http://schemas.microsoft.com/office/word/2012/wordml" mc:Ignorable="w14 w15">
-  <w:docDefaults>
-    <w:rPrDefault>
-      <w:rPr>
-        <w:rFonts w:asciiTheme="minorHAnsi" w:eastAsiaTheme="minorEastAsia" w:hAnsiTheme="minorHAnsi" w:cstheme="minorBidi"/>
-        <w:sz w:val="22"/>
-        <w:szCs w:val="22"/>
-        <w:lang w:val="es-AR" w:eastAsia="es-AR" w:bidi="ar-SA"/>
-      </w:rPr>
-    </w:rPrDefault>
-    <w:pPrDefault>
-      <w:pPr>
-        <w:spacing w:after="160" w:line="259" w:lineRule="auto"/>
-      </w:pPr>
-    </w:pPrDefault>
-  </w:docDefaults>
-  <w:latentStyles w:defLockedState="0" w:defUIPriority="99" w:defSemiHidden="0" w:defUnhideWhenUsed="0" w:defQFormat="0" w:count="371">
-    <w:lsdException w:name="Normal" w:uiPriority="0" w:qFormat="1"/>
-    <w:lsdException w:name="heading 1" w:uiPriority="9" w:qFormat="1"/>
-    <w:lsdException w:name="heading 2" w:semiHidden="1" w:uiPriority="9" w:unhideWhenUsed="1" w:qFormat="1"/>
-    <w:lsdException w:name="heading 3" w:semiHidden="1" w:uiPriority="9" w:unhideWhenUsed="1" w:qFormat="1"/>
-    <w:lsdException w:name="heading 4" w:semiHidden="1" w:uiPriority="9" w:unhideWhenUsed="1" w:qFormat="1"/>
-    <w:lsdException w:name="heading 5" w:semiHidden="1" w:uiPriority="9" w:unhideWhenUsed="1" w:qFormat="1"/>
-    <w:lsdException w:name="heading 6" w:semiHidden="1" w:uiPriority="9" w:unhideWhenUsed="1" w:qFormat="1"/>
-    <w:lsdException w:name="heading 7" w:semiHidden="1" w:uiPriority="9" w:unhideWhenUsed="1" w:qFormat="1"/>
-    <w:lsdException w:name="heading 8" w:semiHidden="1" w:uiPriority="9" w:unhideWhenUsed="1" w:qFormat="1"/>
-    <w:lsdException w:name="heading 9" w:semiHidden="1" w:uiPriority="9" w:unhideWhenUsed="1" w:qFormat="1"/>
-    <w:lsdException w:name="index 1" w:semiHidden="1" w:unhideWhenUsed="1"/>
-    <w:lsdException w:name="index 2" w:semiHidden="1" w:unhideWhenUsed="1"/>
-    <w:lsdException w:name="index 3" w:semiHidden="1" w:unhideWhenUsed="1"/>
-    <w:lsdException w:name="index 4" w:semiHidden="1" w:unhideWhenUsed="1"/>
-    <w:lsdException w:name="index 5" w:semiHidden="1" w:unhideWhenUsed="1"/>
-    <w:lsdException w:name="index 6" w:semiHidden="1" w:unhideWhenUsed="1"/>
-    <w:lsdException w:name="index 7" w:semiHidden="1" w:unhideWhenUsed="1"/>
-    <w:lsdException w:name="index 8" w:semiHidden="1" w:unhideWhenUsed="1"/>
-    <w:lsdException w:name="index 9" w:semiHidden="1" w:unhideWhenUsed="1"/>
-    <w:lsdException w:name="toc 1" w:semiHidden="1" w:uiPriority="39" w:unhideWhenUsed="1"/>
-    <w:lsdException w:name="toc 2" w:semiHidden="1" w:uiPriority="39" w:unhideWhenUsed="1"/>
-    <w:lsdException w:name="toc 3" w:semiHidden="1" w:uiPriority="39" w:unhideWhenUsed="1"/>
-    <w:lsdException w:name="toc 4" w:semiHidden="1" w:uiPriority="39" w:unhideWhenUsed="1"/>
-    <w:lsdException w:name="toc 5" w:semiHidden="1" w:uiPriority="39" w:unhideWhenUsed="1"/>
-    <w:lsdException w:name="toc 6" w:semiHidden="1" w:uiPriority="39" w:unhideWhenUsed="1"/>
-    <w:lsdException w:name="toc 7" w:semiHidden="1" w:uiPriority="39" w:unhideWhenUsed="1"/>
-    <w:lsdException w:name="toc 8" w:semiHidden="1" w:uiPriority="39" w:unhideWhenUsed="1"/>
-    <w:lsdException w:name="toc 9" w:semiHidden="1" w:uiPriority="39" w:unhideWhenUsed="1"/>
-    <w:lsdException w:name="Normal Indent" w:semiHidden="1" w:unhideWhenUsed="1"/>
-    <w:lsdException w:name="footnote text" w:semiHidden="1" w:unhideWhenUsed="1"/>
-    <w:lsdException w:name="annotation text" w:semiHidden="1" w:unhideWhenUsed="1"/>
-    <w:lsdException w:name="header" w:semiHidden="1" w:unhideWhenUsed="1"/>
-    <w:lsdException w:name="footer" w:semiHidden="1" w:unhideWhenUsed="1"/>
-    <w:lsdException w:name="index heading" w:semiHidden="1" w:unhideWhenUsed="1"/>
-    <w:lsdException w:name="caption" w:semiHidden="1" w:uiPriority="35" w:unhideWhenUsed="1" w:qFormat="1"/>
-    <w:lsdException w:name="table of figures" w:semiHidden="1" w:unhideWhenUsed="1"/>
-    <w:lsdException w:name="envelope address" w:semiHidden="1" w:unhideWhenUsed="1"/>
-    <w:lsdException w:name="envelope return" w:semiHidden="1" w:unhideWhenUsed="1"/>
-    <w:lsdException w:name="footnote reference" w:semiHidden="1" w:unhideWhenUsed="1"/>
-    <w:lsdException w:name="annotation reference" w:semiHidden="1" w:unhideWhenUsed="1"/>
-    <w:lsdException w:name="line number" w:semiHidden="1" w:unhideWhenUsed="1"/>
-    <w:lsdException w:name="page number" w:semiHidden="1" w:unhideWhenUsed="1"/>
-    <w:lsdException w:name="endnote reference" w:semiHidden="1" w:unhideWhenUsed="1"/>
-    <w:lsdException w:name="endnote text" w:semiHidden="1" w:unhideWhenUsed="1"/>
-    <w:lsdException w:name="table of authorities" w:semiHidden="1" w:unhideWhenUsed="1"/>
-    <w:lsdException w:name="macro" w:semiHidden="1" w:unhideWhenUsed="1"/>
-    <w:lsdException w:name="toa heading" w:semiHidden="1" w:unhideWhenUsed="1"/>
-    <w:lsdException w:name="List" w:semiHidden="1" w:unhideWhenUsed="1"/>
-    <w:lsdException w:name="List Bullet" w:semiHidden="1" w:unhideWhenUsed="1"/>
-    <w:lsdException w:name="List Number" w:semiHidden="1" w:unhideWhenUsed="1"/>
-    <w:lsdException w:name="List 2" w:semiHidden="1" w:unhideWhenUsed="1"/>
-    <w:lsdException w:name="List 3" w:semiHidden="1" w:unhideWhenUsed="1"/>
-    <w:lsdException w:name="List 4" w:semiHidden="1" w:unhideWhenUsed="1"/>
-    <w:lsdException w:name="List 5" w:semiHidden="1" w:unhideWhenUsed="1"/>
-    <w:lsdException w:name="List Bullet 2" w:semiHidden="1" w:unhideWhenUsed="1"/>
-    <w:lsdException w:name="List Bullet 3" w:semiHidden="1" w:unhideWhenUsed="1"/>
-    <w:lsdException w:name="List Bullet 4" w:semiHidden="1" w:unhideWhenUsed="1"/>
-    <w:lsdException w:name="List Bullet 5" w:semiHidden="1" w:unhideWhenUsed="1"/>
-    <w:lsdException w:name="List Number 2" w:semiHidden="1" w:unhideWhenUsed="1"/>
-    <w:lsdException w:name="List Number 3" w:semiHidden="1" w:unhideWhenUsed="1"/>
-    <w:lsdException w:name="List Number 4" w:semiHidden="1" w:unhideWhenUsed="1"/>
-    <w:lsdException w:name="List Number 5" w:semiHidden="1" w:unhideWhenUsed="1"/>
-    <w:lsdException w:name="Title" w:uiPriority="10" w:qFormat="1"/>
-    <w:lsdException w:name="Closing" w:semiHidden="1" w:unhideWhenUsed="1"/>
-    <w:lsdException w:name="Signature" w:semiHidden="1" w:unhideWhenUsed="1"/>
-    <w:lsdException w:name="Default Paragraph Font" w:semiHidden="1" w:uiPriority="1" w:unhideWhenUsed="1"/>
-    <w:lsdException w:name="Body Text" w:semiHidden="1" w:unhideWhenUsed="1"/>
-    <w:lsdException w:name="Body Text Indent" w:semiHidden="1" w:unhideWhenUsed="1"/>
-    <w:lsdException w:name="List Continue" w:semiHidden="1" w:unhideWhenUsed="1"/>
-    <w:lsdException w:name="List Continue 2" w:semiHidden="1" w:unhideWhenUsed="1"/>
-    <w:lsdException w:name="List Continue 3" w:semiHidden="1" w:unhideWhenUsed="1"/>
-    <w:lsdException w:name="List Continue 4" w:semiHidden="1" w:unhideWhenUsed="1"/>
-    <w:lsdException w:name="List Continue 5" w:semiHidden="1" w:unhideWhenUsed="1"/>
-    <w:lsdException w:name="Message Header" w:semiHidden="1" w:unhideWhenUsed="1"/>
-    <w:lsdException w:name="Subtitle" w:uiPriority="11" w:qFormat="1"/>
-    <w:lsdException w:name="Salutation" w:semiHidden="1" w:unhideWhenUsed="1"/>
-    <w:lsdException w:name="Date" w:semiHidden="1" w:unhideWhenUsed="1"/>
-    <w:lsdException w:name="Body Text First Indent" w:semiHidden="1" w:unhideWhenUsed="1"/>
-    <w:lsdException w:name="Body Text First Indent 2" w:semiHidden="1" w:unhideWhenUsed="1"/>
-    <w:lsdException w:name="Note Heading" w:semiHidden="1" w:unhideWhenUsed="1"/>
-    <w:lsdException w:name="Body Text 2" w:semiHidden="1" w:unhideWhenUsed="1"/>
-    <w:lsdException w:name="Body Text 3" w:semiHidden="1" w:unhideWhenUsed="1"/>
-    <w:lsdException w:name="Body Text Indent 2" w:semiHidden="1" w:unhideWhenUsed="1"/>
-    <w:lsdException w:name="Body Text Indent 3" w:semiHidden="1" w:unhideWhenUsed="1"/>
-    <w:lsdException w:name="Block Text" w:semiHidden="1" w:unhideWhenUsed="1"/>
-    <w:lsdException w:name="Hyperlink" w:semiHidden="1" w:unhideWhenUsed="1"/>
-    <w:lsdException w:name="FollowedHyperlink" w:semiHidden="1" w:unhideWhenUsed="1"/>
-    <w:lsdException w:name="Strong" w:uiPriority="22" w:qFormat="1"/>
-    <w:lsdException w:name="Emphasis" w:uiPriority="20" w:qFormat="1"/>
-    <w:lsdException w:name="Document Map" w:semiHidden="1" w:unhideWhenUsed="1"/>
-    <w:lsdException w:name="Plain Text" w:semiHidden="1" w:unhideWhenUsed="1"/>
-    <w:lsdException w:name="E-mail Signature" w:semiHidden="1" w:unhideWhenUsed="1"/>
-    <w:lsdException w:name="HTML Top of Form" w:semiHidden="1" w:unhideWhenUsed="1"/>
-    <w:lsdException w:name="HTML Bottom of Form" w:semiHidden="1" w:unhideWhenUsed="1"/>
-    <w:lsdException w:name="Normal (Web)" w:semiHidden="1" w:unhideWhenUsed="1"/>
-    <w:lsdException w:name="HTML Acronym" w:semiHidden="1" w:unhideWhenUsed="1"/>
-    <w:lsdException w:name="HTML Address" w:semiHidden="1" w:unhideWhenUsed="1"/>
-    <w:lsdException w:name="HTML Cite" w:semiHidden="1" w:unhideWhenUsed="1"/>
-    <w:lsdException w:name="HTML Code" w:semiHidden="1" w:unhideWhenUsed="1"/>
-    <w:lsdException w:name="HTML Definition" w:semiHidden="1" w:unhideWhenUsed="1"/>
-    <w:lsdException w:name="HTML Keyboard" w:semiHidden="1" w:unhideWhenUsed="1"/>
-    <w:lsdException w:name="HTML Preformatted" w:semiHidden="1" w:unhideWhenUsed="1"/>
-    <w:lsdException w:name="HTML Sample" w:semiHidden="1" w:unhideWhenUsed="1"/>
-    <w:lsdException w:name="HTML Typewriter" w:semiHidden="1" w:unhideWhenUsed="1"/>
-    <w:lsdException w:name="HTML Variable" w:semiHidden="1" w:unhideWhenUsed="1"/>
-    <w:lsdException w:name="Normal Table" w:semiHidden="1" w:unhideWhenUsed="1"/>
-    <w:lsdException w:name="annotation subject" w:semiHidden="1" w:unhideWhenUsed="1"/>
-    <w:lsdException w:name="No List" w:semiHidden="1" w:unhideWhenUsed="1"/>
-    <w:lsdException w:name="Outline List 1" w:semiHidden="1" w:unhideWhenUsed="1"/>
-    <w:lsdException w:name="Outline List 2" w:semiHidden="1" w:unhideWhenUsed="1"/>
-    <w:lsdException w:name="Outline List 3" w:semiHidden="1" w:unhideWhenUsed="1"/>
-    <w:lsdException w:name="Table Simple 1" w:semiHidden="1" w:unhideWhenUsed="1"/>
-    <w:lsdException w:name="Table Simple 2" w:semiHidden="1" w:unhideWhenUsed="1"/>
-    <w:lsdException w:name="Table Simple 3" w:semiHidden="1" w:unhideWhenUsed="1"/>
-    <w:lsdException w:name="Table Classic 1" w:semiHidden="1" w:unhideWhenUsed="1"/>
-    <w:lsdException w:name="Table Classic 2" w:semiHidden="1" w:unhideWhenUsed="1"/>
-    <w:lsdException w:name="Table Classic 3" w:semiHidden="1" w:unhideWhenUsed="1"/>
-    <w:lsdException w:name="Table Classic 4" w:semiHidden="1" w:unhideWhenUsed="1"/>
-    <w:lsdException w:name="Table Colorful 1" w:semiHidden="1" w:unhideWhenUsed="1"/>
-    <w:lsdException w:name="Table Colorful 2" w:semiHidden="1" w:unhideWhenUsed="1"/>
-    <w:lsdException w:name="Table Colorful 3" w:semiHidden="1" w:unhideWhenUsed="1"/>
-    <w:lsdException w:name="Table Columns 1" w:semiHidden="1" w:unhideWhenUsed="1"/>
-    <w:lsdException w:name="Table Columns 2" w:semiHidden="1" w:unhideWhenUsed="1"/>
-    <w:lsdException w:name="Table Columns 3" w:semiHidden="1" w:unhideWhenUsed="1"/>
-    <w:lsdException w:name="Table Columns 4" w:semiHidden="1" w:unhideWhenUsed="1"/>
-    <w:lsdException w:name="Table Columns 5" w:semiHidden="1" w:unhideWhenUsed="1"/>
-    <w:lsdException w:name="Table Grid 1" w:semiHidden="1" w:unhideWhenUsed="1"/>
-    <w:lsdException w:name="Table Grid 2" w:semiHidden="1" w:unhideWhenUsed="1"/>
-    <w:lsdException w:name="Table Grid 3" w:semiHidden="1" w:unhideWhenUsed="1"/>
-    <w:lsdException w:name="Table Grid 4" w:semiHidden="1" w:unhideWhenUsed="1"/>
-    <w:lsdException w:name="Table Grid 5" w:semiHidden="1" w:unhideWhenUsed="1"/>
-    <w:lsdException w:name="Table Grid 6" w:semiHidden="1" w:unhideWhenUsed="1"/>
-    <w:lsdException w:name="Table Grid 7" w:semiHidden="1" w:unhideWhenUsed="1"/>
-    <w:lsdException w:name="Table Grid 8" w:semiHidden="1" w:unhideWhenUsed="1"/>
-    <w:lsdException w:name="Table List 1" w:semiHidden="1" w:unhideWhenUsed="1"/>
-    <w:lsdException w:name="Table List 2" w:semiHidden="1" w:unhideWhenUsed="1"/>
-    <w:lsdException w:name="Table List 3" w:semiHidden="1" w:unhideWhenUsed="1"/>
-    <w:lsdException w:name="Table List 4" w:semiHidden="1" w:unhideWhenUsed="1"/>
-    <w:lsdException w:name="Table List 5" w:semiHidden="1" w:unhideWhenUsed="1"/>
-    <w:lsdException w:name="Table List 6" w:semiHidden="1" w:unhideWhenUsed="1"/>
-    <w:lsdException w:name="Table List 7" w:semiHidden="1" w:unhideWhenUsed="1"/>
-    <w:lsdException w:name="Table List 8" w:semiHidden="1" w:unhideWhenUsed="1"/>
-    <w:lsdException w:name="Table 3D effects 1" w:semiHidden="1" w:unhideWhenUsed="1"/>
-    <w:lsdException w:name="Table 3D effects 2" w:semiHidden="1" w:unhideWhenUsed="1"/>
-    <w:lsdException w:name="Table 3D effects 3" w:semiHidden="1" w:unhideWhenUsed="1"/>
-    <w:lsdException w:name="Table Contemporary" w:semiHidden="1" w:unhideWhenUsed="1"/>
-    <w:lsdException w:name="Table Elegant" w:semiHidden="1" w:unhideWhenUsed="1"/>
-    <w:lsdException w:name="Table Professional" w:semiHidden="1" w:unhideWhenUsed="1"/>
-    <w:lsdException w:name="Table Subtle 1" w:semiHidden="1" w:unhideWhenUsed="1"/>
-    <w:lsdException w:name="Table Subtle 2" w:semiHidden="1" w:unhideWhenUsed="1"/>
-    <w:lsdException w:name="Table Web 1" w:semiHidden="1" w:unhideWhenUsed="1"/>
-    <w:lsdException w:name="Table Web 2" w:semiHidden="1" w:unhideWhenUsed="1"/>
-    <w:lsdException w:name="Table Web 3" w:semiHidden="1" w:unhideWhenUsed="1"/>
-    <w:lsdException w:name="Balloon Text" w:semiHidden="1" w:unhideWhenUsed="1"/>
-    <w:lsdException w:name="Table Grid" w:uiPriority="39"/>
-    <w:lsdException w:name="Table Theme" w:semiHidden="1" w:unhideWhenUsed="1"/>
-    <w:lsdException w:name="Placeholder Text" w:semiHidden="1"/>
-    <w:lsdException w:name="No Spacing" w:uiPriority="1" w:qFormat="1"/>
-    <w:lsdException w:name="Light Shading" w:uiPriority="60"/>
-    <w:lsdException w:name="Light List" w:uiPriority="61"/>
-    <w:lsdException w:name="Light Grid" w:uiPriority="62"/>
-    <w:lsdException w:name="Medium Shading 1" w:uiPriority="63"/>
-    <w:lsdException w:name="Medium Shading 2" w:uiPriority="64"/>
-    <w:lsdException w:name="Medium List 1" w:uiPriority="65"/>
-    <w:lsdException w:name="Medium List 2" w:uiPriority="66"/>
-    <w:lsdException w:name="Medium Grid 1" w:uiPriority="67"/>
-    <w:lsdException w:name="Medium Grid 2" w:uiPriority="68"/>
-    <w:lsdException w:name="Medium Grid 3" w:uiPriority="69"/>
-    <w:lsdException w:name="Dark List" w:uiPriority="70"/>
-    <w:lsdException w:name="Colorful Shading" w:uiPriority="71"/>
-    <w:lsdException w:name="Colorful List" w:uiPriority="72"/>
-    <w:lsdException w:name="Colorful Grid" w:uiPriority="73"/>
-    <w:lsdException w:name="Light Shading Accent 1" w:uiPriority="60"/>
-    <w:lsdException w:name="Light List Accent 1" w:uiPriority="61"/>
-    <w:lsdException w:name="Light Grid Accent 1" w:uiPriority="62"/>
-    <w:lsdException w:name="Medium Shading 1 Accent 1" w:uiPriority="63"/>
-    <w:lsdException w:name="Medium Shading 2 Accent 1" w:uiPriority="64"/>
-    <w:lsdException w:name="Medium List 1 Accent 1" w:uiPriority="65"/>
-    <w:lsdException w:name="Revision" w:semiHidden="1"/>
-    <w:lsdException w:name="List Paragraph" w:uiPriority="34" w:qFormat="1"/>
-    <w:lsdException w:name="Quote" w:uiPriority="29" w:qFormat="1"/>
-    <w:lsdException w:name="Intense Quote" w:uiPriority="30" w:qFormat="1"/>
-    <w:lsdException w:name="Medium List 2 Accent 1" w:uiPriority="66"/>
-    <w:lsdException w:name="Medium Grid 1 Accent 1" w:uiPriority="67"/>
-    <w:lsdException w:name="Medium Grid 2 Accent 1" w:uiPriority="68"/>
-    <w:lsdException w:name="Medium Grid 3 Accent 1" w:uiPriority="69"/>
-    <w:lsdException w:name="Dark List Accent 1" w:uiPriority="70"/>
-    <w:lsdException w:name="Colorful Shading Accent 1" w:uiPriority="71"/>
-    <w:lsdException w:name="Colorful List Accent 1" w:uiPriority="72"/>
-    <w:lsdException w:name="Colorful Grid Accent 1" w:uiPriority="73"/>
-    <w:lsdException w:name="Light Shading Accent 2" w:uiPriority="60"/>
-    <w:lsdException w:name="Light List Accent 2" w:uiPriority="61"/>
-    <w:lsdException w:name="Light Grid Accent 2" w:uiPriority="62"/>
-    <w:lsdException w:name="Medium Shading 1 Accent 2" w:uiPriority="63"/>
-    <w:lsdException w:name="Medium Shading 2 Accent 2" w:uiPriority="64"/>
-    <w:lsdException w:name="Medium List 1 Accent 2" w:uiPriority="65"/>
-    <w:lsdException w:name="Medium List 2 Accent 2" w:uiPriority="66"/>
-    <w:lsdException w:name="Medium Grid 1 Accent 2" w:uiPriority="67"/>
-    <w:lsdException w:name="Medium Grid 2 Accent 2" w:uiPriority="68"/>
-    <w:lsdException w:name="Medium Grid 3 Accent 2" w:uiPriority="69"/>
-    <w:lsdException w:name="Dark List Accent 2" w:uiPriority="70"/>
-    <w:lsdException w:name="Colorful Shading Accent 2" w:uiPriority="71"/>
-    <w:lsdException w:name="Colorful List Accent 2" w:uiPriority="72"/>
-    <w:lsdException w:name="Colorful Grid Accent 2" w:uiPriority="73"/>
-    <w:lsdException w:name="Light Shading Accent 3" w:uiPriority="60"/>
-    <w:lsdException w:name="Light List Accent 3" w:uiPriority="61"/>
-    <w:lsdException w:name="Light Grid Accent 3" w:uiPriority="62"/>
-    <w:lsdException w:name="Medium Shading 1 Accent 3" w:uiPriority="63"/>
-    <w:lsdException w:name="Medium Shading 2 Accent 3" w:uiPriority="64"/>
-    <w:lsdException w:name="Medium List 1 Accent 3" w:uiPriority="65"/>
-    <w:lsdException w:name="Medium List 2 Accent 3" w:uiPriority="66"/>
-    <w:lsdException w:name="Medium Grid 1 Accent 3" w:uiPriority="67"/>
-    <w:lsdException w:name="Medium Grid 2 Accent 3" w:uiPriority="68"/>
-    <w:lsdException w:name="Medium Grid 3 Accent 3" w:uiPriority="69"/>
-    <w:lsdException w:name="Dark List Accent 3" w:uiPriority="70"/>
-    <w:lsdException w:name="Colorful Shading Accent 3" w:uiPriority="71"/>
-    <w:lsdException w:name="Colorful List Accent 3" w:uiPriority="72"/>
-    <w:lsdException w:name="Colorful Grid Accent 3" w:uiPriority="73"/>
-    <w:lsdException w:name="Light Shading Accent 4" w:uiPriority="60"/>
-    <w:lsdException w:name="Light List Accent 4" w:uiPriority="61"/>
-    <w:lsdException w:name="Light Grid Accent 4" w:uiPriority="62"/>
-    <w:lsdException w:name="Medium Shading 1 Accent 4" w:uiPriority="63"/>
-    <w:lsdException w:name="Medium Shading 2 Accent 4" w:uiPriority="64"/>
-    <w:lsdException w:name="Medium List 1 Accent 4" w:uiPriority="65"/>
-    <w:lsdException w:name="Medium List 2 Accent 4" w:uiPriority="66"/>
-    <w:lsdException w:name="Medium Grid 1 Accent 4" w:uiPriority="67"/>
-    <w:lsdException w:name="Medium Grid 2 Accent 4" w:uiPriority="68"/>
-    <w:lsdException w:name="Medium Grid 3 Accent 4" w:uiPriority="69"/>
-    <w:lsdException w:name="Dark List Accent 4" w:uiPriority="70"/>
-    <w:lsdException w:name="Colorful Shading Accent 4" w:uiPriority="71"/>
-    <w:lsdException w:name="Colorful List Accent 4" w:uiPriority="72"/>
-    <w:lsdException w:name="Colorful Grid Accent 4" w:uiPriority="73"/>
-    <w:lsdException w:name="Light Shading Accent 5" w:uiPriority="60"/>
-    <w:lsdException w:name="Light List Accent 5" w:uiPriority="61"/>
-    <w:lsdException w:name="Light Grid Accent 5" w:uiPriority="62"/>
-    <w:lsdException w:name="Medium Shading 1 Accent 5" w:uiPriority="63"/>
-    <w:lsdException w:name="Medium Shading 2 Accent 5" w:uiPriority="64"/>
-    <w:lsdException w:name="Medium List 1 Accent 5" w:uiPriority="65"/>
-    <w:lsdException w:name="Medium List 2 Accent 5" w:uiPriority="66"/>
-    <w:lsdException w:name="Medium Grid 1 Accent 5" w:uiPriority="67"/>
-    <w:lsdException w:name="Medium Grid 2 Accent 5" w:uiPriority="68"/>
-    <w:lsdException w:name="Medium Grid 3 Accent 5" w:uiPriority="69"/>
-    <w:lsdException w:name="Dark List Accent 5" w:uiPriority="70"/>
-    <w:lsdException w:name="Colorful Shading Accent 5" w:uiPriority="71"/>
-    <w:lsdException w:name="Colorful List Accent 5" w:uiPriority="72"/>
-    <w:lsdException w:name="Colorful Grid Accent 5" w:uiPriority="73"/>
-    <w:lsdException w:name="Light Shading Accent 6" w:uiPriority="60"/>
-    <w:lsdException w:name="Light List Accent 6" w:uiPriority="61"/>
-    <w:lsdException w:name="Light Grid Accent 6" w:uiPriority="62"/>
-    <w:lsdException w:name="Medium Shading 1 Accent 6" w:uiPriority="63"/>
-    <w:lsdException w:name="Medium Shading 2 Accent 6" w:uiPriority="64"/>
-    <w:lsdException w:name="Medium List 1 Accent 6" w:uiPriority="65"/>
-    <w:lsdException w:name="Medium List 2 Accent 6" w:uiPriority="66"/>
-    <w:lsdException w:name="Medium Grid 1 Accent 6" w:uiPriority="67"/>
-    <w:lsdException w:name="Medium Grid 2 Accent 6" w:uiPriority="68"/>
-    <w:lsdException w:name="Medium Grid 3 Accent 6" w:uiPriority="69"/>
-    <w:lsdException w:name="Dark List Accent 6" w:uiPriority="70"/>
-    <w:lsdException w:name="Colorful Shading Accent 6" w:uiPriority="71"/>
-    <w:lsdException w:name="Colorful List Accent 6" w:uiPriority="72"/>
-    <w:lsdException w:name="Colorful Grid Accent 6" w:uiPriority="73"/>
-    <w:lsdException w:name="Subtle Emphasis" w:uiPriority="19" w:qFormat="1"/>
-    <w:lsdException w:name="Intense Emphasis" w:uiPriority="21" w:qFormat="1"/>
-    <w:lsdException w:name="Subtle Reference" w:uiPriority="31" w:qFormat="1"/>
-    <w:lsdException w:name="Intense Reference" w:uiPriority="32" w:qFormat="1"/>
-    <w:lsdException w:name="Book Title" w:uiPriority="33" w:qFormat="1"/>
-    <w:lsdException w:name="Bibliography" w:semiHidden="1" w:uiPriority="37" w:unhideWhenUsed="1"/>
-    <w:lsdException w:name="TOC Heading" w:semiHidden="1" w:uiPriority="39" w:unhideWhenUsed="1" w:qFormat="1"/>
-    <w:lsdException w:name="Plain Table 1" w:uiPriority="41"/>
-    <w:lsdException w:name="Plain Table 2" w:uiPriority="42"/>
-    <w:lsdException w:name="Plain Table 3" w:uiPriority="43"/>
-    <w:lsdException w:name="Plain Table 4" w:uiPriority="44"/>
-    <w:lsdException w:name="Plain Table 5" w:uiPriority="45"/>
-    <w:lsdException w:name="Grid Table Light" w:uiPriority="40"/>
-    <w:lsdException w:name="Grid Table 1 Light" w:uiPriority="46"/>
-    <w:lsdException w:name="Grid Table 2" w:uiPriority="47"/>
-    <w:lsdException w:name="Grid Table 3" w:uiPriority="48"/>
-    <w:lsdException w:name="Grid Table 4" w:uiPriority="49"/>
-    <w:lsdException w:name="Grid Table 5 Dark" w:uiPriority="50"/>
-    <w:lsdException w:name="Grid Table 6 Colorful" w:uiPriority="51"/>
-    <w:lsdException w:name="Grid Table 7 Colorful" w:uiPriority="52"/>
-    <w:lsdException w:name="Grid Table 1 Light Accent 1" w:uiPriority="46"/>
-    <w:lsdException w:name="Grid Table 2 Accent 1" w:uiPriority="47"/>
-    <w:lsdException w:name="Grid Table 3 Accent 1" w:uiPriority="48"/>
-    <w:lsdException w:name="Grid Table 4 Accent 1" w:uiPriority="49"/>
-    <w:lsdException w:name="Grid Table 5 Dark Accent 1" w:uiPriority="50"/>
-    <w:lsdException w:name="Grid Table 6 Colorful Accent 1" w:uiPriority="51"/>
-    <w:lsdException w:name="Grid Table 7 Colorful Accent 1" w:uiPriority="52"/>
-    <w:lsdException w:name="Grid Table 1 Light Accent 2" w:uiPriority="46"/>
-    <w:lsdException w:name="Grid Table 2 Accent 2" w:uiPriority="47"/>
-    <w:lsdException w:name="Grid Table 3 Accent 2" w:uiPriority="48"/>
-    <w:lsdException w:name="Grid Table 4 Accent 2" w:uiPriority="49"/>
-    <w:lsdException w:name="Grid Table 5 Dark Accent 2" w:uiPriority="50"/>
-    <w:lsdException w:name="Grid Table 6 Colorful Accent 2" w:uiPriority="51"/>
-    <w:lsdException w:name="Grid Table 7 Colorful Accent 2" w:uiPriority="52"/>
-    <w:lsdException w:name="Grid Table 1 Light Accent 3" w:uiPriority="46"/>
-    <w:lsdException w:name="Grid Table 2 Accent 3" w:uiPriority="47"/>
-    <w:lsdException w:name="Grid Table 3 Accent 3" w:uiPriority="48"/>
-    <w:lsdException w:name="Grid Table 4 Accent 3" w:uiPriority="49"/>
-    <w:lsdException w:name="Grid Table 5 Dark Accent 3" w:uiPriority="50"/>
-    <w:lsdException w:name="Grid Table 6 Colorful Accent 3" w:uiPriority="51"/>
-    <w:lsdException w:name="Grid Table 7 Colorful Accent 3" w:uiPriority="52"/>
-    <w:lsdException w:name="Grid Table 1 Light Accent 4" w:uiPriority="46"/>
-    <w:lsdException w:name="Grid Table 2 Accent 4" w:uiPriority="47"/>
-    <w:lsdException w:name="Grid Table 3 Accent 4" w:uiPriority="48"/>
-    <w:lsdException w:name="Grid Table 4 Accent 4" w:uiPriority="49"/>
-    <w:lsdException w:name="Grid Table 5 Dark Accent 4" w:uiPriority="50"/>
-    <w:lsdException w:name="Grid Table 6 Colorful Accent 4" w:uiPriority="51"/>
-    <w:lsdException w:name="Grid Table 7 Colorful Accent 4" w:uiPriority="52"/>
-    <w:lsdException w:name="Grid Table 1 Light Accent 5" w:uiPriority="46"/>
-    <w:lsdException w:name="Grid Table 2 Accent 5" w:uiPriority="47"/>
-    <w:lsdException w:name="Grid Table 3 Accent 5" w:uiPriority="48"/>
-    <w:lsdException w:name="Grid Table 4 Accent 5" w:uiPriority="49"/>
-    <w:lsdException w:name="Grid Table 5 Dark Accent 5" w:uiPriority="50"/>
-    <w:lsdException w:name="Grid Table 6 Colorful Accent 5" w:uiPriority="51"/>
-    <w:lsdException w:name="Grid Table 7 Colorful Accent 5" w:uiPriority="52"/>
-    <w:lsdException w:name="Grid Table 1 Light Accent 6" w:uiPriority="46"/>
-    <w:lsdException w:name="Grid Table 2 Accent 6" w:uiPriority="47"/>
-    <w:lsdException w:name="Grid Table 3 Accent 6" w:uiPriority="48"/>
-    <w:lsdException w:name="Grid Table 4 Accent 6" w:uiPriority="49"/>
-    <w:lsdException w:name="Grid Table 5 Dark Accent 6" w:uiPriority="50"/>
-    <w:lsdException w:name="Grid Table 6 Colorful Accent 6" w:uiPriority="51"/>
-    <w:lsdException w:name="Grid Table 7 Colorful Accent 6" w:uiPriority="52"/>
-    <w:lsdException w:name="List Table 1 Light" w:uiPriority="46"/>
-    <w:lsdException w:name="List Table 2" w:uiPriority="47"/>
-    <w:lsdException w:name="List Table 3" w:uiPriority="48"/>
-    <w:lsdException w:name="List Table 4" w:uiPriority="49"/>
-    <w:lsdException w:name="List Table 5 Dark" w:uiPriority="50"/>
-    <w:lsdException w:name="List Table 6 Colorful" w:uiPriority="51"/>
-    <w:lsdException w:name="List Table 7 Colorful" w:uiPriority="52"/>
-    <w:lsdException w:name="List Table 1 Light Accent 1" w:uiPriority="46"/>
-    <w:lsdException w:name="List Table 2 Accent 1" w:uiPriority="47"/>
-    <w:lsdException w:name="List Table 3 Accent 1" w:uiPriority="48"/>
-    <w:lsdException w:name="List Table 4 Accent 1" w:uiPriority="49"/>
-    <w:lsdException w:name="List Table 5 Dark Accent 1" w:uiPriority="50"/>
-    <w:lsdException w:name="List Table 6 Colorful Accent 1" w:uiPriority="51"/>
-    <w:lsdException w:name="List Table 7 Colorful Accent 1" w:uiPriority="52"/>
-    <w:lsdException w:name="List Table 1 Light Accent 2" w:uiPriority="46"/>
-    <w:lsdException w:name="List Table 2 Accent 2" w:uiPriority="47"/>
-    <w:lsdException w:name="List Table 3 Accent 2" w:uiPriority="48"/>
-    <w:lsdException w:name="List Table 4 Accent 2" w:uiPriority="49"/>
-    <w:lsdException w:name="List Table 5 Dark Accent 2" w:uiPriority="50"/>
-    <w:lsdException w:name="List Table 6 Colorful Accent 2" w:uiPriority="51"/>
-    <w:lsdException w:name="List Table 7 Colorful Accent 2" w:uiPriority="52"/>
-    <w:lsdException w:name="List Table 1 Light Accent 3" w:uiPriority="46"/>
-    <w:lsdException w:name="List Table 2 Accent 3" w:uiPriority="47"/>
-    <w:lsdException w:name="List Table 3 Accent 3" w:uiPriority="48"/>
-    <w:lsdException w:name="List Table 4 Accent 3" w:uiPriority="49"/>
-    <w:lsdException w:name="List Table 5 Dark Accent 3" w:uiPriority="50"/>
-    <w:lsdException w:name="List Table 6 Colorful Accent 3" w:uiPriority="51"/>
-    <w:lsdException w:name="List Table 7 Colorful Accent 3" w:uiPriority="52"/>
-    <w:lsdException w:name="List Table 1 Light Accent 4" w:uiPriority="46"/>
-    <w:lsdException w:name="List Table 2 Accent 4" w:uiPriority="47"/>
-    <w:lsdException w:name="List Table 3 Accent 4" w:uiPriority="48"/>
-    <w:lsdException w:name="List Table 4 Accent 4" w:uiPriority="49"/>
-    <w:lsdException w:name="List Table 5 Dark Accent 4" w:uiPriority="50"/>
-    <w:lsdException w:name="List Table 6 Colorful Accent 4" w:uiPriority="51"/>
-    <w:lsdException w:name="List Table 7 Colorful Accent 4" w:uiPriority="52"/>
-    <w:lsdException w:name="List Table 1 Light Accent 5" w:uiPriority="46"/>
-    <w:lsdException w:name="List Table 2 Accent 5" w:uiPriority="47"/>
-    <w:lsdException w:name="List Table 3 Accent 5" w:uiPriority="48"/>
-    <w:lsdException w:name="List Table 4 Accent 5" w:uiPriority="49"/>
-    <w:lsdException w:name="List Table 5 Dark Accent 5" w:uiPriority="50"/>
-    <w:lsdException w:name="List Table 6 Colorful Accent 5" w:uiPriority="51"/>
-    <w:lsdException w:name="List Table 7 Colorful Accent 5" w:uiPriority="52"/>
-    <w:lsdException w:name="List Table 1 Light Accent 6" w:uiPriority="46"/>
-    <w:lsdException w:name="List Table 2 Accent 6" w:uiPriority="47"/>
-    <w:lsdException w:name="List Table 3 Accent 6" w:uiPriority="48"/>
-    <w:lsdException w:name="List Table 4 Accent 6" w:uiPriority="49"/>
-    <w:lsdException w:name="List Table 5 Dark Accent 6" w:uiPriority="50"/>
-    <w:lsdException w:name="List Table 6 Colorful Accent 6" w:uiPriority="51"/>
-    <w:lsdException w:name="List Table 7 Colorful Accent 6" w:uiPriority="52"/>
-  </w:latentStyles>
-  <w:style w:type="paragraph" w:default="1" w:styleId="Normal">
-    <w:name w:val="Normal"/>
-    <w:qFormat/>
-  </w:style>
-  <w:style w:type="character" w:default="1" w:styleId="Fuentedeprrafopredeter">
-    <w:name w:val="Default Paragraph Font"/>
-    <w:uiPriority w:val="1"/>
-    <w:semiHidden/>
-    <w:unhideWhenUsed/>
-  </w:style>
-  <w:style w:type="table" w:default="1" w:styleId="Tablanormal">
-    <w:name w:val="Normal Table"/>
-    <w:uiPriority w:val="99"/>
-    <w:semiHidden/>
-    <w:unhideWhenUsed/>
-    <w:tblPr>
-      <w:tblInd w:w="0" w:type="dxa"/>
-      <w:tblCellMar>
-        <w:top w:w="0" w:type="dxa"/>
-        <w:left w:w="108" w:type="dxa"/>
-        <w:bottom w:w="0" w:type="dxa"/>
-        <w:right w:w="108" w:type="dxa"/>
-      </w:tblCellMar>
-    </w:tblPr>
-  </w:style>
-  <w:style w:type="numbering" w:default="1" w:styleId="Sinlista">
-    <w:name w:val="No List"/>
-    <w:uiPriority w:val="99"/>
-    <w:semiHidden/>
-    <w:unhideWhenUsed/>
-  </w:style>
-  <w:style w:type="character" w:styleId="Textodelmarcadordeposicin">
-    <w:name w:val="Placeholder Text"/>
-    <w:basedOn w:val="Fuentedeprrafopredeter"/>
-    <w:uiPriority w:val="99"/>
-    <w:semiHidden/>
-    <w:rsid w:val="00D702A4"/>
-    <w:rPr>
-      <w:color w:val="808080"/>
-    </w:rPr>
-  </w:style>
-</w:styles>
-</file>
-
-<file path=word/glossary/webSettings.xml><?xml version="1.0" encoding="utf-8"?>
-<w:webSettings xmlns:mc="http://schemas.openxmlformats.org/markup-compatibility/2006" xmlns:r="http://schemas.openxmlformats.org/officeDocument/2006/relationships" xmlns:w="http://schemas.openxmlformats.org/wordprocessingml/2006/main" xmlns:w14="http://schemas.microsoft.com/office/word/2010/wordml" xmlns:w15="http://schemas.microsoft.com/office/word/2012/wordml" mc:Ignorable="w14 w15">
-  <w:optimizeForBrowser/>
-  <w:allowPNG/>
-</w:webSettings>
-</file>
-
 <file path=word/theme/theme1.xml><?xml version="1.0" encoding="utf-8"?>
 <a:theme xmlns:a="http://schemas.openxmlformats.org/drawingml/2006/main" name="Tema de Office">
   <a:themeElements>
@@ -21266,7 +21511,7 @@
 </file>
 
 <file path=customXml/itemProps1.xml><?xml version="1.0" encoding="utf-8"?>
-<ds:datastoreItem xmlns:ds="http://schemas.openxmlformats.org/officeDocument/2006/customXml" ds:itemID="{42F1AF47-A3B8-4FA2-BFC3-3AED5EE4DDB7}">
+<ds:datastoreItem xmlns:ds="http://schemas.openxmlformats.org/officeDocument/2006/customXml" ds:itemID="{85DFA006-F5FB-43D9-9963-DEF51391E32C}">
   <ds:schemaRefs>
     <ds:schemaRef ds:uri="http://schemas.openxmlformats.org/officeDocument/2006/bibliography"/>
   </ds:schemaRefs>

--- a/Trabajo_Final/Trabajo Final R1-BORQUEZ-RAYES.docx
+++ b/Trabajo_Final/Trabajo Final R1-BORQUEZ-RAYES.docx
@@ -598,6 +598,7 @@
         <w:p>
           <w:pPr>
             <w:pStyle w:val="TtulodeTDC"/>
+            <w:ind w:left="720" w:hanging="436"/>
             <w:rPr>
               <w:rFonts w:ascii="Cambria Math" w:hAnsi="Cambria Math"/>
               <w:b/>
@@ -637,7 +638,7 @@
           <w:r>
             <w:fldChar w:fldCharType="separate"/>
           </w:r>
-          <w:hyperlink w:anchor="_Toc181398824" w:history="1">
+          <w:hyperlink w:anchor="_Toc181458743" w:history="1">
             <w:r>
               <w:rPr>
                 <w:rStyle w:val="Hipervnculo"/>
@@ -675,7 +676,7 @@
               <w:rPr>
                 <w:webHidden/>
               </w:rPr>
-              <w:instrText xml:space="preserve"> PAGEREF _Toc181398824 \h </w:instrText>
+              <w:instrText xml:space="preserve"> PAGEREF _Toc181458743 \h </w:instrText>
             </w:r>
             <w:r>
               <w:rPr>
@@ -715,7 +716,7 @@
               <w:lang w:val="es-AR" w:eastAsia="es-AR"/>
             </w:rPr>
           </w:pPr>
-          <w:hyperlink w:anchor="_Toc181398825" w:history="1">
+          <w:hyperlink w:anchor="_Toc181458744" w:history="1">
             <w:r>
               <w:rPr>
                 <w:rStyle w:val="Hipervnculo"/>
@@ -753,7 +754,7 @@
               <w:rPr>
                 <w:webHidden/>
               </w:rPr>
-              <w:instrText xml:space="preserve"> PAGEREF _Toc181398825 \h </w:instrText>
+              <w:instrText xml:space="preserve"> PAGEREF _Toc181458744 \h </w:instrText>
             </w:r>
             <w:r>
               <w:rPr>
@@ -793,7 +794,7 @@
               <w:lang w:val="es-AR" w:eastAsia="es-AR"/>
             </w:rPr>
           </w:pPr>
-          <w:hyperlink w:anchor="_Toc181398826" w:history="1">
+          <w:hyperlink w:anchor="_Toc181458745" w:history="1">
             <w:r>
               <w:rPr>
                 <w:rStyle w:val="Hipervnculo"/>
@@ -831,7 +832,7 @@
               <w:rPr>
                 <w:webHidden/>
               </w:rPr>
-              <w:instrText xml:space="preserve"> PAGEREF _Toc181398826 \h </w:instrText>
+              <w:instrText xml:space="preserve"> PAGEREF _Toc181458745 \h </w:instrText>
             </w:r>
             <w:r>
               <w:rPr>
@@ -863,7 +864,7 @@
             <w:pStyle w:val="TDC2"/>
             <w:tabs>
               <w:tab w:val="left" w:pos="1320"/>
-              <w:tab w:val="right" w:leader="dot" w:pos="9394"/>
+              <w:tab w:val="right" w:leader="dot" w:pos="9678"/>
             </w:tabs>
             <w:rPr>
               <w:rFonts w:asciiTheme="minorHAnsi" w:eastAsiaTheme="minorEastAsia" w:hAnsiTheme="minorHAnsi"/>
@@ -872,7 +873,7 @@
               <w:lang w:val="es-AR" w:eastAsia="es-AR"/>
             </w:rPr>
           </w:pPr>
-          <w:hyperlink w:anchor="_Toc181398827" w:history="1">
+          <w:hyperlink w:anchor="_Toc181458746" w:history="1">
             <w:r>
               <w:rPr>
                 <w:rStyle w:val="Hipervnculo"/>
@@ -917,7 +918,7 @@
                 <w:noProof/>
                 <w:webHidden/>
               </w:rPr>
-              <w:instrText xml:space="preserve"> PAGEREF _Toc181398827 \h </w:instrText>
+              <w:instrText xml:space="preserve"> PAGEREF _Toc181458746 \h </w:instrText>
             </w:r>
             <w:r>
               <w:rPr>
@@ -953,7 +954,7 @@
             <w:pStyle w:val="TDC3"/>
             <w:tabs>
               <w:tab w:val="left" w:pos="1540"/>
-              <w:tab w:val="right" w:leader="dot" w:pos="9394"/>
+              <w:tab w:val="right" w:leader="dot" w:pos="9678"/>
             </w:tabs>
             <w:rPr>
               <w:rFonts w:asciiTheme="minorHAnsi" w:eastAsiaTheme="minorEastAsia" w:hAnsiTheme="minorHAnsi"/>
@@ -962,7 +963,7 @@
               <w:lang w:val="es-AR" w:eastAsia="es-AR"/>
             </w:rPr>
           </w:pPr>
-          <w:hyperlink w:anchor="_Toc181398828" w:history="1">
+          <w:hyperlink w:anchor="_Toc181458747" w:history="1">
             <w:r>
               <w:rPr>
                 <w:rStyle w:val="Hipervnculo"/>
@@ -1007,7 +1008,7 @@
                 <w:noProof/>
                 <w:webHidden/>
               </w:rPr>
-              <w:instrText xml:space="preserve"> PAGEREF _Toc181398828 \h </w:instrText>
+              <w:instrText xml:space="preserve"> PAGEREF _Toc181458747 \h </w:instrText>
             </w:r>
             <w:r>
               <w:rPr>
@@ -1027,7 +1028,7 @@
                 <w:noProof/>
                 <w:webHidden/>
               </w:rPr>
-              <w:t>5</w:t>
+              <w:t>6</w:t>
             </w:r>
             <w:r>
               <w:rPr>
@@ -1043,7 +1044,98 @@
             <w:pStyle w:val="TDC3"/>
             <w:tabs>
               <w:tab w:val="left" w:pos="1540"/>
-              <w:tab w:val="right" w:leader="dot" w:pos="9394"/>
+              <w:tab w:val="right" w:leader="dot" w:pos="9678"/>
+            </w:tabs>
+            <w:ind w:left="1540" w:hanging="776"/>
+            <w:rPr>
+              <w:rFonts w:asciiTheme="minorHAnsi" w:eastAsiaTheme="minorEastAsia" w:hAnsiTheme="minorHAnsi"/>
+              <w:noProof/>
+              <w:sz w:val="22"/>
+              <w:lang w:val="es-AR" w:eastAsia="es-AR"/>
+            </w:rPr>
+          </w:pPr>
+          <w:hyperlink w:anchor="_Toc181458748" w:history="1">
+            <w:r>
+              <w:rPr>
+                <w:rStyle w:val="Hipervnculo"/>
+                <w:noProof/>
+                <w:lang w:val="es-ES"/>
+              </w:rPr>
+              <w:t xml:space="preserve">3.1.2 </w:t>
+            </w:r>
+            <w:r>
+              <w:rPr>
+                <w:rFonts w:asciiTheme="minorHAnsi" w:eastAsiaTheme="minorEastAsia" w:hAnsiTheme="minorHAnsi"/>
+                <w:noProof/>
+                <w:sz w:val="22"/>
+                <w:lang w:val="es-AR" w:eastAsia="es-AR"/>
+              </w:rPr>
+              <w:tab/>
+            </w:r>
+            <w:r>
+              <w:rPr>
+                <w:rStyle w:val="Hipervnculo"/>
+                <w:noProof/>
+                <w:lang w:val="es-ES"/>
+              </w:rPr>
+              <w:t>Pastillas de material radiactivo</w:t>
+            </w:r>
+            <w:r>
+              <w:rPr>
+                <w:noProof/>
+                <w:webHidden/>
+              </w:rPr>
+              <w:tab/>
+            </w:r>
+            <w:r>
+              <w:rPr>
+                <w:noProof/>
+                <w:webHidden/>
+              </w:rPr>
+              <w:fldChar w:fldCharType="begin"/>
+            </w:r>
+            <w:r>
+              <w:rPr>
+                <w:noProof/>
+                <w:webHidden/>
+              </w:rPr>
+              <w:instrText xml:space="preserve"> PAGEREF _Toc181458748 \h </w:instrText>
+            </w:r>
+            <w:r>
+              <w:rPr>
+                <w:noProof/>
+                <w:webHidden/>
+              </w:rPr>
+            </w:r>
+            <w:r>
+              <w:rPr>
+                <w:noProof/>
+                <w:webHidden/>
+              </w:rPr>
+              <w:fldChar w:fldCharType="separate"/>
+            </w:r>
+            <w:r>
+              <w:rPr>
+                <w:noProof/>
+                <w:webHidden/>
+              </w:rPr>
+              <w:t>7</w:t>
+            </w:r>
+            <w:r>
+              <w:rPr>
+                <w:noProof/>
+                <w:webHidden/>
+              </w:rPr>
+              <w:fldChar w:fldCharType="end"/>
+            </w:r>
+          </w:hyperlink>
+        </w:p>
+        <w:p>
+          <w:pPr>
+            <w:pStyle w:val="TDC3"/>
+            <w:tabs>
+              <w:tab w:val="left" w:pos="1540"/>
+              <w:tab w:val="right" w:leader="dot" w:pos="9678"/>
             </w:tabs>
             <w:rPr>
               <w:rFonts w:asciiTheme="minorHAnsi" w:eastAsiaTheme="minorEastAsia" w:hAnsiTheme="minorHAnsi"/>
@@ -1052,14 +1144,14 @@
               <w:lang w:val="es-AR" w:eastAsia="es-AR"/>
             </w:rPr>
           </w:pPr>
-          <w:hyperlink w:anchor="_Toc181398829" w:history="1">
+          <w:hyperlink w:anchor="_Toc181458749" w:history="1">
             <w:r>
               <w:rPr>
                 <w:rStyle w:val="Hipervnculo"/>
                 <w:noProof/>
                 <w:lang w:val="es-ES"/>
               </w:rPr>
-              <w:t xml:space="preserve">3.1.2 </w:t>
+              <w:t xml:space="preserve">3.1.3 </w:t>
             </w:r>
             <w:r>
               <w:rPr>
@@ -1076,7 +1168,7 @@
                 <w:noProof/>
                 <w:lang w:val="es-ES"/>
               </w:rPr>
-              <w:t>Pastillas de material radiactivo</w:t>
+              <w:t>Contenedor</w:t>
             </w:r>
             <w:r>
               <w:rPr>
@@ -1097,7 +1189,7 @@
                 <w:noProof/>
                 <w:webHidden/>
               </w:rPr>
-              <w:instrText xml:space="preserve"> PAGEREF _Toc181398829 \h </w:instrText>
+              <w:instrText xml:space="preserve"> PAGEREF _Toc181458749 \h </w:instrText>
             </w:r>
             <w:r>
               <w:rPr>
@@ -1117,7 +1209,7 @@
                 <w:noProof/>
                 <w:webHidden/>
               </w:rPr>
-              <w:t>6</w:t>
+              <w:t>7</w:t>
             </w:r>
             <w:r>
               <w:rPr>
@@ -1133,7 +1225,7 @@
             <w:pStyle w:val="TDC3"/>
             <w:tabs>
               <w:tab w:val="left" w:pos="1540"/>
-              <w:tab w:val="right" w:leader="dot" w:pos="9394"/>
+              <w:tab w:val="right" w:leader="dot" w:pos="9678"/>
             </w:tabs>
             <w:rPr>
               <w:rFonts w:asciiTheme="minorHAnsi" w:eastAsiaTheme="minorEastAsia" w:hAnsiTheme="minorHAnsi"/>
@@ -1142,14 +1234,14 @@
               <w:lang w:val="es-AR" w:eastAsia="es-AR"/>
             </w:rPr>
           </w:pPr>
-          <w:hyperlink w:anchor="_Toc181398830" w:history="1">
+          <w:hyperlink w:anchor="_Toc181458750" w:history="1">
             <w:r>
               <w:rPr>
                 <w:rStyle w:val="Hipervnculo"/>
                 <w:noProof/>
                 <w:lang w:val="es-ES"/>
               </w:rPr>
-              <w:t xml:space="preserve">3.1.3 </w:t>
+              <w:t>3.1.4</w:t>
             </w:r>
             <w:r>
               <w:rPr>
@@ -1166,7 +1258,7 @@
                 <w:noProof/>
                 <w:lang w:val="es-ES"/>
               </w:rPr>
-              <w:t>Contenedor</w:t>
+              <w:t>Mesa</w:t>
             </w:r>
             <w:r>
               <w:rPr>
@@ -1187,7 +1279,7 @@
                 <w:noProof/>
                 <w:webHidden/>
               </w:rPr>
-              <w:instrText xml:space="preserve"> PAGEREF _Toc181398830 \h </w:instrText>
+              <w:instrText xml:space="preserve"> PAGEREF _Toc181458750 \h </w:instrText>
             </w:r>
             <w:r>
               <w:rPr>
@@ -1207,7 +1299,7 @@
                 <w:noProof/>
                 <w:webHidden/>
               </w:rPr>
-              <w:t>6</w:t>
+              <w:t>7</w:t>
             </w:r>
             <w:r>
               <w:rPr>
@@ -1220,10 +1312,10 @@
         </w:p>
         <w:p>
           <w:pPr>
-            <w:pStyle w:val="TDC3"/>
+            <w:pStyle w:val="TDC2"/>
             <w:tabs>
-              <w:tab w:val="left" w:pos="1540"/>
-              <w:tab w:val="right" w:leader="dot" w:pos="9394"/>
+              <w:tab w:val="left" w:pos="1100"/>
+              <w:tab w:val="right" w:leader="dot" w:pos="9678"/>
             </w:tabs>
             <w:rPr>
               <w:rFonts w:asciiTheme="minorHAnsi" w:eastAsiaTheme="minorEastAsia" w:hAnsiTheme="minorHAnsi"/>
@@ -1232,14 +1324,14 @@
               <w:lang w:val="es-AR" w:eastAsia="es-AR"/>
             </w:rPr>
           </w:pPr>
-          <w:hyperlink w:anchor="_Toc181398831" w:history="1">
+          <w:hyperlink w:anchor="_Toc181458751" w:history="1">
             <w:r>
               <w:rPr>
                 <w:rStyle w:val="Hipervnculo"/>
                 <w:noProof/>
                 <w:lang w:val="es-ES"/>
               </w:rPr>
-              <w:t>3.1.4</w:t>
+              <w:t>3.2</w:t>
             </w:r>
             <w:r>
               <w:rPr>
@@ -1256,7 +1348,7 @@
                 <w:noProof/>
                 <w:lang w:val="es-ES"/>
               </w:rPr>
-              <w:t>Mesa</w:t>
+              <w:t>Secuencia de operaciones</w:t>
             </w:r>
             <w:r>
               <w:rPr>
@@ -1277,7 +1369,7 @@
                 <w:noProof/>
                 <w:webHidden/>
               </w:rPr>
-              <w:instrText xml:space="preserve"> PAGEREF _Toc181398831 \h </w:instrText>
+              <w:instrText xml:space="preserve"> PAGEREF _Toc181458751 \h </w:instrText>
             </w:r>
             <w:r>
               <w:rPr>
@@ -1297,7 +1389,7 @@
                 <w:noProof/>
                 <w:webHidden/>
               </w:rPr>
-              <w:t>6</w:t>
+              <w:t>8</w:t>
             </w:r>
             <w:r>
               <w:rPr>
@@ -1313,7 +1405,7 @@
             <w:pStyle w:val="TDC2"/>
             <w:tabs>
               <w:tab w:val="left" w:pos="1100"/>
-              <w:tab w:val="right" w:leader="dot" w:pos="9394"/>
+              <w:tab w:val="right" w:leader="dot" w:pos="9678"/>
             </w:tabs>
             <w:rPr>
               <w:rFonts w:asciiTheme="minorHAnsi" w:eastAsiaTheme="minorEastAsia" w:hAnsiTheme="minorHAnsi"/>
@@ -1322,14 +1414,14 @@
               <w:lang w:val="es-AR" w:eastAsia="es-AR"/>
             </w:rPr>
           </w:pPr>
-          <w:hyperlink w:anchor="_Toc181398832" w:history="1">
+          <w:hyperlink w:anchor="_Toc181458752" w:history="1">
             <w:r>
               <w:rPr>
                 <w:rStyle w:val="Hipervnculo"/>
                 <w:noProof/>
                 <w:lang w:val="es-ES"/>
               </w:rPr>
-              <w:t>3.2</w:t>
+              <w:t>3.3</w:t>
             </w:r>
             <w:r>
               <w:rPr>
@@ -1346,7 +1438,7 @@
                 <w:noProof/>
                 <w:lang w:val="es-ES"/>
               </w:rPr>
-              <w:t>Secuencia de operaciones</w:t>
+              <w:t>Características del robot</w:t>
             </w:r>
             <w:r>
               <w:rPr>
@@ -1367,7 +1459,7 @@
                 <w:noProof/>
                 <w:webHidden/>
               </w:rPr>
-              <w:instrText xml:space="preserve"> PAGEREF _Toc181398832 \h </w:instrText>
+              <w:instrText xml:space="preserve"> PAGEREF _Toc181458752 \h </w:instrText>
             </w:r>
             <w:r>
               <w:rPr>
@@ -1387,7 +1479,7 @@
                 <w:noProof/>
                 <w:webHidden/>
               </w:rPr>
-              <w:t>6</w:t>
+              <w:t>8</w:t>
             </w:r>
             <w:r>
               <w:rPr>
@@ -1400,10 +1492,10 @@
         </w:p>
         <w:p>
           <w:pPr>
-            <w:pStyle w:val="TDC2"/>
+            <w:pStyle w:val="TDC3"/>
             <w:tabs>
-              <w:tab w:val="left" w:pos="1100"/>
-              <w:tab w:val="right" w:leader="dot" w:pos="9394"/>
+              <w:tab w:val="left" w:pos="1540"/>
+              <w:tab w:val="right" w:leader="dot" w:pos="9678"/>
             </w:tabs>
             <w:rPr>
               <w:rFonts w:asciiTheme="minorHAnsi" w:eastAsiaTheme="minorEastAsia" w:hAnsiTheme="minorHAnsi"/>
@@ -1412,14 +1504,14 @@
               <w:lang w:val="es-AR" w:eastAsia="es-AR"/>
             </w:rPr>
           </w:pPr>
-          <w:hyperlink w:anchor="_Toc181398833" w:history="1">
+          <w:hyperlink w:anchor="_Toc181458753" w:history="1">
             <w:r>
               <w:rPr>
                 <w:rStyle w:val="Hipervnculo"/>
                 <w:noProof/>
                 <w:lang w:val="es-ES"/>
               </w:rPr>
-              <w:t>3.3</w:t>
+              <w:t>3.3.1</w:t>
             </w:r>
             <w:r>
               <w:rPr>
@@ -1434,9 +1526,9 @@
               <w:rPr>
                 <w:rStyle w:val="Hipervnculo"/>
                 <w:noProof/>
-                <w:lang w:val="es-ES"/>
-              </w:rPr>
-              <w:t>Características del robot</w:t>
+                <w:lang w:val="es-AR"/>
+              </w:rPr>
+              <w:t>Efector final</w:t>
             </w:r>
             <w:r>
               <w:rPr>
@@ -1457,7 +1549,7 @@
                 <w:noProof/>
                 <w:webHidden/>
               </w:rPr>
-              <w:instrText xml:space="preserve"> PAGEREF _Toc181398833 \h </w:instrText>
+              <w:instrText xml:space="preserve"> PAGEREF _Toc181458753 \h </w:instrText>
             </w:r>
             <w:r>
               <w:rPr>
@@ -1477,7 +1569,7 @@
                 <w:noProof/>
                 <w:webHidden/>
               </w:rPr>
-              <w:t>6</w:t>
+              <w:t>9</w:t>
             </w:r>
             <w:r>
               <w:rPr>
@@ -1493,7 +1585,7 @@
             <w:pStyle w:val="TDC3"/>
             <w:tabs>
               <w:tab w:val="left" w:pos="1540"/>
-              <w:tab w:val="right" w:leader="dot" w:pos="9394"/>
+              <w:tab w:val="right" w:leader="dot" w:pos="9678"/>
             </w:tabs>
             <w:rPr>
               <w:rFonts w:asciiTheme="minorHAnsi" w:eastAsiaTheme="minorEastAsia" w:hAnsiTheme="minorHAnsi"/>
@@ -1502,14 +1594,14 @@
               <w:lang w:val="es-AR" w:eastAsia="es-AR"/>
             </w:rPr>
           </w:pPr>
-          <w:hyperlink w:anchor="_Toc181398834" w:history="1">
+          <w:hyperlink w:anchor="_Toc181458754" w:history="1">
             <w:r>
               <w:rPr>
                 <w:rStyle w:val="Hipervnculo"/>
                 <w:noProof/>
                 <w:lang w:val="es-ES"/>
               </w:rPr>
-              <w:t>3.3.1</w:t>
+              <w:t xml:space="preserve">3.3.2 </w:t>
             </w:r>
             <w:r>
               <w:rPr>
@@ -1524,9 +1616,9 @@
               <w:rPr>
                 <w:rStyle w:val="Hipervnculo"/>
                 <w:noProof/>
-                <w:lang w:val="es-AR"/>
-              </w:rPr>
-              <w:t>Efector final</w:t>
+                <w:lang w:val="es-ES"/>
+              </w:rPr>
+              <w:t>Espacio de trabajo del robot</w:t>
             </w:r>
             <w:r>
               <w:rPr>
@@ -1547,7 +1639,7 @@
                 <w:noProof/>
                 <w:webHidden/>
               </w:rPr>
-              <w:instrText xml:space="preserve"> PAGEREF _Toc181398834 \h </w:instrText>
+              <w:instrText xml:space="preserve"> PAGEREF _Toc181458754 \h </w:instrText>
             </w:r>
             <w:r>
               <w:rPr>
@@ -1567,97 +1659,7 @@
                 <w:noProof/>
                 <w:webHidden/>
               </w:rPr>
-              <w:t>7</w:t>
-            </w:r>
-            <w:r>
-              <w:rPr>
-                <w:noProof/>
-                <w:webHidden/>
-              </w:rPr>
-              <w:fldChar w:fldCharType="end"/>
-            </w:r>
-          </w:hyperlink>
-        </w:p>
-        <w:p>
-          <w:pPr>
-            <w:pStyle w:val="TDC3"/>
-            <w:tabs>
-              <w:tab w:val="left" w:pos="1540"/>
-              <w:tab w:val="right" w:leader="dot" w:pos="9394"/>
-            </w:tabs>
-            <w:rPr>
-              <w:rFonts w:asciiTheme="minorHAnsi" w:eastAsiaTheme="minorEastAsia" w:hAnsiTheme="minorHAnsi"/>
-              <w:noProof/>
-              <w:sz w:val="22"/>
-              <w:lang w:val="es-AR" w:eastAsia="es-AR"/>
-            </w:rPr>
-          </w:pPr>
-          <w:hyperlink w:anchor="_Toc181398835" w:history="1">
-            <w:r>
-              <w:rPr>
-                <w:rStyle w:val="Hipervnculo"/>
-                <w:noProof/>
-                <w:lang w:val="es-ES"/>
-              </w:rPr>
-              <w:t xml:space="preserve">3.3.2 </w:t>
-            </w:r>
-            <w:r>
-              <w:rPr>
-                <w:rFonts w:asciiTheme="minorHAnsi" w:eastAsiaTheme="minorEastAsia" w:hAnsiTheme="minorHAnsi"/>
-                <w:noProof/>
-                <w:sz w:val="22"/>
-                <w:lang w:val="es-AR" w:eastAsia="es-AR"/>
-              </w:rPr>
-              <w:tab/>
-            </w:r>
-            <w:r>
-              <w:rPr>
-                <w:rStyle w:val="Hipervnculo"/>
-                <w:noProof/>
-                <w:lang w:val="es-ES"/>
-              </w:rPr>
-              <w:t>Espacio de trabajo del robot</w:t>
-            </w:r>
-            <w:r>
-              <w:rPr>
-                <w:noProof/>
-                <w:webHidden/>
-              </w:rPr>
-              <w:tab/>
-            </w:r>
-            <w:r>
-              <w:rPr>
-                <w:noProof/>
-                <w:webHidden/>
-              </w:rPr>
-              <w:fldChar w:fldCharType="begin"/>
-            </w:r>
-            <w:r>
-              <w:rPr>
-                <w:noProof/>
-                <w:webHidden/>
-              </w:rPr>
-              <w:instrText xml:space="preserve"> PAGEREF _Toc181398835 \h </w:instrText>
-            </w:r>
-            <w:r>
-              <w:rPr>
-                <w:noProof/>
-                <w:webHidden/>
-              </w:rPr>
-            </w:r>
-            <w:r>
-              <w:rPr>
-                <w:noProof/>
-                <w:webHidden/>
-              </w:rPr>
-              <w:fldChar w:fldCharType="separate"/>
-            </w:r>
-            <w:r>
-              <w:rPr>
-                <w:noProof/>
-                <w:webHidden/>
-              </w:rPr>
-              <w:t>7</w:t>
+              <w:t>10</w:t>
             </w:r>
             <w:r>
               <w:rPr>
@@ -1681,7 +1683,7 @@
               <w:lang w:val="es-AR" w:eastAsia="es-AR"/>
             </w:rPr>
           </w:pPr>
-          <w:hyperlink w:anchor="_Toc181398836" w:history="1">
+          <w:hyperlink w:anchor="_Toc181458755" w:history="1">
             <w:r>
               <w:rPr>
                 <w:rStyle w:val="Hipervnculo"/>
@@ -1719,7 +1721,7 @@
               <w:rPr>
                 <w:webHidden/>
               </w:rPr>
-              <w:instrText xml:space="preserve"> PAGEREF _Toc181398836 \h </w:instrText>
+              <w:instrText xml:space="preserve"> PAGEREF _Toc181458755 \h </w:instrText>
             </w:r>
             <w:r>
               <w:rPr>
@@ -1736,7 +1738,7 @@
               <w:rPr>
                 <w:webHidden/>
               </w:rPr>
-              <w:t>7</w:t>
+              <w:t>11</w:t>
             </w:r>
             <w:r>
               <w:rPr>
@@ -1751,7 +1753,7 @@
             <w:pStyle w:val="TDC2"/>
             <w:tabs>
               <w:tab w:val="left" w:pos="1100"/>
-              <w:tab w:val="right" w:leader="dot" w:pos="9394"/>
+              <w:tab w:val="right" w:leader="dot" w:pos="9678"/>
             </w:tabs>
             <w:rPr>
               <w:rFonts w:asciiTheme="minorHAnsi" w:eastAsiaTheme="minorEastAsia" w:hAnsiTheme="minorHAnsi"/>
@@ -1760,7 +1762,7 @@
               <w:lang w:val="es-AR" w:eastAsia="es-AR"/>
             </w:rPr>
           </w:pPr>
-          <w:hyperlink w:anchor="_Toc181398837" w:history="1">
+          <w:hyperlink w:anchor="_Toc181458756" w:history="1">
             <w:r>
               <w:rPr>
                 <w:rStyle w:val="Hipervnculo"/>
@@ -1784,7 +1786,7 @@
                 <w:noProof/>
                 <w:lang w:val="es-ES"/>
               </w:rPr>
-              <w:t>Marcos de referencia</w:t>
+              <w:t>Aplicación de la convención de Denavit-Hartenberg</w:t>
             </w:r>
             <w:r>
               <w:rPr>
@@ -1805,7 +1807,7 @@
                 <w:noProof/>
                 <w:webHidden/>
               </w:rPr>
-              <w:instrText xml:space="preserve"> PAGEREF _Toc181398837 \h </w:instrText>
+              <w:instrText xml:space="preserve"> PAGEREF _Toc181458756 \h </w:instrText>
             </w:r>
             <w:r>
               <w:rPr>
@@ -1825,7 +1827,7 @@
                 <w:noProof/>
                 <w:webHidden/>
               </w:rPr>
-              <w:t>7</w:t>
+              <w:t>11</w:t>
             </w:r>
             <w:r>
               <w:rPr>
@@ -1841,7 +1843,7 @@
             <w:pStyle w:val="TDC2"/>
             <w:tabs>
               <w:tab w:val="left" w:pos="1100"/>
-              <w:tab w:val="right" w:leader="dot" w:pos="9394"/>
+              <w:tab w:val="right" w:leader="dot" w:pos="9678"/>
             </w:tabs>
             <w:rPr>
               <w:rFonts w:asciiTheme="minorHAnsi" w:eastAsiaTheme="minorEastAsia" w:hAnsiTheme="minorHAnsi"/>
@@ -1850,14 +1852,14 @@
               <w:lang w:val="es-AR" w:eastAsia="es-AR"/>
             </w:rPr>
           </w:pPr>
-          <w:hyperlink w:anchor="_Toc181398838" w:history="1">
+          <w:hyperlink w:anchor="_Toc181458757" w:history="1">
             <w:r>
               <w:rPr>
                 <w:rStyle w:val="Hipervnculo"/>
                 <w:noProof/>
                 <w:lang w:val="es-ES"/>
               </w:rPr>
-              <w:t>4.2</w:t>
+              <w:t>4.3</w:t>
             </w:r>
             <w:r>
               <w:rPr>
@@ -1874,7 +1876,7 @@
                 <w:noProof/>
                 <w:lang w:val="es-ES"/>
               </w:rPr>
-              <w:t>Aplicación de la convención</w:t>
+              <w:t>Matriz de Denavit-Hartenberg</w:t>
             </w:r>
             <w:r>
               <w:rPr>
@@ -1895,7 +1897,7 @@
                 <w:noProof/>
                 <w:webHidden/>
               </w:rPr>
-              <w:instrText xml:space="preserve"> PAGEREF _Toc181398838 \h </w:instrText>
+              <w:instrText xml:space="preserve"> PAGEREF _Toc181458757 \h </w:instrText>
             </w:r>
             <w:r>
               <w:rPr>
@@ -1915,7 +1917,7 @@
                 <w:noProof/>
                 <w:webHidden/>
               </w:rPr>
-              <w:t>8</w:t>
+              <w:t>12</w:t>
             </w:r>
             <w:r>
               <w:rPr>
@@ -1931,7 +1933,7 @@
             <w:pStyle w:val="TDC2"/>
             <w:tabs>
               <w:tab w:val="left" w:pos="1100"/>
-              <w:tab w:val="right" w:leader="dot" w:pos="9394"/>
+              <w:tab w:val="right" w:leader="dot" w:pos="9678"/>
             </w:tabs>
             <w:rPr>
               <w:rFonts w:asciiTheme="minorHAnsi" w:eastAsiaTheme="minorEastAsia" w:hAnsiTheme="minorHAnsi"/>
@@ -1940,14 +1942,14 @@
               <w:lang w:val="es-AR" w:eastAsia="es-AR"/>
             </w:rPr>
           </w:pPr>
-          <w:hyperlink w:anchor="_Toc181398839" w:history="1">
+          <w:hyperlink w:anchor="_Toc181458758" w:history="1">
             <w:r>
               <w:rPr>
                 <w:rStyle w:val="Hipervnculo"/>
                 <w:noProof/>
                 <w:lang w:val="es-ES"/>
               </w:rPr>
-              <w:t>4.3</w:t>
+              <w:t>4.4</w:t>
             </w:r>
             <w:r>
               <w:rPr>
@@ -1964,7 +1966,7 @@
                 <w:noProof/>
                 <w:lang w:val="es-ES"/>
               </w:rPr>
-              <w:t>Matriz de Denavit-Hartenberg</w:t>
+              <w:t>Offset Articulares</w:t>
             </w:r>
             <w:r>
               <w:rPr>
@@ -1985,7 +1987,7 @@
                 <w:noProof/>
                 <w:webHidden/>
               </w:rPr>
-              <w:instrText xml:space="preserve"> PAGEREF _Toc181398839 \h </w:instrText>
+              <w:instrText xml:space="preserve"> PAGEREF _Toc181458758 \h </w:instrText>
             </w:r>
             <w:r>
               <w:rPr>
@@ -2005,7 +2007,7 @@
                 <w:noProof/>
                 <w:webHidden/>
               </w:rPr>
-              <w:t>8</w:t>
+              <w:t>13</w:t>
             </w:r>
             <w:r>
               <w:rPr>
@@ -2020,8 +2022,7 @@
           <w:pPr>
             <w:pStyle w:val="TDC2"/>
             <w:tabs>
-              <w:tab w:val="left" w:pos="1100"/>
-              <w:tab w:val="right" w:leader="dot" w:pos="9394"/>
+              <w:tab w:val="right" w:leader="dot" w:pos="9678"/>
             </w:tabs>
             <w:rPr>
               <w:rFonts w:asciiTheme="minorHAnsi" w:eastAsiaTheme="minorEastAsia" w:hAnsiTheme="minorHAnsi"/>
@@ -2030,96 +2031,7 @@
               <w:lang w:val="es-AR" w:eastAsia="es-AR"/>
             </w:rPr>
           </w:pPr>
-          <w:hyperlink w:anchor="_Toc181398840" w:history="1">
-            <w:r>
-              <w:rPr>
-                <w:rStyle w:val="Hipervnculo"/>
-                <w:noProof/>
-                <w:lang w:val="es-ES"/>
-              </w:rPr>
-              <w:t>4.4</w:t>
-            </w:r>
-            <w:r>
-              <w:rPr>
-                <w:rFonts w:asciiTheme="minorHAnsi" w:eastAsiaTheme="minorEastAsia" w:hAnsiTheme="minorHAnsi"/>
-                <w:noProof/>
-                <w:sz w:val="22"/>
-                <w:lang w:val="es-AR" w:eastAsia="es-AR"/>
-              </w:rPr>
-              <w:tab/>
-            </w:r>
-            <w:r>
-              <w:rPr>
-                <w:rStyle w:val="Hipervnculo"/>
-                <w:noProof/>
-                <w:lang w:val="es-ES"/>
-              </w:rPr>
-              <w:t>Offset Articulares</w:t>
-            </w:r>
-            <w:r>
-              <w:rPr>
-                <w:noProof/>
-                <w:webHidden/>
-              </w:rPr>
-              <w:tab/>
-            </w:r>
-            <w:r>
-              <w:rPr>
-                <w:noProof/>
-                <w:webHidden/>
-              </w:rPr>
-              <w:fldChar w:fldCharType="begin"/>
-            </w:r>
-            <w:r>
-              <w:rPr>
-                <w:noProof/>
-                <w:webHidden/>
-              </w:rPr>
-              <w:instrText xml:space="preserve"> PAGEREF _Toc181398840 \h </w:instrText>
-            </w:r>
-            <w:r>
-              <w:rPr>
-                <w:noProof/>
-                <w:webHidden/>
-              </w:rPr>
-            </w:r>
-            <w:r>
-              <w:rPr>
-                <w:noProof/>
-                <w:webHidden/>
-              </w:rPr>
-              <w:fldChar w:fldCharType="separate"/>
-            </w:r>
-            <w:r>
-              <w:rPr>
-                <w:noProof/>
-                <w:webHidden/>
-              </w:rPr>
-              <w:t>8</w:t>
-            </w:r>
-            <w:r>
-              <w:rPr>
-                <w:noProof/>
-                <w:webHidden/>
-              </w:rPr>
-              <w:fldChar w:fldCharType="end"/>
-            </w:r>
-          </w:hyperlink>
-        </w:p>
-        <w:p>
-          <w:pPr>
-            <w:pStyle w:val="TDC2"/>
-            <w:tabs>
-              <w:tab w:val="right" w:leader="dot" w:pos="9394"/>
-            </w:tabs>
-            <w:rPr>
-              <w:rFonts w:asciiTheme="minorHAnsi" w:eastAsiaTheme="minorEastAsia" w:hAnsiTheme="minorHAnsi"/>
-              <w:noProof/>
-              <w:sz w:val="22"/>
-              <w:lang w:val="es-AR" w:eastAsia="es-AR"/>
-            </w:rPr>
-          </w:pPr>
-          <w:hyperlink w:anchor="_Toc181398841" w:history="1">
+          <w:hyperlink w:anchor="_Toc181458759" w:history="1">
             <w:r>
               <w:rPr>
                 <w:rStyle w:val="Hipervnculo"/>
@@ -2147,7 +2059,7 @@
                 <w:noProof/>
                 <w:webHidden/>
               </w:rPr>
-              <w:instrText xml:space="preserve"> PAGEREF _Toc181398841 \h </w:instrText>
+              <w:instrText xml:space="preserve"> PAGEREF _Toc181458759 \h </w:instrText>
             </w:r>
             <w:r>
               <w:rPr>
@@ -2167,7 +2079,7 @@
                 <w:noProof/>
                 <w:webHidden/>
               </w:rPr>
-              <w:t>9</w:t>
+              <w:t>14</w:t>
             </w:r>
             <w:r>
               <w:rPr>
@@ -2188,7 +2100,7 @@
               <w:lang w:val="es-AR" w:eastAsia="es-AR"/>
             </w:rPr>
           </w:pPr>
-          <w:hyperlink w:anchor="_Toc181398842" w:history="1">
+          <w:hyperlink w:anchor="_Toc181458760" w:history="1">
             <w:r>
               <w:rPr>
                 <w:rStyle w:val="Hipervnculo"/>
@@ -2211,7 +2123,7 @@
               <w:rPr>
                 <w:webHidden/>
               </w:rPr>
-              <w:instrText xml:space="preserve"> PAGEREF _Toc181398842 \h </w:instrText>
+              <w:instrText xml:space="preserve"> PAGEREF _Toc181458760 \h </w:instrText>
             </w:r>
             <w:r>
               <w:rPr>
@@ -2228,7 +2140,7 @@
               <w:rPr>
                 <w:webHidden/>
               </w:rPr>
-              <w:t>9</w:t>
+              <w:t>14</w:t>
             </w:r>
             <w:r>
               <w:rPr>
@@ -2248,7 +2160,7 @@
               <w:lang w:val="es-AR" w:eastAsia="es-AR"/>
             </w:rPr>
           </w:pPr>
-          <w:hyperlink w:anchor="_Toc181398843" w:history="1">
+          <w:hyperlink w:anchor="_Toc181458761" w:history="1">
             <w:r>
               <w:rPr>
                 <w:rStyle w:val="Hipervnculo"/>
@@ -2271,7 +2183,7 @@
               <w:rPr>
                 <w:webHidden/>
               </w:rPr>
-              <w:instrText xml:space="preserve"> PAGEREF _Toc181398843 \h </w:instrText>
+              <w:instrText xml:space="preserve"> PAGEREF _Toc181458761 \h </w:instrText>
             </w:r>
             <w:r>
               <w:rPr>
@@ -2288,7 +2200,7 @@
               <w:rPr>
                 <w:webHidden/>
               </w:rPr>
-              <w:t>9</w:t>
+              <w:t>14</w:t>
             </w:r>
             <w:r>
               <w:rPr>
@@ -2311,7 +2223,7 @@
               <w:lang w:val="es-AR" w:eastAsia="es-AR"/>
             </w:rPr>
           </w:pPr>
-          <w:hyperlink w:anchor="_Toc181398844" w:history="1">
+          <w:hyperlink w:anchor="_Toc181458762" w:history="1">
             <w:r>
               <w:rPr>
                 <w:rStyle w:val="Hipervnculo"/>
@@ -2349,7 +2261,7 @@
               <w:rPr>
                 <w:webHidden/>
               </w:rPr>
-              <w:instrText xml:space="preserve"> PAGEREF _Toc181398844 \h </w:instrText>
+              <w:instrText xml:space="preserve"> PAGEREF _Toc181458762 \h </w:instrText>
             </w:r>
             <w:r>
               <w:rPr>
@@ -2366,7 +2278,7 @@
               <w:rPr>
                 <w:webHidden/>
               </w:rPr>
-              <w:t>10</w:t>
+              <w:t>15</w:t>
             </w:r>
             <w:r>
               <w:rPr>
@@ -2381,7 +2293,7 @@
             <w:pStyle w:val="TDC2"/>
             <w:tabs>
               <w:tab w:val="left" w:pos="1100"/>
-              <w:tab w:val="right" w:leader="dot" w:pos="9394"/>
+              <w:tab w:val="right" w:leader="dot" w:pos="9678"/>
             </w:tabs>
             <w:rPr>
               <w:rFonts w:asciiTheme="minorHAnsi" w:eastAsiaTheme="minorEastAsia" w:hAnsiTheme="minorHAnsi"/>
@@ -2390,7 +2302,7 @@
               <w:lang w:val="es-AR" w:eastAsia="es-AR"/>
             </w:rPr>
           </w:pPr>
-          <w:hyperlink w:anchor="_Toc181398845" w:history="1">
+          <w:hyperlink w:anchor="_Toc181458763" w:history="1">
             <w:r>
               <w:rPr>
                 <w:rStyle w:val="Hipervnculo"/>
@@ -2435,7 +2347,7 @@
                 <w:noProof/>
                 <w:webHidden/>
               </w:rPr>
-              <w:instrText xml:space="preserve"> PAGEREF _Toc181398845 \h </w:instrText>
+              <w:instrText xml:space="preserve"> PAGEREF _Toc181458763 \h </w:instrText>
             </w:r>
             <w:r>
               <w:rPr>
@@ -2455,7 +2367,7 @@
                 <w:noProof/>
                 <w:webHidden/>
               </w:rPr>
-              <w:t>11</w:t>
+              <w:t>16</w:t>
             </w:r>
             <w:r>
               <w:rPr>
@@ -2470,7 +2382,7 @@
           <w:pPr>
             <w:pStyle w:val="TDC3"/>
             <w:tabs>
-              <w:tab w:val="right" w:leader="dot" w:pos="9394"/>
+              <w:tab w:val="right" w:leader="dot" w:pos="9678"/>
             </w:tabs>
             <w:rPr>
               <w:rFonts w:asciiTheme="minorHAnsi" w:eastAsiaTheme="minorEastAsia" w:hAnsiTheme="minorHAnsi"/>
@@ -2479,7 +2391,7 @@
               <w:lang w:val="es-AR" w:eastAsia="es-AR"/>
             </w:rPr>
           </w:pPr>
-          <w:hyperlink w:anchor="_Toc181398846" w:history="1">
+          <w:hyperlink w:anchor="_Toc181458764" w:history="1">
             <w:r>
               <w:rPr>
                 <w:rStyle w:val="Hipervnculo"/>
@@ -2525,7 +2437,7 @@
                 <w:noProof/>
                 <w:webHidden/>
               </w:rPr>
-              <w:instrText xml:space="preserve"> PAGEREF _Toc181398846 \h </w:instrText>
+              <w:instrText xml:space="preserve"> PAGEREF _Toc181458764 \h </w:instrText>
             </w:r>
             <w:r>
               <w:rPr>
@@ -2545,7 +2457,7 @@
                 <w:noProof/>
                 <w:webHidden/>
               </w:rPr>
-              <w:t>11</w:t>
+              <w:t>16</w:t>
             </w:r>
             <w:r>
               <w:rPr>
@@ -2560,7 +2472,7 @@
           <w:pPr>
             <w:pStyle w:val="TDC3"/>
             <w:tabs>
-              <w:tab w:val="right" w:leader="dot" w:pos="9394"/>
+              <w:tab w:val="right" w:leader="dot" w:pos="9678"/>
             </w:tabs>
             <w:rPr>
               <w:rFonts w:asciiTheme="minorHAnsi" w:eastAsiaTheme="minorEastAsia" w:hAnsiTheme="minorHAnsi"/>
@@ -2569,7 +2481,7 @@
               <w:lang w:val="es-AR" w:eastAsia="es-AR"/>
             </w:rPr>
           </w:pPr>
-          <w:hyperlink w:anchor="_Toc181398847" w:history="1">
+          <w:hyperlink w:anchor="_Toc181458765" w:history="1">
             <w:r>
               <w:rPr>
                 <w:rStyle w:val="Hipervnculo"/>
@@ -2615,7 +2527,7 @@
                 <w:noProof/>
                 <w:webHidden/>
               </w:rPr>
-              <w:instrText xml:space="preserve"> PAGEREF _Toc181398847 \h </w:instrText>
+              <w:instrText xml:space="preserve"> PAGEREF _Toc181458765 \h </w:instrText>
             </w:r>
             <w:r>
               <w:rPr>
@@ -2635,7 +2547,7 @@
                 <w:noProof/>
                 <w:webHidden/>
               </w:rPr>
-              <w:t>11</w:t>
+              <w:t>16</w:t>
             </w:r>
             <w:r>
               <w:rPr>
@@ -2650,7 +2562,7 @@
           <w:pPr>
             <w:pStyle w:val="TDC3"/>
             <w:tabs>
-              <w:tab w:val="right" w:leader="dot" w:pos="9394"/>
+              <w:tab w:val="right" w:leader="dot" w:pos="9678"/>
             </w:tabs>
             <w:rPr>
               <w:rFonts w:asciiTheme="minorHAnsi" w:eastAsiaTheme="minorEastAsia" w:hAnsiTheme="minorHAnsi"/>
@@ -2659,7 +2571,7 @@
               <w:lang w:val="es-AR" w:eastAsia="es-AR"/>
             </w:rPr>
           </w:pPr>
-          <w:hyperlink w:anchor="_Toc181398848" w:history="1">
+          <w:hyperlink w:anchor="_Toc181458766" w:history="1">
             <w:r>
               <w:rPr>
                 <w:rStyle w:val="Hipervnculo"/>
@@ -2746,7 +2658,7 @@
                 <w:noProof/>
                 <w:webHidden/>
               </w:rPr>
-              <w:instrText xml:space="preserve"> PAGEREF _Toc181398848 \h </w:instrText>
+              <w:instrText xml:space="preserve"> PAGEREF _Toc181458766 \h </w:instrText>
             </w:r>
             <w:r>
               <w:rPr>
@@ -2766,7 +2678,7 @@
                 <w:noProof/>
                 <w:webHidden/>
               </w:rPr>
-              <w:t>11</w:t>
+              <w:t>16</w:t>
             </w:r>
             <w:r>
               <w:rPr>
@@ -2781,8 +2693,9 @@
           <w:pPr>
             <w:pStyle w:val="TDC3"/>
             <w:tabs>
-              <w:tab w:val="right" w:leader="dot" w:pos="9394"/>
+              <w:tab w:val="right" w:leader="dot" w:pos="9678"/>
             </w:tabs>
+            <w:ind w:left="9678" w:hanging="8914"/>
             <w:rPr>
               <w:rFonts w:asciiTheme="minorHAnsi" w:eastAsiaTheme="minorEastAsia" w:hAnsiTheme="minorHAnsi"/>
               <w:noProof/>
@@ -2790,7 +2703,7 @@
               <w:lang w:val="es-AR" w:eastAsia="es-AR"/>
             </w:rPr>
           </w:pPr>
-          <w:hyperlink w:anchor="_Toc181398849" w:history="1">
+          <w:hyperlink w:anchor="_Toc181458767" w:history="1">
             <w:r>
               <w:rPr>
                 <w:rStyle w:val="Hipervnculo"/>
@@ -2828,7 +2741,7 @@
                 <w:noProof/>
                 <w:webHidden/>
               </w:rPr>
-              <w:instrText xml:space="preserve"> PAGEREF _Toc181398849 \h </w:instrText>
+              <w:instrText xml:space="preserve"> PAGEREF _Toc181458767 \h </w:instrText>
             </w:r>
             <w:r>
               <w:rPr>
@@ -2848,7 +2761,7 @@
                 <w:noProof/>
                 <w:webHidden/>
               </w:rPr>
-              <w:t>12</w:t>
+              <w:t>17</w:t>
             </w:r>
             <w:r>
               <w:rPr>
@@ -2869,7 +2782,7 @@
               <w:lang w:val="es-AR" w:eastAsia="es-AR"/>
             </w:rPr>
           </w:pPr>
-          <w:hyperlink w:anchor="_Toc181398850" w:history="1">
+          <w:hyperlink w:anchor="_Toc181458768" w:history="1">
             <w:r>
               <w:rPr>
                 <w:rStyle w:val="Hipervnculo"/>
@@ -2892,7 +2805,7 @@
               <w:rPr>
                 <w:webHidden/>
               </w:rPr>
-              <w:instrText xml:space="preserve"> PAGEREF _Toc181398850 \h </w:instrText>
+              <w:instrText xml:space="preserve"> PAGEREF _Toc181458768 \h </w:instrText>
             </w:r>
             <w:r>
               <w:rPr>
@@ -2909,7 +2822,7 @@
               <w:rPr>
                 <w:webHidden/>
               </w:rPr>
-              <w:t>14</w:t>
+              <w:t>19</w:t>
             </w:r>
             <w:r>
               <w:rPr>
@@ -2923,7 +2836,7 @@
           <w:pPr>
             <w:pStyle w:val="TDC2"/>
             <w:tabs>
-              <w:tab w:val="right" w:leader="dot" w:pos="9394"/>
+              <w:tab w:val="right" w:leader="dot" w:pos="9678"/>
             </w:tabs>
             <w:rPr>
               <w:rFonts w:asciiTheme="minorHAnsi" w:eastAsiaTheme="minorEastAsia" w:hAnsiTheme="minorHAnsi"/>
@@ -2932,7 +2845,7 @@
               <w:lang w:val="es-AR" w:eastAsia="es-AR"/>
             </w:rPr>
           </w:pPr>
-          <w:hyperlink w:anchor="_Toc181398851" w:history="1">
+          <w:hyperlink w:anchor="_Toc181458769" w:history="1">
             <w:r>
               <w:rPr>
                 <w:rStyle w:val="Hipervnculo"/>
@@ -2960,7 +2873,7 @@
                 <w:noProof/>
                 <w:webHidden/>
               </w:rPr>
-              <w:instrText xml:space="preserve"> PAGEREF _Toc181398851 \h </w:instrText>
+              <w:instrText xml:space="preserve"> PAGEREF _Toc181458769 \h </w:instrText>
             </w:r>
             <w:r>
               <w:rPr>
@@ -2980,7 +2893,7 @@
                 <w:noProof/>
                 <w:webHidden/>
               </w:rPr>
-              <w:t>14</w:t>
+              <w:t>19</w:t>
             </w:r>
             <w:r>
               <w:rPr>
@@ -2995,7 +2908,7 @@
           <w:pPr>
             <w:pStyle w:val="TDC2"/>
             <w:tabs>
-              <w:tab w:val="right" w:leader="dot" w:pos="9394"/>
+              <w:tab w:val="right" w:leader="dot" w:pos="9678"/>
             </w:tabs>
             <w:rPr>
               <w:rFonts w:asciiTheme="minorHAnsi" w:eastAsiaTheme="minorEastAsia" w:hAnsiTheme="minorHAnsi"/>
@@ -3004,7 +2917,7 @@
               <w:lang w:val="es-AR" w:eastAsia="es-AR"/>
             </w:rPr>
           </w:pPr>
-          <w:hyperlink w:anchor="_Toc181398852" w:history="1">
+          <w:hyperlink w:anchor="_Toc181458770" w:history="1">
             <w:r>
               <w:rPr>
                 <w:rStyle w:val="Hipervnculo"/>
@@ -3032,7 +2945,7 @@
                 <w:noProof/>
                 <w:webHidden/>
               </w:rPr>
-              <w:instrText xml:space="preserve"> PAGEREF _Toc181398852 \h </w:instrText>
+              <w:instrText xml:space="preserve"> PAGEREF _Toc181458770 \h </w:instrText>
             </w:r>
             <w:r>
               <w:rPr>
@@ -3052,7 +2965,7 @@
                 <w:noProof/>
                 <w:webHidden/>
               </w:rPr>
-              <w:t>14</w:t>
+              <w:t>19</w:t>
             </w:r>
             <w:r>
               <w:rPr>
@@ -3073,7 +2986,7 @@
               <w:lang w:val="es-AR" w:eastAsia="es-AR"/>
             </w:rPr>
           </w:pPr>
-          <w:hyperlink w:anchor="_Toc181398853" w:history="1">
+          <w:hyperlink w:anchor="_Toc181458771" w:history="1">
             <w:r>
               <w:rPr>
                 <w:rStyle w:val="Hipervnculo"/>
@@ -3096,7 +3009,7 @@
               <w:rPr>
                 <w:webHidden/>
               </w:rPr>
-              <w:instrText xml:space="preserve"> PAGEREF _Toc181398853 \h </w:instrText>
+              <w:instrText xml:space="preserve"> PAGEREF _Toc181458771 \h </w:instrText>
             </w:r>
             <w:r>
               <w:rPr>
@@ -3113,7 +3026,7 @@
               <w:rPr>
                 <w:webHidden/>
               </w:rPr>
-              <w:t>14</w:t>
+              <w:t>19</w:t>
             </w:r>
             <w:r>
               <w:rPr>
@@ -3133,7 +3046,7 @@
               <w:lang w:val="es-AR" w:eastAsia="es-AR"/>
             </w:rPr>
           </w:pPr>
-          <w:hyperlink w:anchor="_Toc181398854" w:history="1">
+          <w:hyperlink w:anchor="_Toc181458772" w:history="1">
             <w:r>
               <w:rPr>
                 <w:rStyle w:val="Hipervnculo"/>
@@ -3156,7 +3069,7 @@
               <w:rPr>
                 <w:webHidden/>
               </w:rPr>
-              <w:instrText xml:space="preserve"> PAGEREF _Toc181398854 \h </w:instrText>
+              <w:instrText xml:space="preserve"> PAGEREF _Toc181458772 \h </w:instrText>
             </w:r>
             <w:r>
               <w:rPr>
@@ -3173,7 +3086,7 @@
               <w:rPr>
                 <w:webHidden/>
               </w:rPr>
-              <w:t>14</w:t>
+              <w:t>19</w:t>
             </w:r>
             <w:r>
               <w:rPr>
@@ -3193,7 +3106,7 @@
               <w:lang w:val="es-AR" w:eastAsia="es-AR"/>
             </w:rPr>
           </w:pPr>
-          <w:hyperlink w:anchor="_Toc181398855" w:history="1">
+          <w:hyperlink w:anchor="_Toc181458773" w:history="1">
             <w:r>
               <w:rPr>
                 <w:rStyle w:val="Hipervnculo"/>
@@ -3216,7 +3129,7 @@
               <w:rPr>
                 <w:webHidden/>
               </w:rPr>
-              <w:instrText xml:space="preserve"> PAGEREF _Toc181398855 \h </w:instrText>
+              <w:instrText xml:space="preserve"> PAGEREF _Toc181458773 \h </w:instrText>
             </w:r>
             <w:r>
               <w:rPr>
@@ -3233,7 +3146,7 @@
               <w:rPr>
                 <w:webHidden/>
               </w:rPr>
-              <w:t>14</w:t>
+              <w:t>19</w:t>
             </w:r>
             <w:r>
               <w:rPr>
@@ -3247,7 +3160,7 @@
           <w:pPr>
             <w:pStyle w:val="TDC2"/>
             <w:tabs>
-              <w:tab w:val="right" w:leader="dot" w:pos="9394"/>
+              <w:tab w:val="right" w:leader="dot" w:pos="9678"/>
             </w:tabs>
             <w:rPr>
               <w:rFonts w:asciiTheme="minorHAnsi" w:eastAsiaTheme="minorEastAsia" w:hAnsiTheme="minorHAnsi"/>
@@ -3256,7 +3169,7 @@
               <w:lang w:val="es-AR" w:eastAsia="es-AR"/>
             </w:rPr>
           </w:pPr>
-          <w:hyperlink w:anchor="_Toc181398856" w:history="1">
+          <w:hyperlink w:anchor="_Toc181458774" w:history="1">
             <w:r>
               <w:rPr>
                 <w:rStyle w:val="Hipervnculo"/>
@@ -3284,7 +3197,7 @@
                 <w:noProof/>
                 <w:webHidden/>
               </w:rPr>
-              <w:instrText xml:space="preserve"> PAGEREF _Toc181398856 \h </w:instrText>
+              <w:instrText xml:space="preserve"> PAGEREF _Toc181458774 \h </w:instrText>
             </w:r>
             <w:r>
               <w:rPr>
@@ -3304,7 +3217,7 @@
                 <w:noProof/>
                 <w:webHidden/>
               </w:rPr>
-              <w:t>14</w:t>
+              <w:t>19</w:t>
             </w:r>
             <w:r>
               <w:rPr>
@@ -3319,7 +3232,7 @@
           <w:pPr>
             <w:pStyle w:val="TDC2"/>
             <w:tabs>
-              <w:tab w:val="right" w:leader="dot" w:pos="9394"/>
+              <w:tab w:val="right" w:leader="dot" w:pos="9678"/>
             </w:tabs>
             <w:rPr>
               <w:rFonts w:asciiTheme="minorHAnsi" w:eastAsiaTheme="minorEastAsia" w:hAnsiTheme="minorHAnsi"/>
@@ -3328,7 +3241,7 @@
               <w:lang w:val="es-AR" w:eastAsia="es-AR"/>
             </w:rPr>
           </w:pPr>
-          <w:hyperlink w:anchor="_Toc181398857" w:history="1">
+          <w:hyperlink w:anchor="_Toc181458775" w:history="1">
             <w:r>
               <w:rPr>
                 <w:rStyle w:val="Hipervnculo"/>
@@ -3356,7 +3269,7 @@
                 <w:noProof/>
                 <w:webHidden/>
               </w:rPr>
-              <w:instrText xml:space="preserve"> PAGEREF _Toc181398857 \h </w:instrText>
+              <w:instrText xml:space="preserve"> PAGEREF _Toc181458775 \h </w:instrText>
             </w:r>
             <w:r>
               <w:rPr>
@@ -3376,7 +3289,7 @@
                 <w:noProof/>
                 <w:webHidden/>
               </w:rPr>
-              <w:t>14</w:t>
+              <w:t>19</w:t>
             </w:r>
             <w:r>
               <w:rPr>
@@ -3391,7 +3304,7 @@
           <w:pPr>
             <w:pStyle w:val="TDC2"/>
             <w:tabs>
-              <w:tab w:val="right" w:leader="dot" w:pos="9394"/>
+              <w:tab w:val="right" w:leader="dot" w:pos="9678"/>
             </w:tabs>
             <w:rPr>
               <w:rFonts w:asciiTheme="minorHAnsi" w:eastAsiaTheme="minorEastAsia" w:hAnsiTheme="minorHAnsi"/>
@@ -3400,7 +3313,7 @@
               <w:lang w:val="es-AR" w:eastAsia="es-AR"/>
             </w:rPr>
           </w:pPr>
-          <w:hyperlink w:anchor="_Toc181398858" w:history="1">
+          <w:hyperlink w:anchor="_Toc181458776" w:history="1">
             <w:r>
               <w:rPr>
                 <w:rStyle w:val="Hipervnculo"/>
@@ -3428,7 +3341,7 @@
                 <w:noProof/>
                 <w:webHidden/>
               </w:rPr>
-              <w:instrText xml:space="preserve"> PAGEREF _Toc181398858 \h </w:instrText>
+              <w:instrText xml:space="preserve"> PAGEREF _Toc181458776 \h </w:instrText>
             </w:r>
             <w:r>
               <w:rPr>
@@ -3448,7 +3361,7 @@
                 <w:noProof/>
                 <w:webHidden/>
               </w:rPr>
-              <w:t>14</w:t>
+              <w:t>19</w:t>
             </w:r>
             <w:r>
               <w:rPr>
@@ -3524,7 +3437,7 @@
           <w:lang w:val="es-ES"/>
         </w:rPr>
       </w:pPr>
-      <w:bookmarkStart w:id="0" w:name="_Toc181398824"/>
+      <w:bookmarkStart w:id="0" w:name="_Toc181458743"/>
       <w:r>
         <w:rPr>
           <w:lang w:val="es-ES"/>
@@ -3569,7 +3482,7 @@
           <w:lang w:val="es-ES"/>
         </w:rPr>
       </w:pPr>
-      <w:bookmarkStart w:id="1" w:name="_Toc181398825"/>
+      <w:bookmarkStart w:id="1" w:name="_Toc181458744"/>
       <w:r>
         <w:rPr>
           <w:lang w:val="es-ES"/>
@@ -3718,7 +3631,7 @@
           <w:lang w:val="es-ES"/>
         </w:rPr>
       </w:pPr>
-      <w:bookmarkStart w:id="2" w:name="_Toc181398826"/>
+      <w:bookmarkStart w:id="2" w:name="_Toc181458745"/>
       <w:r>
         <w:rPr>
           <w:lang w:val="es-ES"/>
@@ -3767,7 +3680,7 @@
           <w:lang w:val="es-ES"/>
         </w:rPr>
       </w:pPr>
-      <w:bookmarkStart w:id="3" w:name="_Toc181398827"/>
+      <w:bookmarkStart w:id="3" w:name="_Toc181458746"/>
       <w:r>
         <w:rPr>
           <w:lang w:val="es-ES"/>
@@ -4035,7 +3948,7 @@
           <w:lang w:val="es-ES"/>
         </w:rPr>
       </w:pPr>
-      <w:bookmarkStart w:id="4" w:name="_Toc181398828"/>
+      <w:bookmarkStart w:id="4" w:name="_Toc181458747"/>
       <w:r>
         <w:rPr>
           <w:u w:val="none"/>
@@ -4081,7 +3994,21 @@
         <w:rPr>
           <w:lang w:val="es-ES"/>
         </w:rPr>
-        <w:t>, que corresponde a la serie 880 de las máquinas de QSA Global [referencia]</w:t>
+        <w:t>, que corresponde a la serie 880 de las máquinas de QSA Global [</w:t>
+      </w:r>
+      <w:bookmarkStart w:id="5" w:name="_GoBack"/>
+      <w:r>
+        <w:rPr>
+          <w:lang w:val="es-ES"/>
+        </w:rPr>
+        <w:t>referen</w:t>
+      </w:r>
+      <w:bookmarkEnd w:id="5"/>
+      <w:r>
+        <w:rPr>
+          <w:lang w:val="es-ES"/>
+        </w:rPr>
+        <w:t>cia]</w:t>
       </w:r>
       <w:r>
         <w:rPr>
@@ -4293,7 +4220,7 @@
           <w:lang w:val="es-ES"/>
         </w:rPr>
       </w:pPr>
-      <w:bookmarkStart w:id="5" w:name="_Toc181398829"/>
+      <w:bookmarkStart w:id="6" w:name="_Toc181458748"/>
       <w:r>
         <w:rPr>
           <w:u w:val="none"/>
@@ -4322,7 +4249,7 @@
         </w:rPr>
         <w:t>Pastillas de material radiactivo</w:t>
       </w:r>
-      <w:bookmarkEnd w:id="5"/>
+      <w:bookmarkEnd w:id="6"/>
     </w:p>
     <w:p>
       <w:pPr>
@@ -4448,7 +4375,7 @@
           <w:lang w:val="es-ES"/>
         </w:rPr>
       </w:pPr>
-      <w:bookmarkStart w:id="6" w:name="_Toc181398830"/>
+      <w:bookmarkStart w:id="7" w:name="_Toc181458749"/>
       <w:r>
         <w:rPr>
           <w:u w:val="none"/>
@@ -4490,7 +4417,7 @@
         </w:rPr>
         <w:t>Contenedor</w:t>
       </w:r>
-      <w:bookmarkEnd w:id="6"/>
+      <w:bookmarkEnd w:id="7"/>
     </w:p>
     <w:p>
       <w:pPr>
@@ -4755,7 +4682,7 @@
           <w:lang w:val="es-ES"/>
         </w:rPr>
       </w:pPr>
-      <w:bookmarkStart w:id="7" w:name="_Toc181398831"/>
+      <w:bookmarkStart w:id="8" w:name="_Toc181458750"/>
       <w:r>
         <w:rPr>
           <w:u w:val="none"/>
@@ -4776,7 +4703,7 @@
         </w:rPr>
         <w:t>Mesa</w:t>
       </w:r>
-      <w:bookmarkEnd w:id="7"/>
+      <w:bookmarkEnd w:id="8"/>
     </w:p>
     <w:p>
       <w:pPr>
@@ -4941,7 +4868,7 @@
           <w:lang w:val="es-ES"/>
         </w:rPr>
       </w:pPr>
-      <w:bookmarkStart w:id="8" w:name="_Toc181398832"/>
+      <w:bookmarkStart w:id="9" w:name="_Toc181458751"/>
       <w:r>
         <w:rPr>
           <w:lang w:val="es-ES"/>
@@ -4960,7 +4887,7 @@
         </w:rPr>
         <w:t>Secuencia de operaciones</w:t>
       </w:r>
-      <w:bookmarkEnd w:id="8"/>
+      <w:bookmarkEnd w:id="9"/>
     </w:p>
     <w:p>
       <w:pPr>
@@ -5084,7 +5011,7 @@
           <w:lang w:val="es-ES"/>
         </w:rPr>
       </w:pPr>
-      <w:bookmarkStart w:id="9" w:name="_Toc181398833"/>
+      <w:bookmarkStart w:id="10" w:name="_Toc181458752"/>
       <w:r>
         <w:rPr>
           <w:lang w:val="es-ES"/>
@@ -5103,7 +5030,7 @@
         </w:rPr>
         <w:t>Características del robot</w:t>
       </w:r>
-      <w:bookmarkEnd w:id="9"/>
+      <w:bookmarkEnd w:id="10"/>
     </w:p>
     <w:p>
       <w:pPr>
@@ -5350,7 +5277,7 @@
           <w:lang w:val="es-AR"/>
         </w:rPr>
       </w:pPr>
-      <w:bookmarkStart w:id="10" w:name="_Toc181398834"/>
+      <w:bookmarkStart w:id="11" w:name="_Toc181458753"/>
       <w:r>
         <w:rPr>
           <w:u w:val="none"/>
@@ -5371,7 +5298,7 @@
         </w:rPr>
         <w:t>Efector final</w:t>
       </w:r>
-      <w:bookmarkEnd w:id="10"/>
+      <w:bookmarkEnd w:id="11"/>
     </w:p>
     <w:p>
       <w:pPr>
@@ -5567,7 +5494,19 @@
         <w:rPr>
           <w:lang w:val="es-AR"/>
         </w:rPr>
-        <w:t>Fig. 10</w:t>
+        <w:t>Figura</w:t>
+      </w:r>
+      <w:r>
+        <w:rPr>
+          <w:lang w:val="es-AR"/>
+        </w:rPr>
+        <w:t xml:space="preserve"> 10</w:t>
+      </w:r>
+      <w:r>
+        <w:rPr>
+          <w:lang w:val="es-AR"/>
+        </w:rPr>
+        <w:t xml:space="preserve"> – Efector final</w:t>
       </w:r>
     </w:p>
     <w:p>
@@ -5581,7 +5520,7 @@
           <w:lang w:val="es-AR"/>
         </w:rPr>
       </w:pPr>
-      <w:bookmarkStart w:id="11" w:name="_Toc181398835"/>
+      <w:bookmarkStart w:id="12" w:name="_Toc181458754"/>
       <w:r>
         <w:rPr>
           <w:u w:val="none"/>
@@ -5609,87 +5548,234 @@
         </w:rPr>
         <w:t>Espacio de trabajo del robot</w:t>
       </w:r>
-      <w:bookmarkEnd w:id="11"/>
-    </w:p>
-    <w:p>
-      <w:pPr>
-        <w:rPr>
-          <w:lang w:val="es-ES"/>
-        </w:rPr>
-      </w:pPr>
-      <w:r>
-        <w:rPr>
-          <w:lang w:val="es-ES"/>
-        </w:rPr>
-        <w:t>El espacio de trabajo del robot es esencialmente una esfera con limitación de alcance en un cilindro central recto que tiene su eje en el eje de la</w:t>
-      </w:r>
-      <w:r>
-        <w:rPr>
-          <w:lang w:val="es-ES"/>
-        </w:rPr>
-        <w:t xml:space="preserve"> primera articulación. La Fig. 10</w:t>
-      </w:r>
-      <w:r>
-        <w:rPr>
-          <w:lang w:val="es-ES"/>
-        </w:rPr>
-        <w:t xml:space="preserve">, obtenida del manual del robot,  muestra el mismo de forma esquemática. </w:t>
-      </w:r>
-      <w:r>
-        <w:rPr>
-          <w:lang w:val="es-ES"/>
-        </w:rPr>
-        <w:t>Por otro lado, se realizó un esquema propio indicando de forma general el límite del espacio del trabajo del rob</w:t>
-      </w:r>
-      <w:r>
-        <w:rPr>
-          <w:lang w:val="es-ES"/>
-        </w:rPr>
-        <w:t>ot como se muestra en la Fig. 11</w:t>
-      </w:r>
-      <w:r>
-        <w:rPr>
-          <w:lang w:val="es-ES"/>
-        </w:rPr>
-        <w:t>.</w:t>
-      </w:r>
-    </w:p>
-    <w:p>
-      <w:pPr>
-        <w:jc w:val="center"/>
-        <w:rPr>
-          <w:lang w:val="es-ES"/>
-        </w:rPr>
-      </w:pPr>
-      <w:r>
-        <w:rPr>
-          <w:lang w:val="es-ES"/>
-        </w:rPr>
-        <w:t>Fig. 10</w:t>
-      </w:r>
-      <w:r>
-        <w:rPr>
-          <w:lang w:val="es-ES"/>
-        </w:rPr>
-        <w:t xml:space="preserve"> – Fig.</w:t>
-      </w:r>
-      <w:r>
-        <w:rPr>
-          <w:lang w:val="es-ES"/>
-        </w:rPr>
-        <w:t xml:space="preserve"> 11</w:t>
-      </w:r>
-      <w:bookmarkStart w:id="12" w:name="_GoBack"/>
       <w:bookmarkEnd w:id="12"/>
     </w:p>
     <w:p>
       <w:pPr>
+        <w:rPr>
+          <w:lang w:val="es-ES"/>
+        </w:rPr>
+      </w:pPr>
+      <w:r>
+        <w:rPr>
+          <w:lang w:val="es-ES"/>
+        </w:rPr>
+        <w:t>El espacio de trabajo del robot es esencialmente una esfera con limitación de alcance en un cilindro central recto que tiene su eje en el eje de la</w:t>
+      </w:r>
+      <w:r>
+        <w:rPr>
+          <w:lang w:val="es-ES"/>
+        </w:rPr>
+        <w:t xml:space="preserve"> </w:t>
+      </w:r>
+      <w:r>
+        <w:rPr>
+          <w:lang w:val="es-ES"/>
+        </w:rPr>
+        <w:t>primera articulación. La Fig. 11</w:t>
+      </w:r>
+      <w:r>
+        <w:rPr>
+          <w:lang w:val="es-ES"/>
+        </w:rPr>
+        <w:t xml:space="preserve">, obtenida del manual del robot,  muestra el mismo de forma esquemática. </w:t>
+      </w:r>
+      <w:r>
+        <w:rPr>
+          <w:lang w:val="es-ES"/>
+        </w:rPr>
+        <w:t>Por otro lado, se realizó un esquema propio indicando de forma general el límite del espacio del trabajo del rob</w:t>
+      </w:r>
+      <w:r>
+        <w:rPr>
+          <w:lang w:val="es-ES"/>
+        </w:rPr>
+        <w:t>ot como se muestra en la Fig. 12</w:t>
+      </w:r>
+      <w:r>
+        <w:rPr>
+          <w:lang w:val="es-ES"/>
+        </w:rPr>
+        <w:t>.</w:t>
+      </w:r>
+    </w:p>
+    <w:p>
+      <w:pPr>
+        <w:jc w:val="center"/>
+        <w:rPr>
+          <w:lang w:val="es-ES"/>
+        </w:rPr>
+      </w:pPr>
+      <w:r>
+        <w:rPr>
+          <w:noProof/>
+          <w:lang w:val="es-AR" w:eastAsia="es-AR"/>
+        </w:rPr>
+        <w:drawing>
+          <wp:inline distT="0" distB="0" distL="0" distR="0">
+            <wp:extent cx="4986669" cy="2580839"/>
+            <wp:effectExtent l="19050" t="19050" r="23495" b="10160"/>
+            <wp:docPr id="32" name="Imagen 32"/>
+            <wp:cNvGraphicFramePr>
+              <a:graphicFrameLocks xmlns:a="http://schemas.openxmlformats.org/drawingml/2006/main" noChangeAspect="1"/>
+            </wp:cNvGraphicFramePr>
+            <a:graphic xmlns:a="http://schemas.openxmlformats.org/drawingml/2006/main">
+              <a:graphicData uri="http://schemas.openxmlformats.org/drawingml/2006/picture">
+                <pic:pic xmlns:pic="http://schemas.openxmlformats.org/drawingml/2006/picture">
+                  <pic:nvPicPr>
+                    <pic:cNvPr id="32" name="11-Workspace_datasheet.JPG"/>
+                    <pic:cNvPicPr/>
+                  </pic:nvPicPr>
+                  <pic:blipFill>
+                    <a:blip r:embed="rId19">
+                      <a:extLst>
+                        <a:ext uri="{28A0092B-C50C-407E-A947-70E740481C1C}">
+                          <a14:useLocalDpi xmlns:a14="http://schemas.microsoft.com/office/drawing/2010/main" val="0"/>
+                        </a:ext>
+                      </a:extLst>
+                    </a:blip>
+                    <a:stretch>
+                      <a:fillRect/>
+                    </a:stretch>
+                  </pic:blipFill>
+                  <pic:spPr>
+                    <a:xfrm>
+                      <a:off x="0" y="0"/>
+                      <a:ext cx="4994002" cy="2584634"/>
+                    </a:xfrm>
+                    <a:prstGeom prst="rect">
+                      <a:avLst/>
+                    </a:prstGeom>
+                    <a:ln w="19050">
+                      <a:solidFill>
+                        <a:schemeClr val="tx1"/>
+                      </a:solidFill>
+                    </a:ln>
+                  </pic:spPr>
+                </pic:pic>
+              </a:graphicData>
+            </a:graphic>
+          </wp:inline>
+        </w:drawing>
+      </w:r>
+    </w:p>
+    <w:p>
+      <w:pPr>
+        <w:jc w:val="center"/>
+        <w:rPr>
+          <w:lang w:val="es-ES"/>
+        </w:rPr>
+      </w:pPr>
+      <w:r>
+        <w:rPr>
+          <w:lang w:val="es-ES"/>
+        </w:rPr>
+        <w:t>Figura 11</w:t>
+      </w:r>
+      <w:r>
+        <w:rPr>
+          <w:lang w:val="es-ES"/>
+        </w:rPr>
+        <w:t xml:space="preserve"> </w:t>
+      </w:r>
+      <w:r>
+        <w:rPr>
+          <w:lang w:val="es-ES"/>
+        </w:rPr>
+        <w:t xml:space="preserve">– Espacio de trabajo </w:t>
+      </w:r>
+      <w:proofErr w:type="spellStart"/>
+      <w:r>
+        <w:rPr>
+          <w:lang w:val="es-ES"/>
+        </w:rPr>
+        <w:t>Datasheet</w:t>
+      </w:r>
+      <w:proofErr w:type="spellEnd"/>
+    </w:p>
+    <w:p>
+      <w:pPr>
+        <w:jc w:val="center"/>
+        <w:rPr>
+          <w:lang w:val="es-ES"/>
+        </w:rPr>
+      </w:pPr>
+      <w:r>
+        <w:rPr>
+          <w:noProof/>
+          <w:lang w:val="es-AR" w:eastAsia="es-AR"/>
+        </w:rPr>
+        <w:lastRenderedPageBreak/>
+        <w:drawing>
+          <wp:inline distT="0" distB="0" distL="0" distR="0">
+            <wp:extent cx="4029739" cy="3357017"/>
+            <wp:effectExtent l="19050" t="19050" r="27940" b="15240"/>
+            <wp:docPr id="33" name="Imagen 33"/>
+            <wp:cNvGraphicFramePr>
+              <a:graphicFrameLocks xmlns:a="http://schemas.openxmlformats.org/drawingml/2006/main" noChangeAspect="1"/>
+            </wp:cNvGraphicFramePr>
+            <a:graphic xmlns:a="http://schemas.openxmlformats.org/drawingml/2006/main">
+              <a:graphicData uri="http://schemas.openxmlformats.org/drawingml/2006/picture">
+                <pic:pic xmlns:pic="http://schemas.openxmlformats.org/drawingml/2006/picture">
+                  <pic:nvPicPr>
+                    <pic:cNvPr id="33" name="12-Workspace_matlab.jpeg"/>
+                    <pic:cNvPicPr/>
+                  </pic:nvPicPr>
+                  <pic:blipFill>
+                    <a:blip r:embed="rId20">
+                      <a:extLst>
+                        <a:ext uri="{28A0092B-C50C-407E-A947-70E740481C1C}">
+                          <a14:useLocalDpi xmlns:a14="http://schemas.microsoft.com/office/drawing/2010/main" val="0"/>
+                        </a:ext>
+                      </a:extLst>
+                    </a:blip>
+                    <a:stretch>
+                      <a:fillRect/>
+                    </a:stretch>
+                  </pic:blipFill>
+                  <pic:spPr>
+                    <a:xfrm>
+                      <a:off x="0" y="0"/>
+                      <a:ext cx="4039777" cy="3365379"/>
+                    </a:xfrm>
+                    <a:prstGeom prst="rect">
+                      <a:avLst/>
+                    </a:prstGeom>
+                    <a:ln w="19050">
+                      <a:solidFill>
+                        <a:schemeClr val="tx1"/>
+                      </a:solidFill>
+                    </a:ln>
+                  </pic:spPr>
+                </pic:pic>
+              </a:graphicData>
+            </a:graphic>
+          </wp:inline>
+        </w:drawing>
+      </w:r>
+    </w:p>
+    <w:p>
+      <w:pPr>
+        <w:jc w:val="center"/>
+        <w:rPr>
+          <w:lang w:val="es-ES"/>
+        </w:rPr>
+      </w:pPr>
+      <w:r>
+        <w:rPr>
+          <w:lang w:val="es-ES"/>
+        </w:rPr>
+        <w:t>Figura 12 – Espacio de trabajo</w:t>
+      </w:r>
+    </w:p>
+    <w:p>
+      <w:pPr>
         <w:pStyle w:val="Ttulo1"/>
         <w:rPr>
           <w:lang w:val="es-ES"/>
         </w:rPr>
       </w:pPr>
-      <w:bookmarkStart w:id="13" w:name="_Toc181398836"/>
+      <w:bookmarkStart w:id="13" w:name="_Toc181458755"/>
       <w:r>
         <w:rPr>
           <w:lang w:val="es-ES"/>
@@ -5746,7 +5832,7 @@
           <w:lang w:val="es-ES"/>
         </w:rPr>
       </w:pPr>
-      <w:bookmarkStart w:id="14" w:name="_Toc181398837"/>
+      <w:bookmarkStart w:id="14" w:name="_Toc181458756"/>
       <w:r>
         <w:rPr>
           <w:lang w:val="es-ES"/>
@@ -5758,13 +5844,27 @@
           <w:lang w:val="es-ES"/>
         </w:rPr>
         <w:tab/>
-        <w:t>Marcos de referencia</w:t>
+      </w:r>
+      <w:r>
+        <w:rPr>
+          <w:lang w:val="es-ES"/>
+        </w:rPr>
+        <w:t xml:space="preserve">Aplicación de la convención de </w:t>
+      </w:r>
+      <w:proofErr w:type="spellStart"/>
+      <w:r>
+        <w:rPr>
+          <w:lang w:val="es-ES"/>
+        </w:rPr>
+        <w:t>Denavit-Hartenberg</w:t>
       </w:r>
       <w:bookmarkEnd w:id="14"/>
+      <w:proofErr w:type="spellEnd"/>
     </w:p>
     <w:p>
       <w:pPr>
         <w:rPr>
+          <w:rFonts w:eastAsiaTheme="minorEastAsia"/>
           <w:lang w:val="es-ES"/>
         </w:rPr>
       </w:pPr>
@@ -5778,118 +5878,172 @@
         <w:rPr>
           <w:lang w:val="es-ES"/>
         </w:rPr>
-        <w:t>12</w:t>
-      </w:r>
-      <w:r>
-        <w:rPr>
-          <w:lang w:val="es-ES"/>
-        </w:rPr>
-        <w:t xml:space="preserve"> se muestra la definición de los sistemas de coordenadas articulares.</w:t>
+        <w:t>13</w:t>
+      </w:r>
+      <w:r>
+        <w:rPr>
+          <w:lang w:val="es-ES"/>
+        </w:rPr>
+        <w:t xml:space="preserve"> se muestra la definición de los sist</w:t>
+      </w:r>
+      <w:r>
+        <w:rPr>
+          <w:lang w:val="es-ES"/>
+        </w:rPr>
+        <w:t xml:space="preserve">emas de coordenadas articulares junto con la identificación de los parámetros de </w:t>
+      </w:r>
+      <w:proofErr w:type="spellStart"/>
+      <w:r>
+        <w:rPr>
+          <w:lang w:val="es-ES"/>
+        </w:rPr>
+        <w:t>Denavit-Hartenberg</w:t>
+      </w:r>
+      <w:proofErr w:type="spellEnd"/>
+      <w:r>
+        <w:rPr>
+          <w:lang w:val="es-ES"/>
+        </w:rPr>
+        <w:t xml:space="preserve">. En la misma figura no se puede determinar directamente el parámetro </w:t>
+      </w:r>
+      <m:oMath>
+        <m:sSub>
+          <m:sSubPr>
+            <m:ctrlPr>
+              <w:rPr>
+                <w:i/>
+                <w:lang w:val="es-ES"/>
+              </w:rPr>
+            </m:ctrlPr>
+          </m:sSubPr>
+          <m:e>
+            <m:r>
+              <w:rPr>
+                <w:lang w:val="es-ES"/>
+              </w:rPr>
+              <m:t>d</m:t>
+            </m:r>
+          </m:e>
+          <m:sub>
+            <m:r>
+              <w:rPr>
+                <w:lang w:val="es-ES"/>
+              </w:rPr>
+              <m:t>6</m:t>
+            </m:r>
+          </m:sub>
+        </m:sSub>
+      </m:oMath>
+      <w:r>
+        <w:rPr>
+          <w:rFonts w:eastAsiaTheme="minorEastAsia"/>
+          <w:lang w:val="es-ES"/>
+        </w:rPr>
+        <w:t xml:space="preserve"> pero el mismo se obtiene de una matriz elaborada para el mismo robot encontrada en internet [referencia].</w:t>
       </w:r>
     </w:p>
     <w:p>
       <w:pPr>
         <w:jc w:val="center"/>
         <w:rPr>
-          <w:lang w:val="es-ES"/>
-        </w:rPr>
-      </w:pPr>
-      <w:r>
-        <w:rPr>
-          <w:lang w:val="es-ES"/>
-        </w:rPr>
-        <w:t>Fig. 12</w:t>
+          <w:rFonts w:eastAsiaTheme="minorEastAsia"/>
+          <w:lang w:val="es-ES"/>
+        </w:rPr>
+      </w:pPr>
+      <w:r>
+        <w:rPr>
+          <w:rFonts w:eastAsiaTheme="minorEastAsia"/>
+          <w:noProof/>
+          <w:lang w:val="es-AR" w:eastAsia="es-AR"/>
+        </w:rPr>
+        <w:lastRenderedPageBreak/>
+        <w:drawing>
+          <wp:inline distT="0" distB="0" distL="0" distR="0">
+            <wp:extent cx="3997842" cy="3997842"/>
+            <wp:effectExtent l="19050" t="19050" r="22225" b="22225"/>
+            <wp:docPr id="34" name="Imagen 34"/>
+            <wp:cNvGraphicFramePr>
+              <a:graphicFrameLocks xmlns:a="http://schemas.openxmlformats.org/drawingml/2006/main" noChangeAspect="1"/>
+            </wp:cNvGraphicFramePr>
+            <a:graphic xmlns:a="http://schemas.openxmlformats.org/drawingml/2006/main">
+              <a:graphicData uri="http://schemas.openxmlformats.org/drawingml/2006/picture">
+                <pic:pic xmlns:pic="http://schemas.openxmlformats.org/drawingml/2006/picture">
+                  <pic:nvPicPr>
+                    <pic:cNvPr id="34" name="13-Denavit_Hartenberg.png"/>
+                    <pic:cNvPicPr/>
+                  </pic:nvPicPr>
+                  <pic:blipFill>
+                    <a:blip r:embed="rId21" cstate="print">
+                      <a:extLst>
+                        <a:ext uri="{28A0092B-C50C-407E-A947-70E740481C1C}">
+                          <a14:useLocalDpi xmlns:a14="http://schemas.microsoft.com/office/drawing/2010/main" val="0"/>
+                        </a:ext>
+                      </a:extLst>
+                    </a:blip>
+                    <a:stretch>
+                      <a:fillRect/>
+                    </a:stretch>
+                  </pic:blipFill>
+                  <pic:spPr>
+                    <a:xfrm>
+                      <a:off x="0" y="0"/>
+                      <a:ext cx="4001987" cy="4001987"/>
+                    </a:xfrm>
+                    <a:prstGeom prst="rect">
+                      <a:avLst/>
+                    </a:prstGeom>
+                    <a:ln w="19050">
+                      <a:solidFill>
+                        <a:schemeClr val="tx1"/>
+                      </a:solidFill>
+                    </a:ln>
+                  </pic:spPr>
+                </pic:pic>
+              </a:graphicData>
+            </a:graphic>
+          </wp:inline>
+        </w:drawing>
       </w:r>
     </w:p>
     <w:p>
       <w:pPr>
-        <w:pStyle w:val="Ttulo2"/>
-        <w:rPr>
-          <w:lang w:val="es-ES"/>
-        </w:rPr>
-      </w:pPr>
-      <w:bookmarkStart w:id="15" w:name="_Toc181398838"/>
-      <w:r>
-        <w:rPr>
-          <w:lang w:val="es-ES"/>
-        </w:rPr>
-        <w:lastRenderedPageBreak/>
-        <w:t>4.2</w:t>
-      </w:r>
-      <w:r>
-        <w:rPr>
-          <w:lang w:val="es-ES"/>
-        </w:rPr>
-        <w:tab/>
-        <w:t>Aplicación de la convención</w:t>
-      </w:r>
-      <w:bookmarkEnd w:id="15"/>
+        <w:jc w:val="center"/>
+        <w:rPr>
+          <w:lang w:val="es-ES"/>
+        </w:rPr>
+      </w:pPr>
+      <w:r>
+        <w:rPr>
+          <w:rFonts w:eastAsiaTheme="minorEastAsia"/>
+          <w:lang w:val="es-ES"/>
+        </w:rPr>
+        <w:t>Figura 13</w:t>
+      </w:r>
+      <w:r>
+        <w:rPr>
+          <w:rFonts w:eastAsiaTheme="minorEastAsia"/>
+          <w:lang w:val="es-ES"/>
+        </w:rPr>
+        <w:t xml:space="preserve"> – Aplicación de la convención de </w:t>
+      </w:r>
+      <w:proofErr w:type="spellStart"/>
+      <w:r>
+        <w:rPr>
+          <w:rFonts w:eastAsiaTheme="minorEastAsia"/>
+          <w:lang w:val="es-ES"/>
+        </w:rPr>
+        <w:t>Denavit-Hartenberg</w:t>
+      </w:r>
+      <w:proofErr w:type="spellEnd"/>
     </w:p>
     <w:p>
       <w:pPr>
-        <w:rPr>
-          <w:lang w:val="es-ES"/>
-        </w:rPr>
-      </w:pPr>
-      <w:r>
-        <w:rPr>
-          <w:lang w:val="es-ES"/>
-        </w:rPr>
-        <w:t xml:space="preserve">En la Fig. </w:t>
-      </w:r>
-      <w:r>
-        <w:rPr>
-          <w:lang w:val="es-ES"/>
-        </w:rPr>
-        <w:t>13</w:t>
-      </w:r>
-      <w:r>
-        <w:rPr>
-          <w:lang w:val="es-ES"/>
-        </w:rPr>
-        <w:t xml:space="preserve"> se resaltan los parámetros considerados </w:t>
-      </w:r>
-      <w:r>
-        <w:rPr>
-          <w:lang w:val="es-ES"/>
-        </w:rPr>
-        <w:t>por la</w:t>
-      </w:r>
-      <w:r>
-        <w:rPr>
-          <w:lang w:val="es-ES"/>
-        </w:rPr>
-        <w:t xml:space="preserve"> convención</w:t>
-      </w:r>
-      <w:r>
-        <w:rPr>
-          <w:lang w:val="es-ES"/>
-        </w:rPr>
-        <w:t>.</w:t>
-      </w:r>
-    </w:p>
-    <w:p>
-      <w:pPr>
-        <w:jc w:val="center"/>
-        <w:rPr>
-          <w:lang w:val="es-ES"/>
-        </w:rPr>
-      </w:pPr>
-      <w:r>
-        <w:rPr>
-          <w:lang w:val="es-ES"/>
-        </w:rPr>
-        <w:t>Fig. 13</w:t>
-      </w:r>
-    </w:p>
-    <w:p>
-      <w:pPr>
         <w:pStyle w:val="Ttulo2"/>
         <w:rPr>
           <w:lang w:val="es-ES"/>
         </w:rPr>
       </w:pPr>
-      <w:bookmarkStart w:id="16" w:name="_Toc181398839"/>
+      <w:bookmarkStart w:id="15" w:name="_Toc181458757"/>
       <w:r>
         <w:rPr>
           <w:lang w:val="es-ES"/>
@@ -5910,7 +6064,7 @@
         </w:rPr>
         <w:t>Denavit-Hartenberg</w:t>
       </w:r>
-      <w:bookmarkEnd w:id="16"/>
+      <w:bookmarkEnd w:id="15"/>
       <w:proofErr w:type="spellEnd"/>
     </w:p>
     <w:p>
@@ -7092,6 +7246,7 @@
               <w:rPr>
                 <w:lang w:val="es-ES"/>
               </w:rPr>
+              <w:lastRenderedPageBreak/>
               <w:t>6</w:t>
             </w:r>
           </w:p>
@@ -7278,7 +7433,7 @@
           <w:lang w:val="es-ES"/>
         </w:rPr>
       </w:pPr>
-      <w:bookmarkStart w:id="17" w:name="_Toc181398840"/>
+      <w:bookmarkStart w:id="16" w:name="_Toc181458758"/>
       <w:r>
         <w:rPr>
           <w:lang w:val="es-ES"/>
@@ -7297,7 +7452,7 @@
         </w:rPr>
         <w:t>Offset Articulares</w:t>
       </w:r>
-      <w:bookmarkEnd w:id="17"/>
+      <w:bookmarkEnd w:id="16"/>
     </w:p>
     <w:p>
       <w:pPr>
@@ -7309,13 +7464,25 @@
         <w:rPr>
           <w:lang w:val="es-ES"/>
         </w:rPr>
-        <w:t xml:space="preserve">La posición cero (aquella en la que las variables articulares se consideran nulas) se toma cuando el robot está en la posición indicada en la Fig. </w:t>
-      </w:r>
-      <w:r>
-        <w:rPr>
-          <w:lang w:val="es-ES"/>
-        </w:rPr>
-        <w:t>12</w:t>
+        <w:t xml:space="preserve">La posición cero (aquella en la que las variables articulares se consideran nulas) se toma cuando el robot </w:t>
+      </w:r>
+      <w:r>
+        <w:rPr>
+          <w:lang w:val="es-ES"/>
+        </w:rPr>
+        <w:t xml:space="preserve">está en la posición indicada a la derecha en </w:t>
+      </w:r>
+      <w:r>
+        <w:rPr>
+          <w:lang w:val="es-ES"/>
+        </w:rPr>
+        <w:t xml:space="preserve">la Fig. </w:t>
+      </w:r>
+      <w:r>
+        <w:rPr>
+          <w:lang w:val="es-ES"/>
+        </w:rPr>
+        <w:t>13</w:t>
       </w:r>
       <w:r>
         <w:rPr>
@@ -7496,13 +7663,45 @@
         <w:rPr>
           <w:lang w:val="es-ES"/>
         </w:rPr>
-        <w:t>Y la postura del robot del robot en este caso para el vector articular nulo es la que se muestra en la Fig.</w:t>
-      </w:r>
-      <w:r>
-        <w:rPr>
-          <w:lang w:val="es-ES"/>
-        </w:rPr>
-        <w:t xml:space="preserve"> 14</w:t>
+        <w:t xml:space="preserve">Mientras que la posición </w:t>
+      </w:r>
+      <w:proofErr w:type="spellStart"/>
+      <w:r>
+        <w:rPr>
+          <w:lang w:val="es-ES"/>
+        </w:rPr>
+        <w:t>zero</w:t>
+      </w:r>
+      <w:proofErr w:type="spellEnd"/>
+      <w:r>
+        <w:rPr>
+          <w:lang w:val="es-ES"/>
+        </w:rPr>
+        <w:t xml:space="preserve"> </w:t>
+      </w:r>
+      <w:r>
+        <w:rPr>
+          <w:lang w:val="es-ES"/>
+        </w:rPr>
+        <w:t xml:space="preserve">del robot con offset </w:t>
+      </w:r>
+      <w:r>
+        <w:rPr>
+          <w:lang w:val="es-ES"/>
+        </w:rPr>
+        <w:t xml:space="preserve">nulo, </w:t>
+      </w:r>
+      <w:r>
+        <w:rPr>
+          <w:lang w:val="es-ES"/>
+        </w:rPr>
+        <w:t>es la que se indica en la Fig.</w:t>
+      </w:r>
+      <w:r>
+        <w:rPr>
+          <w:lang w:val="es-ES"/>
+        </w:rPr>
+        <w:t>14</w:t>
       </w:r>
     </w:p>
     <w:p>
@@ -7514,62 +7713,59 @@
       </w:pPr>
       <w:r>
         <w:rPr>
-          <w:lang w:val="es-ES"/>
-        </w:rPr>
-        <w:t xml:space="preserve">Fig. </w:t>
-      </w:r>
-      <w:r>
-        <w:rPr>
-          <w:lang w:val="es-ES"/>
-        </w:rPr>
-        <w:t>14</w:t>
+          <w:noProof/>
+          <w:lang w:val="es-AR" w:eastAsia="es-AR"/>
+        </w:rPr>
+        <w:drawing>
+          <wp:inline distT="0" distB="0" distL="0" distR="0">
+            <wp:extent cx="3397758" cy="4082903"/>
+            <wp:effectExtent l="19050" t="19050" r="12700" b="13335"/>
+            <wp:docPr id="35" name="Imagen 35"/>
+            <wp:cNvGraphicFramePr>
+              <a:graphicFrameLocks xmlns:a="http://schemas.openxmlformats.org/drawingml/2006/main" noChangeAspect="1"/>
+            </wp:cNvGraphicFramePr>
+            <a:graphic xmlns:a="http://schemas.openxmlformats.org/drawingml/2006/main">
+              <a:graphicData uri="http://schemas.openxmlformats.org/drawingml/2006/picture">
+                <pic:pic xmlns:pic="http://schemas.openxmlformats.org/drawingml/2006/picture">
+                  <pic:nvPicPr>
+                    <pic:cNvPr id="35" name="14-Posicion_zero.JPG"/>
+                    <pic:cNvPicPr/>
+                  </pic:nvPicPr>
+                  <pic:blipFill>
+                    <a:blip r:embed="rId22">
+                      <a:extLst>
+                        <a:ext uri="{28A0092B-C50C-407E-A947-70E740481C1C}">
+                          <a14:useLocalDpi xmlns:a14="http://schemas.microsoft.com/office/drawing/2010/main" val="0"/>
+                        </a:ext>
+                      </a:extLst>
+                    </a:blip>
+                    <a:stretch>
+                      <a:fillRect/>
+                    </a:stretch>
+                  </pic:blipFill>
+                  <pic:spPr>
+                    <a:xfrm>
+                      <a:off x="0" y="0"/>
+                      <a:ext cx="3403574" cy="4089892"/>
+                    </a:xfrm>
+                    <a:prstGeom prst="rect">
+                      <a:avLst/>
+                    </a:prstGeom>
+                    <a:ln w="19050">
+                      <a:solidFill>
+                        <a:schemeClr val="tx1"/>
+                      </a:solidFill>
+                    </a:ln>
+                  </pic:spPr>
+                </pic:pic>
+              </a:graphicData>
+            </a:graphic>
+          </wp:inline>
+        </w:drawing>
       </w:r>
     </w:p>
     <w:p>
       <w:pPr>
-        <w:rPr>
-          <w:lang w:val="es-ES"/>
-        </w:rPr>
-      </w:pPr>
-      <w:r>
-        <w:rPr>
-          <w:lang w:val="es-ES"/>
-        </w:rPr>
-        <w:t>Mientras que la posición del robot cua</w:t>
-      </w:r>
-      <w:r>
-        <w:rPr>
-          <w:lang w:val="es-ES"/>
-        </w:rPr>
-        <w:t xml:space="preserve">ndo el vector articular es nulo, </w:t>
-      </w:r>
-      <w:r>
-        <w:rPr>
-          <w:lang w:val="es-ES"/>
-        </w:rPr>
-        <w:t xml:space="preserve">con offset </w:t>
-      </w:r>
-      <w:r>
-        <w:rPr>
-          <w:lang w:val="es-ES"/>
-        </w:rPr>
-        <w:t xml:space="preserve">nulo, </w:t>
-      </w:r>
-      <w:r>
-        <w:rPr>
-          <w:lang w:val="es-ES"/>
-        </w:rPr>
-        <w:t>es la que se indica en la Fig.</w:t>
-      </w:r>
-      <w:r>
-        <w:rPr>
-          <w:lang w:val="es-ES"/>
-        </w:rPr>
-        <w:t>15</w:t>
-      </w:r>
-    </w:p>
-    <w:p>
-      <w:pPr>
         <w:jc w:val="center"/>
         <w:rPr>
           <w:lang w:val="es-AR"/>
@@ -7579,7 +7775,27 @@
         <w:rPr>
           <w:lang w:val="es-AR"/>
         </w:rPr>
-        <w:t>Fig.15</w:t>
+        <w:t>Figura 14</w:t>
+      </w:r>
+      <w:r>
+        <w:rPr>
+          <w:lang w:val="es-AR"/>
+        </w:rPr>
+        <w:t xml:space="preserve"> – Posición </w:t>
+      </w:r>
+      <w:proofErr w:type="spellStart"/>
+      <w:r>
+        <w:rPr>
+          <w:lang w:val="es-AR"/>
+        </w:rPr>
+        <w:t>zero</w:t>
+      </w:r>
+      <w:proofErr w:type="spellEnd"/>
+      <w:r>
+        <w:rPr>
+          <w:lang w:val="es-AR"/>
+        </w:rPr>
+        <w:t xml:space="preserve"> con offset nulo</w:t>
       </w:r>
     </w:p>
     <w:p>
@@ -7611,7 +7827,6 @@
           <w:rFonts w:eastAsiaTheme="minorEastAsia"/>
           <w:lang w:val="es-AR"/>
         </w:rPr>
-        <w:lastRenderedPageBreak/>
         <w:tab/>
       </w:r>
       <m:oMath>
@@ -7767,12 +7982,13 @@
           <w:lang w:val="es-AR"/>
         </w:rPr>
       </w:pPr>
-      <w:bookmarkStart w:id="18" w:name="_Toc181398841"/>
+      <w:bookmarkStart w:id="17" w:name="_Toc181458759"/>
       <w:r>
         <w:rPr>
           <w:rFonts w:eastAsiaTheme="minorEastAsia"/>
           <w:lang w:val="es-AR"/>
         </w:rPr>
+        <w:lastRenderedPageBreak/>
         <w:t xml:space="preserve">4.5 Matriz de Base y </w:t>
       </w:r>
       <w:proofErr w:type="spellStart"/>
@@ -7783,7 +7999,7 @@
         </w:rPr>
         <w:t>Tool</w:t>
       </w:r>
-      <w:bookmarkEnd w:id="18"/>
+      <w:bookmarkEnd w:id="17"/>
       <w:proofErr w:type="spellEnd"/>
     </w:p>
     <w:p>
@@ -8702,14 +8918,14 @@
           <w:lang w:val="es-ES"/>
         </w:rPr>
       </w:pPr>
-      <w:bookmarkStart w:id="19" w:name="_Toc181398842"/>
+      <w:bookmarkStart w:id="18" w:name="_Toc181458760"/>
       <w:r>
         <w:rPr>
           <w:lang w:val="es-ES"/>
         </w:rPr>
         <w:t>5. Cinemática Directa</w:t>
       </w:r>
-      <w:bookmarkEnd w:id="19"/>
+      <w:bookmarkEnd w:id="18"/>
     </w:p>
     <w:p>
       <w:pPr>
@@ -8985,14 +9201,14 @@
           <w:lang w:val="es-ES"/>
         </w:rPr>
       </w:pPr>
-      <w:bookmarkStart w:id="20" w:name="_Toc181398843"/>
+      <w:bookmarkStart w:id="19" w:name="_Toc181458761"/>
       <w:r>
         <w:rPr>
           <w:lang w:val="es-ES"/>
         </w:rPr>
         <w:t>6. Cinemática Inversa</w:t>
       </w:r>
-      <w:bookmarkEnd w:id="20"/>
+      <w:bookmarkEnd w:id="19"/>
     </w:p>
     <w:p>
       <w:pPr>
@@ -9163,7 +9379,6 @@
           <w:rFonts w:eastAsiaTheme="minorEastAsia"/>
           <w:lang w:val="es-ES"/>
         </w:rPr>
-        <w:lastRenderedPageBreak/>
         <w:tab/>
       </w:r>
       <m:oMath>
@@ -9257,6 +9472,7 @@
         <w:rPr>
           <w:lang w:val="es-ES"/>
         </w:rPr>
+        <w:lastRenderedPageBreak/>
         <w:t>El resultado de este análisis es la función de cinemática inversa, cuyo prototipo es el siguiente:</w:t>
       </w:r>
     </w:p>
@@ -10555,18 +10771,31 @@
         <w:tabs>
           <w:tab w:val="left" w:pos="1418"/>
         </w:tabs>
-        <w:ind w:left="360" w:firstLine="0"/>
-        <w:rPr>
-          <w:rFonts w:eastAsiaTheme="minorEastAsia"/>
-          <w:lang w:val="es-ES"/>
-        </w:rPr>
-      </w:pPr>
-      <w:r>
-        <w:rPr>
-          <w:rFonts w:eastAsiaTheme="minorEastAsia"/>
-          <w:lang w:val="es-ES"/>
-        </w:rPr>
-        <w:t>Para todas las soluciones debería obtenerse la misma matriz T como solución.</w:t>
+        <w:rPr>
+          <w:rFonts w:eastAsiaTheme="minorEastAsia"/>
+          <w:lang w:val="es-ES"/>
+        </w:rPr>
+      </w:pPr>
+      <w:r>
+        <w:rPr>
+          <w:rFonts w:eastAsiaTheme="minorEastAsia"/>
+          <w:lang w:val="es-ES"/>
+        </w:rPr>
+        <w:t>Para todas las soluciones debería obtenerse la misma matriz T como solución</w:t>
+      </w:r>
+      <w:r>
+        <w:rPr>
+          <w:rFonts w:eastAsiaTheme="minorEastAsia"/>
+          <w:lang w:val="es-ES"/>
+        </w:rPr>
+        <w:t>, lo que se verifica</w:t>
+      </w:r>
+      <w:r>
+        <w:rPr>
+          <w:rFonts w:eastAsiaTheme="minorEastAsia"/>
+          <w:lang w:val="es-ES"/>
+        </w:rPr>
+        <w:t>.</w:t>
       </w:r>
     </w:p>
     <w:p>
@@ -10617,7 +10846,7 @@
           <w:lang w:val="es-ES"/>
         </w:rPr>
       </w:pPr>
-      <w:bookmarkStart w:id="21" w:name="_Toc181398844"/>
+      <w:bookmarkStart w:id="20" w:name="_Toc181458762"/>
       <w:r>
         <w:rPr>
           <w:lang w:val="es-ES"/>
@@ -10631,7 +10860,7 @@
         <w:tab/>
         <w:t>Relación de Velocidades</w:t>
       </w:r>
-      <w:bookmarkEnd w:id="21"/>
+      <w:bookmarkEnd w:id="20"/>
     </w:p>
     <w:p>
       <w:pPr>
@@ -11220,7 +11449,6 @@
         <w:rPr>
           <w:lang w:val="es-ES"/>
         </w:rPr>
-        <w:lastRenderedPageBreak/>
         <w:t xml:space="preserve">Para este robot el </w:t>
       </w:r>
       <w:proofErr w:type="spellStart"/>
@@ -11254,6 +11482,7 @@
         <w:rPr>
           <w:lang w:val="es-ES"/>
         </w:rPr>
+        <w:lastRenderedPageBreak/>
         <w:tab/>
       </w:r>
       <m:oMath>
@@ -11415,7 +11644,7 @@
           <w:lang w:val="es-ES"/>
         </w:rPr>
       </w:pPr>
-      <w:bookmarkStart w:id="22" w:name="_Toc181398845"/>
+      <w:bookmarkStart w:id="21" w:name="_Toc181458763"/>
       <w:r>
         <w:rPr>
           <w:rFonts w:eastAsiaTheme="minorEastAsia"/>
@@ -11431,7 +11660,7 @@
         <w:tab/>
         <w:t>Puntos singulares</w:t>
       </w:r>
-      <w:bookmarkEnd w:id="22"/>
+      <w:bookmarkEnd w:id="21"/>
     </w:p>
     <w:p>
       <w:pPr>
@@ -11484,7 +11713,14 @@
           <w:rFonts w:eastAsiaTheme="minorEastAsia"/>
           <w:lang w:val="es-ES"/>
         </w:rPr>
-        <w:t xml:space="preserve">Expresión simplificada del determinante del </w:t>
+        <w:t>Expresión sim</w:t>
+      </w:r>
+      <w:r>
+        <w:rPr>
+          <w:rFonts w:eastAsiaTheme="minorEastAsia"/>
+          <w:lang w:val="es-ES"/>
+        </w:rPr>
+        <w:t xml:space="preserve">plificada del determinante del </w:t>
       </w:r>
       <w:proofErr w:type="spellStart"/>
       <w:r>
@@ -11492,7 +11728,14 @@
           <w:rFonts w:eastAsiaTheme="minorEastAsia"/>
           <w:lang w:val="es-ES"/>
         </w:rPr>
-        <w:t>jacobiano</w:t>
+        <w:t>J</w:t>
+      </w:r>
+      <w:r>
+        <w:rPr>
+          <w:rFonts w:eastAsiaTheme="minorEastAsia"/>
+          <w:lang w:val="es-ES"/>
+        </w:rPr>
+        <w:t>acobiano</w:t>
       </w:r>
       <w:proofErr w:type="spellEnd"/>
       <w:r>
@@ -12468,7 +12711,7 @@
           <w:lang w:val="es-ES"/>
         </w:rPr>
       </w:pPr>
-      <w:bookmarkStart w:id="23" w:name="_Toc181398846"/>
+      <w:bookmarkStart w:id="22" w:name="_Toc181458764"/>
       <w:r>
         <w:rPr>
           <w:rFonts w:eastAsiaTheme="minorEastAsia"/>
@@ -12528,7 +12771,7 @@
         </w:rPr>
         <w:t>)</w:t>
       </w:r>
-      <w:bookmarkEnd w:id="23"/>
+      <w:bookmarkEnd w:id="22"/>
     </w:p>
     <w:p>
       <w:pPr>
@@ -12637,7 +12880,7 @@
           <w:lang w:val="es-ES"/>
         </w:rPr>
       </w:pPr>
-      <w:bookmarkStart w:id="24" w:name="_Toc181398847"/>
+      <w:bookmarkStart w:id="23" w:name="_Toc181458765"/>
       <w:r>
         <w:rPr>
           <w:rFonts w:eastAsiaTheme="minorEastAsia"/>
@@ -12704,7 +12947,7 @@
         </w:rPr>
         <w:t>)</w:t>
       </w:r>
-      <w:bookmarkEnd w:id="24"/>
+      <w:bookmarkEnd w:id="23"/>
     </w:p>
     <w:p>
       <w:pPr>
@@ -12895,7 +13138,7 @@
     <w:p>
       <w:pPr>
         <w:tabs>
-          <w:tab w:val="left" w:pos="8364"/>
+          <w:tab w:val="left" w:pos="8505"/>
         </w:tabs>
         <w:rPr>
           <w:rFonts w:eastAsiaTheme="minorEastAsia"/>
@@ -14278,7 +14521,7 @@
           <w:lang w:val="es-ES"/>
         </w:rPr>
       </w:pPr>
-      <w:bookmarkStart w:id="25" w:name="_Toc181398848"/>
+      <w:bookmarkStart w:id="24" w:name="_Toc181458766"/>
       <w:r>
         <w:rPr>
           <w:lang w:val="es-ES"/>
@@ -14415,7 +14658,7 @@
           <m:t>=0</m:t>
         </m:r>
       </m:oMath>
-      <w:bookmarkEnd w:id="25"/>
+      <w:bookmarkEnd w:id="24"/>
     </w:p>
     <w:p>
       <w:pPr>
@@ -14746,7 +14989,7 @@
                     <pic:cNvPicPr/>
                   </pic:nvPicPr>
                   <pic:blipFill>
-                    <a:blip r:embed="rId19">
+                    <a:blip r:embed="rId23">
                       <a:extLst>
                         <a:ext uri="{28A0092B-C50C-407E-A947-70E740481C1C}">
                           <a14:useLocalDpi xmlns:a14="http://schemas.microsoft.com/office/drawing/2010/main" val="0"/>
@@ -14793,7 +15036,6 @@
           <w:noProof/>
           <w:lang w:val="es-AR" w:eastAsia="es-AR"/>
         </w:rPr>
-        <w:lastRenderedPageBreak/>
         <w:drawing>
           <wp:anchor distT="0" distB="0" distL="114300" distR="114300" simplePos="0" relativeHeight="251666432" behindDoc="0" locked="0" layoutInCell="1" allowOverlap="1">
             <wp:simplePos x="0" y="0"/>
@@ -14818,7 +15060,7 @@
                     <pic:cNvPicPr/>
                   </pic:nvPicPr>
                   <pic:blipFill>
-                    <a:blip r:embed="rId20">
+                    <a:blip r:embed="rId24">
                       <a:extLst>
                         <a:ext uri="{28A0092B-C50C-407E-A947-70E740481C1C}">
                           <a14:useLocalDpi xmlns:a14="http://schemas.microsoft.com/office/drawing/2010/main" val="0"/>
@@ -14865,6 +15107,7 @@
         <w:rPr>
           <w:lang w:val="es-ES"/>
         </w:rPr>
+        <w:lastRenderedPageBreak/>
         <w:tab/>
         <w:t>(17)</w:t>
       </w:r>
@@ -15277,7 +15520,7 @@
                     <pic:cNvPicPr/>
                   </pic:nvPicPr>
                   <pic:blipFill>
-                    <a:blip r:embed="rId21">
+                    <a:blip r:embed="rId25">
                       <a:extLst>
                         <a:ext uri="{28A0092B-C50C-407E-A947-70E740481C1C}">
                           <a14:useLocalDpi xmlns:a14="http://schemas.microsoft.com/office/drawing/2010/main" val="0"/>
@@ -15350,7 +15593,7 @@
                     <pic:cNvPicPr/>
                   </pic:nvPicPr>
                   <pic:blipFill>
-                    <a:blip r:embed="rId22">
+                    <a:blip r:embed="rId26">
                       <a:extLst>
                         <a:ext uri="{28A0092B-C50C-407E-A947-70E740481C1C}">
                           <a14:useLocalDpi xmlns:a14="http://schemas.microsoft.com/office/drawing/2010/main" val="0"/>
@@ -16339,7 +16582,7 @@
           <w:lang w:val="es-ES"/>
         </w:rPr>
       </w:pPr>
-      <w:bookmarkStart w:id="26" w:name="_Toc181398849"/>
+      <w:bookmarkStart w:id="25" w:name="_Toc181458767"/>
       <w:r>
         <w:rPr>
           <w:rFonts w:eastAsiaTheme="minorEastAsia"/>
@@ -16428,7 +16671,7 @@
           <m:t>)</m:t>
         </m:r>
       </m:oMath>
-      <w:bookmarkEnd w:id="26"/>
+      <w:bookmarkEnd w:id="25"/>
       <w:r>
         <w:rPr>
           <w:rFonts w:eastAsiaTheme="minorEastAsia"/>
@@ -16526,7 +16769,7 @@
                     <pic:cNvPicPr/>
                   </pic:nvPicPr>
                   <pic:blipFill>
-                    <a:blip r:embed="rId23" cstate="print">
+                    <a:blip r:embed="rId27" cstate="print">
                       <a:extLst>
                         <a:ext uri="{28A0092B-C50C-407E-A947-70E740481C1C}">
                           <a14:useLocalDpi xmlns:a14="http://schemas.microsoft.com/office/drawing/2010/main" val="0"/>
@@ -16591,7 +16834,7 @@
     <w:p>
       <w:pPr>
         <w:tabs>
-          <w:tab w:val="left" w:pos="8364"/>
+          <w:tab w:val="left" w:pos="8505"/>
         </w:tabs>
         <w:rPr>
           <w:rFonts w:eastAsiaTheme="minorEastAsia"/>
@@ -16616,435 +16859,6 @@
             <wp:effectExtent l="0" t="0" r="0" b="0"/>
             <wp:wrapNone/>
             <wp:docPr id="8" name="Imagen 8"/>
-            <wp:cNvGraphicFramePr>
-              <a:graphicFrameLocks xmlns:a="http://schemas.openxmlformats.org/drawingml/2006/main" noChangeAspect="1"/>
-            </wp:cNvGraphicFramePr>
-            <a:graphic xmlns:a="http://schemas.openxmlformats.org/drawingml/2006/main">
-              <a:graphicData uri="http://schemas.openxmlformats.org/drawingml/2006/picture">
-                <pic:pic xmlns:pic="http://schemas.openxmlformats.org/drawingml/2006/picture">
-                  <pic:nvPicPr>
-                    <pic:cNvPr id="1" name=""/>
-                    <pic:cNvPicPr/>
-                  </pic:nvPicPr>
-                  <pic:blipFill>
-                    <a:blip r:embed="rId24">
-                      <a:extLst>
-                        <a:ext uri="{28A0092B-C50C-407E-A947-70E740481C1C}">
-                          <a14:useLocalDpi xmlns:a14="http://schemas.microsoft.com/office/drawing/2010/main" val="0"/>
-                        </a:ext>
-                      </a:extLst>
-                    </a:blip>
-                    <a:stretch>
-                      <a:fillRect/>
-                    </a:stretch>
-                  </pic:blipFill>
-                  <pic:spPr>
-                    <a:xfrm>
-                      <a:off x="0" y="0"/>
-                      <a:ext cx="2476500" cy="237490"/>
-                    </a:xfrm>
-                    <a:prstGeom prst="rect">
-                      <a:avLst/>
-                    </a:prstGeom>
-                  </pic:spPr>
-                </pic:pic>
-              </a:graphicData>
-            </a:graphic>
-          </wp:anchor>
-        </w:drawing>
-      </w:r>
-      <w:r>
-        <w:rPr>
-          <w:rFonts w:eastAsiaTheme="minorEastAsia"/>
-          <w:lang w:val="es-ES"/>
-        </w:rPr>
-        <w:tab/>
-        <w:t>(23)</w:t>
-      </w:r>
-    </w:p>
-    <w:p>
-      <w:pPr>
-        <w:tabs>
-          <w:tab w:val="left" w:pos="8364"/>
-        </w:tabs>
-        <w:rPr>
-          <w:rFonts w:eastAsiaTheme="minorEastAsia"/>
-          <w:lang w:val="es-ES"/>
-        </w:rPr>
-      </w:pPr>
-      <w:r>
-        <w:rPr>
-          <w:rFonts w:eastAsiaTheme="minorEastAsia"/>
-          <w:lang w:val="es-ES"/>
-        </w:rPr>
-        <w:tab/>
-        <w:t>(24)</w:t>
-      </w:r>
-    </w:p>
-    <w:p>
-      <w:pPr>
-        <w:rPr>
-          <w:lang w:val="es-ES"/>
-        </w:rPr>
-      </w:pPr>
-      <w:r>
-        <w:rPr>
-          <w:noProof/>
-          <w:lang w:val="es-AR" w:eastAsia="es-AR"/>
-        </w:rPr>
-        <w:drawing>
-          <wp:anchor distT="0" distB="0" distL="114300" distR="114300" simplePos="0" relativeHeight="251671552" behindDoc="0" locked="0" layoutInCell="1" allowOverlap="1">
-            <wp:simplePos x="0" y="0"/>
-            <wp:positionH relativeFrom="column">
-              <wp:posOffset>1630045</wp:posOffset>
-            </wp:positionH>
-            <wp:positionV relativeFrom="paragraph">
-              <wp:posOffset>402708</wp:posOffset>
-            </wp:positionV>
-            <wp:extent cx="2886075" cy="475405"/>
-            <wp:effectExtent l="0" t="0" r="0" b="1270"/>
-            <wp:wrapNone/>
-            <wp:docPr id="11" name="Imagen 11"/>
-            <wp:cNvGraphicFramePr>
-              <a:graphicFrameLocks xmlns:a="http://schemas.openxmlformats.org/drawingml/2006/main" noChangeAspect="1"/>
-            </wp:cNvGraphicFramePr>
-            <a:graphic xmlns:a="http://schemas.openxmlformats.org/drawingml/2006/main">
-              <a:graphicData uri="http://schemas.openxmlformats.org/drawingml/2006/picture">
-                <pic:pic xmlns:pic="http://schemas.openxmlformats.org/drawingml/2006/picture">
-                  <pic:nvPicPr>
-                    <pic:cNvPr id="1" name=""/>
-                    <pic:cNvPicPr/>
-                  </pic:nvPicPr>
-                  <pic:blipFill>
-                    <a:blip r:embed="rId25" cstate="print">
-                      <a:extLst>
-                        <a:ext uri="{28A0092B-C50C-407E-A947-70E740481C1C}">
-                          <a14:useLocalDpi xmlns:a14="http://schemas.microsoft.com/office/drawing/2010/main" val="0"/>
-                        </a:ext>
-                      </a:extLst>
-                    </a:blip>
-                    <a:stretch>
-                      <a:fillRect/>
-                    </a:stretch>
-                  </pic:blipFill>
-                  <pic:spPr>
-                    <a:xfrm>
-                      <a:off x="0" y="0"/>
-                      <a:ext cx="2886075" cy="475405"/>
-                    </a:xfrm>
-                    <a:prstGeom prst="rect">
-                      <a:avLst/>
-                    </a:prstGeom>
-                  </pic:spPr>
-                </pic:pic>
-              </a:graphicData>
-            </a:graphic>
-          </wp:anchor>
-        </w:drawing>
-      </w:r>
-      <w:r>
-        <w:rPr>
-          <w:lang w:val="es-ES"/>
-        </w:rPr>
-        <w:t>Al igualar ambos factores a cero de forma simultánea se puede obtener el siguiente sistema de ecuaciones:</w:t>
-      </w:r>
-    </w:p>
-    <w:p>
-      <w:pPr>
-        <w:tabs>
-          <w:tab w:val="left" w:pos="8505"/>
-        </w:tabs>
-        <w:rPr>
-          <w:lang w:val="es-ES"/>
-        </w:rPr>
-      </w:pPr>
-      <w:r>
-        <w:rPr>
-          <w:lang w:val="es-ES"/>
-        </w:rPr>
-        <w:tab/>
-        <w:t>(25)</w:t>
-      </w:r>
-    </w:p>
-    <w:p>
-      <w:pPr>
-        <w:jc w:val="center"/>
-        <w:rPr>
-          <w:lang w:val="es-ES"/>
-        </w:rPr>
-      </w:pPr>
-    </w:p>
-    <w:p>
-      <w:pPr>
-        <w:rPr>
-          <w:rFonts w:eastAsiaTheme="minorEastAsia"/>
-          <w:lang w:val="es-ES"/>
-        </w:rPr>
-      </w:pPr>
-      <w:r>
-        <w:rPr>
-          <w:noProof/>
-          <w:lang w:val="es-AR" w:eastAsia="es-AR"/>
-        </w:rPr>
-        <w:drawing>
-          <wp:anchor distT="0" distB="0" distL="114300" distR="114300" simplePos="0" relativeHeight="251663360" behindDoc="0" locked="0" layoutInCell="1" allowOverlap="1" wp14:anchorId="78637727" wp14:editId="1ADF1120">
-            <wp:simplePos x="0" y="0"/>
-            <wp:positionH relativeFrom="margin">
-              <wp:posOffset>2213079</wp:posOffset>
-            </wp:positionH>
-            <wp:positionV relativeFrom="paragraph">
-              <wp:posOffset>218134</wp:posOffset>
-            </wp:positionV>
-            <wp:extent cx="1237440" cy="409575"/>
-            <wp:effectExtent l="0" t="0" r="1270" b="0"/>
-            <wp:wrapNone/>
-            <wp:docPr id="7" name="Imagen 7"/>
-            <wp:cNvGraphicFramePr>
-              <a:graphicFrameLocks xmlns:a="http://schemas.openxmlformats.org/drawingml/2006/main" noChangeAspect="1"/>
-            </wp:cNvGraphicFramePr>
-            <a:graphic xmlns:a="http://schemas.openxmlformats.org/drawingml/2006/main">
-              <a:graphicData uri="http://schemas.openxmlformats.org/drawingml/2006/picture">
-                <pic:pic xmlns:pic="http://schemas.openxmlformats.org/drawingml/2006/picture">
-                  <pic:nvPicPr>
-                    <pic:cNvPr id="1" name=""/>
-                    <pic:cNvPicPr/>
-                  </pic:nvPicPr>
-                  <pic:blipFill>
-                    <a:blip r:embed="rId26">
-                      <a:extLst>
-                        <a:ext uri="{28A0092B-C50C-407E-A947-70E740481C1C}">
-                          <a14:useLocalDpi xmlns:a14="http://schemas.microsoft.com/office/drawing/2010/main" val="0"/>
-                        </a:ext>
-                      </a:extLst>
-                    </a:blip>
-                    <a:stretch>
-                      <a:fillRect/>
-                    </a:stretch>
-                  </pic:blipFill>
-                  <pic:spPr>
-                    <a:xfrm>
-                      <a:off x="0" y="0"/>
-                      <a:ext cx="1237440" cy="409575"/>
-                    </a:xfrm>
-                    <a:prstGeom prst="rect">
-                      <a:avLst/>
-                    </a:prstGeom>
-                  </pic:spPr>
-                </pic:pic>
-              </a:graphicData>
-            </a:graphic>
-          </wp:anchor>
-        </w:drawing>
-      </w:r>
-      <w:r>
-        <w:rPr>
-          <w:lang w:val="es-ES"/>
-        </w:rPr>
-        <w:t xml:space="preserve">Tomando </w:t>
-      </w:r>
-      <m:oMath>
-        <m:sSub>
-          <m:sSubPr>
-            <m:ctrlPr>
-              <w:rPr>
-                <w:i/>
-                <w:lang w:val="es-ES"/>
-              </w:rPr>
-            </m:ctrlPr>
-          </m:sSubPr>
-          <m:e>
-            <m:r>
-              <w:rPr>
-                <w:lang w:val="es-ES"/>
-              </w:rPr>
-              <m:t>C</m:t>
-            </m:r>
-          </m:e>
-          <m:sub>
-            <m:r>
-              <w:rPr>
-                <w:lang w:val="es-ES"/>
-              </w:rPr>
-              <m:t>3</m:t>
-            </m:r>
-          </m:sub>
-        </m:sSub>
-        <m:r>
-          <w:rPr>
-            <w:lang w:val="es-ES"/>
-          </w:rPr>
-          <m:t xml:space="preserve"> y  </m:t>
-        </m:r>
-        <m:sSub>
-          <m:sSubPr>
-            <m:ctrlPr>
-              <w:rPr>
-                <w:i/>
-                <w:lang w:val="es-ES"/>
-              </w:rPr>
-            </m:ctrlPr>
-          </m:sSubPr>
-          <m:e>
-            <m:r>
-              <w:rPr>
-                <w:lang w:val="es-ES"/>
-              </w:rPr>
-              <m:t>S</m:t>
-            </m:r>
-          </m:e>
-          <m:sub>
-            <m:r>
-              <w:rPr>
-                <w:lang w:val="es-ES"/>
-              </w:rPr>
-              <m:t>3</m:t>
-            </m:r>
-          </m:sub>
-        </m:sSub>
-      </m:oMath>
-      <w:r>
-        <w:rPr>
-          <w:rFonts w:eastAsiaTheme="minorEastAsia"/>
-          <w:lang w:val="es-ES"/>
-        </w:rPr>
-        <w:t xml:space="preserve"> como incógnitas del sistema, las expresiones de las soluciones son:</w:t>
-      </w:r>
-    </w:p>
-    <w:p>
-      <w:pPr>
-        <w:tabs>
-          <w:tab w:val="left" w:pos="8505"/>
-        </w:tabs>
-        <w:rPr>
-          <w:lang w:val="es-ES"/>
-        </w:rPr>
-      </w:pPr>
-      <w:r>
-        <w:rPr>
-          <w:lang w:val="es-ES"/>
-        </w:rPr>
-        <w:lastRenderedPageBreak/>
-        <w:tab/>
-        <w:t>(26</w:t>
-      </w:r>
-      <w:r>
-        <w:rPr>
-          <w:lang w:val="es-ES"/>
-        </w:rPr>
-        <w:t xml:space="preserve">) </w:t>
-      </w:r>
-    </w:p>
-    <w:p>
-      <w:pPr>
-        <w:jc w:val="right"/>
-        <w:rPr>
-          <w:lang w:val="es-ES"/>
-        </w:rPr>
-      </w:pPr>
-      <w:r>
-        <w:rPr>
-          <w:noProof/>
-          <w:lang w:val="es-AR" w:eastAsia="es-AR"/>
-        </w:rPr>
-        <w:drawing>
-          <wp:anchor distT="0" distB="0" distL="114300" distR="114300" simplePos="0" relativeHeight="251664384" behindDoc="0" locked="0" layoutInCell="1" allowOverlap="1" wp14:anchorId="7AA0B923" wp14:editId="02EB5C9E">
-            <wp:simplePos x="0" y="0"/>
-            <wp:positionH relativeFrom="column">
-              <wp:posOffset>2220018</wp:posOffset>
-            </wp:positionH>
-            <wp:positionV relativeFrom="paragraph">
-              <wp:posOffset>147231</wp:posOffset>
-            </wp:positionV>
-            <wp:extent cx="923925" cy="423863"/>
-            <wp:effectExtent l="0" t="0" r="0" b="0"/>
-            <wp:wrapNone/>
-            <wp:docPr id="9" name="Imagen 9"/>
-            <wp:cNvGraphicFramePr>
-              <a:graphicFrameLocks xmlns:a="http://schemas.openxmlformats.org/drawingml/2006/main" noChangeAspect="1"/>
-            </wp:cNvGraphicFramePr>
-            <a:graphic xmlns:a="http://schemas.openxmlformats.org/drawingml/2006/main">
-              <a:graphicData uri="http://schemas.openxmlformats.org/drawingml/2006/picture">
-                <pic:pic xmlns:pic="http://schemas.openxmlformats.org/drawingml/2006/picture">
-                  <pic:nvPicPr>
-                    <pic:cNvPr id="1" name=""/>
-                    <pic:cNvPicPr/>
-                  </pic:nvPicPr>
-                  <pic:blipFill>
-                    <a:blip r:embed="rId27">
-                      <a:extLst>
-                        <a:ext uri="{28A0092B-C50C-407E-A947-70E740481C1C}">
-                          <a14:useLocalDpi xmlns:a14="http://schemas.microsoft.com/office/drawing/2010/main" val="0"/>
-                        </a:ext>
-                      </a:extLst>
-                    </a:blip>
-                    <a:stretch>
-                      <a:fillRect/>
-                    </a:stretch>
-                  </pic:blipFill>
-                  <pic:spPr>
-                    <a:xfrm>
-                      <a:off x="0" y="0"/>
-                      <a:ext cx="923925" cy="423863"/>
-                    </a:xfrm>
-                    <a:prstGeom prst="rect">
-                      <a:avLst/>
-                    </a:prstGeom>
-                  </pic:spPr>
-                </pic:pic>
-              </a:graphicData>
-            </a:graphic>
-          </wp:anchor>
-        </w:drawing>
-      </w:r>
-    </w:p>
-    <w:p>
-      <w:pPr>
-        <w:tabs>
-          <w:tab w:val="left" w:pos="8505"/>
-        </w:tabs>
-        <w:rPr>
-          <w:lang w:val="es-ES"/>
-        </w:rPr>
-      </w:pPr>
-      <w:r>
-        <w:rPr>
-          <w:lang w:val="es-ES"/>
-        </w:rPr>
-        <w:tab/>
-        <w:t>(27</w:t>
-      </w:r>
-      <w:r>
-        <w:rPr>
-          <w:lang w:val="es-ES"/>
-        </w:rPr>
-        <w:t>)</w:t>
-      </w:r>
-    </w:p>
-    <w:p>
-      <w:pPr>
-        <w:rPr>
-          <w:rFonts w:eastAsiaTheme="minorEastAsia"/>
-          <w:lang w:val="es-ES"/>
-        </w:rPr>
-      </w:pPr>
-      <w:r>
-        <w:rPr>
-          <w:noProof/>
-          <w:lang w:val="es-AR" w:eastAsia="es-AR"/>
-        </w:rPr>
-        <w:drawing>
-          <wp:anchor distT="0" distB="0" distL="114300" distR="114300" simplePos="0" relativeHeight="251672576" behindDoc="0" locked="0" layoutInCell="1" allowOverlap="1">
-            <wp:simplePos x="0" y="0"/>
-            <wp:positionH relativeFrom="column">
-              <wp:posOffset>1391303</wp:posOffset>
-            </wp:positionH>
-            <wp:positionV relativeFrom="paragraph">
-              <wp:posOffset>230461</wp:posOffset>
-            </wp:positionV>
-            <wp:extent cx="3371850" cy="272879"/>
-            <wp:effectExtent l="0" t="0" r="0" b="0"/>
-            <wp:wrapNone/>
-            <wp:docPr id="12" name="Imagen 12"/>
             <wp:cNvGraphicFramePr>
               <a:graphicFrameLocks xmlns:a="http://schemas.openxmlformats.org/drawingml/2006/main" noChangeAspect="1"/>
             </wp:cNvGraphicFramePr>
@@ -17070,7 +16884,7 @@
                   <pic:spPr>
                     <a:xfrm>
                       <a:off x="0" y="0"/>
-                      <a:ext cx="3371850" cy="272879"/>
+                      <a:ext cx="2476500" cy="237490"/>
                     </a:xfrm>
                     <a:prstGeom prst="rect">
                       <a:avLst/>
@@ -17084,24 +16898,11 @@
       </w:r>
       <w:r>
         <w:rPr>
-          <w:lang w:val="es-ES"/>
-        </w:rPr>
-        <w:t xml:space="preserve">En donde </w:t>
-      </w:r>
-      <m:oMath>
-        <m:r>
-          <w:rPr>
-            <w:lang w:val="es-ES"/>
-          </w:rPr>
-          <m:t>A</m:t>
-        </m:r>
-      </m:oMath>
-      <w:r>
-        <w:rPr>
-          <w:rFonts w:eastAsiaTheme="minorEastAsia"/>
-          <w:lang w:val="es-ES"/>
-        </w:rPr>
-        <w:t xml:space="preserve"> es la matriz del sistema, y la expresión del determinante es:</w:t>
+          <w:rFonts w:eastAsiaTheme="minorEastAsia"/>
+          <w:lang w:val="es-ES"/>
+        </w:rPr>
+        <w:tab/>
+        <w:t>(23)</w:t>
       </w:r>
     </w:p>
     <w:p>
@@ -17120,7 +16921,7 @@
           <w:lang w:val="es-ES"/>
         </w:rPr>
         <w:tab/>
-        <w:t>(28)</w:t>
+        <w:t>(24)</w:t>
       </w:r>
     </w:p>
     <w:p>
@@ -17135,18 +16936,18 @@
           <w:lang w:val="es-AR" w:eastAsia="es-AR"/>
         </w:rPr>
         <w:drawing>
-          <wp:anchor distT="0" distB="0" distL="114300" distR="114300" simplePos="0" relativeHeight="251673600" behindDoc="0" locked="0" layoutInCell="1" allowOverlap="1">
+          <wp:anchor distT="0" distB="0" distL="114300" distR="114300" simplePos="0" relativeHeight="251671552" behindDoc="0" locked="0" layoutInCell="1" allowOverlap="1">
             <wp:simplePos x="0" y="0"/>
             <wp:positionH relativeFrom="column">
-              <wp:posOffset>1711422</wp:posOffset>
+              <wp:posOffset>1630045</wp:posOffset>
             </wp:positionH>
             <wp:positionV relativeFrom="paragraph">
-              <wp:posOffset>265105</wp:posOffset>
+              <wp:posOffset>402708</wp:posOffset>
             </wp:positionV>
-            <wp:extent cx="2581275" cy="239174"/>
-            <wp:effectExtent l="0" t="0" r="0" b="8890"/>
+            <wp:extent cx="2886075" cy="475405"/>
+            <wp:effectExtent l="0" t="0" r="0" b="1270"/>
             <wp:wrapNone/>
-            <wp:docPr id="14" name="Imagen 14"/>
+            <wp:docPr id="11" name="Imagen 11"/>
             <wp:cNvGraphicFramePr>
               <a:graphicFrameLocks xmlns:a="http://schemas.openxmlformats.org/drawingml/2006/main" noChangeAspect="1"/>
             </wp:cNvGraphicFramePr>
@@ -17158,7 +16959,7 @@
                     <pic:cNvPicPr/>
                   </pic:nvPicPr>
                   <pic:blipFill>
-                    <a:blip r:embed="rId29">
+                    <a:blip r:embed="rId29" cstate="print">
                       <a:extLst>
                         <a:ext uri="{28A0092B-C50C-407E-A947-70E740481C1C}">
                           <a14:useLocalDpi xmlns:a14="http://schemas.microsoft.com/office/drawing/2010/main" val="0"/>
@@ -17172,7 +16973,7 @@
                   <pic:spPr>
                     <a:xfrm>
                       <a:off x="0" y="0"/>
-                      <a:ext cx="2581275" cy="239174"/>
+                      <a:ext cx="2886075" cy="475405"/>
                     </a:xfrm>
                     <a:prstGeom prst="rect">
                       <a:avLst/>
@@ -17188,13 +16989,7 @@
         <w:rPr>
           <w:lang w:val="es-ES"/>
         </w:rPr>
-        <w:t xml:space="preserve">Que </w:t>
-      </w:r>
-      <w:r>
-        <w:rPr>
-          <w:lang w:val="es-ES"/>
-        </w:rPr>
-        <w:t>también se puede expresar como:</w:t>
+        <w:t>Al igualar ambos factores a cero de forma simultánea se puede obtener el siguiente sistema de ecuaciones:</w:t>
       </w:r>
     </w:p>
     <w:p>
@@ -17211,11 +17006,19 @@
           <w:lang w:val="es-ES"/>
         </w:rPr>
         <w:tab/>
-        <w:t>(29)</w:t>
+        <w:t>(25)</w:t>
       </w:r>
     </w:p>
     <w:p>
       <w:pPr>
+        <w:jc w:val="center"/>
+        <w:rPr>
+          <w:lang w:val="es-ES"/>
+        </w:rPr>
+      </w:pPr>
+    </w:p>
+    <w:p>
+      <w:pPr>
         <w:rPr>
           <w:rFonts w:eastAsiaTheme="minorEastAsia"/>
           <w:lang w:val="es-ES"/>
@@ -17227,18 +17030,18 @@
           <w:lang w:val="es-AR" w:eastAsia="es-AR"/>
         </w:rPr>
         <w:drawing>
-          <wp:anchor distT="0" distB="0" distL="114300" distR="114300" simplePos="0" relativeHeight="251674624" behindDoc="0" locked="0" layoutInCell="1" allowOverlap="1">
+          <wp:anchor distT="0" distB="0" distL="114300" distR="114300" simplePos="0" relativeHeight="251663360" behindDoc="0" locked="0" layoutInCell="1" allowOverlap="1" wp14:anchorId="78637727" wp14:editId="1ADF1120">
             <wp:simplePos x="0" y="0"/>
-            <wp:positionH relativeFrom="column">
-              <wp:posOffset>1249488</wp:posOffset>
+            <wp:positionH relativeFrom="margin">
+              <wp:posOffset>2213079</wp:posOffset>
             </wp:positionH>
             <wp:positionV relativeFrom="paragraph">
-              <wp:posOffset>366263</wp:posOffset>
+              <wp:posOffset>218134</wp:posOffset>
             </wp:positionV>
-            <wp:extent cx="2026920" cy="336382"/>
-            <wp:effectExtent l="0" t="0" r="0" b="6985"/>
+            <wp:extent cx="1237440" cy="409575"/>
+            <wp:effectExtent l="0" t="0" r="1270" b="0"/>
             <wp:wrapNone/>
-            <wp:docPr id="16" name="Imagen 16"/>
+            <wp:docPr id="7" name="Imagen 7"/>
             <wp:cNvGraphicFramePr>
               <a:graphicFrameLocks xmlns:a="http://schemas.openxmlformats.org/drawingml/2006/main" noChangeAspect="1"/>
             </wp:cNvGraphicFramePr>
@@ -17264,6 +17067,446 @@
                   <pic:spPr>
                     <a:xfrm>
                       <a:off x="0" y="0"/>
+                      <a:ext cx="1237440" cy="409575"/>
+                    </a:xfrm>
+                    <a:prstGeom prst="rect">
+                      <a:avLst/>
+                    </a:prstGeom>
+                  </pic:spPr>
+                </pic:pic>
+              </a:graphicData>
+            </a:graphic>
+          </wp:anchor>
+        </w:drawing>
+      </w:r>
+      <w:r>
+        <w:rPr>
+          <w:lang w:val="es-ES"/>
+        </w:rPr>
+        <w:t xml:space="preserve">Tomando </w:t>
+      </w:r>
+      <m:oMath>
+        <m:sSub>
+          <m:sSubPr>
+            <m:ctrlPr>
+              <w:rPr>
+                <w:i/>
+                <w:lang w:val="es-ES"/>
+              </w:rPr>
+            </m:ctrlPr>
+          </m:sSubPr>
+          <m:e>
+            <m:r>
+              <w:rPr>
+                <w:lang w:val="es-ES"/>
+              </w:rPr>
+              <m:t>C</m:t>
+            </m:r>
+          </m:e>
+          <m:sub>
+            <m:r>
+              <w:rPr>
+                <w:lang w:val="es-ES"/>
+              </w:rPr>
+              <m:t>3</m:t>
+            </m:r>
+          </m:sub>
+        </m:sSub>
+        <m:r>
+          <w:rPr>
+            <w:lang w:val="es-ES"/>
+          </w:rPr>
+          <m:t xml:space="preserve"> y  </m:t>
+        </m:r>
+        <m:sSub>
+          <m:sSubPr>
+            <m:ctrlPr>
+              <w:rPr>
+                <w:i/>
+                <w:lang w:val="es-ES"/>
+              </w:rPr>
+            </m:ctrlPr>
+          </m:sSubPr>
+          <m:e>
+            <m:r>
+              <w:rPr>
+                <w:lang w:val="es-ES"/>
+              </w:rPr>
+              <m:t>S</m:t>
+            </m:r>
+          </m:e>
+          <m:sub>
+            <m:r>
+              <w:rPr>
+                <w:lang w:val="es-ES"/>
+              </w:rPr>
+              <m:t>3</m:t>
+            </m:r>
+          </m:sub>
+        </m:sSub>
+      </m:oMath>
+      <w:r>
+        <w:rPr>
+          <w:rFonts w:eastAsiaTheme="minorEastAsia"/>
+          <w:lang w:val="es-ES"/>
+        </w:rPr>
+        <w:t xml:space="preserve"> como incógnitas del sistema, las expresiones de las soluciones son:</w:t>
+      </w:r>
+    </w:p>
+    <w:p>
+      <w:pPr>
+        <w:tabs>
+          <w:tab w:val="left" w:pos="8505"/>
+        </w:tabs>
+        <w:rPr>
+          <w:lang w:val="es-ES"/>
+        </w:rPr>
+      </w:pPr>
+      <w:r>
+        <w:rPr>
+          <w:lang w:val="es-ES"/>
+        </w:rPr>
+        <w:tab/>
+        <w:t>(26</w:t>
+      </w:r>
+      <w:r>
+        <w:rPr>
+          <w:lang w:val="es-ES"/>
+        </w:rPr>
+        <w:t xml:space="preserve">) </w:t>
+      </w:r>
+    </w:p>
+    <w:p>
+      <w:pPr>
+        <w:jc w:val="right"/>
+        <w:rPr>
+          <w:lang w:val="es-ES"/>
+        </w:rPr>
+      </w:pPr>
+      <w:r>
+        <w:rPr>
+          <w:noProof/>
+          <w:lang w:val="es-AR" w:eastAsia="es-AR"/>
+        </w:rPr>
+        <w:lastRenderedPageBreak/>
+        <w:drawing>
+          <wp:anchor distT="0" distB="0" distL="114300" distR="114300" simplePos="0" relativeHeight="251664384" behindDoc="0" locked="0" layoutInCell="1" allowOverlap="1" wp14:anchorId="7AA0B923" wp14:editId="02EB5C9E">
+            <wp:simplePos x="0" y="0"/>
+            <wp:positionH relativeFrom="column">
+              <wp:posOffset>2220018</wp:posOffset>
+            </wp:positionH>
+            <wp:positionV relativeFrom="paragraph">
+              <wp:posOffset>147231</wp:posOffset>
+            </wp:positionV>
+            <wp:extent cx="923925" cy="423863"/>
+            <wp:effectExtent l="0" t="0" r="0" b="0"/>
+            <wp:wrapNone/>
+            <wp:docPr id="9" name="Imagen 9"/>
+            <wp:cNvGraphicFramePr>
+              <a:graphicFrameLocks xmlns:a="http://schemas.openxmlformats.org/drawingml/2006/main" noChangeAspect="1"/>
+            </wp:cNvGraphicFramePr>
+            <a:graphic xmlns:a="http://schemas.openxmlformats.org/drawingml/2006/main">
+              <a:graphicData uri="http://schemas.openxmlformats.org/drawingml/2006/picture">
+                <pic:pic xmlns:pic="http://schemas.openxmlformats.org/drawingml/2006/picture">
+                  <pic:nvPicPr>
+                    <pic:cNvPr id="1" name=""/>
+                    <pic:cNvPicPr/>
+                  </pic:nvPicPr>
+                  <pic:blipFill>
+                    <a:blip r:embed="rId31">
+                      <a:extLst>
+                        <a:ext uri="{28A0092B-C50C-407E-A947-70E740481C1C}">
+                          <a14:useLocalDpi xmlns:a14="http://schemas.microsoft.com/office/drawing/2010/main" val="0"/>
+                        </a:ext>
+                      </a:extLst>
+                    </a:blip>
+                    <a:stretch>
+                      <a:fillRect/>
+                    </a:stretch>
+                  </pic:blipFill>
+                  <pic:spPr>
+                    <a:xfrm>
+                      <a:off x="0" y="0"/>
+                      <a:ext cx="923925" cy="423863"/>
+                    </a:xfrm>
+                    <a:prstGeom prst="rect">
+                      <a:avLst/>
+                    </a:prstGeom>
+                  </pic:spPr>
+                </pic:pic>
+              </a:graphicData>
+            </a:graphic>
+          </wp:anchor>
+        </w:drawing>
+      </w:r>
+    </w:p>
+    <w:p>
+      <w:pPr>
+        <w:tabs>
+          <w:tab w:val="left" w:pos="8505"/>
+        </w:tabs>
+        <w:rPr>
+          <w:lang w:val="es-ES"/>
+        </w:rPr>
+      </w:pPr>
+      <w:r>
+        <w:rPr>
+          <w:lang w:val="es-ES"/>
+        </w:rPr>
+        <w:tab/>
+        <w:t>(27</w:t>
+      </w:r>
+      <w:r>
+        <w:rPr>
+          <w:lang w:val="es-ES"/>
+        </w:rPr>
+        <w:t>)</w:t>
+      </w:r>
+    </w:p>
+    <w:p>
+      <w:pPr>
+        <w:rPr>
+          <w:rFonts w:eastAsiaTheme="minorEastAsia"/>
+          <w:lang w:val="es-ES"/>
+        </w:rPr>
+      </w:pPr>
+      <w:r>
+        <w:rPr>
+          <w:noProof/>
+          <w:lang w:val="es-AR" w:eastAsia="es-AR"/>
+        </w:rPr>
+        <w:drawing>
+          <wp:anchor distT="0" distB="0" distL="114300" distR="114300" simplePos="0" relativeHeight="251672576" behindDoc="0" locked="0" layoutInCell="1" allowOverlap="1">
+            <wp:simplePos x="0" y="0"/>
+            <wp:positionH relativeFrom="column">
+              <wp:posOffset>1391303</wp:posOffset>
+            </wp:positionH>
+            <wp:positionV relativeFrom="paragraph">
+              <wp:posOffset>230461</wp:posOffset>
+            </wp:positionV>
+            <wp:extent cx="3371850" cy="272879"/>
+            <wp:effectExtent l="0" t="0" r="0" b="0"/>
+            <wp:wrapNone/>
+            <wp:docPr id="12" name="Imagen 12"/>
+            <wp:cNvGraphicFramePr>
+              <a:graphicFrameLocks xmlns:a="http://schemas.openxmlformats.org/drawingml/2006/main" noChangeAspect="1"/>
+            </wp:cNvGraphicFramePr>
+            <a:graphic xmlns:a="http://schemas.openxmlformats.org/drawingml/2006/main">
+              <a:graphicData uri="http://schemas.openxmlformats.org/drawingml/2006/picture">
+                <pic:pic xmlns:pic="http://schemas.openxmlformats.org/drawingml/2006/picture">
+                  <pic:nvPicPr>
+                    <pic:cNvPr id="1" name=""/>
+                    <pic:cNvPicPr/>
+                  </pic:nvPicPr>
+                  <pic:blipFill>
+                    <a:blip r:embed="rId32">
+                      <a:extLst>
+                        <a:ext uri="{28A0092B-C50C-407E-A947-70E740481C1C}">
+                          <a14:useLocalDpi xmlns:a14="http://schemas.microsoft.com/office/drawing/2010/main" val="0"/>
+                        </a:ext>
+                      </a:extLst>
+                    </a:blip>
+                    <a:stretch>
+                      <a:fillRect/>
+                    </a:stretch>
+                  </pic:blipFill>
+                  <pic:spPr>
+                    <a:xfrm>
+                      <a:off x="0" y="0"/>
+                      <a:ext cx="3371850" cy="272879"/>
+                    </a:xfrm>
+                    <a:prstGeom prst="rect">
+                      <a:avLst/>
+                    </a:prstGeom>
+                  </pic:spPr>
+                </pic:pic>
+              </a:graphicData>
+            </a:graphic>
+          </wp:anchor>
+        </w:drawing>
+      </w:r>
+      <w:r>
+        <w:rPr>
+          <w:lang w:val="es-ES"/>
+        </w:rPr>
+        <w:t xml:space="preserve">En donde </w:t>
+      </w:r>
+      <m:oMath>
+        <m:r>
+          <w:rPr>
+            <w:lang w:val="es-ES"/>
+          </w:rPr>
+          <m:t>A</m:t>
+        </m:r>
+      </m:oMath>
+      <w:r>
+        <w:rPr>
+          <w:rFonts w:eastAsiaTheme="minorEastAsia"/>
+          <w:lang w:val="es-ES"/>
+        </w:rPr>
+        <w:t xml:space="preserve"> es la matriz del sistema, y la expresión del determinante es:</w:t>
+      </w:r>
+    </w:p>
+    <w:p>
+      <w:pPr>
+        <w:tabs>
+          <w:tab w:val="left" w:pos="8505"/>
+        </w:tabs>
+        <w:rPr>
+          <w:rFonts w:eastAsiaTheme="minorEastAsia"/>
+          <w:lang w:val="es-ES"/>
+        </w:rPr>
+      </w:pPr>
+      <w:r>
+        <w:rPr>
+          <w:rFonts w:eastAsiaTheme="minorEastAsia"/>
+          <w:lang w:val="es-ES"/>
+        </w:rPr>
+        <w:tab/>
+        <w:t>(28)</w:t>
+      </w:r>
+    </w:p>
+    <w:p>
+      <w:pPr>
+        <w:rPr>
+          <w:lang w:val="es-ES"/>
+        </w:rPr>
+      </w:pPr>
+      <w:r>
+        <w:rPr>
+          <w:noProof/>
+          <w:lang w:val="es-AR" w:eastAsia="es-AR"/>
+        </w:rPr>
+        <w:drawing>
+          <wp:anchor distT="0" distB="0" distL="114300" distR="114300" simplePos="0" relativeHeight="251673600" behindDoc="0" locked="0" layoutInCell="1" allowOverlap="1">
+            <wp:simplePos x="0" y="0"/>
+            <wp:positionH relativeFrom="column">
+              <wp:posOffset>1711422</wp:posOffset>
+            </wp:positionH>
+            <wp:positionV relativeFrom="paragraph">
+              <wp:posOffset>265105</wp:posOffset>
+            </wp:positionV>
+            <wp:extent cx="2581275" cy="239174"/>
+            <wp:effectExtent l="0" t="0" r="0" b="8890"/>
+            <wp:wrapNone/>
+            <wp:docPr id="14" name="Imagen 14"/>
+            <wp:cNvGraphicFramePr>
+              <a:graphicFrameLocks xmlns:a="http://schemas.openxmlformats.org/drawingml/2006/main" noChangeAspect="1"/>
+            </wp:cNvGraphicFramePr>
+            <a:graphic xmlns:a="http://schemas.openxmlformats.org/drawingml/2006/main">
+              <a:graphicData uri="http://schemas.openxmlformats.org/drawingml/2006/picture">
+                <pic:pic xmlns:pic="http://schemas.openxmlformats.org/drawingml/2006/picture">
+                  <pic:nvPicPr>
+                    <pic:cNvPr id="1" name=""/>
+                    <pic:cNvPicPr/>
+                  </pic:nvPicPr>
+                  <pic:blipFill>
+                    <a:blip r:embed="rId33">
+                      <a:extLst>
+                        <a:ext uri="{28A0092B-C50C-407E-A947-70E740481C1C}">
+                          <a14:useLocalDpi xmlns:a14="http://schemas.microsoft.com/office/drawing/2010/main" val="0"/>
+                        </a:ext>
+                      </a:extLst>
+                    </a:blip>
+                    <a:stretch>
+                      <a:fillRect/>
+                    </a:stretch>
+                  </pic:blipFill>
+                  <pic:spPr>
+                    <a:xfrm>
+                      <a:off x="0" y="0"/>
+                      <a:ext cx="2581275" cy="239174"/>
+                    </a:xfrm>
+                    <a:prstGeom prst="rect">
+                      <a:avLst/>
+                    </a:prstGeom>
+                  </pic:spPr>
+                </pic:pic>
+              </a:graphicData>
+            </a:graphic>
+          </wp:anchor>
+        </w:drawing>
+      </w:r>
+      <w:r>
+        <w:rPr>
+          <w:lang w:val="es-ES"/>
+        </w:rPr>
+        <w:t xml:space="preserve">Que </w:t>
+      </w:r>
+      <w:r>
+        <w:rPr>
+          <w:lang w:val="es-ES"/>
+        </w:rPr>
+        <w:t>también se puede expresar como:</w:t>
+      </w:r>
+    </w:p>
+    <w:p>
+      <w:pPr>
+        <w:tabs>
+          <w:tab w:val="left" w:pos="8505"/>
+        </w:tabs>
+        <w:rPr>
+          <w:lang w:val="es-ES"/>
+        </w:rPr>
+      </w:pPr>
+      <w:r>
+        <w:rPr>
+          <w:lang w:val="es-ES"/>
+        </w:rPr>
+        <w:tab/>
+        <w:t>(29)</w:t>
+      </w:r>
+    </w:p>
+    <w:p>
+      <w:pPr>
+        <w:rPr>
+          <w:rFonts w:eastAsiaTheme="minorEastAsia"/>
+          <w:lang w:val="es-ES"/>
+        </w:rPr>
+      </w:pPr>
+      <w:r>
+        <w:rPr>
+          <w:noProof/>
+          <w:lang w:val="es-AR" w:eastAsia="es-AR"/>
+        </w:rPr>
+        <w:drawing>
+          <wp:anchor distT="0" distB="0" distL="114300" distR="114300" simplePos="0" relativeHeight="251674624" behindDoc="0" locked="0" layoutInCell="1" allowOverlap="1">
+            <wp:simplePos x="0" y="0"/>
+            <wp:positionH relativeFrom="column">
+              <wp:posOffset>1249488</wp:posOffset>
+            </wp:positionH>
+            <wp:positionV relativeFrom="paragraph">
+              <wp:posOffset>366263</wp:posOffset>
+            </wp:positionV>
+            <wp:extent cx="2026920" cy="336382"/>
+            <wp:effectExtent l="0" t="0" r="0" b="6985"/>
+            <wp:wrapNone/>
+            <wp:docPr id="16" name="Imagen 16"/>
+            <wp:cNvGraphicFramePr>
+              <a:graphicFrameLocks xmlns:a="http://schemas.openxmlformats.org/drawingml/2006/main" noChangeAspect="1"/>
+            </wp:cNvGraphicFramePr>
+            <a:graphic xmlns:a="http://schemas.openxmlformats.org/drawingml/2006/main">
+              <a:graphicData uri="http://schemas.openxmlformats.org/drawingml/2006/picture">
+                <pic:pic xmlns:pic="http://schemas.openxmlformats.org/drawingml/2006/picture">
+                  <pic:nvPicPr>
+                    <pic:cNvPr id="1" name=""/>
+                    <pic:cNvPicPr/>
+                  </pic:nvPicPr>
+                  <pic:blipFill>
+                    <a:blip r:embed="rId34">
+                      <a:extLst>
+                        <a:ext uri="{28A0092B-C50C-407E-A947-70E740481C1C}">
+                          <a14:useLocalDpi xmlns:a14="http://schemas.microsoft.com/office/drawing/2010/main" val="0"/>
+                        </a:ext>
+                      </a:extLst>
+                    </a:blip>
+                    <a:stretch>
+                      <a:fillRect/>
+                    </a:stretch>
+                  </pic:blipFill>
+                  <pic:spPr>
+                    <a:xfrm>
+                      <a:off x="0" y="0"/>
                       <a:ext cx="2026920" cy="336382"/>
                     </a:xfrm>
                     <a:prstGeom prst="rect">
@@ -17445,7 +17688,7 @@
                     <pic:cNvPicPr/>
                   </pic:nvPicPr>
                   <pic:blipFill>
-                    <a:blip r:embed="rId31">
+                    <a:blip r:embed="rId35">
                       <a:extLst>
                         <a:ext uri="{28A0092B-C50C-407E-A947-70E740481C1C}">
                           <a14:useLocalDpi xmlns:a14="http://schemas.microsoft.com/office/drawing/2010/main" val="0"/>
@@ -17693,7 +17936,7 @@
                     <pic:cNvPicPr/>
                   </pic:nvPicPr>
                   <pic:blipFill>
-                    <a:blip r:embed="rId32">
+                    <a:blip r:embed="rId36">
                       <a:extLst>
                         <a:ext uri="{28A0092B-C50C-407E-A947-70E740481C1C}">
                           <a14:useLocalDpi xmlns:a14="http://schemas.microsoft.com/office/drawing/2010/main" val="0"/>
@@ -17807,7 +18050,7 @@
                     </pic:cNvPicPr>
                   </pic:nvPicPr>
                   <pic:blipFill>
-                    <a:blip r:embed="rId33">
+                    <a:blip r:embed="rId37">
                       <a:extLst>
                         <a:ext uri="{28A0092B-C50C-407E-A947-70E740481C1C}">
                           <a14:useLocalDpi xmlns:a14="http://schemas.microsoft.com/office/drawing/2010/main" val="0"/>
@@ -17875,7 +18118,7 @@
                     </pic:cNvPicPr>
                   </pic:nvPicPr>
                   <pic:blipFill>
-                    <a:blip r:embed="rId34">
+                    <a:blip r:embed="rId38">
                       <a:extLst>
                         <a:ext uri="{28A0092B-C50C-407E-A947-70E740481C1C}">
                           <a14:useLocalDpi xmlns:a14="http://schemas.microsoft.com/office/drawing/2010/main" val="0"/>
@@ -18032,7 +18275,7 @@
     <w:p>
       <w:pPr>
         <w:tabs>
-          <w:tab w:val="center" w:pos="4395"/>
+          <w:tab w:val="center" w:pos="4678"/>
           <w:tab w:val="left" w:pos="8505"/>
         </w:tabs>
         <w:rPr>
@@ -18040,46 +18283,51 @@
           <w:lang w:val="es-ES"/>
         </w:rPr>
       </w:pPr>
-      <m:oMathPara>
-        <m:oMath>
-          <m:sSub>
-            <m:sSubPr>
-              <m:ctrlPr>
-                <w:rPr>
-                  <w:rFonts w:eastAsiaTheme="minorEastAsia"/>
-                  <w:i/>
-                  <w:lang w:val="es-ES"/>
-                </w:rPr>
-              </m:ctrlPr>
-            </m:sSubPr>
-            <m:e>
-              <m:r>
-                <w:rPr>
-                  <w:rFonts w:eastAsiaTheme="minorEastAsia"/>
-                  <w:lang w:val="es-ES"/>
-                </w:rPr>
-                <m:t>C</m:t>
-              </m:r>
-            </m:e>
-            <m:sub>
-              <m:r>
-                <w:rPr>
-                  <w:rFonts w:eastAsiaTheme="minorEastAsia"/>
-                  <w:lang w:val="es-ES"/>
-                </w:rPr>
-                <m:t>4-2</m:t>
-              </m:r>
-            </m:sub>
-          </m:sSub>
-          <m:r>
-            <w:rPr>
-              <w:rFonts w:eastAsiaTheme="minorEastAsia"/>
-              <w:lang w:val="es-ES"/>
-            </w:rPr>
-            <m:t>=-2.4893</m:t>
-          </m:r>
-        </m:oMath>
-      </m:oMathPara>
+      <w:r>
+        <w:rPr>
+          <w:rFonts w:eastAsiaTheme="minorEastAsia"/>
+          <w:lang w:val="es-ES"/>
+        </w:rPr>
+        <w:tab/>
+      </w:r>
+      <m:oMath>
+        <m:sSub>
+          <m:sSubPr>
+            <m:ctrlPr>
+              <w:rPr>
+                <w:rFonts w:eastAsiaTheme="minorEastAsia"/>
+                <w:i/>
+                <w:lang w:val="es-ES"/>
+              </w:rPr>
+            </m:ctrlPr>
+          </m:sSubPr>
+          <m:e>
+            <m:r>
+              <w:rPr>
+                <w:rFonts w:eastAsiaTheme="minorEastAsia"/>
+                <w:lang w:val="es-ES"/>
+              </w:rPr>
+              <m:t>C</m:t>
+            </m:r>
+          </m:e>
+          <m:sub>
+            <m:r>
+              <w:rPr>
+                <w:rFonts w:eastAsiaTheme="minorEastAsia"/>
+                <w:lang w:val="es-ES"/>
+              </w:rPr>
+              <m:t>4-2</m:t>
+            </m:r>
+          </m:sub>
+        </m:sSub>
+        <m:r>
+          <w:rPr>
+            <w:rFonts w:eastAsiaTheme="minorEastAsia"/>
+            <w:lang w:val="es-ES"/>
+          </w:rPr>
+          <m:t>=-2.4893</m:t>
+        </m:r>
+      </m:oMath>
     </w:p>
     <w:p>
       <w:pPr>
@@ -18504,7 +18752,6 @@
           <w:rFonts w:eastAsiaTheme="minorEastAsia"/>
           <w:lang w:val="es-ES"/>
         </w:rPr>
-        <w:lastRenderedPageBreak/>
         <w:tab/>
       </w:r>
       <m:oMath>
@@ -18565,7 +18812,21 @@
         <w:rPr>
           <w:lang w:val="es-ES"/>
         </w:rPr>
-        <w:t xml:space="preserve">En síntesis los pares constantes </w:t>
+        <w:lastRenderedPageBreak/>
+        <w:t xml:space="preserve">En </w:t>
+      </w:r>
+      <w:r>
+        <w:rPr>
+          <w:u w:val="single"/>
+          <w:lang w:val="es-ES"/>
+        </w:rPr>
+        <w:t>síntesis</w:t>
+      </w:r>
+      <w:r>
+        <w:rPr>
+          <w:lang w:val="es-ES"/>
+        </w:rPr>
+        <w:t xml:space="preserve"> los pares constantes </w:t>
       </w:r>
       <m:oMath>
         <m:r>
@@ -18654,6 +18915,7 @@
           <w:tab w:val="left" w:pos="8505"/>
         </w:tabs>
         <w:rPr>
+          <w:rFonts w:eastAsiaTheme="minorEastAsia"/>
           <w:lang w:val="es-ES"/>
         </w:rPr>
       </w:pPr>
@@ -18814,7 +19076,21 @@
                     <w:rFonts w:eastAsiaTheme="minorEastAsia"/>
                     <w:lang w:val="es-ES"/>
                   </w:rPr>
-                  <m:t xml:space="preserve"> rad</m:t>
+                  <m:t xml:space="preserve"> </m:t>
+                </m:r>
+                <m:r>
+                  <w:rPr>
+                    <w:rFonts w:eastAsiaTheme="minorEastAsia"/>
+                    <w:lang w:val="es-ES"/>
+                  </w:rPr>
+                  <m:t xml:space="preserve"> </m:t>
+                </m:r>
+                <m:r>
+                  <w:rPr>
+                    <w:rFonts w:eastAsiaTheme="minorEastAsia"/>
+                    <w:lang w:val="es-ES"/>
+                  </w:rPr>
+                  <m:t>rad</m:t>
                 </m:r>
               </m:e>
               <m:e>
@@ -18943,6 +19219,12 @@
                   <w:rPr>
                     <w:lang w:val="es-ES"/>
                   </w:rPr>
+                  <m:t xml:space="preserve"> </m:t>
+                </m:r>
+                <m:r>
+                  <w:rPr>
+                    <w:lang w:val="es-ES"/>
+                  </w:rPr>
                   <m:t>rad</m:t>
                 </m:r>
               </m:e>
@@ -18961,18 +19243,45 @@
     </w:p>
     <w:p>
       <w:pPr>
+        <w:tabs>
+          <w:tab w:val="center" w:pos="4536"/>
+          <w:tab w:val="left" w:pos="8505"/>
+        </w:tabs>
+        <w:rPr>
+          <w:lang w:val="es-ES"/>
+        </w:rPr>
+      </w:pPr>
+    </w:p>
+    <w:p>
+      <w:pPr>
         <w:pStyle w:val="Ttulo1"/>
         <w:ind w:firstLine="0"/>
         <w:rPr>
           <w:lang w:val="es-ES"/>
         </w:rPr>
       </w:pPr>
-      <w:bookmarkStart w:id="27" w:name="_Toc181398850"/>
+      <w:bookmarkStart w:id="26" w:name="_Toc181458768"/>
       <w:r>
         <w:rPr>
           <w:lang w:val="es-ES"/>
         </w:rPr>
         <w:t>Planificación y Generación de Trayectorias</w:t>
+      </w:r>
+      <w:bookmarkEnd w:id="26"/>
+    </w:p>
+    <w:p>
+      <w:pPr>
+        <w:pStyle w:val="Ttulo2"/>
+        <w:rPr>
+          <w:lang w:val="es-ES"/>
+        </w:rPr>
+      </w:pPr>
+      <w:bookmarkStart w:id="27" w:name="_Toc181458769"/>
+      <w:r>
+        <w:rPr>
+          <w:lang w:val="es-ES"/>
+        </w:rPr>
+        <w:t>Planificación</w:t>
       </w:r>
       <w:bookmarkEnd w:id="27"/>
     </w:p>
@@ -18983,28 +19292,28 @@
           <w:lang w:val="es-ES"/>
         </w:rPr>
       </w:pPr>
-      <w:bookmarkStart w:id="28" w:name="_Toc181398851"/>
-      <w:r>
-        <w:rPr>
-          <w:lang w:val="es-ES"/>
-        </w:rPr>
-        <w:t>Planificación</w:t>
+      <w:bookmarkStart w:id="28" w:name="_Toc181458770"/>
+      <w:r>
+        <w:rPr>
+          <w:lang w:val="es-ES"/>
+        </w:rPr>
+        <w:t>Generación de trayectorias</w:t>
       </w:r>
       <w:bookmarkEnd w:id="28"/>
     </w:p>
     <w:p>
       <w:pPr>
-        <w:pStyle w:val="Ttulo2"/>
-        <w:rPr>
-          <w:lang w:val="es-ES"/>
-        </w:rPr>
-      </w:pPr>
-      <w:bookmarkStart w:id="29" w:name="_Toc181398852"/>
-      <w:r>
-        <w:rPr>
-          <w:lang w:val="es-ES"/>
-        </w:rPr>
-        <w:t>Generación de trayectorias</w:t>
+        <w:pStyle w:val="Ttulo1"/>
+        <w:rPr>
+          <w:lang w:val="es-ES"/>
+        </w:rPr>
+      </w:pPr>
+      <w:bookmarkStart w:id="29" w:name="_Toc181458771"/>
+      <w:r>
+        <w:rPr>
+          <w:lang w:val="es-ES"/>
+        </w:rPr>
+        <w:t>Conclusión</w:t>
       </w:r>
       <w:bookmarkEnd w:id="29"/>
     </w:p>
@@ -19015,12 +19324,12 @@
           <w:lang w:val="es-ES"/>
         </w:rPr>
       </w:pPr>
-      <w:bookmarkStart w:id="30" w:name="_Toc181398853"/>
-      <w:r>
-        <w:rPr>
-          <w:lang w:val="es-ES"/>
-        </w:rPr>
-        <w:t>Conclusión</w:t>
+      <w:bookmarkStart w:id="30" w:name="_Toc181458772"/>
+      <w:r>
+        <w:rPr>
+          <w:lang w:val="es-ES"/>
+        </w:rPr>
+        <w:t>Referencias</w:t>
       </w:r>
       <w:bookmarkEnd w:id="30"/>
     </w:p>
@@ -19031,28 +19340,28 @@
           <w:lang w:val="es-ES"/>
         </w:rPr>
       </w:pPr>
-      <w:bookmarkStart w:id="31" w:name="_Toc181398854"/>
-      <w:r>
-        <w:rPr>
-          <w:lang w:val="es-ES"/>
-        </w:rPr>
-        <w:t>Referencias</w:t>
+      <w:bookmarkStart w:id="31" w:name="_Toc181458773"/>
+      <w:r>
+        <w:rPr>
+          <w:lang w:val="es-ES"/>
+        </w:rPr>
+        <w:t>Anexos</w:t>
       </w:r>
       <w:bookmarkEnd w:id="31"/>
     </w:p>
     <w:p>
       <w:pPr>
-        <w:pStyle w:val="Ttulo1"/>
-        <w:rPr>
-          <w:lang w:val="es-ES"/>
-        </w:rPr>
-      </w:pPr>
-      <w:bookmarkStart w:id="32" w:name="_Toc181398855"/>
-      <w:r>
-        <w:rPr>
-          <w:lang w:val="es-ES"/>
-        </w:rPr>
-        <w:t>Anexos</w:t>
+        <w:pStyle w:val="Ttulo2"/>
+        <w:rPr>
+          <w:lang w:val="es-ES"/>
+        </w:rPr>
+      </w:pPr>
+      <w:bookmarkStart w:id="32" w:name="_Toc181458774"/>
+      <w:r>
+        <w:rPr>
+          <w:lang w:val="es-ES"/>
+        </w:rPr>
+        <w:t>Definición del Robot</w:t>
       </w:r>
       <w:bookmarkEnd w:id="32"/>
     </w:p>
@@ -19063,12 +19372,12 @@
           <w:lang w:val="es-ES"/>
         </w:rPr>
       </w:pPr>
-      <w:bookmarkStart w:id="33" w:name="_Toc181398856"/>
-      <w:r>
-        <w:rPr>
-          <w:lang w:val="es-ES"/>
-        </w:rPr>
-        <w:t>Definición del Robot</w:t>
+      <w:bookmarkStart w:id="33" w:name="_Toc181458775"/>
+      <w:r>
+        <w:rPr>
+          <w:lang w:val="es-ES"/>
+        </w:rPr>
+        <w:t>Función de Cinemática Inversa</w:t>
       </w:r>
       <w:bookmarkEnd w:id="33"/>
     </w:p>
@@ -19079,12 +19388,12 @@
           <w:lang w:val="es-ES"/>
         </w:rPr>
       </w:pPr>
-      <w:bookmarkStart w:id="34" w:name="_Toc181398857"/>
-      <w:r>
-        <w:rPr>
-          <w:lang w:val="es-ES"/>
-        </w:rPr>
-        <w:t>Función de Cinemática Inversa</w:t>
+      <w:bookmarkStart w:id="34" w:name="_Toc181458776"/>
+      <w:r>
+        <w:rPr>
+          <w:lang w:val="es-ES"/>
+        </w:rPr>
+        <w:t>Funciones de Generación de Trayectorias</w:t>
       </w:r>
       <w:bookmarkEnd w:id="34"/>
     </w:p>
@@ -19095,27 +19404,11 @@
           <w:lang w:val="es-ES"/>
         </w:rPr>
       </w:pPr>
-      <w:bookmarkStart w:id="35" w:name="_Toc181398858"/>
-      <w:r>
-        <w:rPr>
-          <w:lang w:val="es-ES"/>
-        </w:rPr>
-        <w:t>Funciones de Generación de Trayectorias</w:t>
-      </w:r>
-      <w:bookmarkEnd w:id="35"/>
-    </w:p>
-    <w:p>
-      <w:pPr>
-        <w:pStyle w:val="Ttulo2"/>
-        <w:rPr>
-          <w:lang w:val="es-ES"/>
-        </w:rPr>
-      </w:pPr>
     </w:p>
     <w:sectPr>
-      <w:headerReference w:type="default" r:id="rId35"/>
-      <w:footerReference w:type="default" r:id="rId36"/>
-      <w:footerReference w:type="first" r:id="rId37"/>
+      <w:headerReference w:type="default" r:id="rId39"/>
+      <w:footerReference w:type="default" r:id="rId40"/>
+      <w:footerReference w:type="first" r:id="rId41"/>
       <w:pgSz w:w="12240" w:h="15840" w:code="1"/>
       <w:pgMar w:top="1134" w:right="1134" w:bottom="1134" w:left="1418" w:header="709" w:footer="709" w:gutter="0"/>
       <w:cols w:space="708"/>
@@ -19329,7 +19622,7 @@
         <w:szCs w:val="20"/>
         <w:lang w:val="es-ES"/>
       </w:rPr>
-      <w:t>17</w:t>
+      <w:t>15</w:t>
     </w:r>
     <w:r>
       <w:rPr>
@@ -21245,6 +21538,553 @@
 </w:styles>
 </file>
 
+<file path=word/glossary/document.xml><?xml version="1.0" encoding="utf-8"?>
+<w:glossaryDocument xmlns:wpc="http://schemas.microsoft.com/office/word/2010/wordprocessingCanvas" xmlns:mc="http://schemas.openxmlformats.org/markup-compatibility/2006" xmlns:o="urn:schemas-microsoft-com:office:office" xmlns:r="http://schemas.openxmlformats.org/officeDocument/2006/relationships" xmlns:m="http://schemas.openxmlformats.org/officeDocument/2006/math" xmlns:v="urn:schemas-microsoft-com:vml" xmlns:wp14="http://schemas.microsoft.com/office/word/2010/wordprocessingDrawing" xmlns:wp="http://schemas.openxmlformats.org/drawingml/2006/wordprocessingDrawing" xmlns:w10="urn:schemas-microsoft-com:office:word" xmlns:w="http://schemas.openxmlformats.org/wordprocessingml/2006/main" xmlns:w14="http://schemas.microsoft.com/office/word/2010/wordml" xmlns:w15="http://schemas.microsoft.com/office/word/2012/wordml" xmlns:wpg="http://schemas.microsoft.com/office/word/2010/wordprocessingGroup" xmlns:wpi="http://schemas.microsoft.com/office/word/2010/wordprocessingInk" xmlns:wne="http://schemas.microsoft.com/office/word/2006/wordml" xmlns:wps="http://schemas.microsoft.com/office/word/2010/wordprocessingShape" mc:Ignorable="w14 w15 wp14"/>
+</file>
+
+<file path=word/glossary/fontTable.xml><?xml version="1.0" encoding="utf-8"?>
+<w:fonts xmlns:mc="http://schemas.openxmlformats.org/markup-compatibility/2006" xmlns:r="http://schemas.openxmlformats.org/officeDocument/2006/relationships" xmlns:w="http://schemas.openxmlformats.org/wordprocessingml/2006/main" xmlns:w14="http://schemas.microsoft.com/office/word/2010/wordml" xmlns:w15="http://schemas.microsoft.com/office/word/2012/wordml" mc:Ignorable="w14 w15">
+  <w:font w:name="Cambria Math">
+    <w:panose1 w:val="02040503050406030204"/>
+    <w:charset w:val="00"/>
+    <w:family w:val="roman"/>
+    <w:pitch w:val="variable"/>
+    <w:sig w:usb0="E00002FF" w:usb1="420024FF" w:usb2="00000000" w:usb3="00000000" w:csb0="0000019F" w:csb1="00000000"/>
+  </w:font>
+  <w:font w:name="Calibri">
+    <w:panose1 w:val="020F0502020204030204"/>
+    <w:charset w:val="00"/>
+    <w:family w:val="swiss"/>
+    <w:pitch w:val="variable"/>
+    <w:sig w:usb0="E00002FF" w:usb1="4000ACFF" w:usb2="00000001" w:usb3="00000000" w:csb0="0000019F" w:csb1="00000000"/>
+  </w:font>
+  <w:font w:name="Times New Roman">
+    <w:panose1 w:val="02020603050405020304"/>
+    <w:charset w:val="00"/>
+    <w:family w:val="roman"/>
+    <w:pitch w:val="variable"/>
+    <w:sig w:usb0="E0002EFF" w:usb1="C0007843" w:usb2="00000009" w:usb3="00000000" w:csb0="000001FF" w:csb1="00000000"/>
+  </w:font>
+  <w:font w:name="Courier New">
+    <w:panose1 w:val="02070309020205020404"/>
+    <w:charset w:val="00"/>
+    <w:family w:val="modern"/>
+    <w:pitch w:val="fixed"/>
+    <w:sig w:usb0="E0002AFF" w:usb1="C0007843" w:usb2="00000009" w:usb3="00000000" w:csb0="000001FF" w:csb1="00000000"/>
+  </w:font>
+  <w:font w:name="Wingdings">
+    <w:panose1 w:val="05000000000000000000"/>
+    <w:charset w:val="02"/>
+    <w:family w:val="auto"/>
+    <w:pitch w:val="variable"/>
+    <w:sig w:usb0="00000000" w:usb1="10000000" w:usb2="00000000" w:usb3="00000000" w:csb0="80000000" w:csb1="00000000"/>
+  </w:font>
+  <w:font w:name="Symbol">
+    <w:panose1 w:val="05050102010706020507"/>
+    <w:charset w:val="02"/>
+    <w:family w:val="roman"/>
+    <w:pitch w:val="variable"/>
+    <w:sig w:usb0="00000000" w:usb1="10000000" w:usb2="00000000" w:usb3="00000000" w:csb0="80000000" w:csb1="00000000"/>
+  </w:font>
+  <w:font w:name="Segoe UI">
+    <w:panose1 w:val="020B0502040204020203"/>
+    <w:charset w:val="00"/>
+    <w:family w:val="swiss"/>
+    <w:pitch w:val="variable"/>
+    <w:sig w:usb0="E4002EFF" w:usb1="C000E47F" w:usb2="00000009" w:usb3="00000000" w:csb0="000001FF" w:csb1="00000000"/>
+  </w:font>
+  <w:font w:name="Calibri Light">
+    <w:panose1 w:val="020F0302020204030204"/>
+    <w:charset w:val="00"/>
+    <w:family w:val="swiss"/>
+    <w:pitch w:val="variable"/>
+    <w:sig w:usb0="A00002EF" w:usb1="4000207B" w:usb2="00000000" w:usb3="00000000" w:csb0="0000019F" w:csb1="00000000"/>
+  </w:font>
+</w:fonts>
+</file>
+
+<file path=word/glossary/settings.xml><?xml version="1.0" encoding="utf-8"?>
+<w:settings xmlns:mc="http://schemas.openxmlformats.org/markup-compatibility/2006" xmlns:o="urn:schemas-microsoft-com:office:office" xmlns:r="http://schemas.openxmlformats.org/officeDocument/2006/relationships" xmlns:m="http://schemas.openxmlformats.org/officeDocument/2006/math" xmlns:v="urn:schemas-microsoft-com:vml" xmlns:w10="urn:schemas-microsoft-com:office:word" xmlns:w="http://schemas.openxmlformats.org/wordprocessingml/2006/main" xmlns:w14="http://schemas.microsoft.com/office/word/2010/wordml" xmlns:w15="http://schemas.microsoft.com/office/word/2012/wordml" xmlns:sl="http://schemas.openxmlformats.org/schemaLibrary/2006/main" mc:Ignorable="w14 w15">
+  <w:view w:val="normal"/>
+  <w:defaultTabStop w:val="708"/>
+  <w:hyphenationZone w:val="425"/>
+  <w:characterSpacingControl w:val="doNotCompress"/>
+  <w:compat>
+    <w:useFELayout/>
+    <w:compatSetting w:name="compatibilityMode" w:uri="http://schemas.microsoft.com/office/word" w:val="15"/>
+    <w:compatSetting w:name="overrideTableStyleFontSizeAndJustification" w:uri="http://schemas.microsoft.com/office/word" w:val="1"/>
+    <w:compatSetting w:name="enableOpenTypeFeatures" w:uri="http://schemas.microsoft.com/office/word" w:val="1"/>
+    <w:compatSetting w:name="doNotFlipMirrorIndents" w:uri="http://schemas.microsoft.com/office/word" w:val="1"/>
+    <w:compatSetting w:name="differentiateMultirowTableHeaders" w:uri="http://schemas.microsoft.com/office/word" w:val="1"/>
+  </w:compat>
+  <w:rsids>
+    <w:rsidRoot w:val="00903B28"/>
+    <w:rsid w:val="001F1585"/>
+    <w:rsid w:val="00903B28"/>
+    <w:rsid w:val="00D702A4"/>
+  </w:rsids>
+  <m:mathPr>
+    <m:mathFont m:val="Cambria Math"/>
+    <m:brkBin m:val="before"/>
+    <m:brkBinSub m:val="--"/>
+    <m:smallFrac m:val="0"/>
+    <m:dispDef/>
+    <m:lMargin m:val="0"/>
+    <m:rMargin m:val="0"/>
+    <m:defJc m:val="centerGroup"/>
+    <m:wrapIndent m:val="1440"/>
+    <m:intLim m:val="subSup"/>
+    <m:naryLim m:val="undOvr"/>
+  </m:mathPr>
+  <w:themeFontLang w:val="es-AR"/>
+  <w:clrSchemeMapping w:bg1="light1" w:t1="dark1" w:bg2="light2" w:t2="dark2" w:accent1="accent1" w:accent2="accent2" w:accent3="accent3" w:accent4="accent4" w:accent5="accent5" w:accent6="accent6" w:hyperlink="hyperlink" w:followedHyperlink="followedHyperlink"/>
+  <w:decimalSymbol w:val=","/>
+  <w:listSeparator w:val=","/>
+  <w15:chartTrackingRefBased/>
+</w:settings>
+</file>
+
+<file path=word/glossary/styles.xml><?xml version="1.0" encoding="utf-8"?>
+<w:styles xmlns:mc="http://schemas.openxmlformats.org/markup-compatibility/2006" xmlns:r="http://schemas.openxmlformats.org/officeDocument/2006/relationships" xmlns:w="http://schemas.openxmlformats.org/wordprocessingml/2006/main" xmlns:w14="http://schemas.microsoft.com/office/word/2010/wordml" xmlns:w15="http://schemas.microsoft.com/office/word/2012/wordml" mc:Ignorable="w14 w15">
+  <w:docDefaults>
+    <w:rPrDefault>
+      <w:rPr>
+        <w:rFonts w:asciiTheme="minorHAnsi" w:eastAsiaTheme="minorEastAsia" w:hAnsiTheme="minorHAnsi" w:cstheme="minorBidi"/>
+        <w:sz w:val="22"/>
+        <w:szCs w:val="22"/>
+        <w:lang w:val="es-AR" w:eastAsia="es-AR" w:bidi="ar-SA"/>
+      </w:rPr>
+    </w:rPrDefault>
+    <w:pPrDefault>
+      <w:pPr>
+        <w:spacing w:after="160" w:line="259" w:lineRule="auto"/>
+      </w:pPr>
+    </w:pPrDefault>
+  </w:docDefaults>
+  <w:latentStyles w:defLockedState="0" w:defUIPriority="99" w:defSemiHidden="0" w:defUnhideWhenUsed="0" w:defQFormat="0" w:count="371">
+    <w:lsdException w:name="Normal" w:uiPriority="0" w:qFormat="1"/>
+    <w:lsdException w:name="heading 1" w:uiPriority="9" w:qFormat="1"/>
+    <w:lsdException w:name="heading 2" w:semiHidden="1" w:uiPriority="9" w:unhideWhenUsed="1" w:qFormat="1"/>
+    <w:lsdException w:name="heading 3" w:semiHidden="1" w:uiPriority="9" w:unhideWhenUsed="1" w:qFormat="1"/>
+    <w:lsdException w:name="heading 4" w:semiHidden="1" w:uiPriority="9" w:unhideWhenUsed="1" w:qFormat="1"/>
+    <w:lsdException w:name="heading 5" w:semiHidden="1" w:uiPriority="9" w:unhideWhenUsed="1" w:qFormat="1"/>
+    <w:lsdException w:name="heading 6" w:semiHidden="1" w:uiPriority="9" w:unhideWhenUsed="1" w:qFormat="1"/>
+    <w:lsdException w:name="heading 7" w:semiHidden="1" w:uiPriority="9" w:unhideWhenUsed="1" w:qFormat="1"/>
+    <w:lsdException w:name="heading 8" w:semiHidden="1" w:uiPriority="9" w:unhideWhenUsed="1" w:qFormat="1"/>
+    <w:lsdException w:name="heading 9" w:semiHidden="1" w:uiPriority="9" w:unhideWhenUsed="1" w:qFormat="1"/>
+    <w:lsdException w:name="index 1" w:semiHidden="1" w:unhideWhenUsed="1"/>
+    <w:lsdException w:name="index 2" w:semiHidden="1" w:unhideWhenUsed="1"/>
+    <w:lsdException w:name="index 3" w:semiHidden="1" w:unhideWhenUsed="1"/>
+    <w:lsdException w:name="index 4" w:semiHidden="1" w:unhideWhenUsed="1"/>
+    <w:lsdException w:name="index 5" w:semiHidden="1" w:unhideWhenUsed="1"/>
+    <w:lsdException w:name="index 6" w:semiHidden="1" w:unhideWhenUsed="1"/>
+    <w:lsdException w:name="index 7" w:semiHidden="1" w:unhideWhenUsed="1"/>
+    <w:lsdException w:name="index 8" w:semiHidden="1" w:unhideWhenUsed="1"/>
+    <w:lsdException w:name="index 9" w:semiHidden="1" w:unhideWhenUsed="1"/>
+    <w:lsdException w:name="toc 1" w:semiHidden="1" w:uiPriority="39" w:unhideWhenUsed="1"/>
+    <w:lsdException w:name="toc 2" w:semiHidden="1" w:uiPriority="39" w:unhideWhenUsed="1"/>
+    <w:lsdException w:name="toc 3" w:semiHidden="1" w:uiPriority="39" w:unhideWhenUsed="1"/>
+    <w:lsdException w:name="toc 4" w:semiHidden="1" w:uiPriority="39" w:unhideWhenUsed="1"/>
+    <w:lsdException w:name="toc 5" w:semiHidden="1" w:uiPriority="39" w:unhideWhenUsed="1"/>
+    <w:lsdException w:name="toc 6" w:semiHidden="1" w:uiPriority="39" w:unhideWhenUsed="1"/>
+    <w:lsdException w:name="toc 7" w:semiHidden="1" w:uiPriority="39" w:unhideWhenUsed="1"/>
+    <w:lsdException w:name="toc 8" w:semiHidden="1" w:uiPriority="39" w:unhideWhenUsed="1"/>
+    <w:lsdException w:name="toc 9" w:semiHidden="1" w:uiPriority="39" w:unhideWhenUsed="1"/>
+    <w:lsdException w:name="Normal Indent" w:semiHidden="1" w:unhideWhenUsed="1"/>
+    <w:lsdException w:name="footnote text" w:semiHidden="1" w:unhideWhenUsed="1"/>
+    <w:lsdException w:name="annotation text" w:semiHidden="1" w:unhideWhenUsed="1"/>
+    <w:lsdException w:name="header" w:semiHidden="1" w:unhideWhenUsed="1"/>
+    <w:lsdException w:name="footer" w:semiHidden="1" w:unhideWhenUsed="1"/>
+    <w:lsdException w:name="index heading" w:semiHidden="1" w:unhideWhenUsed="1"/>
+    <w:lsdException w:name="caption" w:semiHidden="1" w:uiPriority="35" w:unhideWhenUsed="1" w:qFormat="1"/>
+    <w:lsdException w:name="table of figures" w:semiHidden="1" w:unhideWhenUsed="1"/>
+    <w:lsdException w:name="envelope address" w:semiHidden="1" w:unhideWhenUsed="1"/>
+    <w:lsdException w:name="envelope return" w:semiHidden="1" w:unhideWhenUsed="1"/>
+    <w:lsdException w:name="footnote reference" w:semiHidden="1" w:unhideWhenUsed="1"/>
+    <w:lsdException w:name="annotation reference" w:semiHidden="1" w:unhideWhenUsed="1"/>
+    <w:lsdException w:name="line number" w:semiHidden="1" w:unhideWhenUsed="1"/>
+    <w:lsdException w:name="page number" w:semiHidden="1" w:unhideWhenUsed="1"/>
+    <w:lsdException w:name="endnote reference" w:semiHidden="1" w:unhideWhenUsed="1"/>
+    <w:lsdException w:name="endnote text" w:semiHidden="1" w:unhideWhenUsed="1"/>
+    <w:lsdException w:name="table of authorities" w:semiHidden="1" w:unhideWhenUsed="1"/>
+    <w:lsdException w:name="macro" w:semiHidden="1" w:unhideWhenUsed="1"/>
+    <w:lsdException w:name="toa heading" w:semiHidden="1" w:unhideWhenUsed="1"/>
+    <w:lsdException w:name="List" w:semiHidden="1" w:unhideWhenUsed="1"/>
+    <w:lsdException w:name="List Bullet" w:semiHidden="1" w:unhideWhenUsed="1"/>
+    <w:lsdException w:name="List Number" w:semiHidden="1" w:unhideWhenUsed="1"/>
+    <w:lsdException w:name="List 2" w:semiHidden="1" w:unhideWhenUsed="1"/>
+    <w:lsdException w:name="List 3" w:semiHidden="1" w:unhideWhenUsed="1"/>
+    <w:lsdException w:name="List 4" w:semiHidden="1" w:unhideWhenUsed="1"/>
+    <w:lsdException w:name="List 5" w:semiHidden="1" w:unhideWhenUsed="1"/>
+    <w:lsdException w:name="List Bullet 2" w:semiHidden="1" w:unhideWhenUsed="1"/>
+    <w:lsdException w:name="List Bullet 3" w:semiHidden="1" w:unhideWhenUsed="1"/>
+    <w:lsdException w:name="List Bullet 4" w:semiHidden="1" w:unhideWhenUsed="1"/>
+    <w:lsdException w:name="List Bullet 5" w:semiHidden="1" w:unhideWhenUsed="1"/>
+    <w:lsdException w:name="List Number 2" w:semiHidden="1" w:unhideWhenUsed="1"/>
+    <w:lsdException w:name="List Number 3" w:semiHidden="1" w:unhideWhenUsed="1"/>
+    <w:lsdException w:name="List Number 4" w:semiHidden="1" w:unhideWhenUsed="1"/>
+    <w:lsdException w:name="List Number 5" w:semiHidden="1" w:unhideWhenUsed="1"/>
+    <w:lsdException w:name="Title" w:uiPriority="10" w:qFormat="1"/>
+    <w:lsdException w:name="Closing" w:semiHidden="1" w:unhideWhenUsed="1"/>
+    <w:lsdException w:name="Signature" w:semiHidden="1" w:unhideWhenUsed="1"/>
+    <w:lsdException w:name="Default Paragraph Font" w:semiHidden="1" w:uiPriority="1" w:unhideWhenUsed="1"/>
+    <w:lsdException w:name="Body Text" w:semiHidden="1" w:unhideWhenUsed="1"/>
+    <w:lsdException w:name="Body Text Indent" w:semiHidden="1" w:unhideWhenUsed="1"/>
+    <w:lsdException w:name="List Continue" w:semiHidden="1" w:unhideWhenUsed="1"/>
+    <w:lsdException w:name="List Continue 2" w:semiHidden="1" w:unhideWhenUsed="1"/>
+    <w:lsdException w:name="List Continue 3" w:semiHidden="1" w:unhideWhenUsed="1"/>
+    <w:lsdException w:name="List Continue 4" w:semiHidden="1" w:unhideWhenUsed="1"/>
+    <w:lsdException w:name="List Continue 5" w:semiHidden="1" w:unhideWhenUsed="1"/>
+    <w:lsdException w:name="Message Header" w:semiHidden="1" w:unhideWhenUsed="1"/>
+    <w:lsdException w:name="Subtitle" w:uiPriority="11" w:qFormat="1"/>
+    <w:lsdException w:name="Salutation" w:semiHidden="1" w:unhideWhenUsed="1"/>
+    <w:lsdException w:name="Date" w:semiHidden="1" w:unhideWhenUsed="1"/>
+    <w:lsdException w:name="Body Text First Indent" w:semiHidden="1" w:unhideWhenUsed="1"/>
+    <w:lsdException w:name="Body Text First Indent 2" w:semiHidden="1" w:unhideWhenUsed="1"/>
+    <w:lsdException w:name="Note Heading" w:semiHidden="1" w:unhideWhenUsed="1"/>
+    <w:lsdException w:name="Body Text 2" w:semiHidden="1" w:unhideWhenUsed="1"/>
+    <w:lsdException w:name="Body Text 3" w:semiHidden="1" w:unhideWhenUsed="1"/>
+    <w:lsdException w:name="Body Text Indent 2" w:semiHidden="1" w:unhideWhenUsed="1"/>
+    <w:lsdException w:name="Body Text Indent 3" w:semiHidden="1" w:unhideWhenUsed="1"/>
+    <w:lsdException w:name="Block Text" w:semiHidden="1" w:unhideWhenUsed="1"/>
+    <w:lsdException w:name="Hyperlink" w:semiHidden="1" w:unhideWhenUsed="1"/>
+    <w:lsdException w:name="FollowedHyperlink" w:semiHidden="1" w:unhideWhenUsed="1"/>
+    <w:lsdException w:name="Strong" w:uiPriority="22" w:qFormat="1"/>
+    <w:lsdException w:name="Emphasis" w:uiPriority="20" w:qFormat="1"/>
+    <w:lsdException w:name="Document Map" w:semiHidden="1" w:unhideWhenUsed="1"/>
+    <w:lsdException w:name="Plain Text" w:semiHidden="1" w:unhideWhenUsed="1"/>
+    <w:lsdException w:name="E-mail Signature" w:semiHidden="1" w:unhideWhenUsed="1"/>
+    <w:lsdException w:name="HTML Top of Form" w:semiHidden="1" w:unhideWhenUsed="1"/>
+    <w:lsdException w:name="HTML Bottom of Form" w:semiHidden="1" w:unhideWhenUsed="1"/>
+    <w:lsdException w:name="Normal (Web)" w:semiHidden="1" w:unhideWhenUsed="1"/>
+    <w:lsdException w:name="HTML Acronym" w:semiHidden="1" w:unhideWhenUsed="1"/>
+    <w:lsdException w:name="HTML Address" w:semiHidden="1" w:unhideWhenUsed="1"/>
+    <w:lsdException w:name="HTML Cite" w:semiHidden="1" w:unhideWhenUsed="1"/>
+    <w:lsdException w:name="HTML Code" w:semiHidden="1" w:unhideWhenUsed="1"/>
+    <w:lsdException w:name="HTML Definition" w:semiHidden="1" w:unhideWhenUsed="1"/>
+    <w:lsdException w:name="HTML Keyboard" w:semiHidden="1" w:unhideWhenUsed="1"/>
+    <w:lsdException w:name="HTML Preformatted" w:semiHidden="1" w:unhideWhenUsed="1"/>
+    <w:lsdException w:name="HTML Sample" w:semiHidden="1" w:unhideWhenUsed="1"/>
+    <w:lsdException w:name="HTML Typewriter" w:semiHidden="1" w:unhideWhenUsed="1"/>
+    <w:lsdException w:name="HTML Variable" w:semiHidden="1" w:unhideWhenUsed="1"/>
+    <w:lsdException w:name="Normal Table" w:semiHidden="1" w:unhideWhenUsed="1"/>
+    <w:lsdException w:name="annotation subject" w:semiHidden="1" w:unhideWhenUsed="1"/>
+    <w:lsdException w:name="No List" w:semiHidden="1" w:unhideWhenUsed="1"/>
+    <w:lsdException w:name="Outline List 1" w:semiHidden="1" w:unhideWhenUsed="1"/>
+    <w:lsdException w:name="Outline List 2" w:semiHidden="1" w:unhideWhenUsed="1"/>
+    <w:lsdException w:name="Outline List 3" w:semiHidden="1" w:unhideWhenUsed="1"/>
+    <w:lsdException w:name="Table Simple 1" w:semiHidden="1" w:unhideWhenUsed="1"/>
+    <w:lsdException w:name="Table Simple 2" w:semiHidden="1" w:unhideWhenUsed="1"/>
+    <w:lsdException w:name="Table Simple 3" w:semiHidden="1" w:unhideWhenUsed="1"/>
+    <w:lsdException w:name="Table Classic 1" w:semiHidden="1" w:unhideWhenUsed="1"/>
+    <w:lsdException w:name="Table Classic 2" w:semiHidden="1" w:unhideWhenUsed="1"/>
+    <w:lsdException w:name="Table Classic 3" w:semiHidden="1" w:unhideWhenUsed="1"/>
+    <w:lsdException w:name="Table Classic 4" w:semiHidden="1" w:unhideWhenUsed="1"/>
+    <w:lsdException w:name="Table Colorful 1" w:semiHidden="1" w:unhideWhenUsed="1"/>
+    <w:lsdException w:name="Table Colorful 2" w:semiHidden="1" w:unhideWhenUsed="1"/>
+    <w:lsdException w:name="Table Colorful 3" w:semiHidden="1" w:unhideWhenUsed="1"/>
+    <w:lsdException w:name="Table Columns 1" w:semiHidden="1" w:unhideWhenUsed="1"/>
+    <w:lsdException w:name="Table Columns 2" w:semiHidden="1" w:unhideWhenUsed="1"/>
+    <w:lsdException w:name="Table Columns 3" w:semiHidden="1" w:unhideWhenUsed="1"/>
+    <w:lsdException w:name="Table Columns 4" w:semiHidden="1" w:unhideWhenUsed="1"/>
+    <w:lsdException w:name="Table Columns 5" w:semiHidden="1" w:unhideWhenUsed="1"/>
+    <w:lsdException w:name="Table Grid 1" w:semiHidden="1" w:unhideWhenUsed="1"/>
+    <w:lsdException w:name="Table Grid 2" w:semiHidden="1" w:unhideWhenUsed="1"/>
+    <w:lsdException w:name="Table Grid 3" w:semiHidden="1" w:unhideWhenUsed="1"/>
+    <w:lsdException w:name="Table Grid 4" w:semiHidden="1" w:unhideWhenUsed="1"/>
+    <w:lsdException w:name="Table Grid 5" w:semiHidden="1" w:unhideWhenUsed="1"/>
+    <w:lsdException w:name="Table Grid 6" w:semiHidden="1" w:unhideWhenUsed="1"/>
+    <w:lsdException w:name="Table Grid 7" w:semiHidden="1" w:unhideWhenUsed="1"/>
+    <w:lsdException w:name="Table Grid 8" w:semiHidden="1" w:unhideWhenUsed="1"/>
+    <w:lsdException w:name="Table List 1" w:semiHidden="1" w:unhideWhenUsed="1"/>
+    <w:lsdException w:name="Table List 2" w:semiHidden="1" w:unhideWhenUsed="1"/>
+    <w:lsdException w:name="Table List 3" w:semiHidden="1" w:unhideWhenUsed="1"/>
+    <w:lsdException w:name="Table List 4" w:semiHidden="1" w:unhideWhenUsed="1"/>
+    <w:lsdException w:name="Table List 5" w:semiHidden="1" w:unhideWhenUsed="1"/>
+    <w:lsdException w:name="Table List 6" w:semiHidden="1" w:unhideWhenUsed="1"/>
+    <w:lsdException w:name="Table List 7" w:semiHidden="1" w:unhideWhenUsed="1"/>
+    <w:lsdException w:name="Table List 8" w:semiHidden="1" w:unhideWhenUsed="1"/>
+    <w:lsdException w:name="Table 3D effects 1" w:semiHidden="1" w:unhideWhenUsed="1"/>
+    <w:lsdException w:name="Table 3D effects 2" w:semiHidden="1" w:unhideWhenUsed="1"/>
+    <w:lsdException w:name="Table 3D effects 3" w:semiHidden="1" w:unhideWhenUsed="1"/>
+    <w:lsdException w:name="Table Contemporary" w:semiHidden="1" w:unhideWhenUsed="1"/>
+    <w:lsdException w:name="Table Elegant" w:semiHidden="1" w:unhideWhenUsed="1"/>
+    <w:lsdException w:name="Table Professional" w:semiHidden="1" w:unhideWhenUsed="1"/>
+    <w:lsdException w:name="Table Subtle 1" w:semiHidden="1" w:unhideWhenUsed="1"/>
+    <w:lsdException w:name="Table Subtle 2" w:semiHidden="1" w:unhideWhenUsed="1"/>
+    <w:lsdException w:name="Table Web 1" w:semiHidden="1" w:unhideWhenUsed="1"/>
+    <w:lsdException w:name="Table Web 2" w:semiHidden="1" w:unhideWhenUsed="1"/>
+    <w:lsdException w:name="Table Web 3" w:semiHidden="1" w:unhideWhenUsed="1"/>
+    <w:lsdException w:name="Balloon Text" w:semiHidden="1" w:unhideWhenUsed="1"/>
+    <w:lsdException w:name="Table Grid" w:uiPriority="39"/>
+    <w:lsdException w:name="Table Theme" w:semiHidden="1" w:unhideWhenUsed="1"/>
+    <w:lsdException w:name="Placeholder Text" w:semiHidden="1"/>
+    <w:lsdException w:name="No Spacing" w:uiPriority="1" w:qFormat="1"/>
+    <w:lsdException w:name="Light Shading" w:uiPriority="60"/>
+    <w:lsdException w:name="Light List" w:uiPriority="61"/>
+    <w:lsdException w:name="Light Grid" w:uiPriority="62"/>
+    <w:lsdException w:name="Medium Shading 1" w:uiPriority="63"/>
+    <w:lsdException w:name="Medium Shading 2" w:uiPriority="64"/>
+    <w:lsdException w:name="Medium List 1" w:uiPriority="65"/>
+    <w:lsdException w:name="Medium List 2" w:uiPriority="66"/>
+    <w:lsdException w:name="Medium Grid 1" w:uiPriority="67"/>
+    <w:lsdException w:name="Medium Grid 2" w:uiPriority="68"/>
+    <w:lsdException w:name="Medium Grid 3" w:uiPriority="69"/>
+    <w:lsdException w:name="Dark List" w:uiPriority="70"/>
+    <w:lsdException w:name="Colorful Shading" w:uiPriority="71"/>
+    <w:lsdException w:name="Colorful List" w:uiPriority="72"/>
+    <w:lsdException w:name="Colorful Grid" w:uiPriority="73"/>
+    <w:lsdException w:name="Light Shading Accent 1" w:uiPriority="60"/>
+    <w:lsdException w:name="Light List Accent 1" w:uiPriority="61"/>
+    <w:lsdException w:name="Light Grid Accent 1" w:uiPriority="62"/>
+    <w:lsdException w:name="Medium Shading 1 Accent 1" w:uiPriority="63"/>
+    <w:lsdException w:name="Medium Shading 2 Accent 1" w:uiPriority="64"/>
+    <w:lsdException w:name="Medium List 1 Accent 1" w:uiPriority="65"/>
+    <w:lsdException w:name="Revision" w:semiHidden="1"/>
+    <w:lsdException w:name="List Paragraph" w:uiPriority="34" w:qFormat="1"/>
+    <w:lsdException w:name="Quote" w:uiPriority="29" w:qFormat="1"/>
+    <w:lsdException w:name="Intense Quote" w:uiPriority="30" w:qFormat="1"/>
+    <w:lsdException w:name="Medium List 2 Accent 1" w:uiPriority="66"/>
+    <w:lsdException w:name="Medium Grid 1 Accent 1" w:uiPriority="67"/>
+    <w:lsdException w:name="Medium Grid 2 Accent 1" w:uiPriority="68"/>
+    <w:lsdException w:name="Medium Grid 3 Accent 1" w:uiPriority="69"/>
+    <w:lsdException w:name="Dark List Accent 1" w:uiPriority="70"/>
+    <w:lsdException w:name="Colorful Shading Accent 1" w:uiPriority="71"/>
+    <w:lsdException w:name="Colorful List Accent 1" w:uiPriority="72"/>
+    <w:lsdException w:name="Colorful Grid Accent 1" w:uiPriority="73"/>
+    <w:lsdException w:name="Light Shading Accent 2" w:uiPriority="60"/>
+    <w:lsdException w:name="Light List Accent 2" w:uiPriority="61"/>
+    <w:lsdException w:name="Light Grid Accent 2" w:uiPriority="62"/>
+    <w:lsdException w:name="Medium Shading 1 Accent 2" w:uiPriority="63"/>
+    <w:lsdException w:name="Medium Shading 2 Accent 2" w:uiPriority="64"/>
+    <w:lsdException w:name="Medium List 1 Accent 2" w:uiPriority="65"/>
+    <w:lsdException w:name="Medium List 2 Accent 2" w:uiPriority="66"/>
+    <w:lsdException w:name="Medium Grid 1 Accent 2" w:uiPriority="67"/>
+    <w:lsdException w:name="Medium Grid 2 Accent 2" w:uiPriority="68"/>
+    <w:lsdException w:name="Medium Grid 3 Accent 2" w:uiPriority="69"/>
+    <w:lsdException w:name="Dark List Accent 2" w:uiPriority="70"/>
+    <w:lsdException w:name="Colorful Shading Accent 2" w:uiPriority="71"/>
+    <w:lsdException w:name="Colorful List Accent 2" w:uiPriority="72"/>
+    <w:lsdException w:name="Colorful Grid Accent 2" w:uiPriority="73"/>
+    <w:lsdException w:name="Light Shading Accent 3" w:uiPriority="60"/>
+    <w:lsdException w:name="Light List Accent 3" w:uiPriority="61"/>
+    <w:lsdException w:name="Light Grid Accent 3" w:uiPriority="62"/>
+    <w:lsdException w:name="Medium Shading 1 Accent 3" w:uiPriority="63"/>
+    <w:lsdException w:name="Medium Shading 2 Accent 3" w:uiPriority="64"/>
+    <w:lsdException w:name="Medium List 1 Accent 3" w:uiPriority="65"/>
+    <w:lsdException w:name="Medium List 2 Accent 3" w:uiPriority="66"/>
+    <w:lsdException w:name="Medium Grid 1 Accent 3" w:uiPriority="67"/>
+    <w:lsdException w:name="Medium Grid 2 Accent 3" w:uiPriority="68"/>
+    <w:lsdException w:name="Medium Grid 3 Accent 3" w:uiPriority="69"/>
+    <w:lsdException w:name="Dark List Accent 3" w:uiPriority="70"/>
+    <w:lsdException w:name="Colorful Shading Accent 3" w:uiPriority="71"/>
+    <w:lsdException w:name="Colorful List Accent 3" w:uiPriority="72"/>
+    <w:lsdException w:name="Colorful Grid Accent 3" w:uiPriority="73"/>
+    <w:lsdException w:name="Light Shading Accent 4" w:uiPriority="60"/>
+    <w:lsdException w:name="Light List Accent 4" w:uiPriority="61"/>
+    <w:lsdException w:name="Light Grid Accent 4" w:uiPriority="62"/>
+    <w:lsdException w:name="Medium Shading 1 Accent 4" w:uiPriority="63"/>
+    <w:lsdException w:name="Medium Shading 2 Accent 4" w:uiPriority="64"/>
+    <w:lsdException w:name="Medium List 1 Accent 4" w:uiPriority="65"/>
+    <w:lsdException w:name="Medium List 2 Accent 4" w:uiPriority="66"/>
+    <w:lsdException w:name="Medium Grid 1 Accent 4" w:uiPriority="67"/>
+    <w:lsdException w:name="Medium Grid 2 Accent 4" w:uiPriority="68"/>
+    <w:lsdException w:name="Medium Grid 3 Accent 4" w:uiPriority="69"/>
+    <w:lsdException w:name="Dark List Accent 4" w:uiPriority="70"/>
+    <w:lsdException w:name="Colorful Shading Accent 4" w:uiPriority="71"/>
+    <w:lsdException w:name="Colorful List Accent 4" w:uiPriority="72"/>
+    <w:lsdException w:name="Colorful Grid Accent 4" w:uiPriority="73"/>
+    <w:lsdException w:name="Light Shading Accent 5" w:uiPriority="60"/>
+    <w:lsdException w:name="Light List Accent 5" w:uiPriority="61"/>
+    <w:lsdException w:name="Light Grid Accent 5" w:uiPriority="62"/>
+    <w:lsdException w:name="Medium Shading 1 Accent 5" w:uiPriority="63"/>
+    <w:lsdException w:name="Medium Shading 2 Accent 5" w:uiPriority="64"/>
+    <w:lsdException w:name="Medium List 1 Accent 5" w:uiPriority="65"/>
+    <w:lsdException w:name="Medium List 2 Accent 5" w:uiPriority="66"/>
+    <w:lsdException w:name="Medium Grid 1 Accent 5" w:uiPriority="67"/>
+    <w:lsdException w:name="Medium Grid 2 Accent 5" w:uiPriority="68"/>
+    <w:lsdException w:name="Medium Grid 3 Accent 5" w:uiPriority="69"/>
+    <w:lsdException w:name="Dark List Accent 5" w:uiPriority="70"/>
+    <w:lsdException w:name="Colorful Shading Accent 5" w:uiPriority="71"/>
+    <w:lsdException w:name="Colorful List Accent 5" w:uiPriority="72"/>
+    <w:lsdException w:name="Colorful Grid Accent 5" w:uiPriority="73"/>
+    <w:lsdException w:name="Light Shading Accent 6" w:uiPriority="60"/>
+    <w:lsdException w:name="Light List Accent 6" w:uiPriority="61"/>
+    <w:lsdException w:name="Light Grid Accent 6" w:uiPriority="62"/>
+    <w:lsdException w:name="Medium Shading 1 Accent 6" w:uiPriority="63"/>
+    <w:lsdException w:name="Medium Shading 2 Accent 6" w:uiPriority="64"/>
+    <w:lsdException w:name="Medium List 1 Accent 6" w:uiPriority="65"/>
+    <w:lsdException w:name="Medium List 2 Accent 6" w:uiPriority="66"/>
+    <w:lsdException w:name="Medium Grid 1 Accent 6" w:uiPriority="67"/>
+    <w:lsdException w:name="Medium Grid 2 Accent 6" w:uiPriority="68"/>
+    <w:lsdException w:name="Medium Grid 3 Accent 6" w:uiPriority="69"/>
+    <w:lsdException w:name="Dark List Accent 6" w:uiPriority="70"/>
+    <w:lsdException w:name="Colorful Shading Accent 6" w:uiPriority="71"/>
+    <w:lsdException w:name="Colorful List Accent 6" w:uiPriority="72"/>
+    <w:lsdException w:name="Colorful Grid Accent 6" w:uiPriority="73"/>
+    <w:lsdException w:name="Subtle Emphasis" w:uiPriority="19" w:qFormat="1"/>
+    <w:lsdException w:name="Intense Emphasis" w:uiPriority="21" w:qFormat="1"/>
+    <w:lsdException w:name="Subtle Reference" w:uiPriority="31" w:qFormat="1"/>
+    <w:lsdException w:name="Intense Reference" w:uiPriority="32" w:qFormat="1"/>
+    <w:lsdException w:name="Book Title" w:uiPriority="33" w:qFormat="1"/>
+    <w:lsdException w:name="Bibliography" w:semiHidden="1" w:uiPriority="37" w:unhideWhenUsed="1"/>
+    <w:lsdException w:name="TOC Heading" w:semiHidden="1" w:uiPriority="39" w:unhideWhenUsed="1" w:qFormat="1"/>
+    <w:lsdException w:name="Plain Table 1" w:uiPriority="41"/>
+    <w:lsdException w:name="Plain Table 2" w:uiPriority="42"/>
+    <w:lsdException w:name="Plain Table 3" w:uiPriority="43"/>
+    <w:lsdException w:name="Plain Table 4" w:uiPriority="44"/>
+    <w:lsdException w:name="Plain Table 5" w:uiPriority="45"/>
+    <w:lsdException w:name="Grid Table Light" w:uiPriority="40"/>
+    <w:lsdException w:name="Grid Table 1 Light" w:uiPriority="46"/>
+    <w:lsdException w:name="Grid Table 2" w:uiPriority="47"/>
+    <w:lsdException w:name="Grid Table 3" w:uiPriority="48"/>
+    <w:lsdException w:name="Grid Table 4" w:uiPriority="49"/>
+    <w:lsdException w:name="Grid Table 5 Dark" w:uiPriority="50"/>
+    <w:lsdException w:name="Grid Table 6 Colorful" w:uiPriority="51"/>
+    <w:lsdException w:name="Grid Table 7 Colorful" w:uiPriority="52"/>
+    <w:lsdException w:name="Grid Table 1 Light Accent 1" w:uiPriority="46"/>
+    <w:lsdException w:name="Grid Table 2 Accent 1" w:uiPriority="47"/>
+    <w:lsdException w:name="Grid Table 3 Accent 1" w:uiPriority="48"/>
+    <w:lsdException w:name="Grid Table 4 Accent 1" w:uiPriority="49"/>
+    <w:lsdException w:name="Grid Table 5 Dark Accent 1" w:uiPriority="50"/>
+    <w:lsdException w:name="Grid Table 6 Colorful Accent 1" w:uiPriority="51"/>
+    <w:lsdException w:name="Grid Table 7 Colorful Accent 1" w:uiPriority="52"/>
+    <w:lsdException w:name="Grid Table 1 Light Accent 2" w:uiPriority="46"/>
+    <w:lsdException w:name="Grid Table 2 Accent 2" w:uiPriority="47"/>
+    <w:lsdException w:name="Grid Table 3 Accent 2" w:uiPriority="48"/>
+    <w:lsdException w:name="Grid Table 4 Accent 2" w:uiPriority="49"/>
+    <w:lsdException w:name="Grid Table 5 Dark Accent 2" w:uiPriority="50"/>
+    <w:lsdException w:name="Grid Table 6 Colorful Accent 2" w:uiPriority="51"/>
+    <w:lsdException w:name="Grid Table 7 Colorful Accent 2" w:uiPriority="52"/>
+    <w:lsdException w:name="Grid Table 1 Light Accent 3" w:uiPriority="46"/>
+    <w:lsdException w:name="Grid Table 2 Accent 3" w:uiPriority="47"/>
+    <w:lsdException w:name="Grid Table 3 Accent 3" w:uiPriority="48"/>
+    <w:lsdException w:name="Grid Table 4 Accent 3" w:uiPriority="49"/>
+    <w:lsdException w:name="Grid Table 5 Dark Accent 3" w:uiPriority="50"/>
+    <w:lsdException w:name="Grid Table 6 Colorful Accent 3" w:uiPriority="51"/>
+    <w:lsdException w:name="Grid Table 7 Colorful Accent 3" w:uiPriority="52"/>
+    <w:lsdException w:name="Grid Table 1 Light Accent 4" w:uiPriority="46"/>
+    <w:lsdException w:name="Grid Table 2 Accent 4" w:uiPriority="47"/>
+    <w:lsdException w:name="Grid Table 3 Accent 4" w:uiPriority="48"/>
+    <w:lsdException w:name="Grid Table 4 Accent 4" w:uiPriority="49"/>
+    <w:lsdException w:name="Grid Table 5 Dark Accent 4" w:uiPriority="50"/>
+    <w:lsdException w:name="Grid Table 6 Colorful Accent 4" w:uiPriority="51"/>
+    <w:lsdException w:name="Grid Table 7 Colorful Accent 4" w:uiPriority="52"/>
+    <w:lsdException w:name="Grid Table 1 Light Accent 5" w:uiPriority="46"/>
+    <w:lsdException w:name="Grid Table 2 Accent 5" w:uiPriority="47"/>
+    <w:lsdException w:name="Grid Table 3 Accent 5" w:uiPriority="48"/>
+    <w:lsdException w:name="Grid Table 4 Accent 5" w:uiPriority="49"/>
+    <w:lsdException w:name="Grid Table 5 Dark Accent 5" w:uiPriority="50"/>
+    <w:lsdException w:name="Grid Table 6 Colorful Accent 5" w:uiPriority="51"/>
+    <w:lsdException w:name="Grid Table 7 Colorful Accent 5" w:uiPriority="52"/>
+    <w:lsdException w:name="Grid Table 1 Light Accent 6" w:uiPriority="46"/>
+    <w:lsdException w:name="Grid Table 2 Accent 6" w:uiPriority="47"/>
+    <w:lsdException w:name="Grid Table 3 Accent 6" w:uiPriority="48"/>
+    <w:lsdException w:name="Grid Table 4 Accent 6" w:uiPriority="49"/>
+    <w:lsdException w:name="Grid Table 5 Dark Accent 6" w:uiPriority="50"/>
+    <w:lsdException w:name="Grid Table 6 Colorful Accent 6" w:uiPriority="51"/>
+    <w:lsdException w:name="Grid Table 7 Colorful Accent 6" w:uiPriority="52"/>
+    <w:lsdException w:name="List Table 1 Light" w:uiPriority="46"/>
+    <w:lsdException w:name="List Table 2" w:uiPriority="47"/>
+    <w:lsdException w:name="List Table 3" w:uiPriority="48"/>
+    <w:lsdException w:name="List Table 4" w:uiPriority="49"/>
+    <w:lsdException w:name="List Table 5 Dark" w:uiPriority="50"/>
+    <w:lsdException w:name="List Table 6 Colorful" w:uiPriority="51"/>
+    <w:lsdException w:name="List Table 7 Colorful" w:uiPriority="52"/>
+    <w:lsdException w:name="List Table 1 Light Accent 1" w:uiPriority="46"/>
+    <w:lsdException w:name="List Table 2 Accent 1" w:uiPriority="47"/>
+    <w:lsdException w:name="List Table 3 Accent 1" w:uiPriority="48"/>
+    <w:lsdException w:name="List Table 4 Accent 1" w:uiPriority="49"/>
+    <w:lsdException w:name="List Table 5 Dark Accent 1" w:uiPriority="50"/>
+    <w:lsdException w:name="List Table 6 Colorful Accent 1" w:uiPriority="51"/>
+    <w:lsdException w:name="List Table 7 Colorful Accent 1" w:uiPriority="52"/>
+    <w:lsdException w:name="List Table 1 Light Accent 2" w:uiPriority="46"/>
+    <w:lsdException w:name="List Table 2 Accent 2" w:uiPriority="47"/>
+    <w:lsdException w:name="List Table 3 Accent 2" w:uiPriority="48"/>
+    <w:lsdException w:name="List Table 4 Accent 2" w:uiPriority="49"/>
+    <w:lsdException w:name="List Table 5 Dark Accent 2" w:uiPriority="50"/>
+    <w:lsdException w:name="List Table 6 Colorful Accent 2" w:uiPriority="51"/>
+    <w:lsdException w:name="List Table 7 Colorful Accent 2" w:uiPriority="52"/>
+    <w:lsdException w:name="List Table 1 Light Accent 3" w:uiPriority="46"/>
+    <w:lsdException w:name="List Table 2 Accent 3" w:uiPriority="47"/>
+    <w:lsdException w:name="List Table 3 Accent 3" w:uiPriority="48"/>
+    <w:lsdException w:name="List Table 4 Accent 3" w:uiPriority="49"/>
+    <w:lsdException w:name="List Table 5 Dark Accent 3" w:uiPriority="50"/>
+    <w:lsdException w:name="List Table 6 Colorful Accent 3" w:uiPriority="51"/>
+    <w:lsdException w:name="List Table 7 Colorful Accent 3" w:uiPriority="52"/>
+    <w:lsdException w:name="List Table 1 Light Accent 4" w:uiPriority="46"/>
+    <w:lsdException w:name="List Table 2 Accent 4" w:uiPriority="47"/>
+    <w:lsdException w:name="List Table 3 Accent 4" w:uiPriority="48"/>
+    <w:lsdException w:name="List Table 4 Accent 4" w:uiPriority="49"/>
+    <w:lsdException w:name="List Table 5 Dark Accent 4" w:uiPriority="50"/>
+    <w:lsdException w:name="List Table 6 Colorful Accent 4" w:uiPriority="51"/>
+    <w:lsdException w:name="List Table 7 Colorful Accent 4" w:uiPriority="52"/>
+    <w:lsdException w:name="List Table 1 Light Accent 5" w:uiPriority="46"/>
+    <w:lsdException w:name="List Table 2 Accent 5" w:uiPriority="47"/>
+    <w:lsdException w:name="List Table 3 Accent 5" w:uiPriority="48"/>
+    <w:lsdException w:name="List Table 4 Accent 5" w:uiPriority="49"/>
+    <w:lsdException w:name="List Table 5 Dark Accent 5" w:uiPriority="50"/>
+    <w:lsdException w:name="List Table 6 Colorful Accent 5" w:uiPriority="51"/>
+    <w:lsdException w:name="List Table 7 Colorful Accent 5" w:uiPriority="52"/>
+    <w:lsdException w:name="List Table 1 Light Accent 6" w:uiPriority="46"/>
+    <w:lsdException w:name="List Table 2 Accent 6" w:uiPriority="47"/>
+    <w:lsdException w:name="List Table 3 Accent 6" w:uiPriority="48"/>
+    <w:lsdException w:name="List Table 4 Accent 6" w:uiPriority="49"/>
+    <w:lsdException w:name="List Table 5 Dark Accent 6" w:uiPriority="50"/>
+    <w:lsdException w:name="List Table 6 Colorful Accent 6" w:uiPriority="51"/>
+    <w:lsdException w:name="List Table 7 Colorful Accent 6" w:uiPriority="52"/>
+  </w:latentStyles>
+  <w:style w:type="paragraph" w:default="1" w:styleId="Normal">
+    <w:name w:val="Normal"/>
+    <w:qFormat/>
+  </w:style>
+  <w:style w:type="character" w:default="1" w:styleId="Fuentedeprrafopredeter">
+    <w:name w:val="Default Paragraph Font"/>
+    <w:uiPriority w:val="1"/>
+    <w:semiHidden/>
+    <w:unhideWhenUsed/>
+  </w:style>
+  <w:style w:type="table" w:default="1" w:styleId="Tablanormal">
+    <w:name w:val="Normal Table"/>
+    <w:uiPriority w:val="99"/>
+    <w:semiHidden/>
+    <w:unhideWhenUsed/>
+    <w:tblPr>
+      <w:tblInd w:w="0" w:type="dxa"/>
+      <w:tblCellMar>
+        <w:top w:w="0" w:type="dxa"/>
+        <w:left w:w="108" w:type="dxa"/>
+        <w:bottom w:w="0" w:type="dxa"/>
+        <w:right w:w="108" w:type="dxa"/>
+      </w:tblCellMar>
+    </w:tblPr>
+  </w:style>
+  <w:style w:type="numbering" w:default="1" w:styleId="Sinlista">
+    <w:name w:val="No List"/>
+    <w:uiPriority w:val="99"/>
+    <w:semiHidden/>
+    <w:unhideWhenUsed/>
+  </w:style>
+  <w:style w:type="character" w:styleId="Textodelmarcadordeposicin">
+    <w:name w:val="Placeholder Text"/>
+    <w:basedOn w:val="Fuentedeprrafopredeter"/>
+    <w:uiPriority w:val="99"/>
+    <w:semiHidden/>
+    <w:rsid w:val="001F1585"/>
+    <w:rPr>
+      <w:color w:val="808080"/>
+    </w:rPr>
+  </w:style>
+</w:styles>
+</file>
+
+<file path=word/glossary/webSettings.xml><?xml version="1.0" encoding="utf-8"?>
+<w:webSettings xmlns:mc="http://schemas.openxmlformats.org/markup-compatibility/2006" xmlns:r="http://schemas.openxmlformats.org/officeDocument/2006/relationships" xmlns:w="http://schemas.openxmlformats.org/wordprocessingml/2006/main" xmlns:w14="http://schemas.microsoft.com/office/word/2010/wordml" xmlns:w15="http://schemas.microsoft.com/office/word/2012/wordml" mc:Ignorable="w14 w15">
+  <w:optimizeForBrowser/>
+  <w:allowPNG/>
+</w:webSettings>
+</file>
+
 <file path=word/theme/theme1.xml><?xml version="1.0" encoding="utf-8"?>
 <a:theme xmlns:a="http://schemas.openxmlformats.org/drawingml/2006/main" name="Tema de Office">
   <a:themeElements>
@@ -21511,7 +22351,7 @@
 </file>
 
 <file path=customXml/itemProps1.xml><?xml version="1.0" encoding="utf-8"?>
-<ds:datastoreItem xmlns:ds="http://schemas.openxmlformats.org/officeDocument/2006/customXml" ds:itemID="{85DFA006-F5FB-43D9-9963-DEF51391E32C}">
+<ds:datastoreItem xmlns:ds="http://schemas.openxmlformats.org/officeDocument/2006/customXml" ds:itemID="{0F0F2AE8-9DC3-4B81-9A6D-B09C8A8D353F}">
   <ds:schemaRefs>
     <ds:schemaRef ds:uri="http://schemas.openxmlformats.org/officeDocument/2006/bibliography"/>
   </ds:schemaRefs>

--- a/Trabajo_Final/Trabajo Final R1-BORQUEZ-RAYES.docx
+++ b/Trabajo_Final/Trabajo Final R1-BORQUEZ-RAYES.docx
@@ -12821,23 +12821,7 @@
           <w:rFonts w:eastAsiaTheme="minorEastAsia"/>
           <w:lang w:val="es-ES"/>
         </w:rPr>
-        <w:t>. Esa será también una solución válida porque da la misma postura en el e</w:t>
-      </w:r>
-      <w:proofErr w:type="spellStart"/>
-      <w:r>
-        <w:rPr>
-          <w:rFonts w:eastAsiaTheme="minorEastAsia"/>
-          <w:lang w:val="es-ES"/>
-        </w:rPr>
-        <w:t>xtremo</w:t>
-      </w:r>
-      <w:proofErr w:type="spellEnd"/>
-      <w:r>
-        <w:rPr>
-          <w:rFonts w:eastAsiaTheme="minorEastAsia"/>
-          <w:lang w:val="es-ES"/>
-        </w:rPr>
-        <w:t xml:space="preserve"> y está comprendida dentro del límite de la primera articulación. </w:t>
+        <w:t xml:space="preserve">. Esa será también una solución válida porque da la misma postura en el extremo y está comprendida dentro del límite de la primera articulación. </w:t>
       </w:r>
       <w:r>
         <w:rPr>
@@ -18378,8 +18362,6 @@
           </wp:inline>
         </w:drawing>
       </w:r>
-      <w:bookmarkStart w:id="35" w:name="_GoBack"/>
-      <w:bookmarkEnd w:id="35"/>
     </w:p>
     <w:p>
       <w:pPr>
@@ -18499,14 +18481,14 @@
           <w:lang w:val="es-ES"/>
         </w:rPr>
       </w:pPr>
-      <w:bookmarkStart w:id="36" w:name="_Toc181813796"/>
+      <w:bookmarkStart w:id="35" w:name="_Toc181813796"/>
       <w:r>
         <w:rPr>
           <w:lang w:val="es-ES"/>
         </w:rPr>
         <w:t>Anexo 2 – Máquina de gammagrafía</w:t>
       </w:r>
-      <w:bookmarkEnd w:id="36"/>
+      <w:bookmarkEnd w:id="35"/>
     </w:p>
     <w:p>
       <w:pPr>
@@ -18590,7 +18572,7 @@
           <w:lang w:val="es-ES"/>
         </w:rPr>
       </w:pPr>
-      <w:bookmarkStart w:id="37" w:name="_Toc181813797"/>
+      <w:bookmarkStart w:id="36" w:name="_Toc181813797"/>
       <w:r>
         <w:rPr>
           <w:lang w:val="es-ES"/>
@@ -18616,7 +18598,7 @@
         </w:rPr>
         <w:t>Contenedor  con pastilla</w:t>
       </w:r>
-      <w:bookmarkEnd w:id="37"/>
+      <w:bookmarkEnd w:id="36"/>
     </w:p>
     <w:p>
       <w:pPr>
@@ -18701,7 +18683,7 @@
           <w:lang w:val="es-ES"/>
         </w:rPr>
       </w:pPr>
-      <w:bookmarkStart w:id="38" w:name="_Toc181813798"/>
+      <w:bookmarkStart w:id="37" w:name="_Toc181813798"/>
       <w:r>
         <w:rPr>
           <w:lang w:val="es-ES"/>
@@ -18709,7 +18691,7 @@
         <w:lastRenderedPageBreak/>
         <w:t>Anexo 4 – Mesa</w:t>
       </w:r>
-      <w:bookmarkEnd w:id="38"/>
+      <w:bookmarkEnd w:id="37"/>
     </w:p>
     <w:p>
       <w:pPr>
@@ -18836,7 +18818,7 @@
           <w:lang w:val="es-ES"/>
         </w:rPr>
       </w:pPr>
-      <w:bookmarkStart w:id="39" w:name="_Toc181813799"/>
+      <w:bookmarkStart w:id="38" w:name="_Toc181813799"/>
       <w:r>
         <w:rPr>
           <w:lang w:val="es-ES"/>
@@ -18844,7 +18826,7 @@
         <w:lastRenderedPageBreak/>
         <w:t>Anexo 5 – Hoja de datos del Robot</w:t>
       </w:r>
-      <w:bookmarkEnd w:id="39"/>
+      <w:bookmarkEnd w:id="38"/>
     </w:p>
     <w:p>
       <w:pPr>
@@ -18982,7 +18964,7 @@
           <w:lang w:val="es-ES"/>
         </w:rPr>
       </w:pPr>
-      <w:bookmarkStart w:id="40" w:name="_Toc181813800"/>
+      <w:bookmarkStart w:id="39" w:name="_Toc181813800"/>
       <w:r>
         <w:rPr>
           <w:lang w:val="es-ES"/>
@@ -19008,7 +18990,7 @@
         </w:rPr>
         <w:t>ática Inversa</w:t>
       </w:r>
-      <w:bookmarkEnd w:id="40"/>
+      <w:bookmarkEnd w:id="39"/>
     </w:p>
     <w:p>
       <w:pPr>
@@ -19124,7 +19106,19 @@
         <w:rPr>
           <w:lang w:val="es-ES"/>
         </w:rPr>
-        <w:t>(A7.1)</w:t>
+        <w:t>(</w:t>
+      </w:r>
+      <w:r>
+        <w:rPr>
+          <w:lang w:val="es-ES"/>
+        </w:rPr>
+        <w:t>A6.</w:t>
+      </w:r>
+      <w:r>
+        <w:rPr>
+          <w:lang w:val="es-ES"/>
+        </w:rPr>
+        <w:t>1)</w:t>
       </w:r>
     </w:p>
     <w:p>
@@ -19361,7 +19355,21 @@
           <w:rFonts w:eastAsiaTheme="minorEastAsia"/>
           <w:lang w:val="es-ES"/>
         </w:rPr>
-        <w:t>(A7.2)</w:t>
+        <w:t>(</w:t>
+      </w:r>
+      <w:r>
+        <w:rPr>
+          <w:rFonts w:eastAsiaTheme="minorEastAsia"/>
+          <w:lang w:val="es-ES"/>
+        </w:rPr>
+        <w:t>A6.</w:t>
+      </w:r>
+      <w:r>
+        <w:rPr>
+          <w:rFonts w:eastAsiaTheme="minorEastAsia"/>
+          <w:lang w:val="es-ES"/>
+        </w:rPr>
+        <w:t>2)</w:t>
       </w:r>
     </w:p>
     <w:p>
@@ -19464,7 +19472,19 @@
         <w:rPr>
           <w:lang w:val="es-ES"/>
         </w:rPr>
-        <w:t>(A7.3)</w:t>
+        <w:t>(</w:t>
+      </w:r>
+      <w:r>
+        <w:rPr>
+          <w:lang w:val="es-ES"/>
+        </w:rPr>
+        <w:t>A6.</w:t>
+      </w:r>
+      <w:r>
+        <w:rPr>
+          <w:lang w:val="es-ES"/>
+        </w:rPr>
+        <w:t>3)</w:t>
       </w:r>
     </w:p>
     <w:p>
@@ -19596,7 +19616,19 @@
         <w:rPr>
           <w:lang w:val="es-ES"/>
         </w:rPr>
-        <w:t>(A7.4)</w:t>
+        <w:t>(</w:t>
+      </w:r>
+      <w:r>
+        <w:rPr>
+          <w:lang w:val="es-ES"/>
+        </w:rPr>
+        <w:t>A6.</w:t>
+      </w:r>
+      <w:r>
+        <w:rPr>
+          <w:lang w:val="es-ES"/>
+        </w:rPr>
+        <w:t>4)</w:t>
       </w:r>
     </w:p>
     <w:p>
@@ -19836,7 +19868,31 @@
         <w:rPr>
           <w:lang w:val="es-ES"/>
         </w:rPr>
-        <w:t xml:space="preserve"> partir de (A7.1) y (A7.2</w:t>
+        <w:t xml:space="preserve"> partir de (</w:t>
+      </w:r>
+      <w:r>
+        <w:rPr>
+          <w:lang w:val="es-ES"/>
+        </w:rPr>
+        <w:t>A6.</w:t>
+      </w:r>
+      <w:r>
+        <w:rPr>
+          <w:lang w:val="es-ES"/>
+        </w:rPr>
+        <w:t>1) y (</w:t>
+      </w:r>
+      <w:r>
+        <w:rPr>
+          <w:lang w:val="es-ES"/>
+        </w:rPr>
+        <w:t>A6.</w:t>
+      </w:r>
+      <w:r>
+        <w:rPr>
+          <w:lang w:val="es-ES"/>
+        </w:rPr>
+        <w:t>2</w:t>
       </w:r>
       <w:r>
         <w:rPr>
@@ -19918,7 +19974,19 @@
         <w:rPr>
           <w:lang w:val="es-ES"/>
         </w:rPr>
-        <w:t>(A7.5)</w:t>
+        <w:t>(</w:t>
+      </w:r>
+      <w:r>
+        <w:rPr>
+          <w:lang w:val="es-ES"/>
+        </w:rPr>
+        <w:t>A6.</w:t>
+      </w:r>
+      <w:r>
+        <w:rPr>
+          <w:lang w:val="es-ES"/>
+        </w:rPr>
+        <w:t>5)</w:t>
       </w:r>
     </w:p>
     <w:p>
@@ -20001,7 +20069,19 @@
         <w:rPr>
           <w:lang w:val="es-ES"/>
         </w:rPr>
-        <w:t>(A7.6)</w:t>
+        <w:t>(</w:t>
+      </w:r>
+      <w:r>
+        <w:rPr>
+          <w:lang w:val="es-ES"/>
+        </w:rPr>
+        <w:t>A6.</w:t>
+      </w:r>
+      <w:r>
+        <w:rPr>
+          <w:lang w:val="es-ES"/>
+        </w:rPr>
+        <w:t>6)</w:t>
       </w:r>
     </w:p>
     <w:p>
@@ -20083,7 +20163,19 @@
         <w:rPr>
           <w:lang w:val="es-ES"/>
         </w:rPr>
-        <w:t>(A7.7)</w:t>
+        <w:t>(</w:t>
+      </w:r>
+      <w:r>
+        <w:rPr>
+          <w:lang w:val="es-ES"/>
+        </w:rPr>
+        <w:t>A6.</w:t>
+      </w:r>
+      <w:r>
+        <w:rPr>
+          <w:lang w:val="es-ES"/>
+        </w:rPr>
+        <w:t>7)</w:t>
       </w:r>
     </w:p>
     <w:p>
@@ -20105,7 +20197,19 @@
         <w:rPr>
           <w:lang w:val="es-ES"/>
         </w:rPr>
-        <w:t>(A7.8)</w:t>
+        <w:t>(</w:t>
+      </w:r>
+      <w:r>
+        <w:rPr>
+          <w:lang w:val="es-ES"/>
+        </w:rPr>
+        <w:t>A6.</w:t>
+      </w:r>
+      <w:r>
+        <w:rPr>
+          <w:lang w:val="es-ES"/>
+        </w:rPr>
+        <w:t>8)</w:t>
       </w:r>
     </w:p>
     <w:p>
@@ -20132,7 +20236,19 @@
         <w:rPr>
           <w:lang w:val="es-ES"/>
         </w:rPr>
-        <w:t>Reemplazando (A7.8</w:t>
+        <w:t>Reemplazando (</w:t>
+      </w:r>
+      <w:r>
+        <w:rPr>
+          <w:lang w:val="es-ES"/>
+        </w:rPr>
+        <w:t>A6.</w:t>
+      </w:r>
+      <w:r>
+        <w:rPr>
+          <w:lang w:val="es-ES"/>
+        </w:rPr>
+        <w:t>8</w:t>
       </w:r>
       <w:r>
         <w:rPr>
@@ -20144,7 +20260,25 @@
         <w:rPr>
           <w:lang w:val="es-ES"/>
         </w:rPr>
-        <w:t>A7.7) en (A7.6</w:t>
+        <w:t>A6.</w:t>
+      </w:r>
+      <w:r>
+        <w:rPr>
+          <w:lang w:val="es-ES"/>
+        </w:rPr>
+        <w:t>7) en (</w:t>
+      </w:r>
+      <w:r>
+        <w:rPr>
+          <w:lang w:val="es-ES"/>
+        </w:rPr>
+        <w:t>A6.</w:t>
+      </w:r>
+      <w:r>
+        <w:rPr>
+          <w:lang w:val="es-ES"/>
+        </w:rPr>
+        <w:t>6</w:t>
       </w:r>
       <w:r>
         <w:rPr>
@@ -20288,7 +20422,21 @@
           <w:rFonts w:eastAsiaTheme="minorEastAsia"/>
           <w:lang w:val="es-ES"/>
         </w:rPr>
-        <w:t>(A7.9)</w:t>
+        <w:t>(</w:t>
+      </w:r>
+      <w:r>
+        <w:rPr>
+          <w:rFonts w:eastAsiaTheme="minorEastAsia"/>
+          <w:lang w:val="es-ES"/>
+        </w:rPr>
+        <w:t>A6.</w:t>
+      </w:r>
+      <w:r>
+        <w:rPr>
+          <w:rFonts w:eastAsiaTheme="minorEastAsia"/>
+          <w:lang w:val="es-ES"/>
+        </w:rPr>
+        <w:t>9)</w:t>
       </w:r>
     </w:p>
     <w:p>
@@ -20316,7 +20464,13 @@
         <w:rPr>
           <w:lang w:val="es-ES"/>
         </w:rPr>
-        <w:t>A7.10)</w:t>
+        <w:t>A6.</w:t>
+      </w:r>
+      <w:r>
+        <w:rPr>
+          <w:lang w:val="es-ES"/>
+        </w:rPr>
+        <w:t>10)</w:t>
       </w:r>
     </w:p>
     <w:p>
@@ -20413,7 +20567,19 @@
         <w:rPr>
           <w:lang w:val="es-ES"/>
         </w:rPr>
-        <w:t>(A7.11)</w:t>
+        <w:t>(</w:t>
+      </w:r>
+      <w:r>
+        <w:rPr>
+          <w:lang w:val="es-ES"/>
+        </w:rPr>
+        <w:t>A6.</w:t>
+      </w:r>
+      <w:r>
+        <w:rPr>
+          <w:lang w:val="es-ES"/>
+        </w:rPr>
+        <w:t>11)</w:t>
       </w:r>
     </w:p>
     <w:p>
@@ -20561,7 +20727,31 @@
         <w:rPr>
           <w:lang w:val="es-ES"/>
         </w:rPr>
-        <w:t>Volviendo a (A7.3) y (A7.4</w:t>
+        <w:t>Volviendo a (</w:t>
+      </w:r>
+      <w:r>
+        <w:rPr>
+          <w:lang w:val="es-ES"/>
+        </w:rPr>
+        <w:t>A6.</w:t>
+      </w:r>
+      <w:r>
+        <w:rPr>
+          <w:lang w:val="es-ES"/>
+        </w:rPr>
+        <w:t>3) y (</w:t>
+      </w:r>
+      <w:r>
+        <w:rPr>
+          <w:lang w:val="es-ES"/>
+        </w:rPr>
+        <w:t>A6.</w:t>
+      </w:r>
+      <w:r>
+        <w:rPr>
+          <w:lang w:val="es-ES"/>
+        </w:rPr>
+        <w:t>4</w:t>
       </w:r>
       <w:r>
         <w:rPr>
@@ -20588,7 +20778,19 @@
         <w:rPr>
           <w:lang w:val="es-ES"/>
         </w:rPr>
-        <w:t>(A7.12)</w:t>
+        <w:t>(</w:t>
+      </w:r>
+      <w:r>
+        <w:rPr>
+          <w:lang w:val="es-ES"/>
+        </w:rPr>
+        <w:t>A6.</w:t>
+      </w:r>
+      <w:r>
+        <w:rPr>
+          <w:lang w:val="es-ES"/>
+        </w:rPr>
+        <w:t>12)</w:t>
       </w:r>
     </w:p>
     <w:p>
@@ -20791,7 +20993,19 @@
         <w:rPr>
           <w:lang w:val="es-ES"/>
         </w:rPr>
-        <w:t>(A7.13)</w:t>
+        <w:t>(</w:t>
+      </w:r>
+      <w:r>
+        <w:rPr>
+          <w:lang w:val="es-ES"/>
+        </w:rPr>
+        <w:t>A6.</w:t>
+      </w:r>
+      <w:r>
+        <w:rPr>
+          <w:lang w:val="es-ES"/>
+        </w:rPr>
+        <w:t>13)</w:t>
       </w:r>
     </w:p>
     <w:p>
@@ -20810,7 +21024,19 @@
         <w:rPr>
           <w:lang w:val="es-ES"/>
         </w:rPr>
-        <w:t>era expresión de la ecuación (A7.5</w:t>
+        <w:t>era expresión de la ecuación (</w:t>
+      </w:r>
+      <w:r>
+        <w:rPr>
+          <w:lang w:val="es-ES"/>
+        </w:rPr>
+        <w:t>A6.</w:t>
+      </w:r>
+      <w:r>
+        <w:rPr>
+          <w:lang w:val="es-ES"/>
+        </w:rPr>
+        <w:t>5</w:t>
       </w:r>
       <w:r>
         <w:rPr>
@@ -20936,7 +21162,19 @@
         <w:rPr>
           <w:lang w:val="es-ES"/>
         </w:rPr>
-        <w:t>(A7.14)</w:t>
+        <w:t>(</w:t>
+      </w:r>
+      <w:r>
+        <w:rPr>
+          <w:lang w:val="es-ES"/>
+        </w:rPr>
+        <w:t>A6.</w:t>
+      </w:r>
+      <w:r>
+        <w:rPr>
+          <w:lang w:val="es-ES"/>
+        </w:rPr>
+        <w:t>14)</w:t>
       </w:r>
     </w:p>
     <w:p>
@@ -21075,7 +21313,19 @@
         <w:rPr>
           <w:lang w:val="es-ES"/>
         </w:rPr>
-        <w:t xml:space="preserve"> se obtiene, de (A7.12</w:t>
+        <w:t xml:space="preserve"> se obtiene, de (</w:t>
+      </w:r>
+      <w:r>
+        <w:rPr>
+          <w:lang w:val="es-ES"/>
+        </w:rPr>
+        <w:t>A6.</w:t>
+      </w:r>
+      <w:r>
+        <w:rPr>
+          <w:lang w:val="es-ES"/>
+        </w:rPr>
+        <w:t>12</w:t>
       </w:r>
       <w:r>
         <w:rPr>
@@ -21207,7 +21457,19 @@
         <w:rPr>
           <w:lang w:val="es-ES"/>
         </w:rPr>
-        <w:t>(A7.15)</w:t>
+        <w:t>(</w:t>
+      </w:r>
+      <w:r>
+        <w:rPr>
+          <w:lang w:val="es-ES"/>
+        </w:rPr>
+        <w:t>A6.</w:t>
+      </w:r>
+      <w:r>
+        <w:rPr>
+          <w:lang w:val="es-ES"/>
+        </w:rPr>
+        <w:t>15)</w:t>
       </w:r>
     </w:p>
     <w:p>
@@ -21457,7 +21719,19 @@
         <w:rPr>
           <w:lang w:val="es-ES"/>
         </w:rPr>
-        <w:t>endo la segunda expresión de (A7.15</w:t>
+        <w:t>endo la segunda expresión de (</w:t>
+      </w:r>
+      <w:r>
+        <w:rPr>
+          <w:lang w:val="es-ES"/>
+        </w:rPr>
+        <w:t>A6.</w:t>
+      </w:r>
+      <w:r>
+        <w:rPr>
+          <w:lang w:val="es-ES"/>
+        </w:rPr>
+        <w:t>15</w:t>
       </w:r>
       <w:r>
         <w:rPr>
@@ -21484,7 +21758,19 @@
         <w:rPr>
           <w:lang w:val="es-ES"/>
         </w:rPr>
-        <w:t>(A7.16)</w:t>
+        <w:t>(</w:t>
+      </w:r>
+      <w:r>
+        <w:rPr>
+          <w:lang w:val="es-ES"/>
+        </w:rPr>
+        <w:t>A6.</w:t>
+      </w:r>
+      <w:r>
+        <w:rPr>
+          <w:lang w:val="es-ES"/>
+        </w:rPr>
+        <w:t>16)</w:t>
       </w:r>
     </w:p>
     <w:p>
@@ -21516,7 +21802,31 @@
         <w:rPr>
           <w:lang w:val="es-ES"/>
         </w:rPr>
-        <w:t xml:space="preserve"> columna 3 de las ecuaciones (A7.3) y (A7.4</w:t>
+        <w:t xml:space="preserve"> columna 3 de las ecuaciones (</w:t>
+      </w:r>
+      <w:r>
+        <w:rPr>
+          <w:lang w:val="es-ES"/>
+        </w:rPr>
+        <w:t>A6.</w:t>
+      </w:r>
+      <w:r>
+        <w:rPr>
+          <w:lang w:val="es-ES"/>
+        </w:rPr>
+        <w:t>3) y (</w:t>
+      </w:r>
+      <w:r>
+        <w:rPr>
+          <w:lang w:val="es-ES"/>
+        </w:rPr>
+        <w:t>A6.</w:t>
+      </w:r>
+      <w:r>
+        <w:rPr>
+          <w:lang w:val="es-ES"/>
+        </w:rPr>
+        <w:t>4</w:t>
       </w:r>
       <w:r>
         <w:rPr>
@@ -21599,7 +21909,19 @@
         <w:rPr>
           <w:lang w:val="es-ES"/>
         </w:rPr>
-        <w:t>(A7.17)</w:t>
+        <w:t>(</w:t>
+      </w:r>
+      <w:r>
+        <w:rPr>
+          <w:lang w:val="es-ES"/>
+        </w:rPr>
+        <w:t>A6.</w:t>
+      </w:r>
+      <w:r>
+        <w:rPr>
+          <w:lang w:val="es-ES"/>
+        </w:rPr>
+        <w:t>17)</w:t>
       </w:r>
     </w:p>
     <w:p>
@@ -21689,7 +22011,19 @@
         <w:rPr>
           <w:lang w:val="es-ES"/>
         </w:rPr>
-        <w:t>(A7.18)</w:t>
+        <w:t>(</w:t>
+      </w:r>
+      <w:r>
+        <w:rPr>
+          <w:lang w:val="es-ES"/>
+        </w:rPr>
+        <w:t>A6.</w:t>
+      </w:r>
+      <w:r>
+        <w:rPr>
+          <w:lang w:val="es-ES"/>
+        </w:rPr>
+        <w:t>18)</w:t>
       </w:r>
     </w:p>
     <w:p>
@@ -21843,7 +22177,19 @@
         <w:rPr>
           <w:lang w:val="es-ES"/>
         </w:rPr>
-        <w:t>(A7.19)</w:t>
+        <w:t>(</w:t>
+      </w:r>
+      <w:r>
+        <w:rPr>
+          <w:lang w:val="es-ES"/>
+        </w:rPr>
+        <w:t>A6.</w:t>
+      </w:r>
+      <w:r>
+        <w:rPr>
+          <w:lang w:val="es-ES"/>
+        </w:rPr>
+        <w:t>19)</w:t>
       </w:r>
     </w:p>
     <w:p>
@@ -21953,7 +22299,31 @@
         <w:rPr>
           <w:lang w:val="es-ES"/>
         </w:rPr>
-        <w:t>, en las ecuaciones (A7.2) y (A7.3</w:t>
+        <w:t>, en las ecuaciones (</w:t>
+      </w:r>
+      <w:r>
+        <w:rPr>
+          <w:lang w:val="es-ES"/>
+        </w:rPr>
+        <w:t>A6.</w:t>
+      </w:r>
+      <w:r>
+        <w:rPr>
+          <w:lang w:val="es-ES"/>
+        </w:rPr>
+        <w:t>2) y (</w:t>
+      </w:r>
+      <w:r>
+        <w:rPr>
+          <w:lang w:val="es-ES"/>
+        </w:rPr>
+        <w:t>A6.</w:t>
+      </w:r>
+      <w:r>
+        <w:rPr>
+          <w:lang w:val="es-ES"/>
+        </w:rPr>
+        <w:t>3</w:t>
       </w:r>
       <w:r>
         <w:rPr>
@@ -21973,7 +22343,19 @@
         <w:rPr>
           <w:lang w:val="es-ES"/>
         </w:rPr>
-        <w:t>(A7.20)</w:t>
+        <w:t>(</w:t>
+      </w:r>
+      <w:r>
+        <w:rPr>
+          <w:lang w:val="es-ES"/>
+        </w:rPr>
+        <w:t>A6.</w:t>
+      </w:r>
+      <w:r>
+        <w:rPr>
+          <w:lang w:val="es-ES"/>
+        </w:rPr>
+        <w:t>20)</w:t>
       </w:r>
     </w:p>
     <w:p>
@@ -22063,7 +22445,19 @@
         <w:rPr>
           <w:lang w:val="es-ES"/>
         </w:rPr>
-        <w:t>(A7.21)</w:t>
+        <w:t>(</w:t>
+      </w:r>
+      <w:r>
+        <w:rPr>
+          <w:lang w:val="es-ES"/>
+        </w:rPr>
+        <w:t>A6.</w:t>
+      </w:r>
+      <w:r>
+        <w:rPr>
+          <w:lang w:val="es-ES"/>
+        </w:rPr>
+        <w:t>21)</w:t>
       </w:r>
     </w:p>
     <w:p>
@@ -22091,7 +22485,19 @@
         <w:rPr>
           <w:lang w:val="es-ES"/>
         </w:rPr>
-        <w:t>(A7.21</w:t>
+        <w:t>(</w:t>
+      </w:r>
+      <w:r>
+        <w:rPr>
+          <w:lang w:val="es-ES"/>
+        </w:rPr>
+        <w:t>A6.</w:t>
+      </w:r>
+      <w:r>
+        <w:rPr>
+          <w:lang w:val="es-ES"/>
+        </w:rPr>
+        <w:t>21</w:t>
       </w:r>
       <w:r>
         <w:rPr>
@@ -22103,7 +22509,19 @@
         <w:rPr>
           <w:lang w:val="es-ES"/>
         </w:rPr>
-        <w:t>(A7.20</w:t>
+        <w:t>(</w:t>
+      </w:r>
+      <w:r>
+        <w:rPr>
+          <w:lang w:val="es-ES"/>
+        </w:rPr>
+        <w:t>A6.</w:t>
+      </w:r>
+      <w:r>
+        <w:rPr>
+          <w:lang w:val="es-ES"/>
+        </w:rPr>
+        <w:t>20</w:t>
       </w:r>
       <w:r>
         <w:rPr>
@@ -22212,7 +22630,19 @@
         <w:rPr>
           <w:lang w:val="es-ES"/>
         </w:rPr>
-        <w:t xml:space="preserve"> (A7.22)</w:t>
+        <w:t xml:space="preserve"> (</w:t>
+      </w:r>
+      <w:r>
+        <w:rPr>
+          <w:lang w:val="es-ES"/>
+        </w:rPr>
+        <w:t>A6.</w:t>
+      </w:r>
+      <w:r>
+        <w:rPr>
+          <w:lang w:val="es-ES"/>
+        </w:rPr>
+        <w:t>22)</w:t>
       </w:r>
     </w:p>
     <w:p>
@@ -22321,7 +22751,19 @@
         <w:rPr>
           <w:lang w:val="es-ES"/>
         </w:rPr>
-        <w:t>(A7.23)</w:t>
+        <w:t>(</w:t>
+      </w:r>
+      <w:r>
+        <w:rPr>
+          <w:lang w:val="es-ES"/>
+        </w:rPr>
+        <w:t>A6.</w:t>
+      </w:r>
+      <w:r>
+        <w:rPr>
+          <w:lang w:val="es-ES"/>
+        </w:rPr>
+        <w:t>23)</w:t>
       </w:r>
     </w:p>
     <w:p>
@@ -22520,7 +22962,21 @@
           <w:rFonts w:eastAsiaTheme="minorEastAsia"/>
           <w:lang w:val="es-ES"/>
         </w:rPr>
-        <w:t>(A7.23</w:t>
+        <w:t>(</w:t>
+      </w:r>
+      <w:r>
+        <w:rPr>
+          <w:rFonts w:eastAsiaTheme="minorEastAsia"/>
+          <w:lang w:val="es-ES"/>
+        </w:rPr>
+        <w:t>A6.</w:t>
+      </w:r>
+      <w:r>
+        <w:rPr>
+          <w:rFonts w:eastAsiaTheme="minorEastAsia"/>
+          <w:lang w:val="es-ES"/>
+        </w:rPr>
+        <w:t>23</w:t>
       </w:r>
       <w:r>
         <w:rPr>
@@ -22534,7 +22990,21 @@
           <w:rFonts w:eastAsiaTheme="minorEastAsia"/>
           <w:lang w:val="es-ES"/>
         </w:rPr>
-        <w:t>(A7.22</w:t>
+        <w:t>(</w:t>
+      </w:r>
+      <w:r>
+        <w:rPr>
+          <w:rFonts w:eastAsiaTheme="minorEastAsia"/>
+          <w:lang w:val="es-ES"/>
+        </w:rPr>
+        <w:t>A6.</w:t>
+      </w:r>
+      <w:r>
+        <w:rPr>
+          <w:rFonts w:eastAsiaTheme="minorEastAsia"/>
+          <w:lang w:val="es-ES"/>
+        </w:rPr>
+        <w:t>22</w:t>
       </w:r>
       <w:r>
         <w:rPr>
@@ -22557,7 +23027,21 @@
           <w:rFonts w:eastAsiaTheme="minorEastAsia"/>
           <w:lang w:val="es-ES"/>
         </w:rPr>
-        <w:t>(A7.24)</w:t>
+        <w:t>(</w:t>
+      </w:r>
+      <w:r>
+        <w:rPr>
+          <w:rFonts w:eastAsiaTheme="minorEastAsia"/>
+          <w:lang w:val="es-ES"/>
+        </w:rPr>
+        <w:t>A6.</w:t>
+      </w:r>
+      <w:r>
+        <w:rPr>
+          <w:rFonts w:eastAsiaTheme="minorEastAsia"/>
+          <w:lang w:val="es-ES"/>
+        </w:rPr>
+        <w:t>24)</w:t>
       </w:r>
     </w:p>
     <w:p>
@@ -22685,7 +23169,19 @@
         <w:rPr>
           <w:lang w:val="es-ES"/>
         </w:rPr>
-        <w:t>(A7.25)</w:t>
+        <w:t>(</w:t>
+      </w:r>
+      <w:r>
+        <w:rPr>
+          <w:lang w:val="es-ES"/>
+        </w:rPr>
+        <w:t>A6.</w:t>
+      </w:r>
+      <w:r>
+        <w:rPr>
+          <w:lang w:val="es-ES"/>
+        </w:rPr>
+        <w:t>25)</w:t>
       </w:r>
     </w:p>
     <w:p>
@@ -22926,7 +23422,21 @@
           <w:rFonts w:eastAsiaTheme="minorEastAsia"/>
           <w:lang w:val="es-ES"/>
         </w:rPr>
-        <w:t>(A7.26)</w:t>
+        <w:t>(</w:t>
+      </w:r>
+      <w:r>
+        <w:rPr>
+          <w:rFonts w:eastAsiaTheme="minorEastAsia"/>
+          <w:lang w:val="es-ES"/>
+        </w:rPr>
+        <w:t>A6.</w:t>
+      </w:r>
+      <w:r>
+        <w:rPr>
+          <w:rFonts w:eastAsiaTheme="minorEastAsia"/>
+          <w:lang w:val="es-ES"/>
+        </w:rPr>
+        <w:t>26)</w:t>
       </w:r>
     </w:p>
     <w:p>
@@ -23008,7 +23518,19 @@
         <w:rPr>
           <w:lang w:val="es-ES"/>
         </w:rPr>
-        <w:t>(A7.27)</w:t>
+        <w:t>(</w:t>
+      </w:r>
+      <w:r>
+        <w:rPr>
+          <w:lang w:val="es-ES"/>
+        </w:rPr>
+        <w:t>A6.</w:t>
+      </w:r>
+      <w:r>
+        <w:rPr>
+          <w:lang w:val="es-ES"/>
+        </w:rPr>
+        <w:t>27)</w:t>
       </w:r>
     </w:p>
     <w:p>
@@ -23114,7 +23636,19 @@
         <w:rPr>
           <w:lang w:val="es-ES"/>
         </w:rPr>
-        <w:t>(A7.28)</w:t>
+        <w:t>(</w:t>
+      </w:r>
+      <w:r>
+        <w:rPr>
+          <w:lang w:val="es-ES"/>
+        </w:rPr>
+        <w:t>A6.</w:t>
+      </w:r>
+      <w:r>
+        <w:rPr>
+          <w:lang w:val="es-ES"/>
+        </w:rPr>
+        <w:t>28)</w:t>
       </w:r>
     </w:p>
     <w:p>
@@ -23358,7 +23892,31 @@
         <w:rPr>
           <w:lang w:val="es-ES"/>
         </w:rPr>
-        <w:t xml:space="preserve"> la (A7.21) en la ecuación (A7.20</w:t>
+        <w:t xml:space="preserve"> la (</w:t>
+      </w:r>
+      <w:r>
+        <w:rPr>
+          <w:lang w:val="es-ES"/>
+        </w:rPr>
+        <w:t>A6.</w:t>
+      </w:r>
+      <w:r>
+        <w:rPr>
+          <w:lang w:val="es-ES"/>
+        </w:rPr>
+        <w:t>21) en la ecuación (</w:t>
+      </w:r>
+      <w:r>
+        <w:rPr>
+          <w:lang w:val="es-ES"/>
+        </w:rPr>
+        <w:t>A6.</w:t>
+      </w:r>
+      <w:r>
+        <w:rPr>
+          <w:lang w:val="es-ES"/>
+        </w:rPr>
+        <w:t>20</w:t>
       </w:r>
       <w:r>
         <w:rPr>
@@ -23440,7 +23998,19 @@
         <w:rPr>
           <w:lang w:val="es-ES"/>
         </w:rPr>
-        <w:t>(A7.29)</w:t>
+        <w:t>(</w:t>
+      </w:r>
+      <w:r>
+        <w:rPr>
+          <w:lang w:val="es-ES"/>
+        </w:rPr>
+        <w:t>A6.</w:t>
+      </w:r>
+      <w:r>
+        <w:rPr>
+          <w:lang w:val="es-ES"/>
+        </w:rPr>
+        <w:t>29)</w:t>
       </w:r>
     </w:p>
     <w:p>
@@ -23527,7 +24097,19 @@
         <w:rPr>
           <w:lang w:val="es-ES"/>
         </w:rPr>
-        <w:t>(A7.30</w:t>
+        <w:t>(</w:t>
+      </w:r>
+      <w:r>
+        <w:rPr>
+          <w:lang w:val="es-ES"/>
+        </w:rPr>
+        <w:t>A6.</w:t>
+      </w:r>
+      <w:r>
+        <w:rPr>
+          <w:lang w:val="es-ES"/>
+        </w:rPr>
+        <w:t>30</w:t>
       </w:r>
       <w:r>
         <w:rPr>
@@ -23631,7 +24213,19 @@
         <w:rPr>
           <w:lang w:val="es-ES"/>
         </w:rPr>
-        <w:t>(A7.31</w:t>
+        <w:t>(</w:t>
+      </w:r>
+      <w:r>
+        <w:rPr>
+          <w:lang w:val="es-ES"/>
+        </w:rPr>
+        <w:t>A6.</w:t>
+      </w:r>
+      <w:r>
+        <w:rPr>
+          <w:lang w:val="es-ES"/>
+        </w:rPr>
+        <w:t>31</w:t>
       </w:r>
       <w:r>
         <w:rPr>
@@ -23725,7 +24319,19 @@
         <w:rPr>
           <w:lang w:val="es-ES"/>
         </w:rPr>
-        <w:t>(A7.32</w:t>
+        <w:t>(</w:t>
+      </w:r>
+      <w:r>
+        <w:rPr>
+          <w:lang w:val="es-ES"/>
+        </w:rPr>
+        <w:t>A6.</w:t>
+      </w:r>
+      <w:r>
+        <w:rPr>
+          <w:lang w:val="es-ES"/>
+        </w:rPr>
+        <w:t>32</w:t>
       </w:r>
       <w:r>
         <w:rPr>
@@ -23757,7 +24363,7 @@
           <w:lang w:val="es-AR"/>
         </w:rPr>
       </w:pPr>
-      <w:bookmarkStart w:id="41" w:name="_Toc181813801"/>
+      <w:bookmarkStart w:id="40" w:name="_Toc181813801"/>
       <w:r>
         <w:rPr>
           <w:lang w:val="es-AR"/>
@@ -23771,7 +24377,7 @@
         </w:rPr>
         <w:t xml:space="preserve"> – Análisis de Singularidades</w:t>
       </w:r>
-      <w:bookmarkEnd w:id="41"/>
+      <w:bookmarkEnd w:id="40"/>
     </w:p>
     <w:p>
       <w:pPr>
@@ -23812,10 +24418,9 @@
     </w:p>
     <w:p>
       <w:pPr>
-        <w:tabs>
-          <w:tab w:val="right" w:pos="9072"/>
-        </w:tabs>
-        <w:ind w:left="9072" w:hanging="8788"/>
+        <w:spacing w:before="0" w:line="259" w:lineRule="auto"/>
+        <w:ind w:firstLine="0"/>
+        <w:jc w:val="right"/>
         <w:rPr>
           <w:rFonts w:eastAsiaTheme="minorEastAsia"/>
           <w:lang w:val="es-ES"/>
@@ -24625,6 +25230,7 @@
                   <m:sSubPr>
                     <m:ctrlPr>
                       <w:rPr>
+                        <w:i/>
                         <w:lang w:val="es-ES"/>
                       </w:rPr>
                     </m:ctrlPr>
@@ -24639,9 +25245,6 @@
                   </m:e>
                   <m:sub>
                     <m:r>
-                      <m:rPr>
-                        <m:sty m:val="p"/>
-                      </m:rPr>
                       <w:rPr>
                         <w:lang w:val="es-ES"/>
                       </w:rPr>
@@ -24752,29 +25355,20 @@
           <w:rFonts w:eastAsiaTheme="minorEastAsia"/>
           <w:lang w:val="es-ES"/>
         </w:rPr>
-        <w:t xml:space="preserve"> </w:t>
-      </w:r>
-      <w:r>
-        <w:rPr>
-          <w:rFonts w:eastAsiaTheme="minorEastAsia"/>
-          <w:lang w:val="es-ES"/>
-        </w:rPr>
-        <w:tab/>
-      </w:r>
-      <w:r>
-        <w:rPr>
-          <w:lang w:val="es-ES"/>
-        </w:rPr>
-        <w:t>(</w:t>
-      </w:r>
-      <w:r>
-        <w:rPr>
+        <w:t xml:space="preserve"> (</w:t>
+      </w:r>
+      <w:bookmarkStart w:id="41" w:name="_GoBack"/>
+      <w:r>
+        <w:rPr>
+          <w:rFonts w:eastAsiaTheme="minorEastAsia"/>
           <w:lang w:val="es-ES"/>
         </w:rPr>
         <w:t>A7.</w:t>
       </w:r>
-      <w:r>
-        <w:rPr>
+      <w:bookmarkEnd w:id="41"/>
+      <w:r>
+        <w:rPr>
+          <w:rFonts w:eastAsiaTheme="minorEastAsia"/>
           <w:lang w:val="es-ES"/>
         </w:rPr>
         <w:t>1)</w:t>
@@ -25223,25 +25817,7 @@
           <w:b/>
           <w:lang w:val="es-ES"/>
         </w:rPr>
-        <w:t xml:space="preserve"> no es un valor singul</w:t>
-      </w:r>
-      <w:proofErr w:type="spellStart"/>
-      <w:r>
-        <w:rPr>
-          <w:rFonts w:eastAsiaTheme="minorEastAsia"/>
-          <w:b/>
-          <w:lang w:val="es-ES"/>
-        </w:rPr>
-        <w:t>ar</w:t>
-      </w:r>
-      <w:proofErr w:type="spellEnd"/>
-      <w:r>
-        <w:rPr>
-          <w:rFonts w:eastAsiaTheme="minorEastAsia"/>
-          <w:b/>
-          <w:lang w:val="es-ES"/>
-        </w:rPr>
-        <w:t xml:space="preserve">, </w:t>
+        <w:t xml:space="preserve"> no es un valor singular, </w:t>
       </w:r>
       <w:r>
         <w:rPr>
@@ -27790,7 +28366,6 @@
           <w:noProof/>
           <w:lang w:val="es-AR" w:eastAsia="es-AR"/>
         </w:rPr>
-        <w:lastRenderedPageBreak/>
         <w:drawing>
           <wp:anchor distT="0" distB="0" distL="114300" distR="114300" simplePos="0" relativeHeight="251717632" behindDoc="0" locked="0" layoutInCell="1" allowOverlap="1" wp14:anchorId="6A5707C6" wp14:editId="27D228D3">
             <wp:simplePos x="0" y="0"/>
@@ -27925,6 +28500,7 @@
           <w:rFonts w:eastAsiaTheme="minorEastAsia"/>
           <w:lang w:val="es-ES"/>
         </w:rPr>
+        <w:lastRenderedPageBreak/>
         <w:tab/>
       </w:r>
       <m:oMath>
@@ -29836,7 +30412,6 @@
         <w:rPr>
           <w:lang w:val="es-ES"/>
         </w:rPr>
-        <w:lastRenderedPageBreak/>
         <w:t xml:space="preserve">Por otro lado, se debe cumplir la identidad </w:t>
       </w:r>
       <m:oMath>
@@ -29970,6 +30545,7 @@
           <w:noProof/>
           <w:lang w:val="es-AR" w:eastAsia="es-AR"/>
         </w:rPr>
+        <w:lastRenderedPageBreak/>
         <w:drawing>
           <wp:anchor distT="0" distB="0" distL="114300" distR="114300" simplePos="0" relativeHeight="251723776" behindDoc="0" locked="0" layoutInCell="1" allowOverlap="1" wp14:anchorId="65548958" wp14:editId="7725E61C">
             <wp:simplePos x="0" y="0"/>
@@ -31055,21 +31631,12 @@
         </w:rPr>
         <w:t>Los cuales perm</w:t>
       </w:r>
-      <w:proofErr w:type="spellStart"/>
-      <w:r>
-        <w:rPr>
-          <w:rFonts w:eastAsiaTheme="minorEastAsia"/>
-          <w:lang w:val="es-ES"/>
-        </w:rPr>
-        <w:t>itirán</w:t>
-      </w:r>
-      <w:proofErr w:type="spellEnd"/>
-      <w:r>
-        <w:rPr>
-          <w:rFonts w:eastAsiaTheme="minorEastAsia"/>
-          <w:lang w:val="es-ES"/>
-        </w:rPr>
-        <w:t xml:space="preserve"> tomar las expresiones (</w:t>
+      <w:r>
+        <w:rPr>
+          <w:rFonts w:eastAsiaTheme="minorEastAsia"/>
+          <w:lang w:val="es-ES"/>
+        </w:rPr>
+        <w:t>itirán tomar las expresiones (</w:t>
       </w:r>
       <w:r>
         <w:rPr>
@@ -33180,7 +33747,7 @@
             </wp:anchor>
           </w:drawing>
         </mc:Choice>
-        <mc:Fallback xmlns:cx="http://schemas.microsoft.com/office/drawing/2014/chartex" xmlns:w16se="http://schemas.microsoft.com/office/word/2015/wordml/symex">
+        <mc:Fallback xmlns:w16se="http://schemas.microsoft.com/office/word/2015/wordml/symex" xmlns:cx="http://schemas.microsoft.com/office/drawing/2014/chartex">
           <w:pict>
             <v:rect w14:anchorId="6219B82C" id="Rectángulo 452" o:spid="_x0000_s1026" style="position:absolute;margin-left:0;margin-top:0;width:579.9pt;height:750.3pt;z-index:251660288;visibility:visible;mso-wrap-style:square;mso-width-percent:950;mso-height-percent:950;mso-wrap-distance-left:9pt;mso-wrap-distance-top:0;mso-wrap-distance-right:9pt;mso-wrap-distance-bottom:0;mso-position-horizontal:center;mso-position-horizontal-relative:page;mso-position-vertical:center;mso-position-vertical-relative:page;mso-width-percent:950;mso-height-percent:950;mso-width-relative:page;mso-height-relative:page;v-text-anchor:middle" o:gfxdata="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" filled="f" strokecolor="#747070 [1614]" strokeweight="1.25pt">
               <w10:wrap anchorx="page" anchory="page"/>
@@ -33270,7 +33837,7 @@
         <w:szCs w:val="20"/>
         <w:lang w:val="es-ES"/>
       </w:rPr>
-      <w:t>3</w:t>
+      <w:t>35</w:t>
     </w:r>
     <w:r>
       <w:rPr>
@@ -33371,7 +33938,7 @@
             </wp:anchor>
           </w:drawing>
         </mc:Choice>
-        <mc:Fallback xmlns:cx="http://schemas.microsoft.com/office/drawing/2014/chartex" xmlns:w16se="http://schemas.microsoft.com/office/word/2015/wordml/symex">
+        <mc:Fallback xmlns:w16se="http://schemas.microsoft.com/office/word/2015/wordml/symex" xmlns:cx="http://schemas.microsoft.com/office/drawing/2014/chartex">
           <w:pict>
             <v:rect w14:anchorId="2B718029" id="Rectángulo 6" o:spid="_x0000_s1026" style="position:absolute;margin-left:0;margin-top:0;width:579.9pt;height:750.3pt;z-index:251662336;visibility:visible;mso-wrap-style:square;mso-width-percent:950;mso-height-percent:950;mso-wrap-distance-left:9pt;mso-wrap-distance-top:0;mso-wrap-distance-right:9pt;mso-wrap-distance-bottom:0;mso-position-horizontal:center;mso-position-horizontal-relative:page;mso-position-vertical:center;mso-position-vertical-relative:page;mso-width-percent:950;mso-height-percent:950;mso-width-relative:page;mso-height-relative:page;v-text-anchor:middle" o:gfxdata="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" filled="f" strokecolor="#747070 [1614]" strokeweight="1.25pt">
               <w10:wrap anchorx="page" anchory="page"/>
@@ -33653,7 +34220,7 @@
             </wp:anchor>
           </w:drawing>
         </mc:Choice>
-        <mc:Fallback xmlns:cx="http://schemas.microsoft.com/office/drawing/2014/chartex" xmlns:w16se="http://schemas.microsoft.com/office/word/2015/wordml/symex">
+        <mc:Fallback xmlns:w16se="http://schemas.microsoft.com/office/word/2015/wordml/symex" xmlns:cx="http://schemas.microsoft.com/office/drawing/2014/chartex">
           <w:pict>
             <v:line w14:anchorId="19F4DE7B" id="Conector recto 1" o:spid="_x0000_s1026" style="position:absolute;z-index:251663360;visibility:visible;mso-wrap-style:square;mso-width-percent:0;mso-wrap-distance-left:9pt;mso-wrap-distance-top:0;mso-wrap-distance-right:9pt;mso-wrap-distance-bottom:0;mso-position-horizontal:absolute;mso-position-horizontal-relative:text;mso-position-vertical:absolute;mso-position-vertical-relative:text;mso-width-percent:0;mso-width-relative:margin" from="-4.25pt,7.35pt" to="481.45pt,7.35pt" o:gfxdata="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" strokecolor="black [3200]" strokeweight=".5pt">
               <v:stroke joinstyle="miter"/>
@@ -35594,7 +36161,7 @@
 </file>
 
 <file path=customXml/itemProps1.xml><?xml version="1.0" encoding="utf-8"?>
-<ds:datastoreItem xmlns:ds="http://schemas.openxmlformats.org/officeDocument/2006/customXml" ds:itemID="{8B13AE27-E0FD-4D74-B00A-EFCE18F60104}">
+<ds:datastoreItem xmlns:ds="http://schemas.openxmlformats.org/officeDocument/2006/customXml" ds:itemID="{0B8E8ABB-FDEA-47DE-B8F6-88DA454FC66E}">
   <ds:schemaRefs>
     <ds:schemaRef ds:uri="http://schemas.openxmlformats.org/officeDocument/2006/bibliography"/>
   </ds:schemaRefs>

--- a/Trabajo_Final/Trabajo Final R1-BORQUEZ-RAYES.docx
+++ b/Trabajo_Final/Trabajo Final R1-BORQUEZ-RAYES.docx
@@ -1,6 +1,6 @@
 
 <file path=word/document.xml><?xml version="1.0" encoding="utf-8"?>
-<w:document xmlns:wpc="http://schemas.microsoft.com/office/word/2010/wordprocessingCanvas" xmlns:mc="http://schemas.openxmlformats.org/markup-compatibility/2006" xmlns:o="urn:schemas-microsoft-com:office:office" xmlns:r="http://schemas.openxmlformats.org/officeDocument/2006/relationships" xmlns:m="http://schemas.openxmlformats.org/officeDocument/2006/math" xmlns:v="urn:schemas-microsoft-com:vml" xmlns:wp14="http://schemas.microsoft.com/office/word/2010/wordprocessingDrawing" xmlns:wp="http://schemas.openxmlformats.org/drawingml/2006/wordprocessingDrawing" xmlns:w10="urn:schemas-microsoft-com:office:word" xmlns:w="http://schemas.openxmlformats.org/wordprocessingml/2006/main" xmlns:w14="http://schemas.microsoft.com/office/word/2010/wordml" xmlns:w15="http://schemas.microsoft.com/office/word/2012/wordml" xmlns:wpg="http://schemas.microsoft.com/office/word/2010/wordprocessingGroup" xmlns:wpi="http://schemas.microsoft.com/office/word/2010/wordprocessingInk" xmlns:wne="http://schemas.microsoft.com/office/word/2006/wordml" xmlns:wps="http://schemas.microsoft.com/office/word/2010/wordprocessingShape" mc:Ignorable="w14 w15 wp14">
+<w:document xmlns:wpc="http://schemas.microsoft.com/office/word/2010/wordprocessingCanvas" xmlns:cx="http://schemas.microsoft.com/office/drawing/2014/chartex" xmlns:mc="http://schemas.openxmlformats.org/markup-compatibility/2006" xmlns:o="urn:schemas-microsoft-com:office:office" xmlns:r="http://schemas.openxmlformats.org/officeDocument/2006/relationships" xmlns:m="http://schemas.openxmlformats.org/officeDocument/2006/math" xmlns:v="urn:schemas-microsoft-com:vml" xmlns:wp14="http://schemas.microsoft.com/office/word/2010/wordprocessingDrawing" xmlns:wp="http://schemas.openxmlformats.org/drawingml/2006/wordprocessingDrawing" xmlns:w10="urn:schemas-microsoft-com:office:word" xmlns:w="http://schemas.openxmlformats.org/wordprocessingml/2006/main" xmlns:w14="http://schemas.microsoft.com/office/word/2010/wordml" xmlns:w15="http://schemas.microsoft.com/office/word/2012/wordml" xmlns:w16se="http://schemas.microsoft.com/office/word/2015/wordml/symex" xmlns:wpg="http://schemas.microsoft.com/office/word/2010/wordprocessingGroup" xmlns:wpi="http://schemas.microsoft.com/office/word/2010/wordprocessingInk" xmlns:wne="http://schemas.microsoft.com/office/word/2006/wordml" xmlns:wps="http://schemas.microsoft.com/office/word/2010/wordprocessingShape" mc:Ignorable="w14 w15 w16se wp14">
   <w:body>
     <w:p>
       <w:pPr>
@@ -33,7 +33,6 @@
       <w:r>
         <w:rPr>
           <w:noProof/>
-          <w:lang w:val="es-AR" w:eastAsia="es-AR"/>
         </w:rPr>
         <w:drawing>
           <wp:anchor distT="0" distB="0" distL="114300" distR="114300" simplePos="0" relativeHeight="251661312" behindDoc="0" locked="0" layoutInCell="1" allowOverlap="1" wp14:anchorId="2AFF95CA" wp14:editId="2A222865">
@@ -223,7 +222,27 @@
           <w:szCs w:val="36"/>
           <w:lang w:val="es-ES"/>
         </w:rPr>
-        <w:t xml:space="preserve">ático de robot UR10e para </w:t>
+        <w:t>ático de</w:t>
+      </w:r>
+      <w:r>
+        <w:rPr>
+          <w:b/>
+          <w:sz w:val="36"/>
+          <w:szCs w:val="36"/>
+          <w:lang w:val="es-ES"/>
+        </w:rPr>
+        <w:t>l</w:t>
+      </w:r>
+      <w:bookmarkStart w:id="0" w:name="_GoBack"/>
+      <w:bookmarkEnd w:id="0"/>
+      <w:r>
+        <w:rPr>
+          <w:b/>
+          <w:sz w:val="36"/>
+          <w:szCs w:val="36"/>
+          <w:lang w:val="es-ES"/>
+        </w:rPr>
+        <w:t xml:space="preserve"> robot UR10e para </w:t>
       </w:r>
       <w:r>
         <w:rPr>
@@ -611,7 +630,7 @@
       <w:sdtContent>
         <w:p>
           <w:pPr>
-            <w:pStyle w:val="TtulodeTDC"/>
+            <w:pStyle w:val="TtuloTDC"/>
             <w:ind w:left="720" w:hanging="436"/>
             <w:rPr>
               <w:rFonts w:ascii="Cambria Math" w:hAnsi="Cambria Math"/>
@@ -4508,7 +4527,7 @@
           <w:lang w:val="es-ES"/>
         </w:rPr>
       </w:pPr>
-      <w:bookmarkStart w:id="0" w:name="_Toc181813761"/>
+      <w:bookmarkStart w:id="1" w:name="_Toc181813761"/>
       <w:r>
         <w:rPr>
           <w:lang w:val="es-ES"/>
@@ -4528,7 +4547,7 @@
         </w:rPr>
         <w:t>Resumen</w:t>
       </w:r>
-      <w:bookmarkEnd w:id="0"/>
+      <w:bookmarkEnd w:id="1"/>
     </w:p>
     <w:p>
       <w:pPr>
@@ -4706,14 +4725,14 @@
         </w:rPr>
         <w:tab/>
       </w:r>
-      <w:bookmarkStart w:id="1" w:name="_Toc181813762"/>
+      <w:bookmarkStart w:id="2" w:name="_Toc181813762"/>
       <w:r>
         <w:rPr>
           <w:lang w:val="en-GB"/>
         </w:rPr>
         <w:t>Abstract</w:t>
       </w:r>
-      <w:bookmarkEnd w:id="1"/>
+      <w:bookmarkEnd w:id="2"/>
     </w:p>
     <w:p>
       <w:pPr>
@@ -4841,7 +4860,7 @@
           <w:lang w:val="es-ES"/>
         </w:rPr>
       </w:pPr>
-      <w:bookmarkStart w:id="2" w:name="_Toc181813763"/>
+      <w:bookmarkStart w:id="3" w:name="_Toc181813763"/>
       <w:r>
         <w:rPr>
           <w:lang w:val="es-ES"/>
@@ -4860,7 +4879,7 @@
         </w:rPr>
         <w:t>Introducción</w:t>
       </w:r>
-      <w:bookmarkEnd w:id="2"/>
+      <w:bookmarkEnd w:id="3"/>
     </w:p>
     <w:p>
       <w:pPr>
@@ -4943,7 +4962,7 @@
           <w:lang w:val="es-ES"/>
         </w:rPr>
       </w:pPr>
-      <w:bookmarkStart w:id="3" w:name="_Toc181813764"/>
+      <w:bookmarkStart w:id="4" w:name="_Toc181813764"/>
       <w:r>
         <w:rPr>
           <w:lang w:val="es-ES"/>
@@ -4963,7 +4982,7 @@
         </w:rPr>
         <w:t>Descripción de la Aplicación</w:t>
       </w:r>
-      <w:bookmarkEnd w:id="3"/>
+      <w:bookmarkEnd w:id="4"/>
     </w:p>
     <w:p>
       <w:pPr>
@@ -4998,7 +5017,7 @@
           <w:lang w:val="es-ES"/>
         </w:rPr>
       </w:pPr>
-      <w:bookmarkStart w:id="4" w:name="_Toc181813765"/>
+      <w:bookmarkStart w:id="5" w:name="_Toc181813765"/>
       <w:r>
         <w:rPr>
           <w:lang w:val="es-ES"/>
@@ -5037,7 +5056,7 @@
         </w:rPr>
         <w:t xml:space="preserve"> de la celda</w:t>
       </w:r>
-      <w:bookmarkEnd w:id="4"/>
+      <w:bookmarkEnd w:id="5"/>
     </w:p>
     <w:p>
       <w:pPr>
@@ -5129,7 +5148,6 @@
       <w:r>
         <w:rPr>
           <w:noProof/>
-          <w:lang w:val="es-AR" w:eastAsia="es-AR"/>
         </w:rPr>
         <w:drawing>
           <wp:inline distT="0" distB="0" distL="0" distR="0" wp14:anchorId="503E2C02" wp14:editId="7C2B3405">
@@ -5273,7 +5291,7 @@
           <w:lang w:val="es-ES"/>
         </w:rPr>
       </w:pPr>
-      <w:bookmarkStart w:id="5" w:name="_Toc181813766"/>
+      <w:bookmarkStart w:id="6" w:name="_Toc181813766"/>
       <w:r>
         <w:rPr>
           <w:u w:val="none"/>
@@ -5295,7 +5313,7 @@
         </w:rPr>
         <w:t>Máquina de gammagrafía</w:t>
       </w:r>
-      <w:bookmarkEnd w:id="5"/>
+      <w:bookmarkEnd w:id="6"/>
     </w:p>
     <w:p>
       <w:pPr>
@@ -5471,7 +5489,6 @@
       <w:r>
         <w:rPr>
           <w:noProof/>
-          <w:lang w:val="es-AR" w:eastAsia="es-AR"/>
         </w:rPr>
         <w:lastRenderedPageBreak/>
         <w:drawing>
@@ -5530,7 +5547,6 @@
       <w:r>
         <w:rPr>
           <w:noProof/>
-          <w:lang w:val="es-AR" w:eastAsia="es-AR"/>
         </w:rPr>
         <w:drawing>
           <wp:inline distT="0" distB="0" distL="0" distR="0" wp14:anchorId="40010F8C" wp14:editId="03BE4CF3">
@@ -5656,7 +5672,7 @@
           <w:lang w:val="es-ES"/>
         </w:rPr>
       </w:pPr>
-      <w:bookmarkStart w:id="6" w:name="_Toc181813767"/>
+      <w:bookmarkStart w:id="7" w:name="_Toc181813767"/>
       <w:r>
         <w:rPr>
           <w:u w:val="none"/>
@@ -5684,7 +5700,7 @@
         </w:rPr>
         <w:t>Pastillas de material radiactivo</w:t>
       </w:r>
-      <w:bookmarkEnd w:id="6"/>
+      <w:bookmarkEnd w:id="7"/>
     </w:p>
     <w:p>
       <w:pPr>
@@ -5721,7 +5737,6 @@
       <w:r>
         <w:rPr>
           <w:noProof/>
-          <w:lang w:val="es-AR" w:eastAsia="es-AR"/>
         </w:rPr>
         <w:drawing>
           <wp:inline distT="0" distB="0" distL="0" distR="0" wp14:anchorId="369AA6A6" wp14:editId="65F7F3C3">
@@ -5816,7 +5831,7 @@
           <w:lang w:val="es-ES"/>
         </w:rPr>
       </w:pPr>
-      <w:bookmarkStart w:id="7" w:name="_Toc181813768"/>
+      <w:bookmarkStart w:id="8" w:name="_Toc181813768"/>
       <w:r>
         <w:rPr>
           <w:u w:val="none"/>
@@ -5858,7 +5873,7 @@
         </w:rPr>
         <w:t>Contenedor</w:t>
       </w:r>
-      <w:bookmarkEnd w:id="7"/>
+      <w:bookmarkEnd w:id="8"/>
     </w:p>
     <w:p>
       <w:pPr>
@@ -6051,7 +6066,6 @@
       <w:r>
         <w:rPr>
           <w:noProof/>
-          <w:lang w:val="es-AR" w:eastAsia="es-AR"/>
         </w:rPr>
         <w:drawing>
           <wp:inline distT="0" distB="0" distL="0" distR="0" wp14:anchorId="744F6849" wp14:editId="2560C0AB">
@@ -6109,7 +6123,6 @@
       <w:r>
         <w:rPr>
           <w:noProof/>
-          <w:lang w:val="es-AR" w:eastAsia="es-AR"/>
         </w:rPr>
         <w:drawing>
           <wp:inline distT="0" distB="0" distL="0" distR="0" wp14:anchorId="0BCC1540" wp14:editId="2F57E369">
@@ -6238,7 +6251,7 @@
           <w:lang w:val="es-ES"/>
         </w:rPr>
       </w:pPr>
-      <w:bookmarkStart w:id="8" w:name="_Toc181813769"/>
+      <w:bookmarkStart w:id="9" w:name="_Toc181813769"/>
       <w:r>
         <w:rPr>
           <w:u w:val="none"/>
@@ -6260,7 +6273,7 @@
         </w:rPr>
         <w:t>Mesa</w:t>
       </w:r>
-      <w:bookmarkEnd w:id="8"/>
+      <w:bookmarkEnd w:id="9"/>
     </w:p>
     <w:p>
       <w:pPr>
@@ -6339,7 +6352,6 @@
       <w:r>
         <w:rPr>
           <w:noProof/>
-          <w:lang w:val="es-AR" w:eastAsia="es-AR"/>
         </w:rPr>
         <w:drawing>
           <wp:inline distT="0" distB="0" distL="0" distR="0" wp14:anchorId="59BBFE99" wp14:editId="1C230A0D">
@@ -6425,7 +6437,7 @@
           <w:lang w:val="es-ES"/>
         </w:rPr>
       </w:pPr>
-      <w:bookmarkStart w:id="9" w:name="_Toc181813770"/>
+      <w:bookmarkStart w:id="10" w:name="_Toc181813770"/>
       <w:r>
         <w:rPr>
           <w:lang w:val="es-ES"/>
@@ -6444,7 +6456,7 @@
         </w:rPr>
         <w:t>Secuencia de operaciones</w:t>
       </w:r>
-      <w:bookmarkEnd w:id="9"/>
+      <w:bookmarkEnd w:id="10"/>
     </w:p>
     <w:p>
       <w:pPr>
@@ -6568,7 +6580,7 @@
           <w:lang w:val="es-ES"/>
         </w:rPr>
       </w:pPr>
-      <w:bookmarkStart w:id="10" w:name="_Toc181813771"/>
+      <w:bookmarkStart w:id="11" w:name="_Toc181813771"/>
       <w:r>
         <w:rPr>
           <w:lang w:val="es-ES"/>
@@ -6587,7 +6599,7 @@
         </w:rPr>
         <w:t>Características del robot</w:t>
       </w:r>
-      <w:bookmarkEnd w:id="10"/>
+      <w:bookmarkEnd w:id="11"/>
     </w:p>
     <w:p>
       <w:pPr>
@@ -6734,7 +6746,6 @@
       <w:r>
         <w:rPr>
           <w:noProof/>
-          <w:lang w:val="es-AR" w:eastAsia="es-AR"/>
         </w:rPr>
         <w:lastRenderedPageBreak/>
         <w:drawing>
@@ -6793,7 +6804,6 @@
       <w:r>
         <w:rPr>
           <w:noProof/>
-          <w:lang w:val="es-AR" w:eastAsia="es-AR"/>
         </w:rPr>
         <w:drawing>
           <wp:inline distT="0" distB="0" distL="0" distR="0" wp14:anchorId="50F2C596" wp14:editId="0C92DC45">
@@ -6990,7 +7000,7 @@
           <w:lang w:val="es-AR"/>
         </w:rPr>
       </w:pPr>
-      <w:bookmarkStart w:id="11" w:name="_Toc181813772"/>
+      <w:bookmarkStart w:id="12" w:name="_Toc181813772"/>
       <w:r>
         <w:rPr>
           <w:u w:val="none"/>
@@ -7012,7 +7022,7 @@
         </w:rPr>
         <w:t>Efector final</w:t>
       </w:r>
-      <w:bookmarkEnd w:id="11"/>
+      <w:bookmarkEnd w:id="12"/>
     </w:p>
     <w:p>
       <w:pPr>
@@ -7201,7 +7211,6 @@
       <w:r>
         <w:rPr>
           <w:noProof/>
-          <w:lang w:val="es-AR" w:eastAsia="es-AR"/>
         </w:rPr>
         <w:drawing>
           <wp:inline distT="0" distB="0" distL="0" distR="0" wp14:anchorId="7918EF32" wp14:editId="4C9D50D7">
@@ -7300,7 +7309,7 @@
           <w:lang w:val="es-AR"/>
         </w:rPr>
       </w:pPr>
-      <w:bookmarkStart w:id="12" w:name="_Toc181813773"/>
+      <w:bookmarkStart w:id="13" w:name="_Toc181813773"/>
       <w:r>
         <w:rPr>
           <w:u w:val="none"/>
@@ -7328,7 +7337,7 @@
         </w:rPr>
         <w:t>Espacio de trabajo del robot</w:t>
       </w:r>
-      <w:bookmarkEnd w:id="12"/>
+      <w:bookmarkEnd w:id="13"/>
     </w:p>
     <w:p>
       <w:pPr>
@@ -7389,7 +7398,6 @@
       <w:r>
         <w:rPr>
           <w:noProof/>
-          <w:lang w:val="es-AR" w:eastAsia="es-AR"/>
         </w:rPr>
         <w:lastRenderedPageBreak/>
         <w:drawing>
@@ -7508,7 +7516,6 @@
       <w:r>
         <w:rPr>
           <w:noProof/>
-          <w:lang w:val="es-AR" w:eastAsia="es-AR"/>
         </w:rPr>
         <w:drawing>
           <wp:inline distT="0" distB="0" distL="0" distR="0" wp14:anchorId="1E351105" wp14:editId="74DAAADB">
@@ -7595,7 +7602,7 @@
           <w:lang w:val="es-ES"/>
         </w:rPr>
       </w:pPr>
-      <w:bookmarkStart w:id="13" w:name="_Toc181813774"/>
+      <w:bookmarkStart w:id="14" w:name="_Toc181813774"/>
       <w:r>
         <w:rPr>
           <w:rFonts w:eastAsiaTheme="minorEastAsia"/>
@@ -7603,7 +7610,7 @@
         </w:rPr>
         <w:t>3.4 Sensores</w:t>
       </w:r>
-      <w:bookmarkEnd w:id="13"/>
+      <w:bookmarkEnd w:id="14"/>
     </w:p>
     <w:p>
       <w:pPr>
@@ -7928,7 +7935,7 @@
           <w:lang w:val="es-ES"/>
         </w:rPr>
       </w:pPr>
-      <w:bookmarkStart w:id="14" w:name="_Toc181813775"/>
+      <w:bookmarkStart w:id="15" w:name="_Toc181813775"/>
       <w:r>
         <w:rPr>
           <w:lang w:val="es-ES"/>
@@ -7955,7 +7962,7 @@
         </w:rPr>
         <w:t>Denavit-Hartenberg</w:t>
       </w:r>
-      <w:bookmarkEnd w:id="14"/>
+      <w:bookmarkEnd w:id="15"/>
       <w:proofErr w:type="spellEnd"/>
     </w:p>
     <w:p>
@@ -7992,7 +7999,7 @@
           <w:lang w:val="es-ES"/>
         </w:rPr>
       </w:pPr>
-      <w:bookmarkStart w:id="15" w:name="_Toc181813776"/>
+      <w:bookmarkStart w:id="16" w:name="_Toc181813776"/>
       <w:r>
         <w:rPr>
           <w:lang w:val="es-ES"/>
@@ -8018,7 +8025,7 @@
         </w:rPr>
         <w:t>Denavit-Hartenberg</w:t>
       </w:r>
-      <w:bookmarkEnd w:id="15"/>
+      <w:bookmarkEnd w:id="16"/>
       <w:proofErr w:type="spellEnd"/>
     </w:p>
     <w:p>
@@ -8163,7 +8170,6 @@
         <w:rPr>
           <w:rFonts w:eastAsiaTheme="minorEastAsia"/>
           <w:noProof/>
-          <w:lang w:val="es-AR" w:eastAsia="es-AR"/>
         </w:rPr>
         <w:drawing>
           <wp:inline distT="0" distB="0" distL="0" distR="0" wp14:anchorId="03D97CB0" wp14:editId="4991196B">
@@ -8275,7 +8281,7 @@
           <w:lang w:val="es-ES"/>
         </w:rPr>
       </w:pPr>
-      <w:bookmarkStart w:id="16" w:name="_Toc181813777"/>
+      <w:bookmarkStart w:id="17" w:name="_Toc181813777"/>
       <w:r>
         <w:rPr>
           <w:lang w:val="es-ES"/>
@@ -8297,7 +8303,7 @@
         </w:rPr>
         <w:t>Denavit-Hartenberg</w:t>
       </w:r>
-      <w:bookmarkEnd w:id="16"/>
+      <w:bookmarkEnd w:id="17"/>
       <w:proofErr w:type="spellEnd"/>
     </w:p>
     <w:p>
@@ -9679,7 +9685,7 @@
           <w:lang w:val="es-ES"/>
         </w:rPr>
       </w:pPr>
-      <w:bookmarkStart w:id="17" w:name="_Toc181813778"/>
+      <w:bookmarkStart w:id="18" w:name="_Toc181813778"/>
       <w:r>
         <w:rPr>
           <w:lang w:val="es-ES"/>
@@ -9698,7 +9704,7 @@
         </w:rPr>
         <w:t>Offset Articulares</w:t>
       </w:r>
-      <w:bookmarkEnd w:id="17"/>
+      <w:bookmarkEnd w:id="18"/>
     </w:p>
     <w:p>
       <w:pPr>
@@ -9958,7 +9964,6 @@
       <w:r>
         <w:rPr>
           <w:noProof/>
-          <w:lang w:val="es-AR" w:eastAsia="es-AR"/>
         </w:rPr>
         <w:drawing>
           <wp:inline distT="0" distB="0" distL="0" distR="0" wp14:anchorId="5E890186" wp14:editId="490C61D9">
@@ -10248,7 +10253,7 @@
           <w:lang w:val="es-AR"/>
         </w:rPr>
       </w:pPr>
-      <w:bookmarkStart w:id="18" w:name="_Toc181813779"/>
+      <w:bookmarkStart w:id="19" w:name="_Toc181813779"/>
       <w:r>
         <w:rPr>
           <w:rFonts w:eastAsiaTheme="minorEastAsia"/>
@@ -10264,7 +10269,7 @@
         </w:rPr>
         <w:t>Tool</w:t>
       </w:r>
-      <w:bookmarkEnd w:id="18"/>
+      <w:bookmarkEnd w:id="19"/>
       <w:proofErr w:type="spellEnd"/>
     </w:p>
     <w:p>
@@ -11183,7 +11188,7 @@
           <w:lang w:val="es-ES"/>
         </w:rPr>
       </w:pPr>
-      <w:bookmarkStart w:id="19" w:name="_Toc181813780"/>
+      <w:bookmarkStart w:id="20" w:name="_Toc181813780"/>
       <w:r>
         <w:rPr>
           <w:lang w:val="es-ES"/>
@@ -11202,7 +11207,7 @@
         </w:rPr>
         <w:t>Cinemática Directa</w:t>
       </w:r>
-      <w:bookmarkEnd w:id="19"/>
+      <w:bookmarkEnd w:id="20"/>
     </w:p>
     <w:p>
       <w:pPr>
@@ -11484,7 +11489,7 @@
           <w:lang w:val="es-ES"/>
         </w:rPr>
       </w:pPr>
-      <w:bookmarkStart w:id="20" w:name="_Toc181813781"/>
+      <w:bookmarkStart w:id="21" w:name="_Toc181813781"/>
       <w:r>
         <w:rPr>
           <w:lang w:val="es-ES"/>
@@ -11503,7 +11508,7 @@
         </w:rPr>
         <w:t>Cinemática Inversa</w:t>
       </w:r>
-      <w:bookmarkEnd w:id="20"/>
+      <w:bookmarkEnd w:id="21"/>
     </w:p>
     <w:p>
       <w:pPr>
@@ -11837,7 +11842,7 @@
           <w:lang w:val="es-ES"/>
         </w:rPr>
       </w:pPr>
-      <w:bookmarkStart w:id="21" w:name="_Toc181813782"/>
+      <w:bookmarkStart w:id="22" w:name="_Toc181813782"/>
       <w:r>
         <w:rPr>
           <w:lang w:val="es-ES"/>
@@ -11851,7 +11856,7 @@
         <w:tab/>
         <w:t>Resultado</w:t>
       </w:r>
-      <w:bookmarkEnd w:id="21"/>
+      <w:bookmarkEnd w:id="22"/>
     </w:p>
     <w:p>
       <w:pPr>
@@ -13185,7 +13190,7 @@
           <w:lang w:val="es-ES"/>
         </w:rPr>
       </w:pPr>
-      <w:bookmarkStart w:id="22" w:name="_Toc181813783"/>
+      <w:bookmarkStart w:id="23" w:name="_Toc181813783"/>
       <w:r>
         <w:rPr>
           <w:lang w:val="es-ES"/>
@@ -13199,7 +13204,7 @@
         <w:tab/>
         <w:t>Relación de Velocidades</w:t>
       </w:r>
-      <w:bookmarkEnd w:id="22"/>
+      <w:bookmarkEnd w:id="23"/>
     </w:p>
     <w:p>
       <w:pPr>
@@ -14001,7 +14006,7 @@
           <w:lang w:val="es-ES"/>
         </w:rPr>
       </w:pPr>
-      <w:bookmarkStart w:id="23" w:name="_Toc181813784"/>
+      <w:bookmarkStart w:id="24" w:name="_Toc181813784"/>
       <w:r>
         <w:rPr>
           <w:rFonts w:eastAsiaTheme="minorEastAsia"/>
@@ -14017,7 +14022,7 @@
         <w:tab/>
         <w:t>Puntos singulares</w:t>
       </w:r>
-      <w:bookmarkEnd w:id="23"/>
+      <w:bookmarkEnd w:id="24"/>
     </w:p>
     <w:p>
       <w:pPr>
@@ -14085,7 +14090,7 @@
           <w:lang w:val="es-ES"/>
         </w:rPr>
       </w:pPr>
-      <w:bookmarkStart w:id="24" w:name="_Toc181813785"/>
+      <w:bookmarkStart w:id="25" w:name="_Toc181813785"/>
       <w:r>
         <w:rPr>
           <w:rFonts w:eastAsiaTheme="minorEastAsia"/>
@@ -14152,7 +14157,7 @@
         </w:rPr>
         <w:t>)</w:t>
       </w:r>
-      <w:bookmarkEnd w:id="24"/>
+      <w:bookmarkEnd w:id="25"/>
     </w:p>
     <w:p>
       <w:pPr>
@@ -14252,7 +14257,6 @@
         <w:rPr>
           <w:rFonts w:eastAsiaTheme="minorEastAsia"/>
           <w:noProof/>
-          <w:lang w:val="es-AR" w:eastAsia="es-AR"/>
         </w:rPr>
         <w:drawing>
           <wp:inline distT="0" distB="0" distL="0" distR="0" wp14:anchorId="5E91C270" wp14:editId="18DD3BD9">
@@ -14359,7 +14363,7 @@
           <w:lang w:val="es-ES"/>
         </w:rPr>
       </w:pPr>
-      <w:bookmarkStart w:id="25" w:name="_Toc181813786"/>
+      <w:bookmarkStart w:id="26" w:name="_Toc181813786"/>
       <w:r>
         <w:rPr>
           <w:rFonts w:eastAsiaTheme="minorEastAsia"/>
@@ -14427,7 +14431,7 @@
         </w:rPr>
         <w:t>)</w:t>
       </w:r>
-      <w:bookmarkEnd w:id="25"/>
+      <w:bookmarkEnd w:id="26"/>
     </w:p>
     <w:p>
       <w:pPr>
@@ -14517,7 +14521,6 @@
       <w:r>
         <w:rPr>
           <w:noProof/>
-          <w:lang w:val="es-AR" w:eastAsia="es-AR"/>
         </w:rPr>
         <w:drawing>
           <wp:inline distT="0" distB="0" distL="0" distR="0" wp14:anchorId="7A4DC2A7" wp14:editId="1431842C">
@@ -14603,7 +14606,7 @@
           <w:lang w:val="es-ES"/>
         </w:rPr>
       </w:pPr>
-      <w:bookmarkStart w:id="26" w:name="_Toc181813787"/>
+      <w:bookmarkStart w:id="27" w:name="_Toc181813787"/>
       <w:r>
         <w:rPr>
           <w:lang w:val="es-ES"/>
@@ -14740,7 +14743,7 @@
           <m:t>=0</m:t>
         </m:r>
       </m:oMath>
-      <w:bookmarkEnd w:id="26"/>
+      <w:bookmarkEnd w:id="27"/>
     </w:p>
     <w:p>
       <w:pPr>
@@ -15003,7 +15006,6 @@
         <w:rPr>
           <w:rFonts w:eastAsiaTheme="minorEastAsia"/>
           <w:noProof/>
-          <w:lang w:val="es-AR" w:eastAsia="es-AR"/>
         </w:rPr>
         <w:drawing>
           <wp:inline distT="0" distB="0" distL="0" distR="0" wp14:anchorId="08CA9427" wp14:editId="5EA255F0">
@@ -15260,7 +15262,7 @@
           <w:lang w:val="es-ES"/>
         </w:rPr>
       </w:pPr>
-      <w:bookmarkStart w:id="27" w:name="_Toc181813788"/>
+      <w:bookmarkStart w:id="28" w:name="_Toc181813788"/>
       <w:r>
         <w:rPr>
           <w:rFonts w:eastAsiaTheme="minorEastAsia"/>
@@ -15349,7 +15351,7 @@
           <m:t>)</m:t>
         </m:r>
       </m:oMath>
-      <w:bookmarkEnd w:id="27"/>
+      <w:bookmarkEnd w:id="28"/>
       <w:r>
         <w:rPr>
           <w:rFonts w:eastAsiaTheme="minorEastAsia"/>
@@ -15597,7 +15599,6 @@
         <w:rPr>
           <w:rFonts w:eastAsiaTheme="minorEastAsia"/>
           <w:noProof/>
-          <w:lang w:val="es-AR" w:eastAsia="es-AR"/>
         </w:rPr>
         <w:lastRenderedPageBreak/>
         <w:drawing>
@@ -15659,7 +15660,6 @@
         <w:rPr>
           <w:rFonts w:eastAsiaTheme="minorEastAsia"/>
           <w:noProof/>
-          <w:lang w:val="es-AR" w:eastAsia="es-AR"/>
         </w:rPr>
         <w:drawing>
           <wp:inline distT="0" distB="0" distL="0" distR="0" wp14:anchorId="0BCBFB65" wp14:editId="2B7803F8">
@@ -16028,7 +16028,7 @@
           <w:lang w:val="es-ES"/>
         </w:rPr>
       </w:pPr>
-      <w:bookmarkStart w:id="28" w:name="_Toc181813789"/>
+      <w:bookmarkStart w:id="29" w:name="_Toc181813789"/>
       <w:r>
         <w:rPr>
           <w:lang w:val="es-ES"/>
@@ -16047,7 +16047,7 @@
         </w:rPr>
         <w:t>Planificación y Generación de Trayectorias</w:t>
       </w:r>
-      <w:bookmarkEnd w:id="28"/>
+      <w:bookmarkEnd w:id="29"/>
     </w:p>
     <w:p>
       <w:pPr>
@@ -16056,7 +16056,7 @@
           <w:lang w:val="es-ES"/>
         </w:rPr>
       </w:pPr>
-      <w:bookmarkStart w:id="29" w:name="_Toc181813790"/>
+      <w:bookmarkStart w:id="30" w:name="_Toc181813790"/>
       <w:r>
         <w:rPr>
           <w:lang w:val="es-ES"/>
@@ -16075,7 +16075,7 @@
         </w:rPr>
         <w:t>Planificación</w:t>
       </w:r>
-      <w:bookmarkEnd w:id="29"/>
+      <w:bookmarkEnd w:id="30"/>
     </w:p>
     <w:p>
       <w:pPr>
@@ -16113,7 +16113,6 @@
       <w:r>
         <w:rPr>
           <w:noProof/>
-          <w:lang w:val="es-AR" w:eastAsia="es-AR"/>
         </w:rPr>
         <w:drawing>
           <wp:inline distT="0" distB="0" distL="0" distR="0" wp14:anchorId="363D165D" wp14:editId="608FBC62">
@@ -16180,7 +16179,6 @@
       <w:r>
         <w:rPr>
           <w:noProof/>
-          <w:lang w:val="es-AR" w:eastAsia="es-AR"/>
         </w:rPr>
         <w:drawing>
           <wp:inline distT="0" distB="0" distL="0" distR="0" wp14:anchorId="053AEA33" wp14:editId="40375DE6">
@@ -16326,7 +16324,6 @@
       <w:r>
         <w:rPr>
           <w:noProof/>
-          <w:lang w:val="es-AR" w:eastAsia="es-AR"/>
         </w:rPr>
         <w:drawing>
           <wp:inline distT="0" distB="0" distL="0" distR="0" wp14:anchorId="271A2350" wp14:editId="30C976FA">
@@ -16393,7 +16390,6 @@
       <w:r>
         <w:rPr>
           <w:noProof/>
-          <w:lang w:val="es-AR" w:eastAsia="es-AR"/>
         </w:rPr>
         <w:drawing>
           <wp:inline distT="0" distB="0" distL="0" distR="0" wp14:anchorId="3BE6102A" wp14:editId="0406EFB5">
@@ -16517,7 +16513,6 @@
       <w:r>
         <w:rPr>
           <w:noProof/>
-          <w:lang w:val="es-AR" w:eastAsia="es-AR"/>
         </w:rPr>
         <w:lastRenderedPageBreak/>
         <w:drawing>
@@ -16590,7 +16585,6 @@
       <w:r>
         <w:rPr>
           <w:noProof/>
-          <w:lang w:val="es-AR" w:eastAsia="es-AR"/>
         </w:rPr>
         <w:drawing>
           <wp:inline distT="0" distB="0" distL="0" distR="0" wp14:anchorId="1BEFFE7E" wp14:editId="6102E48A">
@@ -16704,7 +16698,6 @@
       <w:r>
         <w:rPr>
           <w:noProof/>
-          <w:lang w:val="es-AR" w:eastAsia="es-AR"/>
         </w:rPr>
         <w:drawing>
           <wp:inline distT="0" distB="0" distL="0" distR="0" wp14:anchorId="470667E3" wp14:editId="5BCC3C91">
@@ -16776,7 +16769,6 @@
       <w:r>
         <w:rPr>
           <w:noProof/>
-          <w:lang w:val="es-AR" w:eastAsia="es-AR"/>
         </w:rPr>
         <w:drawing>
           <wp:inline distT="0" distB="0" distL="0" distR="0" wp14:anchorId="453C5CFE" wp14:editId="37C85FB4">
@@ -16949,7 +16941,7 @@
           <w:lang w:val="es-ES"/>
         </w:rPr>
       </w:pPr>
-      <w:bookmarkStart w:id="30" w:name="_Toc181813791"/>
+      <w:bookmarkStart w:id="31" w:name="_Toc181813791"/>
       <w:r>
         <w:rPr>
           <w:lang w:val="es-ES"/>
@@ -16968,7 +16960,7 @@
         </w:rPr>
         <w:t>Generación de trayectorias</w:t>
       </w:r>
-      <w:bookmarkEnd w:id="30"/>
+      <w:bookmarkEnd w:id="31"/>
     </w:p>
     <w:p>
       <w:pPr>
@@ -17219,7 +17211,6 @@
       <w:r>
         <w:rPr>
           <w:noProof/>
-          <w:lang w:val="es-AR" w:eastAsia="es-AR"/>
         </w:rPr>
         <w:drawing>
           <wp:inline distT="0" distB="0" distL="0" distR="0" wp14:anchorId="1D0C57A8" wp14:editId="7D8B84A5">
@@ -17289,7 +17280,6 @@
       <w:r>
         <w:rPr>
           <w:noProof/>
-          <w:lang w:val="es-AR" w:eastAsia="es-AR"/>
         </w:rPr>
         <w:drawing>
           <wp:inline distT="0" distB="0" distL="0" distR="0" wp14:anchorId="6C6CAC1E" wp14:editId="2013F69B">
@@ -17422,7 +17412,6 @@
       <w:r>
         <w:rPr>
           <w:noProof/>
-          <w:lang w:val="es-AR" w:eastAsia="es-AR"/>
         </w:rPr>
         <w:drawing>
           <wp:inline distT="0" distB="0" distL="0" distR="0" wp14:anchorId="38E86DF4" wp14:editId="47CEF4B8">
@@ -17488,7 +17477,6 @@
       <w:r>
         <w:rPr>
           <w:noProof/>
-          <w:lang w:val="es-AR" w:eastAsia="es-AR"/>
         </w:rPr>
         <w:drawing>
           <wp:inline distT="0" distB="0" distL="0" distR="0" wp14:anchorId="698F10D5" wp14:editId="30859AFD">
@@ -17658,7 +17646,6 @@
       <w:r>
         <w:rPr>
           <w:noProof/>
-          <w:lang w:val="es-AR" w:eastAsia="es-AR"/>
         </w:rPr>
         <w:lastRenderedPageBreak/>
         <w:drawing>
@@ -17730,7 +17717,6 @@
       <w:r>
         <w:rPr>
           <w:noProof/>
-          <w:lang w:val="es-AR" w:eastAsia="es-AR"/>
         </w:rPr>
         <w:drawing>
           <wp:inline distT="0" distB="0" distL="0" distR="0" wp14:anchorId="4079054F" wp14:editId="7DCD70D3">
@@ -17842,7 +17828,6 @@
       <w:r>
         <w:rPr>
           <w:noProof/>
-          <w:lang w:val="es-AR" w:eastAsia="es-AR"/>
         </w:rPr>
         <w:lastRenderedPageBreak/>
         <w:drawing>
@@ -17920,14 +17905,14 @@
           <w:lang w:val="es-ES"/>
         </w:rPr>
       </w:pPr>
-      <w:bookmarkStart w:id="31" w:name="_Toc181813792"/>
+      <w:bookmarkStart w:id="32" w:name="_Toc181813792"/>
       <w:r>
         <w:rPr>
           <w:lang w:val="es-ES"/>
         </w:rPr>
         <w:t>Conclusión</w:t>
       </w:r>
-      <w:bookmarkEnd w:id="31"/>
+      <w:bookmarkEnd w:id="32"/>
     </w:p>
     <w:p>
       <w:pPr>
@@ -17991,7 +17976,7 @@
         <w:br w:type="page"/>
       </w:r>
     </w:p>
-    <w:bookmarkStart w:id="32" w:name="_Toc181813793" w:displacedByCustomXml="next"/>
+    <w:bookmarkStart w:id="33" w:name="_Toc181813793" w:displacedByCustomXml="next"/>
     <w:sdt>
       <w:sdtPr>
         <w:rPr>
@@ -18026,7 +18011,7 @@
             </w:rPr>
             <w:t>Bibliografía</w:t>
           </w:r>
-          <w:bookmarkEnd w:id="32"/>
+          <w:bookmarkEnd w:id="33"/>
         </w:p>
         <w:sdt>
           <w:sdtPr>
@@ -18268,7 +18253,7 @@
           <w:lang w:val="es-ES"/>
         </w:rPr>
       </w:pPr>
-      <w:bookmarkStart w:id="33" w:name="_Toc181813794"/>
+      <w:bookmarkStart w:id="34" w:name="_Toc181813794"/>
       <w:r>
         <w:rPr>
           <w:lang w:val="es-ES"/>
@@ -18276,7 +18261,7 @@
         <w:lastRenderedPageBreak/>
         <w:t>Anexos</w:t>
       </w:r>
-      <w:bookmarkEnd w:id="33"/>
+      <w:bookmarkEnd w:id="34"/>
     </w:p>
     <w:p>
       <w:pPr>
@@ -18285,7 +18270,7 @@
           <w:lang w:val="es-ES"/>
         </w:rPr>
       </w:pPr>
-      <w:bookmarkStart w:id="34" w:name="_Toc181813795"/>
+      <w:bookmarkStart w:id="35" w:name="_Toc181813795"/>
       <w:r>
         <w:rPr>
           <w:lang w:val="es-ES"/>
@@ -18306,7 +18291,7 @@
         </w:rPr>
         <w:t xml:space="preserve"> de la Planta</w:t>
       </w:r>
-      <w:bookmarkEnd w:id="34"/>
+      <w:bookmarkEnd w:id="35"/>
     </w:p>
     <w:p>
       <w:pPr>
@@ -18318,7 +18303,6 @@
       <w:r>
         <w:rPr>
           <w:noProof/>
-          <w:lang w:val="es-AR" w:eastAsia="es-AR"/>
         </w:rPr>
         <w:drawing>
           <wp:inline distT="0" distB="0" distL="0" distR="0" wp14:anchorId="35AB95F3" wp14:editId="12A464F8">
@@ -18373,7 +18357,6 @@
       <w:r>
         <w:rPr>
           <w:noProof/>
-          <w:lang w:val="es-AR" w:eastAsia="es-AR"/>
         </w:rPr>
         <w:drawing>
           <wp:inline distT="0" distB="0" distL="0" distR="0" wp14:anchorId="47C241D4" wp14:editId="026443A7">
@@ -18428,7 +18411,6 @@
       <w:r>
         <w:rPr>
           <w:noProof/>
-          <w:lang w:val="es-AR" w:eastAsia="es-AR"/>
         </w:rPr>
         <w:lastRenderedPageBreak/>
         <w:drawing>
@@ -18481,14 +18463,14 @@
           <w:lang w:val="es-ES"/>
         </w:rPr>
       </w:pPr>
-      <w:bookmarkStart w:id="35" w:name="_Toc181813796"/>
+      <w:bookmarkStart w:id="36" w:name="_Toc181813796"/>
       <w:r>
         <w:rPr>
           <w:lang w:val="es-ES"/>
         </w:rPr>
         <w:t>Anexo 2 – Máquina de gammagrafía</w:t>
       </w:r>
-      <w:bookmarkEnd w:id="35"/>
+      <w:bookmarkEnd w:id="36"/>
     </w:p>
     <w:p>
       <w:pPr>
@@ -18500,7 +18482,6 @@
       <w:r>
         <w:rPr>
           <w:noProof/>
-          <w:lang w:val="es-AR" w:eastAsia="es-AR"/>
         </w:rPr>
         <w:drawing>
           <wp:inline distT="0" distB="0" distL="0" distR="0" wp14:anchorId="21672AF8" wp14:editId="0DE8403E">
@@ -18572,7 +18553,7 @@
           <w:lang w:val="es-ES"/>
         </w:rPr>
       </w:pPr>
-      <w:bookmarkStart w:id="36" w:name="_Toc181813797"/>
+      <w:bookmarkStart w:id="37" w:name="_Toc181813797"/>
       <w:r>
         <w:rPr>
           <w:lang w:val="es-ES"/>
@@ -18598,7 +18579,7 @@
         </w:rPr>
         <w:t>Contenedor  con pastilla</w:t>
       </w:r>
-      <w:bookmarkEnd w:id="36"/>
+      <w:bookmarkEnd w:id="37"/>
     </w:p>
     <w:p>
       <w:pPr>
@@ -18617,7 +18598,6 @@
       <w:r>
         <w:rPr>
           <w:noProof/>
-          <w:lang w:val="es-AR" w:eastAsia="es-AR"/>
         </w:rPr>
         <w:drawing>
           <wp:inline distT="0" distB="0" distL="0" distR="0" wp14:anchorId="21F53D54" wp14:editId="583E78D6">
@@ -18683,7 +18663,7 @@
           <w:lang w:val="es-ES"/>
         </w:rPr>
       </w:pPr>
-      <w:bookmarkStart w:id="37" w:name="_Toc181813798"/>
+      <w:bookmarkStart w:id="38" w:name="_Toc181813798"/>
       <w:r>
         <w:rPr>
           <w:lang w:val="es-ES"/>
@@ -18691,7 +18671,7 @@
         <w:lastRenderedPageBreak/>
         <w:t>Anexo 4 – Mesa</w:t>
       </w:r>
-      <w:bookmarkEnd w:id="37"/>
+      <w:bookmarkEnd w:id="38"/>
     </w:p>
     <w:p>
       <w:pPr>
@@ -18703,7 +18683,6 @@
       <w:r>
         <w:rPr>
           <w:noProof/>
-          <w:lang w:val="es-AR" w:eastAsia="es-AR"/>
         </w:rPr>
         <w:drawing>
           <wp:inline distT="0" distB="0" distL="0" distR="0" wp14:anchorId="6FAE81DB" wp14:editId="14B89FC7">
@@ -18750,7 +18729,6 @@
       <w:r>
         <w:rPr>
           <w:noProof/>
-          <w:lang w:val="es-AR" w:eastAsia="es-AR"/>
         </w:rPr>
         <w:drawing>
           <wp:inline distT="0" distB="0" distL="0" distR="0" wp14:anchorId="09D65A75" wp14:editId="7F58E0B7">
@@ -18818,7 +18796,7 @@
           <w:lang w:val="es-ES"/>
         </w:rPr>
       </w:pPr>
-      <w:bookmarkStart w:id="38" w:name="_Toc181813799"/>
+      <w:bookmarkStart w:id="39" w:name="_Toc181813799"/>
       <w:r>
         <w:rPr>
           <w:lang w:val="es-ES"/>
@@ -18826,7 +18804,7 @@
         <w:lastRenderedPageBreak/>
         <w:t>Anexo 5 – Hoja de datos del Robot</w:t>
       </w:r>
-      <w:bookmarkEnd w:id="38"/>
+      <w:bookmarkEnd w:id="39"/>
     </w:p>
     <w:p>
       <w:pPr>
@@ -18851,7 +18829,6 @@
       <w:r>
         <w:rPr>
           <w:noProof/>
-          <w:lang w:val="es-AR" w:eastAsia="es-AR"/>
         </w:rPr>
         <w:drawing>
           <wp:inline distT="0" distB="0" distL="0" distR="0" wp14:anchorId="0FB1BEC0" wp14:editId="30EF7F60">
@@ -18906,7 +18883,6 @@
       <w:r>
         <w:rPr>
           <w:noProof/>
-          <w:lang w:val="es-AR" w:eastAsia="es-AR"/>
         </w:rPr>
         <w:drawing>
           <wp:inline distT="0" distB="0" distL="0" distR="0" wp14:anchorId="6EF6657B" wp14:editId="7DA01731">
@@ -18964,7 +18940,7 @@
           <w:lang w:val="es-ES"/>
         </w:rPr>
       </w:pPr>
-      <w:bookmarkStart w:id="39" w:name="_Toc181813800"/>
+      <w:bookmarkStart w:id="40" w:name="_Toc181813800"/>
       <w:r>
         <w:rPr>
           <w:lang w:val="es-ES"/>
@@ -18990,7 +18966,7 @@
         </w:rPr>
         <w:t>ática Inversa</w:t>
       </w:r>
-      <w:bookmarkEnd w:id="39"/>
+      <w:bookmarkEnd w:id="40"/>
     </w:p>
     <w:p>
       <w:pPr>
@@ -19021,7 +18997,6 @@
         <w:rPr>
           <w:b/>
           <w:noProof/>
-          <w:lang w:val="es-AR" w:eastAsia="es-AR"/>
         </w:rPr>
         <w:drawing>
           <wp:anchor distT="0" distB="0" distL="114300" distR="114300" simplePos="0" relativeHeight="251697152" behindDoc="0" locked="0" layoutInCell="1" allowOverlap="1" wp14:anchorId="1700DF26" wp14:editId="177D72C6">
@@ -19282,7 +19257,6 @@
       <w:r>
         <w:rPr>
           <w:noProof/>
-          <w:lang w:val="es-AR" w:eastAsia="es-AR"/>
         </w:rPr>
         <w:drawing>
           <wp:anchor distT="0" distB="0" distL="114300" distR="114300" simplePos="0" relativeHeight="251696128" behindDoc="0" locked="0" layoutInCell="1" allowOverlap="1" wp14:anchorId="42A8D1B9" wp14:editId="61827E19">
@@ -19408,7 +19382,6 @@
       <w:r>
         <w:rPr>
           <w:noProof/>
-          <w:lang w:val="es-AR" w:eastAsia="es-AR"/>
         </w:rPr>
         <w:drawing>
           <wp:anchor distT="0" distB="0" distL="114300" distR="114300" simplePos="0" relativeHeight="251699200" behindDoc="0" locked="0" layoutInCell="1" allowOverlap="1" wp14:anchorId="662C6164" wp14:editId="4FA13123">
@@ -19517,7 +19490,6 @@
       <w:r>
         <w:rPr>
           <w:noProof/>
-          <w:lang w:val="es-AR" w:eastAsia="es-AR"/>
         </w:rPr>
         <w:drawing>
           <wp:anchor distT="0" distB="0" distL="114300" distR="114300" simplePos="0" relativeHeight="251698176" behindDoc="0" locked="0" layoutInCell="1" allowOverlap="1" wp14:anchorId="75E6F68F" wp14:editId="388DCCE7">
@@ -19910,7 +19882,6 @@
       <w:r>
         <w:rPr>
           <w:noProof/>
-          <w:lang w:val="es-AR" w:eastAsia="es-AR"/>
         </w:rPr>
         <w:drawing>
           <wp:anchor distT="0" distB="0" distL="114300" distR="114300" simplePos="0" relativeHeight="251700224" behindDoc="0" locked="0" layoutInCell="1" allowOverlap="1" wp14:anchorId="32FA849F" wp14:editId="4FBEA546">
@@ -20012,7 +19983,6 @@
       <w:r>
         <w:rPr>
           <w:noProof/>
-          <w:lang w:val="es-AR" w:eastAsia="es-AR"/>
         </w:rPr>
         <w:lastRenderedPageBreak/>
         <w:drawing>
@@ -20093,7 +20063,6 @@
       <w:r>
         <w:rPr>
           <w:noProof/>
-          <w:lang w:val="es-AR" w:eastAsia="es-AR"/>
         </w:rPr>
         <w:drawing>
           <wp:anchor distT="0" distB="0" distL="114300" distR="114300" simplePos="0" relativeHeight="251681792" behindDoc="0" locked="0" layoutInCell="1" allowOverlap="1" wp14:anchorId="5EB00D8B" wp14:editId="23046C82">
@@ -20337,7 +20306,6 @@
         <w:rPr>
           <w:rFonts w:eastAsiaTheme="minorEastAsia"/>
           <w:noProof/>
-          <w:lang w:val="es-AR" w:eastAsia="es-AR"/>
         </w:rPr>
         <w:drawing>
           <wp:anchor distT="0" distB="0" distL="114300" distR="114300" simplePos="0" relativeHeight="251682816" behindDoc="0" locked="0" layoutInCell="1" allowOverlap="1" wp14:anchorId="7BC376FD" wp14:editId="14B8B7DB">
@@ -20482,7 +20450,6 @@
       <w:r>
         <w:rPr>
           <w:noProof/>
-          <w:lang w:val="es-AR" w:eastAsia="es-AR"/>
         </w:rPr>
         <w:drawing>
           <wp:anchor distT="0" distB="0" distL="114300" distR="114300" simplePos="0" relativeHeight="251683840" behindDoc="0" locked="0" layoutInCell="1" allowOverlap="1" wp14:anchorId="0D720E6D" wp14:editId="6BA0121C">
@@ -20671,7 +20638,6 @@
       <w:r>
         <w:rPr>
           <w:noProof/>
-          <w:lang w:val="es-AR" w:eastAsia="es-AR"/>
         </w:rPr>
         <w:drawing>
           <wp:anchor distT="0" distB="0" distL="114300" distR="114300" simplePos="0" relativeHeight="251701248" behindDoc="0" locked="0" layoutInCell="1" allowOverlap="1" wp14:anchorId="76E3A3F2" wp14:editId="16156AC9">
@@ -20803,7 +20769,6 @@
       <w:r>
         <w:rPr>
           <w:noProof/>
-          <w:lang w:val="es-AR" w:eastAsia="es-AR"/>
         </w:rPr>
         <w:drawing>
           <wp:anchor distT="0" distB="0" distL="114300" distR="114300" simplePos="0" relativeHeight="251684864" behindDoc="0" locked="0" layoutInCell="1" allowOverlap="1" wp14:anchorId="4EAE5BD6" wp14:editId="12061123">
@@ -21101,7 +21066,6 @@
       <w:r>
         <w:rPr>
           <w:noProof/>
-          <w:lang w:val="es-AR" w:eastAsia="es-AR"/>
         </w:rPr>
         <w:drawing>
           <wp:anchor distT="0" distB="0" distL="114300" distR="114300" simplePos="0" relativeHeight="251707392" behindDoc="0" locked="0" layoutInCell="1" allowOverlap="1" wp14:anchorId="0DCC30E1" wp14:editId="6D7BCDF3">
@@ -21378,7 +21342,6 @@
       <w:r>
         <w:rPr>
           <w:noProof/>
-          <w:lang w:val="es-AR" w:eastAsia="es-AR"/>
         </w:rPr>
         <w:drawing>
           <wp:anchor distT="0" distB="0" distL="114300" distR="114300" simplePos="0" relativeHeight="251685888" behindDoc="0" locked="0" layoutInCell="1" allowOverlap="1" wp14:anchorId="4198D58B" wp14:editId="1F450F7D">
@@ -21652,7 +21615,6 @@
       <w:r>
         <w:rPr>
           <w:noProof/>
-          <w:lang w:val="es-AR" w:eastAsia="es-AR"/>
         </w:rPr>
         <w:drawing>
           <wp:anchor distT="0" distB="0" distL="114300" distR="114300" simplePos="0" relativeHeight="251686912" behindDoc="0" locked="0" layoutInCell="1" allowOverlap="1" wp14:anchorId="376FE7A8" wp14:editId="5B16E92D">
@@ -21845,7 +21807,6 @@
       <w:r>
         <w:rPr>
           <w:noProof/>
-          <w:lang w:val="es-AR" w:eastAsia="es-AR"/>
         </w:rPr>
         <w:drawing>
           <wp:anchor distT="0" distB="0" distL="114300" distR="114300" simplePos="0" relativeHeight="251702272" behindDoc="0" locked="0" layoutInCell="1" allowOverlap="1" wp14:anchorId="18FC58B0" wp14:editId="23E31CA6">
@@ -21947,7 +21908,6 @@
       <w:r>
         <w:rPr>
           <w:noProof/>
-          <w:lang w:val="es-AR" w:eastAsia="es-AR"/>
         </w:rPr>
         <w:drawing>
           <wp:anchor distT="0" distB="0" distL="114300" distR="114300" simplePos="0" relativeHeight="251703296" behindDoc="0" locked="0" layoutInCell="1" allowOverlap="1" wp14:anchorId="5ACED56F" wp14:editId="4BDEE7F4">
@@ -22096,7 +22056,6 @@
       <w:r>
         <w:rPr>
           <w:noProof/>
-          <w:lang w:val="es-AR" w:eastAsia="es-AR"/>
         </w:rPr>
         <w:drawing>
           <wp:anchor distT="0" distB="0" distL="114300" distR="114300" simplePos="0" relativeHeight="251704320" behindDoc="0" locked="0" layoutInCell="1" allowOverlap="1" wp14:anchorId="4175534F" wp14:editId="4D09C51B">
@@ -22209,7 +22168,6 @@
       <w:r>
         <w:rPr>
           <w:noProof/>
-          <w:lang w:val="es-AR" w:eastAsia="es-AR"/>
         </w:rPr>
         <w:drawing>
           <wp:anchor distT="0" distB="0" distL="114300" distR="114300" simplePos="0" relativeHeight="251705344" behindDoc="0" locked="0" layoutInCell="1" allowOverlap="1" wp14:anchorId="0ADB7A9F" wp14:editId="20FBE920">
@@ -22375,7 +22333,6 @@
       <w:r>
         <w:rPr>
           <w:noProof/>
-          <w:lang w:val="es-AR" w:eastAsia="es-AR"/>
         </w:rPr>
         <w:drawing>
           <wp:anchor distT="0" distB="0" distL="114300" distR="114300" simplePos="0" relativeHeight="251706368" behindDoc="0" locked="0" layoutInCell="1" allowOverlap="1" wp14:anchorId="7B2B2F69" wp14:editId="42C6D797">
@@ -22574,7 +22531,6 @@
       <w:r>
         <w:rPr>
           <w:noProof/>
-          <w:lang w:val="es-AR" w:eastAsia="es-AR"/>
         </w:rPr>
         <w:drawing>
           <wp:anchor distT="0" distB="0" distL="114300" distR="114300" simplePos="0" relativeHeight="251687936" behindDoc="0" locked="0" layoutInCell="1" allowOverlap="1" wp14:anchorId="61498CDA" wp14:editId="5DAD6E98">
@@ -22681,7 +22637,6 @@
       <w:r>
         <w:rPr>
           <w:noProof/>
-          <w:lang w:val="es-AR" w:eastAsia="es-AR"/>
         </w:rPr>
         <w:drawing>
           <wp:anchor distT="0" distB="0" distL="114300" distR="114300" simplePos="0" relativeHeight="251688960" behindDoc="0" locked="0" layoutInCell="1" allowOverlap="1" wp14:anchorId="6178B088" wp14:editId="6E194026">
@@ -22898,7 +22853,6 @@
       <w:r>
         <w:rPr>
           <w:noProof/>
-          <w:lang w:val="es-AR" w:eastAsia="es-AR"/>
         </w:rPr>
         <w:drawing>
           <wp:anchor distT="0" distB="0" distL="114300" distR="114300" simplePos="0" relativeHeight="251689984" behindDoc="0" locked="0" layoutInCell="1" allowOverlap="1" wp14:anchorId="59BEDD7A" wp14:editId="0A436BEA">
@@ -23105,7 +23059,6 @@
       <w:r>
         <w:rPr>
           <w:noProof/>
-          <w:lang w:val="es-AR" w:eastAsia="es-AR"/>
         </w:rPr>
         <w:drawing>
           <wp:anchor distT="0" distB="0" distL="114300" distR="114300" simplePos="0" relativeHeight="251691008" behindDoc="0" locked="0" layoutInCell="1" allowOverlap="1" wp14:anchorId="578F9446" wp14:editId="3A3817F9">
@@ -23349,7 +23302,6 @@
       <w:r>
         <w:rPr>
           <w:noProof/>
-          <w:lang w:val="es-AR" w:eastAsia="es-AR"/>
         </w:rPr>
         <w:drawing>
           <wp:anchor distT="0" distB="0" distL="114300" distR="114300" simplePos="0" relativeHeight="251692032" behindDoc="0" locked="0" layoutInCell="1" allowOverlap="1" wp14:anchorId="14FC7D6E" wp14:editId="3564B3DD">
@@ -23448,7 +23400,6 @@
       <w:r>
         <w:rPr>
           <w:noProof/>
-          <w:lang w:val="es-AR" w:eastAsia="es-AR"/>
         </w:rPr>
         <w:drawing>
           <wp:anchor distT="0" distB="0" distL="114300" distR="114300" simplePos="0" relativeHeight="251693056" behindDoc="0" locked="0" layoutInCell="1" allowOverlap="1" wp14:anchorId="7354E306" wp14:editId="1A9650CC">
@@ -23549,7 +23500,6 @@
       <w:r>
         <w:rPr>
           <w:noProof/>
-          <w:lang w:val="es-AR" w:eastAsia="es-AR"/>
         </w:rPr>
         <w:drawing>
           <wp:anchor distT="0" distB="0" distL="114300" distR="114300" simplePos="0" relativeHeight="251710464" behindDoc="0" locked="0" layoutInCell="1" allowOverlap="1" wp14:anchorId="13A66014" wp14:editId="70C09B0E">
@@ -23934,7 +23884,6 @@
       <w:r>
         <w:rPr>
           <w:noProof/>
-          <w:lang w:val="es-AR" w:eastAsia="es-AR"/>
         </w:rPr>
         <w:drawing>
           <wp:anchor distT="0" distB="0" distL="114300" distR="114300" simplePos="0" relativeHeight="251708416" behindDoc="0" locked="0" layoutInCell="1" allowOverlap="1" wp14:anchorId="28096658" wp14:editId="0BA7F3FF">
@@ -24036,7 +23985,6 @@
       <w:r>
         <w:rPr>
           <w:noProof/>
-          <w:lang w:val="es-AR" w:eastAsia="es-AR"/>
         </w:rPr>
         <w:drawing>
           <wp:anchor distT="0" distB="0" distL="114300" distR="114300" simplePos="0" relativeHeight="251709440" behindDoc="0" locked="0" layoutInCell="1" allowOverlap="1" wp14:anchorId="45482FB0" wp14:editId="7D5A59A9">
@@ -24127,7 +24075,6 @@
       <w:r>
         <w:rPr>
           <w:noProof/>
-          <w:lang w:val="es-AR" w:eastAsia="es-AR"/>
         </w:rPr>
         <w:lastRenderedPageBreak/>
         <w:drawing>
@@ -24244,7 +24191,6 @@
       <w:r>
         <w:rPr>
           <w:noProof/>
-          <w:lang w:val="es-AR" w:eastAsia="es-AR"/>
         </w:rPr>
         <w:drawing>
           <wp:anchor distT="0" distB="0" distL="114300" distR="114300" simplePos="0" relativeHeight="251695104" behindDoc="0" locked="0" layoutInCell="1" allowOverlap="1" wp14:anchorId="283CD61B" wp14:editId="40EE9569">
@@ -24363,7 +24309,7 @@
           <w:lang w:val="es-AR"/>
         </w:rPr>
       </w:pPr>
-      <w:bookmarkStart w:id="40" w:name="_Toc181813801"/>
+      <w:bookmarkStart w:id="41" w:name="_Toc181813801"/>
       <w:r>
         <w:rPr>
           <w:lang w:val="es-AR"/>
@@ -24377,7 +24323,7 @@
         </w:rPr>
         <w:t xml:space="preserve"> – Análisis de Singularidades</w:t>
       </w:r>
-      <w:bookmarkEnd w:id="40"/>
+      <w:bookmarkEnd w:id="41"/>
     </w:p>
     <w:p>
       <w:pPr>
@@ -25355,23 +25301,7 @@
           <w:rFonts w:eastAsiaTheme="minorEastAsia"/>
           <w:lang w:val="es-ES"/>
         </w:rPr>
-        <w:t xml:space="preserve"> (</w:t>
-      </w:r>
-      <w:bookmarkStart w:id="41" w:name="_GoBack"/>
-      <w:r>
-        <w:rPr>
-          <w:rFonts w:eastAsiaTheme="minorEastAsia"/>
-          <w:lang w:val="es-ES"/>
-        </w:rPr>
-        <w:t>A7.</w:t>
-      </w:r>
-      <w:bookmarkEnd w:id="41"/>
-      <w:r>
-        <w:rPr>
-          <w:rFonts w:eastAsiaTheme="minorEastAsia"/>
-          <w:lang w:val="es-ES"/>
-        </w:rPr>
-        <w:t>1)</w:t>
+        <w:t xml:space="preserve"> (A7.1)</w:t>
       </w:r>
     </w:p>
     <w:p>
@@ -27707,7 +27637,6 @@
       <w:r>
         <w:rPr>
           <w:noProof/>
-          <w:lang w:val="es-AR" w:eastAsia="es-AR"/>
         </w:rPr>
         <w:drawing>
           <wp:anchor distT="0" distB="0" distL="114300" distR="114300" simplePos="0" relativeHeight="251714560" behindDoc="0" locked="0" layoutInCell="1" allowOverlap="1" wp14:anchorId="62B903F7" wp14:editId="6EDA0786">
@@ -27778,7 +27707,6 @@
       <w:r>
         <w:rPr>
           <w:noProof/>
-          <w:lang w:val="es-AR" w:eastAsia="es-AR"/>
         </w:rPr>
         <w:drawing>
           <wp:anchor distT="0" distB="0" distL="114300" distR="114300" simplePos="0" relativeHeight="251715584" behindDoc="0" locked="0" layoutInCell="1" allowOverlap="1" wp14:anchorId="3D5F95FE" wp14:editId="170A03EC">
@@ -28291,7 +28219,6 @@
       <w:r>
         <w:rPr>
           <w:noProof/>
-          <w:lang w:val="es-AR" w:eastAsia="es-AR"/>
         </w:rPr>
         <w:drawing>
           <wp:anchor distT="0" distB="0" distL="114300" distR="114300" simplePos="0" relativeHeight="251716608" behindDoc="0" locked="0" layoutInCell="1" allowOverlap="1" wp14:anchorId="7645359F" wp14:editId="5826FA23">
@@ -28364,7 +28291,6 @@
       <w:r>
         <w:rPr>
           <w:noProof/>
-          <w:lang w:val="es-AR" w:eastAsia="es-AR"/>
         </w:rPr>
         <w:drawing>
           <wp:anchor distT="0" distB="0" distL="114300" distR="114300" simplePos="0" relativeHeight="251717632" behindDoc="0" locked="0" layoutInCell="1" allowOverlap="1" wp14:anchorId="6A5707C6" wp14:editId="27D228D3">
@@ -29616,7 +29542,6 @@
       <w:r>
         <w:rPr>
           <w:noProof/>
-          <w:lang w:val="es-AR" w:eastAsia="es-AR"/>
         </w:rPr>
         <w:drawing>
           <wp:anchor distT="0" distB="0" distL="114300" distR="114300" simplePos="0" relativeHeight="251718656" behindDoc="0" locked="0" layoutInCell="1" allowOverlap="1" wp14:anchorId="6B710889" wp14:editId="6A614FFA">
@@ -29717,7 +29642,6 @@
       <w:r>
         <w:rPr>
           <w:noProof/>
-          <w:lang w:val="es-AR" w:eastAsia="es-AR"/>
         </w:rPr>
         <w:drawing>
           <wp:anchor distT="0" distB="0" distL="114300" distR="114300" simplePos="0" relativeHeight="251719680" behindDoc="0" locked="0" layoutInCell="1" allowOverlap="1" wp14:anchorId="32460C5A" wp14:editId="4454AD11">
@@ -29850,7 +29774,6 @@
       <w:r>
         <w:rPr>
           <w:noProof/>
-          <w:lang w:val="es-AR" w:eastAsia="es-AR"/>
         </w:rPr>
         <w:drawing>
           <wp:anchor distT="0" distB="0" distL="114300" distR="114300" simplePos="0" relativeHeight="251720704" behindDoc="0" locked="0" layoutInCell="1" allowOverlap="1" wp14:anchorId="7F802CE1" wp14:editId="7346AD6B">
@@ -29940,7 +29863,6 @@
       <w:r>
         <w:rPr>
           <w:noProof/>
-          <w:lang w:val="es-AR" w:eastAsia="es-AR"/>
         </w:rPr>
         <w:drawing>
           <wp:anchor distT="0" distB="0" distL="114300" distR="114300" simplePos="0" relativeHeight="251712512" behindDoc="0" locked="0" layoutInCell="1" allowOverlap="1" wp14:anchorId="7977E179" wp14:editId="0711C5B0">
@@ -30105,7 +30027,6 @@
       <w:r>
         <w:rPr>
           <w:noProof/>
-          <w:lang w:val="es-AR" w:eastAsia="es-AR"/>
         </w:rPr>
         <w:drawing>
           <wp:anchor distT="0" distB="0" distL="114300" distR="114300" simplePos="0" relativeHeight="251713536" behindDoc="0" locked="0" layoutInCell="1" allowOverlap="1" wp14:anchorId="4FD9A59D" wp14:editId="6BB3461C">
@@ -30197,7 +30118,6 @@
       <w:r>
         <w:rPr>
           <w:noProof/>
-          <w:lang w:val="es-AR" w:eastAsia="es-AR"/>
         </w:rPr>
         <w:drawing>
           <wp:anchor distT="0" distB="0" distL="114300" distR="114300" simplePos="0" relativeHeight="251721728" behindDoc="0" locked="0" layoutInCell="1" allowOverlap="1" wp14:anchorId="5795845A" wp14:editId="1E0344FE">
@@ -30313,7 +30233,6 @@
       <w:r>
         <w:rPr>
           <w:noProof/>
-          <w:lang w:val="es-AR" w:eastAsia="es-AR"/>
         </w:rPr>
         <w:drawing>
           <wp:anchor distT="0" distB="0" distL="114300" distR="114300" simplePos="0" relativeHeight="251722752" behindDoc="0" locked="0" layoutInCell="1" allowOverlap="1" wp14:anchorId="7E7A8502" wp14:editId="3D4D9B88">
@@ -30543,7 +30462,6 @@
       <w:r>
         <w:rPr>
           <w:noProof/>
-          <w:lang w:val="es-AR" w:eastAsia="es-AR"/>
         </w:rPr>
         <w:lastRenderedPageBreak/>
         <w:drawing>
@@ -30606,7 +30524,6 @@
       <w:r>
         <w:rPr>
           <w:noProof/>
-          <w:lang w:val="es-AR" w:eastAsia="es-AR"/>
         </w:rPr>
         <w:drawing>
           <wp:anchor distT="0" distB="0" distL="114300" distR="114300" simplePos="0" relativeHeight="251724800" behindDoc="0" locked="0" layoutInCell="1" allowOverlap="1" wp14:anchorId="03F9A4A8" wp14:editId="1B2E647A">
@@ -30900,7 +30817,6 @@
       <w:r>
         <w:rPr>
           <w:noProof/>
-          <w:lang w:val="es-AR" w:eastAsia="es-AR"/>
         </w:rPr>
         <w:drawing>
           <wp:anchor distT="0" distB="0" distL="114300" distR="114300" simplePos="0" relativeHeight="251725824" behindDoc="0" locked="0" layoutInCell="1" allowOverlap="1" wp14:anchorId="5DD14C93" wp14:editId="41737C58">
@@ -31012,7 +30928,6 @@
       <w:r>
         <w:rPr>
           <w:noProof/>
-          <w:lang w:val="es-AR" w:eastAsia="es-AR"/>
         </w:rPr>
         <w:drawing>
           <wp:anchor distT="0" distB="0" distL="114300" distR="114300" simplePos="0" relativeHeight="251726848" behindDoc="0" locked="0" layoutInCell="1" allowOverlap="1" wp14:anchorId="067606C0" wp14:editId="78EDB1DD">
@@ -31080,7 +30995,6 @@
       <w:r>
         <w:rPr>
           <w:noProof/>
-          <w:lang w:val="es-AR" w:eastAsia="es-AR"/>
         </w:rPr>
         <w:drawing>
           <wp:anchor distT="0" distB="0" distL="114300" distR="114300" simplePos="0" relativeHeight="251727872" behindDoc="0" locked="0" layoutInCell="1" allowOverlap="1" wp14:anchorId="51CD5B61" wp14:editId="4E3767E3">
@@ -32603,18 +32517,12 @@
         <w:t>R.fkine</w:t>
       </w:r>
       <w:proofErr w:type="spellEnd"/>
-      <w:r>
-        <w:rPr>
-          <w:lang w:val="es-ES"/>
-        </w:rPr>
-        <w:t>(</w:t>
-      </w:r>
       <w:proofErr w:type="gramEnd"/>
       <w:r>
         <w:rPr>
           <w:lang w:val="es-ES"/>
         </w:rPr>
-        <w:t>Q).T.</w:t>
+        <w:t>(Q).T.</w:t>
       </w:r>
     </w:p>
     <w:p>
@@ -32753,14 +32661,14 @@
         <w:rPr>
           <w:lang w:val="es-ES"/>
         </w:rPr>
-        <w:t>Como salida, devuelve una matriz T que es una secuencia de matrices de transformación homogénea, de 4x4xM donde cada T(</w:t>
+        <w:t>Como salida, devuelve una matriz T que es una secuencia de matrices de transformación homogénea, de 4x4xM donde cada T</w:t>
       </w:r>
       <w:proofErr w:type="gramStart"/>
       <w:r>
         <w:rPr>
           <w:lang w:val="es-ES"/>
         </w:rPr>
-        <w:t>:,:,</w:t>
+        <w:t>(:,:,</w:t>
       </w:r>
       <w:proofErr w:type="gramEnd"/>
       <w:r>
@@ -32855,7 +32763,7 @@
           <w:sz w:val="20"/>
           <w:szCs w:val="20"/>
         </w:rPr>
-        <w:t>(end</w:t>
+        <w:t>(</w:t>
       </w:r>
       <w:proofErr w:type="gramStart"/>
       <w:r>
@@ -32864,7 +32772,7 @@
           <w:sz w:val="20"/>
           <w:szCs w:val="20"/>
         </w:rPr>
-        <w:t>,:</w:t>
+        <w:t>end,:)</w:t>
       </w:r>
       <w:proofErr w:type="gramEnd"/>
       <w:r>
@@ -32873,7 +32781,7 @@
           <w:sz w:val="20"/>
           <w:szCs w:val="20"/>
         </w:rPr>
-        <w:t>);</w:t>
+        <w:t>;</w:t>
       </w:r>
     </w:p>
     <w:p>
@@ -32887,7 +32795,6 @@
           <w:szCs w:val="20"/>
         </w:rPr>
       </w:pPr>
-      <w:proofErr w:type="gramStart"/>
       <w:r>
         <w:rPr>
           <w:rFonts w:ascii="Consolas" w:eastAsia="Times New Roman" w:hAnsi="Consolas" w:cs="Times New Roman"/>
@@ -32895,17 +32802,7 @@
           <w:sz w:val="20"/>
           <w:szCs w:val="20"/>
         </w:rPr>
-        <w:t>for</w:t>
-      </w:r>
-      <w:proofErr w:type="gramEnd"/>
-      <w:r>
-        <w:rPr>
-          <w:rFonts w:ascii="Consolas" w:eastAsia="Times New Roman" w:hAnsi="Consolas" w:cs="Times New Roman"/>
-          <w:color w:val="0E00FF"/>
-          <w:sz w:val="20"/>
-          <w:szCs w:val="20"/>
-        </w:rPr>
-        <w:t xml:space="preserve"> </w:t>
+        <w:t xml:space="preserve">for </w:t>
       </w:r>
       <w:proofErr w:type="spellStart"/>
       <w:r>
@@ -32923,14 +32820,32 @@
           <w:sz w:val="20"/>
           <w:szCs w:val="20"/>
         </w:rPr>
-        <w:t xml:space="preserve"> = 1:length(T</w:t>
-      </w:r>
+        <w:t xml:space="preserve"> = </w:t>
+      </w:r>
+      <w:proofErr w:type="gramStart"/>
       <w:r>
         <w:rPr>
           <w:rFonts w:ascii="Consolas" w:eastAsia="Times New Roman" w:hAnsi="Consolas" w:cs="Times New Roman"/>
           <w:sz w:val="20"/>
           <w:szCs w:val="20"/>
         </w:rPr>
+        <w:t>1:length</w:t>
+      </w:r>
+      <w:proofErr w:type="gramEnd"/>
+      <w:r>
+        <w:rPr>
+          <w:rFonts w:ascii="Consolas" w:eastAsia="Times New Roman" w:hAnsi="Consolas" w:cs="Times New Roman"/>
+          <w:sz w:val="20"/>
+          <w:szCs w:val="20"/>
+        </w:rPr>
+        <w:t>(T</w:t>
+      </w:r>
+      <w:r>
+        <w:rPr>
+          <w:rFonts w:ascii="Consolas" w:eastAsia="Times New Roman" w:hAnsi="Consolas" w:cs="Times New Roman"/>
+          <w:sz w:val="20"/>
+          <w:szCs w:val="20"/>
+        </w:rPr>
         <w:t>)</w:t>
       </w:r>
     </w:p>
@@ -32977,7 +32892,7 @@
           <w:sz w:val="20"/>
           <w:szCs w:val="20"/>
         </w:rPr>
-        <w:t xml:space="preserve"> = UR10e_ikine(R, </w:t>
+        <w:t xml:space="preserve"> = UR10e_</w:t>
       </w:r>
       <w:proofErr w:type="gramStart"/>
       <w:r>
@@ -32986,24 +32901,24 @@
           <w:sz w:val="20"/>
           <w:szCs w:val="20"/>
         </w:rPr>
-        <w:t>T</w:t>
-      </w:r>
+        <w:t>ikine(</w:t>
+      </w:r>
+      <w:proofErr w:type="gramEnd"/>
       <w:r>
         <w:rPr>
           <w:rFonts w:ascii="Consolas" w:eastAsia="Times New Roman" w:hAnsi="Consolas" w:cs="Times New Roman"/>
           <w:sz w:val="20"/>
           <w:szCs w:val="20"/>
         </w:rPr>
-        <w:t>(</w:t>
-      </w:r>
-      <w:proofErr w:type="gramEnd"/>
+        <w:t>R, T</w:t>
+      </w:r>
       <w:r>
         <w:rPr>
           <w:rFonts w:ascii="Consolas" w:eastAsia="Times New Roman" w:hAnsi="Consolas" w:cs="Times New Roman"/>
           <w:sz w:val="20"/>
           <w:szCs w:val="20"/>
         </w:rPr>
-        <w:t xml:space="preserve">:, : , </w:t>
+        <w:t xml:space="preserve">(:, : , </w:t>
       </w:r>
       <w:proofErr w:type="spellStart"/>
       <w:r>
@@ -33125,7 +33040,6 @@
         </w:rPr>
       </w:pPr>
       <w:proofErr w:type="spellStart"/>
-      <w:proofErr w:type="gramStart"/>
       <w:r>
         <w:rPr>
           <w:rFonts w:ascii="Consolas" w:eastAsia="Times New Roman" w:hAnsi="Consolas" w:cs="Times New Roman"/>
@@ -33137,7 +33051,6 @@
         <w:t>end</w:t>
       </w:r>
       <w:proofErr w:type="spellEnd"/>
-      <w:proofErr w:type="gramEnd"/>
     </w:p>
     <w:p>
       <w:pPr>
@@ -33532,7 +33445,6 @@
       <w:r>
         <w:rPr>
           <w:noProof/>
-          <w:lang w:val="es-AR" w:eastAsia="es-AR"/>
         </w:rPr>
         <w:drawing>
           <wp:inline distT="0" distB="0" distL="0" distR="0" wp14:anchorId="6D0B5A7F" wp14:editId="29886ECE">
@@ -33625,7 +33537,7 @@
 </file>
 
 <file path=word/endnotes.xml><?xml version="1.0" encoding="utf-8"?>
-<w:endnotes xmlns:wpc="http://schemas.microsoft.com/office/word/2010/wordprocessingCanvas" xmlns:mc="http://schemas.openxmlformats.org/markup-compatibility/2006" xmlns:o="urn:schemas-microsoft-com:office:office" xmlns:r="http://schemas.openxmlformats.org/officeDocument/2006/relationships" xmlns:m="http://schemas.openxmlformats.org/officeDocument/2006/math" xmlns:v="urn:schemas-microsoft-com:vml" xmlns:wp14="http://schemas.microsoft.com/office/word/2010/wordprocessingDrawing" xmlns:wp="http://schemas.openxmlformats.org/drawingml/2006/wordprocessingDrawing" xmlns:w10="urn:schemas-microsoft-com:office:word" xmlns:w="http://schemas.openxmlformats.org/wordprocessingml/2006/main" xmlns:w14="http://schemas.microsoft.com/office/word/2010/wordml" xmlns:w15="http://schemas.microsoft.com/office/word/2012/wordml" xmlns:wpg="http://schemas.microsoft.com/office/word/2010/wordprocessingGroup" xmlns:wpi="http://schemas.microsoft.com/office/word/2010/wordprocessingInk" xmlns:wne="http://schemas.microsoft.com/office/word/2006/wordml" xmlns:wps="http://schemas.microsoft.com/office/word/2010/wordprocessingShape" mc:Ignorable="w14 w15 wp14">
+<w:endnotes xmlns:wpc="http://schemas.microsoft.com/office/word/2010/wordprocessingCanvas" xmlns:cx="http://schemas.microsoft.com/office/drawing/2014/chartex" xmlns:mc="http://schemas.openxmlformats.org/markup-compatibility/2006" xmlns:o="urn:schemas-microsoft-com:office:office" xmlns:r="http://schemas.openxmlformats.org/officeDocument/2006/relationships" xmlns:m="http://schemas.openxmlformats.org/officeDocument/2006/math" xmlns:v="urn:schemas-microsoft-com:vml" xmlns:wp14="http://schemas.microsoft.com/office/word/2010/wordprocessingDrawing" xmlns:wp="http://schemas.openxmlformats.org/drawingml/2006/wordprocessingDrawing" xmlns:w10="urn:schemas-microsoft-com:office:word" xmlns:w="http://schemas.openxmlformats.org/wordprocessingml/2006/main" xmlns:w14="http://schemas.microsoft.com/office/word/2010/wordml" xmlns:w15="http://schemas.microsoft.com/office/word/2012/wordml" xmlns:w16se="http://schemas.microsoft.com/office/word/2015/wordml/symex" xmlns:wpg="http://schemas.microsoft.com/office/word/2010/wordprocessingGroup" xmlns:wpi="http://schemas.microsoft.com/office/word/2010/wordprocessingInk" xmlns:wne="http://schemas.microsoft.com/office/word/2006/wordml" xmlns:wps="http://schemas.microsoft.com/office/word/2010/wordprocessingShape" mc:Ignorable="w14 w15 w16se wp14">
   <w:endnote w:type="separator" w:id="-1">
     <w:p>
       <w:pPr>
@@ -33650,7 +33562,7 @@
 </file>
 
 <file path=word/footer1.xml><?xml version="1.0" encoding="utf-8"?>
-<w:ftr xmlns:wpc="http://schemas.microsoft.com/office/word/2010/wordprocessingCanvas" xmlns:mc="http://schemas.openxmlformats.org/markup-compatibility/2006" xmlns:o="urn:schemas-microsoft-com:office:office" xmlns:r="http://schemas.openxmlformats.org/officeDocument/2006/relationships" xmlns:m="http://schemas.openxmlformats.org/officeDocument/2006/math" xmlns:v="urn:schemas-microsoft-com:vml" xmlns:wp14="http://schemas.microsoft.com/office/word/2010/wordprocessingDrawing" xmlns:wp="http://schemas.openxmlformats.org/drawingml/2006/wordprocessingDrawing" xmlns:w10="urn:schemas-microsoft-com:office:word" xmlns:w="http://schemas.openxmlformats.org/wordprocessingml/2006/main" xmlns:w14="http://schemas.microsoft.com/office/word/2010/wordml" xmlns:w15="http://schemas.microsoft.com/office/word/2012/wordml" xmlns:wpg="http://schemas.microsoft.com/office/word/2010/wordprocessingGroup" xmlns:wpi="http://schemas.microsoft.com/office/word/2010/wordprocessingInk" xmlns:wne="http://schemas.microsoft.com/office/word/2006/wordml" xmlns:wps="http://schemas.microsoft.com/office/word/2010/wordprocessingShape" mc:Ignorable="w14 w15 wp14">
+<w:ftr xmlns:wpc="http://schemas.microsoft.com/office/word/2010/wordprocessingCanvas" xmlns:cx="http://schemas.microsoft.com/office/drawing/2014/chartex" xmlns:mc="http://schemas.openxmlformats.org/markup-compatibility/2006" xmlns:o="urn:schemas-microsoft-com:office:office" xmlns:r="http://schemas.openxmlformats.org/officeDocument/2006/relationships" xmlns:m="http://schemas.openxmlformats.org/officeDocument/2006/math" xmlns:v="urn:schemas-microsoft-com:vml" xmlns:wp14="http://schemas.microsoft.com/office/word/2010/wordprocessingDrawing" xmlns:wp="http://schemas.openxmlformats.org/drawingml/2006/wordprocessingDrawing" xmlns:w10="urn:schemas-microsoft-com:office:word" xmlns:w="http://schemas.openxmlformats.org/wordprocessingml/2006/main" xmlns:w14="http://schemas.microsoft.com/office/word/2010/wordml" xmlns:w15="http://schemas.microsoft.com/office/word/2012/wordml" xmlns:w16se="http://schemas.microsoft.com/office/word/2015/wordml/symex" xmlns:wpg="http://schemas.microsoft.com/office/word/2010/wordprocessingGroup" xmlns:wpi="http://schemas.microsoft.com/office/word/2010/wordprocessingInk" xmlns:wne="http://schemas.microsoft.com/office/word/2006/wordml" xmlns:wps="http://schemas.microsoft.com/office/word/2010/wordprocessingShape" mc:Ignorable="w14 w15 w16se wp14">
   <w:p>
     <w:pPr>
       <w:pStyle w:val="Piedepgina"/>
@@ -33660,7 +33572,7 @@
 </file>
 
 <file path=word/footer2.xml><?xml version="1.0" encoding="utf-8"?>
-<w:ftr xmlns:wpc="http://schemas.microsoft.com/office/word/2010/wordprocessingCanvas" xmlns:mc="http://schemas.openxmlformats.org/markup-compatibility/2006" xmlns:o="urn:schemas-microsoft-com:office:office" xmlns:r="http://schemas.openxmlformats.org/officeDocument/2006/relationships" xmlns:m="http://schemas.openxmlformats.org/officeDocument/2006/math" xmlns:v="urn:schemas-microsoft-com:vml" xmlns:wp14="http://schemas.microsoft.com/office/word/2010/wordprocessingDrawing" xmlns:wp="http://schemas.openxmlformats.org/drawingml/2006/wordprocessingDrawing" xmlns:w10="urn:schemas-microsoft-com:office:word" xmlns:w="http://schemas.openxmlformats.org/wordprocessingml/2006/main" xmlns:w14="http://schemas.microsoft.com/office/word/2010/wordml" xmlns:w15="http://schemas.microsoft.com/office/word/2012/wordml" xmlns:wpg="http://schemas.microsoft.com/office/word/2010/wordprocessingGroup" xmlns:wpi="http://schemas.microsoft.com/office/word/2010/wordprocessingInk" xmlns:wne="http://schemas.microsoft.com/office/word/2006/wordml" xmlns:wps="http://schemas.microsoft.com/office/word/2010/wordprocessingShape" mc:Ignorable="w14 w15 wp14">
+<w:ftr xmlns:wpc="http://schemas.microsoft.com/office/word/2010/wordprocessingCanvas" xmlns:cx="http://schemas.microsoft.com/office/drawing/2014/chartex" xmlns:mc="http://schemas.openxmlformats.org/markup-compatibility/2006" xmlns:o="urn:schemas-microsoft-com:office:office" xmlns:r="http://schemas.openxmlformats.org/officeDocument/2006/relationships" xmlns:m="http://schemas.openxmlformats.org/officeDocument/2006/math" xmlns:v="urn:schemas-microsoft-com:vml" xmlns:wp14="http://schemas.microsoft.com/office/word/2010/wordprocessingDrawing" xmlns:wp="http://schemas.openxmlformats.org/drawingml/2006/wordprocessingDrawing" xmlns:w10="urn:schemas-microsoft-com:office:word" xmlns:w="http://schemas.openxmlformats.org/wordprocessingml/2006/main" xmlns:w14="http://schemas.microsoft.com/office/word/2010/wordml" xmlns:w15="http://schemas.microsoft.com/office/word/2012/wordml" xmlns:w16se="http://schemas.microsoft.com/office/word/2015/wordml/symex" xmlns:wpg="http://schemas.microsoft.com/office/word/2010/wordprocessingGroup" xmlns:wpi="http://schemas.microsoft.com/office/word/2010/wordprocessingInk" xmlns:wne="http://schemas.microsoft.com/office/word/2006/wordml" xmlns:wps="http://schemas.microsoft.com/office/word/2010/wordprocessingShape" mc:Ignorable="w14 w15 w16se wp14">
   <w:p>
     <w:pPr>
       <w:pStyle w:val="Encabezado"/>
@@ -33674,7 +33586,6 @@
         <w:b/>
         <w:i/>
         <w:noProof/>
-        <w:lang w:val="es-AR" w:eastAsia="es-AR"/>
       </w:rPr>
       <mc:AlternateContent>
         <mc:Choice Requires="wps">
@@ -33747,7 +33658,7 @@
             </wp:anchor>
           </w:drawing>
         </mc:Choice>
-        <mc:Fallback xmlns:w16se="http://schemas.microsoft.com/office/word/2015/wordml/symex" xmlns:cx="http://schemas.microsoft.com/office/drawing/2014/chartex">
+        <mc:Fallback>
           <w:pict>
             <v:rect w14:anchorId="6219B82C" id="Rectángulo 452" o:spid="_x0000_s1026" style="position:absolute;margin-left:0;margin-top:0;width:579.9pt;height:750.3pt;z-index:251660288;visibility:visible;mso-wrap-style:square;mso-width-percent:950;mso-height-percent:950;mso-wrap-distance-left:9pt;mso-wrap-distance-top:0;mso-wrap-distance-right:9pt;mso-wrap-distance-bottom:0;mso-position-horizontal:center;mso-position-horizontal-relative:page;mso-position-vertical:center;mso-position-vertical-relative:page;mso-width-percent:950;mso-height-percent:950;mso-width-relative:page;mso-height-relative:page;v-text-anchor:middle" o:gfxdata="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" filled="f" strokecolor="#747070 [1614]" strokeweight="1.25pt">
               <w10:wrap anchorx="page" anchory="page"/>
@@ -33837,7 +33748,7 @@
         <w:szCs w:val="20"/>
         <w:lang w:val="es-ES"/>
       </w:rPr>
-      <w:t>35</w:t>
+      <w:t>37</w:t>
     </w:r>
     <w:r>
       <w:rPr>
@@ -33855,7 +33766,7 @@
 </file>
 
 <file path=word/footer3.xml><?xml version="1.0" encoding="utf-8"?>
-<w:ftr xmlns:wpc="http://schemas.microsoft.com/office/word/2010/wordprocessingCanvas" xmlns:mc="http://schemas.openxmlformats.org/markup-compatibility/2006" xmlns:o="urn:schemas-microsoft-com:office:office" xmlns:r="http://schemas.openxmlformats.org/officeDocument/2006/relationships" xmlns:m="http://schemas.openxmlformats.org/officeDocument/2006/math" xmlns:v="urn:schemas-microsoft-com:vml" xmlns:wp14="http://schemas.microsoft.com/office/word/2010/wordprocessingDrawing" xmlns:wp="http://schemas.openxmlformats.org/drawingml/2006/wordprocessingDrawing" xmlns:w10="urn:schemas-microsoft-com:office:word" xmlns:w="http://schemas.openxmlformats.org/wordprocessingml/2006/main" xmlns:w14="http://schemas.microsoft.com/office/word/2010/wordml" xmlns:w15="http://schemas.microsoft.com/office/word/2012/wordml" xmlns:wpg="http://schemas.microsoft.com/office/word/2010/wordprocessingGroup" xmlns:wpi="http://schemas.microsoft.com/office/word/2010/wordprocessingInk" xmlns:wne="http://schemas.microsoft.com/office/word/2006/wordml" xmlns:wps="http://schemas.microsoft.com/office/word/2010/wordprocessingShape" mc:Ignorable="w14 w15 wp14">
+<w:ftr xmlns:wpc="http://schemas.microsoft.com/office/word/2010/wordprocessingCanvas" xmlns:cx="http://schemas.microsoft.com/office/drawing/2014/chartex" xmlns:mc="http://schemas.openxmlformats.org/markup-compatibility/2006" xmlns:o="urn:schemas-microsoft-com:office:office" xmlns:r="http://schemas.openxmlformats.org/officeDocument/2006/relationships" xmlns:m="http://schemas.openxmlformats.org/officeDocument/2006/math" xmlns:v="urn:schemas-microsoft-com:vml" xmlns:wp14="http://schemas.microsoft.com/office/word/2010/wordprocessingDrawing" xmlns:wp="http://schemas.openxmlformats.org/drawingml/2006/wordprocessingDrawing" xmlns:w10="urn:schemas-microsoft-com:office:word" xmlns:w="http://schemas.openxmlformats.org/wordprocessingml/2006/main" xmlns:w14="http://schemas.microsoft.com/office/word/2010/wordml" xmlns:w15="http://schemas.microsoft.com/office/word/2012/wordml" xmlns:w16se="http://schemas.microsoft.com/office/word/2015/wordml/symex" xmlns:wpg="http://schemas.microsoft.com/office/word/2010/wordprocessingGroup" xmlns:wpi="http://schemas.microsoft.com/office/word/2010/wordprocessingInk" xmlns:wne="http://schemas.microsoft.com/office/word/2006/wordml" xmlns:wps="http://schemas.microsoft.com/office/word/2010/wordprocessingShape" mc:Ignorable="w14 w15 w16se wp14">
   <w:p>
     <w:pPr>
       <w:pStyle w:val="Piedepgina"/>
@@ -33865,7 +33776,6 @@
       <w:rPr>
         <w:noProof/>
         <w:color w:val="5B9BD5" w:themeColor="accent1"/>
-        <w:lang w:val="es-AR" w:eastAsia="es-AR"/>
       </w:rPr>
       <mc:AlternateContent>
         <mc:Choice Requires="wps">
@@ -33938,7 +33848,7 @@
             </wp:anchor>
           </w:drawing>
         </mc:Choice>
-        <mc:Fallback xmlns:w16se="http://schemas.microsoft.com/office/word/2015/wordml/symex" xmlns:cx="http://schemas.microsoft.com/office/drawing/2014/chartex">
+        <mc:Fallback>
           <w:pict>
             <v:rect w14:anchorId="2B718029" id="Rectángulo 6" o:spid="_x0000_s1026" style="position:absolute;margin-left:0;margin-top:0;width:579.9pt;height:750.3pt;z-index:251662336;visibility:visible;mso-wrap-style:square;mso-width-percent:950;mso-height-percent:950;mso-wrap-distance-left:9pt;mso-wrap-distance-top:0;mso-wrap-distance-right:9pt;mso-wrap-distance-bottom:0;mso-position-horizontal:center;mso-position-horizontal-relative:page;mso-position-vertical:center;mso-position-vertical-relative:page;mso-width-percent:950;mso-height-percent:950;mso-width-relative:page;mso-height-relative:page;v-text-anchor:middle" o:gfxdata="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" filled="f" strokecolor="#747070 [1614]" strokeweight="1.25pt">
               <w10:wrap anchorx="page" anchory="page"/>
@@ -34009,7 +33919,7 @@
 </file>
 
 <file path=word/footnotes.xml><?xml version="1.0" encoding="utf-8"?>
-<w:footnotes xmlns:wpc="http://schemas.microsoft.com/office/word/2010/wordprocessingCanvas" xmlns:mc="http://schemas.openxmlformats.org/markup-compatibility/2006" xmlns:o="urn:schemas-microsoft-com:office:office" xmlns:r="http://schemas.openxmlformats.org/officeDocument/2006/relationships" xmlns:m="http://schemas.openxmlformats.org/officeDocument/2006/math" xmlns:v="urn:schemas-microsoft-com:vml" xmlns:wp14="http://schemas.microsoft.com/office/word/2010/wordprocessingDrawing" xmlns:wp="http://schemas.openxmlformats.org/drawingml/2006/wordprocessingDrawing" xmlns:w10="urn:schemas-microsoft-com:office:word" xmlns:w="http://schemas.openxmlformats.org/wordprocessingml/2006/main" xmlns:w14="http://schemas.microsoft.com/office/word/2010/wordml" xmlns:w15="http://schemas.microsoft.com/office/word/2012/wordml" xmlns:wpg="http://schemas.microsoft.com/office/word/2010/wordprocessingGroup" xmlns:wpi="http://schemas.microsoft.com/office/word/2010/wordprocessingInk" xmlns:wne="http://schemas.microsoft.com/office/word/2006/wordml" xmlns:wps="http://schemas.microsoft.com/office/word/2010/wordprocessingShape" mc:Ignorable="w14 w15 wp14">
+<w:footnotes xmlns:wpc="http://schemas.microsoft.com/office/word/2010/wordprocessingCanvas" xmlns:cx="http://schemas.microsoft.com/office/drawing/2014/chartex" xmlns:mc="http://schemas.openxmlformats.org/markup-compatibility/2006" xmlns:o="urn:schemas-microsoft-com:office:office" xmlns:r="http://schemas.openxmlformats.org/officeDocument/2006/relationships" xmlns:m="http://schemas.openxmlformats.org/officeDocument/2006/math" xmlns:v="urn:schemas-microsoft-com:vml" xmlns:wp14="http://schemas.microsoft.com/office/word/2010/wordprocessingDrawing" xmlns:wp="http://schemas.openxmlformats.org/drawingml/2006/wordprocessingDrawing" xmlns:w10="urn:schemas-microsoft-com:office:word" xmlns:w="http://schemas.openxmlformats.org/wordprocessingml/2006/main" xmlns:w14="http://schemas.microsoft.com/office/word/2010/wordml" xmlns:w15="http://schemas.microsoft.com/office/word/2012/wordml" xmlns:w16se="http://schemas.microsoft.com/office/word/2015/wordml/symex" xmlns:wpg="http://schemas.microsoft.com/office/word/2010/wordprocessingGroup" xmlns:wpi="http://schemas.microsoft.com/office/word/2010/wordprocessingInk" xmlns:wne="http://schemas.microsoft.com/office/word/2006/wordml" xmlns:wps="http://schemas.microsoft.com/office/word/2010/wordprocessingShape" mc:Ignorable="w14 w15 w16se wp14">
   <w:footnote w:type="separator" w:id="-1">
     <w:p>
       <w:pPr>
@@ -34034,7 +33944,7 @@
 </file>
 
 <file path=word/header1.xml><?xml version="1.0" encoding="utf-8"?>
-<w:hdr xmlns:wpc="http://schemas.microsoft.com/office/word/2010/wordprocessingCanvas" xmlns:mc="http://schemas.openxmlformats.org/markup-compatibility/2006" xmlns:o="urn:schemas-microsoft-com:office:office" xmlns:r="http://schemas.openxmlformats.org/officeDocument/2006/relationships" xmlns:m="http://schemas.openxmlformats.org/officeDocument/2006/math" xmlns:v="urn:schemas-microsoft-com:vml" xmlns:wp14="http://schemas.microsoft.com/office/word/2010/wordprocessingDrawing" xmlns:wp="http://schemas.openxmlformats.org/drawingml/2006/wordprocessingDrawing" xmlns:w10="urn:schemas-microsoft-com:office:word" xmlns:w="http://schemas.openxmlformats.org/wordprocessingml/2006/main" xmlns:w14="http://schemas.microsoft.com/office/word/2010/wordml" xmlns:w15="http://schemas.microsoft.com/office/word/2012/wordml" xmlns:wpg="http://schemas.microsoft.com/office/word/2010/wordprocessingGroup" xmlns:wpi="http://schemas.microsoft.com/office/word/2010/wordprocessingInk" xmlns:wne="http://schemas.microsoft.com/office/word/2006/wordml" xmlns:wps="http://schemas.microsoft.com/office/word/2010/wordprocessingShape" mc:Ignorable="w14 w15 wp14">
+<w:hdr xmlns:wpc="http://schemas.microsoft.com/office/word/2010/wordprocessingCanvas" xmlns:cx="http://schemas.microsoft.com/office/drawing/2014/chartex" xmlns:mc="http://schemas.openxmlformats.org/markup-compatibility/2006" xmlns:o="urn:schemas-microsoft-com:office:office" xmlns:r="http://schemas.openxmlformats.org/officeDocument/2006/relationships" xmlns:m="http://schemas.openxmlformats.org/officeDocument/2006/math" xmlns:v="urn:schemas-microsoft-com:vml" xmlns:wp14="http://schemas.microsoft.com/office/word/2010/wordprocessingDrawing" xmlns:wp="http://schemas.openxmlformats.org/drawingml/2006/wordprocessingDrawing" xmlns:w10="urn:schemas-microsoft-com:office:word" xmlns:w="http://schemas.openxmlformats.org/wordprocessingml/2006/main" xmlns:w14="http://schemas.microsoft.com/office/word/2010/wordml" xmlns:w15="http://schemas.microsoft.com/office/word/2012/wordml" xmlns:w16se="http://schemas.microsoft.com/office/word/2015/wordml/symex" xmlns:wpg="http://schemas.microsoft.com/office/word/2010/wordprocessingGroup" xmlns:wpi="http://schemas.microsoft.com/office/word/2010/wordprocessingInk" xmlns:wne="http://schemas.microsoft.com/office/word/2006/wordml" xmlns:wps="http://schemas.microsoft.com/office/word/2010/wordprocessingShape" mc:Ignorable="w14 w15 w16se wp14">
   <w:p>
     <w:pPr>
       <w:pStyle w:val="Encabezado"/>
@@ -34044,7 +33954,7 @@
 </file>
 
 <file path=word/header2.xml><?xml version="1.0" encoding="utf-8"?>
-<w:hdr xmlns:wpc="http://schemas.microsoft.com/office/word/2010/wordprocessingCanvas" xmlns:mc="http://schemas.openxmlformats.org/markup-compatibility/2006" xmlns:o="urn:schemas-microsoft-com:office:office" xmlns:r="http://schemas.openxmlformats.org/officeDocument/2006/relationships" xmlns:m="http://schemas.openxmlformats.org/officeDocument/2006/math" xmlns:v="urn:schemas-microsoft-com:vml" xmlns:wp14="http://schemas.microsoft.com/office/word/2010/wordprocessingDrawing" xmlns:wp="http://schemas.openxmlformats.org/drawingml/2006/wordprocessingDrawing" xmlns:w10="urn:schemas-microsoft-com:office:word" xmlns:w="http://schemas.openxmlformats.org/wordprocessingml/2006/main" xmlns:w14="http://schemas.microsoft.com/office/word/2010/wordml" xmlns:w15="http://schemas.microsoft.com/office/word/2012/wordml" xmlns:wpg="http://schemas.microsoft.com/office/word/2010/wordprocessingGroup" xmlns:wpi="http://schemas.microsoft.com/office/word/2010/wordprocessingInk" xmlns:wne="http://schemas.microsoft.com/office/word/2006/wordml" xmlns:wps="http://schemas.microsoft.com/office/word/2010/wordprocessingShape" mc:Ignorable="w14 w15 wp14">
+<w:hdr xmlns:wpc="http://schemas.microsoft.com/office/word/2010/wordprocessingCanvas" xmlns:cx="http://schemas.microsoft.com/office/drawing/2014/chartex" xmlns:mc="http://schemas.openxmlformats.org/markup-compatibility/2006" xmlns:o="urn:schemas-microsoft-com:office:office" xmlns:r="http://schemas.openxmlformats.org/officeDocument/2006/relationships" xmlns:m="http://schemas.openxmlformats.org/officeDocument/2006/math" xmlns:v="urn:schemas-microsoft-com:vml" xmlns:wp14="http://schemas.microsoft.com/office/word/2010/wordprocessingDrawing" xmlns:wp="http://schemas.openxmlformats.org/drawingml/2006/wordprocessingDrawing" xmlns:w10="urn:schemas-microsoft-com:office:word" xmlns:w="http://schemas.openxmlformats.org/wordprocessingml/2006/main" xmlns:w14="http://schemas.microsoft.com/office/word/2010/wordml" xmlns:w15="http://schemas.microsoft.com/office/word/2012/wordml" xmlns:w16se="http://schemas.microsoft.com/office/word/2015/wordml/symex" xmlns:wpg="http://schemas.microsoft.com/office/word/2010/wordprocessingGroup" xmlns:wpi="http://schemas.microsoft.com/office/word/2010/wordprocessingInk" xmlns:wne="http://schemas.microsoft.com/office/word/2006/wordml" xmlns:wps="http://schemas.microsoft.com/office/word/2010/wordprocessingShape" mc:Ignorable="w14 w15 w16se wp14">
   <w:p>
     <w:pPr>
       <w:pStyle w:val="Encabezado"/>
@@ -34056,7 +33966,6 @@
     <w:r>
       <w:rPr>
         <w:noProof/>
-        <w:lang w:val="es-AR" w:eastAsia="es-AR"/>
       </w:rPr>
       <w:drawing>
         <wp:anchor distT="0" distB="0" distL="114300" distR="114300" simplePos="0" relativeHeight="251658240" behindDoc="0" locked="0" layoutInCell="1" allowOverlap="1" wp14:anchorId="7845613B" wp14:editId="18B01889">
@@ -34165,7 +34074,6 @@
         <w:b/>
         <w:noProof/>
         <w:u w:val="single"/>
-        <w:lang w:val="es-AR" w:eastAsia="es-AR"/>
       </w:rPr>
       <mc:AlternateContent>
         <mc:Choice Requires="wps">
@@ -34220,7 +34128,7 @@
             </wp:anchor>
           </w:drawing>
         </mc:Choice>
-        <mc:Fallback xmlns:w16se="http://schemas.microsoft.com/office/word/2015/wordml/symex" xmlns:cx="http://schemas.microsoft.com/office/drawing/2014/chartex">
+        <mc:Fallback>
           <w:pict>
             <v:line w14:anchorId="19F4DE7B" id="Conector recto 1" o:spid="_x0000_s1026" style="position:absolute;z-index:251663360;visibility:visible;mso-wrap-style:square;mso-width-percent:0;mso-wrap-distance-left:9pt;mso-wrap-distance-top:0;mso-wrap-distance-right:9pt;mso-wrap-distance-bottom:0;mso-position-horizontal:absolute;mso-position-horizontal-relative:text;mso-position-vertical:absolute;mso-position-vertical-relative:text;mso-width-percent:0;mso-width-relative:margin" from="-4.25pt,7.35pt" to="481.45pt,7.35pt" o:gfxdata="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" strokecolor="black [3200]" strokeweight=".5pt">
               <v:stroke joinstyle="miter"/>
@@ -34234,7 +34142,7 @@
 </file>
 
 <file path=word/header3.xml><?xml version="1.0" encoding="utf-8"?>
-<w:hdr xmlns:wpc="http://schemas.microsoft.com/office/word/2010/wordprocessingCanvas" xmlns:mc="http://schemas.openxmlformats.org/markup-compatibility/2006" xmlns:o="urn:schemas-microsoft-com:office:office" xmlns:r="http://schemas.openxmlformats.org/officeDocument/2006/relationships" xmlns:m="http://schemas.openxmlformats.org/officeDocument/2006/math" xmlns:v="urn:schemas-microsoft-com:vml" xmlns:wp14="http://schemas.microsoft.com/office/word/2010/wordprocessingDrawing" xmlns:wp="http://schemas.openxmlformats.org/drawingml/2006/wordprocessingDrawing" xmlns:w10="urn:schemas-microsoft-com:office:word" xmlns:w="http://schemas.openxmlformats.org/wordprocessingml/2006/main" xmlns:w14="http://schemas.microsoft.com/office/word/2010/wordml" xmlns:w15="http://schemas.microsoft.com/office/word/2012/wordml" xmlns:wpg="http://schemas.microsoft.com/office/word/2010/wordprocessingGroup" xmlns:wpi="http://schemas.microsoft.com/office/word/2010/wordprocessingInk" xmlns:wne="http://schemas.microsoft.com/office/word/2006/wordml" xmlns:wps="http://schemas.microsoft.com/office/word/2010/wordprocessingShape" mc:Ignorable="w14 w15 wp14">
+<w:hdr xmlns:wpc="http://schemas.microsoft.com/office/word/2010/wordprocessingCanvas" xmlns:cx="http://schemas.microsoft.com/office/drawing/2014/chartex" xmlns:mc="http://schemas.openxmlformats.org/markup-compatibility/2006" xmlns:o="urn:schemas-microsoft-com:office:office" xmlns:r="http://schemas.openxmlformats.org/officeDocument/2006/relationships" xmlns:m="http://schemas.openxmlformats.org/officeDocument/2006/math" xmlns:v="urn:schemas-microsoft-com:vml" xmlns:wp14="http://schemas.microsoft.com/office/word/2010/wordprocessingDrawing" xmlns:wp="http://schemas.openxmlformats.org/drawingml/2006/wordprocessingDrawing" xmlns:w10="urn:schemas-microsoft-com:office:word" xmlns:w="http://schemas.openxmlformats.org/wordprocessingml/2006/main" xmlns:w14="http://schemas.microsoft.com/office/word/2010/wordml" xmlns:w15="http://schemas.microsoft.com/office/word/2012/wordml" xmlns:w16se="http://schemas.microsoft.com/office/word/2015/wordml/symex" xmlns:wpg="http://schemas.microsoft.com/office/word/2010/wordprocessingGroup" xmlns:wpi="http://schemas.microsoft.com/office/word/2010/wordprocessingInk" xmlns:wne="http://schemas.microsoft.com/office/word/2006/wordml" xmlns:wps="http://schemas.microsoft.com/office/word/2010/wordprocessingShape" mc:Ignorable="w14 w15 w16se wp14">
   <w:p>
     <w:pPr>
       <w:pStyle w:val="Encabezado"/>
@@ -34244,7 +34152,7 @@
 </file>
 
 <file path=word/numbering.xml><?xml version="1.0" encoding="utf-8"?>
-<w:numbering xmlns:wpc="http://schemas.microsoft.com/office/word/2010/wordprocessingCanvas" xmlns:mc="http://schemas.openxmlformats.org/markup-compatibility/2006" xmlns:o="urn:schemas-microsoft-com:office:office" xmlns:r="http://schemas.openxmlformats.org/officeDocument/2006/relationships" xmlns:m="http://schemas.openxmlformats.org/officeDocument/2006/math" xmlns:v="urn:schemas-microsoft-com:vml" xmlns:wp14="http://schemas.microsoft.com/office/word/2010/wordprocessingDrawing" xmlns:wp="http://schemas.openxmlformats.org/drawingml/2006/wordprocessingDrawing" xmlns:w10="urn:schemas-microsoft-com:office:word" xmlns:w="http://schemas.openxmlformats.org/wordprocessingml/2006/main" xmlns:w14="http://schemas.microsoft.com/office/word/2010/wordml" xmlns:w15="http://schemas.microsoft.com/office/word/2012/wordml" xmlns:wpg="http://schemas.microsoft.com/office/word/2010/wordprocessingGroup" xmlns:wpi="http://schemas.microsoft.com/office/word/2010/wordprocessingInk" xmlns:wne="http://schemas.microsoft.com/office/word/2006/wordml" xmlns:wps="http://schemas.microsoft.com/office/word/2010/wordprocessingShape" mc:Ignorable="w14 w15 wp14">
+<w:numbering xmlns:wpc="http://schemas.microsoft.com/office/word/2010/wordprocessingCanvas" xmlns:cx="http://schemas.microsoft.com/office/drawing/2014/chartex" xmlns:mc="http://schemas.openxmlformats.org/markup-compatibility/2006" xmlns:o="urn:schemas-microsoft-com:office:office" xmlns:r="http://schemas.openxmlformats.org/officeDocument/2006/relationships" xmlns:m="http://schemas.openxmlformats.org/officeDocument/2006/math" xmlns:v="urn:schemas-microsoft-com:vml" xmlns:wp14="http://schemas.microsoft.com/office/word/2010/wordprocessingDrawing" xmlns:wp="http://schemas.openxmlformats.org/drawingml/2006/wordprocessingDrawing" xmlns:w10="urn:schemas-microsoft-com:office:word" xmlns:w="http://schemas.openxmlformats.org/wordprocessingml/2006/main" xmlns:w14="http://schemas.microsoft.com/office/word/2010/wordml" xmlns:w15="http://schemas.microsoft.com/office/word/2012/wordml" xmlns:w16se="http://schemas.microsoft.com/office/word/2015/wordml/symex" xmlns:wpg="http://schemas.microsoft.com/office/word/2010/wordprocessingGroup" xmlns:wpi="http://schemas.microsoft.com/office/word/2010/wordprocessingInk" xmlns:wne="http://schemas.microsoft.com/office/word/2006/wordml" xmlns:wps="http://schemas.microsoft.com/office/word/2010/wordprocessingShape" mc:Ignorable="w14 w15 w16se wp14">
   <w:abstractNum w:abstractNumId="0" w15:restartNumberingAfterBreak="0">
     <w:nsid w:val="03EA4D80"/>
     <w:multiLevelType w:val="hybridMultilevel"/>
@@ -35015,7 +34923,7 @@
 </file>
 
 <file path=word/styles.xml><?xml version="1.0" encoding="utf-8"?>
-<w:styles xmlns:mc="http://schemas.openxmlformats.org/markup-compatibility/2006" xmlns:r="http://schemas.openxmlformats.org/officeDocument/2006/relationships" xmlns:w="http://schemas.openxmlformats.org/wordprocessingml/2006/main" xmlns:w14="http://schemas.microsoft.com/office/word/2010/wordml" xmlns:w15="http://schemas.microsoft.com/office/word/2012/wordml" mc:Ignorable="w14 w15">
+<w:styles xmlns:mc="http://schemas.openxmlformats.org/markup-compatibility/2006" xmlns:r="http://schemas.openxmlformats.org/officeDocument/2006/relationships" xmlns:w="http://schemas.openxmlformats.org/wordprocessingml/2006/main" xmlns:w14="http://schemas.microsoft.com/office/word/2010/wordml" xmlns:w15="http://schemas.microsoft.com/office/word/2012/wordml" xmlns:w16se="http://schemas.microsoft.com/office/word/2015/wordml/symex" mc:Ignorable="w14 w15 w16se">
   <w:docDefaults>
     <w:rPrDefault>
       <w:rPr>
@@ -35631,11 +35539,11 @@
       <w:szCs w:val="32"/>
     </w:rPr>
   </w:style>
-  <w:style w:type="paragraph" w:styleId="Puesto">
+  <w:style w:type="paragraph" w:styleId="Ttulo">
     <w:name w:val="Title"/>
     <w:basedOn w:val="Normal"/>
     <w:next w:val="Normal"/>
-    <w:link w:val="PuestoCar"/>
+    <w:link w:val="TtuloCar"/>
     <w:uiPriority w:val="10"/>
     <w:qFormat/>
     <w:rsid w:val="00900E1C"/>
@@ -35651,10 +35559,10 @@
       <w:szCs w:val="56"/>
     </w:rPr>
   </w:style>
-  <w:style w:type="character" w:customStyle="1" w:styleId="PuestoCar">
-    <w:name w:val="Puesto Car"/>
+  <w:style w:type="character" w:customStyle="1" w:styleId="TtuloCar">
+    <w:name w:val="Título Car"/>
     <w:basedOn w:val="Fuentedeprrafopredeter"/>
-    <w:link w:val="Puesto"/>
+    <w:link w:val="Ttulo"/>
     <w:uiPriority w:val="10"/>
     <w:rsid w:val="00900E1C"/>
     <w:rPr>
@@ -35665,7 +35573,7 @@
       <w:szCs w:val="56"/>
     </w:rPr>
   </w:style>
-  <w:style w:type="paragraph" w:styleId="TtulodeTDC">
+  <w:style w:type="paragraph" w:styleId="TtuloTDC">
     <w:name w:val="TOC Heading"/>
     <w:basedOn w:val="Ttulo1"/>
     <w:next w:val="Normal"/>
@@ -36161,7 +36069,7 @@
 </file>
 
 <file path=customXml/itemProps1.xml><?xml version="1.0" encoding="utf-8"?>
-<ds:datastoreItem xmlns:ds="http://schemas.openxmlformats.org/officeDocument/2006/customXml" ds:itemID="{0B8E8ABB-FDEA-47DE-B8F6-88DA454FC66E}">
+<ds:datastoreItem xmlns:ds="http://schemas.openxmlformats.org/officeDocument/2006/customXml" ds:itemID="{FF20559A-7B65-47DE-906A-2C8D195B449B}">
   <ds:schemaRefs>
     <ds:schemaRef ds:uri="http://schemas.openxmlformats.org/officeDocument/2006/bibliography"/>
   </ds:schemaRefs>

--- a/Trabajo_Final/Trabajo Final R1-BORQUEZ-RAYES.docx
+++ b/Trabajo_Final/Trabajo Final R1-BORQUEZ-RAYES.docx
@@ -1,6 +1,6 @@
 
 <file path=word/document.xml><?xml version="1.0" encoding="utf-8"?>
-<w:document xmlns:wpc="http://schemas.microsoft.com/office/word/2010/wordprocessingCanvas" xmlns:cx="http://schemas.microsoft.com/office/drawing/2014/chartex" xmlns:mc="http://schemas.openxmlformats.org/markup-compatibility/2006" xmlns:o="urn:schemas-microsoft-com:office:office" xmlns:r="http://schemas.openxmlformats.org/officeDocument/2006/relationships" xmlns:m="http://schemas.openxmlformats.org/officeDocument/2006/math" xmlns:v="urn:schemas-microsoft-com:vml" xmlns:wp14="http://schemas.microsoft.com/office/word/2010/wordprocessingDrawing" xmlns:wp="http://schemas.openxmlformats.org/drawingml/2006/wordprocessingDrawing" xmlns:w10="urn:schemas-microsoft-com:office:word" xmlns:w="http://schemas.openxmlformats.org/wordprocessingml/2006/main" xmlns:w14="http://schemas.microsoft.com/office/word/2010/wordml" xmlns:w15="http://schemas.microsoft.com/office/word/2012/wordml" xmlns:w16se="http://schemas.microsoft.com/office/word/2015/wordml/symex" xmlns:wpg="http://schemas.microsoft.com/office/word/2010/wordprocessingGroup" xmlns:wpi="http://schemas.microsoft.com/office/word/2010/wordprocessingInk" xmlns:wne="http://schemas.microsoft.com/office/word/2006/wordml" xmlns:wps="http://schemas.microsoft.com/office/word/2010/wordprocessingShape" mc:Ignorable="w14 w15 w16se wp14">
+<w:document xmlns:wpc="http://schemas.microsoft.com/office/word/2010/wordprocessingCanvas" xmlns:mc="http://schemas.openxmlformats.org/markup-compatibility/2006" xmlns:o="urn:schemas-microsoft-com:office:office" xmlns:r="http://schemas.openxmlformats.org/officeDocument/2006/relationships" xmlns:m="http://schemas.openxmlformats.org/officeDocument/2006/math" xmlns:v="urn:schemas-microsoft-com:vml" xmlns:wp14="http://schemas.microsoft.com/office/word/2010/wordprocessingDrawing" xmlns:wp="http://schemas.openxmlformats.org/drawingml/2006/wordprocessingDrawing" xmlns:w10="urn:schemas-microsoft-com:office:word" xmlns:w="http://schemas.openxmlformats.org/wordprocessingml/2006/main" xmlns:w14="http://schemas.microsoft.com/office/word/2010/wordml" xmlns:w15="http://schemas.microsoft.com/office/word/2012/wordml" xmlns:wpg="http://schemas.microsoft.com/office/word/2010/wordprocessingGroup" xmlns:wpi="http://schemas.microsoft.com/office/word/2010/wordprocessingInk" xmlns:wne="http://schemas.microsoft.com/office/word/2006/wordml" xmlns:wps="http://schemas.microsoft.com/office/word/2010/wordprocessingShape" mc:Ignorable="w14 w15 wp14">
   <w:body>
     <w:p>
       <w:pPr>
@@ -33,6 +33,7 @@
       <w:r>
         <w:rPr>
           <w:noProof/>
+          <w:lang w:val="es-AR" w:eastAsia="es-AR"/>
         </w:rPr>
         <w:drawing>
           <wp:anchor distT="0" distB="0" distL="114300" distR="114300" simplePos="0" relativeHeight="251661312" behindDoc="0" locked="0" layoutInCell="1" allowOverlap="1" wp14:anchorId="2AFF95CA" wp14:editId="2A222865">
@@ -233,8 +234,6 @@
         </w:rPr>
         <w:t>l</w:t>
       </w:r>
-      <w:bookmarkStart w:id="0" w:name="_GoBack"/>
-      <w:bookmarkEnd w:id="0"/>
       <w:r>
         <w:rPr>
           <w:b/>
@@ -630,8 +629,8 @@
       <w:sdtContent>
         <w:p>
           <w:pPr>
-            <w:pStyle w:val="TtuloTDC"/>
-            <w:ind w:left="720" w:hanging="436"/>
+            <w:pStyle w:val="TtulodeTDC"/>
+            <w:ind w:left="1440" w:hanging="1156"/>
             <w:rPr>
               <w:rFonts w:ascii="Cambria Math" w:hAnsi="Cambria Math"/>
               <w:b/>
@@ -671,7 +670,7 @@
           <w:r>
             <w:fldChar w:fldCharType="separate"/>
           </w:r>
-          <w:hyperlink w:anchor="_Toc181813761" w:history="1">
+          <w:hyperlink w:anchor="_Toc181915264" w:history="1">
             <w:r>
               <w:rPr>
                 <w:rStyle w:val="Hipervnculo"/>
@@ -709,7 +708,7 @@
               <w:rPr>
                 <w:webHidden/>
               </w:rPr>
-              <w:instrText xml:space="preserve"> PAGEREF _Toc181813761 \h </w:instrText>
+              <w:instrText xml:space="preserve"> PAGEREF _Toc181915264 \h </w:instrText>
             </w:r>
             <w:r>
               <w:rPr>
@@ -749,7 +748,7 @@
               <w:lang w:val="es-AR" w:eastAsia="es-AR"/>
             </w:rPr>
           </w:pPr>
-          <w:hyperlink w:anchor="_Toc181813762" w:history="1">
+          <w:hyperlink w:anchor="_Toc181915265" w:history="1">
             <w:r>
               <w:rPr>
                 <w:rStyle w:val="Hipervnculo"/>
@@ -777,7 +776,7 @@
                 <w:noProof/>
                 <w:webHidden/>
               </w:rPr>
-              <w:instrText xml:space="preserve"> PAGEREF _Toc181813762 \h </w:instrText>
+              <w:instrText xml:space="preserve"> PAGEREF _Toc181915265 \h </w:instrText>
             </w:r>
             <w:r>
               <w:rPr>
@@ -821,7 +820,7 @@
               <w:lang w:val="es-AR" w:eastAsia="es-AR"/>
             </w:rPr>
           </w:pPr>
-          <w:hyperlink w:anchor="_Toc181813763" w:history="1">
+          <w:hyperlink w:anchor="_Toc181915266" w:history="1">
             <w:r>
               <w:rPr>
                 <w:rStyle w:val="Hipervnculo"/>
@@ -859,7 +858,7 @@
               <w:rPr>
                 <w:webHidden/>
               </w:rPr>
-              <w:instrText xml:space="preserve"> PAGEREF _Toc181813763 \h </w:instrText>
+              <w:instrText xml:space="preserve"> PAGEREF _Toc181915266 \h </w:instrText>
             </w:r>
             <w:r>
               <w:rPr>
@@ -899,7 +898,7 @@
               <w:lang w:val="es-AR" w:eastAsia="es-AR"/>
             </w:rPr>
           </w:pPr>
-          <w:hyperlink w:anchor="_Toc181813764" w:history="1">
+          <w:hyperlink w:anchor="_Toc181915267" w:history="1">
             <w:r>
               <w:rPr>
                 <w:rStyle w:val="Hipervnculo"/>
@@ -937,7 +936,7 @@
               <w:rPr>
                 <w:webHidden/>
               </w:rPr>
-              <w:instrText xml:space="preserve"> PAGEREF _Toc181813764 \h </w:instrText>
+              <w:instrText xml:space="preserve"> PAGEREF _Toc181915267 \h </w:instrText>
             </w:r>
             <w:r>
               <w:rPr>
@@ -968,6 +967,7 @@
           <w:pPr>
             <w:pStyle w:val="TDC2"/>
             <w:tabs>
+              <w:tab w:val="left" w:pos="1100"/>
               <w:tab w:val="right" w:leader="dot" w:pos="9344"/>
             </w:tabs>
             <w:rPr>
@@ -977,14 +977,31 @@
               <w:lang w:val="es-AR" w:eastAsia="es-AR"/>
             </w:rPr>
           </w:pPr>
-          <w:hyperlink w:anchor="_Toc181813765" w:history="1">
+          <w:hyperlink w:anchor="_Toc181915268" w:history="1">
             <w:r>
               <w:rPr>
                 <w:rStyle w:val="Hipervnculo"/>
                 <w:noProof/>
                 <w:lang w:val="es-ES"/>
               </w:rPr>
-              <w:t>3.1 Descripción del Layout de la celda</w:t>
+              <w:t>3.1</w:t>
+            </w:r>
+            <w:r>
+              <w:rPr>
+                <w:rFonts w:asciiTheme="minorHAnsi" w:eastAsiaTheme="minorEastAsia" w:hAnsiTheme="minorHAnsi"/>
+                <w:noProof/>
+                <w:sz w:val="22"/>
+                <w:lang w:val="es-AR" w:eastAsia="es-AR"/>
+              </w:rPr>
+              <w:tab/>
+            </w:r>
+            <w:r>
+              <w:rPr>
+                <w:rStyle w:val="Hipervnculo"/>
+                <w:noProof/>
+                <w:lang w:val="es-ES"/>
+              </w:rPr>
+              <w:t>Descripción del Layout de la celda</w:t>
             </w:r>
             <w:r>
               <w:rPr>
@@ -1005,7 +1022,7 @@
                 <w:noProof/>
                 <w:webHidden/>
               </w:rPr>
-              <w:instrText xml:space="preserve"> PAGEREF _Toc181813765 \h </w:instrText>
+              <w:instrText xml:space="preserve"> PAGEREF _Toc181915268 \h </w:instrText>
             </w:r>
             <w:r>
               <w:rPr>
@@ -1050,7 +1067,7 @@
               <w:lang w:val="es-AR" w:eastAsia="es-AR"/>
             </w:rPr>
           </w:pPr>
-          <w:hyperlink w:anchor="_Toc181813766" w:history="1">
+          <w:hyperlink w:anchor="_Toc181915269" w:history="1">
             <w:r>
               <w:rPr>
                 <w:rStyle w:val="Hipervnculo"/>
@@ -1074,7 +1091,7 @@
                 <w:noProof/>
                 <w:lang w:val="es-ES"/>
               </w:rPr>
-              <w:t xml:space="preserve"> Máquina de gammagrafía</w:t>
+              <w:t>Máquina de gammagrafía</w:t>
             </w:r>
             <w:r>
               <w:rPr>
@@ -1095,7 +1112,7 @@
                 <w:noProof/>
                 <w:webHidden/>
               </w:rPr>
-              <w:instrText xml:space="preserve"> PAGEREF _Toc181813766 \h </w:instrText>
+              <w:instrText xml:space="preserve"> PAGEREF _Toc181915269 \h </w:instrText>
             </w:r>
             <w:r>
               <w:rPr>
@@ -1140,7 +1157,7 @@
               <w:lang w:val="es-AR" w:eastAsia="es-AR"/>
             </w:rPr>
           </w:pPr>
-          <w:hyperlink w:anchor="_Toc181813767" w:history="1">
+          <w:hyperlink w:anchor="_Toc181915270" w:history="1">
             <w:r>
               <w:rPr>
                 <w:rStyle w:val="Hipervnculo"/>
@@ -1185,7 +1202,7 @@
                 <w:noProof/>
                 <w:webHidden/>
               </w:rPr>
-              <w:instrText xml:space="preserve"> PAGEREF _Toc181813767 \h </w:instrText>
+              <w:instrText xml:space="preserve"> PAGEREF _Toc181915270 \h </w:instrText>
             </w:r>
             <w:r>
               <w:rPr>
@@ -1230,7 +1247,7 @@
               <w:lang w:val="es-AR" w:eastAsia="es-AR"/>
             </w:rPr>
           </w:pPr>
-          <w:hyperlink w:anchor="_Toc181813768" w:history="1">
+          <w:hyperlink w:anchor="_Toc181915271" w:history="1">
             <w:r>
               <w:rPr>
                 <w:rStyle w:val="Hipervnculo"/>
@@ -1275,7 +1292,7 @@
                 <w:noProof/>
                 <w:webHidden/>
               </w:rPr>
-              <w:instrText xml:space="preserve"> PAGEREF _Toc181813768 \h </w:instrText>
+              <w:instrText xml:space="preserve"> PAGEREF _Toc181915271 \h </w:instrText>
             </w:r>
             <w:r>
               <w:rPr>
@@ -1320,7 +1337,7 @@
               <w:lang w:val="es-AR" w:eastAsia="es-AR"/>
             </w:rPr>
           </w:pPr>
-          <w:hyperlink w:anchor="_Toc181813769" w:history="1">
+          <w:hyperlink w:anchor="_Toc181915272" w:history="1">
             <w:r>
               <w:rPr>
                 <w:rStyle w:val="Hipervnculo"/>
@@ -1365,7 +1382,7 @@
                 <w:noProof/>
                 <w:webHidden/>
               </w:rPr>
-              <w:instrText xml:space="preserve"> PAGEREF _Toc181813769 \h </w:instrText>
+              <w:instrText xml:space="preserve"> PAGEREF _Toc181915272 \h </w:instrText>
             </w:r>
             <w:r>
               <w:rPr>
@@ -1410,7 +1427,7 @@
               <w:lang w:val="es-AR" w:eastAsia="es-AR"/>
             </w:rPr>
           </w:pPr>
-          <w:hyperlink w:anchor="_Toc181813770" w:history="1">
+          <w:hyperlink w:anchor="_Toc181915273" w:history="1">
             <w:r>
               <w:rPr>
                 <w:rStyle w:val="Hipervnculo"/>
@@ -1455,7 +1472,7 @@
                 <w:noProof/>
                 <w:webHidden/>
               </w:rPr>
-              <w:instrText xml:space="preserve"> PAGEREF _Toc181813770 \h </w:instrText>
+              <w:instrText xml:space="preserve"> PAGEREF _Toc181915273 \h </w:instrText>
             </w:r>
             <w:r>
               <w:rPr>
@@ -1500,7 +1517,7 @@
               <w:lang w:val="es-AR" w:eastAsia="es-AR"/>
             </w:rPr>
           </w:pPr>
-          <w:hyperlink w:anchor="_Toc181813771" w:history="1">
+          <w:hyperlink w:anchor="_Toc181915274" w:history="1">
             <w:r>
               <w:rPr>
                 <w:rStyle w:val="Hipervnculo"/>
@@ -1545,7 +1562,7 @@
                 <w:noProof/>
                 <w:webHidden/>
               </w:rPr>
-              <w:instrText xml:space="preserve"> PAGEREF _Toc181813771 \h </w:instrText>
+              <w:instrText xml:space="preserve"> PAGEREF _Toc181915274 \h </w:instrText>
             </w:r>
             <w:r>
               <w:rPr>
@@ -1590,7 +1607,7 @@
               <w:lang w:val="es-AR" w:eastAsia="es-AR"/>
             </w:rPr>
           </w:pPr>
-          <w:hyperlink w:anchor="_Toc181813772" w:history="1">
+          <w:hyperlink w:anchor="_Toc181915275" w:history="1">
             <w:r>
               <w:rPr>
                 <w:rStyle w:val="Hipervnculo"/>
@@ -1635,7 +1652,7 @@
                 <w:noProof/>
                 <w:webHidden/>
               </w:rPr>
-              <w:instrText xml:space="preserve"> PAGEREF _Toc181813772 \h </w:instrText>
+              <w:instrText xml:space="preserve"> PAGEREF _Toc181915275 \h </w:instrText>
             </w:r>
             <w:r>
               <w:rPr>
@@ -1680,7 +1697,7 @@
               <w:lang w:val="es-AR" w:eastAsia="es-AR"/>
             </w:rPr>
           </w:pPr>
-          <w:hyperlink w:anchor="_Toc181813773" w:history="1">
+          <w:hyperlink w:anchor="_Toc181915276" w:history="1">
             <w:r>
               <w:rPr>
                 <w:rStyle w:val="Hipervnculo"/>
@@ -1725,7 +1742,7 @@
                 <w:noProof/>
                 <w:webHidden/>
               </w:rPr>
-              <w:instrText xml:space="preserve"> PAGEREF _Toc181813773 \h </w:instrText>
+              <w:instrText xml:space="preserve"> PAGEREF _Toc181915276 \h </w:instrText>
             </w:r>
             <w:r>
               <w:rPr>
@@ -1750,156 +1767,6 @@
             <w:r>
               <w:rPr>
                 <w:noProof/>
-                <w:webHidden/>
-              </w:rPr>
-              <w:fldChar w:fldCharType="end"/>
-            </w:r>
-          </w:hyperlink>
-        </w:p>
-        <w:p>
-          <w:pPr>
-            <w:pStyle w:val="TDC2"/>
-            <w:tabs>
-              <w:tab w:val="right" w:leader="dot" w:pos="9344"/>
-            </w:tabs>
-            <w:rPr>
-              <w:rFonts w:asciiTheme="minorHAnsi" w:eastAsiaTheme="minorEastAsia" w:hAnsiTheme="minorHAnsi"/>
-              <w:noProof/>
-              <w:sz w:val="22"/>
-              <w:lang w:val="es-AR" w:eastAsia="es-AR"/>
-            </w:rPr>
-          </w:pPr>
-          <w:hyperlink w:anchor="_Toc181813774" w:history="1">
-            <w:r>
-              <w:rPr>
-                <w:rStyle w:val="Hipervnculo"/>
-                <w:noProof/>
-                <w:lang w:val="es-ES"/>
-              </w:rPr>
-              <w:t>3.4 Sensores</w:t>
-            </w:r>
-            <w:r>
-              <w:rPr>
-                <w:noProof/>
-                <w:webHidden/>
-              </w:rPr>
-              <w:tab/>
-            </w:r>
-            <w:r>
-              <w:rPr>
-                <w:noProof/>
-                <w:webHidden/>
-              </w:rPr>
-              <w:fldChar w:fldCharType="begin"/>
-            </w:r>
-            <w:r>
-              <w:rPr>
-                <w:noProof/>
-                <w:webHidden/>
-              </w:rPr>
-              <w:instrText xml:space="preserve"> PAGEREF _Toc181813774 \h </w:instrText>
-            </w:r>
-            <w:r>
-              <w:rPr>
-                <w:noProof/>
-                <w:webHidden/>
-              </w:rPr>
-            </w:r>
-            <w:r>
-              <w:rPr>
-                <w:noProof/>
-                <w:webHidden/>
-              </w:rPr>
-              <w:fldChar w:fldCharType="separate"/>
-            </w:r>
-            <w:r>
-              <w:rPr>
-                <w:noProof/>
-                <w:webHidden/>
-              </w:rPr>
-              <w:t>9</w:t>
-            </w:r>
-            <w:r>
-              <w:rPr>
-                <w:noProof/>
-                <w:webHidden/>
-              </w:rPr>
-              <w:fldChar w:fldCharType="end"/>
-            </w:r>
-          </w:hyperlink>
-        </w:p>
-        <w:p>
-          <w:pPr>
-            <w:pStyle w:val="TDC1"/>
-            <w:tabs>
-              <w:tab w:val="left" w:pos="880"/>
-            </w:tabs>
-            <w:rPr>
-              <w:rFonts w:asciiTheme="minorHAnsi" w:eastAsiaTheme="minorEastAsia" w:hAnsiTheme="minorHAnsi"/>
-              <w:b w:val="0"/>
-              <w:sz w:val="22"/>
-              <w:lang w:val="es-AR" w:eastAsia="es-AR"/>
-            </w:rPr>
-          </w:pPr>
-          <w:hyperlink w:anchor="_Toc181813775" w:history="1">
-            <w:r>
-              <w:rPr>
-                <w:rStyle w:val="Hipervnculo"/>
-              </w:rPr>
-              <w:t>4.</w:t>
-            </w:r>
-            <w:r>
-              <w:rPr>
-                <w:rFonts w:asciiTheme="minorHAnsi" w:eastAsiaTheme="minorEastAsia" w:hAnsiTheme="minorHAnsi"/>
-                <w:b w:val="0"/>
-                <w:sz w:val="22"/>
-                <w:lang w:val="es-AR" w:eastAsia="es-AR"/>
-              </w:rPr>
-              <w:tab/>
-            </w:r>
-            <w:r>
-              <w:rPr>
-                <w:rStyle w:val="Hipervnculo"/>
-              </w:rPr>
-              <w:t>Convención de Denavit-Hartenberg</w:t>
-            </w:r>
-            <w:r>
-              <w:rPr>
-                <w:webHidden/>
-              </w:rPr>
-              <w:tab/>
-            </w:r>
-            <w:r>
-              <w:rPr>
-                <w:webHidden/>
-              </w:rPr>
-              <w:fldChar w:fldCharType="begin"/>
-            </w:r>
-            <w:r>
-              <w:rPr>
-                <w:webHidden/>
-              </w:rPr>
-              <w:instrText xml:space="preserve"> PAGEREF _Toc181813775 \h </w:instrText>
-            </w:r>
-            <w:r>
-              <w:rPr>
-                <w:webHidden/>
-              </w:rPr>
-            </w:r>
-            <w:r>
-              <w:rPr>
-                <w:webHidden/>
-              </w:rPr>
-              <w:fldChar w:fldCharType="separate"/>
-            </w:r>
-            <w:r>
-              <w:rPr>
-                <w:webHidden/>
-              </w:rPr>
-              <w:t>11</w:t>
-            </w:r>
-            <w:r>
-              <w:rPr>
                 <w:webHidden/>
               </w:rPr>
               <w:fldChar w:fldCharType="end"/>
@@ -1920,14 +1787,14 @@
               <w:lang w:val="es-AR" w:eastAsia="es-AR"/>
             </w:rPr>
           </w:pPr>
-          <w:hyperlink w:anchor="_Toc181813776" w:history="1">
+          <w:hyperlink w:anchor="_Toc181915277" w:history="1">
             <w:r>
               <w:rPr>
                 <w:rStyle w:val="Hipervnculo"/>
                 <w:noProof/>
                 <w:lang w:val="es-ES"/>
               </w:rPr>
-              <w:t>4.1</w:t>
+              <w:t>3.4</w:t>
             </w:r>
             <w:r>
               <w:rPr>
@@ -1944,7 +1811,7 @@
                 <w:noProof/>
                 <w:lang w:val="es-ES"/>
               </w:rPr>
-              <w:t>Aplicación de la convención de Denavit-Hartenberg</w:t>
+              <w:t>Sensores</w:t>
             </w:r>
             <w:r>
               <w:rPr>
@@ -1965,7 +1832,7 @@
                 <w:noProof/>
                 <w:webHidden/>
               </w:rPr>
-              <w:instrText xml:space="preserve"> PAGEREF _Toc181813776 \h </w:instrText>
+              <w:instrText xml:space="preserve"> PAGEREF _Toc181915277 \h </w:instrText>
             </w:r>
             <w:r>
               <w:rPr>
@@ -1985,11 +1852,89 @@
                 <w:noProof/>
                 <w:webHidden/>
               </w:rPr>
+              <w:t>9</w:t>
+            </w:r>
+            <w:r>
+              <w:rPr>
+                <w:noProof/>
+                <w:webHidden/>
+              </w:rPr>
+              <w:fldChar w:fldCharType="end"/>
+            </w:r>
+          </w:hyperlink>
+        </w:p>
+        <w:p>
+          <w:pPr>
+            <w:pStyle w:val="TDC1"/>
+            <w:tabs>
+              <w:tab w:val="left" w:pos="880"/>
+            </w:tabs>
+            <w:rPr>
+              <w:rFonts w:asciiTheme="minorHAnsi" w:eastAsiaTheme="minorEastAsia" w:hAnsiTheme="minorHAnsi"/>
+              <w:b w:val="0"/>
+              <w:sz w:val="22"/>
+              <w:lang w:val="es-AR" w:eastAsia="es-AR"/>
+            </w:rPr>
+          </w:pPr>
+          <w:hyperlink w:anchor="_Toc181915278" w:history="1">
+            <w:r>
+              <w:rPr>
+                <w:rStyle w:val="Hipervnculo"/>
+              </w:rPr>
+              <w:t>4.</w:t>
+            </w:r>
+            <w:r>
+              <w:rPr>
+                <w:rFonts w:asciiTheme="minorHAnsi" w:eastAsiaTheme="minorEastAsia" w:hAnsiTheme="minorHAnsi"/>
+                <w:b w:val="0"/>
+                <w:sz w:val="22"/>
+                <w:lang w:val="es-AR" w:eastAsia="es-AR"/>
+              </w:rPr>
+              <w:tab/>
+            </w:r>
+            <w:r>
+              <w:rPr>
+                <w:rStyle w:val="Hipervnculo"/>
+              </w:rPr>
+              <w:t>Convención de Denavit-Hartenberg</w:t>
+            </w:r>
+            <w:r>
+              <w:rPr>
+                <w:webHidden/>
+              </w:rPr>
+              <w:tab/>
+            </w:r>
+            <w:r>
+              <w:rPr>
+                <w:webHidden/>
+              </w:rPr>
+              <w:fldChar w:fldCharType="begin"/>
+            </w:r>
+            <w:r>
+              <w:rPr>
+                <w:webHidden/>
+              </w:rPr>
+              <w:instrText xml:space="preserve"> PAGEREF _Toc181915278 \h </w:instrText>
+            </w:r>
+            <w:r>
+              <w:rPr>
+                <w:webHidden/>
+              </w:rPr>
+            </w:r>
+            <w:r>
+              <w:rPr>
+                <w:webHidden/>
+              </w:rPr>
+              <w:fldChar w:fldCharType="separate"/>
+            </w:r>
+            <w:r>
+              <w:rPr>
+                <w:webHidden/>
+              </w:rPr>
               <w:t>11</w:t>
             </w:r>
             <w:r>
               <w:rPr>
-                <w:noProof/>
                 <w:webHidden/>
               </w:rPr>
               <w:fldChar w:fldCharType="end"/>
@@ -2010,14 +1955,14 @@
               <w:lang w:val="es-AR" w:eastAsia="es-AR"/>
             </w:rPr>
           </w:pPr>
-          <w:hyperlink w:anchor="_Toc181813777" w:history="1">
+          <w:hyperlink w:anchor="_Toc181915279" w:history="1">
             <w:r>
               <w:rPr>
                 <w:rStyle w:val="Hipervnculo"/>
                 <w:noProof/>
                 <w:lang w:val="es-ES"/>
               </w:rPr>
-              <w:t>4.3</w:t>
+              <w:t>4.1</w:t>
             </w:r>
             <w:r>
               <w:rPr>
@@ -2034,7 +1979,7 @@
                 <w:noProof/>
                 <w:lang w:val="es-ES"/>
               </w:rPr>
-              <w:t>Matriz de Denavit-Hartenberg</w:t>
+              <w:t>Aplicación de la convención de Denavit-Hartenberg</w:t>
             </w:r>
             <w:r>
               <w:rPr>
@@ -2055,7 +2000,7 @@
                 <w:noProof/>
                 <w:webHidden/>
               </w:rPr>
-              <w:instrText xml:space="preserve"> PAGEREF _Toc181813777 \h </w:instrText>
+              <w:instrText xml:space="preserve"> PAGEREF _Toc181915279 \h </w:instrText>
             </w:r>
             <w:r>
               <w:rPr>
@@ -2075,7 +2020,7 @@
                 <w:noProof/>
                 <w:webHidden/>
               </w:rPr>
-              <w:t>12</w:t>
+              <w:t>11</w:t>
             </w:r>
             <w:r>
               <w:rPr>
@@ -2100,14 +2045,14 @@
               <w:lang w:val="es-AR" w:eastAsia="es-AR"/>
             </w:rPr>
           </w:pPr>
-          <w:hyperlink w:anchor="_Toc181813778" w:history="1">
+          <w:hyperlink w:anchor="_Toc181915280" w:history="1">
             <w:r>
               <w:rPr>
                 <w:rStyle w:val="Hipervnculo"/>
                 <w:noProof/>
                 <w:lang w:val="es-ES"/>
               </w:rPr>
-              <w:t>4.4</w:t>
+              <w:t>4.3</w:t>
             </w:r>
             <w:r>
               <w:rPr>
@@ -2124,7 +2069,7 @@
                 <w:noProof/>
                 <w:lang w:val="es-ES"/>
               </w:rPr>
-              <w:t>Offset Articulares</w:t>
+              <w:t>Matriz de Denavit-Hartenberg</w:t>
             </w:r>
             <w:r>
               <w:rPr>
@@ -2145,7 +2090,7 @@
                 <w:noProof/>
                 <w:webHidden/>
               </w:rPr>
-              <w:instrText xml:space="preserve"> PAGEREF _Toc181813778 \h </w:instrText>
+              <w:instrText xml:space="preserve"> PAGEREF _Toc181915280 \h </w:instrText>
             </w:r>
             <w:r>
               <w:rPr>
@@ -2170,234 +2115,6 @@
             <w:r>
               <w:rPr>
                 <w:noProof/>
-                <w:webHidden/>
-              </w:rPr>
-              <w:fldChar w:fldCharType="end"/>
-            </w:r>
-          </w:hyperlink>
-        </w:p>
-        <w:p>
-          <w:pPr>
-            <w:pStyle w:val="TDC2"/>
-            <w:tabs>
-              <w:tab w:val="right" w:leader="dot" w:pos="9344"/>
-            </w:tabs>
-            <w:rPr>
-              <w:rFonts w:asciiTheme="minorHAnsi" w:eastAsiaTheme="minorEastAsia" w:hAnsiTheme="minorHAnsi"/>
-              <w:noProof/>
-              <w:sz w:val="22"/>
-              <w:lang w:val="es-AR" w:eastAsia="es-AR"/>
-            </w:rPr>
-          </w:pPr>
-          <w:hyperlink w:anchor="_Toc181813779" w:history="1">
-            <w:r>
-              <w:rPr>
-                <w:rStyle w:val="Hipervnculo"/>
-                <w:noProof/>
-                <w:lang w:val="es-AR"/>
-              </w:rPr>
-              <w:t>4.5 Matriz de Base y Tool</w:t>
-            </w:r>
-            <w:r>
-              <w:rPr>
-                <w:noProof/>
-                <w:webHidden/>
-              </w:rPr>
-              <w:tab/>
-            </w:r>
-            <w:r>
-              <w:rPr>
-                <w:noProof/>
-                <w:webHidden/>
-              </w:rPr>
-              <w:fldChar w:fldCharType="begin"/>
-            </w:r>
-            <w:r>
-              <w:rPr>
-                <w:noProof/>
-                <w:webHidden/>
-              </w:rPr>
-              <w:instrText xml:space="preserve"> PAGEREF _Toc181813779 \h </w:instrText>
-            </w:r>
-            <w:r>
-              <w:rPr>
-                <w:noProof/>
-                <w:webHidden/>
-              </w:rPr>
-            </w:r>
-            <w:r>
-              <w:rPr>
-                <w:noProof/>
-                <w:webHidden/>
-              </w:rPr>
-              <w:fldChar w:fldCharType="separate"/>
-            </w:r>
-            <w:r>
-              <w:rPr>
-                <w:noProof/>
-                <w:webHidden/>
-              </w:rPr>
-              <w:t>13</w:t>
-            </w:r>
-            <w:r>
-              <w:rPr>
-                <w:noProof/>
-                <w:webHidden/>
-              </w:rPr>
-              <w:fldChar w:fldCharType="end"/>
-            </w:r>
-          </w:hyperlink>
-        </w:p>
-        <w:p>
-          <w:pPr>
-            <w:pStyle w:val="TDC1"/>
-            <w:tabs>
-              <w:tab w:val="left" w:pos="880"/>
-            </w:tabs>
-            <w:rPr>
-              <w:rFonts w:asciiTheme="minorHAnsi" w:eastAsiaTheme="minorEastAsia" w:hAnsiTheme="minorHAnsi"/>
-              <w:b w:val="0"/>
-              <w:sz w:val="22"/>
-              <w:lang w:val="es-AR" w:eastAsia="es-AR"/>
-            </w:rPr>
-          </w:pPr>
-          <w:hyperlink w:anchor="_Toc181813780" w:history="1">
-            <w:r>
-              <w:rPr>
-                <w:rStyle w:val="Hipervnculo"/>
-              </w:rPr>
-              <w:t>5.</w:t>
-            </w:r>
-            <w:r>
-              <w:rPr>
-                <w:rFonts w:asciiTheme="minorHAnsi" w:eastAsiaTheme="minorEastAsia" w:hAnsiTheme="minorHAnsi"/>
-                <w:b w:val="0"/>
-                <w:sz w:val="22"/>
-                <w:lang w:val="es-AR" w:eastAsia="es-AR"/>
-              </w:rPr>
-              <w:tab/>
-            </w:r>
-            <w:r>
-              <w:rPr>
-                <w:rStyle w:val="Hipervnculo"/>
-              </w:rPr>
-              <w:t>Cinemática Directa</w:t>
-            </w:r>
-            <w:r>
-              <w:rPr>
-                <w:webHidden/>
-              </w:rPr>
-              <w:tab/>
-            </w:r>
-            <w:r>
-              <w:rPr>
-                <w:webHidden/>
-              </w:rPr>
-              <w:fldChar w:fldCharType="begin"/>
-            </w:r>
-            <w:r>
-              <w:rPr>
-                <w:webHidden/>
-              </w:rPr>
-              <w:instrText xml:space="preserve"> PAGEREF _Toc181813780 \h </w:instrText>
-            </w:r>
-            <w:r>
-              <w:rPr>
-                <w:webHidden/>
-              </w:rPr>
-            </w:r>
-            <w:r>
-              <w:rPr>
-                <w:webHidden/>
-              </w:rPr>
-              <w:fldChar w:fldCharType="separate"/>
-            </w:r>
-            <w:r>
-              <w:rPr>
-                <w:webHidden/>
-              </w:rPr>
-              <w:t>13</w:t>
-            </w:r>
-            <w:r>
-              <w:rPr>
-                <w:webHidden/>
-              </w:rPr>
-              <w:fldChar w:fldCharType="end"/>
-            </w:r>
-          </w:hyperlink>
-        </w:p>
-        <w:p>
-          <w:pPr>
-            <w:pStyle w:val="TDC1"/>
-            <w:tabs>
-              <w:tab w:val="left" w:pos="880"/>
-            </w:tabs>
-            <w:rPr>
-              <w:rFonts w:asciiTheme="minorHAnsi" w:eastAsiaTheme="minorEastAsia" w:hAnsiTheme="minorHAnsi"/>
-              <w:b w:val="0"/>
-              <w:sz w:val="22"/>
-              <w:lang w:val="es-AR" w:eastAsia="es-AR"/>
-            </w:rPr>
-          </w:pPr>
-          <w:hyperlink w:anchor="_Toc181813781" w:history="1">
-            <w:r>
-              <w:rPr>
-                <w:rStyle w:val="Hipervnculo"/>
-              </w:rPr>
-              <w:t>6.</w:t>
-            </w:r>
-            <w:r>
-              <w:rPr>
-                <w:rFonts w:asciiTheme="minorHAnsi" w:eastAsiaTheme="minorEastAsia" w:hAnsiTheme="minorHAnsi"/>
-                <w:b w:val="0"/>
-                <w:sz w:val="22"/>
-                <w:lang w:val="es-AR" w:eastAsia="es-AR"/>
-              </w:rPr>
-              <w:tab/>
-            </w:r>
-            <w:r>
-              <w:rPr>
-                <w:rStyle w:val="Hipervnculo"/>
-              </w:rPr>
-              <w:t>Cinemática Inversa</w:t>
-            </w:r>
-            <w:r>
-              <w:rPr>
-                <w:webHidden/>
-              </w:rPr>
-              <w:tab/>
-            </w:r>
-            <w:r>
-              <w:rPr>
-                <w:webHidden/>
-              </w:rPr>
-              <w:fldChar w:fldCharType="begin"/>
-            </w:r>
-            <w:r>
-              <w:rPr>
-                <w:webHidden/>
-              </w:rPr>
-              <w:instrText xml:space="preserve"> PAGEREF _Toc181813781 \h </w:instrText>
-            </w:r>
-            <w:r>
-              <w:rPr>
-                <w:webHidden/>
-              </w:rPr>
-            </w:r>
-            <w:r>
-              <w:rPr>
-                <w:webHidden/>
-              </w:rPr>
-              <w:fldChar w:fldCharType="separate"/>
-            </w:r>
-            <w:r>
-              <w:rPr>
-                <w:webHidden/>
-              </w:rPr>
-              <w:t>13</w:t>
-            </w:r>
-            <w:r>
-              <w:rPr>
                 <w:webHidden/>
               </w:rPr>
               <w:fldChar w:fldCharType="end"/>
@@ -2418,14 +2135,14 @@
               <w:lang w:val="es-AR" w:eastAsia="es-AR"/>
             </w:rPr>
           </w:pPr>
-          <w:hyperlink w:anchor="_Toc181813782" w:history="1">
+          <w:hyperlink w:anchor="_Toc181915281" w:history="1">
             <w:r>
               <w:rPr>
                 <w:rStyle w:val="Hipervnculo"/>
                 <w:noProof/>
                 <w:lang w:val="es-ES"/>
               </w:rPr>
-              <w:t>6.1</w:t>
+              <w:t>4.4</w:t>
             </w:r>
             <w:r>
               <w:rPr>
@@ -2442,7 +2159,7 @@
                 <w:noProof/>
                 <w:lang w:val="es-ES"/>
               </w:rPr>
-              <w:t>Resultado</w:t>
+              <w:t>Offset Articulares</w:t>
             </w:r>
             <w:r>
               <w:rPr>
@@ -2463,7 +2180,7 @@
                 <w:noProof/>
                 <w:webHidden/>
               </w:rPr>
-              <w:instrText xml:space="preserve"> PAGEREF _Toc181813782 \h </w:instrText>
+              <w:instrText xml:space="preserve"> PAGEREF _Toc181915281 \h </w:instrText>
             </w:r>
             <w:r>
               <w:rPr>
@@ -2483,89 +2200,11 @@
                 <w:noProof/>
                 <w:webHidden/>
               </w:rPr>
-              <w:t>14</w:t>
+              <w:t>12</w:t>
             </w:r>
             <w:r>
               <w:rPr>
                 <w:noProof/>
-                <w:webHidden/>
-              </w:rPr>
-              <w:fldChar w:fldCharType="end"/>
-            </w:r>
-          </w:hyperlink>
-        </w:p>
-        <w:p>
-          <w:pPr>
-            <w:pStyle w:val="TDC1"/>
-            <w:tabs>
-              <w:tab w:val="left" w:pos="880"/>
-            </w:tabs>
-            <w:rPr>
-              <w:rFonts w:asciiTheme="minorHAnsi" w:eastAsiaTheme="minorEastAsia" w:hAnsiTheme="minorHAnsi"/>
-              <w:b w:val="0"/>
-              <w:sz w:val="22"/>
-              <w:lang w:val="es-AR" w:eastAsia="es-AR"/>
-            </w:rPr>
-          </w:pPr>
-          <w:hyperlink w:anchor="_Toc181813783" w:history="1">
-            <w:r>
-              <w:rPr>
-                <w:rStyle w:val="Hipervnculo"/>
-              </w:rPr>
-              <w:t>7.</w:t>
-            </w:r>
-            <w:r>
-              <w:rPr>
-                <w:rFonts w:asciiTheme="minorHAnsi" w:eastAsiaTheme="minorEastAsia" w:hAnsiTheme="minorHAnsi"/>
-                <w:b w:val="0"/>
-                <w:sz w:val="22"/>
-                <w:lang w:val="es-AR" w:eastAsia="es-AR"/>
-              </w:rPr>
-              <w:tab/>
-            </w:r>
-            <w:r>
-              <w:rPr>
-                <w:rStyle w:val="Hipervnculo"/>
-              </w:rPr>
-              <w:t>Relación de Velocidades</w:t>
-            </w:r>
-            <w:r>
-              <w:rPr>
-                <w:webHidden/>
-              </w:rPr>
-              <w:tab/>
-            </w:r>
-            <w:r>
-              <w:rPr>
-                <w:webHidden/>
-              </w:rPr>
-              <w:fldChar w:fldCharType="begin"/>
-            </w:r>
-            <w:r>
-              <w:rPr>
-                <w:webHidden/>
-              </w:rPr>
-              <w:instrText xml:space="preserve"> PAGEREF _Toc181813783 \h </w:instrText>
-            </w:r>
-            <w:r>
-              <w:rPr>
-                <w:webHidden/>
-              </w:rPr>
-            </w:r>
-            <w:r>
-              <w:rPr>
-                <w:webHidden/>
-              </w:rPr>
-              <w:fldChar w:fldCharType="separate"/>
-            </w:r>
-            <w:r>
-              <w:rPr>
-                <w:webHidden/>
-              </w:rPr>
-              <w:t>14</w:t>
-            </w:r>
-            <w:r>
-              <w:rPr>
                 <w:webHidden/>
               </w:rPr>
               <w:fldChar w:fldCharType="end"/>
@@ -2586,14 +2225,14 @@
               <w:lang w:val="es-AR" w:eastAsia="es-AR"/>
             </w:rPr>
           </w:pPr>
-          <w:hyperlink w:anchor="_Toc181813784" w:history="1">
+          <w:hyperlink w:anchor="_Toc181915282" w:history="1">
             <w:r>
               <w:rPr>
                 <w:rStyle w:val="Hipervnculo"/>
                 <w:noProof/>
-                <w:lang w:val="es-ES"/>
-              </w:rPr>
-              <w:t>7.1</w:t>
+                <w:lang w:val="es-AR"/>
+              </w:rPr>
+              <w:t>4.5</w:t>
             </w:r>
             <w:r>
               <w:rPr>
@@ -2608,9 +2247,9 @@
               <w:rPr>
                 <w:rStyle w:val="Hipervnculo"/>
                 <w:noProof/>
-                <w:lang w:val="es-ES"/>
-              </w:rPr>
-              <w:t>Puntos singulares</w:t>
+                <w:lang w:val="es-AR"/>
+              </w:rPr>
+              <w:t>Matriz de Base y Tool</w:t>
             </w:r>
             <w:r>
               <w:rPr>
@@ -2631,7 +2270,421 @@
                 <w:noProof/>
                 <w:webHidden/>
               </w:rPr>
-              <w:instrText xml:space="preserve"> PAGEREF _Toc181813784 \h </w:instrText>
+              <w:instrText xml:space="preserve"> PAGEREF _Toc181915282 \h </w:instrText>
+            </w:r>
+            <w:r>
+              <w:rPr>
+                <w:noProof/>
+                <w:webHidden/>
+              </w:rPr>
+            </w:r>
+            <w:r>
+              <w:rPr>
+                <w:noProof/>
+                <w:webHidden/>
+              </w:rPr>
+              <w:fldChar w:fldCharType="separate"/>
+            </w:r>
+            <w:r>
+              <w:rPr>
+                <w:noProof/>
+                <w:webHidden/>
+              </w:rPr>
+              <w:t>13</w:t>
+            </w:r>
+            <w:r>
+              <w:rPr>
+                <w:noProof/>
+                <w:webHidden/>
+              </w:rPr>
+              <w:fldChar w:fldCharType="end"/>
+            </w:r>
+          </w:hyperlink>
+        </w:p>
+        <w:p>
+          <w:pPr>
+            <w:pStyle w:val="TDC1"/>
+            <w:tabs>
+              <w:tab w:val="left" w:pos="880"/>
+            </w:tabs>
+            <w:rPr>
+              <w:rFonts w:asciiTheme="minorHAnsi" w:eastAsiaTheme="minorEastAsia" w:hAnsiTheme="minorHAnsi"/>
+              <w:b w:val="0"/>
+              <w:sz w:val="22"/>
+              <w:lang w:val="es-AR" w:eastAsia="es-AR"/>
+            </w:rPr>
+          </w:pPr>
+          <w:hyperlink w:anchor="_Toc181915283" w:history="1">
+            <w:r>
+              <w:rPr>
+                <w:rStyle w:val="Hipervnculo"/>
+              </w:rPr>
+              <w:t>5.</w:t>
+            </w:r>
+            <w:r>
+              <w:rPr>
+                <w:rFonts w:asciiTheme="minorHAnsi" w:eastAsiaTheme="minorEastAsia" w:hAnsiTheme="minorHAnsi"/>
+                <w:b w:val="0"/>
+                <w:sz w:val="22"/>
+                <w:lang w:val="es-AR" w:eastAsia="es-AR"/>
+              </w:rPr>
+              <w:tab/>
+            </w:r>
+            <w:r>
+              <w:rPr>
+                <w:rStyle w:val="Hipervnculo"/>
+              </w:rPr>
+              <w:t>Cinemática Directa</w:t>
+            </w:r>
+            <w:r>
+              <w:rPr>
+                <w:webHidden/>
+              </w:rPr>
+              <w:tab/>
+            </w:r>
+            <w:r>
+              <w:rPr>
+                <w:webHidden/>
+              </w:rPr>
+              <w:fldChar w:fldCharType="begin"/>
+            </w:r>
+            <w:r>
+              <w:rPr>
+                <w:webHidden/>
+              </w:rPr>
+              <w:instrText xml:space="preserve"> PAGEREF _Toc181915283 \h </w:instrText>
+            </w:r>
+            <w:r>
+              <w:rPr>
+                <w:webHidden/>
+              </w:rPr>
+            </w:r>
+            <w:r>
+              <w:rPr>
+                <w:webHidden/>
+              </w:rPr>
+              <w:fldChar w:fldCharType="separate"/>
+            </w:r>
+            <w:r>
+              <w:rPr>
+                <w:webHidden/>
+              </w:rPr>
+              <w:t>13</w:t>
+            </w:r>
+            <w:r>
+              <w:rPr>
+                <w:webHidden/>
+              </w:rPr>
+              <w:fldChar w:fldCharType="end"/>
+            </w:r>
+          </w:hyperlink>
+        </w:p>
+        <w:p>
+          <w:pPr>
+            <w:pStyle w:val="TDC1"/>
+            <w:tabs>
+              <w:tab w:val="left" w:pos="880"/>
+            </w:tabs>
+            <w:rPr>
+              <w:rFonts w:asciiTheme="minorHAnsi" w:eastAsiaTheme="minorEastAsia" w:hAnsiTheme="minorHAnsi"/>
+              <w:b w:val="0"/>
+              <w:sz w:val="22"/>
+              <w:lang w:val="es-AR" w:eastAsia="es-AR"/>
+            </w:rPr>
+          </w:pPr>
+          <w:hyperlink w:anchor="_Toc181915284" w:history="1">
+            <w:r>
+              <w:rPr>
+                <w:rStyle w:val="Hipervnculo"/>
+              </w:rPr>
+              <w:t>6.</w:t>
+            </w:r>
+            <w:r>
+              <w:rPr>
+                <w:rFonts w:asciiTheme="minorHAnsi" w:eastAsiaTheme="minorEastAsia" w:hAnsiTheme="minorHAnsi"/>
+                <w:b w:val="0"/>
+                <w:sz w:val="22"/>
+                <w:lang w:val="es-AR" w:eastAsia="es-AR"/>
+              </w:rPr>
+              <w:tab/>
+            </w:r>
+            <w:r>
+              <w:rPr>
+                <w:rStyle w:val="Hipervnculo"/>
+              </w:rPr>
+              <w:t>Cinemática Inversa</w:t>
+            </w:r>
+            <w:r>
+              <w:rPr>
+                <w:webHidden/>
+              </w:rPr>
+              <w:tab/>
+            </w:r>
+            <w:r>
+              <w:rPr>
+                <w:webHidden/>
+              </w:rPr>
+              <w:fldChar w:fldCharType="begin"/>
+            </w:r>
+            <w:r>
+              <w:rPr>
+                <w:webHidden/>
+              </w:rPr>
+              <w:instrText xml:space="preserve"> PAGEREF _Toc181915284 \h </w:instrText>
+            </w:r>
+            <w:r>
+              <w:rPr>
+                <w:webHidden/>
+              </w:rPr>
+            </w:r>
+            <w:r>
+              <w:rPr>
+                <w:webHidden/>
+              </w:rPr>
+              <w:fldChar w:fldCharType="separate"/>
+            </w:r>
+            <w:r>
+              <w:rPr>
+                <w:webHidden/>
+              </w:rPr>
+              <w:t>13</w:t>
+            </w:r>
+            <w:r>
+              <w:rPr>
+                <w:webHidden/>
+              </w:rPr>
+              <w:fldChar w:fldCharType="end"/>
+            </w:r>
+          </w:hyperlink>
+        </w:p>
+        <w:p>
+          <w:pPr>
+            <w:pStyle w:val="TDC2"/>
+            <w:tabs>
+              <w:tab w:val="left" w:pos="1100"/>
+              <w:tab w:val="right" w:leader="dot" w:pos="9344"/>
+            </w:tabs>
+            <w:rPr>
+              <w:rFonts w:asciiTheme="minorHAnsi" w:eastAsiaTheme="minorEastAsia" w:hAnsiTheme="minorHAnsi"/>
+              <w:noProof/>
+              <w:sz w:val="22"/>
+              <w:lang w:val="es-AR" w:eastAsia="es-AR"/>
+            </w:rPr>
+          </w:pPr>
+          <w:hyperlink w:anchor="_Toc181915285" w:history="1">
+            <w:r>
+              <w:rPr>
+                <w:rStyle w:val="Hipervnculo"/>
+                <w:noProof/>
+                <w:lang w:val="es-ES"/>
+              </w:rPr>
+              <w:t>6.1</w:t>
+            </w:r>
+            <w:r>
+              <w:rPr>
+                <w:rFonts w:asciiTheme="minorHAnsi" w:eastAsiaTheme="minorEastAsia" w:hAnsiTheme="minorHAnsi"/>
+                <w:noProof/>
+                <w:sz w:val="22"/>
+                <w:lang w:val="es-AR" w:eastAsia="es-AR"/>
+              </w:rPr>
+              <w:tab/>
+            </w:r>
+            <w:r>
+              <w:rPr>
+                <w:rStyle w:val="Hipervnculo"/>
+                <w:noProof/>
+                <w:lang w:val="es-ES"/>
+              </w:rPr>
+              <w:t>Resultado</w:t>
+            </w:r>
+            <w:r>
+              <w:rPr>
+                <w:noProof/>
+                <w:webHidden/>
+              </w:rPr>
+              <w:tab/>
+            </w:r>
+            <w:r>
+              <w:rPr>
+                <w:noProof/>
+                <w:webHidden/>
+              </w:rPr>
+              <w:fldChar w:fldCharType="begin"/>
+            </w:r>
+            <w:r>
+              <w:rPr>
+                <w:noProof/>
+                <w:webHidden/>
+              </w:rPr>
+              <w:instrText xml:space="preserve"> PAGEREF _Toc181915285 \h </w:instrText>
+            </w:r>
+            <w:r>
+              <w:rPr>
+                <w:noProof/>
+                <w:webHidden/>
+              </w:rPr>
+            </w:r>
+            <w:r>
+              <w:rPr>
+                <w:noProof/>
+                <w:webHidden/>
+              </w:rPr>
+              <w:fldChar w:fldCharType="separate"/>
+            </w:r>
+            <w:r>
+              <w:rPr>
+                <w:noProof/>
+                <w:webHidden/>
+              </w:rPr>
+              <w:t>14</w:t>
+            </w:r>
+            <w:r>
+              <w:rPr>
+                <w:noProof/>
+                <w:webHidden/>
+              </w:rPr>
+              <w:fldChar w:fldCharType="end"/>
+            </w:r>
+          </w:hyperlink>
+        </w:p>
+        <w:p>
+          <w:pPr>
+            <w:pStyle w:val="TDC1"/>
+            <w:tabs>
+              <w:tab w:val="left" w:pos="880"/>
+            </w:tabs>
+            <w:rPr>
+              <w:rFonts w:asciiTheme="minorHAnsi" w:eastAsiaTheme="minorEastAsia" w:hAnsiTheme="minorHAnsi"/>
+              <w:b w:val="0"/>
+              <w:sz w:val="22"/>
+              <w:lang w:val="es-AR" w:eastAsia="es-AR"/>
+            </w:rPr>
+          </w:pPr>
+          <w:hyperlink w:anchor="_Toc181915286" w:history="1">
+            <w:r>
+              <w:rPr>
+                <w:rStyle w:val="Hipervnculo"/>
+              </w:rPr>
+              <w:t>7.</w:t>
+            </w:r>
+            <w:r>
+              <w:rPr>
+                <w:rFonts w:asciiTheme="minorHAnsi" w:eastAsiaTheme="minorEastAsia" w:hAnsiTheme="minorHAnsi"/>
+                <w:b w:val="0"/>
+                <w:sz w:val="22"/>
+                <w:lang w:val="es-AR" w:eastAsia="es-AR"/>
+              </w:rPr>
+              <w:tab/>
+            </w:r>
+            <w:r>
+              <w:rPr>
+                <w:rStyle w:val="Hipervnculo"/>
+              </w:rPr>
+              <w:t>Relación de Velocidades</w:t>
+            </w:r>
+            <w:r>
+              <w:rPr>
+                <w:webHidden/>
+              </w:rPr>
+              <w:tab/>
+            </w:r>
+            <w:r>
+              <w:rPr>
+                <w:webHidden/>
+              </w:rPr>
+              <w:fldChar w:fldCharType="begin"/>
+            </w:r>
+            <w:r>
+              <w:rPr>
+                <w:webHidden/>
+              </w:rPr>
+              <w:instrText xml:space="preserve"> PAGEREF _Toc181915286 \h </w:instrText>
+            </w:r>
+            <w:r>
+              <w:rPr>
+                <w:webHidden/>
+              </w:rPr>
+            </w:r>
+            <w:r>
+              <w:rPr>
+                <w:webHidden/>
+              </w:rPr>
+              <w:fldChar w:fldCharType="separate"/>
+            </w:r>
+            <w:r>
+              <w:rPr>
+                <w:webHidden/>
+              </w:rPr>
+              <w:t>14</w:t>
+            </w:r>
+            <w:r>
+              <w:rPr>
+                <w:webHidden/>
+              </w:rPr>
+              <w:fldChar w:fldCharType="end"/>
+            </w:r>
+          </w:hyperlink>
+        </w:p>
+        <w:p>
+          <w:pPr>
+            <w:pStyle w:val="TDC2"/>
+            <w:tabs>
+              <w:tab w:val="left" w:pos="1100"/>
+              <w:tab w:val="right" w:leader="dot" w:pos="9344"/>
+            </w:tabs>
+            <w:rPr>
+              <w:rFonts w:asciiTheme="minorHAnsi" w:eastAsiaTheme="minorEastAsia" w:hAnsiTheme="minorHAnsi"/>
+              <w:noProof/>
+              <w:sz w:val="22"/>
+              <w:lang w:val="es-AR" w:eastAsia="es-AR"/>
+            </w:rPr>
+          </w:pPr>
+          <w:hyperlink w:anchor="_Toc181915287" w:history="1">
+            <w:r>
+              <w:rPr>
+                <w:rStyle w:val="Hipervnculo"/>
+                <w:noProof/>
+                <w:lang w:val="es-ES"/>
+              </w:rPr>
+              <w:t>7.1</w:t>
+            </w:r>
+            <w:r>
+              <w:rPr>
+                <w:rFonts w:asciiTheme="minorHAnsi" w:eastAsiaTheme="minorEastAsia" w:hAnsiTheme="minorHAnsi"/>
+                <w:noProof/>
+                <w:sz w:val="22"/>
+                <w:lang w:val="es-AR" w:eastAsia="es-AR"/>
+              </w:rPr>
+              <w:tab/>
+            </w:r>
+            <w:r>
+              <w:rPr>
+                <w:rStyle w:val="Hipervnculo"/>
+                <w:noProof/>
+                <w:lang w:val="es-ES"/>
+              </w:rPr>
+              <w:t>Puntos singulares</w:t>
+            </w:r>
+            <w:r>
+              <w:rPr>
+                <w:noProof/>
+                <w:webHidden/>
+              </w:rPr>
+              <w:tab/>
+            </w:r>
+            <w:r>
+              <w:rPr>
+                <w:noProof/>
+                <w:webHidden/>
+              </w:rPr>
+              <w:fldChar w:fldCharType="begin"/>
+            </w:r>
+            <w:r>
+              <w:rPr>
+                <w:noProof/>
+                <w:webHidden/>
+              </w:rPr>
+              <w:instrText xml:space="preserve"> PAGEREF _Toc181915287 \h </w:instrText>
             </w:r>
             <w:r>
               <w:rPr>
@@ -2675,7 +2728,7 @@
               <w:lang w:val="es-AR" w:eastAsia="es-AR"/>
             </w:rPr>
           </w:pPr>
-          <w:hyperlink w:anchor="_Toc181813785" w:history="1">
+          <w:hyperlink w:anchor="_Toc181915288" w:history="1">
             <w:r>
               <w:rPr>
                 <w:rStyle w:val="Hipervnculo"/>
@@ -2721,7 +2774,7 @@
                 <w:noProof/>
                 <w:webHidden/>
               </w:rPr>
-              <w:instrText xml:space="preserve"> PAGEREF _Toc181813785 \h </w:instrText>
+              <w:instrText xml:space="preserve"> PAGEREF _Toc181915288 \h </w:instrText>
             </w:r>
             <w:r>
               <w:rPr>
@@ -2765,7 +2818,7 @@
               <w:lang w:val="es-AR" w:eastAsia="es-AR"/>
             </w:rPr>
           </w:pPr>
-          <w:hyperlink w:anchor="_Toc181813786" w:history="1">
+          <w:hyperlink w:anchor="_Toc181915289" w:history="1">
             <w:r>
               <w:rPr>
                 <w:rStyle w:val="Hipervnculo"/>
@@ -2811,7 +2864,7 @@
                 <w:noProof/>
                 <w:webHidden/>
               </w:rPr>
-              <w:instrText xml:space="preserve"> PAGEREF _Toc181813786 \h </w:instrText>
+              <w:instrText xml:space="preserve"> PAGEREF _Toc181915289 \h </w:instrText>
             </w:r>
             <w:r>
               <w:rPr>
@@ -2855,7 +2908,7 @@
               <w:lang w:val="es-AR" w:eastAsia="es-AR"/>
             </w:rPr>
           </w:pPr>
-          <w:hyperlink w:anchor="_Toc181813787" w:history="1">
+          <w:hyperlink w:anchor="_Toc181915290" w:history="1">
             <w:r>
               <w:rPr>
                 <w:rStyle w:val="Hipervnculo"/>
@@ -2942,7 +2995,7 @@
                 <w:noProof/>
                 <w:webHidden/>
               </w:rPr>
-              <w:instrText xml:space="preserve"> PAGEREF _Toc181813787 \h </w:instrText>
+              <w:instrText xml:space="preserve"> PAGEREF _Toc181915290 \h </w:instrText>
             </w:r>
             <w:r>
               <w:rPr>
@@ -2986,7 +3039,7 @@
               <w:lang w:val="es-AR" w:eastAsia="es-AR"/>
             </w:rPr>
           </w:pPr>
-          <w:hyperlink w:anchor="_Toc181813788" w:history="1">
+          <w:hyperlink w:anchor="_Toc181915291" w:history="1">
             <w:r>
               <w:rPr>
                 <w:rStyle w:val="Hipervnculo"/>
@@ -3024,7 +3077,7 @@
                 <w:noProof/>
                 <w:webHidden/>
               </w:rPr>
-              <w:instrText xml:space="preserve"> PAGEREF _Toc181813788 \h </w:instrText>
+              <w:instrText xml:space="preserve"> PAGEREF _Toc181915291 \h </w:instrText>
             </w:r>
             <w:r>
               <w:rPr>
@@ -3068,7 +3121,7 @@
               <w:lang w:val="es-AR" w:eastAsia="es-AR"/>
             </w:rPr>
           </w:pPr>
-          <w:hyperlink w:anchor="_Toc181813789" w:history="1">
+          <w:hyperlink w:anchor="_Toc181915292" w:history="1">
             <w:r>
               <w:rPr>
                 <w:rStyle w:val="Hipervnculo"/>
@@ -3106,7 +3159,7 @@
               <w:rPr>
                 <w:webHidden/>
               </w:rPr>
-              <w:instrText xml:space="preserve"> PAGEREF _Toc181813789 \h </w:instrText>
+              <w:instrText xml:space="preserve"> PAGEREF _Toc181915292 \h </w:instrText>
             </w:r>
             <w:r>
               <w:rPr>
@@ -3147,7 +3200,7 @@
               <w:lang w:val="es-AR" w:eastAsia="es-AR"/>
             </w:rPr>
           </w:pPr>
-          <w:hyperlink w:anchor="_Toc181813790" w:history="1">
+          <w:hyperlink w:anchor="_Toc181915293" w:history="1">
             <w:r>
               <w:rPr>
                 <w:rStyle w:val="Hipervnculo"/>
@@ -3192,7 +3245,7 @@
                 <w:noProof/>
                 <w:webHidden/>
               </w:rPr>
-              <w:instrText xml:space="preserve"> PAGEREF _Toc181813790 \h </w:instrText>
+              <w:instrText xml:space="preserve"> PAGEREF _Toc181915293 \h </w:instrText>
             </w:r>
             <w:r>
               <w:rPr>
@@ -3237,7 +3290,7 @@
               <w:lang w:val="es-AR" w:eastAsia="es-AR"/>
             </w:rPr>
           </w:pPr>
-          <w:hyperlink w:anchor="_Toc181813791" w:history="1">
+          <w:hyperlink w:anchor="_Toc181915294" w:history="1">
             <w:r>
               <w:rPr>
                 <w:rStyle w:val="Hipervnculo"/>
@@ -3282,7 +3335,7 @@
                 <w:noProof/>
                 <w:webHidden/>
               </w:rPr>
-              <w:instrText xml:space="preserve"> PAGEREF _Toc181813791 \h </w:instrText>
+              <w:instrText xml:space="preserve"> PAGEREF _Toc181915294 \h </w:instrText>
             </w:r>
             <w:r>
               <w:rPr>
@@ -3323,7 +3376,7 @@
               <w:lang w:val="es-AR" w:eastAsia="es-AR"/>
             </w:rPr>
           </w:pPr>
-          <w:hyperlink w:anchor="_Toc181813792" w:history="1">
+          <w:hyperlink w:anchor="_Toc181915295" w:history="1">
             <w:r>
               <w:rPr>
                 <w:rStyle w:val="Hipervnculo"/>
@@ -3346,7 +3399,7 @@
               <w:rPr>
                 <w:webHidden/>
               </w:rPr>
-              <w:instrText xml:space="preserve"> PAGEREF _Toc181813792 \h </w:instrText>
+              <w:instrText xml:space="preserve"> PAGEREF _Toc181915295 \h </w:instrText>
             </w:r>
             <w:r>
               <w:rPr>
@@ -3383,7 +3436,7 @@
               <w:lang w:val="es-AR" w:eastAsia="es-AR"/>
             </w:rPr>
           </w:pPr>
-          <w:hyperlink w:anchor="_Toc181813793" w:history="1">
+          <w:hyperlink w:anchor="_Toc181915296" w:history="1">
             <w:r>
               <w:rPr>
                 <w:rStyle w:val="Hipervnculo"/>
@@ -3406,7 +3459,7 @@
               <w:rPr>
                 <w:webHidden/>
               </w:rPr>
-              <w:instrText xml:space="preserve"> PAGEREF _Toc181813793 \h </w:instrText>
+              <w:instrText xml:space="preserve"> PAGEREF _Toc181915296 \h </w:instrText>
             </w:r>
             <w:r>
               <w:rPr>
@@ -3443,7 +3496,7 @@
               <w:lang w:val="es-AR" w:eastAsia="es-AR"/>
             </w:rPr>
           </w:pPr>
-          <w:hyperlink w:anchor="_Toc181813794" w:history="1">
+          <w:hyperlink w:anchor="_Toc181915297" w:history="1">
             <w:r>
               <w:rPr>
                 <w:rStyle w:val="Hipervnculo"/>
@@ -3466,7 +3519,7 @@
               <w:rPr>
                 <w:webHidden/>
               </w:rPr>
-              <w:instrText xml:space="preserve"> PAGEREF _Toc181813794 \h </w:instrText>
+              <w:instrText xml:space="preserve"> PAGEREF _Toc181915297 \h </w:instrText>
             </w:r>
             <w:r>
               <w:rPr>
@@ -3506,7 +3559,7 @@
               <w:lang w:val="es-AR" w:eastAsia="es-AR"/>
             </w:rPr>
           </w:pPr>
-          <w:hyperlink w:anchor="_Toc181813795" w:history="1">
+          <w:hyperlink w:anchor="_Toc181915298" w:history="1">
             <w:r>
               <w:rPr>
                 <w:rStyle w:val="Hipervnculo"/>
@@ -3534,7 +3587,7 @@
                 <w:noProof/>
                 <w:webHidden/>
               </w:rPr>
-              <w:instrText xml:space="preserve"> PAGEREF _Toc181813795 \h </w:instrText>
+              <w:instrText xml:space="preserve"> PAGEREF _Toc181915298 \h </w:instrText>
             </w:r>
             <w:r>
               <w:rPr>
@@ -3578,7 +3631,7 @@
               <w:lang w:val="es-AR" w:eastAsia="es-AR"/>
             </w:rPr>
           </w:pPr>
-          <w:hyperlink w:anchor="_Toc181813796" w:history="1">
+          <w:hyperlink w:anchor="_Toc181915299" w:history="1">
             <w:r>
               <w:rPr>
                 <w:rStyle w:val="Hipervnculo"/>
@@ -3606,7 +3659,7 @@
                 <w:noProof/>
                 <w:webHidden/>
               </w:rPr>
-              <w:instrText xml:space="preserve"> PAGEREF _Toc181813796 \h </w:instrText>
+              <w:instrText xml:space="preserve"> PAGEREF _Toc181915299 \h </w:instrText>
             </w:r>
             <w:r>
               <w:rPr>
@@ -3650,7 +3703,7 @@
               <w:lang w:val="es-AR" w:eastAsia="es-AR"/>
             </w:rPr>
           </w:pPr>
-          <w:hyperlink w:anchor="_Toc181813797" w:history="1">
+          <w:hyperlink w:anchor="_Toc181915300" w:history="1">
             <w:r>
               <w:rPr>
                 <w:rStyle w:val="Hipervnculo"/>
@@ -3678,7 +3731,7 @@
                 <w:noProof/>
                 <w:webHidden/>
               </w:rPr>
-              <w:instrText xml:space="preserve"> PAGEREF _Toc181813797 \h </w:instrText>
+              <w:instrText xml:space="preserve"> PAGEREF _Toc181915300 \h </w:instrText>
             </w:r>
             <w:r>
               <w:rPr>
@@ -3722,7 +3775,7 @@
               <w:lang w:val="es-AR" w:eastAsia="es-AR"/>
             </w:rPr>
           </w:pPr>
-          <w:hyperlink w:anchor="_Toc181813798" w:history="1">
+          <w:hyperlink w:anchor="_Toc181915301" w:history="1">
             <w:r>
               <w:rPr>
                 <w:rStyle w:val="Hipervnculo"/>
@@ -3750,7 +3803,7 @@
                 <w:noProof/>
                 <w:webHidden/>
               </w:rPr>
-              <w:instrText xml:space="preserve"> PAGEREF _Toc181813798 \h </w:instrText>
+              <w:instrText xml:space="preserve"> PAGEREF _Toc181915301 \h </w:instrText>
             </w:r>
             <w:r>
               <w:rPr>
@@ -3794,7 +3847,7 @@
               <w:lang w:val="es-AR" w:eastAsia="es-AR"/>
             </w:rPr>
           </w:pPr>
-          <w:hyperlink w:anchor="_Toc181813799" w:history="1">
+          <w:hyperlink w:anchor="_Toc181915302" w:history="1">
             <w:r>
               <w:rPr>
                 <w:rStyle w:val="Hipervnculo"/>
@@ -3822,7 +3875,7 @@
                 <w:noProof/>
                 <w:webHidden/>
               </w:rPr>
-              <w:instrText xml:space="preserve"> PAGEREF _Toc181813799 \h </w:instrText>
+              <w:instrText xml:space="preserve"> PAGEREF _Toc181915302 \h </w:instrText>
             </w:r>
             <w:r>
               <w:rPr>
@@ -3866,7 +3919,7 @@
               <w:lang w:val="es-AR" w:eastAsia="es-AR"/>
             </w:rPr>
           </w:pPr>
-          <w:hyperlink w:anchor="_Toc181813800" w:history="1">
+          <w:hyperlink w:anchor="_Toc181915303" w:history="1">
             <w:r>
               <w:rPr>
                 <w:rStyle w:val="Hipervnculo"/>
@@ -3894,7 +3947,7 @@
                 <w:noProof/>
                 <w:webHidden/>
               </w:rPr>
-              <w:instrText xml:space="preserve"> PAGEREF _Toc181813800 \h </w:instrText>
+              <w:instrText xml:space="preserve"> PAGEREF _Toc181915303 \h </w:instrText>
             </w:r>
             <w:r>
               <w:rPr>
@@ -3938,7 +3991,7 @@
               <w:lang w:val="es-AR" w:eastAsia="es-AR"/>
             </w:rPr>
           </w:pPr>
-          <w:hyperlink w:anchor="_Toc181813801" w:history="1">
+          <w:hyperlink w:anchor="_Toc181915304" w:history="1">
             <w:r>
               <w:rPr>
                 <w:rStyle w:val="Hipervnculo"/>
@@ -3966,7 +4019,7 @@
                 <w:noProof/>
                 <w:webHidden/>
               </w:rPr>
-              <w:instrText xml:space="preserve"> PAGEREF _Toc181813801 \h </w:instrText>
+              <w:instrText xml:space="preserve"> PAGEREF _Toc181915304 \h </w:instrText>
             </w:r>
             <w:r>
               <w:rPr>
@@ -4010,7 +4063,7 @@
               <w:lang w:val="es-AR" w:eastAsia="es-AR"/>
             </w:rPr>
           </w:pPr>
-          <w:hyperlink w:anchor="_Toc181813802" w:history="1">
+          <w:hyperlink w:anchor="_Toc181915305" w:history="1">
             <w:r>
               <w:rPr>
                 <w:rStyle w:val="Hipervnculo"/>
@@ -4056,7 +4109,7 @@
                 <w:noProof/>
                 <w:webHidden/>
               </w:rPr>
-              <w:instrText xml:space="preserve"> PAGEREF _Toc181813802 \h </w:instrText>
+              <w:instrText xml:space="preserve"> PAGEREF _Toc181915305 \h </w:instrText>
             </w:r>
             <w:r>
               <w:rPr>
@@ -4100,7 +4153,7 @@
               <w:lang w:val="es-AR" w:eastAsia="es-AR"/>
             </w:rPr>
           </w:pPr>
-          <w:hyperlink w:anchor="_Toc181813803" w:history="1">
+          <w:hyperlink w:anchor="_Toc181915306" w:history="1">
             <w:r>
               <w:rPr>
                 <w:rStyle w:val="Hipervnculo"/>
@@ -4146,7 +4199,7 @@
                 <w:noProof/>
                 <w:webHidden/>
               </w:rPr>
-              <w:instrText xml:space="preserve"> PAGEREF _Toc181813803 \h </w:instrText>
+              <w:instrText xml:space="preserve"> PAGEREF _Toc181915306 \h </w:instrText>
             </w:r>
             <w:r>
               <w:rPr>
@@ -4190,7 +4243,7 @@
               <w:lang w:val="es-AR" w:eastAsia="es-AR"/>
             </w:rPr>
           </w:pPr>
-          <w:hyperlink w:anchor="_Toc181813804" w:history="1">
+          <w:hyperlink w:anchor="_Toc181915307" w:history="1">
             <w:r>
               <w:rPr>
                 <w:rStyle w:val="Hipervnculo"/>
@@ -4277,7 +4330,7 @@
                 <w:noProof/>
                 <w:webHidden/>
               </w:rPr>
-              <w:instrText xml:space="preserve"> PAGEREF _Toc181813804 \h </w:instrText>
+              <w:instrText xml:space="preserve"> PAGEREF _Toc181915307 \h </w:instrText>
             </w:r>
             <w:r>
               <w:rPr>
@@ -4321,7 +4374,7 @@
               <w:lang w:val="es-AR" w:eastAsia="es-AR"/>
             </w:rPr>
           </w:pPr>
-          <w:hyperlink w:anchor="_Toc181813805" w:history="1">
+          <w:hyperlink w:anchor="_Toc181915308" w:history="1">
             <w:r>
               <w:rPr>
                 <w:rStyle w:val="Hipervnculo"/>
@@ -4359,7 +4412,7 @@
                 <w:noProof/>
                 <w:webHidden/>
               </w:rPr>
-              <w:instrText xml:space="preserve"> PAGEREF _Toc181813805 \h </w:instrText>
+              <w:instrText xml:space="preserve"> PAGEREF _Toc181915308 \h </w:instrText>
             </w:r>
             <w:r>
               <w:rPr>
@@ -4403,7 +4456,7 @@
               <w:lang w:val="es-AR" w:eastAsia="es-AR"/>
             </w:rPr>
           </w:pPr>
-          <w:hyperlink w:anchor="_Toc181813806" w:history="1">
+          <w:hyperlink w:anchor="_Toc181915309" w:history="1">
             <w:r>
               <w:rPr>
                 <w:rStyle w:val="Hipervnculo"/>
@@ -4431,7 +4484,7 @@
                 <w:noProof/>
                 <w:webHidden/>
               </w:rPr>
-              <w:instrText xml:space="preserve"> PAGEREF _Toc181813806 \h </w:instrText>
+              <w:instrText xml:space="preserve"> PAGEREF _Toc181915309 \h </w:instrText>
             </w:r>
             <w:r>
               <w:rPr>
@@ -4527,7 +4580,7 @@
           <w:lang w:val="es-ES"/>
         </w:rPr>
       </w:pPr>
-      <w:bookmarkStart w:id="1" w:name="_Toc181813761"/>
+      <w:bookmarkStart w:id="0" w:name="_Toc181915264"/>
       <w:r>
         <w:rPr>
           <w:lang w:val="es-ES"/>
@@ -4547,192 +4600,192 @@
         </w:rPr>
         <w:t>Resumen</w:t>
       </w:r>
+      <w:bookmarkEnd w:id="0"/>
+    </w:p>
+    <w:p>
+      <w:pPr>
+        <w:rPr>
+          <w:lang w:val="es-ES"/>
+        </w:rPr>
+      </w:pPr>
+      <w:r>
+        <w:rPr>
+          <w:lang w:val="es-ES"/>
+        </w:rPr>
+        <w:t>Este trabajo presenta la simulación de una aplicación robótica utilizando el robot UR10e en un en</w:t>
+      </w:r>
+      <w:r>
+        <w:rPr>
+          <w:lang w:val="es-ES"/>
+        </w:rPr>
+        <w:t>torno de manipulación</w:t>
+      </w:r>
+      <w:r>
+        <w:rPr>
+          <w:lang w:val="es-ES"/>
+        </w:rPr>
+        <w:t>, con aplicaciones potenciales en el manejo de materiales radiactivos. A lo largo del documento, se detallan el diseño y la implementación de una celda robótica simulada</w:t>
+      </w:r>
+      <w:r>
+        <w:rPr>
+          <w:lang w:val="es-ES"/>
+        </w:rPr>
+        <w:t xml:space="preserve">, incluyendo componentes como una máquina de gammagrafía, </w:t>
+      </w:r>
+      <w:r>
+        <w:rPr>
+          <w:lang w:val="es-ES"/>
+        </w:rPr>
+        <w:t>pastillas de materi</w:t>
+      </w:r>
+      <w:r>
+        <w:rPr>
+          <w:lang w:val="es-ES"/>
+        </w:rPr>
+        <w:t>al radiactivo, un</w:t>
+      </w:r>
+      <w:r>
+        <w:rPr>
+          <w:lang w:val="es-ES"/>
+        </w:rPr>
+        <w:t xml:space="preserve"> contenedor y un</w:t>
+      </w:r>
+      <w:r>
+        <w:rPr>
+          <w:lang w:val="es-ES"/>
+        </w:rPr>
+        <w:t xml:space="preserve">a mesa de trabajo. El robot se modela mediante la convención de </w:t>
+      </w:r>
+      <w:proofErr w:type="spellStart"/>
+      <w:r>
+        <w:rPr>
+          <w:lang w:val="es-ES"/>
+        </w:rPr>
+        <w:t>Denavit-Hartenberg</w:t>
+      </w:r>
+      <w:proofErr w:type="spellEnd"/>
+      <w:r>
+        <w:rPr>
+          <w:lang w:val="es-ES"/>
+        </w:rPr>
+        <w:t>, construyendo su model</w:t>
+      </w:r>
+      <w:r>
+        <w:rPr>
+          <w:lang w:val="es-ES"/>
+        </w:rPr>
+        <w:t xml:space="preserve">o cinemático directo e inverso aplicando el </w:t>
+      </w:r>
+      <w:r>
+        <w:rPr>
+          <w:lang w:val="es-ES"/>
+        </w:rPr>
+        <w:t xml:space="preserve">método matricial para resolver la cinemática inversa. A su vez, se exploran y clasifican las singularidades dentro del espacio de trabajo del robot, y se </w:t>
+      </w:r>
+      <w:r>
+        <w:rPr>
+          <w:lang w:val="es-ES"/>
+        </w:rPr>
+        <w:t xml:space="preserve">planifican trayectorias que luego son generadas </w:t>
+      </w:r>
+      <w:r>
+        <w:rPr>
+          <w:lang w:val="es-ES"/>
+        </w:rPr>
+        <w:t xml:space="preserve">mediante interpolación </w:t>
+      </w:r>
+      <w:r>
+        <w:rPr>
+          <w:lang w:val="es-ES"/>
+        </w:rPr>
+        <w:t xml:space="preserve">en </w:t>
+      </w:r>
+      <w:r>
+        <w:rPr>
+          <w:lang w:val="es-ES"/>
+        </w:rPr>
+        <w:t>el espacio articular y en el cartesiano</w:t>
+      </w:r>
+      <w:r>
+        <w:rPr>
+          <w:lang w:val="es-ES"/>
+        </w:rPr>
+        <w:t>. Los resultados de la simulación muestran la precisión de las trayectorias generadas para ejecutar movimientos complejos de manera fluida.</w:t>
+      </w:r>
+    </w:p>
+    <w:p>
+      <w:pPr>
+        <w:rPr>
+          <w:lang w:val="es-ES"/>
+        </w:rPr>
+      </w:pPr>
+      <w:r>
+        <w:rPr>
+          <w:b/>
+          <w:lang w:val="es-ES"/>
+        </w:rPr>
+        <w:t>Palabras clave:</w:t>
+      </w:r>
+      <w:r>
+        <w:rPr>
+          <w:lang w:val="es-ES"/>
+        </w:rPr>
+        <w:t xml:space="preserve"> Robot UR10e, manipulación de materiales radiactivos, cinemática directa, cinemática inversa, planificación de trayectorias, singularidades robóticas, convención </w:t>
+      </w:r>
+      <w:proofErr w:type="spellStart"/>
+      <w:r>
+        <w:rPr>
+          <w:lang w:val="es-ES"/>
+        </w:rPr>
+        <w:t>Denavit-Hartenberg</w:t>
+      </w:r>
+      <w:proofErr w:type="spellEnd"/>
+      <w:r>
+        <w:rPr>
+          <w:lang w:val="es-ES"/>
+        </w:rPr>
+        <w:t>,</w:t>
+      </w:r>
+      <w:r>
+        <w:rPr>
+          <w:lang w:val="es-ES"/>
+        </w:rPr>
+        <w:t xml:space="preserve"> </w:t>
+      </w:r>
+      <w:r>
+        <w:rPr>
+          <w:lang w:val="es-ES"/>
+        </w:rPr>
+        <w:t>interpolación en espacio de trabajo</w:t>
+      </w:r>
+      <w:r>
+        <w:rPr>
+          <w:lang w:val="es-ES"/>
+        </w:rPr>
+        <w:t>.</w:t>
+      </w:r>
+    </w:p>
+    <w:p>
+      <w:pPr>
+        <w:pStyle w:val="Ttulo2"/>
+        <w:rPr>
+          <w:lang w:val="en-GB"/>
+        </w:rPr>
+      </w:pPr>
+      <w:r>
+        <w:rPr>
+          <w:lang w:val="es-ES"/>
+        </w:rPr>
+        <w:tab/>
+      </w:r>
+      <w:bookmarkStart w:id="1" w:name="_Toc181915265"/>
+      <w:r>
+        <w:rPr>
+          <w:lang w:val="en-GB"/>
+        </w:rPr>
+        <w:t>Abstract</w:t>
+      </w:r>
       <w:bookmarkEnd w:id="1"/>
-    </w:p>
-    <w:p>
-      <w:pPr>
-        <w:rPr>
-          <w:lang w:val="es-ES"/>
-        </w:rPr>
-      </w:pPr>
-      <w:r>
-        <w:rPr>
-          <w:lang w:val="es-ES"/>
-        </w:rPr>
-        <w:t>Este trabajo presenta la simulación de una aplicación robótica utilizando el robot UR10e en un en</w:t>
-      </w:r>
-      <w:r>
-        <w:rPr>
-          <w:lang w:val="es-ES"/>
-        </w:rPr>
-        <w:t>torno de manipulación</w:t>
-      </w:r>
-      <w:r>
-        <w:rPr>
-          <w:lang w:val="es-ES"/>
-        </w:rPr>
-        <w:t>, con aplicaciones potenciales en el manejo de materiales radiactivos. A lo largo del documento, se detallan el diseño y la implementación de una celda robótica simulada</w:t>
-      </w:r>
-      <w:r>
-        <w:rPr>
-          <w:lang w:val="es-ES"/>
-        </w:rPr>
-        <w:t xml:space="preserve">, incluyendo componentes como una máquina de gammagrafía, </w:t>
-      </w:r>
-      <w:r>
-        <w:rPr>
-          <w:lang w:val="es-ES"/>
-        </w:rPr>
-        <w:t>pastillas de materi</w:t>
-      </w:r>
-      <w:r>
-        <w:rPr>
-          <w:lang w:val="es-ES"/>
-        </w:rPr>
-        <w:t>al radiactivo, un</w:t>
-      </w:r>
-      <w:r>
-        <w:rPr>
-          <w:lang w:val="es-ES"/>
-        </w:rPr>
-        <w:t xml:space="preserve"> contenedor y un</w:t>
-      </w:r>
-      <w:r>
-        <w:rPr>
-          <w:lang w:val="es-ES"/>
-        </w:rPr>
-        <w:t xml:space="preserve">a mesa de trabajo. El robot se modela mediante la convención de </w:t>
-      </w:r>
-      <w:proofErr w:type="spellStart"/>
-      <w:r>
-        <w:rPr>
-          <w:lang w:val="es-ES"/>
-        </w:rPr>
-        <w:t>Denavit-Hartenberg</w:t>
-      </w:r>
-      <w:proofErr w:type="spellEnd"/>
-      <w:r>
-        <w:rPr>
-          <w:lang w:val="es-ES"/>
-        </w:rPr>
-        <w:t>, construyendo su model</w:t>
-      </w:r>
-      <w:r>
-        <w:rPr>
-          <w:lang w:val="es-ES"/>
-        </w:rPr>
-        <w:t xml:space="preserve">o cinemático directo e inverso aplicando el </w:t>
-      </w:r>
-      <w:r>
-        <w:rPr>
-          <w:lang w:val="es-ES"/>
-        </w:rPr>
-        <w:t xml:space="preserve">método matricial para resolver la cinemática inversa. A su vez, se exploran y clasifican las singularidades dentro del espacio de trabajo del robot, y se </w:t>
-      </w:r>
-      <w:r>
-        <w:rPr>
-          <w:lang w:val="es-ES"/>
-        </w:rPr>
-        <w:t xml:space="preserve">planifican trayectorias que luego son generadas </w:t>
-      </w:r>
-      <w:r>
-        <w:rPr>
-          <w:lang w:val="es-ES"/>
-        </w:rPr>
-        <w:t xml:space="preserve">mediante interpolación </w:t>
-      </w:r>
-      <w:r>
-        <w:rPr>
-          <w:lang w:val="es-ES"/>
-        </w:rPr>
-        <w:t xml:space="preserve">en </w:t>
-      </w:r>
-      <w:r>
-        <w:rPr>
-          <w:lang w:val="es-ES"/>
-        </w:rPr>
-        <w:t>el espacio articular y en el cartesiano</w:t>
-      </w:r>
-      <w:r>
-        <w:rPr>
-          <w:lang w:val="es-ES"/>
-        </w:rPr>
-        <w:t>. Los resultados de la simulación muestran la precisión de las trayectorias generadas para ejecutar movimientos complejos de manera fluida.</w:t>
-      </w:r>
-    </w:p>
-    <w:p>
-      <w:pPr>
-        <w:rPr>
-          <w:lang w:val="es-ES"/>
-        </w:rPr>
-      </w:pPr>
-      <w:r>
-        <w:rPr>
-          <w:b/>
-          <w:lang w:val="es-ES"/>
-        </w:rPr>
-        <w:t>Palabras clave:</w:t>
-      </w:r>
-      <w:r>
-        <w:rPr>
-          <w:lang w:val="es-ES"/>
-        </w:rPr>
-        <w:t xml:space="preserve"> Robot UR10e, manipulación de materiales radiactivos, cinemática directa, cinemática inversa, planificación de trayectorias, singularidades robóticas, convención </w:t>
-      </w:r>
-      <w:proofErr w:type="spellStart"/>
-      <w:r>
-        <w:rPr>
-          <w:lang w:val="es-ES"/>
-        </w:rPr>
-        <w:t>Denavit-Hartenberg</w:t>
-      </w:r>
-      <w:proofErr w:type="spellEnd"/>
-      <w:r>
-        <w:rPr>
-          <w:lang w:val="es-ES"/>
-        </w:rPr>
-        <w:t>,</w:t>
-      </w:r>
-      <w:r>
-        <w:rPr>
-          <w:lang w:val="es-ES"/>
-        </w:rPr>
-        <w:t xml:space="preserve"> </w:t>
-      </w:r>
-      <w:r>
-        <w:rPr>
-          <w:lang w:val="es-ES"/>
-        </w:rPr>
-        <w:t>interpolación en espacio de trabajo</w:t>
-      </w:r>
-      <w:r>
-        <w:rPr>
-          <w:lang w:val="es-ES"/>
-        </w:rPr>
-        <w:t>.</w:t>
-      </w:r>
-    </w:p>
-    <w:p>
-      <w:pPr>
-        <w:pStyle w:val="Ttulo2"/>
-        <w:rPr>
-          <w:lang w:val="en-GB"/>
-        </w:rPr>
-      </w:pPr>
-      <w:r>
-        <w:rPr>
-          <w:lang w:val="es-ES"/>
-        </w:rPr>
-        <w:tab/>
-      </w:r>
-      <w:bookmarkStart w:id="2" w:name="_Toc181813762"/>
-      <w:r>
-        <w:rPr>
-          <w:lang w:val="en-GB"/>
-        </w:rPr>
-        <w:t>Abstract</w:t>
-      </w:r>
-      <w:bookmarkEnd w:id="2"/>
     </w:p>
     <w:p>
       <w:pPr>
@@ -4860,7 +4913,7 @@
           <w:lang w:val="es-ES"/>
         </w:rPr>
       </w:pPr>
-      <w:bookmarkStart w:id="3" w:name="_Toc181813763"/>
+      <w:bookmarkStart w:id="2" w:name="_Toc181915266"/>
       <w:r>
         <w:rPr>
           <w:lang w:val="es-ES"/>
@@ -4879,7 +4932,7 @@
         </w:rPr>
         <w:t>Introducción</w:t>
       </w:r>
-      <w:bookmarkEnd w:id="3"/>
+      <w:bookmarkEnd w:id="2"/>
     </w:p>
     <w:p>
       <w:pPr>
@@ -4962,7 +5015,7 @@
           <w:lang w:val="es-ES"/>
         </w:rPr>
       </w:pPr>
-      <w:bookmarkStart w:id="4" w:name="_Toc181813764"/>
+      <w:bookmarkStart w:id="3" w:name="_Toc181915267"/>
       <w:r>
         <w:rPr>
           <w:lang w:val="es-ES"/>
@@ -4982,84 +5035,90 @@
         </w:rPr>
         <w:t>Descripción de la Aplicación</w:t>
       </w:r>
+      <w:bookmarkEnd w:id="3"/>
+    </w:p>
+    <w:p>
+      <w:pPr>
+        <w:spacing w:before="240"/>
+        <w:rPr>
+          <w:lang w:val="es-ES"/>
+        </w:rPr>
+      </w:pPr>
+      <w:r>
+        <w:rPr>
+          <w:lang w:val="es-ES"/>
+        </w:rPr>
+        <w:t>E</w:t>
+      </w:r>
+      <w:r>
+        <w:rPr>
+          <w:lang w:val="es-ES"/>
+        </w:rPr>
+        <w:t>l objetivo</w:t>
+      </w:r>
+      <w:r>
+        <w:rPr>
+          <w:lang w:val="es-ES"/>
+        </w:rPr>
+        <w:t xml:space="preserve"> de la aplicación es el armado de una máquina de gammagrafía portátil con una pastilla cilíndrica de material radiactivo.</w:t>
+      </w:r>
+    </w:p>
+    <w:p>
+      <w:pPr>
+        <w:pStyle w:val="Ttulo2"/>
+        <w:rPr>
+          <w:lang w:val="es-ES"/>
+        </w:rPr>
+      </w:pPr>
+      <w:bookmarkStart w:id="4" w:name="_Toc181915268"/>
+      <w:r>
+        <w:rPr>
+          <w:lang w:val="es-ES"/>
+        </w:rPr>
+        <w:t>3.1</w:t>
+      </w:r>
+      <w:r>
+        <w:rPr>
+          <w:lang w:val="es-ES"/>
+        </w:rPr>
+        <w:tab/>
+      </w:r>
+      <w:r>
+        <w:rPr>
+          <w:lang w:val="es-ES"/>
+        </w:rPr>
+        <w:t>Descripci</w:t>
+      </w:r>
+      <w:r>
+        <w:rPr>
+          <w:lang w:val="es-ES"/>
+        </w:rPr>
+        <w:t xml:space="preserve">ón del </w:t>
+      </w:r>
+      <w:proofErr w:type="spellStart"/>
+      <w:r>
+        <w:rPr>
+          <w:lang w:val="es-ES"/>
+        </w:rPr>
+        <w:t>L</w:t>
+      </w:r>
+      <w:r>
+        <w:rPr>
+          <w:lang w:val="es-ES"/>
+        </w:rPr>
+        <w:t>ayout</w:t>
+      </w:r>
+      <w:proofErr w:type="spellEnd"/>
+      <w:r>
+        <w:rPr>
+          <w:lang w:val="es-ES"/>
+        </w:rPr>
+        <w:t xml:space="preserve"> de la celda</w:t>
+      </w:r>
       <w:bookmarkEnd w:id="4"/>
     </w:p>
     <w:p>
       <w:pPr>
-        <w:spacing w:before="240"/>
-        <w:rPr>
-          <w:lang w:val="es-ES"/>
-        </w:rPr>
-      </w:pPr>
-      <w:r>
-        <w:rPr>
-          <w:lang w:val="es-ES"/>
-        </w:rPr>
-        <w:t>E</w:t>
-      </w:r>
-      <w:r>
-        <w:rPr>
-          <w:lang w:val="es-ES"/>
-        </w:rPr>
-        <w:t>l objetivo</w:t>
-      </w:r>
-      <w:r>
-        <w:rPr>
-          <w:lang w:val="es-ES"/>
-        </w:rPr>
-        <w:t xml:space="preserve"> de la aplicación es el armado de una máquina de gammagrafía portátil con una pastilla cilíndrica de material radiactivo.</w:t>
-      </w:r>
-    </w:p>
-    <w:p>
-      <w:pPr>
-        <w:pStyle w:val="Ttulo2"/>
-        <w:rPr>
-          <w:lang w:val="es-ES"/>
-        </w:rPr>
-      </w:pPr>
-      <w:bookmarkStart w:id="5" w:name="_Toc181813765"/>
-      <w:r>
-        <w:rPr>
-          <w:lang w:val="es-ES"/>
-        </w:rPr>
-        <w:t xml:space="preserve">3.1 </w:t>
-      </w:r>
-      <w:r>
-        <w:rPr>
-          <w:lang w:val="es-ES"/>
-        </w:rPr>
-        <w:t>Descripci</w:t>
-      </w:r>
-      <w:r>
-        <w:rPr>
-          <w:lang w:val="es-ES"/>
-        </w:rPr>
-        <w:t xml:space="preserve">ón del </w:t>
-      </w:r>
-      <w:proofErr w:type="spellStart"/>
-      <w:r>
-        <w:rPr>
-          <w:lang w:val="es-ES"/>
-        </w:rPr>
-        <w:t>L</w:t>
-      </w:r>
-      <w:r>
-        <w:rPr>
-          <w:lang w:val="es-ES"/>
-        </w:rPr>
-        <w:t>ayout</w:t>
-      </w:r>
-      <w:proofErr w:type="spellEnd"/>
-      <w:r>
-        <w:rPr>
-          <w:lang w:val="es-ES"/>
-        </w:rPr>
-        <w:t xml:space="preserve"> de la celda</w:t>
-      </w:r>
-      <w:bookmarkEnd w:id="5"/>
-    </w:p>
-    <w:p>
-      <w:pPr>
         <w:rPr>
           <w:lang w:val="es-ES"/>
         </w:rPr>
@@ -5148,6 +5207,7 @@
       <w:r>
         <w:rPr>
           <w:noProof/>
+          <w:lang w:val="es-AR" w:eastAsia="es-AR"/>
         </w:rPr>
         <w:drawing>
           <wp:inline distT="0" distB="0" distL="0" distR="0" wp14:anchorId="503E2C02" wp14:editId="7C2B3405">
@@ -5291,7 +5351,7 @@
           <w:lang w:val="es-ES"/>
         </w:rPr>
       </w:pPr>
-      <w:bookmarkStart w:id="6" w:name="_Toc181813766"/>
+      <w:bookmarkStart w:id="5" w:name="_Toc181915269"/>
       <w:r>
         <w:rPr>
           <w:u w:val="none"/>
@@ -5305,7 +5365,6 @@
           <w:lang w:val="es-ES"/>
         </w:rPr>
         <w:tab/>
-        <w:t xml:space="preserve"> </w:t>
       </w:r>
       <w:r>
         <w:rPr>
@@ -5313,7 +5372,7 @@
         </w:rPr>
         <w:t>Máquina de gammagrafía</w:t>
       </w:r>
-      <w:bookmarkEnd w:id="6"/>
+      <w:bookmarkEnd w:id="5"/>
     </w:p>
     <w:p>
       <w:pPr>
@@ -5489,6 +5548,7 @@
       <w:r>
         <w:rPr>
           <w:noProof/>
+          <w:lang w:val="es-AR" w:eastAsia="es-AR"/>
         </w:rPr>
         <w:lastRenderedPageBreak/>
         <w:drawing>
@@ -5547,6 +5607,7 @@
       <w:r>
         <w:rPr>
           <w:noProof/>
+          <w:lang w:val="es-AR" w:eastAsia="es-AR"/>
         </w:rPr>
         <w:drawing>
           <wp:inline distT="0" distB="0" distL="0" distR="0" wp14:anchorId="40010F8C" wp14:editId="03BE4CF3">
@@ -5672,7 +5733,7 @@
           <w:lang w:val="es-ES"/>
         </w:rPr>
       </w:pPr>
-      <w:bookmarkStart w:id="7" w:name="_Toc181813767"/>
+      <w:bookmarkStart w:id="6" w:name="_Toc181915270"/>
       <w:r>
         <w:rPr>
           <w:u w:val="none"/>
@@ -5700,7 +5761,7 @@
         </w:rPr>
         <w:t>Pastillas de material radiactivo</w:t>
       </w:r>
-      <w:bookmarkEnd w:id="7"/>
+      <w:bookmarkEnd w:id="6"/>
     </w:p>
     <w:p>
       <w:pPr>
@@ -5737,6 +5798,7 @@
       <w:r>
         <w:rPr>
           <w:noProof/>
+          <w:lang w:val="es-AR" w:eastAsia="es-AR"/>
         </w:rPr>
         <w:drawing>
           <wp:inline distT="0" distB="0" distL="0" distR="0" wp14:anchorId="369AA6A6" wp14:editId="65F7F3C3">
@@ -5831,7 +5893,7 @@
           <w:lang w:val="es-ES"/>
         </w:rPr>
       </w:pPr>
-      <w:bookmarkStart w:id="8" w:name="_Toc181813768"/>
+      <w:bookmarkStart w:id="7" w:name="_Toc181915271"/>
       <w:r>
         <w:rPr>
           <w:u w:val="none"/>
@@ -5873,7 +5935,7 @@
         </w:rPr>
         <w:t>Contenedor</w:t>
       </w:r>
-      <w:bookmarkEnd w:id="8"/>
+      <w:bookmarkEnd w:id="7"/>
     </w:p>
     <w:p>
       <w:pPr>
@@ -6066,6 +6128,7 @@
       <w:r>
         <w:rPr>
           <w:noProof/>
+          <w:lang w:val="es-AR" w:eastAsia="es-AR"/>
         </w:rPr>
         <w:drawing>
           <wp:inline distT="0" distB="0" distL="0" distR="0" wp14:anchorId="744F6849" wp14:editId="2560C0AB">
@@ -6123,6 +6186,7 @@
       <w:r>
         <w:rPr>
           <w:noProof/>
+          <w:lang w:val="es-AR" w:eastAsia="es-AR"/>
         </w:rPr>
         <w:drawing>
           <wp:inline distT="0" distB="0" distL="0" distR="0" wp14:anchorId="0BCC1540" wp14:editId="2F57E369">
@@ -6251,7 +6315,7 @@
           <w:lang w:val="es-ES"/>
         </w:rPr>
       </w:pPr>
-      <w:bookmarkStart w:id="9" w:name="_Toc181813769"/>
+      <w:bookmarkStart w:id="8" w:name="_Toc181915272"/>
       <w:r>
         <w:rPr>
           <w:u w:val="none"/>
@@ -6273,7 +6337,7 @@
         </w:rPr>
         <w:t>Mesa</w:t>
       </w:r>
-      <w:bookmarkEnd w:id="9"/>
+      <w:bookmarkEnd w:id="8"/>
     </w:p>
     <w:p>
       <w:pPr>
@@ -6352,6 +6416,7 @@
       <w:r>
         <w:rPr>
           <w:noProof/>
+          <w:lang w:val="es-AR" w:eastAsia="es-AR"/>
         </w:rPr>
         <w:drawing>
           <wp:inline distT="0" distB="0" distL="0" distR="0" wp14:anchorId="59BBFE99" wp14:editId="1C230A0D">
@@ -6437,7 +6502,7 @@
           <w:lang w:val="es-ES"/>
         </w:rPr>
       </w:pPr>
-      <w:bookmarkStart w:id="10" w:name="_Toc181813770"/>
+      <w:bookmarkStart w:id="9" w:name="_Toc181915273"/>
       <w:r>
         <w:rPr>
           <w:lang w:val="es-ES"/>
@@ -6456,7 +6521,7 @@
         </w:rPr>
         <w:t>Secuencia de operaciones</w:t>
       </w:r>
-      <w:bookmarkEnd w:id="10"/>
+      <w:bookmarkEnd w:id="9"/>
     </w:p>
     <w:p>
       <w:pPr>
@@ -6580,7 +6645,7 @@
           <w:lang w:val="es-ES"/>
         </w:rPr>
       </w:pPr>
-      <w:bookmarkStart w:id="11" w:name="_Toc181813771"/>
+      <w:bookmarkStart w:id="10" w:name="_Toc181915274"/>
       <w:r>
         <w:rPr>
           <w:lang w:val="es-ES"/>
@@ -6599,7 +6664,7 @@
         </w:rPr>
         <w:t>Características del robot</w:t>
       </w:r>
-      <w:bookmarkEnd w:id="11"/>
+      <w:bookmarkEnd w:id="10"/>
     </w:p>
     <w:p>
       <w:pPr>
@@ -6746,6 +6811,7 @@
       <w:r>
         <w:rPr>
           <w:noProof/>
+          <w:lang w:val="es-AR" w:eastAsia="es-AR"/>
         </w:rPr>
         <w:lastRenderedPageBreak/>
         <w:drawing>
@@ -6804,6 +6870,7 @@
       <w:r>
         <w:rPr>
           <w:noProof/>
+          <w:lang w:val="es-AR" w:eastAsia="es-AR"/>
         </w:rPr>
         <w:drawing>
           <wp:inline distT="0" distB="0" distL="0" distR="0" wp14:anchorId="50F2C596" wp14:editId="0C92DC45">
@@ -7000,7 +7067,7 @@
           <w:lang w:val="es-AR"/>
         </w:rPr>
       </w:pPr>
-      <w:bookmarkStart w:id="12" w:name="_Toc181813772"/>
+      <w:bookmarkStart w:id="11" w:name="_Toc181915275"/>
       <w:r>
         <w:rPr>
           <w:u w:val="none"/>
@@ -7022,7 +7089,7 @@
         </w:rPr>
         <w:t>Efector final</w:t>
       </w:r>
-      <w:bookmarkEnd w:id="12"/>
+      <w:bookmarkEnd w:id="11"/>
     </w:p>
     <w:p>
       <w:pPr>
@@ -7211,6 +7278,7 @@
       <w:r>
         <w:rPr>
           <w:noProof/>
+          <w:lang w:val="es-AR" w:eastAsia="es-AR"/>
         </w:rPr>
         <w:drawing>
           <wp:inline distT="0" distB="0" distL="0" distR="0" wp14:anchorId="7918EF32" wp14:editId="4C9D50D7">
@@ -7309,7 +7377,7 @@
           <w:lang w:val="es-AR"/>
         </w:rPr>
       </w:pPr>
-      <w:bookmarkStart w:id="13" w:name="_Toc181813773"/>
+      <w:bookmarkStart w:id="12" w:name="_Toc181915276"/>
       <w:r>
         <w:rPr>
           <w:u w:val="none"/>
@@ -7337,7 +7405,7 @@
         </w:rPr>
         <w:t>Espacio de trabajo del robot</w:t>
       </w:r>
-      <w:bookmarkEnd w:id="13"/>
+      <w:bookmarkEnd w:id="12"/>
     </w:p>
     <w:p>
       <w:pPr>
@@ -7398,6 +7466,7 @@
       <w:r>
         <w:rPr>
           <w:noProof/>
+          <w:lang w:val="es-AR" w:eastAsia="es-AR"/>
         </w:rPr>
         <w:lastRenderedPageBreak/>
         <w:drawing>
@@ -7516,6 +7585,7 @@
       <w:r>
         <w:rPr>
           <w:noProof/>
+          <w:lang w:val="es-AR" w:eastAsia="es-AR"/>
         </w:rPr>
         <w:drawing>
           <wp:inline distT="0" distB="0" distL="0" distR="0" wp14:anchorId="1E351105" wp14:editId="74DAAADB">
@@ -7602,15 +7672,29 @@
           <w:lang w:val="es-ES"/>
         </w:rPr>
       </w:pPr>
-      <w:bookmarkStart w:id="14" w:name="_Toc181813774"/>
-      <w:r>
-        <w:rPr>
-          <w:rFonts w:eastAsiaTheme="minorEastAsia"/>
-          <w:lang w:val="es-ES"/>
-        </w:rPr>
-        <w:t>3.4 Sensores</w:t>
-      </w:r>
-      <w:bookmarkEnd w:id="14"/>
+      <w:bookmarkStart w:id="13" w:name="_Toc181915277"/>
+      <w:r>
+        <w:rPr>
+          <w:rFonts w:eastAsiaTheme="minorEastAsia"/>
+          <w:lang w:val="es-ES"/>
+        </w:rPr>
+        <w:t>3.4</w:t>
+      </w:r>
+      <w:r>
+        <w:rPr>
+          <w:rFonts w:eastAsiaTheme="minorEastAsia"/>
+          <w:lang w:val="es-ES"/>
+        </w:rPr>
+        <w:tab/>
+      </w:r>
+      <w:r>
+        <w:rPr>
+          <w:rFonts w:eastAsiaTheme="minorEastAsia"/>
+          <w:lang w:val="es-ES"/>
+        </w:rPr>
+        <w:t>Sensores</w:t>
+      </w:r>
+      <w:bookmarkEnd w:id="13"/>
     </w:p>
     <w:p>
       <w:pPr>
@@ -7935,7 +8019,7 @@
           <w:lang w:val="es-ES"/>
         </w:rPr>
       </w:pPr>
-      <w:bookmarkStart w:id="15" w:name="_Toc181813775"/>
+      <w:bookmarkStart w:id="14" w:name="_Toc181915278"/>
       <w:r>
         <w:rPr>
           <w:lang w:val="es-ES"/>
@@ -7962,70 +8046,70 @@
         </w:rPr>
         <w:t>Denavit-Hartenberg</w:t>
       </w:r>
+      <w:bookmarkEnd w:id="14"/>
+      <w:proofErr w:type="spellEnd"/>
+    </w:p>
+    <w:p>
+      <w:pPr>
+        <w:rPr>
+          <w:lang w:val="es-ES"/>
+        </w:rPr>
+      </w:pPr>
+      <w:r>
+        <w:rPr>
+          <w:lang w:val="es-ES"/>
+        </w:rPr>
+        <w:t xml:space="preserve">Uno de los primeros pasos en el estudio de la cinemática del robot es la definición de los parámetros que representan su cadena cinemática. Esto permitirá luego establecer las transformaciones entre los marcos de referencia de las articulaciones, la base y el efector final para distintas configuraciones articulares. Aunque existen diversas maneras de definir estas transformaciones, es común adoptar una convención específica que determine los parámetros considerados y su significado. En este trabajo, se adopta la convención de </w:t>
+      </w:r>
+      <w:proofErr w:type="spellStart"/>
+      <w:r>
+        <w:rPr>
+          <w:lang w:val="es-ES"/>
+        </w:rPr>
+        <w:t>Denavit-Hartenberg</w:t>
+      </w:r>
+      <w:proofErr w:type="spellEnd"/>
+      <w:r>
+        <w:rPr>
+          <w:lang w:val="es-ES"/>
+        </w:rPr>
+        <w:t>, cuya aplicación se detalla a continuación.</w:t>
+      </w:r>
+    </w:p>
+    <w:p>
+      <w:pPr>
+        <w:pStyle w:val="Ttulo2"/>
+        <w:rPr>
+          <w:lang w:val="es-ES"/>
+        </w:rPr>
+      </w:pPr>
+      <w:bookmarkStart w:id="15" w:name="_Toc181915279"/>
+      <w:r>
+        <w:rPr>
+          <w:lang w:val="es-ES"/>
+        </w:rPr>
+        <w:t>4.1</w:t>
+      </w:r>
+      <w:r>
+        <w:rPr>
+          <w:lang w:val="es-ES"/>
+        </w:rPr>
+        <w:tab/>
+      </w:r>
+      <w:r>
+        <w:rPr>
+          <w:lang w:val="es-ES"/>
+        </w:rPr>
+        <w:t xml:space="preserve">Aplicación de la convención de </w:t>
+      </w:r>
+      <w:proofErr w:type="spellStart"/>
+      <w:r>
+        <w:rPr>
+          <w:lang w:val="es-ES"/>
+        </w:rPr>
+        <w:t>Denavit-Hartenberg</w:t>
+      </w:r>
       <w:bookmarkEnd w:id="15"/>
-      <w:proofErr w:type="spellEnd"/>
-    </w:p>
-    <w:p>
-      <w:pPr>
-        <w:rPr>
-          <w:lang w:val="es-ES"/>
-        </w:rPr>
-      </w:pPr>
-      <w:r>
-        <w:rPr>
-          <w:lang w:val="es-ES"/>
-        </w:rPr>
-        <w:t xml:space="preserve">Uno de los primeros pasos en el estudio de la cinemática del robot es la definición de los parámetros que representan su cadena cinemática. Esto permitirá luego establecer las transformaciones entre los marcos de referencia de las articulaciones, la base y el efector final para distintas configuraciones articulares. Aunque existen diversas maneras de definir estas transformaciones, es común adoptar una convención específica que determine los parámetros considerados y su significado. En este trabajo, se adopta la convención de </w:t>
-      </w:r>
-      <w:proofErr w:type="spellStart"/>
-      <w:r>
-        <w:rPr>
-          <w:lang w:val="es-ES"/>
-        </w:rPr>
-        <w:t>Denavit-Hartenberg</w:t>
-      </w:r>
-      <w:proofErr w:type="spellEnd"/>
-      <w:r>
-        <w:rPr>
-          <w:lang w:val="es-ES"/>
-        </w:rPr>
-        <w:t>, cuya aplicación se detalla a continuación.</w:t>
-      </w:r>
-    </w:p>
-    <w:p>
-      <w:pPr>
-        <w:pStyle w:val="Ttulo2"/>
-        <w:rPr>
-          <w:lang w:val="es-ES"/>
-        </w:rPr>
-      </w:pPr>
-      <w:bookmarkStart w:id="16" w:name="_Toc181813776"/>
-      <w:r>
-        <w:rPr>
-          <w:lang w:val="es-ES"/>
-        </w:rPr>
-        <w:t>4.1</w:t>
-      </w:r>
-      <w:r>
-        <w:rPr>
-          <w:lang w:val="es-ES"/>
-        </w:rPr>
-        <w:tab/>
-      </w:r>
-      <w:r>
-        <w:rPr>
-          <w:lang w:val="es-ES"/>
-        </w:rPr>
-        <w:t xml:space="preserve">Aplicación de la convención de </w:t>
-      </w:r>
-      <w:proofErr w:type="spellStart"/>
-      <w:r>
-        <w:rPr>
-          <w:lang w:val="es-ES"/>
-        </w:rPr>
-        <w:t>Denavit-Hartenberg</w:t>
-      </w:r>
-      <w:bookmarkEnd w:id="16"/>
       <w:proofErr w:type="spellEnd"/>
     </w:p>
     <w:p>
@@ -8170,6 +8254,7 @@
         <w:rPr>
           <w:rFonts w:eastAsiaTheme="minorEastAsia"/>
           <w:noProof/>
+          <w:lang w:val="es-AR" w:eastAsia="es-AR"/>
         </w:rPr>
         <w:drawing>
           <wp:inline distT="0" distB="0" distL="0" distR="0" wp14:anchorId="03D97CB0" wp14:editId="4991196B">
@@ -8281,7 +8366,7 @@
           <w:lang w:val="es-ES"/>
         </w:rPr>
       </w:pPr>
-      <w:bookmarkStart w:id="17" w:name="_Toc181813777"/>
+      <w:bookmarkStart w:id="16" w:name="_Toc181915280"/>
       <w:r>
         <w:rPr>
           <w:lang w:val="es-ES"/>
@@ -8303,7 +8388,7 @@
         </w:rPr>
         <w:t>Denavit-Hartenberg</w:t>
       </w:r>
-      <w:bookmarkEnd w:id="17"/>
+      <w:bookmarkEnd w:id="16"/>
       <w:proofErr w:type="spellEnd"/>
     </w:p>
     <w:p>
@@ -9685,7 +9770,7 @@
           <w:lang w:val="es-ES"/>
         </w:rPr>
       </w:pPr>
-      <w:bookmarkStart w:id="18" w:name="_Toc181813778"/>
+      <w:bookmarkStart w:id="17" w:name="_Toc181915281"/>
       <w:r>
         <w:rPr>
           <w:lang w:val="es-ES"/>
@@ -9704,7 +9789,7 @@
         </w:rPr>
         <w:t>Offset Articulares</w:t>
       </w:r>
-      <w:bookmarkEnd w:id="18"/>
+      <w:bookmarkEnd w:id="17"/>
     </w:p>
     <w:p>
       <w:pPr>
@@ -9964,6 +10049,7 @@
       <w:r>
         <w:rPr>
           <w:noProof/>
+          <w:lang w:val="es-AR" w:eastAsia="es-AR"/>
         </w:rPr>
         <w:drawing>
           <wp:inline distT="0" distB="0" distL="0" distR="0" wp14:anchorId="5E890186" wp14:editId="490C61D9">
@@ -10253,13 +10339,27 @@
           <w:lang w:val="es-AR"/>
         </w:rPr>
       </w:pPr>
-      <w:bookmarkStart w:id="19" w:name="_Toc181813779"/>
+      <w:bookmarkStart w:id="18" w:name="_Toc181915282"/>
       <w:r>
         <w:rPr>
           <w:rFonts w:eastAsiaTheme="minorEastAsia"/>
           <w:lang w:val="es-AR"/>
         </w:rPr>
-        <w:t xml:space="preserve">4.5 Matriz de Base y </w:t>
+        <w:t>4.5</w:t>
+      </w:r>
+      <w:r>
+        <w:rPr>
+          <w:rFonts w:eastAsiaTheme="minorEastAsia"/>
+          <w:lang w:val="es-AR"/>
+        </w:rPr>
+        <w:tab/>
+      </w:r>
+      <w:r>
+        <w:rPr>
+          <w:rFonts w:eastAsiaTheme="minorEastAsia"/>
+          <w:lang w:val="es-AR"/>
+        </w:rPr>
+        <w:t xml:space="preserve">Matriz de Base y </w:t>
       </w:r>
       <w:proofErr w:type="spellStart"/>
       <w:r>
@@ -10269,7 +10369,7 @@
         </w:rPr>
         <w:t>Tool</w:t>
       </w:r>
-      <w:bookmarkEnd w:id="19"/>
+      <w:bookmarkEnd w:id="18"/>
       <w:proofErr w:type="spellEnd"/>
     </w:p>
     <w:p>
@@ -11188,7 +11288,7 @@
           <w:lang w:val="es-ES"/>
         </w:rPr>
       </w:pPr>
-      <w:bookmarkStart w:id="20" w:name="_Toc181813780"/>
+      <w:bookmarkStart w:id="19" w:name="_Toc181915283"/>
       <w:r>
         <w:rPr>
           <w:lang w:val="es-ES"/>
@@ -11207,7 +11307,7 @@
         </w:rPr>
         <w:t>Cinemática Directa</w:t>
       </w:r>
-      <w:bookmarkEnd w:id="20"/>
+      <w:bookmarkEnd w:id="19"/>
     </w:p>
     <w:p>
       <w:pPr>
@@ -11489,7 +11589,7 @@
           <w:lang w:val="es-ES"/>
         </w:rPr>
       </w:pPr>
-      <w:bookmarkStart w:id="21" w:name="_Toc181813781"/>
+      <w:bookmarkStart w:id="20" w:name="_Toc181915284"/>
       <w:r>
         <w:rPr>
           <w:lang w:val="es-ES"/>
@@ -11508,7 +11608,7 @@
         </w:rPr>
         <w:t>Cinemática Inversa</w:t>
       </w:r>
-      <w:bookmarkEnd w:id="21"/>
+      <w:bookmarkEnd w:id="20"/>
     </w:p>
     <w:p>
       <w:pPr>
@@ -11842,7 +11942,7 @@
           <w:lang w:val="es-ES"/>
         </w:rPr>
       </w:pPr>
-      <w:bookmarkStart w:id="22" w:name="_Toc181813782"/>
+      <w:bookmarkStart w:id="21" w:name="_Toc181915285"/>
       <w:r>
         <w:rPr>
           <w:lang w:val="es-ES"/>
@@ -11856,7 +11956,7 @@
         <w:tab/>
         <w:t>Resultado</w:t>
       </w:r>
-      <w:bookmarkEnd w:id="22"/>
+      <w:bookmarkEnd w:id="21"/>
     </w:p>
     <w:p>
       <w:pPr>
@@ -13190,7 +13290,7 @@
           <w:lang w:val="es-ES"/>
         </w:rPr>
       </w:pPr>
-      <w:bookmarkStart w:id="23" w:name="_Toc181813783"/>
+      <w:bookmarkStart w:id="22" w:name="_Toc181915286"/>
       <w:r>
         <w:rPr>
           <w:lang w:val="es-ES"/>
@@ -13204,7 +13304,7 @@
         <w:tab/>
         <w:t>Relación de Velocidades</w:t>
       </w:r>
-      <w:bookmarkEnd w:id="23"/>
+      <w:bookmarkEnd w:id="22"/>
     </w:p>
     <w:p>
       <w:pPr>
@@ -14006,7 +14106,7 @@
           <w:lang w:val="es-ES"/>
         </w:rPr>
       </w:pPr>
-      <w:bookmarkStart w:id="24" w:name="_Toc181813784"/>
+      <w:bookmarkStart w:id="23" w:name="_Toc181915287"/>
       <w:r>
         <w:rPr>
           <w:rFonts w:eastAsiaTheme="minorEastAsia"/>
@@ -14022,7 +14122,7 @@
         <w:tab/>
         <w:t>Puntos singulares</w:t>
       </w:r>
-      <w:bookmarkEnd w:id="24"/>
+      <w:bookmarkEnd w:id="23"/>
     </w:p>
     <w:p>
       <w:pPr>
@@ -14090,7 +14190,7 @@
           <w:lang w:val="es-ES"/>
         </w:rPr>
       </w:pPr>
-      <w:bookmarkStart w:id="25" w:name="_Toc181813785"/>
+      <w:bookmarkStart w:id="24" w:name="_Toc181915288"/>
       <w:r>
         <w:rPr>
           <w:rFonts w:eastAsiaTheme="minorEastAsia"/>
@@ -14157,7 +14257,7 @@
         </w:rPr>
         <w:t>)</w:t>
       </w:r>
-      <w:bookmarkEnd w:id="25"/>
+      <w:bookmarkEnd w:id="24"/>
     </w:p>
     <w:p>
       <w:pPr>
@@ -14257,6 +14357,7 @@
         <w:rPr>
           <w:rFonts w:eastAsiaTheme="minorEastAsia"/>
           <w:noProof/>
+          <w:lang w:val="es-AR" w:eastAsia="es-AR"/>
         </w:rPr>
         <w:drawing>
           <wp:inline distT="0" distB="0" distL="0" distR="0" wp14:anchorId="5E91C270" wp14:editId="18DD3BD9">
@@ -14363,7 +14464,7 @@
           <w:lang w:val="es-ES"/>
         </w:rPr>
       </w:pPr>
-      <w:bookmarkStart w:id="26" w:name="_Toc181813786"/>
+      <w:bookmarkStart w:id="25" w:name="_Toc181915289"/>
       <w:r>
         <w:rPr>
           <w:rFonts w:eastAsiaTheme="minorEastAsia"/>
@@ -14431,7 +14532,7 @@
         </w:rPr>
         <w:t>)</w:t>
       </w:r>
-      <w:bookmarkEnd w:id="26"/>
+      <w:bookmarkEnd w:id="25"/>
     </w:p>
     <w:p>
       <w:pPr>
@@ -14521,6 +14622,7 @@
       <w:r>
         <w:rPr>
           <w:noProof/>
+          <w:lang w:val="es-AR" w:eastAsia="es-AR"/>
         </w:rPr>
         <w:drawing>
           <wp:inline distT="0" distB="0" distL="0" distR="0" wp14:anchorId="7A4DC2A7" wp14:editId="1431842C">
@@ -14606,7 +14708,7 @@
           <w:lang w:val="es-ES"/>
         </w:rPr>
       </w:pPr>
-      <w:bookmarkStart w:id="27" w:name="_Toc181813787"/>
+      <w:bookmarkStart w:id="26" w:name="_Toc181915290"/>
       <w:r>
         <w:rPr>
           <w:lang w:val="es-ES"/>
@@ -14743,7 +14845,7 @@
           <m:t>=0</m:t>
         </m:r>
       </m:oMath>
-      <w:bookmarkEnd w:id="27"/>
+      <w:bookmarkEnd w:id="26"/>
     </w:p>
     <w:p>
       <w:pPr>
@@ -15006,6 +15108,7 @@
         <w:rPr>
           <w:rFonts w:eastAsiaTheme="minorEastAsia"/>
           <w:noProof/>
+          <w:lang w:val="es-AR" w:eastAsia="es-AR"/>
         </w:rPr>
         <w:drawing>
           <wp:inline distT="0" distB="0" distL="0" distR="0" wp14:anchorId="08CA9427" wp14:editId="5EA255F0">
@@ -15262,7 +15365,7 @@
           <w:lang w:val="es-ES"/>
         </w:rPr>
       </w:pPr>
-      <w:bookmarkStart w:id="28" w:name="_Toc181813788"/>
+      <w:bookmarkStart w:id="27" w:name="_Toc181915291"/>
       <w:r>
         <w:rPr>
           <w:rFonts w:eastAsiaTheme="minorEastAsia"/>
@@ -15351,7 +15454,7 @@
           <m:t>)</m:t>
         </m:r>
       </m:oMath>
-      <w:bookmarkEnd w:id="28"/>
+      <w:bookmarkEnd w:id="27"/>
       <w:r>
         <w:rPr>
           <w:rFonts w:eastAsiaTheme="minorEastAsia"/>
@@ -15599,6 +15702,7 @@
         <w:rPr>
           <w:rFonts w:eastAsiaTheme="minorEastAsia"/>
           <w:noProof/>
+          <w:lang w:val="es-AR" w:eastAsia="es-AR"/>
         </w:rPr>
         <w:lastRenderedPageBreak/>
         <w:drawing>
@@ -15660,6 +15764,7 @@
         <w:rPr>
           <w:rFonts w:eastAsiaTheme="minorEastAsia"/>
           <w:noProof/>
+          <w:lang w:val="es-AR" w:eastAsia="es-AR"/>
         </w:rPr>
         <w:drawing>
           <wp:inline distT="0" distB="0" distL="0" distR="0" wp14:anchorId="0BCBFB65" wp14:editId="2B7803F8">
@@ -16028,7 +16133,7 @@
           <w:lang w:val="es-ES"/>
         </w:rPr>
       </w:pPr>
-      <w:bookmarkStart w:id="29" w:name="_Toc181813789"/>
+      <w:bookmarkStart w:id="28" w:name="_Toc181915292"/>
       <w:r>
         <w:rPr>
           <w:lang w:val="es-ES"/>
@@ -16047,35 +16152,35 @@
         </w:rPr>
         <w:t>Planificación y Generación de Trayectorias</w:t>
       </w:r>
+      <w:bookmarkEnd w:id="28"/>
+    </w:p>
+    <w:p>
+      <w:pPr>
+        <w:pStyle w:val="Ttulo2"/>
+        <w:rPr>
+          <w:lang w:val="es-ES"/>
+        </w:rPr>
+      </w:pPr>
+      <w:bookmarkStart w:id="29" w:name="_Toc181915293"/>
+      <w:r>
+        <w:rPr>
+          <w:lang w:val="es-ES"/>
+        </w:rPr>
+        <w:t>8.1</w:t>
+      </w:r>
+      <w:r>
+        <w:rPr>
+          <w:lang w:val="es-ES"/>
+        </w:rPr>
+        <w:tab/>
+      </w:r>
+      <w:r>
+        <w:rPr>
+          <w:lang w:val="es-ES"/>
+        </w:rPr>
+        <w:t>Planificación</w:t>
+      </w:r>
       <w:bookmarkEnd w:id="29"/>
-    </w:p>
-    <w:p>
-      <w:pPr>
-        <w:pStyle w:val="Ttulo2"/>
-        <w:rPr>
-          <w:lang w:val="es-ES"/>
-        </w:rPr>
-      </w:pPr>
-      <w:bookmarkStart w:id="30" w:name="_Toc181813790"/>
-      <w:r>
-        <w:rPr>
-          <w:lang w:val="es-ES"/>
-        </w:rPr>
-        <w:t>8.1</w:t>
-      </w:r>
-      <w:r>
-        <w:rPr>
-          <w:lang w:val="es-ES"/>
-        </w:rPr>
-        <w:tab/>
-      </w:r>
-      <w:r>
-        <w:rPr>
-          <w:lang w:val="es-ES"/>
-        </w:rPr>
-        <w:t>Planificación</w:t>
-      </w:r>
-      <w:bookmarkEnd w:id="30"/>
     </w:p>
     <w:p>
       <w:pPr>
@@ -16113,6 +16218,7 @@
       <w:r>
         <w:rPr>
           <w:noProof/>
+          <w:lang w:val="es-AR" w:eastAsia="es-AR"/>
         </w:rPr>
         <w:drawing>
           <wp:inline distT="0" distB="0" distL="0" distR="0" wp14:anchorId="363D165D" wp14:editId="608FBC62">
@@ -16179,6 +16285,7 @@
       <w:r>
         <w:rPr>
           <w:noProof/>
+          <w:lang w:val="es-AR" w:eastAsia="es-AR"/>
         </w:rPr>
         <w:drawing>
           <wp:inline distT="0" distB="0" distL="0" distR="0" wp14:anchorId="053AEA33" wp14:editId="40375DE6">
@@ -16324,6 +16431,7 @@
       <w:r>
         <w:rPr>
           <w:noProof/>
+          <w:lang w:val="es-AR" w:eastAsia="es-AR"/>
         </w:rPr>
         <w:drawing>
           <wp:inline distT="0" distB="0" distL="0" distR="0" wp14:anchorId="271A2350" wp14:editId="30C976FA">
@@ -16390,6 +16498,7 @@
       <w:r>
         <w:rPr>
           <w:noProof/>
+          <w:lang w:val="es-AR" w:eastAsia="es-AR"/>
         </w:rPr>
         <w:drawing>
           <wp:inline distT="0" distB="0" distL="0" distR="0" wp14:anchorId="3BE6102A" wp14:editId="0406EFB5">
@@ -16513,6 +16622,7 @@
       <w:r>
         <w:rPr>
           <w:noProof/>
+          <w:lang w:val="es-AR" w:eastAsia="es-AR"/>
         </w:rPr>
         <w:lastRenderedPageBreak/>
         <w:drawing>
@@ -16585,6 +16695,7 @@
       <w:r>
         <w:rPr>
           <w:noProof/>
+          <w:lang w:val="es-AR" w:eastAsia="es-AR"/>
         </w:rPr>
         <w:drawing>
           <wp:inline distT="0" distB="0" distL="0" distR="0" wp14:anchorId="1BEFFE7E" wp14:editId="6102E48A">
@@ -16698,6 +16809,7 @@
       <w:r>
         <w:rPr>
           <w:noProof/>
+          <w:lang w:val="es-AR" w:eastAsia="es-AR"/>
         </w:rPr>
         <w:drawing>
           <wp:inline distT="0" distB="0" distL="0" distR="0" wp14:anchorId="470667E3" wp14:editId="5BCC3C91">
@@ -16769,6 +16881,7 @@
       <w:r>
         <w:rPr>
           <w:noProof/>
+          <w:lang w:val="es-AR" w:eastAsia="es-AR"/>
         </w:rPr>
         <w:drawing>
           <wp:inline distT="0" distB="0" distL="0" distR="0" wp14:anchorId="453C5CFE" wp14:editId="37C85FB4">
@@ -16941,7 +17054,7 @@
           <w:lang w:val="es-ES"/>
         </w:rPr>
       </w:pPr>
-      <w:bookmarkStart w:id="31" w:name="_Toc181813791"/>
+      <w:bookmarkStart w:id="30" w:name="_Toc181915294"/>
       <w:r>
         <w:rPr>
           <w:lang w:val="es-ES"/>
@@ -16960,7 +17073,7 @@
         </w:rPr>
         <w:t>Generación de trayectorias</w:t>
       </w:r>
-      <w:bookmarkEnd w:id="31"/>
+      <w:bookmarkEnd w:id="30"/>
     </w:p>
     <w:p>
       <w:pPr>
@@ -17211,6 +17324,7 @@
       <w:r>
         <w:rPr>
           <w:noProof/>
+          <w:lang w:val="es-AR" w:eastAsia="es-AR"/>
         </w:rPr>
         <w:drawing>
           <wp:inline distT="0" distB="0" distL="0" distR="0" wp14:anchorId="1D0C57A8" wp14:editId="7D8B84A5">
@@ -17280,6 +17394,7 @@
       <w:r>
         <w:rPr>
           <w:noProof/>
+          <w:lang w:val="es-AR" w:eastAsia="es-AR"/>
         </w:rPr>
         <w:drawing>
           <wp:inline distT="0" distB="0" distL="0" distR="0" wp14:anchorId="6C6CAC1E" wp14:editId="2013F69B">
@@ -17412,6 +17527,7 @@
       <w:r>
         <w:rPr>
           <w:noProof/>
+          <w:lang w:val="es-AR" w:eastAsia="es-AR"/>
         </w:rPr>
         <w:drawing>
           <wp:inline distT="0" distB="0" distL="0" distR="0" wp14:anchorId="38E86DF4" wp14:editId="47CEF4B8">
@@ -17477,6 +17593,7 @@
       <w:r>
         <w:rPr>
           <w:noProof/>
+          <w:lang w:val="es-AR" w:eastAsia="es-AR"/>
         </w:rPr>
         <w:drawing>
           <wp:inline distT="0" distB="0" distL="0" distR="0" wp14:anchorId="698F10D5" wp14:editId="30859AFD">
@@ -17646,6 +17763,7 @@
       <w:r>
         <w:rPr>
           <w:noProof/>
+          <w:lang w:val="es-AR" w:eastAsia="es-AR"/>
         </w:rPr>
         <w:lastRenderedPageBreak/>
         <w:drawing>
@@ -17717,6 +17835,7 @@
       <w:r>
         <w:rPr>
           <w:noProof/>
+          <w:lang w:val="es-AR" w:eastAsia="es-AR"/>
         </w:rPr>
         <w:drawing>
           <wp:inline distT="0" distB="0" distL="0" distR="0" wp14:anchorId="4079054F" wp14:editId="7DCD70D3">
@@ -17828,6 +17947,7 @@
       <w:r>
         <w:rPr>
           <w:noProof/>
+          <w:lang w:val="es-AR" w:eastAsia="es-AR"/>
         </w:rPr>
         <w:lastRenderedPageBreak/>
         <w:drawing>
@@ -17905,14 +18025,14 @@
           <w:lang w:val="es-ES"/>
         </w:rPr>
       </w:pPr>
-      <w:bookmarkStart w:id="32" w:name="_Toc181813792"/>
+      <w:bookmarkStart w:id="31" w:name="_Toc181915295"/>
       <w:r>
         <w:rPr>
           <w:lang w:val="es-ES"/>
         </w:rPr>
         <w:t>Conclusión</w:t>
       </w:r>
-      <w:bookmarkEnd w:id="32"/>
+      <w:bookmarkEnd w:id="31"/>
     </w:p>
     <w:p>
       <w:pPr>
@@ -17976,7 +18096,7 @@
         <w:br w:type="page"/>
       </w:r>
     </w:p>
-    <w:bookmarkStart w:id="33" w:name="_Toc181813793" w:displacedByCustomXml="next"/>
+    <w:bookmarkStart w:id="32" w:name="_Toc181915296" w:displacedByCustomXml="next"/>
     <w:sdt>
       <w:sdtPr>
         <w:rPr>
@@ -18011,7 +18131,7 @@
             </w:rPr>
             <w:t>Bibliografía</w:t>
           </w:r>
-          <w:bookmarkEnd w:id="33"/>
+          <w:bookmarkEnd w:id="32"/>
         </w:p>
         <w:sdt>
           <w:sdtPr>
@@ -18253,7 +18373,8 @@
           <w:lang w:val="es-ES"/>
         </w:rPr>
       </w:pPr>
-      <w:bookmarkStart w:id="34" w:name="_Toc181813794"/>
+      <w:bookmarkStart w:id="33" w:name="_Toc181915297"/>
+      <w:bookmarkStart w:id="34" w:name="_GoBack"/>
       <w:r>
         <w:rPr>
           <w:lang w:val="es-ES"/>
@@ -18261,16 +18382,17 @@
         <w:lastRenderedPageBreak/>
         <w:t>Anexos</w:t>
       </w:r>
+      <w:bookmarkEnd w:id="33"/>
+    </w:p>
+    <w:p>
+      <w:pPr>
+        <w:pStyle w:val="Ttulo2"/>
+        <w:rPr>
+          <w:lang w:val="es-ES"/>
+        </w:rPr>
+      </w:pPr>
+      <w:bookmarkStart w:id="35" w:name="_Toc181915298"/>
       <w:bookmarkEnd w:id="34"/>
-    </w:p>
-    <w:p>
-      <w:pPr>
-        <w:pStyle w:val="Ttulo2"/>
-        <w:rPr>
-          <w:lang w:val="es-ES"/>
-        </w:rPr>
-      </w:pPr>
-      <w:bookmarkStart w:id="35" w:name="_Toc181813795"/>
       <w:r>
         <w:rPr>
           <w:lang w:val="es-ES"/>
@@ -18303,6 +18425,7 @@
       <w:r>
         <w:rPr>
           <w:noProof/>
+          <w:lang w:val="es-AR" w:eastAsia="es-AR"/>
         </w:rPr>
         <w:drawing>
           <wp:inline distT="0" distB="0" distL="0" distR="0" wp14:anchorId="35AB95F3" wp14:editId="12A464F8">
@@ -18357,6 +18480,7 @@
       <w:r>
         <w:rPr>
           <w:noProof/>
+          <w:lang w:val="es-AR" w:eastAsia="es-AR"/>
         </w:rPr>
         <w:drawing>
           <wp:inline distT="0" distB="0" distL="0" distR="0" wp14:anchorId="47C241D4" wp14:editId="026443A7">
@@ -18411,6 +18535,7 @@
       <w:r>
         <w:rPr>
           <w:noProof/>
+          <w:lang w:val="es-AR" w:eastAsia="es-AR"/>
         </w:rPr>
         <w:lastRenderedPageBreak/>
         <w:drawing>
@@ -18463,7 +18588,7 @@
           <w:lang w:val="es-ES"/>
         </w:rPr>
       </w:pPr>
-      <w:bookmarkStart w:id="36" w:name="_Toc181813796"/>
+      <w:bookmarkStart w:id="36" w:name="_Toc181915299"/>
       <w:r>
         <w:rPr>
           <w:lang w:val="es-ES"/>
@@ -18482,6 +18607,7 @@
       <w:r>
         <w:rPr>
           <w:noProof/>
+          <w:lang w:val="es-AR" w:eastAsia="es-AR"/>
         </w:rPr>
         <w:drawing>
           <wp:inline distT="0" distB="0" distL="0" distR="0" wp14:anchorId="21672AF8" wp14:editId="0DE8403E">
@@ -18553,7 +18679,7 @@
           <w:lang w:val="es-ES"/>
         </w:rPr>
       </w:pPr>
-      <w:bookmarkStart w:id="37" w:name="_Toc181813797"/>
+      <w:bookmarkStart w:id="37" w:name="_Toc181915300"/>
       <w:r>
         <w:rPr>
           <w:lang w:val="es-ES"/>
@@ -18598,6 +18724,7 @@
       <w:r>
         <w:rPr>
           <w:noProof/>
+          <w:lang w:val="es-AR" w:eastAsia="es-AR"/>
         </w:rPr>
         <w:drawing>
           <wp:inline distT="0" distB="0" distL="0" distR="0" wp14:anchorId="21F53D54" wp14:editId="583E78D6">
@@ -18663,7 +18790,7 @@
           <w:lang w:val="es-ES"/>
         </w:rPr>
       </w:pPr>
-      <w:bookmarkStart w:id="38" w:name="_Toc181813798"/>
+      <w:bookmarkStart w:id="38" w:name="_Toc181915301"/>
       <w:r>
         <w:rPr>
           <w:lang w:val="es-ES"/>
@@ -18683,6 +18810,7 @@
       <w:r>
         <w:rPr>
           <w:noProof/>
+          <w:lang w:val="es-AR" w:eastAsia="es-AR"/>
         </w:rPr>
         <w:drawing>
           <wp:inline distT="0" distB="0" distL="0" distR="0" wp14:anchorId="6FAE81DB" wp14:editId="14B89FC7">
@@ -18729,6 +18857,7 @@
       <w:r>
         <w:rPr>
           <w:noProof/>
+          <w:lang w:val="es-AR" w:eastAsia="es-AR"/>
         </w:rPr>
         <w:drawing>
           <wp:inline distT="0" distB="0" distL="0" distR="0" wp14:anchorId="09D65A75" wp14:editId="7F58E0B7">
@@ -18796,7 +18925,7 @@
           <w:lang w:val="es-ES"/>
         </w:rPr>
       </w:pPr>
-      <w:bookmarkStart w:id="39" w:name="_Toc181813799"/>
+      <w:bookmarkStart w:id="39" w:name="_Toc181915302"/>
       <w:r>
         <w:rPr>
           <w:lang w:val="es-ES"/>
@@ -18829,6 +18958,7 @@
       <w:r>
         <w:rPr>
           <w:noProof/>
+          <w:lang w:val="es-AR" w:eastAsia="es-AR"/>
         </w:rPr>
         <w:drawing>
           <wp:inline distT="0" distB="0" distL="0" distR="0" wp14:anchorId="0FB1BEC0" wp14:editId="30EF7F60">
@@ -18883,6 +19013,7 @@
       <w:r>
         <w:rPr>
           <w:noProof/>
+          <w:lang w:val="es-AR" w:eastAsia="es-AR"/>
         </w:rPr>
         <w:drawing>
           <wp:inline distT="0" distB="0" distL="0" distR="0" wp14:anchorId="6EF6657B" wp14:editId="7DA01731">
@@ -18940,7 +19071,7 @@
           <w:lang w:val="es-ES"/>
         </w:rPr>
       </w:pPr>
-      <w:bookmarkStart w:id="40" w:name="_Toc181813800"/>
+      <w:bookmarkStart w:id="40" w:name="_Toc181915303"/>
       <w:r>
         <w:rPr>
           <w:lang w:val="es-ES"/>
@@ -18997,6 +19128,7 @@
         <w:rPr>
           <w:b/>
           <w:noProof/>
+          <w:lang w:val="es-AR" w:eastAsia="es-AR"/>
         </w:rPr>
         <w:drawing>
           <wp:anchor distT="0" distB="0" distL="114300" distR="114300" simplePos="0" relativeHeight="251697152" behindDoc="0" locked="0" layoutInCell="1" allowOverlap="1" wp14:anchorId="1700DF26" wp14:editId="177D72C6">
@@ -19257,6 +19389,7 @@
       <w:r>
         <w:rPr>
           <w:noProof/>
+          <w:lang w:val="es-AR" w:eastAsia="es-AR"/>
         </w:rPr>
         <w:drawing>
           <wp:anchor distT="0" distB="0" distL="114300" distR="114300" simplePos="0" relativeHeight="251696128" behindDoc="0" locked="0" layoutInCell="1" allowOverlap="1" wp14:anchorId="42A8D1B9" wp14:editId="61827E19">
@@ -19370,7 +19503,13 @@
         <w:rPr>
           <w:lang w:val="es-ES"/>
         </w:rPr>
-        <w:t>El lado izquierdo de (9) es:</w:t>
+        <w:t>El lado izquierdo de (A6.2</w:t>
+      </w:r>
+      <w:r>
+        <w:rPr>
+          <w:lang w:val="es-ES"/>
+        </w:rPr>
+        <w:t>) es:</w:t>
       </w:r>
     </w:p>
     <w:p>
@@ -19382,6 +19521,7 @@
       <w:r>
         <w:rPr>
           <w:noProof/>
+          <w:lang w:val="es-AR" w:eastAsia="es-AR"/>
         </w:rPr>
         <w:drawing>
           <wp:anchor distT="0" distB="0" distL="114300" distR="114300" simplePos="0" relativeHeight="251699200" behindDoc="0" locked="0" layoutInCell="1" allowOverlap="1" wp14:anchorId="662C6164" wp14:editId="4FA13123">
@@ -19490,6 +19630,7 @@
       <w:r>
         <w:rPr>
           <w:noProof/>
+          <w:lang w:val="es-AR" w:eastAsia="es-AR"/>
         </w:rPr>
         <w:drawing>
           <wp:anchor distT="0" distB="0" distL="114300" distR="114300" simplePos="0" relativeHeight="251698176" behindDoc="0" locked="0" layoutInCell="1" allowOverlap="1" wp14:anchorId="75E6F68F" wp14:editId="388DCCE7">
@@ -19882,6 +20023,7 @@
       <w:r>
         <w:rPr>
           <w:noProof/>
+          <w:lang w:val="es-AR" w:eastAsia="es-AR"/>
         </w:rPr>
         <w:drawing>
           <wp:anchor distT="0" distB="0" distL="114300" distR="114300" simplePos="0" relativeHeight="251700224" behindDoc="0" locked="0" layoutInCell="1" allowOverlap="1" wp14:anchorId="32FA849F" wp14:editId="4FBEA546">
@@ -19983,6 +20125,7 @@
       <w:r>
         <w:rPr>
           <w:noProof/>
+          <w:lang w:val="es-AR" w:eastAsia="es-AR"/>
         </w:rPr>
         <w:lastRenderedPageBreak/>
         <w:drawing>
@@ -20063,6 +20206,7 @@
       <w:r>
         <w:rPr>
           <w:noProof/>
+          <w:lang w:val="es-AR" w:eastAsia="es-AR"/>
         </w:rPr>
         <w:drawing>
           <wp:anchor distT="0" distB="0" distL="114300" distR="114300" simplePos="0" relativeHeight="251681792" behindDoc="0" locked="0" layoutInCell="1" allowOverlap="1" wp14:anchorId="5EB00D8B" wp14:editId="23046C82">
@@ -20306,6 +20450,7 @@
         <w:rPr>
           <w:rFonts w:eastAsiaTheme="minorEastAsia"/>
           <w:noProof/>
+          <w:lang w:val="es-AR" w:eastAsia="es-AR"/>
         </w:rPr>
         <w:drawing>
           <wp:anchor distT="0" distB="0" distL="114300" distR="114300" simplePos="0" relativeHeight="251682816" behindDoc="0" locked="0" layoutInCell="1" allowOverlap="1" wp14:anchorId="7BC376FD" wp14:editId="14B8B7DB">
@@ -20450,6 +20595,7 @@
       <w:r>
         <w:rPr>
           <w:noProof/>
+          <w:lang w:val="es-AR" w:eastAsia="es-AR"/>
         </w:rPr>
         <w:drawing>
           <wp:anchor distT="0" distB="0" distL="114300" distR="114300" simplePos="0" relativeHeight="251683840" behindDoc="0" locked="0" layoutInCell="1" allowOverlap="1" wp14:anchorId="0D720E6D" wp14:editId="6BA0121C">
@@ -20638,6 +20784,7 @@
       <w:r>
         <w:rPr>
           <w:noProof/>
+          <w:lang w:val="es-AR" w:eastAsia="es-AR"/>
         </w:rPr>
         <w:drawing>
           <wp:anchor distT="0" distB="0" distL="114300" distR="114300" simplePos="0" relativeHeight="251701248" behindDoc="0" locked="0" layoutInCell="1" allowOverlap="1" wp14:anchorId="76E3A3F2" wp14:editId="16156AC9">
@@ -20769,6 +20916,7 @@
       <w:r>
         <w:rPr>
           <w:noProof/>
+          <w:lang w:val="es-AR" w:eastAsia="es-AR"/>
         </w:rPr>
         <w:drawing>
           <wp:anchor distT="0" distB="0" distL="114300" distR="114300" simplePos="0" relativeHeight="251684864" behindDoc="0" locked="0" layoutInCell="1" allowOverlap="1" wp14:anchorId="4EAE5BD6" wp14:editId="12061123">
@@ -21066,6 +21214,7 @@
       <w:r>
         <w:rPr>
           <w:noProof/>
+          <w:lang w:val="es-AR" w:eastAsia="es-AR"/>
         </w:rPr>
         <w:drawing>
           <wp:anchor distT="0" distB="0" distL="114300" distR="114300" simplePos="0" relativeHeight="251707392" behindDoc="0" locked="0" layoutInCell="1" allowOverlap="1" wp14:anchorId="0DCC30E1" wp14:editId="6D7BCDF3">
@@ -21342,6 +21491,7 @@
       <w:r>
         <w:rPr>
           <w:noProof/>
+          <w:lang w:val="es-AR" w:eastAsia="es-AR"/>
         </w:rPr>
         <w:drawing>
           <wp:anchor distT="0" distB="0" distL="114300" distR="114300" simplePos="0" relativeHeight="251685888" behindDoc="0" locked="0" layoutInCell="1" allowOverlap="1" wp14:anchorId="4198D58B" wp14:editId="1F450F7D">
@@ -21615,6 +21765,7 @@
       <w:r>
         <w:rPr>
           <w:noProof/>
+          <w:lang w:val="es-AR" w:eastAsia="es-AR"/>
         </w:rPr>
         <w:drawing>
           <wp:anchor distT="0" distB="0" distL="114300" distR="114300" simplePos="0" relativeHeight="251686912" behindDoc="0" locked="0" layoutInCell="1" allowOverlap="1" wp14:anchorId="376FE7A8" wp14:editId="5B16E92D">
@@ -21807,6 +21958,7 @@
       <w:r>
         <w:rPr>
           <w:noProof/>
+          <w:lang w:val="es-AR" w:eastAsia="es-AR"/>
         </w:rPr>
         <w:drawing>
           <wp:anchor distT="0" distB="0" distL="114300" distR="114300" simplePos="0" relativeHeight="251702272" behindDoc="0" locked="0" layoutInCell="1" allowOverlap="1" wp14:anchorId="18FC58B0" wp14:editId="23E31CA6">
@@ -21908,6 +22060,7 @@
       <w:r>
         <w:rPr>
           <w:noProof/>
+          <w:lang w:val="es-AR" w:eastAsia="es-AR"/>
         </w:rPr>
         <w:drawing>
           <wp:anchor distT="0" distB="0" distL="114300" distR="114300" simplePos="0" relativeHeight="251703296" behindDoc="0" locked="0" layoutInCell="1" allowOverlap="1" wp14:anchorId="5ACED56F" wp14:editId="4BDEE7F4">
@@ -22056,6 +22209,7 @@
       <w:r>
         <w:rPr>
           <w:noProof/>
+          <w:lang w:val="es-AR" w:eastAsia="es-AR"/>
         </w:rPr>
         <w:drawing>
           <wp:anchor distT="0" distB="0" distL="114300" distR="114300" simplePos="0" relativeHeight="251704320" behindDoc="0" locked="0" layoutInCell="1" allowOverlap="1" wp14:anchorId="4175534F" wp14:editId="4D09C51B">
@@ -22168,6 +22322,7 @@
       <w:r>
         <w:rPr>
           <w:noProof/>
+          <w:lang w:val="es-AR" w:eastAsia="es-AR"/>
         </w:rPr>
         <w:drawing>
           <wp:anchor distT="0" distB="0" distL="114300" distR="114300" simplePos="0" relativeHeight="251705344" behindDoc="0" locked="0" layoutInCell="1" allowOverlap="1" wp14:anchorId="0ADB7A9F" wp14:editId="20FBE920">
@@ -22333,6 +22488,7 @@
       <w:r>
         <w:rPr>
           <w:noProof/>
+          <w:lang w:val="es-AR" w:eastAsia="es-AR"/>
         </w:rPr>
         <w:drawing>
           <wp:anchor distT="0" distB="0" distL="114300" distR="114300" simplePos="0" relativeHeight="251706368" behindDoc="0" locked="0" layoutInCell="1" allowOverlap="1" wp14:anchorId="7B2B2F69" wp14:editId="42C6D797">
@@ -22531,6 +22687,7 @@
       <w:r>
         <w:rPr>
           <w:noProof/>
+          <w:lang w:val="es-AR" w:eastAsia="es-AR"/>
         </w:rPr>
         <w:drawing>
           <wp:anchor distT="0" distB="0" distL="114300" distR="114300" simplePos="0" relativeHeight="251687936" behindDoc="0" locked="0" layoutInCell="1" allowOverlap="1" wp14:anchorId="61498CDA" wp14:editId="5DAD6E98">
@@ -22637,6 +22794,7 @@
       <w:r>
         <w:rPr>
           <w:noProof/>
+          <w:lang w:val="es-AR" w:eastAsia="es-AR"/>
         </w:rPr>
         <w:drawing>
           <wp:anchor distT="0" distB="0" distL="114300" distR="114300" simplePos="0" relativeHeight="251688960" behindDoc="0" locked="0" layoutInCell="1" allowOverlap="1" wp14:anchorId="6178B088" wp14:editId="6E194026">
@@ -22853,6 +23011,7 @@
       <w:r>
         <w:rPr>
           <w:noProof/>
+          <w:lang w:val="es-AR" w:eastAsia="es-AR"/>
         </w:rPr>
         <w:drawing>
           <wp:anchor distT="0" distB="0" distL="114300" distR="114300" simplePos="0" relativeHeight="251689984" behindDoc="0" locked="0" layoutInCell="1" allowOverlap="1" wp14:anchorId="59BEDD7A" wp14:editId="0A436BEA">
@@ -23059,6 +23218,7 @@
       <w:r>
         <w:rPr>
           <w:noProof/>
+          <w:lang w:val="es-AR" w:eastAsia="es-AR"/>
         </w:rPr>
         <w:drawing>
           <wp:anchor distT="0" distB="0" distL="114300" distR="114300" simplePos="0" relativeHeight="251691008" behindDoc="0" locked="0" layoutInCell="1" allowOverlap="1" wp14:anchorId="578F9446" wp14:editId="3A3817F9">
@@ -23302,6 +23462,7 @@
       <w:r>
         <w:rPr>
           <w:noProof/>
+          <w:lang w:val="es-AR" w:eastAsia="es-AR"/>
         </w:rPr>
         <w:drawing>
           <wp:anchor distT="0" distB="0" distL="114300" distR="114300" simplePos="0" relativeHeight="251692032" behindDoc="0" locked="0" layoutInCell="1" allowOverlap="1" wp14:anchorId="14FC7D6E" wp14:editId="3564B3DD">
@@ -23400,6 +23561,7 @@
       <w:r>
         <w:rPr>
           <w:noProof/>
+          <w:lang w:val="es-AR" w:eastAsia="es-AR"/>
         </w:rPr>
         <w:drawing>
           <wp:anchor distT="0" distB="0" distL="114300" distR="114300" simplePos="0" relativeHeight="251693056" behindDoc="0" locked="0" layoutInCell="1" allowOverlap="1" wp14:anchorId="7354E306" wp14:editId="1A9650CC">
@@ -23500,6 +23662,7 @@
       <w:r>
         <w:rPr>
           <w:noProof/>
+          <w:lang w:val="es-AR" w:eastAsia="es-AR"/>
         </w:rPr>
         <w:drawing>
           <wp:anchor distT="0" distB="0" distL="114300" distR="114300" simplePos="0" relativeHeight="251710464" behindDoc="0" locked="0" layoutInCell="1" allowOverlap="1" wp14:anchorId="13A66014" wp14:editId="70C09B0E">
@@ -23884,6 +24047,7 @@
       <w:r>
         <w:rPr>
           <w:noProof/>
+          <w:lang w:val="es-AR" w:eastAsia="es-AR"/>
         </w:rPr>
         <w:drawing>
           <wp:anchor distT="0" distB="0" distL="114300" distR="114300" simplePos="0" relativeHeight="251708416" behindDoc="0" locked="0" layoutInCell="1" allowOverlap="1" wp14:anchorId="28096658" wp14:editId="0BA7F3FF">
@@ -23985,6 +24149,7 @@
       <w:r>
         <w:rPr>
           <w:noProof/>
+          <w:lang w:val="es-AR" w:eastAsia="es-AR"/>
         </w:rPr>
         <w:drawing>
           <wp:anchor distT="0" distB="0" distL="114300" distR="114300" simplePos="0" relativeHeight="251709440" behindDoc="0" locked="0" layoutInCell="1" allowOverlap="1" wp14:anchorId="45482FB0" wp14:editId="7D5A59A9">
@@ -24075,6 +24240,7 @@
       <w:r>
         <w:rPr>
           <w:noProof/>
+          <w:lang w:val="es-AR" w:eastAsia="es-AR"/>
         </w:rPr>
         <w:lastRenderedPageBreak/>
         <w:drawing>
@@ -24191,6 +24357,7 @@
       <w:r>
         <w:rPr>
           <w:noProof/>
+          <w:lang w:val="es-AR" w:eastAsia="es-AR"/>
         </w:rPr>
         <w:drawing>
           <wp:anchor distT="0" distB="0" distL="114300" distR="114300" simplePos="0" relativeHeight="251695104" behindDoc="0" locked="0" layoutInCell="1" allowOverlap="1" wp14:anchorId="283CD61B" wp14:editId="40EE9569">
@@ -24309,7 +24476,7 @@
           <w:lang w:val="es-AR"/>
         </w:rPr>
       </w:pPr>
-      <w:bookmarkStart w:id="41" w:name="_Toc181813801"/>
+      <w:bookmarkStart w:id="41" w:name="_Toc181915304"/>
       <w:r>
         <w:rPr>
           <w:lang w:val="es-AR"/>
@@ -25312,7 +25479,7 @@
           <w:lang w:val="es-ES"/>
         </w:rPr>
       </w:pPr>
-      <w:bookmarkStart w:id="42" w:name="_Toc181813802"/>
+      <w:bookmarkStart w:id="42" w:name="_Toc181915305"/>
       <w:r>
         <w:rPr>
           <w:rFonts w:eastAsiaTheme="minorEastAsia"/>
@@ -25488,7 +25655,7 @@
           <w:lang w:val="es-ES"/>
         </w:rPr>
       </w:pPr>
-      <w:bookmarkStart w:id="43" w:name="_Toc181813803"/>
+      <w:bookmarkStart w:id="43" w:name="_Toc181915306"/>
       <w:r>
         <w:rPr>
           <w:rFonts w:eastAsiaTheme="minorEastAsia"/>
@@ -27149,7 +27316,7 @@
           <w:lang w:val="es-ES"/>
         </w:rPr>
       </w:pPr>
-      <w:bookmarkStart w:id="44" w:name="_Toc181813804"/>
+      <w:bookmarkStart w:id="44" w:name="_Toc181915307"/>
       <w:r>
         <w:rPr>
           <w:lang w:val="es-ES"/>
@@ -27637,6 +27804,7 @@
       <w:r>
         <w:rPr>
           <w:noProof/>
+          <w:lang w:val="es-AR" w:eastAsia="es-AR"/>
         </w:rPr>
         <w:drawing>
           <wp:anchor distT="0" distB="0" distL="114300" distR="114300" simplePos="0" relativeHeight="251714560" behindDoc="0" locked="0" layoutInCell="1" allowOverlap="1" wp14:anchorId="62B903F7" wp14:editId="6EDA0786">
@@ -27707,6 +27875,7 @@
       <w:r>
         <w:rPr>
           <w:noProof/>
+          <w:lang w:val="es-AR" w:eastAsia="es-AR"/>
         </w:rPr>
         <w:drawing>
           <wp:anchor distT="0" distB="0" distL="114300" distR="114300" simplePos="0" relativeHeight="251715584" behindDoc="0" locked="0" layoutInCell="1" allowOverlap="1" wp14:anchorId="3D5F95FE" wp14:editId="170A03EC">
@@ -28219,6 +28388,7 @@
       <w:r>
         <w:rPr>
           <w:noProof/>
+          <w:lang w:val="es-AR" w:eastAsia="es-AR"/>
         </w:rPr>
         <w:drawing>
           <wp:anchor distT="0" distB="0" distL="114300" distR="114300" simplePos="0" relativeHeight="251716608" behindDoc="0" locked="0" layoutInCell="1" allowOverlap="1" wp14:anchorId="7645359F" wp14:editId="5826FA23">
@@ -28291,6 +28461,7 @@
       <w:r>
         <w:rPr>
           <w:noProof/>
+          <w:lang w:val="es-AR" w:eastAsia="es-AR"/>
         </w:rPr>
         <w:drawing>
           <wp:anchor distT="0" distB="0" distL="114300" distR="114300" simplePos="0" relativeHeight="251717632" behindDoc="0" locked="0" layoutInCell="1" allowOverlap="1" wp14:anchorId="6A5707C6" wp14:editId="27D228D3">
@@ -29381,7 +29552,7 @@
           <w:lang w:val="es-ES"/>
         </w:rPr>
       </w:pPr>
-      <w:bookmarkStart w:id="45" w:name="_Toc181813805"/>
+      <w:bookmarkStart w:id="45" w:name="_Toc181915308"/>
       <w:r>
         <w:rPr>
           <w:rFonts w:eastAsiaTheme="minorEastAsia"/>
@@ -29542,6 +29713,7 @@
       <w:r>
         <w:rPr>
           <w:noProof/>
+          <w:lang w:val="es-AR" w:eastAsia="es-AR"/>
         </w:rPr>
         <w:drawing>
           <wp:anchor distT="0" distB="0" distL="114300" distR="114300" simplePos="0" relativeHeight="251718656" behindDoc="0" locked="0" layoutInCell="1" allowOverlap="1" wp14:anchorId="6B710889" wp14:editId="6A614FFA">
@@ -29642,6 +29814,7 @@
       <w:r>
         <w:rPr>
           <w:noProof/>
+          <w:lang w:val="es-AR" w:eastAsia="es-AR"/>
         </w:rPr>
         <w:drawing>
           <wp:anchor distT="0" distB="0" distL="114300" distR="114300" simplePos="0" relativeHeight="251719680" behindDoc="0" locked="0" layoutInCell="1" allowOverlap="1" wp14:anchorId="32460C5A" wp14:editId="4454AD11">
@@ -29774,6 +29947,7 @@
       <w:r>
         <w:rPr>
           <w:noProof/>
+          <w:lang w:val="es-AR" w:eastAsia="es-AR"/>
         </w:rPr>
         <w:drawing>
           <wp:anchor distT="0" distB="0" distL="114300" distR="114300" simplePos="0" relativeHeight="251720704" behindDoc="0" locked="0" layoutInCell="1" allowOverlap="1" wp14:anchorId="7F802CE1" wp14:editId="7346AD6B">
@@ -29863,6 +30037,7 @@
       <w:r>
         <w:rPr>
           <w:noProof/>
+          <w:lang w:val="es-AR" w:eastAsia="es-AR"/>
         </w:rPr>
         <w:drawing>
           <wp:anchor distT="0" distB="0" distL="114300" distR="114300" simplePos="0" relativeHeight="251712512" behindDoc="0" locked="0" layoutInCell="1" allowOverlap="1" wp14:anchorId="7977E179" wp14:editId="0711C5B0">
@@ -30027,6 +30202,7 @@
       <w:r>
         <w:rPr>
           <w:noProof/>
+          <w:lang w:val="es-AR" w:eastAsia="es-AR"/>
         </w:rPr>
         <w:drawing>
           <wp:anchor distT="0" distB="0" distL="114300" distR="114300" simplePos="0" relativeHeight="251713536" behindDoc="0" locked="0" layoutInCell="1" allowOverlap="1" wp14:anchorId="4FD9A59D" wp14:editId="6BB3461C">
@@ -30118,6 +30294,7 @@
       <w:r>
         <w:rPr>
           <w:noProof/>
+          <w:lang w:val="es-AR" w:eastAsia="es-AR"/>
         </w:rPr>
         <w:drawing>
           <wp:anchor distT="0" distB="0" distL="114300" distR="114300" simplePos="0" relativeHeight="251721728" behindDoc="0" locked="0" layoutInCell="1" allowOverlap="1" wp14:anchorId="5795845A" wp14:editId="1E0344FE">
@@ -30233,6 +30410,7 @@
       <w:r>
         <w:rPr>
           <w:noProof/>
+          <w:lang w:val="es-AR" w:eastAsia="es-AR"/>
         </w:rPr>
         <w:drawing>
           <wp:anchor distT="0" distB="0" distL="114300" distR="114300" simplePos="0" relativeHeight="251722752" behindDoc="0" locked="0" layoutInCell="1" allowOverlap="1" wp14:anchorId="7E7A8502" wp14:editId="3D4D9B88">
@@ -30462,6 +30640,7 @@
       <w:r>
         <w:rPr>
           <w:noProof/>
+          <w:lang w:val="es-AR" w:eastAsia="es-AR"/>
         </w:rPr>
         <w:lastRenderedPageBreak/>
         <w:drawing>
@@ -30524,6 +30703,7 @@
       <w:r>
         <w:rPr>
           <w:noProof/>
+          <w:lang w:val="es-AR" w:eastAsia="es-AR"/>
         </w:rPr>
         <w:drawing>
           <wp:anchor distT="0" distB="0" distL="114300" distR="114300" simplePos="0" relativeHeight="251724800" behindDoc="0" locked="0" layoutInCell="1" allowOverlap="1" wp14:anchorId="03F9A4A8" wp14:editId="1B2E647A">
@@ -30817,6 +30997,7 @@
       <w:r>
         <w:rPr>
           <w:noProof/>
+          <w:lang w:val="es-AR" w:eastAsia="es-AR"/>
         </w:rPr>
         <w:drawing>
           <wp:anchor distT="0" distB="0" distL="114300" distR="114300" simplePos="0" relativeHeight="251725824" behindDoc="0" locked="0" layoutInCell="1" allowOverlap="1" wp14:anchorId="5DD14C93" wp14:editId="41737C58">
@@ -30928,6 +31109,7 @@
       <w:r>
         <w:rPr>
           <w:noProof/>
+          <w:lang w:val="es-AR" w:eastAsia="es-AR"/>
         </w:rPr>
         <w:drawing>
           <wp:anchor distT="0" distB="0" distL="114300" distR="114300" simplePos="0" relativeHeight="251726848" behindDoc="0" locked="0" layoutInCell="1" allowOverlap="1" wp14:anchorId="067606C0" wp14:editId="78EDB1DD">
@@ -30995,6 +31177,7 @@
       <w:r>
         <w:rPr>
           <w:noProof/>
+          <w:lang w:val="es-AR" w:eastAsia="es-AR"/>
         </w:rPr>
         <w:drawing>
           <wp:anchor distT="0" distB="0" distL="114300" distR="114300" simplePos="0" relativeHeight="251727872" behindDoc="0" locked="0" layoutInCell="1" allowOverlap="1" wp14:anchorId="51CD5B61" wp14:editId="4E3767E3">
@@ -32267,7 +32450,7 @@
           <w:lang w:val="es-AR"/>
         </w:rPr>
       </w:pPr>
-      <w:bookmarkStart w:id="46" w:name="_Toc181813806"/>
+      <w:bookmarkStart w:id="46" w:name="_Toc181915309"/>
       <w:r>
         <w:rPr>
           <w:lang w:val="es-AR"/>
@@ -32517,12 +32700,18 @@
         <w:t>R.fkine</w:t>
       </w:r>
       <w:proofErr w:type="spellEnd"/>
+      <w:r>
+        <w:rPr>
+          <w:lang w:val="es-ES"/>
+        </w:rPr>
+        <w:t>(</w:t>
+      </w:r>
       <w:proofErr w:type="gramEnd"/>
       <w:r>
         <w:rPr>
           <w:lang w:val="es-ES"/>
         </w:rPr>
-        <w:t>(Q).T.</w:t>
+        <w:t>Q).T.</w:t>
       </w:r>
     </w:p>
     <w:p>
@@ -32661,14 +32850,14 @@
         <w:rPr>
           <w:lang w:val="es-ES"/>
         </w:rPr>
-        <w:t>Como salida, devuelve una matriz T que es una secuencia de matrices de transformación homogénea, de 4x4xM donde cada T</w:t>
+        <w:t>Como salida, devuelve una matriz T que es una secuencia de matrices de transformación homogénea, de 4x4xM donde cada T(</w:t>
       </w:r>
       <w:proofErr w:type="gramStart"/>
       <w:r>
         <w:rPr>
           <w:lang w:val="es-ES"/>
         </w:rPr>
-        <w:t>(:,:,</w:t>
+        <w:t>:,:,</w:t>
       </w:r>
       <w:proofErr w:type="gramEnd"/>
       <w:r>
@@ -32763,7 +32952,7 @@
           <w:sz w:val="20"/>
           <w:szCs w:val="20"/>
         </w:rPr>
-        <w:t>(</w:t>
+        <w:t>(end</w:t>
       </w:r>
       <w:proofErr w:type="gramStart"/>
       <w:r>
@@ -32772,7 +32961,7 @@
           <w:sz w:val="20"/>
           <w:szCs w:val="20"/>
         </w:rPr>
-        <w:t>end,:)</w:t>
+        <w:t>,:</w:t>
       </w:r>
       <w:proofErr w:type="gramEnd"/>
       <w:r>
@@ -32781,7 +32970,7 @@
           <w:sz w:val="20"/>
           <w:szCs w:val="20"/>
         </w:rPr>
-        <w:t>;</w:t>
+        <w:t>);</w:t>
       </w:r>
     </w:p>
     <w:p>
@@ -32795,6 +32984,7 @@
           <w:szCs w:val="20"/>
         </w:rPr>
       </w:pPr>
+      <w:proofErr w:type="gramStart"/>
       <w:r>
         <w:rPr>
           <w:rFonts w:ascii="Consolas" w:eastAsia="Times New Roman" w:hAnsi="Consolas" w:cs="Times New Roman"/>
@@ -32802,7 +32992,17 @@
           <w:sz w:val="20"/>
           <w:szCs w:val="20"/>
         </w:rPr>
-        <w:t xml:space="preserve">for </w:t>
+        <w:t>for</w:t>
+      </w:r>
+      <w:proofErr w:type="gramEnd"/>
+      <w:r>
+        <w:rPr>
+          <w:rFonts w:ascii="Consolas" w:eastAsia="Times New Roman" w:hAnsi="Consolas" w:cs="Times New Roman"/>
+          <w:color w:val="0E00FF"/>
+          <w:sz w:val="20"/>
+          <w:szCs w:val="20"/>
+        </w:rPr>
+        <w:t xml:space="preserve"> </w:t>
       </w:r>
       <w:proofErr w:type="spellStart"/>
       <w:r>
@@ -32820,105 +33020,87 @@
           <w:sz w:val="20"/>
           <w:szCs w:val="20"/>
         </w:rPr>
-        <w:t xml:space="preserve"> = </w:t>
-      </w:r>
-      <w:proofErr w:type="gramStart"/>
+        <w:t xml:space="preserve"> = 1:length(T</w:t>
+      </w:r>
       <w:r>
         <w:rPr>
           <w:rFonts w:ascii="Consolas" w:eastAsia="Times New Roman" w:hAnsi="Consolas" w:cs="Times New Roman"/>
           <w:sz w:val="20"/>
           <w:szCs w:val="20"/>
         </w:rPr>
-        <w:t>1:length</w:t>
-      </w:r>
-      <w:proofErr w:type="gramEnd"/>
-      <w:r>
+        <w:t>)</w:t>
+      </w:r>
+    </w:p>
+    <w:p>
+      <w:pPr>
+        <w:spacing w:before="0" w:after="0"/>
+        <w:ind w:firstLine="0"/>
+        <w:jc w:val="left"/>
         <w:rPr>
           <w:rFonts w:ascii="Consolas" w:eastAsia="Times New Roman" w:hAnsi="Consolas" w:cs="Times New Roman"/>
           <w:sz w:val="20"/>
           <w:szCs w:val="20"/>
         </w:rPr>
-        <w:t>(T</w:t>
-      </w:r>
+      </w:pPr>
       <w:r>
         <w:rPr>
           <w:rFonts w:ascii="Consolas" w:eastAsia="Times New Roman" w:hAnsi="Consolas" w:cs="Times New Roman"/>
           <w:sz w:val="20"/>
           <w:szCs w:val="20"/>
         </w:rPr>
-        <w:t>)</w:t>
-      </w:r>
-    </w:p>
-    <w:p>
-      <w:pPr>
-        <w:spacing w:before="0" w:after="0"/>
-        <w:ind w:firstLine="0"/>
-        <w:jc w:val="left"/>
+        <w:t xml:space="preserve"> </w:t>
+      </w:r>
+      <w:r>
         <w:rPr>
           <w:rFonts w:ascii="Consolas" w:eastAsia="Times New Roman" w:hAnsi="Consolas" w:cs="Times New Roman"/>
           <w:sz w:val="20"/>
           <w:szCs w:val="20"/>
         </w:rPr>
-      </w:pPr>
+        <w:t xml:space="preserve">   </w:t>
+      </w:r>
+      <w:proofErr w:type="spellStart"/>
       <w:r>
         <w:rPr>
           <w:rFonts w:ascii="Consolas" w:eastAsia="Times New Roman" w:hAnsi="Consolas" w:cs="Times New Roman"/>
           <w:sz w:val="20"/>
           <w:szCs w:val="20"/>
         </w:rPr>
-        <w:t xml:space="preserve"> </w:t>
-      </w:r>
+        <w:t>q_sem</w:t>
+      </w:r>
+      <w:proofErr w:type="spellEnd"/>
       <w:r>
         <w:rPr>
           <w:rFonts w:ascii="Consolas" w:eastAsia="Times New Roman" w:hAnsi="Consolas" w:cs="Times New Roman"/>
           <w:sz w:val="20"/>
           <w:szCs w:val="20"/>
         </w:rPr>
-        <w:t xml:space="preserve">   </w:t>
-      </w:r>
-      <w:proofErr w:type="spellStart"/>
+        <w:t xml:space="preserve"> = UR10e_ikine(R, </w:t>
+      </w:r>
+      <w:proofErr w:type="gramStart"/>
       <w:r>
         <w:rPr>
           <w:rFonts w:ascii="Consolas" w:eastAsia="Times New Roman" w:hAnsi="Consolas" w:cs="Times New Roman"/>
           <w:sz w:val="20"/>
           <w:szCs w:val="20"/>
         </w:rPr>
-        <w:t>q_sem</w:t>
-      </w:r>
-      <w:proofErr w:type="spellEnd"/>
+        <w:t>T</w:t>
+      </w:r>
       <w:r>
         <w:rPr>
           <w:rFonts w:ascii="Consolas" w:eastAsia="Times New Roman" w:hAnsi="Consolas" w:cs="Times New Roman"/>
           <w:sz w:val="20"/>
           <w:szCs w:val="20"/>
         </w:rPr>
-        <w:t xml:space="preserve"> = UR10e_</w:t>
-      </w:r>
-      <w:proofErr w:type="gramStart"/>
+        <w:t>(</w:t>
+      </w:r>
+      <w:proofErr w:type="gramEnd"/>
       <w:r>
         <w:rPr>
           <w:rFonts w:ascii="Consolas" w:eastAsia="Times New Roman" w:hAnsi="Consolas" w:cs="Times New Roman"/>
           <w:sz w:val="20"/>
           <w:szCs w:val="20"/>
         </w:rPr>
-        <w:t>ikine(</w:t>
-      </w:r>
-      <w:proofErr w:type="gramEnd"/>
-      <w:r>
-        <w:rPr>
-          <w:rFonts w:ascii="Consolas" w:eastAsia="Times New Roman" w:hAnsi="Consolas" w:cs="Times New Roman"/>
-          <w:sz w:val="20"/>
-          <w:szCs w:val="20"/>
-        </w:rPr>
-        <w:t>R, T</w:t>
-      </w:r>
-      <w:r>
-        <w:rPr>
-          <w:rFonts w:ascii="Consolas" w:eastAsia="Times New Roman" w:hAnsi="Consolas" w:cs="Times New Roman"/>
-          <w:sz w:val="20"/>
-          <w:szCs w:val="20"/>
-        </w:rPr>
-        <w:t xml:space="preserve">(:, : , </w:t>
+        <w:t xml:space="preserve">:, : , </w:t>
       </w:r>
       <w:proofErr w:type="spellStart"/>
       <w:r>
@@ -33445,6 +33627,7 @@
       <w:r>
         <w:rPr>
           <w:noProof/>
+          <w:lang w:val="es-AR" w:eastAsia="es-AR"/>
         </w:rPr>
         <w:drawing>
           <wp:inline distT="0" distB="0" distL="0" distR="0" wp14:anchorId="6D0B5A7F" wp14:editId="29886ECE">
@@ -33537,7 +33720,7 @@
 </file>
 
 <file path=word/endnotes.xml><?xml version="1.0" encoding="utf-8"?>
-<w:endnotes xmlns:wpc="http://schemas.microsoft.com/office/word/2010/wordprocessingCanvas" xmlns:cx="http://schemas.microsoft.com/office/drawing/2014/chartex" xmlns:mc="http://schemas.openxmlformats.org/markup-compatibility/2006" xmlns:o="urn:schemas-microsoft-com:office:office" xmlns:r="http://schemas.openxmlformats.org/officeDocument/2006/relationships" xmlns:m="http://schemas.openxmlformats.org/officeDocument/2006/math" xmlns:v="urn:schemas-microsoft-com:vml" xmlns:wp14="http://schemas.microsoft.com/office/word/2010/wordprocessingDrawing" xmlns:wp="http://schemas.openxmlformats.org/drawingml/2006/wordprocessingDrawing" xmlns:w10="urn:schemas-microsoft-com:office:word" xmlns:w="http://schemas.openxmlformats.org/wordprocessingml/2006/main" xmlns:w14="http://schemas.microsoft.com/office/word/2010/wordml" xmlns:w15="http://schemas.microsoft.com/office/word/2012/wordml" xmlns:w16se="http://schemas.microsoft.com/office/word/2015/wordml/symex" xmlns:wpg="http://schemas.microsoft.com/office/word/2010/wordprocessingGroup" xmlns:wpi="http://schemas.microsoft.com/office/word/2010/wordprocessingInk" xmlns:wne="http://schemas.microsoft.com/office/word/2006/wordml" xmlns:wps="http://schemas.microsoft.com/office/word/2010/wordprocessingShape" mc:Ignorable="w14 w15 w16se wp14">
+<w:endnotes xmlns:wpc="http://schemas.microsoft.com/office/word/2010/wordprocessingCanvas" xmlns:mc="http://schemas.openxmlformats.org/markup-compatibility/2006" xmlns:o="urn:schemas-microsoft-com:office:office" xmlns:r="http://schemas.openxmlformats.org/officeDocument/2006/relationships" xmlns:m="http://schemas.openxmlformats.org/officeDocument/2006/math" xmlns:v="urn:schemas-microsoft-com:vml" xmlns:wp14="http://schemas.microsoft.com/office/word/2010/wordprocessingDrawing" xmlns:wp="http://schemas.openxmlformats.org/drawingml/2006/wordprocessingDrawing" xmlns:w10="urn:schemas-microsoft-com:office:word" xmlns:w="http://schemas.openxmlformats.org/wordprocessingml/2006/main" xmlns:w14="http://schemas.microsoft.com/office/word/2010/wordml" xmlns:w15="http://schemas.microsoft.com/office/word/2012/wordml" xmlns:wpg="http://schemas.microsoft.com/office/word/2010/wordprocessingGroup" xmlns:wpi="http://schemas.microsoft.com/office/word/2010/wordprocessingInk" xmlns:wne="http://schemas.microsoft.com/office/word/2006/wordml" xmlns:wps="http://schemas.microsoft.com/office/word/2010/wordprocessingShape" mc:Ignorable="w14 w15 wp14">
   <w:endnote w:type="separator" w:id="-1">
     <w:p>
       <w:pPr>
@@ -33562,7 +33745,7 @@
 </file>
 
 <file path=word/footer1.xml><?xml version="1.0" encoding="utf-8"?>
-<w:ftr xmlns:wpc="http://schemas.microsoft.com/office/word/2010/wordprocessingCanvas" xmlns:cx="http://schemas.microsoft.com/office/drawing/2014/chartex" xmlns:mc="http://schemas.openxmlformats.org/markup-compatibility/2006" xmlns:o="urn:schemas-microsoft-com:office:office" xmlns:r="http://schemas.openxmlformats.org/officeDocument/2006/relationships" xmlns:m="http://schemas.openxmlformats.org/officeDocument/2006/math" xmlns:v="urn:schemas-microsoft-com:vml" xmlns:wp14="http://schemas.microsoft.com/office/word/2010/wordprocessingDrawing" xmlns:wp="http://schemas.openxmlformats.org/drawingml/2006/wordprocessingDrawing" xmlns:w10="urn:schemas-microsoft-com:office:word" xmlns:w="http://schemas.openxmlformats.org/wordprocessingml/2006/main" xmlns:w14="http://schemas.microsoft.com/office/word/2010/wordml" xmlns:w15="http://schemas.microsoft.com/office/word/2012/wordml" xmlns:w16se="http://schemas.microsoft.com/office/word/2015/wordml/symex" xmlns:wpg="http://schemas.microsoft.com/office/word/2010/wordprocessingGroup" xmlns:wpi="http://schemas.microsoft.com/office/word/2010/wordprocessingInk" xmlns:wne="http://schemas.microsoft.com/office/word/2006/wordml" xmlns:wps="http://schemas.microsoft.com/office/word/2010/wordprocessingShape" mc:Ignorable="w14 w15 w16se wp14">
+<w:ftr xmlns:wpc="http://schemas.microsoft.com/office/word/2010/wordprocessingCanvas" xmlns:mc="http://schemas.openxmlformats.org/markup-compatibility/2006" xmlns:o="urn:schemas-microsoft-com:office:office" xmlns:r="http://schemas.openxmlformats.org/officeDocument/2006/relationships" xmlns:m="http://schemas.openxmlformats.org/officeDocument/2006/math" xmlns:v="urn:schemas-microsoft-com:vml" xmlns:wp14="http://schemas.microsoft.com/office/word/2010/wordprocessingDrawing" xmlns:wp="http://schemas.openxmlformats.org/drawingml/2006/wordprocessingDrawing" xmlns:w10="urn:schemas-microsoft-com:office:word" xmlns:w="http://schemas.openxmlformats.org/wordprocessingml/2006/main" xmlns:w14="http://schemas.microsoft.com/office/word/2010/wordml" xmlns:w15="http://schemas.microsoft.com/office/word/2012/wordml" xmlns:wpg="http://schemas.microsoft.com/office/word/2010/wordprocessingGroup" xmlns:wpi="http://schemas.microsoft.com/office/word/2010/wordprocessingInk" xmlns:wne="http://schemas.microsoft.com/office/word/2006/wordml" xmlns:wps="http://schemas.microsoft.com/office/word/2010/wordprocessingShape" mc:Ignorable="w14 w15 wp14">
   <w:p>
     <w:pPr>
       <w:pStyle w:val="Piedepgina"/>
@@ -33572,7 +33755,7 @@
 </file>
 
 <file path=word/footer2.xml><?xml version="1.0" encoding="utf-8"?>
-<w:ftr xmlns:wpc="http://schemas.microsoft.com/office/word/2010/wordprocessingCanvas" xmlns:cx="http://schemas.microsoft.com/office/drawing/2014/chartex" xmlns:mc="http://schemas.openxmlformats.org/markup-compatibility/2006" xmlns:o="urn:schemas-microsoft-com:office:office" xmlns:r="http://schemas.openxmlformats.org/officeDocument/2006/relationships" xmlns:m="http://schemas.openxmlformats.org/officeDocument/2006/math" xmlns:v="urn:schemas-microsoft-com:vml" xmlns:wp14="http://schemas.microsoft.com/office/word/2010/wordprocessingDrawing" xmlns:wp="http://schemas.openxmlformats.org/drawingml/2006/wordprocessingDrawing" xmlns:w10="urn:schemas-microsoft-com:office:word" xmlns:w="http://schemas.openxmlformats.org/wordprocessingml/2006/main" xmlns:w14="http://schemas.microsoft.com/office/word/2010/wordml" xmlns:w15="http://schemas.microsoft.com/office/word/2012/wordml" xmlns:w16se="http://schemas.microsoft.com/office/word/2015/wordml/symex" xmlns:wpg="http://schemas.microsoft.com/office/word/2010/wordprocessingGroup" xmlns:wpi="http://schemas.microsoft.com/office/word/2010/wordprocessingInk" xmlns:wne="http://schemas.microsoft.com/office/word/2006/wordml" xmlns:wps="http://schemas.microsoft.com/office/word/2010/wordprocessingShape" mc:Ignorable="w14 w15 w16se wp14">
+<w:ftr xmlns:wpc="http://schemas.microsoft.com/office/word/2010/wordprocessingCanvas" xmlns:mc="http://schemas.openxmlformats.org/markup-compatibility/2006" xmlns:o="urn:schemas-microsoft-com:office:office" xmlns:r="http://schemas.openxmlformats.org/officeDocument/2006/relationships" xmlns:m="http://schemas.openxmlformats.org/officeDocument/2006/math" xmlns:v="urn:schemas-microsoft-com:vml" xmlns:wp14="http://schemas.microsoft.com/office/word/2010/wordprocessingDrawing" xmlns:wp="http://schemas.openxmlformats.org/drawingml/2006/wordprocessingDrawing" xmlns:w10="urn:schemas-microsoft-com:office:word" xmlns:w="http://schemas.openxmlformats.org/wordprocessingml/2006/main" xmlns:w14="http://schemas.microsoft.com/office/word/2010/wordml" xmlns:w15="http://schemas.microsoft.com/office/word/2012/wordml" xmlns:wpg="http://schemas.microsoft.com/office/word/2010/wordprocessingGroup" xmlns:wpi="http://schemas.microsoft.com/office/word/2010/wordprocessingInk" xmlns:wne="http://schemas.microsoft.com/office/word/2006/wordml" xmlns:wps="http://schemas.microsoft.com/office/word/2010/wordprocessingShape" mc:Ignorable="w14 w15 wp14">
   <w:p>
     <w:pPr>
       <w:pStyle w:val="Encabezado"/>
@@ -33586,6 +33769,7 @@
         <w:b/>
         <w:i/>
         <w:noProof/>
+        <w:lang w:val="es-AR" w:eastAsia="es-AR"/>
       </w:rPr>
       <mc:AlternateContent>
         <mc:Choice Requires="wps">
@@ -33658,7 +33842,7 @@
             </wp:anchor>
           </w:drawing>
         </mc:Choice>
-        <mc:Fallback>
+        <mc:Fallback xmlns:w16se="http://schemas.microsoft.com/office/word/2015/wordml/symex" xmlns:cx="http://schemas.microsoft.com/office/drawing/2014/chartex">
           <w:pict>
             <v:rect w14:anchorId="6219B82C" id="Rectángulo 452" o:spid="_x0000_s1026" style="position:absolute;margin-left:0;margin-top:0;width:579.9pt;height:750.3pt;z-index:251660288;visibility:visible;mso-wrap-style:square;mso-width-percent:950;mso-height-percent:950;mso-wrap-distance-left:9pt;mso-wrap-distance-top:0;mso-wrap-distance-right:9pt;mso-wrap-distance-bottom:0;mso-position-horizontal:center;mso-position-horizontal-relative:page;mso-position-vertical:center;mso-position-vertical-relative:page;mso-width-percent:950;mso-height-percent:950;mso-width-relative:page;mso-height-relative:page;v-text-anchor:middle" o:gfxdata="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" filled="f" strokecolor="#747070 [1614]" strokeweight="1.25pt">
               <w10:wrap anchorx="page" anchory="page"/>
@@ -33748,7 +33932,7 @@
         <w:szCs w:val="20"/>
         <w:lang w:val="es-ES"/>
       </w:rPr>
-      <w:t>37</w:t>
+      <w:t>23</w:t>
     </w:r>
     <w:r>
       <w:rPr>
@@ -33766,7 +33950,7 @@
 </file>
 
 <file path=word/footer3.xml><?xml version="1.0" encoding="utf-8"?>
-<w:ftr xmlns:wpc="http://schemas.microsoft.com/office/word/2010/wordprocessingCanvas" xmlns:cx="http://schemas.microsoft.com/office/drawing/2014/chartex" xmlns:mc="http://schemas.openxmlformats.org/markup-compatibility/2006" xmlns:o="urn:schemas-microsoft-com:office:office" xmlns:r="http://schemas.openxmlformats.org/officeDocument/2006/relationships" xmlns:m="http://schemas.openxmlformats.org/officeDocument/2006/math" xmlns:v="urn:schemas-microsoft-com:vml" xmlns:wp14="http://schemas.microsoft.com/office/word/2010/wordprocessingDrawing" xmlns:wp="http://schemas.openxmlformats.org/drawingml/2006/wordprocessingDrawing" xmlns:w10="urn:schemas-microsoft-com:office:word" xmlns:w="http://schemas.openxmlformats.org/wordprocessingml/2006/main" xmlns:w14="http://schemas.microsoft.com/office/word/2010/wordml" xmlns:w15="http://schemas.microsoft.com/office/word/2012/wordml" xmlns:w16se="http://schemas.microsoft.com/office/word/2015/wordml/symex" xmlns:wpg="http://schemas.microsoft.com/office/word/2010/wordprocessingGroup" xmlns:wpi="http://schemas.microsoft.com/office/word/2010/wordprocessingInk" xmlns:wne="http://schemas.microsoft.com/office/word/2006/wordml" xmlns:wps="http://schemas.microsoft.com/office/word/2010/wordprocessingShape" mc:Ignorable="w14 w15 w16se wp14">
+<w:ftr xmlns:wpc="http://schemas.microsoft.com/office/word/2010/wordprocessingCanvas" xmlns:mc="http://schemas.openxmlformats.org/markup-compatibility/2006" xmlns:o="urn:schemas-microsoft-com:office:office" xmlns:r="http://schemas.openxmlformats.org/officeDocument/2006/relationships" xmlns:m="http://schemas.openxmlformats.org/officeDocument/2006/math" xmlns:v="urn:schemas-microsoft-com:vml" xmlns:wp14="http://schemas.microsoft.com/office/word/2010/wordprocessingDrawing" xmlns:wp="http://schemas.openxmlformats.org/drawingml/2006/wordprocessingDrawing" xmlns:w10="urn:schemas-microsoft-com:office:word" xmlns:w="http://schemas.openxmlformats.org/wordprocessingml/2006/main" xmlns:w14="http://schemas.microsoft.com/office/word/2010/wordml" xmlns:w15="http://schemas.microsoft.com/office/word/2012/wordml" xmlns:wpg="http://schemas.microsoft.com/office/word/2010/wordprocessingGroup" xmlns:wpi="http://schemas.microsoft.com/office/word/2010/wordprocessingInk" xmlns:wne="http://schemas.microsoft.com/office/word/2006/wordml" xmlns:wps="http://schemas.microsoft.com/office/word/2010/wordprocessingShape" mc:Ignorable="w14 w15 wp14">
   <w:p>
     <w:pPr>
       <w:pStyle w:val="Piedepgina"/>
@@ -33776,6 +33960,7 @@
       <w:rPr>
         <w:noProof/>
         <w:color w:val="5B9BD5" w:themeColor="accent1"/>
+        <w:lang w:val="es-AR" w:eastAsia="es-AR"/>
       </w:rPr>
       <mc:AlternateContent>
         <mc:Choice Requires="wps">
@@ -33848,7 +34033,7 @@
             </wp:anchor>
           </w:drawing>
         </mc:Choice>
-        <mc:Fallback>
+        <mc:Fallback xmlns:w16se="http://schemas.microsoft.com/office/word/2015/wordml/symex" xmlns:cx="http://schemas.microsoft.com/office/drawing/2014/chartex">
           <w:pict>
             <v:rect w14:anchorId="2B718029" id="Rectángulo 6" o:spid="_x0000_s1026" style="position:absolute;margin-left:0;margin-top:0;width:579.9pt;height:750.3pt;z-index:251662336;visibility:visible;mso-wrap-style:square;mso-width-percent:950;mso-height-percent:950;mso-wrap-distance-left:9pt;mso-wrap-distance-top:0;mso-wrap-distance-right:9pt;mso-wrap-distance-bottom:0;mso-position-horizontal:center;mso-position-horizontal-relative:page;mso-position-vertical:center;mso-position-vertical-relative:page;mso-width-percent:950;mso-height-percent:950;mso-width-relative:page;mso-height-relative:page;v-text-anchor:middle" o:gfxdata="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" filled="f" strokecolor="#747070 [1614]" strokeweight="1.25pt">
               <w10:wrap anchorx="page" anchory="page"/>
@@ -33919,7 +34104,7 @@
 </file>
 
 <file path=word/footnotes.xml><?xml version="1.0" encoding="utf-8"?>
-<w:footnotes xmlns:wpc="http://schemas.microsoft.com/office/word/2010/wordprocessingCanvas" xmlns:cx="http://schemas.microsoft.com/office/drawing/2014/chartex" xmlns:mc="http://schemas.openxmlformats.org/markup-compatibility/2006" xmlns:o="urn:schemas-microsoft-com:office:office" xmlns:r="http://schemas.openxmlformats.org/officeDocument/2006/relationships" xmlns:m="http://schemas.openxmlformats.org/officeDocument/2006/math" xmlns:v="urn:schemas-microsoft-com:vml" xmlns:wp14="http://schemas.microsoft.com/office/word/2010/wordprocessingDrawing" xmlns:wp="http://schemas.openxmlformats.org/drawingml/2006/wordprocessingDrawing" xmlns:w10="urn:schemas-microsoft-com:office:word" xmlns:w="http://schemas.openxmlformats.org/wordprocessingml/2006/main" xmlns:w14="http://schemas.microsoft.com/office/word/2010/wordml" xmlns:w15="http://schemas.microsoft.com/office/word/2012/wordml" xmlns:w16se="http://schemas.microsoft.com/office/word/2015/wordml/symex" xmlns:wpg="http://schemas.microsoft.com/office/word/2010/wordprocessingGroup" xmlns:wpi="http://schemas.microsoft.com/office/word/2010/wordprocessingInk" xmlns:wne="http://schemas.microsoft.com/office/word/2006/wordml" xmlns:wps="http://schemas.microsoft.com/office/word/2010/wordprocessingShape" mc:Ignorable="w14 w15 w16se wp14">
+<w:footnotes xmlns:wpc="http://schemas.microsoft.com/office/word/2010/wordprocessingCanvas" xmlns:mc="http://schemas.openxmlformats.org/markup-compatibility/2006" xmlns:o="urn:schemas-microsoft-com:office:office" xmlns:r="http://schemas.openxmlformats.org/officeDocument/2006/relationships" xmlns:m="http://schemas.openxmlformats.org/officeDocument/2006/math" xmlns:v="urn:schemas-microsoft-com:vml" xmlns:wp14="http://schemas.microsoft.com/office/word/2010/wordprocessingDrawing" xmlns:wp="http://schemas.openxmlformats.org/drawingml/2006/wordprocessingDrawing" xmlns:w10="urn:schemas-microsoft-com:office:word" xmlns:w="http://schemas.openxmlformats.org/wordprocessingml/2006/main" xmlns:w14="http://schemas.microsoft.com/office/word/2010/wordml" xmlns:w15="http://schemas.microsoft.com/office/word/2012/wordml" xmlns:wpg="http://schemas.microsoft.com/office/word/2010/wordprocessingGroup" xmlns:wpi="http://schemas.microsoft.com/office/word/2010/wordprocessingInk" xmlns:wne="http://schemas.microsoft.com/office/word/2006/wordml" xmlns:wps="http://schemas.microsoft.com/office/word/2010/wordprocessingShape" mc:Ignorable="w14 w15 wp14">
   <w:footnote w:type="separator" w:id="-1">
     <w:p>
       <w:pPr>
@@ -33944,7 +34129,7 @@
 </file>
 
 <file path=word/header1.xml><?xml version="1.0" encoding="utf-8"?>
-<w:hdr xmlns:wpc="http://schemas.microsoft.com/office/word/2010/wordprocessingCanvas" xmlns:cx="http://schemas.microsoft.com/office/drawing/2014/chartex" xmlns:mc="http://schemas.openxmlformats.org/markup-compatibility/2006" xmlns:o="urn:schemas-microsoft-com:office:office" xmlns:r="http://schemas.openxmlformats.org/officeDocument/2006/relationships" xmlns:m="http://schemas.openxmlformats.org/officeDocument/2006/math" xmlns:v="urn:schemas-microsoft-com:vml" xmlns:wp14="http://schemas.microsoft.com/office/word/2010/wordprocessingDrawing" xmlns:wp="http://schemas.openxmlformats.org/drawingml/2006/wordprocessingDrawing" xmlns:w10="urn:schemas-microsoft-com:office:word" xmlns:w="http://schemas.openxmlformats.org/wordprocessingml/2006/main" xmlns:w14="http://schemas.microsoft.com/office/word/2010/wordml" xmlns:w15="http://schemas.microsoft.com/office/word/2012/wordml" xmlns:w16se="http://schemas.microsoft.com/office/word/2015/wordml/symex" xmlns:wpg="http://schemas.microsoft.com/office/word/2010/wordprocessingGroup" xmlns:wpi="http://schemas.microsoft.com/office/word/2010/wordprocessingInk" xmlns:wne="http://schemas.microsoft.com/office/word/2006/wordml" xmlns:wps="http://schemas.microsoft.com/office/word/2010/wordprocessingShape" mc:Ignorable="w14 w15 w16se wp14">
+<w:hdr xmlns:wpc="http://schemas.microsoft.com/office/word/2010/wordprocessingCanvas" xmlns:mc="http://schemas.openxmlformats.org/markup-compatibility/2006" xmlns:o="urn:schemas-microsoft-com:office:office" xmlns:r="http://schemas.openxmlformats.org/officeDocument/2006/relationships" xmlns:m="http://schemas.openxmlformats.org/officeDocument/2006/math" xmlns:v="urn:schemas-microsoft-com:vml" xmlns:wp14="http://schemas.microsoft.com/office/word/2010/wordprocessingDrawing" xmlns:wp="http://schemas.openxmlformats.org/drawingml/2006/wordprocessingDrawing" xmlns:w10="urn:schemas-microsoft-com:office:word" xmlns:w="http://schemas.openxmlformats.org/wordprocessingml/2006/main" xmlns:w14="http://schemas.microsoft.com/office/word/2010/wordml" xmlns:w15="http://schemas.microsoft.com/office/word/2012/wordml" xmlns:wpg="http://schemas.microsoft.com/office/word/2010/wordprocessingGroup" xmlns:wpi="http://schemas.microsoft.com/office/word/2010/wordprocessingInk" xmlns:wne="http://schemas.microsoft.com/office/word/2006/wordml" xmlns:wps="http://schemas.microsoft.com/office/word/2010/wordprocessingShape" mc:Ignorable="w14 w15 wp14">
   <w:p>
     <w:pPr>
       <w:pStyle w:val="Encabezado"/>
@@ -33954,7 +34139,7 @@
 </file>
 
 <file path=word/header2.xml><?xml version="1.0" encoding="utf-8"?>
-<w:hdr xmlns:wpc="http://schemas.microsoft.com/office/word/2010/wordprocessingCanvas" xmlns:cx="http://schemas.microsoft.com/office/drawing/2014/chartex" xmlns:mc="http://schemas.openxmlformats.org/markup-compatibility/2006" xmlns:o="urn:schemas-microsoft-com:office:office" xmlns:r="http://schemas.openxmlformats.org/officeDocument/2006/relationships" xmlns:m="http://schemas.openxmlformats.org/officeDocument/2006/math" xmlns:v="urn:schemas-microsoft-com:vml" xmlns:wp14="http://schemas.microsoft.com/office/word/2010/wordprocessingDrawing" xmlns:wp="http://schemas.openxmlformats.org/drawingml/2006/wordprocessingDrawing" xmlns:w10="urn:schemas-microsoft-com:office:word" xmlns:w="http://schemas.openxmlformats.org/wordprocessingml/2006/main" xmlns:w14="http://schemas.microsoft.com/office/word/2010/wordml" xmlns:w15="http://schemas.microsoft.com/office/word/2012/wordml" xmlns:w16se="http://schemas.microsoft.com/office/word/2015/wordml/symex" xmlns:wpg="http://schemas.microsoft.com/office/word/2010/wordprocessingGroup" xmlns:wpi="http://schemas.microsoft.com/office/word/2010/wordprocessingInk" xmlns:wne="http://schemas.microsoft.com/office/word/2006/wordml" xmlns:wps="http://schemas.microsoft.com/office/word/2010/wordprocessingShape" mc:Ignorable="w14 w15 w16se wp14">
+<w:hdr xmlns:wpc="http://schemas.microsoft.com/office/word/2010/wordprocessingCanvas" xmlns:mc="http://schemas.openxmlformats.org/markup-compatibility/2006" xmlns:o="urn:schemas-microsoft-com:office:office" xmlns:r="http://schemas.openxmlformats.org/officeDocument/2006/relationships" xmlns:m="http://schemas.openxmlformats.org/officeDocument/2006/math" xmlns:v="urn:schemas-microsoft-com:vml" xmlns:wp14="http://schemas.microsoft.com/office/word/2010/wordprocessingDrawing" xmlns:wp="http://schemas.openxmlformats.org/drawingml/2006/wordprocessingDrawing" xmlns:w10="urn:schemas-microsoft-com:office:word" xmlns:w="http://schemas.openxmlformats.org/wordprocessingml/2006/main" xmlns:w14="http://schemas.microsoft.com/office/word/2010/wordml" xmlns:w15="http://schemas.microsoft.com/office/word/2012/wordml" xmlns:wpg="http://schemas.microsoft.com/office/word/2010/wordprocessingGroup" xmlns:wpi="http://schemas.microsoft.com/office/word/2010/wordprocessingInk" xmlns:wne="http://schemas.microsoft.com/office/word/2006/wordml" xmlns:wps="http://schemas.microsoft.com/office/word/2010/wordprocessingShape" mc:Ignorable="w14 w15 wp14">
   <w:p>
     <w:pPr>
       <w:pStyle w:val="Encabezado"/>
@@ -33966,6 +34151,7 @@
     <w:r>
       <w:rPr>
         <w:noProof/>
+        <w:lang w:val="es-AR" w:eastAsia="es-AR"/>
       </w:rPr>
       <w:drawing>
         <wp:anchor distT="0" distB="0" distL="114300" distR="114300" simplePos="0" relativeHeight="251658240" behindDoc="0" locked="0" layoutInCell="1" allowOverlap="1" wp14:anchorId="7845613B" wp14:editId="18B01889">
@@ -34074,6 +34260,7 @@
         <w:b/>
         <w:noProof/>
         <w:u w:val="single"/>
+        <w:lang w:val="es-AR" w:eastAsia="es-AR"/>
       </w:rPr>
       <mc:AlternateContent>
         <mc:Choice Requires="wps">
@@ -34128,7 +34315,7 @@
             </wp:anchor>
           </w:drawing>
         </mc:Choice>
-        <mc:Fallback>
+        <mc:Fallback xmlns:w16se="http://schemas.microsoft.com/office/word/2015/wordml/symex" xmlns:cx="http://schemas.microsoft.com/office/drawing/2014/chartex">
           <w:pict>
             <v:line w14:anchorId="19F4DE7B" id="Conector recto 1" o:spid="_x0000_s1026" style="position:absolute;z-index:251663360;visibility:visible;mso-wrap-style:square;mso-width-percent:0;mso-wrap-distance-left:9pt;mso-wrap-distance-top:0;mso-wrap-distance-right:9pt;mso-wrap-distance-bottom:0;mso-position-horizontal:absolute;mso-position-horizontal-relative:text;mso-position-vertical:absolute;mso-position-vertical-relative:text;mso-width-percent:0;mso-width-relative:margin" from="-4.25pt,7.35pt" to="481.45pt,7.35pt" o:gfxdata="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" strokecolor="black [3200]" strokeweight=".5pt">
               <v:stroke joinstyle="miter"/>
@@ -34142,7 +34329,7 @@
 </file>
 
 <file path=word/header3.xml><?xml version="1.0" encoding="utf-8"?>
-<w:hdr xmlns:wpc="http://schemas.microsoft.com/office/word/2010/wordprocessingCanvas" xmlns:cx="http://schemas.microsoft.com/office/drawing/2014/chartex" xmlns:mc="http://schemas.openxmlformats.org/markup-compatibility/2006" xmlns:o="urn:schemas-microsoft-com:office:office" xmlns:r="http://schemas.openxmlformats.org/officeDocument/2006/relationships" xmlns:m="http://schemas.openxmlformats.org/officeDocument/2006/math" xmlns:v="urn:schemas-microsoft-com:vml" xmlns:wp14="http://schemas.microsoft.com/office/word/2010/wordprocessingDrawing" xmlns:wp="http://schemas.openxmlformats.org/drawingml/2006/wordprocessingDrawing" xmlns:w10="urn:schemas-microsoft-com:office:word" xmlns:w="http://schemas.openxmlformats.org/wordprocessingml/2006/main" xmlns:w14="http://schemas.microsoft.com/office/word/2010/wordml" xmlns:w15="http://schemas.microsoft.com/office/word/2012/wordml" xmlns:w16se="http://schemas.microsoft.com/office/word/2015/wordml/symex" xmlns:wpg="http://schemas.microsoft.com/office/word/2010/wordprocessingGroup" xmlns:wpi="http://schemas.microsoft.com/office/word/2010/wordprocessingInk" xmlns:wne="http://schemas.microsoft.com/office/word/2006/wordml" xmlns:wps="http://schemas.microsoft.com/office/word/2010/wordprocessingShape" mc:Ignorable="w14 w15 w16se wp14">
+<w:hdr xmlns:wpc="http://schemas.microsoft.com/office/word/2010/wordprocessingCanvas" xmlns:mc="http://schemas.openxmlformats.org/markup-compatibility/2006" xmlns:o="urn:schemas-microsoft-com:office:office" xmlns:r="http://schemas.openxmlformats.org/officeDocument/2006/relationships" xmlns:m="http://schemas.openxmlformats.org/officeDocument/2006/math" xmlns:v="urn:schemas-microsoft-com:vml" xmlns:wp14="http://schemas.microsoft.com/office/word/2010/wordprocessingDrawing" xmlns:wp="http://schemas.openxmlformats.org/drawingml/2006/wordprocessingDrawing" xmlns:w10="urn:schemas-microsoft-com:office:word" xmlns:w="http://schemas.openxmlformats.org/wordprocessingml/2006/main" xmlns:w14="http://schemas.microsoft.com/office/word/2010/wordml" xmlns:w15="http://schemas.microsoft.com/office/word/2012/wordml" xmlns:wpg="http://schemas.microsoft.com/office/word/2010/wordprocessingGroup" xmlns:wpi="http://schemas.microsoft.com/office/word/2010/wordprocessingInk" xmlns:wne="http://schemas.microsoft.com/office/word/2006/wordml" xmlns:wps="http://schemas.microsoft.com/office/word/2010/wordprocessingShape" mc:Ignorable="w14 w15 wp14">
   <w:p>
     <w:pPr>
       <w:pStyle w:val="Encabezado"/>
@@ -34152,7 +34339,7 @@
 </file>
 
 <file path=word/numbering.xml><?xml version="1.0" encoding="utf-8"?>
-<w:numbering xmlns:wpc="http://schemas.microsoft.com/office/word/2010/wordprocessingCanvas" xmlns:cx="http://schemas.microsoft.com/office/drawing/2014/chartex" xmlns:mc="http://schemas.openxmlformats.org/markup-compatibility/2006" xmlns:o="urn:schemas-microsoft-com:office:office" xmlns:r="http://schemas.openxmlformats.org/officeDocument/2006/relationships" xmlns:m="http://schemas.openxmlformats.org/officeDocument/2006/math" xmlns:v="urn:schemas-microsoft-com:vml" xmlns:wp14="http://schemas.microsoft.com/office/word/2010/wordprocessingDrawing" xmlns:wp="http://schemas.openxmlformats.org/drawingml/2006/wordprocessingDrawing" xmlns:w10="urn:schemas-microsoft-com:office:word" xmlns:w="http://schemas.openxmlformats.org/wordprocessingml/2006/main" xmlns:w14="http://schemas.microsoft.com/office/word/2010/wordml" xmlns:w15="http://schemas.microsoft.com/office/word/2012/wordml" xmlns:w16se="http://schemas.microsoft.com/office/word/2015/wordml/symex" xmlns:wpg="http://schemas.microsoft.com/office/word/2010/wordprocessingGroup" xmlns:wpi="http://schemas.microsoft.com/office/word/2010/wordprocessingInk" xmlns:wne="http://schemas.microsoft.com/office/word/2006/wordml" xmlns:wps="http://schemas.microsoft.com/office/word/2010/wordprocessingShape" mc:Ignorable="w14 w15 w16se wp14">
+<w:numbering xmlns:wpc="http://schemas.microsoft.com/office/word/2010/wordprocessingCanvas" xmlns:mc="http://schemas.openxmlformats.org/markup-compatibility/2006" xmlns:o="urn:schemas-microsoft-com:office:office" xmlns:r="http://schemas.openxmlformats.org/officeDocument/2006/relationships" xmlns:m="http://schemas.openxmlformats.org/officeDocument/2006/math" xmlns:v="urn:schemas-microsoft-com:vml" xmlns:wp14="http://schemas.microsoft.com/office/word/2010/wordprocessingDrawing" xmlns:wp="http://schemas.openxmlformats.org/drawingml/2006/wordprocessingDrawing" xmlns:w10="urn:schemas-microsoft-com:office:word" xmlns:w="http://schemas.openxmlformats.org/wordprocessingml/2006/main" xmlns:w14="http://schemas.microsoft.com/office/word/2010/wordml" xmlns:w15="http://schemas.microsoft.com/office/word/2012/wordml" xmlns:wpg="http://schemas.microsoft.com/office/word/2010/wordprocessingGroup" xmlns:wpi="http://schemas.microsoft.com/office/word/2010/wordprocessingInk" xmlns:wne="http://schemas.microsoft.com/office/word/2006/wordml" xmlns:wps="http://schemas.microsoft.com/office/word/2010/wordprocessingShape" mc:Ignorable="w14 w15 wp14">
   <w:abstractNum w:abstractNumId="0" w15:restartNumberingAfterBreak="0">
     <w:nsid w:val="03EA4D80"/>
     <w:multiLevelType w:val="hybridMultilevel"/>
@@ -34923,7 +35110,7 @@
 </file>
 
 <file path=word/styles.xml><?xml version="1.0" encoding="utf-8"?>
-<w:styles xmlns:mc="http://schemas.openxmlformats.org/markup-compatibility/2006" xmlns:r="http://schemas.openxmlformats.org/officeDocument/2006/relationships" xmlns:w="http://schemas.openxmlformats.org/wordprocessingml/2006/main" xmlns:w14="http://schemas.microsoft.com/office/word/2010/wordml" xmlns:w15="http://schemas.microsoft.com/office/word/2012/wordml" xmlns:w16se="http://schemas.microsoft.com/office/word/2015/wordml/symex" mc:Ignorable="w14 w15 w16se">
+<w:styles xmlns:mc="http://schemas.openxmlformats.org/markup-compatibility/2006" xmlns:r="http://schemas.openxmlformats.org/officeDocument/2006/relationships" xmlns:w="http://schemas.openxmlformats.org/wordprocessingml/2006/main" xmlns:w14="http://schemas.microsoft.com/office/word/2010/wordml" xmlns:w15="http://schemas.microsoft.com/office/word/2012/wordml" mc:Ignorable="w14 w15">
   <w:docDefaults>
     <w:rPrDefault>
       <w:rPr>
@@ -35539,11 +35726,11 @@
       <w:szCs w:val="32"/>
     </w:rPr>
   </w:style>
-  <w:style w:type="paragraph" w:styleId="Ttulo">
+  <w:style w:type="paragraph" w:styleId="Puesto">
     <w:name w:val="Title"/>
     <w:basedOn w:val="Normal"/>
     <w:next w:val="Normal"/>
-    <w:link w:val="TtuloCar"/>
+    <w:link w:val="PuestoCar"/>
     <w:uiPriority w:val="10"/>
     <w:qFormat/>
     <w:rsid w:val="00900E1C"/>
@@ -35559,10 +35746,10 @@
       <w:szCs w:val="56"/>
     </w:rPr>
   </w:style>
-  <w:style w:type="character" w:customStyle="1" w:styleId="TtuloCar">
-    <w:name w:val="Título Car"/>
+  <w:style w:type="character" w:customStyle="1" w:styleId="PuestoCar">
+    <w:name w:val="Puesto Car"/>
     <w:basedOn w:val="Fuentedeprrafopredeter"/>
-    <w:link w:val="Ttulo"/>
+    <w:link w:val="Puesto"/>
     <w:uiPriority w:val="10"/>
     <w:rsid w:val="00900E1C"/>
     <w:rPr>
@@ -35573,7 +35760,7 @@
       <w:szCs w:val="56"/>
     </w:rPr>
   </w:style>
-  <w:style w:type="paragraph" w:styleId="TtuloTDC">
+  <w:style w:type="paragraph" w:styleId="TtulodeTDC">
     <w:name w:val="TOC Heading"/>
     <w:basedOn w:val="Ttulo1"/>
     <w:next w:val="Normal"/>
@@ -36069,7 +36256,7 @@
 </file>
 
 <file path=customXml/itemProps1.xml><?xml version="1.0" encoding="utf-8"?>
-<ds:datastoreItem xmlns:ds="http://schemas.openxmlformats.org/officeDocument/2006/customXml" ds:itemID="{FF20559A-7B65-47DE-906A-2C8D195B449B}">
+<ds:datastoreItem xmlns:ds="http://schemas.openxmlformats.org/officeDocument/2006/customXml" ds:itemID="{2D2E040F-2E25-498A-8202-3DADD27A5511}">
   <ds:schemaRefs>
     <ds:schemaRef ds:uri="http://schemas.openxmlformats.org/officeDocument/2006/bibliography"/>
   </ds:schemaRefs>

--- a/Trabajo_Final/Trabajo Final R1-BORQUEZ-RAYES.docx
+++ b/Trabajo_Final/Trabajo Final R1-BORQUEZ-RAYES.docx
@@ -1,6 +1,6 @@
 
 <file path=word/document.xml><?xml version="1.0" encoding="utf-8"?>
-<w:document xmlns:wpc="http://schemas.microsoft.com/office/word/2010/wordprocessingCanvas" xmlns:mc="http://schemas.openxmlformats.org/markup-compatibility/2006" xmlns:o="urn:schemas-microsoft-com:office:office" xmlns:r="http://schemas.openxmlformats.org/officeDocument/2006/relationships" xmlns:m="http://schemas.openxmlformats.org/officeDocument/2006/math" xmlns:v="urn:schemas-microsoft-com:vml" xmlns:wp14="http://schemas.microsoft.com/office/word/2010/wordprocessingDrawing" xmlns:wp="http://schemas.openxmlformats.org/drawingml/2006/wordprocessingDrawing" xmlns:w10="urn:schemas-microsoft-com:office:word" xmlns:w="http://schemas.openxmlformats.org/wordprocessingml/2006/main" xmlns:w14="http://schemas.microsoft.com/office/word/2010/wordml" xmlns:w15="http://schemas.microsoft.com/office/word/2012/wordml" xmlns:wpg="http://schemas.microsoft.com/office/word/2010/wordprocessingGroup" xmlns:wpi="http://schemas.microsoft.com/office/word/2010/wordprocessingInk" xmlns:wne="http://schemas.microsoft.com/office/word/2006/wordml" xmlns:wps="http://schemas.microsoft.com/office/word/2010/wordprocessingShape" mc:Ignorable="w14 w15 wp14">
+<w:document xmlns:wpc="http://schemas.microsoft.com/office/word/2010/wordprocessingCanvas" xmlns:cx="http://schemas.microsoft.com/office/drawing/2014/chartex" xmlns:mc="http://schemas.openxmlformats.org/markup-compatibility/2006" xmlns:o="urn:schemas-microsoft-com:office:office" xmlns:r="http://schemas.openxmlformats.org/officeDocument/2006/relationships" xmlns:m="http://schemas.openxmlformats.org/officeDocument/2006/math" xmlns:v="urn:schemas-microsoft-com:vml" xmlns:wp14="http://schemas.microsoft.com/office/word/2010/wordprocessingDrawing" xmlns:wp="http://schemas.openxmlformats.org/drawingml/2006/wordprocessingDrawing" xmlns:w10="urn:schemas-microsoft-com:office:word" xmlns:w="http://schemas.openxmlformats.org/wordprocessingml/2006/main" xmlns:w14="http://schemas.microsoft.com/office/word/2010/wordml" xmlns:w15="http://schemas.microsoft.com/office/word/2012/wordml" xmlns:w16se="http://schemas.microsoft.com/office/word/2015/wordml/symex" xmlns:wpg="http://schemas.microsoft.com/office/word/2010/wordprocessingGroup" xmlns:wpi="http://schemas.microsoft.com/office/word/2010/wordprocessingInk" xmlns:wne="http://schemas.microsoft.com/office/word/2006/wordml" xmlns:wps="http://schemas.microsoft.com/office/word/2010/wordprocessingShape" mc:Ignorable="w14 w15 w16se wp14">
   <w:body>
     <w:p>
       <w:pPr>
@@ -33,7 +33,6 @@
       <w:r>
         <w:rPr>
           <w:noProof/>
-          <w:lang w:val="es-AR" w:eastAsia="es-AR"/>
         </w:rPr>
         <w:drawing>
           <wp:anchor distT="0" distB="0" distL="114300" distR="114300" simplePos="0" relativeHeight="251661312" behindDoc="0" locked="0" layoutInCell="1" allowOverlap="1" wp14:anchorId="2AFF95CA" wp14:editId="2A222865">
@@ -629,7 +628,7 @@
       <w:sdtContent>
         <w:p>
           <w:pPr>
-            <w:pStyle w:val="TtulodeTDC"/>
+            <w:pStyle w:val="TtuloTDC"/>
             <w:ind w:left="1440" w:hanging="1156"/>
             <w:rPr>
               <w:rFonts w:ascii="Cambria Math" w:hAnsi="Cambria Math"/>
@@ -4654,21 +4653,7 @@
         <w:rPr>
           <w:lang w:val="es-ES"/>
         </w:rPr>
-        <w:t xml:space="preserve">a mesa de trabajo. El robot se modela mediante la convención de </w:t>
-      </w:r>
-      <w:proofErr w:type="spellStart"/>
-      <w:r>
-        <w:rPr>
-          <w:lang w:val="es-ES"/>
-        </w:rPr>
-        <w:t>Denavit-Hartenberg</w:t>
-      </w:r>
-      <w:proofErr w:type="spellEnd"/>
-      <w:r>
-        <w:rPr>
-          <w:lang w:val="es-ES"/>
-        </w:rPr>
-        <w:t>, construyendo su model</w:t>
+        <w:t>a mesa de trabajo. El robot se modela mediante la convención de Denavit-Hartenberg, construyendo su model</w:t>
       </w:r>
       <w:r>
         <w:rPr>
@@ -4730,21 +4715,7 @@
         <w:rPr>
           <w:lang w:val="es-ES"/>
         </w:rPr>
-        <w:t xml:space="preserve"> Robot UR10e, manipulación de materiales radiactivos, cinemática directa, cinemática inversa, planificación de trayectorias, singularidades robóticas, convención </w:t>
-      </w:r>
-      <w:proofErr w:type="spellStart"/>
-      <w:r>
-        <w:rPr>
-          <w:lang w:val="es-ES"/>
-        </w:rPr>
-        <w:t>Denavit-Hartenberg</w:t>
-      </w:r>
-      <w:proofErr w:type="spellEnd"/>
-      <w:r>
-        <w:rPr>
-          <w:lang w:val="es-ES"/>
-        </w:rPr>
-        <w:t>,</w:t>
+        <w:t xml:space="preserve"> Robot UR10e, manipulación de materiales radiactivos, cinemática directa, cinemática inversa, planificación de trayectorias, singularidades robóticas, convención Denavit-Hartenberg,</w:t>
       </w:r>
       <w:r>
         <w:rPr>
@@ -4839,35 +4810,7 @@
         <w:rPr>
           <w:lang w:val="en-GB"/>
         </w:rPr>
-        <w:t xml:space="preserve"> container, and a workbench. The robot is </w:t>
-      </w:r>
-      <w:proofErr w:type="spellStart"/>
-      <w:r>
-        <w:rPr>
-          <w:lang w:val="en-GB"/>
-        </w:rPr>
-        <w:t>modeled</w:t>
-      </w:r>
-      <w:proofErr w:type="spellEnd"/>
-      <w:r>
-        <w:rPr>
-          <w:lang w:val="en-GB"/>
-        </w:rPr>
-        <w:t xml:space="preserve"> using the </w:t>
-      </w:r>
-      <w:proofErr w:type="spellStart"/>
-      <w:r>
-        <w:rPr>
-          <w:lang w:val="en-GB"/>
-        </w:rPr>
-        <w:t>Denavit-Hartenberg</w:t>
-      </w:r>
-      <w:proofErr w:type="spellEnd"/>
-      <w:r>
-        <w:rPr>
-          <w:lang w:val="en-GB"/>
-        </w:rPr>
-        <w:t xml:space="preserve"> convention, building its forward and inverse kinematic models with the matrix method to solve inverse kinematics. Singularities within the robot's workspace are also explored and classified, and trajectories are planned and generated through interpolation in both joint and Cartesian spaces. The simulation results demonstrate the precision of the generated trajectories for executing complex movements smoothly.</w:t>
+        <w:t xml:space="preserve"> container, and a workbench. The robot is modeled using the Denavit-Hartenberg convention, building its forward and inverse kinematic models with the matrix method to solve inverse kinematics. Singularities within the robot's workspace are also explored and classified, and trajectories are planned and generated through interpolation in both joint and Cartesian spaces. The simulation results demonstrate the precision of the generated trajectories for executing complex movements smoothly.</w:t>
       </w:r>
     </w:p>
     <w:p>
@@ -4889,21 +4832,7 @@
         <w:rPr>
           <w:lang w:val="en-GB"/>
         </w:rPr>
-        <w:t xml:space="preserve"> UR10e robot, radioactive material handling, forward kinematics, inverse kinematics, trajectory planning, robotic singularities, </w:t>
-      </w:r>
-      <w:proofErr w:type="spellStart"/>
-      <w:r>
-        <w:rPr>
-          <w:lang w:val="en-GB"/>
-        </w:rPr>
-        <w:t>Denavit-Hartenberg</w:t>
-      </w:r>
-      <w:proofErr w:type="spellEnd"/>
-      <w:r>
-        <w:rPr>
-          <w:lang w:val="en-GB"/>
-        </w:rPr>
-        <w:t xml:space="preserve"> convention, workspace interpolation</w:t>
+        <w:t xml:space="preserve"> UR10e robot, radioactive material handling, forward kinematics, inverse kinematics, trajectory planning, robotic singularities, Denavit-Hartenberg convention, workspace interpolation</w:t>
       </w:r>
     </w:p>
     <w:p>
@@ -5093,27 +5022,13 @@
         <w:rPr>
           <w:lang w:val="es-ES"/>
         </w:rPr>
-        <w:t xml:space="preserve">ón del </w:t>
-      </w:r>
-      <w:proofErr w:type="spellStart"/>
-      <w:r>
-        <w:rPr>
-          <w:lang w:val="es-ES"/>
-        </w:rPr>
-        <w:t>L</w:t>
-      </w:r>
-      <w:r>
-        <w:rPr>
-          <w:lang w:val="es-ES"/>
-        </w:rPr>
-        <w:t>ayout</w:t>
-      </w:r>
-      <w:proofErr w:type="spellEnd"/>
-      <w:r>
-        <w:rPr>
-          <w:lang w:val="es-ES"/>
-        </w:rPr>
-        <w:t xml:space="preserve"> de la celda</w:t>
+        <w:t>ón del L</w:t>
+      </w:r>
+      <w:r>
+        <w:rPr>
+          <w:lang w:val="es-ES"/>
+        </w:rPr>
+        <w:t>ayout de la celda</w:t>
       </w:r>
       <w:bookmarkEnd w:id="4"/>
     </w:p>
@@ -5207,7 +5122,6 @@
       <w:r>
         <w:rPr>
           <w:noProof/>
-          <w:lang w:val="es-AR" w:eastAsia="es-AR"/>
         </w:rPr>
         <w:drawing>
           <wp:inline distT="0" distB="0" distL="0" distR="0" wp14:anchorId="503E2C02" wp14:editId="7C2B3405">
@@ -5256,6 +5170,8 @@
           </wp:inline>
         </w:drawing>
       </w:r>
+      <w:bookmarkStart w:id="5" w:name="_GoBack"/>
+      <w:bookmarkEnd w:id="5"/>
     </w:p>
     <w:p>
       <w:pPr>
@@ -5327,21 +5243,7 @@
         <w:rPr>
           <w:lang w:val="es-ES"/>
         </w:rPr>
-        <w:t xml:space="preserve"> planos con el detalle del </w:t>
-      </w:r>
-      <w:proofErr w:type="spellStart"/>
-      <w:r>
-        <w:rPr>
-          <w:lang w:val="es-ES"/>
-        </w:rPr>
-        <w:t>layout</w:t>
-      </w:r>
-      <w:proofErr w:type="spellEnd"/>
-      <w:r>
-        <w:rPr>
-          <w:lang w:val="es-ES"/>
-        </w:rPr>
-        <w:t xml:space="preserve"> de la planta.</w:t>
+        <w:t xml:space="preserve"> planos con el detalle del layout de la planta.</w:t>
       </w:r>
     </w:p>
     <w:p>
@@ -5351,7 +5253,7 @@
           <w:lang w:val="es-ES"/>
         </w:rPr>
       </w:pPr>
-      <w:bookmarkStart w:id="5" w:name="_Toc181915269"/>
+      <w:bookmarkStart w:id="6" w:name="_Toc181915269"/>
       <w:r>
         <w:rPr>
           <w:u w:val="none"/>
@@ -5372,7 +5274,7 @@
         </w:rPr>
         <w:t>Máquina de gammagrafía</w:t>
       </w:r>
-      <w:bookmarkEnd w:id="5"/>
+      <w:bookmarkEnd w:id="6"/>
     </w:p>
     <w:p>
       <w:pPr>
@@ -5430,7 +5332,6 @@
           <w:id w:val="-841549440"/>
           <w:citation/>
         </w:sdtPr>
-        <w:sdtEndPr/>
         <w:sdtContent>
           <w:r>
             <w:rPr>
@@ -5548,7 +5449,6 @@
       <w:r>
         <w:rPr>
           <w:noProof/>
-          <w:lang w:val="es-AR" w:eastAsia="es-AR"/>
         </w:rPr>
         <w:lastRenderedPageBreak/>
         <w:drawing>
@@ -5607,7 +5507,6 @@
       <w:r>
         <w:rPr>
           <w:noProof/>
-          <w:lang w:val="es-AR" w:eastAsia="es-AR"/>
         </w:rPr>
         <w:drawing>
           <wp:inline distT="0" distB="0" distL="0" distR="0" wp14:anchorId="40010F8C" wp14:editId="03BE4CF3">
@@ -5733,7 +5632,7 @@
           <w:lang w:val="es-ES"/>
         </w:rPr>
       </w:pPr>
-      <w:bookmarkStart w:id="6" w:name="_Toc181915270"/>
+      <w:bookmarkStart w:id="7" w:name="_Toc181915270"/>
       <w:r>
         <w:rPr>
           <w:u w:val="none"/>
@@ -5761,7 +5660,7 @@
         </w:rPr>
         <w:t>Pastillas de material radiactivo</w:t>
       </w:r>
-      <w:bookmarkEnd w:id="6"/>
+      <w:bookmarkEnd w:id="7"/>
     </w:p>
     <w:p>
       <w:pPr>
@@ -5798,7 +5697,6 @@
       <w:r>
         <w:rPr>
           <w:noProof/>
-          <w:lang w:val="es-AR" w:eastAsia="es-AR"/>
         </w:rPr>
         <w:drawing>
           <wp:inline distT="0" distB="0" distL="0" distR="0" wp14:anchorId="369AA6A6" wp14:editId="65F7F3C3">
@@ -5893,7 +5791,7 @@
           <w:lang w:val="es-ES"/>
         </w:rPr>
       </w:pPr>
-      <w:bookmarkStart w:id="7" w:name="_Toc181915271"/>
+      <w:bookmarkStart w:id="8" w:name="_Toc181915271"/>
       <w:r>
         <w:rPr>
           <w:u w:val="none"/>
@@ -5935,7 +5833,7 @@
         </w:rPr>
         <w:t>Contenedor</w:t>
       </w:r>
-      <w:bookmarkEnd w:id="7"/>
+      <w:bookmarkEnd w:id="8"/>
     </w:p>
     <w:p>
       <w:pPr>
@@ -6006,27 +5904,13 @@
         <w:rPr>
           <w:lang w:val="es-ES"/>
         </w:rPr>
-        <w:t xml:space="preserve"> 6, que es un contenedor de plomo para material radiactivo de la marca </w:t>
-      </w:r>
-      <w:proofErr w:type="spellStart"/>
-      <w:r>
-        <w:rPr>
-          <w:lang w:val="es-ES"/>
-        </w:rPr>
-        <w:t>Ve</w:t>
-      </w:r>
-      <w:r>
-        <w:rPr>
-          <w:lang w:val="es-ES"/>
-        </w:rPr>
-        <w:t>ntus</w:t>
-      </w:r>
-      <w:proofErr w:type="spellEnd"/>
-      <w:r>
-        <w:rPr>
-          <w:lang w:val="es-ES"/>
-        </w:rPr>
-        <w:t xml:space="preserve"> </w:t>
+        <w:t xml:space="preserve"> 6, que es un contenedor de plomo para material radiactivo de la marca Ve</w:t>
+      </w:r>
+      <w:r>
+        <w:rPr>
+          <w:lang w:val="es-ES"/>
+        </w:rPr>
+        <w:t xml:space="preserve">ntus </w:t>
       </w:r>
       <w:sdt>
         <w:sdtPr>
@@ -6036,7 +5920,6 @@
           <w:id w:val="2040159643"/>
           <w:citation/>
         </w:sdtPr>
-        <w:sdtEndPr/>
         <w:sdtContent>
           <w:r>
             <w:rPr>
@@ -6128,7 +6011,6 @@
       <w:r>
         <w:rPr>
           <w:noProof/>
-          <w:lang w:val="es-AR" w:eastAsia="es-AR"/>
         </w:rPr>
         <w:drawing>
           <wp:inline distT="0" distB="0" distL="0" distR="0" wp14:anchorId="744F6849" wp14:editId="2560C0AB">
@@ -6186,7 +6068,6 @@
       <w:r>
         <w:rPr>
           <w:noProof/>
-          <w:lang w:val="es-AR" w:eastAsia="es-AR"/>
         </w:rPr>
         <w:drawing>
           <wp:inline distT="0" distB="0" distL="0" distR="0" wp14:anchorId="0BCC1540" wp14:editId="2F57E369">
@@ -6315,7 +6196,7 @@
           <w:lang w:val="es-ES"/>
         </w:rPr>
       </w:pPr>
-      <w:bookmarkStart w:id="8" w:name="_Toc181915272"/>
+      <w:bookmarkStart w:id="9" w:name="_Toc181915272"/>
       <w:r>
         <w:rPr>
           <w:u w:val="none"/>
@@ -6337,7 +6218,7 @@
         </w:rPr>
         <w:t>Mesa</w:t>
       </w:r>
-      <w:bookmarkEnd w:id="8"/>
+      <w:bookmarkEnd w:id="9"/>
     </w:p>
     <w:p>
       <w:pPr>
@@ -6416,7 +6297,6 @@
       <w:r>
         <w:rPr>
           <w:noProof/>
-          <w:lang w:val="es-AR" w:eastAsia="es-AR"/>
         </w:rPr>
         <w:drawing>
           <wp:inline distT="0" distB="0" distL="0" distR="0" wp14:anchorId="59BBFE99" wp14:editId="1C230A0D">
@@ -6502,7 +6382,7 @@
           <w:lang w:val="es-ES"/>
         </w:rPr>
       </w:pPr>
-      <w:bookmarkStart w:id="9" w:name="_Toc181915273"/>
+      <w:bookmarkStart w:id="10" w:name="_Toc181915273"/>
       <w:r>
         <w:rPr>
           <w:lang w:val="es-ES"/>
@@ -6521,7 +6401,7 @@
         </w:rPr>
         <w:t>Secuencia de operaciones</w:t>
       </w:r>
-      <w:bookmarkEnd w:id="9"/>
+      <w:bookmarkEnd w:id="10"/>
     </w:p>
     <w:p>
       <w:pPr>
@@ -6645,7 +6525,7 @@
           <w:lang w:val="es-ES"/>
         </w:rPr>
       </w:pPr>
-      <w:bookmarkStart w:id="10" w:name="_Toc181915274"/>
+      <w:bookmarkStart w:id="11" w:name="_Toc181915274"/>
       <w:r>
         <w:rPr>
           <w:lang w:val="es-ES"/>
@@ -6664,7 +6544,7 @@
         </w:rPr>
         <w:t>Características del robot</w:t>
       </w:r>
-      <w:bookmarkEnd w:id="10"/>
+      <w:bookmarkEnd w:id="11"/>
     </w:p>
     <w:p>
       <w:pPr>
@@ -6711,7 +6591,6 @@
           <w:id w:val="406502180"/>
           <w:citation/>
         </w:sdtPr>
-        <w:sdtEndPr/>
         <w:sdtContent>
           <w:r>
             <w:rPr>
@@ -6811,7 +6690,6 @@
       <w:r>
         <w:rPr>
           <w:noProof/>
-          <w:lang w:val="es-AR" w:eastAsia="es-AR"/>
         </w:rPr>
         <w:lastRenderedPageBreak/>
         <w:drawing>
@@ -6870,7 +6748,6 @@
       <w:r>
         <w:rPr>
           <w:noProof/>
-          <w:lang w:val="es-AR" w:eastAsia="es-AR"/>
         </w:rPr>
         <w:drawing>
           <wp:inline distT="0" distB="0" distL="0" distR="0" wp14:anchorId="50F2C596" wp14:editId="0C92DC45">
@@ -7042,21 +6919,7 @@
         <w:rPr>
           <w:lang w:val="es-ES"/>
         </w:rPr>
-        <w:t xml:space="preserve">Con un alcance máximo de 1300 mm y carga máxima de 12.5 kg, el UR10e es adecuado para esta aplicación. Su capacidad de torque en el extremo final es de alrededor de 10 </w:t>
-      </w:r>
-      <w:proofErr w:type="spellStart"/>
-      <w:r>
-        <w:rPr>
-          <w:lang w:val="es-ES"/>
-        </w:rPr>
-        <w:t>Nm</w:t>
-      </w:r>
-      <w:proofErr w:type="spellEnd"/>
-      <w:r>
-        <w:rPr>
-          <w:lang w:val="es-ES"/>
-        </w:rPr>
-        <w:t>, suficiente para la operación, considerando que el torque promedio para abrir roscas ronda dicho valor.</w:t>
+        <w:t>Con un alcance máximo de 1300 mm y carga máxima de 12.5 kg, el UR10e es adecuado para esta aplicación. Su capacidad de torque en el extremo final es de alrededor de 10 Nm, suficiente para la operación, considerando que el torque promedio para abrir roscas ronda dicho valor.</w:t>
       </w:r>
     </w:p>
     <w:p>
@@ -7067,7 +6930,7 @@
           <w:lang w:val="es-AR"/>
         </w:rPr>
       </w:pPr>
-      <w:bookmarkStart w:id="11" w:name="_Toc181915275"/>
+      <w:bookmarkStart w:id="12" w:name="_Toc181915275"/>
       <w:r>
         <w:rPr>
           <w:u w:val="none"/>
@@ -7089,7 +6952,7 @@
         </w:rPr>
         <w:t>Efector final</w:t>
       </w:r>
-      <w:bookmarkEnd w:id="11"/>
+      <w:bookmarkEnd w:id="12"/>
     </w:p>
     <w:p>
       <w:pPr>
@@ -7119,21 +6982,7 @@
         <w:rPr>
           <w:lang w:val="es-AR"/>
         </w:rPr>
-        <w:t xml:space="preserve">Agarrar: Un </w:t>
-      </w:r>
-      <w:proofErr w:type="spellStart"/>
-      <w:r>
-        <w:rPr>
-          <w:lang w:val="es-AR"/>
-        </w:rPr>
-        <w:t>gripper</w:t>
-      </w:r>
-      <w:proofErr w:type="spellEnd"/>
-      <w:r>
-        <w:rPr>
-          <w:lang w:val="es-AR"/>
-        </w:rPr>
-        <w:t xml:space="preserve"> para manipular la pastilla sin dañarla.</w:t>
+        <w:t>Agarrar: Un gripper para manipular la pastilla sin dañarla.</w:t>
       </w:r>
     </w:p>
     <w:p>
@@ -7164,30 +7013,8 @@
         <w:rPr>
           <w:lang w:val="es-AR"/>
         </w:rPr>
-        <w:t xml:space="preserve">En concreto se considera la utilización del </w:t>
-      </w:r>
-      <w:proofErr w:type="spellStart"/>
-      <w:r>
-        <w:rPr>
-          <w:lang w:val="es-AR"/>
-        </w:rPr>
-        <w:t>gripper</w:t>
-      </w:r>
-      <w:proofErr w:type="spellEnd"/>
-      <w:r>
-        <w:rPr>
-          <w:lang w:val="es-AR"/>
-        </w:rPr>
-        <w:t xml:space="preserve"> de 3 dedos de </w:t>
-      </w:r>
-      <w:proofErr w:type="spellStart"/>
-      <w:r>
-        <w:rPr>
-          <w:lang w:val="es-AR"/>
-        </w:rPr>
-        <w:t>RobotiQ</w:t>
-      </w:r>
-      <w:proofErr w:type="spellEnd"/>
+        <w:t>En concreto se considera la utilización del gripper de 3 dedos de RobotiQ</w:t>
+      </w:r>
       <w:r>
         <w:rPr>
           <w:lang w:val="es-AR"/>
@@ -7208,7 +7035,6 @@
           <w:id w:val="1586802962"/>
           <w:citation/>
         </w:sdtPr>
-        <w:sdtEndPr/>
         <w:sdtContent>
           <w:r>
             <w:rPr>
@@ -7278,7 +7104,6 @@
       <w:r>
         <w:rPr>
           <w:noProof/>
-          <w:lang w:val="es-AR" w:eastAsia="es-AR"/>
         </w:rPr>
         <w:drawing>
           <wp:inline distT="0" distB="0" distL="0" distR="0" wp14:anchorId="7918EF32" wp14:editId="4C9D50D7">
@@ -7377,7 +7202,7 @@
           <w:lang w:val="es-AR"/>
         </w:rPr>
       </w:pPr>
-      <w:bookmarkStart w:id="12" w:name="_Toc181915276"/>
+      <w:bookmarkStart w:id="13" w:name="_Toc181915276"/>
       <w:r>
         <w:rPr>
           <w:u w:val="none"/>
@@ -7405,7 +7230,7 @@
         </w:rPr>
         <w:t>Espacio de trabajo del robot</w:t>
       </w:r>
-      <w:bookmarkEnd w:id="12"/>
+      <w:bookmarkEnd w:id="13"/>
     </w:p>
     <w:p>
       <w:pPr>
@@ -7466,7 +7291,6 @@
       <w:r>
         <w:rPr>
           <w:noProof/>
-          <w:lang w:val="es-AR" w:eastAsia="es-AR"/>
         </w:rPr>
         <w:lastRenderedPageBreak/>
         <w:drawing>
@@ -7561,19 +7385,8 @@
           <w:szCs w:val="18"/>
           <w:lang w:val="es-ES"/>
         </w:rPr>
-        <w:t xml:space="preserve">– Espacio de trabajo </w:t>
-      </w:r>
-      <w:proofErr w:type="spellStart"/>
-      <w:r>
-        <w:rPr>
-          <w:rFonts w:eastAsiaTheme="minorEastAsia"/>
-          <w:sz w:val="18"/>
-          <w:szCs w:val="18"/>
-          <w:lang w:val="es-ES"/>
-        </w:rPr>
-        <w:t>Datasheet</w:t>
-      </w:r>
-      <w:proofErr w:type="spellEnd"/>
+        <w:t>– Espacio de trabajo Datasheet</w:t>
+      </w:r>
     </w:p>
     <w:p>
       <w:pPr>
@@ -7585,7 +7398,6 @@
       <w:r>
         <w:rPr>
           <w:noProof/>
-          <w:lang w:val="es-AR" w:eastAsia="es-AR"/>
         </w:rPr>
         <w:drawing>
           <wp:inline distT="0" distB="0" distL="0" distR="0" wp14:anchorId="1E351105" wp14:editId="74DAAADB">
@@ -7672,7 +7484,7 @@
           <w:lang w:val="es-ES"/>
         </w:rPr>
       </w:pPr>
-      <w:bookmarkStart w:id="13" w:name="_Toc181915277"/>
+      <w:bookmarkStart w:id="14" w:name="_Toc181915277"/>
       <w:r>
         <w:rPr>
           <w:rFonts w:eastAsiaTheme="minorEastAsia"/>
@@ -7694,7 +7506,7 @@
         </w:rPr>
         <w:t>Sensores</w:t>
       </w:r>
-      <w:bookmarkEnd w:id="13"/>
+      <w:bookmarkEnd w:id="14"/>
     </w:p>
     <w:p>
       <w:pPr>
@@ -7721,21 +7533,7 @@
         <w:rPr>
           <w:lang w:val="es-ES"/>
         </w:rPr>
-        <w:t xml:space="preserve">Para aplicaciones de manipulación que requieren precisión, como la apertura de contenedores y el traslado de materiales radioactivos, un sensor de fuerza y torque en la muñeca del robot resulta indispensable. Un ejemplo es el ATI Industrial </w:t>
-      </w:r>
-      <w:proofErr w:type="spellStart"/>
-      <w:r>
-        <w:rPr>
-          <w:lang w:val="es-ES"/>
-        </w:rPr>
-        <w:t>Automation</w:t>
-      </w:r>
-      <w:proofErr w:type="spellEnd"/>
-      <w:r>
-        <w:rPr>
-          <w:lang w:val="es-ES"/>
-        </w:rPr>
-        <w:t xml:space="preserve"> Axia80. Este sensor ofrece alta sensibilidad y permite al robot medir la fuerza ejercida en varios ejes, lo cual es esencial para el control preciso de tareas de manipulación y evitar fuerzas excesivas en contenedores sensibles. Además, el sensor permite ajustar la fuerza de agarre en función de la carga, detectando cambios en el peso o resistencia, lo cual es esencial para el manejo se</w:t>
+        <w:t>Para aplicaciones de manipulación que requieren precisión, como la apertura de contenedores y el traslado de materiales radioactivos, un sensor de fuerza y torque en la muñeca del robot resulta indispensable. Un ejemplo es el ATI Industrial Automation Axia80. Este sensor ofrece alta sensibilidad y permite al robot medir la fuerza ejercida en varios ejes, lo cual es esencial para el control preciso de tareas de manipulación y evitar fuerzas excesivas en contenedores sensibles. Además, el sensor permite ajustar la fuerza de agarre en función de la carga, detectando cambios en el peso o resistencia, lo cual es esencial para el manejo se</w:t>
       </w:r>
       <w:r>
         <w:rPr>
@@ -7798,156 +7596,91 @@
           <w:lang w:val="es-ES"/>
         </w:rPr>
       </w:pPr>
-      <w:proofErr w:type="spellStart"/>
       <w:r>
         <w:rPr>
           <w:b/>
           <w:lang w:val="es-ES"/>
         </w:rPr>
-        <w:t>Encoders</w:t>
-      </w:r>
-      <w:proofErr w:type="spellEnd"/>
-      <w:r>
+        <w:t>Encoders Ópticos:</w:t>
+      </w:r>
+    </w:p>
+    <w:p>
+      <w:pPr>
+        <w:rPr>
+          <w:lang w:val="es-ES"/>
+        </w:rPr>
+      </w:pPr>
+      <w:r>
+        <w:rPr>
+          <w:lang w:val="es-ES"/>
+        </w:rPr>
+        <w:t xml:space="preserve">El control preciso de la posición y la velocidad en las articulaciones del robot se logra con encoders ópticos en </w:t>
+      </w:r>
+      <w:r>
+        <w:rPr>
+          <w:lang w:val="es-ES"/>
+        </w:rPr>
+        <w:t>cada eje. Los Renishaw RESOLUTE</w:t>
+      </w:r>
+      <w:r>
+        <w:rPr>
+          <w:lang w:val="es-ES"/>
+        </w:rPr>
+        <w:t xml:space="preserve"> son un ejemplo de sensores avanzados para este tipo de control. Estos encoders proporcionan una retroalimentación de alta resolución, fundamental para mantener el control en aplicaciones de precisión y repetitividad. En el caso de tareas de pick-and-place en un entorno radioactivo, el encoder permite asegurar que cada posición articular esté alineada con las trayectorias programadas, reduciendo errores y aumentando la p</w:t>
+      </w:r>
+      <w:r>
+        <w:rPr>
+          <w:lang w:val="es-ES"/>
+        </w:rPr>
+        <w:t>recisión en el posicionamiento.</w:t>
+      </w:r>
+    </w:p>
+    <w:p>
+      <w:pPr>
         <w:rPr>
           <w:b/>
           <w:lang w:val="es-ES"/>
         </w:rPr>
-        <w:t xml:space="preserve"> Ópticos:</w:t>
-      </w:r>
-    </w:p>
-    <w:p>
-      <w:pPr>
-        <w:rPr>
-          <w:lang w:val="es-ES"/>
-        </w:rPr>
-      </w:pPr>
-      <w:r>
-        <w:rPr>
-          <w:lang w:val="es-ES"/>
-        </w:rPr>
-        <w:t xml:space="preserve">El control preciso de la posición y la velocidad en las articulaciones del robot se logra con </w:t>
-      </w:r>
-      <w:proofErr w:type="spellStart"/>
-      <w:r>
-        <w:rPr>
-          <w:lang w:val="es-ES"/>
-        </w:rPr>
-        <w:t>encoders</w:t>
-      </w:r>
-      <w:proofErr w:type="spellEnd"/>
-      <w:r>
-        <w:rPr>
-          <w:lang w:val="es-ES"/>
-        </w:rPr>
-        <w:t xml:space="preserve"> ópticos en </w:t>
-      </w:r>
-      <w:r>
-        <w:rPr>
-          <w:lang w:val="es-ES"/>
-        </w:rPr>
-        <w:t xml:space="preserve">cada eje. Los </w:t>
-      </w:r>
-      <w:proofErr w:type="spellStart"/>
-      <w:r>
-        <w:rPr>
-          <w:lang w:val="es-ES"/>
-        </w:rPr>
-        <w:t>Renishaw</w:t>
-      </w:r>
-      <w:proofErr w:type="spellEnd"/>
-      <w:r>
-        <w:rPr>
-          <w:lang w:val="es-ES"/>
-        </w:rPr>
-        <w:t xml:space="preserve"> RESOLUTE</w:t>
-      </w:r>
-      <w:r>
-        <w:rPr>
-          <w:lang w:val="es-ES"/>
-        </w:rPr>
-        <w:t xml:space="preserve"> son un ejemplo de sensores avanzados para este tipo de control. Estos </w:t>
-      </w:r>
-      <w:proofErr w:type="spellStart"/>
-      <w:r>
-        <w:rPr>
-          <w:lang w:val="es-ES"/>
-        </w:rPr>
-        <w:t>encoders</w:t>
-      </w:r>
-      <w:proofErr w:type="spellEnd"/>
-      <w:r>
-        <w:rPr>
-          <w:lang w:val="es-ES"/>
-        </w:rPr>
-        <w:t xml:space="preserve"> proporcionan una retroalimentación de alta resolución, fundamental para mantener el control en aplicaciones de precisión y repetitividad. En el caso de tareas de pick-and-place en un entorno radioactivo, el </w:t>
-      </w:r>
-      <w:proofErr w:type="spellStart"/>
-      <w:r>
-        <w:rPr>
-          <w:lang w:val="es-ES"/>
-        </w:rPr>
-        <w:t>encoder</w:t>
-      </w:r>
-      <w:proofErr w:type="spellEnd"/>
-      <w:r>
-        <w:rPr>
-          <w:lang w:val="es-ES"/>
-        </w:rPr>
-        <w:t xml:space="preserve"> permite asegurar que cada posición articular esté alineada con las trayectorias programadas, reduciendo errores y aumentando la p</w:t>
-      </w:r>
-      <w:r>
-        <w:rPr>
-          <w:lang w:val="es-ES"/>
-        </w:rPr>
-        <w:t>recisión en el posicionamiento.</w:t>
-      </w:r>
-    </w:p>
-    <w:p>
-      <w:pPr>
+      </w:pPr>
+      <w:r>
         <w:rPr>
           <w:b/>
           <w:lang w:val="es-ES"/>
         </w:rPr>
-      </w:pPr>
-      <w:r>
+        <w:t>Sensores de Corriente:</w:t>
+      </w:r>
+    </w:p>
+    <w:p>
+      <w:pPr>
+        <w:rPr>
+          <w:lang w:val="es-ES"/>
+        </w:rPr>
+      </w:pPr>
+      <w:r>
+        <w:rPr>
+          <w:lang w:val="es-ES"/>
+        </w:rPr>
+        <w:t>Medir la corriente en los motores del UR10e ayuda a monitorear el torque y detectar fallos o colisiones en tiempo real. El sensor LEM HO 10-P es una solución confiable para aplicaciones de monitoreo de corriente, permitiendo detectar picos de corriente que indican cambios en la resistencia de movimiento o la detección de objetos inesperados. Este monitoreo de corriente en tiempo real asegura la detección temprana de colisiones y la intervención oportuna en caso de un cambio brusco en la carga o en la resistencia, lo cual es crítico en el m</w:t>
+      </w:r>
+      <w:r>
+        <w:rPr>
+          <w:lang w:val="es-ES"/>
+        </w:rPr>
+        <w:t>anejo de materiales peligrosos.</w:t>
+      </w:r>
+    </w:p>
+    <w:p>
+      <w:pPr>
         <w:rPr>
           <w:b/>
           <w:lang w:val="es-ES"/>
         </w:rPr>
-        <w:t>Sensores de Corriente:</w:t>
-      </w:r>
-    </w:p>
-    <w:p>
-      <w:pPr>
-        <w:rPr>
-          <w:lang w:val="es-ES"/>
-        </w:rPr>
-      </w:pPr>
-      <w:r>
-        <w:rPr>
-          <w:lang w:val="es-ES"/>
-        </w:rPr>
-        <w:t>Medir la corriente en los motores del UR10e ayuda a monitorear el torque y detectar fallos o colisiones en tiempo real. El sensor LEM HO 10-P es una solución confiable para aplicaciones de monitoreo de corriente, permitiendo detectar picos de corriente que indican cambios en la resistencia de movimiento o la detección de objetos inesperados. Este monitoreo de corriente en tiempo real asegura la detección temprana de colisiones y la intervención oportuna en caso de un cambio brusco en la carga o en la resistencia, lo cual es crítico en el m</w:t>
-      </w:r>
-      <w:r>
-        <w:rPr>
-          <w:lang w:val="es-ES"/>
-        </w:rPr>
-        <w:t>anejo de materiales peligrosos.</w:t>
-      </w:r>
-    </w:p>
-    <w:p>
-      <w:pPr>
+      </w:pPr>
+      <w:r>
         <w:rPr>
           <w:b/>
           <w:lang w:val="es-ES"/>
         </w:rPr>
-      </w:pPr>
-      <w:r>
-        <w:rPr>
-          <w:b/>
-          <w:lang w:val="es-ES"/>
-        </w:rPr>
         <w:t>Sensores de Seguridad:</w:t>
       </w:r>
     </w:p>
@@ -7961,35 +7694,7 @@
         <w:rPr>
           <w:lang w:val="es-ES"/>
         </w:rPr>
-        <w:t xml:space="preserve">Los sensores de seguridad protegen el entorno del robot, especialmente en áreas donde se manejan materiales peligrosos. El </w:t>
-      </w:r>
-      <w:proofErr w:type="spellStart"/>
-      <w:r>
-        <w:rPr>
-          <w:lang w:val="es-ES"/>
-        </w:rPr>
-        <w:t>Pilz</w:t>
-      </w:r>
-      <w:proofErr w:type="spellEnd"/>
-      <w:r>
-        <w:rPr>
-          <w:lang w:val="es-ES"/>
-        </w:rPr>
-        <w:t xml:space="preserve"> </w:t>
-      </w:r>
-      <w:proofErr w:type="spellStart"/>
-      <w:r>
-        <w:rPr>
-          <w:lang w:val="es-ES"/>
-        </w:rPr>
-        <w:t>PSENscan</w:t>
-      </w:r>
-      <w:proofErr w:type="spellEnd"/>
-      <w:r>
-        <w:rPr>
-          <w:lang w:val="es-ES"/>
-        </w:rPr>
-        <w:t xml:space="preserve"> es un sensor de seguridad láser que detecta la presencia de personas o interrupciones en el área de trabajo del robot, deteniendo el movimiento en caso de que una persona entre en el espacio de operación. Estos sensores son esenciales para garantizar que el robot funcione solo cuando el área esté libre de personal, cumpliendo así con las normas de seguridad y evitando exposiciones innecesarias en entornos de alto riesgo.</w:t>
+        <w:t>Los sensores de seguridad protegen el entorno del robot, especialmente en áreas donde se manejan materiales peligrosos. El Pilz PSENscan es un sensor de seguridad láser que detecta la presencia de personas o interrupciones en el área de trabajo del robot, deteniendo el movimiento en caso de que una persona entre en el espacio de operación. Estos sensores son esenciales para garantizar que el robot funcione solo cuando el área esté libre de personal, cumpliendo así con las normas de seguridad y evitando exposiciones innecesarias en entornos de alto riesgo.</w:t>
       </w:r>
     </w:p>
     <w:p>
@@ -8019,7 +7724,7 @@
           <w:lang w:val="es-ES"/>
         </w:rPr>
       </w:pPr>
-      <w:bookmarkStart w:id="14" w:name="_Toc181915278"/>
+      <w:bookmarkStart w:id="15" w:name="_Toc181915278"/>
       <w:r>
         <w:rPr>
           <w:lang w:val="es-ES"/>
@@ -8039,41 +7744,25 @@
         </w:rPr>
         <w:t xml:space="preserve">Convención de </w:t>
       </w:r>
-      <w:proofErr w:type="spellStart"/>
       <w:r>
         <w:rPr>
           <w:lang w:val="es-ES"/>
         </w:rPr>
         <w:t>Denavit-Hartenberg</w:t>
       </w:r>
-      <w:bookmarkEnd w:id="14"/>
-      <w:proofErr w:type="spellEnd"/>
-    </w:p>
-    <w:p>
-      <w:pPr>
-        <w:rPr>
-          <w:lang w:val="es-ES"/>
-        </w:rPr>
-      </w:pPr>
-      <w:r>
-        <w:rPr>
-          <w:lang w:val="es-ES"/>
-        </w:rPr>
-        <w:t xml:space="preserve">Uno de los primeros pasos en el estudio de la cinemática del robot es la definición de los parámetros que representan su cadena cinemática. Esto permitirá luego establecer las transformaciones entre los marcos de referencia de las articulaciones, la base y el efector final para distintas configuraciones articulares. Aunque existen diversas maneras de definir estas transformaciones, es común adoptar una convención específica que determine los parámetros considerados y su significado. En este trabajo, se adopta la convención de </w:t>
-      </w:r>
-      <w:proofErr w:type="spellStart"/>
-      <w:r>
-        <w:rPr>
-          <w:lang w:val="es-ES"/>
-        </w:rPr>
-        <w:t>Denavit-Hartenberg</w:t>
-      </w:r>
-      <w:proofErr w:type="spellEnd"/>
-      <w:r>
-        <w:rPr>
-          <w:lang w:val="es-ES"/>
-        </w:rPr>
-        <w:t>, cuya aplicación se detalla a continuación.</w:t>
+      <w:bookmarkEnd w:id="15"/>
+    </w:p>
+    <w:p>
+      <w:pPr>
+        <w:rPr>
+          <w:lang w:val="es-ES"/>
+        </w:rPr>
+      </w:pPr>
+      <w:r>
+        <w:rPr>
+          <w:lang w:val="es-ES"/>
+        </w:rPr>
+        <w:t>Uno de los primeros pasos en el estudio de la cinemática del robot es la definición de los parámetros que representan su cadena cinemática. Esto permitirá luego establecer las transformaciones entre los marcos de referencia de las articulaciones, la base y el efector final para distintas configuraciones articulares. Aunque existen diversas maneras de definir estas transformaciones, es común adoptar una convención específica que determine los parámetros considerados y su significado. En este trabajo, se adopta la convención de Denavit-Hartenberg, cuya aplicación se detalla a continuación.</w:t>
       </w:r>
     </w:p>
     <w:p>
@@ -8083,7 +7772,7 @@
           <w:lang w:val="es-ES"/>
         </w:rPr>
       </w:pPr>
-      <w:bookmarkStart w:id="15" w:name="_Toc181915279"/>
+      <w:bookmarkStart w:id="16" w:name="_Toc181915279"/>
       <w:r>
         <w:rPr>
           <w:lang w:val="es-ES"/>
@@ -8100,17 +7789,9 @@
         <w:rPr>
           <w:lang w:val="es-ES"/>
         </w:rPr>
-        <w:t xml:space="preserve">Aplicación de la convención de </w:t>
-      </w:r>
-      <w:proofErr w:type="spellStart"/>
-      <w:r>
-        <w:rPr>
-          <w:lang w:val="es-ES"/>
-        </w:rPr>
-        <w:t>Denavit-Hartenberg</w:t>
-      </w:r>
-      <w:bookmarkEnd w:id="15"/>
-      <w:proofErr w:type="spellEnd"/>
+        <w:t>Aplicación de la convención de Denavit-Hartenberg</w:t>
+      </w:r>
+      <w:bookmarkEnd w:id="16"/>
     </w:p>
     <w:p>
       <w:pPr>
@@ -8141,21 +7822,7 @@
         <w:rPr>
           <w:lang w:val="es-ES"/>
         </w:rPr>
-        <w:t xml:space="preserve">emas de coordenadas articulares junto con la identificación de los parámetros de </w:t>
-      </w:r>
-      <w:proofErr w:type="spellStart"/>
-      <w:r>
-        <w:rPr>
-          <w:lang w:val="es-ES"/>
-        </w:rPr>
-        <w:t>Denavit-Hartenberg</w:t>
-      </w:r>
-      <w:proofErr w:type="spellEnd"/>
-      <w:r>
-        <w:rPr>
-          <w:lang w:val="es-ES"/>
-        </w:rPr>
-        <w:t xml:space="preserve">. En la misma figura no se puede determinar directamente el parámetro </w:t>
+        <w:t xml:space="preserve">emas de coordenadas articulares junto con la identificación de los parámetros de Denavit-Hartenberg. En la misma figura no se puede determinar directamente el parámetro </w:t>
       </w:r>
       <m:oMath>
         <m:sSub>
@@ -8201,7 +7868,6 @@
           <w:id w:val="-1540824027"/>
           <w:citation/>
         </w:sdtPr>
-        <w:sdtEndPr/>
         <w:sdtContent>
           <w:r>
             <w:rPr>
@@ -8254,7 +7920,6 @@
         <w:rPr>
           <w:rFonts w:eastAsiaTheme="minorEastAsia"/>
           <w:noProof/>
-          <w:lang w:val="es-AR" w:eastAsia="es-AR"/>
         </w:rPr>
         <w:drawing>
           <wp:inline distT="0" distB="0" distL="0" distR="0" wp14:anchorId="03D97CB0" wp14:editId="4991196B">
@@ -8339,19 +8004,8 @@
           <w:szCs w:val="18"/>
           <w:lang w:val="es-ES"/>
         </w:rPr>
-        <w:t xml:space="preserve"> – Aplicación de la convención de </w:t>
-      </w:r>
-      <w:proofErr w:type="spellStart"/>
-      <w:r>
-        <w:rPr>
-          <w:rFonts w:eastAsiaTheme="minorEastAsia"/>
-          <w:sz w:val="18"/>
-          <w:szCs w:val="18"/>
-          <w:lang w:val="es-ES"/>
-        </w:rPr>
-        <w:t>Denavit-Hartenberg</w:t>
-      </w:r>
-      <w:proofErr w:type="spellEnd"/>
+        <w:t xml:space="preserve"> – Aplicación de la convención de Denavit-Hartenberg</w:t>
+      </w:r>
       <w:r>
         <w:rPr>
           <w:lang w:val="es-ES"/>
@@ -8366,7 +8020,7 @@
           <w:lang w:val="es-ES"/>
         </w:rPr>
       </w:pPr>
-      <w:bookmarkStart w:id="16" w:name="_Toc181915280"/>
+      <w:bookmarkStart w:id="17" w:name="_Toc181915280"/>
       <w:r>
         <w:rPr>
           <w:lang w:val="es-ES"/>
@@ -8379,17 +8033,9 @@
           <w:lang w:val="es-ES"/>
         </w:rPr>
         <w:tab/>
-        <w:t xml:space="preserve">Matriz de </w:t>
-      </w:r>
-      <w:proofErr w:type="spellStart"/>
-      <w:r>
-        <w:rPr>
-          <w:lang w:val="es-ES"/>
-        </w:rPr>
-        <w:t>Denavit-Hartenberg</w:t>
-      </w:r>
-      <w:bookmarkEnd w:id="16"/>
-      <w:proofErr w:type="spellEnd"/>
+        <w:t>Matriz de Denavit-Hartenberg</w:t>
+      </w:r>
+      <w:bookmarkEnd w:id="17"/>
     </w:p>
     <w:p>
       <w:pPr>
@@ -9740,27 +9386,7 @@
           <w:szCs w:val="18"/>
           <w:lang w:val="es-ES"/>
         </w:rPr>
-        <w:t xml:space="preserve">Tabla 1: Parámetros de </w:t>
-      </w:r>
-      <w:proofErr w:type="spellStart"/>
-      <w:r>
-        <w:rPr>
-          <w:rFonts w:eastAsiaTheme="minorEastAsia"/>
-          <w:sz w:val="18"/>
-          <w:szCs w:val="18"/>
-          <w:lang w:val="es-ES"/>
-        </w:rPr>
-        <w:t>Denavit-Hartenberg</w:t>
-      </w:r>
-      <w:proofErr w:type="spellEnd"/>
-      <w:r>
-        <w:rPr>
-          <w:rFonts w:eastAsiaTheme="minorEastAsia"/>
-          <w:sz w:val="18"/>
-          <w:szCs w:val="18"/>
-          <w:lang w:val="es-ES"/>
-        </w:rPr>
-        <w:t xml:space="preserve"> del Robot,</w:t>
+        <w:t>Tabla 1: Parámetros de Denavit-Hartenberg del Robot,</w:t>
       </w:r>
     </w:p>
     <w:p>
@@ -9770,7 +9396,7 @@
           <w:lang w:val="es-ES"/>
         </w:rPr>
       </w:pPr>
-      <w:bookmarkStart w:id="17" w:name="_Toc181915281"/>
+      <w:bookmarkStart w:id="18" w:name="_Toc181915281"/>
       <w:r>
         <w:rPr>
           <w:lang w:val="es-ES"/>
@@ -9789,7 +9415,7 @@
         </w:rPr>
         <w:t>Offset Articulares</w:t>
       </w:r>
-      <w:bookmarkEnd w:id="17"/>
+      <w:bookmarkEnd w:id="18"/>
     </w:p>
     <w:p>
       <w:pPr>
@@ -10049,7 +9675,6 @@
       <w:r>
         <w:rPr>
           <w:noProof/>
-          <w:lang w:val="es-AR" w:eastAsia="es-AR"/>
         </w:rPr>
         <w:drawing>
           <wp:inline distT="0" distB="0" distL="0" distR="0" wp14:anchorId="5E890186" wp14:editId="490C61D9">
@@ -10339,7 +9964,7 @@
           <w:lang w:val="es-AR"/>
         </w:rPr>
       </w:pPr>
-      <w:bookmarkStart w:id="18" w:name="_Toc181915282"/>
+      <w:bookmarkStart w:id="19" w:name="_Toc181915282"/>
       <w:r>
         <w:rPr>
           <w:rFonts w:eastAsiaTheme="minorEastAsia"/>
@@ -10359,18 +9984,9 @@
           <w:rFonts w:eastAsiaTheme="minorEastAsia"/>
           <w:lang w:val="es-AR"/>
         </w:rPr>
-        <w:t xml:space="preserve">Matriz de Base y </w:t>
-      </w:r>
-      <w:proofErr w:type="spellStart"/>
-      <w:r>
-        <w:rPr>
-          <w:rFonts w:eastAsiaTheme="minorEastAsia"/>
-          <w:lang w:val="es-AR"/>
-        </w:rPr>
-        <w:t>Tool</w:t>
-      </w:r>
-      <w:bookmarkEnd w:id="18"/>
-      <w:proofErr w:type="spellEnd"/>
+        <w:t>Matriz de Base y Tool</w:t>
+      </w:r>
+      <w:bookmarkEnd w:id="19"/>
     </w:p>
     <w:p>
       <w:pPr>
@@ -10871,42 +10487,20 @@
         <w:rPr>
           <w:lang w:val="es-AR"/>
         </w:rPr>
-        <w:t xml:space="preserve"> “</w:t>
-      </w:r>
-      <w:proofErr w:type="spellStart"/>
+        <w:t xml:space="preserve"> “Tool Center Point”</w:t>
+      </w:r>
       <w:r>
         <w:rPr>
           <w:lang w:val="es-AR"/>
         </w:rPr>
-        <w:t>Tool</w:t>
-      </w:r>
-      <w:proofErr w:type="spellEnd"/>
+        <w:t xml:space="preserve"> a lo largo del eje Z de la brida</w:t>
+      </w:r>
       <w:r>
         <w:rPr>
           <w:lang w:val="es-AR"/>
         </w:rPr>
-        <w:t xml:space="preserve"> Center Point”</w:t>
-      </w:r>
-      <w:r>
-        <w:rPr>
-          <w:lang w:val="es-AR"/>
-        </w:rPr>
-        <w:t xml:space="preserve"> a lo largo del eje Z de la brida</w:t>
-      </w:r>
-      <w:r>
-        <w:rPr>
-          <w:lang w:val="es-AR"/>
-        </w:rPr>
-        <w:t xml:space="preserve"> hasta ¾ de la extensión máxima del </w:t>
-      </w:r>
-      <w:proofErr w:type="spellStart"/>
-      <w:r>
-        <w:rPr>
-          <w:lang w:val="es-AR"/>
-        </w:rPr>
-        <w:t>gripper</w:t>
-      </w:r>
-      <w:proofErr w:type="spellEnd"/>
+        <w:t xml:space="preserve"> hasta ¾ de la extensión máxima del gripper</w:t>
+      </w:r>
       <w:r>
         <w:rPr>
           <w:lang w:val="es-AR"/>
@@ -11288,7 +10882,7 @@
           <w:lang w:val="es-ES"/>
         </w:rPr>
       </w:pPr>
-      <w:bookmarkStart w:id="19" w:name="_Toc181915283"/>
+      <w:bookmarkStart w:id="20" w:name="_Toc181915283"/>
       <w:r>
         <w:rPr>
           <w:lang w:val="es-ES"/>
@@ -11307,7 +10901,7 @@
         </w:rPr>
         <w:t>Cinemática Directa</w:t>
       </w:r>
-      <w:bookmarkEnd w:id="19"/>
+      <w:bookmarkEnd w:id="20"/>
     </w:p>
     <w:p>
       <w:pPr>
@@ -11489,97 +11083,19 @@
         <w:rPr>
           <w:lang w:val="es-ES"/>
         </w:rPr>
-        <w:t xml:space="preserve">La solución del problema consiste en aplicar la serie de transformaciones entre los sistemas de coordenadas definidos al aplicar la convención de </w:t>
-      </w:r>
-      <w:proofErr w:type="spellStart"/>
-      <w:r>
-        <w:rPr>
-          <w:lang w:val="es-ES"/>
-        </w:rPr>
-        <w:t>Denavit-Hartenberg</w:t>
-      </w:r>
-      <w:proofErr w:type="spellEnd"/>
-      <w:r>
-        <w:rPr>
-          <w:lang w:val="es-ES"/>
-        </w:rPr>
-        <w:t>. En la práctica de este trabajo final, dicho problema se resuelve mediante el método “</w:t>
-      </w:r>
-      <w:proofErr w:type="spellStart"/>
-      <w:r>
-        <w:rPr>
-          <w:lang w:val="es-ES"/>
-        </w:rPr>
-        <w:t>fkine</w:t>
-      </w:r>
-      <w:proofErr w:type="spellEnd"/>
-      <w:r>
-        <w:rPr>
-          <w:lang w:val="es-ES"/>
-        </w:rPr>
-        <w:t>” de la clase “</w:t>
-      </w:r>
-      <w:proofErr w:type="spellStart"/>
-      <w:r>
-        <w:rPr>
-          <w:lang w:val="es-ES"/>
-        </w:rPr>
-        <w:t>SerialLink</w:t>
-      </w:r>
-      <w:proofErr w:type="spellEnd"/>
-      <w:r>
-        <w:rPr>
-          <w:lang w:val="es-ES"/>
-        </w:rPr>
-        <w:t xml:space="preserve">” del </w:t>
-      </w:r>
-      <w:proofErr w:type="spellStart"/>
-      <w:r>
-        <w:rPr>
-          <w:lang w:val="es-ES"/>
-        </w:rPr>
-        <w:t>R</w:t>
-      </w:r>
-      <w:r>
-        <w:rPr>
-          <w:lang w:val="es-ES"/>
-        </w:rPr>
-        <w:t>obotics</w:t>
-      </w:r>
-      <w:proofErr w:type="spellEnd"/>
-      <w:r>
-        <w:rPr>
-          <w:lang w:val="es-ES"/>
-        </w:rPr>
-        <w:t xml:space="preserve"> </w:t>
-      </w:r>
-      <w:proofErr w:type="spellStart"/>
-      <w:r>
-        <w:rPr>
-          <w:lang w:val="es-ES"/>
-        </w:rPr>
-        <w:t>Toolbox</w:t>
-      </w:r>
-      <w:proofErr w:type="spellEnd"/>
-      <w:r>
-        <w:rPr>
-          <w:lang w:val="es-ES"/>
-        </w:rPr>
-        <w:t xml:space="preserve"> de Peter </w:t>
-      </w:r>
-      <w:proofErr w:type="spellStart"/>
-      <w:r>
-        <w:rPr>
-          <w:lang w:val="es-ES"/>
-        </w:rPr>
-        <w:t>Corke</w:t>
-      </w:r>
-      <w:proofErr w:type="spellEnd"/>
-      <w:r>
-        <w:rPr>
-          <w:lang w:val="es-ES"/>
-        </w:rPr>
-        <w:t>.</w:t>
+        <w:t>La solución del problema consiste en aplicar la serie de transformaciones entre los sistemas de coordenadas definidos al aplicar la convención de Denavit-Hartenberg. En la práctica de este trabajo final, dicho problema se resuelve mediante el método “fkine</w:t>
+      </w:r>
+      <w:r>
+        <w:rPr>
+          <w:lang w:val="es-ES"/>
+        </w:rPr>
+        <w:t>” de la clase “SerialLink” del R</w:t>
+      </w:r>
+      <w:r>
+        <w:rPr>
+          <w:lang w:val="es-ES"/>
+        </w:rPr>
+        <w:t>obotics Toolbox de Peter Corke.</w:t>
       </w:r>
     </w:p>
     <w:p>
@@ -11589,7 +11105,7 @@
           <w:lang w:val="es-ES"/>
         </w:rPr>
       </w:pPr>
-      <w:bookmarkStart w:id="20" w:name="_Toc181915284"/>
+      <w:bookmarkStart w:id="21" w:name="_Toc181915284"/>
       <w:r>
         <w:rPr>
           <w:lang w:val="es-ES"/>
@@ -11608,7 +11124,7 @@
         </w:rPr>
         <w:t>Cinemática Inversa</w:t>
       </w:r>
-      <w:bookmarkEnd w:id="20"/>
+      <w:bookmarkEnd w:id="21"/>
     </w:p>
     <w:p>
       <w:pPr>
@@ -11752,7 +11268,6 @@
           <w:id w:val="-735475818"/>
           <w:citation/>
         </w:sdtPr>
-        <w:sdtEndPr/>
         <w:sdtContent>
           <w:r>
             <w:rPr>
@@ -11797,23 +11312,7 @@
           <w:rFonts w:eastAsiaTheme="minorEastAsia"/>
           <w:lang w:val="es-ES"/>
         </w:rPr>
-        <w:t xml:space="preserve">, el problema se resuelve utilizando el método algebraico, dado que no se puede resolver mediante el método de </w:t>
-      </w:r>
-      <w:proofErr w:type="spellStart"/>
-      <w:r>
-        <w:rPr>
-          <w:rFonts w:eastAsiaTheme="minorEastAsia"/>
-          <w:lang w:val="es-ES"/>
-        </w:rPr>
-        <w:t>Pieper</w:t>
-      </w:r>
-      <w:proofErr w:type="spellEnd"/>
-      <w:r>
-        <w:rPr>
-          <w:rFonts w:eastAsiaTheme="minorEastAsia"/>
-          <w:lang w:val="es-ES"/>
-        </w:rPr>
-        <w:t xml:space="preserve"> al no tener muñeca esférica el robot. Este método consiste en resolver el sistema de ecuaciones que se obtiene al igualar la matriz de transformación de la cinemática directa dada en forma paramétrica a partir de las variables articulares, con la matriz constante del problema:</w:t>
+        <w:t>, el problema se resuelve utilizando el método algebraico, dado que no se puede resolver mediante el método de Pieper al no tener muñeca esférica el robot. Este método consiste en resolver el sistema de ecuaciones que se obtiene al igualar la matriz de transformación de la cinemática directa dada en forma paramétrica a partir de las variables articulares, con la matriz constante del problema:</w:t>
       </w:r>
     </w:p>
     <w:p>
@@ -11942,7 +11441,7 @@
           <w:lang w:val="es-ES"/>
         </w:rPr>
       </w:pPr>
-      <w:bookmarkStart w:id="21" w:name="_Toc181915285"/>
+      <w:bookmarkStart w:id="22" w:name="_Toc181915285"/>
       <w:r>
         <w:rPr>
           <w:lang w:val="es-ES"/>
@@ -11956,7 +11455,7 @@
         <w:tab/>
         <w:t>Resultado</w:t>
       </w:r>
-      <w:bookmarkEnd w:id="21"/>
+      <w:bookmarkEnd w:id="22"/>
     </w:p>
     <w:p>
       <w:pPr>
@@ -13290,7 +12789,7 @@
           <w:lang w:val="es-ES"/>
         </w:rPr>
       </w:pPr>
-      <w:bookmarkStart w:id="22" w:name="_Toc181915286"/>
+      <w:bookmarkStart w:id="23" w:name="_Toc181915286"/>
       <w:r>
         <w:rPr>
           <w:lang w:val="es-ES"/>
@@ -13304,7 +12803,7 @@
         <w:tab/>
         <w:t>Relación de Velocidades</w:t>
       </w:r>
-      <w:bookmarkEnd w:id="22"/>
+      <w:bookmarkEnd w:id="23"/>
     </w:p>
     <w:p>
       <w:pPr>
@@ -13595,23 +13094,7 @@
           <w:rFonts w:eastAsiaTheme="minorEastAsia"/>
           <w:lang w:val="es-ES"/>
         </w:rPr>
-        <w:t xml:space="preserve">Que se puede dar con el </w:t>
-      </w:r>
-      <w:proofErr w:type="spellStart"/>
-      <w:r>
-        <w:rPr>
-          <w:rFonts w:eastAsiaTheme="minorEastAsia"/>
-          <w:lang w:val="es-ES"/>
-        </w:rPr>
-        <w:t>Jacobiano</w:t>
-      </w:r>
-      <w:proofErr w:type="spellEnd"/>
-      <w:r>
-        <w:rPr>
-          <w:rFonts w:eastAsiaTheme="minorEastAsia"/>
-          <w:lang w:val="es-ES"/>
-        </w:rPr>
-        <w:t xml:space="preserve"> como.</w:t>
+        <w:t>Que se puede dar con el Jacobiano como.</w:t>
       </w:r>
     </w:p>
     <w:p>
@@ -13905,21 +13388,7 @@
         <w:rPr>
           <w:lang w:val="es-ES"/>
         </w:rPr>
-        <w:t xml:space="preserve">Para este robot el </w:t>
-      </w:r>
-      <w:proofErr w:type="spellStart"/>
-      <w:r>
-        <w:rPr>
-          <w:lang w:val="es-ES"/>
-        </w:rPr>
-        <w:t>Jacobiano</w:t>
-      </w:r>
-      <w:proofErr w:type="spellEnd"/>
-      <w:r>
-        <w:rPr>
-          <w:lang w:val="es-ES"/>
-        </w:rPr>
-        <w:t xml:space="preserve"> es una matriz cuadrada dada por:</w:t>
+        <w:t>Para este robot el Jacobiano es una matriz cuadrada dada por:</w:t>
       </w:r>
     </w:p>
     <w:p>
@@ -14106,7 +13575,7 @@
           <w:lang w:val="es-ES"/>
         </w:rPr>
       </w:pPr>
-      <w:bookmarkStart w:id="23" w:name="_Toc181915287"/>
+      <w:bookmarkStart w:id="24" w:name="_Toc181915287"/>
       <w:r>
         <w:rPr>
           <w:rFonts w:eastAsiaTheme="minorEastAsia"/>
@@ -14122,33 +13591,19 @@
         <w:tab/>
         <w:t>Puntos singulares</w:t>
       </w:r>
-      <w:bookmarkEnd w:id="23"/>
-    </w:p>
-    <w:p>
-      <w:pPr>
-        <w:rPr>
-          <w:lang w:val="es-ES"/>
-        </w:rPr>
-      </w:pPr>
-      <w:r>
-        <w:rPr>
-          <w:lang w:val="es-ES"/>
-        </w:rPr>
-        <w:t xml:space="preserve">A partir de la herramienta de cálculo simbólico de MATLAB, se hace un estudio analítico para obtener todas las configuraciones singulares posibles del robot. El procedimiento consiste en definir al robot de forma simbólica, calcular el </w:t>
-      </w:r>
-      <w:proofErr w:type="spellStart"/>
-      <w:r>
-        <w:rPr>
-          <w:lang w:val="es-ES"/>
-        </w:rPr>
-        <w:t>Jacobiano</w:t>
-      </w:r>
-      <w:proofErr w:type="spellEnd"/>
-      <w:r>
-        <w:rPr>
-          <w:lang w:val="es-ES"/>
-        </w:rPr>
-        <w:t xml:space="preserve"> y su determinante, y a partir de la expresión simplificada de este último, realizar operaciones simbólicas en MATLAB y análisis a parte para obtener las expresiones matemáticas de las singularidades.</w:t>
+      <w:bookmarkEnd w:id="24"/>
+    </w:p>
+    <w:p>
+      <w:pPr>
+        <w:rPr>
+          <w:lang w:val="es-ES"/>
+        </w:rPr>
+      </w:pPr>
+      <w:r>
+        <w:rPr>
+          <w:lang w:val="es-ES"/>
+        </w:rPr>
+        <w:t>A partir de la herramienta de cálculo simbólico de MATLAB, se hace un estudio analítico para obtener todas las configuraciones singulares posibles del robot. El procedimiento consiste en definir al robot de forma simbólica, calcular el Jacobiano y su determinante, y a partir de la expresión simplificada de este último, realizar operaciones simbólicas en MATLAB y análisis a parte para obtener las expresiones matemáticas de las singularidades.</w:t>
       </w:r>
     </w:p>
     <w:p>
@@ -14190,7 +13645,7 @@
           <w:lang w:val="es-ES"/>
         </w:rPr>
       </w:pPr>
-      <w:bookmarkStart w:id="24" w:name="_Toc181915288"/>
+      <w:bookmarkStart w:id="25" w:name="_Toc181915288"/>
       <w:r>
         <w:rPr>
           <w:rFonts w:eastAsiaTheme="minorEastAsia"/>
@@ -14257,7 +13712,7 @@
         </w:rPr>
         <w:t>)</w:t>
       </w:r>
-      <w:bookmarkEnd w:id="24"/>
+      <w:bookmarkEnd w:id="25"/>
     </w:p>
     <w:p>
       <w:pPr>
@@ -14357,7 +13812,6 @@
         <w:rPr>
           <w:rFonts w:eastAsiaTheme="minorEastAsia"/>
           <w:noProof/>
-          <w:lang w:val="es-AR" w:eastAsia="es-AR"/>
         </w:rPr>
         <w:drawing>
           <wp:inline distT="0" distB="0" distL="0" distR="0" wp14:anchorId="5E91C270" wp14:editId="18DD3BD9">
@@ -14464,7 +13918,7 @@
           <w:lang w:val="es-ES"/>
         </w:rPr>
       </w:pPr>
-      <w:bookmarkStart w:id="25" w:name="_Toc181915289"/>
+      <w:bookmarkStart w:id="26" w:name="_Toc181915289"/>
       <w:r>
         <w:rPr>
           <w:rFonts w:eastAsiaTheme="minorEastAsia"/>
@@ -14532,7 +13986,7 @@
         </w:rPr>
         <w:t>)</w:t>
       </w:r>
-      <w:bookmarkEnd w:id="25"/>
+      <w:bookmarkEnd w:id="26"/>
     </w:p>
     <w:p>
       <w:pPr>
@@ -14622,7 +14076,6 @@
       <w:r>
         <w:rPr>
           <w:noProof/>
-          <w:lang w:val="es-AR" w:eastAsia="es-AR"/>
         </w:rPr>
         <w:drawing>
           <wp:inline distT="0" distB="0" distL="0" distR="0" wp14:anchorId="7A4DC2A7" wp14:editId="1431842C">
@@ -14708,7 +14161,7 @@
           <w:lang w:val="es-ES"/>
         </w:rPr>
       </w:pPr>
-      <w:bookmarkStart w:id="26" w:name="_Toc181915290"/>
+      <w:bookmarkStart w:id="27" w:name="_Toc181915290"/>
       <w:r>
         <w:rPr>
           <w:lang w:val="es-ES"/>
@@ -14845,7 +14298,7 @@
           <m:t>=0</m:t>
         </m:r>
       </m:oMath>
-      <w:bookmarkEnd w:id="26"/>
+      <w:bookmarkEnd w:id="27"/>
     </w:p>
     <w:p>
       <w:pPr>
@@ -15108,7 +14561,6 @@
         <w:rPr>
           <w:rFonts w:eastAsiaTheme="minorEastAsia"/>
           <w:noProof/>
-          <w:lang w:val="es-AR" w:eastAsia="es-AR"/>
         </w:rPr>
         <w:drawing>
           <wp:inline distT="0" distB="0" distL="0" distR="0" wp14:anchorId="08CA9427" wp14:editId="5EA255F0">
@@ -15365,7 +14817,7 @@
           <w:lang w:val="es-ES"/>
         </w:rPr>
       </w:pPr>
-      <w:bookmarkStart w:id="27" w:name="_Toc181915291"/>
+      <w:bookmarkStart w:id="28" w:name="_Toc181915291"/>
       <w:r>
         <w:rPr>
           <w:rFonts w:eastAsiaTheme="minorEastAsia"/>
@@ -15454,7 +14906,7 @@
           <m:t>)</m:t>
         </m:r>
       </m:oMath>
-      <w:bookmarkEnd w:id="27"/>
+      <w:bookmarkEnd w:id="28"/>
       <w:r>
         <w:rPr>
           <w:rFonts w:eastAsiaTheme="minorEastAsia"/>
@@ -15702,7 +15154,6 @@
         <w:rPr>
           <w:rFonts w:eastAsiaTheme="minorEastAsia"/>
           <w:noProof/>
-          <w:lang w:val="es-AR" w:eastAsia="es-AR"/>
         </w:rPr>
         <w:lastRenderedPageBreak/>
         <w:drawing>
@@ -15764,7 +15215,6 @@
         <w:rPr>
           <w:rFonts w:eastAsiaTheme="minorEastAsia"/>
           <w:noProof/>
-          <w:lang w:val="es-AR" w:eastAsia="es-AR"/>
         </w:rPr>
         <w:drawing>
           <wp:inline distT="0" distB="0" distL="0" distR="0" wp14:anchorId="0BCBFB65" wp14:editId="2B7803F8">
@@ -16133,7 +15583,7 @@
           <w:lang w:val="es-ES"/>
         </w:rPr>
       </w:pPr>
-      <w:bookmarkStart w:id="28" w:name="_Toc181915292"/>
+      <w:bookmarkStart w:id="29" w:name="_Toc181915292"/>
       <w:r>
         <w:rPr>
           <w:lang w:val="es-ES"/>
@@ -16152,7 +15602,7 @@
         </w:rPr>
         <w:t>Planificación y Generación de Trayectorias</w:t>
       </w:r>
-      <w:bookmarkEnd w:id="28"/>
+      <w:bookmarkEnd w:id="29"/>
     </w:p>
     <w:p>
       <w:pPr>
@@ -16161,7 +15611,7 @@
           <w:lang w:val="es-ES"/>
         </w:rPr>
       </w:pPr>
-      <w:bookmarkStart w:id="29" w:name="_Toc181915293"/>
+      <w:bookmarkStart w:id="30" w:name="_Toc181915293"/>
       <w:r>
         <w:rPr>
           <w:lang w:val="es-ES"/>
@@ -16180,7 +15630,7 @@
         </w:rPr>
         <w:t>Planificación</w:t>
       </w:r>
-      <w:bookmarkEnd w:id="29"/>
+      <w:bookmarkEnd w:id="30"/>
     </w:p>
     <w:p>
       <w:pPr>
@@ -16218,7 +15668,6 @@
       <w:r>
         <w:rPr>
           <w:noProof/>
-          <w:lang w:val="es-AR" w:eastAsia="es-AR"/>
         </w:rPr>
         <w:drawing>
           <wp:inline distT="0" distB="0" distL="0" distR="0" wp14:anchorId="363D165D" wp14:editId="608FBC62">
@@ -16285,7 +15734,6 @@
       <w:r>
         <w:rPr>
           <w:noProof/>
-          <w:lang w:val="es-AR" w:eastAsia="es-AR"/>
         </w:rPr>
         <w:drawing>
           <wp:inline distT="0" distB="0" distL="0" distR="0" wp14:anchorId="053AEA33" wp14:editId="40375DE6">
@@ -16431,7 +15879,6 @@
       <w:r>
         <w:rPr>
           <w:noProof/>
-          <w:lang w:val="es-AR" w:eastAsia="es-AR"/>
         </w:rPr>
         <w:drawing>
           <wp:inline distT="0" distB="0" distL="0" distR="0" wp14:anchorId="271A2350" wp14:editId="30C976FA">
@@ -16498,7 +15945,6 @@
       <w:r>
         <w:rPr>
           <w:noProof/>
-          <w:lang w:val="es-AR" w:eastAsia="es-AR"/>
         </w:rPr>
         <w:drawing>
           <wp:inline distT="0" distB="0" distL="0" distR="0" wp14:anchorId="3BE6102A" wp14:editId="0406EFB5">
@@ -16622,7 +16068,6 @@
       <w:r>
         <w:rPr>
           <w:noProof/>
-          <w:lang w:val="es-AR" w:eastAsia="es-AR"/>
         </w:rPr>
         <w:lastRenderedPageBreak/>
         <w:drawing>
@@ -16695,7 +16140,6 @@
       <w:r>
         <w:rPr>
           <w:noProof/>
-          <w:lang w:val="es-AR" w:eastAsia="es-AR"/>
         </w:rPr>
         <w:drawing>
           <wp:inline distT="0" distB="0" distL="0" distR="0" wp14:anchorId="1BEFFE7E" wp14:editId="6102E48A">
@@ -16809,7 +16253,6 @@
       <w:r>
         <w:rPr>
           <w:noProof/>
-          <w:lang w:val="es-AR" w:eastAsia="es-AR"/>
         </w:rPr>
         <w:drawing>
           <wp:inline distT="0" distB="0" distL="0" distR="0" wp14:anchorId="470667E3" wp14:editId="5BCC3C91">
@@ -16881,7 +16324,6 @@
       <w:r>
         <w:rPr>
           <w:noProof/>
-          <w:lang w:val="es-AR" w:eastAsia="es-AR"/>
         </w:rPr>
         <w:drawing>
           <wp:inline distT="0" distB="0" distL="0" distR="0" wp14:anchorId="453C5CFE" wp14:editId="37C85FB4">
@@ -16996,49 +16438,7 @@
         <w:rPr>
           <w:lang w:val="es-ES"/>
         </w:rPr>
-        <w:t xml:space="preserve">Haciendo uso de estos puntos, y combinando trayectorias interpoladas mediante el uso de las funciones </w:t>
-      </w:r>
-      <w:proofErr w:type="spellStart"/>
-      <w:r>
-        <w:rPr>
-          <w:lang w:val="es-ES"/>
-        </w:rPr>
-        <w:t>jtraj</w:t>
-      </w:r>
-      <w:proofErr w:type="spellEnd"/>
-      <w:r>
-        <w:rPr>
-          <w:lang w:val="es-ES"/>
-        </w:rPr>
-        <w:t xml:space="preserve">, </w:t>
-      </w:r>
-      <w:proofErr w:type="spellStart"/>
-      <w:r>
-        <w:rPr>
-          <w:lang w:val="es-ES"/>
-        </w:rPr>
-        <w:t>mstraj</w:t>
-      </w:r>
-      <w:proofErr w:type="spellEnd"/>
-      <w:r>
-        <w:rPr>
-          <w:lang w:val="es-ES"/>
-        </w:rPr>
-        <w:t xml:space="preserve"> y </w:t>
-      </w:r>
-      <w:proofErr w:type="spellStart"/>
-      <w:r>
-        <w:rPr>
-          <w:lang w:val="es-ES"/>
-        </w:rPr>
-        <w:t>ctraj</w:t>
-      </w:r>
-      <w:proofErr w:type="spellEnd"/>
-      <w:r>
-        <w:rPr>
-          <w:lang w:val="es-ES"/>
-        </w:rPr>
-        <w:t xml:space="preserve"> s</w:t>
+        <w:t>Haciendo uso de estos puntos, y combinando trayectorias interpoladas mediante el uso de las funciones jtraj, mstraj y ctraj s</w:t>
       </w:r>
       <w:r>
         <w:rPr>
@@ -17054,7 +16454,7 @@
           <w:lang w:val="es-ES"/>
         </w:rPr>
       </w:pPr>
-      <w:bookmarkStart w:id="30" w:name="_Toc181915294"/>
+      <w:bookmarkStart w:id="31" w:name="_Toc181915294"/>
       <w:r>
         <w:rPr>
           <w:lang w:val="es-ES"/>
@@ -17073,7 +16473,7 @@
         </w:rPr>
         <w:t>Generación de trayectorias</w:t>
       </w:r>
-      <w:bookmarkEnd w:id="30"/>
+      <w:bookmarkEnd w:id="31"/>
     </w:p>
     <w:p>
       <w:pPr>
@@ -17106,7 +16506,6 @@
         </w:rPr>
         <w:t xml:space="preserve">Las trayectorias de aproximación para colocar/retirar tapas/pastilla fueron realizadas con </w:t>
       </w:r>
-      <w:proofErr w:type="spellStart"/>
       <w:r>
         <w:rPr>
           <w:b/>
@@ -17114,7 +16513,6 @@
         </w:rPr>
         <w:t>ctraj</w:t>
       </w:r>
-      <w:proofErr w:type="spellEnd"/>
       <w:r>
         <w:rPr>
           <w:lang w:val="es-ES"/>
@@ -17139,7 +16537,6 @@
         </w:rPr>
         <w:t xml:space="preserve">Las trayectorias de apertura y cierre de las tapas, correspondientes a giros de ±360°, se realizaron con </w:t>
       </w:r>
-      <w:proofErr w:type="spellStart"/>
       <w:r>
         <w:rPr>
           <w:b/>
@@ -17147,7 +16544,6 @@
         </w:rPr>
         <w:t>jtraj</w:t>
       </w:r>
-      <w:proofErr w:type="spellEnd"/>
     </w:p>
     <w:p>
       <w:pPr>
@@ -17166,7 +16562,6 @@
         </w:rPr>
         <w:t xml:space="preserve">Las trayectorias correspondientes al retiro de la tapa y camino al punto previo a dejar la misma en el suelo o en la mesa, según corresponda, fueron interpoladas con </w:t>
       </w:r>
-      <w:proofErr w:type="spellStart"/>
       <w:r>
         <w:rPr>
           <w:b/>
@@ -17174,7 +16569,6 @@
         </w:rPr>
         <w:t>jtraj</w:t>
       </w:r>
-      <w:proofErr w:type="spellEnd"/>
       <w:r>
         <w:rPr>
           <w:lang w:val="es-ES"/>
@@ -17199,7 +16593,6 @@
         </w:rPr>
         <w:t xml:space="preserve">Las trayectorias que llevan el efector final desde la zona de la cámara a la zona de la mesa con contenedores de pastillas y viceversa, fueron aproximadas con </w:t>
       </w:r>
-      <w:proofErr w:type="spellStart"/>
       <w:r>
         <w:rPr>
           <w:b/>
@@ -17207,7 +16600,6 @@
         </w:rPr>
         <w:t>mstraj</w:t>
       </w:r>
-      <w:proofErr w:type="spellEnd"/>
       <w:r>
         <w:rPr>
           <w:lang w:val="es-ES"/>
@@ -17226,55 +16618,13 @@
         <w:rPr>
           <w:lang w:val="es-ES"/>
         </w:rPr>
-        <w:t xml:space="preserve">El funcionamiento de </w:t>
-      </w:r>
-      <w:proofErr w:type="spellStart"/>
-      <w:r>
-        <w:rPr>
-          <w:lang w:val="es-ES"/>
-        </w:rPr>
-        <w:t>ctraj</w:t>
-      </w:r>
-      <w:proofErr w:type="spellEnd"/>
-      <w:r>
-        <w:rPr>
-          <w:lang w:val="es-ES"/>
-        </w:rPr>
-        <w:t xml:space="preserve">, </w:t>
-      </w:r>
-      <w:proofErr w:type="spellStart"/>
-      <w:r>
-        <w:rPr>
-          <w:lang w:val="es-ES"/>
-        </w:rPr>
-        <w:t>jtraj</w:t>
-      </w:r>
-      <w:proofErr w:type="spellEnd"/>
-      <w:r>
-        <w:rPr>
-          <w:lang w:val="es-ES"/>
-        </w:rPr>
-        <w:t xml:space="preserve"> y</w:t>
-      </w:r>
-      <w:r>
-        <w:rPr>
-          <w:lang w:val="es-ES"/>
-        </w:rPr>
-        <w:t xml:space="preserve"> </w:t>
-      </w:r>
-      <w:proofErr w:type="spellStart"/>
-      <w:r>
-        <w:rPr>
-          <w:lang w:val="es-ES"/>
-        </w:rPr>
-        <w:t>mstraj</w:t>
-      </w:r>
-      <w:proofErr w:type="spellEnd"/>
-      <w:r>
-        <w:rPr>
-          <w:lang w:val="es-ES"/>
-        </w:rPr>
-        <w:t xml:space="preserve"> se detalla en el Anexo </w:t>
+        <w:t>El funcionamiento de ctraj, jtraj y</w:t>
+      </w:r>
+      <w:r>
+        <w:rPr>
+          <w:lang w:val="es-ES"/>
+        </w:rPr>
+        <w:t xml:space="preserve"> mstraj se detalla en el Anexo </w:t>
       </w:r>
       <w:r>
         <w:rPr>
@@ -17324,7 +16674,6 @@
       <w:r>
         <w:rPr>
           <w:noProof/>
-          <w:lang w:val="es-AR" w:eastAsia="es-AR"/>
         </w:rPr>
         <w:drawing>
           <wp:inline distT="0" distB="0" distL="0" distR="0" wp14:anchorId="1D0C57A8" wp14:editId="7D8B84A5">
@@ -17394,7 +16743,6 @@
       <w:r>
         <w:rPr>
           <w:noProof/>
-          <w:lang w:val="es-AR" w:eastAsia="es-AR"/>
         </w:rPr>
         <w:drawing>
           <wp:inline distT="0" distB="0" distL="0" distR="0" wp14:anchorId="6C6CAC1E" wp14:editId="2013F69B">
@@ -17527,7 +16875,6 @@
       <w:r>
         <w:rPr>
           <w:noProof/>
-          <w:lang w:val="es-AR" w:eastAsia="es-AR"/>
         </w:rPr>
         <w:drawing>
           <wp:inline distT="0" distB="0" distL="0" distR="0" wp14:anchorId="38E86DF4" wp14:editId="47CEF4B8">
@@ -17593,7 +16940,6 @@
       <w:r>
         <w:rPr>
           <w:noProof/>
-          <w:lang w:val="es-AR" w:eastAsia="es-AR"/>
         </w:rPr>
         <w:drawing>
           <wp:inline distT="0" distB="0" distL="0" distR="0" wp14:anchorId="698F10D5" wp14:editId="30859AFD">
@@ -17763,7 +17109,6 @@
       <w:r>
         <w:rPr>
           <w:noProof/>
-          <w:lang w:val="es-AR" w:eastAsia="es-AR"/>
         </w:rPr>
         <w:lastRenderedPageBreak/>
         <w:drawing>
@@ -17835,7 +17180,6 @@
       <w:r>
         <w:rPr>
           <w:noProof/>
-          <w:lang w:val="es-AR" w:eastAsia="es-AR"/>
         </w:rPr>
         <w:drawing>
           <wp:inline distT="0" distB="0" distL="0" distR="0" wp14:anchorId="4079054F" wp14:editId="7DCD70D3">
@@ -17947,7 +17291,6 @@
       <w:r>
         <w:rPr>
           <w:noProof/>
-          <w:lang w:val="es-AR" w:eastAsia="es-AR"/>
         </w:rPr>
         <w:lastRenderedPageBreak/>
         <w:drawing>
@@ -18025,14 +17368,14 @@
           <w:lang w:val="es-ES"/>
         </w:rPr>
       </w:pPr>
-      <w:bookmarkStart w:id="31" w:name="_Toc181915295"/>
+      <w:bookmarkStart w:id="32" w:name="_Toc181915295"/>
       <w:r>
         <w:rPr>
           <w:lang w:val="es-ES"/>
         </w:rPr>
         <w:t>Conclusión</w:t>
       </w:r>
-      <w:bookmarkEnd w:id="31"/>
+      <w:bookmarkEnd w:id="32"/>
     </w:p>
     <w:p>
       <w:pPr>
@@ -18045,21 +17388,7 @@
         <w:rPr>
           <w:lang w:val="es-ES"/>
         </w:rPr>
-        <w:t xml:space="preserve">La simulación de una celda robótica con el UR10e para la manipulación potencial de materiales radiactivos demostró ser efectiva para evaluar trayectorias y movimientos complejos, siendo útil como herramienta de análisis y validación en entornos de alta seguridad. La aplicación de la convención de </w:t>
-      </w:r>
-      <w:proofErr w:type="spellStart"/>
-      <w:r>
-        <w:rPr>
-          <w:lang w:val="es-ES"/>
-        </w:rPr>
-        <w:t>Denavit-Hartenberg</w:t>
-      </w:r>
-      <w:proofErr w:type="spellEnd"/>
-      <w:r>
-        <w:rPr>
-          <w:lang w:val="es-ES"/>
-        </w:rPr>
-        <w:t xml:space="preserve"> y el uso del método matricial para resolver la cinemática inversa permitieron construir un modelo cinemático preciso, fundamental para evaluar el desempeño del robot en su espacio de trabajo. Las trayectorias generadas mediante interpolaciones de posiciones y orientaciones permiten una operación fluida en la simulación, respetando los límites de velocidad y controlando la orientación del efector final en cada punto de la trayectoria. La identificación y análisis de singularidades críticas permiten anticipar posibles limitaciones en un entorno de aplicación real, lo cual es esencial para mantener la precisión y seguridad en la operación. </w:t>
+        <w:t xml:space="preserve">La simulación de una celda robótica con el UR10e para la manipulación potencial de materiales radiactivos demostró ser efectiva para evaluar trayectorias y movimientos complejos, siendo útil como herramienta de análisis y validación en entornos de alta seguridad. La aplicación de la convención de Denavit-Hartenberg y el uso del método matricial para resolver la cinemática inversa permitieron construir un modelo cinemático preciso, fundamental para evaluar el desempeño del robot en su espacio de trabajo. Las trayectorias generadas mediante interpolaciones de posiciones y orientaciones permiten una operación fluida en la simulación, respetando los límites de velocidad y controlando la orientación del efector final en cada punto de la trayectoria. La identificación y análisis de singularidades críticas permiten anticipar posibles limitaciones en un entorno de aplicación real, lo cual es esencial para mantener la precisión y seguridad en la operación. </w:t>
       </w:r>
       <w:r>
         <w:rPr>
@@ -18096,7 +17425,7 @@
         <w:br w:type="page"/>
       </w:r>
     </w:p>
-    <w:bookmarkStart w:id="32" w:name="_Toc181915296" w:displacedByCustomXml="next"/>
+    <w:bookmarkStart w:id="33" w:name="_Toc181915296" w:displacedByCustomXml="next"/>
     <w:sdt>
       <w:sdtPr>
         <w:rPr>
@@ -18131,14 +17460,13 @@
             </w:rPr>
             <w:t>Bibliografía</w:t>
           </w:r>
-          <w:bookmarkEnd w:id="32"/>
+          <w:bookmarkEnd w:id="33"/>
         </w:p>
         <w:sdt>
           <w:sdtPr>
             <w:id w:val="111145805"/>
             <w:bibliography/>
           </w:sdtPr>
-          <w:sdtEndPr/>
           <w:sdtContent>
             <w:p>
               <w:pPr>
@@ -18373,8 +17701,7 @@
           <w:lang w:val="es-ES"/>
         </w:rPr>
       </w:pPr>
-      <w:bookmarkStart w:id="33" w:name="_Toc181915297"/>
-      <w:bookmarkStart w:id="34" w:name="_GoBack"/>
+      <w:bookmarkStart w:id="34" w:name="_Toc181915297"/>
       <w:r>
         <w:rPr>
           <w:lang w:val="es-ES"/>
@@ -18382,7 +17709,7 @@
         <w:lastRenderedPageBreak/>
         <w:t>Anexos</w:t>
       </w:r>
-      <w:bookmarkEnd w:id="33"/>
+      <w:bookmarkEnd w:id="34"/>
     </w:p>
     <w:p>
       <w:pPr>
@@ -18392,26 +17719,11 @@
         </w:rPr>
       </w:pPr>
       <w:bookmarkStart w:id="35" w:name="_Toc181915298"/>
-      <w:bookmarkEnd w:id="34"/>
-      <w:r>
-        <w:rPr>
-          <w:lang w:val="es-ES"/>
-        </w:rPr>
-        <w:t xml:space="preserve">Anexo 1 – </w:t>
-      </w:r>
-      <w:proofErr w:type="spellStart"/>
-      <w:r>
-        <w:rPr>
-          <w:lang w:val="es-ES"/>
-        </w:rPr>
-        <w:t>Layout</w:t>
-      </w:r>
-      <w:proofErr w:type="spellEnd"/>
-      <w:r>
-        <w:rPr>
-          <w:lang w:val="es-ES"/>
-        </w:rPr>
-        <w:t xml:space="preserve"> de la Planta</w:t>
+      <w:r>
+        <w:rPr>
+          <w:lang w:val="es-ES"/>
+        </w:rPr>
+        <w:t>Anexo 1 – Layout de la Planta</w:t>
       </w:r>
       <w:bookmarkEnd w:id="35"/>
     </w:p>
@@ -18425,7 +17737,6 @@
       <w:r>
         <w:rPr>
           <w:noProof/>
-          <w:lang w:val="es-AR" w:eastAsia="es-AR"/>
         </w:rPr>
         <w:drawing>
           <wp:inline distT="0" distB="0" distL="0" distR="0" wp14:anchorId="35AB95F3" wp14:editId="12A464F8">
@@ -18480,7 +17791,6 @@
       <w:r>
         <w:rPr>
           <w:noProof/>
-          <w:lang w:val="es-AR" w:eastAsia="es-AR"/>
         </w:rPr>
         <w:drawing>
           <wp:inline distT="0" distB="0" distL="0" distR="0" wp14:anchorId="47C241D4" wp14:editId="026443A7">
@@ -18535,7 +17845,6 @@
       <w:r>
         <w:rPr>
           <w:noProof/>
-          <w:lang w:val="es-AR" w:eastAsia="es-AR"/>
         </w:rPr>
         <w:lastRenderedPageBreak/>
         <w:drawing>
@@ -18607,7 +17916,6 @@
       <w:r>
         <w:rPr>
           <w:noProof/>
-          <w:lang w:val="es-AR" w:eastAsia="es-AR"/>
         </w:rPr>
         <w:drawing>
           <wp:inline distT="0" distB="0" distL="0" distR="0" wp14:anchorId="21672AF8" wp14:editId="0DE8403E">
@@ -18724,7 +18032,6 @@
       <w:r>
         <w:rPr>
           <w:noProof/>
-          <w:lang w:val="es-AR" w:eastAsia="es-AR"/>
         </w:rPr>
         <w:drawing>
           <wp:inline distT="0" distB="0" distL="0" distR="0" wp14:anchorId="21F53D54" wp14:editId="583E78D6">
@@ -18810,7 +18117,6 @@
       <w:r>
         <w:rPr>
           <w:noProof/>
-          <w:lang w:val="es-AR" w:eastAsia="es-AR"/>
         </w:rPr>
         <w:drawing>
           <wp:inline distT="0" distB="0" distL="0" distR="0" wp14:anchorId="6FAE81DB" wp14:editId="14B89FC7">
@@ -18857,7 +18163,6 @@
       <w:r>
         <w:rPr>
           <w:noProof/>
-          <w:lang w:val="es-AR" w:eastAsia="es-AR"/>
         </w:rPr>
         <w:drawing>
           <wp:inline distT="0" distB="0" distL="0" distR="0" wp14:anchorId="09D65A75" wp14:editId="7F58E0B7">
@@ -18958,7 +18263,6 @@
       <w:r>
         <w:rPr>
           <w:noProof/>
-          <w:lang w:val="es-AR" w:eastAsia="es-AR"/>
         </w:rPr>
         <w:drawing>
           <wp:inline distT="0" distB="0" distL="0" distR="0" wp14:anchorId="0FB1BEC0" wp14:editId="30EF7F60">
@@ -19013,7 +18317,6 @@
       <w:r>
         <w:rPr>
           <w:noProof/>
-          <w:lang w:val="es-AR" w:eastAsia="es-AR"/>
         </w:rPr>
         <w:drawing>
           <wp:inline distT="0" distB="0" distL="0" distR="0" wp14:anchorId="6EF6657B" wp14:editId="7DA01731">
@@ -19109,6 +18412,61 @@
         <w:rPr>
           <w:lang w:val="es-ES"/>
         </w:rPr>
+        <w:t>Para</w:t>
+      </w:r>
+      <w:r>
+        <w:rPr>
+          <w:lang w:val="es-ES"/>
+        </w:rPr>
+        <w:t xml:space="preserve"> aquellos robot</w:t>
+      </w:r>
+      <w:r>
+        <w:rPr>
+          <w:lang w:val="es-ES"/>
+        </w:rPr>
+        <w:t>s que no cuentan con muñeca esfé</w:t>
+      </w:r>
+      <w:r>
+        <w:rPr>
+          <w:lang w:val="es-ES"/>
+        </w:rPr>
+        <w:t>rica</w:t>
+      </w:r>
+      <w:r>
+        <w:rPr>
+          <w:lang w:val="es-ES"/>
+        </w:rPr>
+        <w:t>, con sus últimos tres ejes intersecados en un punto</w:t>
+      </w:r>
+      <w:r>
+        <w:rPr>
+          <w:lang w:val="es-ES"/>
+        </w:rPr>
+        <w:t>, el método</w:t>
+      </w:r>
+      <w:r>
+        <w:rPr>
+          <w:lang w:val="es-ES"/>
+        </w:rPr>
+        <w:t xml:space="preserve"> de P</w:t>
+      </w:r>
+      <w:r>
+        <w:rPr>
+          <w:lang w:val="es-ES"/>
+        </w:rPr>
+        <w:t>ieper para resolver la cinemática inversa no es aplicable. Es así como, para el caso del UR10e, que cuenta con los ejes 2, 3 y 4 paralelos entre sí, se utiliza el método matricial a describir a continuación, basado en el análisis de Saixuan Chen, 2017.</w:t>
+      </w:r>
+    </w:p>
+    <w:p>
+      <w:pPr>
+        <w:rPr>
+          <w:lang w:val="es-ES"/>
+        </w:rPr>
+      </w:pPr>
+      <w:r>
+        <w:rPr>
+          <w:lang w:val="es-ES"/>
+        </w:rPr>
         <w:t>Asumiendo totalmente conocidas l</w:t>
       </w:r>
       <w:r>
@@ -19128,7 +18486,6 @@
         <w:rPr>
           <w:b/>
           <w:noProof/>
-          <w:lang w:val="es-AR" w:eastAsia="es-AR"/>
         </w:rPr>
         <w:drawing>
           <wp:anchor distT="0" distB="0" distL="114300" distR="114300" simplePos="0" relativeHeight="251697152" behindDoc="0" locked="0" layoutInCell="1" allowOverlap="1" wp14:anchorId="1700DF26" wp14:editId="177D72C6">
@@ -19389,7 +18746,6 @@
       <w:r>
         <w:rPr>
           <w:noProof/>
-          <w:lang w:val="es-AR" w:eastAsia="es-AR"/>
         </w:rPr>
         <w:drawing>
           <wp:anchor distT="0" distB="0" distL="114300" distR="114300" simplePos="0" relativeHeight="251696128" behindDoc="0" locked="0" layoutInCell="1" allowOverlap="1" wp14:anchorId="42A8D1B9" wp14:editId="61827E19">
@@ -19521,7 +18877,6 @@
       <w:r>
         <w:rPr>
           <w:noProof/>
-          <w:lang w:val="es-AR" w:eastAsia="es-AR"/>
         </w:rPr>
         <w:drawing>
           <wp:anchor distT="0" distB="0" distL="114300" distR="114300" simplePos="0" relativeHeight="251699200" behindDoc="0" locked="0" layoutInCell="1" allowOverlap="1" wp14:anchorId="662C6164" wp14:editId="4FA13123">
@@ -19630,7 +18985,6 @@
       <w:r>
         <w:rPr>
           <w:noProof/>
-          <w:lang w:val="es-AR" w:eastAsia="es-AR"/>
         </w:rPr>
         <w:drawing>
           <wp:anchor distT="0" distB="0" distL="114300" distR="114300" simplePos="0" relativeHeight="251698176" behindDoc="0" locked="0" layoutInCell="1" allowOverlap="1" wp14:anchorId="75E6F68F" wp14:editId="388DCCE7">
@@ -20023,8 +19377,8 @@
       <w:r>
         <w:rPr>
           <w:noProof/>
-          <w:lang w:val="es-AR" w:eastAsia="es-AR"/>
-        </w:rPr>
+        </w:rPr>
+        <w:lastRenderedPageBreak/>
         <w:drawing>
           <wp:anchor distT="0" distB="0" distL="114300" distR="114300" simplePos="0" relativeHeight="251700224" behindDoc="0" locked="0" layoutInCell="1" allowOverlap="1" wp14:anchorId="32FA849F" wp14:editId="4FBEA546">
             <wp:simplePos x="0" y="0"/>
@@ -20125,9 +19479,7 @@
       <w:r>
         <w:rPr>
           <w:noProof/>
-          <w:lang w:val="es-AR" w:eastAsia="es-AR"/>
-        </w:rPr>
-        <w:lastRenderedPageBreak/>
+        </w:rPr>
         <w:drawing>
           <wp:anchor distT="0" distB="0" distL="114300" distR="114300" simplePos="0" relativeHeight="251680768" behindDoc="0" locked="0" layoutInCell="1" allowOverlap="1" wp14:anchorId="5FD73C47" wp14:editId="5F30656E">
             <wp:simplePos x="0" y="0"/>
@@ -20206,7 +19558,6 @@
       <w:r>
         <w:rPr>
           <w:noProof/>
-          <w:lang w:val="es-AR" w:eastAsia="es-AR"/>
         </w:rPr>
         <w:drawing>
           <wp:anchor distT="0" distB="0" distL="114300" distR="114300" simplePos="0" relativeHeight="251681792" behindDoc="0" locked="0" layoutInCell="1" allowOverlap="1" wp14:anchorId="5EB00D8B" wp14:editId="23046C82">
@@ -20450,7 +19801,6 @@
         <w:rPr>
           <w:rFonts w:eastAsiaTheme="minorEastAsia"/>
           <w:noProof/>
-          <w:lang w:val="es-AR" w:eastAsia="es-AR"/>
         </w:rPr>
         <w:drawing>
           <wp:anchor distT="0" distB="0" distL="114300" distR="114300" simplePos="0" relativeHeight="251682816" behindDoc="0" locked="0" layoutInCell="1" allowOverlap="1" wp14:anchorId="7BC376FD" wp14:editId="14B8B7DB">
@@ -20595,7 +19945,6 @@
       <w:r>
         <w:rPr>
           <w:noProof/>
-          <w:lang w:val="es-AR" w:eastAsia="es-AR"/>
         </w:rPr>
         <w:drawing>
           <wp:anchor distT="0" distB="0" distL="114300" distR="114300" simplePos="0" relativeHeight="251683840" behindDoc="0" locked="0" layoutInCell="1" allowOverlap="1" wp14:anchorId="0D720E6D" wp14:editId="6BA0121C">
@@ -20607,7 +19956,7 @@
               <wp:posOffset>263525</wp:posOffset>
             </wp:positionV>
             <wp:extent cx="5154385" cy="346517"/>
-            <wp:effectExtent l="38100" t="38100" r="27305" b="34925"/>
+            <wp:effectExtent l="0" t="0" r="0" b="0"/>
             <wp:wrapNone/>
             <wp:docPr id="118" name="Imagen 118"/>
             <wp:cNvGraphicFramePr>
@@ -20645,9 +19994,7 @@
                     </a:prstGeom>
                     <a:noFill/>
                     <a:ln w="28575">
-                      <a:solidFill>
-                        <a:srgbClr val="FF0000"/>
-                      </a:solidFill>
+                      <a:noFill/>
                     </a:ln>
                   </pic:spPr>
                 </pic:pic>
@@ -20697,7 +20044,7 @@
     </w:p>
     <w:p>
       <w:pPr>
-        <w:jc w:val="right"/>
+        <w:ind w:firstLine="0"/>
         <w:rPr>
           <w:lang w:val="es-ES"/>
         </w:rPr>
@@ -20784,7 +20131,6 @@
       <w:r>
         <w:rPr>
           <w:noProof/>
-          <w:lang w:val="es-AR" w:eastAsia="es-AR"/>
         </w:rPr>
         <w:drawing>
           <wp:anchor distT="0" distB="0" distL="114300" distR="114300" simplePos="0" relativeHeight="251701248" behindDoc="0" locked="0" layoutInCell="1" allowOverlap="1" wp14:anchorId="76E3A3F2" wp14:editId="16156AC9">
@@ -20915,61 +20261,6 @@
       </w:pPr>
       <w:r>
         <w:rPr>
-          <w:noProof/>
-          <w:lang w:val="es-AR" w:eastAsia="es-AR"/>
-        </w:rPr>
-        <w:drawing>
-          <wp:anchor distT="0" distB="0" distL="114300" distR="114300" simplePos="0" relativeHeight="251684864" behindDoc="0" locked="0" layoutInCell="1" allowOverlap="1" wp14:anchorId="4EAE5BD6" wp14:editId="12061123">
-            <wp:simplePos x="0" y="0"/>
-            <wp:positionH relativeFrom="margin">
-              <wp:posOffset>1763395</wp:posOffset>
-            </wp:positionH>
-            <wp:positionV relativeFrom="paragraph">
-              <wp:posOffset>590127</wp:posOffset>
-            </wp:positionV>
-            <wp:extent cx="2514600" cy="285193"/>
-            <wp:effectExtent l="0" t="0" r="0" b="635"/>
-            <wp:wrapNone/>
-            <wp:docPr id="120" name="Imagen 120"/>
-            <wp:cNvGraphicFramePr>
-              <a:graphicFrameLocks xmlns:a="http://schemas.openxmlformats.org/drawingml/2006/main" noChangeAspect="1"/>
-            </wp:cNvGraphicFramePr>
-            <a:graphic xmlns:a="http://schemas.openxmlformats.org/drawingml/2006/main">
-              <a:graphicData uri="http://schemas.openxmlformats.org/drawingml/2006/picture">
-                <pic:pic xmlns:pic="http://schemas.openxmlformats.org/drawingml/2006/picture">
-                  <pic:nvPicPr>
-                    <pic:cNvPr id="1" name=""/>
-                    <pic:cNvPicPr/>
-                  </pic:nvPicPr>
-                  <pic:blipFill>
-                    <a:blip r:embed="rId62" cstate="print">
-                      <a:extLst>
-                        <a:ext uri="{28A0092B-C50C-407E-A947-70E740481C1C}">
-                          <a14:useLocalDpi xmlns:a14="http://schemas.microsoft.com/office/drawing/2010/main" val="0"/>
-                        </a:ext>
-                      </a:extLst>
-                    </a:blip>
-                    <a:stretch>
-                      <a:fillRect/>
-                    </a:stretch>
-                  </pic:blipFill>
-                  <pic:spPr>
-                    <a:xfrm>
-                      <a:off x="0" y="0"/>
-                      <a:ext cx="2514600" cy="285193"/>
-                    </a:xfrm>
-                    <a:prstGeom prst="rect">
-                      <a:avLst/>
-                    </a:prstGeom>
-                  </pic:spPr>
-                </pic:pic>
-              </a:graphicData>
-            </a:graphic>
-          </wp:anchor>
-        </w:drawing>
-      </w:r>
-      <w:r>
-        <w:rPr>
           <w:lang w:val="es-ES"/>
         </w:rPr>
         <w:t>Elevando ambos miembros al cuadrado y sumando miembro a miembro, se puede eliminar los cosenos y senos que involucran a q</w:t>
@@ -21104,6 +20395,60 @@
       </w:pPr>
       <w:r>
         <w:rPr>
+          <w:noProof/>
+        </w:rPr>
+        <w:drawing>
+          <wp:anchor distT="0" distB="0" distL="114300" distR="114300" simplePos="0" relativeHeight="251684864" behindDoc="0" locked="0" layoutInCell="1" allowOverlap="1" wp14:anchorId="42D07E9E" wp14:editId="53965747">
+            <wp:simplePos x="0" y="0"/>
+            <wp:positionH relativeFrom="margin">
+              <wp:posOffset>1763395</wp:posOffset>
+            </wp:positionH>
+            <wp:positionV relativeFrom="paragraph">
+              <wp:posOffset>7620</wp:posOffset>
+            </wp:positionV>
+            <wp:extent cx="2514600" cy="285115"/>
+            <wp:effectExtent l="0" t="0" r="0" b="635"/>
+            <wp:wrapNone/>
+            <wp:docPr id="120" name="Imagen 120"/>
+            <wp:cNvGraphicFramePr>
+              <a:graphicFrameLocks xmlns:a="http://schemas.openxmlformats.org/drawingml/2006/main" noChangeAspect="1"/>
+            </wp:cNvGraphicFramePr>
+            <a:graphic xmlns:a="http://schemas.openxmlformats.org/drawingml/2006/main">
+              <a:graphicData uri="http://schemas.openxmlformats.org/drawingml/2006/picture">
+                <pic:pic xmlns:pic="http://schemas.openxmlformats.org/drawingml/2006/picture">
+                  <pic:nvPicPr>
+                    <pic:cNvPr id="1" name=""/>
+                    <pic:cNvPicPr/>
+                  </pic:nvPicPr>
+                  <pic:blipFill>
+                    <a:blip r:embed="rId62" cstate="print">
+                      <a:extLst>
+                        <a:ext uri="{28A0092B-C50C-407E-A947-70E740481C1C}">
+                          <a14:useLocalDpi xmlns:a14="http://schemas.microsoft.com/office/drawing/2010/main" val="0"/>
+                        </a:ext>
+                      </a:extLst>
+                    </a:blip>
+                    <a:stretch>
+                      <a:fillRect/>
+                    </a:stretch>
+                  </pic:blipFill>
+                  <pic:spPr>
+                    <a:xfrm>
+                      <a:off x="0" y="0"/>
+                      <a:ext cx="2514600" cy="285115"/>
+                    </a:xfrm>
+                    <a:prstGeom prst="rect">
+                      <a:avLst/>
+                    </a:prstGeom>
+                  </pic:spPr>
+                </pic:pic>
+              </a:graphicData>
+            </a:graphic>
+          </wp:anchor>
+        </w:drawing>
+      </w:r>
+      <w:r>
+        <w:rPr>
           <w:lang w:val="es-ES"/>
         </w:rPr>
         <w:t>(</w:t>
@@ -21123,14 +20468,31 @@
     </w:p>
     <w:p>
       <w:pPr>
-        <w:rPr>
-          <w:lang w:val="es-ES"/>
-        </w:rPr>
-      </w:pPr>
-      <w:r>
-        <w:rPr>
-          <w:lang w:val="es-ES"/>
-        </w:rPr>
+        <w:spacing w:before="0" w:line="259" w:lineRule="auto"/>
+        <w:ind w:firstLine="0"/>
+        <w:jc w:val="left"/>
+        <w:rPr>
+          <w:lang w:val="es-ES"/>
+        </w:rPr>
+      </w:pPr>
+      <w:r>
+        <w:rPr>
+          <w:lang w:val="es-ES"/>
+        </w:rPr>
+        <w:br w:type="page"/>
+      </w:r>
+    </w:p>
+    <w:p>
+      <w:pPr>
+        <w:rPr>
+          <w:lang w:val="es-ES"/>
+        </w:rPr>
+      </w:pPr>
+      <w:r>
+        <w:rPr>
+          <w:lang w:val="es-ES"/>
+        </w:rPr>
+        <w:lastRenderedPageBreak/>
         <w:t>De la prim</w:t>
       </w:r>
       <w:r>
@@ -21214,7 +20576,6 @@
       <w:r>
         <w:rPr>
           <w:noProof/>
-          <w:lang w:val="es-AR" w:eastAsia="es-AR"/>
         </w:rPr>
         <w:drawing>
           <wp:anchor distT="0" distB="0" distL="114300" distR="114300" simplePos="0" relativeHeight="251707392" behindDoc="0" locked="0" layoutInCell="1" allowOverlap="1" wp14:anchorId="0DCC30E1" wp14:editId="6D7BCDF3">
@@ -21226,7 +20587,7 @@
               <wp:posOffset>6985</wp:posOffset>
             </wp:positionV>
             <wp:extent cx="4790476" cy="409524"/>
-            <wp:effectExtent l="38100" t="38100" r="29210" b="29210"/>
+            <wp:effectExtent l="0" t="0" r="0" b="0"/>
             <wp:wrapNone/>
             <wp:docPr id="52" name="Imagen 52"/>
             <wp:cNvGraphicFramePr>
@@ -21260,9 +20621,7 @@
                       <a:avLst/>
                     </a:prstGeom>
                     <a:ln w="28575">
-                      <a:solidFill>
-                        <a:srgbClr val="FF0000"/>
-                      </a:solidFill>
+                      <a:noFill/>
                     </a:ln>
                   </pic:spPr>
                 </pic:pic>
@@ -21308,7 +20667,6 @@
         <w:rPr>
           <w:lang w:val="es-ES"/>
         </w:rPr>
-        <w:lastRenderedPageBreak/>
         <w:t xml:space="preserve">De modo que habrá 2 valores de </w:t>
       </w:r>
       <m:oMath>
@@ -21491,7 +20849,6 @@
       <w:r>
         <w:rPr>
           <w:noProof/>
-          <w:lang w:val="es-AR" w:eastAsia="es-AR"/>
         </w:rPr>
         <w:drawing>
           <wp:anchor distT="0" distB="0" distL="114300" distR="114300" simplePos="0" relativeHeight="251685888" behindDoc="0" locked="0" layoutInCell="1" allowOverlap="1" wp14:anchorId="4198D58B" wp14:editId="1F450F7D">
@@ -21765,7 +21122,6 @@
       <w:r>
         <w:rPr>
           <w:noProof/>
-          <w:lang w:val="es-AR" w:eastAsia="es-AR"/>
         </w:rPr>
         <w:drawing>
           <wp:anchor distT="0" distB="0" distL="114300" distR="114300" simplePos="0" relativeHeight="251686912" behindDoc="0" locked="0" layoutInCell="1" allowOverlap="1" wp14:anchorId="376FE7A8" wp14:editId="5B16E92D">
@@ -21777,7 +21133,7 @@
               <wp:posOffset>254424</wp:posOffset>
             </wp:positionV>
             <wp:extent cx="2269671" cy="543884"/>
-            <wp:effectExtent l="38100" t="38100" r="35560" b="46990"/>
+            <wp:effectExtent l="0" t="0" r="0" b="8890"/>
             <wp:wrapNone/>
             <wp:docPr id="122" name="Imagen 122"/>
             <wp:cNvGraphicFramePr>
@@ -21811,9 +21167,7 @@
                       <a:avLst/>
                     </a:prstGeom>
                     <a:ln w="28575">
-                      <a:solidFill>
-                        <a:srgbClr val="FF0000"/>
-                      </a:solidFill>
+                      <a:noFill/>
                     </a:ln>
                   </pic:spPr>
                 </pic:pic>
@@ -21958,7 +21312,6 @@
       <w:r>
         <w:rPr>
           <w:noProof/>
-          <w:lang w:val="es-AR" w:eastAsia="es-AR"/>
         </w:rPr>
         <w:drawing>
           <wp:anchor distT="0" distB="0" distL="114300" distR="114300" simplePos="0" relativeHeight="251702272" behindDoc="0" locked="0" layoutInCell="1" allowOverlap="1" wp14:anchorId="18FC58B0" wp14:editId="23E31CA6">
@@ -22060,7 +21413,6 @@
       <w:r>
         <w:rPr>
           <w:noProof/>
-          <w:lang w:val="es-AR" w:eastAsia="es-AR"/>
         </w:rPr>
         <w:drawing>
           <wp:anchor distT="0" distB="0" distL="114300" distR="114300" simplePos="0" relativeHeight="251703296" behindDoc="0" locked="0" layoutInCell="1" allowOverlap="1" wp14:anchorId="5ACED56F" wp14:editId="4BDEE7F4">
@@ -22209,7 +21561,6 @@
       <w:r>
         <w:rPr>
           <w:noProof/>
-          <w:lang w:val="es-AR" w:eastAsia="es-AR"/>
         </w:rPr>
         <w:drawing>
           <wp:anchor distT="0" distB="0" distL="114300" distR="114300" simplePos="0" relativeHeight="251704320" behindDoc="0" locked="0" layoutInCell="1" allowOverlap="1" wp14:anchorId="4175534F" wp14:editId="4D09C51B">
@@ -22221,7 +21572,7 @@
               <wp:posOffset>224790</wp:posOffset>
             </wp:positionV>
             <wp:extent cx="3810000" cy="439615"/>
-            <wp:effectExtent l="38100" t="38100" r="38100" b="36830"/>
+            <wp:effectExtent l="0" t="0" r="0" b="0"/>
             <wp:wrapNone/>
             <wp:docPr id="125" name="Imagen 125"/>
             <wp:cNvGraphicFramePr>
@@ -22255,9 +21606,7 @@
                       <a:avLst/>
                     </a:prstGeom>
                     <a:ln w="28575">
-                      <a:solidFill>
-                        <a:srgbClr val="FF0000"/>
-                      </a:solidFill>
+                      <a:noFill/>
                     </a:ln>
                   </pic:spPr>
                 </pic:pic>
@@ -22321,19 +21670,96 @@
       </w:pPr>
       <w:r>
         <w:rPr>
+          <w:lang w:val="es-ES"/>
+        </w:rPr>
+        <w:t xml:space="preserve">Para el cálculo de </w:t>
+      </w:r>
+      <m:oMath>
+        <m:sSub>
+          <m:sSubPr>
+            <m:ctrlPr>
+              <w:rPr>
+                <w:i/>
+                <w:lang w:val="es-ES"/>
+              </w:rPr>
+            </m:ctrlPr>
+          </m:sSubPr>
+          <m:e>
+            <m:r>
+              <w:rPr>
+                <w:lang w:val="es-ES"/>
+              </w:rPr>
+              <m:t>q</m:t>
+            </m:r>
+          </m:e>
+          <m:sub>
+            <m:r>
+              <w:rPr>
+                <w:lang w:val="es-ES"/>
+              </w:rPr>
+              <m:t>2</m:t>
+            </m:r>
+          </m:sub>
+        </m:sSub>
+      </m:oMath>
+      <w:r>
+        <w:rPr>
+          <w:lang w:val="es-ES"/>
+        </w:rPr>
+        <w:t>, en las ecuaciones (</w:t>
+      </w:r>
+      <w:r>
+        <w:rPr>
+          <w:lang w:val="es-ES"/>
+        </w:rPr>
+        <w:t>A6.</w:t>
+      </w:r>
+      <w:r>
+        <w:rPr>
+          <w:lang w:val="es-ES"/>
+        </w:rPr>
+        <w:t>2) y (</w:t>
+      </w:r>
+      <w:r>
+        <w:rPr>
+          <w:lang w:val="es-ES"/>
+        </w:rPr>
+        <w:t>A6.</w:t>
+      </w:r>
+      <w:r>
+        <w:rPr>
+          <w:lang w:val="es-ES"/>
+        </w:rPr>
+        <w:t>3</w:t>
+      </w:r>
+      <w:r>
+        <w:rPr>
+          <w:lang w:val="es-ES"/>
+        </w:rPr>
+        <w:t>), filas 1 y 2 y columna 4:</w:t>
+      </w:r>
+    </w:p>
+    <w:p>
+      <w:pPr>
+        <w:jc w:val="right"/>
+        <w:rPr>
+          <w:lang w:val="es-ES"/>
+        </w:rPr>
+      </w:pPr>
+      <w:r>
+        <w:rPr>
           <w:noProof/>
-          <w:lang w:val="es-AR" w:eastAsia="es-AR"/>
         </w:rPr>
         <w:drawing>
-          <wp:anchor distT="0" distB="0" distL="114300" distR="114300" simplePos="0" relativeHeight="251705344" behindDoc="0" locked="0" layoutInCell="1" allowOverlap="1" wp14:anchorId="0ADB7A9F" wp14:editId="20FBE920">
+          <wp:anchor distT="0" distB="0" distL="114300" distR="114300" simplePos="0" relativeHeight="251705344" behindDoc="0" locked="0" layoutInCell="1" allowOverlap="1" wp14:anchorId="52BB8D55" wp14:editId="0029DDD0">
             <wp:simplePos x="0" y="0"/>
             <wp:positionH relativeFrom="margin">
               <wp:align>center</wp:align>
             </wp:positionH>
             <wp:positionV relativeFrom="paragraph">
-              <wp:posOffset>237490</wp:posOffset>
+              <wp:posOffset>8255</wp:posOffset>
             </wp:positionV>
-            <wp:extent cx="3971429" cy="514286"/>
+            <wp:extent cx="3971290" cy="513715"/>
             <wp:effectExtent l="0" t="0" r="0" b="635"/>
             <wp:wrapNone/>
             <wp:docPr id="126" name="Imagen 126"/>
@@ -22362,7 +21788,7 @@
                   <pic:spPr>
                     <a:xfrm>
                       <a:off x="0" y="0"/>
-                      <a:ext cx="3971429" cy="514286"/>
+                      <a:ext cx="3971290" cy="513715"/>
                     </a:xfrm>
                     <a:prstGeom prst="rect">
                       <a:avLst/>
@@ -22378,41 +21804,7 @@
         <w:rPr>
           <w:lang w:val="es-ES"/>
         </w:rPr>
-        <w:t xml:space="preserve">Para el cálculo de </w:t>
-      </w:r>
-      <m:oMath>
-        <m:sSub>
-          <m:sSubPr>
-            <m:ctrlPr>
-              <w:rPr>
-                <w:i/>
-                <w:lang w:val="es-ES"/>
-              </w:rPr>
-            </m:ctrlPr>
-          </m:sSubPr>
-          <m:e>
-            <m:r>
-              <w:rPr>
-                <w:lang w:val="es-ES"/>
-              </w:rPr>
-              <m:t>q</m:t>
-            </m:r>
-          </m:e>
-          <m:sub>
-            <m:r>
-              <w:rPr>
-                <w:lang w:val="es-ES"/>
-              </w:rPr>
-              <m:t>2</m:t>
-            </m:r>
-          </m:sub>
-        </m:sSub>
-      </m:oMath>
-      <w:r>
-        <w:rPr>
-          <w:lang w:val="es-ES"/>
-        </w:rPr>
-        <w:t>, en las ecuaciones (</w:t>
+        <w:t>(</w:t>
       </w:r>
       <w:r>
         <w:rPr>
@@ -22424,56 +21816,14 @@
         <w:rPr>
           <w:lang w:val="es-ES"/>
         </w:rPr>
-        <w:t>2) y (</w:t>
-      </w:r>
-      <w:r>
-        <w:rPr>
-          <w:lang w:val="es-ES"/>
-        </w:rPr>
-        <w:t>A6.</w:t>
-      </w:r>
-      <w:r>
-        <w:rPr>
-          <w:lang w:val="es-ES"/>
-        </w:rPr>
-        <w:t>3</w:t>
-      </w:r>
-      <w:r>
-        <w:rPr>
-          <w:lang w:val="es-ES"/>
-        </w:rPr>
-        <w:t>), filas 1 y 2 y columna 4:</w:t>
-      </w:r>
-    </w:p>
-    <w:p>
-      <w:pPr>
-        <w:jc w:val="right"/>
-        <w:rPr>
-          <w:lang w:val="es-ES"/>
-        </w:rPr>
-      </w:pPr>
-      <w:r>
-        <w:rPr>
-          <w:lang w:val="es-ES"/>
-        </w:rPr>
-        <w:t>(</w:t>
-      </w:r>
-      <w:r>
-        <w:rPr>
-          <w:lang w:val="es-ES"/>
-        </w:rPr>
-        <w:t>A6.</w:t>
-      </w:r>
-      <w:r>
-        <w:rPr>
-          <w:lang w:val="es-ES"/>
-        </w:rPr>
         <w:t>20)</w:t>
       </w:r>
     </w:p>
     <w:p>
       <w:pPr>
-        <w:jc w:val="right"/>
+        <w:spacing w:before="0" w:line="259" w:lineRule="auto"/>
+        <w:ind w:firstLine="0"/>
+        <w:jc w:val="left"/>
         <w:rPr>
           <w:lang w:val="es-ES"/>
         </w:rPr>
@@ -22488,8 +21838,8 @@
       <w:r>
         <w:rPr>
           <w:noProof/>
-          <w:lang w:val="es-AR" w:eastAsia="es-AR"/>
-        </w:rPr>
+        </w:rPr>
+        <w:lastRenderedPageBreak/>
         <w:drawing>
           <wp:anchor distT="0" distB="0" distL="114300" distR="114300" simplePos="0" relativeHeight="251706368" behindDoc="0" locked="0" layoutInCell="1" allowOverlap="1" wp14:anchorId="7B2B2F69" wp14:editId="42C6D797">
             <wp:simplePos x="0" y="0"/>
@@ -22497,7 +21847,7 @@
               <wp:align>center</wp:align>
             </wp:positionH>
             <wp:positionV relativeFrom="paragraph">
-              <wp:posOffset>164465</wp:posOffset>
+              <wp:posOffset>234315</wp:posOffset>
             </wp:positionV>
             <wp:extent cx="2942590" cy="408940"/>
             <wp:effectExtent l="0" t="0" r="0" b="0"/>
@@ -22591,7 +21941,6 @@
         <w:rPr>
           <w:lang w:val="es-ES"/>
         </w:rPr>
-        <w:lastRenderedPageBreak/>
         <w:t xml:space="preserve">Reemplazando </w:t>
       </w:r>
       <w:r>
@@ -22687,7 +22036,6 @@
       <w:r>
         <w:rPr>
           <w:noProof/>
-          <w:lang w:val="es-AR" w:eastAsia="es-AR"/>
         </w:rPr>
         <w:drawing>
           <wp:anchor distT="0" distB="0" distL="114300" distR="114300" simplePos="0" relativeHeight="251687936" behindDoc="0" locked="0" layoutInCell="1" allowOverlap="1" wp14:anchorId="61498CDA" wp14:editId="5DAD6E98">
@@ -22696,7 +22044,7 @@
               <wp:align>center</wp:align>
             </wp:positionH>
             <wp:positionV relativeFrom="paragraph">
-              <wp:posOffset>11430</wp:posOffset>
+              <wp:posOffset>5080</wp:posOffset>
             </wp:positionV>
             <wp:extent cx="2971800" cy="313690"/>
             <wp:effectExtent l="0" t="0" r="0" b="0"/>
@@ -22779,31 +22127,16 @@
       </w:pPr>
       <w:r>
         <w:rPr>
-          <w:lang w:val="es-ES"/>
-        </w:rPr>
-        <w:t>Se puede hacer:</w:t>
-      </w:r>
-    </w:p>
-    <w:p>
-      <w:pPr>
-        <w:jc w:val="right"/>
-        <w:rPr>
-          <w:lang w:val="es-ES"/>
-        </w:rPr>
-      </w:pPr>
-      <w:r>
-        <w:rPr>
           <w:noProof/>
-          <w:lang w:val="es-AR" w:eastAsia="es-AR"/>
         </w:rPr>
         <w:drawing>
-          <wp:anchor distT="0" distB="0" distL="114300" distR="114300" simplePos="0" relativeHeight="251688960" behindDoc="0" locked="0" layoutInCell="1" allowOverlap="1" wp14:anchorId="6178B088" wp14:editId="6E194026">
+          <wp:anchor distT="0" distB="0" distL="114300" distR="114300" simplePos="0" relativeHeight="251688960" behindDoc="0" locked="0" layoutInCell="1" allowOverlap="1" wp14:anchorId="6DB0BBB6" wp14:editId="301E242A">
             <wp:simplePos x="0" y="0"/>
             <wp:positionH relativeFrom="margin">
               <wp:align>center</wp:align>
             </wp:positionH>
             <wp:positionV relativeFrom="paragraph">
-              <wp:posOffset>7620</wp:posOffset>
+              <wp:posOffset>154305</wp:posOffset>
             </wp:positionV>
             <wp:extent cx="857250" cy="524277"/>
             <wp:effectExtent l="0" t="0" r="0" b="9525"/>
@@ -22852,6 +22185,12 @@
           </wp:anchor>
         </w:drawing>
       </w:r>
+      <w:r>
+        <w:rPr>
+          <w:lang w:val="es-ES"/>
+        </w:rPr>
+        <w:t>Se puede hacer:</w:t>
+      </w:r>
     </w:p>
     <w:p>
       <w:pPr>
@@ -22878,6 +22217,13 @@
         </w:rPr>
         <w:t>23)</w:t>
       </w:r>
+    </w:p>
+    <w:p>
+      <w:pPr>
+        <w:rPr>
+          <w:lang w:val="es-ES"/>
+        </w:rPr>
+      </w:pPr>
     </w:p>
     <w:p>
       <w:pPr>
@@ -23011,16 +22357,15 @@
       <w:r>
         <w:rPr>
           <w:noProof/>
-          <w:lang w:val="es-AR" w:eastAsia="es-AR"/>
         </w:rPr>
         <w:drawing>
           <wp:anchor distT="0" distB="0" distL="114300" distR="114300" simplePos="0" relativeHeight="251689984" behindDoc="0" locked="0" layoutInCell="1" allowOverlap="1" wp14:anchorId="59BEDD7A" wp14:editId="0A436BEA">
             <wp:simplePos x="0" y="0"/>
-            <wp:positionH relativeFrom="margin">
-              <wp:posOffset>1614805</wp:posOffset>
+            <wp:positionH relativeFrom="page">
+              <wp:align>center</wp:align>
             </wp:positionH>
             <wp:positionV relativeFrom="paragraph">
-              <wp:posOffset>193675</wp:posOffset>
+              <wp:posOffset>231775</wp:posOffset>
             </wp:positionV>
             <wp:extent cx="3417277" cy="286351"/>
             <wp:effectExtent l="0" t="0" r="0" b="0"/>
@@ -23218,16 +22563,15 @@
       <w:r>
         <w:rPr>
           <w:noProof/>
-          <w:lang w:val="es-AR" w:eastAsia="es-AR"/>
         </w:rPr>
         <w:drawing>
           <wp:anchor distT="0" distB="0" distL="114300" distR="114300" simplePos="0" relativeHeight="251691008" behindDoc="0" locked="0" layoutInCell="1" allowOverlap="1" wp14:anchorId="578F9446" wp14:editId="3A3817F9">
             <wp:simplePos x="0" y="0"/>
-            <wp:positionH relativeFrom="margin">
+            <wp:positionH relativeFrom="page">
               <wp:align>center</wp:align>
             </wp:positionH>
             <wp:positionV relativeFrom="paragraph">
-              <wp:posOffset>148590</wp:posOffset>
+              <wp:posOffset>142240</wp:posOffset>
             </wp:positionV>
             <wp:extent cx="2244725" cy="473710"/>
             <wp:effectExtent l="0" t="0" r="3175" b="2540"/>
@@ -23313,165 +22657,16 @@
       </w:pPr>
       <w:r>
         <w:rPr>
-          <w:lang w:val="es-ES"/>
-        </w:rPr>
-        <w:t>Haciendo uso de la identidad</w:t>
-      </w:r>
-      <w:r>
-        <w:rPr>
-          <w:rFonts w:eastAsiaTheme="minorEastAsia"/>
-          <w:lang w:val="es-ES"/>
-        </w:rPr>
-        <w:t xml:space="preserve"> </w:t>
-      </w:r>
-      <m:oMath>
-        <m:func>
-          <m:funcPr>
-            <m:ctrlPr>
-              <w:rPr>
-                <w:i/>
-                <w:lang w:val="es-ES"/>
-              </w:rPr>
-            </m:ctrlPr>
-          </m:funcPr>
-          <m:fName>
-            <m:sSup>
-              <m:sSupPr>
-                <m:ctrlPr>
-                  <w:rPr>
-                    <w:i/>
-                    <w:lang w:val="es-ES"/>
-                  </w:rPr>
-                </m:ctrlPr>
-              </m:sSupPr>
-              <m:e>
-                <m:r>
-                  <m:rPr>
-                    <m:sty m:val="p"/>
-                  </m:rPr>
-                  <w:rPr>
-                    <w:lang w:val="es-ES"/>
-                  </w:rPr>
-                  <m:t>cos</m:t>
-                </m:r>
-                <m:ctrlPr>
-                  <w:rPr>
-                    <w:lang w:val="es-ES"/>
-                  </w:rPr>
-                </m:ctrlPr>
-              </m:e>
-              <m:sup>
-                <m:r>
-                  <w:rPr>
-                    <w:lang w:val="es-ES"/>
-                  </w:rPr>
-                  <m:t>2</m:t>
-                </m:r>
-                <m:ctrlPr>
-                  <w:rPr>
-                    <w:lang w:val="es-ES"/>
-                  </w:rPr>
-                </m:ctrlPr>
-              </m:sup>
-            </m:sSup>
-          </m:fName>
-          <m:e>
-            <m:r>
-              <w:rPr>
-                <w:lang w:val="es-ES"/>
-              </w:rPr>
-              <m:t>x</m:t>
-            </m:r>
-          </m:e>
-        </m:func>
-        <m:r>
-          <w:rPr>
-            <w:lang w:val="es-ES"/>
-          </w:rPr>
-          <m:t>=</m:t>
-        </m:r>
-        <m:rad>
-          <m:radPr>
-            <m:degHide m:val="1"/>
-            <m:ctrlPr>
-              <w:rPr>
-                <w:i/>
-                <w:lang w:val="es-ES"/>
-              </w:rPr>
-            </m:ctrlPr>
-          </m:radPr>
-          <m:deg/>
-          <m:e>
-            <m:r>
-              <w:rPr>
-                <w:lang w:val="es-ES"/>
-              </w:rPr>
-              <m:t>1-se</m:t>
-            </m:r>
-            <m:sSup>
-              <m:sSupPr>
-                <m:ctrlPr>
-                  <w:rPr>
-                    <w:i/>
-                    <w:lang w:val="es-ES"/>
-                  </w:rPr>
-                </m:ctrlPr>
-              </m:sSupPr>
-              <m:e>
-                <m:r>
-                  <w:rPr>
-                    <w:lang w:val="es-ES"/>
-                  </w:rPr>
-                  <m:t>n</m:t>
-                </m:r>
-              </m:e>
-              <m:sup>
-                <m:r>
-                  <w:rPr>
-                    <w:lang w:val="es-ES"/>
-                  </w:rPr>
-                  <m:t>2</m:t>
-                </m:r>
-              </m:sup>
-            </m:sSup>
-            <m:r>
-              <w:rPr>
-                <w:lang w:val="es-ES"/>
-              </w:rPr>
-              <m:t xml:space="preserve">x </m:t>
-            </m:r>
-          </m:e>
-        </m:rad>
-      </m:oMath>
-      <w:r>
-        <w:rPr>
-          <w:rFonts w:eastAsiaTheme="minorEastAsia"/>
-          <w:lang w:val="es-ES"/>
-        </w:rPr>
-        <w:t>:</w:t>
-      </w:r>
-    </w:p>
-    <w:p>
-      <w:pPr>
-        <w:jc w:val="right"/>
-        <w:rPr>
-          <w:rFonts w:eastAsiaTheme="minorEastAsia"/>
-          <w:lang w:val="es-ES"/>
-        </w:rPr>
-      </w:pPr>
-      <w:r>
-        <w:rPr>
           <w:noProof/>
-          <w:lang w:val="es-AR" w:eastAsia="es-AR"/>
         </w:rPr>
         <w:drawing>
-          <wp:anchor distT="0" distB="0" distL="114300" distR="114300" simplePos="0" relativeHeight="251692032" behindDoc="0" locked="0" layoutInCell="1" allowOverlap="1" wp14:anchorId="14FC7D6E" wp14:editId="3564B3DD">
+          <wp:anchor distT="0" distB="0" distL="114300" distR="114300" simplePos="0" relativeHeight="251692032" behindDoc="0" locked="0" layoutInCell="1" allowOverlap="1" wp14:anchorId="1F81BA03" wp14:editId="4EC9D7E3">
             <wp:simplePos x="0" y="0"/>
-            <wp:positionH relativeFrom="margin">
+            <wp:positionH relativeFrom="page">
               <wp:align>center</wp:align>
             </wp:positionH>
             <wp:positionV relativeFrom="paragraph">
-              <wp:posOffset>13335</wp:posOffset>
+              <wp:posOffset>256540</wp:posOffset>
             </wp:positionV>
             <wp:extent cx="2942449" cy="609600"/>
             <wp:effectExtent l="0" t="0" r="0" b="0"/>
@@ -23521,6 +22716,145 @@
           </wp:anchor>
         </w:drawing>
       </w:r>
+      <w:r>
+        <w:rPr>
+          <w:lang w:val="es-ES"/>
+        </w:rPr>
+        <w:t>Haciendo uso de la identidad</w:t>
+      </w:r>
+      <w:r>
+        <w:rPr>
+          <w:rFonts w:eastAsiaTheme="minorEastAsia"/>
+          <w:lang w:val="es-ES"/>
+        </w:rPr>
+        <w:t xml:space="preserve"> </w:t>
+      </w:r>
+      <m:oMath>
+        <m:func>
+          <m:funcPr>
+            <m:ctrlPr>
+              <w:rPr>
+                <w:i/>
+                <w:lang w:val="es-ES"/>
+              </w:rPr>
+            </m:ctrlPr>
+          </m:funcPr>
+          <m:fName>
+            <m:sSup>
+              <m:sSupPr>
+                <m:ctrlPr>
+                  <w:rPr>
+                    <w:i/>
+                    <w:lang w:val="es-ES"/>
+                  </w:rPr>
+                </m:ctrlPr>
+              </m:sSupPr>
+              <m:e>
+                <m:r>
+                  <m:rPr>
+                    <m:sty m:val="p"/>
+                  </m:rPr>
+                  <w:rPr>
+                    <w:lang w:val="es-ES"/>
+                  </w:rPr>
+                  <m:t>cos</m:t>
+                </m:r>
+                <m:ctrlPr>
+                  <w:rPr>
+                    <w:lang w:val="es-ES"/>
+                  </w:rPr>
+                </m:ctrlPr>
+              </m:e>
+              <m:sup>
+                <m:r>
+                  <w:rPr>
+                    <w:lang w:val="es-ES"/>
+                  </w:rPr>
+                  <m:t>2</m:t>
+                </m:r>
+                <m:ctrlPr>
+                  <w:rPr>
+                    <w:lang w:val="es-ES"/>
+                  </w:rPr>
+                </m:ctrlPr>
+              </m:sup>
+            </m:sSup>
+          </m:fName>
+          <m:e>
+            <m:r>
+              <w:rPr>
+                <w:lang w:val="es-ES"/>
+              </w:rPr>
+              <m:t>x</m:t>
+            </m:r>
+          </m:e>
+        </m:func>
+        <m:r>
+          <w:rPr>
+            <w:lang w:val="es-ES"/>
+          </w:rPr>
+          <m:t>=</m:t>
+        </m:r>
+        <m:rad>
+          <m:radPr>
+            <m:degHide m:val="1"/>
+            <m:ctrlPr>
+              <w:rPr>
+                <w:i/>
+                <w:lang w:val="es-ES"/>
+              </w:rPr>
+            </m:ctrlPr>
+          </m:radPr>
+          <m:deg/>
+          <m:e>
+            <m:r>
+              <w:rPr>
+                <w:lang w:val="es-ES"/>
+              </w:rPr>
+              <m:t>1-se</m:t>
+            </m:r>
+            <m:sSup>
+              <m:sSupPr>
+                <m:ctrlPr>
+                  <w:rPr>
+                    <w:i/>
+                    <w:lang w:val="es-ES"/>
+                  </w:rPr>
+                </m:ctrlPr>
+              </m:sSupPr>
+              <m:e>
+                <m:r>
+                  <w:rPr>
+                    <w:lang w:val="es-ES"/>
+                  </w:rPr>
+                  <m:t>n</m:t>
+                </m:r>
+              </m:e>
+              <m:sup>
+                <m:r>
+                  <w:rPr>
+                    <w:lang w:val="es-ES"/>
+                  </w:rPr>
+                  <m:t>2</m:t>
+                </m:r>
+              </m:sup>
+            </m:sSup>
+            <m:r>
+              <w:rPr>
+                <w:lang w:val="es-ES"/>
+              </w:rPr>
+              <m:t xml:space="preserve">x </m:t>
+            </m:r>
+          </m:e>
+        </m:rad>
+      </m:oMath>
+      <w:r>
+        <w:rPr>
+          <w:rFonts w:eastAsiaTheme="minorEastAsia"/>
+          <w:lang w:val="es-ES"/>
+        </w:rPr>
+        <w:t>:</w:t>
+      </w:r>
     </w:p>
     <w:p>
       <w:pPr>
@@ -23530,6 +22864,15 @@
           <w:lang w:val="es-ES"/>
         </w:rPr>
       </w:pPr>
+    </w:p>
+    <w:p>
+      <w:pPr>
+        <w:jc w:val="right"/>
+        <w:rPr>
+          <w:rFonts w:eastAsiaTheme="minorEastAsia"/>
+          <w:lang w:val="es-ES"/>
+        </w:rPr>
+      </w:pPr>
       <w:r>
         <w:rPr>
           <w:rFonts w:eastAsiaTheme="minorEastAsia"/>
@@ -23561,7 +22904,6 @@
       <w:r>
         <w:rPr>
           <w:noProof/>
-          <w:lang w:val="es-AR" w:eastAsia="es-AR"/>
         </w:rPr>
         <w:drawing>
           <wp:anchor distT="0" distB="0" distL="114300" distR="114300" simplePos="0" relativeHeight="251693056" behindDoc="0" locked="0" layoutInCell="1" allowOverlap="1" wp14:anchorId="7354E306" wp14:editId="1A9650CC">
@@ -23662,7 +23004,6 @@
       <w:r>
         <w:rPr>
           <w:noProof/>
-          <w:lang w:val="es-AR" w:eastAsia="es-AR"/>
         </w:rPr>
         <w:drawing>
           <wp:anchor distT="0" distB="0" distL="114300" distR="114300" simplePos="0" relativeHeight="251710464" behindDoc="0" locked="0" layoutInCell="1" allowOverlap="1" wp14:anchorId="13A66014" wp14:editId="70C09B0E">
@@ -23674,7 +23015,7 @@
               <wp:posOffset>264933</wp:posOffset>
             </wp:positionV>
             <wp:extent cx="5311472" cy="400556"/>
-            <wp:effectExtent l="38100" t="38100" r="22860" b="38100"/>
+            <wp:effectExtent l="0" t="0" r="0" b="0"/>
             <wp:wrapNone/>
             <wp:docPr id="517" name="Imagen 517"/>
             <wp:cNvGraphicFramePr>
@@ -23708,9 +23049,7 @@
                       <a:avLst/>
                     </a:prstGeom>
                     <a:ln w="28575">
-                      <a:solidFill>
-                        <a:srgbClr val="FF0000"/>
-                      </a:solidFill>
+                      <a:noFill/>
                     </a:ln>
                   </pic:spPr>
                 </pic:pic>
@@ -23889,14 +23228,31 @@
     </w:p>
     <w:p>
       <w:pPr>
-        <w:rPr>
-          <w:lang w:val="es-ES"/>
-        </w:rPr>
-      </w:pPr>
-      <w:r>
-        <w:rPr>
-          <w:lang w:val="es-ES"/>
-        </w:rPr>
+        <w:spacing w:before="0" w:line="259" w:lineRule="auto"/>
+        <w:ind w:firstLine="0"/>
+        <w:jc w:val="left"/>
+        <w:rPr>
+          <w:lang w:val="es-ES"/>
+        </w:rPr>
+      </w:pPr>
+      <w:r>
+        <w:rPr>
+          <w:lang w:val="es-ES"/>
+        </w:rPr>
+        <w:br w:type="page"/>
+      </w:r>
+    </w:p>
+    <w:p>
+      <w:pPr>
+        <w:rPr>
+          <w:lang w:val="es-ES"/>
+        </w:rPr>
+      </w:pPr>
+      <w:r>
+        <w:rPr>
+          <w:lang w:val="es-ES"/>
+        </w:rPr>
+        <w:lastRenderedPageBreak/>
         <w:t xml:space="preserve">Para el cálculo de </w:t>
       </w:r>
       <m:oMath>
@@ -24047,7 +23403,6 @@
       <w:r>
         <w:rPr>
           <w:noProof/>
-          <w:lang w:val="es-AR" w:eastAsia="es-AR"/>
         </w:rPr>
         <w:drawing>
           <wp:anchor distT="0" distB="0" distL="114300" distR="114300" simplePos="0" relativeHeight="251708416" behindDoc="0" locked="0" layoutInCell="1" allowOverlap="1" wp14:anchorId="28096658" wp14:editId="0BA7F3FF">
@@ -24149,7 +23504,6 @@
       <w:r>
         <w:rPr>
           <w:noProof/>
-          <w:lang w:val="es-AR" w:eastAsia="es-AR"/>
         </w:rPr>
         <w:drawing>
           <wp:anchor distT="0" distB="0" distL="114300" distR="114300" simplePos="0" relativeHeight="251709440" behindDoc="0" locked="0" layoutInCell="1" allowOverlap="1" wp14:anchorId="45482FB0" wp14:editId="7D5A59A9">
@@ -24161,7 +23515,7 @@
               <wp:posOffset>10795</wp:posOffset>
             </wp:positionV>
             <wp:extent cx="2485714" cy="180952"/>
-            <wp:effectExtent l="38100" t="38100" r="29210" b="29210"/>
+            <wp:effectExtent l="0" t="0" r="0" b="0"/>
             <wp:wrapNone/>
             <wp:docPr id="54" name="Imagen 54"/>
             <wp:cNvGraphicFramePr>
@@ -24195,9 +23549,7 @@
                       <a:avLst/>
                     </a:prstGeom>
                     <a:ln w="28575">
-                      <a:solidFill>
-                        <a:srgbClr val="FF0000"/>
-                      </a:solidFill>
+                      <a:noFill/>
                     </a:ln>
                   </pic:spPr>
                 </pic:pic>
@@ -24240,9 +23592,7 @@
       <w:r>
         <w:rPr>
           <w:noProof/>
-          <w:lang w:val="es-AR" w:eastAsia="es-AR"/>
-        </w:rPr>
-        <w:lastRenderedPageBreak/>
+        </w:rPr>
         <w:drawing>
           <wp:anchor distT="0" distB="0" distL="114300" distR="114300" simplePos="0" relativeHeight="251694080" behindDoc="0" locked="0" layoutInCell="1" allowOverlap="1" wp14:anchorId="0E2EA9B9" wp14:editId="2F31E577">
             <wp:simplePos x="0" y="0"/>
@@ -24253,7 +23603,7 @@
               <wp:posOffset>252095</wp:posOffset>
             </wp:positionV>
             <wp:extent cx="866775" cy="217998"/>
-            <wp:effectExtent l="38100" t="38100" r="28575" b="29845"/>
+            <wp:effectExtent l="0" t="0" r="0" b="0"/>
             <wp:wrapNone/>
             <wp:docPr id="450" name="Imagen 450"/>
             <wp:cNvGraphicFramePr>
@@ -24286,9 +23636,7 @@
                       <a:avLst/>
                     </a:prstGeom>
                     <a:ln w="28575">
-                      <a:solidFill>
-                        <a:srgbClr val="FF0000"/>
-                      </a:solidFill>
+                      <a:noFill/>
                     </a:ln>
                     <a:extLst>
                       <a:ext uri="{53640926-AAD7-44D8-BBD7-CCE9431645EC}">
@@ -24357,7 +23705,6 @@
       <w:r>
         <w:rPr>
           <w:noProof/>
-          <w:lang w:val="es-AR" w:eastAsia="es-AR"/>
         </w:rPr>
         <w:drawing>
           <wp:anchor distT="0" distB="0" distL="114300" distR="114300" simplePos="0" relativeHeight="251695104" behindDoc="0" locked="0" layoutInCell="1" allowOverlap="1" wp14:anchorId="283CD61B" wp14:editId="40EE9569">
@@ -24369,7 +23716,7 @@
               <wp:posOffset>209550</wp:posOffset>
             </wp:positionV>
             <wp:extent cx="914400" cy="198474"/>
-            <wp:effectExtent l="38100" t="38100" r="38100" b="30480"/>
+            <wp:effectExtent l="0" t="0" r="0" b="0"/>
             <wp:wrapNone/>
             <wp:docPr id="518" name="Imagen 518"/>
             <wp:cNvGraphicFramePr>
@@ -24403,9 +23750,7 @@
                       <a:avLst/>
                     </a:prstGeom>
                     <a:ln w="28575">
-                      <a:solidFill>
-                        <a:srgbClr val="FF0000"/>
-                      </a:solidFill>
+                      <a:noFill/>
                     </a:ln>
                   </pic:spPr>
                 </pic:pic>
@@ -24510,23 +23855,7 @@
           <w:rFonts w:eastAsiaTheme="minorEastAsia"/>
           <w:lang w:val="es-ES"/>
         </w:rPr>
-        <w:t xml:space="preserve">Expresión simplificada del determinante del </w:t>
-      </w:r>
-      <w:proofErr w:type="spellStart"/>
-      <w:r>
-        <w:rPr>
-          <w:rFonts w:eastAsiaTheme="minorEastAsia"/>
-          <w:lang w:val="es-ES"/>
-        </w:rPr>
-        <w:t>Jacobiano</w:t>
-      </w:r>
-      <w:proofErr w:type="spellEnd"/>
-      <w:r>
-        <w:rPr>
-          <w:rFonts w:eastAsiaTheme="minorEastAsia"/>
-          <w:lang w:val="es-ES"/>
-        </w:rPr>
-        <w:t xml:space="preserve"> igualado a cero:</w:t>
+        <w:t>Expresión simplificada del determinante del Jacobiano igualado a cero:</w:t>
       </w:r>
     </w:p>
     <w:p>
@@ -27804,7 +27133,6 @@
       <w:r>
         <w:rPr>
           <w:noProof/>
-          <w:lang w:val="es-AR" w:eastAsia="es-AR"/>
         </w:rPr>
         <w:drawing>
           <wp:anchor distT="0" distB="0" distL="114300" distR="114300" simplePos="0" relativeHeight="251714560" behindDoc="0" locked="0" layoutInCell="1" allowOverlap="1" wp14:anchorId="62B903F7" wp14:editId="6EDA0786">
@@ -27875,7 +27203,6 @@
       <w:r>
         <w:rPr>
           <w:noProof/>
-          <w:lang w:val="es-AR" w:eastAsia="es-AR"/>
         </w:rPr>
         <w:drawing>
           <wp:anchor distT="0" distB="0" distL="114300" distR="114300" simplePos="0" relativeHeight="251715584" behindDoc="0" locked="0" layoutInCell="1" allowOverlap="1" wp14:anchorId="3D5F95FE" wp14:editId="170A03EC">
@@ -28388,7 +27715,6 @@
       <w:r>
         <w:rPr>
           <w:noProof/>
-          <w:lang w:val="es-AR" w:eastAsia="es-AR"/>
         </w:rPr>
         <w:drawing>
           <wp:anchor distT="0" distB="0" distL="114300" distR="114300" simplePos="0" relativeHeight="251716608" behindDoc="0" locked="0" layoutInCell="1" allowOverlap="1" wp14:anchorId="7645359F" wp14:editId="5826FA23">
@@ -28461,7 +27787,6 @@
       <w:r>
         <w:rPr>
           <w:noProof/>
-          <w:lang w:val="es-AR" w:eastAsia="es-AR"/>
         </w:rPr>
         <w:drawing>
           <wp:anchor distT="0" distB="0" distL="114300" distR="114300" simplePos="0" relativeHeight="251717632" behindDoc="0" locked="0" layoutInCell="1" allowOverlap="1" wp14:anchorId="6A5707C6" wp14:editId="27D228D3">
@@ -29713,7 +29038,6 @@
       <w:r>
         <w:rPr>
           <w:noProof/>
-          <w:lang w:val="es-AR" w:eastAsia="es-AR"/>
         </w:rPr>
         <w:drawing>
           <wp:anchor distT="0" distB="0" distL="114300" distR="114300" simplePos="0" relativeHeight="251718656" behindDoc="0" locked="0" layoutInCell="1" allowOverlap="1" wp14:anchorId="6B710889" wp14:editId="6A614FFA">
@@ -29814,7 +29138,6 @@
       <w:r>
         <w:rPr>
           <w:noProof/>
-          <w:lang w:val="es-AR" w:eastAsia="es-AR"/>
         </w:rPr>
         <w:drawing>
           <wp:anchor distT="0" distB="0" distL="114300" distR="114300" simplePos="0" relativeHeight="251719680" behindDoc="0" locked="0" layoutInCell="1" allowOverlap="1" wp14:anchorId="32460C5A" wp14:editId="4454AD11">
@@ -29947,7 +29270,6 @@
       <w:r>
         <w:rPr>
           <w:noProof/>
-          <w:lang w:val="es-AR" w:eastAsia="es-AR"/>
         </w:rPr>
         <w:drawing>
           <wp:anchor distT="0" distB="0" distL="114300" distR="114300" simplePos="0" relativeHeight="251720704" behindDoc="0" locked="0" layoutInCell="1" allowOverlap="1" wp14:anchorId="7F802CE1" wp14:editId="7346AD6B">
@@ -30037,7 +29359,6 @@
       <w:r>
         <w:rPr>
           <w:noProof/>
-          <w:lang w:val="es-AR" w:eastAsia="es-AR"/>
         </w:rPr>
         <w:drawing>
           <wp:anchor distT="0" distB="0" distL="114300" distR="114300" simplePos="0" relativeHeight="251712512" behindDoc="0" locked="0" layoutInCell="1" allowOverlap="1" wp14:anchorId="7977E179" wp14:editId="0711C5B0">
@@ -30202,7 +29523,6 @@
       <w:r>
         <w:rPr>
           <w:noProof/>
-          <w:lang w:val="es-AR" w:eastAsia="es-AR"/>
         </w:rPr>
         <w:drawing>
           <wp:anchor distT="0" distB="0" distL="114300" distR="114300" simplePos="0" relativeHeight="251713536" behindDoc="0" locked="0" layoutInCell="1" allowOverlap="1" wp14:anchorId="4FD9A59D" wp14:editId="6BB3461C">
@@ -30294,7 +29614,6 @@
       <w:r>
         <w:rPr>
           <w:noProof/>
-          <w:lang w:val="es-AR" w:eastAsia="es-AR"/>
         </w:rPr>
         <w:drawing>
           <wp:anchor distT="0" distB="0" distL="114300" distR="114300" simplePos="0" relativeHeight="251721728" behindDoc="0" locked="0" layoutInCell="1" allowOverlap="1" wp14:anchorId="5795845A" wp14:editId="1E0344FE">
@@ -30410,7 +29729,6 @@
       <w:r>
         <w:rPr>
           <w:noProof/>
-          <w:lang w:val="es-AR" w:eastAsia="es-AR"/>
         </w:rPr>
         <w:drawing>
           <wp:anchor distT="0" distB="0" distL="114300" distR="114300" simplePos="0" relativeHeight="251722752" behindDoc="0" locked="0" layoutInCell="1" allowOverlap="1" wp14:anchorId="7E7A8502" wp14:editId="3D4D9B88">
@@ -30640,7 +29958,6 @@
       <w:r>
         <w:rPr>
           <w:noProof/>
-          <w:lang w:val="es-AR" w:eastAsia="es-AR"/>
         </w:rPr>
         <w:lastRenderedPageBreak/>
         <w:drawing>
@@ -30703,7 +30020,6 @@
       <w:r>
         <w:rPr>
           <w:noProof/>
-          <w:lang w:val="es-AR" w:eastAsia="es-AR"/>
         </w:rPr>
         <w:drawing>
           <wp:anchor distT="0" distB="0" distL="114300" distR="114300" simplePos="0" relativeHeight="251724800" behindDoc="0" locked="0" layoutInCell="1" allowOverlap="1" wp14:anchorId="03F9A4A8" wp14:editId="1B2E647A">
@@ -30997,7 +30313,6 @@
       <w:r>
         <w:rPr>
           <w:noProof/>
-          <w:lang w:val="es-AR" w:eastAsia="es-AR"/>
         </w:rPr>
         <w:drawing>
           <wp:anchor distT="0" distB="0" distL="114300" distR="114300" simplePos="0" relativeHeight="251725824" behindDoc="0" locked="0" layoutInCell="1" allowOverlap="1" wp14:anchorId="5DD14C93" wp14:editId="41737C58">
@@ -31109,7 +30424,6 @@
       <w:r>
         <w:rPr>
           <w:noProof/>
-          <w:lang w:val="es-AR" w:eastAsia="es-AR"/>
         </w:rPr>
         <w:drawing>
           <wp:anchor distT="0" distB="0" distL="114300" distR="114300" simplePos="0" relativeHeight="251726848" behindDoc="0" locked="0" layoutInCell="1" allowOverlap="1" wp14:anchorId="067606C0" wp14:editId="78EDB1DD">
@@ -31177,7 +30491,6 @@
       <w:r>
         <w:rPr>
           <w:noProof/>
-          <w:lang w:val="es-AR" w:eastAsia="es-AR"/>
         </w:rPr>
         <w:drawing>
           <wp:anchor distT="0" distB="0" distL="114300" distR="114300" simplePos="0" relativeHeight="251727872" behindDoc="0" locked="0" layoutInCell="1" allowOverlap="1" wp14:anchorId="51CD5B61" wp14:editId="4E3767E3">
@@ -32486,345 +31799,132 @@
           <w:b/>
           <w:lang w:val="es-ES"/>
         </w:rPr>
-        <w:t xml:space="preserve"> con </w:t>
-      </w:r>
-      <w:proofErr w:type="spellStart"/>
+        <w:t xml:space="preserve"> con jtraj</w:t>
+      </w:r>
       <w:r>
         <w:rPr>
           <w:b/>
           <w:lang w:val="es-ES"/>
         </w:rPr>
-        <w:t>jtraj</w:t>
-      </w:r>
-      <w:proofErr w:type="spellEnd"/>
-      <w:r>
+        <w:t xml:space="preserve"> (Joint Space Trajectory)</w:t>
+      </w:r>
+    </w:p>
+    <w:p>
+      <w:pPr>
+        <w:rPr>
+          <w:lang w:val="es-ES"/>
+        </w:rPr>
+      </w:pPr>
+      <w:r>
+        <w:rPr>
+          <w:lang w:val="es-ES"/>
+        </w:rPr>
+        <w:t>La interpolación con jtraj genera una trayectoria en el espacio articular entre dos configuraciones articulares dadas, usando poliniomios de quinto grado, lo que asegura una transición suave en términos de posiciones, velocidades y aceleraciones.</w:t>
+      </w:r>
+      <w:r>
+        <w:rPr>
+          <w:lang w:val="es-ES"/>
+        </w:rPr>
+        <w:t xml:space="preserve"> La interpolación que realiza es una interpolación síncrona</w:t>
+      </w:r>
+      <w:r>
+        <w:rPr>
+          <w:lang w:val="es-ES"/>
+        </w:rPr>
+        <w:t>.</w:t>
+      </w:r>
+    </w:p>
+    <w:p>
+      <w:pPr>
+        <w:rPr>
+          <w:lang w:val="es-ES"/>
+        </w:rPr>
+      </w:pPr>
+      <w:r>
+        <w:rPr>
+          <w:lang w:val="es-ES"/>
+        </w:rPr>
+        <w:t>Para utilizar esta función, se deben pasar los parámetros de Q0 (posición inicial, 1XN), siendo N el número de grados de libertad, QF (posición final, 1XN) y el número M de puntos de la trayectoria. Opcionalmente pueden indicarse las velocidades iniciales y finales, pero no es el caso en este proyecto.</w:t>
+      </w:r>
+    </w:p>
+    <w:p>
+      <w:pPr>
+        <w:rPr>
+          <w:lang w:val="es-ES"/>
+        </w:rPr>
+      </w:pPr>
+      <w:r>
+        <w:rPr>
+          <w:lang w:val="es-ES"/>
+        </w:rPr>
+        <w:t>Como salida, devuelve matrices articulares Q (posiciones articulares)</w:t>
+      </w:r>
+      <w:r>
+        <w:rPr>
+          <w:lang w:val="es-ES"/>
+        </w:rPr>
+        <w:t>, QD (velocidades articulares) y QDD (aceleraciones articulares), de la misma dimensión MxN.</w:t>
+      </w:r>
+    </w:p>
+    <w:p>
+      <w:pPr>
+        <w:rPr>
+          <w:lang w:val="es-ES"/>
+        </w:rPr>
+      </w:pPr>
+      <w:r>
+        <w:rPr>
+          <w:lang w:val="es-ES"/>
+        </w:rPr>
+        <w:t>Se utiliza comúnmente en el espacio articular debido a su capacidad para cumplir con las restricciones de velocidad y aceleración o “jerk”, haciéndolo ideal para movimientos que requieran transiciones suaves y precisas, como en este caso.</w:t>
+      </w:r>
+    </w:p>
+    <w:p>
+      <w:pPr>
+        <w:rPr>
+          <w:lang w:val="es-ES"/>
+        </w:rPr>
+      </w:pPr>
+      <w:r>
+        <w:rPr>
+          <w:lang w:val="es-ES"/>
+        </w:rPr>
+        <w:t>Para obtener las matrices de transformación homogénea sucesivas correspondientes a esta trayectoria generada en el espacio articular, se hace la cinemática directa del robot y extrayendo su matriz con R.fkine(Q).T.</w:t>
+      </w:r>
+    </w:p>
+    <w:p>
+      <w:pPr>
+        <w:ind w:firstLine="0"/>
         <w:rPr>
           <w:b/>
           <w:lang w:val="es-ES"/>
         </w:rPr>
-        <w:t xml:space="preserve"> (</w:t>
-      </w:r>
-      <w:proofErr w:type="spellStart"/>
+      </w:pPr>
       <w:r>
         <w:rPr>
           <w:b/>
           <w:lang w:val="es-ES"/>
         </w:rPr>
-        <w:t>Joint</w:t>
-      </w:r>
-      <w:proofErr w:type="spellEnd"/>
-      <w:r>
-        <w:rPr>
-          <w:b/>
-          <w:lang w:val="es-ES"/>
-        </w:rPr>
-        <w:t xml:space="preserve"> </w:t>
-      </w:r>
-      <w:proofErr w:type="spellStart"/>
-      <w:r>
-        <w:rPr>
-          <w:b/>
-          <w:lang w:val="es-ES"/>
-        </w:rPr>
-        <w:t>Space</w:t>
-      </w:r>
-      <w:proofErr w:type="spellEnd"/>
-      <w:r>
-        <w:rPr>
-          <w:b/>
-          <w:lang w:val="es-ES"/>
-        </w:rPr>
-        <w:t xml:space="preserve"> </w:t>
-      </w:r>
-      <w:proofErr w:type="spellStart"/>
-      <w:r>
-        <w:rPr>
-          <w:b/>
-          <w:lang w:val="es-ES"/>
-        </w:rPr>
-        <w:t>Trajectory</w:t>
-      </w:r>
-      <w:proofErr w:type="spellEnd"/>
-      <w:r>
-        <w:rPr>
-          <w:b/>
-          <w:lang w:val="es-ES"/>
-        </w:rPr>
-        <w:t>)</w:t>
-      </w:r>
-    </w:p>
-    <w:p>
-      <w:pPr>
-        <w:rPr>
-          <w:lang w:val="es-ES"/>
-        </w:rPr>
-      </w:pPr>
-      <w:r>
-        <w:rPr>
-          <w:lang w:val="es-ES"/>
-        </w:rPr>
-        <w:t xml:space="preserve">La interpolación con </w:t>
-      </w:r>
-      <w:proofErr w:type="spellStart"/>
-      <w:r>
-        <w:rPr>
-          <w:lang w:val="es-ES"/>
-        </w:rPr>
-        <w:t>jtraj</w:t>
-      </w:r>
-      <w:proofErr w:type="spellEnd"/>
-      <w:r>
-        <w:rPr>
-          <w:lang w:val="es-ES"/>
-        </w:rPr>
-        <w:t xml:space="preserve"> genera una trayectoria en el espacio articular entre dos configuraciones articulares dadas, usando </w:t>
-      </w:r>
-      <w:proofErr w:type="spellStart"/>
-      <w:r>
-        <w:rPr>
-          <w:lang w:val="es-ES"/>
-        </w:rPr>
-        <w:t>poliniomios</w:t>
-      </w:r>
-      <w:proofErr w:type="spellEnd"/>
-      <w:r>
-        <w:rPr>
-          <w:lang w:val="es-ES"/>
-        </w:rPr>
-        <w:t xml:space="preserve"> de quinto grado, lo que asegura una transición suave en términos de posiciones, velocidades y aceleraciones.</w:t>
-      </w:r>
-      <w:r>
-        <w:rPr>
-          <w:lang w:val="es-ES"/>
-        </w:rPr>
-        <w:t xml:space="preserve"> La interpolación que realiza es una interpolación síncrona</w:t>
-      </w:r>
-      <w:r>
-        <w:rPr>
-          <w:lang w:val="es-ES"/>
-        </w:rPr>
-        <w:t>.</w:t>
-      </w:r>
-    </w:p>
-    <w:p>
-      <w:pPr>
-        <w:rPr>
-          <w:lang w:val="es-ES"/>
-        </w:rPr>
-      </w:pPr>
-      <w:r>
-        <w:rPr>
-          <w:lang w:val="es-ES"/>
-        </w:rPr>
-        <w:t>Para utilizar esta función, se deben pasar los parámetros de Q0 (posición inicial, 1XN), siendo N el número de grados de libertad, QF (posición final, 1XN) y el número M de puntos de la trayectoria. Opcionalmente pueden indicarse las velocidades iniciales y finales, pero no es el caso en este proyecto.</w:t>
-      </w:r>
-    </w:p>
-    <w:p>
-      <w:pPr>
-        <w:rPr>
-          <w:lang w:val="es-ES"/>
-        </w:rPr>
-      </w:pPr>
-      <w:r>
-        <w:rPr>
-          <w:lang w:val="es-ES"/>
-        </w:rPr>
-        <w:t>Como salida, devuelve matrices articulares Q (posiciones articulares)</w:t>
-      </w:r>
-      <w:r>
-        <w:rPr>
-          <w:lang w:val="es-ES"/>
-        </w:rPr>
-        <w:t xml:space="preserve">, QD (velocidades articulares) y QDD (aceleraciones articulares), de la misma dimensión </w:t>
-      </w:r>
-      <w:proofErr w:type="spellStart"/>
-      <w:r>
-        <w:rPr>
-          <w:lang w:val="es-ES"/>
-        </w:rPr>
-        <w:t>MxN</w:t>
-      </w:r>
-      <w:proofErr w:type="spellEnd"/>
-      <w:r>
-        <w:rPr>
-          <w:lang w:val="es-ES"/>
-        </w:rPr>
-        <w:t>.</w:t>
-      </w:r>
-    </w:p>
-    <w:p>
-      <w:pPr>
-        <w:rPr>
-          <w:lang w:val="es-ES"/>
-        </w:rPr>
-      </w:pPr>
-      <w:r>
-        <w:rPr>
-          <w:lang w:val="es-ES"/>
-        </w:rPr>
-        <w:t>Se utiliza comúnmente en el espacio articular debido a su capacidad para cumplir con las restricciones de velocidad y aceleración o “</w:t>
-      </w:r>
-      <w:proofErr w:type="spellStart"/>
-      <w:r>
-        <w:rPr>
-          <w:lang w:val="es-ES"/>
-        </w:rPr>
-        <w:t>jerk</w:t>
-      </w:r>
-      <w:proofErr w:type="spellEnd"/>
-      <w:r>
-        <w:rPr>
-          <w:lang w:val="es-ES"/>
-        </w:rPr>
-        <w:t>”, haciéndolo ideal para movimientos que requieran transiciones suaves y precisas, como en este caso.</w:t>
-      </w:r>
-    </w:p>
-    <w:p>
-      <w:pPr>
-        <w:rPr>
-          <w:lang w:val="es-ES"/>
-        </w:rPr>
-      </w:pPr>
-      <w:r>
-        <w:rPr>
-          <w:lang w:val="es-ES"/>
-        </w:rPr>
-        <w:t xml:space="preserve">Para obtener las matrices de transformación homogénea sucesivas correspondientes a esta trayectoria generada en el espacio articular, se hace la cinemática directa del robot y extrayendo su matriz con </w:t>
-      </w:r>
-      <w:proofErr w:type="spellStart"/>
-      <w:proofErr w:type="gramStart"/>
-      <w:r>
-        <w:rPr>
-          <w:lang w:val="es-ES"/>
-        </w:rPr>
-        <w:t>R.fkine</w:t>
-      </w:r>
-      <w:proofErr w:type="spellEnd"/>
-      <w:r>
-        <w:rPr>
-          <w:lang w:val="es-ES"/>
-        </w:rPr>
-        <w:t>(</w:t>
-      </w:r>
-      <w:proofErr w:type="gramEnd"/>
-      <w:r>
-        <w:rPr>
-          <w:lang w:val="es-ES"/>
-        </w:rPr>
-        <w:t>Q).T.</w:t>
-      </w:r>
-    </w:p>
-    <w:p>
-      <w:pPr>
-        <w:ind w:firstLine="0"/>
-        <w:rPr>
-          <w:b/>
-          <w:lang w:val="es-ES"/>
-        </w:rPr>
-      </w:pPr>
-      <w:r>
-        <w:rPr>
-          <w:b/>
-          <w:lang w:val="es-ES"/>
-        </w:rPr>
-        <w:t xml:space="preserve">Interpolación con </w:t>
-      </w:r>
-      <w:proofErr w:type="spellStart"/>
-      <w:r>
-        <w:rPr>
-          <w:b/>
-          <w:lang w:val="es-ES"/>
-        </w:rPr>
-        <w:t>ctraj</w:t>
-      </w:r>
-      <w:proofErr w:type="spellEnd"/>
-      <w:r>
-        <w:rPr>
-          <w:b/>
-          <w:lang w:val="es-ES"/>
-        </w:rPr>
-        <w:t xml:space="preserve"> (</w:t>
-      </w:r>
-      <w:proofErr w:type="spellStart"/>
-      <w:r>
-        <w:rPr>
-          <w:b/>
-          <w:lang w:val="es-ES"/>
-        </w:rPr>
-        <w:t>Cartesian</w:t>
-      </w:r>
-      <w:proofErr w:type="spellEnd"/>
-      <w:r>
-        <w:rPr>
-          <w:b/>
-          <w:lang w:val="es-ES"/>
-        </w:rPr>
-        <w:t xml:space="preserve"> </w:t>
-      </w:r>
-      <w:proofErr w:type="spellStart"/>
-      <w:r>
-        <w:rPr>
-          <w:b/>
-          <w:lang w:val="es-ES"/>
-        </w:rPr>
-        <w:t>Space</w:t>
-      </w:r>
-      <w:proofErr w:type="spellEnd"/>
-      <w:r>
-        <w:rPr>
-          <w:b/>
-          <w:lang w:val="es-ES"/>
-        </w:rPr>
-        <w:t xml:space="preserve"> </w:t>
-      </w:r>
-      <w:proofErr w:type="spellStart"/>
-      <w:r>
-        <w:rPr>
-          <w:b/>
-          <w:lang w:val="es-ES"/>
-        </w:rPr>
-        <w:t>Trajectory</w:t>
-      </w:r>
-      <w:proofErr w:type="spellEnd"/>
-      <w:r>
-        <w:rPr>
-          <w:b/>
-          <w:lang w:val="es-ES"/>
-        </w:rPr>
-        <w:t>)</w:t>
-      </w:r>
-    </w:p>
-    <w:p>
-      <w:pPr>
-        <w:rPr>
-          <w:lang w:val="es-ES"/>
-        </w:rPr>
-      </w:pPr>
-      <w:r>
-        <w:rPr>
-          <w:lang w:val="es-ES"/>
-        </w:rPr>
-        <w:t xml:space="preserve">Esta interpolación se lleva a cabo en el espacio cartesiano, contando con dos posiciones y orientaciones iniciales y finales, dadas según matrices de transformación homogénea. La interpolación en el espacio cartesiano es lineal para las posiciones y utiliza </w:t>
-      </w:r>
-      <w:proofErr w:type="spellStart"/>
-      <w:r>
-        <w:rPr>
-          <w:lang w:val="es-ES"/>
-        </w:rPr>
-        <w:t>cua</w:t>
-      </w:r>
-      <w:r>
-        <w:rPr>
-          <w:lang w:val="es-ES"/>
-        </w:rPr>
-        <w:t>terniones</w:t>
-      </w:r>
-      <w:proofErr w:type="spellEnd"/>
-      <w:r>
-        <w:rPr>
-          <w:lang w:val="es-ES"/>
-        </w:rPr>
-        <w:t xml:space="preserve"> para las orientaciones. Es muy útil para situaciones en donde es crítico que el efector final siga un camino recto, lo que sucede en algunas trayectorias de nuestra aplicación.</w:t>
+        <w:t>Interpolación con ctraj (Cartesian Space Trajectory)</w:t>
+      </w:r>
+    </w:p>
+    <w:p>
+      <w:pPr>
+        <w:rPr>
+          <w:lang w:val="es-ES"/>
+        </w:rPr>
+      </w:pPr>
+      <w:r>
+        <w:rPr>
+          <w:lang w:val="es-ES"/>
+        </w:rPr>
+        <w:t>Esta interpolación se lleva a cabo en el espacio cartesiano, contando con dos posiciones y orientaciones iniciales y finales, dadas según matrices de transformación homogénea. La interpolación en el espacio cartesiano es lineal para las posiciones y utiliza cua</w:t>
+      </w:r>
+      <w:r>
+        <w:rPr>
+          <w:lang w:val="es-ES"/>
+        </w:rPr>
+        <w:t>terniones para las orientaciones. Es muy útil para situaciones en donde es crítico que el efector final siga un camino recto, lo que sucede en algunas trayectorias de nuestra aplicación.</w:t>
       </w:r>
     </w:p>
     <w:p>
@@ -32850,62 +31950,20 @@
         <w:rPr>
           <w:lang w:val="es-ES"/>
         </w:rPr>
-        <w:t>Como salida, devuelve una matriz T que es una secuencia de matrices de transformación homogénea, de 4x4xM donde cada T(</w:t>
-      </w:r>
-      <w:proofErr w:type="gramStart"/>
-      <w:r>
-        <w:rPr>
-          <w:lang w:val="es-ES"/>
-        </w:rPr>
-        <w:t>:,:,</w:t>
-      </w:r>
-      <w:proofErr w:type="gramEnd"/>
-      <w:r>
-        <w:rPr>
-          <w:lang w:val="es-ES"/>
-        </w:rPr>
-        <w:t>i) es la configuración cartesiana del robot en el i-</w:t>
-      </w:r>
-      <w:proofErr w:type="spellStart"/>
-      <w:r>
-        <w:rPr>
-          <w:lang w:val="es-ES"/>
-        </w:rPr>
-        <w:t>ésimo</w:t>
-      </w:r>
-      <w:proofErr w:type="spellEnd"/>
-      <w:r>
-        <w:rPr>
-          <w:lang w:val="es-ES"/>
-        </w:rPr>
-        <w:t xml:space="preserve"> punto de la trayectoria</w:t>
-      </w:r>
-    </w:p>
-    <w:p>
-      <w:pPr>
-        <w:rPr>
-          <w:lang w:val="es-ES"/>
-        </w:rPr>
-      </w:pPr>
-      <w:r>
-        <w:rPr>
-          <w:lang w:val="es-ES"/>
-        </w:rPr>
-        <w:t xml:space="preserve">Para obtener las configuraciones articulares a partir de esta trayectoria lineal, se recurrió a utilizar un bucle </w:t>
-      </w:r>
-      <w:proofErr w:type="spellStart"/>
-      <w:r>
-        <w:rPr>
-          <w:lang w:val="es-ES"/>
-        </w:rPr>
-        <w:t>for</w:t>
-      </w:r>
-      <w:proofErr w:type="spellEnd"/>
-      <w:r>
-        <w:rPr>
-          <w:lang w:val="es-ES"/>
-        </w:rPr>
-        <w:t xml:space="preserve"> invocando a la función de cinemática inversa, de modo que se calcule la posición articular correspondiente a cada configuración cartesiana contenida en la trayectoria.</w:t>
+        <w:t>Como salida, devuelve una matriz T que es una secuencia de matrices de transformación homogénea, de 4x4xM donde cada T(:,:,i) es la configuración cartesiana del robot en el i-ésimo punto de la trayectoria</w:t>
+      </w:r>
+    </w:p>
+    <w:p>
+      <w:pPr>
+        <w:rPr>
+          <w:lang w:val="es-ES"/>
+        </w:rPr>
+      </w:pPr>
+      <w:r>
+        <w:rPr>
+          <w:lang w:val="es-ES"/>
+        </w:rPr>
+        <w:t>Para obtener las configuraciones articulares a partir de esta trayectoria lineal, se recurrió a utilizar un bucle for invocando a la función de cinemática inversa, de modo que se calcule la posición articular correspondiente a cada configuración cartesiana contenida en la trayectoria.</w:t>
       </w:r>
     </w:p>
     <w:p>
@@ -32919,23 +31977,13 @@
           <w:szCs w:val="20"/>
         </w:rPr>
       </w:pPr>
-      <w:proofErr w:type="spellStart"/>
       <w:r>
         <w:rPr>
           <w:rFonts w:ascii="Consolas" w:eastAsia="Times New Roman" w:hAnsi="Consolas" w:cs="Times New Roman"/>
           <w:sz w:val="20"/>
           <w:szCs w:val="20"/>
         </w:rPr>
-        <w:t>q_sem</w:t>
-      </w:r>
-      <w:proofErr w:type="spellEnd"/>
-      <w:r>
-        <w:rPr>
-          <w:rFonts w:ascii="Consolas" w:eastAsia="Times New Roman" w:hAnsi="Consolas" w:cs="Times New Roman"/>
-          <w:sz w:val="20"/>
-          <w:szCs w:val="20"/>
-        </w:rPr>
-        <w:t xml:space="preserve"> = Q</w:t>
+        <w:t>q_sem = Q</w:t>
       </w:r>
       <w:r>
         <w:rPr>
@@ -32952,39 +32000,20 @@
           <w:sz w:val="20"/>
           <w:szCs w:val="20"/>
         </w:rPr>
-        <w:t>(end</w:t>
-      </w:r>
-      <w:proofErr w:type="gramStart"/>
-      <w:r>
+        <w:t>(end,:);</w:t>
+      </w:r>
+    </w:p>
+    <w:p>
+      <w:pPr>
+        <w:spacing w:before="0" w:after="0"/>
+        <w:ind w:firstLine="0"/>
+        <w:jc w:val="left"/>
         <w:rPr>
           <w:rFonts w:ascii="Consolas" w:eastAsia="Times New Roman" w:hAnsi="Consolas" w:cs="Times New Roman"/>
           <w:sz w:val="20"/>
           <w:szCs w:val="20"/>
         </w:rPr>
-        <w:t>,:</w:t>
-      </w:r>
-      <w:proofErr w:type="gramEnd"/>
-      <w:r>
-        <w:rPr>
-          <w:rFonts w:ascii="Consolas" w:eastAsia="Times New Roman" w:hAnsi="Consolas" w:cs="Times New Roman"/>
-          <w:sz w:val="20"/>
-          <w:szCs w:val="20"/>
-        </w:rPr>
-        <w:t>);</w:t>
-      </w:r>
-    </w:p>
-    <w:p>
-      <w:pPr>
-        <w:spacing w:before="0" w:after="0"/>
-        <w:ind w:firstLine="0"/>
-        <w:jc w:val="left"/>
-        <w:rPr>
-          <w:rFonts w:ascii="Consolas" w:eastAsia="Times New Roman" w:hAnsi="Consolas" w:cs="Times New Roman"/>
-          <w:sz w:val="20"/>
-          <w:szCs w:val="20"/>
-        </w:rPr>
-      </w:pPr>
-      <w:proofErr w:type="gramStart"/>
+      </w:pPr>
       <w:r>
         <w:rPr>
           <w:rFonts w:ascii="Consolas" w:eastAsia="Times New Roman" w:hAnsi="Consolas" w:cs="Times New Roman"/>
@@ -32992,63 +32021,51 @@
           <w:sz w:val="20"/>
           <w:szCs w:val="20"/>
         </w:rPr>
-        <w:t>for</w:t>
-      </w:r>
-      <w:proofErr w:type="gramEnd"/>
-      <w:r>
-        <w:rPr>
-          <w:rFonts w:ascii="Consolas" w:eastAsia="Times New Roman" w:hAnsi="Consolas" w:cs="Times New Roman"/>
-          <w:color w:val="0E00FF"/>
-          <w:sz w:val="20"/>
-          <w:szCs w:val="20"/>
-        </w:rPr>
-        <w:t xml:space="preserve"> </w:t>
-      </w:r>
-      <w:proofErr w:type="spellStart"/>
+        <w:t xml:space="preserve">for </w:t>
+      </w:r>
       <w:r>
         <w:rPr>
           <w:rFonts w:ascii="Consolas" w:eastAsia="Times New Roman" w:hAnsi="Consolas" w:cs="Times New Roman"/>
           <w:sz w:val="20"/>
           <w:szCs w:val="20"/>
         </w:rPr>
-        <w:t>i</w:t>
-      </w:r>
-      <w:proofErr w:type="spellEnd"/>
+        <w:t>i = 1:length(T</w:t>
+      </w:r>
       <w:r>
         <w:rPr>
           <w:rFonts w:ascii="Consolas" w:eastAsia="Times New Roman" w:hAnsi="Consolas" w:cs="Times New Roman"/>
           <w:sz w:val="20"/>
           <w:szCs w:val="20"/>
         </w:rPr>
-        <w:t xml:space="preserve"> = 1:length(T</w:t>
-      </w:r>
-      <w:r>
+        <w:t>)</w:t>
+      </w:r>
+    </w:p>
+    <w:p>
+      <w:pPr>
+        <w:spacing w:before="0" w:after="0"/>
+        <w:ind w:firstLine="0"/>
+        <w:jc w:val="left"/>
         <w:rPr>
           <w:rFonts w:ascii="Consolas" w:eastAsia="Times New Roman" w:hAnsi="Consolas" w:cs="Times New Roman"/>
           <w:sz w:val="20"/>
           <w:szCs w:val="20"/>
         </w:rPr>
-        <w:t>)</w:t>
-      </w:r>
-    </w:p>
-    <w:p>
-      <w:pPr>
-        <w:spacing w:before="0" w:after="0"/>
-        <w:ind w:firstLine="0"/>
-        <w:jc w:val="left"/>
+      </w:pPr>
+      <w:r>
         <w:rPr>
           <w:rFonts w:ascii="Consolas" w:eastAsia="Times New Roman" w:hAnsi="Consolas" w:cs="Times New Roman"/>
           <w:sz w:val="20"/>
           <w:szCs w:val="20"/>
         </w:rPr>
-      </w:pPr>
+        <w:t xml:space="preserve"> </w:t>
+      </w:r>
       <w:r>
         <w:rPr>
           <w:rFonts w:ascii="Consolas" w:eastAsia="Times New Roman" w:hAnsi="Consolas" w:cs="Times New Roman"/>
           <w:sz w:val="20"/>
           <w:szCs w:val="20"/>
         </w:rPr>
-        <w:t xml:space="preserve"> </w:t>
+        <w:t xml:space="preserve">   q_sem = UR10e_ikine(R, T</w:t>
       </w:r>
       <w:r>
         <w:rPr>
@@ -33056,87 +32073,7 @@
           <w:sz w:val="20"/>
           <w:szCs w:val="20"/>
         </w:rPr>
-        <w:t xml:space="preserve">   </w:t>
-      </w:r>
-      <w:proofErr w:type="spellStart"/>
-      <w:r>
-        <w:rPr>
-          <w:rFonts w:ascii="Consolas" w:eastAsia="Times New Roman" w:hAnsi="Consolas" w:cs="Times New Roman"/>
-          <w:sz w:val="20"/>
-          <w:szCs w:val="20"/>
-        </w:rPr>
-        <w:t>q_sem</w:t>
-      </w:r>
-      <w:proofErr w:type="spellEnd"/>
-      <w:r>
-        <w:rPr>
-          <w:rFonts w:ascii="Consolas" w:eastAsia="Times New Roman" w:hAnsi="Consolas" w:cs="Times New Roman"/>
-          <w:sz w:val="20"/>
-          <w:szCs w:val="20"/>
-        </w:rPr>
-        <w:t xml:space="preserve"> = UR10e_ikine(R, </w:t>
-      </w:r>
-      <w:proofErr w:type="gramStart"/>
-      <w:r>
-        <w:rPr>
-          <w:rFonts w:ascii="Consolas" w:eastAsia="Times New Roman" w:hAnsi="Consolas" w:cs="Times New Roman"/>
-          <w:sz w:val="20"/>
-          <w:szCs w:val="20"/>
-        </w:rPr>
-        <w:t>T</w:t>
-      </w:r>
-      <w:r>
-        <w:rPr>
-          <w:rFonts w:ascii="Consolas" w:eastAsia="Times New Roman" w:hAnsi="Consolas" w:cs="Times New Roman"/>
-          <w:sz w:val="20"/>
-          <w:szCs w:val="20"/>
-        </w:rPr>
-        <w:t>(</w:t>
-      </w:r>
-      <w:proofErr w:type="gramEnd"/>
-      <w:r>
-        <w:rPr>
-          <w:rFonts w:ascii="Consolas" w:eastAsia="Times New Roman" w:hAnsi="Consolas" w:cs="Times New Roman"/>
-          <w:sz w:val="20"/>
-          <w:szCs w:val="20"/>
-        </w:rPr>
-        <w:t xml:space="preserve">:, : , </w:t>
-      </w:r>
-      <w:proofErr w:type="spellStart"/>
-      <w:r>
-        <w:rPr>
-          <w:rFonts w:ascii="Consolas" w:eastAsia="Times New Roman" w:hAnsi="Consolas" w:cs="Times New Roman"/>
-          <w:sz w:val="20"/>
-          <w:szCs w:val="20"/>
-        </w:rPr>
-        <w:t>i</w:t>
-      </w:r>
-      <w:proofErr w:type="spellEnd"/>
-      <w:r>
-        <w:rPr>
-          <w:rFonts w:ascii="Consolas" w:eastAsia="Times New Roman" w:hAnsi="Consolas" w:cs="Times New Roman"/>
-          <w:sz w:val="20"/>
-          <w:szCs w:val="20"/>
-        </w:rPr>
-        <w:t xml:space="preserve">), </w:t>
-      </w:r>
-      <w:proofErr w:type="spellStart"/>
-      <w:r>
-        <w:rPr>
-          <w:rFonts w:ascii="Consolas" w:eastAsia="Times New Roman" w:hAnsi="Consolas" w:cs="Times New Roman"/>
-          <w:sz w:val="20"/>
-          <w:szCs w:val="20"/>
-        </w:rPr>
-        <w:t>q_sem</w:t>
-      </w:r>
-      <w:proofErr w:type="spellEnd"/>
-      <w:r>
-        <w:rPr>
-          <w:rFonts w:ascii="Consolas" w:eastAsia="Times New Roman" w:hAnsi="Consolas" w:cs="Times New Roman"/>
-          <w:sz w:val="20"/>
-          <w:szCs w:val="20"/>
-        </w:rPr>
-        <w:t>, true);</w:t>
+        <w:t>(:, : , i), q_sem, true);</w:t>
       </w:r>
     </w:p>
     <w:p>
@@ -33159,7 +32096,6 @@
         </w:rPr>
         <w:t xml:space="preserve">    </w:t>
       </w:r>
-      <w:proofErr w:type="gramStart"/>
       <w:r>
         <w:rPr>
           <w:rFonts w:ascii="Consolas" w:eastAsia="Times New Roman" w:hAnsi="Consolas" w:cs="Times New Roman"/>
@@ -33176,52 +32112,21 @@
           <w:szCs w:val="20"/>
           <w:lang w:val="es-AR"/>
         </w:rPr>
-        <w:t>(</w:t>
-      </w:r>
-      <w:proofErr w:type="gramEnd"/>
-      <w:r>
+        <w:t>(i, :) = q_sem;</w:t>
+      </w:r>
+    </w:p>
+    <w:p>
+      <w:pPr>
+        <w:spacing w:before="0" w:after="0"/>
+        <w:ind w:firstLine="0"/>
+        <w:jc w:val="left"/>
         <w:rPr>
           <w:rFonts w:ascii="Consolas" w:eastAsia="Times New Roman" w:hAnsi="Consolas" w:cs="Times New Roman"/>
           <w:sz w:val="20"/>
           <w:szCs w:val="20"/>
           <w:lang w:val="es-AR"/>
         </w:rPr>
-        <w:t xml:space="preserve">i, :) = </w:t>
-      </w:r>
-      <w:proofErr w:type="spellStart"/>
-      <w:r>
-        <w:rPr>
-          <w:rFonts w:ascii="Consolas" w:eastAsia="Times New Roman" w:hAnsi="Consolas" w:cs="Times New Roman"/>
-          <w:sz w:val="20"/>
-          <w:szCs w:val="20"/>
-          <w:lang w:val="es-AR"/>
-        </w:rPr>
-        <w:t>q_sem</w:t>
-      </w:r>
-      <w:proofErr w:type="spellEnd"/>
-      <w:r>
-        <w:rPr>
-          <w:rFonts w:ascii="Consolas" w:eastAsia="Times New Roman" w:hAnsi="Consolas" w:cs="Times New Roman"/>
-          <w:sz w:val="20"/>
-          <w:szCs w:val="20"/>
-          <w:lang w:val="es-AR"/>
-        </w:rPr>
-        <w:t>;</w:t>
-      </w:r>
-    </w:p>
-    <w:p>
-      <w:pPr>
-        <w:spacing w:before="0" w:after="0"/>
-        <w:ind w:firstLine="0"/>
-        <w:jc w:val="left"/>
-        <w:rPr>
-          <w:rFonts w:ascii="Consolas" w:eastAsia="Times New Roman" w:hAnsi="Consolas" w:cs="Times New Roman"/>
-          <w:sz w:val="20"/>
-          <w:szCs w:val="20"/>
-          <w:lang w:val="es-AR"/>
-        </w:rPr>
-      </w:pPr>
-      <w:proofErr w:type="spellStart"/>
+      </w:pPr>
       <w:r>
         <w:rPr>
           <w:rFonts w:ascii="Consolas" w:eastAsia="Times New Roman" w:hAnsi="Consolas" w:cs="Times New Roman"/>
@@ -33232,7 +32137,6 @@
         </w:rPr>
         <w:t>end</w:t>
       </w:r>
-      <w:proofErr w:type="spellEnd"/>
     </w:p>
     <w:p>
       <w:pPr>
@@ -33257,55 +32161,7 @@
           <w:lang w:val="es-ES"/>
         </w:rPr>
         <w:lastRenderedPageBreak/>
-        <w:t xml:space="preserve">Interpolación con </w:t>
-      </w:r>
-      <w:proofErr w:type="spellStart"/>
-      <w:r>
-        <w:rPr>
-          <w:b/>
-          <w:lang w:val="es-ES"/>
-        </w:rPr>
-        <w:t>mstraj</w:t>
-      </w:r>
-      <w:proofErr w:type="spellEnd"/>
-      <w:r>
-        <w:rPr>
-          <w:b/>
-          <w:lang w:val="es-ES"/>
-        </w:rPr>
-        <w:t xml:space="preserve"> (</w:t>
-      </w:r>
-      <w:proofErr w:type="spellStart"/>
-      <w:r>
-        <w:rPr>
-          <w:b/>
-          <w:lang w:val="es-ES"/>
-        </w:rPr>
-        <w:t>Multi-Segment</w:t>
-      </w:r>
-      <w:proofErr w:type="spellEnd"/>
-      <w:r>
-        <w:rPr>
-          <w:b/>
-          <w:lang w:val="es-ES"/>
-        </w:rPr>
-        <w:t xml:space="preserve"> </w:t>
-      </w:r>
-      <w:proofErr w:type="spellStart"/>
-      <w:r>
-        <w:rPr>
-          <w:b/>
-          <w:lang w:val="es-ES"/>
-        </w:rPr>
-        <w:t>Trajectory</w:t>
-      </w:r>
-      <w:proofErr w:type="spellEnd"/>
-      <w:r>
-        <w:rPr>
-          <w:b/>
-          <w:lang w:val="es-ES"/>
-        </w:rPr>
-        <w:t>)</w:t>
+        <w:t>Interpolación con mstraj (Multi-Segment Trajectory)</w:t>
       </w:r>
     </w:p>
     <w:p>
@@ -33353,7 +32209,6 @@
           <w:lang w:val="es-AR" w:eastAsia="es-AR"/>
         </w:rPr>
       </w:pPr>
-      <w:proofErr w:type="spellStart"/>
       <w:r>
         <w:rPr>
           <w:rFonts w:ascii="Consolas" w:eastAsia="Times New Roman" w:hAnsi="Consolas" w:cs="Consolas"/>
@@ -33362,140 +32217,7 @@
           <w:szCs w:val="21"/>
           <w:lang w:val="es-AR" w:eastAsia="es-AR"/>
         </w:rPr>
-        <w:t>Qmstraj</w:t>
-      </w:r>
-      <w:proofErr w:type="spellEnd"/>
-      <w:r>
-        <w:rPr>
-          <w:rFonts w:ascii="Consolas" w:eastAsia="Times New Roman" w:hAnsi="Consolas" w:cs="Consolas"/>
-          <w:color w:val="000000"/>
-          <w:sz w:val="21"/>
-          <w:szCs w:val="21"/>
-          <w:lang w:val="es-AR" w:eastAsia="es-AR"/>
-        </w:rPr>
-        <w:t xml:space="preserve">   = </w:t>
-      </w:r>
-      <w:proofErr w:type="spellStart"/>
-      <w:proofErr w:type="gramStart"/>
-      <w:r>
-        <w:rPr>
-          <w:rFonts w:ascii="Consolas" w:eastAsia="Times New Roman" w:hAnsi="Consolas" w:cs="Consolas"/>
-          <w:color w:val="000000"/>
-          <w:sz w:val="21"/>
-          <w:szCs w:val="21"/>
-          <w:lang w:val="es-AR" w:eastAsia="es-AR"/>
-        </w:rPr>
-        <w:t>mstraj</w:t>
-      </w:r>
-      <w:proofErr w:type="spellEnd"/>
-      <w:r>
-        <w:rPr>
-          <w:rFonts w:ascii="Consolas" w:eastAsia="Times New Roman" w:hAnsi="Consolas" w:cs="Consolas"/>
-          <w:color w:val="000000"/>
-          <w:sz w:val="21"/>
-          <w:szCs w:val="21"/>
-          <w:lang w:val="es-AR" w:eastAsia="es-AR"/>
-        </w:rPr>
-        <w:t>(</w:t>
-      </w:r>
-      <w:proofErr w:type="gramEnd"/>
-      <w:r>
-        <w:rPr>
-          <w:rFonts w:ascii="Consolas" w:eastAsia="Times New Roman" w:hAnsi="Consolas" w:cs="Consolas"/>
-          <w:color w:val="000000"/>
-          <w:sz w:val="21"/>
-          <w:szCs w:val="21"/>
-          <w:lang w:val="es-AR" w:eastAsia="es-AR"/>
-        </w:rPr>
-        <w:t xml:space="preserve">[qi+1; … ; </w:t>
-      </w:r>
-      <w:proofErr w:type="spellStart"/>
-      <w:r>
-        <w:rPr>
-          <w:rFonts w:ascii="Consolas" w:eastAsia="Times New Roman" w:hAnsi="Consolas" w:cs="Consolas"/>
-          <w:color w:val="000000"/>
-          <w:sz w:val="21"/>
-          <w:szCs w:val="21"/>
-          <w:lang w:val="es-AR" w:eastAsia="es-AR"/>
-        </w:rPr>
-        <w:t>qK</w:t>
-      </w:r>
-      <w:proofErr w:type="spellEnd"/>
-      <w:r>
-        <w:rPr>
-          <w:rFonts w:ascii="Consolas" w:eastAsia="Times New Roman" w:hAnsi="Consolas" w:cs="Consolas"/>
-          <w:color w:val="000000"/>
-          <w:sz w:val="21"/>
-          <w:szCs w:val="21"/>
-          <w:lang w:val="es-AR" w:eastAsia="es-AR"/>
-        </w:rPr>
-        <w:t>; qK+1], [], segundos*</w:t>
-      </w:r>
-      <w:proofErr w:type="spellStart"/>
-      <w:r>
-        <w:rPr>
-          <w:rFonts w:ascii="Consolas" w:eastAsia="Times New Roman" w:hAnsi="Consolas" w:cs="Consolas"/>
-          <w:color w:val="000000"/>
-          <w:sz w:val="21"/>
-          <w:szCs w:val="21"/>
-          <w:lang w:val="es-AR" w:eastAsia="es-AR"/>
-        </w:rPr>
-        <w:t>ones</w:t>
-      </w:r>
-      <w:proofErr w:type="spellEnd"/>
-      <w:r>
-        <w:rPr>
-          <w:rFonts w:ascii="Consolas" w:eastAsia="Times New Roman" w:hAnsi="Consolas" w:cs="Consolas"/>
-          <w:color w:val="000000"/>
-          <w:sz w:val="21"/>
-          <w:szCs w:val="21"/>
-          <w:lang w:val="es-AR" w:eastAsia="es-AR"/>
-        </w:rPr>
-        <w:t xml:space="preserve">(1, K+1), </w:t>
-      </w:r>
-      <w:proofErr w:type="spellStart"/>
-      <w:r>
-        <w:rPr>
-          <w:rFonts w:ascii="Consolas" w:eastAsia="Times New Roman" w:hAnsi="Consolas" w:cs="Consolas"/>
-          <w:color w:val="000000"/>
-          <w:sz w:val="21"/>
-          <w:szCs w:val="21"/>
-          <w:lang w:val="es-AR" w:eastAsia="es-AR"/>
-        </w:rPr>
-        <w:t>qi</w:t>
-      </w:r>
-      <w:proofErr w:type="spellEnd"/>
-      <w:r>
-        <w:rPr>
-          <w:rFonts w:ascii="Consolas" w:eastAsia="Times New Roman" w:hAnsi="Consolas" w:cs="Consolas"/>
-          <w:color w:val="000000"/>
-          <w:sz w:val="21"/>
-          <w:szCs w:val="21"/>
-          <w:lang w:val="es-AR" w:eastAsia="es-AR"/>
-        </w:rPr>
-        <w:t xml:space="preserve">, </w:t>
-      </w:r>
-      <w:proofErr w:type="spellStart"/>
-      <w:r>
-        <w:rPr>
-          <w:rFonts w:ascii="Consolas" w:eastAsia="Times New Roman" w:hAnsi="Consolas" w:cs="Consolas"/>
-          <w:color w:val="000000"/>
-          <w:sz w:val="21"/>
-          <w:szCs w:val="21"/>
-          <w:lang w:val="es-AR" w:eastAsia="es-AR"/>
-        </w:rPr>
-        <w:t>dt</w:t>
-      </w:r>
-      <w:proofErr w:type="spellEnd"/>
-      <w:r>
-        <w:rPr>
-          <w:rFonts w:ascii="Consolas" w:eastAsia="Times New Roman" w:hAnsi="Consolas" w:cs="Consolas"/>
-          <w:color w:val="000000"/>
-          <w:sz w:val="21"/>
-          <w:szCs w:val="21"/>
-          <w:lang w:val="es-AR" w:eastAsia="es-AR"/>
-        </w:rPr>
-        <w:t>, 2);</w:t>
+        <w:t>Qmstraj   = mstraj([qi+1; … ; qK; qK+1], [], segundos*ones(1, K+1), qi, dt, 2);</w:t>
       </w:r>
     </w:p>
     <w:p>
@@ -33514,88 +32236,32 @@
         <w:rPr>
           <w:lang w:val="es-ES"/>
         </w:rPr>
-        <w:t xml:space="preserve">s en la trayectoria, </w:t>
-      </w:r>
-      <w:proofErr w:type="spellStart"/>
-      <w:r>
-        <w:rPr>
-          <w:lang w:val="es-ES"/>
-        </w:rPr>
-        <w:t>qi</w:t>
-      </w:r>
-      <w:proofErr w:type="spellEnd"/>
-      <w:r>
-        <w:rPr>
-          <w:lang w:val="es-ES"/>
-        </w:rPr>
-        <w:t xml:space="preserve"> (vector</w:t>
-      </w:r>
-      <w:r>
-        <w:rPr>
-          <w:lang w:val="es-ES"/>
-        </w:rPr>
-        <w:t xml:space="preserve"> inicial), delta de tiempo </w:t>
-      </w:r>
-      <w:proofErr w:type="spellStart"/>
-      <w:r>
-        <w:rPr>
-          <w:lang w:val="es-ES"/>
-        </w:rPr>
-        <w:t>dt</w:t>
-      </w:r>
-      <w:proofErr w:type="spellEnd"/>
-      <w:r>
-        <w:rPr>
-          <w:lang w:val="es-ES"/>
-        </w:rPr>
-        <w:t>, un parámetro llamado TACC, el que corresponde al tiempo de aceleración entre segmentos (escalar si es el mismo para todos o de 1xK si se desean tiempos distintos para cada segmento) y una matriz con los vectores correspondientes a todos los puntos intermedios y en la última fila el vector final.</w:t>
-      </w:r>
-      <w:r>
-        <w:rPr>
-          <w:lang w:val="es-ES"/>
-        </w:rPr>
-        <w:t xml:space="preserve"> También es posible, en lugar de proporcionarle un vector de tiempo, especificar la máxima velocidad para todos los segmentos o especificar para cada segmento en particular. Con estos parámetros, hace una interpolación multipunto con “</w:t>
-      </w:r>
-      <w:proofErr w:type="spellStart"/>
-      <w:r>
-        <w:rPr>
-          <w:lang w:val="es-ES"/>
-        </w:rPr>
-        <w:t>tpoly</w:t>
-      </w:r>
-      <w:proofErr w:type="spellEnd"/>
-      <w:r>
-        <w:rPr>
-          <w:lang w:val="es-ES"/>
-        </w:rPr>
-        <w:t>” y aproximaciones intermedias</w:t>
-      </w:r>
-    </w:p>
-    <w:p>
-      <w:pPr>
-        <w:rPr>
-          <w:lang w:val="es-ES"/>
-        </w:rPr>
-      </w:pPr>
-      <w:r>
-        <w:rPr>
-          <w:lang w:val="es-ES"/>
-        </w:rPr>
-        <w:t xml:space="preserve">La salida es una matriz de </w:t>
-      </w:r>
-      <w:proofErr w:type="spellStart"/>
-      <w:r>
-        <w:rPr>
-          <w:lang w:val="es-ES"/>
-        </w:rPr>
-        <w:t>KxN</w:t>
-      </w:r>
-      <w:proofErr w:type="spellEnd"/>
-      <w:r>
-        <w:rPr>
-          <w:lang w:val="es-ES"/>
-        </w:rPr>
-        <w:t xml:space="preserve">, con K </w:t>
+        <w:t>s en la trayectoria, qi (vector</w:t>
+      </w:r>
+      <w:r>
+        <w:rPr>
+          <w:lang w:val="es-ES"/>
+        </w:rPr>
+        <w:t xml:space="preserve"> inicial), delta de tiempo dt, un parámetro llamado TACC, el que corresponde al tiempo de aceleración entre segmentos (escalar si es el mismo para todos o de 1xK si se desean tiempos distintos para cada segmento) y una matriz con los vectores correspondientes a todos los puntos intermedios y en la última fila el vector final.</w:t>
+      </w:r>
+      <w:r>
+        <w:rPr>
+          <w:lang w:val="es-ES"/>
+        </w:rPr>
+        <w:t xml:space="preserve"> También es posible, en lugar de proporcionarle un vector de tiempo, especificar la máxima velocidad para todos los segmentos o especificar para cada segmento en particular. Con estos parámetros, hace una interpolación multipunto con “tpoly” y aproximaciones intermedias</w:t>
+      </w:r>
+    </w:p>
+    <w:p>
+      <w:pPr>
+        <w:rPr>
+          <w:lang w:val="es-ES"/>
+        </w:rPr>
+      </w:pPr>
+      <w:r>
+        <w:rPr>
+          <w:lang w:val="es-ES"/>
+        </w:rPr>
+        <w:t xml:space="preserve">La salida es una matriz de KxN, con K </w:t>
       </w:r>
       <w:r>
         <w:rPr>
@@ -33627,7 +32293,6 @@
       <w:r>
         <w:rPr>
           <w:noProof/>
-          <w:lang w:val="es-AR" w:eastAsia="es-AR"/>
         </w:rPr>
         <w:drawing>
           <wp:inline distT="0" distB="0" distL="0" distR="0" wp14:anchorId="6D0B5A7F" wp14:editId="29886ECE">
@@ -33680,17 +32345,8 @@
           <w:sz w:val="18"/>
           <w:lang w:val="es-ES"/>
         </w:rPr>
-        <w:t xml:space="preserve">Interpolación y aproximación con </w:t>
-      </w:r>
-      <w:proofErr w:type="spellStart"/>
-      <w:r>
-        <w:rPr>
-          <w:sz w:val="18"/>
-          <w:lang w:val="es-ES"/>
-        </w:rPr>
-        <w:t>mstraj</w:t>
-      </w:r>
-      <w:proofErr w:type="spellEnd"/>
+        <w:t>Interpolación y aproximación con mstraj</w:t>
+      </w:r>
     </w:p>
     <w:p>
       <w:pPr>
@@ -33720,7 +32376,7 @@
 </file>
 
 <file path=word/endnotes.xml><?xml version="1.0" encoding="utf-8"?>
-<w:endnotes xmlns:wpc="http://schemas.microsoft.com/office/word/2010/wordprocessingCanvas" xmlns:mc="http://schemas.openxmlformats.org/markup-compatibility/2006" xmlns:o="urn:schemas-microsoft-com:office:office" xmlns:r="http://schemas.openxmlformats.org/officeDocument/2006/relationships" xmlns:m="http://schemas.openxmlformats.org/officeDocument/2006/math" xmlns:v="urn:schemas-microsoft-com:vml" xmlns:wp14="http://schemas.microsoft.com/office/word/2010/wordprocessingDrawing" xmlns:wp="http://schemas.openxmlformats.org/drawingml/2006/wordprocessingDrawing" xmlns:w10="urn:schemas-microsoft-com:office:word" xmlns:w="http://schemas.openxmlformats.org/wordprocessingml/2006/main" xmlns:w14="http://schemas.microsoft.com/office/word/2010/wordml" xmlns:w15="http://schemas.microsoft.com/office/word/2012/wordml" xmlns:wpg="http://schemas.microsoft.com/office/word/2010/wordprocessingGroup" xmlns:wpi="http://schemas.microsoft.com/office/word/2010/wordprocessingInk" xmlns:wne="http://schemas.microsoft.com/office/word/2006/wordml" xmlns:wps="http://schemas.microsoft.com/office/word/2010/wordprocessingShape" mc:Ignorable="w14 w15 wp14">
+<w:endnotes xmlns:wpc="http://schemas.microsoft.com/office/word/2010/wordprocessingCanvas" xmlns:cx="http://schemas.microsoft.com/office/drawing/2014/chartex" xmlns:mc="http://schemas.openxmlformats.org/markup-compatibility/2006" xmlns:o="urn:schemas-microsoft-com:office:office" xmlns:r="http://schemas.openxmlformats.org/officeDocument/2006/relationships" xmlns:m="http://schemas.openxmlformats.org/officeDocument/2006/math" xmlns:v="urn:schemas-microsoft-com:vml" xmlns:wp14="http://schemas.microsoft.com/office/word/2010/wordprocessingDrawing" xmlns:wp="http://schemas.openxmlformats.org/drawingml/2006/wordprocessingDrawing" xmlns:w10="urn:schemas-microsoft-com:office:word" xmlns:w="http://schemas.openxmlformats.org/wordprocessingml/2006/main" xmlns:w14="http://schemas.microsoft.com/office/word/2010/wordml" xmlns:w15="http://schemas.microsoft.com/office/word/2012/wordml" xmlns:w16se="http://schemas.microsoft.com/office/word/2015/wordml/symex" xmlns:wpg="http://schemas.microsoft.com/office/word/2010/wordprocessingGroup" xmlns:wpi="http://schemas.microsoft.com/office/word/2010/wordprocessingInk" xmlns:wne="http://schemas.microsoft.com/office/word/2006/wordml" xmlns:wps="http://schemas.microsoft.com/office/word/2010/wordprocessingShape" mc:Ignorable="w14 w15 w16se wp14">
   <w:endnote w:type="separator" w:id="-1">
     <w:p>
       <w:pPr>
@@ -33745,7 +32401,7 @@
 </file>
 
 <file path=word/footer1.xml><?xml version="1.0" encoding="utf-8"?>
-<w:ftr xmlns:wpc="http://schemas.microsoft.com/office/word/2010/wordprocessingCanvas" xmlns:mc="http://schemas.openxmlformats.org/markup-compatibility/2006" xmlns:o="urn:schemas-microsoft-com:office:office" xmlns:r="http://schemas.openxmlformats.org/officeDocument/2006/relationships" xmlns:m="http://schemas.openxmlformats.org/officeDocument/2006/math" xmlns:v="urn:schemas-microsoft-com:vml" xmlns:wp14="http://schemas.microsoft.com/office/word/2010/wordprocessingDrawing" xmlns:wp="http://schemas.openxmlformats.org/drawingml/2006/wordprocessingDrawing" xmlns:w10="urn:schemas-microsoft-com:office:word" xmlns:w="http://schemas.openxmlformats.org/wordprocessingml/2006/main" xmlns:w14="http://schemas.microsoft.com/office/word/2010/wordml" xmlns:w15="http://schemas.microsoft.com/office/word/2012/wordml" xmlns:wpg="http://schemas.microsoft.com/office/word/2010/wordprocessingGroup" xmlns:wpi="http://schemas.microsoft.com/office/word/2010/wordprocessingInk" xmlns:wne="http://schemas.microsoft.com/office/word/2006/wordml" xmlns:wps="http://schemas.microsoft.com/office/word/2010/wordprocessingShape" mc:Ignorable="w14 w15 wp14">
+<w:ftr xmlns:wpc="http://schemas.microsoft.com/office/word/2010/wordprocessingCanvas" xmlns:cx="http://schemas.microsoft.com/office/drawing/2014/chartex" xmlns:mc="http://schemas.openxmlformats.org/markup-compatibility/2006" xmlns:o="urn:schemas-microsoft-com:office:office" xmlns:r="http://schemas.openxmlformats.org/officeDocument/2006/relationships" xmlns:m="http://schemas.openxmlformats.org/officeDocument/2006/math" xmlns:v="urn:schemas-microsoft-com:vml" xmlns:wp14="http://schemas.microsoft.com/office/word/2010/wordprocessingDrawing" xmlns:wp="http://schemas.openxmlformats.org/drawingml/2006/wordprocessingDrawing" xmlns:w10="urn:schemas-microsoft-com:office:word" xmlns:w="http://schemas.openxmlformats.org/wordprocessingml/2006/main" xmlns:w14="http://schemas.microsoft.com/office/word/2010/wordml" xmlns:w15="http://schemas.microsoft.com/office/word/2012/wordml" xmlns:w16se="http://schemas.microsoft.com/office/word/2015/wordml/symex" xmlns:wpg="http://schemas.microsoft.com/office/word/2010/wordprocessingGroup" xmlns:wpi="http://schemas.microsoft.com/office/word/2010/wordprocessingInk" xmlns:wne="http://schemas.microsoft.com/office/word/2006/wordml" xmlns:wps="http://schemas.microsoft.com/office/word/2010/wordprocessingShape" mc:Ignorable="w14 w15 w16se wp14">
   <w:p>
     <w:pPr>
       <w:pStyle w:val="Piedepgina"/>
@@ -33755,7 +32411,7 @@
 </file>
 
 <file path=word/footer2.xml><?xml version="1.0" encoding="utf-8"?>
-<w:ftr xmlns:wpc="http://schemas.microsoft.com/office/word/2010/wordprocessingCanvas" xmlns:mc="http://schemas.openxmlformats.org/markup-compatibility/2006" xmlns:o="urn:schemas-microsoft-com:office:office" xmlns:r="http://schemas.openxmlformats.org/officeDocument/2006/relationships" xmlns:m="http://schemas.openxmlformats.org/officeDocument/2006/math" xmlns:v="urn:schemas-microsoft-com:vml" xmlns:wp14="http://schemas.microsoft.com/office/word/2010/wordprocessingDrawing" xmlns:wp="http://schemas.openxmlformats.org/drawingml/2006/wordprocessingDrawing" xmlns:w10="urn:schemas-microsoft-com:office:word" xmlns:w="http://schemas.openxmlformats.org/wordprocessingml/2006/main" xmlns:w14="http://schemas.microsoft.com/office/word/2010/wordml" xmlns:w15="http://schemas.microsoft.com/office/word/2012/wordml" xmlns:wpg="http://schemas.microsoft.com/office/word/2010/wordprocessingGroup" xmlns:wpi="http://schemas.microsoft.com/office/word/2010/wordprocessingInk" xmlns:wne="http://schemas.microsoft.com/office/word/2006/wordml" xmlns:wps="http://schemas.microsoft.com/office/word/2010/wordprocessingShape" mc:Ignorable="w14 w15 wp14">
+<w:ftr xmlns:wpc="http://schemas.microsoft.com/office/word/2010/wordprocessingCanvas" xmlns:cx="http://schemas.microsoft.com/office/drawing/2014/chartex" xmlns:mc="http://schemas.openxmlformats.org/markup-compatibility/2006" xmlns:o="urn:schemas-microsoft-com:office:office" xmlns:r="http://schemas.openxmlformats.org/officeDocument/2006/relationships" xmlns:m="http://schemas.openxmlformats.org/officeDocument/2006/math" xmlns:v="urn:schemas-microsoft-com:vml" xmlns:wp14="http://schemas.microsoft.com/office/word/2010/wordprocessingDrawing" xmlns:wp="http://schemas.openxmlformats.org/drawingml/2006/wordprocessingDrawing" xmlns:w10="urn:schemas-microsoft-com:office:word" xmlns:w="http://schemas.openxmlformats.org/wordprocessingml/2006/main" xmlns:w14="http://schemas.microsoft.com/office/word/2010/wordml" xmlns:w15="http://schemas.microsoft.com/office/word/2012/wordml" xmlns:w16se="http://schemas.microsoft.com/office/word/2015/wordml/symex" xmlns:wpg="http://schemas.microsoft.com/office/word/2010/wordprocessingGroup" xmlns:wpi="http://schemas.microsoft.com/office/word/2010/wordprocessingInk" xmlns:wne="http://schemas.microsoft.com/office/word/2006/wordml" xmlns:wps="http://schemas.microsoft.com/office/word/2010/wordprocessingShape" mc:Ignorable="w14 w15 w16se wp14">
   <w:p>
     <w:pPr>
       <w:pStyle w:val="Encabezado"/>
@@ -33769,7 +32425,6 @@
         <w:b/>
         <w:i/>
         <w:noProof/>
-        <w:lang w:val="es-AR" w:eastAsia="es-AR"/>
       </w:rPr>
       <mc:AlternateContent>
         <mc:Choice Requires="wps">
@@ -33842,7 +32497,7 @@
             </wp:anchor>
           </w:drawing>
         </mc:Choice>
-        <mc:Fallback xmlns:w16se="http://schemas.microsoft.com/office/word/2015/wordml/symex" xmlns:cx="http://schemas.microsoft.com/office/drawing/2014/chartex">
+        <mc:Fallback>
           <w:pict>
             <v:rect w14:anchorId="6219B82C" id="Rectángulo 452" o:spid="_x0000_s1026" style="position:absolute;margin-left:0;margin-top:0;width:579.9pt;height:750.3pt;z-index:251660288;visibility:visible;mso-wrap-style:square;mso-width-percent:950;mso-height-percent:950;mso-wrap-distance-left:9pt;mso-wrap-distance-top:0;mso-wrap-distance-right:9pt;mso-wrap-distance-bottom:0;mso-position-horizontal:center;mso-position-horizontal-relative:page;mso-position-vertical:center;mso-position-vertical-relative:page;mso-width-percent:950;mso-height-percent:950;mso-width-relative:page;mso-height-relative:page;v-text-anchor:middle" o:gfxdata="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" filled="f" strokecolor="#747070 [1614]" strokeweight="1.25pt">
               <w10:wrap anchorx="page" anchory="page"/>
@@ -33932,7 +32587,7 @@
         <w:szCs w:val="20"/>
         <w:lang w:val="es-ES"/>
       </w:rPr>
-      <w:t>23</w:t>
+      <w:t>12</w:t>
     </w:r>
     <w:r>
       <w:rPr>
@@ -33950,7 +32605,7 @@
 </file>
 
 <file path=word/footer3.xml><?xml version="1.0" encoding="utf-8"?>
-<w:ftr xmlns:wpc="http://schemas.microsoft.com/office/word/2010/wordprocessingCanvas" xmlns:mc="http://schemas.openxmlformats.org/markup-compatibility/2006" xmlns:o="urn:schemas-microsoft-com:office:office" xmlns:r="http://schemas.openxmlformats.org/officeDocument/2006/relationships" xmlns:m="http://schemas.openxmlformats.org/officeDocument/2006/math" xmlns:v="urn:schemas-microsoft-com:vml" xmlns:wp14="http://schemas.microsoft.com/office/word/2010/wordprocessingDrawing" xmlns:wp="http://schemas.openxmlformats.org/drawingml/2006/wordprocessingDrawing" xmlns:w10="urn:schemas-microsoft-com:office:word" xmlns:w="http://schemas.openxmlformats.org/wordprocessingml/2006/main" xmlns:w14="http://schemas.microsoft.com/office/word/2010/wordml" xmlns:w15="http://schemas.microsoft.com/office/word/2012/wordml" xmlns:wpg="http://schemas.microsoft.com/office/word/2010/wordprocessingGroup" xmlns:wpi="http://schemas.microsoft.com/office/word/2010/wordprocessingInk" xmlns:wne="http://schemas.microsoft.com/office/word/2006/wordml" xmlns:wps="http://schemas.microsoft.com/office/word/2010/wordprocessingShape" mc:Ignorable="w14 w15 wp14">
+<w:ftr xmlns:wpc="http://schemas.microsoft.com/office/word/2010/wordprocessingCanvas" xmlns:cx="http://schemas.microsoft.com/office/drawing/2014/chartex" xmlns:mc="http://schemas.openxmlformats.org/markup-compatibility/2006" xmlns:o="urn:schemas-microsoft-com:office:office" xmlns:r="http://schemas.openxmlformats.org/officeDocument/2006/relationships" xmlns:m="http://schemas.openxmlformats.org/officeDocument/2006/math" xmlns:v="urn:schemas-microsoft-com:vml" xmlns:wp14="http://schemas.microsoft.com/office/word/2010/wordprocessingDrawing" xmlns:wp="http://schemas.openxmlformats.org/drawingml/2006/wordprocessingDrawing" xmlns:w10="urn:schemas-microsoft-com:office:word" xmlns:w="http://schemas.openxmlformats.org/wordprocessingml/2006/main" xmlns:w14="http://schemas.microsoft.com/office/word/2010/wordml" xmlns:w15="http://schemas.microsoft.com/office/word/2012/wordml" xmlns:w16se="http://schemas.microsoft.com/office/word/2015/wordml/symex" xmlns:wpg="http://schemas.microsoft.com/office/word/2010/wordprocessingGroup" xmlns:wpi="http://schemas.microsoft.com/office/word/2010/wordprocessingInk" xmlns:wne="http://schemas.microsoft.com/office/word/2006/wordml" xmlns:wps="http://schemas.microsoft.com/office/word/2010/wordprocessingShape" mc:Ignorable="w14 w15 w16se wp14">
   <w:p>
     <w:pPr>
       <w:pStyle w:val="Piedepgina"/>
@@ -33960,7 +32615,6 @@
       <w:rPr>
         <w:noProof/>
         <w:color w:val="5B9BD5" w:themeColor="accent1"/>
-        <w:lang w:val="es-AR" w:eastAsia="es-AR"/>
       </w:rPr>
       <mc:AlternateContent>
         <mc:Choice Requires="wps">
@@ -34033,7 +32687,7 @@
             </wp:anchor>
           </w:drawing>
         </mc:Choice>
-        <mc:Fallback xmlns:w16se="http://schemas.microsoft.com/office/word/2015/wordml/symex" xmlns:cx="http://schemas.microsoft.com/office/drawing/2014/chartex">
+        <mc:Fallback>
           <w:pict>
             <v:rect w14:anchorId="2B718029" id="Rectángulo 6" o:spid="_x0000_s1026" style="position:absolute;margin-left:0;margin-top:0;width:579.9pt;height:750.3pt;z-index:251662336;visibility:visible;mso-wrap-style:square;mso-width-percent:950;mso-height-percent:950;mso-wrap-distance-left:9pt;mso-wrap-distance-top:0;mso-wrap-distance-right:9pt;mso-wrap-distance-bottom:0;mso-position-horizontal:center;mso-position-horizontal-relative:page;mso-position-vertical:center;mso-position-vertical-relative:page;mso-width-percent:950;mso-height-percent:950;mso-width-relative:page;mso-height-relative:page;v-text-anchor:middle" o:gfxdata="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" filled="f" strokecolor="#747070 [1614]" strokeweight="1.25pt">
               <w10:wrap anchorx="page" anchory="page"/>
@@ -34104,7 +32758,7 @@
 </file>
 
 <file path=word/footnotes.xml><?xml version="1.0" encoding="utf-8"?>
-<w:footnotes xmlns:wpc="http://schemas.microsoft.com/office/word/2010/wordprocessingCanvas" xmlns:mc="http://schemas.openxmlformats.org/markup-compatibility/2006" xmlns:o="urn:schemas-microsoft-com:office:office" xmlns:r="http://schemas.openxmlformats.org/officeDocument/2006/relationships" xmlns:m="http://schemas.openxmlformats.org/officeDocument/2006/math" xmlns:v="urn:schemas-microsoft-com:vml" xmlns:wp14="http://schemas.microsoft.com/office/word/2010/wordprocessingDrawing" xmlns:wp="http://schemas.openxmlformats.org/drawingml/2006/wordprocessingDrawing" xmlns:w10="urn:schemas-microsoft-com:office:word" xmlns:w="http://schemas.openxmlformats.org/wordprocessingml/2006/main" xmlns:w14="http://schemas.microsoft.com/office/word/2010/wordml" xmlns:w15="http://schemas.microsoft.com/office/word/2012/wordml" xmlns:wpg="http://schemas.microsoft.com/office/word/2010/wordprocessingGroup" xmlns:wpi="http://schemas.microsoft.com/office/word/2010/wordprocessingInk" xmlns:wne="http://schemas.microsoft.com/office/word/2006/wordml" xmlns:wps="http://schemas.microsoft.com/office/word/2010/wordprocessingShape" mc:Ignorable="w14 w15 wp14">
+<w:footnotes xmlns:wpc="http://schemas.microsoft.com/office/word/2010/wordprocessingCanvas" xmlns:cx="http://schemas.microsoft.com/office/drawing/2014/chartex" xmlns:mc="http://schemas.openxmlformats.org/markup-compatibility/2006" xmlns:o="urn:schemas-microsoft-com:office:office" xmlns:r="http://schemas.openxmlformats.org/officeDocument/2006/relationships" xmlns:m="http://schemas.openxmlformats.org/officeDocument/2006/math" xmlns:v="urn:schemas-microsoft-com:vml" xmlns:wp14="http://schemas.microsoft.com/office/word/2010/wordprocessingDrawing" xmlns:wp="http://schemas.openxmlformats.org/drawingml/2006/wordprocessingDrawing" xmlns:w10="urn:schemas-microsoft-com:office:word" xmlns:w="http://schemas.openxmlformats.org/wordprocessingml/2006/main" xmlns:w14="http://schemas.microsoft.com/office/word/2010/wordml" xmlns:w15="http://schemas.microsoft.com/office/word/2012/wordml" xmlns:w16se="http://schemas.microsoft.com/office/word/2015/wordml/symex" xmlns:wpg="http://schemas.microsoft.com/office/word/2010/wordprocessingGroup" xmlns:wpi="http://schemas.microsoft.com/office/word/2010/wordprocessingInk" xmlns:wne="http://schemas.microsoft.com/office/word/2006/wordml" xmlns:wps="http://schemas.microsoft.com/office/word/2010/wordprocessingShape" mc:Ignorable="w14 w15 w16se wp14">
   <w:footnote w:type="separator" w:id="-1">
     <w:p>
       <w:pPr>
@@ -34129,7 +32783,7 @@
 </file>
 
 <file path=word/header1.xml><?xml version="1.0" encoding="utf-8"?>
-<w:hdr xmlns:wpc="http://schemas.microsoft.com/office/word/2010/wordprocessingCanvas" xmlns:mc="http://schemas.openxmlformats.org/markup-compatibility/2006" xmlns:o="urn:schemas-microsoft-com:office:office" xmlns:r="http://schemas.openxmlformats.org/officeDocument/2006/relationships" xmlns:m="http://schemas.openxmlformats.org/officeDocument/2006/math" xmlns:v="urn:schemas-microsoft-com:vml" xmlns:wp14="http://schemas.microsoft.com/office/word/2010/wordprocessingDrawing" xmlns:wp="http://schemas.openxmlformats.org/drawingml/2006/wordprocessingDrawing" xmlns:w10="urn:schemas-microsoft-com:office:word" xmlns:w="http://schemas.openxmlformats.org/wordprocessingml/2006/main" xmlns:w14="http://schemas.microsoft.com/office/word/2010/wordml" xmlns:w15="http://schemas.microsoft.com/office/word/2012/wordml" xmlns:wpg="http://schemas.microsoft.com/office/word/2010/wordprocessingGroup" xmlns:wpi="http://schemas.microsoft.com/office/word/2010/wordprocessingInk" xmlns:wne="http://schemas.microsoft.com/office/word/2006/wordml" xmlns:wps="http://schemas.microsoft.com/office/word/2010/wordprocessingShape" mc:Ignorable="w14 w15 wp14">
+<w:hdr xmlns:wpc="http://schemas.microsoft.com/office/word/2010/wordprocessingCanvas" xmlns:cx="http://schemas.microsoft.com/office/drawing/2014/chartex" xmlns:mc="http://schemas.openxmlformats.org/markup-compatibility/2006" xmlns:o="urn:schemas-microsoft-com:office:office" xmlns:r="http://schemas.openxmlformats.org/officeDocument/2006/relationships" xmlns:m="http://schemas.openxmlformats.org/officeDocument/2006/math" xmlns:v="urn:schemas-microsoft-com:vml" xmlns:wp14="http://schemas.microsoft.com/office/word/2010/wordprocessingDrawing" xmlns:wp="http://schemas.openxmlformats.org/drawingml/2006/wordprocessingDrawing" xmlns:w10="urn:schemas-microsoft-com:office:word" xmlns:w="http://schemas.openxmlformats.org/wordprocessingml/2006/main" xmlns:w14="http://schemas.microsoft.com/office/word/2010/wordml" xmlns:w15="http://schemas.microsoft.com/office/word/2012/wordml" xmlns:w16se="http://schemas.microsoft.com/office/word/2015/wordml/symex" xmlns:wpg="http://schemas.microsoft.com/office/word/2010/wordprocessingGroup" xmlns:wpi="http://schemas.microsoft.com/office/word/2010/wordprocessingInk" xmlns:wne="http://schemas.microsoft.com/office/word/2006/wordml" xmlns:wps="http://schemas.microsoft.com/office/word/2010/wordprocessingShape" mc:Ignorable="w14 w15 w16se wp14">
   <w:p>
     <w:pPr>
       <w:pStyle w:val="Encabezado"/>
@@ -34139,7 +32793,7 @@
 </file>
 
 <file path=word/header2.xml><?xml version="1.0" encoding="utf-8"?>
-<w:hdr xmlns:wpc="http://schemas.microsoft.com/office/word/2010/wordprocessingCanvas" xmlns:mc="http://schemas.openxmlformats.org/markup-compatibility/2006" xmlns:o="urn:schemas-microsoft-com:office:office" xmlns:r="http://schemas.openxmlformats.org/officeDocument/2006/relationships" xmlns:m="http://schemas.openxmlformats.org/officeDocument/2006/math" xmlns:v="urn:schemas-microsoft-com:vml" xmlns:wp14="http://schemas.microsoft.com/office/word/2010/wordprocessingDrawing" xmlns:wp="http://schemas.openxmlformats.org/drawingml/2006/wordprocessingDrawing" xmlns:w10="urn:schemas-microsoft-com:office:word" xmlns:w="http://schemas.openxmlformats.org/wordprocessingml/2006/main" xmlns:w14="http://schemas.microsoft.com/office/word/2010/wordml" xmlns:w15="http://schemas.microsoft.com/office/word/2012/wordml" xmlns:wpg="http://schemas.microsoft.com/office/word/2010/wordprocessingGroup" xmlns:wpi="http://schemas.microsoft.com/office/word/2010/wordprocessingInk" xmlns:wne="http://schemas.microsoft.com/office/word/2006/wordml" xmlns:wps="http://schemas.microsoft.com/office/word/2010/wordprocessingShape" mc:Ignorable="w14 w15 wp14">
+<w:hdr xmlns:wpc="http://schemas.microsoft.com/office/word/2010/wordprocessingCanvas" xmlns:cx="http://schemas.microsoft.com/office/drawing/2014/chartex" xmlns:mc="http://schemas.openxmlformats.org/markup-compatibility/2006" xmlns:o="urn:schemas-microsoft-com:office:office" xmlns:r="http://schemas.openxmlformats.org/officeDocument/2006/relationships" xmlns:m="http://schemas.openxmlformats.org/officeDocument/2006/math" xmlns:v="urn:schemas-microsoft-com:vml" xmlns:wp14="http://schemas.microsoft.com/office/word/2010/wordprocessingDrawing" xmlns:wp="http://schemas.openxmlformats.org/drawingml/2006/wordprocessingDrawing" xmlns:w10="urn:schemas-microsoft-com:office:word" xmlns:w="http://schemas.openxmlformats.org/wordprocessingml/2006/main" xmlns:w14="http://schemas.microsoft.com/office/word/2010/wordml" xmlns:w15="http://schemas.microsoft.com/office/word/2012/wordml" xmlns:w16se="http://schemas.microsoft.com/office/word/2015/wordml/symex" xmlns:wpg="http://schemas.microsoft.com/office/word/2010/wordprocessingGroup" xmlns:wpi="http://schemas.microsoft.com/office/word/2010/wordprocessingInk" xmlns:wne="http://schemas.microsoft.com/office/word/2006/wordml" xmlns:wps="http://schemas.microsoft.com/office/word/2010/wordprocessingShape" mc:Ignorable="w14 w15 w16se wp14">
   <w:p>
     <w:pPr>
       <w:pStyle w:val="Encabezado"/>
@@ -34151,7 +32805,6 @@
     <w:r>
       <w:rPr>
         <w:noProof/>
-        <w:lang w:val="es-AR" w:eastAsia="es-AR"/>
       </w:rPr>
       <w:drawing>
         <wp:anchor distT="0" distB="0" distL="114300" distR="114300" simplePos="0" relativeHeight="251658240" behindDoc="0" locked="0" layoutInCell="1" allowOverlap="1" wp14:anchorId="7845613B" wp14:editId="18B01889">
@@ -34260,7 +32913,6 @@
         <w:b/>
         <w:noProof/>
         <w:u w:val="single"/>
-        <w:lang w:val="es-AR" w:eastAsia="es-AR"/>
       </w:rPr>
       <mc:AlternateContent>
         <mc:Choice Requires="wps">
@@ -34315,7 +32967,7 @@
             </wp:anchor>
           </w:drawing>
         </mc:Choice>
-        <mc:Fallback xmlns:w16se="http://schemas.microsoft.com/office/word/2015/wordml/symex" xmlns:cx="http://schemas.microsoft.com/office/drawing/2014/chartex">
+        <mc:Fallback>
           <w:pict>
             <v:line w14:anchorId="19F4DE7B" id="Conector recto 1" o:spid="_x0000_s1026" style="position:absolute;z-index:251663360;visibility:visible;mso-wrap-style:square;mso-width-percent:0;mso-wrap-distance-left:9pt;mso-wrap-distance-top:0;mso-wrap-distance-right:9pt;mso-wrap-distance-bottom:0;mso-position-horizontal:absolute;mso-position-horizontal-relative:text;mso-position-vertical:absolute;mso-position-vertical-relative:text;mso-width-percent:0;mso-width-relative:margin" from="-4.25pt,7.35pt" to="481.45pt,7.35pt" o:gfxdata="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" strokecolor="black [3200]" strokeweight=".5pt">
               <v:stroke joinstyle="miter"/>
@@ -34329,7 +32981,7 @@
 </file>
 
 <file path=word/header3.xml><?xml version="1.0" encoding="utf-8"?>
-<w:hdr xmlns:wpc="http://schemas.microsoft.com/office/word/2010/wordprocessingCanvas" xmlns:mc="http://schemas.openxmlformats.org/markup-compatibility/2006" xmlns:o="urn:schemas-microsoft-com:office:office" xmlns:r="http://schemas.openxmlformats.org/officeDocument/2006/relationships" xmlns:m="http://schemas.openxmlformats.org/officeDocument/2006/math" xmlns:v="urn:schemas-microsoft-com:vml" xmlns:wp14="http://schemas.microsoft.com/office/word/2010/wordprocessingDrawing" xmlns:wp="http://schemas.openxmlformats.org/drawingml/2006/wordprocessingDrawing" xmlns:w10="urn:schemas-microsoft-com:office:word" xmlns:w="http://schemas.openxmlformats.org/wordprocessingml/2006/main" xmlns:w14="http://schemas.microsoft.com/office/word/2010/wordml" xmlns:w15="http://schemas.microsoft.com/office/word/2012/wordml" xmlns:wpg="http://schemas.microsoft.com/office/word/2010/wordprocessingGroup" xmlns:wpi="http://schemas.microsoft.com/office/word/2010/wordprocessingInk" xmlns:wne="http://schemas.microsoft.com/office/word/2006/wordml" xmlns:wps="http://schemas.microsoft.com/office/word/2010/wordprocessingShape" mc:Ignorable="w14 w15 wp14">
+<w:hdr xmlns:wpc="http://schemas.microsoft.com/office/word/2010/wordprocessingCanvas" xmlns:cx="http://schemas.microsoft.com/office/drawing/2014/chartex" xmlns:mc="http://schemas.openxmlformats.org/markup-compatibility/2006" xmlns:o="urn:schemas-microsoft-com:office:office" xmlns:r="http://schemas.openxmlformats.org/officeDocument/2006/relationships" xmlns:m="http://schemas.openxmlformats.org/officeDocument/2006/math" xmlns:v="urn:schemas-microsoft-com:vml" xmlns:wp14="http://schemas.microsoft.com/office/word/2010/wordprocessingDrawing" xmlns:wp="http://schemas.openxmlformats.org/drawingml/2006/wordprocessingDrawing" xmlns:w10="urn:schemas-microsoft-com:office:word" xmlns:w="http://schemas.openxmlformats.org/wordprocessingml/2006/main" xmlns:w14="http://schemas.microsoft.com/office/word/2010/wordml" xmlns:w15="http://schemas.microsoft.com/office/word/2012/wordml" xmlns:w16se="http://schemas.microsoft.com/office/word/2015/wordml/symex" xmlns:wpg="http://schemas.microsoft.com/office/word/2010/wordprocessingGroup" xmlns:wpi="http://schemas.microsoft.com/office/word/2010/wordprocessingInk" xmlns:wne="http://schemas.microsoft.com/office/word/2006/wordml" xmlns:wps="http://schemas.microsoft.com/office/word/2010/wordprocessingShape" mc:Ignorable="w14 w15 w16se wp14">
   <w:p>
     <w:pPr>
       <w:pStyle w:val="Encabezado"/>
@@ -34339,7 +32991,7 @@
 </file>
 
 <file path=word/numbering.xml><?xml version="1.0" encoding="utf-8"?>
-<w:numbering xmlns:wpc="http://schemas.microsoft.com/office/word/2010/wordprocessingCanvas" xmlns:mc="http://schemas.openxmlformats.org/markup-compatibility/2006" xmlns:o="urn:schemas-microsoft-com:office:office" xmlns:r="http://schemas.openxmlformats.org/officeDocument/2006/relationships" xmlns:m="http://schemas.openxmlformats.org/officeDocument/2006/math" xmlns:v="urn:schemas-microsoft-com:vml" xmlns:wp14="http://schemas.microsoft.com/office/word/2010/wordprocessingDrawing" xmlns:wp="http://schemas.openxmlformats.org/drawingml/2006/wordprocessingDrawing" xmlns:w10="urn:schemas-microsoft-com:office:word" xmlns:w="http://schemas.openxmlformats.org/wordprocessingml/2006/main" xmlns:w14="http://schemas.microsoft.com/office/word/2010/wordml" xmlns:w15="http://schemas.microsoft.com/office/word/2012/wordml" xmlns:wpg="http://schemas.microsoft.com/office/word/2010/wordprocessingGroup" xmlns:wpi="http://schemas.microsoft.com/office/word/2010/wordprocessingInk" xmlns:wne="http://schemas.microsoft.com/office/word/2006/wordml" xmlns:wps="http://schemas.microsoft.com/office/word/2010/wordprocessingShape" mc:Ignorable="w14 w15 wp14">
+<w:numbering xmlns:wpc="http://schemas.microsoft.com/office/word/2010/wordprocessingCanvas" xmlns:cx="http://schemas.microsoft.com/office/drawing/2014/chartex" xmlns:mc="http://schemas.openxmlformats.org/markup-compatibility/2006" xmlns:o="urn:schemas-microsoft-com:office:office" xmlns:r="http://schemas.openxmlformats.org/officeDocument/2006/relationships" xmlns:m="http://schemas.openxmlformats.org/officeDocument/2006/math" xmlns:v="urn:schemas-microsoft-com:vml" xmlns:wp14="http://schemas.microsoft.com/office/word/2010/wordprocessingDrawing" xmlns:wp="http://schemas.openxmlformats.org/drawingml/2006/wordprocessingDrawing" xmlns:w10="urn:schemas-microsoft-com:office:word" xmlns:w="http://schemas.openxmlformats.org/wordprocessingml/2006/main" xmlns:w14="http://schemas.microsoft.com/office/word/2010/wordml" xmlns:w15="http://schemas.microsoft.com/office/word/2012/wordml" xmlns:w16se="http://schemas.microsoft.com/office/word/2015/wordml/symex" xmlns:wpg="http://schemas.microsoft.com/office/word/2010/wordprocessingGroup" xmlns:wpi="http://schemas.microsoft.com/office/word/2010/wordprocessingInk" xmlns:wne="http://schemas.microsoft.com/office/word/2006/wordml" xmlns:wps="http://schemas.microsoft.com/office/word/2010/wordprocessingShape" mc:Ignorable="w14 w15 w16se wp14">
   <w:abstractNum w:abstractNumId="0" w15:restartNumberingAfterBreak="0">
     <w:nsid w:val="03EA4D80"/>
     <w:multiLevelType w:val="hybridMultilevel"/>
@@ -35110,7 +33762,7 @@
 </file>
 
 <file path=word/styles.xml><?xml version="1.0" encoding="utf-8"?>
-<w:styles xmlns:mc="http://schemas.openxmlformats.org/markup-compatibility/2006" xmlns:r="http://schemas.openxmlformats.org/officeDocument/2006/relationships" xmlns:w="http://schemas.openxmlformats.org/wordprocessingml/2006/main" xmlns:w14="http://schemas.microsoft.com/office/word/2010/wordml" xmlns:w15="http://schemas.microsoft.com/office/word/2012/wordml" mc:Ignorable="w14 w15">
+<w:styles xmlns:mc="http://schemas.openxmlformats.org/markup-compatibility/2006" xmlns:r="http://schemas.openxmlformats.org/officeDocument/2006/relationships" xmlns:w="http://schemas.openxmlformats.org/wordprocessingml/2006/main" xmlns:w14="http://schemas.microsoft.com/office/word/2010/wordml" xmlns:w15="http://schemas.microsoft.com/office/word/2012/wordml" xmlns:w16se="http://schemas.microsoft.com/office/word/2015/wordml/symex" mc:Ignorable="w14 w15 w16se">
   <w:docDefaults>
     <w:rPrDefault>
       <w:rPr>
@@ -35726,11 +34378,11 @@
       <w:szCs w:val="32"/>
     </w:rPr>
   </w:style>
-  <w:style w:type="paragraph" w:styleId="Puesto">
+  <w:style w:type="paragraph" w:styleId="Ttulo">
     <w:name w:val="Title"/>
     <w:basedOn w:val="Normal"/>
     <w:next w:val="Normal"/>
-    <w:link w:val="PuestoCar"/>
+    <w:link w:val="TtuloCar"/>
     <w:uiPriority w:val="10"/>
     <w:qFormat/>
     <w:rsid w:val="00900E1C"/>
@@ -35746,10 +34398,10 @@
       <w:szCs w:val="56"/>
     </w:rPr>
   </w:style>
-  <w:style w:type="character" w:customStyle="1" w:styleId="PuestoCar">
-    <w:name w:val="Puesto Car"/>
+  <w:style w:type="character" w:customStyle="1" w:styleId="TtuloCar">
+    <w:name w:val="Título Car"/>
     <w:basedOn w:val="Fuentedeprrafopredeter"/>
-    <w:link w:val="Puesto"/>
+    <w:link w:val="Ttulo"/>
     <w:uiPriority w:val="10"/>
     <w:rsid w:val="00900E1C"/>
     <w:rPr>
@@ -35760,7 +34412,7 @@
       <w:szCs w:val="56"/>
     </w:rPr>
   </w:style>
-  <w:style w:type="paragraph" w:styleId="TtulodeTDC">
+  <w:style w:type="paragraph" w:styleId="TtuloTDC">
     <w:name w:val="TOC Heading"/>
     <w:basedOn w:val="Ttulo1"/>
     <w:next w:val="Normal"/>
@@ -36256,7 +34908,7 @@
 </file>
 
 <file path=customXml/itemProps1.xml><?xml version="1.0" encoding="utf-8"?>
-<ds:datastoreItem xmlns:ds="http://schemas.openxmlformats.org/officeDocument/2006/customXml" ds:itemID="{2D2E040F-2E25-498A-8202-3DADD27A5511}">
+<ds:datastoreItem xmlns:ds="http://schemas.openxmlformats.org/officeDocument/2006/customXml" ds:itemID="{5CEC2894-463E-4EAC-891C-61F7901C50E3}">
   <ds:schemaRefs>
     <ds:schemaRef ds:uri="http://schemas.openxmlformats.org/officeDocument/2006/bibliography"/>
   </ds:schemaRefs>

--- a/Trabajo_Final/Trabajo Final R1-BORQUEZ-RAYES.docx
+++ b/Trabajo_Final/Trabajo Final R1-BORQUEZ-RAYES.docx
@@ -4653,7 +4653,21 @@
         <w:rPr>
           <w:lang w:val="es-ES"/>
         </w:rPr>
-        <w:t>a mesa de trabajo. El robot se modela mediante la convención de Denavit-Hartenberg, construyendo su model</w:t>
+        <w:t xml:space="preserve">a mesa de trabajo. El robot se modela mediante la convención de </w:t>
+      </w:r>
+      <w:proofErr w:type="spellStart"/>
+      <w:r>
+        <w:rPr>
+          <w:lang w:val="es-ES"/>
+        </w:rPr>
+        <w:t>Denavit-Hartenberg</w:t>
+      </w:r>
+      <w:proofErr w:type="spellEnd"/>
+      <w:r>
+        <w:rPr>
+          <w:lang w:val="es-ES"/>
+        </w:rPr>
+        <w:t>, construyendo su model</w:t>
       </w:r>
       <w:r>
         <w:rPr>
@@ -4715,7 +4729,21 @@
         <w:rPr>
           <w:lang w:val="es-ES"/>
         </w:rPr>
-        <w:t xml:space="preserve"> Robot UR10e, manipulación de materiales radiactivos, cinemática directa, cinemática inversa, planificación de trayectorias, singularidades robóticas, convención Denavit-Hartenberg,</w:t>
+        <w:t xml:space="preserve"> Robot UR10e, manipulación de materiales radiactivos, cinemática directa, cinemática inversa, planificación de trayectorias, singularidades robóticas, convención </w:t>
+      </w:r>
+      <w:proofErr w:type="spellStart"/>
+      <w:r>
+        <w:rPr>
+          <w:lang w:val="es-ES"/>
+        </w:rPr>
+        <w:t>Denavit-Hartenberg</w:t>
+      </w:r>
+      <w:proofErr w:type="spellEnd"/>
+      <w:r>
+        <w:rPr>
+          <w:lang w:val="es-ES"/>
+        </w:rPr>
+        <w:t>,</w:t>
       </w:r>
       <w:r>
         <w:rPr>
@@ -4810,7 +4838,35 @@
         <w:rPr>
           <w:lang w:val="en-GB"/>
         </w:rPr>
-        <w:t xml:space="preserve"> container, and a workbench. The robot is modeled using the Denavit-Hartenberg convention, building its forward and inverse kinematic models with the matrix method to solve inverse kinematics. Singularities within the robot's workspace are also explored and classified, and trajectories are planned and generated through interpolation in both joint and Cartesian spaces. The simulation results demonstrate the precision of the generated trajectories for executing complex movements smoothly.</w:t>
+        <w:t xml:space="preserve"> container, and a workbench. The robot is </w:t>
+      </w:r>
+      <w:proofErr w:type="spellStart"/>
+      <w:r>
+        <w:rPr>
+          <w:lang w:val="en-GB"/>
+        </w:rPr>
+        <w:t>modeled</w:t>
+      </w:r>
+      <w:proofErr w:type="spellEnd"/>
+      <w:r>
+        <w:rPr>
+          <w:lang w:val="en-GB"/>
+        </w:rPr>
+        <w:t xml:space="preserve"> using the </w:t>
+      </w:r>
+      <w:proofErr w:type="spellStart"/>
+      <w:r>
+        <w:rPr>
+          <w:lang w:val="en-GB"/>
+        </w:rPr>
+        <w:t>Denavit-Hartenberg</w:t>
+      </w:r>
+      <w:proofErr w:type="spellEnd"/>
+      <w:r>
+        <w:rPr>
+          <w:lang w:val="en-GB"/>
+        </w:rPr>
+        <w:t xml:space="preserve"> convention, building its forward and inverse kinematic models with the matrix method to solve inverse kinematics. Singularities within the robot's workspace are also explored and classified, and trajectories are planned and generated through interpolation in both joint and Cartesian spaces. The simulation results demonstrate the precision of the generated trajectories for executing complex movements smoothly.</w:t>
       </w:r>
     </w:p>
     <w:p>
@@ -4832,7 +4888,21 @@
         <w:rPr>
           <w:lang w:val="en-GB"/>
         </w:rPr>
-        <w:t xml:space="preserve"> UR10e robot, radioactive material handling, forward kinematics, inverse kinematics, trajectory planning, robotic singularities, Denavit-Hartenberg convention, workspace interpolation</w:t>
+        <w:t xml:space="preserve"> UR10e robot, radioactive material handling, forward kinematics, inverse kinematics, trajectory planning, robotic singularities, </w:t>
+      </w:r>
+      <w:proofErr w:type="spellStart"/>
+      <w:r>
+        <w:rPr>
+          <w:lang w:val="en-GB"/>
+        </w:rPr>
+        <w:t>Denavit-Hartenberg</w:t>
+      </w:r>
+      <w:proofErr w:type="spellEnd"/>
+      <w:r>
+        <w:rPr>
+          <w:lang w:val="en-GB"/>
+        </w:rPr>
+        <w:t xml:space="preserve"> convention, workspace interpolation</w:t>
       </w:r>
     </w:p>
     <w:p>
@@ -5022,13 +5092,27 @@
         <w:rPr>
           <w:lang w:val="es-ES"/>
         </w:rPr>
-        <w:t>ón del L</w:t>
-      </w:r>
-      <w:r>
-        <w:rPr>
-          <w:lang w:val="es-ES"/>
-        </w:rPr>
-        <w:t>ayout de la celda</w:t>
+        <w:t xml:space="preserve">ón del </w:t>
+      </w:r>
+      <w:proofErr w:type="spellStart"/>
+      <w:r>
+        <w:rPr>
+          <w:lang w:val="es-ES"/>
+        </w:rPr>
+        <w:t>L</w:t>
+      </w:r>
+      <w:r>
+        <w:rPr>
+          <w:lang w:val="es-ES"/>
+        </w:rPr>
+        <w:t>ayout</w:t>
+      </w:r>
+      <w:proofErr w:type="spellEnd"/>
+      <w:r>
+        <w:rPr>
+          <w:lang w:val="es-ES"/>
+        </w:rPr>
+        <w:t xml:space="preserve"> de la celda</w:t>
       </w:r>
       <w:bookmarkEnd w:id="4"/>
     </w:p>
@@ -5243,7 +5327,21 @@
         <w:rPr>
           <w:lang w:val="es-ES"/>
         </w:rPr>
-        <w:t xml:space="preserve"> planos con el detalle del layout de la planta.</w:t>
+        <w:t xml:space="preserve"> planos con el detalle del </w:t>
+      </w:r>
+      <w:proofErr w:type="spellStart"/>
+      <w:r>
+        <w:rPr>
+          <w:lang w:val="es-ES"/>
+        </w:rPr>
+        <w:t>layout</w:t>
+      </w:r>
+      <w:proofErr w:type="spellEnd"/>
+      <w:r>
+        <w:rPr>
+          <w:lang w:val="es-ES"/>
+        </w:rPr>
+        <w:t xml:space="preserve"> de la planta.</w:t>
       </w:r>
     </w:p>
     <w:p>
@@ -5904,13 +6002,27 @@
         <w:rPr>
           <w:lang w:val="es-ES"/>
         </w:rPr>
-        <w:t xml:space="preserve"> 6, que es un contenedor de plomo para material radiactivo de la marca Ve</w:t>
-      </w:r>
-      <w:r>
-        <w:rPr>
-          <w:lang w:val="es-ES"/>
-        </w:rPr>
-        <w:t xml:space="preserve">ntus </w:t>
+        <w:t xml:space="preserve"> 6, que es un contenedor de plomo para material radiactivo de la marca </w:t>
+      </w:r>
+      <w:proofErr w:type="spellStart"/>
+      <w:r>
+        <w:rPr>
+          <w:lang w:val="es-ES"/>
+        </w:rPr>
+        <w:t>Ve</w:t>
+      </w:r>
+      <w:r>
+        <w:rPr>
+          <w:lang w:val="es-ES"/>
+        </w:rPr>
+        <w:t>ntus</w:t>
+      </w:r>
+      <w:proofErr w:type="spellEnd"/>
+      <w:r>
+        <w:rPr>
+          <w:lang w:val="es-ES"/>
+        </w:rPr>
+        <w:t xml:space="preserve"> </w:t>
       </w:r>
       <w:sdt>
         <w:sdtPr>
@@ -6919,7 +7031,21 @@
         <w:rPr>
           <w:lang w:val="es-ES"/>
         </w:rPr>
-        <w:t>Con un alcance máximo de 1300 mm y carga máxima de 12.5 kg, el UR10e es adecuado para esta aplicación. Su capacidad de torque en el extremo final es de alrededor de 10 Nm, suficiente para la operación, considerando que el torque promedio para abrir roscas ronda dicho valor.</w:t>
+        <w:t xml:space="preserve">Con un alcance máximo de 1300 mm y carga máxima de 12.5 kg, el UR10e es adecuado para esta aplicación. Su capacidad de torque en el extremo final es de alrededor de 10 </w:t>
+      </w:r>
+      <w:proofErr w:type="spellStart"/>
+      <w:r>
+        <w:rPr>
+          <w:lang w:val="es-ES"/>
+        </w:rPr>
+        <w:t>Nm</w:t>
+      </w:r>
+      <w:proofErr w:type="spellEnd"/>
+      <w:r>
+        <w:rPr>
+          <w:lang w:val="es-ES"/>
+        </w:rPr>
+        <w:t>, suficiente para la operación, considerando que el torque promedio para abrir roscas ronda dicho valor.</w:t>
       </w:r>
     </w:p>
     <w:p>
@@ -6982,7 +7108,21 @@
         <w:rPr>
           <w:lang w:val="es-AR"/>
         </w:rPr>
-        <w:t>Agarrar: Un gripper para manipular la pastilla sin dañarla.</w:t>
+        <w:t xml:space="preserve">Agarrar: Un </w:t>
+      </w:r>
+      <w:proofErr w:type="spellStart"/>
+      <w:r>
+        <w:rPr>
+          <w:lang w:val="es-AR"/>
+        </w:rPr>
+        <w:t>gripper</w:t>
+      </w:r>
+      <w:proofErr w:type="spellEnd"/>
+      <w:r>
+        <w:rPr>
+          <w:lang w:val="es-AR"/>
+        </w:rPr>
+        <w:t xml:space="preserve"> para manipular la pastilla sin dañarla.</w:t>
       </w:r>
     </w:p>
     <w:p>
@@ -7013,8 +7153,30 @@
         <w:rPr>
           <w:lang w:val="es-AR"/>
         </w:rPr>
-        <w:t>En concreto se considera la utilización del gripper de 3 dedos de RobotiQ</w:t>
-      </w:r>
+        <w:t xml:space="preserve">En concreto se considera la utilización del </w:t>
+      </w:r>
+      <w:proofErr w:type="spellStart"/>
+      <w:r>
+        <w:rPr>
+          <w:lang w:val="es-AR"/>
+        </w:rPr>
+        <w:t>gripper</w:t>
+      </w:r>
+      <w:proofErr w:type="spellEnd"/>
+      <w:r>
+        <w:rPr>
+          <w:lang w:val="es-AR"/>
+        </w:rPr>
+        <w:t xml:space="preserve"> de 3 dedos de </w:t>
+      </w:r>
+      <w:proofErr w:type="spellStart"/>
+      <w:r>
+        <w:rPr>
+          <w:lang w:val="es-AR"/>
+        </w:rPr>
+        <w:t>RobotiQ</w:t>
+      </w:r>
+      <w:proofErr w:type="spellEnd"/>
       <w:r>
         <w:rPr>
           <w:lang w:val="es-AR"/>
@@ -7385,8 +7547,19 @@
           <w:szCs w:val="18"/>
           <w:lang w:val="es-ES"/>
         </w:rPr>
-        <w:t>– Espacio de trabajo Datasheet</w:t>
-      </w:r>
+        <w:t xml:space="preserve">– Espacio de trabajo </w:t>
+      </w:r>
+      <w:proofErr w:type="spellStart"/>
+      <w:r>
+        <w:rPr>
+          <w:rFonts w:eastAsiaTheme="minorEastAsia"/>
+          <w:sz w:val="18"/>
+          <w:szCs w:val="18"/>
+          <w:lang w:val="es-ES"/>
+        </w:rPr>
+        <w:t>Datasheet</w:t>
+      </w:r>
+      <w:proofErr w:type="spellEnd"/>
     </w:p>
     <w:p>
       <w:pPr>
@@ -7533,7 +7706,21 @@
         <w:rPr>
           <w:lang w:val="es-ES"/>
         </w:rPr>
-        <w:t>Para aplicaciones de manipulación que requieren precisión, como la apertura de contenedores y el traslado de materiales radioactivos, un sensor de fuerza y torque en la muñeca del robot resulta indispensable. Un ejemplo es el ATI Industrial Automation Axia80. Este sensor ofrece alta sensibilidad y permite al robot medir la fuerza ejercida en varios ejes, lo cual es esencial para el control preciso de tareas de manipulación y evitar fuerzas excesivas en contenedores sensibles. Además, el sensor permite ajustar la fuerza de agarre en función de la carga, detectando cambios en el peso o resistencia, lo cual es esencial para el manejo se</w:t>
+        <w:t xml:space="preserve">Para aplicaciones de manipulación que requieren precisión, como la apertura de contenedores y el traslado de materiales radioactivos, un sensor de fuerza y torque en la muñeca del robot resulta indispensable. Un ejemplo es el ATI Industrial </w:t>
+      </w:r>
+      <w:proofErr w:type="spellStart"/>
+      <w:r>
+        <w:rPr>
+          <w:lang w:val="es-ES"/>
+        </w:rPr>
+        <w:t>Automation</w:t>
+      </w:r>
+      <w:proofErr w:type="spellEnd"/>
+      <w:r>
+        <w:rPr>
+          <w:lang w:val="es-ES"/>
+        </w:rPr>
+        <w:t xml:space="preserve"> Axia80. Este sensor ofrece alta sensibilidad y permite al robot medir la fuerza ejercida en varios ejes, lo cual es esencial para el control preciso de tareas de manipulación y evitar fuerzas excesivas en contenedores sensibles. Además, el sensor permite ajustar la fuerza de agarre en función de la carga, detectando cambios en el peso o resistencia, lo cual es esencial para el manejo se</w:t>
       </w:r>
       <w:r>
         <w:rPr>
@@ -7596,37 +7783,102 @@
           <w:lang w:val="es-ES"/>
         </w:rPr>
       </w:pPr>
+      <w:proofErr w:type="spellStart"/>
       <w:r>
         <w:rPr>
           <w:b/>
           <w:lang w:val="es-ES"/>
         </w:rPr>
-        <w:t>Encoders Ópticos:</w:t>
-      </w:r>
-    </w:p>
-    <w:p>
-      <w:pPr>
-        <w:rPr>
-          <w:lang w:val="es-ES"/>
-        </w:rPr>
-      </w:pPr>
-      <w:r>
-        <w:rPr>
-          <w:lang w:val="es-ES"/>
-        </w:rPr>
-        <w:t xml:space="preserve">El control preciso de la posición y la velocidad en las articulaciones del robot se logra con encoders ópticos en </w:t>
-      </w:r>
-      <w:r>
-        <w:rPr>
-          <w:lang w:val="es-ES"/>
-        </w:rPr>
-        <w:t>cada eje. Los Renishaw RESOLUTE</w:t>
-      </w:r>
-      <w:r>
-        <w:rPr>
-          <w:lang w:val="es-ES"/>
-        </w:rPr>
-        <w:t xml:space="preserve"> son un ejemplo de sensores avanzados para este tipo de control. Estos encoders proporcionan una retroalimentación de alta resolución, fundamental para mantener el control en aplicaciones de precisión y repetitividad. En el caso de tareas de pick-and-place en un entorno radioactivo, el encoder permite asegurar que cada posición articular esté alineada con las trayectorias programadas, reduciendo errores y aumentando la p</w:t>
+        <w:t>Encoders</w:t>
+      </w:r>
+      <w:proofErr w:type="spellEnd"/>
+      <w:r>
+        <w:rPr>
+          <w:b/>
+          <w:lang w:val="es-ES"/>
+        </w:rPr>
+        <w:t xml:space="preserve"> Ópticos:</w:t>
+      </w:r>
+    </w:p>
+    <w:p>
+      <w:pPr>
+        <w:rPr>
+          <w:lang w:val="es-ES"/>
+        </w:rPr>
+      </w:pPr>
+      <w:r>
+        <w:rPr>
+          <w:lang w:val="es-ES"/>
+        </w:rPr>
+        <w:t xml:space="preserve">El control preciso de la posición y la velocidad en las articulaciones del robot se logra con </w:t>
+      </w:r>
+      <w:proofErr w:type="spellStart"/>
+      <w:r>
+        <w:rPr>
+          <w:lang w:val="es-ES"/>
+        </w:rPr>
+        <w:t>encoders</w:t>
+      </w:r>
+      <w:proofErr w:type="spellEnd"/>
+      <w:r>
+        <w:rPr>
+          <w:lang w:val="es-ES"/>
+        </w:rPr>
+        <w:t xml:space="preserve"> ópticos en </w:t>
+      </w:r>
+      <w:r>
+        <w:rPr>
+          <w:lang w:val="es-ES"/>
+        </w:rPr>
+        <w:t xml:space="preserve">cada eje. Los </w:t>
+      </w:r>
+      <w:proofErr w:type="spellStart"/>
+      <w:r>
+        <w:rPr>
+          <w:lang w:val="es-ES"/>
+        </w:rPr>
+        <w:t>Renishaw</w:t>
+      </w:r>
+      <w:proofErr w:type="spellEnd"/>
+      <w:r>
+        <w:rPr>
+          <w:lang w:val="es-ES"/>
+        </w:rPr>
+        <w:t xml:space="preserve"> RESOLUTE</w:t>
+      </w:r>
+      <w:r>
+        <w:rPr>
+          <w:lang w:val="es-ES"/>
+        </w:rPr>
+        <w:t xml:space="preserve"> son un ejemplo de sensores avanzados para este tipo de control. Estos </w:t>
+      </w:r>
+      <w:proofErr w:type="spellStart"/>
+      <w:r>
+        <w:rPr>
+          <w:lang w:val="es-ES"/>
+        </w:rPr>
+        <w:t>encoders</w:t>
+      </w:r>
+      <w:proofErr w:type="spellEnd"/>
+      <w:r>
+        <w:rPr>
+          <w:lang w:val="es-ES"/>
+        </w:rPr>
+        <w:t xml:space="preserve"> proporcionan una retroalimentación de alta resolución, fundamental para mantener el control en aplicaciones de precisión y repetitividad. En el caso de tareas de pick-and-place en un entorno radioactivo, el </w:t>
+      </w:r>
+      <w:proofErr w:type="spellStart"/>
+      <w:r>
+        <w:rPr>
+          <w:lang w:val="es-ES"/>
+        </w:rPr>
+        <w:t>encoder</w:t>
+      </w:r>
+      <w:proofErr w:type="spellEnd"/>
+      <w:r>
+        <w:rPr>
+          <w:lang w:val="es-ES"/>
+        </w:rPr>
+        <w:t xml:space="preserve"> permite asegurar que cada posición articular esté alineada con las trayectorias programadas, reduciendo errores y aumentando la p</w:t>
       </w:r>
       <w:r>
         <w:rPr>
@@ -7694,7 +7946,35 @@
         <w:rPr>
           <w:lang w:val="es-ES"/>
         </w:rPr>
-        <w:t>Los sensores de seguridad protegen el entorno del robot, especialmente en áreas donde se manejan materiales peligrosos. El Pilz PSENscan es un sensor de seguridad láser que detecta la presencia de personas o interrupciones en el área de trabajo del robot, deteniendo el movimiento en caso de que una persona entre en el espacio de operación. Estos sensores son esenciales para garantizar que el robot funcione solo cuando el área esté libre de personal, cumpliendo así con las normas de seguridad y evitando exposiciones innecesarias en entornos de alto riesgo.</w:t>
+        <w:t xml:space="preserve">Los sensores de seguridad protegen el entorno del robot, especialmente en áreas donde se manejan materiales peligrosos. El </w:t>
+      </w:r>
+      <w:proofErr w:type="spellStart"/>
+      <w:r>
+        <w:rPr>
+          <w:lang w:val="es-ES"/>
+        </w:rPr>
+        <w:t>Pilz</w:t>
+      </w:r>
+      <w:proofErr w:type="spellEnd"/>
+      <w:r>
+        <w:rPr>
+          <w:lang w:val="es-ES"/>
+        </w:rPr>
+        <w:t xml:space="preserve"> </w:t>
+      </w:r>
+      <w:proofErr w:type="spellStart"/>
+      <w:r>
+        <w:rPr>
+          <w:lang w:val="es-ES"/>
+        </w:rPr>
+        <w:t>PSENscan</w:t>
+      </w:r>
+      <w:proofErr w:type="spellEnd"/>
+      <w:r>
+        <w:rPr>
+          <w:lang w:val="es-ES"/>
+        </w:rPr>
+        <w:t xml:space="preserve"> es un sensor de seguridad láser que detecta la presencia de personas o interrupciones en el área de trabajo del robot, deteniendo el movimiento en caso de que una persona entre en el espacio de operación. Estos sensores son esenciales para garantizar que el robot funcione solo cuando el área esté libre de personal, cumpliendo así con las normas de seguridad y evitando exposiciones innecesarias en entornos de alto riesgo.</w:t>
       </w:r>
     </w:p>
     <w:p>
@@ -7744,6 +8024,7 @@
         </w:rPr>
         <w:t xml:space="preserve">Convención de </w:t>
       </w:r>
+      <w:proofErr w:type="spellStart"/>
       <w:r>
         <w:rPr>
           <w:lang w:val="es-ES"/>
@@ -7751,18 +8032,33 @@
         <w:t>Denavit-Hartenberg</w:t>
       </w:r>
       <w:bookmarkEnd w:id="15"/>
-    </w:p>
-    <w:p>
-      <w:pPr>
-        <w:rPr>
-          <w:lang w:val="es-ES"/>
-        </w:rPr>
-      </w:pPr>
-      <w:r>
-        <w:rPr>
-          <w:lang w:val="es-ES"/>
-        </w:rPr>
-        <w:t>Uno de los primeros pasos en el estudio de la cinemática del robot es la definición de los parámetros que representan su cadena cinemática. Esto permitirá luego establecer las transformaciones entre los marcos de referencia de las articulaciones, la base y el efector final para distintas configuraciones articulares. Aunque existen diversas maneras de definir estas transformaciones, es común adoptar una convención específica que determine los parámetros considerados y su significado. En este trabajo, se adopta la convención de Denavit-Hartenberg, cuya aplicación se detalla a continuación.</w:t>
+      <w:proofErr w:type="spellEnd"/>
+    </w:p>
+    <w:p>
+      <w:pPr>
+        <w:rPr>
+          <w:lang w:val="es-ES"/>
+        </w:rPr>
+      </w:pPr>
+      <w:r>
+        <w:rPr>
+          <w:lang w:val="es-ES"/>
+        </w:rPr>
+        <w:t xml:space="preserve">Uno de los primeros pasos en el estudio de la cinemática del robot es la definición de los parámetros que representan su cadena cinemática. Esto permitirá luego establecer las transformaciones entre los marcos de referencia de las articulaciones, la base y el efector final para distintas configuraciones articulares. Aunque existen diversas maneras de definir estas transformaciones, es común adoptar una convención específica que determine los parámetros considerados y su significado. En este trabajo, se adopta la convención de </w:t>
+      </w:r>
+      <w:proofErr w:type="spellStart"/>
+      <w:r>
+        <w:rPr>
+          <w:lang w:val="es-ES"/>
+        </w:rPr>
+        <w:t>Denavit-Hartenberg</w:t>
+      </w:r>
+      <w:proofErr w:type="spellEnd"/>
+      <w:r>
+        <w:rPr>
+          <w:lang w:val="es-ES"/>
+        </w:rPr>
+        <w:t>, cuya aplicación se detalla a continuación.</w:t>
       </w:r>
     </w:p>
     <w:p>
@@ -7789,9 +8085,17 @@
         <w:rPr>
           <w:lang w:val="es-ES"/>
         </w:rPr>
-        <w:t>Aplicación de la convención de Denavit-Hartenberg</w:t>
+        <w:t xml:space="preserve">Aplicación de la convención de </w:t>
+      </w:r>
+      <w:proofErr w:type="spellStart"/>
+      <w:r>
+        <w:rPr>
+          <w:lang w:val="es-ES"/>
+        </w:rPr>
+        <w:t>Denavit-Hartenberg</w:t>
       </w:r>
       <w:bookmarkEnd w:id="16"/>
+      <w:proofErr w:type="spellEnd"/>
     </w:p>
     <w:p>
       <w:pPr>
@@ -7822,7 +8126,21 @@
         <w:rPr>
           <w:lang w:val="es-ES"/>
         </w:rPr>
-        <w:t xml:space="preserve">emas de coordenadas articulares junto con la identificación de los parámetros de Denavit-Hartenberg. En la misma figura no se puede determinar directamente el parámetro </w:t>
+        <w:t xml:space="preserve">emas de coordenadas articulares junto con la identificación de los parámetros de </w:t>
+      </w:r>
+      <w:proofErr w:type="spellStart"/>
+      <w:r>
+        <w:rPr>
+          <w:lang w:val="es-ES"/>
+        </w:rPr>
+        <w:t>Denavit-Hartenberg</w:t>
+      </w:r>
+      <w:proofErr w:type="spellEnd"/>
+      <w:r>
+        <w:rPr>
+          <w:lang w:val="es-ES"/>
+        </w:rPr>
+        <w:t xml:space="preserve">. En la misma figura no se puede determinar directamente el parámetro </w:t>
       </w:r>
       <m:oMath>
         <m:sSub>
@@ -8004,8 +8322,19 @@
           <w:szCs w:val="18"/>
           <w:lang w:val="es-ES"/>
         </w:rPr>
-        <w:t xml:space="preserve"> – Aplicación de la convención de Denavit-Hartenberg</w:t>
-      </w:r>
+        <w:t xml:space="preserve"> – Aplicación de la convención de </w:t>
+      </w:r>
+      <w:proofErr w:type="spellStart"/>
+      <w:r>
+        <w:rPr>
+          <w:rFonts w:eastAsiaTheme="minorEastAsia"/>
+          <w:sz w:val="18"/>
+          <w:szCs w:val="18"/>
+          <w:lang w:val="es-ES"/>
+        </w:rPr>
+        <w:t>Denavit-Hartenberg</w:t>
+      </w:r>
+      <w:proofErr w:type="spellEnd"/>
       <w:r>
         <w:rPr>
           <w:lang w:val="es-ES"/>
@@ -8033,9 +8362,17 @@
           <w:lang w:val="es-ES"/>
         </w:rPr>
         <w:tab/>
-        <w:t>Matriz de Denavit-Hartenberg</w:t>
+        <w:t xml:space="preserve">Matriz de </w:t>
+      </w:r>
+      <w:proofErr w:type="spellStart"/>
+      <w:r>
+        <w:rPr>
+          <w:lang w:val="es-ES"/>
+        </w:rPr>
+        <w:t>Denavit-Hartenberg</w:t>
       </w:r>
       <w:bookmarkEnd w:id="17"/>
+      <w:proofErr w:type="spellEnd"/>
     </w:p>
     <w:p>
       <w:pPr>
@@ -9386,7 +9723,27 @@
           <w:szCs w:val="18"/>
           <w:lang w:val="es-ES"/>
         </w:rPr>
-        <w:t>Tabla 1: Parámetros de Denavit-Hartenberg del Robot,</w:t>
+        <w:t xml:space="preserve">Tabla 1: Parámetros de </w:t>
+      </w:r>
+      <w:proofErr w:type="spellStart"/>
+      <w:r>
+        <w:rPr>
+          <w:rFonts w:eastAsiaTheme="minorEastAsia"/>
+          <w:sz w:val="18"/>
+          <w:szCs w:val="18"/>
+          <w:lang w:val="es-ES"/>
+        </w:rPr>
+        <w:t>Denavit-Hartenberg</w:t>
+      </w:r>
+      <w:proofErr w:type="spellEnd"/>
+      <w:r>
+        <w:rPr>
+          <w:rFonts w:eastAsiaTheme="minorEastAsia"/>
+          <w:sz w:val="18"/>
+          <w:szCs w:val="18"/>
+          <w:lang w:val="es-ES"/>
+        </w:rPr>
+        <w:t xml:space="preserve"> del Robot,</w:t>
       </w:r>
     </w:p>
     <w:p>
@@ -9984,9 +10341,18 @@
           <w:rFonts w:eastAsiaTheme="minorEastAsia"/>
           <w:lang w:val="es-AR"/>
         </w:rPr>
-        <w:t>Matriz de Base y Tool</w:t>
+        <w:t xml:space="preserve">Matriz de Base y </w:t>
+      </w:r>
+      <w:proofErr w:type="spellStart"/>
+      <w:r>
+        <w:rPr>
+          <w:rFonts w:eastAsiaTheme="minorEastAsia"/>
+          <w:lang w:val="es-AR"/>
+        </w:rPr>
+        <w:t>Tool</w:t>
       </w:r>
       <w:bookmarkEnd w:id="19"/>
+      <w:proofErr w:type="spellEnd"/>
     </w:p>
     <w:p>
       <w:pPr>
@@ -10487,20 +10853,42 @@
         <w:rPr>
           <w:lang w:val="es-AR"/>
         </w:rPr>
-        <w:t xml:space="preserve"> “Tool Center Point”</w:t>
-      </w:r>
+        <w:t xml:space="preserve"> “</w:t>
+      </w:r>
+      <w:proofErr w:type="spellStart"/>
       <w:r>
         <w:rPr>
           <w:lang w:val="es-AR"/>
         </w:rPr>
+        <w:t>Tool</w:t>
+      </w:r>
+      <w:proofErr w:type="spellEnd"/>
+      <w:r>
+        <w:rPr>
+          <w:lang w:val="es-AR"/>
+        </w:rPr>
+        <w:t xml:space="preserve"> Center Point”</w:t>
+      </w:r>
+      <w:r>
+        <w:rPr>
+          <w:lang w:val="es-AR"/>
+        </w:rPr>
         <w:t xml:space="preserve"> a lo largo del eje Z de la brida</w:t>
       </w:r>
       <w:r>
         <w:rPr>
           <w:lang w:val="es-AR"/>
         </w:rPr>
-        <w:t xml:space="preserve"> hasta ¾ de la extensión máxima del gripper</w:t>
-      </w:r>
+        <w:t xml:space="preserve"> hasta ¾ de la extensión máxima del </w:t>
+      </w:r>
+      <w:proofErr w:type="spellStart"/>
+      <w:r>
+        <w:rPr>
+          <w:lang w:val="es-AR"/>
+        </w:rPr>
+        <w:t>gripper</w:t>
+      </w:r>
+      <w:proofErr w:type="spellEnd"/>
       <w:r>
         <w:rPr>
           <w:lang w:val="es-AR"/>
@@ -11083,19 +11471,97 @@
         <w:rPr>
           <w:lang w:val="es-ES"/>
         </w:rPr>
-        <w:t>La solución del problema consiste en aplicar la serie de transformaciones entre los sistemas de coordenadas definidos al aplicar la convención de Denavit-Hartenberg. En la práctica de este trabajo final, dicho problema se resuelve mediante el método “fkine</w:t>
-      </w:r>
-      <w:r>
-        <w:rPr>
-          <w:lang w:val="es-ES"/>
-        </w:rPr>
-        <w:t>” de la clase “SerialLink” del R</w:t>
-      </w:r>
-      <w:r>
-        <w:rPr>
-          <w:lang w:val="es-ES"/>
-        </w:rPr>
-        <w:t>obotics Toolbox de Peter Corke.</w:t>
+        <w:t xml:space="preserve">La solución del problema consiste en aplicar la serie de transformaciones entre los sistemas de coordenadas definidos al aplicar la convención de </w:t>
+      </w:r>
+      <w:proofErr w:type="spellStart"/>
+      <w:r>
+        <w:rPr>
+          <w:lang w:val="es-ES"/>
+        </w:rPr>
+        <w:t>Denavit-Hartenberg</w:t>
+      </w:r>
+      <w:proofErr w:type="spellEnd"/>
+      <w:r>
+        <w:rPr>
+          <w:lang w:val="es-ES"/>
+        </w:rPr>
+        <w:t>. En la práctica de este trabajo final, dicho problema se resuelve mediante el método “</w:t>
+      </w:r>
+      <w:proofErr w:type="spellStart"/>
+      <w:r>
+        <w:rPr>
+          <w:lang w:val="es-ES"/>
+        </w:rPr>
+        <w:t>fkine</w:t>
+      </w:r>
+      <w:proofErr w:type="spellEnd"/>
+      <w:r>
+        <w:rPr>
+          <w:lang w:val="es-ES"/>
+        </w:rPr>
+        <w:t>” de la clase “</w:t>
+      </w:r>
+      <w:proofErr w:type="spellStart"/>
+      <w:r>
+        <w:rPr>
+          <w:lang w:val="es-ES"/>
+        </w:rPr>
+        <w:t>SerialLink</w:t>
+      </w:r>
+      <w:proofErr w:type="spellEnd"/>
+      <w:r>
+        <w:rPr>
+          <w:lang w:val="es-ES"/>
+        </w:rPr>
+        <w:t xml:space="preserve">” del </w:t>
+      </w:r>
+      <w:proofErr w:type="spellStart"/>
+      <w:r>
+        <w:rPr>
+          <w:lang w:val="es-ES"/>
+        </w:rPr>
+        <w:t>R</w:t>
+      </w:r>
+      <w:r>
+        <w:rPr>
+          <w:lang w:val="es-ES"/>
+        </w:rPr>
+        <w:t>obotics</w:t>
+      </w:r>
+      <w:proofErr w:type="spellEnd"/>
+      <w:r>
+        <w:rPr>
+          <w:lang w:val="es-ES"/>
+        </w:rPr>
+        <w:t xml:space="preserve"> </w:t>
+      </w:r>
+      <w:proofErr w:type="spellStart"/>
+      <w:r>
+        <w:rPr>
+          <w:lang w:val="es-ES"/>
+        </w:rPr>
+        <w:t>Toolbox</w:t>
+      </w:r>
+      <w:proofErr w:type="spellEnd"/>
+      <w:r>
+        <w:rPr>
+          <w:lang w:val="es-ES"/>
+        </w:rPr>
+        <w:t xml:space="preserve"> de Peter </w:t>
+      </w:r>
+      <w:proofErr w:type="spellStart"/>
+      <w:r>
+        <w:rPr>
+          <w:lang w:val="es-ES"/>
+        </w:rPr>
+        <w:t>Corke</w:t>
+      </w:r>
+      <w:proofErr w:type="spellEnd"/>
+      <w:r>
+        <w:rPr>
+          <w:lang w:val="es-ES"/>
+        </w:rPr>
+        <w:t>.</w:t>
       </w:r>
     </w:p>
     <w:p>
@@ -11312,7 +11778,23 @@
           <w:rFonts w:eastAsiaTheme="minorEastAsia"/>
           <w:lang w:val="es-ES"/>
         </w:rPr>
-        <w:t>, el problema se resuelve utilizando el método algebraico, dado que no se puede resolver mediante el método de Pieper al no tener muñeca esférica el robot. Este método consiste en resolver el sistema de ecuaciones que se obtiene al igualar la matriz de transformación de la cinemática directa dada en forma paramétrica a partir de las variables articulares, con la matriz constante del problema:</w:t>
+        <w:t xml:space="preserve">, el problema se resuelve utilizando el método algebraico, dado que no se puede resolver mediante el método de </w:t>
+      </w:r>
+      <w:proofErr w:type="spellStart"/>
+      <w:r>
+        <w:rPr>
+          <w:rFonts w:eastAsiaTheme="minorEastAsia"/>
+          <w:lang w:val="es-ES"/>
+        </w:rPr>
+        <w:t>Pieper</w:t>
+      </w:r>
+      <w:proofErr w:type="spellEnd"/>
+      <w:r>
+        <w:rPr>
+          <w:rFonts w:eastAsiaTheme="minorEastAsia"/>
+          <w:lang w:val="es-ES"/>
+        </w:rPr>
+        <w:t xml:space="preserve"> al no tener muñeca esférica el robot. Este método consiste en resolver el sistema de ecuaciones que se obtiene al igualar la matriz de transformación de la cinemática directa dada en forma paramétrica a partir de las variables articulares, con la matriz constante del problema:</w:t>
       </w:r>
     </w:p>
     <w:p>
@@ -13094,7 +13576,23 @@
           <w:rFonts w:eastAsiaTheme="minorEastAsia"/>
           <w:lang w:val="es-ES"/>
         </w:rPr>
-        <w:t>Que se puede dar con el Jacobiano como.</w:t>
+        <w:t xml:space="preserve">Que se puede dar con el </w:t>
+      </w:r>
+      <w:proofErr w:type="spellStart"/>
+      <w:r>
+        <w:rPr>
+          <w:rFonts w:eastAsiaTheme="minorEastAsia"/>
+          <w:lang w:val="es-ES"/>
+        </w:rPr>
+        <w:t>Jacobiano</w:t>
+      </w:r>
+      <w:proofErr w:type="spellEnd"/>
+      <w:r>
+        <w:rPr>
+          <w:rFonts w:eastAsiaTheme="minorEastAsia"/>
+          <w:lang w:val="es-ES"/>
+        </w:rPr>
+        <w:t xml:space="preserve"> como.</w:t>
       </w:r>
     </w:p>
     <w:p>
@@ -13388,7 +13886,21 @@
         <w:rPr>
           <w:lang w:val="es-ES"/>
         </w:rPr>
-        <w:t>Para este robot el Jacobiano es una matriz cuadrada dada por:</w:t>
+        <w:t xml:space="preserve">Para este robot el </w:t>
+      </w:r>
+      <w:proofErr w:type="spellStart"/>
+      <w:r>
+        <w:rPr>
+          <w:lang w:val="es-ES"/>
+        </w:rPr>
+        <w:t>Jacobiano</w:t>
+      </w:r>
+      <w:proofErr w:type="spellEnd"/>
+      <w:r>
+        <w:rPr>
+          <w:lang w:val="es-ES"/>
+        </w:rPr>
+        <w:t xml:space="preserve"> es una matriz cuadrada dada por:</w:t>
       </w:r>
     </w:p>
     <w:p>
@@ -13603,7 +14115,21 @@
         <w:rPr>
           <w:lang w:val="es-ES"/>
         </w:rPr>
-        <w:t>A partir de la herramienta de cálculo simbólico de MATLAB, se hace un estudio analítico para obtener todas las configuraciones singulares posibles del robot. El procedimiento consiste en definir al robot de forma simbólica, calcular el Jacobiano y su determinante, y a partir de la expresión simplificada de este último, realizar operaciones simbólicas en MATLAB y análisis a parte para obtener las expresiones matemáticas de las singularidades.</w:t>
+        <w:t xml:space="preserve">A partir de la herramienta de cálculo simbólico de MATLAB, se hace un estudio analítico para obtener todas las configuraciones singulares posibles del robot. El procedimiento consiste en definir al robot de forma simbólica, calcular el </w:t>
+      </w:r>
+      <w:proofErr w:type="spellStart"/>
+      <w:r>
+        <w:rPr>
+          <w:lang w:val="es-ES"/>
+        </w:rPr>
+        <w:t>Jacobiano</w:t>
+      </w:r>
+      <w:proofErr w:type="spellEnd"/>
+      <w:r>
+        <w:rPr>
+          <w:lang w:val="es-ES"/>
+        </w:rPr>
+        <w:t xml:space="preserve"> y su determinante, y a partir de la expresión simplificada de este último, realizar operaciones simbólicas en MATLAB y análisis a parte para obtener las expresiones matemáticas de las singularidades.</w:t>
       </w:r>
     </w:p>
     <w:p>
@@ -16438,7 +16964,49 @@
         <w:rPr>
           <w:lang w:val="es-ES"/>
         </w:rPr>
-        <w:t>Haciendo uso de estos puntos, y combinando trayectorias interpoladas mediante el uso de las funciones jtraj, mstraj y ctraj s</w:t>
+        <w:t xml:space="preserve">Haciendo uso de estos puntos, y combinando trayectorias interpoladas mediante el uso de las funciones </w:t>
+      </w:r>
+      <w:proofErr w:type="spellStart"/>
+      <w:r>
+        <w:rPr>
+          <w:lang w:val="es-ES"/>
+        </w:rPr>
+        <w:t>jtraj</w:t>
+      </w:r>
+      <w:proofErr w:type="spellEnd"/>
+      <w:r>
+        <w:rPr>
+          <w:lang w:val="es-ES"/>
+        </w:rPr>
+        <w:t xml:space="preserve">, </w:t>
+      </w:r>
+      <w:proofErr w:type="spellStart"/>
+      <w:r>
+        <w:rPr>
+          <w:lang w:val="es-ES"/>
+        </w:rPr>
+        <w:t>mstraj</w:t>
+      </w:r>
+      <w:proofErr w:type="spellEnd"/>
+      <w:r>
+        <w:rPr>
+          <w:lang w:val="es-ES"/>
+        </w:rPr>
+        <w:t xml:space="preserve"> y </w:t>
+      </w:r>
+      <w:proofErr w:type="spellStart"/>
+      <w:r>
+        <w:rPr>
+          <w:lang w:val="es-ES"/>
+        </w:rPr>
+        <w:t>ctraj</w:t>
+      </w:r>
+      <w:proofErr w:type="spellEnd"/>
+      <w:r>
+        <w:rPr>
+          <w:lang w:val="es-ES"/>
+        </w:rPr>
+        <w:t xml:space="preserve"> s</w:t>
       </w:r>
       <w:r>
         <w:rPr>
@@ -16506,6 +17074,7 @@
         </w:rPr>
         <w:t xml:space="preserve">Las trayectorias de aproximación para colocar/retirar tapas/pastilla fueron realizadas con </w:t>
       </w:r>
+      <w:proofErr w:type="spellStart"/>
       <w:r>
         <w:rPr>
           <w:b/>
@@ -16513,6 +17082,7 @@
         </w:rPr>
         <w:t>ctraj</w:t>
       </w:r>
+      <w:proofErr w:type="spellEnd"/>
       <w:r>
         <w:rPr>
           <w:lang w:val="es-ES"/>
@@ -16537,6 +17107,7 @@
         </w:rPr>
         <w:t xml:space="preserve">Las trayectorias de apertura y cierre de las tapas, correspondientes a giros de ±360°, se realizaron con </w:t>
       </w:r>
+      <w:proofErr w:type="spellStart"/>
       <w:r>
         <w:rPr>
           <w:b/>
@@ -16544,6 +17115,7 @@
         </w:rPr>
         <w:t>jtraj</w:t>
       </w:r>
+      <w:proofErr w:type="spellEnd"/>
     </w:p>
     <w:p>
       <w:pPr>
@@ -16562,6 +17134,7 @@
         </w:rPr>
         <w:t xml:space="preserve">Las trayectorias correspondientes al retiro de la tapa y camino al punto previo a dejar la misma en el suelo o en la mesa, según corresponda, fueron interpoladas con </w:t>
       </w:r>
+      <w:proofErr w:type="spellStart"/>
       <w:r>
         <w:rPr>
           <w:b/>
@@ -16569,6 +17142,7 @@
         </w:rPr>
         <w:t>jtraj</w:t>
       </w:r>
+      <w:proofErr w:type="spellEnd"/>
       <w:r>
         <w:rPr>
           <w:lang w:val="es-ES"/>
@@ -16593,6 +17167,7 @@
         </w:rPr>
         <w:t xml:space="preserve">Las trayectorias que llevan el efector final desde la zona de la cámara a la zona de la mesa con contenedores de pastillas y viceversa, fueron aproximadas con </w:t>
       </w:r>
+      <w:proofErr w:type="spellStart"/>
       <w:r>
         <w:rPr>
           <w:b/>
@@ -16600,6 +17175,7 @@
         </w:rPr>
         <w:t>mstraj</w:t>
       </w:r>
+      <w:proofErr w:type="spellEnd"/>
       <w:r>
         <w:rPr>
           <w:lang w:val="es-ES"/>
@@ -16618,13 +17194,55 @@
         <w:rPr>
           <w:lang w:val="es-ES"/>
         </w:rPr>
-        <w:t>El funcionamiento de ctraj, jtraj y</w:t>
-      </w:r>
-      <w:r>
-        <w:rPr>
-          <w:lang w:val="es-ES"/>
-        </w:rPr>
-        <w:t xml:space="preserve"> mstraj se detalla en el Anexo </w:t>
+        <w:t xml:space="preserve">El funcionamiento de </w:t>
+      </w:r>
+      <w:proofErr w:type="spellStart"/>
+      <w:r>
+        <w:rPr>
+          <w:lang w:val="es-ES"/>
+        </w:rPr>
+        <w:t>ctraj</w:t>
+      </w:r>
+      <w:proofErr w:type="spellEnd"/>
+      <w:r>
+        <w:rPr>
+          <w:lang w:val="es-ES"/>
+        </w:rPr>
+        <w:t xml:space="preserve">, </w:t>
+      </w:r>
+      <w:proofErr w:type="spellStart"/>
+      <w:r>
+        <w:rPr>
+          <w:lang w:val="es-ES"/>
+        </w:rPr>
+        <w:t>jtraj</w:t>
+      </w:r>
+      <w:proofErr w:type="spellEnd"/>
+      <w:r>
+        <w:rPr>
+          <w:lang w:val="es-ES"/>
+        </w:rPr>
+        <w:t xml:space="preserve"> y</w:t>
+      </w:r>
+      <w:r>
+        <w:rPr>
+          <w:lang w:val="es-ES"/>
+        </w:rPr>
+        <w:t xml:space="preserve"> </w:t>
+      </w:r>
+      <w:proofErr w:type="spellStart"/>
+      <w:r>
+        <w:rPr>
+          <w:lang w:val="es-ES"/>
+        </w:rPr>
+        <w:t>mstraj</w:t>
+      </w:r>
+      <w:proofErr w:type="spellEnd"/>
+      <w:r>
+        <w:rPr>
+          <w:lang w:val="es-ES"/>
+        </w:rPr>
+        <w:t xml:space="preserve"> se detalla en el Anexo </w:t>
       </w:r>
       <w:r>
         <w:rPr>
@@ -17388,7 +18006,21 @@
         <w:rPr>
           <w:lang w:val="es-ES"/>
         </w:rPr>
-        <w:t xml:space="preserve">La simulación de una celda robótica con el UR10e para la manipulación potencial de materiales radiactivos demostró ser efectiva para evaluar trayectorias y movimientos complejos, siendo útil como herramienta de análisis y validación en entornos de alta seguridad. La aplicación de la convención de Denavit-Hartenberg y el uso del método matricial para resolver la cinemática inversa permitieron construir un modelo cinemático preciso, fundamental para evaluar el desempeño del robot en su espacio de trabajo. Las trayectorias generadas mediante interpolaciones de posiciones y orientaciones permiten una operación fluida en la simulación, respetando los límites de velocidad y controlando la orientación del efector final en cada punto de la trayectoria. La identificación y análisis de singularidades críticas permiten anticipar posibles limitaciones en un entorno de aplicación real, lo cual es esencial para mantener la precisión y seguridad en la operación. </w:t>
+        <w:t xml:space="preserve">La simulación de una celda robótica con el UR10e para la manipulación potencial de materiales radiactivos demostró ser efectiva para evaluar trayectorias y movimientos complejos, siendo útil como herramienta de análisis y validación en entornos de alta seguridad. La aplicación de la convención de </w:t>
+      </w:r>
+      <w:proofErr w:type="spellStart"/>
+      <w:r>
+        <w:rPr>
+          <w:lang w:val="es-ES"/>
+        </w:rPr>
+        <w:t>Denavit-Hartenberg</w:t>
+      </w:r>
+      <w:proofErr w:type="spellEnd"/>
+      <w:r>
+        <w:rPr>
+          <w:lang w:val="es-ES"/>
+        </w:rPr>
+        <w:t xml:space="preserve"> y el uso del método matricial para resolver la cinemática inversa permitieron construir un modelo cinemático preciso, fundamental para evaluar el desempeño del robot en su espacio de trabajo. Las trayectorias generadas mediante interpolaciones de posiciones y orientaciones permiten una operación fluida en la simulación, respetando los límites de velocidad y controlando la orientación del efector final en cada punto de la trayectoria. La identificación y análisis de singularidades críticas permiten anticipar posibles limitaciones en un entorno de aplicación real, lo cual es esencial para mantener la precisión y seguridad en la operación. </w:t>
       </w:r>
       <w:r>
         <w:rPr>
@@ -17723,7 +18355,21 @@
         <w:rPr>
           <w:lang w:val="es-ES"/>
         </w:rPr>
-        <w:t>Anexo 1 – Layout de la Planta</w:t>
+        <w:t xml:space="preserve">Anexo 1 – </w:t>
+      </w:r>
+      <w:proofErr w:type="spellStart"/>
+      <w:r>
+        <w:rPr>
+          <w:lang w:val="es-ES"/>
+        </w:rPr>
+        <w:t>Layout</w:t>
+      </w:r>
+      <w:proofErr w:type="spellEnd"/>
+      <w:r>
+        <w:rPr>
+          <w:lang w:val="es-ES"/>
+        </w:rPr>
+        <w:t xml:space="preserve"> de la Planta</w:t>
       </w:r>
       <w:bookmarkEnd w:id="35"/>
     </w:p>
@@ -18448,13 +19094,55 @@
         <w:rPr>
           <w:lang w:val="es-ES"/>
         </w:rPr>
-        <w:t xml:space="preserve"> de P</w:t>
-      </w:r>
-      <w:r>
-        <w:rPr>
-          <w:lang w:val="es-ES"/>
-        </w:rPr>
-        <w:t>ieper para resolver la cinemática inversa no es aplicable. Es así como, para el caso del UR10e, que cuenta con los ejes 2, 3 y 4 paralelos entre sí, se utiliza el método matricial a describir a continuación, basado en el análisis de Saixuan Chen, 2017.</w:t>
+        <w:t xml:space="preserve"> de </w:t>
+      </w:r>
+      <w:proofErr w:type="spellStart"/>
+      <w:r>
+        <w:rPr>
+          <w:lang w:val="es-ES"/>
+        </w:rPr>
+        <w:t>P</w:t>
+      </w:r>
+      <w:r>
+        <w:rPr>
+          <w:lang w:val="es-ES"/>
+        </w:rPr>
+        <w:t>ieper</w:t>
+      </w:r>
+      <w:proofErr w:type="spellEnd"/>
+      <w:r>
+        <w:rPr>
+          <w:lang w:val="es-ES"/>
+        </w:rPr>
+        <w:t xml:space="preserve"> para resolver la cinemática inversa no es aplicable. Es así como, para el caso del UR10e, que cuenta con los ejes 2, 3 y 4 paralelos entre sí, se utiliza el método matricial a describir a continuación, basado en el análisis de </w:t>
+      </w:r>
+      <w:proofErr w:type="spellStart"/>
+      <w:r>
+        <w:rPr>
+          <w:lang w:val="es-ES"/>
+        </w:rPr>
+        <w:t>Saixuan</w:t>
+      </w:r>
+      <w:proofErr w:type="spellEnd"/>
+      <w:r>
+        <w:rPr>
+          <w:lang w:val="es-ES"/>
+        </w:rPr>
+        <w:t xml:space="preserve"> </w:t>
+      </w:r>
+      <w:proofErr w:type="spellStart"/>
+      <w:r>
+        <w:rPr>
+          <w:lang w:val="es-ES"/>
+        </w:rPr>
+        <w:t>Chen</w:t>
+      </w:r>
+      <w:proofErr w:type="spellEnd"/>
+      <w:r>
+        <w:rPr>
+          <w:lang w:val="es-ES"/>
+        </w:rPr>
+        <w:t>, 2017.</w:t>
       </w:r>
     </w:p>
     <w:p>
@@ -23855,7 +24543,23 @@
           <w:rFonts w:eastAsiaTheme="minorEastAsia"/>
           <w:lang w:val="es-ES"/>
         </w:rPr>
-        <w:t>Expresión simplificada del determinante del Jacobiano igualado a cero:</w:t>
+        <w:t xml:space="preserve">Expresión simplificada del determinante del </w:t>
+      </w:r>
+      <w:proofErr w:type="spellStart"/>
+      <w:r>
+        <w:rPr>
+          <w:rFonts w:eastAsiaTheme="minorEastAsia"/>
+          <w:lang w:val="es-ES"/>
+        </w:rPr>
+        <w:t>Jacobiano</w:t>
+      </w:r>
+      <w:proofErr w:type="spellEnd"/>
+      <w:r>
+        <w:rPr>
+          <w:rFonts w:eastAsiaTheme="minorEastAsia"/>
+          <w:lang w:val="es-ES"/>
+        </w:rPr>
+        <w:t xml:space="preserve"> igualado a cero:</w:t>
       </w:r>
     </w:p>
     <w:p>
@@ -31799,27 +32503,112 @@
           <w:b/>
           <w:lang w:val="es-ES"/>
         </w:rPr>
-        <w:t xml:space="preserve"> con jtraj</w:t>
-      </w:r>
+        <w:t xml:space="preserve"> con </w:t>
+      </w:r>
+      <w:proofErr w:type="spellStart"/>
       <w:r>
         <w:rPr>
           <w:b/>
           <w:lang w:val="es-ES"/>
         </w:rPr>
-        <w:t xml:space="preserve"> (Joint Space Trajectory)</w:t>
-      </w:r>
-    </w:p>
-    <w:p>
-      <w:pPr>
-        <w:rPr>
-          <w:lang w:val="es-ES"/>
-        </w:rPr>
-      </w:pPr>
-      <w:r>
-        <w:rPr>
-          <w:lang w:val="es-ES"/>
-        </w:rPr>
-        <w:t>La interpolación con jtraj genera una trayectoria en el espacio articular entre dos configuraciones articulares dadas, usando poliniomios de quinto grado, lo que asegura una transición suave en términos de posiciones, velocidades y aceleraciones.</w:t>
+        <w:t>jtraj</w:t>
+      </w:r>
+      <w:proofErr w:type="spellEnd"/>
+      <w:r>
+        <w:rPr>
+          <w:b/>
+          <w:lang w:val="es-ES"/>
+        </w:rPr>
+        <w:t xml:space="preserve"> (</w:t>
+      </w:r>
+      <w:proofErr w:type="spellStart"/>
+      <w:r>
+        <w:rPr>
+          <w:b/>
+          <w:lang w:val="es-ES"/>
+        </w:rPr>
+        <w:t>Joint</w:t>
+      </w:r>
+      <w:proofErr w:type="spellEnd"/>
+      <w:r>
+        <w:rPr>
+          <w:b/>
+          <w:lang w:val="es-ES"/>
+        </w:rPr>
+        <w:t xml:space="preserve"> </w:t>
+      </w:r>
+      <w:proofErr w:type="spellStart"/>
+      <w:r>
+        <w:rPr>
+          <w:b/>
+          <w:lang w:val="es-ES"/>
+        </w:rPr>
+        <w:t>Space</w:t>
+      </w:r>
+      <w:proofErr w:type="spellEnd"/>
+      <w:r>
+        <w:rPr>
+          <w:b/>
+          <w:lang w:val="es-ES"/>
+        </w:rPr>
+        <w:t xml:space="preserve"> </w:t>
+      </w:r>
+      <w:proofErr w:type="spellStart"/>
+      <w:r>
+        <w:rPr>
+          <w:b/>
+          <w:lang w:val="es-ES"/>
+        </w:rPr>
+        <w:t>Trajectory</w:t>
+      </w:r>
+      <w:proofErr w:type="spellEnd"/>
+      <w:r>
+        <w:rPr>
+          <w:b/>
+          <w:lang w:val="es-ES"/>
+        </w:rPr>
+        <w:t>)</w:t>
+      </w:r>
+    </w:p>
+    <w:p>
+      <w:pPr>
+        <w:rPr>
+          <w:lang w:val="es-ES"/>
+        </w:rPr>
+      </w:pPr>
+      <w:r>
+        <w:rPr>
+          <w:lang w:val="es-ES"/>
+        </w:rPr>
+        <w:t xml:space="preserve">La interpolación con </w:t>
+      </w:r>
+      <w:proofErr w:type="spellStart"/>
+      <w:r>
+        <w:rPr>
+          <w:lang w:val="es-ES"/>
+        </w:rPr>
+        <w:t>jtraj</w:t>
+      </w:r>
+      <w:proofErr w:type="spellEnd"/>
+      <w:r>
+        <w:rPr>
+          <w:lang w:val="es-ES"/>
+        </w:rPr>
+        <w:t xml:space="preserve"> genera una trayectoria en el espacio articular entre dos configuraciones articulares dadas, usando </w:t>
+      </w:r>
+      <w:proofErr w:type="spellStart"/>
+      <w:r>
+        <w:rPr>
+          <w:lang w:val="es-ES"/>
+        </w:rPr>
+        <w:t>poliniomios</w:t>
+      </w:r>
+      <w:proofErr w:type="spellEnd"/>
+      <w:r>
+        <w:rPr>
+          <w:lang w:val="es-ES"/>
+        </w:rPr>
+        <w:t xml:space="preserve"> de quinto grado, lo que asegura una transición suave en términos de posiciones, velocidades y aceleraciones.</w:t>
       </w:r>
       <w:r>
         <w:rPr>
@@ -31863,33 +32652,77 @@
         <w:rPr>
           <w:lang w:val="es-ES"/>
         </w:rPr>
-        <w:t>, QD (velocidades articulares) y QDD (aceleraciones articulares), de la misma dimensión MxN.</w:t>
-      </w:r>
-    </w:p>
-    <w:p>
-      <w:pPr>
-        <w:rPr>
-          <w:lang w:val="es-ES"/>
-        </w:rPr>
-      </w:pPr>
-      <w:r>
-        <w:rPr>
-          <w:lang w:val="es-ES"/>
-        </w:rPr>
-        <w:t>Se utiliza comúnmente en el espacio articular debido a su capacidad para cumplir con las restricciones de velocidad y aceleración o “jerk”, haciéndolo ideal para movimientos que requieran transiciones suaves y precisas, como en este caso.</w:t>
-      </w:r>
-    </w:p>
-    <w:p>
-      <w:pPr>
-        <w:rPr>
-          <w:lang w:val="es-ES"/>
-        </w:rPr>
-      </w:pPr>
-      <w:r>
-        <w:rPr>
-          <w:lang w:val="es-ES"/>
-        </w:rPr>
-        <w:t>Para obtener las matrices de transformación homogénea sucesivas correspondientes a esta trayectoria generada en el espacio articular, se hace la cinemática directa del robot y extrayendo su matriz con R.fkine(Q).T.</w:t>
+        <w:t xml:space="preserve">, QD (velocidades articulares) y QDD (aceleraciones articulares), de la misma dimensión </w:t>
+      </w:r>
+      <w:proofErr w:type="spellStart"/>
+      <w:r>
+        <w:rPr>
+          <w:lang w:val="es-ES"/>
+        </w:rPr>
+        <w:t>MxN</w:t>
+      </w:r>
+      <w:proofErr w:type="spellEnd"/>
+      <w:r>
+        <w:rPr>
+          <w:lang w:val="es-ES"/>
+        </w:rPr>
+        <w:t>.</w:t>
+      </w:r>
+    </w:p>
+    <w:p>
+      <w:pPr>
+        <w:rPr>
+          <w:lang w:val="es-ES"/>
+        </w:rPr>
+      </w:pPr>
+      <w:r>
+        <w:rPr>
+          <w:lang w:val="es-ES"/>
+        </w:rPr>
+        <w:t>Se utiliza comúnmente en el espacio articular debido a su capacidad para cumplir con las restricciones de velocidad y aceleración o “</w:t>
+      </w:r>
+      <w:proofErr w:type="spellStart"/>
+      <w:r>
+        <w:rPr>
+          <w:lang w:val="es-ES"/>
+        </w:rPr>
+        <w:t>jerk</w:t>
+      </w:r>
+      <w:proofErr w:type="spellEnd"/>
+      <w:r>
+        <w:rPr>
+          <w:lang w:val="es-ES"/>
+        </w:rPr>
+        <w:t>”, haciéndolo ideal para movimientos que requieran transiciones suaves y precisas, como en este caso.</w:t>
+      </w:r>
+    </w:p>
+    <w:p>
+      <w:pPr>
+        <w:rPr>
+          <w:lang w:val="es-ES"/>
+        </w:rPr>
+      </w:pPr>
+      <w:r>
+        <w:rPr>
+          <w:lang w:val="es-ES"/>
+        </w:rPr>
+        <w:t xml:space="preserve">Para obtener las matrices de transformación homogénea sucesivas correspondientes a esta trayectoria generada en el espacio articular, se hace la cinemática directa del robot y extrayendo su matriz con </w:t>
+      </w:r>
+      <w:proofErr w:type="spellStart"/>
+      <w:proofErr w:type="gramStart"/>
+      <w:r>
+        <w:rPr>
+          <w:lang w:val="es-ES"/>
+        </w:rPr>
+        <w:t>R.fkine</w:t>
+      </w:r>
+      <w:proofErr w:type="spellEnd"/>
+      <w:proofErr w:type="gramEnd"/>
+      <w:r>
+        <w:rPr>
+          <w:lang w:val="es-ES"/>
+        </w:rPr>
+        <w:t>(Q).T.</w:t>
       </w:r>
     </w:p>
     <w:p>
@@ -31905,26 +32738,104 @@
           <w:b/>
           <w:lang w:val="es-ES"/>
         </w:rPr>
-        <w:t>Interpolación con ctraj (Cartesian Space Trajectory)</w:t>
-      </w:r>
-    </w:p>
-    <w:p>
-      <w:pPr>
-        <w:rPr>
-          <w:lang w:val="es-ES"/>
-        </w:rPr>
-      </w:pPr>
-      <w:r>
-        <w:rPr>
-          <w:lang w:val="es-ES"/>
-        </w:rPr>
-        <w:t>Esta interpolación se lleva a cabo en el espacio cartesiano, contando con dos posiciones y orientaciones iniciales y finales, dadas según matrices de transformación homogénea. La interpolación en el espacio cartesiano es lineal para las posiciones y utiliza cua</w:t>
-      </w:r>
-      <w:r>
-        <w:rPr>
-          <w:lang w:val="es-ES"/>
-        </w:rPr>
-        <w:t>terniones para las orientaciones. Es muy útil para situaciones en donde es crítico que el efector final siga un camino recto, lo que sucede en algunas trayectorias de nuestra aplicación.</w:t>
+        <w:t xml:space="preserve">Interpolación con </w:t>
+      </w:r>
+      <w:proofErr w:type="spellStart"/>
+      <w:r>
+        <w:rPr>
+          <w:b/>
+          <w:lang w:val="es-ES"/>
+        </w:rPr>
+        <w:t>ctraj</w:t>
+      </w:r>
+      <w:proofErr w:type="spellEnd"/>
+      <w:r>
+        <w:rPr>
+          <w:b/>
+          <w:lang w:val="es-ES"/>
+        </w:rPr>
+        <w:t xml:space="preserve"> (</w:t>
+      </w:r>
+      <w:proofErr w:type="spellStart"/>
+      <w:r>
+        <w:rPr>
+          <w:b/>
+          <w:lang w:val="es-ES"/>
+        </w:rPr>
+        <w:t>Cartesian</w:t>
+      </w:r>
+      <w:proofErr w:type="spellEnd"/>
+      <w:r>
+        <w:rPr>
+          <w:b/>
+          <w:lang w:val="es-ES"/>
+        </w:rPr>
+        <w:t xml:space="preserve"> </w:t>
+      </w:r>
+      <w:proofErr w:type="spellStart"/>
+      <w:r>
+        <w:rPr>
+          <w:b/>
+          <w:lang w:val="es-ES"/>
+        </w:rPr>
+        <w:t>Space</w:t>
+      </w:r>
+      <w:proofErr w:type="spellEnd"/>
+      <w:r>
+        <w:rPr>
+          <w:b/>
+          <w:lang w:val="es-ES"/>
+        </w:rPr>
+        <w:t xml:space="preserve"> </w:t>
+      </w:r>
+      <w:proofErr w:type="spellStart"/>
+      <w:r>
+        <w:rPr>
+          <w:b/>
+          <w:lang w:val="es-ES"/>
+        </w:rPr>
+        <w:t>Trajectory</w:t>
+      </w:r>
+      <w:proofErr w:type="spellEnd"/>
+      <w:r>
+        <w:rPr>
+          <w:b/>
+          <w:lang w:val="es-ES"/>
+        </w:rPr>
+        <w:t>)</w:t>
+      </w:r>
+    </w:p>
+    <w:p>
+      <w:pPr>
+        <w:rPr>
+          <w:lang w:val="es-ES"/>
+        </w:rPr>
+      </w:pPr>
+      <w:r>
+        <w:rPr>
+          <w:lang w:val="es-ES"/>
+        </w:rPr>
+        <w:t xml:space="preserve">Esta interpolación se lleva a cabo en el espacio cartesiano, contando con dos posiciones y orientaciones iniciales y finales, dadas según matrices de transformación homogénea. La interpolación en el espacio cartesiano es lineal para las posiciones y utiliza </w:t>
+      </w:r>
+      <w:proofErr w:type="spellStart"/>
+      <w:r>
+        <w:rPr>
+          <w:lang w:val="es-ES"/>
+        </w:rPr>
+        <w:t>cua</w:t>
+      </w:r>
+      <w:r>
+        <w:rPr>
+          <w:lang w:val="es-ES"/>
+        </w:rPr>
+        <w:t>terniones</w:t>
+      </w:r>
+      <w:proofErr w:type="spellEnd"/>
+      <w:r>
+        <w:rPr>
+          <w:lang w:val="es-ES"/>
+        </w:rPr>
+        <w:t xml:space="preserve"> para las orientaciones. Es muy útil para situaciones en donde es crítico que el efector final siga un camino recto, lo que sucede en algunas trayectorias de nuestra aplicación.</w:t>
       </w:r>
     </w:p>
     <w:p>
@@ -31950,20 +32861,62 @@
         <w:rPr>
           <w:lang w:val="es-ES"/>
         </w:rPr>
-        <w:t>Como salida, devuelve una matriz T que es una secuencia de matrices de transformación homogénea, de 4x4xM donde cada T(:,:,i) es la configuración cartesiana del robot en el i-ésimo punto de la trayectoria</w:t>
-      </w:r>
-    </w:p>
-    <w:p>
-      <w:pPr>
-        <w:rPr>
-          <w:lang w:val="es-ES"/>
-        </w:rPr>
-      </w:pPr>
-      <w:r>
-        <w:rPr>
-          <w:lang w:val="es-ES"/>
-        </w:rPr>
-        <w:t>Para obtener las configuraciones articulares a partir de esta trayectoria lineal, se recurrió a utilizar un bucle for invocando a la función de cinemática inversa, de modo que se calcule la posición articular correspondiente a cada configuración cartesiana contenida en la trayectoria.</w:t>
+        <w:t>Como salida, devuelve una matriz T que es una secuencia de matrices de transformación homogénea, de 4x4xM donde cada T</w:t>
+      </w:r>
+      <w:proofErr w:type="gramStart"/>
+      <w:r>
+        <w:rPr>
+          <w:lang w:val="es-ES"/>
+        </w:rPr>
+        <w:t>(:,:,</w:t>
+      </w:r>
+      <w:proofErr w:type="gramEnd"/>
+      <w:r>
+        <w:rPr>
+          <w:lang w:val="es-ES"/>
+        </w:rPr>
+        <w:t>i) es la configuración cartesiana del robot en el i-</w:t>
+      </w:r>
+      <w:proofErr w:type="spellStart"/>
+      <w:r>
+        <w:rPr>
+          <w:lang w:val="es-ES"/>
+        </w:rPr>
+        <w:t>ésimo</w:t>
+      </w:r>
+      <w:proofErr w:type="spellEnd"/>
+      <w:r>
+        <w:rPr>
+          <w:lang w:val="es-ES"/>
+        </w:rPr>
+        <w:t xml:space="preserve"> punto de la trayectoria</w:t>
+      </w:r>
+    </w:p>
+    <w:p>
+      <w:pPr>
+        <w:rPr>
+          <w:lang w:val="es-ES"/>
+        </w:rPr>
+      </w:pPr>
+      <w:r>
+        <w:rPr>
+          <w:lang w:val="es-ES"/>
+        </w:rPr>
+        <w:t xml:space="preserve">Para obtener las configuraciones articulares a partir de esta trayectoria lineal, se recurrió a utilizar un bucle </w:t>
+      </w:r>
+      <w:proofErr w:type="spellStart"/>
+      <w:r>
+        <w:rPr>
+          <w:lang w:val="es-ES"/>
+        </w:rPr>
+        <w:t>for</w:t>
+      </w:r>
+      <w:proofErr w:type="spellEnd"/>
+      <w:r>
+        <w:rPr>
+          <w:lang w:val="es-ES"/>
+        </w:rPr>
+        <w:t xml:space="preserve"> invocando a la función de cinemática inversa, de modo que se calcule la posición articular correspondiente a cada configuración cartesiana contenida en la trayectoria.</w:t>
       </w:r>
     </w:p>
     <w:p>
@@ -31977,13 +32930,23 @@
           <w:szCs w:val="20"/>
         </w:rPr>
       </w:pPr>
+      <w:proofErr w:type="spellStart"/>
       <w:r>
         <w:rPr>
           <w:rFonts w:ascii="Consolas" w:eastAsia="Times New Roman" w:hAnsi="Consolas" w:cs="Times New Roman"/>
           <w:sz w:val="20"/>
           <w:szCs w:val="20"/>
         </w:rPr>
-        <w:t>q_sem = Q</w:t>
+        <w:t>q_sem</w:t>
+      </w:r>
+      <w:proofErr w:type="spellEnd"/>
+      <w:r>
+        <w:rPr>
+          <w:rFonts w:ascii="Consolas" w:eastAsia="Times New Roman" w:hAnsi="Consolas" w:cs="Times New Roman"/>
+          <w:sz w:val="20"/>
+          <w:szCs w:val="20"/>
+        </w:rPr>
+        <w:t xml:space="preserve"> = Q</w:t>
       </w:r>
       <w:r>
         <w:rPr>
@@ -32000,7 +32963,25 @@
           <w:sz w:val="20"/>
           <w:szCs w:val="20"/>
         </w:rPr>
-        <w:t>(end,:);</w:t>
+        <w:t>(</w:t>
+      </w:r>
+      <w:proofErr w:type="gramStart"/>
+      <w:r>
+        <w:rPr>
+          <w:rFonts w:ascii="Consolas" w:eastAsia="Times New Roman" w:hAnsi="Consolas" w:cs="Times New Roman"/>
+          <w:sz w:val="20"/>
+          <w:szCs w:val="20"/>
+        </w:rPr>
+        <w:t>end,:)</w:t>
+      </w:r>
+      <w:proofErr w:type="gramEnd"/>
+      <w:r>
+        <w:rPr>
+          <w:rFonts w:ascii="Consolas" w:eastAsia="Times New Roman" w:hAnsi="Consolas" w:cs="Times New Roman"/>
+          <w:sz w:val="20"/>
+          <w:szCs w:val="20"/>
+        </w:rPr>
+        <w:t>;</w:t>
       </w:r>
     </w:p>
     <w:p>
@@ -32023,20 +33004,48 @@
         </w:rPr>
         <w:t xml:space="preserve">for </w:t>
       </w:r>
+      <w:proofErr w:type="spellStart"/>
       <w:r>
         <w:rPr>
           <w:rFonts w:ascii="Consolas" w:eastAsia="Times New Roman" w:hAnsi="Consolas" w:cs="Times New Roman"/>
           <w:sz w:val="20"/>
           <w:szCs w:val="20"/>
         </w:rPr>
-        <w:t>i = 1:length(T</w:t>
-      </w:r>
+        <w:t>i</w:t>
+      </w:r>
+      <w:proofErr w:type="spellEnd"/>
       <w:r>
         <w:rPr>
           <w:rFonts w:ascii="Consolas" w:eastAsia="Times New Roman" w:hAnsi="Consolas" w:cs="Times New Roman"/>
           <w:sz w:val="20"/>
           <w:szCs w:val="20"/>
         </w:rPr>
+        <w:t xml:space="preserve"> = </w:t>
+      </w:r>
+      <w:proofErr w:type="gramStart"/>
+      <w:r>
+        <w:rPr>
+          <w:rFonts w:ascii="Consolas" w:eastAsia="Times New Roman" w:hAnsi="Consolas" w:cs="Times New Roman"/>
+          <w:sz w:val="20"/>
+          <w:szCs w:val="20"/>
+        </w:rPr>
+        <w:t>1:length</w:t>
+      </w:r>
+      <w:proofErr w:type="gramEnd"/>
+      <w:r>
+        <w:rPr>
+          <w:rFonts w:ascii="Consolas" w:eastAsia="Times New Roman" w:hAnsi="Consolas" w:cs="Times New Roman"/>
+          <w:sz w:val="20"/>
+          <w:szCs w:val="20"/>
+        </w:rPr>
+        <w:t>(T</w:t>
+      </w:r>
+      <w:r>
+        <w:rPr>
+          <w:rFonts w:ascii="Consolas" w:eastAsia="Times New Roman" w:hAnsi="Consolas" w:cs="Times New Roman"/>
+          <w:sz w:val="20"/>
+          <w:szCs w:val="20"/>
+        </w:rPr>
         <w:t>)</w:t>
       </w:r>
     </w:p>
@@ -32065,15 +33074,87 @@
           <w:sz w:val="20"/>
           <w:szCs w:val="20"/>
         </w:rPr>
-        <w:t xml:space="preserve">   q_sem = UR10e_ikine(R, T</w:t>
-      </w:r>
+        <w:t xml:space="preserve">   </w:t>
+      </w:r>
+      <w:proofErr w:type="spellStart"/>
       <w:r>
         <w:rPr>
           <w:rFonts w:ascii="Consolas" w:eastAsia="Times New Roman" w:hAnsi="Consolas" w:cs="Times New Roman"/>
           <w:sz w:val="20"/>
           <w:szCs w:val="20"/>
         </w:rPr>
-        <w:t>(:, : , i), q_sem, true);</w:t>
+        <w:t>q_sem</w:t>
+      </w:r>
+      <w:proofErr w:type="spellEnd"/>
+      <w:r>
+        <w:rPr>
+          <w:rFonts w:ascii="Consolas" w:eastAsia="Times New Roman" w:hAnsi="Consolas" w:cs="Times New Roman"/>
+          <w:sz w:val="20"/>
+          <w:szCs w:val="20"/>
+        </w:rPr>
+        <w:t xml:space="preserve"> = UR10e_</w:t>
+      </w:r>
+      <w:proofErr w:type="gramStart"/>
+      <w:r>
+        <w:rPr>
+          <w:rFonts w:ascii="Consolas" w:eastAsia="Times New Roman" w:hAnsi="Consolas" w:cs="Times New Roman"/>
+          <w:sz w:val="20"/>
+          <w:szCs w:val="20"/>
+        </w:rPr>
+        <w:t>ikine(</w:t>
+      </w:r>
+      <w:proofErr w:type="gramEnd"/>
+      <w:r>
+        <w:rPr>
+          <w:rFonts w:ascii="Consolas" w:eastAsia="Times New Roman" w:hAnsi="Consolas" w:cs="Times New Roman"/>
+          <w:sz w:val="20"/>
+          <w:szCs w:val="20"/>
+        </w:rPr>
+        <w:t>R, T</w:t>
+      </w:r>
+      <w:r>
+        <w:rPr>
+          <w:rFonts w:ascii="Consolas" w:eastAsia="Times New Roman" w:hAnsi="Consolas" w:cs="Times New Roman"/>
+          <w:sz w:val="20"/>
+          <w:szCs w:val="20"/>
+        </w:rPr>
+        <w:t xml:space="preserve">(:, : , </w:t>
+      </w:r>
+      <w:proofErr w:type="spellStart"/>
+      <w:r>
+        <w:rPr>
+          <w:rFonts w:ascii="Consolas" w:eastAsia="Times New Roman" w:hAnsi="Consolas" w:cs="Times New Roman"/>
+          <w:sz w:val="20"/>
+          <w:szCs w:val="20"/>
+        </w:rPr>
+        <w:t>i</w:t>
+      </w:r>
+      <w:proofErr w:type="spellEnd"/>
+      <w:r>
+        <w:rPr>
+          <w:rFonts w:ascii="Consolas" w:eastAsia="Times New Roman" w:hAnsi="Consolas" w:cs="Times New Roman"/>
+          <w:sz w:val="20"/>
+          <w:szCs w:val="20"/>
+        </w:rPr>
+        <w:t xml:space="preserve">), </w:t>
+      </w:r>
+      <w:proofErr w:type="spellStart"/>
+      <w:r>
+        <w:rPr>
+          <w:rFonts w:ascii="Consolas" w:eastAsia="Times New Roman" w:hAnsi="Consolas" w:cs="Times New Roman"/>
+          <w:sz w:val="20"/>
+          <w:szCs w:val="20"/>
+        </w:rPr>
+        <w:t>q_sem</w:t>
+      </w:r>
+      <w:proofErr w:type="spellEnd"/>
+      <w:r>
+        <w:rPr>
+          <w:rFonts w:ascii="Consolas" w:eastAsia="Times New Roman" w:hAnsi="Consolas" w:cs="Times New Roman"/>
+          <w:sz w:val="20"/>
+          <w:szCs w:val="20"/>
+        </w:rPr>
+        <w:t>, true);</w:t>
       </w:r>
     </w:p>
     <w:p>
@@ -32096,6 +33177,7 @@
         </w:rPr>
         <w:t xml:space="preserve">    </w:t>
       </w:r>
+      <w:proofErr w:type="gramStart"/>
       <w:r>
         <w:rPr>
           <w:rFonts w:ascii="Consolas" w:eastAsia="Times New Roman" w:hAnsi="Consolas" w:cs="Times New Roman"/>
@@ -32112,21 +33194,52 @@
           <w:szCs w:val="20"/>
           <w:lang w:val="es-AR"/>
         </w:rPr>
-        <w:t>(i, :) = q_sem;</w:t>
-      </w:r>
-    </w:p>
-    <w:p>
-      <w:pPr>
-        <w:spacing w:before="0" w:after="0"/>
-        <w:ind w:firstLine="0"/>
-        <w:jc w:val="left"/>
+        <w:t>(</w:t>
+      </w:r>
+      <w:proofErr w:type="gramEnd"/>
+      <w:r>
         <w:rPr>
           <w:rFonts w:ascii="Consolas" w:eastAsia="Times New Roman" w:hAnsi="Consolas" w:cs="Times New Roman"/>
           <w:sz w:val="20"/>
           <w:szCs w:val="20"/>
           <w:lang w:val="es-AR"/>
         </w:rPr>
-      </w:pPr>
+        <w:t xml:space="preserve">i, :) = </w:t>
+      </w:r>
+      <w:proofErr w:type="spellStart"/>
+      <w:r>
+        <w:rPr>
+          <w:rFonts w:ascii="Consolas" w:eastAsia="Times New Roman" w:hAnsi="Consolas" w:cs="Times New Roman"/>
+          <w:sz w:val="20"/>
+          <w:szCs w:val="20"/>
+          <w:lang w:val="es-AR"/>
+        </w:rPr>
+        <w:t>q_sem</w:t>
+      </w:r>
+      <w:proofErr w:type="spellEnd"/>
+      <w:r>
+        <w:rPr>
+          <w:rFonts w:ascii="Consolas" w:eastAsia="Times New Roman" w:hAnsi="Consolas" w:cs="Times New Roman"/>
+          <w:sz w:val="20"/>
+          <w:szCs w:val="20"/>
+          <w:lang w:val="es-AR"/>
+        </w:rPr>
+        <w:t>;</w:t>
+      </w:r>
+    </w:p>
+    <w:p>
+      <w:pPr>
+        <w:spacing w:before="0" w:after="0"/>
+        <w:ind w:firstLine="0"/>
+        <w:jc w:val="left"/>
+        <w:rPr>
+          <w:rFonts w:ascii="Consolas" w:eastAsia="Times New Roman" w:hAnsi="Consolas" w:cs="Times New Roman"/>
+          <w:sz w:val="20"/>
+          <w:szCs w:val="20"/>
+          <w:lang w:val="es-AR"/>
+        </w:rPr>
+      </w:pPr>
+      <w:proofErr w:type="spellStart"/>
       <w:r>
         <w:rPr>
           <w:rFonts w:ascii="Consolas" w:eastAsia="Times New Roman" w:hAnsi="Consolas" w:cs="Times New Roman"/>
@@ -32137,6 +33250,7 @@
         </w:rPr>
         <w:t>end</w:t>
       </w:r>
+      <w:proofErr w:type="spellEnd"/>
     </w:p>
     <w:p>
       <w:pPr>
@@ -32161,7 +33275,55 @@
           <w:lang w:val="es-ES"/>
         </w:rPr>
         <w:lastRenderedPageBreak/>
-        <w:t>Interpolación con mstraj (Multi-Segment Trajectory)</w:t>
+        <w:t xml:space="preserve">Interpolación con </w:t>
+      </w:r>
+      <w:proofErr w:type="spellStart"/>
+      <w:r>
+        <w:rPr>
+          <w:b/>
+          <w:lang w:val="es-ES"/>
+        </w:rPr>
+        <w:t>mstraj</w:t>
+      </w:r>
+      <w:proofErr w:type="spellEnd"/>
+      <w:r>
+        <w:rPr>
+          <w:b/>
+          <w:lang w:val="es-ES"/>
+        </w:rPr>
+        <w:t xml:space="preserve"> (</w:t>
+      </w:r>
+      <w:proofErr w:type="spellStart"/>
+      <w:r>
+        <w:rPr>
+          <w:b/>
+          <w:lang w:val="es-ES"/>
+        </w:rPr>
+        <w:t>Multi-Segment</w:t>
+      </w:r>
+      <w:proofErr w:type="spellEnd"/>
+      <w:r>
+        <w:rPr>
+          <w:b/>
+          <w:lang w:val="es-ES"/>
+        </w:rPr>
+        <w:t xml:space="preserve"> </w:t>
+      </w:r>
+      <w:proofErr w:type="spellStart"/>
+      <w:r>
+        <w:rPr>
+          <w:b/>
+          <w:lang w:val="es-ES"/>
+        </w:rPr>
+        <w:t>Trajectory</w:t>
+      </w:r>
+      <w:proofErr w:type="spellEnd"/>
+      <w:r>
+        <w:rPr>
+          <w:b/>
+          <w:lang w:val="es-ES"/>
+        </w:rPr>
+        <w:t>)</w:t>
       </w:r>
     </w:p>
     <w:p>
@@ -32209,6 +33371,7 @@
           <w:lang w:val="es-AR" w:eastAsia="es-AR"/>
         </w:rPr>
       </w:pPr>
+      <w:proofErr w:type="spellStart"/>
       <w:r>
         <w:rPr>
           <w:rFonts w:ascii="Consolas" w:eastAsia="Times New Roman" w:hAnsi="Consolas" w:cs="Consolas"/>
@@ -32217,7 +33380,140 @@
           <w:szCs w:val="21"/>
           <w:lang w:val="es-AR" w:eastAsia="es-AR"/>
         </w:rPr>
-        <w:t>Qmstraj   = mstraj([qi+1; … ; qK; qK+1], [], segundos*ones(1, K+1), qi, dt, 2);</w:t>
+        <w:t>Qmstraj</w:t>
+      </w:r>
+      <w:proofErr w:type="spellEnd"/>
+      <w:r>
+        <w:rPr>
+          <w:rFonts w:ascii="Consolas" w:eastAsia="Times New Roman" w:hAnsi="Consolas" w:cs="Consolas"/>
+          <w:color w:val="000000"/>
+          <w:sz w:val="21"/>
+          <w:szCs w:val="21"/>
+          <w:lang w:val="es-AR" w:eastAsia="es-AR"/>
+        </w:rPr>
+        <w:t xml:space="preserve">   = </w:t>
+      </w:r>
+      <w:proofErr w:type="spellStart"/>
+      <w:proofErr w:type="gramStart"/>
+      <w:r>
+        <w:rPr>
+          <w:rFonts w:ascii="Consolas" w:eastAsia="Times New Roman" w:hAnsi="Consolas" w:cs="Consolas"/>
+          <w:color w:val="000000"/>
+          <w:sz w:val="21"/>
+          <w:szCs w:val="21"/>
+          <w:lang w:val="es-AR" w:eastAsia="es-AR"/>
+        </w:rPr>
+        <w:t>mstraj</w:t>
+      </w:r>
+      <w:proofErr w:type="spellEnd"/>
+      <w:r>
+        <w:rPr>
+          <w:rFonts w:ascii="Consolas" w:eastAsia="Times New Roman" w:hAnsi="Consolas" w:cs="Consolas"/>
+          <w:color w:val="000000"/>
+          <w:sz w:val="21"/>
+          <w:szCs w:val="21"/>
+          <w:lang w:val="es-AR" w:eastAsia="es-AR"/>
+        </w:rPr>
+        <w:t>(</w:t>
+      </w:r>
+      <w:proofErr w:type="gramEnd"/>
+      <w:r>
+        <w:rPr>
+          <w:rFonts w:ascii="Consolas" w:eastAsia="Times New Roman" w:hAnsi="Consolas" w:cs="Consolas"/>
+          <w:color w:val="000000"/>
+          <w:sz w:val="21"/>
+          <w:szCs w:val="21"/>
+          <w:lang w:val="es-AR" w:eastAsia="es-AR"/>
+        </w:rPr>
+        <w:t xml:space="preserve">[qi+1; … ; </w:t>
+      </w:r>
+      <w:proofErr w:type="spellStart"/>
+      <w:r>
+        <w:rPr>
+          <w:rFonts w:ascii="Consolas" w:eastAsia="Times New Roman" w:hAnsi="Consolas" w:cs="Consolas"/>
+          <w:color w:val="000000"/>
+          <w:sz w:val="21"/>
+          <w:szCs w:val="21"/>
+          <w:lang w:val="es-AR" w:eastAsia="es-AR"/>
+        </w:rPr>
+        <w:t>qK</w:t>
+      </w:r>
+      <w:proofErr w:type="spellEnd"/>
+      <w:r>
+        <w:rPr>
+          <w:rFonts w:ascii="Consolas" w:eastAsia="Times New Roman" w:hAnsi="Consolas" w:cs="Consolas"/>
+          <w:color w:val="000000"/>
+          <w:sz w:val="21"/>
+          <w:szCs w:val="21"/>
+          <w:lang w:val="es-AR" w:eastAsia="es-AR"/>
+        </w:rPr>
+        <w:t>; qK+1], [], segundos*</w:t>
+      </w:r>
+      <w:proofErr w:type="spellStart"/>
+      <w:r>
+        <w:rPr>
+          <w:rFonts w:ascii="Consolas" w:eastAsia="Times New Roman" w:hAnsi="Consolas" w:cs="Consolas"/>
+          <w:color w:val="000000"/>
+          <w:sz w:val="21"/>
+          <w:szCs w:val="21"/>
+          <w:lang w:val="es-AR" w:eastAsia="es-AR"/>
+        </w:rPr>
+        <w:t>ones</w:t>
+      </w:r>
+      <w:proofErr w:type="spellEnd"/>
+      <w:r>
+        <w:rPr>
+          <w:rFonts w:ascii="Consolas" w:eastAsia="Times New Roman" w:hAnsi="Consolas" w:cs="Consolas"/>
+          <w:color w:val="000000"/>
+          <w:sz w:val="21"/>
+          <w:szCs w:val="21"/>
+          <w:lang w:val="es-AR" w:eastAsia="es-AR"/>
+        </w:rPr>
+        <w:t xml:space="preserve">(1, K+1), </w:t>
+      </w:r>
+      <w:proofErr w:type="spellStart"/>
+      <w:r>
+        <w:rPr>
+          <w:rFonts w:ascii="Consolas" w:eastAsia="Times New Roman" w:hAnsi="Consolas" w:cs="Consolas"/>
+          <w:color w:val="000000"/>
+          <w:sz w:val="21"/>
+          <w:szCs w:val="21"/>
+          <w:lang w:val="es-AR" w:eastAsia="es-AR"/>
+        </w:rPr>
+        <w:t>qi</w:t>
+      </w:r>
+      <w:proofErr w:type="spellEnd"/>
+      <w:r>
+        <w:rPr>
+          <w:rFonts w:ascii="Consolas" w:eastAsia="Times New Roman" w:hAnsi="Consolas" w:cs="Consolas"/>
+          <w:color w:val="000000"/>
+          <w:sz w:val="21"/>
+          <w:szCs w:val="21"/>
+          <w:lang w:val="es-AR" w:eastAsia="es-AR"/>
+        </w:rPr>
+        <w:t xml:space="preserve">, </w:t>
+      </w:r>
+      <w:proofErr w:type="spellStart"/>
+      <w:r>
+        <w:rPr>
+          <w:rFonts w:ascii="Consolas" w:eastAsia="Times New Roman" w:hAnsi="Consolas" w:cs="Consolas"/>
+          <w:color w:val="000000"/>
+          <w:sz w:val="21"/>
+          <w:szCs w:val="21"/>
+          <w:lang w:val="es-AR" w:eastAsia="es-AR"/>
+        </w:rPr>
+        <w:t>dt</w:t>
+      </w:r>
+      <w:proofErr w:type="spellEnd"/>
+      <w:r>
+        <w:rPr>
+          <w:rFonts w:ascii="Consolas" w:eastAsia="Times New Roman" w:hAnsi="Consolas" w:cs="Consolas"/>
+          <w:color w:val="000000"/>
+          <w:sz w:val="21"/>
+          <w:szCs w:val="21"/>
+          <w:lang w:val="es-AR" w:eastAsia="es-AR"/>
+        </w:rPr>
+        <w:t>, 2);</w:t>
       </w:r>
     </w:p>
     <w:p>
@@ -32236,32 +33532,88 @@
         <w:rPr>
           <w:lang w:val="es-ES"/>
         </w:rPr>
-        <w:t>s en la trayectoria, qi (vector</w:t>
-      </w:r>
-      <w:r>
-        <w:rPr>
-          <w:lang w:val="es-ES"/>
-        </w:rPr>
-        <w:t xml:space="preserve"> inicial), delta de tiempo dt, un parámetro llamado TACC, el que corresponde al tiempo de aceleración entre segmentos (escalar si es el mismo para todos o de 1xK si se desean tiempos distintos para cada segmento) y una matriz con los vectores correspondientes a todos los puntos intermedios y en la última fila el vector final.</w:t>
-      </w:r>
-      <w:r>
-        <w:rPr>
-          <w:lang w:val="es-ES"/>
-        </w:rPr>
-        <w:t xml:space="preserve"> También es posible, en lugar de proporcionarle un vector de tiempo, especificar la máxima velocidad para todos los segmentos o especificar para cada segmento en particular. Con estos parámetros, hace una interpolación multipunto con “tpoly” y aproximaciones intermedias</w:t>
-      </w:r>
-    </w:p>
-    <w:p>
-      <w:pPr>
-        <w:rPr>
-          <w:lang w:val="es-ES"/>
-        </w:rPr>
-      </w:pPr>
-      <w:r>
-        <w:rPr>
-          <w:lang w:val="es-ES"/>
-        </w:rPr>
-        <w:t xml:space="preserve">La salida es una matriz de KxN, con K </w:t>
+        <w:t xml:space="preserve">s en la trayectoria, </w:t>
+      </w:r>
+      <w:proofErr w:type="spellStart"/>
+      <w:r>
+        <w:rPr>
+          <w:lang w:val="es-ES"/>
+        </w:rPr>
+        <w:t>qi</w:t>
+      </w:r>
+      <w:proofErr w:type="spellEnd"/>
+      <w:r>
+        <w:rPr>
+          <w:lang w:val="es-ES"/>
+        </w:rPr>
+        <w:t xml:space="preserve"> (vector</w:t>
+      </w:r>
+      <w:r>
+        <w:rPr>
+          <w:lang w:val="es-ES"/>
+        </w:rPr>
+        <w:t xml:space="preserve"> inicial), delta de tiempo </w:t>
+      </w:r>
+      <w:proofErr w:type="spellStart"/>
+      <w:r>
+        <w:rPr>
+          <w:lang w:val="es-ES"/>
+        </w:rPr>
+        <w:t>dt</w:t>
+      </w:r>
+      <w:proofErr w:type="spellEnd"/>
+      <w:r>
+        <w:rPr>
+          <w:lang w:val="es-ES"/>
+        </w:rPr>
+        <w:t>, un parámetro llamado TACC, el que corresponde al tiempo de aceleración entre segmentos (escalar si es el mismo para todos o de 1xK si se desean tiempos distintos para cada segmento) y una matriz con los vectores correspondientes a todos los puntos intermedios y en la última fila el vector final.</w:t>
+      </w:r>
+      <w:r>
+        <w:rPr>
+          <w:lang w:val="es-ES"/>
+        </w:rPr>
+        <w:t xml:space="preserve"> También es posible, en lugar de proporcionarle un vector de tiempo, especificar la máxima velocidad para todos los segmentos o especificar para cada segmento en particular. Con estos parámetros, hace una interpolación multipunto con “</w:t>
+      </w:r>
+      <w:proofErr w:type="spellStart"/>
+      <w:r>
+        <w:rPr>
+          <w:lang w:val="es-ES"/>
+        </w:rPr>
+        <w:t>tpoly</w:t>
+      </w:r>
+      <w:proofErr w:type="spellEnd"/>
+      <w:r>
+        <w:rPr>
+          <w:lang w:val="es-ES"/>
+        </w:rPr>
+        <w:t>” y aproximaciones intermedias</w:t>
+      </w:r>
+    </w:p>
+    <w:p>
+      <w:pPr>
+        <w:rPr>
+          <w:lang w:val="es-ES"/>
+        </w:rPr>
+      </w:pPr>
+      <w:r>
+        <w:rPr>
+          <w:lang w:val="es-ES"/>
+        </w:rPr>
+        <w:t xml:space="preserve">La salida es una matriz de </w:t>
+      </w:r>
+      <w:proofErr w:type="spellStart"/>
+      <w:r>
+        <w:rPr>
+          <w:lang w:val="es-ES"/>
+        </w:rPr>
+        <w:t>KxN</w:t>
+      </w:r>
+      <w:proofErr w:type="spellEnd"/>
+      <w:r>
+        <w:rPr>
+          <w:lang w:val="es-ES"/>
+        </w:rPr>
+        <w:t xml:space="preserve">, con K </w:t>
       </w:r>
       <w:r>
         <w:rPr>
@@ -32345,8 +33697,17 @@
           <w:sz w:val="18"/>
           <w:lang w:val="es-ES"/>
         </w:rPr>
-        <w:t>Interpolación y aproximación con mstraj</w:t>
-      </w:r>
+        <w:t xml:space="preserve">Interpolación y aproximación con </w:t>
+      </w:r>
+      <w:proofErr w:type="spellStart"/>
+      <w:r>
+        <w:rPr>
+          <w:sz w:val="18"/>
+          <w:lang w:val="es-ES"/>
+        </w:rPr>
+        <w:t>mstraj</w:t>
+      </w:r>
+      <w:proofErr w:type="spellEnd"/>
     </w:p>
     <w:p>
       <w:pPr>
@@ -32587,7 +33948,7 @@
         <w:szCs w:val="20"/>
         <w:lang w:val="es-ES"/>
       </w:rPr>
-      <w:t>12</w:t>
+      <w:t>9</w:t>
     </w:r>
     <w:r>
       <w:rPr>
@@ -34908,7 +36269,7 @@
 </file>
 
 <file path=customXml/itemProps1.xml><?xml version="1.0" encoding="utf-8"?>
-<ds:datastoreItem xmlns:ds="http://schemas.openxmlformats.org/officeDocument/2006/customXml" ds:itemID="{5CEC2894-463E-4EAC-891C-61F7901C50E3}">
+<ds:datastoreItem xmlns:ds="http://schemas.openxmlformats.org/officeDocument/2006/customXml" ds:itemID="{5DEDD5BD-DCAA-4C98-9599-806F9643C2F2}">
   <ds:schemaRefs>
     <ds:schemaRef ds:uri="http://schemas.openxmlformats.org/officeDocument/2006/bibliography"/>
   </ds:schemaRefs>

--- a/Trabajo_Final/Trabajo Final R1-BORQUEZ-RAYES.docx
+++ b/Trabajo_Final/Trabajo Final R1-BORQUEZ-RAYES.docx
@@ -1,6 +1,6 @@
 
 <file path=word/document.xml><?xml version="1.0" encoding="utf-8"?>
-<w:document xmlns:wpc="http://schemas.microsoft.com/office/word/2010/wordprocessingCanvas" xmlns:cx="http://schemas.microsoft.com/office/drawing/2014/chartex" xmlns:mc="http://schemas.openxmlformats.org/markup-compatibility/2006" xmlns:o="urn:schemas-microsoft-com:office:office" xmlns:r="http://schemas.openxmlformats.org/officeDocument/2006/relationships" xmlns:m="http://schemas.openxmlformats.org/officeDocument/2006/math" xmlns:v="urn:schemas-microsoft-com:vml" xmlns:wp14="http://schemas.microsoft.com/office/word/2010/wordprocessingDrawing" xmlns:wp="http://schemas.openxmlformats.org/drawingml/2006/wordprocessingDrawing" xmlns:w10="urn:schemas-microsoft-com:office:word" xmlns:w="http://schemas.openxmlformats.org/wordprocessingml/2006/main" xmlns:w14="http://schemas.microsoft.com/office/word/2010/wordml" xmlns:w15="http://schemas.microsoft.com/office/word/2012/wordml" xmlns:w16se="http://schemas.microsoft.com/office/word/2015/wordml/symex" xmlns:wpg="http://schemas.microsoft.com/office/word/2010/wordprocessingGroup" xmlns:wpi="http://schemas.microsoft.com/office/word/2010/wordprocessingInk" xmlns:wne="http://schemas.microsoft.com/office/word/2006/wordml" xmlns:wps="http://schemas.microsoft.com/office/word/2010/wordprocessingShape" mc:Ignorable="w14 w15 w16se wp14">
+<w:document xmlns:wpc="http://schemas.microsoft.com/office/word/2010/wordprocessingCanvas" xmlns:mc="http://schemas.openxmlformats.org/markup-compatibility/2006" xmlns:o="urn:schemas-microsoft-com:office:office" xmlns:r="http://schemas.openxmlformats.org/officeDocument/2006/relationships" xmlns:m="http://schemas.openxmlformats.org/officeDocument/2006/math" xmlns:v="urn:schemas-microsoft-com:vml" xmlns:wp14="http://schemas.microsoft.com/office/word/2010/wordprocessingDrawing" xmlns:wp="http://schemas.openxmlformats.org/drawingml/2006/wordprocessingDrawing" xmlns:w10="urn:schemas-microsoft-com:office:word" xmlns:w="http://schemas.openxmlformats.org/wordprocessingml/2006/main" xmlns:w14="http://schemas.microsoft.com/office/word/2010/wordml" xmlns:w15="http://schemas.microsoft.com/office/word/2012/wordml" xmlns:wpg="http://schemas.microsoft.com/office/word/2010/wordprocessingGroup" xmlns:wpi="http://schemas.microsoft.com/office/word/2010/wordprocessingInk" xmlns:wne="http://schemas.microsoft.com/office/word/2006/wordml" xmlns:wps="http://schemas.microsoft.com/office/word/2010/wordprocessingShape" mc:Ignorable="w14 w15 wp14">
   <w:body>
     <w:p>
       <w:pPr>
@@ -12,6 +12,8 @@
           <w:lang w:val="es-ES"/>
         </w:rPr>
       </w:pPr>
+      <w:bookmarkStart w:id="0" w:name="_GoBack"/>
+      <w:bookmarkEnd w:id="0"/>
       <w:r>
         <w:rPr>
           <w:b/>
@@ -33,6 +35,7 @@
       <w:r>
         <w:rPr>
           <w:noProof/>
+          <w:lang w:val="es-AR" w:eastAsia="es-AR"/>
         </w:rPr>
         <w:drawing>
           <wp:anchor distT="0" distB="0" distL="114300" distR="114300" simplePos="0" relativeHeight="251661312" behindDoc="0" locked="0" layoutInCell="1" allowOverlap="1" wp14:anchorId="2AFF95CA" wp14:editId="2A222865">
@@ -628,7 +631,7 @@
       <w:sdtContent>
         <w:p>
           <w:pPr>
-            <w:pStyle w:val="TtuloTDC"/>
+            <w:pStyle w:val="TtulodeTDC"/>
             <w:ind w:left="1440" w:hanging="1156"/>
             <w:rPr>
               <w:rFonts w:ascii="Cambria Math" w:hAnsi="Cambria Math"/>
@@ -669,7 +672,7 @@
           <w:r>
             <w:fldChar w:fldCharType="separate"/>
           </w:r>
-          <w:hyperlink w:anchor="_Toc181915264" w:history="1">
+          <w:hyperlink w:anchor="_Toc181951196" w:history="1">
             <w:r>
               <w:rPr>
                 <w:rStyle w:val="Hipervnculo"/>
@@ -707,7 +710,7 @@
               <w:rPr>
                 <w:webHidden/>
               </w:rPr>
-              <w:instrText xml:space="preserve"> PAGEREF _Toc181915264 \h </w:instrText>
+              <w:instrText xml:space="preserve"> PAGEREF _Toc181951196 \h </w:instrText>
             </w:r>
             <w:r>
               <w:rPr>
@@ -747,7 +750,7 @@
               <w:lang w:val="es-AR" w:eastAsia="es-AR"/>
             </w:rPr>
           </w:pPr>
-          <w:hyperlink w:anchor="_Toc181915265" w:history="1">
+          <w:hyperlink w:anchor="_Toc181951197" w:history="1">
             <w:r>
               <w:rPr>
                 <w:rStyle w:val="Hipervnculo"/>
@@ -775,7 +778,7 @@
                 <w:noProof/>
                 <w:webHidden/>
               </w:rPr>
-              <w:instrText xml:space="preserve"> PAGEREF _Toc181915265 \h </w:instrText>
+              <w:instrText xml:space="preserve"> PAGEREF _Toc181951197 \h </w:instrText>
             </w:r>
             <w:r>
               <w:rPr>
@@ -819,7 +822,7 @@
               <w:lang w:val="es-AR" w:eastAsia="es-AR"/>
             </w:rPr>
           </w:pPr>
-          <w:hyperlink w:anchor="_Toc181915266" w:history="1">
+          <w:hyperlink w:anchor="_Toc181951198" w:history="1">
             <w:r>
               <w:rPr>
                 <w:rStyle w:val="Hipervnculo"/>
@@ -857,7 +860,7 @@
               <w:rPr>
                 <w:webHidden/>
               </w:rPr>
-              <w:instrText xml:space="preserve"> PAGEREF _Toc181915266 \h </w:instrText>
+              <w:instrText xml:space="preserve"> PAGEREF _Toc181951198 \h </w:instrText>
             </w:r>
             <w:r>
               <w:rPr>
@@ -897,7 +900,7 @@
               <w:lang w:val="es-AR" w:eastAsia="es-AR"/>
             </w:rPr>
           </w:pPr>
-          <w:hyperlink w:anchor="_Toc181915267" w:history="1">
+          <w:hyperlink w:anchor="_Toc181951199" w:history="1">
             <w:r>
               <w:rPr>
                 <w:rStyle w:val="Hipervnculo"/>
@@ -935,7 +938,7 @@
               <w:rPr>
                 <w:webHidden/>
               </w:rPr>
-              <w:instrText xml:space="preserve"> PAGEREF _Toc181915267 \h </w:instrText>
+              <w:instrText xml:space="preserve"> PAGEREF _Toc181951199 \h </w:instrText>
             </w:r>
             <w:r>
               <w:rPr>
@@ -976,7 +979,7 @@
               <w:lang w:val="es-AR" w:eastAsia="es-AR"/>
             </w:rPr>
           </w:pPr>
-          <w:hyperlink w:anchor="_Toc181915268" w:history="1">
+          <w:hyperlink w:anchor="_Toc181951200" w:history="1">
             <w:r>
               <w:rPr>
                 <w:rStyle w:val="Hipervnculo"/>
@@ -1021,7 +1024,7 @@
                 <w:noProof/>
                 <w:webHidden/>
               </w:rPr>
-              <w:instrText xml:space="preserve"> PAGEREF _Toc181915268 \h </w:instrText>
+              <w:instrText xml:space="preserve"> PAGEREF _Toc181951200 \h </w:instrText>
             </w:r>
             <w:r>
               <w:rPr>
@@ -1066,7 +1069,7 @@
               <w:lang w:val="es-AR" w:eastAsia="es-AR"/>
             </w:rPr>
           </w:pPr>
-          <w:hyperlink w:anchor="_Toc181915269" w:history="1">
+          <w:hyperlink w:anchor="_Toc181951201" w:history="1">
             <w:r>
               <w:rPr>
                 <w:rStyle w:val="Hipervnculo"/>
@@ -1111,7 +1114,7 @@
                 <w:noProof/>
                 <w:webHidden/>
               </w:rPr>
-              <w:instrText xml:space="preserve"> PAGEREF _Toc181915269 \h </w:instrText>
+              <w:instrText xml:space="preserve"> PAGEREF _Toc181951201 \h </w:instrText>
             </w:r>
             <w:r>
               <w:rPr>
@@ -1156,7 +1159,7 @@
               <w:lang w:val="es-AR" w:eastAsia="es-AR"/>
             </w:rPr>
           </w:pPr>
-          <w:hyperlink w:anchor="_Toc181915270" w:history="1">
+          <w:hyperlink w:anchor="_Toc181951202" w:history="1">
             <w:r>
               <w:rPr>
                 <w:rStyle w:val="Hipervnculo"/>
@@ -1201,7 +1204,7 @@
                 <w:noProof/>
                 <w:webHidden/>
               </w:rPr>
-              <w:instrText xml:space="preserve"> PAGEREF _Toc181915270 \h </w:instrText>
+              <w:instrText xml:space="preserve"> PAGEREF _Toc181951202 \h </w:instrText>
             </w:r>
             <w:r>
               <w:rPr>
@@ -1246,7 +1249,7 @@
               <w:lang w:val="es-AR" w:eastAsia="es-AR"/>
             </w:rPr>
           </w:pPr>
-          <w:hyperlink w:anchor="_Toc181915271" w:history="1">
+          <w:hyperlink w:anchor="_Toc181951203" w:history="1">
             <w:r>
               <w:rPr>
                 <w:rStyle w:val="Hipervnculo"/>
@@ -1291,7 +1294,7 @@
                 <w:noProof/>
                 <w:webHidden/>
               </w:rPr>
-              <w:instrText xml:space="preserve"> PAGEREF _Toc181915271 \h </w:instrText>
+              <w:instrText xml:space="preserve"> PAGEREF _Toc181951203 \h </w:instrText>
             </w:r>
             <w:r>
               <w:rPr>
@@ -1336,7 +1339,7 @@
               <w:lang w:val="es-AR" w:eastAsia="es-AR"/>
             </w:rPr>
           </w:pPr>
-          <w:hyperlink w:anchor="_Toc181915272" w:history="1">
+          <w:hyperlink w:anchor="_Toc181951204" w:history="1">
             <w:r>
               <w:rPr>
                 <w:rStyle w:val="Hipervnculo"/>
@@ -1381,7 +1384,7 @@
                 <w:noProof/>
                 <w:webHidden/>
               </w:rPr>
-              <w:instrText xml:space="preserve"> PAGEREF _Toc181915272 \h </w:instrText>
+              <w:instrText xml:space="preserve"> PAGEREF _Toc181951204 \h </w:instrText>
             </w:r>
             <w:r>
               <w:rPr>
@@ -1426,7 +1429,7 @@
               <w:lang w:val="es-AR" w:eastAsia="es-AR"/>
             </w:rPr>
           </w:pPr>
-          <w:hyperlink w:anchor="_Toc181915273" w:history="1">
+          <w:hyperlink w:anchor="_Toc181951205" w:history="1">
             <w:r>
               <w:rPr>
                 <w:rStyle w:val="Hipervnculo"/>
@@ -1471,7 +1474,7 @@
                 <w:noProof/>
                 <w:webHidden/>
               </w:rPr>
-              <w:instrText xml:space="preserve"> PAGEREF _Toc181915273 \h </w:instrText>
+              <w:instrText xml:space="preserve"> PAGEREF _Toc181951205 \h </w:instrText>
             </w:r>
             <w:r>
               <w:rPr>
@@ -1516,7 +1519,7 @@
               <w:lang w:val="es-AR" w:eastAsia="es-AR"/>
             </w:rPr>
           </w:pPr>
-          <w:hyperlink w:anchor="_Toc181915274" w:history="1">
+          <w:hyperlink w:anchor="_Toc181951206" w:history="1">
             <w:r>
               <w:rPr>
                 <w:rStyle w:val="Hipervnculo"/>
@@ -1561,7 +1564,7 @@
                 <w:noProof/>
                 <w:webHidden/>
               </w:rPr>
-              <w:instrText xml:space="preserve"> PAGEREF _Toc181915274 \h </w:instrText>
+              <w:instrText xml:space="preserve"> PAGEREF _Toc181951206 \h </w:instrText>
             </w:r>
             <w:r>
               <w:rPr>
@@ -1606,7 +1609,7 @@
               <w:lang w:val="es-AR" w:eastAsia="es-AR"/>
             </w:rPr>
           </w:pPr>
-          <w:hyperlink w:anchor="_Toc181915275" w:history="1">
+          <w:hyperlink w:anchor="_Toc181951207" w:history="1">
             <w:r>
               <w:rPr>
                 <w:rStyle w:val="Hipervnculo"/>
@@ -1651,7 +1654,7 @@
                 <w:noProof/>
                 <w:webHidden/>
               </w:rPr>
-              <w:instrText xml:space="preserve"> PAGEREF _Toc181915275 \h </w:instrText>
+              <w:instrText xml:space="preserve"> PAGEREF _Toc181951207 \h </w:instrText>
             </w:r>
             <w:r>
               <w:rPr>
@@ -1696,7 +1699,7 @@
               <w:lang w:val="es-AR" w:eastAsia="es-AR"/>
             </w:rPr>
           </w:pPr>
-          <w:hyperlink w:anchor="_Toc181915276" w:history="1">
+          <w:hyperlink w:anchor="_Toc181951208" w:history="1">
             <w:r>
               <w:rPr>
                 <w:rStyle w:val="Hipervnculo"/>
@@ -1741,7 +1744,7 @@
                 <w:noProof/>
                 <w:webHidden/>
               </w:rPr>
-              <w:instrText xml:space="preserve"> PAGEREF _Toc181915276 \h </w:instrText>
+              <w:instrText xml:space="preserve"> PAGEREF _Toc181951208 \h </w:instrText>
             </w:r>
             <w:r>
               <w:rPr>
@@ -1786,7 +1789,7 @@
               <w:lang w:val="es-AR" w:eastAsia="es-AR"/>
             </w:rPr>
           </w:pPr>
-          <w:hyperlink w:anchor="_Toc181915277" w:history="1">
+          <w:hyperlink w:anchor="_Toc181951209" w:history="1">
             <w:r>
               <w:rPr>
                 <w:rStyle w:val="Hipervnculo"/>
@@ -1831,7 +1834,7 @@
                 <w:noProof/>
                 <w:webHidden/>
               </w:rPr>
-              <w:instrText xml:space="preserve"> PAGEREF _Toc181915277 \h </w:instrText>
+              <w:instrText xml:space="preserve"> PAGEREF _Toc181951209 \h </w:instrText>
             </w:r>
             <w:r>
               <w:rPr>
@@ -1875,7 +1878,7 @@
               <w:lang w:val="es-AR" w:eastAsia="es-AR"/>
             </w:rPr>
           </w:pPr>
-          <w:hyperlink w:anchor="_Toc181915278" w:history="1">
+          <w:hyperlink w:anchor="_Toc181951210" w:history="1">
             <w:r>
               <w:rPr>
                 <w:rStyle w:val="Hipervnculo"/>
@@ -1913,7 +1916,7 @@
               <w:rPr>
                 <w:webHidden/>
               </w:rPr>
-              <w:instrText xml:space="preserve"> PAGEREF _Toc181915278 \h </w:instrText>
+              <w:instrText xml:space="preserve"> PAGEREF _Toc181951210 \h </w:instrText>
             </w:r>
             <w:r>
               <w:rPr>
@@ -1954,7 +1957,7 @@
               <w:lang w:val="es-AR" w:eastAsia="es-AR"/>
             </w:rPr>
           </w:pPr>
-          <w:hyperlink w:anchor="_Toc181915279" w:history="1">
+          <w:hyperlink w:anchor="_Toc181951211" w:history="1">
             <w:r>
               <w:rPr>
                 <w:rStyle w:val="Hipervnculo"/>
@@ -1999,7 +2002,7 @@
                 <w:noProof/>
                 <w:webHidden/>
               </w:rPr>
-              <w:instrText xml:space="preserve"> PAGEREF _Toc181915279 \h </w:instrText>
+              <w:instrText xml:space="preserve"> PAGEREF _Toc181951211 \h </w:instrText>
             </w:r>
             <w:r>
               <w:rPr>
@@ -2044,7 +2047,7 @@
               <w:lang w:val="es-AR" w:eastAsia="es-AR"/>
             </w:rPr>
           </w:pPr>
-          <w:hyperlink w:anchor="_Toc181915280" w:history="1">
+          <w:hyperlink w:anchor="_Toc181951212" w:history="1">
             <w:r>
               <w:rPr>
                 <w:rStyle w:val="Hipervnculo"/>
@@ -2089,7 +2092,7 @@
                 <w:noProof/>
                 <w:webHidden/>
               </w:rPr>
-              <w:instrText xml:space="preserve"> PAGEREF _Toc181915280 \h </w:instrText>
+              <w:instrText xml:space="preserve"> PAGEREF _Toc181951212 \h </w:instrText>
             </w:r>
             <w:r>
               <w:rPr>
@@ -2134,7 +2137,7 @@
               <w:lang w:val="es-AR" w:eastAsia="es-AR"/>
             </w:rPr>
           </w:pPr>
-          <w:hyperlink w:anchor="_Toc181915281" w:history="1">
+          <w:hyperlink w:anchor="_Toc181951213" w:history="1">
             <w:r>
               <w:rPr>
                 <w:rStyle w:val="Hipervnculo"/>
@@ -2179,7 +2182,7 @@
                 <w:noProof/>
                 <w:webHidden/>
               </w:rPr>
-              <w:instrText xml:space="preserve"> PAGEREF _Toc181915281 \h </w:instrText>
+              <w:instrText xml:space="preserve"> PAGEREF _Toc181951213 \h </w:instrText>
             </w:r>
             <w:r>
               <w:rPr>
@@ -2224,7 +2227,7 @@
               <w:lang w:val="es-AR" w:eastAsia="es-AR"/>
             </w:rPr>
           </w:pPr>
-          <w:hyperlink w:anchor="_Toc181915282" w:history="1">
+          <w:hyperlink w:anchor="_Toc181951214" w:history="1">
             <w:r>
               <w:rPr>
                 <w:rStyle w:val="Hipervnculo"/>
@@ -2269,7 +2272,7 @@
                 <w:noProof/>
                 <w:webHidden/>
               </w:rPr>
-              <w:instrText xml:space="preserve"> PAGEREF _Toc181915282 \h </w:instrText>
+              <w:instrText xml:space="preserve"> PAGEREF _Toc181951214 \h </w:instrText>
             </w:r>
             <w:r>
               <w:rPr>
@@ -2313,7 +2316,7 @@
               <w:lang w:val="es-AR" w:eastAsia="es-AR"/>
             </w:rPr>
           </w:pPr>
-          <w:hyperlink w:anchor="_Toc181915283" w:history="1">
+          <w:hyperlink w:anchor="_Toc181951215" w:history="1">
             <w:r>
               <w:rPr>
                 <w:rStyle w:val="Hipervnculo"/>
@@ -2351,7 +2354,7 @@
               <w:rPr>
                 <w:webHidden/>
               </w:rPr>
-              <w:instrText xml:space="preserve"> PAGEREF _Toc181915283 \h </w:instrText>
+              <w:instrText xml:space="preserve"> PAGEREF _Toc181951215 \h </w:instrText>
             </w:r>
             <w:r>
               <w:rPr>
@@ -2391,7 +2394,7 @@
               <w:lang w:val="es-AR" w:eastAsia="es-AR"/>
             </w:rPr>
           </w:pPr>
-          <w:hyperlink w:anchor="_Toc181915284" w:history="1">
+          <w:hyperlink w:anchor="_Toc181951216" w:history="1">
             <w:r>
               <w:rPr>
                 <w:rStyle w:val="Hipervnculo"/>
@@ -2429,7 +2432,7 @@
               <w:rPr>
                 <w:webHidden/>
               </w:rPr>
-              <w:instrText xml:space="preserve"> PAGEREF _Toc181915284 \h </w:instrText>
+              <w:instrText xml:space="preserve"> PAGEREF _Toc181951216 \h </w:instrText>
             </w:r>
             <w:r>
               <w:rPr>
@@ -2470,7 +2473,7 @@
               <w:lang w:val="es-AR" w:eastAsia="es-AR"/>
             </w:rPr>
           </w:pPr>
-          <w:hyperlink w:anchor="_Toc181915285" w:history="1">
+          <w:hyperlink w:anchor="_Toc181951217" w:history="1">
             <w:r>
               <w:rPr>
                 <w:rStyle w:val="Hipervnculo"/>
@@ -2515,7 +2518,7 @@
                 <w:noProof/>
                 <w:webHidden/>
               </w:rPr>
-              <w:instrText xml:space="preserve"> PAGEREF _Toc181915285 \h </w:instrText>
+              <w:instrText xml:space="preserve"> PAGEREF _Toc181951217 \h </w:instrText>
             </w:r>
             <w:r>
               <w:rPr>
@@ -2559,7 +2562,7 @@
               <w:lang w:val="es-AR" w:eastAsia="es-AR"/>
             </w:rPr>
           </w:pPr>
-          <w:hyperlink w:anchor="_Toc181915286" w:history="1">
+          <w:hyperlink w:anchor="_Toc181951218" w:history="1">
             <w:r>
               <w:rPr>
                 <w:rStyle w:val="Hipervnculo"/>
@@ -2597,7 +2600,7 @@
               <w:rPr>
                 <w:webHidden/>
               </w:rPr>
-              <w:instrText xml:space="preserve"> PAGEREF _Toc181915286 \h </w:instrText>
+              <w:instrText xml:space="preserve"> PAGEREF _Toc181951218 \h </w:instrText>
             </w:r>
             <w:r>
               <w:rPr>
@@ -2638,7 +2641,7 @@
               <w:lang w:val="es-AR" w:eastAsia="es-AR"/>
             </w:rPr>
           </w:pPr>
-          <w:hyperlink w:anchor="_Toc181915287" w:history="1">
+          <w:hyperlink w:anchor="_Toc181951219" w:history="1">
             <w:r>
               <w:rPr>
                 <w:rStyle w:val="Hipervnculo"/>
@@ -2683,7 +2686,7 @@
                 <w:noProof/>
                 <w:webHidden/>
               </w:rPr>
-              <w:instrText xml:space="preserve"> PAGEREF _Toc181915287 \h </w:instrText>
+              <w:instrText xml:space="preserve"> PAGEREF _Toc181951219 \h </w:instrText>
             </w:r>
             <w:r>
               <w:rPr>
@@ -2727,7 +2730,7 @@
               <w:lang w:val="es-AR" w:eastAsia="es-AR"/>
             </w:rPr>
           </w:pPr>
-          <w:hyperlink w:anchor="_Toc181915288" w:history="1">
+          <w:hyperlink w:anchor="_Toc181951220" w:history="1">
             <w:r>
               <w:rPr>
                 <w:rStyle w:val="Hipervnculo"/>
@@ -2773,7 +2776,7 @@
                 <w:noProof/>
                 <w:webHidden/>
               </w:rPr>
-              <w:instrText xml:space="preserve"> PAGEREF _Toc181915288 \h </w:instrText>
+              <w:instrText xml:space="preserve"> PAGEREF _Toc181951220 \h </w:instrText>
             </w:r>
             <w:r>
               <w:rPr>
@@ -2817,7 +2820,7 @@
               <w:lang w:val="es-AR" w:eastAsia="es-AR"/>
             </w:rPr>
           </w:pPr>
-          <w:hyperlink w:anchor="_Toc181915289" w:history="1">
+          <w:hyperlink w:anchor="_Toc181951221" w:history="1">
             <w:r>
               <w:rPr>
                 <w:rStyle w:val="Hipervnculo"/>
@@ -2863,7 +2866,7 @@
                 <w:noProof/>
                 <w:webHidden/>
               </w:rPr>
-              <w:instrText xml:space="preserve"> PAGEREF _Toc181915289 \h </w:instrText>
+              <w:instrText xml:space="preserve"> PAGEREF _Toc181951221 \h </w:instrText>
             </w:r>
             <w:r>
               <w:rPr>
@@ -2907,7 +2910,7 @@
               <w:lang w:val="es-AR" w:eastAsia="es-AR"/>
             </w:rPr>
           </w:pPr>
-          <w:hyperlink w:anchor="_Toc181915290" w:history="1">
+          <w:hyperlink w:anchor="_Toc181951222" w:history="1">
             <w:r>
               <w:rPr>
                 <w:rStyle w:val="Hipervnculo"/>
@@ -2994,7 +2997,7 @@
                 <w:noProof/>
                 <w:webHidden/>
               </w:rPr>
-              <w:instrText xml:space="preserve"> PAGEREF _Toc181915290 \h </w:instrText>
+              <w:instrText xml:space="preserve"> PAGEREF _Toc181951222 \h </w:instrText>
             </w:r>
             <w:r>
               <w:rPr>
@@ -3038,7 +3041,7 @@
               <w:lang w:val="es-AR" w:eastAsia="es-AR"/>
             </w:rPr>
           </w:pPr>
-          <w:hyperlink w:anchor="_Toc181915291" w:history="1">
+          <w:hyperlink w:anchor="_Toc181951223" w:history="1">
             <w:r>
               <w:rPr>
                 <w:rStyle w:val="Hipervnculo"/>
@@ -3076,7 +3079,7 @@
                 <w:noProof/>
                 <w:webHidden/>
               </w:rPr>
-              <w:instrText xml:space="preserve"> PAGEREF _Toc181915291 \h </w:instrText>
+              <w:instrText xml:space="preserve"> PAGEREF _Toc181951223 \h </w:instrText>
             </w:r>
             <w:r>
               <w:rPr>
@@ -3120,7 +3123,7 @@
               <w:lang w:val="es-AR" w:eastAsia="es-AR"/>
             </w:rPr>
           </w:pPr>
-          <w:hyperlink w:anchor="_Toc181915292" w:history="1">
+          <w:hyperlink w:anchor="_Toc181951224" w:history="1">
             <w:r>
               <w:rPr>
                 <w:rStyle w:val="Hipervnculo"/>
@@ -3158,7 +3161,7 @@
               <w:rPr>
                 <w:webHidden/>
               </w:rPr>
-              <w:instrText xml:space="preserve"> PAGEREF _Toc181915292 \h </w:instrText>
+              <w:instrText xml:space="preserve"> PAGEREF _Toc181951224 \h </w:instrText>
             </w:r>
             <w:r>
               <w:rPr>
@@ -3199,7 +3202,7 @@
               <w:lang w:val="es-AR" w:eastAsia="es-AR"/>
             </w:rPr>
           </w:pPr>
-          <w:hyperlink w:anchor="_Toc181915293" w:history="1">
+          <w:hyperlink w:anchor="_Toc181951225" w:history="1">
             <w:r>
               <w:rPr>
                 <w:rStyle w:val="Hipervnculo"/>
@@ -3244,7 +3247,7 @@
                 <w:noProof/>
                 <w:webHidden/>
               </w:rPr>
-              <w:instrText xml:space="preserve"> PAGEREF _Toc181915293 \h </w:instrText>
+              <w:instrText xml:space="preserve"> PAGEREF _Toc181951225 \h </w:instrText>
             </w:r>
             <w:r>
               <w:rPr>
@@ -3289,7 +3292,7 @@
               <w:lang w:val="es-AR" w:eastAsia="es-AR"/>
             </w:rPr>
           </w:pPr>
-          <w:hyperlink w:anchor="_Toc181915294" w:history="1">
+          <w:hyperlink w:anchor="_Toc181951226" w:history="1">
             <w:r>
               <w:rPr>
                 <w:rStyle w:val="Hipervnculo"/>
@@ -3334,7 +3337,7 @@
                 <w:noProof/>
                 <w:webHidden/>
               </w:rPr>
-              <w:instrText xml:space="preserve"> PAGEREF _Toc181915294 \h </w:instrText>
+              <w:instrText xml:space="preserve"> PAGEREF _Toc181951226 \h </w:instrText>
             </w:r>
             <w:r>
               <w:rPr>
@@ -3375,7 +3378,7 @@
               <w:lang w:val="es-AR" w:eastAsia="es-AR"/>
             </w:rPr>
           </w:pPr>
-          <w:hyperlink w:anchor="_Toc181915295" w:history="1">
+          <w:hyperlink w:anchor="_Toc181951227" w:history="1">
             <w:r>
               <w:rPr>
                 <w:rStyle w:val="Hipervnculo"/>
@@ -3398,7 +3401,7 @@
               <w:rPr>
                 <w:webHidden/>
               </w:rPr>
-              <w:instrText xml:space="preserve"> PAGEREF _Toc181915295 \h </w:instrText>
+              <w:instrText xml:space="preserve"> PAGEREF _Toc181951227 \h </w:instrText>
             </w:r>
             <w:r>
               <w:rPr>
@@ -3435,7 +3438,7 @@
               <w:lang w:val="es-AR" w:eastAsia="es-AR"/>
             </w:rPr>
           </w:pPr>
-          <w:hyperlink w:anchor="_Toc181915296" w:history="1">
+          <w:hyperlink w:anchor="_Toc181951228" w:history="1">
             <w:r>
               <w:rPr>
                 <w:rStyle w:val="Hipervnculo"/>
@@ -3458,7 +3461,7 @@
               <w:rPr>
                 <w:webHidden/>
               </w:rPr>
-              <w:instrText xml:space="preserve"> PAGEREF _Toc181915296 \h </w:instrText>
+              <w:instrText xml:space="preserve"> PAGEREF _Toc181951228 \h </w:instrText>
             </w:r>
             <w:r>
               <w:rPr>
@@ -3495,7 +3498,7 @@
               <w:lang w:val="es-AR" w:eastAsia="es-AR"/>
             </w:rPr>
           </w:pPr>
-          <w:hyperlink w:anchor="_Toc181915297" w:history="1">
+          <w:hyperlink w:anchor="_Toc181951229" w:history="1">
             <w:r>
               <w:rPr>
                 <w:rStyle w:val="Hipervnculo"/>
@@ -3518,7 +3521,7 @@
               <w:rPr>
                 <w:webHidden/>
               </w:rPr>
-              <w:instrText xml:space="preserve"> PAGEREF _Toc181915297 \h </w:instrText>
+              <w:instrText xml:space="preserve"> PAGEREF _Toc181951229 \h </w:instrText>
             </w:r>
             <w:r>
               <w:rPr>
@@ -3558,7 +3561,7 @@
               <w:lang w:val="es-AR" w:eastAsia="es-AR"/>
             </w:rPr>
           </w:pPr>
-          <w:hyperlink w:anchor="_Toc181915298" w:history="1">
+          <w:hyperlink w:anchor="_Toc181951230" w:history="1">
             <w:r>
               <w:rPr>
                 <w:rStyle w:val="Hipervnculo"/>
@@ -3586,7 +3589,7 @@
                 <w:noProof/>
                 <w:webHidden/>
               </w:rPr>
-              <w:instrText xml:space="preserve"> PAGEREF _Toc181915298 \h </w:instrText>
+              <w:instrText xml:space="preserve"> PAGEREF _Toc181951230 \h </w:instrText>
             </w:r>
             <w:r>
               <w:rPr>
@@ -3630,7 +3633,7 @@
               <w:lang w:val="es-AR" w:eastAsia="es-AR"/>
             </w:rPr>
           </w:pPr>
-          <w:hyperlink w:anchor="_Toc181915299" w:history="1">
+          <w:hyperlink w:anchor="_Toc181951231" w:history="1">
             <w:r>
               <w:rPr>
                 <w:rStyle w:val="Hipervnculo"/>
@@ -3658,7 +3661,7 @@
                 <w:noProof/>
                 <w:webHidden/>
               </w:rPr>
-              <w:instrText xml:space="preserve"> PAGEREF _Toc181915299 \h </w:instrText>
+              <w:instrText xml:space="preserve"> PAGEREF _Toc181951231 \h </w:instrText>
             </w:r>
             <w:r>
               <w:rPr>
@@ -3702,7 +3705,7 @@
               <w:lang w:val="es-AR" w:eastAsia="es-AR"/>
             </w:rPr>
           </w:pPr>
-          <w:hyperlink w:anchor="_Toc181915300" w:history="1">
+          <w:hyperlink w:anchor="_Toc181951232" w:history="1">
             <w:r>
               <w:rPr>
                 <w:rStyle w:val="Hipervnculo"/>
@@ -3730,7 +3733,7 @@
                 <w:noProof/>
                 <w:webHidden/>
               </w:rPr>
-              <w:instrText xml:space="preserve"> PAGEREF _Toc181915300 \h </w:instrText>
+              <w:instrText xml:space="preserve"> PAGEREF _Toc181951232 \h </w:instrText>
             </w:r>
             <w:r>
               <w:rPr>
@@ -3774,7 +3777,7 @@
               <w:lang w:val="es-AR" w:eastAsia="es-AR"/>
             </w:rPr>
           </w:pPr>
-          <w:hyperlink w:anchor="_Toc181915301" w:history="1">
+          <w:hyperlink w:anchor="_Toc181951233" w:history="1">
             <w:r>
               <w:rPr>
                 <w:rStyle w:val="Hipervnculo"/>
@@ -3802,7 +3805,7 @@
                 <w:noProof/>
                 <w:webHidden/>
               </w:rPr>
-              <w:instrText xml:space="preserve"> PAGEREF _Toc181915301 \h </w:instrText>
+              <w:instrText xml:space="preserve"> PAGEREF _Toc181951233 \h </w:instrText>
             </w:r>
             <w:r>
               <w:rPr>
@@ -3846,7 +3849,7 @@
               <w:lang w:val="es-AR" w:eastAsia="es-AR"/>
             </w:rPr>
           </w:pPr>
-          <w:hyperlink w:anchor="_Toc181915302" w:history="1">
+          <w:hyperlink w:anchor="_Toc181951234" w:history="1">
             <w:r>
               <w:rPr>
                 <w:rStyle w:val="Hipervnculo"/>
@@ -3874,7 +3877,7 @@
                 <w:noProof/>
                 <w:webHidden/>
               </w:rPr>
-              <w:instrText xml:space="preserve"> PAGEREF _Toc181915302 \h </w:instrText>
+              <w:instrText xml:space="preserve"> PAGEREF _Toc181951234 \h </w:instrText>
             </w:r>
             <w:r>
               <w:rPr>
@@ -3918,7 +3921,7 @@
               <w:lang w:val="es-AR" w:eastAsia="es-AR"/>
             </w:rPr>
           </w:pPr>
-          <w:hyperlink w:anchor="_Toc181915303" w:history="1">
+          <w:hyperlink w:anchor="_Toc181951235" w:history="1">
             <w:r>
               <w:rPr>
                 <w:rStyle w:val="Hipervnculo"/>
@@ -3946,7 +3949,7 @@
                 <w:noProof/>
                 <w:webHidden/>
               </w:rPr>
-              <w:instrText xml:space="preserve"> PAGEREF _Toc181915303 \h </w:instrText>
+              <w:instrText xml:space="preserve"> PAGEREF _Toc181951235 \h </w:instrText>
             </w:r>
             <w:r>
               <w:rPr>
@@ -3990,7 +3993,7 @@
               <w:lang w:val="es-AR" w:eastAsia="es-AR"/>
             </w:rPr>
           </w:pPr>
-          <w:hyperlink w:anchor="_Toc181915304" w:history="1">
+          <w:hyperlink w:anchor="_Toc181951236" w:history="1">
             <w:r>
               <w:rPr>
                 <w:rStyle w:val="Hipervnculo"/>
@@ -4018,7 +4021,7 @@
                 <w:noProof/>
                 <w:webHidden/>
               </w:rPr>
-              <w:instrText xml:space="preserve"> PAGEREF _Toc181915304 \h </w:instrText>
+              <w:instrText xml:space="preserve"> PAGEREF _Toc181951236 \h </w:instrText>
             </w:r>
             <w:r>
               <w:rPr>
@@ -4062,7 +4065,7 @@
               <w:lang w:val="es-AR" w:eastAsia="es-AR"/>
             </w:rPr>
           </w:pPr>
-          <w:hyperlink w:anchor="_Toc181915305" w:history="1">
+          <w:hyperlink w:anchor="_Toc181951237" w:history="1">
             <w:r>
               <w:rPr>
                 <w:rStyle w:val="Hipervnculo"/>
@@ -4108,7 +4111,7 @@
                 <w:noProof/>
                 <w:webHidden/>
               </w:rPr>
-              <w:instrText xml:space="preserve"> PAGEREF _Toc181915305 \h </w:instrText>
+              <w:instrText xml:space="preserve"> PAGEREF _Toc181951237 \h </w:instrText>
             </w:r>
             <w:r>
               <w:rPr>
@@ -4152,7 +4155,7 @@
               <w:lang w:val="es-AR" w:eastAsia="es-AR"/>
             </w:rPr>
           </w:pPr>
-          <w:hyperlink w:anchor="_Toc181915306" w:history="1">
+          <w:hyperlink w:anchor="_Toc181951238" w:history="1">
             <w:r>
               <w:rPr>
                 <w:rStyle w:val="Hipervnculo"/>
@@ -4198,7 +4201,7 @@
                 <w:noProof/>
                 <w:webHidden/>
               </w:rPr>
-              <w:instrText xml:space="preserve"> PAGEREF _Toc181915306 \h </w:instrText>
+              <w:instrText xml:space="preserve"> PAGEREF _Toc181951238 \h </w:instrText>
             </w:r>
             <w:r>
               <w:rPr>
@@ -4242,7 +4245,7 @@
               <w:lang w:val="es-AR" w:eastAsia="es-AR"/>
             </w:rPr>
           </w:pPr>
-          <w:hyperlink w:anchor="_Toc181915307" w:history="1">
+          <w:hyperlink w:anchor="_Toc181951239" w:history="1">
             <w:r>
               <w:rPr>
                 <w:rStyle w:val="Hipervnculo"/>
@@ -4329,7 +4332,7 @@
                 <w:noProof/>
                 <w:webHidden/>
               </w:rPr>
-              <w:instrText xml:space="preserve"> PAGEREF _Toc181915307 \h </w:instrText>
+              <w:instrText xml:space="preserve"> PAGEREF _Toc181951239 \h </w:instrText>
             </w:r>
             <w:r>
               <w:rPr>
@@ -4373,7 +4376,7 @@
               <w:lang w:val="es-AR" w:eastAsia="es-AR"/>
             </w:rPr>
           </w:pPr>
-          <w:hyperlink w:anchor="_Toc181915308" w:history="1">
+          <w:hyperlink w:anchor="_Toc181951240" w:history="1">
             <w:r>
               <w:rPr>
                 <w:rStyle w:val="Hipervnculo"/>
@@ -4411,7 +4414,7 @@
                 <w:noProof/>
                 <w:webHidden/>
               </w:rPr>
-              <w:instrText xml:space="preserve"> PAGEREF _Toc181915308 \h </w:instrText>
+              <w:instrText xml:space="preserve"> PAGEREF _Toc181951240 \h </w:instrText>
             </w:r>
             <w:r>
               <w:rPr>
@@ -4455,7 +4458,7 @@
               <w:lang w:val="es-AR" w:eastAsia="es-AR"/>
             </w:rPr>
           </w:pPr>
-          <w:hyperlink w:anchor="_Toc181915309" w:history="1">
+          <w:hyperlink w:anchor="_Toc181951241" w:history="1">
             <w:r>
               <w:rPr>
                 <w:rStyle w:val="Hipervnculo"/>
@@ -4483,7 +4486,7 @@
                 <w:noProof/>
                 <w:webHidden/>
               </w:rPr>
-              <w:instrText xml:space="preserve"> PAGEREF _Toc181915309 \h </w:instrText>
+              <w:instrText xml:space="preserve"> PAGEREF _Toc181951241 \h </w:instrText>
             </w:r>
             <w:r>
               <w:rPr>
@@ -4579,7 +4582,7 @@
           <w:lang w:val="es-ES"/>
         </w:rPr>
       </w:pPr>
-      <w:bookmarkStart w:id="0" w:name="_Toc181915264"/>
+      <w:bookmarkStart w:id="1" w:name="_Toc181951196"/>
       <w:r>
         <w:rPr>
           <w:lang w:val="es-ES"/>
@@ -4599,7 +4602,7 @@
         </w:rPr>
         <w:t>Resumen</w:t>
       </w:r>
-      <w:bookmarkEnd w:id="0"/>
+      <w:bookmarkEnd w:id="1"/>
     </w:p>
     <w:p>
       <w:pPr>
@@ -4653,21 +4656,7 @@
         <w:rPr>
           <w:lang w:val="es-ES"/>
         </w:rPr>
-        <w:t xml:space="preserve">a mesa de trabajo. El robot se modela mediante la convención de </w:t>
-      </w:r>
-      <w:proofErr w:type="spellStart"/>
-      <w:r>
-        <w:rPr>
-          <w:lang w:val="es-ES"/>
-        </w:rPr>
-        <w:t>Denavit-Hartenberg</w:t>
-      </w:r>
-      <w:proofErr w:type="spellEnd"/>
-      <w:r>
-        <w:rPr>
-          <w:lang w:val="es-ES"/>
-        </w:rPr>
-        <w:t>, construyendo su model</w:t>
+        <w:t>a mesa de trabajo. El robot se modela mediante la convención de Denavit-Hartenberg, construyendo su model</w:t>
       </w:r>
       <w:r>
         <w:rPr>
@@ -4729,21 +4718,7 @@
         <w:rPr>
           <w:lang w:val="es-ES"/>
         </w:rPr>
-        <w:t xml:space="preserve"> Robot UR10e, manipulación de materiales radiactivos, cinemática directa, cinemática inversa, planificación de trayectorias, singularidades robóticas, convención </w:t>
-      </w:r>
-      <w:proofErr w:type="spellStart"/>
-      <w:r>
-        <w:rPr>
-          <w:lang w:val="es-ES"/>
-        </w:rPr>
-        <w:t>Denavit-Hartenberg</w:t>
-      </w:r>
-      <w:proofErr w:type="spellEnd"/>
-      <w:r>
-        <w:rPr>
-          <w:lang w:val="es-ES"/>
-        </w:rPr>
-        <w:t>,</w:t>
+        <w:t xml:space="preserve"> Robot UR10e, manipulación de materiales radiactivos, cinemática directa, cinemática inversa, planificación de trayectorias, singularidades robóticas, convención Denavit-Hartenberg,</w:t>
       </w:r>
       <w:r>
         <w:rPr>
@@ -4777,14 +4752,14 @@
         </w:rPr>
         <w:tab/>
       </w:r>
-      <w:bookmarkStart w:id="1" w:name="_Toc181915265"/>
+      <w:bookmarkStart w:id="2" w:name="_Toc181951197"/>
       <w:r>
         <w:rPr>
           <w:lang w:val="en-GB"/>
         </w:rPr>
         <w:t>Abstract</w:t>
       </w:r>
-      <w:bookmarkEnd w:id="1"/>
+      <w:bookmarkEnd w:id="2"/>
     </w:p>
     <w:p>
       <w:pPr>
@@ -4838,35 +4813,7 @@
         <w:rPr>
           <w:lang w:val="en-GB"/>
         </w:rPr>
-        <w:t xml:space="preserve"> container, and a workbench. The robot is </w:t>
-      </w:r>
-      <w:proofErr w:type="spellStart"/>
-      <w:r>
-        <w:rPr>
-          <w:lang w:val="en-GB"/>
-        </w:rPr>
-        <w:t>modeled</w:t>
-      </w:r>
-      <w:proofErr w:type="spellEnd"/>
-      <w:r>
-        <w:rPr>
-          <w:lang w:val="en-GB"/>
-        </w:rPr>
-        <w:t xml:space="preserve"> using the </w:t>
-      </w:r>
-      <w:proofErr w:type="spellStart"/>
-      <w:r>
-        <w:rPr>
-          <w:lang w:val="en-GB"/>
-        </w:rPr>
-        <w:t>Denavit-Hartenberg</w:t>
-      </w:r>
-      <w:proofErr w:type="spellEnd"/>
-      <w:r>
-        <w:rPr>
-          <w:lang w:val="en-GB"/>
-        </w:rPr>
-        <w:t xml:space="preserve"> convention, building its forward and inverse kinematic models with the matrix method to solve inverse kinematics. Singularities within the robot's workspace are also explored and classified, and trajectories are planned and generated through interpolation in both joint and Cartesian spaces. The simulation results demonstrate the precision of the generated trajectories for executing complex movements smoothly.</w:t>
+        <w:t xml:space="preserve"> container, and a workbench. The robot is modeled using the Denavit-Hartenberg convention, building its forward and inverse kinematic models with the matrix method to solve inverse kinematics. Singularities within the robot's workspace are also explored and classified, and trajectories are planned and generated through interpolation in both joint and Cartesian spaces. The simulation results demonstrate the precision of the generated trajectories for executing complex movements smoothly.</w:t>
       </w:r>
     </w:p>
     <w:p>
@@ -4888,21 +4835,7 @@
         <w:rPr>
           <w:lang w:val="en-GB"/>
         </w:rPr>
-        <w:t xml:space="preserve"> UR10e robot, radioactive material handling, forward kinematics, inverse kinematics, trajectory planning, robotic singularities, </w:t>
-      </w:r>
-      <w:proofErr w:type="spellStart"/>
-      <w:r>
-        <w:rPr>
-          <w:lang w:val="en-GB"/>
-        </w:rPr>
-        <w:t>Denavit-Hartenberg</w:t>
-      </w:r>
-      <w:proofErr w:type="spellEnd"/>
-      <w:r>
-        <w:rPr>
-          <w:lang w:val="en-GB"/>
-        </w:rPr>
-        <w:t xml:space="preserve"> convention, workspace interpolation</w:t>
+        <w:t xml:space="preserve"> UR10e robot, radioactive material handling, forward kinematics, inverse kinematics, trajectory planning, robotic singularities, Denavit-Hartenberg convention, workspace interpolation</w:t>
       </w:r>
     </w:p>
     <w:p>
@@ -4912,7 +4845,7 @@
           <w:lang w:val="es-ES"/>
         </w:rPr>
       </w:pPr>
-      <w:bookmarkStart w:id="2" w:name="_Toc181915266"/>
+      <w:bookmarkStart w:id="3" w:name="_Toc181951198"/>
       <w:r>
         <w:rPr>
           <w:lang w:val="es-ES"/>
@@ -4931,7 +4864,7 @@
         </w:rPr>
         <w:t>Introducción</w:t>
       </w:r>
-      <w:bookmarkEnd w:id="2"/>
+      <w:bookmarkEnd w:id="3"/>
     </w:p>
     <w:p>
       <w:pPr>
@@ -5014,7 +4947,7 @@
           <w:lang w:val="es-ES"/>
         </w:rPr>
       </w:pPr>
-      <w:bookmarkStart w:id="3" w:name="_Toc181915267"/>
+      <w:bookmarkStart w:id="4" w:name="_Toc181951199"/>
       <w:r>
         <w:rPr>
           <w:lang w:val="es-ES"/>
@@ -5034,7 +4967,7 @@
         </w:rPr>
         <w:t>Descripción de la Aplicación</w:t>
       </w:r>
-      <w:bookmarkEnd w:id="3"/>
+      <w:bookmarkEnd w:id="4"/>
     </w:p>
     <w:p>
       <w:pPr>
@@ -5069,7 +5002,7 @@
           <w:lang w:val="es-ES"/>
         </w:rPr>
       </w:pPr>
-      <w:bookmarkStart w:id="4" w:name="_Toc181915268"/>
+      <w:bookmarkStart w:id="5" w:name="_Toc181951200"/>
       <w:r>
         <w:rPr>
           <w:lang w:val="es-ES"/>
@@ -5092,29 +5025,15 @@
         <w:rPr>
           <w:lang w:val="es-ES"/>
         </w:rPr>
-        <w:t xml:space="preserve">ón del </w:t>
-      </w:r>
-      <w:proofErr w:type="spellStart"/>
-      <w:r>
-        <w:rPr>
-          <w:lang w:val="es-ES"/>
-        </w:rPr>
-        <w:t>L</w:t>
-      </w:r>
-      <w:r>
-        <w:rPr>
-          <w:lang w:val="es-ES"/>
-        </w:rPr>
-        <w:t>ayout</w:t>
-      </w:r>
-      <w:proofErr w:type="spellEnd"/>
-      <w:r>
-        <w:rPr>
-          <w:lang w:val="es-ES"/>
-        </w:rPr>
-        <w:t xml:space="preserve"> de la celda</w:t>
-      </w:r>
-      <w:bookmarkEnd w:id="4"/>
+        <w:t>ón del L</w:t>
+      </w:r>
+      <w:r>
+        <w:rPr>
+          <w:lang w:val="es-ES"/>
+        </w:rPr>
+        <w:t>ayout de la celda</w:t>
+      </w:r>
+      <w:bookmarkEnd w:id="5"/>
     </w:p>
     <w:p>
       <w:pPr>
@@ -5206,6 +5125,7 @@
       <w:r>
         <w:rPr>
           <w:noProof/>
+          <w:lang w:val="es-AR" w:eastAsia="es-AR"/>
         </w:rPr>
         <w:drawing>
           <wp:inline distT="0" distB="0" distL="0" distR="0" wp14:anchorId="503E2C02" wp14:editId="7C2B3405">
@@ -5254,8 +5174,6 @@
           </wp:inline>
         </w:drawing>
       </w:r>
-      <w:bookmarkStart w:id="5" w:name="_GoBack"/>
-      <w:bookmarkEnd w:id="5"/>
     </w:p>
     <w:p>
       <w:pPr>
@@ -5327,21 +5245,7 @@
         <w:rPr>
           <w:lang w:val="es-ES"/>
         </w:rPr>
-        <w:t xml:space="preserve"> planos con el detalle del </w:t>
-      </w:r>
-      <w:proofErr w:type="spellStart"/>
-      <w:r>
-        <w:rPr>
-          <w:lang w:val="es-ES"/>
-        </w:rPr>
-        <w:t>layout</w:t>
-      </w:r>
-      <w:proofErr w:type="spellEnd"/>
-      <w:r>
-        <w:rPr>
-          <w:lang w:val="es-ES"/>
-        </w:rPr>
-        <w:t xml:space="preserve"> de la planta.</w:t>
+        <w:t xml:space="preserve"> planos con el detalle del layout de la planta.</w:t>
       </w:r>
     </w:p>
     <w:p>
@@ -5351,7 +5255,7 @@
           <w:lang w:val="es-ES"/>
         </w:rPr>
       </w:pPr>
-      <w:bookmarkStart w:id="6" w:name="_Toc181915269"/>
+      <w:bookmarkStart w:id="6" w:name="_Toc181951201"/>
       <w:r>
         <w:rPr>
           <w:u w:val="none"/>
@@ -5430,6 +5334,7 @@
           <w:id w:val="-841549440"/>
           <w:citation/>
         </w:sdtPr>
+        <w:sdtEndPr/>
         <w:sdtContent>
           <w:r>
             <w:rPr>
@@ -5547,6 +5452,7 @@
       <w:r>
         <w:rPr>
           <w:noProof/>
+          <w:lang w:val="es-AR" w:eastAsia="es-AR"/>
         </w:rPr>
         <w:lastRenderedPageBreak/>
         <w:drawing>
@@ -5605,6 +5511,7 @@
       <w:r>
         <w:rPr>
           <w:noProof/>
+          <w:lang w:val="es-AR" w:eastAsia="es-AR"/>
         </w:rPr>
         <w:drawing>
           <wp:inline distT="0" distB="0" distL="0" distR="0" wp14:anchorId="40010F8C" wp14:editId="03BE4CF3">
@@ -5730,7 +5637,7 @@
           <w:lang w:val="es-ES"/>
         </w:rPr>
       </w:pPr>
-      <w:bookmarkStart w:id="7" w:name="_Toc181915270"/>
+      <w:bookmarkStart w:id="7" w:name="_Toc181951202"/>
       <w:r>
         <w:rPr>
           <w:u w:val="none"/>
@@ -5795,6 +5702,7 @@
       <w:r>
         <w:rPr>
           <w:noProof/>
+          <w:lang w:val="es-AR" w:eastAsia="es-AR"/>
         </w:rPr>
         <w:drawing>
           <wp:inline distT="0" distB="0" distL="0" distR="0" wp14:anchorId="369AA6A6" wp14:editId="65F7F3C3">
@@ -5889,7 +5797,7 @@
           <w:lang w:val="es-ES"/>
         </w:rPr>
       </w:pPr>
-      <w:bookmarkStart w:id="8" w:name="_Toc181915271"/>
+      <w:bookmarkStart w:id="8" w:name="_Toc181951203"/>
       <w:r>
         <w:rPr>
           <w:u w:val="none"/>
@@ -6002,27 +5910,13 @@
         <w:rPr>
           <w:lang w:val="es-ES"/>
         </w:rPr>
-        <w:t xml:space="preserve"> 6, que es un contenedor de plomo para material radiactivo de la marca </w:t>
-      </w:r>
-      <w:proofErr w:type="spellStart"/>
-      <w:r>
-        <w:rPr>
-          <w:lang w:val="es-ES"/>
-        </w:rPr>
-        <w:t>Ve</w:t>
-      </w:r>
-      <w:r>
-        <w:rPr>
-          <w:lang w:val="es-ES"/>
-        </w:rPr>
-        <w:t>ntus</w:t>
-      </w:r>
-      <w:proofErr w:type="spellEnd"/>
-      <w:r>
-        <w:rPr>
-          <w:lang w:val="es-ES"/>
-        </w:rPr>
-        <w:t xml:space="preserve"> </w:t>
+        <w:t xml:space="preserve"> 6, que es un contenedor de plomo para material radiactivo de la marca Ve</w:t>
+      </w:r>
+      <w:r>
+        <w:rPr>
+          <w:lang w:val="es-ES"/>
+        </w:rPr>
+        <w:t xml:space="preserve">ntus </w:t>
       </w:r>
       <w:sdt>
         <w:sdtPr>
@@ -6032,6 +5926,7 @@
           <w:id w:val="2040159643"/>
           <w:citation/>
         </w:sdtPr>
+        <w:sdtEndPr/>
         <w:sdtContent>
           <w:r>
             <w:rPr>
@@ -6123,6 +6018,7 @@
       <w:r>
         <w:rPr>
           <w:noProof/>
+          <w:lang w:val="es-AR" w:eastAsia="es-AR"/>
         </w:rPr>
         <w:drawing>
           <wp:inline distT="0" distB="0" distL="0" distR="0" wp14:anchorId="744F6849" wp14:editId="2560C0AB">
@@ -6180,6 +6076,7 @@
       <w:r>
         <w:rPr>
           <w:noProof/>
+          <w:lang w:val="es-AR" w:eastAsia="es-AR"/>
         </w:rPr>
         <w:drawing>
           <wp:inline distT="0" distB="0" distL="0" distR="0" wp14:anchorId="0BCC1540" wp14:editId="2F57E369">
@@ -6308,7 +6205,7 @@
           <w:lang w:val="es-ES"/>
         </w:rPr>
       </w:pPr>
-      <w:bookmarkStart w:id="9" w:name="_Toc181915272"/>
+      <w:bookmarkStart w:id="9" w:name="_Toc181951204"/>
       <w:r>
         <w:rPr>
           <w:u w:val="none"/>
@@ -6409,6 +6306,7 @@
       <w:r>
         <w:rPr>
           <w:noProof/>
+          <w:lang w:val="es-AR" w:eastAsia="es-AR"/>
         </w:rPr>
         <w:drawing>
           <wp:inline distT="0" distB="0" distL="0" distR="0" wp14:anchorId="59BBFE99" wp14:editId="1C230A0D">
@@ -6494,7 +6392,7 @@
           <w:lang w:val="es-ES"/>
         </w:rPr>
       </w:pPr>
-      <w:bookmarkStart w:id="10" w:name="_Toc181915273"/>
+      <w:bookmarkStart w:id="10" w:name="_Toc181951205"/>
       <w:r>
         <w:rPr>
           <w:lang w:val="es-ES"/>
@@ -6637,7 +6535,7 @@
           <w:lang w:val="es-ES"/>
         </w:rPr>
       </w:pPr>
-      <w:bookmarkStart w:id="11" w:name="_Toc181915274"/>
+      <w:bookmarkStart w:id="11" w:name="_Toc181951206"/>
       <w:r>
         <w:rPr>
           <w:lang w:val="es-ES"/>
@@ -6703,6 +6601,7 @@
           <w:id w:val="406502180"/>
           <w:citation/>
         </w:sdtPr>
+        <w:sdtEndPr/>
         <w:sdtContent>
           <w:r>
             <w:rPr>
@@ -6802,6 +6701,7 @@
       <w:r>
         <w:rPr>
           <w:noProof/>
+          <w:lang w:val="es-AR" w:eastAsia="es-AR"/>
         </w:rPr>
         <w:lastRenderedPageBreak/>
         <w:drawing>
@@ -6860,6 +6760,7 @@
       <w:r>
         <w:rPr>
           <w:noProof/>
+          <w:lang w:val="es-AR" w:eastAsia="es-AR"/>
         </w:rPr>
         <w:drawing>
           <wp:inline distT="0" distB="0" distL="0" distR="0" wp14:anchorId="50F2C596" wp14:editId="0C92DC45">
@@ -7031,21 +6932,7 @@
         <w:rPr>
           <w:lang w:val="es-ES"/>
         </w:rPr>
-        <w:t xml:space="preserve">Con un alcance máximo de 1300 mm y carga máxima de 12.5 kg, el UR10e es adecuado para esta aplicación. Su capacidad de torque en el extremo final es de alrededor de 10 </w:t>
-      </w:r>
-      <w:proofErr w:type="spellStart"/>
-      <w:r>
-        <w:rPr>
-          <w:lang w:val="es-ES"/>
-        </w:rPr>
-        <w:t>Nm</w:t>
-      </w:r>
-      <w:proofErr w:type="spellEnd"/>
-      <w:r>
-        <w:rPr>
-          <w:lang w:val="es-ES"/>
-        </w:rPr>
-        <w:t>, suficiente para la operación, considerando que el torque promedio para abrir roscas ronda dicho valor.</w:t>
+        <w:t>Con un alcance máximo de 1300 mm y carga máxima de 12.5 kg, el UR10e es adecuado para esta aplicación. Su capacidad de torque en el extremo final es de alrededor de 10 Nm, suficiente para la operación, considerando que el torque promedio para abrir roscas ronda dicho valor.</w:t>
       </w:r>
     </w:p>
     <w:p>
@@ -7056,7 +6943,7 @@
           <w:lang w:val="es-AR"/>
         </w:rPr>
       </w:pPr>
-      <w:bookmarkStart w:id="12" w:name="_Toc181915275"/>
+      <w:bookmarkStart w:id="12" w:name="_Toc181951207"/>
       <w:r>
         <w:rPr>
           <w:u w:val="none"/>
@@ -7108,21 +6995,7 @@
         <w:rPr>
           <w:lang w:val="es-AR"/>
         </w:rPr>
-        <w:t xml:space="preserve">Agarrar: Un </w:t>
-      </w:r>
-      <w:proofErr w:type="spellStart"/>
-      <w:r>
-        <w:rPr>
-          <w:lang w:val="es-AR"/>
-        </w:rPr>
-        <w:t>gripper</w:t>
-      </w:r>
-      <w:proofErr w:type="spellEnd"/>
-      <w:r>
-        <w:rPr>
-          <w:lang w:val="es-AR"/>
-        </w:rPr>
-        <w:t xml:space="preserve"> para manipular la pastilla sin dañarla.</w:t>
+        <w:t>Agarrar: Un gripper para manipular la pastilla sin dañarla.</w:t>
       </w:r>
     </w:p>
     <w:p>
@@ -7153,30 +7026,8 @@
         <w:rPr>
           <w:lang w:val="es-AR"/>
         </w:rPr>
-        <w:t xml:space="preserve">En concreto se considera la utilización del </w:t>
-      </w:r>
-      <w:proofErr w:type="spellStart"/>
-      <w:r>
-        <w:rPr>
-          <w:lang w:val="es-AR"/>
-        </w:rPr>
-        <w:t>gripper</w:t>
-      </w:r>
-      <w:proofErr w:type="spellEnd"/>
-      <w:r>
-        <w:rPr>
-          <w:lang w:val="es-AR"/>
-        </w:rPr>
-        <w:t xml:space="preserve"> de 3 dedos de </w:t>
-      </w:r>
-      <w:proofErr w:type="spellStart"/>
-      <w:r>
-        <w:rPr>
-          <w:lang w:val="es-AR"/>
-        </w:rPr>
-        <w:t>RobotiQ</w:t>
-      </w:r>
-      <w:proofErr w:type="spellEnd"/>
+        <w:t>En concreto se considera la utilización del gripper de 3 dedos de RobotiQ</w:t>
+      </w:r>
       <w:r>
         <w:rPr>
           <w:lang w:val="es-AR"/>
@@ -7197,6 +7048,7 @@
           <w:id w:val="1586802962"/>
           <w:citation/>
         </w:sdtPr>
+        <w:sdtEndPr/>
         <w:sdtContent>
           <w:r>
             <w:rPr>
@@ -7266,6 +7118,7 @@
       <w:r>
         <w:rPr>
           <w:noProof/>
+          <w:lang w:val="es-AR" w:eastAsia="es-AR"/>
         </w:rPr>
         <w:drawing>
           <wp:inline distT="0" distB="0" distL="0" distR="0" wp14:anchorId="7918EF32" wp14:editId="4C9D50D7">
@@ -7364,7 +7217,7 @@
           <w:lang w:val="es-AR"/>
         </w:rPr>
       </w:pPr>
-      <w:bookmarkStart w:id="13" w:name="_Toc181915276"/>
+      <w:bookmarkStart w:id="13" w:name="_Toc181951208"/>
       <w:r>
         <w:rPr>
           <w:u w:val="none"/>
@@ -7453,6 +7306,7 @@
       <w:r>
         <w:rPr>
           <w:noProof/>
+          <w:lang w:val="es-AR" w:eastAsia="es-AR"/>
         </w:rPr>
         <w:lastRenderedPageBreak/>
         <w:drawing>
@@ -7547,19 +7401,8 @@
           <w:szCs w:val="18"/>
           <w:lang w:val="es-ES"/>
         </w:rPr>
-        <w:t xml:space="preserve">– Espacio de trabajo </w:t>
-      </w:r>
-      <w:proofErr w:type="spellStart"/>
-      <w:r>
-        <w:rPr>
-          <w:rFonts w:eastAsiaTheme="minorEastAsia"/>
-          <w:sz w:val="18"/>
-          <w:szCs w:val="18"/>
-          <w:lang w:val="es-ES"/>
-        </w:rPr>
-        <w:t>Datasheet</w:t>
-      </w:r>
-      <w:proofErr w:type="spellEnd"/>
+        <w:t>– Espacio de trabajo Datasheet</w:t>
+      </w:r>
     </w:p>
     <w:p>
       <w:pPr>
@@ -7571,6 +7414,7 @@
       <w:r>
         <w:rPr>
           <w:noProof/>
+          <w:lang w:val="es-AR" w:eastAsia="es-AR"/>
         </w:rPr>
         <w:drawing>
           <wp:inline distT="0" distB="0" distL="0" distR="0" wp14:anchorId="1E351105" wp14:editId="74DAAADB">
@@ -7657,7 +7501,7 @@
           <w:lang w:val="es-ES"/>
         </w:rPr>
       </w:pPr>
-      <w:bookmarkStart w:id="14" w:name="_Toc181915277"/>
+      <w:bookmarkStart w:id="14" w:name="_Toc181951209"/>
       <w:r>
         <w:rPr>
           <w:rFonts w:eastAsiaTheme="minorEastAsia"/>
@@ -7706,21 +7550,7 @@
         <w:rPr>
           <w:lang w:val="es-ES"/>
         </w:rPr>
-        <w:t xml:space="preserve">Para aplicaciones de manipulación que requieren precisión, como la apertura de contenedores y el traslado de materiales radioactivos, un sensor de fuerza y torque en la muñeca del robot resulta indispensable. Un ejemplo es el ATI Industrial </w:t>
-      </w:r>
-      <w:proofErr w:type="spellStart"/>
-      <w:r>
-        <w:rPr>
-          <w:lang w:val="es-ES"/>
-        </w:rPr>
-        <w:t>Automation</w:t>
-      </w:r>
-      <w:proofErr w:type="spellEnd"/>
-      <w:r>
-        <w:rPr>
-          <w:lang w:val="es-ES"/>
-        </w:rPr>
-        <w:t xml:space="preserve"> Axia80. Este sensor ofrece alta sensibilidad y permite al robot medir la fuerza ejercida en varios ejes, lo cual es esencial para el control preciso de tareas de manipulación y evitar fuerzas excesivas en contenedores sensibles. Además, el sensor permite ajustar la fuerza de agarre en función de la carga, detectando cambios en el peso o resistencia, lo cual es esencial para el manejo se</w:t>
+        <w:t>Para aplicaciones de manipulación que requieren precisión, como la apertura de contenedores y el traslado de materiales radioactivos, un sensor de fuerza y torque en la muñeca del robot resulta indispensable. Un ejemplo es el ATI Industrial Automation Axia80. Este sensor ofrece alta sensibilidad y permite al robot medir la fuerza ejercida en varios ejes, lo cual es esencial para el control preciso de tareas de manipulación y evitar fuerzas excesivas en contenedores sensibles. Además, el sensor permite ajustar la fuerza de agarre en función de la carga, detectando cambios en el peso o resistencia, lo cual es esencial para el manejo se</w:t>
       </w:r>
       <w:r>
         <w:rPr>
@@ -7783,156 +7613,91 @@
           <w:lang w:val="es-ES"/>
         </w:rPr>
       </w:pPr>
-      <w:proofErr w:type="spellStart"/>
       <w:r>
         <w:rPr>
           <w:b/>
           <w:lang w:val="es-ES"/>
         </w:rPr>
-        <w:t>Encoders</w:t>
-      </w:r>
-      <w:proofErr w:type="spellEnd"/>
-      <w:r>
+        <w:t>Encoders Ópticos:</w:t>
+      </w:r>
+    </w:p>
+    <w:p>
+      <w:pPr>
+        <w:rPr>
+          <w:lang w:val="es-ES"/>
+        </w:rPr>
+      </w:pPr>
+      <w:r>
+        <w:rPr>
+          <w:lang w:val="es-ES"/>
+        </w:rPr>
+        <w:t xml:space="preserve">El control preciso de la posición y la velocidad en las articulaciones del robot se logra con encoders ópticos en </w:t>
+      </w:r>
+      <w:r>
+        <w:rPr>
+          <w:lang w:val="es-ES"/>
+        </w:rPr>
+        <w:t>cada eje. Los Renishaw RESOLUTE</w:t>
+      </w:r>
+      <w:r>
+        <w:rPr>
+          <w:lang w:val="es-ES"/>
+        </w:rPr>
+        <w:t xml:space="preserve"> son un ejemplo de sensores avanzados para este tipo de control. Estos encoders proporcionan una retroalimentación de alta resolución, fundamental para mantener el control en aplicaciones de precisión y repetitividad. En el caso de tareas de pick-and-place en un entorno radioactivo, el encoder permite asegurar que cada posición articular esté alineada con las trayectorias programadas, reduciendo errores y aumentando la p</w:t>
+      </w:r>
+      <w:r>
+        <w:rPr>
+          <w:lang w:val="es-ES"/>
+        </w:rPr>
+        <w:t>recisión en el posicionamiento.</w:t>
+      </w:r>
+    </w:p>
+    <w:p>
+      <w:pPr>
         <w:rPr>
           <w:b/>
           <w:lang w:val="es-ES"/>
         </w:rPr>
-        <w:t xml:space="preserve"> Ópticos:</w:t>
-      </w:r>
-    </w:p>
-    <w:p>
-      <w:pPr>
-        <w:rPr>
-          <w:lang w:val="es-ES"/>
-        </w:rPr>
-      </w:pPr>
-      <w:r>
-        <w:rPr>
-          <w:lang w:val="es-ES"/>
-        </w:rPr>
-        <w:t xml:space="preserve">El control preciso de la posición y la velocidad en las articulaciones del robot se logra con </w:t>
-      </w:r>
-      <w:proofErr w:type="spellStart"/>
-      <w:r>
-        <w:rPr>
-          <w:lang w:val="es-ES"/>
-        </w:rPr>
-        <w:t>encoders</w:t>
-      </w:r>
-      <w:proofErr w:type="spellEnd"/>
-      <w:r>
-        <w:rPr>
-          <w:lang w:val="es-ES"/>
-        </w:rPr>
-        <w:t xml:space="preserve"> ópticos en </w:t>
-      </w:r>
-      <w:r>
-        <w:rPr>
-          <w:lang w:val="es-ES"/>
-        </w:rPr>
-        <w:t xml:space="preserve">cada eje. Los </w:t>
-      </w:r>
-      <w:proofErr w:type="spellStart"/>
-      <w:r>
-        <w:rPr>
-          <w:lang w:val="es-ES"/>
-        </w:rPr>
-        <w:t>Renishaw</w:t>
-      </w:r>
-      <w:proofErr w:type="spellEnd"/>
-      <w:r>
-        <w:rPr>
-          <w:lang w:val="es-ES"/>
-        </w:rPr>
-        <w:t xml:space="preserve"> RESOLUTE</w:t>
-      </w:r>
-      <w:r>
-        <w:rPr>
-          <w:lang w:val="es-ES"/>
-        </w:rPr>
-        <w:t xml:space="preserve"> son un ejemplo de sensores avanzados para este tipo de control. Estos </w:t>
-      </w:r>
-      <w:proofErr w:type="spellStart"/>
-      <w:r>
-        <w:rPr>
-          <w:lang w:val="es-ES"/>
-        </w:rPr>
-        <w:t>encoders</w:t>
-      </w:r>
-      <w:proofErr w:type="spellEnd"/>
-      <w:r>
-        <w:rPr>
-          <w:lang w:val="es-ES"/>
-        </w:rPr>
-        <w:t xml:space="preserve"> proporcionan una retroalimentación de alta resolución, fundamental para mantener el control en aplicaciones de precisión y repetitividad. En el caso de tareas de pick-and-place en un entorno radioactivo, el </w:t>
-      </w:r>
-      <w:proofErr w:type="spellStart"/>
-      <w:r>
-        <w:rPr>
-          <w:lang w:val="es-ES"/>
-        </w:rPr>
-        <w:t>encoder</w:t>
-      </w:r>
-      <w:proofErr w:type="spellEnd"/>
-      <w:r>
-        <w:rPr>
-          <w:lang w:val="es-ES"/>
-        </w:rPr>
-        <w:t xml:space="preserve"> permite asegurar que cada posición articular esté alineada con las trayectorias programadas, reduciendo errores y aumentando la p</w:t>
-      </w:r>
-      <w:r>
-        <w:rPr>
-          <w:lang w:val="es-ES"/>
-        </w:rPr>
-        <w:t>recisión en el posicionamiento.</w:t>
-      </w:r>
-    </w:p>
-    <w:p>
-      <w:pPr>
+      </w:pPr>
+      <w:r>
         <w:rPr>
           <w:b/>
           <w:lang w:val="es-ES"/>
         </w:rPr>
-      </w:pPr>
-      <w:r>
+        <w:t>Sensores de Corriente:</w:t>
+      </w:r>
+    </w:p>
+    <w:p>
+      <w:pPr>
+        <w:rPr>
+          <w:lang w:val="es-ES"/>
+        </w:rPr>
+      </w:pPr>
+      <w:r>
+        <w:rPr>
+          <w:lang w:val="es-ES"/>
+        </w:rPr>
+        <w:t>Medir la corriente en los motores del UR10e ayuda a monitorear el torque y detectar fallos o colisiones en tiempo real. El sensor LEM HO 10-P es una solución confiable para aplicaciones de monitoreo de corriente, permitiendo detectar picos de corriente que indican cambios en la resistencia de movimiento o la detección de objetos inesperados. Este monitoreo de corriente en tiempo real asegura la detección temprana de colisiones y la intervención oportuna en caso de un cambio brusco en la carga o en la resistencia, lo cual es crítico en el m</w:t>
+      </w:r>
+      <w:r>
+        <w:rPr>
+          <w:lang w:val="es-ES"/>
+        </w:rPr>
+        <w:t>anejo de materiales peligrosos.</w:t>
+      </w:r>
+    </w:p>
+    <w:p>
+      <w:pPr>
         <w:rPr>
           <w:b/>
           <w:lang w:val="es-ES"/>
         </w:rPr>
-        <w:t>Sensores de Corriente:</w:t>
-      </w:r>
-    </w:p>
-    <w:p>
-      <w:pPr>
-        <w:rPr>
-          <w:lang w:val="es-ES"/>
-        </w:rPr>
-      </w:pPr>
-      <w:r>
-        <w:rPr>
-          <w:lang w:val="es-ES"/>
-        </w:rPr>
-        <w:t>Medir la corriente en los motores del UR10e ayuda a monitorear el torque y detectar fallos o colisiones en tiempo real. El sensor LEM HO 10-P es una solución confiable para aplicaciones de monitoreo de corriente, permitiendo detectar picos de corriente que indican cambios en la resistencia de movimiento o la detección de objetos inesperados. Este monitoreo de corriente en tiempo real asegura la detección temprana de colisiones y la intervención oportuna en caso de un cambio brusco en la carga o en la resistencia, lo cual es crítico en el m</w:t>
-      </w:r>
-      <w:r>
-        <w:rPr>
-          <w:lang w:val="es-ES"/>
-        </w:rPr>
-        <w:t>anejo de materiales peligrosos.</w:t>
-      </w:r>
-    </w:p>
-    <w:p>
-      <w:pPr>
+      </w:pPr>
+      <w:r>
         <w:rPr>
           <w:b/>
           <w:lang w:val="es-ES"/>
         </w:rPr>
-      </w:pPr>
-      <w:r>
-        <w:rPr>
-          <w:b/>
-          <w:lang w:val="es-ES"/>
-        </w:rPr>
         <w:t>Sensores de Seguridad:</w:t>
       </w:r>
     </w:p>
@@ -7946,35 +7711,7 @@
         <w:rPr>
           <w:lang w:val="es-ES"/>
         </w:rPr>
-        <w:t xml:space="preserve">Los sensores de seguridad protegen el entorno del robot, especialmente en áreas donde se manejan materiales peligrosos. El </w:t>
-      </w:r>
-      <w:proofErr w:type="spellStart"/>
-      <w:r>
-        <w:rPr>
-          <w:lang w:val="es-ES"/>
-        </w:rPr>
-        <w:t>Pilz</w:t>
-      </w:r>
-      <w:proofErr w:type="spellEnd"/>
-      <w:r>
-        <w:rPr>
-          <w:lang w:val="es-ES"/>
-        </w:rPr>
-        <w:t xml:space="preserve"> </w:t>
-      </w:r>
-      <w:proofErr w:type="spellStart"/>
-      <w:r>
-        <w:rPr>
-          <w:lang w:val="es-ES"/>
-        </w:rPr>
-        <w:t>PSENscan</w:t>
-      </w:r>
-      <w:proofErr w:type="spellEnd"/>
-      <w:r>
-        <w:rPr>
-          <w:lang w:val="es-ES"/>
-        </w:rPr>
-        <w:t xml:space="preserve"> es un sensor de seguridad láser que detecta la presencia de personas o interrupciones en el área de trabajo del robot, deteniendo el movimiento en caso de que una persona entre en el espacio de operación. Estos sensores son esenciales para garantizar que el robot funcione solo cuando el área esté libre de personal, cumpliendo así con las normas de seguridad y evitando exposiciones innecesarias en entornos de alto riesgo.</w:t>
+        <w:t>Los sensores de seguridad protegen el entorno del robot, especialmente en áreas donde se manejan materiales peligrosos. El Pilz PSENscan es un sensor de seguridad láser que detecta la presencia de personas o interrupciones en el área de trabajo del robot, deteniendo el movimiento en caso de que una persona entre en el espacio de operación. Estos sensores son esenciales para garantizar que el robot funcione solo cuando el área esté libre de personal, cumpliendo así con las normas de seguridad y evitando exposiciones innecesarias en entornos de alto riesgo.</w:t>
       </w:r>
     </w:p>
     <w:p>
@@ -8004,7 +7741,7 @@
           <w:lang w:val="es-ES"/>
         </w:rPr>
       </w:pPr>
-      <w:bookmarkStart w:id="15" w:name="_Toc181915278"/>
+      <w:bookmarkStart w:id="15" w:name="_Toc181951210"/>
       <w:r>
         <w:rPr>
           <w:lang w:val="es-ES"/>
@@ -8024,7 +7761,6 @@
         </w:rPr>
         <w:t xml:space="preserve">Convención de </w:t>
       </w:r>
-      <w:proofErr w:type="spellStart"/>
       <w:r>
         <w:rPr>
           <w:lang w:val="es-ES"/>
@@ -8032,33 +7768,18 @@
         <w:t>Denavit-Hartenberg</w:t>
       </w:r>
       <w:bookmarkEnd w:id="15"/>
-      <w:proofErr w:type="spellEnd"/>
-    </w:p>
-    <w:p>
-      <w:pPr>
-        <w:rPr>
-          <w:lang w:val="es-ES"/>
-        </w:rPr>
-      </w:pPr>
-      <w:r>
-        <w:rPr>
-          <w:lang w:val="es-ES"/>
-        </w:rPr>
-        <w:t xml:space="preserve">Uno de los primeros pasos en el estudio de la cinemática del robot es la definición de los parámetros que representan su cadena cinemática. Esto permitirá luego establecer las transformaciones entre los marcos de referencia de las articulaciones, la base y el efector final para distintas configuraciones articulares. Aunque existen diversas maneras de definir estas transformaciones, es común adoptar una convención específica que determine los parámetros considerados y su significado. En este trabajo, se adopta la convención de </w:t>
-      </w:r>
-      <w:proofErr w:type="spellStart"/>
-      <w:r>
-        <w:rPr>
-          <w:lang w:val="es-ES"/>
-        </w:rPr>
-        <w:t>Denavit-Hartenberg</w:t>
-      </w:r>
-      <w:proofErr w:type="spellEnd"/>
-      <w:r>
-        <w:rPr>
-          <w:lang w:val="es-ES"/>
-        </w:rPr>
-        <w:t>, cuya aplicación se detalla a continuación.</w:t>
+    </w:p>
+    <w:p>
+      <w:pPr>
+        <w:rPr>
+          <w:lang w:val="es-ES"/>
+        </w:rPr>
+      </w:pPr>
+      <w:r>
+        <w:rPr>
+          <w:lang w:val="es-ES"/>
+        </w:rPr>
+        <w:t>Uno de los primeros pasos en el estudio de la cinemática del robot es la definición de los parámetros que representan su cadena cinemática. Esto permitirá luego establecer las transformaciones entre los marcos de referencia de las articulaciones, la base y el efector final para distintas configuraciones articulares. Aunque existen diversas maneras de definir estas transformaciones, es común adoptar una convención específica que determine los parámetros considerados y su significado. En este trabajo, se adopta la convención de Denavit-Hartenberg, cuya aplicación se detalla a continuación.</w:t>
       </w:r>
     </w:p>
     <w:p>
@@ -8068,7 +7789,7 @@
           <w:lang w:val="es-ES"/>
         </w:rPr>
       </w:pPr>
-      <w:bookmarkStart w:id="16" w:name="_Toc181915279"/>
+      <w:bookmarkStart w:id="16" w:name="_Toc181951211"/>
       <w:r>
         <w:rPr>
           <w:lang w:val="es-ES"/>
@@ -8085,17 +7806,9 @@
         <w:rPr>
           <w:lang w:val="es-ES"/>
         </w:rPr>
-        <w:t xml:space="preserve">Aplicación de la convención de </w:t>
-      </w:r>
-      <w:proofErr w:type="spellStart"/>
-      <w:r>
-        <w:rPr>
-          <w:lang w:val="es-ES"/>
-        </w:rPr>
-        <w:t>Denavit-Hartenberg</w:t>
+        <w:t>Aplicación de la convención de Denavit-Hartenberg</w:t>
       </w:r>
       <w:bookmarkEnd w:id="16"/>
-      <w:proofErr w:type="spellEnd"/>
     </w:p>
     <w:p>
       <w:pPr>
@@ -8126,21 +7839,7 @@
         <w:rPr>
           <w:lang w:val="es-ES"/>
         </w:rPr>
-        <w:t xml:space="preserve">emas de coordenadas articulares junto con la identificación de los parámetros de </w:t>
-      </w:r>
-      <w:proofErr w:type="spellStart"/>
-      <w:r>
-        <w:rPr>
-          <w:lang w:val="es-ES"/>
-        </w:rPr>
-        <w:t>Denavit-Hartenberg</w:t>
-      </w:r>
-      <w:proofErr w:type="spellEnd"/>
-      <w:r>
-        <w:rPr>
-          <w:lang w:val="es-ES"/>
-        </w:rPr>
-        <w:t xml:space="preserve">. En la misma figura no se puede determinar directamente el parámetro </w:t>
+        <w:t xml:space="preserve">emas de coordenadas articulares junto con la identificación de los parámetros de Denavit-Hartenberg. En la misma figura no se puede determinar directamente el parámetro </w:t>
       </w:r>
       <m:oMath>
         <m:sSub>
@@ -8186,6 +7885,7 @@
           <w:id w:val="-1540824027"/>
           <w:citation/>
         </w:sdtPr>
+        <w:sdtEndPr/>
         <w:sdtContent>
           <w:r>
             <w:rPr>
@@ -8238,6 +7938,7 @@
         <w:rPr>
           <w:rFonts w:eastAsiaTheme="minorEastAsia"/>
           <w:noProof/>
+          <w:lang w:val="es-AR" w:eastAsia="es-AR"/>
         </w:rPr>
         <w:drawing>
           <wp:inline distT="0" distB="0" distL="0" distR="0" wp14:anchorId="03D97CB0" wp14:editId="4991196B">
@@ -8322,19 +8023,8 @@
           <w:szCs w:val="18"/>
           <w:lang w:val="es-ES"/>
         </w:rPr>
-        <w:t xml:space="preserve"> – Aplicación de la convención de </w:t>
-      </w:r>
-      <w:proofErr w:type="spellStart"/>
-      <w:r>
-        <w:rPr>
-          <w:rFonts w:eastAsiaTheme="minorEastAsia"/>
-          <w:sz w:val="18"/>
-          <w:szCs w:val="18"/>
-          <w:lang w:val="es-ES"/>
-        </w:rPr>
-        <w:t>Denavit-Hartenberg</w:t>
-      </w:r>
-      <w:proofErr w:type="spellEnd"/>
+        <w:t xml:space="preserve"> – Aplicación de la convención de Denavit-Hartenberg</w:t>
+      </w:r>
       <w:r>
         <w:rPr>
           <w:lang w:val="es-ES"/>
@@ -8349,7 +8039,7 @@
           <w:lang w:val="es-ES"/>
         </w:rPr>
       </w:pPr>
-      <w:bookmarkStart w:id="17" w:name="_Toc181915280"/>
+      <w:bookmarkStart w:id="17" w:name="_Toc181951212"/>
       <w:r>
         <w:rPr>
           <w:lang w:val="es-ES"/>
@@ -8362,17 +8052,9 @@
           <w:lang w:val="es-ES"/>
         </w:rPr>
         <w:tab/>
-        <w:t xml:space="preserve">Matriz de </w:t>
-      </w:r>
-      <w:proofErr w:type="spellStart"/>
-      <w:r>
-        <w:rPr>
-          <w:lang w:val="es-ES"/>
-        </w:rPr>
-        <w:t>Denavit-Hartenberg</w:t>
+        <w:t>Matriz de Denavit-Hartenberg</w:t>
       </w:r>
       <w:bookmarkEnd w:id="17"/>
-      <w:proofErr w:type="spellEnd"/>
     </w:p>
     <w:p>
       <w:pPr>
@@ -9723,27 +9405,7 @@
           <w:szCs w:val="18"/>
           <w:lang w:val="es-ES"/>
         </w:rPr>
-        <w:t xml:space="preserve">Tabla 1: Parámetros de </w:t>
-      </w:r>
-      <w:proofErr w:type="spellStart"/>
-      <w:r>
-        <w:rPr>
-          <w:rFonts w:eastAsiaTheme="minorEastAsia"/>
-          <w:sz w:val="18"/>
-          <w:szCs w:val="18"/>
-          <w:lang w:val="es-ES"/>
-        </w:rPr>
-        <w:t>Denavit-Hartenberg</w:t>
-      </w:r>
-      <w:proofErr w:type="spellEnd"/>
-      <w:r>
-        <w:rPr>
-          <w:rFonts w:eastAsiaTheme="minorEastAsia"/>
-          <w:sz w:val="18"/>
-          <w:szCs w:val="18"/>
-          <w:lang w:val="es-ES"/>
-        </w:rPr>
-        <w:t xml:space="preserve"> del Robot,</w:t>
+        <w:t>Tabla 1: Parámetros de Denavit-Hartenberg del Robot,</w:t>
       </w:r>
     </w:p>
     <w:p>
@@ -9753,7 +9415,7 @@
           <w:lang w:val="es-ES"/>
         </w:rPr>
       </w:pPr>
-      <w:bookmarkStart w:id="18" w:name="_Toc181915281"/>
+      <w:bookmarkStart w:id="18" w:name="_Toc181951213"/>
       <w:r>
         <w:rPr>
           <w:lang w:val="es-ES"/>
@@ -10032,6 +9694,7 @@
       <w:r>
         <w:rPr>
           <w:noProof/>
+          <w:lang w:val="es-AR" w:eastAsia="es-AR"/>
         </w:rPr>
         <w:drawing>
           <wp:inline distT="0" distB="0" distL="0" distR="0" wp14:anchorId="5E890186" wp14:editId="490C61D9">
@@ -10321,7 +9984,7 @@
           <w:lang w:val="es-AR"/>
         </w:rPr>
       </w:pPr>
-      <w:bookmarkStart w:id="19" w:name="_Toc181915282"/>
+      <w:bookmarkStart w:id="19" w:name="_Toc181951214"/>
       <w:r>
         <w:rPr>
           <w:rFonts w:eastAsiaTheme="minorEastAsia"/>
@@ -10341,18 +10004,9 @@
           <w:rFonts w:eastAsiaTheme="minorEastAsia"/>
           <w:lang w:val="es-AR"/>
         </w:rPr>
-        <w:t xml:space="preserve">Matriz de Base y </w:t>
-      </w:r>
-      <w:proofErr w:type="spellStart"/>
-      <w:r>
-        <w:rPr>
-          <w:rFonts w:eastAsiaTheme="minorEastAsia"/>
-          <w:lang w:val="es-AR"/>
-        </w:rPr>
-        <w:t>Tool</w:t>
+        <w:t>Matriz de Base y Tool</w:t>
       </w:r>
       <w:bookmarkEnd w:id="19"/>
-      <w:proofErr w:type="spellEnd"/>
     </w:p>
     <w:p>
       <w:pPr>
@@ -10853,42 +10507,20 @@
         <w:rPr>
           <w:lang w:val="es-AR"/>
         </w:rPr>
-        <w:t xml:space="preserve"> “</w:t>
-      </w:r>
-      <w:proofErr w:type="spellStart"/>
+        <w:t xml:space="preserve"> “Tool Center Point”</w:t>
+      </w:r>
       <w:r>
         <w:rPr>
           <w:lang w:val="es-AR"/>
         </w:rPr>
-        <w:t>Tool</w:t>
-      </w:r>
-      <w:proofErr w:type="spellEnd"/>
+        <w:t xml:space="preserve"> a lo largo del eje Z de la brida</w:t>
+      </w:r>
       <w:r>
         <w:rPr>
           <w:lang w:val="es-AR"/>
         </w:rPr>
-        <w:t xml:space="preserve"> Center Point”</w:t>
-      </w:r>
-      <w:r>
-        <w:rPr>
-          <w:lang w:val="es-AR"/>
-        </w:rPr>
-        <w:t xml:space="preserve"> a lo largo del eje Z de la brida</w:t>
-      </w:r>
-      <w:r>
-        <w:rPr>
-          <w:lang w:val="es-AR"/>
-        </w:rPr>
-        <w:t xml:space="preserve"> hasta ¾ de la extensión máxima del </w:t>
-      </w:r>
-      <w:proofErr w:type="spellStart"/>
-      <w:r>
-        <w:rPr>
-          <w:lang w:val="es-AR"/>
-        </w:rPr>
-        <w:t>gripper</w:t>
-      </w:r>
-      <w:proofErr w:type="spellEnd"/>
+        <w:t xml:space="preserve"> hasta ¾ de la extensión máxima del gripper</w:t>
+      </w:r>
       <w:r>
         <w:rPr>
           <w:lang w:val="es-AR"/>
@@ -11270,7 +10902,7 @@
           <w:lang w:val="es-ES"/>
         </w:rPr>
       </w:pPr>
-      <w:bookmarkStart w:id="20" w:name="_Toc181915283"/>
+      <w:bookmarkStart w:id="20" w:name="_Toc181951215"/>
       <w:r>
         <w:rPr>
           <w:lang w:val="es-ES"/>
@@ -11471,97 +11103,19 @@
         <w:rPr>
           <w:lang w:val="es-ES"/>
         </w:rPr>
-        <w:t xml:space="preserve">La solución del problema consiste en aplicar la serie de transformaciones entre los sistemas de coordenadas definidos al aplicar la convención de </w:t>
-      </w:r>
-      <w:proofErr w:type="spellStart"/>
-      <w:r>
-        <w:rPr>
-          <w:lang w:val="es-ES"/>
-        </w:rPr>
-        <w:t>Denavit-Hartenberg</w:t>
-      </w:r>
-      <w:proofErr w:type="spellEnd"/>
-      <w:r>
-        <w:rPr>
-          <w:lang w:val="es-ES"/>
-        </w:rPr>
-        <w:t>. En la práctica de este trabajo final, dicho problema se resuelve mediante el método “</w:t>
-      </w:r>
-      <w:proofErr w:type="spellStart"/>
-      <w:r>
-        <w:rPr>
-          <w:lang w:val="es-ES"/>
-        </w:rPr>
-        <w:t>fkine</w:t>
-      </w:r>
-      <w:proofErr w:type="spellEnd"/>
-      <w:r>
-        <w:rPr>
-          <w:lang w:val="es-ES"/>
-        </w:rPr>
-        <w:t>” de la clase “</w:t>
-      </w:r>
-      <w:proofErr w:type="spellStart"/>
-      <w:r>
-        <w:rPr>
-          <w:lang w:val="es-ES"/>
-        </w:rPr>
-        <w:t>SerialLink</w:t>
-      </w:r>
-      <w:proofErr w:type="spellEnd"/>
-      <w:r>
-        <w:rPr>
-          <w:lang w:val="es-ES"/>
-        </w:rPr>
-        <w:t xml:space="preserve">” del </w:t>
-      </w:r>
-      <w:proofErr w:type="spellStart"/>
-      <w:r>
-        <w:rPr>
-          <w:lang w:val="es-ES"/>
-        </w:rPr>
-        <w:t>R</w:t>
-      </w:r>
-      <w:r>
-        <w:rPr>
-          <w:lang w:val="es-ES"/>
-        </w:rPr>
-        <w:t>obotics</w:t>
-      </w:r>
-      <w:proofErr w:type="spellEnd"/>
-      <w:r>
-        <w:rPr>
-          <w:lang w:val="es-ES"/>
-        </w:rPr>
-        <w:t xml:space="preserve"> </w:t>
-      </w:r>
-      <w:proofErr w:type="spellStart"/>
-      <w:r>
-        <w:rPr>
-          <w:lang w:val="es-ES"/>
-        </w:rPr>
-        <w:t>Toolbox</w:t>
-      </w:r>
-      <w:proofErr w:type="spellEnd"/>
-      <w:r>
-        <w:rPr>
-          <w:lang w:val="es-ES"/>
-        </w:rPr>
-        <w:t xml:space="preserve"> de Peter </w:t>
-      </w:r>
-      <w:proofErr w:type="spellStart"/>
-      <w:r>
-        <w:rPr>
-          <w:lang w:val="es-ES"/>
-        </w:rPr>
-        <w:t>Corke</w:t>
-      </w:r>
-      <w:proofErr w:type="spellEnd"/>
-      <w:r>
-        <w:rPr>
-          <w:lang w:val="es-ES"/>
-        </w:rPr>
-        <w:t>.</w:t>
+        <w:t>La solución del problema consiste en aplicar la serie de transformaciones entre los sistemas de coordenadas definidos al aplicar la convención de Denavit-Hartenberg. En la práctica de este trabajo final, dicho problema se resuelve mediante el método “fkine</w:t>
+      </w:r>
+      <w:r>
+        <w:rPr>
+          <w:lang w:val="es-ES"/>
+        </w:rPr>
+        <w:t>” de la clase “SerialLink” del R</w:t>
+      </w:r>
+      <w:r>
+        <w:rPr>
+          <w:lang w:val="es-ES"/>
+        </w:rPr>
+        <w:t>obotics Toolbox de Peter Corke.</w:t>
       </w:r>
     </w:p>
     <w:p>
@@ -11571,7 +11125,7 @@
           <w:lang w:val="es-ES"/>
         </w:rPr>
       </w:pPr>
-      <w:bookmarkStart w:id="21" w:name="_Toc181915284"/>
+      <w:bookmarkStart w:id="21" w:name="_Toc181951216"/>
       <w:r>
         <w:rPr>
           <w:lang w:val="es-ES"/>
@@ -11734,6 +11288,7 @@
           <w:id w:val="-735475818"/>
           <w:citation/>
         </w:sdtPr>
+        <w:sdtEndPr/>
         <w:sdtContent>
           <w:r>
             <w:rPr>
@@ -11778,23 +11333,7 @@
           <w:rFonts w:eastAsiaTheme="minorEastAsia"/>
           <w:lang w:val="es-ES"/>
         </w:rPr>
-        <w:t xml:space="preserve">, el problema se resuelve utilizando el método algebraico, dado que no se puede resolver mediante el método de </w:t>
-      </w:r>
-      <w:proofErr w:type="spellStart"/>
-      <w:r>
-        <w:rPr>
-          <w:rFonts w:eastAsiaTheme="minorEastAsia"/>
-          <w:lang w:val="es-ES"/>
-        </w:rPr>
-        <w:t>Pieper</w:t>
-      </w:r>
-      <w:proofErr w:type="spellEnd"/>
-      <w:r>
-        <w:rPr>
-          <w:rFonts w:eastAsiaTheme="minorEastAsia"/>
-          <w:lang w:val="es-ES"/>
-        </w:rPr>
-        <w:t xml:space="preserve"> al no tener muñeca esférica el robot. Este método consiste en resolver el sistema de ecuaciones que se obtiene al igualar la matriz de transformación de la cinemática directa dada en forma paramétrica a partir de las variables articulares, con la matriz constante del problema:</w:t>
+        <w:t>, el problema se resuelve utilizando el método algebraico, dado que no se puede resolver mediante el método de Pieper al no tener muñeca esférica el robot. Este método consiste en resolver el sistema de ecuaciones que se obtiene al igualar la matriz de transformación de la cinemática directa dada en forma paramétrica a partir de las variables articulares, con la matriz constante del problema:</w:t>
       </w:r>
     </w:p>
     <w:p>
@@ -11923,7 +11462,7 @@
           <w:lang w:val="es-ES"/>
         </w:rPr>
       </w:pPr>
-      <w:bookmarkStart w:id="22" w:name="_Toc181915285"/>
+      <w:bookmarkStart w:id="22" w:name="_Toc181951217"/>
       <w:r>
         <w:rPr>
           <w:lang w:val="es-ES"/>
@@ -13271,7 +12810,7 @@
           <w:lang w:val="es-ES"/>
         </w:rPr>
       </w:pPr>
-      <w:bookmarkStart w:id="23" w:name="_Toc181915286"/>
+      <w:bookmarkStart w:id="23" w:name="_Toc181951218"/>
       <w:r>
         <w:rPr>
           <w:lang w:val="es-ES"/>
@@ -13576,23 +13115,7 @@
           <w:rFonts w:eastAsiaTheme="minorEastAsia"/>
           <w:lang w:val="es-ES"/>
         </w:rPr>
-        <w:t xml:space="preserve">Que se puede dar con el </w:t>
-      </w:r>
-      <w:proofErr w:type="spellStart"/>
-      <w:r>
-        <w:rPr>
-          <w:rFonts w:eastAsiaTheme="minorEastAsia"/>
-          <w:lang w:val="es-ES"/>
-        </w:rPr>
-        <w:t>Jacobiano</w:t>
-      </w:r>
-      <w:proofErr w:type="spellEnd"/>
-      <w:r>
-        <w:rPr>
-          <w:rFonts w:eastAsiaTheme="minorEastAsia"/>
-          <w:lang w:val="es-ES"/>
-        </w:rPr>
-        <w:t xml:space="preserve"> como.</w:t>
+        <w:t>Que se puede dar con el Jacobiano como.</w:t>
       </w:r>
     </w:p>
     <w:p>
@@ -13886,21 +13409,7 @@
         <w:rPr>
           <w:lang w:val="es-ES"/>
         </w:rPr>
-        <w:t xml:space="preserve">Para este robot el </w:t>
-      </w:r>
-      <w:proofErr w:type="spellStart"/>
-      <w:r>
-        <w:rPr>
-          <w:lang w:val="es-ES"/>
-        </w:rPr>
-        <w:t>Jacobiano</w:t>
-      </w:r>
-      <w:proofErr w:type="spellEnd"/>
-      <w:r>
-        <w:rPr>
-          <w:lang w:val="es-ES"/>
-        </w:rPr>
-        <w:t xml:space="preserve"> es una matriz cuadrada dada por:</w:t>
+        <w:t>Para este robot el Jacobiano es una matriz cuadrada dada por:</w:t>
       </w:r>
     </w:p>
     <w:p>
@@ -14087,7 +13596,7 @@
           <w:lang w:val="es-ES"/>
         </w:rPr>
       </w:pPr>
-      <w:bookmarkStart w:id="24" w:name="_Toc181915287"/>
+      <w:bookmarkStart w:id="24" w:name="_Toc181951219"/>
       <w:r>
         <w:rPr>
           <w:rFonts w:eastAsiaTheme="minorEastAsia"/>
@@ -14115,21 +13624,7 @@
         <w:rPr>
           <w:lang w:val="es-ES"/>
         </w:rPr>
-        <w:t xml:space="preserve">A partir de la herramienta de cálculo simbólico de MATLAB, se hace un estudio analítico para obtener todas las configuraciones singulares posibles del robot. El procedimiento consiste en definir al robot de forma simbólica, calcular el </w:t>
-      </w:r>
-      <w:proofErr w:type="spellStart"/>
-      <w:r>
-        <w:rPr>
-          <w:lang w:val="es-ES"/>
-        </w:rPr>
-        <w:t>Jacobiano</w:t>
-      </w:r>
-      <w:proofErr w:type="spellEnd"/>
-      <w:r>
-        <w:rPr>
-          <w:lang w:val="es-ES"/>
-        </w:rPr>
-        <w:t xml:space="preserve"> y su determinante, y a partir de la expresión simplificada de este último, realizar operaciones simbólicas en MATLAB y análisis a parte para obtener las expresiones matemáticas de las singularidades.</w:t>
+        <w:t>A partir de la herramienta de cálculo simbólico de MATLAB, se hace un estudio analítico para obtener todas las configuraciones singulares posibles del robot. El procedimiento consiste en definir al robot de forma simbólica, calcular el Jacobiano y su determinante, y a partir de la expresión simplificada de este último, realizar operaciones simbólicas en MATLAB y análisis a parte para obtener las expresiones matemáticas de las singularidades.</w:t>
       </w:r>
     </w:p>
     <w:p>
@@ -14171,7 +13666,7 @@
           <w:lang w:val="es-ES"/>
         </w:rPr>
       </w:pPr>
-      <w:bookmarkStart w:id="25" w:name="_Toc181915288"/>
+      <w:bookmarkStart w:id="25" w:name="_Toc181951220"/>
       <w:r>
         <w:rPr>
           <w:rFonts w:eastAsiaTheme="minorEastAsia"/>
@@ -14338,6 +13833,7 @@
         <w:rPr>
           <w:rFonts w:eastAsiaTheme="minorEastAsia"/>
           <w:noProof/>
+          <w:lang w:val="es-AR" w:eastAsia="es-AR"/>
         </w:rPr>
         <w:drawing>
           <wp:inline distT="0" distB="0" distL="0" distR="0" wp14:anchorId="5E91C270" wp14:editId="18DD3BD9">
@@ -14444,7 +13940,7 @@
           <w:lang w:val="es-ES"/>
         </w:rPr>
       </w:pPr>
-      <w:bookmarkStart w:id="26" w:name="_Toc181915289"/>
+      <w:bookmarkStart w:id="26" w:name="_Toc181951221"/>
       <w:r>
         <w:rPr>
           <w:rFonts w:eastAsiaTheme="minorEastAsia"/>
@@ -14602,6 +14098,7 @@
       <w:r>
         <w:rPr>
           <w:noProof/>
+          <w:lang w:val="es-AR" w:eastAsia="es-AR"/>
         </w:rPr>
         <w:drawing>
           <wp:inline distT="0" distB="0" distL="0" distR="0" wp14:anchorId="7A4DC2A7" wp14:editId="1431842C">
@@ -14687,7 +14184,7 @@
           <w:lang w:val="es-ES"/>
         </w:rPr>
       </w:pPr>
-      <w:bookmarkStart w:id="27" w:name="_Toc181915290"/>
+      <w:bookmarkStart w:id="27" w:name="_Toc181951222"/>
       <w:r>
         <w:rPr>
           <w:lang w:val="es-ES"/>
@@ -15087,6 +14584,7 @@
         <w:rPr>
           <w:rFonts w:eastAsiaTheme="minorEastAsia"/>
           <w:noProof/>
+          <w:lang w:val="es-AR" w:eastAsia="es-AR"/>
         </w:rPr>
         <w:drawing>
           <wp:inline distT="0" distB="0" distL="0" distR="0" wp14:anchorId="08CA9427" wp14:editId="5EA255F0">
@@ -15343,7 +14841,7 @@
           <w:lang w:val="es-ES"/>
         </w:rPr>
       </w:pPr>
-      <w:bookmarkStart w:id="28" w:name="_Toc181915291"/>
+      <w:bookmarkStart w:id="28" w:name="_Toc181951223"/>
       <w:r>
         <w:rPr>
           <w:rFonts w:eastAsiaTheme="minorEastAsia"/>
@@ -15680,6 +15178,7 @@
         <w:rPr>
           <w:rFonts w:eastAsiaTheme="minorEastAsia"/>
           <w:noProof/>
+          <w:lang w:val="es-AR" w:eastAsia="es-AR"/>
         </w:rPr>
         <w:lastRenderedPageBreak/>
         <w:drawing>
@@ -15741,6 +15240,7 @@
         <w:rPr>
           <w:rFonts w:eastAsiaTheme="minorEastAsia"/>
           <w:noProof/>
+          <w:lang w:val="es-AR" w:eastAsia="es-AR"/>
         </w:rPr>
         <w:drawing>
           <wp:inline distT="0" distB="0" distL="0" distR="0" wp14:anchorId="0BCBFB65" wp14:editId="2B7803F8">
@@ -16109,7 +15609,7 @@
           <w:lang w:val="es-ES"/>
         </w:rPr>
       </w:pPr>
-      <w:bookmarkStart w:id="29" w:name="_Toc181915292"/>
+      <w:bookmarkStart w:id="29" w:name="_Toc181951224"/>
       <w:r>
         <w:rPr>
           <w:lang w:val="es-ES"/>
@@ -16137,7 +15637,7 @@
           <w:lang w:val="es-ES"/>
         </w:rPr>
       </w:pPr>
-      <w:bookmarkStart w:id="30" w:name="_Toc181915293"/>
+      <w:bookmarkStart w:id="30" w:name="_Toc181951225"/>
       <w:r>
         <w:rPr>
           <w:lang w:val="es-ES"/>
@@ -16194,6 +15694,7 @@
       <w:r>
         <w:rPr>
           <w:noProof/>
+          <w:lang w:val="es-AR" w:eastAsia="es-AR"/>
         </w:rPr>
         <w:drawing>
           <wp:inline distT="0" distB="0" distL="0" distR="0" wp14:anchorId="363D165D" wp14:editId="608FBC62">
@@ -16260,6 +15761,7 @@
       <w:r>
         <w:rPr>
           <w:noProof/>
+          <w:lang w:val="es-AR" w:eastAsia="es-AR"/>
         </w:rPr>
         <w:drawing>
           <wp:inline distT="0" distB="0" distL="0" distR="0" wp14:anchorId="053AEA33" wp14:editId="40375DE6">
@@ -16405,6 +15907,7 @@
       <w:r>
         <w:rPr>
           <w:noProof/>
+          <w:lang w:val="es-AR" w:eastAsia="es-AR"/>
         </w:rPr>
         <w:drawing>
           <wp:inline distT="0" distB="0" distL="0" distR="0" wp14:anchorId="271A2350" wp14:editId="30C976FA">
@@ -16471,6 +15974,7 @@
       <w:r>
         <w:rPr>
           <w:noProof/>
+          <w:lang w:val="es-AR" w:eastAsia="es-AR"/>
         </w:rPr>
         <w:drawing>
           <wp:inline distT="0" distB="0" distL="0" distR="0" wp14:anchorId="3BE6102A" wp14:editId="0406EFB5">
@@ -16594,6 +16098,7 @@
       <w:r>
         <w:rPr>
           <w:noProof/>
+          <w:lang w:val="es-AR" w:eastAsia="es-AR"/>
         </w:rPr>
         <w:lastRenderedPageBreak/>
         <w:drawing>
@@ -16666,6 +16171,7 @@
       <w:r>
         <w:rPr>
           <w:noProof/>
+          <w:lang w:val="es-AR" w:eastAsia="es-AR"/>
         </w:rPr>
         <w:drawing>
           <wp:inline distT="0" distB="0" distL="0" distR="0" wp14:anchorId="1BEFFE7E" wp14:editId="6102E48A">
@@ -16779,6 +16285,7 @@
       <w:r>
         <w:rPr>
           <w:noProof/>
+          <w:lang w:val="es-AR" w:eastAsia="es-AR"/>
         </w:rPr>
         <w:drawing>
           <wp:inline distT="0" distB="0" distL="0" distR="0" wp14:anchorId="470667E3" wp14:editId="5BCC3C91">
@@ -16850,6 +16357,7 @@
       <w:r>
         <w:rPr>
           <w:noProof/>
+          <w:lang w:val="es-AR" w:eastAsia="es-AR"/>
         </w:rPr>
         <w:drawing>
           <wp:inline distT="0" distB="0" distL="0" distR="0" wp14:anchorId="453C5CFE" wp14:editId="37C85FB4">
@@ -16964,49 +16472,7 @@
         <w:rPr>
           <w:lang w:val="es-ES"/>
         </w:rPr>
-        <w:t xml:space="preserve">Haciendo uso de estos puntos, y combinando trayectorias interpoladas mediante el uso de las funciones </w:t>
-      </w:r>
-      <w:proofErr w:type="spellStart"/>
-      <w:r>
-        <w:rPr>
-          <w:lang w:val="es-ES"/>
-        </w:rPr>
-        <w:t>jtraj</w:t>
-      </w:r>
-      <w:proofErr w:type="spellEnd"/>
-      <w:r>
-        <w:rPr>
-          <w:lang w:val="es-ES"/>
-        </w:rPr>
-        <w:t xml:space="preserve">, </w:t>
-      </w:r>
-      <w:proofErr w:type="spellStart"/>
-      <w:r>
-        <w:rPr>
-          <w:lang w:val="es-ES"/>
-        </w:rPr>
-        <w:t>mstraj</w:t>
-      </w:r>
-      <w:proofErr w:type="spellEnd"/>
-      <w:r>
-        <w:rPr>
-          <w:lang w:val="es-ES"/>
-        </w:rPr>
-        <w:t xml:space="preserve"> y </w:t>
-      </w:r>
-      <w:proofErr w:type="spellStart"/>
-      <w:r>
-        <w:rPr>
-          <w:lang w:val="es-ES"/>
-        </w:rPr>
-        <w:t>ctraj</w:t>
-      </w:r>
-      <w:proofErr w:type="spellEnd"/>
-      <w:r>
-        <w:rPr>
-          <w:lang w:val="es-ES"/>
-        </w:rPr>
-        <w:t xml:space="preserve"> s</w:t>
+        <w:t>Haciendo uso de estos puntos, y combinando trayectorias interpoladas mediante el uso de las funciones jtraj, mstraj y ctraj s</w:t>
       </w:r>
       <w:r>
         <w:rPr>
@@ -17022,7 +16488,7 @@
           <w:lang w:val="es-ES"/>
         </w:rPr>
       </w:pPr>
-      <w:bookmarkStart w:id="31" w:name="_Toc181915294"/>
+      <w:bookmarkStart w:id="31" w:name="_Toc181951226"/>
       <w:r>
         <w:rPr>
           <w:lang w:val="es-ES"/>
@@ -17074,7 +16540,6 @@
         </w:rPr>
         <w:t xml:space="preserve">Las trayectorias de aproximación para colocar/retirar tapas/pastilla fueron realizadas con </w:t>
       </w:r>
-      <w:proofErr w:type="spellStart"/>
       <w:r>
         <w:rPr>
           <w:b/>
@@ -17082,7 +16547,6 @@
         </w:rPr>
         <w:t>ctraj</w:t>
       </w:r>
-      <w:proofErr w:type="spellEnd"/>
       <w:r>
         <w:rPr>
           <w:lang w:val="es-ES"/>
@@ -17107,7 +16571,6 @@
         </w:rPr>
         <w:t xml:space="preserve">Las trayectorias de apertura y cierre de las tapas, correspondientes a giros de ±360°, se realizaron con </w:t>
       </w:r>
-      <w:proofErr w:type="spellStart"/>
       <w:r>
         <w:rPr>
           <w:b/>
@@ -17115,7 +16578,6 @@
         </w:rPr>
         <w:t>jtraj</w:t>
       </w:r>
-      <w:proofErr w:type="spellEnd"/>
     </w:p>
     <w:p>
       <w:pPr>
@@ -17134,7 +16596,6 @@
         </w:rPr>
         <w:t xml:space="preserve">Las trayectorias correspondientes al retiro de la tapa y camino al punto previo a dejar la misma en el suelo o en la mesa, según corresponda, fueron interpoladas con </w:t>
       </w:r>
-      <w:proofErr w:type="spellStart"/>
       <w:r>
         <w:rPr>
           <w:b/>
@@ -17142,7 +16603,6 @@
         </w:rPr>
         <w:t>jtraj</w:t>
       </w:r>
-      <w:proofErr w:type="spellEnd"/>
       <w:r>
         <w:rPr>
           <w:lang w:val="es-ES"/>
@@ -17167,7 +16627,6 @@
         </w:rPr>
         <w:t xml:space="preserve">Las trayectorias que llevan el efector final desde la zona de la cámara a la zona de la mesa con contenedores de pastillas y viceversa, fueron aproximadas con </w:t>
       </w:r>
-      <w:proofErr w:type="spellStart"/>
       <w:r>
         <w:rPr>
           <w:b/>
@@ -17175,7 +16634,6 @@
         </w:rPr>
         <w:t>mstraj</w:t>
       </w:r>
-      <w:proofErr w:type="spellEnd"/>
       <w:r>
         <w:rPr>
           <w:lang w:val="es-ES"/>
@@ -17194,55 +16652,13 @@
         <w:rPr>
           <w:lang w:val="es-ES"/>
         </w:rPr>
-        <w:t xml:space="preserve">El funcionamiento de </w:t>
-      </w:r>
-      <w:proofErr w:type="spellStart"/>
-      <w:r>
-        <w:rPr>
-          <w:lang w:val="es-ES"/>
-        </w:rPr>
-        <w:t>ctraj</w:t>
-      </w:r>
-      <w:proofErr w:type="spellEnd"/>
-      <w:r>
-        <w:rPr>
-          <w:lang w:val="es-ES"/>
-        </w:rPr>
-        <w:t xml:space="preserve">, </w:t>
-      </w:r>
-      <w:proofErr w:type="spellStart"/>
-      <w:r>
-        <w:rPr>
-          <w:lang w:val="es-ES"/>
-        </w:rPr>
-        <w:t>jtraj</w:t>
-      </w:r>
-      <w:proofErr w:type="spellEnd"/>
-      <w:r>
-        <w:rPr>
-          <w:lang w:val="es-ES"/>
-        </w:rPr>
-        <w:t xml:space="preserve"> y</w:t>
-      </w:r>
-      <w:r>
-        <w:rPr>
-          <w:lang w:val="es-ES"/>
-        </w:rPr>
-        <w:t xml:space="preserve"> </w:t>
-      </w:r>
-      <w:proofErr w:type="spellStart"/>
-      <w:r>
-        <w:rPr>
-          <w:lang w:val="es-ES"/>
-        </w:rPr>
-        <w:t>mstraj</w:t>
-      </w:r>
-      <w:proofErr w:type="spellEnd"/>
-      <w:r>
-        <w:rPr>
-          <w:lang w:val="es-ES"/>
-        </w:rPr>
-        <w:t xml:space="preserve"> se detalla en el Anexo </w:t>
+        <w:t>El funcionamiento de ctraj, jtraj y</w:t>
+      </w:r>
+      <w:r>
+        <w:rPr>
+          <w:lang w:val="es-ES"/>
+        </w:rPr>
+        <w:t xml:space="preserve"> mstraj se detalla en el Anexo </w:t>
       </w:r>
       <w:r>
         <w:rPr>
@@ -17292,6 +16708,7 @@
       <w:r>
         <w:rPr>
           <w:noProof/>
+          <w:lang w:val="es-AR" w:eastAsia="es-AR"/>
         </w:rPr>
         <w:drawing>
           <wp:inline distT="0" distB="0" distL="0" distR="0" wp14:anchorId="1D0C57A8" wp14:editId="7D8B84A5">
@@ -17361,6 +16778,7 @@
       <w:r>
         <w:rPr>
           <w:noProof/>
+          <w:lang w:val="es-AR" w:eastAsia="es-AR"/>
         </w:rPr>
         <w:drawing>
           <wp:inline distT="0" distB="0" distL="0" distR="0" wp14:anchorId="6C6CAC1E" wp14:editId="2013F69B">
@@ -17493,6 +16911,7 @@
       <w:r>
         <w:rPr>
           <w:noProof/>
+          <w:lang w:val="es-AR" w:eastAsia="es-AR"/>
         </w:rPr>
         <w:drawing>
           <wp:inline distT="0" distB="0" distL="0" distR="0" wp14:anchorId="38E86DF4" wp14:editId="47CEF4B8">
@@ -17558,6 +16977,7 @@
       <w:r>
         <w:rPr>
           <w:noProof/>
+          <w:lang w:val="es-AR" w:eastAsia="es-AR"/>
         </w:rPr>
         <w:drawing>
           <wp:inline distT="0" distB="0" distL="0" distR="0" wp14:anchorId="698F10D5" wp14:editId="30859AFD">
@@ -17727,6 +17147,7 @@
       <w:r>
         <w:rPr>
           <w:noProof/>
+          <w:lang w:val="es-AR" w:eastAsia="es-AR"/>
         </w:rPr>
         <w:lastRenderedPageBreak/>
         <w:drawing>
@@ -17798,6 +17219,7 @@
       <w:r>
         <w:rPr>
           <w:noProof/>
+          <w:lang w:val="es-AR" w:eastAsia="es-AR"/>
         </w:rPr>
         <w:drawing>
           <wp:inline distT="0" distB="0" distL="0" distR="0" wp14:anchorId="4079054F" wp14:editId="7DCD70D3">
@@ -17909,6 +17331,7 @@
       <w:r>
         <w:rPr>
           <w:noProof/>
+          <w:lang w:val="es-AR" w:eastAsia="es-AR"/>
         </w:rPr>
         <w:lastRenderedPageBreak/>
         <w:drawing>
@@ -17986,7 +17409,7 @@
           <w:lang w:val="es-ES"/>
         </w:rPr>
       </w:pPr>
-      <w:bookmarkStart w:id="32" w:name="_Toc181915295"/>
+      <w:bookmarkStart w:id="32" w:name="_Toc181951227"/>
       <w:r>
         <w:rPr>
           <w:lang w:val="es-ES"/>
@@ -18006,21 +17429,7 @@
         <w:rPr>
           <w:lang w:val="es-ES"/>
         </w:rPr>
-        <w:t xml:space="preserve">La simulación de una celda robótica con el UR10e para la manipulación potencial de materiales radiactivos demostró ser efectiva para evaluar trayectorias y movimientos complejos, siendo útil como herramienta de análisis y validación en entornos de alta seguridad. La aplicación de la convención de </w:t>
-      </w:r>
-      <w:proofErr w:type="spellStart"/>
-      <w:r>
-        <w:rPr>
-          <w:lang w:val="es-ES"/>
-        </w:rPr>
-        <w:t>Denavit-Hartenberg</w:t>
-      </w:r>
-      <w:proofErr w:type="spellEnd"/>
-      <w:r>
-        <w:rPr>
-          <w:lang w:val="es-ES"/>
-        </w:rPr>
-        <w:t xml:space="preserve"> y el uso del método matricial para resolver la cinemática inversa permitieron construir un modelo cinemático preciso, fundamental para evaluar el desempeño del robot en su espacio de trabajo. Las trayectorias generadas mediante interpolaciones de posiciones y orientaciones permiten una operación fluida en la simulación, respetando los límites de velocidad y controlando la orientación del efector final en cada punto de la trayectoria. La identificación y análisis de singularidades críticas permiten anticipar posibles limitaciones en un entorno de aplicación real, lo cual es esencial para mantener la precisión y seguridad en la operación. </w:t>
+        <w:t xml:space="preserve">La simulación de una celda robótica con el UR10e para la manipulación potencial de materiales radiactivos demostró ser efectiva para evaluar trayectorias y movimientos complejos, siendo útil como herramienta de análisis y validación en entornos de alta seguridad. La aplicación de la convención de Denavit-Hartenberg y el uso del método matricial para resolver la cinemática inversa permitieron construir un modelo cinemático preciso, fundamental para evaluar el desempeño del robot en su espacio de trabajo. Las trayectorias generadas mediante interpolaciones de posiciones y orientaciones permiten una operación fluida en la simulación, respetando los límites de velocidad y controlando la orientación del efector final en cada punto de la trayectoria. La identificación y análisis de singularidades críticas permiten anticipar posibles limitaciones en un entorno de aplicación real, lo cual es esencial para mantener la precisión y seguridad en la operación. </w:t>
       </w:r>
       <w:r>
         <w:rPr>
@@ -18057,7 +17466,7 @@
         <w:br w:type="page"/>
       </w:r>
     </w:p>
-    <w:bookmarkStart w:id="33" w:name="_Toc181915296" w:displacedByCustomXml="next"/>
+    <w:bookmarkStart w:id="33" w:name="_Toc181951228" w:displacedByCustomXml="next"/>
     <w:sdt>
       <w:sdtPr>
         <w:rPr>
@@ -18099,6 +17508,7 @@
             <w:id w:val="111145805"/>
             <w:bibliography/>
           </w:sdtPr>
+          <w:sdtEndPr/>
           <w:sdtContent>
             <w:p>
               <w:pPr>
@@ -18333,7 +17743,7 @@
           <w:lang w:val="es-ES"/>
         </w:rPr>
       </w:pPr>
-      <w:bookmarkStart w:id="34" w:name="_Toc181915297"/>
+      <w:bookmarkStart w:id="34" w:name="_Toc181951229"/>
       <w:r>
         <w:rPr>
           <w:lang w:val="es-ES"/>
@@ -18350,26 +17760,12 @@
           <w:lang w:val="es-ES"/>
         </w:rPr>
       </w:pPr>
-      <w:bookmarkStart w:id="35" w:name="_Toc181915298"/>
-      <w:r>
-        <w:rPr>
-          <w:lang w:val="es-ES"/>
-        </w:rPr>
-        <w:t xml:space="preserve">Anexo 1 – </w:t>
-      </w:r>
-      <w:proofErr w:type="spellStart"/>
-      <w:r>
-        <w:rPr>
-          <w:lang w:val="es-ES"/>
-        </w:rPr>
-        <w:t>Layout</w:t>
-      </w:r>
-      <w:proofErr w:type="spellEnd"/>
-      <w:r>
-        <w:rPr>
-          <w:lang w:val="es-ES"/>
-        </w:rPr>
-        <w:t xml:space="preserve"> de la Planta</w:t>
+      <w:bookmarkStart w:id="35" w:name="_Toc181951230"/>
+      <w:r>
+        <w:rPr>
+          <w:lang w:val="es-ES"/>
+        </w:rPr>
+        <w:t>Anexo 1 – Layout de la Planta</w:t>
       </w:r>
       <w:bookmarkEnd w:id="35"/>
     </w:p>
@@ -18383,6 +17779,7 @@
       <w:r>
         <w:rPr>
           <w:noProof/>
+          <w:lang w:val="es-AR" w:eastAsia="es-AR"/>
         </w:rPr>
         <w:drawing>
           <wp:inline distT="0" distB="0" distL="0" distR="0" wp14:anchorId="35AB95F3" wp14:editId="12A464F8">
@@ -18437,6 +17834,7 @@
       <w:r>
         <w:rPr>
           <w:noProof/>
+          <w:lang w:val="es-AR" w:eastAsia="es-AR"/>
         </w:rPr>
         <w:drawing>
           <wp:inline distT="0" distB="0" distL="0" distR="0" wp14:anchorId="47C241D4" wp14:editId="026443A7">
@@ -18491,6 +17889,7 @@
       <w:r>
         <w:rPr>
           <w:noProof/>
+          <w:lang w:val="es-AR" w:eastAsia="es-AR"/>
         </w:rPr>
         <w:lastRenderedPageBreak/>
         <w:drawing>
@@ -18543,7 +17942,7 @@
           <w:lang w:val="es-ES"/>
         </w:rPr>
       </w:pPr>
-      <w:bookmarkStart w:id="36" w:name="_Toc181915299"/>
+      <w:bookmarkStart w:id="36" w:name="_Toc181951231"/>
       <w:r>
         <w:rPr>
           <w:lang w:val="es-ES"/>
@@ -18562,6 +17961,7 @@
       <w:r>
         <w:rPr>
           <w:noProof/>
+          <w:lang w:val="es-AR" w:eastAsia="es-AR"/>
         </w:rPr>
         <w:drawing>
           <wp:inline distT="0" distB="0" distL="0" distR="0" wp14:anchorId="21672AF8" wp14:editId="0DE8403E">
@@ -18633,7 +18033,7 @@
           <w:lang w:val="es-ES"/>
         </w:rPr>
       </w:pPr>
-      <w:bookmarkStart w:id="37" w:name="_Toc181915300"/>
+      <w:bookmarkStart w:id="37" w:name="_Toc181951232"/>
       <w:r>
         <w:rPr>
           <w:lang w:val="es-ES"/>
@@ -18678,6 +18078,7 @@
       <w:r>
         <w:rPr>
           <w:noProof/>
+          <w:lang w:val="es-AR" w:eastAsia="es-AR"/>
         </w:rPr>
         <w:drawing>
           <wp:inline distT="0" distB="0" distL="0" distR="0" wp14:anchorId="21F53D54" wp14:editId="583E78D6">
@@ -18743,7 +18144,7 @@
           <w:lang w:val="es-ES"/>
         </w:rPr>
       </w:pPr>
-      <w:bookmarkStart w:id="38" w:name="_Toc181915301"/>
+      <w:bookmarkStart w:id="38" w:name="_Toc181951233"/>
       <w:r>
         <w:rPr>
           <w:lang w:val="es-ES"/>
@@ -18763,6 +18164,7 @@
       <w:r>
         <w:rPr>
           <w:noProof/>
+          <w:lang w:val="es-AR" w:eastAsia="es-AR"/>
         </w:rPr>
         <w:drawing>
           <wp:inline distT="0" distB="0" distL="0" distR="0" wp14:anchorId="6FAE81DB" wp14:editId="14B89FC7">
@@ -18809,6 +18211,7 @@
       <w:r>
         <w:rPr>
           <w:noProof/>
+          <w:lang w:val="es-AR" w:eastAsia="es-AR"/>
         </w:rPr>
         <w:drawing>
           <wp:inline distT="0" distB="0" distL="0" distR="0" wp14:anchorId="09D65A75" wp14:editId="7F58E0B7">
@@ -18876,7 +18279,7 @@
           <w:lang w:val="es-ES"/>
         </w:rPr>
       </w:pPr>
-      <w:bookmarkStart w:id="39" w:name="_Toc181915302"/>
+      <w:bookmarkStart w:id="39" w:name="_Toc181951234"/>
       <w:r>
         <w:rPr>
           <w:lang w:val="es-ES"/>
@@ -18909,6 +18312,7 @@
       <w:r>
         <w:rPr>
           <w:noProof/>
+          <w:lang w:val="es-AR" w:eastAsia="es-AR"/>
         </w:rPr>
         <w:drawing>
           <wp:inline distT="0" distB="0" distL="0" distR="0" wp14:anchorId="0FB1BEC0" wp14:editId="30EF7F60">
@@ -18963,6 +18367,7 @@
       <w:r>
         <w:rPr>
           <w:noProof/>
+          <w:lang w:val="es-AR" w:eastAsia="es-AR"/>
         </w:rPr>
         <w:drawing>
           <wp:inline distT="0" distB="0" distL="0" distR="0" wp14:anchorId="6EF6657B" wp14:editId="7DA01731">
@@ -19020,7 +18425,7 @@
           <w:lang w:val="es-ES"/>
         </w:rPr>
       </w:pPr>
-      <w:bookmarkStart w:id="40" w:name="_Toc181915303"/>
+      <w:bookmarkStart w:id="40" w:name="_Toc181951235"/>
       <w:r>
         <w:rPr>
           <w:lang w:val="es-ES"/>
@@ -19094,55 +18499,13 @@
         <w:rPr>
           <w:lang w:val="es-ES"/>
         </w:rPr>
-        <w:t xml:space="preserve"> de </w:t>
-      </w:r>
-      <w:proofErr w:type="spellStart"/>
-      <w:r>
-        <w:rPr>
-          <w:lang w:val="es-ES"/>
-        </w:rPr>
-        <w:t>P</w:t>
-      </w:r>
-      <w:r>
-        <w:rPr>
-          <w:lang w:val="es-ES"/>
-        </w:rPr>
-        <w:t>ieper</w:t>
-      </w:r>
-      <w:proofErr w:type="spellEnd"/>
-      <w:r>
-        <w:rPr>
-          <w:lang w:val="es-ES"/>
-        </w:rPr>
-        <w:t xml:space="preserve"> para resolver la cinemática inversa no es aplicable. Es así como, para el caso del UR10e, que cuenta con los ejes 2, 3 y 4 paralelos entre sí, se utiliza el método matricial a describir a continuación, basado en el análisis de </w:t>
-      </w:r>
-      <w:proofErr w:type="spellStart"/>
-      <w:r>
-        <w:rPr>
-          <w:lang w:val="es-ES"/>
-        </w:rPr>
-        <w:t>Saixuan</w:t>
-      </w:r>
-      <w:proofErr w:type="spellEnd"/>
-      <w:r>
-        <w:rPr>
-          <w:lang w:val="es-ES"/>
-        </w:rPr>
-        <w:t xml:space="preserve"> </w:t>
-      </w:r>
-      <w:proofErr w:type="spellStart"/>
-      <w:r>
-        <w:rPr>
-          <w:lang w:val="es-ES"/>
-        </w:rPr>
-        <w:t>Chen</w:t>
-      </w:r>
-      <w:proofErr w:type="spellEnd"/>
-      <w:r>
-        <w:rPr>
-          <w:lang w:val="es-ES"/>
-        </w:rPr>
-        <w:t>, 2017.</w:t>
+        <w:t xml:space="preserve"> de P</w:t>
+      </w:r>
+      <w:r>
+        <w:rPr>
+          <w:lang w:val="es-ES"/>
+        </w:rPr>
+        <w:t>ieper para resolver la cinemática inversa no es aplicable. Es así como, para el caso del UR10e, que cuenta con los ejes 2, 3 y 4 paralelos entre sí, se utiliza el método matricial a describir a continuación, basado en el análisis de Saixuan Chen, 2017.</w:t>
       </w:r>
     </w:p>
     <w:p>
@@ -19174,6 +18537,7 @@
         <w:rPr>
           <w:b/>
           <w:noProof/>
+          <w:lang w:val="es-AR" w:eastAsia="es-AR"/>
         </w:rPr>
         <w:drawing>
           <wp:anchor distT="0" distB="0" distL="114300" distR="114300" simplePos="0" relativeHeight="251697152" behindDoc="0" locked="0" layoutInCell="1" allowOverlap="1" wp14:anchorId="1700DF26" wp14:editId="177D72C6">
@@ -19434,6 +18798,7 @@
       <w:r>
         <w:rPr>
           <w:noProof/>
+          <w:lang w:val="es-AR" w:eastAsia="es-AR"/>
         </w:rPr>
         <w:drawing>
           <wp:anchor distT="0" distB="0" distL="114300" distR="114300" simplePos="0" relativeHeight="251696128" behindDoc="0" locked="0" layoutInCell="1" allowOverlap="1" wp14:anchorId="42A8D1B9" wp14:editId="61827E19">
@@ -19565,6 +18930,7 @@
       <w:r>
         <w:rPr>
           <w:noProof/>
+          <w:lang w:val="es-AR" w:eastAsia="es-AR"/>
         </w:rPr>
         <w:drawing>
           <wp:anchor distT="0" distB="0" distL="114300" distR="114300" simplePos="0" relativeHeight="251699200" behindDoc="0" locked="0" layoutInCell="1" allowOverlap="1" wp14:anchorId="662C6164" wp14:editId="4FA13123">
@@ -19673,6 +19039,7 @@
       <w:r>
         <w:rPr>
           <w:noProof/>
+          <w:lang w:val="es-AR" w:eastAsia="es-AR"/>
         </w:rPr>
         <w:drawing>
           <wp:anchor distT="0" distB="0" distL="114300" distR="114300" simplePos="0" relativeHeight="251698176" behindDoc="0" locked="0" layoutInCell="1" allowOverlap="1" wp14:anchorId="75E6F68F" wp14:editId="388DCCE7">
@@ -20035,7 +19402,13 @@
         <w:rPr>
           <w:lang w:val="es-ES"/>
         </w:rPr>
-        <w:t>1) y (</w:t>
+        <w:t>3</w:t>
+      </w:r>
+      <w:r>
+        <w:rPr>
+          <w:lang w:val="es-ES"/>
+        </w:rPr>
+        <w:t>) y (</w:t>
       </w:r>
       <w:r>
         <w:rPr>
@@ -20047,7 +19420,7 @@
         <w:rPr>
           <w:lang w:val="es-ES"/>
         </w:rPr>
-        <w:t>2</w:t>
+        <w:t>4</w:t>
       </w:r>
       <w:r>
         <w:rPr>
@@ -20065,6 +19438,7 @@
       <w:r>
         <w:rPr>
           <w:noProof/>
+          <w:lang w:val="es-AR" w:eastAsia="es-AR"/>
         </w:rPr>
         <w:lastRenderedPageBreak/>
         <w:drawing>
@@ -20167,6 +19541,7 @@
       <w:r>
         <w:rPr>
           <w:noProof/>
+          <w:lang w:val="es-AR" w:eastAsia="es-AR"/>
         </w:rPr>
         <w:drawing>
           <wp:anchor distT="0" distB="0" distL="114300" distR="114300" simplePos="0" relativeHeight="251680768" behindDoc="0" locked="0" layoutInCell="1" allowOverlap="1" wp14:anchorId="5FD73C47" wp14:editId="5F30656E">
@@ -20246,6 +19621,7 @@
       <w:r>
         <w:rPr>
           <w:noProof/>
+          <w:lang w:val="es-AR" w:eastAsia="es-AR"/>
         </w:rPr>
         <w:drawing>
           <wp:anchor distT="0" distB="0" distL="114300" distR="114300" simplePos="0" relativeHeight="251681792" behindDoc="0" locked="0" layoutInCell="1" allowOverlap="1" wp14:anchorId="5EB00D8B" wp14:editId="23046C82">
@@ -20489,6 +19865,7 @@
         <w:rPr>
           <w:rFonts w:eastAsiaTheme="minorEastAsia"/>
           <w:noProof/>
+          <w:lang w:val="es-AR" w:eastAsia="es-AR"/>
         </w:rPr>
         <w:drawing>
           <wp:anchor distT="0" distB="0" distL="114300" distR="114300" simplePos="0" relativeHeight="251682816" behindDoc="0" locked="0" layoutInCell="1" allowOverlap="1" wp14:anchorId="7BC376FD" wp14:editId="14B8B7DB">
@@ -20633,6 +20010,7 @@
       <w:r>
         <w:rPr>
           <w:noProof/>
+          <w:lang w:val="es-AR" w:eastAsia="es-AR"/>
         </w:rPr>
         <w:drawing>
           <wp:anchor distT="0" distB="0" distL="114300" distR="114300" simplePos="0" relativeHeight="251683840" behindDoc="0" locked="0" layoutInCell="1" allowOverlap="1" wp14:anchorId="0D720E6D" wp14:editId="6BA0121C">
@@ -20819,6 +20197,7 @@
       <w:r>
         <w:rPr>
           <w:noProof/>
+          <w:lang w:val="es-AR" w:eastAsia="es-AR"/>
         </w:rPr>
         <w:drawing>
           <wp:anchor distT="0" distB="0" distL="114300" distR="114300" simplePos="0" relativeHeight="251701248" behindDoc="0" locked="0" layoutInCell="1" allowOverlap="1" wp14:anchorId="76E3A3F2" wp14:editId="16156AC9">
@@ -21084,6 +20463,7 @@
       <w:r>
         <w:rPr>
           <w:noProof/>
+          <w:lang w:val="es-AR" w:eastAsia="es-AR"/>
         </w:rPr>
         <w:drawing>
           <wp:anchor distT="0" distB="0" distL="114300" distR="114300" simplePos="0" relativeHeight="251684864" behindDoc="0" locked="0" layoutInCell="1" allowOverlap="1" wp14:anchorId="42D07E9E" wp14:editId="53965747">
@@ -21264,6 +20644,7 @@
       <w:r>
         <w:rPr>
           <w:noProof/>
+          <w:lang w:val="es-AR" w:eastAsia="es-AR"/>
         </w:rPr>
         <w:drawing>
           <wp:anchor distT="0" distB="0" distL="114300" distR="114300" simplePos="0" relativeHeight="251707392" behindDoc="0" locked="0" layoutInCell="1" allowOverlap="1" wp14:anchorId="0DCC30E1" wp14:editId="6D7BCDF3">
@@ -21537,6 +20918,7 @@
       <w:r>
         <w:rPr>
           <w:noProof/>
+          <w:lang w:val="es-AR" w:eastAsia="es-AR"/>
         </w:rPr>
         <w:drawing>
           <wp:anchor distT="0" distB="0" distL="114300" distR="114300" simplePos="0" relativeHeight="251685888" behindDoc="0" locked="0" layoutInCell="1" allowOverlap="1" wp14:anchorId="4198D58B" wp14:editId="1F450F7D">
@@ -21810,6 +21192,7 @@
       <w:r>
         <w:rPr>
           <w:noProof/>
+          <w:lang w:val="es-AR" w:eastAsia="es-AR"/>
         </w:rPr>
         <w:drawing>
           <wp:anchor distT="0" distB="0" distL="114300" distR="114300" simplePos="0" relativeHeight="251686912" behindDoc="0" locked="0" layoutInCell="1" allowOverlap="1" wp14:anchorId="376FE7A8" wp14:editId="5B16E92D">
@@ -22000,6 +21383,7 @@
       <w:r>
         <w:rPr>
           <w:noProof/>
+          <w:lang w:val="es-AR" w:eastAsia="es-AR"/>
         </w:rPr>
         <w:drawing>
           <wp:anchor distT="0" distB="0" distL="114300" distR="114300" simplePos="0" relativeHeight="251702272" behindDoc="0" locked="0" layoutInCell="1" allowOverlap="1" wp14:anchorId="18FC58B0" wp14:editId="23E31CA6">
@@ -22101,6 +21485,7 @@
       <w:r>
         <w:rPr>
           <w:noProof/>
+          <w:lang w:val="es-AR" w:eastAsia="es-AR"/>
         </w:rPr>
         <w:drawing>
           <wp:anchor distT="0" distB="0" distL="114300" distR="114300" simplePos="0" relativeHeight="251703296" behindDoc="0" locked="0" layoutInCell="1" allowOverlap="1" wp14:anchorId="5ACED56F" wp14:editId="4BDEE7F4">
@@ -22249,6 +21634,7 @@
       <w:r>
         <w:rPr>
           <w:noProof/>
+          <w:lang w:val="es-AR" w:eastAsia="es-AR"/>
         </w:rPr>
         <w:drawing>
           <wp:anchor distT="0" distB="0" distL="114300" distR="114300" simplePos="0" relativeHeight="251704320" behindDoc="0" locked="0" layoutInCell="1" allowOverlap="1" wp14:anchorId="4175534F" wp14:editId="4D09C51B">
@@ -22437,6 +21823,7 @@
       <w:r>
         <w:rPr>
           <w:noProof/>
+          <w:lang w:val="es-AR" w:eastAsia="es-AR"/>
         </w:rPr>
         <w:drawing>
           <wp:anchor distT="0" distB="0" distL="114300" distR="114300" simplePos="0" relativeHeight="251705344" behindDoc="0" locked="0" layoutInCell="1" allowOverlap="1" wp14:anchorId="52BB8D55" wp14:editId="0029DDD0">
@@ -22526,6 +21913,7 @@
       <w:r>
         <w:rPr>
           <w:noProof/>
+          <w:lang w:val="es-AR" w:eastAsia="es-AR"/>
         </w:rPr>
         <w:lastRenderedPageBreak/>
         <w:drawing>
@@ -22724,6 +22112,7 @@
       <w:r>
         <w:rPr>
           <w:noProof/>
+          <w:lang w:val="es-AR" w:eastAsia="es-AR"/>
         </w:rPr>
         <w:drawing>
           <wp:anchor distT="0" distB="0" distL="114300" distR="114300" simplePos="0" relativeHeight="251687936" behindDoc="0" locked="0" layoutInCell="1" allowOverlap="1" wp14:anchorId="61498CDA" wp14:editId="5DAD6E98">
@@ -22816,6 +22205,7 @@
       <w:r>
         <w:rPr>
           <w:noProof/>
+          <w:lang w:val="es-AR" w:eastAsia="es-AR"/>
         </w:rPr>
         <w:drawing>
           <wp:anchor distT="0" distB="0" distL="114300" distR="114300" simplePos="0" relativeHeight="251688960" behindDoc="0" locked="0" layoutInCell="1" allowOverlap="1" wp14:anchorId="6DB0BBB6" wp14:editId="301E242A">
@@ -23045,6 +22435,7 @@
       <w:r>
         <w:rPr>
           <w:noProof/>
+          <w:lang w:val="es-AR" w:eastAsia="es-AR"/>
         </w:rPr>
         <w:drawing>
           <wp:anchor distT="0" distB="0" distL="114300" distR="114300" simplePos="0" relativeHeight="251689984" behindDoc="0" locked="0" layoutInCell="1" allowOverlap="1" wp14:anchorId="59BEDD7A" wp14:editId="0A436BEA">
@@ -23251,6 +22642,7 @@
       <w:r>
         <w:rPr>
           <w:noProof/>
+          <w:lang w:val="es-AR" w:eastAsia="es-AR"/>
         </w:rPr>
         <w:drawing>
           <wp:anchor distT="0" distB="0" distL="114300" distR="114300" simplePos="0" relativeHeight="251691008" behindDoc="0" locked="0" layoutInCell="1" allowOverlap="1" wp14:anchorId="578F9446" wp14:editId="3A3817F9">
@@ -23346,6 +22738,7 @@
       <w:r>
         <w:rPr>
           <w:noProof/>
+          <w:lang w:val="es-AR" w:eastAsia="es-AR"/>
         </w:rPr>
         <w:drawing>
           <wp:anchor distT="0" distB="0" distL="114300" distR="114300" simplePos="0" relativeHeight="251692032" behindDoc="0" locked="0" layoutInCell="1" allowOverlap="1" wp14:anchorId="1F81BA03" wp14:editId="4EC9D7E3">
@@ -23592,6 +22985,7 @@
       <w:r>
         <w:rPr>
           <w:noProof/>
+          <w:lang w:val="es-AR" w:eastAsia="es-AR"/>
         </w:rPr>
         <w:drawing>
           <wp:anchor distT="0" distB="0" distL="114300" distR="114300" simplePos="0" relativeHeight="251693056" behindDoc="0" locked="0" layoutInCell="1" allowOverlap="1" wp14:anchorId="7354E306" wp14:editId="1A9650CC">
@@ -23692,6 +23086,7 @@
       <w:r>
         <w:rPr>
           <w:noProof/>
+          <w:lang w:val="es-AR" w:eastAsia="es-AR"/>
         </w:rPr>
         <w:drawing>
           <wp:anchor distT="0" distB="0" distL="114300" distR="114300" simplePos="0" relativeHeight="251710464" behindDoc="0" locked="0" layoutInCell="1" allowOverlap="1" wp14:anchorId="13A66014" wp14:editId="70C09B0E">
@@ -24091,6 +23486,7 @@
       <w:r>
         <w:rPr>
           <w:noProof/>
+          <w:lang w:val="es-AR" w:eastAsia="es-AR"/>
         </w:rPr>
         <w:drawing>
           <wp:anchor distT="0" distB="0" distL="114300" distR="114300" simplePos="0" relativeHeight="251708416" behindDoc="0" locked="0" layoutInCell="1" allowOverlap="1" wp14:anchorId="28096658" wp14:editId="0BA7F3FF">
@@ -24192,6 +23588,7 @@
       <w:r>
         <w:rPr>
           <w:noProof/>
+          <w:lang w:val="es-AR" w:eastAsia="es-AR"/>
         </w:rPr>
         <w:drawing>
           <wp:anchor distT="0" distB="0" distL="114300" distR="114300" simplePos="0" relativeHeight="251709440" behindDoc="0" locked="0" layoutInCell="1" allowOverlap="1" wp14:anchorId="45482FB0" wp14:editId="7D5A59A9">
@@ -24280,6 +23677,7 @@
       <w:r>
         <w:rPr>
           <w:noProof/>
+          <w:lang w:val="es-AR" w:eastAsia="es-AR"/>
         </w:rPr>
         <w:drawing>
           <wp:anchor distT="0" distB="0" distL="114300" distR="114300" simplePos="0" relativeHeight="251694080" behindDoc="0" locked="0" layoutInCell="1" allowOverlap="1" wp14:anchorId="0E2EA9B9" wp14:editId="2F31E577">
@@ -24393,6 +23791,7 @@
       <w:r>
         <w:rPr>
           <w:noProof/>
+          <w:lang w:val="es-AR" w:eastAsia="es-AR"/>
         </w:rPr>
         <w:drawing>
           <wp:anchor distT="0" distB="0" distL="114300" distR="114300" simplePos="0" relativeHeight="251695104" behindDoc="0" locked="0" layoutInCell="1" allowOverlap="1" wp14:anchorId="283CD61B" wp14:editId="40EE9569">
@@ -24509,7 +23908,7 @@
           <w:lang w:val="es-AR"/>
         </w:rPr>
       </w:pPr>
-      <w:bookmarkStart w:id="41" w:name="_Toc181915304"/>
+      <w:bookmarkStart w:id="41" w:name="_Toc181951236"/>
       <w:r>
         <w:rPr>
           <w:lang w:val="es-AR"/>
@@ -24543,23 +23942,7 @@
           <w:rFonts w:eastAsiaTheme="minorEastAsia"/>
           <w:lang w:val="es-ES"/>
         </w:rPr>
-        <w:t xml:space="preserve">Expresión simplificada del determinante del </w:t>
-      </w:r>
-      <w:proofErr w:type="spellStart"/>
-      <w:r>
-        <w:rPr>
-          <w:rFonts w:eastAsiaTheme="minorEastAsia"/>
-          <w:lang w:val="es-ES"/>
-        </w:rPr>
-        <w:t>Jacobiano</w:t>
-      </w:r>
-      <w:proofErr w:type="spellEnd"/>
-      <w:r>
-        <w:rPr>
-          <w:rFonts w:eastAsiaTheme="minorEastAsia"/>
-          <w:lang w:val="es-ES"/>
-        </w:rPr>
-        <w:t xml:space="preserve"> igualado a cero:</w:t>
+        <w:t>Expresión simplificada del determinante del Jacobiano igualado a cero:</w:t>
       </w:r>
     </w:p>
     <w:p>
@@ -25512,7 +24895,7 @@
           <w:lang w:val="es-ES"/>
         </w:rPr>
       </w:pPr>
-      <w:bookmarkStart w:id="42" w:name="_Toc181915305"/>
+      <w:bookmarkStart w:id="42" w:name="_Toc181951237"/>
       <w:r>
         <w:rPr>
           <w:rFonts w:eastAsiaTheme="minorEastAsia"/>
@@ -25688,7 +25071,7 @@
           <w:lang w:val="es-ES"/>
         </w:rPr>
       </w:pPr>
-      <w:bookmarkStart w:id="43" w:name="_Toc181915306"/>
+      <w:bookmarkStart w:id="43" w:name="_Toc181951238"/>
       <w:r>
         <w:rPr>
           <w:rFonts w:eastAsiaTheme="minorEastAsia"/>
@@ -27349,7 +26732,7 @@
           <w:lang w:val="es-ES"/>
         </w:rPr>
       </w:pPr>
-      <w:bookmarkStart w:id="44" w:name="_Toc181915307"/>
+      <w:bookmarkStart w:id="44" w:name="_Toc181951239"/>
       <w:r>
         <w:rPr>
           <w:lang w:val="es-ES"/>
@@ -27837,6 +27220,7 @@
       <w:r>
         <w:rPr>
           <w:noProof/>
+          <w:lang w:val="es-AR" w:eastAsia="es-AR"/>
         </w:rPr>
         <w:drawing>
           <wp:anchor distT="0" distB="0" distL="114300" distR="114300" simplePos="0" relativeHeight="251714560" behindDoc="0" locked="0" layoutInCell="1" allowOverlap="1" wp14:anchorId="62B903F7" wp14:editId="6EDA0786">
@@ -27907,6 +27291,7 @@
       <w:r>
         <w:rPr>
           <w:noProof/>
+          <w:lang w:val="es-AR" w:eastAsia="es-AR"/>
         </w:rPr>
         <w:drawing>
           <wp:anchor distT="0" distB="0" distL="114300" distR="114300" simplePos="0" relativeHeight="251715584" behindDoc="0" locked="0" layoutInCell="1" allowOverlap="1" wp14:anchorId="3D5F95FE" wp14:editId="170A03EC">
@@ -28419,6 +27804,7 @@
       <w:r>
         <w:rPr>
           <w:noProof/>
+          <w:lang w:val="es-AR" w:eastAsia="es-AR"/>
         </w:rPr>
         <w:drawing>
           <wp:anchor distT="0" distB="0" distL="114300" distR="114300" simplePos="0" relativeHeight="251716608" behindDoc="0" locked="0" layoutInCell="1" allowOverlap="1" wp14:anchorId="7645359F" wp14:editId="5826FA23">
@@ -28491,6 +27877,7 @@
       <w:r>
         <w:rPr>
           <w:noProof/>
+          <w:lang w:val="es-AR" w:eastAsia="es-AR"/>
         </w:rPr>
         <w:drawing>
           <wp:anchor distT="0" distB="0" distL="114300" distR="114300" simplePos="0" relativeHeight="251717632" behindDoc="0" locked="0" layoutInCell="1" allowOverlap="1" wp14:anchorId="6A5707C6" wp14:editId="27D228D3">
@@ -29581,7 +28968,7 @@
           <w:lang w:val="es-ES"/>
         </w:rPr>
       </w:pPr>
-      <w:bookmarkStart w:id="45" w:name="_Toc181915308"/>
+      <w:bookmarkStart w:id="45" w:name="_Toc181951240"/>
       <w:r>
         <w:rPr>
           <w:rFonts w:eastAsiaTheme="minorEastAsia"/>
@@ -29742,6 +29129,7 @@
       <w:r>
         <w:rPr>
           <w:noProof/>
+          <w:lang w:val="es-AR" w:eastAsia="es-AR"/>
         </w:rPr>
         <w:drawing>
           <wp:anchor distT="0" distB="0" distL="114300" distR="114300" simplePos="0" relativeHeight="251718656" behindDoc="0" locked="0" layoutInCell="1" allowOverlap="1" wp14:anchorId="6B710889" wp14:editId="6A614FFA">
@@ -29842,6 +29230,7 @@
       <w:r>
         <w:rPr>
           <w:noProof/>
+          <w:lang w:val="es-AR" w:eastAsia="es-AR"/>
         </w:rPr>
         <w:drawing>
           <wp:anchor distT="0" distB="0" distL="114300" distR="114300" simplePos="0" relativeHeight="251719680" behindDoc="0" locked="0" layoutInCell="1" allowOverlap="1" wp14:anchorId="32460C5A" wp14:editId="4454AD11">
@@ -29974,6 +29363,7 @@
       <w:r>
         <w:rPr>
           <w:noProof/>
+          <w:lang w:val="es-AR" w:eastAsia="es-AR"/>
         </w:rPr>
         <w:drawing>
           <wp:anchor distT="0" distB="0" distL="114300" distR="114300" simplePos="0" relativeHeight="251720704" behindDoc="0" locked="0" layoutInCell="1" allowOverlap="1" wp14:anchorId="7F802CE1" wp14:editId="7346AD6B">
@@ -30063,6 +29453,7 @@
       <w:r>
         <w:rPr>
           <w:noProof/>
+          <w:lang w:val="es-AR" w:eastAsia="es-AR"/>
         </w:rPr>
         <w:drawing>
           <wp:anchor distT="0" distB="0" distL="114300" distR="114300" simplePos="0" relativeHeight="251712512" behindDoc="0" locked="0" layoutInCell="1" allowOverlap="1" wp14:anchorId="7977E179" wp14:editId="0711C5B0">
@@ -30227,6 +29618,7 @@
       <w:r>
         <w:rPr>
           <w:noProof/>
+          <w:lang w:val="es-AR" w:eastAsia="es-AR"/>
         </w:rPr>
         <w:drawing>
           <wp:anchor distT="0" distB="0" distL="114300" distR="114300" simplePos="0" relativeHeight="251713536" behindDoc="0" locked="0" layoutInCell="1" allowOverlap="1" wp14:anchorId="4FD9A59D" wp14:editId="6BB3461C">
@@ -30318,6 +29710,7 @@
       <w:r>
         <w:rPr>
           <w:noProof/>
+          <w:lang w:val="es-AR" w:eastAsia="es-AR"/>
         </w:rPr>
         <w:drawing>
           <wp:anchor distT="0" distB="0" distL="114300" distR="114300" simplePos="0" relativeHeight="251721728" behindDoc="0" locked="0" layoutInCell="1" allowOverlap="1" wp14:anchorId="5795845A" wp14:editId="1E0344FE">
@@ -30433,6 +29826,7 @@
       <w:r>
         <w:rPr>
           <w:noProof/>
+          <w:lang w:val="es-AR" w:eastAsia="es-AR"/>
         </w:rPr>
         <w:drawing>
           <wp:anchor distT="0" distB="0" distL="114300" distR="114300" simplePos="0" relativeHeight="251722752" behindDoc="0" locked="0" layoutInCell="1" allowOverlap="1" wp14:anchorId="7E7A8502" wp14:editId="3D4D9B88">
@@ -30662,6 +30056,7 @@
       <w:r>
         <w:rPr>
           <w:noProof/>
+          <w:lang w:val="es-AR" w:eastAsia="es-AR"/>
         </w:rPr>
         <w:lastRenderedPageBreak/>
         <w:drawing>
@@ -30724,6 +30119,7 @@
       <w:r>
         <w:rPr>
           <w:noProof/>
+          <w:lang w:val="es-AR" w:eastAsia="es-AR"/>
         </w:rPr>
         <w:drawing>
           <wp:anchor distT="0" distB="0" distL="114300" distR="114300" simplePos="0" relativeHeight="251724800" behindDoc="0" locked="0" layoutInCell="1" allowOverlap="1" wp14:anchorId="03F9A4A8" wp14:editId="1B2E647A">
@@ -31017,6 +30413,7 @@
       <w:r>
         <w:rPr>
           <w:noProof/>
+          <w:lang w:val="es-AR" w:eastAsia="es-AR"/>
         </w:rPr>
         <w:drawing>
           <wp:anchor distT="0" distB="0" distL="114300" distR="114300" simplePos="0" relativeHeight="251725824" behindDoc="0" locked="0" layoutInCell="1" allowOverlap="1" wp14:anchorId="5DD14C93" wp14:editId="41737C58">
@@ -31128,6 +30525,7 @@
       <w:r>
         <w:rPr>
           <w:noProof/>
+          <w:lang w:val="es-AR" w:eastAsia="es-AR"/>
         </w:rPr>
         <w:drawing>
           <wp:anchor distT="0" distB="0" distL="114300" distR="114300" simplePos="0" relativeHeight="251726848" behindDoc="0" locked="0" layoutInCell="1" allowOverlap="1" wp14:anchorId="067606C0" wp14:editId="78EDB1DD">
@@ -31195,6 +30593,7 @@
       <w:r>
         <w:rPr>
           <w:noProof/>
+          <w:lang w:val="es-AR" w:eastAsia="es-AR"/>
         </w:rPr>
         <w:drawing>
           <wp:anchor distT="0" distB="0" distL="114300" distR="114300" simplePos="0" relativeHeight="251727872" behindDoc="0" locked="0" layoutInCell="1" allowOverlap="1" wp14:anchorId="51CD5B61" wp14:editId="4E3767E3">
@@ -32467,7 +31866,7 @@
           <w:lang w:val="es-AR"/>
         </w:rPr>
       </w:pPr>
-      <w:bookmarkStart w:id="46" w:name="_Toc181915309"/>
+      <w:bookmarkStart w:id="46" w:name="_Toc181951241"/>
       <w:r>
         <w:rPr>
           <w:lang w:val="es-AR"/>
@@ -32503,339 +31902,132 @@
           <w:b/>
           <w:lang w:val="es-ES"/>
         </w:rPr>
-        <w:t xml:space="preserve"> con </w:t>
-      </w:r>
-      <w:proofErr w:type="spellStart"/>
+        <w:t xml:space="preserve"> con jtraj</w:t>
+      </w:r>
       <w:r>
         <w:rPr>
           <w:b/>
           <w:lang w:val="es-ES"/>
         </w:rPr>
-        <w:t>jtraj</w:t>
-      </w:r>
-      <w:proofErr w:type="spellEnd"/>
-      <w:r>
+        <w:t xml:space="preserve"> (Joint Space Trajectory)</w:t>
+      </w:r>
+    </w:p>
+    <w:p>
+      <w:pPr>
+        <w:rPr>
+          <w:lang w:val="es-ES"/>
+        </w:rPr>
+      </w:pPr>
+      <w:r>
+        <w:rPr>
+          <w:lang w:val="es-ES"/>
+        </w:rPr>
+        <w:t>La interpolación con jtraj genera una trayectoria en el espacio articular entre dos configuraciones articulares dadas, usando poliniomios de quinto grado, lo que asegura una transición suave en términos de posiciones, velocidades y aceleraciones.</w:t>
+      </w:r>
+      <w:r>
+        <w:rPr>
+          <w:lang w:val="es-ES"/>
+        </w:rPr>
+        <w:t xml:space="preserve"> La interpolación que realiza es una interpolación síncrona</w:t>
+      </w:r>
+      <w:r>
+        <w:rPr>
+          <w:lang w:val="es-ES"/>
+        </w:rPr>
+        <w:t>.</w:t>
+      </w:r>
+    </w:p>
+    <w:p>
+      <w:pPr>
+        <w:rPr>
+          <w:lang w:val="es-ES"/>
+        </w:rPr>
+      </w:pPr>
+      <w:r>
+        <w:rPr>
+          <w:lang w:val="es-ES"/>
+        </w:rPr>
+        <w:t>Para utilizar esta función, se deben pasar los parámetros de Q0 (posición inicial, 1XN), siendo N el número de grados de libertad, QF (posición final, 1XN) y el número M de puntos de la trayectoria. Opcionalmente pueden indicarse las velocidades iniciales y finales, pero no es el caso en este proyecto.</w:t>
+      </w:r>
+    </w:p>
+    <w:p>
+      <w:pPr>
+        <w:rPr>
+          <w:lang w:val="es-ES"/>
+        </w:rPr>
+      </w:pPr>
+      <w:r>
+        <w:rPr>
+          <w:lang w:val="es-ES"/>
+        </w:rPr>
+        <w:t>Como salida, devuelve matrices articulares Q (posiciones articulares)</w:t>
+      </w:r>
+      <w:r>
+        <w:rPr>
+          <w:lang w:val="es-ES"/>
+        </w:rPr>
+        <w:t>, QD (velocidades articulares) y QDD (aceleraciones articulares), de la misma dimensión MxN.</w:t>
+      </w:r>
+    </w:p>
+    <w:p>
+      <w:pPr>
+        <w:rPr>
+          <w:lang w:val="es-ES"/>
+        </w:rPr>
+      </w:pPr>
+      <w:r>
+        <w:rPr>
+          <w:lang w:val="es-ES"/>
+        </w:rPr>
+        <w:t>Se utiliza comúnmente en el espacio articular debido a su capacidad para cumplir con las restricciones de velocidad y aceleración o “jerk”, haciéndolo ideal para movimientos que requieran transiciones suaves y precisas, como en este caso.</w:t>
+      </w:r>
+    </w:p>
+    <w:p>
+      <w:pPr>
+        <w:rPr>
+          <w:lang w:val="es-ES"/>
+        </w:rPr>
+      </w:pPr>
+      <w:r>
+        <w:rPr>
+          <w:lang w:val="es-ES"/>
+        </w:rPr>
+        <w:t>Para obtener las matrices de transformación homogénea sucesivas correspondientes a esta trayectoria generada en el espacio articular, se hace la cinemática directa del robot y extrayendo su matriz con R.fkine(Q).T.</w:t>
+      </w:r>
+    </w:p>
+    <w:p>
+      <w:pPr>
+        <w:ind w:firstLine="0"/>
         <w:rPr>
           <w:b/>
           <w:lang w:val="es-ES"/>
         </w:rPr>
-        <w:t xml:space="preserve"> (</w:t>
-      </w:r>
-      <w:proofErr w:type="spellStart"/>
+      </w:pPr>
       <w:r>
         <w:rPr>
           <w:b/>
           <w:lang w:val="es-ES"/>
         </w:rPr>
-        <w:t>Joint</w:t>
-      </w:r>
-      <w:proofErr w:type="spellEnd"/>
-      <w:r>
-        <w:rPr>
-          <w:b/>
-          <w:lang w:val="es-ES"/>
-        </w:rPr>
-        <w:t xml:space="preserve"> </w:t>
-      </w:r>
-      <w:proofErr w:type="spellStart"/>
-      <w:r>
-        <w:rPr>
-          <w:b/>
-          <w:lang w:val="es-ES"/>
-        </w:rPr>
-        <w:t>Space</w:t>
-      </w:r>
-      <w:proofErr w:type="spellEnd"/>
-      <w:r>
-        <w:rPr>
-          <w:b/>
-          <w:lang w:val="es-ES"/>
-        </w:rPr>
-        <w:t xml:space="preserve"> </w:t>
-      </w:r>
-      <w:proofErr w:type="spellStart"/>
-      <w:r>
-        <w:rPr>
-          <w:b/>
-          <w:lang w:val="es-ES"/>
-        </w:rPr>
-        <w:t>Trajectory</w:t>
-      </w:r>
-      <w:proofErr w:type="spellEnd"/>
-      <w:r>
-        <w:rPr>
-          <w:b/>
-          <w:lang w:val="es-ES"/>
-        </w:rPr>
-        <w:t>)</w:t>
-      </w:r>
-    </w:p>
-    <w:p>
-      <w:pPr>
-        <w:rPr>
-          <w:lang w:val="es-ES"/>
-        </w:rPr>
-      </w:pPr>
-      <w:r>
-        <w:rPr>
-          <w:lang w:val="es-ES"/>
-        </w:rPr>
-        <w:t xml:space="preserve">La interpolación con </w:t>
-      </w:r>
-      <w:proofErr w:type="spellStart"/>
-      <w:r>
-        <w:rPr>
-          <w:lang w:val="es-ES"/>
-        </w:rPr>
-        <w:t>jtraj</w:t>
-      </w:r>
-      <w:proofErr w:type="spellEnd"/>
-      <w:r>
-        <w:rPr>
-          <w:lang w:val="es-ES"/>
-        </w:rPr>
-        <w:t xml:space="preserve"> genera una trayectoria en el espacio articular entre dos configuraciones articulares dadas, usando </w:t>
-      </w:r>
-      <w:proofErr w:type="spellStart"/>
-      <w:r>
-        <w:rPr>
-          <w:lang w:val="es-ES"/>
-        </w:rPr>
-        <w:t>poliniomios</w:t>
-      </w:r>
-      <w:proofErr w:type="spellEnd"/>
-      <w:r>
-        <w:rPr>
-          <w:lang w:val="es-ES"/>
-        </w:rPr>
-        <w:t xml:space="preserve"> de quinto grado, lo que asegura una transición suave en términos de posiciones, velocidades y aceleraciones.</w:t>
-      </w:r>
-      <w:r>
-        <w:rPr>
-          <w:lang w:val="es-ES"/>
-        </w:rPr>
-        <w:t xml:space="preserve"> La interpolación que realiza es una interpolación síncrona</w:t>
-      </w:r>
-      <w:r>
-        <w:rPr>
-          <w:lang w:val="es-ES"/>
-        </w:rPr>
-        <w:t>.</w:t>
-      </w:r>
-    </w:p>
-    <w:p>
-      <w:pPr>
-        <w:rPr>
-          <w:lang w:val="es-ES"/>
-        </w:rPr>
-      </w:pPr>
-      <w:r>
-        <w:rPr>
-          <w:lang w:val="es-ES"/>
-        </w:rPr>
-        <w:t>Para utilizar esta función, se deben pasar los parámetros de Q0 (posición inicial, 1XN), siendo N el número de grados de libertad, QF (posición final, 1XN) y el número M de puntos de la trayectoria. Opcionalmente pueden indicarse las velocidades iniciales y finales, pero no es el caso en este proyecto.</w:t>
-      </w:r>
-    </w:p>
-    <w:p>
-      <w:pPr>
-        <w:rPr>
-          <w:lang w:val="es-ES"/>
-        </w:rPr>
-      </w:pPr>
-      <w:r>
-        <w:rPr>
-          <w:lang w:val="es-ES"/>
-        </w:rPr>
-        <w:t>Como salida, devuelve matrices articulares Q (posiciones articulares)</w:t>
-      </w:r>
-      <w:r>
-        <w:rPr>
-          <w:lang w:val="es-ES"/>
-        </w:rPr>
-        <w:t xml:space="preserve">, QD (velocidades articulares) y QDD (aceleraciones articulares), de la misma dimensión </w:t>
-      </w:r>
-      <w:proofErr w:type="spellStart"/>
-      <w:r>
-        <w:rPr>
-          <w:lang w:val="es-ES"/>
-        </w:rPr>
-        <w:t>MxN</w:t>
-      </w:r>
-      <w:proofErr w:type="spellEnd"/>
-      <w:r>
-        <w:rPr>
-          <w:lang w:val="es-ES"/>
-        </w:rPr>
-        <w:t>.</w:t>
-      </w:r>
-    </w:p>
-    <w:p>
-      <w:pPr>
-        <w:rPr>
-          <w:lang w:val="es-ES"/>
-        </w:rPr>
-      </w:pPr>
-      <w:r>
-        <w:rPr>
-          <w:lang w:val="es-ES"/>
-        </w:rPr>
-        <w:t>Se utiliza comúnmente en el espacio articular debido a su capacidad para cumplir con las restricciones de velocidad y aceleración o “</w:t>
-      </w:r>
-      <w:proofErr w:type="spellStart"/>
-      <w:r>
-        <w:rPr>
-          <w:lang w:val="es-ES"/>
-        </w:rPr>
-        <w:t>jerk</w:t>
-      </w:r>
-      <w:proofErr w:type="spellEnd"/>
-      <w:r>
-        <w:rPr>
-          <w:lang w:val="es-ES"/>
-        </w:rPr>
-        <w:t>”, haciéndolo ideal para movimientos que requieran transiciones suaves y precisas, como en este caso.</w:t>
-      </w:r>
-    </w:p>
-    <w:p>
-      <w:pPr>
-        <w:rPr>
-          <w:lang w:val="es-ES"/>
-        </w:rPr>
-      </w:pPr>
-      <w:r>
-        <w:rPr>
-          <w:lang w:val="es-ES"/>
-        </w:rPr>
-        <w:t xml:space="preserve">Para obtener las matrices de transformación homogénea sucesivas correspondientes a esta trayectoria generada en el espacio articular, se hace la cinemática directa del robot y extrayendo su matriz con </w:t>
-      </w:r>
-      <w:proofErr w:type="spellStart"/>
-      <w:proofErr w:type="gramStart"/>
-      <w:r>
-        <w:rPr>
-          <w:lang w:val="es-ES"/>
-        </w:rPr>
-        <w:t>R.fkine</w:t>
-      </w:r>
-      <w:proofErr w:type="spellEnd"/>
-      <w:proofErr w:type="gramEnd"/>
-      <w:r>
-        <w:rPr>
-          <w:lang w:val="es-ES"/>
-        </w:rPr>
-        <w:t>(Q).T.</w:t>
-      </w:r>
-    </w:p>
-    <w:p>
-      <w:pPr>
-        <w:ind w:firstLine="0"/>
-        <w:rPr>
-          <w:b/>
-          <w:lang w:val="es-ES"/>
-        </w:rPr>
-      </w:pPr>
-      <w:r>
-        <w:rPr>
-          <w:b/>
-          <w:lang w:val="es-ES"/>
-        </w:rPr>
-        <w:t xml:space="preserve">Interpolación con </w:t>
-      </w:r>
-      <w:proofErr w:type="spellStart"/>
-      <w:r>
-        <w:rPr>
-          <w:b/>
-          <w:lang w:val="es-ES"/>
-        </w:rPr>
-        <w:t>ctraj</w:t>
-      </w:r>
-      <w:proofErr w:type="spellEnd"/>
-      <w:r>
-        <w:rPr>
-          <w:b/>
-          <w:lang w:val="es-ES"/>
-        </w:rPr>
-        <w:t xml:space="preserve"> (</w:t>
-      </w:r>
-      <w:proofErr w:type="spellStart"/>
-      <w:r>
-        <w:rPr>
-          <w:b/>
-          <w:lang w:val="es-ES"/>
-        </w:rPr>
-        <w:t>Cartesian</w:t>
-      </w:r>
-      <w:proofErr w:type="spellEnd"/>
-      <w:r>
-        <w:rPr>
-          <w:b/>
-          <w:lang w:val="es-ES"/>
-        </w:rPr>
-        <w:t xml:space="preserve"> </w:t>
-      </w:r>
-      <w:proofErr w:type="spellStart"/>
-      <w:r>
-        <w:rPr>
-          <w:b/>
-          <w:lang w:val="es-ES"/>
-        </w:rPr>
-        <w:t>Space</w:t>
-      </w:r>
-      <w:proofErr w:type="spellEnd"/>
-      <w:r>
-        <w:rPr>
-          <w:b/>
-          <w:lang w:val="es-ES"/>
-        </w:rPr>
-        <w:t xml:space="preserve"> </w:t>
-      </w:r>
-      <w:proofErr w:type="spellStart"/>
-      <w:r>
-        <w:rPr>
-          <w:b/>
-          <w:lang w:val="es-ES"/>
-        </w:rPr>
-        <w:t>Trajectory</w:t>
-      </w:r>
-      <w:proofErr w:type="spellEnd"/>
-      <w:r>
-        <w:rPr>
-          <w:b/>
-          <w:lang w:val="es-ES"/>
-        </w:rPr>
-        <w:t>)</w:t>
-      </w:r>
-    </w:p>
-    <w:p>
-      <w:pPr>
-        <w:rPr>
-          <w:lang w:val="es-ES"/>
-        </w:rPr>
-      </w:pPr>
-      <w:r>
-        <w:rPr>
-          <w:lang w:val="es-ES"/>
-        </w:rPr>
-        <w:t xml:space="preserve">Esta interpolación se lleva a cabo en el espacio cartesiano, contando con dos posiciones y orientaciones iniciales y finales, dadas según matrices de transformación homogénea. La interpolación en el espacio cartesiano es lineal para las posiciones y utiliza </w:t>
-      </w:r>
-      <w:proofErr w:type="spellStart"/>
-      <w:r>
-        <w:rPr>
-          <w:lang w:val="es-ES"/>
-        </w:rPr>
-        <w:t>cua</w:t>
-      </w:r>
-      <w:r>
-        <w:rPr>
-          <w:lang w:val="es-ES"/>
-        </w:rPr>
-        <w:t>terniones</w:t>
-      </w:r>
-      <w:proofErr w:type="spellEnd"/>
-      <w:r>
-        <w:rPr>
-          <w:lang w:val="es-ES"/>
-        </w:rPr>
-        <w:t xml:space="preserve"> para las orientaciones. Es muy útil para situaciones en donde es crítico que el efector final siga un camino recto, lo que sucede en algunas trayectorias de nuestra aplicación.</w:t>
+        <w:t>Interpolación con ctraj (Cartesian Space Trajectory)</w:t>
+      </w:r>
+    </w:p>
+    <w:p>
+      <w:pPr>
+        <w:rPr>
+          <w:lang w:val="es-ES"/>
+        </w:rPr>
+      </w:pPr>
+      <w:r>
+        <w:rPr>
+          <w:lang w:val="es-ES"/>
+        </w:rPr>
+        <w:t>Esta interpolación se lleva a cabo en el espacio cartesiano, contando con dos posiciones y orientaciones iniciales y finales, dadas según matrices de transformación homogénea. La interpolación en el espacio cartesiano es lineal para las posiciones y utiliza cua</w:t>
+      </w:r>
+      <w:r>
+        <w:rPr>
+          <w:lang w:val="es-ES"/>
+        </w:rPr>
+        <w:t>terniones para las orientaciones. Es muy útil para situaciones en donde es crítico que el efector final siga un camino recto, lo que sucede en algunas trayectorias de nuestra aplicación.</w:t>
       </w:r>
     </w:p>
     <w:p>
@@ -32861,62 +32053,20 @@
         <w:rPr>
           <w:lang w:val="es-ES"/>
         </w:rPr>
-        <w:t>Como salida, devuelve una matriz T que es una secuencia de matrices de transformación homogénea, de 4x4xM donde cada T</w:t>
-      </w:r>
-      <w:proofErr w:type="gramStart"/>
-      <w:r>
-        <w:rPr>
-          <w:lang w:val="es-ES"/>
-        </w:rPr>
-        <w:t>(:,:,</w:t>
-      </w:r>
-      <w:proofErr w:type="gramEnd"/>
-      <w:r>
-        <w:rPr>
-          <w:lang w:val="es-ES"/>
-        </w:rPr>
-        <w:t>i) es la configuración cartesiana del robot en el i-</w:t>
-      </w:r>
-      <w:proofErr w:type="spellStart"/>
-      <w:r>
-        <w:rPr>
-          <w:lang w:val="es-ES"/>
-        </w:rPr>
-        <w:t>ésimo</w:t>
-      </w:r>
-      <w:proofErr w:type="spellEnd"/>
-      <w:r>
-        <w:rPr>
-          <w:lang w:val="es-ES"/>
-        </w:rPr>
-        <w:t xml:space="preserve"> punto de la trayectoria</w:t>
-      </w:r>
-    </w:p>
-    <w:p>
-      <w:pPr>
-        <w:rPr>
-          <w:lang w:val="es-ES"/>
-        </w:rPr>
-      </w:pPr>
-      <w:r>
-        <w:rPr>
-          <w:lang w:val="es-ES"/>
-        </w:rPr>
-        <w:t xml:space="preserve">Para obtener las configuraciones articulares a partir de esta trayectoria lineal, se recurrió a utilizar un bucle </w:t>
-      </w:r>
-      <w:proofErr w:type="spellStart"/>
-      <w:r>
-        <w:rPr>
-          <w:lang w:val="es-ES"/>
-        </w:rPr>
-        <w:t>for</w:t>
-      </w:r>
-      <w:proofErr w:type="spellEnd"/>
-      <w:r>
-        <w:rPr>
-          <w:lang w:val="es-ES"/>
-        </w:rPr>
-        <w:t xml:space="preserve"> invocando a la función de cinemática inversa, de modo que se calcule la posición articular correspondiente a cada configuración cartesiana contenida en la trayectoria.</w:t>
+        <w:t>Como salida, devuelve una matriz T que es una secuencia de matrices de transformación homogénea, de 4x4xM donde cada T(:,:,i) es la configuración cartesiana del robot en el i-ésimo punto de la trayectoria</w:t>
+      </w:r>
+    </w:p>
+    <w:p>
+      <w:pPr>
+        <w:rPr>
+          <w:lang w:val="es-ES"/>
+        </w:rPr>
+      </w:pPr>
+      <w:r>
+        <w:rPr>
+          <w:lang w:val="es-ES"/>
+        </w:rPr>
+        <w:t>Para obtener las configuraciones articulares a partir de esta trayectoria lineal, se recurrió a utilizar un bucle for invocando a la función de cinemática inversa, de modo que se calcule la posición articular correspondiente a cada configuración cartesiana contenida en la trayectoria.</w:t>
       </w:r>
     </w:p>
     <w:p>
@@ -32930,23 +32080,13 @@
           <w:szCs w:val="20"/>
         </w:rPr>
       </w:pPr>
-      <w:proofErr w:type="spellStart"/>
       <w:r>
         <w:rPr>
           <w:rFonts w:ascii="Consolas" w:eastAsia="Times New Roman" w:hAnsi="Consolas" w:cs="Times New Roman"/>
           <w:sz w:val="20"/>
           <w:szCs w:val="20"/>
         </w:rPr>
-        <w:t>q_sem</w:t>
-      </w:r>
-      <w:proofErr w:type="spellEnd"/>
-      <w:r>
-        <w:rPr>
-          <w:rFonts w:ascii="Consolas" w:eastAsia="Times New Roman" w:hAnsi="Consolas" w:cs="Times New Roman"/>
-          <w:sz w:val="20"/>
-          <w:szCs w:val="20"/>
-        </w:rPr>
-        <w:t xml:space="preserve"> = Q</w:t>
+        <w:t>q_sem = Q</w:t>
       </w:r>
       <w:r>
         <w:rPr>
@@ -32963,25 +32103,7 @@
           <w:sz w:val="20"/>
           <w:szCs w:val="20"/>
         </w:rPr>
-        <w:t>(</w:t>
-      </w:r>
-      <w:proofErr w:type="gramStart"/>
-      <w:r>
-        <w:rPr>
-          <w:rFonts w:ascii="Consolas" w:eastAsia="Times New Roman" w:hAnsi="Consolas" w:cs="Times New Roman"/>
-          <w:sz w:val="20"/>
-          <w:szCs w:val="20"/>
-        </w:rPr>
-        <w:t>end,:)</w:t>
-      </w:r>
-      <w:proofErr w:type="gramEnd"/>
-      <w:r>
-        <w:rPr>
-          <w:rFonts w:ascii="Consolas" w:eastAsia="Times New Roman" w:hAnsi="Consolas" w:cs="Times New Roman"/>
-          <w:sz w:val="20"/>
-          <w:szCs w:val="20"/>
-        </w:rPr>
-        <w:t>;</w:t>
+        <w:t>(end,:);</w:t>
       </w:r>
     </w:p>
     <w:p>
@@ -33004,41 +32126,41 @@
         </w:rPr>
         <w:t xml:space="preserve">for </w:t>
       </w:r>
-      <w:proofErr w:type="spellStart"/>
       <w:r>
         <w:rPr>
           <w:rFonts w:ascii="Consolas" w:eastAsia="Times New Roman" w:hAnsi="Consolas" w:cs="Times New Roman"/>
           <w:sz w:val="20"/>
           <w:szCs w:val="20"/>
         </w:rPr>
-        <w:t>i</w:t>
-      </w:r>
-      <w:proofErr w:type="spellEnd"/>
+        <w:t>i = 1:length(T</w:t>
+      </w:r>
       <w:r>
         <w:rPr>
           <w:rFonts w:ascii="Consolas" w:eastAsia="Times New Roman" w:hAnsi="Consolas" w:cs="Times New Roman"/>
           <w:sz w:val="20"/>
           <w:szCs w:val="20"/>
         </w:rPr>
-        <w:t xml:space="preserve"> = </w:t>
-      </w:r>
-      <w:proofErr w:type="gramStart"/>
-      <w:r>
+        <w:t>)</w:t>
+      </w:r>
+    </w:p>
+    <w:p>
+      <w:pPr>
+        <w:spacing w:before="0" w:after="0"/>
+        <w:ind w:firstLine="0"/>
+        <w:jc w:val="left"/>
         <w:rPr>
           <w:rFonts w:ascii="Consolas" w:eastAsia="Times New Roman" w:hAnsi="Consolas" w:cs="Times New Roman"/>
           <w:sz w:val="20"/>
           <w:szCs w:val="20"/>
         </w:rPr>
-        <w:t>1:length</w:t>
-      </w:r>
-      <w:proofErr w:type="gramEnd"/>
+      </w:pPr>
       <w:r>
         <w:rPr>
           <w:rFonts w:ascii="Consolas" w:eastAsia="Times New Roman" w:hAnsi="Consolas" w:cs="Times New Roman"/>
           <w:sz w:val="20"/>
           <w:szCs w:val="20"/>
         </w:rPr>
-        <w:t>(T</w:t>
+        <w:t xml:space="preserve"> </w:t>
       </w:r>
       <w:r>
         <w:rPr>
@@ -33046,115 +32168,15 @@
           <w:sz w:val="20"/>
           <w:szCs w:val="20"/>
         </w:rPr>
-        <w:t>)</w:t>
-      </w:r>
-    </w:p>
-    <w:p>
-      <w:pPr>
-        <w:spacing w:before="0" w:after="0"/>
-        <w:ind w:firstLine="0"/>
-        <w:jc w:val="left"/>
+        <w:t xml:space="preserve">   q_sem = UR10e_ikine(R, T</w:t>
+      </w:r>
+      <w:r>
         <w:rPr>
           <w:rFonts w:ascii="Consolas" w:eastAsia="Times New Roman" w:hAnsi="Consolas" w:cs="Times New Roman"/>
           <w:sz w:val="20"/>
           <w:szCs w:val="20"/>
         </w:rPr>
-      </w:pPr>
-      <w:r>
-        <w:rPr>
-          <w:rFonts w:ascii="Consolas" w:eastAsia="Times New Roman" w:hAnsi="Consolas" w:cs="Times New Roman"/>
-          <w:sz w:val="20"/>
-          <w:szCs w:val="20"/>
-        </w:rPr>
-        <w:t xml:space="preserve"> </w:t>
-      </w:r>
-      <w:r>
-        <w:rPr>
-          <w:rFonts w:ascii="Consolas" w:eastAsia="Times New Roman" w:hAnsi="Consolas" w:cs="Times New Roman"/>
-          <w:sz w:val="20"/>
-          <w:szCs w:val="20"/>
-        </w:rPr>
-        <w:t xml:space="preserve">   </w:t>
-      </w:r>
-      <w:proofErr w:type="spellStart"/>
-      <w:r>
-        <w:rPr>
-          <w:rFonts w:ascii="Consolas" w:eastAsia="Times New Roman" w:hAnsi="Consolas" w:cs="Times New Roman"/>
-          <w:sz w:val="20"/>
-          <w:szCs w:val="20"/>
-        </w:rPr>
-        <w:t>q_sem</w:t>
-      </w:r>
-      <w:proofErr w:type="spellEnd"/>
-      <w:r>
-        <w:rPr>
-          <w:rFonts w:ascii="Consolas" w:eastAsia="Times New Roman" w:hAnsi="Consolas" w:cs="Times New Roman"/>
-          <w:sz w:val="20"/>
-          <w:szCs w:val="20"/>
-        </w:rPr>
-        <w:t xml:space="preserve"> = UR10e_</w:t>
-      </w:r>
-      <w:proofErr w:type="gramStart"/>
-      <w:r>
-        <w:rPr>
-          <w:rFonts w:ascii="Consolas" w:eastAsia="Times New Roman" w:hAnsi="Consolas" w:cs="Times New Roman"/>
-          <w:sz w:val="20"/>
-          <w:szCs w:val="20"/>
-        </w:rPr>
-        <w:t>ikine(</w:t>
-      </w:r>
-      <w:proofErr w:type="gramEnd"/>
-      <w:r>
-        <w:rPr>
-          <w:rFonts w:ascii="Consolas" w:eastAsia="Times New Roman" w:hAnsi="Consolas" w:cs="Times New Roman"/>
-          <w:sz w:val="20"/>
-          <w:szCs w:val="20"/>
-        </w:rPr>
-        <w:t>R, T</w:t>
-      </w:r>
-      <w:r>
-        <w:rPr>
-          <w:rFonts w:ascii="Consolas" w:eastAsia="Times New Roman" w:hAnsi="Consolas" w:cs="Times New Roman"/>
-          <w:sz w:val="20"/>
-          <w:szCs w:val="20"/>
-        </w:rPr>
-        <w:t xml:space="preserve">(:, : , </w:t>
-      </w:r>
-      <w:proofErr w:type="spellStart"/>
-      <w:r>
-        <w:rPr>
-          <w:rFonts w:ascii="Consolas" w:eastAsia="Times New Roman" w:hAnsi="Consolas" w:cs="Times New Roman"/>
-          <w:sz w:val="20"/>
-          <w:szCs w:val="20"/>
-        </w:rPr>
-        <w:t>i</w:t>
-      </w:r>
-      <w:proofErr w:type="spellEnd"/>
-      <w:r>
-        <w:rPr>
-          <w:rFonts w:ascii="Consolas" w:eastAsia="Times New Roman" w:hAnsi="Consolas" w:cs="Times New Roman"/>
-          <w:sz w:val="20"/>
-          <w:szCs w:val="20"/>
-        </w:rPr>
-        <w:t xml:space="preserve">), </w:t>
-      </w:r>
-      <w:proofErr w:type="spellStart"/>
-      <w:r>
-        <w:rPr>
-          <w:rFonts w:ascii="Consolas" w:eastAsia="Times New Roman" w:hAnsi="Consolas" w:cs="Times New Roman"/>
-          <w:sz w:val="20"/>
-          <w:szCs w:val="20"/>
-        </w:rPr>
-        <w:t>q_sem</w:t>
-      </w:r>
-      <w:proofErr w:type="spellEnd"/>
-      <w:r>
-        <w:rPr>
-          <w:rFonts w:ascii="Consolas" w:eastAsia="Times New Roman" w:hAnsi="Consolas" w:cs="Times New Roman"/>
-          <w:sz w:val="20"/>
-          <w:szCs w:val="20"/>
-        </w:rPr>
-        <w:t>, true);</w:t>
+        <w:t>(:, : , i), q_sem, true);</w:t>
       </w:r>
     </w:p>
     <w:p>
@@ -33177,7 +32199,6 @@
         </w:rPr>
         <w:t xml:space="preserve">    </w:t>
       </w:r>
-      <w:proofErr w:type="gramStart"/>
       <w:r>
         <w:rPr>
           <w:rFonts w:ascii="Consolas" w:eastAsia="Times New Roman" w:hAnsi="Consolas" w:cs="Times New Roman"/>
@@ -33194,52 +32215,21 @@
           <w:szCs w:val="20"/>
           <w:lang w:val="es-AR"/>
         </w:rPr>
-        <w:t>(</w:t>
-      </w:r>
-      <w:proofErr w:type="gramEnd"/>
-      <w:r>
+        <w:t>(i, :) = q_sem;</w:t>
+      </w:r>
+    </w:p>
+    <w:p>
+      <w:pPr>
+        <w:spacing w:before="0" w:after="0"/>
+        <w:ind w:firstLine="0"/>
+        <w:jc w:val="left"/>
         <w:rPr>
           <w:rFonts w:ascii="Consolas" w:eastAsia="Times New Roman" w:hAnsi="Consolas" w:cs="Times New Roman"/>
           <w:sz w:val="20"/>
           <w:szCs w:val="20"/>
           <w:lang w:val="es-AR"/>
         </w:rPr>
-        <w:t xml:space="preserve">i, :) = </w:t>
-      </w:r>
-      <w:proofErr w:type="spellStart"/>
-      <w:r>
-        <w:rPr>
-          <w:rFonts w:ascii="Consolas" w:eastAsia="Times New Roman" w:hAnsi="Consolas" w:cs="Times New Roman"/>
-          <w:sz w:val="20"/>
-          <w:szCs w:val="20"/>
-          <w:lang w:val="es-AR"/>
-        </w:rPr>
-        <w:t>q_sem</w:t>
-      </w:r>
-      <w:proofErr w:type="spellEnd"/>
-      <w:r>
-        <w:rPr>
-          <w:rFonts w:ascii="Consolas" w:eastAsia="Times New Roman" w:hAnsi="Consolas" w:cs="Times New Roman"/>
-          <w:sz w:val="20"/>
-          <w:szCs w:val="20"/>
-          <w:lang w:val="es-AR"/>
-        </w:rPr>
-        <w:t>;</w:t>
-      </w:r>
-    </w:p>
-    <w:p>
-      <w:pPr>
-        <w:spacing w:before="0" w:after="0"/>
-        <w:ind w:firstLine="0"/>
-        <w:jc w:val="left"/>
-        <w:rPr>
-          <w:rFonts w:ascii="Consolas" w:eastAsia="Times New Roman" w:hAnsi="Consolas" w:cs="Times New Roman"/>
-          <w:sz w:val="20"/>
-          <w:szCs w:val="20"/>
-          <w:lang w:val="es-AR"/>
-        </w:rPr>
-      </w:pPr>
-      <w:proofErr w:type="spellStart"/>
+      </w:pPr>
       <w:r>
         <w:rPr>
           <w:rFonts w:ascii="Consolas" w:eastAsia="Times New Roman" w:hAnsi="Consolas" w:cs="Times New Roman"/>
@@ -33250,7 +32240,6 @@
         </w:rPr>
         <w:t>end</w:t>
       </w:r>
-      <w:proofErr w:type="spellEnd"/>
     </w:p>
     <w:p>
       <w:pPr>
@@ -33275,55 +32264,7 @@
           <w:lang w:val="es-ES"/>
         </w:rPr>
         <w:lastRenderedPageBreak/>
-        <w:t xml:space="preserve">Interpolación con </w:t>
-      </w:r>
-      <w:proofErr w:type="spellStart"/>
-      <w:r>
-        <w:rPr>
-          <w:b/>
-          <w:lang w:val="es-ES"/>
-        </w:rPr>
-        <w:t>mstraj</w:t>
-      </w:r>
-      <w:proofErr w:type="spellEnd"/>
-      <w:r>
-        <w:rPr>
-          <w:b/>
-          <w:lang w:val="es-ES"/>
-        </w:rPr>
-        <w:t xml:space="preserve"> (</w:t>
-      </w:r>
-      <w:proofErr w:type="spellStart"/>
-      <w:r>
-        <w:rPr>
-          <w:b/>
-          <w:lang w:val="es-ES"/>
-        </w:rPr>
-        <w:t>Multi-Segment</w:t>
-      </w:r>
-      <w:proofErr w:type="spellEnd"/>
-      <w:r>
-        <w:rPr>
-          <w:b/>
-          <w:lang w:val="es-ES"/>
-        </w:rPr>
-        <w:t xml:space="preserve"> </w:t>
-      </w:r>
-      <w:proofErr w:type="spellStart"/>
-      <w:r>
-        <w:rPr>
-          <w:b/>
-          <w:lang w:val="es-ES"/>
-        </w:rPr>
-        <w:t>Trajectory</w:t>
-      </w:r>
-      <w:proofErr w:type="spellEnd"/>
-      <w:r>
-        <w:rPr>
-          <w:b/>
-          <w:lang w:val="es-ES"/>
-        </w:rPr>
-        <w:t>)</w:t>
+        <w:t>Interpolación con mstraj (Multi-Segment Trajectory)</w:t>
       </w:r>
     </w:p>
     <w:p>
@@ -33371,7 +32312,6 @@
           <w:lang w:val="es-AR" w:eastAsia="es-AR"/>
         </w:rPr>
       </w:pPr>
-      <w:proofErr w:type="spellStart"/>
       <w:r>
         <w:rPr>
           <w:rFonts w:ascii="Consolas" w:eastAsia="Times New Roman" w:hAnsi="Consolas" w:cs="Consolas"/>
@@ -33380,140 +32320,7 @@
           <w:szCs w:val="21"/>
           <w:lang w:val="es-AR" w:eastAsia="es-AR"/>
         </w:rPr>
-        <w:t>Qmstraj</w:t>
-      </w:r>
-      <w:proofErr w:type="spellEnd"/>
-      <w:r>
-        <w:rPr>
-          <w:rFonts w:ascii="Consolas" w:eastAsia="Times New Roman" w:hAnsi="Consolas" w:cs="Consolas"/>
-          <w:color w:val="000000"/>
-          <w:sz w:val="21"/>
-          <w:szCs w:val="21"/>
-          <w:lang w:val="es-AR" w:eastAsia="es-AR"/>
-        </w:rPr>
-        <w:t xml:space="preserve">   = </w:t>
-      </w:r>
-      <w:proofErr w:type="spellStart"/>
-      <w:proofErr w:type="gramStart"/>
-      <w:r>
-        <w:rPr>
-          <w:rFonts w:ascii="Consolas" w:eastAsia="Times New Roman" w:hAnsi="Consolas" w:cs="Consolas"/>
-          <w:color w:val="000000"/>
-          <w:sz w:val="21"/>
-          <w:szCs w:val="21"/>
-          <w:lang w:val="es-AR" w:eastAsia="es-AR"/>
-        </w:rPr>
-        <w:t>mstraj</w:t>
-      </w:r>
-      <w:proofErr w:type="spellEnd"/>
-      <w:r>
-        <w:rPr>
-          <w:rFonts w:ascii="Consolas" w:eastAsia="Times New Roman" w:hAnsi="Consolas" w:cs="Consolas"/>
-          <w:color w:val="000000"/>
-          <w:sz w:val="21"/>
-          <w:szCs w:val="21"/>
-          <w:lang w:val="es-AR" w:eastAsia="es-AR"/>
-        </w:rPr>
-        <w:t>(</w:t>
-      </w:r>
-      <w:proofErr w:type="gramEnd"/>
-      <w:r>
-        <w:rPr>
-          <w:rFonts w:ascii="Consolas" w:eastAsia="Times New Roman" w:hAnsi="Consolas" w:cs="Consolas"/>
-          <w:color w:val="000000"/>
-          <w:sz w:val="21"/>
-          <w:szCs w:val="21"/>
-          <w:lang w:val="es-AR" w:eastAsia="es-AR"/>
-        </w:rPr>
-        <w:t xml:space="preserve">[qi+1; … ; </w:t>
-      </w:r>
-      <w:proofErr w:type="spellStart"/>
-      <w:r>
-        <w:rPr>
-          <w:rFonts w:ascii="Consolas" w:eastAsia="Times New Roman" w:hAnsi="Consolas" w:cs="Consolas"/>
-          <w:color w:val="000000"/>
-          <w:sz w:val="21"/>
-          <w:szCs w:val="21"/>
-          <w:lang w:val="es-AR" w:eastAsia="es-AR"/>
-        </w:rPr>
-        <w:t>qK</w:t>
-      </w:r>
-      <w:proofErr w:type="spellEnd"/>
-      <w:r>
-        <w:rPr>
-          <w:rFonts w:ascii="Consolas" w:eastAsia="Times New Roman" w:hAnsi="Consolas" w:cs="Consolas"/>
-          <w:color w:val="000000"/>
-          <w:sz w:val="21"/>
-          <w:szCs w:val="21"/>
-          <w:lang w:val="es-AR" w:eastAsia="es-AR"/>
-        </w:rPr>
-        <w:t>; qK+1], [], segundos*</w:t>
-      </w:r>
-      <w:proofErr w:type="spellStart"/>
-      <w:r>
-        <w:rPr>
-          <w:rFonts w:ascii="Consolas" w:eastAsia="Times New Roman" w:hAnsi="Consolas" w:cs="Consolas"/>
-          <w:color w:val="000000"/>
-          <w:sz w:val="21"/>
-          <w:szCs w:val="21"/>
-          <w:lang w:val="es-AR" w:eastAsia="es-AR"/>
-        </w:rPr>
-        <w:t>ones</w:t>
-      </w:r>
-      <w:proofErr w:type="spellEnd"/>
-      <w:r>
-        <w:rPr>
-          <w:rFonts w:ascii="Consolas" w:eastAsia="Times New Roman" w:hAnsi="Consolas" w:cs="Consolas"/>
-          <w:color w:val="000000"/>
-          <w:sz w:val="21"/>
-          <w:szCs w:val="21"/>
-          <w:lang w:val="es-AR" w:eastAsia="es-AR"/>
-        </w:rPr>
-        <w:t xml:space="preserve">(1, K+1), </w:t>
-      </w:r>
-      <w:proofErr w:type="spellStart"/>
-      <w:r>
-        <w:rPr>
-          <w:rFonts w:ascii="Consolas" w:eastAsia="Times New Roman" w:hAnsi="Consolas" w:cs="Consolas"/>
-          <w:color w:val="000000"/>
-          <w:sz w:val="21"/>
-          <w:szCs w:val="21"/>
-          <w:lang w:val="es-AR" w:eastAsia="es-AR"/>
-        </w:rPr>
-        <w:t>qi</w:t>
-      </w:r>
-      <w:proofErr w:type="spellEnd"/>
-      <w:r>
-        <w:rPr>
-          <w:rFonts w:ascii="Consolas" w:eastAsia="Times New Roman" w:hAnsi="Consolas" w:cs="Consolas"/>
-          <w:color w:val="000000"/>
-          <w:sz w:val="21"/>
-          <w:szCs w:val="21"/>
-          <w:lang w:val="es-AR" w:eastAsia="es-AR"/>
-        </w:rPr>
-        <w:t xml:space="preserve">, </w:t>
-      </w:r>
-      <w:proofErr w:type="spellStart"/>
-      <w:r>
-        <w:rPr>
-          <w:rFonts w:ascii="Consolas" w:eastAsia="Times New Roman" w:hAnsi="Consolas" w:cs="Consolas"/>
-          <w:color w:val="000000"/>
-          <w:sz w:val="21"/>
-          <w:szCs w:val="21"/>
-          <w:lang w:val="es-AR" w:eastAsia="es-AR"/>
-        </w:rPr>
-        <w:t>dt</w:t>
-      </w:r>
-      <w:proofErr w:type="spellEnd"/>
-      <w:r>
-        <w:rPr>
-          <w:rFonts w:ascii="Consolas" w:eastAsia="Times New Roman" w:hAnsi="Consolas" w:cs="Consolas"/>
-          <w:color w:val="000000"/>
-          <w:sz w:val="21"/>
-          <w:szCs w:val="21"/>
-          <w:lang w:val="es-AR" w:eastAsia="es-AR"/>
-        </w:rPr>
-        <w:t>, 2);</w:t>
+        <w:t>Qmstraj   = mstraj([qi+1; … ; qK; qK+1], [], segundos*ones(1, K+1), qi, dt, 2);</w:t>
       </w:r>
     </w:p>
     <w:p>
@@ -33532,88 +32339,32 @@
         <w:rPr>
           <w:lang w:val="es-ES"/>
         </w:rPr>
-        <w:t xml:space="preserve">s en la trayectoria, </w:t>
-      </w:r>
-      <w:proofErr w:type="spellStart"/>
-      <w:r>
-        <w:rPr>
-          <w:lang w:val="es-ES"/>
-        </w:rPr>
-        <w:t>qi</w:t>
-      </w:r>
-      <w:proofErr w:type="spellEnd"/>
-      <w:r>
-        <w:rPr>
-          <w:lang w:val="es-ES"/>
-        </w:rPr>
-        <w:t xml:space="preserve"> (vector</w:t>
-      </w:r>
-      <w:r>
-        <w:rPr>
-          <w:lang w:val="es-ES"/>
-        </w:rPr>
-        <w:t xml:space="preserve"> inicial), delta de tiempo </w:t>
-      </w:r>
-      <w:proofErr w:type="spellStart"/>
-      <w:r>
-        <w:rPr>
-          <w:lang w:val="es-ES"/>
-        </w:rPr>
-        <w:t>dt</w:t>
-      </w:r>
-      <w:proofErr w:type="spellEnd"/>
-      <w:r>
-        <w:rPr>
-          <w:lang w:val="es-ES"/>
-        </w:rPr>
-        <w:t>, un parámetro llamado TACC, el que corresponde al tiempo de aceleración entre segmentos (escalar si es el mismo para todos o de 1xK si se desean tiempos distintos para cada segmento) y una matriz con los vectores correspondientes a todos los puntos intermedios y en la última fila el vector final.</w:t>
-      </w:r>
-      <w:r>
-        <w:rPr>
-          <w:lang w:val="es-ES"/>
-        </w:rPr>
-        <w:t xml:space="preserve"> También es posible, en lugar de proporcionarle un vector de tiempo, especificar la máxima velocidad para todos los segmentos o especificar para cada segmento en particular. Con estos parámetros, hace una interpolación multipunto con “</w:t>
-      </w:r>
-      <w:proofErr w:type="spellStart"/>
-      <w:r>
-        <w:rPr>
-          <w:lang w:val="es-ES"/>
-        </w:rPr>
-        <w:t>tpoly</w:t>
-      </w:r>
-      <w:proofErr w:type="spellEnd"/>
-      <w:r>
-        <w:rPr>
-          <w:lang w:val="es-ES"/>
-        </w:rPr>
-        <w:t>” y aproximaciones intermedias</w:t>
-      </w:r>
-    </w:p>
-    <w:p>
-      <w:pPr>
-        <w:rPr>
-          <w:lang w:val="es-ES"/>
-        </w:rPr>
-      </w:pPr>
-      <w:r>
-        <w:rPr>
-          <w:lang w:val="es-ES"/>
-        </w:rPr>
-        <w:t xml:space="preserve">La salida es una matriz de </w:t>
-      </w:r>
-      <w:proofErr w:type="spellStart"/>
-      <w:r>
-        <w:rPr>
-          <w:lang w:val="es-ES"/>
-        </w:rPr>
-        <w:t>KxN</w:t>
-      </w:r>
-      <w:proofErr w:type="spellEnd"/>
-      <w:r>
-        <w:rPr>
-          <w:lang w:val="es-ES"/>
-        </w:rPr>
-        <w:t xml:space="preserve">, con K </w:t>
+        <w:t>s en la trayectoria, qi (vector</w:t>
+      </w:r>
+      <w:r>
+        <w:rPr>
+          <w:lang w:val="es-ES"/>
+        </w:rPr>
+        <w:t xml:space="preserve"> inicial), delta de tiempo dt, un parámetro llamado TACC, el que corresponde al tiempo de aceleración entre segmentos (escalar si es el mismo para todos o de 1xK si se desean tiempos distintos para cada segmento) y una matriz con los vectores correspondientes a todos los puntos intermedios y en la última fila el vector final.</w:t>
+      </w:r>
+      <w:r>
+        <w:rPr>
+          <w:lang w:val="es-ES"/>
+        </w:rPr>
+        <w:t xml:space="preserve"> También es posible, en lugar de proporcionarle un vector de tiempo, especificar la máxima velocidad para todos los segmentos o especificar para cada segmento en particular. Con estos parámetros, hace una interpolación multipunto con “tpoly” y aproximaciones intermedias</w:t>
+      </w:r>
+    </w:p>
+    <w:p>
+      <w:pPr>
+        <w:rPr>
+          <w:lang w:val="es-ES"/>
+        </w:rPr>
+      </w:pPr>
+      <w:r>
+        <w:rPr>
+          <w:lang w:val="es-ES"/>
+        </w:rPr>
+        <w:t xml:space="preserve">La salida es una matriz de KxN, con K </w:t>
       </w:r>
       <w:r>
         <w:rPr>
@@ -33645,6 +32396,7 @@
       <w:r>
         <w:rPr>
           <w:noProof/>
+          <w:lang w:val="es-AR" w:eastAsia="es-AR"/>
         </w:rPr>
         <w:drawing>
           <wp:inline distT="0" distB="0" distL="0" distR="0" wp14:anchorId="6D0B5A7F" wp14:editId="29886ECE">
@@ -33697,17 +32449,8 @@
           <w:sz w:val="18"/>
           <w:lang w:val="es-ES"/>
         </w:rPr>
-        <w:t xml:space="preserve">Interpolación y aproximación con </w:t>
-      </w:r>
-      <w:proofErr w:type="spellStart"/>
-      <w:r>
-        <w:rPr>
-          <w:sz w:val="18"/>
-          <w:lang w:val="es-ES"/>
-        </w:rPr>
-        <w:t>mstraj</w:t>
-      </w:r>
-      <w:proofErr w:type="spellEnd"/>
+        <w:t>Interpolación y aproximación con mstraj</w:t>
+      </w:r>
     </w:p>
     <w:p>
       <w:pPr>
@@ -33737,7 +32480,7 @@
 </file>
 
 <file path=word/endnotes.xml><?xml version="1.0" encoding="utf-8"?>
-<w:endnotes xmlns:wpc="http://schemas.microsoft.com/office/word/2010/wordprocessingCanvas" xmlns:cx="http://schemas.microsoft.com/office/drawing/2014/chartex" xmlns:mc="http://schemas.openxmlformats.org/markup-compatibility/2006" xmlns:o="urn:schemas-microsoft-com:office:office" xmlns:r="http://schemas.openxmlformats.org/officeDocument/2006/relationships" xmlns:m="http://schemas.openxmlformats.org/officeDocument/2006/math" xmlns:v="urn:schemas-microsoft-com:vml" xmlns:wp14="http://schemas.microsoft.com/office/word/2010/wordprocessingDrawing" xmlns:wp="http://schemas.openxmlformats.org/drawingml/2006/wordprocessingDrawing" xmlns:w10="urn:schemas-microsoft-com:office:word" xmlns:w="http://schemas.openxmlformats.org/wordprocessingml/2006/main" xmlns:w14="http://schemas.microsoft.com/office/word/2010/wordml" xmlns:w15="http://schemas.microsoft.com/office/word/2012/wordml" xmlns:w16se="http://schemas.microsoft.com/office/word/2015/wordml/symex" xmlns:wpg="http://schemas.microsoft.com/office/word/2010/wordprocessingGroup" xmlns:wpi="http://schemas.microsoft.com/office/word/2010/wordprocessingInk" xmlns:wne="http://schemas.microsoft.com/office/word/2006/wordml" xmlns:wps="http://schemas.microsoft.com/office/word/2010/wordprocessingShape" mc:Ignorable="w14 w15 w16se wp14">
+<w:endnotes xmlns:wpc="http://schemas.microsoft.com/office/word/2010/wordprocessingCanvas" xmlns:mc="http://schemas.openxmlformats.org/markup-compatibility/2006" xmlns:o="urn:schemas-microsoft-com:office:office" xmlns:r="http://schemas.openxmlformats.org/officeDocument/2006/relationships" xmlns:m="http://schemas.openxmlformats.org/officeDocument/2006/math" xmlns:v="urn:schemas-microsoft-com:vml" xmlns:wp14="http://schemas.microsoft.com/office/word/2010/wordprocessingDrawing" xmlns:wp="http://schemas.openxmlformats.org/drawingml/2006/wordprocessingDrawing" xmlns:w10="urn:schemas-microsoft-com:office:word" xmlns:w="http://schemas.openxmlformats.org/wordprocessingml/2006/main" xmlns:w14="http://schemas.microsoft.com/office/word/2010/wordml" xmlns:w15="http://schemas.microsoft.com/office/word/2012/wordml" xmlns:wpg="http://schemas.microsoft.com/office/word/2010/wordprocessingGroup" xmlns:wpi="http://schemas.microsoft.com/office/word/2010/wordprocessingInk" xmlns:wne="http://schemas.microsoft.com/office/word/2006/wordml" xmlns:wps="http://schemas.microsoft.com/office/word/2010/wordprocessingShape" mc:Ignorable="w14 w15 wp14">
   <w:endnote w:type="separator" w:id="-1">
     <w:p>
       <w:pPr>
@@ -33762,7 +32505,7 @@
 </file>
 
 <file path=word/footer1.xml><?xml version="1.0" encoding="utf-8"?>
-<w:ftr xmlns:wpc="http://schemas.microsoft.com/office/word/2010/wordprocessingCanvas" xmlns:cx="http://schemas.microsoft.com/office/drawing/2014/chartex" xmlns:mc="http://schemas.openxmlformats.org/markup-compatibility/2006" xmlns:o="urn:schemas-microsoft-com:office:office" xmlns:r="http://schemas.openxmlformats.org/officeDocument/2006/relationships" xmlns:m="http://schemas.openxmlformats.org/officeDocument/2006/math" xmlns:v="urn:schemas-microsoft-com:vml" xmlns:wp14="http://schemas.microsoft.com/office/word/2010/wordprocessingDrawing" xmlns:wp="http://schemas.openxmlformats.org/drawingml/2006/wordprocessingDrawing" xmlns:w10="urn:schemas-microsoft-com:office:word" xmlns:w="http://schemas.openxmlformats.org/wordprocessingml/2006/main" xmlns:w14="http://schemas.microsoft.com/office/word/2010/wordml" xmlns:w15="http://schemas.microsoft.com/office/word/2012/wordml" xmlns:w16se="http://schemas.microsoft.com/office/word/2015/wordml/symex" xmlns:wpg="http://schemas.microsoft.com/office/word/2010/wordprocessingGroup" xmlns:wpi="http://schemas.microsoft.com/office/word/2010/wordprocessingInk" xmlns:wne="http://schemas.microsoft.com/office/word/2006/wordml" xmlns:wps="http://schemas.microsoft.com/office/word/2010/wordprocessingShape" mc:Ignorable="w14 w15 w16se wp14">
+<w:ftr xmlns:wpc="http://schemas.microsoft.com/office/word/2010/wordprocessingCanvas" xmlns:mc="http://schemas.openxmlformats.org/markup-compatibility/2006" xmlns:o="urn:schemas-microsoft-com:office:office" xmlns:r="http://schemas.openxmlformats.org/officeDocument/2006/relationships" xmlns:m="http://schemas.openxmlformats.org/officeDocument/2006/math" xmlns:v="urn:schemas-microsoft-com:vml" xmlns:wp14="http://schemas.microsoft.com/office/word/2010/wordprocessingDrawing" xmlns:wp="http://schemas.openxmlformats.org/drawingml/2006/wordprocessingDrawing" xmlns:w10="urn:schemas-microsoft-com:office:word" xmlns:w="http://schemas.openxmlformats.org/wordprocessingml/2006/main" xmlns:w14="http://schemas.microsoft.com/office/word/2010/wordml" xmlns:w15="http://schemas.microsoft.com/office/word/2012/wordml" xmlns:wpg="http://schemas.microsoft.com/office/word/2010/wordprocessingGroup" xmlns:wpi="http://schemas.microsoft.com/office/word/2010/wordprocessingInk" xmlns:wne="http://schemas.microsoft.com/office/word/2006/wordml" xmlns:wps="http://schemas.microsoft.com/office/word/2010/wordprocessingShape" mc:Ignorable="w14 w15 wp14">
   <w:p>
     <w:pPr>
       <w:pStyle w:val="Piedepgina"/>
@@ -33772,7 +32515,7 @@
 </file>
 
 <file path=word/footer2.xml><?xml version="1.0" encoding="utf-8"?>
-<w:ftr xmlns:wpc="http://schemas.microsoft.com/office/word/2010/wordprocessingCanvas" xmlns:cx="http://schemas.microsoft.com/office/drawing/2014/chartex" xmlns:mc="http://schemas.openxmlformats.org/markup-compatibility/2006" xmlns:o="urn:schemas-microsoft-com:office:office" xmlns:r="http://schemas.openxmlformats.org/officeDocument/2006/relationships" xmlns:m="http://schemas.openxmlformats.org/officeDocument/2006/math" xmlns:v="urn:schemas-microsoft-com:vml" xmlns:wp14="http://schemas.microsoft.com/office/word/2010/wordprocessingDrawing" xmlns:wp="http://schemas.openxmlformats.org/drawingml/2006/wordprocessingDrawing" xmlns:w10="urn:schemas-microsoft-com:office:word" xmlns:w="http://schemas.openxmlformats.org/wordprocessingml/2006/main" xmlns:w14="http://schemas.microsoft.com/office/word/2010/wordml" xmlns:w15="http://schemas.microsoft.com/office/word/2012/wordml" xmlns:w16se="http://schemas.microsoft.com/office/word/2015/wordml/symex" xmlns:wpg="http://schemas.microsoft.com/office/word/2010/wordprocessingGroup" xmlns:wpi="http://schemas.microsoft.com/office/word/2010/wordprocessingInk" xmlns:wne="http://schemas.microsoft.com/office/word/2006/wordml" xmlns:wps="http://schemas.microsoft.com/office/word/2010/wordprocessingShape" mc:Ignorable="w14 w15 w16se wp14">
+<w:ftr xmlns:wpc="http://schemas.microsoft.com/office/word/2010/wordprocessingCanvas" xmlns:mc="http://schemas.openxmlformats.org/markup-compatibility/2006" xmlns:o="urn:schemas-microsoft-com:office:office" xmlns:r="http://schemas.openxmlformats.org/officeDocument/2006/relationships" xmlns:m="http://schemas.openxmlformats.org/officeDocument/2006/math" xmlns:v="urn:schemas-microsoft-com:vml" xmlns:wp14="http://schemas.microsoft.com/office/word/2010/wordprocessingDrawing" xmlns:wp="http://schemas.openxmlformats.org/drawingml/2006/wordprocessingDrawing" xmlns:w10="urn:schemas-microsoft-com:office:word" xmlns:w="http://schemas.openxmlformats.org/wordprocessingml/2006/main" xmlns:w14="http://schemas.microsoft.com/office/word/2010/wordml" xmlns:w15="http://schemas.microsoft.com/office/word/2012/wordml" xmlns:wpg="http://schemas.microsoft.com/office/word/2010/wordprocessingGroup" xmlns:wpi="http://schemas.microsoft.com/office/word/2010/wordprocessingInk" xmlns:wne="http://schemas.microsoft.com/office/word/2006/wordml" xmlns:wps="http://schemas.microsoft.com/office/word/2010/wordprocessingShape" mc:Ignorable="w14 w15 wp14">
   <w:p>
     <w:pPr>
       <w:pStyle w:val="Encabezado"/>
@@ -33786,6 +32529,7 @@
         <w:b/>
         <w:i/>
         <w:noProof/>
+        <w:lang w:val="es-AR" w:eastAsia="es-AR"/>
       </w:rPr>
       <mc:AlternateContent>
         <mc:Choice Requires="wps">
@@ -33858,7 +32602,7 @@
             </wp:anchor>
           </w:drawing>
         </mc:Choice>
-        <mc:Fallback>
+        <mc:Fallback xmlns:w16se="http://schemas.microsoft.com/office/word/2015/wordml/symex" xmlns:cx="http://schemas.microsoft.com/office/drawing/2014/chartex">
           <w:pict>
             <v:rect w14:anchorId="6219B82C" id="Rectángulo 452" o:spid="_x0000_s1026" style="position:absolute;margin-left:0;margin-top:0;width:579.9pt;height:750.3pt;z-index:251660288;visibility:visible;mso-wrap-style:square;mso-width-percent:950;mso-height-percent:950;mso-wrap-distance-left:9pt;mso-wrap-distance-top:0;mso-wrap-distance-right:9pt;mso-wrap-distance-bottom:0;mso-position-horizontal:center;mso-position-horizontal-relative:page;mso-position-vertical:center;mso-position-vertical-relative:page;mso-width-percent:950;mso-height-percent:950;mso-width-relative:page;mso-height-relative:page;v-text-anchor:middle" o:gfxdata="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" filled="f" strokecolor="#747070 [1614]" strokeweight="1.25pt">
               <w10:wrap anchorx="page" anchory="page"/>
@@ -33948,7 +32692,7 @@
         <w:szCs w:val="20"/>
         <w:lang w:val="es-ES"/>
       </w:rPr>
-      <w:t>9</w:t>
+      <w:t>20</w:t>
     </w:r>
     <w:r>
       <w:rPr>
@@ -33966,7 +32710,7 @@
 </file>
 
 <file path=word/footer3.xml><?xml version="1.0" encoding="utf-8"?>
-<w:ftr xmlns:wpc="http://schemas.microsoft.com/office/word/2010/wordprocessingCanvas" xmlns:cx="http://schemas.microsoft.com/office/drawing/2014/chartex" xmlns:mc="http://schemas.openxmlformats.org/markup-compatibility/2006" xmlns:o="urn:schemas-microsoft-com:office:office" xmlns:r="http://schemas.openxmlformats.org/officeDocument/2006/relationships" xmlns:m="http://schemas.openxmlformats.org/officeDocument/2006/math" xmlns:v="urn:schemas-microsoft-com:vml" xmlns:wp14="http://schemas.microsoft.com/office/word/2010/wordprocessingDrawing" xmlns:wp="http://schemas.openxmlformats.org/drawingml/2006/wordprocessingDrawing" xmlns:w10="urn:schemas-microsoft-com:office:word" xmlns:w="http://schemas.openxmlformats.org/wordprocessingml/2006/main" xmlns:w14="http://schemas.microsoft.com/office/word/2010/wordml" xmlns:w15="http://schemas.microsoft.com/office/word/2012/wordml" xmlns:w16se="http://schemas.microsoft.com/office/word/2015/wordml/symex" xmlns:wpg="http://schemas.microsoft.com/office/word/2010/wordprocessingGroup" xmlns:wpi="http://schemas.microsoft.com/office/word/2010/wordprocessingInk" xmlns:wne="http://schemas.microsoft.com/office/word/2006/wordml" xmlns:wps="http://schemas.microsoft.com/office/word/2010/wordprocessingShape" mc:Ignorable="w14 w15 w16se wp14">
+<w:ftr xmlns:wpc="http://schemas.microsoft.com/office/word/2010/wordprocessingCanvas" xmlns:mc="http://schemas.openxmlformats.org/markup-compatibility/2006" xmlns:o="urn:schemas-microsoft-com:office:office" xmlns:r="http://schemas.openxmlformats.org/officeDocument/2006/relationships" xmlns:m="http://schemas.openxmlformats.org/officeDocument/2006/math" xmlns:v="urn:schemas-microsoft-com:vml" xmlns:wp14="http://schemas.microsoft.com/office/word/2010/wordprocessingDrawing" xmlns:wp="http://schemas.openxmlformats.org/drawingml/2006/wordprocessingDrawing" xmlns:w10="urn:schemas-microsoft-com:office:word" xmlns:w="http://schemas.openxmlformats.org/wordprocessingml/2006/main" xmlns:w14="http://schemas.microsoft.com/office/word/2010/wordml" xmlns:w15="http://schemas.microsoft.com/office/word/2012/wordml" xmlns:wpg="http://schemas.microsoft.com/office/word/2010/wordprocessingGroup" xmlns:wpi="http://schemas.microsoft.com/office/word/2010/wordprocessingInk" xmlns:wne="http://schemas.microsoft.com/office/word/2006/wordml" xmlns:wps="http://schemas.microsoft.com/office/word/2010/wordprocessingShape" mc:Ignorable="w14 w15 wp14">
   <w:p>
     <w:pPr>
       <w:pStyle w:val="Piedepgina"/>
@@ -33976,6 +32720,7 @@
       <w:rPr>
         <w:noProof/>
         <w:color w:val="5B9BD5" w:themeColor="accent1"/>
+        <w:lang w:val="es-AR" w:eastAsia="es-AR"/>
       </w:rPr>
       <mc:AlternateContent>
         <mc:Choice Requires="wps">
@@ -34048,7 +32793,7 @@
             </wp:anchor>
           </w:drawing>
         </mc:Choice>
-        <mc:Fallback>
+        <mc:Fallback xmlns:w16se="http://schemas.microsoft.com/office/word/2015/wordml/symex" xmlns:cx="http://schemas.microsoft.com/office/drawing/2014/chartex">
           <w:pict>
             <v:rect w14:anchorId="2B718029" id="Rectángulo 6" o:spid="_x0000_s1026" style="position:absolute;margin-left:0;margin-top:0;width:579.9pt;height:750.3pt;z-index:251662336;visibility:visible;mso-wrap-style:square;mso-width-percent:950;mso-height-percent:950;mso-wrap-distance-left:9pt;mso-wrap-distance-top:0;mso-wrap-distance-right:9pt;mso-wrap-distance-bottom:0;mso-position-horizontal:center;mso-position-horizontal-relative:page;mso-position-vertical:center;mso-position-vertical-relative:page;mso-width-percent:950;mso-height-percent:950;mso-width-relative:page;mso-height-relative:page;v-text-anchor:middle" o:gfxdata="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" filled="f" strokecolor="#747070 [1614]" strokeweight="1.25pt">
               <w10:wrap anchorx="page" anchory="page"/>
@@ -34119,7 +32864,7 @@
 </file>
 
 <file path=word/footnotes.xml><?xml version="1.0" encoding="utf-8"?>
-<w:footnotes xmlns:wpc="http://schemas.microsoft.com/office/word/2010/wordprocessingCanvas" xmlns:cx="http://schemas.microsoft.com/office/drawing/2014/chartex" xmlns:mc="http://schemas.openxmlformats.org/markup-compatibility/2006" xmlns:o="urn:schemas-microsoft-com:office:office" xmlns:r="http://schemas.openxmlformats.org/officeDocument/2006/relationships" xmlns:m="http://schemas.openxmlformats.org/officeDocument/2006/math" xmlns:v="urn:schemas-microsoft-com:vml" xmlns:wp14="http://schemas.microsoft.com/office/word/2010/wordprocessingDrawing" xmlns:wp="http://schemas.openxmlformats.org/drawingml/2006/wordprocessingDrawing" xmlns:w10="urn:schemas-microsoft-com:office:word" xmlns:w="http://schemas.openxmlformats.org/wordprocessingml/2006/main" xmlns:w14="http://schemas.microsoft.com/office/word/2010/wordml" xmlns:w15="http://schemas.microsoft.com/office/word/2012/wordml" xmlns:w16se="http://schemas.microsoft.com/office/word/2015/wordml/symex" xmlns:wpg="http://schemas.microsoft.com/office/word/2010/wordprocessingGroup" xmlns:wpi="http://schemas.microsoft.com/office/word/2010/wordprocessingInk" xmlns:wne="http://schemas.microsoft.com/office/word/2006/wordml" xmlns:wps="http://schemas.microsoft.com/office/word/2010/wordprocessingShape" mc:Ignorable="w14 w15 w16se wp14">
+<w:footnotes xmlns:wpc="http://schemas.microsoft.com/office/word/2010/wordprocessingCanvas" xmlns:mc="http://schemas.openxmlformats.org/markup-compatibility/2006" xmlns:o="urn:schemas-microsoft-com:office:office" xmlns:r="http://schemas.openxmlformats.org/officeDocument/2006/relationships" xmlns:m="http://schemas.openxmlformats.org/officeDocument/2006/math" xmlns:v="urn:schemas-microsoft-com:vml" xmlns:wp14="http://schemas.microsoft.com/office/word/2010/wordprocessingDrawing" xmlns:wp="http://schemas.openxmlformats.org/drawingml/2006/wordprocessingDrawing" xmlns:w10="urn:schemas-microsoft-com:office:word" xmlns:w="http://schemas.openxmlformats.org/wordprocessingml/2006/main" xmlns:w14="http://schemas.microsoft.com/office/word/2010/wordml" xmlns:w15="http://schemas.microsoft.com/office/word/2012/wordml" xmlns:wpg="http://schemas.microsoft.com/office/word/2010/wordprocessingGroup" xmlns:wpi="http://schemas.microsoft.com/office/word/2010/wordprocessingInk" xmlns:wne="http://schemas.microsoft.com/office/word/2006/wordml" xmlns:wps="http://schemas.microsoft.com/office/word/2010/wordprocessingShape" mc:Ignorable="w14 w15 wp14">
   <w:footnote w:type="separator" w:id="-1">
     <w:p>
       <w:pPr>
@@ -34144,7 +32889,7 @@
 </file>
 
 <file path=word/header1.xml><?xml version="1.0" encoding="utf-8"?>
-<w:hdr xmlns:wpc="http://schemas.microsoft.com/office/word/2010/wordprocessingCanvas" xmlns:cx="http://schemas.microsoft.com/office/drawing/2014/chartex" xmlns:mc="http://schemas.openxmlformats.org/markup-compatibility/2006" xmlns:o="urn:schemas-microsoft-com:office:office" xmlns:r="http://schemas.openxmlformats.org/officeDocument/2006/relationships" xmlns:m="http://schemas.openxmlformats.org/officeDocument/2006/math" xmlns:v="urn:schemas-microsoft-com:vml" xmlns:wp14="http://schemas.microsoft.com/office/word/2010/wordprocessingDrawing" xmlns:wp="http://schemas.openxmlformats.org/drawingml/2006/wordprocessingDrawing" xmlns:w10="urn:schemas-microsoft-com:office:word" xmlns:w="http://schemas.openxmlformats.org/wordprocessingml/2006/main" xmlns:w14="http://schemas.microsoft.com/office/word/2010/wordml" xmlns:w15="http://schemas.microsoft.com/office/word/2012/wordml" xmlns:w16se="http://schemas.microsoft.com/office/word/2015/wordml/symex" xmlns:wpg="http://schemas.microsoft.com/office/word/2010/wordprocessingGroup" xmlns:wpi="http://schemas.microsoft.com/office/word/2010/wordprocessingInk" xmlns:wne="http://schemas.microsoft.com/office/word/2006/wordml" xmlns:wps="http://schemas.microsoft.com/office/word/2010/wordprocessingShape" mc:Ignorable="w14 w15 w16se wp14">
+<w:hdr xmlns:wpc="http://schemas.microsoft.com/office/word/2010/wordprocessingCanvas" xmlns:mc="http://schemas.openxmlformats.org/markup-compatibility/2006" xmlns:o="urn:schemas-microsoft-com:office:office" xmlns:r="http://schemas.openxmlformats.org/officeDocument/2006/relationships" xmlns:m="http://schemas.openxmlformats.org/officeDocument/2006/math" xmlns:v="urn:schemas-microsoft-com:vml" xmlns:wp14="http://schemas.microsoft.com/office/word/2010/wordprocessingDrawing" xmlns:wp="http://schemas.openxmlformats.org/drawingml/2006/wordprocessingDrawing" xmlns:w10="urn:schemas-microsoft-com:office:word" xmlns:w="http://schemas.openxmlformats.org/wordprocessingml/2006/main" xmlns:w14="http://schemas.microsoft.com/office/word/2010/wordml" xmlns:w15="http://schemas.microsoft.com/office/word/2012/wordml" xmlns:wpg="http://schemas.microsoft.com/office/word/2010/wordprocessingGroup" xmlns:wpi="http://schemas.microsoft.com/office/word/2010/wordprocessingInk" xmlns:wne="http://schemas.microsoft.com/office/word/2006/wordml" xmlns:wps="http://schemas.microsoft.com/office/word/2010/wordprocessingShape" mc:Ignorable="w14 w15 wp14">
   <w:p>
     <w:pPr>
       <w:pStyle w:val="Encabezado"/>
@@ -34154,7 +32899,7 @@
 </file>
 
 <file path=word/header2.xml><?xml version="1.0" encoding="utf-8"?>
-<w:hdr xmlns:wpc="http://schemas.microsoft.com/office/word/2010/wordprocessingCanvas" xmlns:cx="http://schemas.microsoft.com/office/drawing/2014/chartex" xmlns:mc="http://schemas.openxmlformats.org/markup-compatibility/2006" xmlns:o="urn:schemas-microsoft-com:office:office" xmlns:r="http://schemas.openxmlformats.org/officeDocument/2006/relationships" xmlns:m="http://schemas.openxmlformats.org/officeDocument/2006/math" xmlns:v="urn:schemas-microsoft-com:vml" xmlns:wp14="http://schemas.microsoft.com/office/word/2010/wordprocessingDrawing" xmlns:wp="http://schemas.openxmlformats.org/drawingml/2006/wordprocessingDrawing" xmlns:w10="urn:schemas-microsoft-com:office:word" xmlns:w="http://schemas.openxmlformats.org/wordprocessingml/2006/main" xmlns:w14="http://schemas.microsoft.com/office/word/2010/wordml" xmlns:w15="http://schemas.microsoft.com/office/word/2012/wordml" xmlns:w16se="http://schemas.microsoft.com/office/word/2015/wordml/symex" xmlns:wpg="http://schemas.microsoft.com/office/word/2010/wordprocessingGroup" xmlns:wpi="http://schemas.microsoft.com/office/word/2010/wordprocessingInk" xmlns:wne="http://schemas.microsoft.com/office/word/2006/wordml" xmlns:wps="http://schemas.microsoft.com/office/word/2010/wordprocessingShape" mc:Ignorable="w14 w15 w16se wp14">
+<w:hdr xmlns:wpc="http://schemas.microsoft.com/office/word/2010/wordprocessingCanvas" xmlns:mc="http://schemas.openxmlformats.org/markup-compatibility/2006" xmlns:o="urn:schemas-microsoft-com:office:office" xmlns:r="http://schemas.openxmlformats.org/officeDocument/2006/relationships" xmlns:m="http://schemas.openxmlformats.org/officeDocument/2006/math" xmlns:v="urn:schemas-microsoft-com:vml" xmlns:wp14="http://schemas.microsoft.com/office/word/2010/wordprocessingDrawing" xmlns:wp="http://schemas.openxmlformats.org/drawingml/2006/wordprocessingDrawing" xmlns:w10="urn:schemas-microsoft-com:office:word" xmlns:w="http://schemas.openxmlformats.org/wordprocessingml/2006/main" xmlns:w14="http://schemas.microsoft.com/office/word/2010/wordml" xmlns:w15="http://schemas.microsoft.com/office/word/2012/wordml" xmlns:wpg="http://schemas.microsoft.com/office/word/2010/wordprocessingGroup" xmlns:wpi="http://schemas.microsoft.com/office/word/2010/wordprocessingInk" xmlns:wne="http://schemas.microsoft.com/office/word/2006/wordml" xmlns:wps="http://schemas.microsoft.com/office/word/2010/wordprocessingShape" mc:Ignorable="w14 w15 wp14">
   <w:p>
     <w:pPr>
       <w:pStyle w:val="Encabezado"/>
@@ -34166,6 +32911,7 @@
     <w:r>
       <w:rPr>
         <w:noProof/>
+        <w:lang w:val="es-AR" w:eastAsia="es-AR"/>
       </w:rPr>
       <w:drawing>
         <wp:anchor distT="0" distB="0" distL="114300" distR="114300" simplePos="0" relativeHeight="251658240" behindDoc="0" locked="0" layoutInCell="1" allowOverlap="1" wp14:anchorId="7845613B" wp14:editId="18B01889">
@@ -34274,6 +33020,7 @@
         <w:b/>
         <w:noProof/>
         <w:u w:val="single"/>
+        <w:lang w:val="es-AR" w:eastAsia="es-AR"/>
       </w:rPr>
       <mc:AlternateContent>
         <mc:Choice Requires="wps">
@@ -34328,7 +33075,7 @@
             </wp:anchor>
           </w:drawing>
         </mc:Choice>
-        <mc:Fallback>
+        <mc:Fallback xmlns:w16se="http://schemas.microsoft.com/office/word/2015/wordml/symex" xmlns:cx="http://schemas.microsoft.com/office/drawing/2014/chartex">
           <w:pict>
             <v:line w14:anchorId="19F4DE7B" id="Conector recto 1" o:spid="_x0000_s1026" style="position:absolute;z-index:251663360;visibility:visible;mso-wrap-style:square;mso-width-percent:0;mso-wrap-distance-left:9pt;mso-wrap-distance-top:0;mso-wrap-distance-right:9pt;mso-wrap-distance-bottom:0;mso-position-horizontal:absolute;mso-position-horizontal-relative:text;mso-position-vertical:absolute;mso-position-vertical-relative:text;mso-width-percent:0;mso-width-relative:margin" from="-4.25pt,7.35pt" to="481.45pt,7.35pt" o:gfxdata="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" strokecolor="black [3200]" strokeweight=".5pt">
               <v:stroke joinstyle="miter"/>
@@ -34342,7 +33089,7 @@
 </file>
 
 <file path=word/header3.xml><?xml version="1.0" encoding="utf-8"?>
-<w:hdr xmlns:wpc="http://schemas.microsoft.com/office/word/2010/wordprocessingCanvas" xmlns:cx="http://schemas.microsoft.com/office/drawing/2014/chartex" xmlns:mc="http://schemas.openxmlformats.org/markup-compatibility/2006" xmlns:o="urn:schemas-microsoft-com:office:office" xmlns:r="http://schemas.openxmlformats.org/officeDocument/2006/relationships" xmlns:m="http://schemas.openxmlformats.org/officeDocument/2006/math" xmlns:v="urn:schemas-microsoft-com:vml" xmlns:wp14="http://schemas.microsoft.com/office/word/2010/wordprocessingDrawing" xmlns:wp="http://schemas.openxmlformats.org/drawingml/2006/wordprocessingDrawing" xmlns:w10="urn:schemas-microsoft-com:office:word" xmlns:w="http://schemas.openxmlformats.org/wordprocessingml/2006/main" xmlns:w14="http://schemas.microsoft.com/office/word/2010/wordml" xmlns:w15="http://schemas.microsoft.com/office/word/2012/wordml" xmlns:w16se="http://schemas.microsoft.com/office/word/2015/wordml/symex" xmlns:wpg="http://schemas.microsoft.com/office/word/2010/wordprocessingGroup" xmlns:wpi="http://schemas.microsoft.com/office/word/2010/wordprocessingInk" xmlns:wne="http://schemas.microsoft.com/office/word/2006/wordml" xmlns:wps="http://schemas.microsoft.com/office/word/2010/wordprocessingShape" mc:Ignorable="w14 w15 w16se wp14">
+<w:hdr xmlns:wpc="http://schemas.microsoft.com/office/word/2010/wordprocessingCanvas" xmlns:mc="http://schemas.openxmlformats.org/markup-compatibility/2006" xmlns:o="urn:schemas-microsoft-com:office:office" xmlns:r="http://schemas.openxmlformats.org/officeDocument/2006/relationships" xmlns:m="http://schemas.openxmlformats.org/officeDocument/2006/math" xmlns:v="urn:schemas-microsoft-com:vml" xmlns:wp14="http://schemas.microsoft.com/office/word/2010/wordprocessingDrawing" xmlns:wp="http://schemas.openxmlformats.org/drawingml/2006/wordprocessingDrawing" xmlns:w10="urn:schemas-microsoft-com:office:word" xmlns:w="http://schemas.openxmlformats.org/wordprocessingml/2006/main" xmlns:w14="http://schemas.microsoft.com/office/word/2010/wordml" xmlns:w15="http://schemas.microsoft.com/office/word/2012/wordml" xmlns:wpg="http://schemas.microsoft.com/office/word/2010/wordprocessingGroup" xmlns:wpi="http://schemas.microsoft.com/office/word/2010/wordprocessingInk" xmlns:wne="http://schemas.microsoft.com/office/word/2006/wordml" xmlns:wps="http://schemas.microsoft.com/office/word/2010/wordprocessingShape" mc:Ignorable="w14 w15 wp14">
   <w:p>
     <w:pPr>
       <w:pStyle w:val="Encabezado"/>
@@ -34352,7 +33099,7 @@
 </file>
 
 <file path=word/numbering.xml><?xml version="1.0" encoding="utf-8"?>
-<w:numbering xmlns:wpc="http://schemas.microsoft.com/office/word/2010/wordprocessingCanvas" xmlns:cx="http://schemas.microsoft.com/office/drawing/2014/chartex" xmlns:mc="http://schemas.openxmlformats.org/markup-compatibility/2006" xmlns:o="urn:schemas-microsoft-com:office:office" xmlns:r="http://schemas.openxmlformats.org/officeDocument/2006/relationships" xmlns:m="http://schemas.openxmlformats.org/officeDocument/2006/math" xmlns:v="urn:schemas-microsoft-com:vml" xmlns:wp14="http://schemas.microsoft.com/office/word/2010/wordprocessingDrawing" xmlns:wp="http://schemas.openxmlformats.org/drawingml/2006/wordprocessingDrawing" xmlns:w10="urn:schemas-microsoft-com:office:word" xmlns:w="http://schemas.openxmlformats.org/wordprocessingml/2006/main" xmlns:w14="http://schemas.microsoft.com/office/word/2010/wordml" xmlns:w15="http://schemas.microsoft.com/office/word/2012/wordml" xmlns:w16se="http://schemas.microsoft.com/office/word/2015/wordml/symex" xmlns:wpg="http://schemas.microsoft.com/office/word/2010/wordprocessingGroup" xmlns:wpi="http://schemas.microsoft.com/office/word/2010/wordprocessingInk" xmlns:wne="http://schemas.microsoft.com/office/word/2006/wordml" xmlns:wps="http://schemas.microsoft.com/office/word/2010/wordprocessingShape" mc:Ignorable="w14 w15 w16se wp14">
+<w:numbering xmlns:wpc="http://schemas.microsoft.com/office/word/2010/wordprocessingCanvas" xmlns:mc="http://schemas.openxmlformats.org/markup-compatibility/2006" xmlns:o="urn:schemas-microsoft-com:office:office" xmlns:r="http://schemas.openxmlformats.org/officeDocument/2006/relationships" xmlns:m="http://schemas.openxmlformats.org/officeDocument/2006/math" xmlns:v="urn:schemas-microsoft-com:vml" xmlns:wp14="http://schemas.microsoft.com/office/word/2010/wordprocessingDrawing" xmlns:wp="http://schemas.openxmlformats.org/drawingml/2006/wordprocessingDrawing" xmlns:w10="urn:schemas-microsoft-com:office:word" xmlns:w="http://schemas.openxmlformats.org/wordprocessingml/2006/main" xmlns:w14="http://schemas.microsoft.com/office/word/2010/wordml" xmlns:w15="http://schemas.microsoft.com/office/word/2012/wordml" xmlns:wpg="http://schemas.microsoft.com/office/word/2010/wordprocessingGroup" xmlns:wpi="http://schemas.microsoft.com/office/word/2010/wordprocessingInk" xmlns:wne="http://schemas.microsoft.com/office/word/2006/wordml" xmlns:wps="http://schemas.microsoft.com/office/word/2010/wordprocessingShape" mc:Ignorable="w14 w15 wp14">
   <w:abstractNum w:abstractNumId="0" w15:restartNumberingAfterBreak="0">
     <w:nsid w:val="03EA4D80"/>
     <w:multiLevelType w:val="hybridMultilevel"/>
@@ -35123,7 +33870,7 @@
 </file>
 
 <file path=word/styles.xml><?xml version="1.0" encoding="utf-8"?>
-<w:styles xmlns:mc="http://schemas.openxmlformats.org/markup-compatibility/2006" xmlns:r="http://schemas.openxmlformats.org/officeDocument/2006/relationships" xmlns:w="http://schemas.openxmlformats.org/wordprocessingml/2006/main" xmlns:w14="http://schemas.microsoft.com/office/word/2010/wordml" xmlns:w15="http://schemas.microsoft.com/office/word/2012/wordml" xmlns:w16se="http://schemas.microsoft.com/office/word/2015/wordml/symex" mc:Ignorable="w14 w15 w16se">
+<w:styles xmlns:mc="http://schemas.openxmlformats.org/markup-compatibility/2006" xmlns:r="http://schemas.openxmlformats.org/officeDocument/2006/relationships" xmlns:w="http://schemas.openxmlformats.org/wordprocessingml/2006/main" xmlns:w14="http://schemas.microsoft.com/office/word/2010/wordml" xmlns:w15="http://schemas.microsoft.com/office/word/2012/wordml" mc:Ignorable="w14 w15">
   <w:docDefaults>
     <w:rPrDefault>
       <w:rPr>
@@ -35739,11 +34486,11 @@
       <w:szCs w:val="32"/>
     </w:rPr>
   </w:style>
-  <w:style w:type="paragraph" w:styleId="Ttulo">
+  <w:style w:type="paragraph" w:styleId="Puesto">
     <w:name w:val="Title"/>
     <w:basedOn w:val="Normal"/>
     <w:next w:val="Normal"/>
-    <w:link w:val="TtuloCar"/>
+    <w:link w:val="PuestoCar"/>
     <w:uiPriority w:val="10"/>
     <w:qFormat/>
     <w:rsid w:val="00900E1C"/>
@@ -35759,10 +34506,10 @@
       <w:szCs w:val="56"/>
     </w:rPr>
   </w:style>
-  <w:style w:type="character" w:customStyle="1" w:styleId="TtuloCar">
-    <w:name w:val="Título Car"/>
+  <w:style w:type="character" w:customStyle="1" w:styleId="PuestoCar">
+    <w:name w:val="Puesto Car"/>
     <w:basedOn w:val="Fuentedeprrafopredeter"/>
-    <w:link w:val="Ttulo"/>
+    <w:link w:val="Puesto"/>
     <w:uiPriority w:val="10"/>
     <w:rsid w:val="00900E1C"/>
     <w:rPr>
@@ -35773,7 +34520,7 @@
       <w:szCs w:val="56"/>
     </w:rPr>
   </w:style>
-  <w:style w:type="paragraph" w:styleId="TtuloTDC">
+  <w:style w:type="paragraph" w:styleId="TtulodeTDC">
     <w:name w:val="TOC Heading"/>
     <w:basedOn w:val="Ttulo1"/>
     <w:next w:val="Normal"/>
@@ -36269,7 +35016,7 @@
 </file>
 
 <file path=customXml/itemProps1.xml><?xml version="1.0" encoding="utf-8"?>
-<ds:datastoreItem xmlns:ds="http://schemas.openxmlformats.org/officeDocument/2006/customXml" ds:itemID="{5DEDD5BD-DCAA-4C98-9599-806F9643C2F2}">
+<ds:datastoreItem xmlns:ds="http://schemas.openxmlformats.org/officeDocument/2006/customXml" ds:itemID="{AD9DB1DA-9D79-4850-84E0-3E238ACA69FF}">
   <ds:schemaRefs>
     <ds:schemaRef ds:uri="http://schemas.openxmlformats.org/officeDocument/2006/bibliography"/>
   </ds:schemaRefs>
